--- a/Doc/157443_Voeffray_Lucielle_Rapport_TPI.docx
+++ b/Doc/157443_Voeffray_Lucielle_Rapport_TPI.docx
@@ -3028,79 +3028,6 @@
     </w:p>
     <w:p>
       <w:pPr>
-        <w:pStyle w:val="BITTextkrper"/>
-        <w:rPr>
-          <w:rStyle w:val="Hinweistext"/>
-          <w:i w:val="0"/>
-          <w:iCs/>
-          <w:color w:val="A6A6A6" w:themeColor="background1" w:themeShade="A6"/>
-          <w:sz w:val="22"/>
-          <w:szCs w:val="22"/>
-        </w:rPr>
-      </w:pPr>
-      <w:r>
-        <w:rPr>
-          <w:i/>
-        </w:rPr>
-        <w:t>À quoi doit ressembler la solution finale</w:t>
-      </w:r>
-      <w:proofErr w:type="gramStart"/>
-      <w:r>
-        <w:rPr>
-          <w:i/>
-        </w:rPr>
-        <w:t xml:space="preserve"> ?</w:t>
-      </w:r>
-      <w:r>
-        <w:rPr>
-          <w:rStyle w:val="Hinweistext"/>
-          <w:i w:val="0"/>
-          <w:iCs/>
-          <w:color w:val="A6A6A6" w:themeColor="background1" w:themeShade="A6"/>
-          <w:sz w:val="22"/>
-          <w:szCs w:val="22"/>
-        </w:rPr>
-        <w:t>A</w:t>
-      </w:r>
-      <w:proofErr w:type="gramEnd"/>
-      <w:r>
-        <w:rPr>
-          <w:rStyle w:val="Hinweistext"/>
-          <w:i w:val="0"/>
-          <w:iCs/>
-          <w:color w:val="A6A6A6" w:themeColor="background1" w:themeShade="A6"/>
-          <w:sz w:val="22"/>
-          <w:szCs w:val="22"/>
-        </w:rPr>
-        <w:t xml:space="preserve"> quoi doit ressembler la solution/le produit </w:t>
-      </w:r>
-      <w:proofErr w:type="gramStart"/>
-      <w:r>
-        <w:rPr>
-          <w:rStyle w:val="Hinweistext"/>
-          <w:i w:val="0"/>
-          <w:iCs/>
-          <w:color w:val="A6A6A6" w:themeColor="background1" w:themeShade="A6"/>
-          <w:sz w:val="22"/>
-          <w:szCs w:val="22"/>
-        </w:rPr>
-        <w:t>fini?</w:t>
-      </w:r>
-      <w:proofErr w:type="gramEnd"/>
-      <w:r>
-        <w:rPr>
-          <w:rStyle w:val="Hinweistext"/>
-          <w:i w:val="0"/>
-          <w:iCs/>
-          <w:color w:val="A6A6A6" w:themeColor="background1" w:themeShade="A6"/>
-          <w:sz w:val="22"/>
-          <w:szCs w:val="22"/>
-        </w:rPr>
-        <w:t xml:space="preserve"> Vous pouvez éventuellement illustrer le nouveau processus.</w:t>
-      </w:r>
-    </w:p>
-    <w:p>
-      <w:pPr>
         <w:pStyle w:val="Titre3"/>
       </w:pPr>
       <w:bookmarkStart w:id="8" w:name="_Toc229035219"/>
@@ -3142,63 +3069,10 @@
     </w:p>
     <w:p>
       <w:pPr>
-        <w:pStyle w:val="BITTextkrper"/>
-        <w:rPr>
-          <w:rStyle w:val="Hinweistext"/>
-          <w:i w:val="0"/>
-          <w:iCs/>
-          <w:color w:val="A6A6A6" w:themeColor="background1" w:themeShade="A6"/>
-          <w:sz w:val="22"/>
-          <w:szCs w:val="22"/>
-        </w:rPr>
-      </w:pPr>
-      <w:r>
-        <w:rPr>
-          <w:i/>
-        </w:rPr>
-        <w:t>Objectifs mesurables, exigences techniques/fonctionnelles</w:t>
-      </w:r>
-      <w:r>
-        <w:rPr>
-          <w:rStyle w:val="Hinweistext"/>
-          <w:i w:val="0"/>
-          <w:iCs/>
-          <w:color w:val="A6A6A6" w:themeColor="background1" w:themeShade="A6"/>
-          <w:sz w:val="22"/>
-          <w:szCs w:val="22"/>
-        </w:rPr>
-        <w:t xml:space="preserve"> </w:t>
-      </w:r>
-      <w:r>
-        <w:rPr>
-          <w:rStyle w:val="Hinweistext"/>
-          <w:i w:val="0"/>
-          <w:iCs/>
-          <w:color w:val="A6A6A6" w:themeColor="background1" w:themeShade="A6"/>
-          <w:sz w:val="22"/>
-          <w:szCs w:val="22"/>
-        </w:rPr>
-        <w:t xml:space="preserve">Cahier des charges détaillé découlant du mandat de projet. Définition exacte et mesurable des objectifs à atteindre. </w:t>
-      </w:r>
-      <w:r>
-        <w:rPr>
-          <w:rStyle w:val="Hinweistext"/>
-          <w:i w:val="0"/>
-          <w:iCs/>
-          <w:color w:val="A6A6A6" w:themeColor="background1" w:themeShade="A6"/>
-          <w:sz w:val="22"/>
-          <w:szCs w:val="22"/>
-        </w:rPr>
-        <w:t xml:space="preserve"> </w:t>
-      </w:r>
-    </w:p>
-    <w:p>
-      <w:pPr>
         <w:pStyle w:val="Titre3"/>
       </w:pPr>
       <w:bookmarkStart w:id="11" w:name="_Toc229035220"/>
       <w:r>
-        <w:lastRenderedPageBreak/>
         <w:t>Exigences fonctionnelles</w:t>
       </w:r>
       <w:bookmarkEnd w:id="11"/>
@@ -3352,6 +3226,7 @@
               <w:pStyle w:val="BITTextkrper"/>
             </w:pPr>
             <w:r>
+              <w:lastRenderedPageBreak/>
               <w:t>Réseau</w:t>
             </w:r>
           </w:p>
@@ -3805,85 +3680,35 @@
     </w:p>
     <w:p>
       <w:pPr>
+        <w:pStyle w:val="Titre3"/>
+      </w:pPr>
+      <w:r>
+        <w:t>Méthodologie choisie</w:t>
+      </w:r>
+    </w:p>
+    <w:p>
+      <w:pPr>
         <w:pStyle w:val="BITTextkrper"/>
-        <w:rPr>
-          <w:i/>
-          <w:iCs/>
-          <w:color w:val="A6A6A6" w:themeColor="background1" w:themeShade="A6"/>
-        </w:rPr>
-      </w:pPr>
-      <w:r>
-        <w:rPr>
-          <w:i/>
-          <w:iCs/>
-          <w:color w:val="A6A6A6" w:themeColor="background1" w:themeShade="A6"/>
-        </w:rPr>
-        <w:t>Méthodologie choisie, rôles des intervenants, gestion de la documentation et du code</w:t>
-      </w:r>
-    </w:p>
-    <w:p>
-      <w:pPr>
-        <w:pStyle w:val="Titre3"/>
+      </w:pPr>
+      <w:r>
+        <w:t>Pour l’organisation du projet, je vais utiliser une méthodologie linéaire inspirée de la méthode HERMES. Cette approche consiste à avancer par étapes successives : analyse, conception, réalisation, tests, documentation et conclusion.</w:t>
+      </w:r>
+    </w:p>
+    <w:p>
+      <w:pPr>
+        <w:pStyle w:val="BITTextkrper"/>
+      </w:pPr>
+      <w:r>
+        <w:t>Ce choix est adapté au contexte du TPI, car le projet est limité dans le temps et les objectifs sont déjà définis dans le cahier des charges. Une méthodologie linéaire permet de structurer clairement le travail, de suivre l’avancement selon une planification initiale et de comparer ensuite cette planification avec le déroulement réel du projet.</w:t>
+      </w:r>
+    </w:p>
+    <w:p>
+      <w:pPr>
+        <w:pStyle w:val="BITTextkrper"/>
       </w:pPr>
       <w:r>
         <w:lastRenderedPageBreak/>
-        <w:t>Méthodologie choisie</w:t>
-      </w:r>
-    </w:p>
-    <w:p>
-      <w:pPr>
-        <w:pStyle w:val="BITTextkrper"/>
-        <w:rPr>
-          <w:rFonts w:ascii="Times New Roman" w:hAnsi="Times New Roman"/>
-          <w:sz w:val="24"/>
-          <w:lang w:eastAsia="fr-CH"/>
-        </w:rPr>
-      </w:pPr>
-      <w:r>
-        <w:t xml:space="preserve">Pour l’organisation du projet, je vais m’inspirer de la méthodologie </w:t>
-      </w:r>
-      <w:r>
-        <w:rPr>
-          <w:rStyle w:val="lev"/>
-          <w:b w:val="0"/>
-          <w:bCs w:val="0"/>
-        </w:rPr>
-        <w:t>HERMES</w:t>
-      </w:r>
-      <w:r>
-        <w:t>, qui est la méthode de gestion de projet utilisée par l’administration fédérale suisse. Cette méthode permet de structurer un projet en différentes phases, depuis l’analyse jusqu’à la réalisation et la vérification.</w:t>
-      </w:r>
-    </w:p>
-    <w:p>
-      <w:pPr>
-        <w:pStyle w:val="BITTextkrper"/>
-        <w:rPr>
-          <w:rFonts w:ascii="Times New Roman" w:hAnsi="Times New Roman"/>
-          <w:sz w:val="24"/>
-          <w:lang w:eastAsia="fr-CH"/>
-        </w:rPr>
-      </w:pPr>
-      <w:r>
-        <w:t xml:space="preserve">Dans le cadre de mon TPI, la méthode sera adaptée à la durée limitée du projet. Je vais donc principalement l’utiliser comme base pour organiser mon travail en plusieurs </w:t>
-      </w:r>
-      <w:r>
-        <w:t>étapes :</w:t>
-      </w:r>
-      <w:r>
-        <w:t xml:space="preserve"> analyse de la situation, conception de la solution, réalisation, tests, documentation et conclusion. Cette approche me permettra de garder une structure claire tout au long du projet et de suivre l’avancement de manière régulière.</w:t>
-      </w:r>
-    </w:p>
-    <w:p>
-      <w:pPr>
-        <w:pStyle w:val="BITTextkrper"/>
-        <w:rPr>
-          <w:rFonts w:ascii="Times New Roman" w:hAnsi="Times New Roman"/>
-          <w:sz w:val="24"/>
-          <w:lang w:eastAsia="fr-CH"/>
-        </w:rPr>
-      </w:pPr>
-      <w:r>
-        <w:t>Cette organisation correspond également aux attentes du rapport TPI, qui demande de présenter la méthodologie choisie, les rôles des participants, la gestion des sauvegardes, la documentation ainsi que la planification initiale et réelle.</w:t>
+        <w:t>La méthode sera adaptée à la durée du TPI. Certaines activités, comme la documentation et les tests, seront réalisées tout au long du projet, même si elles apparaissent comme des phases distinctes dans la planification. Cette organisation permettra de garder une trace régulière du travail effectué et de limiter les oublis en fin de projet.</w:t>
       </w:r>
     </w:p>
     <w:p>
@@ -4255,7 +4080,6 @@
         <w:pStyle w:val="Titre3"/>
       </w:pPr>
       <w:r>
-        <w:lastRenderedPageBreak/>
         <w:t>Gestion de la documentation et du code</w:t>
       </w:r>
     </w:p>
@@ -4285,6 +4109,7 @@
         <w:pStyle w:val="BITTextkrper"/>
       </w:pPr>
       <w:r>
+        <w:lastRenderedPageBreak/>
         <w:t>Je vais également respecter les standards d’entreprise fournis par l’EMF, aussi bien pour la documentation que pour le code et la configuration. Cela inclut notamment la nomenclature des équipements, les conventions de nommage, la structure des scripts et les bonnes pratiques liées à l’infrastructure</w:t>
       </w:r>
       <w:r>
@@ -4350,6 +4175,26 @@
     </w:p>
     <w:p>
       <w:pPr>
+        <w:pStyle w:val="BITTextkrper"/>
+      </w:pPr>
+      <w:r>
+        <w:t>Cette partie de la documentation permet une analyse du cahier des charges ainsi que des technologies qui vont être utilisées. Vous</w:t>
+      </w:r>
+      <w:r>
+        <w:t xml:space="preserve"> y</w:t>
+      </w:r>
+      <w:r>
+        <w:t xml:space="preserve"> retrouverez aussi la justification de mes choix</w:t>
+      </w:r>
+      <w:r>
+        <w:t>.</w:t>
+      </w:r>
+      <w:r>
+        <w:t xml:space="preserve"> </w:t>
+      </w:r>
+    </w:p>
+    <w:p>
+      <w:pPr>
         <w:pStyle w:val="Titre2"/>
         <w:numPr>
           <w:ilvl w:val="1"/>
@@ -4673,181 +4518,24 @@
     </w:p>
     <w:p>
       <w:pPr>
+        <w:pStyle w:val="BITTextkrper"/>
+      </w:pPr>
+      <w:r>
+        <w:t>Dans cette partie se trouvent les analyses technologiques demandées par le cahier des charges, ainsi que celles jugées nécessaires.</w:t>
+      </w:r>
+    </w:p>
+    <w:p>
+      <w:pPr>
         <w:pStyle w:val="Titre3"/>
-      </w:pPr>
-      <w:r>
-        <w:t>Gestion de l’authentification</w:t>
-      </w:r>
-    </w:p>
-    <w:p>
-      <w:pPr>
-        <w:pStyle w:val="BITTextkrper"/>
-        <w:rPr>
-          <w:rFonts w:eastAsia="Arial" w:cs="Arial"/>
-          <w:color w:val="000000" w:themeColor="text1"/>
-        </w:rPr>
-      </w:pPr>
-      <w:r>
-        <w:t xml:space="preserve">La gestion de l’authentification peut être menée de plusieurs manières. Il est possible de passer via une gestion interne à Proxmox, qui ne nécessite pas d’autre configuration ou de serveurs externe </w:t>
-      </w:r>
-      <w:sdt>
-        <w:sdtPr>
-          <w:rPr>
-            <w:rFonts w:cs="Arial"/>
-            <w:color w:val="000000"/>
-          </w:rPr>
-          <w:tag w:val="MENDELEY_CITATION_v3_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"/>
-          <w:id w:val="1067716747"/>
-          <w:placeholder>
-            <w:docPart w:val="6C7D9AD77D444DFB9C04DA166245D705"/>
-          </w:placeholder>
-        </w:sdtPr>
-        <w:sdtContent>
-          <w:r>
-            <w:rPr>
-              <w:rFonts w:eastAsia="Arial" w:cs="Arial"/>
-              <w:color w:val="000000"/>
-            </w:rPr>
-            <w:t>(Proxmox, 2025d)</w:t>
-          </w:r>
-        </w:sdtContent>
-      </w:sdt>
-      <w:r>
-        <w:rPr>
-          <w:rFonts w:eastAsia="Arial" w:cs="Arial"/>
-          <w:color w:val="000000" w:themeColor="text1"/>
-        </w:rPr>
-        <w:t xml:space="preserve">. Il est aussi possible de d’installer un serveur LDAP indépendant, d’utiliser Proxmox </w:t>
-      </w:r>
-      <w:proofErr w:type="spellStart"/>
-      <w:r>
-        <w:rPr>
-          <w:rFonts w:eastAsia="Arial" w:cs="Arial"/>
-          <w:color w:val="000000" w:themeColor="text1"/>
-        </w:rPr>
-        <w:t>authentication</w:t>
-      </w:r>
-      <w:proofErr w:type="spellEnd"/>
-      <w:r>
-        <w:rPr>
-          <w:rFonts w:eastAsia="Arial" w:cs="Arial"/>
-          <w:color w:val="000000" w:themeColor="text1"/>
-        </w:rPr>
-        <w:t xml:space="preserve"> server, de profiter d’un serveur de login Microsoft </w:t>
-      </w:r>
-      <w:r>
-        <w:rPr>
-          <w:rFonts w:eastAsia="Arial" w:cs="Arial"/>
-          <w:color w:val="000000" w:themeColor="text1"/>
+        <w:rPr>
+          <w:rFonts w:eastAsia="Arial"/>
+        </w:rPr>
+      </w:pPr>
+      <w:r>
+        <w:rPr>
+          <w:rFonts w:eastAsia="Arial"/>
         </w:rPr>
         <w:lastRenderedPageBreak/>
-        <w:t xml:space="preserve">Active Directory, que l’EMF a déjà en place via le </w:t>
-      </w:r>
-      <w:proofErr w:type="spellStart"/>
-      <w:r>
-        <w:rPr>
-          <w:rFonts w:eastAsia="Arial" w:cs="Arial"/>
-          <w:color w:val="000000" w:themeColor="text1"/>
-        </w:rPr>
-        <w:t>CiTeL</w:t>
-      </w:r>
-      <w:proofErr w:type="spellEnd"/>
-      <w:r>
-        <w:rPr>
-          <w:rFonts w:eastAsia="Arial" w:cs="Arial"/>
-          <w:color w:val="000000" w:themeColor="text1"/>
-        </w:rPr>
-        <w:t xml:space="preserve"> et finalement un serveur </w:t>
-      </w:r>
-      <w:proofErr w:type="spellStart"/>
-      <w:r>
-        <w:rPr>
-          <w:rFonts w:eastAsia="Arial" w:cs="Arial"/>
-          <w:color w:val="000000" w:themeColor="text1"/>
-        </w:rPr>
-        <w:t>OpenID</w:t>
-      </w:r>
-      <w:proofErr w:type="spellEnd"/>
-      <w:r>
-        <w:rPr>
-          <w:rFonts w:eastAsia="Arial" w:cs="Arial"/>
-          <w:color w:val="000000" w:themeColor="text1"/>
-        </w:rPr>
-        <w:t xml:space="preserve"> </w:t>
-      </w:r>
-      <w:proofErr w:type="spellStart"/>
-      <w:r>
-        <w:rPr>
-          <w:rFonts w:eastAsia="Arial" w:cs="Arial"/>
-          <w:color w:val="000000" w:themeColor="text1"/>
-        </w:rPr>
-        <w:t>Connect</w:t>
-      </w:r>
-      <w:proofErr w:type="spellEnd"/>
-      <w:r>
-        <w:rPr>
-          <w:rFonts w:eastAsia="Arial" w:cs="Arial"/>
-          <w:color w:val="000000" w:themeColor="text1"/>
-        </w:rPr>
-        <w:t xml:space="preserve"> tel que, par exemple, </w:t>
-      </w:r>
-      <w:proofErr w:type="spellStart"/>
-      <w:r>
-        <w:rPr>
-          <w:rFonts w:eastAsia="Arial" w:cs="Arial"/>
-          <w:color w:val="000000" w:themeColor="text1"/>
-        </w:rPr>
-        <w:t>Authetik</w:t>
-      </w:r>
-      <w:proofErr w:type="spellEnd"/>
-      <w:r>
-        <w:rPr>
-          <w:rFonts w:eastAsia="Arial" w:cs="Arial"/>
-          <w:color w:val="000000" w:themeColor="text1"/>
-        </w:rPr>
-        <w:t xml:space="preserve">. </w:t>
-      </w:r>
-      <w:sdt>
-        <w:sdtPr>
-          <w:rPr>
-            <w:rFonts w:eastAsia="Arial" w:cs="Arial"/>
-            <w:color w:val="000000"/>
-          </w:rPr>
-          <w:tag w:val="MENDELEY_CITATION_v3_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"/>
-          <w:id w:val="1443954239"/>
-          <w:placeholder>
-            <w:docPart w:val="6C7D9AD77D444DFB9C04DA166245D705"/>
-          </w:placeholder>
-        </w:sdtPr>
-        <w:sdtContent>
-          <w:r>
-            <w:rPr>
-              <w:rFonts w:eastAsia="Arial" w:cs="Arial"/>
-              <w:color w:val="000000"/>
-            </w:rPr>
-            <w:t>(Proxmox, 2025d)</w:t>
-          </w:r>
-        </w:sdtContent>
-      </w:sdt>
-      <w:r>
-        <w:rPr>
-          <w:rFonts w:eastAsia="Arial" w:cs="Arial"/>
-          <w:color w:val="000000" w:themeColor="text1"/>
-        </w:rPr>
-        <w:t>.</w:t>
-      </w:r>
-    </w:p>
-    <w:p>
-      <w:pPr>
-        <w:pStyle w:val="Titre3"/>
-        <w:rPr>
-          <w:rFonts w:eastAsia="Arial"/>
-        </w:rPr>
-      </w:pPr>
-      <w:r>
-        <w:rPr>
-          <w:rFonts w:eastAsia="Arial"/>
-        </w:rPr>
         <w:t>Stockage rapide et efficace</w:t>
       </w:r>
     </w:p>
@@ -6545,27 +6233,27 @@
         <w:pStyle w:val="BITTextkrper"/>
       </w:pPr>
       <w:r>
+        <w:t xml:space="preserve">On y voit que les trois serveurs </w:t>
+      </w:r>
+      <w:r>
+        <w:t xml:space="preserve">partagent leurs disques durs dans une pool Ceph, ce qui permet au cluster </w:t>
+      </w:r>
+      <w:r>
+        <w:t>Proxmox</w:t>
+      </w:r>
+      <w:r>
+        <w:t xml:space="preserve"> d’accéder au stockage sans avoir à gérer ce qui est stocké où.</w:t>
+      </w:r>
+    </w:p>
+    <w:p>
+      <w:pPr>
+        <w:pStyle w:val="BITTextkrper"/>
+      </w:pPr>
+      <w:r>
+        <w:rPr>
+          <w:noProof/>
+        </w:rPr>
         <w:lastRenderedPageBreak/>
-        <w:t xml:space="preserve">On y voit que les trois serveurs </w:t>
-      </w:r>
-      <w:r>
-        <w:t xml:space="preserve">partagent leurs disques durs dans une pool Ceph, ce qui permet au cluster </w:t>
-      </w:r>
-      <w:r>
-        <w:t>Proxmox</w:t>
-      </w:r>
-      <w:r>
-        <w:t xml:space="preserve"> d’accéder au stockage sans avoir à gérer ce qui est stocké où.</w:t>
-      </w:r>
-    </w:p>
-    <w:p>
-      <w:pPr>
-        <w:pStyle w:val="BITTextkrper"/>
-      </w:pPr>
-      <w:r>
-        <w:rPr>
-          <w:noProof/>
-        </w:rPr>
         <w:drawing>
           <wp:inline distT="0" distB="0" distL="0" distR="0" wp14:anchorId="597F47B3" wp14:editId="02EE9026">
             <wp:extent cx="3878596" cy="4024499"/>
@@ -6740,7 +6428,6 @@
         <w:pStyle w:val="BITTextkrper"/>
       </w:pPr>
       <w:r>
-        <w:lastRenderedPageBreak/>
         <w:t>En plus de cela, le firewall intégré de Proxmox permettra d’ajouter des règles, afin d’empêcher</w:t>
       </w:r>
       <w:r>
@@ -6760,7 +6447,22 @@
         <w:rPr>
           <w:rFonts w:eastAsia="Arial"/>
         </w:rPr>
+        <w:lastRenderedPageBreak/>
         <w:t>Outils d’automatisation</w:t>
+      </w:r>
+    </w:p>
+    <w:p>
+      <w:pPr>
+        <w:pStyle w:val="BITTextkrper"/>
+        <w:rPr>
+          <w:rFonts w:eastAsia="Arial"/>
+        </w:rPr>
+      </w:pPr>
+      <w:r>
+        <w:rPr>
+          <w:rFonts w:eastAsia="Arial"/>
+        </w:rPr>
+        <w:t>Cette partie analyse les deux outils d’automatisation proposés par le cahier des charges</w:t>
       </w:r>
     </w:p>
     <w:p>
@@ -6942,7 +6644,27 @@
         <w:rPr>
           <w:rFonts w:eastAsia="Arial"/>
         </w:rPr>
-        <w:t xml:space="preserve"> met en avant l’exact Use-Case de l’école des métiers, qui rencontre le besoin de permettre à des enseignants de différentes classes de créer leurs VMs de manière automatisée et respectant les standards d’entreprise.</w:t>
+        <w:t xml:space="preserve"> met en avant </w:t>
+      </w:r>
+      <w:proofErr w:type="gramStart"/>
+      <w:r>
+        <w:rPr>
+          <w:rFonts w:eastAsia="Arial"/>
+        </w:rPr>
+        <w:t xml:space="preserve">le </w:t>
+      </w:r>
+      <w:r>
+        <w:rPr>
+          <w:rFonts w:eastAsia="Arial"/>
+        </w:rPr>
+        <w:t>Use</w:t>
+      </w:r>
+      <w:proofErr w:type="gramEnd"/>
+      <w:r>
+        <w:rPr>
+          <w:rFonts w:eastAsia="Arial"/>
+        </w:rPr>
+        <w:t>-Case de l’école des métiers, qui rencontre le besoin de permettre à des enseignants de différentes classes de créer leurs VMs de manière automatisée et respectant les standards d’entreprise.</w:t>
       </w:r>
     </w:p>
     <w:p>
@@ -7201,7 +6923,6 @@
         <w:rPr>
           <w:rFonts w:eastAsia="Arial"/>
         </w:rPr>
-        <w:lastRenderedPageBreak/>
         <w:t>Ansible</w:t>
       </w:r>
     </w:p>
@@ -7218,7 +6939,15 @@
           <w:rFonts w:eastAsia="Arial" w:cs="Arial"/>
           <w:color w:val="000000" w:themeColor="text1"/>
         </w:rPr>
-        <w:t xml:space="preserve">Ansible, quant à lui, est un outil d’installation et de gestion d’OS déjà installés. On se retrouve donc aussi droit dans le thème, étant donné que l’on cherche à ajouter des VMs à un OS </w:t>
+        <w:t xml:space="preserve">Ansible, quant à lui, est un outil d’installation et de gestion d’OS déjà installés. On se retrouve donc aussi droit dans le thème, étant donné que l’on cherche à ajouter des VMs à un </w:t>
+      </w:r>
+      <w:r>
+        <w:rPr>
+          <w:rFonts w:eastAsia="Arial" w:cs="Arial"/>
+          <w:color w:val="000000" w:themeColor="text1"/>
+        </w:rPr>
+        <w:lastRenderedPageBreak/>
+        <w:t xml:space="preserve">OS </w:t>
       </w:r>
       <w:r>
         <w:rPr>
@@ -7389,7 +7118,59 @@
           <w:rFonts w:eastAsia="Arial" w:cs="Arial"/>
           <w:color w:val="000000" w:themeColor="text1"/>
         </w:rPr>
-        <w:t>, il y a une module Ansible qui permet de gréer tout ça avec Ansible de manière plutôt simple.</w:t>
+        <w:t>, il y a une module Ansible qui permet de gréer tout ça avec Ansible de manière plutôt simple</w:t>
+      </w:r>
+      <w:r>
+        <w:rPr>
+          <w:rFonts w:eastAsia="Arial" w:cs="Arial"/>
+          <w:color w:val="000000" w:themeColor="text1"/>
+        </w:rPr>
+        <w:t xml:space="preserve">, ce qui est corroboré par la documentation de la communauté </w:t>
+      </w:r>
+      <w:sdt>
+        <w:sdtPr>
+          <w:rPr>
+            <w:rFonts w:eastAsia="Arial" w:cs="Arial"/>
+            <w:color w:val="000000"/>
+          </w:rPr>
+          <w:tag w:val="MENDELEY_CITATION_v3_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"/>
+          <w:id w:val="19285988"/>
+          <w:placeholder>
+            <w:docPart w:val="DefaultPlaceholder_-1854013440"/>
+          </w:placeholder>
+        </w:sdtPr>
+        <w:sdtContent>
+          <w:r>
+            <w:rPr>
+              <w:rFonts w:eastAsia="Arial" w:cs="Arial"/>
+              <w:color w:val="000000"/>
+            </w:rPr>
+            <w:t xml:space="preserve">(Ansible Project </w:t>
+          </w:r>
+          <w:proofErr w:type="spellStart"/>
+          <w:r>
+            <w:rPr>
+              <w:rFonts w:eastAsia="Arial" w:cs="Arial"/>
+              <w:color w:val="000000"/>
+            </w:rPr>
+            <w:t>Contributors</w:t>
+          </w:r>
+          <w:proofErr w:type="spellEnd"/>
+          <w:r>
+            <w:rPr>
+              <w:rFonts w:eastAsia="Arial" w:cs="Arial"/>
+              <w:color w:val="000000"/>
+            </w:rPr>
+            <w:t>, 2026)</w:t>
+          </w:r>
+        </w:sdtContent>
+      </w:sdt>
+      <w:r>
+        <w:rPr>
+          <w:rFonts w:eastAsia="Arial" w:cs="Arial"/>
+          <w:color w:val="000000" w:themeColor="text1"/>
+        </w:rPr>
+        <w:t>.</w:t>
       </w:r>
     </w:p>
     <w:p>
@@ -7569,78 +7350,73 @@
     </w:p>
     <w:p>
       <w:pPr>
+        <w:pStyle w:val="Titre2"/>
+      </w:pPr>
+      <w:bookmarkStart w:id="20" w:name="_Toc229061873"/>
+      <w:r>
+        <w:t>Comparaison et choix</w:t>
+      </w:r>
+      <w:bookmarkEnd w:id="20"/>
+    </w:p>
+    <w:p>
+      <w:pPr>
         <w:pStyle w:val="BITTextkrper"/>
+      </w:pPr>
+      <w:r>
+        <w:t>Cette partie de l’analyse couvre la comparaison des technologies et les choix effectués durant le projet.</w:t>
+      </w:r>
+    </w:p>
+    <w:p>
+      <w:pPr>
+        <w:pStyle w:val="Titre3"/>
         <w:rPr>
           <w:rFonts w:eastAsia="Arial"/>
         </w:rPr>
       </w:pPr>
-    </w:p>
-    <w:p>
-      <w:pPr>
-        <w:pStyle w:val="Titre2"/>
-      </w:pPr>
-      <w:bookmarkStart w:id="20" w:name="_Toc229061873"/>
-      <w:r>
-        <w:t>Comparaison et choix</w:t>
-      </w:r>
-      <w:bookmarkEnd w:id="20"/>
-    </w:p>
-    <w:p>
-      <w:pPr>
-        <w:pStyle w:val="NormalWeb"/>
-        <w:rPr>
-          <w:rFonts w:ascii="Arial" w:hAnsi="Arial"/>
-          <w:i/>
-          <w:iCs/>
-          <w:color w:val="A6A6A6" w:themeColor="background1" w:themeShade="A6"/>
-          <w:sz w:val="22"/>
-        </w:rPr>
-      </w:pPr>
-      <w:r>
-        <w:rPr>
-          <w:rFonts w:ascii="Arial" w:hAnsi="Arial"/>
-          <w:i/>
-          <w:iCs/>
-          <w:color w:val="A6A6A6" w:themeColor="background1" w:themeShade="A6"/>
-          <w:sz w:val="22"/>
-        </w:rPr>
-        <w:t>Tableau/matrice de comparaison par domaine (critères : coût, performance, évolutivité, simplicité, sécurité)</w:t>
-      </w:r>
-    </w:p>
-    <w:p>
-      <w:pPr>
-        <w:pStyle w:val="NormalWeb"/>
-        <w:rPr>
-          <w:rFonts w:ascii="Arial" w:hAnsi="Arial"/>
-          <w:i/>
-          <w:iCs/>
-          <w:color w:val="A6A6A6" w:themeColor="background1" w:themeShade="A6"/>
-          <w:sz w:val="22"/>
-        </w:rPr>
-      </w:pPr>
-      <w:r>
-        <w:rPr>
-          <w:rFonts w:ascii="Arial" w:hAnsi="Arial"/>
-          <w:i/>
-          <w:iCs/>
-          <w:color w:val="A6A6A6" w:themeColor="background1" w:themeShade="A6"/>
-          <w:sz w:val="22"/>
-        </w:rPr>
-        <w:t>Justification du choix retenu pour chaque domaine</w:t>
+      <w:r>
+        <w:rPr>
+          <w:rFonts w:eastAsia="Arial"/>
+        </w:rPr>
+        <w:t>Gestion des mots de passe</w:t>
       </w:r>
     </w:p>
     <w:p>
       <w:pPr>
         <w:pStyle w:val="BITTextkrper"/>
-      </w:pPr>
-      <w:r>
-        <w:t xml:space="preserve">Pourquoi cette variante plutôt qu’une </w:t>
-      </w:r>
-      <w:r>
-        <w:t>autre ?</w:t>
-      </w:r>
-      <w:r>
-        <w:t xml:space="preserve"> Matrice d’évaluation avec pondération et justification.</w:t>
+        <w:rPr>
+          <w:rFonts w:eastAsia="Arial"/>
+        </w:rPr>
+      </w:pPr>
+      <w:r>
+        <w:rPr>
+          <w:rFonts w:eastAsia="Arial"/>
+        </w:rPr>
+        <w:t xml:space="preserve">Afin de garder une trace des mots de passe utilisés durant le projet, je vais mettre en place une base de données </w:t>
+      </w:r>
+      <w:proofErr w:type="spellStart"/>
+      <w:r>
+        <w:rPr>
+          <w:rFonts w:eastAsia="Arial"/>
+        </w:rPr>
+        <w:t>KeePassXC</w:t>
+      </w:r>
+      <w:proofErr w:type="spellEnd"/>
+      <w:r>
+        <w:rPr>
+          <w:rFonts w:eastAsia="Arial"/>
+        </w:rPr>
+        <w:t xml:space="preserve"> qui permettra de ne pas noter les mots de passe en clair dans la documentation.</w:t>
+      </w:r>
+    </w:p>
+    <w:p>
+      <w:pPr>
+        <w:pStyle w:val="BITTextkrper"/>
+      </w:pPr>
+      <w:r>
+        <w:rPr>
+          <w:rFonts w:eastAsia="Arial"/>
+        </w:rPr>
+        <w:t>Ces mots de passe seront générés aléatoirement, avec un minimum de dix caractères.</w:t>
       </w:r>
     </w:p>
     <w:p>
@@ -7648,155 +7424,45 @@
         <w:pStyle w:val="Titre3"/>
       </w:pPr>
       <w:r>
-        <w:t>Gestion de l’auth</w:t>
-      </w:r>
-      <w:r>
-        <w:t>en</w:t>
-      </w:r>
-      <w:r>
-        <w:t>tification</w:t>
+        <w:t>Stockage rapide et efficace</w:t>
       </w:r>
     </w:p>
     <w:p>
       <w:pPr>
         <w:pStyle w:val="BITTextkrper"/>
-        <w:rPr>
-          <w:rFonts w:eastAsia="Arial" w:cs="Arial"/>
-          <w:color w:val="000000" w:themeColor="text1"/>
-        </w:rPr>
-      </w:pPr>
-      <w:r>
-        <w:rPr>
-          <w:rFonts w:eastAsia="Arial" w:cs="Arial"/>
-          <w:color w:val="000000" w:themeColor="text1"/>
-        </w:rPr>
-        <w:t xml:space="preserve">La gestion des utilisateurs du cluster de l’EMF devra donc être discutée avec le client, mon avis personnel étant de mettre en place la version interne à Proxmox via </w:t>
-      </w:r>
-      <w:r>
-        <w:rPr>
-          <w:rFonts w:eastAsia="Arial" w:cs="Arial"/>
-          <w:color w:val="000000" w:themeColor="text1"/>
-        </w:rPr>
-        <w:t>PVE</w:t>
-      </w:r>
-      <w:r>
-        <w:rPr>
-          <w:rFonts w:eastAsia="Arial" w:cs="Arial"/>
-          <w:color w:val="000000" w:themeColor="text1"/>
-        </w:rPr>
-        <w:t>. Cet avis est basé sur le temps de mise en place nécessaire, sachant que le lien avec un server LDAP externe m’est inconnu</w:t>
-      </w:r>
-      <w:r>
-        <w:rPr>
-          <w:rFonts w:eastAsia="Arial" w:cs="Arial"/>
-          <w:color w:val="000000" w:themeColor="text1"/>
-        </w:rPr>
-        <w:t>, et qu’il ne me sera sûrement pas permis d’utiliser celui de production.</w:t>
+      </w:pPr>
+      <w:r>
+        <w:t xml:space="preserve">Afin de ne pas surcharger le projet avec des technologies sur lesquelles je n’ai pas de maîtrise, je pense partir sur l’utilisation de 3 nodes </w:t>
+      </w:r>
+      <w:r>
+        <w:t>Nutanix</w:t>
+      </w:r>
+      <w:r>
+        <w:t>. Ces nodes ont un stockage qui permettrait de mettre en place deux VMs Windows Server 2025 avec un stockage de 40GB chacune pour 6 classes en parallèle</w:t>
+      </w:r>
+      <w:r>
+        <w:t xml:space="preserve"> par nodes</w:t>
+      </w:r>
+      <w:r>
+        <w:t>.</w:t>
       </w:r>
     </w:p>
     <w:p>
       <w:pPr>
         <w:pStyle w:val="BITTextkrper"/>
-        <w:rPr>
-          <w:rFonts w:eastAsia="Arial" w:cs="Arial"/>
-          <w:color w:val="000000" w:themeColor="text1"/>
-        </w:rPr>
-      </w:pPr>
-      <w:r>
-        <w:rPr>
-          <w:rFonts w:eastAsia="Arial" w:cs="Arial"/>
-          <w:color w:val="000000" w:themeColor="text1"/>
-        </w:rPr>
-        <w:t xml:space="preserve">Il va de soi, mais les droits d’accès seront </w:t>
-      </w:r>
-      <w:proofErr w:type="gramStart"/>
-      <w:r>
-        <w:rPr>
-          <w:rFonts w:eastAsia="Arial" w:cs="Arial"/>
-          <w:color w:val="000000" w:themeColor="text1"/>
-        </w:rPr>
-        <w:t>défini</w:t>
-      </w:r>
-      <w:proofErr w:type="gramEnd"/>
-      <w:r>
-        <w:rPr>
-          <w:rFonts w:eastAsia="Arial" w:cs="Arial"/>
-          <w:color w:val="000000" w:themeColor="text1"/>
-        </w:rPr>
-        <w:t xml:space="preserve"> avec la méthodologie « </w:t>
-      </w:r>
-      <w:proofErr w:type="spellStart"/>
-      <w:r>
-        <w:rPr>
-          <w:rFonts w:eastAsia="Arial" w:cs="Arial"/>
-          <w:color w:val="000000" w:themeColor="text1"/>
-        </w:rPr>
-        <w:t>zero</w:t>
-      </w:r>
-      <w:proofErr w:type="spellEnd"/>
-      <w:r>
-        <w:rPr>
-          <w:rFonts w:eastAsia="Arial" w:cs="Arial"/>
-          <w:color w:val="000000" w:themeColor="text1"/>
-        </w:rPr>
-        <w:t>-trust » qui demande une gestion des droits granulaire</w:t>
-      </w:r>
-      <w:r>
-        <w:rPr>
-          <w:rFonts w:eastAsia="Arial" w:cs="Arial"/>
-          <w:color w:val="000000" w:themeColor="text1"/>
-        </w:rPr>
-        <w:t>, accordée au besoin et non par défaut</w:t>
-      </w:r>
-      <w:r>
-        <w:rPr>
-          <w:rFonts w:eastAsia="Arial" w:cs="Arial"/>
-          <w:color w:val="000000" w:themeColor="text1"/>
-        </w:rPr>
-        <w:t>.</w:t>
-      </w:r>
-    </w:p>
-    <w:p>
-      <w:pPr>
-        <w:pStyle w:val="Titre3"/>
-      </w:pPr>
+      </w:pPr>
+      <w:r>
+        <w:t xml:space="preserve">Cette décision, en plus de diminuer les risques </w:t>
+      </w:r>
+      <w:r>
+        <w:t>dû</w:t>
+      </w:r>
+      <w:r>
+        <w:t xml:space="preserve"> au manque de connaissance des SAN NetApp, permet aussi de diminuer les couts en électricités et en maintenance des systèmes. En effet, avec moins d’appareils en fonctionnement, les dépenses seront amoindries aussi. En plus de cela, le rack fourni par l’EMF contient une node Nutanix en plus, permettant une évolutivité rapide et facile en cas de besoin. Il suffira de suivre cette documentation pour </w:t>
+      </w:r>
       <w:r>
         <w:lastRenderedPageBreak/>
-        <w:t>Stockage rapide et efficace</w:t>
-      </w:r>
-    </w:p>
-    <w:p>
-      <w:pPr>
-        <w:pStyle w:val="BITTextkrper"/>
-      </w:pPr>
-      <w:r>
-        <w:t xml:space="preserve">Afin de ne pas surcharger le projet avec des technologies sur lesquelles je n’ai pas de maîtrise, je pense partir sur l’utilisation de 3 nodes </w:t>
-      </w:r>
-      <w:r>
-        <w:t>Nutanix</w:t>
-      </w:r>
-      <w:r>
-        <w:t>. Ces nodes ont un stockage qui permettrait de mettre en place deux VMs Windows Server 2025 avec un stockage de 40GB chacune pour 6 classes en parallèle</w:t>
-      </w:r>
-      <w:r>
-        <w:t xml:space="preserve"> par nodes</w:t>
-      </w:r>
-      <w:r>
-        <w:t>.</w:t>
-      </w:r>
-    </w:p>
-    <w:p>
-      <w:pPr>
-        <w:pStyle w:val="BITTextkrper"/>
-      </w:pPr>
-      <w:r>
-        <w:t xml:space="preserve">Cette décision, en plus de diminuer les risques </w:t>
-      </w:r>
-      <w:r>
-        <w:t>dû</w:t>
-      </w:r>
-      <w:r>
-        <w:t xml:space="preserve"> au manque de connaissance des SAN NetApp, permet aussi de diminuer les couts en électricités et en maintenance des systèmes. En effet, avec moins d’appareils en fonctionnement, les dépenses seront amoindries aussi. En plus de cela, le rack fourni par l’EMF contient une node Nutanix en plus, permettant une évolutivité rapide et facile en cas de besoin. Il suffira de suivre cette documentation pour l’ajout d’une node Proxmox au cluster, permettant d’ajouter environ 10TB de stockage et 500GB de mémoire.</w:t>
+        <w:t>l’ajout d’une node Proxmox au cluster, permettant d’ajouter environ 10TB de stockage et 500GB de mémoire.</w:t>
       </w:r>
     </w:p>
     <w:tbl>
@@ -8449,11 +8115,7 @@
       </w:r>
       <w:proofErr w:type="gramEnd"/>
       <w:r>
-        <w:t xml:space="preserve">, cela </w:t>
-      </w:r>
-      <w:r>
-        <w:lastRenderedPageBreak/>
-        <w:t xml:space="preserve">va éventuellement impliquer une modification </w:t>
+        <w:t xml:space="preserve">, cela va éventuellement impliquer une modification </w:t>
       </w:r>
       <w:r>
         <w:t>des configurations</w:t>
@@ -8500,7 +8162,11 @@
         <w:t>Comme les deux sont compatibles avec le projet</w:t>
       </w:r>
       <w:r>
-        <w:t>, mon choix se pose grâce à des critères qui ne sont pas d’ordre technologiques, mais d’ordre organisationnels. Effectivement, la lisibilité du YAML permet une meilleure compréhension</w:t>
+        <w:t xml:space="preserve">, mon choix se pose grâce à des critères qui ne sont pas d’ordre technologiques, mais d’ordre organisationnels. Effectivement, la lisibilité </w:t>
+      </w:r>
+      <w:r>
+        <w:lastRenderedPageBreak/>
+        <w:t>du YAML permet une meilleure compréhension</w:t>
       </w:r>
       <w:r>
         <w:t xml:space="preserve"> de la codebase, alors que le JSON like de Terraform rend </w:t>
@@ -8540,62 +8206,6 @@
         <w:t xml:space="preserve"> et valeur ajoutée</w:t>
       </w:r>
       <w:bookmarkEnd w:id="22"/>
-    </w:p>
-    <w:p>
-      <w:pPr>
-        <w:pStyle w:val="BITTextkrper"/>
-        <w:rPr>
-          <w:rStyle w:val="Hinweistext"/>
-          <w:i w:val="0"/>
-          <w:iCs/>
-          <w:color w:val="A6A6A6" w:themeColor="background1" w:themeShade="A6"/>
-          <w:sz w:val="22"/>
-          <w:szCs w:val="22"/>
-        </w:rPr>
-      </w:pPr>
-      <w:r>
-        <w:t xml:space="preserve">Bénéfices attendus : financiers, gain de temps, fiabilité, sécurité, </w:t>
-      </w:r>
-      <w:proofErr w:type="spellStart"/>
-      <w:r>
-        <w:t>évolutivité</w:t>
-      </w:r>
-      <w:r>
-        <w:rPr>
-          <w:rStyle w:val="Hinweistext"/>
-          <w:i w:val="0"/>
-          <w:iCs/>
-          <w:color w:val="A6A6A6" w:themeColor="background1" w:themeShade="A6"/>
-          <w:sz w:val="22"/>
-          <w:szCs w:val="22"/>
-        </w:rPr>
-        <w:t>Quelle</w:t>
-      </w:r>
-      <w:proofErr w:type="spellEnd"/>
-      <w:r>
-        <w:rPr>
-          <w:rStyle w:val="Hinweistext"/>
-          <w:i w:val="0"/>
-          <w:iCs/>
-          <w:color w:val="A6A6A6" w:themeColor="background1" w:themeShade="A6"/>
-          <w:sz w:val="22"/>
-          <w:szCs w:val="22"/>
-        </w:rPr>
-        <w:t xml:space="preserve"> est l’utilité économique du </w:t>
-      </w:r>
-      <w:proofErr w:type="gramStart"/>
-      <w:r>
-        <w:rPr>
-          <w:rStyle w:val="Hinweistext"/>
-          <w:i w:val="0"/>
-          <w:iCs/>
-          <w:color w:val="A6A6A6" w:themeColor="background1" w:themeShade="A6"/>
-          <w:sz w:val="22"/>
-          <w:szCs w:val="22"/>
-        </w:rPr>
-        <w:t>projet?</w:t>
-      </w:r>
-      <w:proofErr w:type="gramEnd"/>
     </w:p>
     <w:p>
       <w:pPr>
@@ -8729,18 +8339,15 @@
       <w:r>
         <w:t xml:space="preserve">. Cela implique aussi un gain de temps en classe, dans le soutien aux élèves, qui ne se verront pas avec des configurations </w:t>
       </w:r>
-      <w:proofErr w:type="spellStart"/>
-      <w:r>
-        <w:t>erronnées</w:t>
-      </w:r>
-      <w:proofErr w:type="spellEnd"/>
+      <w:r>
+        <w:t>erronées</w:t>
+      </w:r>
     </w:p>
     <w:p>
       <w:pPr>
         <w:pStyle w:val="Titre3"/>
       </w:pPr>
       <w:r>
-        <w:lastRenderedPageBreak/>
         <w:t>Fiabilité et maintenance</w:t>
       </w:r>
     </w:p>
@@ -8786,16 +8393,12 @@
         <w:pStyle w:val="BITTextkrper"/>
       </w:pPr>
       <w:r>
-        <w:t xml:space="preserve">Le choix d’une infrastructure basée sur plusieurs nœuds permet aussi d’envisager une extension future, </w:t>
-      </w:r>
-      <w:r>
-        <w:t xml:space="preserve">par exemple en y ajoutant la quatrième node </w:t>
-      </w:r>
-      <w:proofErr w:type="spellStart"/>
-      <w:r>
-        <w:t>nutanix</w:t>
-      </w:r>
-      <w:proofErr w:type="spellEnd"/>
+        <w:lastRenderedPageBreak/>
+        <w:t xml:space="preserve">Le choix d’une infrastructure basée sur plusieurs nœuds permet aussi d’envisager une extension future, par exemple en y ajoutant la quatrième node </w:t>
+      </w:r>
+      <w:r>
+        <w:t>Nutanix</w:t>
+      </w:r>
       <w:r>
         <w:t xml:space="preserve"> du rack 07 mais possiblement plus de nodes.</w:t>
       </w:r>
@@ -8827,6 +8430,20 @@
       </w:r>
       <w:bookmarkEnd w:id="23"/>
       <w:bookmarkEnd w:id="24"/>
+    </w:p>
+    <w:p>
+      <w:pPr>
+        <w:pStyle w:val="BITTextkrper"/>
+      </w:pPr>
+      <w:r>
+        <w:t xml:space="preserve">Ce chapitre couvre l’analyse des risques quant au projet, ainsi qu’une fois en production et amène </w:t>
+      </w:r>
+      <w:r>
+        <w:t>des mesures</w:t>
+      </w:r>
+      <w:r>
+        <w:t xml:space="preserve"> de mitigation.</w:t>
+      </w:r>
     </w:p>
     <w:tbl>
       <w:tblPr>
@@ -8835,12 +8452,12 @@
         <w:tblLook w:val="04A0" w:firstRow="1" w:lastRow="0" w:firstColumn="1" w:lastColumn="0" w:noHBand="0" w:noVBand="1"/>
       </w:tblPr>
       <w:tblGrid>
-        <w:gridCol w:w="1368"/>
+        <w:gridCol w:w="1367"/>
         <w:gridCol w:w="1910"/>
         <w:gridCol w:w="1382"/>
         <w:gridCol w:w="1167"/>
         <w:gridCol w:w="1122"/>
-        <w:gridCol w:w="2112"/>
+        <w:gridCol w:w="2113"/>
       </w:tblGrid>
       <w:tr>
         <w:trPr>
@@ -9032,11 +8649,9 @@
             <w:r>
               <w:t xml:space="preserve"> et configurer le firewall </w:t>
             </w:r>
-            <w:proofErr w:type="spellStart"/>
-            <w:r>
-              <w:t>proxmox</w:t>
-            </w:r>
-            <w:proofErr w:type="spellEnd"/>
+            <w:r>
+              <w:t>Proxmox</w:t>
+            </w:r>
             <w:r>
               <w:t xml:space="preserve"> pour empêcher les connexions depuis les sous-réseaux VM et stockage</w:t>
             </w:r>
@@ -9130,11 +8745,7 @@
               <w:cnfStyle w:val="000000000000" w:firstRow="0" w:lastRow="0" w:firstColumn="0" w:lastColumn="0" w:oddVBand="0" w:evenVBand="0" w:oddHBand="0" w:evenHBand="0" w:firstRowFirstColumn="0" w:firstRowLastColumn="0" w:lastRowFirstColumn="0" w:lastRowLastColumn="0"/>
             </w:pPr>
             <w:r>
-              <w:t xml:space="preserve">Procéder par étapes, documenter la configuration, tester la création et </w:t>
-            </w:r>
-            <w:r>
-              <w:lastRenderedPageBreak/>
-              <w:t>l’utilisation du stockage</w:t>
+              <w:t>Procéder par étapes, documenter la configuration, tester la création et l’utilisation du stockage</w:t>
             </w:r>
           </w:p>
         </w:tc>
@@ -9154,7 +8765,6 @@
               <w:pStyle w:val="BITTextkrper"/>
             </w:pPr>
             <w:r>
-              <w:lastRenderedPageBreak/>
               <w:t>Performance insuffisante du stockage</w:t>
             </w:r>
           </w:p>
@@ -9342,6 +8952,7 @@
               <w:pStyle w:val="BITTextkrper"/>
             </w:pPr>
             <w:r>
+              <w:lastRenderedPageBreak/>
               <w:t>Automatisation Ansible incomplète</w:t>
             </w:r>
           </w:p>
@@ -9824,7 +9435,6 @@
               <w:pStyle w:val="BITTextkrper"/>
             </w:pPr>
             <w:r>
-              <w:lastRenderedPageBreak/>
               <w:t>Dépendance à des modules communautaires</w:t>
             </w:r>
           </w:p>
@@ -10018,6 +9628,7 @@
       <w:bookmarkStart w:id="26" w:name="_Toc229061876"/>
       <w:bookmarkStart w:id="27" w:name="_Toc114965614"/>
       <w:r>
+        <w:lastRenderedPageBreak/>
         <w:t>Sécurité de l’information et protection des données</w:t>
       </w:r>
       <w:bookmarkEnd w:id="25"/>
@@ -10039,11 +9650,9 @@
       <w:r>
         <w:t xml:space="preserve">Ce dernier point est effectivement sensible, car les enseignants </w:t>
       </w:r>
-      <w:proofErr w:type="gramStart"/>
-      <w:r>
-        <w:t>demandent à ce</w:t>
-      </w:r>
-      <w:proofErr w:type="gramEnd"/>
+      <w:r>
+        <w:t>demandent</w:t>
+      </w:r>
       <w:r>
         <w:t xml:space="preserve"> que les élèves créent un compte administrateur sur les serveurs Windows avec la convention de nommage suivante : adm-&lt;nom&gt;.</w:t>
       </w:r>
@@ -10106,6 +9715,14 @@
         <w:t>ion</w:t>
       </w:r>
       <w:bookmarkEnd w:id="30"/>
+    </w:p>
+    <w:p>
+      <w:pPr>
+        <w:pStyle w:val="BITTextkrper"/>
+      </w:pPr>
+      <w:r>
+        <w:t>Ce chapitre concerne la conception de l’infrastructure à mettre en place. Y sont traités les exigences techniques et fonctionnels ainsi que tous les schémas et plan de mise en place.</w:t>
+      </w:r>
     </w:p>
     <w:p>
       <w:pPr>
@@ -10141,9 +9758,9 @@
         <w:tblLook w:val="04A0" w:firstRow="1" w:lastRow="0" w:firstColumn="1" w:lastColumn="0" w:noHBand="0" w:noVBand="1"/>
       </w:tblPr>
       <w:tblGrid>
-        <w:gridCol w:w="1545"/>
-        <w:gridCol w:w="3393"/>
-        <w:gridCol w:w="4123"/>
+        <w:gridCol w:w="1507"/>
+        <w:gridCol w:w="3417"/>
+        <w:gridCol w:w="4137"/>
       </w:tblGrid>
       <w:tr>
         <w:trPr>
@@ -10337,7 +9954,10 @@
               <w:cnfStyle w:val="000000100000" w:firstRow="0" w:lastRow="0" w:firstColumn="0" w:lastColumn="0" w:oddVBand="0" w:evenVBand="0" w:oddHBand="1" w:evenHBand="0" w:firstRowFirstColumn="0" w:firstRowLastColumn="0" w:lastRowFirstColumn="0" w:lastRowLastColumn="0"/>
             </w:pPr>
             <w:r>
-              <w:t>Le stockage sera configuré dans Proxmox afin d’être disponible pour la création et l’exécution des VMs.</w:t>
+              <w:t xml:space="preserve">Le stockage sera configuré dans Proxmox </w:t>
+            </w:r>
+            <w:r>
+              <w:t>via Ceph, il doit être accessible depuis toutes les nodes</w:t>
             </w:r>
           </w:p>
         </w:tc>
@@ -10353,11 +9973,9 @@
             <w:pPr>
               <w:pStyle w:val="BITTextkrper"/>
             </w:pPr>
-            <w:proofErr w:type="spellStart"/>
-            <w:r>
-              <w:t>Templates</w:t>
-            </w:r>
-            <w:proofErr w:type="spellEnd"/>
+            <w:r>
+              <w:t>Template</w:t>
+            </w:r>
             <w:r>
               <w:t xml:space="preserve"> Windows</w:t>
             </w:r>
@@ -10846,7 +10464,6 @@
         </w:rPr>
         <w:t xml:space="preserve"> </w:t>
       </w:r>
-      <w:proofErr w:type="gramStart"/>
       <w:r>
         <w:rPr>
           <w:rStyle w:val="Hinweistext"/>
@@ -10856,20 +10473,8 @@
           <w:sz w:val="22"/>
           <w:szCs w:val="22"/>
         </w:rPr>
-        <w:t>Conseil</w:t>
-      </w:r>
-      <w:r>
-        <w:rPr>
-          <w:rStyle w:val="Hinweistext"/>
-          <w:i w:val="0"/>
-          <w:iCs/>
-          <w:color w:val="A6A6A6" w:themeColor="background1" w:themeShade="A6"/>
-          <w:sz w:val="22"/>
-          <w:szCs w:val="22"/>
-        </w:rPr>
-        <w:t>:</w:t>
-      </w:r>
-      <w:proofErr w:type="gramEnd"/>
+        <w:t>Conseil :</w:t>
+      </w:r>
       <w:r>
         <w:rPr>
           <w:rStyle w:val="Hinweistext"/>
@@ -12056,7 +11661,106 @@
             <w:autoSpaceDE w:val="0"/>
             <w:autoSpaceDN w:val="0"/>
             <w:ind w:hanging="480"/>
-            <w:divId w:val="271937036"/>
+            <w:divId w:val="1682589389"/>
+            <w:rPr>
+              <w:rFonts w:cs="Arial"/>
+              <w:color w:val="000000"/>
+            </w:rPr>
+          </w:pPr>
+          <w:r>
+            <w:rPr>
+              <w:rFonts w:cs="Arial"/>
+              <w:color w:val="000000"/>
+            </w:rPr>
+            <w:t xml:space="preserve">Ansible Project </w:t>
+          </w:r>
+          <w:proofErr w:type="spellStart"/>
+          <w:r>
+            <w:rPr>
+              <w:rFonts w:cs="Arial"/>
+              <w:color w:val="000000"/>
+            </w:rPr>
+            <w:t>Contributors</w:t>
+          </w:r>
+          <w:proofErr w:type="spellEnd"/>
+          <w:r>
+            <w:rPr>
+              <w:rFonts w:cs="Arial"/>
+              <w:color w:val="000000"/>
+            </w:rPr>
+            <w:t xml:space="preserve">. (2026, April 20). </w:t>
+          </w:r>
+          <w:proofErr w:type="spellStart"/>
+          <w:proofErr w:type="gramStart"/>
+          <w:r>
+            <w:rPr>
+              <w:rFonts w:cs="Arial"/>
+              <w:i/>
+              <w:iCs/>
+              <w:color w:val="000000"/>
+            </w:rPr>
+            <w:t>community.proxmox</w:t>
+          </w:r>
+          <w:proofErr w:type="spellEnd"/>
+          <w:proofErr w:type="gramEnd"/>
+          <w:r>
+            <w:rPr>
+              <w:rFonts w:cs="Arial"/>
+              <w:i/>
+              <w:iCs/>
+              <w:color w:val="000000"/>
+            </w:rPr>
+            <w:t xml:space="preserve"> — Ansible Community Documentation</w:t>
+          </w:r>
+          <w:r>
+            <w:rPr>
+              <w:rFonts w:cs="Arial"/>
+              <w:color w:val="000000"/>
+            </w:rPr>
+            <w:t>. https://docs.ansible.com/projects/ansible/latest/collections/community/proxmox/index.html</w:t>
+          </w:r>
+        </w:p>
+        <w:p>
+          <w:pPr>
+            <w:autoSpaceDE w:val="0"/>
+            <w:autoSpaceDN w:val="0"/>
+            <w:ind w:hanging="480"/>
+            <w:divId w:val="911282496"/>
+            <w:rPr>
+              <w:rFonts w:cs="Arial"/>
+              <w:color w:val="000000"/>
+            </w:rPr>
+          </w:pPr>
+          <w:r>
+            <w:rPr>
+              <w:rFonts w:cs="Arial"/>
+              <w:color w:val="000000"/>
+            </w:rPr>
+            <w:t xml:space="preserve">Blaise Hurtlin. (2026). </w:t>
+          </w:r>
+          <w:r>
+            <w:rPr>
+              <w:rFonts w:cs="Arial"/>
+              <w:i/>
+              <w:iCs/>
+              <w:color w:val="000000"/>
+            </w:rPr>
+            <w:t>Automatisation sur un cluster Proxmox - Cahier des charges</w:t>
+          </w:r>
+          <w:r>
+            <w:rPr>
+              <w:rFonts w:cs="Arial"/>
+              <w:color w:val="000000"/>
+            </w:rPr>
+            <w:t>.</w:t>
+          </w:r>
+        </w:p>
+        <w:p>
+          <w:pPr>
+            <w:autoSpaceDE w:val="0"/>
+            <w:autoSpaceDN w:val="0"/>
+            <w:ind w:hanging="480"/>
+            <w:divId w:val="351878563"/>
             <w:rPr>
               <w:rFonts w:cs="Arial"/>
               <w:color w:val="000000"/>
@@ -12186,7 +11890,7 @@
             <w:autoSpaceDE w:val="0"/>
             <w:autoSpaceDN w:val="0"/>
             <w:ind w:hanging="480"/>
-            <w:divId w:val="540097330"/>
+            <w:divId w:val="44766471"/>
             <w:rPr>
               <w:rFonts w:cs="Arial"/>
               <w:color w:val="000000"/>
@@ -12221,7 +11925,7 @@
             <w:autoSpaceDE w:val="0"/>
             <w:autoSpaceDN w:val="0"/>
             <w:ind w:hanging="480"/>
-            <w:divId w:val="970132337"/>
+            <w:divId w:val="823469121"/>
             <w:rPr>
               <w:rFonts w:cs="Arial"/>
               <w:color w:val="000000"/>
@@ -12327,41 +12031,13 @@
             </w:rPr>
             <w:t xml:space="preserve">. </w:t>
           </w:r>
-          <w:proofErr w:type="spellStart"/>
           <w:r>
             <w:rPr>
               <w:rFonts w:cs="Arial"/>
               <w:color w:val="000000"/>
               <w:lang w:val="de-CH"/>
             </w:rPr>
-            <w:t>Retrieved</w:t>
-          </w:r>
-          <w:proofErr w:type="spellEnd"/>
-          <w:r>
-            <w:rPr>
-              <w:rFonts w:cs="Arial"/>
-              <w:color w:val="000000"/>
-              <w:lang w:val="de-CH"/>
-            </w:rPr>
-            <w:t xml:space="preserve"> March 31, 2026, </w:t>
-          </w:r>
-          <w:proofErr w:type="spellStart"/>
-          <w:r>
-            <w:rPr>
-              <w:rFonts w:cs="Arial"/>
-              <w:color w:val="000000"/>
-              <w:lang w:val="de-CH"/>
-            </w:rPr>
-            <w:t>from</w:t>
-          </w:r>
-          <w:proofErr w:type="spellEnd"/>
-          <w:r>
-            <w:rPr>
-              <w:rFonts w:cs="Arial"/>
-              <w:color w:val="000000"/>
-              <w:lang w:val="de-CH"/>
-            </w:rPr>
-            <w:t xml:space="preserve"> https://developer.hashicorp.com/terraform/docs</w:t>
+            <w:t>Retrieved March 31, 2026, from https://developer.hashicorp.com/terraform/docs</w:t>
           </w:r>
         </w:p>
         <w:p>
@@ -12369,7 +12045,7 @@
             <w:autoSpaceDE w:val="0"/>
             <w:autoSpaceDN w:val="0"/>
             <w:ind w:hanging="480"/>
-            <w:divId w:val="557859735"/>
+            <w:divId w:val="1182282702"/>
             <w:rPr>
               <w:rFonts w:cs="Arial"/>
               <w:color w:val="000000"/>
@@ -12400,25 +12076,7 @@
               <w:color w:val="000000"/>
               <w:lang w:val="de-CH"/>
             </w:rPr>
-            <w:t xml:space="preserve"> (S. Schwab, L. Meuwly, &amp; S. </w:t>
-          </w:r>
-          <w:proofErr w:type="spellStart"/>
-          <w:r>
-            <w:rPr>
-              <w:rFonts w:cs="Arial"/>
-              <w:color w:val="000000"/>
-              <w:lang w:val="de-CH"/>
-            </w:rPr>
-            <w:t>Nuoffer</w:t>
-          </w:r>
-          <w:proofErr w:type="spellEnd"/>
-          <w:r>
-            <w:rPr>
-              <w:rFonts w:cs="Arial"/>
-              <w:color w:val="000000"/>
-              <w:lang w:val="de-CH"/>
-            </w:rPr>
-            <w:t>, Trans.). https://2026.pkorg.ch/dokument/2530/view</w:t>
+            <w:t xml:space="preserve"> (S. Schwab, L. Meuwly, &amp; S. Nuoffer, Trans.). https://2026.pkorg.ch/dokument/2530/view</w:t>
           </w:r>
         </w:p>
         <w:p>
@@ -12426,7 +12084,7 @@
             <w:autoSpaceDE w:val="0"/>
             <w:autoSpaceDN w:val="0"/>
             <w:ind w:hanging="480"/>
-            <w:divId w:val="1215309959"/>
+            <w:divId w:val="1587571822"/>
             <w:rPr>
               <w:rFonts w:cs="Arial"/>
               <w:color w:val="000000"/>
@@ -12439,27 +12097,8 @@
               <w:color w:val="000000"/>
               <w:lang w:val="de-CH"/>
             </w:rPr>
-            <w:t xml:space="preserve">Josh Noll. (2024, </w:t>
+            <w:t xml:space="preserve">Josh Noll. (2024, January 16). </w:t>
           </w:r>
-          <w:proofErr w:type="spellStart"/>
-          <w:r>
-            <w:rPr>
-              <w:rFonts w:cs="Arial"/>
-              <w:color w:val="000000"/>
-              <w:lang w:val="de-CH"/>
-            </w:rPr>
-            <w:t>January</w:t>
-          </w:r>
-          <w:proofErr w:type="spellEnd"/>
-          <w:r>
-            <w:rPr>
-              <w:rFonts w:cs="Arial"/>
-              <w:color w:val="000000"/>
-              <w:lang w:val="de-CH"/>
-            </w:rPr>
-            <w:t xml:space="preserve"> 16). </w:t>
-          </w:r>
-          <w:proofErr w:type="spellStart"/>
           <w:r>
             <w:rPr>
               <w:rFonts w:cs="Arial"/>
@@ -12468,62 +12107,7 @@
               <w:color w:val="000000"/>
               <w:lang w:val="de-CH"/>
             </w:rPr>
-            <w:t>Deploying</w:t>
-          </w:r>
-          <w:proofErr w:type="spellEnd"/>
-          <w:r>
-            <w:rPr>
-              <w:rFonts w:cs="Arial"/>
-              <w:i/>
-              <w:iCs/>
-              <w:color w:val="000000"/>
-              <w:lang w:val="de-CH"/>
-            </w:rPr>
-            <w:t xml:space="preserve"> Proxmox VMs </w:t>
-          </w:r>
-          <w:proofErr w:type="spellStart"/>
-          <w:r>
-            <w:rPr>
-              <w:rFonts w:cs="Arial"/>
-              <w:i/>
-              <w:iCs/>
-              <w:color w:val="000000"/>
-              <w:lang w:val="de-CH"/>
-            </w:rPr>
-            <w:t>with</w:t>
-          </w:r>
-          <w:proofErr w:type="spellEnd"/>
-          <w:r>
-            <w:rPr>
-              <w:rFonts w:cs="Arial"/>
-              <w:i/>
-              <w:iCs/>
-              <w:color w:val="000000"/>
-              <w:lang w:val="de-CH"/>
-            </w:rPr>
-            <w:t xml:space="preserve"> </w:t>
-          </w:r>
-          <w:proofErr w:type="spellStart"/>
-          <w:r>
-            <w:rPr>
-              <w:rFonts w:cs="Arial"/>
-              <w:i/>
-              <w:iCs/>
-              <w:color w:val="000000"/>
-              <w:lang w:val="de-CH"/>
-            </w:rPr>
-            <w:t>Ansible</w:t>
-          </w:r>
-          <w:proofErr w:type="spellEnd"/>
-          <w:r>
-            <w:rPr>
-              <w:rFonts w:cs="Arial"/>
-              <w:i/>
-              <w:iCs/>
-              <w:color w:val="000000"/>
-              <w:lang w:val="de-CH"/>
-            </w:rPr>
-            <w:t xml:space="preserve"> — Josh Noll</w:t>
+            <w:t>Deploying Proxmox VMs with Ansible — Josh Noll</w:t>
           </w:r>
           <w:r>
             <w:rPr>
@@ -12539,7 +12123,7 @@
             <w:autoSpaceDE w:val="0"/>
             <w:autoSpaceDN w:val="0"/>
             <w:ind w:hanging="480"/>
-            <w:divId w:val="1396588480"/>
+            <w:divId w:val="2113698313"/>
             <w:rPr>
               <w:rFonts w:cs="Arial"/>
               <w:color w:val="000000"/>
@@ -12632,7 +12216,7 @@
             <w:autoSpaceDE w:val="0"/>
             <w:autoSpaceDN w:val="0"/>
             <w:ind w:hanging="480"/>
-            <w:divId w:val="83959000"/>
+            <w:divId w:val="440953706"/>
             <w:rPr>
               <w:rFonts w:cs="Arial"/>
               <w:color w:val="000000"/>
@@ -12667,7 +12251,7 @@
             <w:autoSpaceDE w:val="0"/>
             <w:autoSpaceDN w:val="0"/>
             <w:ind w:hanging="480"/>
-            <w:divId w:val="506210313"/>
+            <w:divId w:val="1468085166"/>
             <w:rPr>
               <w:rFonts w:cs="Arial"/>
               <w:color w:val="000000"/>
@@ -12679,41 +12263,6 @@
               <w:color w:val="000000"/>
             </w:rPr>
             <w:t xml:space="preserve">Proxmox. (2025b, December 12). </w:t>
-          </w:r>
-          <w:r>
-            <w:rPr>
-              <w:rFonts w:cs="Arial"/>
-              <w:i/>
-              <w:iCs/>
-              <w:color w:val="000000"/>
-            </w:rPr>
-            <w:t>Proxmox Backup Server - Open-Source Enterprise Backup Solution</w:t>
-          </w:r>
-          <w:r>
-            <w:rPr>
-              <w:rFonts w:cs="Arial"/>
-              <w:color w:val="000000"/>
-            </w:rPr>
-            <w:t>. https://proxmox.com/en/products/proxmox-backup-server/overview</w:t>
-          </w:r>
-        </w:p>
-        <w:p>
-          <w:pPr>
-            <w:autoSpaceDE w:val="0"/>
-            <w:autoSpaceDN w:val="0"/>
-            <w:ind w:hanging="480"/>
-            <w:divId w:val="1490750860"/>
-            <w:rPr>
-              <w:rFonts w:cs="Arial"/>
-              <w:color w:val="000000"/>
-            </w:rPr>
-          </w:pPr>
-          <w:r>
-            <w:rPr>
-              <w:rFonts w:cs="Arial"/>
-              <w:color w:val="000000"/>
-            </w:rPr>
-            <w:t xml:space="preserve">Proxmox. (2025c, December 12). </w:t>
           </w:r>
           <w:r>
             <w:rPr>
@@ -12737,38 +12286,18 @@
             <w:autoSpaceDE w:val="0"/>
             <w:autoSpaceDN w:val="0"/>
             <w:ind w:hanging="480"/>
-            <w:divId w:val="1199197658"/>
+            <w:divId w:val="465661649"/>
             <w:rPr>
               <w:rFonts w:cs="Arial"/>
               <w:color w:val="000000"/>
-              <w:lang w:val="de-CH"/>
             </w:rPr>
           </w:pPr>
           <w:r>
             <w:rPr>
               <w:rFonts w:cs="Arial"/>
               <w:color w:val="000000"/>
-              <w:lang w:val="de-CH"/>
             </w:rPr>
-            <w:t xml:space="preserve">Proxmox. (2025d, </w:t>
-          </w:r>
-          <w:proofErr w:type="spellStart"/>
-          <w:r>
-            <w:rPr>
-              <w:rFonts w:cs="Arial"/>
-              <w:color w:val="000000"/>
-              <w:lang w:val="de-CH"/>
-            </w:rPr>
-            <w:t>December</w:t>
-          </w:r>
-          <w:proofErr w:type="spellEnd"/>
-          <w:r>
-            <w:rPr>
-              <w:rFonts w:cs="Arial"/>
-              <w:color w:val="000000"/>
-              <w:lang w:val="de-CH"/>
-            </w:rPr>
-            <w:t xml:space="preserve"> 12). </w:t>
+            <w:t xml:space="preserve">Proxmox. (2025c, December 12). </w:t>
           </w:r>
           <w:r>
             <w:rPr>
@@ -12776,7 +12305,6 @@
               <w:i/>
               <w:iCs/>
               <w:color w:val="000000"/>
-              <w:lang w:val="de-CH"/>
             </w:rPr>
             <w:t>QEMU/KVM Virtual Machines</w:t>
           </w:r>
@@ -12784,7 +12312,6 @@
             <w:rPr>
               <w:rFonts w:cs="Arial"/>
               <w:color w:val="000000"/>
-              <w:lang w:val="de-CH"/>
             </w:rPr>
             <w:t>. https://pve.proxmox.com/pve-docs/chapter-qm.html</w:t>
           </w:r>
@@ -12794,61 +12321,7 @@
             <w:autoSpaceDE w:val="0"/>
             <w:autoSpaceDN w:val="0"/>
             <w:ind w:hanging="480"/>
-            <w:divId w:val="185943860"/>
-            <w:rPr>
-              <w:rFonts w:cs="Arial"/>
-              <w:color w:val="000000"/>
-            </w:rPr>
-          </w:pPr>
-          <w:r>
-            <w:rPr>
-              <w:rFonts w:cs="Arial"/>
-              <w:color w:val="000000"/>
-              <w:lang w:val="de-CH"/>
-            </w:rPr>
-            <w:t xml:space="preserve">Proxmox. (2025e, </w:t>
-          </w:r>
-          <w:proofErr w:type="spellStart"/>
-          <w:r>
-            <w:rPr>
-              <w:rFonts w:cs="Arial"/>
-              <w:color w:val="000000"/>
-              <w:lang w:val="de-CH"/>
-            </w:rPr>
-            <w:t>December</w:t>
-          </w:r>
-          <w:proofErr w:type="spellEnd"/>
-          <w:r>
-            <w:rPr>
-              <w:rFonts w:cs="Arial"/>
-              <w:color w:val="000000"/>
-              <w:lang w:val="de-CH"/>
-            </w:rPr>
-            <w:t xml:space="preserve"> 12). </w:t>
-          </w:r>
-          <w:r>
-            <w:rPr>
-              <w:rFonts w:cs="Arial"/>
-              <w:i/>
-              <w:iCs/>
-              <w:color w:val="000000"/>
-            </w:rPr>
-            <w:t>User Management</w:t>
-          </w:r>
-          <w:r>
-            <w:rPr>
-              <w:rFonts w:cs="Arial"/>
-              <w:color w:val="000000"/>
-            </w:rPr>
-            <w:t>. Proxmox VE Administration Guide. https://pve.proxmox.com/pve-docs/chapter-pveum.html</w:t>
-          </w:r>
-        </w:p>
-        <w:p>
-          <w:pPr>
-            <w:autoSpaceDE w:val="0"/>
-            <w:autoSpaceDN w:val="0"/>
-            <w:ind w:hanging="480"/>
-            <w:divId w:val="1067990881"/>
+            <w:divId w:val="2029285693"/>
             <w:rPr>
               <w:rFonts w:cs="Arial"/>
               <w:color w:val="000000"/>
@@ -12883,7 +12356,7 @@
             <w:autoSpaceDE w:val="0"/>
             <w:autoSpaceDN w:val="0"/>
             <w:ind w:hanging="480"/>
-            <w:divId w:val="1205290345"/>
+            <w:divId w:val="342559689"/>
             <w:rPr>
               <w:rFonts w:cs="Arial"/>
               <w:color w:val="000000"/>
@@ -13982,34 +13455,13 @@
                   <w:fldChar w:fldCharType="separate"/>
                 </w:r>
                 <w:r>
-                  <w:rPr>
-                    <w:noProof w:val="0"/>
-                  </w:rPr>
-                  <w:t>4_CAND_Modele_du_rapport_du_TPI_2027_v</w:t>
-                </w:r>
-                <w:r>
-                  <w:rPr>
-                    <w:noProof w:val="0"/>
-                  </w:rPr>
-                  <w:t>3</w:t>
-                </w:r>
-                <w:r>
-                  <w:rPr>
-                    <w:noProof w:val="0"/>
-                  </w:rPr>
-                  <w:t>.0.docx</w:t>
+                  <w:t>157443_Voeffray_Lucielle_Rapport_TPI</w:t>
                 </w:r>
                 <w:r>
                   <w:rPr>
                     <w:noProof w:val="0"/>
                   </w:rPr>
                   <w:fldChar w:fldCharType="end"/>
-                </w:r>
-                <w:r>
-                  <w:rPr>
-                    <w:noProof w:val="0"/>
-                  </w:rPr>
-                  <w:t>4</w:t>
                 </w:r>
               </w:p>
               <w:p>
@@ -14060,7 +13512,7 @@
                   <w:fldChar w:fldCharType="separate"/>
                 </w:r>
                 <w:r>
-                  <w:t>08.05.2026 16:36</w:t>
+                  <w:t>11.05.2026 11:31</w:t>
                 </w:r>
                 <w:r>
                   <w:rPr>
@@ -14444,7 +13896,7 @@
                   <w:fldChar w:fldCharType="separate"/>
                 </w:r>
                 <w:r>
-                  <w:t>08.05.2026 16:36</w:t>
+                  <w:t>11.05.2026 11:31</w:t>
                 </w:r>
                 <w:r>
                   <w:rPr>
@@ -14695,7 +14147,7 @@
                   <w:fldChar w:fldCharType="separate"/>
                 </w:r>
                 <w:r>
-                  <w:t>08.05.2026 16:36</w:t>
+                  <w:t>11.05.2026 11:31</w:t>
                 </w:r>
                 <w:r>
                   <w:rPr>
@@ -19405,6 +18857,15 @@
       </w:tcPr>
     </w:tblStylePr>
   </w:style>
+  <w:style w:type="paragraph" w:customStyle="1" w:styleId="StyleTitre3">
+    <w:name w:val="Style Titre 3"/>
+    <w:basedOn w:val="Titre3"/>
+    <w:next w:val="BITTextkrper"/>
+    <w:rsid w:val="00D96D88"/>
+    <w:rPr>
+      <w:rFonts w:eastAsia="Arial"/>
+    </w:rPr>
+  </w:style>
 </w:styles>
 </file>
 
@@ -19457,35 +18918,6 @@
       </w:docPartPr>
       <w:docPartBody>
         <w:p>
-          <w:r>
-            <w:rPr>
-              <w:rStyle w:val="Textedelespacerserv"/>
-            </w:rPr>
-            <w:t>Cliquez ou appuyez ici pour entrer du texte.</w:t>
-          </w:r>
-        </w:p>
-      </w:docPartBody>
-    </w:docPart>
-    <w:docPart>
-      <w:docPartPr>
-        <w:name w:val="6C7D9AD77D444DFB9C04DA166245D705"/>
-        <w:category>
-          <w:name w:val="Général"/>
-          <w:gallery w:val="placeholder"/>
-        </w:category>
-        <w:types>
-          <w:type w:val="bbPlcHdr"/>
-        </w:types>
-        <w:behaviors>
-          <w:behavior w:val="content"/>
-        </w:behaviors>
-        <w:guid w:val="{4AE69B3E-5FE5-4196-845C-D44CBB2BB95D}"/>
-      </w:docPartPr>
-      <w:docPartBody>
-        <w:p>
-          <w:pPr>
-            <w:pStyle w:val="6C7D9AD77D444DFB9C04DA166245D705"/>
-          </w:pPr>
           <w:r>
             <w:rPr>
               <w:rStyle w:val="Textedelespacerserv"/>
@@ -19796,12 +19228,15 @@
   </w:compat>
   <w:rsids>
     <w:rsidRoot w:val="00540217"/>
+    <w:rsid w:val="00051D01"/>
     <w:rsid w:val="00186045"/>
     <w:rsid w:val="00253E52"/>
+    <w:rsid w:val="002F486A"/>
     <w:rsid w:val="00307334"/>
     <w:rsid w:val="00540217"/>
     <w:rsid w:val="00631607"/>
     <w:rsid w:val="006B0397"/>
+    <w:rsid w:val="006C4084"/>
     <w:rsid w:val="00834A29"/>
     <w:rsid w:val="00837025"/>
     <w:rsid w:val="00A074DE"/>
@@ -20676,9 +20111,9 @@
     <we:reference id="WA104382081" version="1.55.1.0" store="fr-CH" storeType="OMEX"/>
   </we:alternateReferences>
   <we:properties>
-    <we:property name="MENDELEY_BIBLIOGRAPHY_IS_DIRTY" value="true"/>
-    <we:property name="MENDELEY_BIBLIOGRAPHY_LAST_MODIFIED" value="1778137680333"/>
-    <we:property name="MENDELEY_CITATIONS" value="[{&quot;citationID&quot;:&quot;MENDELEY_CITATION_bd297da5-6ab4-498e-9f4f-b38ccb581b15&quot;,&quot;properties&quot;:{&quot;noteIndex&quot;:0},&quot;isEdited&quot;:false,&quot;manualOverride&quot;:{&quot;isManuallyOverridden&quot;:false,&quot;citeprocText&quot;:&quot;(J. P. Kousz &amp;#38; S. Leiser, 2026)&quot;,&quot;manualOverrideText&quot;:&quot;&quot;},&quot;citationTag&quot;:&quot;MENDELEY_CITATION_v3_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&quot;,&quot;citationItems&quot;:[{&quot;id&quot;:&quot;35f5a5cc-8c72-3b86-8ebf-fc042b3548c1&quot;,&quot;itemData&quot;:{&quot;type&quot;:&quot;article-journal&quot;,&quot;id&quot;:&quot;35f5a5cc-8c72-3b86-8ebf-fc042b3548c1&quot;,&quot;title&quot;:&quot;GEN - ICT-FR Manuel 2027&quot;,&quot;author&quot;:[{&quot;family&quot;:&quot;J. P. Kousz&quot;,&quot;given&quot;:&quot;F. Kuster&quot;,&quot;parse-names&quot;:false,&quot;dropping-particle&quot;:&quot;&quot;,&quot;non-dropping-particle&quot;:&quot;&quot;},{&quot;family&quot;:&quot;S. Leiser&quot;,&quot;given&quot;:&quot;&quot;,&quot;parse-names&quot;:false,&quot;dropping-particle&quot;:&quot;&quot;,&quot;non-dropping-particle&quot;:&quot;&quot;}],&quot;accessed&quot;:{&quot;date-parts&quot;:[[2026,5,7]]},&quot;translator&quot;:[{&quot;family&quot;:&quot;Schwab&quot;,&quot;given&quot;:&quot;Stéphane&quot;,&quot;parse-names&quot;:false,&quot;dropping-particle&quot;:&quot;&quot;,&quot;non-dropping-particle&quot;:&quot;&quot;},{&quot;family&quot;:&quot;Meuwly&quot;,&quot;given&quot;:&quot;Laurent&quot;,&quot;parse-names&quot;:false,&quot;dropping-particle&quot;:&quot;&quot;,&quot;non-dropping-particle&quot;:&quot;&quot;},{&quot;family&quot;:&quot;Nuoffer&quot;,&quot;given&quot;:&quot;Steve&quot;,&quot;parse-names&quot;:false,&quot;dropping-particle&quot;:&quot;&quot;,&quot;non-dropping-particle&quot;:&quot;&quot;}],&quot;URL&quot;:&quot;https://2026.pkorg.ch/dokument/2530/view&quot;,&quot;issued&quot;:{&quot;date-parts&quot;:[[2026,1]]},&quot;container-title-short&quot;:&quot;&quot;},&quot;isTemporary&quot;:false,&quot;suppress-author&quot;:false,&quot;composite&quot;:false,&quot;author-only&quot;:false}]},{&quot;citationID&quot;:&quot;MENDELEY_CITATION_c081e898-b5a7-433d-bb3b-d53ea9033849&quot;,&quot;properties&quot;:{&quot;noteIndex&quot;:0},&quot;isEdited&quot;:false,&quot;manualOverride&quot;:{&quot;isManuallyOverridden&quot;:false,&quot;citeprocText&quot;:&quot;(EMF-Informatique, 2025)&quot;,&quot;manualOverrideText&quot;:&quot;&quot;},&quot;citationTag&quot;:&quot;MENDELEY_CITATION_v3_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&quot;,&quot;citationItems&quot;:[{&quot;id&quot;:&quot;35384cd0-ea23-30ec-9a59-ccb2a44e9082&quot;,&quot;itemData&quot;:{&quot;type&quot;:&quot;article-journal&quot;,&quot;id&quot;:&quot;35384cd0-ea23-30ec-9a59-ccb2a44e9082&quot;,&quot;title&quot;:&quot;00_Standards Entreprise INFRA&quot;,&quot;author&quot;:[{&quot;family&quot;:&quot;EMF-Informatique&quot;,&quot;given&quot;:&quot;&quot;,&quot;parse-names&quot;:false,&quot;dropping-particle&quot;:&quot;&quot;,&quot;non-dropping-particle&quot;:&quot;&quot;}],&quot;accessed&quot;:{&quot;date-parts&quot;:[[2026,5,7]]},&quot;URL&quot;:&quot;https://eduetatfr.sharepoint.com/:b:/r/teams/EMF-GT-INFOApprentis/Shared%20Documents/Apprenti-es/Infrastructures/Standards/00_Standards%20Entreprise%20INFRA.pdf?csf=1&amp;web=1&amp;e=NxPkxO&quot;,&quot;issued&quot;:{&quot;date-parts&quot;:[[2025,3,25]]},&quot;page&quot;:&quot;1-1&quot;,&quot;container-title-short&quot;:&quot;&quot;},&quot;isTemporary&quot;:false,&quot;suppress-author&quot;:false,&quot;composite&quot;:false,&quot;author-only&quot;:false}]},{&quot;citationID&quot;:&quot;MENDELEY_CITATION_47f92176-29dd-4ccd-8a37-3b94b6c53ade&quot;,&quot;properties&quot;:{&quot;noteIndex&quot;:0},&quot;isEdited&quot;:false,&quot;manualOverride&quot;:{&quot;isManuallyOverridden&quot;:false,&quot;citeprocText&quot;:&quot;(Proxmox, 2025d)&quot;,&quot;manualOverrideText&quot;:&quot;&quot;},&quot;citationTag&quot;:&quot;MENDELEY_CITATION_v3_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&quot;,&quot;citationItems&quot;:[{&quot;id&quot;:&quot;5e3c2b87-91df-3b53-8f91-ec815062d987&quot;,&quot;itemData&quot;:{&quot;type&quot;:&quot;webpage&quot;,&quot;id&quot;:&quot;5e3c2b87-91df-3b53-8f91-ec815062d987&quot;,&quot;title&quot;:&quot;User Management&quot;,&quot;author&quot;:[{&quot;family&quot;:&quot;Proxmox&quot;,&quot;given&quot;:&quot;&quot;,&quot;parse-names&quot;:false,&quot;dropping-particle&quot;:&quot;&quot;,&quot;non-dropping-particle&quot;:&quot;&quot;}],&quot;container-title&quot;:&quot;Proxmox VE Administration Guide&quot;,&quot;accessed&quot;:{&quot;date-parts&quot;:[[2026,3,15]]},&quot;URL&quot;:&quot;https://pve.proxmox.com/pve-docs/chapter-pveum.html&quot;,&quot;issued&quot;:{&quot;date-parts&quot;:[[2025,12,12]]},&quot;abstract&quot;:&quot;\n\nProxmox VE supports multiple authentication sources, for example Linux PAM, an integrated Proxmox VE authentication server, LDAP, Microsoft Active Directory and OpenID Connect.\n\nBy using role-based user and permission management for all objects (VMs, Storage, nodes, etc.), granular access can be defined.&quot;,&quot;container-title-short&quot;:&quot;&quot;},&quot;isTemporary&quot;:false,&quot;suppress-author&quot;:false,&quot;composite&quot;:false,&quot;author-only&quot;:false}]},{&quot;citationID&quot;:&quot;MENDELEY_CITATION_0030b1d4-77a7-4b95-909e-e536c0acdcae&quot;,&quot;properties&quot;:{&quot;noteIndex&quot;:0},&quot;isEdited&quot;:false,&quot;manualOverride&quot;:{&quot;isManuallyOverridden&quot;:false,&quot;citeprocText&quot;:&quot;(Proxmox, 2025d)&quot;,&quot;manualOverrideText&quot;:&quot;&quot;},&quot;citationTag&quot;:&quot;MENDELEY_CITATION_v3_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&quot;,&quot;citationItems&quot;:[{&quot;id&quot;:&quot;5e3c2b87-91df-3b53-8f91-ec815062d987&quot;,&quot;itemData&quot;:{&quot;type&quot;:&quot;webpage&quot;,&quot;id&quot;:&quot;5e3c2b87-91df-3b53-8f91-ec815062d987&quot;,&quot;title&quot;:&quot;User Management&quot;,&quot;author&quot;:[{&quot;family&quot;:&quot;Proxmox&quot;,&quot;given&quot;:&quot;&quot;,&quot;parse-names&quot;:false,&quot;dropping-particle&quot;:&quot;&quot;,&quot;non-dropping-particle&quot;:&quot;&quot;}],&quot;container-title&quot;:&quot;Proxmox VE Administration Guide&quot;,&quot;accessed&quot;:{&quot;date-parts&quot;:[[2026,3,15]]},&quot;URL&quot;:&quot;https://pve.proxmox.com/pve-docs/chapter-pveum.html&quot;,&quot;issued&quot;:{&quot;date-parts&quot;:[[2025,12,12]]},&quot;abstract&quot;:&quot;\n\nProxmox VE supports multiple authentication sources, for example Linux PAM, an integrated Proxmox VE authentication server, LDAP, Microsoft Active Directory and OpenID Connect.\n\nBy using role-based user and permission management for all objects (VMs, Storage, nodes, etc.), granular access can be defined.&quot;,&quot;container-title-short&quot;:&quot;&quot;},&quot;isTemporary&quot;:false,&quot;suppress-author&quot;:false,&quot;composite&quot;:false,&quot;author-only&quot;:false}]},{&quot;citationID&quot;:&quot;MENDELEY_CITATION_f9a42ccd-cc40-42f8-afd0-e7ccb5a93cda&quot;,&quot;properties&quot;:{&quot;noteIndex&quot;:0,&quot;mode&quot;:&quot;composite&quot;},&quot;isEdited&quot;:false,&quot;manualOverride&quot;:{&quot;isManuallyOverridden&quot;:false,&quot;citeprocText&quot;:&quot;Proxmox (2025b)&quot;,&quot;manualOverrideText&quot;:&quot;&quot;},&quot;citationTag&quot;:&quot;MENDELEY_CITATION_v3_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&quot;,&quot;citationItems&quot;:[{&quot;id&quot;:&quot;66de0b29-8c25-3bfb-9d36-3528c1be4578&quot;,&quot;itemData&quot;:{&quot;type&quot;:&quot;webpage&quot;,&quot;id&quot;:&quot;66de0b29-8c25-3bfb-9d36-3528c1be4578&quot;,&quot;title&quot;:&quot;Proxmox VE Storage&quot;,&quot;author&quot;:[{&quot;family&quot;:&quot;Proxmox&quot;,&quot;given&quot;:&quot;&quot;,&quot;parse-names&quot;:false,&quot;dropping-particle&quot;:&quot;&quot;,&quot;non-dropping-particle&quot;:&quot;&quot;}],&quot;container-title&quot;:&quot;Proxmox VE Administration Guide&quot;,&quot;accessed&quot;:{&quot;date-parts&quot;:[[2026,3,15]]},&quot;URL&quot;:&quot;https://pve.proxmox.com/pve-docs/chapter-pvesm.html&quot;,&quot;issued&quot;:{&quot;date-parts&quot;:[[2025,12,12]]},&quot;language&quot;:&quot;English&quot;,&quot;abstract&quot;:&quot;\n\nThe Proxmox VE storage model is very flexible. Virtual machine images can either be stored on one or several local storages, or on shared storage like NFS or iSCSI (NAS, SAN). There are no limits, and you may configure as many storage pools as you like. You can use all storage technologies available for Debian Linux.\n\nOne major benefit of storing VMs on shared storage is the ability to live-migrate running machines without any downtime, as all nodes in the cluster have direct access to VM disk images. There is no need to copy VM image data, so live migration is very fast in that case.\n&quot;,&quot;container-title-short&quot;:&quot;&quot;},&quot;isTemporary&quot;:false,&quot;displayAs&quot;:&quot;composite&quot;,&quot;suppress-author&quot;:false,&quot;composite&quot;:true,&quot;author-only&quot;:false}]},{&quot;citationID&quot;:&quot;MENDELEY_CITATION_4afd9d51-6e25-4fc5-b929-fd706c000062&quot;,&quot;properties&quot;:{&quot;noteIndex&quot;:0},&quot;isEdited&quot;:false,&quot;manualOverride&quot;:{&quot;isManuallyOverridden&quot;:false,&quot;citeprocText&quot;:&quot;(Proxmox, 2025b)&quot;,&quot;manualOverrideText&quot;:&quot;&quot;},&quot;citationTag&quot;:&quot;MENDELEY_CITATION_v3_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&quot;,&quot;citationItems&quot;:[{&quot;id&quot;:&quot;66de0b29-8c25-3bfb-9d36-3528c1be4578&quot;,&quot;itemData&quot;:{&quot;type&quot;:&quot;webpage&quot;,&quot;id&quot;:&quot;66de0b29-8c25-3bfb-9d36-3528c1be4578&quot;,&quot;title&quot;:&quot;Proxmox VE Storage&quot;,&quot;author&quot;:[{&quot;family&quot;:&quot;Proxmox&quot;,&quot;given&quot;:&quot;&quot;,&quot;parse-names&quot;:false,&quot;dropping-particle&quot;:&quot;&quot;,&quot;non-dropping-particle&quot;:&quot;&quot;}],&quot;container-title&quot;:&quot;Proxmox VE Administration Guide&quot;,&quot;accessed&quot;:{&quot;date-parts&quot;:[[2026,3,15]]},&quot;URL&quot;:&quot;https://pve.proxmox.com/pve-docs/chapter-pvesm.html&quot;,&quot;issued&quot;:{&quot;date-parts&quot;:[[2025,12,12]]},&quot;language&quot;:&quot;English&quot;,&quot;abstract&quot;:&quot;\n\nThe Proxmox VE storage model is very flexible. Virtual machine images can either be stored on one or several local storages, or on shared storage like NFS or iSCSI (NAS, SAN). There are no limits, and you may configure as many storage pools as you like. You can use all storage technologies available for Debian Linux.\n\nOne major benefit of storing VMs on shared storage is the ability to live-migrate running machines without any downtime, as all nodes in the cluster have direct access to VM disk images. There is no need to copy VM image data, so live migration is very fast in that case.\n&quot;,&quot;container-title-short&quot;:&quot;&quot;},&quot;isTemporary&quot;:false,&quot;suppress-author&quot;:false,&quot;composite&quot;:false,&quot;author-only&quot;:false}]},{&quot;citationID&quot;:&quot;MENDELEY_CITATION_9db2a729-0951-4c17-9e01-ff0581195c25&quot;,&quot;properties&quot;:{&quot;noteIndex&quot;:0,&quot;mode&quot;:&quot;composite&quot;},&quot;isEdited&quot;:false,&quot;manualOverride&quot;:{&quot;isManuallyOverridden&quot;:false,&quot;citeprocText&quot;:&quot;Josh Noll (2024)&quot;,&quot;manualOverrideText&quot;:&quot;&quot;},&quot;citationTag&quot;:&quot;MENDELEY_CITATION_v3_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&quot;,&quot;citationItems&quot;:[{&quot;id&quot;:&quot;2282350d-c4a4-38ed-ba6b-d9ebe871ce5d&quot;,&quot;itemData&quot;:{&quot;type&quot;:&quot;webpage&quot;,&quot;id&quot;:&quot;2282350d-c4a4-38ed-ba6b-d9ebe871ce5d&quot;,&quot;title&quot;:&quot;Deploying Proxmox VMs with Ansible — Josh Noll&quot;,&quot;author&quot;:[{&quot;family&quot;:&quot;Josh Noll&quot;,&quot;given&quot;:&quot;&quot;,&quot;parse-names&quot;:false,&quot;dropping-particle&quot;:&quot;&quot;,&quot;non-dropping-particle&quot;:&quot;&quot;}],&quot;accessed&quot;:{&quot;date-parts&quot;:[[2026,4,21]]},&quot;URL&quot;:&quot;https://joshrnoll.com/deploying-proxmox-vms-with-ansible/&quot;,&quot;issued&quot;:{&quot;date-parts&quot;:[[2024,1,16]]},&quot;container-title-short&quot;:&quot;&quot;},&quot;isTemporary&quot;:false,&quot;displayAs&quot;:&quot;composite&quot;,&quot;suppress-author&quot;:false,&quot;composite&quot;:true,&quot;author-only&quot;:false}]},{&quot;citationID&quot;:&quot;MENDELEY_CITATION_1c0bfdc0-b8ec-465a-97f9-432436345054&quot;,&quot;properties&quot;:{&quot;noteIndex&quot;:0,&quot;mode&quot;:&quot;composite&quot;},&quot;isEdited&quot;:false,&quot;manualOverride&quot;:{&quot;isManuallyOverridden&quot;:false,&quot;citeprocText&quot;:&quot;Proxmox (2025c)&quot;,&quot;manualOverrideText&quot;:&quot;&quot;},&quot;citationTag&quot;:&quot;MENDELEY_CITATION_v3_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&quot;,&quot;citationItems&quot;:[{&quot;id&quot;:&quot;4bf5c8ec-d6e5-35ca-a7be-7cacfe503104&quot;,&quot;itemData&quot;:{&quot;type&quot;:&quot;webpage&quot;,&quot;id&quot;:&quot;4bf5c8ec-d6e5-35ca-a7be-7cacfe503104&quot;,&quot;title&quot;:&quot;QEMU/KVM Virtual Machines&quot;,&quot;author&quot;:[{&quot;family&quot;:&quot;Proxmox&quot;,&quot;given&quot;:&quot;&quot;,&quot;parse-names&quot;:false,&quot;dropping-particle&quot;:&quot;&quot;,&quot;non-dropping-particle&quot;:&quot;&quot;}],&quot;accessed&quot;:{&quot;date-parts&quot;:[[2026,3,15]]},&quot;URL&quot;:&quot;https://pve.proxmox.com/pve-docs/chapter-qm.html&quot;,&quot;issued&quot;:{&quot;date-parts&quot;:[[2025,12,12]]},&quot;container-title-short&quot;:&quot;&quot;},&quot;isTemporary&quot;:false,&quot;displayAs&quot;:&quot;composite&quot;,&quot;suppress-author&quot;:false,&quot;composite&quot;:true,&quot;author-only&quot;:false}]},{&quot;citationID&quot;:&quot;MENDELEY_CITATION_0574a10e-c060-4584-b1b5-3204dd180737&quot;,&quot;properties&quot;:{&quot;noteIndex&quot;:0},&quot;isEdited&quot;:false,&quot;manualOverride&quot;:{&quot;isManuallyOverridden&quot;:false,&quot;citeprocText&quot;:&quot;(Proxmox, 2025a)&quot;,&quot;manualOverrideText&quot;:&quot;&quot;},&quot;citationTag&quot;:&quot;MENDELEY_CITATION_v3_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&quot;,&quot;citationItems&quot;:[{&quot;id&quot;:&quot;cdd5bf4a-8251-39fe-a38d-94fb4557c4cb&quot;,&quot;itemData&quot;:{&quot;type&quot;:&quot;webpage&quot;,&quot;id&quot;:&quot;cdd5bf4a-8251-39fe-a38d-94fb4557c4cb&quot;,&quot;title&quot;:&quot;Network Configuration - Proxmox VE&quot;,&quot;author&quot;:[{&quot;family&quot;:&quot;Proxmox&quot;,&quot;given&quot;:&quot;&quot;,&quot;parse-names&quot;:false,&quot;dropping-particle&quot;:&quot;&quot;,&quot;non-dropping-particle&quot;:&quot;&quot;}],&quot;accessed&quot;:{&quot;date-parts&quot;:[[2026,5,7]]},&quot;URL&quot;:&quot;https://pve.proxmox.com/wiki/Network_Configuration&quot;,&quot;issued&quot;:{&quot;date-parts&quot;:[[2025,11,19]]},&quot;container-title-short&quot;:&quot;&quot;},&quot;isTemporary&quot;:false,&quot;suppress-author&quot;:false,&quot;composite&quot;:false,&quot;author-only&quot;:false}]},{&quot;citationID&quot;:&quot;MENDELEY_CITATION_6123cc52-935a-4e9c-8ca8-7b3455cb48cb&quot;,&quot;properties&quot;:{&quot;noteIndex&quot;:0,&quot;mode&quot;:&quot;author-only&quot;},&quot;isEdited&quot;:false,&quot;manualOverride&quot;:{&quot;isManuallyOverridden&quot;:false,&quot;citeprocText&quot;:&quot;Hashicorp&quot;,&quot;manualOverrideText&quot;:&quot;&quot;},&quot;citationTag&quot;:&quot;MENDELEY_CITATION_v3_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&quot;,&quot;citationItems&quot;:[{&quot;id&quot;:&quot;a587371a-4b08-3208-ab4f-dbf256de27d2&quot;,&quot;itemData&quot;:{&quot;type&quot;:&quot;webpage&quot;,&quot;id&quot;:&quot;a587371a-4b08-3208-ab4f-dbf256de27d2&quot;,&quot;title&quot;:&quot;Terraform overview | Terraform | HashiCorp Developer&quot;,&quot;author&quot;:[{&quot;family&quot;:&quot;Hashicorp&quot;,&quot;given&quot;:&quot;&quot;,&quot;parse-names&quot;:false,&quot;dropping-particle&quot;:&quot;&quot;,&quot;non-dropping-particle&quot;:&quot;&quot;}],&quot;accessed&quot;:{&quot;date-parts&quot;:[[2026,3,31]]},&quot;URL&quot;:&quot;https://developer.hashicorp.com/terraform/docs&quot;,&quot;container-title-short&quot;:&quot;&quot;},&quot;isTemporary&quot;:false,&quot;displayAs&quot;:&quot;author-only&quot;,&quot;suppress-author&quot;:false,&quot;composite&quot;:false,&quot;author-only&quot;:true}]},{&quot;citationID&quot;:&quot;MENDELEY_CITATION_be5a949b-c2c9-43e2-89e6-f32e2854e848&quot;,&quot;properties&quot;:{&quot;noteIndex&quot;:0,&quot;mode&quot;:&quot;author-only&quot;},&quot;isEdited&quot;:false,&quot;manualOverride&quot;:{&quot;isManuallyOverridden&quot;:false,&quot;citeprocText&quot;:&quot;Hashicorp&quot;,&quot;manualOverrideText&quot;:&quot;&quot;},&quot;citationTag&quot;:&quot;MENDELEY_CITATION_v3_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&quot;,&quot;citationItems&quot;:[{&quot;id&quot;:&quot;a587371a-4b08-3208-ab4f-dbf256de27d2&quot;,&quot;itemData&quot;:{&quot;type&quot;:&quot;webpage&quot;,&quot;id&quot;:&quot;a587371a-4b08-3208-ab4f-dbf256de27d2&quot;,&quot;title&quot;:&quot;Terraform overview | Terraform | HashiCorp Developer&quot;,&quot;author&quot;:[{&quot;family&quot;:&quot;Hashicorp&quot;,&quot;given&quot;:&quot;&quot;,&quot;parse-names&quot;:false,&quot;dropping-particle&quot;:&quot;&quot;,&quot;non-dropping-particle&quot;:&quot;&quot;}],&quot;accessed&quot;:{&quot;date-parts&quot;:[[2026,3,31]]},&quot;URL&quot;:&quot;https://developer.hashicorp.com/terraform/docs&quot;,&quot;container-title-short&quot;:&quot;&quot;},&quot;isTemporary&quot;:false,&quot;displayAs&quot;:&quot;author-only&quot;,&quot;suppress-author&quot;:false,&quot;composite&quot;:false,&quot;author-only&quot;:true}]},{&quot;citationID&quot;:&quot;MENDELEY_CITATION_50e60e3f-273d-4874-9fd6-c4e9022312a9&quot;,&quot;properties&quot;:{&quot;noteIndex&quot;:0},&quot;isEdited&quot;:false,&quot;manualOverride&quot;:{&quot;isManuallyOverridden&quot;:false,&quot;citeprocText&quot;:&quot;(Hashicorp, n.d.)&quot;,&quot;manualOverrideText&quot;:&quot;&quot;},&quot;citationTag&quot;:&quot;MENDELEY_CITATION_v3_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&quot;,&quot;citationItems&quot;:[{&quot;id&quot;:&quot;a587371a-4b08-3208-ab4f-dbf256de27d2&quot;,&quot;itemData&quot;:{&quot;type&quot;:&quot;webpage&quot;,&quot;id&quot;:&quot;a587371a-4b08-3208-ab4f-dbf256de27d2&quot;,&quot;title&quot;:&quot;Terraform overview | Terraform | HashiCorp Developer&quot;,&quot;author&quot;:[{&quot;family&quot;:&quot;Hashicorp&quot;,&quot;given&quot;:&quot;&quot;,&quot;parse-names&quot;:false,&quot;dropping-particle&quot;:&quot;&quot;,&quot;non-dropping-particle&quot;:&quot;&quot;}],&quot;accessed&quot;:{&quot;date-parts&quot;:[[2026,3,31]]},&quot;URL&quot;:&quot;https://developer.hashicorp.com/terraform/docs&quot;,&quot;container-title-short&quot;:&quot;&quot;},&quot;isTemporary&quot;:false,&quot;suppress-author&quot;:false,&quot;composite&quot;:false,&quot;author-only&quot;:false}]},{&quot;citationID&quot;:&quot;MENDELEY_CITATION_1bd58bbd-9bad-4f3e-b531-5f20774b6d4c&quot;,&quot;properties&quot;:{&quot;noteIndex&quot;:0},&quot;isEdited&quot;:false,&quot;manualOverride&quot;:{&quot;isManuallyOverridden&quot;:false,&quot;citeprocText&quot;:&quot;(bpg &amp;#38; 153 contributeurs, 2019)&quot;,&quot;manualOverrideText&quot;:&quot;&quot;},&quot;citationTag&quot;:&quot;MENDELEY_CITATION_v3_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&quot;,&quot;citationItems&quot;:[{&quot;id&quot;:&quot;2de4f9e7-8d77-3ebb-8f15-e34da454be73&quot;,&quot;itemData&quot;:{&quot;type&quot;:&quot;webpage&quot;,&quot;id&quot;:&quot;2de4f9e7-8d77-3ebb-8f15-e34da454be73&quot;,&quot;title&quot;:&quot;bpg/terraform-provider-proxmox: Terraform / OpenTofu Provider for Proxmox VE&quot;,&quot;author&quot;:[{&quot;family&quot;:&quot;bpg&quot;,&quot;given&quot;:&quot;&quot;,&quot;parse-names&quot;:false,&quot;dropping-particle&quot;:&quot;&quot;,&quot;non-dropping-particle&quot;:&quot;&quot;},{&quot;family&quot;:&quot;153 contributeurs&quot;,&quot;given&quot;:&quot;&quot;,&quot;parse-names&quot;:false,&quot;dropping-particle&quot;:&quot;&quot;,&quot;non-dropping-particle&quot;:&quot;&quot;}],&quot;accessed&quot;:{&quot;date-parts&quot;:[[2026,3,31]]},&quot;URL&quot;:&quot;https://github.com/bpg/terraform-provider-proxmox&quot;,&quot;issued&quot;:{&quot;date-parts&quot;:[[2019,12,7]]},&quot;container-title-short&quot;:&quot;&quot;},&quot;isTemporary&quot;:false,&quot;suppress-author&quot;:false,&quot;composite&quot;:false,&quot;author-only&quot;:false}]},{&quot;citationID&quot;:&quot;MENDELEY_CITATION_eb22053c-78e7-4e7f-a15a-c93e8bb779a8&quot;,&quot;properties&quot;:{&quot;noteIndex&quot;:0},&quot;isEdited&quot;:false,&quot;manualOverride&quot;:{&quot;isManuallyOverridden&quot;:false,&quot;citeprocText&quot;:&quot;(Telmate &amp;#38; 108 contributeurs, 2017)&quot;,&quot;manualOverrideText&quot;:&quot;&quot;},&quot;citationTag&quot;:&quot;MENDELEY_CITATION_v3_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&quot;,&quot;citationItems&quot;:[{&quot;id&quot;:&quot;02618d2f-c0c6-3e51-852c-6ab354020533&quot;,&quot;itemData&quot;:{&quot;type&quot;:&quot;webpage&quot;,&quot;id&quot;:&quot;02618d2f-c0c6-3e51-852c-6ab354020533&quot;,&quot;title&quot;:&quot;Telmate/proxmox-api-go&quot;,&quot;author&quot;:[{&quot;family&quot;:&quot;Telmate&quot;,&quot;given&quot;:&quot;&quot;,&quot;parse-names&quot;:false,&quot;dropping-particle&quot;:&quot;&quot;,&quot;non-dropping-particle&quot;:&quot;&quot;},{&quot;family&quot;:&quot;108 contributeurs&quot;,&quot;given&quot;:&quot;&quot;,&quot;parse-names&quot;:false,&quot;dropping-particle&quot;:&quot;&quot;,&quot;non-dropping-particle&quot;:&quot;&quot;}],&quot;accessed&quot;:{&quot;date-parts&quot;:[[2026,3,31]]},&quot;URL&quot;:&quot;https://github.com/Telmate/proxmox-api-go&quot;,&quot;issued&quot;:{&quot;date-parts&quot;:[[2017,2,7]]},&quot;container-title-short&quot;:&quot;&quot;},&quot;isTemporary&quot;:false,&quot;suppress-author&quot;:false,&quot;composite&quot;:false,&quot;author-only&quot;:false}]},{&quot;citationID&quot;:&quot;MENDELEY_CITATION_32a35c09-55b7-48ef-bcc8-00932a651399&quot;,&quot;properties&quot;:{&quot;noteIndex&quot;:0},&quot;isEdited&quot;:false,&quot;manualOverride&quot;:{&quot;isManuallyOverridden&quot;:false,&quot;citeprocText&quot;:&quot;(Red Hat - Inc, 2022)&quot;,&quot;manualOverrideText&quot;:&quot;&quot;},&quot;citationTag&quot;:&quot;MENDELEY_CITATION_v3_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&quot;,&quot;citationItems&quot;:[{&quot;id&quot;:&quot;c68a136d-10bd-345e-a6c5-60fb634fe4a2&quot;,&quot;itemData&quot;:{&quot;type&quot;:&quot;webpage&quot;,&quot;id&quot;:&quot;c68a136d-10bd-345e-a6c5-60fb634fe4a2&quot;,&quot;title&quot;:&quot;Ansible Documentation — Ansible Documentation&quot;,&quot;author&quot;:[{&quot;family&quot;:&quot;Red Hat - Inc&quot;,&quot;given&quot;:&quot;&quot;,&quot;parse-names&quot;:false,&quot;dropping-particle&quot;:&quot;&quot;,&quot;non-dropping-particle&quot;:&quot;&quot;}],&quot;accessed&quot;:{&quot;date-parts&quot;:[[2026,4,21]]},&quot;URL&quot;:&quot;https://docs.ansible.com/projects/ansible/2.9/?utm_source=chatgpt.com&quot;,&quot;issued&quot;:{&quot;date-parts&quot;:[[2022,5,27]]},&quot;container-title-short&quot;:&quot;&quot;},&quot;isTemporary&quot;:false,&quot;suppress-author&quot;:false,&quot;composite&quot;:false,&quot;author-only&quot;:false}]},{&quot;citationID&quot;:&quot;MENDELEY_CITATION_b61e7e31-7658-430b-990c-ad89e26637d0&quot;,&quot;properties&quot;:{&quot;noteIndex&quot;:0,&quot;mode&quot;:&quot;composite&quot;},&quot;isEdited&quot;:false,&quot;manualOverride&quot;:{&quot;isManuallyOverridden&quot;:false,&quot;citeprocText&quot;:&quot;Red Hat - Inc (2022)&quot;,&quot;manualOverrideText&quot;:&quot;&quot;},&quot;citationTag&quot;:&quot;MENDELEY_CITATION_v3_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&quot;,&quot;citationItems&quot;:[{&quot;id&quot;:&quot;c68a136d-10bd-345e-a6c5-60fb634fe4a2&quot;,&quot;itemData&quot;:{&quot;type&quot;:&quot;webpage&quot;,&quot;id&quot;:&quot;c68a136d-10bd-345e-a6c5-60fb634fe4a2&quot;,&quot;title&quot;:&quot;Ansible Documentation — Ansible Documentation&quot;,&quot;author&quot;:[{&quot;family&quot;:&quot;Red Hat - Inc&quot;,&quot;given&quot;:&quot;&quot;,&quot;parse-names&quot;:false,&quot;dropping-particle&quot;:&quot;&quot;,&quot;non-dropping-particle&quot;:&quot;&quot;}],&quot;accessed&quot;:{&quot;date-parts&quot;:[[2026,4,21]]},&quot;URL&quot;:&quot;https://docs.ansible.com/projects/ansible/2.9/?utm_source=chatgpt.com&quot;,&quot;issued&quot;:{&quot;date-parts&quot;:[[2022,5,27]]},&quot;container-title-short&quot;:&quot;&quot;},&quot;isTemporary&quot;:false,&quot;displayAs&quot;:&quot;composite&quot;,&quot;suppress-author&quot;:false,&quot;composite&quot;:true,&quot;author-only&quot;:false}]},{&quot;citationID&quot;:&quot;MENDELEY_CITATION_ee4fcb49-8585-4e37-a686-d28ceb9f4b0c&quot;,&quot;properties&quot;:{&quot;noteIndex&quot;:0,&quot;mode&quot;:&quot;composite&quot;},&quot;isEdited&quot;:false,&quot;manualOverride&quot;:{&quot;isManuallyOverridden&quot;:false,&quot;citeprocText&quot;:&quot;Josh Noll (2024)&quot;,&quot;manualOverrideText&quot;:&quot;&quot;},&quot;citationTag&quot;:&quot;MENDELEY_CITATION_v3_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&quot;,&quot;citationItems&quot;:[{&quot;id&quot;:&quot;2282350d-c4a4-38ed-ba6b-d9ebe871ce5d&quot;,&quot;itemData&quot;:{&quot;type&quot;:&quot;webpage&quot;,&quot;id&quot;:&quot;2282350d-c4a4-38ed-ba6b-d9ebe871ce5d&quot;,&quot;title&quot;:&quot;Deploying Proxmox VMs with Ansible — Josh Noll&quot;,&quot;author&quot;:[{&quot;family&quot;:&quot;Josh Noll&quot;,&quot;given&quot;:&quot;&quot;,&quot;parse-names&quot;:false,&quot;dropping-particle&quot;:&quot;&quot;,&quot;non-dropping-particle&quot;:&quot;&quot;}],&quot;accessed&quot;:{&quot;date-parts&quot;:[[2026,4,21]]},&quot;URL&quot;:&quot;https://joshrnoll.com/deploying-proxmox-vms-with-ansible/&quot;,&quot;issued&quot;:{&quot;date-parts&quot;:[[2024,1,16]]},&quot;container-title-short&quot;:&quot;&quot;},&quot;isTemporary&quot;:false,&quot;displayAs&quot;:&quot;composite&quot;,&quot;suppress-author&quot;:false,&quot;composite&quot;:true,&quot;author-only&quot;:false}]},{&quot;citationID&quot;:&quot;MENDELEY_CITATION_6e20f74d-9c90-4ab4-9c43-833e4c2352f6&quot;,&quot;properties&quot;:{&quot;noteIndex&quot;:0,&quot;mode&quot;:&quot;composite&quot;},&quot;isEdited&quot;:false,&quot;manualOverride&quot;:{&quot;isManuallyOverridden&quot;:false,&quot;citeprocText&quot;:&quot;Josh Noll (2024)&quot;,&quot;manualOverrideText&quot;:&quot;&quot;},&quot;citationTag&quot;:&quot;MENDELEY_CITATION_v3_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&quot;,&quot;citationItems&quot;:[{&quot;id&quot;:&quot;2282350d-c4a4-38ed-ba6b-d9ebe871ce5d&quot;,&quot;itemData&quot;:{&quot;type&quot;:&quot;webpage&quot;,&quot;id&quot;:&quot;2282350d-c4a4-38ed-ba6b-d9ebe871ce5d&quot;,&quot;title&quot;:&quot;Deploying Proxmox VMs with Ansible — Josh Noll&quot;,&quot;author&quot;:[{&quot;family&quot;:&quot;Josh Noll&quot;,&quot;given&quot;:&quot;&quot;,&quot;parse-names&quot;:false,&quot;dropping-particle&quot;:&quot;&quot;,&quot;non-dropping-particle&quot;:&quot;&quot;}],&quot;accessed&quot;:{&quot;date-parts&quot;:[[2026,4,21]]},&quot;URL&quot;:&quot;https://joshrnoll.com/deploying-proxmox-vms-with-ansible/&quot;,&quot;issued&quot;:{&quot;date-parts&quot;:[[2024,1,16]]},&quot;container-title-short&quot;:&quot;&quot;},&quot;isTemporary&quot;:false,&quot;displayAs&quot;:&quot;composite&quot;,&quot;suppress-author&quot;:false,&quot;composite&quot;:true,&quot;author-only&quot;:false}]},{&quot;citationID&quot;:&quot;MENDELEY_CITATION_34a55d00-3943-40a6-9fd1-2f71dc1c096b&quot;,&quot;properties&quot;:{&quot;noteIndex&quot;:0,&quot;mode&quot;:&quot;composite&quot;},&quot;isEdited&quot;:false,&quot;manualOverride&quot;:{&quot;isManuallyOverridden&quot;:false,&quot;citeprocText&quot;:&quot;Josh Noll (2024)&quot;,&quot;manualOverrideText&quot;:&quot;&quot;},&quot;citationTag&quot;:&quot;MENDELEY_CITATION_v3_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&quot;,&quot;citationItems&quot;:[{&quot;id&quot;:&quot;2282350d-c4a4-38ed-ba6b-d9ebe871ce5d&quot;,&quot;itemData&quot;:{&quot;type&quot;:&quot;webpage&quot;,&quot;id&quot;:&quot;2282350d-c4a4-38ed-ba6b-d9ebe871ce5d&quot;,&quot;title&quot;:&quot;Deploying Proxmox VMs with Ansible — Josh Noll&quot;,&quot;author&quot;:[{&quot;family&quot;:&quot;Josh Noll&quot;,&quot;given&quot;:&quot;&quot;,&quot;parse-names&quot;:false,&quot;dropping-particle&quot;:&quot;&quot;,&quot;non-dropping-particle&quot;:&quot;&quot;}],&quot;accessed&quot;:{&quot;date-parts&quot;:[[2026,4,21]]},&quot;URL&quot;:&quot;https://joshrnoll.com/deploying-proxmox-vms-with-ansible/&quot;,&quot;issued&quot;:{&quot;date-parts&quot;:[[2024,1,16]]},&quot;container-title-short&quot;:&quot;&quot;},&quot;isTemporary&quot;:false,&quot;displayAs&quot;:&quot;composite&quot;,&quot;suppress-author&quot;:false,&quot;composite&quot;:true,&quot;author-only&quot;:false}]},{&quot;citationID&quot;:&quot;MENDELEY_CITATION_748c1f61-b366-4c8c-adb0-d334d15706be&quot;,&quot;properties&quot;:{&quot;noteIndex&quot;:0},&quot;isEdited&quot;:false,&quot;manualOverride&quot;:{&quot;isManuallyOverridden&quot;:false,&quot;citeprocText&quot;:&quot;(Jurka007, 2023)&quot;,&quot;manualOverrideText&quot;:&quot;&quot;},&quot;citationTag&quot;:&quot;MENDELEY_CITATION_v3_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&quot;,&quot;citationItems&quot;:[{&quot;id&quot;:&quot;155ccf57-7754-39a1-9356-ef2342de96dc&quot;,&quot;itemData&quot;:{&quot;type&quot;:&quot;webpage&quot;,&quot;id&quot;:&quot;155ccf57-7754-39a1-9356-ef2342de96dc&quot;,&quot;title&quot;:&quot;Proxmox: \&quot;net\&quot; do not configure network card · Issue #21 · ansible-collections/community.proxmox&quot;,&quot;author&quot;:[{&quot;family&quot;:&quot;Jurka007&quot;,&quot;given&quot;:&quot;&quot;,&quot;parse-names&quot;:false,&quot;dropping-particle&quot;:&quot;&quot;,&quot;non-dropping-particle&quot;:&quot;&quot;}],&quot;container-title&quot;:&quot;Github&quot;,&quot;accessed&quot;:{&quot;date-parts&quot;:[[2026,4,21]]},&quot;URL&quot;:&quot;https://github.com/ansible-collections/community.proxmox/issues/21#issuecomment-2884820921&quot;,&quot;issued&quot;:{&quot;date-parts&quot;:[[2023,6,23]]},&quot;container-title-short&quot;:&quot;&quot;},&quot;isTemporary&quot;:false,&quot;suppress-author&quot;:false,&quot;composite&quot;:false,&quot;author-only&quot;:false}]},{&quot;citationID&quot;:&quot;MENDELEY_CITATION_b366ede3-faa3-4b14-90f5-9815a059f4f0&quot;,&quot;properties&quot;:{&quot;noteIndex&quot;:0},&quot;isEdited&quot;:false,&quot;manualOverride&quot;:{&quot;isManuallyOverridden&quot;:false,&quot;citeprocText&quot;:&quot;(Blaise Hurtlin, 2026)&quot;,&quot;manualOverrideText&quot;:&quot;&quot;},&quot;citationTag&quot;:&quot;MENDELEY_CITATION_v3_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&quot;,&quot;citationItems&quot;:[{&quot;id&quot;:&quot;f32f6921-db11-3f7e-99d8-61451133e193&quot;,&quot;itemData&quot;:{&quot;type&quot;:&quot;report&quot;,&quot;id&quot;:&quot;f32f6921-db11-3f7e-99d8-61451133e193&quot;,&quot;title&quot;:&quot;Automatisation sur un cluster Proxmox - Cahier des charges&quot;,&quot;author&quot;:[{&quot;family&quot;:&quot;Blaise Hurtlin&quot;,&quot;given&quot;:&quot;&quot;,&quot;parse-names&quot;:false,&quot;dropping-particle&quot;:&quot;&quot;,&quot;non-dropping-particle&quot;:&quot;&quot;}],&quot;issued&quot;:{&quot;date-parts&quot;:[[2026,3,2]]},&quot;publisher-place&quot;:&quot;Fribourg&quot;,&quot;language&quot;:&quot;Français&quot;,&quot;abstract&quot;:&quot;Description générale du projet d'examen : L'EMF souhaite disposer d'une infrastructure de virtualisation moderne, flexible et automatisée afin de faciliter le déploiement et la gestion de machines virtuelles. Actuellement, la création et la configuration de machines virtuelles sont réalisées manuellement, ce qui entraîne une perte de temps, un risque d'erreurs humaines et un manque d'homogénéité. Le présent travail a pour objectif de mettre en place un cluster de virtualisation Proxmox sur plusieurs noeuds et d'automatiser le déploiement de machines virtuelles à l'aide d'outils d'infrastructure as code (IaC).&quot;,&quot;container-title-short&quot;:&quot;&quot;},&quot;isTemporary&quot;:false,&quot;suppress-author&quot;:false,&quot;composite&quot;:false,&quot;author-only&quot;:false}]},{&quot;citationID&quot;:&quot;MENDELEY_CITATION_b92c03cb-80f1-458f-ae88-f85e9f8b5e41&quot;,&quot;properties&quot;:{&quot;noteIndex&quot;:0,&quot;mode&quot;:&quot;composite&quot;},&quot;isEdited&quot;:false,&quot;manualOverride&quot;:{&quot;isManuallyOverridden&quot;:false,&quot;citeprocText&quot;:&quot;Blaise Hurtlin (2026)&quot;,&quot;manualOverrideText&quot;:&quot;&quot;},&quot;citationTag&quot;:&quot;MENDELEY_CITATION_v3_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&quot;,&quot;citationItems&quot;:[{&quot;id&quot;:&quot;f32f6921-db11-3f7e-99d8-61451133e193&quot;,&quot;itemData&quot;:{&quot;type&quot;:&quot;report&quot;,&quot;id&quot;:&quot;f32f6921-db11-3f7e-99d8-61451133e193&quot;,&quot;title&quot;:&quot;Automatisation sur un cluster Proxmox - Cahier des charges&quot;,&quot;author&quot;:[{&quot;family&quot;:&quot;Blaise Hurtlin&quot;,&quot;given&quot;:&quot;&quot;,&quot;parse-names&quot;:false,&quot;dropping-particle&quot;:&quot;&quot;,&quot;non-dropping-particle&quot;:&quot;&quot;}],&quot;issued&quot;:{&quot;date-parts&quot;:[[2026,3,2]]},&quot;publisher-place&quot;:&quot;Fribourg&quot;,&quot;language&quot;:&quot;Français&quot;,&quot;abstract&quot;:&quot;Description générale du projet d'examen : L'EMF souhaite disposer d'une infrastructure de virtualisation moderne, flexible et automatisée afin de faciliter le déploiement et la gestion de machines virtuelles. Actuellement, la création et la configuration de machines virtuelles sont réalisées manuellement, ce qui entraîne une perte de temps, un risque d'erreurs humaines et un manque d'homogénéité. Le présent travail a pour objectif de mettre en place un cluster de virtualisation Proxmox sur plusieurs noeuds et d'automatiser le déploiement de machines virtuelles à l'aide d'outils d'infrastructure as code (IaC).&quot;,&quot;container-title-short&quot;:&quot;&quot;},&quot;isTemporary&quot;:false,&quot;displayAs&quot;:&quot;composite&quot;,&quot;suppress-author&quot;:false,&quot;composite&quot;:true,&quot;author-only&quot;:false}]}]"/>
+    <we:property name="MENDELEY_BIBLIOGRAPHY_IS_DIRTY" value="false"/>
+    <we:property name="MENDELEY_BIBLIOGRAPHY_LAST_MODIFIED" value="1778510322989"/>
+    <we:property name="MENDELEY_CITATIONS" value="[{&quot;citationID&quot;:&quot;MENDELEY_CITATION_bd297da5-6ab4-498e-9f4f-b38ccb581b15&quot;,&quot;properties&quot;:{&quot;noteIndex&quot;:0},&quot;isEdited&quot;:false,&quot;manualOverride&quot;:{&quot;isManuallyOverridden&quot;:false,&quot;citeprocText&quot;:&quot;(J. P. Kousz &amp;#38; S. Leiser, 2026)&quot;,&quot;manualOverrideText&quot;:&quot;&quot;},&quot;citationTag&quot;:&quot;MENDELEY_CITATION_v3_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&quot;,&quot;citationItems&quot;:[{&quot;id&quot;:&quot;35f5a5cc-8c72-3b86-8ebf-fc042b3548c1&quot;,&quot;itemData&quot;:{&quot;type&quot;:&quot;article-journal&quot;,&quot;id&quot;:&quot;35f5a5cc-8c72-3b86-8ebf-fc042b3548c1&quot;,&quot;title&quot;:&quot;GEN - ICT-FR Manuel 2027&quot;,&quot;author&quot;:[{&quot;family&quot;:&quot;J. P. Kousz&quot;,&quot;given&quot;:&quot;F. Kuster&quot;,&quot;parse-names&quot;:false,&quot;dropping-particle&quot;:&quot;&quot;,&quot;non-dropping-particle&quot;:&quot;&quot;},{&quot;family&quot;:&quot;S. Leiser&quot;,&quot;given&quot;:&quot;&quot;,&quot;parse-names&quot;:false,&quot;dropping-particle&quot;:&quot;&quot;,&quot;non-dropping-particle&quot;:&quot;&quot;}],&quot;accessed&quot;:{&quot;date-parts&quot;:[[2026,5,7]]},&quot;translator&quot;:[{&quot;family&quot;:&quot;Schwab&quot;,&quot;given&quot;:&quot;Stéphane&quot;,&quot;parse-names&quot;:false,&quot;dropping-particle&quot;:&quot;&quot;,&quot;non-dropping-particle&quot;:&quot;&quot;},{&quot;family&quot;:&quot;Meuwly&quot;,&quot;given&quot;:&quot;Laurent&quot;,&quot;parse-names&quot;:false,&quot;dropping-particle&quot;:&quot;&quot;,&quot;non-dropping-particle&quot;:&quot;&quot;},{&quot;family&quot;:&quot;Nuoffer&quot;,&quot;given&quot;:&quot;Steve&quot;,&quot;parse-names&quot;:false,&quot;dropping-particle&quot;:&quot;&quot;,&quot;non-dropping-particle&quot;:&quot;&quot;}],&quot;URL&quot;:&quot;https://2026.pkorg.ch/dokument/2530/view&quot;,&quot;issued&quot;:{&quot;date-parts&quot;:[[2026,1]]},&quot;container-title-short&quot;:&quot;&quot;},&quot;isTemporary&quot;:false,&quot;suppress-author&quot;:false,&quot;composite&quot;:false,&quot;author-only&quot;:false}]},{&quot;citationID&quot;:&quot;MENDELEY_CITATION_c081e898-b5a7-433d-bb3b-d53ea9033849&quot;,&quot;properties&quot;:{&quot;noteIndex&quot;:0},&quot;isEdited&quot;:false,&quot;manualOverride&quot;:{&quot;isManuallyOverridden&quot;:false,&quot;citeprocText&quot;:&quot;(EMF-Informatique, 2025)&quot;,&quot;manualOverrideText&quot;:&quot;&quot;},&quot;citationTag&quot;:&quot;MENDELEY_CITATION_v3_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&quot;,&quot;citationItems&quot;:[{&quot;id&quot;:&quot;35384cd0-ea23-30ec-9a59-ccb2a44e9082&quot;,&quot;itemData&quot;:{&quot;type&quot;:&quot;article-journal&quot;,&quot;id&quot;:&quot;35384cd0-ea23-30ec-9a59-ccb2a44e9082&quot;,&quot;title&quot;:&quot;00_Standards Entreprise INFRA&quot;,&quot;author&quot;:[{&quot;family&quot;:&quot;EMF-Informatique&quot;,&quot;given&quot;:&quot;&quot;,&quot;parse-names&quot;:false,&quot;dropping-particle&quot;:&quot;&quot;,&quot;non-dropping-particle&quot;:&quot;&quot;}],&quot;accessed&quot;:{&quot;date-parts&quot;:[[2026,5,7]]},&quot;URL&quot;:&quot;https://eduetatfr.sharepoint.com/:b:/r/teams/EMF-GT-INFOApprentis/Shared%20Documents/Apprenti-es/Infrastructures/Standards/00_Standards%20Entreprise%20INFRA.pdf?csf=1&amp;web=1&amp;e=NxPkxO&quot;,&quot;issued&quot;:{&quot;date-parts&quot;:[[2025,3,25]]},&quot;page&quot;:&quot;1-1&quot;,&quot;container-title-short&quot;:&quot;&quot;},&quot;isTemporary&quot;:false,&quot;suppress-author&quot;:false,&quot;composite&quot;:false,&quot;author-only&quot;:false}]},{&quot;citationID&quot;:&quot;MENDELEY_CITATION_f9a42ccd-cc40-42f8-afd0-e7ccb5a93cda&quot;,&quot;properties&quot;:{&quot;noteIndex&quot;:0,&quot;mode&quot;:&quot;composite&quot;},&quot;isEdited&quot;:false,&quot;manualOverride&quot;:{&quot;isManuallyOverridden&quot;:false,&quot;citeprocText&quot;:&quot;Proxmox (2025b)&quot;,&quot;manualOverrideText&quot;:&quot;&quot;},&quot;citationTag&quot;:&quot;MENDELEY_CITATION_v3_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&quot;,&quot;citationItems&quot;:[{&quot;id&quot;:&quot;66de0b29-8c25-3bfb-9d36-3528c1be4578&quot;,&quot;itemData&quot;:{&quot;type&quot;:&quot;webpage&quot;,&quot;id&quot;:&quot;66de0b29-8c25-3bfb-9d36-3528c1be4578&quot;,&quot;title&quot;:&quot;Proxmox VE Storage&quot;,&quot;author&quot;:[{&quot;family&quot;:&quot;Proxmox&quot;,&quot;given&quot;:&quot;&quot;,&quot;parse-names&quot;:false,&quot;dropping-particle&quot;:&quot;&quot;,&quot;non-dropping-particle&quot;:&quot;&quot;}],&quot;container-title&quot;:&quot;Proxmox VE Administration Guide&quot;,&quot;accessed&quot;:{&quot;date-parts&quot;:[[2026,3,15]]},&quot;URL&quot;:&quot;https://pve.proxmox.com/pve-docs/chapter-pvesm.html&quot;,&quot;issued&quot;:{&quot;date-parts&quot;:[[2025,12,12]]},&quot;language&quot;:&quot;English&quot;,&quot;abstract&quot;:&quot;\n\nThe Proxmox VE storage model is very flexible. Virtual machine images can either be stored on one or several local storages, or on shared storage like NFS or iSCSI (NAS, SAN). There are no limits, and you may configure as many storage pools as you like. You can use all storage technologies available for Debian Linux.\n\nOne major benefit of storing VMs on shared storage is the ability to live-migrate running machines without any downtime, as all nodes in the cluster have direct access to VM disk images. There is no need to copy VM image data, so live migration is very fast in that case.\n&quot;,&quot;container-title-short&quot;:&quot;&quot;},&quot;isTemporary&quot;:false,&quot;displayAs&quot;:&quot;composite&quot;,&quot;suppress-author&quot;:false,&quot;composite&quot;:true,&quot;author-only&quot;:false}]},{&quot;citationID&quot;:&quot;MENDELEY_CITATION_4afd9d51-6e25-4fc5-b929-fd706c000062&quot;,&quot;properties&quot;:{&quot;noteIndex&quot;:0},&quot;isEdited&quot;:false,&quot;manualOverride&quot;:{&quot;isManuallyOverridden&quot;:false,&quot;citeprocText&quot;:&quot;(Proxmox, 2025b)&quot;,&quot;manualOverrideText&quot;:&quot;&quot;},&quot;citationTag&quot;:&quot;MENDELEY_CITATION_v3_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&quot;,&quot;citationItems&quot;:[{&quot;id&quot;:&quot;66de0b29-8c25-3bfb-9d36-3528c1be4578&quot;,&quot;itemData&quot;:{&quot;type&quot;:&quot;webpage&quot;,&quot;id&quot;:&quot;66de0b29-8c25-3bfb-9d36-3528c1be4578&quot;,&quot;title&quot;:&quot;Proxmox VE Storage&quot;,&quot;author&quot;:[{&quot;family&quot;:&quot;Proxmox&quot;,&quot;given&quot;:&quot;&quot;,&quot;parse-names&quot;:false,&quot;dropping-particle&quot;:&quot;&quot;,&quot;non-dropping-particle&quot;:&quot;&quot;}],&quot;container-title&quot;:&quot;Proxmox VE Administration Guide&quot;,&quot;accessed&quot;:{&quot;date-parts&quot;:[[2026,3,15]]},&quot;URL&quot;:&quot;https://pve.proxmox.com/pve-docs/chapter-pvesm.html&quot;,&quot;issued&quot;:{&quot;date-parts&quot;:[[2025,12,12]]},&quot;language&quot;:&quot;English&quot;,&quot;abstract&quot;:&quot;\n\nThe Proxmox VE storage model is very flexible. Virtual machine images can either be stored on one or several local storages, or on shared storage like NFS or iSCSI (NAS, SAN). There are no limits, and you may configure as many storage pools as you like. You can use all storage technologies available for Debian Linux.\n\nOne major benefit of storing VMs on shared storage is the ability to live-migrate running machines without any downtime, as all nodes in the cluster have direct access to VM disk images. There is no need to copy VM image data, so live migration is very fast in that case.\n&quot;,&quot;container-title-short&quot;:&quot;&quot;},&quot;isTemporary&quot;:false,&quot;suppress-author&quot;:false,&quot;composite&quot;:false,&quot;author-only&quot;:false}]},{&quot;citationID&quot;:&quot;MENDELEY_CITATION_9db2a729-0951-4c17-9e01-ff0581195c25&quot;,&quot;properties&quot;:{&quot;noteIndex&quot;:0,&quot;mode&quot;:&quot;composite&quot;},&quot;isEdited&quot;:false,&quot;manualOverride&quot;:{&quot;isManuallyOverridden&quot;:false,&quot;citeprocText&quot;:&quot;Josh Noll (2024)&quot;,&quot;manualOverrideText&quot;:&quot;&quot;},&quot;citationTag&quot;:&quot;MENDELEY_CITATION_v3_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&quot;,&quot;citationItems&quot;:[{&quot;id&quot;:&quot;2282350d-c4a4-38ed-ba6b-d9ebe871ce5d&quot;,&quot;itemData&quot;:{&quot;type&quot;:&quot;webpage&quot;,&quot;id&quot;:&quot;2282350d-c4a4-38ed-ba6b-d9ebe871ce5d&quot;,&quot;title&quot;:&quot;Deploying Proxmox VMs with Ansible — Josh Noll&quot;,&quot;author&quot;:[{&quot;family&quot;:&quot;Josh Noll&quot;,&quot;given&quot;:&quot;&quot;,&quot;parse-names&quot;:false,&quot;dropping-particle&quot;:&quot;&quot;,&quot;non-dropping-particle&quot;:&quot;&quot;}],&quot;accessed&quot;:{&quot;date-parts&quot;:[[2026,4,21]]},&quot;URL&quot;:&quot;https://joshrnoll.com/deploying-proxmox-vms-with-ansible/&quot;,&quot;issued&quot;:{&quot;date-parts&quot;:[[2024,1,16]]},&quot;container-title-short&quot;:&quot;&quot;},&quot;isTemporary&quot;:false,&quot;displayAs&quot;:&quot;composite&quot;,&quot;suppress-author&quot;:false,&quot;composite&quot;:true,&quot;author-only&quot;:false}]},{&quot;citationID&quot;:&quot;MENDELEY_CITATION_1c0bfdc0-b8ec-465a-97f9-432436345054&quot;,&quot;properties&quot;:{&quot;noteIndex&quot;:0,&quot;mode&quot;:&quot;composite&quot;},&quot;isEdited&quot;:false,&quot;manualOverride&quot;:{&quot;isManuallyOverridden&quot;:false,&quot;citeprocText&quot;:&quot;Proxmox (2025c)&quot;,&quot;manualOverrideText&quot;:&quot;&quot;},&quot;citationTag&quot;:&quot;MENDELEY_CITATION_v3_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&quot;,&quot;citationItems&quot;:[{&quot;id&quot;:&quot;4bf5c8ec-d6e5-35ca-a7be-7cacfe503104&quot;,&quot;itemData&quot;:{&quot;type&quot;:&quot;webpage&quot;,&quot;id&quot;:&quot;4bf5c8ec-d6e5-35ca-a7be-7cacfe503104&quot;,&quot;title&quot;:&quot;QEMU/KVM Virtual Machines&quot;,&quot;author&quot;:[{&quot;family&quot;:&quot;Proxmox&quot;,&quot;given&quot;:&quot;&quot;,&quot;parse-names&quot;:false,&quot;dropping-particle&quot;:&quot;&quot;,&quot;non-dropping-particle&quot;:&quot;&quot;}],&quot;accessed&quot;:{&quot;date-parts&quot;:[[2026,3,15]]},&quot;URL&quot;:&quot;https://pve.proxmox.com/pve-docs/chapter-qm.html&quot;,&quot;issued&quot;:{&quot;date-parts&quot;:[[2025,12,12]]},&quot;container-title-short&quot;:&quot;&quot;},&quot;isTemporary&quot;:false,&quot;displayAs&quot;:&quot;composite&quot;,&quot;suppress-author&quot;:false,&quot;composite&quot;:true,&quot;author-only&quot;:false}]},{&quot;citationID&quot;:&quot;MENDELEY_CITATION_0574a10e-c060-4584-b1b5-3204dd180737&quot;,&quot;properties&quot;:{&quot;noteIndex&quot;:0},&quot;isEdited&quot;:false,&quot;manualOverride&quot;:{&quot;isManuallyOverridden&quot;:false,&quot;citeprocText&quot;:&quot;(Proxmox, 2025a)&quot;,&quot;manualOverrideText&quot;:&quot;&quot;},&quot;citationTag&quot;:&quot;MENDELEY_CITATION_v3_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&quot;,&quot;citationItems&quot;:[{&quot;id&quot;:&quot;cdd5bf4a-8251-39fe-a38d-94fb4557c4cb&quot;,&quot;itemData&quot;:{&quot;type&quot;:&quot;webpage&quot;,&quot;id&quot;:&quot;cdd5bf4a-8251-39fe-a38d-94fb4557c4cb&quot;,&quot;title&quot;:&quot;Network Configuration - Proxmox VE&quot;,&quot;author&quot;:[{&quot;family&quot;:&quot;Proxmox&quot;,&quot;given&quot;:&quot;&quot;,&quot;parse-names&quot;:false,&quot;dropping-particle&quot;:&quot;&quot;,&quot;non-dropping-particle&quot;:&quot;&quot;}],&quot;accessed&quot;:{&quot;date-parts&quot;:[[2026,5,7]]},&quot;URL&quot;:&quot;https://pve.proxmox.com/wiki/Network_Configuration&quot;,&quot;issued&quot;:{&quot;date-parts&quot;:[[2025,11,19]]},&quot;container-title-short&quot;:&quot;&quot;},&quot;isTemporary&quot;:false,&quot;suppress-author&quot;:false,&quot;composite&quot;:false,&quot;author-only&quot;:false}]},{&quot;citationID&quot;:&quot;MENDELEY_CITATION_6123cc52-935a-4e9c-8ca8-7b3455cb48cb&quot;,&quot;properties&quot;:{&quot;noteIndex&quot;:0,&quot;mode&quot;:&quot;author-only&quot;},&quot;isEdited&quot;:false,&quot;manualOverride&quot;:{&quot;isManuallyOverridden&quot;:false,&quot;citeprocText&quot;:&quot;Hashicorp&quot;,&quot;manualOverrideText&quot;:&quot;&quot;},&quot;citationTag&quot;:&quot;MENDELEY_CITATION_v3_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&quot;,&quot;citationItems&quot;:[{&quot;id&quot;:&quot;a587371a-4b08-3208-ab4f-dbf256de27d2&quot;,&quot;itemData&quot;:{&quot;type&quot;:&quot;webpage&quot;,&quot;id&quot;:&quot;a587371a-4b08-3208-ab4f-dbf256de27d2&quot;,&quot;title&quot;:&quot;Terraform overview | Terraform | HashiCorp Developer&quot;,&quot;author&quot;:[{&quot;family&quot;:&quot;Hashicorp&quot;,&quot;given&quot;:&quot;&quot;,&quot;parse-names&quot;:false,&quot;dropping-particle&quot;:&quot;&quot;,&quot;non-dropping-particle&quot;:&quot;&quot;}],&quot;accessed&quot;:{&quot;date-parts&quot;:[[2026,3,31]]},&quot;URL&quot;:&quot;https://developer.hashicorp.com/terraform/docs&quot;,&quot;container-title-short&quot;:&quot;&quot;},&quot;isTemporary&quot;:false,&quot;displayAs&quot;:&quot;author-only&quot;,&quot;suppress-author&quot;:false,&quot;composite&quot;:false,&quot;author-only&quot;:true}]},{&quot;citationID&quot;:&quot;MENDELEY_CITATION_be5a949b-c2c9-43e2-89e6-f32e2854e848&quot;,&quot;properties&quot;:{&quot;noteIndex&quot;:0,&quot;mode&quot;:&quot;author-only&quot;},&quot;isEdited&quot;:false,&quot;manualOverride&quot;:{&quot;isManuallyOverridden&quot;:false,&quot;citeprocText&quot;:&quot;Hashicorp&quot;,&quot;manualOverrideText&quot;:&quot;&quot;},&quot;citationTag&quot;:&quot;MENDELEY_CITATION_v3_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&quot;,&quot;citationItems&quot;:[{&quot;id&quot;:&quot;a587371a-4b08-3208-ab4f-dbf256de27d2&quot;,&quot;itemData&quot;:{&quot;type&quot;:&quot;webpage&quot;,&quot;id&quot;:&quot;a587371a-4b08-3208-ab4f-dbf256de27d2&quot;,&quot;title&quot;:&quot;Terraform overview | Terraform | HashiCorp Developer&quot;,&quot;author&quot;:[{&quot;family&quot;:&quot;Hashicorp&quot;,&quot;given&quot;:&quot;&quot;,&quot;parse-names&quot;:false,&quot;dropping-particle&quot;:&quot;&quot;,&quot;non-dropping-particle&quot;:&quot;&quot;}],&quot;accessed&quot;:{&quot;date-parts&quot;:[[2026,3,31]]},&quot;URL&quot;:&quot;https://developer.hashicorp.com/terraform/docs&quot;,&quot;container-title-short&quot;:&quot;&quot;},&quot;isTemporary&quot;:false,&quot;displayAs&quot;:&quot;author-only&quot;,&quot;suppress-author&quot;:false,&quot;composite&quot;:false,&quot;author-only&quot;:true}]},{&quot;citationID&quot;:&quot;MENDELEY_CITATION_50e60e3f-273d-4874-9fd6-c4e9022312a9&quot;,&quot;properties&quot;:{&quot;noteIndex&quot;:0},&quot;isEdited&quot;:false,&quot;manualOverride&quot;:{&quot;isManuallyOverridden&quot;:false,&quot;citeprocText&quot;:&quot;(Hashicorp, n.d.)&quot;,&quot;manualOverrideText&quot;:&quot;&quot;},&quot;citationTag&quot;:&quot;MENDELEY_CITATION_v3_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&quot;,&quot;citationItems&quot;:[{&quot;id&quot;:&quot;a587371a-4b08-3208-ab4f-dbf256de27d2&quot;,&quot;itemData&quot;:{&quot;type&quot;:&quot;webpage&quot;,&quot;id&quot;:&quot;a587371a-4b08-3208-ab4f-dbf256de27d2&quot;,&quot;title&quot;:&quot;Terraform overview | Terraform | HashiCorp Developer&quot;,&quot;author&quot;:[{&quot;family&quot;:&quot;Hashicorp&quot;,&quot;given&quot;:&quot;&quot;,&quot;parse-names&quot;:false,&quot;dropping-particle&quot;:&quot;&quot;,&quot;non-dropping-particle&quot;:&quot;&quot;}],&quot;accessed&quot;:{&quot;date-parts&quot;:[[2026,3,31]]},&quot;URL&quot;:&quot;https://developer.hashicorp.com/terraform/docs&quot;,&quot;container-title-short&quot;:&quot;&quot;},&quot;isTemporary&quot;:false,&quot;suppress-author&quot;:false,&quot;composite&quot;:false,&quot;author-only&quot;:false}]},{&quot;citationID&quot;:&quot;MENDELEY_CITATION_1bd58bbd-9bad-4f3e-b531-5f20774b6d4c&quot;,&quot;properties&quot;:{&quot;noteIndex&quot;:0},&quot;isEdited&quot;:false,&quot;manualOverride&quot;:{&quot;isManuallyOverridden&quot;:false,&quot;citeprocText&quot;:&quot;(bpg &amp;#38; 153 contributeurs, 2019)&quot;,&quot;manualOverrideText&quot;:&quot;&quot;},&quot;citationTag&quot;:&quot;MENDELEY_CITATION_v3_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&quot;,&quot;citationItems&quot;:[{&quot;id&quot;:&quot;2de4f9e7-8d77-3ebb-8f15-e34da454be73&quot;,&quot;itemData&quot;:{&quot;type&quot;:&quot;webpage&quot;,&quot;id&quot;:&quot;2de4f9e7-8d77-3ebb-8f15-e34da454be73&quot;,&quot;title&quot;:&quot;bpg/terraform-provider-proxmox: Terraform / OpenTofu Provider for Proxmox VE&quot;,&quot;author&quot;:[{&quot;family&quot;:&quot;bpg&quot;,&quot;given&quot;:&quot;&quot;,&quot;parse-names&quot;:false,&quot;dropping-particle&quot;:&quot;&quot;,&quot;non-dropping-particle&quot;:&quot;&quot;},{&quot;family&quot;:&quot;153 contributeurs&quot;,&quot;given&quot;:&quot;&quot;,&quot;parse-names&quot;:false,&quot;dropping-particle&quot;:&quot;&quot;,&quot;non-dropping-particle&quot;:&quot;&quot;}],&quot;accessed&quot;:{&quot;date-parts&quot;:[[2026,3,31]]},&quot;URL&quot;:&quot;https://github.com/bpg/terraform-provider-proxmox&quot;,&quot;issued&quot;:{&quot;date-parts&quot;:[[2019,12,7]]},&quot;container-title-short&quot;:&quot;&quot;},&quot;isTemporary&quot;:false,&quot;suppress-author&quot;:false,&quot;composite&quot;:false,&quot;author-only&quot;:false}]},{&quot;citationID&quot;:&quot;MENDELEY_CITATION_eb22053c-78e7-4e7f-a15a-c93e8bb779a8&quot;,&quot;properties&quot;:{&quot;noteIndex&quot;:0},&quot;isEdited&quot;:false,&quot;manualOverride&quot;:{&quot;isManuallyOverridden&quot;:false,&quot;citeprocText&quot;:&quot;(Telmate &amp;#38; 108 contributeurs, 2017)&quot;,&quot;manualOverrideText&quot;:&quot;&quot;},&quot;citationTag&quot;:&quot;MENDELEY_CITATION_v3_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&quot;,&quot;citationItems&quot;:[{&quot;id&quot;:&quot;02618d2f-c0c6-3e51-852c-6ab354020533&quot;,&quot;itemData&quot;:{&quot;type&quot;:&quot;webpage&quot;,&quot;id&quot;:&quot;02618d2f-c0c6-3e51-852c-6ab354020533&quot;,&quot;title&quot;:&quot;Telmate/proxmox-api-go&quot;,&quot;author&quot;:[{&quot;family&quot;:&quot;Telmate&quot;,&quot;given&quot;:&quot;&quot;,&quot;parse-names&quot;:false,&quot;dropping-particle&quot;:&quot;&quot;,&quot;non-dropping-particle&quot;:&quot;&quot;},{&quot;family&quot;:&quot;108 contributeurs&quot;,&quot;given&quot;:&quot;&quot;,&quot;parse-names&quot;:false,&quot;dropping-particle&quot;:&quot;&quot;,&quot;non-dropping-particle&quot;:&quot;&quot;}],&quot;accessed&quot;:{&quot;date-parts&quot;:[[2026,3,31]]},&quot;URL&quot;:&quot;https://github.com/Telmate/proxmox-api-go&quot;,&quot;issued&quot;:{&quot;date-parts&quot;:[[2017,2,7]]},&quot;container-title-short&quot;:&quot;&quot;},&quot;isTemporary&quot;:false,&quot;suppress-author&quot;:false,&quot;composite&quot;:false,&quot;author-only&quot;:false}]},{&quot;citationID&quot;:&quot;MENDELEY_CITATION_32a35c09-55b7-48ef-bcc8-00932a651399&quot;,&quot;properties&quot;:{&quot;noteIndex&quot;:0},&quot;isEdited&quot;:false,&quot;manualOverride&quot;:{&quot;isManuallyOverridden&quot;:false,&quot;citeprocText&quot;:&quot;(Red Hat - Inc, 2022)&quot;,&quot;manualOverrideText&quot;:&quot;&quot;},&quot;citationTag&quot;:&quot;MENDELEY_CITATION_v3_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&quot;,&quot;citationItems&quot;:[{&quot;id&quot;:&quot;c68a136d-10bd-345e-a6c5-60fb634fe4a2&quot;,&quot;itemData&quot;:{&quot;type&quot;:&quot;webpage&quot;,&quot;id&quot;:&quot;c68a136d-10bd-345e-a6c5-60fb634fe4a2&quot;,&quot;title&quot;:&quot;Ansible Documentation — Ansible Documentation&quot;,&quot;author&quot;:[{&quot;family&quot;:&quot;Red Hat - Inc&quot;,&quot;given&quot;:&quot;&quot;,&quot;parse-names&quot;:false,&quot;dropping-particle&quot;:&quot;&quot;,&quot;non-dropping-particle&quot;:&quot;&quot;}],&quot;accessed&quot;:{&quot;date-parts&quot;:[[2026,4,21]]},&quot;URL&quot;:&quot;https://docs.ansible.com/projects/ansible/2.9/?utm_source=chatgpt.com&quot;,&quot;issued&quot;:{&quot;date-parts&quot;:[[2022,5,27]]},&quot;container-title-short&quot;:&quot;&quot;},&quot;isTemporary&quot;:false,&quot;suppress-author&quot;:false,&quot;composite&quot;:false,&quot;author-only&quot;:false}]},{&quot;citationID&quot;:&quot;MENDELEY_CITATION_b61e7e31-7658-430b-990c-ad89e26637d0&quot;,&quot;properties&quot;:{&quot;noteIndex&quot;:0,&quot;mode&quot;:&quot;composite&quot;},&quot;isEdited&quot;:false,&quot;manualOverride&quot;:{&quot;isManuallyOverridden&quot;:false,&quot;citeprocText&quot;:&quot;Red Hat - Inc (2022)&quot;,&quot;manualOverrideText&quot;:&quot;&quot;},&quot;citationTag&quot;:&quot;MENDELEY_CITATION_v3_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&quot;,&quot;citationItems&quot;:[{&quot;id&quot;:&quot;c68a136d-10bd-345e-a6c5-60fb634fe4a2&quot;,&quot;itemData&quot;:{&quot;type&quot;:&quot;webpage&quot;,&quot;id&quot;:&quot;c68a136d-10bd-345e-a6c5-60fb634fe4a2&quot;,&quot;title&quot;:&quot;Ansible Documentation — Ansible Documentation&quot;,&quot;author&quot;:[{&quot;family&quot;:&quot;Red Hat - Inc&quot;,&quot;given&quot;:&quot;&quot;,&quot;parse-names&quot;:false,&quot;dropping-particle&quot;:&quot;&quot;,&quot;non-dropping-particle&quot;:&quot;&quot;}],&quot;accessed&quot;:{&quot;date-parts&quot;:[[2026,4,21]]},&quot;URL&quot;:&quot;https://docs.ansible.com/projects/ansible/2.9/?utm_source=chatgpt.com&quot;,&quot;issued&quot;:{&quot;date-parts&quot;:[[2022,5,27]]},&quot;container-title-short&quot;:&quot;&quot;},&quot;isTemporary&quot;:false,&quot;displayAs&quot;:&quot;composite&quot;,&quot;suppress-author&quot;:false,&quot;composite&quot;:true,&quot;author-only&quot;:false}]},{&quot;citationID&quot;:&quot;MENDELEY_CITATION_ee4fcb49-8585-4e37-a686-d28ceb9f4b0c&quot;,&quot;properties&quot;:{&quot;noteIndex&quot;:0,&quot;mode&quot;:&quot;composite&quot;},&quot;isEdited&quot;:false,&quot;manualOverride&quot;:{&quot;isManuallyOverridden&quot;:false,&quot;citeprocText&quot;:&quot;Josh Noll (2024)&quot;,&quot;manualOverrideText&quot;:&quot;&quot;},&quot;citationTag&quot;:&quot;MENDELEY_CITATION_v3_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&quot;,&quot;citationItems&quot;:[{&quot;id&quot;:&quot;2282350d-c4a4-38ed-ba6b-d9ebe871ce5d&quot;,&quot;itemData&quot;:{&quot;type&quot;:&quot;webpage&quot;,&quot;id&quot;:&quot;2282350d-c4a4-38ed-ba6b-d9ebe871ce5d&quot;,&quot;title&quot;:&quot;Deploying Proxmox VMs with Ansible — Josh Noll&quot;,&quot;author&quot;:[{&quot;family&quot;:&quot;Josh Noll&quot;,&quot;given&quot;:&quot;&quot;,&quot;parse-names&quot;:false,&quot;dropping-particle&quot;:&quot;&quot;,&quot;non-dropping-particle&quot;:&quot;&quot;}],&quot;accessed&quot;:{&quot;date-parts&quot;:[[2026,4,21]]},&quot;URL&quot;:&quot;https://joshrnoll.com/deploying-proxmox-vms-with-ansible/&quot;,&quot;issued&quot;:{&quot;date-parts&quot;:[[2024,1,16]]},&quot;container-title-short&quot;:&quot;&quot;},&quot;isTemporary&quot;:false,&quot;displayAs&quot;:&quot;composite&quot;,&quot;suppress-author&quot;:false,&quot;composite&quot;:true,&quot;author-only&quot;:false}]},{&quot;citationID&quot;:&quot;MENDELEY_CITATION_8ec9221b-a6b2-4aa2-a9cd-f8f357c3710a&quot;,&quot;properties&quot;:{&quot;noteIndex&quot;:0},&quot;isEdited&quot;:false,&quot;manualOverride&quot;:{&quot;isManuallyOverridden&quot;:false,&quot;citeprocText&quot;:&quot;(Ansible Project Contributors, 2026)&quot;,&quot;manualOverrideText&quot;:&quot;&quot;},&quot;citationTag&quot;:&quot;MENDELEY_CITATION_v3_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&quot;,&quot;citationItems&quot;:[{&quot;id&quot;:&quot;86ad7e7e-a194-3b89-91d0-a9a0ab65abc2&quot;,&quot;itemData&quot;:{&quot;type&quot;:&quot;webpage&quot;,&quot;id&quot;:&quot;86ad7e7e-a194-3b89-91d0-a9a0ab65abc2&quot;,&quot;title&quot;:&quot;community.proxmox — Ansible Community Documentation&quot;,&quot;author&quot;:[{&quot;family&quot;:&quot;Ansible Project Contributors&quot;,&quot;given&quot;:&quot;&quot;,&quot;parse-names&quot;:false,&quot;dropping-particle&quot;:&quot;&quot;,&quot;non-dropping-particle&quot;:&quot;&quot;}],&quot;accessed&quot;:{&quot;date-parts&quot;:[[2026,5,11]]},&quot;URL&quot;:&quot;https://docs.ansible.com/projects/ansible/latest/collections/community/proxmox/index.html&quot;,&quot;issued&quot;:{&quot;date-parts&quot;:[[2026,4,20]]},&quot;container-title-short&quot;:&quot;&quot;},&quot;isTemporary&quot;:false,&quot;suppress-author&quot;:false,&quot;composite&quot;:false,&quot;author-only&quot;:false}]},{&quot;citationID&quot;:&quot;MENDELEY_CITATION_6e20f74d-9c90-4ab4-9c43-833e4c2352f6&quot;,&quot;properties&quot;:{&quot;noteIndex&quot;:0,&quot;mode&quot;:&quot;composite&quot;},&quot;isEdited&quot;:false,&quot;manualOverride&quot;:{&quot;isManuallyOverridden&quot;:false,&quot;citeprocText&quot;:&quot;Josh Noll (2024)&quot;,&quot;manualOverrideText&quot;:&quot;&quot;},&quot;citationTag&quot;:&quot;MENDELEY_CITATION_v3_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&quot;,&quot;citationItems&quot;:[{&quot;id&quot;:&quot;2282350d-c4a4-38ed-ba6b-d9ebe871ce5d&quot;,&quot;itemData&quot;:{&quot;type&quot;:&quot;webpage&quot;,&quot;id&quot;:&quot;2282350d-c4a4-38ed-ba6b-d9ebe871ce5d&quot;,&quot;title&quot;:&quot;Deploying Proxmox VMs with Ansible — Josh Noll&quot;,&quot;author&quot;:[{&quot;family&quot;:&quot;Josh Noll&quot;,&quot;given&quot;:&quot;&quot;,&quot;parse-names&quot;:false,&quot;dropping-particle&quot;:&quot;&quot;,&quot;non-dropping-particle&quot;:&quot;&quot;}],&quot;accessed&quot;:{&quot;date-parts&quot;:[[2026,4,21]]},&quot;URL&quot;:&quot;https://joshrnoll.com/deploying-proxmox-vms-with-ansible/&quot;,&quot;issued&quot;:{&quot;date-parts&quot;:[[2024,1,16]]},&quot;container-title-short&quot;:&quot;&quot;},&quot;isTemporary&quot;:false,&quot;displayAs&quot;:&quot;composite&quot;,&quot;suppress-author&quot;:false,&quot;composite&quot;:true,&quot;author-only&quot;:false}]},{&quot;citationID&quot;:&quot;MENDELEY_CITATION_34a55d00-3943-40a6-9fd1-2f71dc1c096b&quot;,&quot;properties&quot;:{&quot;noteIndex&quot;:0,&quot;mode&quot;:&quot;composite&quot;},&quot;isEdited&quot;:false,&quot;manualOverride&quot;:{&quot;isManuallyOverridden&quot;:false,&quot;citeprocText&quot;:&quot;Josh Noll (2024)&quot;,&quot;manualOverrideText&quot;:&quot;&quot;},&quot;citationTag&quot;:&quot;MENDELEY_CITATION_v3_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&quot;,&quot;citationItems&quot;:[{&quot;id&quot;:&quot;2282350d-c4a4-38ed-ba6b-d9ebe871ce5d&quot;,&quot;itemData&quot;:{&quot;type&quot;:&quot;webpage&quot;,&quot;id&quot;:&quot;2282350d-c4a4-38ed-ba6b-d9ebe871ce5d&quot;,&quot;title&quot;:&quot;Deploying Proxmox VMs with Ansible — Josh Noll&quot;,&quot;author&quot;:[{&quot;family&quot;:&quot;Josh Noll&quot;,&quot;given&quot;:&quot;&quot;,&quot;parse-names&quot;:false,&quot;dropping-particle&quot;:&quot;&quot;,&quot;non-dropping-particle&quot;:&quot;&quot;}],&quot;accessed&quot;:{&quot;date-parts&quot;:[[2026,4,21]]},&quot;URL&quot;:&quot;https://joshrnoll.com/deploying-proxmox-vms-with-ansible/&quot;,&quot;issued&quot;:{&quot;date-parts&quot;:[[2024,1,16]]},&quot;container-title-short&quot;:&quot;&quot;},&quot;isTemporary&quot;:false,&quot;displayAs&quot;:&quot;composite&quot;,&quot;suppress-author&quot;:false,&quot;composite&quot;:true,&quot;author-only&quot;:false}]},{&quot;citationID&quot;:&quot;MENDELEY_CITATION_748c1f61-b366-4c8c-adb0-d334d15706be&quot;,&quot;properties&quot;:{&quot;noteIndex&quot;:0},&quot;isEdited&quot;:false,&quot;manualOverride&quot;:{&quot;isManuallyOverridden&quot;:false,&quot;citeprocText&quot;:&quot;(Jurka007, 2023)&quot;,&quot;manualOverrideText&quot;:&quot;&quot;},&quot;citationTag&quot;:&quot;MENDELEY_CITATION_v3_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&quot;,&quot;citationItems&quot;:[{&quot;id&quot;:&quot;155ccf57-7754-39a1-9356-ef2342de96dc&quot;,&quot;itemData&quot;:{&quot;type&quot;:&quot;webpage&quot;,&quot;id&quot;:&quot;155ccf57-7754-39a1-9356-ef2342de96dc&quot;,&quot;title&quot;:&quot;Proxmox: \&quot;net\&quot; do not configure network card · Issue #21 · ansible-collections/community.proxmox&quot;,&quot;author&quot;:[{&quot;family&quot;:&quot;Jurka007&quot;,&quot;given&quot;:&quot;&quot;,&quot;parse-names&quot;:false,&quot;dropping-particle&quot;:&quot;&quot;,&quot;non-dropping-particle&quot;:&quot;&quot;}],&quot;container-title&quot;:&quot;Github&quot;,&quot;accessed&quot;:{&quot;date-parts&quot;:[[2026,4,21]]},&quot;URL&quot;:&quot;https://github.com/ansible-collections/community.proxmox/issues/21#issuecomment-2884820921&quot;,&quot;issued&quot;:{&quot;date-parts&quot;:[[2023,6,23]]},&quot;container-title-short&quot;:&quot;&quot;},&quot;isTemporary&quot;:false,&quot;suppress-author&quot;:false,&quot;composite&quot;:false,&quot;author-only&quot;:false}]},{&quot;citationID&quot;:&quot;MENDELEY_CITATION_b366ede3-faa3-4b14-90f5-9815a059f4f0&quot;,&quot;properties&quot;:{&quot;noteIndex&quot;:0},&quot;isEdited&quot;:false,&quot;manualOverride&quot;:{&quot;isManuallyOverridden&quot;:false,&quot;citeprocText&quot;:&quot;(Blaise Hurtlin, 2026)&quot;,&quot;manualOverrideText&quot;:&quot;&quot;},&quot;citationTag&quot;:&quot;MENDELEY_CITATION_v3_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&quot;,&quot;citationItems&quot;:[{&quot;id&quot;:&quot;f32f6921-db11-3f7e-99d8-61451133e193&quot;,&quot;itemData&quot;:{&quot;type&quot;:&quot;report&quot;,&quot;id&quot;:&quot;f32f6921-db11-3f7e-99d8-61451133e193&quot;,&quot;title&quot;:&quot;Automatisation sur un cluster Proxmox - Cahier des charges&quot;,&quot;author&quot;:[{&quot;family&quot;:&quot;Blaise Hurtlin&quot;,&quot;given&quot;:&quot;&quot;,&quot;parse-names&quot;:false,&quot;dropping-particle&quot;:&quot;&quot;,&quot;non-dropping-particle&quot;:&quot;&quot;}],&quot;issued&quot;:{&quot;date-parts&quot;:[[2026,3,2]]},&quot;publisher-place&quot;:&quot;Fribourg&quot;,&quot;language&quot;:&quot;Français&quot;,&quot;abstract&quot;:&quot;Description générale du projet d'examen : L'EMF souhaite disposer d'une infrastructure de virtualisation moderne, flexible et automatisée afin de faciliter le déploiement et la gestion de machines virtuelles. Actuellement, la création et la configuration de machines virtuelles sont réalisées manuellement, ce qui entraîne une perte de temps, un risque d'erreurs humaines et un manque d'homogénéité. Le présent travail a pour objectif de mettre en place un cluster de virtualisation Proxmox sur plusieurs noeuds et d'automatiser le déploiement de machines virtuelles à l'aide d'outils d'infrastructure as code (IaC).&quot;,&quot;container-title-short&quot;:&quot;&quot;},&quot;isTemporary&quot;:false,&quot;suppress-author&quot;:false,&quot;composite&quot;:false,&quot;author-only&quot;:false}]},{&quot;citationID&quot;:&quot;MENDELEY_CITATION_b92c03cb-80f1-458f-ae88-f85e9f8b5e41&quot;,&quot;properties&quot;:{&quot;noteIndex&quot;:0,&quot;mode&quot;:&quot;composite&quot;},&quot;isEdited&quot;:false,&quot;manualOverride&quot;:{&quot;isManuallyOverridden&quot;:false,&quot;citeprocText&quot;:&quot;Blaise Hurtlin (2026)&quot;,&quot;manualOverrideText&quot;:&quot;&quot;},&quot;citationTag&quot;:&quot;MENDELEY_CITATION_v3_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&quot;,&quot;citationItems&quot;:[{&quot;id&quot;:&quot;f32f6921-db11-3f7e-99d8-61451133e193&quot;,&quot;itemData&quot;:{&quot;type&quot;:&quot;report&quot;,&quot;id&quot;:&quot;f32f6921-db11-3f7e-99d8-61451133e193&quot;,&quot;title&quot;:&quot;Automatisation sur un cluster Proxmox - Cahier des charges&quot;,&quot;author&quot;:[{&quot;family&quot;:&quot;Blaise Hurtlin&quot;,&quot;given&quot;:&quot;&quot;,&quot;parse-names&quot;:false,&quot;dropping-particle&quot;:&quot;&quot;,&quot;non-dropping-particle&quot;:&quot;&quot;}],&quot;issued&quot;:{&quot;date-parts&quot;:[[2026,3,2]]},&quot;publisher-place&quot;:&quot;Fribourg&quot;,&quot;language&quot;:&quot;Français&quot;,&quot;abstract&quot;:&quot;Description générale du projet d'examen : L'EMF souhaite disposer d'une infrastructure de virtualisation moderne, flexible et automatisée afin de faciliter le déploiement et la gestion de machines virtuelles. Actuellement, la création et la configuration de machines virtuelles sont réalisées manuellement, ce qui entraîne une perte de temps, un risque d'erreurs humaines et un manque d'homogénéité. Le présent travail a pour objectif de mettre en place un cluster de virtualisation Proxmox sur plusieurs noeuds et d'automatiser le déploiement de machines virtuelles à l'aide d'outils d'infrastructure as code (IaC).&quot;,&quot;container-title-short&quot;:&quot;&quot;},&quot;isTemporary&quot;:false,&quot;displayAs&quot;:&quot;composite&quot;,&quot;suppress-author&quot;:false,&quot;composite&quot;:true,&quot;author-only&quot;:false}]}]"/>
     <we:property name="MENDELEY_CITATIONS_STYLE" value="{&quot;id&quot;:&quot;https://www.zotero.org/styles/apa&quot;,&quot;title&quot;:&quot;APA Style 7th edition&quot;,&quot;format&quot;:&quot;author-date&quot;,&quot;defaultLocale&quot;:null,&quot;isLocaleCodeValid&quot;:true}"/>
   </we:properties>
   <we:bindings/>

--- a/Doc/157443_Voeffray_Lucielle_Rapport_TPI.docx
+++ b/Doc/157443_Voeffray_Lucielle_Rapport_TPI.docx
@@ -436,12 +436,14 @@
       <w:pPr>
         <w:pStyle w:val="Titre"/>
       </w:pPr>
+      <w:bookmarkStart w:id="0" w:name="_Toc229465337"/>
       <w:r>
         <w:t>Automatisation</w:t>
       </w:r>
       <w:r>
         <w:t xml:space="preserve"> sur un cluster Proxmox</w:t>
       </w:r>
+      <w:bookmarkEnd w:id="0"/>
     </w:p>
     <w:p>
       <w:pPr>
@@ -577,7 +579,7 @@
           <w:noProof/>
           <w:kern w:val="2"/>
           <w:sz w:val="24"/>
-          <w:lang w:eastAsia="fr-CH"/>
+          <w:lang w:eastAsia="ja-JP"/>
           <w14:ligatures w14:val="standardContextual"/>
         </w:rPr>
       </w:pPr>
@@ -594,7 +596,7 @@
         <w:rPr>
           <w:noProof/>
         </w:rPr>
-        <w:t>Résumé du rapport du TPI</w:t>
+        <w:t>Automatisation sur un cluster Proxmox</w:t>
       </w:r>
       <w:r>
         <w:rPr>
@@ -612,7 +614,7 @@
         <w:rPr>
           <w:noProof/>
         </w:rPr>
-        <w:instrText xml:space="preserve"> PAGEREF _Toc229061864 \h </w:instrText>
+        <w:instrText xml:space="preserve"> PAGEREF _Toc229465337 \h </w:instrText>
       </w:r>
       <w:r>
         <w:rPr>
@@ -629,7 +631,7 @@
         <w:rPr>
           <w:noProof/>
         </w:rPr>
-        <w:t>2</w:t>
+        <w:t>0</w:t>
       </w:r>
       <w:r>
         <w:rPr>
@@ -648,7 +650,7 @@
           <w:noProof/>
           <w:kern w:val="2"/>
           <w:sz w:val="24"/>
-          <w:lang w:eastAsia="fr-CH"/>
+          <w:lang w:eastAsia="ja-JP"/>
           <w14:ligatures w14:val="standardContextual"/>
         </w:rPr>
       </w:pPr>
@@ -656,9 +658,53 @@
         <w:rPr>
           <w:noProof/>
         </w:rPr>
-        <w:t>1</w:t>
-      </w:r>
-      <w:r>
+        <w:t>Résumé du rapport du TPI</w:t>
+      </w:r>
+      <w:r>
+        <w:rPr>
+          <w:noProof/>
+        </w:rPr>
+        <w:tab/>
+      </w:r>
+      <w:r>
+        <w:rPr>
+          <w:noProof/>
+        </w:rPr>
+        <w:fldChar w:fldCharType="begin"/>
+      </w:r>
+      <w:r>
+        <w:rPr>
+          <w:noProof/>
+        </w:rPr>
+        <w:instrText xml:space="preserve"> PAGEREF _Toc229465338 \h </w:instrText>
+      </w:r>
+      <w:r>
+        <w:rPr>
+          <w:noProof/>
+        </w:rPr>
+      </w:r>
+      <w:r>
+        <w:rPr>
+          <w:noProof/>
+        </w:rPr>
+        <w:fldChar w:fldCharType="separate"/>
+      </w:r>
+      <w:r>
+        <w:rPr>
+          <w:noProof/>
+        </w:rPr>
+        <w:t>2</w:t>
+      </w:r>
+      <w:r>
+        <w:rPr>
+          <w:noProof/>
+        </w:rPr>
+        <w:fldChar w:fldCharType="end"/>
+      </w:r>
+    </w:p>
+    <w:p>
+      <w:pPr>
+        <w:pStyle w:val="TM1"/>
         <w:rPr>
           <w:rFonts w:asciiTheme="minorHAnsi" w:eastAsiaTheme="minorEastAsia" w:hAnsiTheme="minorHAnsi" w:cstheme="minorBidi"/>
           <w:b w:val="0"/>
@@ -666,254 +712,17 @@
           <w:noProof/>
           <w:kern w:val="2"/>
           <w:sz w:val="24"/>
-          <w:lang w:eastAsia="fr-CH"/>
+          <w:lang w:eastAsia="ja-JP"/>
           <w14:ligatures w14:val="standardContextual"/>
         </w:rPr>
-        <w:tab/>
-      </w:r>
+      </w:pPr>
       <w:r>
         <w:rPr>
           <w:noProof/>
         </w:rPr>
-        <w:t>Contexte et objectifs du projet</w:t>
-      </w:r>
-      <w:r>
-        <w:rPr>
-          <w:noProof/>
-        </w:rPr>
-        <w:tab/>
-      </w:r>
-      <w:r>
-        <w:rPr>
-          <w:noProof/>
-        </w:rPr>
-        <w:fldChar w:fldCharType="begin"/>
-      </w:r>
-      <w:r>
-        <w:rPr>
-          <w:noProof/>
-        </w:rPr>
-        <w:instrText xml:space="preserve"> PAGEREF _Toc229061865 \h </w:instrText>
-      </w:r>
-      <w:r>
-        <w:rPr>
-          <w:noProof/>
-        </w:rPr>
-      </w:r>
-      <w:r>
-        <w:rPr>
-          <w:noProof/>
-        </w:rPr>
-        <w:fldChar w:fldCharType="separate"/>
-      </w:r>
-      <w:r>
-        <w:rPr>
-          <w:noProof/>
-        </w:rPr>
-        <w:t>3</w:t>
-      </w:r>
-      <w:r>
-        <w:rPr>
-          <w:noProof/>
-        </w:rPr>
-        <w:fldChar w:fldCharType="end"/>
-      </w:r>
-    </w:p>
-    <w:p>
-      <w:pPr>
-        <w:pStyle w:val="TM2"/>
-        <w:rPr>
-          <w:rFonts w:asciiTheme="minorHAnsi" w:eastAsiaTheme="minorEastAsia" w:hAnsiTheme="minorHAnsi" w:cstheme="minorBidi"/>
-          <w:kern w:val="2"/>
-          <w:sz w:val="24"/>
-          <w:szCs w:val="24"/>
-          <w:lang w:eastAsia="fr-CH"/>
-          <w14:ligatures w14:val="standardContextual"/>
-        </w:rPr>
-      </w:pPr>
-      <w:r>
-        <w:t>1.1</w:t>
-      </w:r>
-      <w:r>
-        <w:rPr>
-          <w:rFonts w:asciiTheme="minorHAnsi" w:eastAsiaTheme="minorEastAsia" w:hAnsiTheme="minorHAnsi" w:cstheme="minorBidi"/>
-          <w:kern w:val="2"/>
-          <w:sz w:val="24"/>
-          <w:szCs w:val="24"/>
-          <w:lang w:eastAsia="fr-CH"/>
-          <w14:ligatures w14:val="standardContextual"/>
-        </w:rPr>
-        <w:tab/>
-      </w:r>
-      <w:r>
-        <w:t>Situation initiale</w:t>
-      </w:r>
-      <w:r>
-        <w:tab/>
-      </w:r>
-      <w:r>
-        <w:fldChar w:fldCharType="begin"/>
-      </w:r>
-      <w:r>
-        <w:instrText xml:space="preserve"> PAGEREF _Toc229061866 \h </w:instrText>
-      </w:r>
-      <w:r>
-        <w:fldChar w:fldCharType="separate"/>
-      </w:r>
-      <w:r>
-        <w:t>3</w:t>
-      </w:r>
-      <w:r>
-        <w:fldChar w:fldCharType="end"/>
-      </w:r>
-    </w:p>
-    <w:p>
-      <w:pPr>
-        <w:pStyle w:val="TM2"/>
-        <w:rPr>
-          <w:rFonts w:asciiTheme="minorHAnsi" w:eastAsiaTheme="minorEastAsia" w:hAnsiTheme="minorHAnsi" w:cstheme="minorBidi"/>
-          <w:kern w:val="2"/>
-          <w:sz w:val="24"/>
-          <w:szCs w:val="24"/>
-          <w:lang w:eastAsia="fr-CH"/>
-          <w14:ligatures w14:val="standardContextual"/>
-        </w:rPr>
-      </w:pPr>
-      <w:r>
-        <w:t>1.2</w:t>
-      </w:r>
-      <w:r>
-        <w:rPr>
-          <w:rFonts w:asciiTheme="minorHAnsi" w:eastAsiaTheme="minorEastAsia" w:hAnsiTheme="minorHAnsi" w:cstheme="minorBidi"/>
-          <w:kern w:val="2"/>
-          <w:sz w:val="24"/>
-          <w:szCs w:val="24"/>
-          <w:lang w:eastAsia="fr-CH"/>
-          <w14:ligatures w14:val="standardContextual"/>
-        </w:rPr>
-        <w:tab/>
-      </w:r>
-      <w:r>
-        <w:t>État désiré</w:t>
-      </w:r>
-      <w:r>
-        <w:tab/>
-      </w:r>
-      <w:r>
-        <w:fldChar w:fldCharType="begin"/>
-      </w:r>
-      <w:r>
-        <w:instrText xml:space="preserve"> PAGEREF _Toc229061867 \h </w:instrText>
-      </w:r>
-      <w:r>
-        <w:fldChar w:fldCharType="separate"/>
-      </w:r>
-      <w:r>
-        <w:t>3</w:t>
-      </w:r>
-      <w:r>
-        <w:fldChar w:fldCharType="end"/>
-      </w:r>
-    </w:p>
-    <w:p>
-      <w:pPr>
-        <w:pStyle w:val="TM2"/>
-        <w:rPr>
-          <w:rFonts w:asciiTheme="minorHAnsi" w:eastAsiaTheme="minorEastAsia" w:hAnsiTheme="minorHAnsi" w:cstheme="minorBidi"/>
-          <w:kern w:val="2"/>
-          <w:sz w:val="24"/>
-          <w:szCs w:val="24"/>
-          <w:lang w:eastAsia="fr-CH"/>
-          <w14:ligatures w14:val="standardContextual"/>
-        </w:rPr>
-      </w:pPr>
-      <w:r>
-        <w:t>1.3</w:t>
-      </w:r>
-      <w:r>
-        <w:rPr>
-          <w:rFonts w:asciiTheme="minorHAnsi" w:eastAsiaTheme="minorEastAsia" w:hAnsiTheme="minorHAnsi" w:cstheme="minorBidi"/>
-          <w:kern w:val="2"/>
-          <w:sz w:val="24"/>
-          <w:szCs w:val="24"/>
-          <w:lang w:eastAsia="fr-CH"/>
-          <w14:ligatures w14:val="standardContextual"/>
-        </w:rPr>
-        <w:tab/>
-      </w:r>
-      <w:r>
-        <w:t>Cahier des charges</w:t>
-      </w:r>
-      <w:r>
-        <w:tab/>
-      </w:r>
-      <w:r>
-        <w:fldChar w:fldCharType="begin"/>
-      </w:r>
-      <w:r>
-        <w:instrText xml:space="preserve"> PAGEREF _Toc229061868 \h </w:instrText>
-      </w:r>
-      <w:r>
-        <w:fldChar w:fldCharType="separate"/>
-      </w:r>
-      <w:r>
-        <w:t>3</w:t>
-      </w:r>
-      <w:r>
-        <w:fldChar w:fldCharType="end"/>
-      </w:r>
-    </w:p>
-    <w:p>
-      <w:pPr>
-        <w:pStyle w:val="TM2"/>
-        <w:rPr>
-          <w:rFonts w:asciiTheme="minorHAnsi" w:eastAsiaTheme="minorEastAsia" w:hAnsiTheme="minorHAnsi" w:cstheme="minorBidi"/>
-          <w:kern w:val="2"/>
-          <w:sz w:val="24"/>
-          <w:szCs w:val="24"/>
-          <w:lang w:eastAsia="fr-CH"/>
-          <w14:ligatures w14:val="standardContextual"/>
-        </w:rPr>
-      </w:pPr>
-      <w:r>
-        <w:t>1.4</w:t>
-      </w:r>
-      <w:r>
-        <w:rPr>
-          <w:rFonts w:asciiTheme="minorHAnsi" w:eastAsiaTheme="minorEastAsia" w:hAnsiTheme="minorHAnsi" w:cstheme="minorBidi"/>
-          <w:kern w:val="2"/>
-          <w:sz w:val="24"/>
-          <w:szCs w:val="24"/>
-          <w:lang w:eastAsia="fr-CH"/>
-          <w14:ligatures w14:val="standardContextual"/>
-        </w:rPr>
-        <w:tab/>
-      </w:r>
-      <w:r>
-        <w:t>Organisation du projet</w:t>
-      </w:r>
-      <w:r>
-        <w:tab/>
-      </w:r>
-      <w:r>
-        <w:fldChar w:fldCharType="begin"/>
-      </w:r>
-      <w:r>
-        <w:instrText xml:space="preserve"> PAGEREF _Toc229061869 \h </w:instrText>
-      </w:r>
-      <w:r>
-        <w:fldChar w:fldCharType="separate"/>
-      </w:r>
-      <w:r>
-        <w:t>4</w:t>
-      </w:r>
-      <w:r>
-        <w:fldChar w:fldCharType="end"/>
-      </w:r>
-    </w:p>
-    <w:p>
-      <w:pPr>
-        <w:pStyle w:val="TM1"/>
+        <w:t>1</w:t>
+      </w:r>
+      <w:r>
         <w:rPr>
           <w:rFonts w:asciiTheme="minorHAnsi" w:eastAsiaTheme="minorEastAsia" w:hAnsiTheme="minorHAnsi" w:cstheme="minorBidi"/>
           <w:b w:val="0"/>
@@ -921,17 +730,254 @@
           <w:noProof/>
           <w:kern w:val="2"/>
           <w:sz w:val="24"/>
-          <w:lang w:eastAsia="fr-CH"/>
+          <w:lang w:eastAsia="ja-JP"/>
           <w14:ligatures w14:val="standardContextual"/>
         </w:rPr>
-      </w:pPr>
+        <w:tab/>
+      </w:r>
       <w:r>
         <w:rPr>
           <w:noProof/>
         </w:rPr>
-        <w:t>2</w:t>
-      </w:r>
-      <w:r>
+        <w:t>Contexte et objectifs du projet</w:t>
+      </w:r>
+      <w:r>
+        <w:rPr>
+          <w:noProof/>
+        </w:rPr>
+        <w:tab/>
+      </w:r>
+      <w:r>
+        <w:rPr>
+          <w:noProof/>
+        </w:rPr>
+        <w:fldChar w:fldCharType="begin"/>
+      </w:r>
+      <w:r>
+        <w:rPr>
+          <w:noProof/>
+        </w:rPr>
+        <w:instrText xml:space="preserve"> PAGEREF _Toc229465339 \h </w:instrText>
+      </w:r>
+      <w:r>
+        <w:rPr>
+          <w:noProof/>
+        </w:rPr>
+      </w:r>
+      <w:r>
+        <w:rPr>
+          <w:noProof/>
+        </w:rPr>
+        <w:fldChar w:fldCharType="separate"/>
+      </w:r>
+      <w:r>
+        <w:rPr>
+          <w:noProof/>
+        </w:rPr>
+        <w:t>3</w:t>
+      </w:r>
+      <w:r>
+        <w:rPr>
+          <w:noProof/>
+        </w:rPr>
+        <w:fldChar w:fldCharType="end"/>
+      </w:r>
+    </w:p>
+    <w:p>
+      <w:pPr>
+        <w:pStyle w:val="TM2"/>
+        <w:rPr>
+          <w:rFonts w:asciiTheme="minorHAnsi" w:eastAsiaTheme="minorEastAsia" w:hAnsiTheme="minorHAnsi" w:cstheme="minorBidi"/>
+          <w:kern w:val="2"/>
+          <w:sz w:val="24"/>
+          <w:szCs w:val="24"/>
+          <w:lang w:eastAsia="ja-JP"/>
+          <w14:ligatures w14:val="standardContextual"/>
+        </w:rPr>
+      </w:pPr>
+      <w:r>
+        <w:t>1.1</w:t>
+      </w:r>
+      <w:r>
+        <w:rPr>
+          <w:rFonts w:asciiTheme="minorHAnsi" w:eastAsiaTheme="minorEastAsia" w:hAnsiTheme="minorHAnsi" w:cstheme="minorBidi"/>
+          <w:kern w:val="2"/>
+          <w:sz w:val="24"/>
+          <w:szCs w:val="24"/>
+          <w:lang w:eastAsia="ja-JP"/>
+          <w14:ligatures w14:val="standardContextual"/>
+        </w:rPr>
+        <w:tab/>
+      </w:r>
+      <w:r>
+        <w:t>Situation initiale</w:t>
+      </w:r>
+      <w:r>
+        <w:tab/>
+      </w:r>
+      <w:r>
+        <w:fldChar w:fldCharType="begin"/>
+      </w:r>
+      <w:r>
+        <w:instrText xml:space="preserve"> PAGEREF _Toc229465340 \h </w:instrText>
+      </w:r>
+      <w:r>
+        <w:fldChar w:fldCharType="separate"/>
+      </w:r>
+      <w:r>
+        <w:t>3</w:t>
+      </w:r>
+      <w:r>
+        <w:fldChar w:fldCharType="end"/>
+      </w:r>
+    </w:p>
+    <w:p>
+      <w:pPr>
+        <w:pStyle w:val="TM2"/>
+        <w:rPr>
+          <w:rFonts w:asciiTheme="minorHAnsi" w:eastAsiaTheme="minorEastAsia" w:hAnsiTheme="minorHAnsi" w:cstheme="minorBidi"/>
+          <w:kern w:val="2"/>
+          <w:sz w:val="24"/>
+          <w:szCs w:val="24"/>
+          <w:lang w:eastAsia="ja-JP"/>
+          <w14:ligatures w14:val="standardContextual"/>
+        </w:rPr>
+      </w:pPr>
+      <w:r>
+        <w:t>1.2</w:t>
+      </w:r>
+      <w:r>
+        <w:rPr>
+          <w:rFonts w:asciiTheme="minorHAnsi" w:eastAsiaTheme="minorEastAsia" w:hAnsiTheme="minorHAnsi" w:cstheme="minorBidi"/>
+          <w:kern w:val="2"/>
+          <w:sz w:val="24"/>
+          <w:szCs w:val="24"/>
+          <w:lang w:eastAsia="ja-JP"/>
+          <w14:ligatures w14:val="standardContextual"/>
+        </w:rPr>
+        <w:tab/>
+      </w:r>
+      <w:r>
+        <w:t>État désiré</w:t>
+      </w:r>
+      <w:r>
+        <w:tab/>
+      </w:r>
+      <w:r>
+        <w:fldChar w:fldCharType="begin"/>
+      </w:r>
+      <w:r>
+        <w:instrText xml:space="preserve"> PAGEREF _Toc229465341 \h </w:instrText>
+      </w:r>
+      <w:r>
+        <w:fldChar w:fldCharType="separate"/>
+      </w:r>
+      <w:r>
+        <w:t>3</w:t>
+      </w:r>
+      <w:r>
+        <w:fldChar w:fldCharType="end"/>
+      </w:r>
+    </w:p>
+    <w:p>
+      <w:pPr>
+        <w:pStyle w:val="TM2"/>
+        <w:rPr>
+          <w:rFonts w:asciiTheme="minorHAnsi" w:eastAsiaTheme="minorEastAsia" w:hAnsiTheme="minorHAnsi" w:cstheme="minorBidi"/>
+          <w:kern w:val="2"/>
+          <w:sz w:val="24"/>
+          <w:szCs w:val="24"/>
+          <w:lang w:eastAsia="ja-JP"/>
+          <w14:ligatures w14:val="standardContextual"/>
+        </w:rPr>
+      </w:pPr>
+      <w:r>
+        <w:t>1.3</w:t>
+      </w:r>
+      <w:r>
+        <w:rPr>
+          <w:rFonts w:asciiTheme="minorHAnsi" w:eastAsiaTheme="minorEastAsia" w:hAnsiTheme="minorHAnsi" w:cstheme="minorBidi"/>
+          <w:kern w:val="2"/>
+          <w:sz w:val="24"/>
+          <w:szCs w:val="24"/>
+          <w:lang w:eastAsia="ja-JP"/>
+          <w14:ligatures w14:val="standardContextual"/>
+        </w:rPr>
+        <w:tab/>
+      </w:r>
+      <w:r>
+        <w:t>Cahier des charges</w:t>
+      </w:r>
+      <w:r>
+        <w:tab/>
+      </w:r>
+      <w:r>
+        <w:fldChar w:fldCharType="begin"/>
+      </w:r>
+      <w:r>
+        <w:instrText xml:space="preserve"> PAGEREF _Toc229465342 \h </w:instrText>
+      </w:r>
+      <w:r>
+        <w:fldChar w:fldCharType="separate"/>
+      </w:r>
+      <w:r>
+        <w:t>3</w:t>
+      </w:r>
+      <w:r>
+        <w:fldChar w:fldCharType="end"/>
+      </w:r>
+    </w:p>
+    <w:p>
+      <w:pPr>
+        <w:pStyle w:val="TM2"/>
+        <w:rPr>
+          <w:rFonts w:asciiTheme="minorHAnsi" w:eastAsiaTheme="minorEastAsia" w:hAnsiTheme="minorHAnsi" w:cstheme="minorBidi"/>
+          <w:kern w:val="2"/>
+          <w:sz w:val="24"/>
+          <w:szCs w:val="24"/>
+          <w:lang w:eastAsia="ja-JP"/>
+          <w14:ligatures w14:val="standardContextual"/>
+        </w:rPr>
+      </w:pPr>
+      <w:r>
+        <w:t>1.4</w:t>
+      </w:r>
+      <w:r>
+        <w:rPr>
+          <w:rFonts w:asciiTheme="minorHAnsi" w:eastAsiaTheme="minorEastAsia" w:hAnsiTheme="minorHAnsi" w:cstheme="minorBidi"/>
+          <w:kern w:val="2"/>
+          <w:sz w:val="24"/>
+          <w:szCs w:val="24"/>
+          <w:lang w:eastAsia="ja-JP"/>
+          <w14:ligatures w14:val="standardContextual"/>
+        </w:rPr>
+        <w:tab/>
+      </w:r>
+      <w:r>
+        <w:t>Organisation du projet</w:t>
+      </w:r>
+      <w:r>
+        <w:tab/>
+      </w:r>
+      <w:r>
+        <w:fldChar w:fldCharType="begin"/>
+      </w:r>
+      <w:r>
+        <w:instrText xml:space="preserve"> PAGEREF _Toc229465343 \h </w:instrText>
+      </w:r>
+      <w:r>
+        <w:fldChar w:fldCharType="separate"/>
+      </w:r>
+      <w:r>
+        <w:t>4</w:t>
+      </w:r>
+      <w:r>
+        <w:fldChar w:fldCharType="end"/>
+      </w:r>
+    </w:p>
+    <w:p>
+      <w:pPr>
+        <w:pStyle w:val="TM1"/>
         <w:rPr>
           <w:rFonts w:asciiTheme="minorHAnsi" w:eastAsiaTheme="minorEastAsia" w:hAnsiTheme="minorHAnsi" w:cstheme="minorBidi"/>
           <w:b w:val="0"/>
@@ -939,350 +985,17 @@
           <w:noProof/>
           <w:kern w:val="2"/>
           <w:sz w:val="24"/>
-          <w:lang w:eastAsia="fr-CH"/>
+          <w:lang w:eastAsia="ja-JP"/>
           <w14:ligatures w14:val="standardContextual"/>
         </w:rPr>
-        <w:tab/>
-      </w:r>
+      </w:pPr>
       <w:r>
         <w:rPr>
           <w:noProof/>
         </w:rPr>
-        <w:t>Analyse</w:t>
-      </w:r>
-      <w:r>
-        <w:rPr>
-          <w:noProof/>
-        </w:rPr>
-        <w:tab/>
-      </w:r>
-      <w:r>
-        <w:rPr>
-          <w:noProof/>
-        </w:rPr>
-        <w:fldChar w:fldCharType="begin"/>
-      </w:r>
-      <w:r>
-        <w:rPr>
-          <w:noProof/>
-        </w:rPr>
-        <w:instrText xml:space="preserve"> PAGEREF _Toc229061870 \h </w:instrText>
-      </w:r>
-      <w:r>
-        <w:rPr>
-          <w:noProof/>
-        </w:rPr>
-      </w:r>
-      <w:r>
-        <w:rPr>
-          <w:noProof/>
-        </w:rPr>
-        <w:fldChar w:fldCharType="separate"/>
-      </w:r>
-      <w:r>
-        <w:rPr>
-          <w:noProof/>
-        </w:rPr>
-        <w:t>7</w:t>
-      </w:r>
-      <w:r>
-        <w:rPr>
-          <w:noProof/>
-        </w:rPr>
-        <w:fldChar w:fldCharType="end"/>
-      </w:r>
-    </w:p>
-    <w:p>
-      <w:pPr>
-        <w:pStyle w:val="TM2"/>
-        <w:rPr>
-          <w:rFonts w:asciiTheme="minorHAnsi" w:eastAsiaTheme="minorEastAsia" w:hAnsiTheme="minorHAnsi" w:cstheme="minorBidi"/>
-          <w:kern w:val="2"/>
-          <w:sz w:val="24"/>
-          <w:szCs w:val="24"/>
-          <w:lang w:eastAsia="fr-CH"/>
-          <w14:ligatures w14:val="standardContextual"/>
-        </w:rPr>
-      </w:pPr>
-      <w:r>
-        <w:t>2.1</w:t>
-      </w:r>
-      <w:r>
-        <w:rPr>
-          <w:rFonts w:asciiTheme="minorHAnsi" w:eastAsiaTheme="minorEastAsia" w:hAnsiTheme="minorHAnsi" w:cstheme="minorBidi"/>
-          <w:kern w:val="2"/>
-          <w:sz w:val="24"/>
-          <w:szCs w:val="24"/>
-          <w:lang w:eastAsia="fr-CH"/>
-          <w14:ligatures w14:val="standardContextual"/>
-        </w:rPr>
-        <w:tab/>
-      </w:r>
-      <w:r>
-        <w:t>Objectifs détaillés</w:t>
-      </w:r>
-      <w:r>
-        <w:tab/>
-      </w:r>
-      <w:r>
-        <w:fldChar w:fldCharType="begin"/>
-      </w:r>
-      <w:r>
-        <w:instrText xml:space="preserve"> PAGEREF _Toc229061871 \h </w:instrText>
-      </w:r>
-      <w:r>
-        <w:fldChar w:fldCharType="separate"/>
-      </w:r>
-      <w:r>
-        <w:t>7</w:t>
-      </w:r>
-      <w:r>
-        <w:fldChar w:fldCharType="end"/>
-      </w:r>
-    </w:p>
-    <w:p>
-      <w:pPr>
-        <w:pStyle w:val="TM2"/>
-        <w:rPr>
-          <w:rFonts w:asciiTheme="minorHAnsi" w:eastAsiaTheme="minorEastAsia" w:hAnsiTheme="minorHAnsi" w:cstheme="minorBidi"/>
-          <w:kern w:val="2"/>
-          <w:sz w:val="24"/>
-          <w:szCs w:val="24"/>
-          <w:lang w:eastAsia="fr-CH"/>
-          <w14:ligatures w14:val="standardContextual"/>
-        </w:rPr>
-      </w:pPr>
-      <w:r>
-        <w:t>2.2</w:t>
-      </w:r>
-      <w:r>
-        <w:rPr>
-          <w:rFonts w:asciiTheme="minorHAnsi" w:eastAsiaTheme="minorEastAsia" w:hAnsiTheme="minorHAnsi" w:cstheme="minorBidi"/>
-          <w:kern w:val="2"/>
-          <w:sz w:val="24"/>
-          <w:szCs w:val="24"/>
-          <w:lang w:eastAsia="fr-CH"/>
-          <w14:ligatures w14:val="standardContextual"/>
-        </w:rPr>
-        <w:tab/>
-      </w:r>
-      <w:r>
-        <w:t>Analyse par domaines technologiques</w:t>
-      </w:r>
-      <w:r>
-        <w:tab/>
-      </w:r>
-      <w:r>
-        <w:fldChar w:fldCharType="begin"/>
-      </w:r>
-      <w:r>
-        <w:instrText xml:space="preserve"> PAGEREF _Toc229061872 \h </w:instrText>
-      </w:r>
-      <w:r>
-        <w:fldChar w:fldCharType="separate"/>
-      </w:r>
-      <w:r>
-        <w:t>7</w:t>
-      </w:r>
-      <w:r>
-        <w:fldChar w:fldCharType="end"/>
-      </w:r>
-    </w:p>
-    <w:p>
-      <w:pPr>
-        <w:pStyle w:val="TM2"/>
-        <w:rPr>
-          <w:rFonts w:asciiTheme="minorHAnsi" w:eastAsiaTheme="minorEastAsia" w:hAnsiTheme="minorHAnsi" w:cstheme="minorBidi"/>
-          <w:kern w:val="2"/>
-          <w:sz w:val="24"/>
-          <w:szCs w:val="24"/>
-          <w:lang w:eastAsia="fr-CH"/>
-          <w14:ligatures w14:val="standardContextual"/>
-        </w:rPr>
-      </w:pPr>
-      <w:r>
-        <w:t>2.3</w:t>
-      </w:r>
-      <w:r>
-        <w:rPr>
-          <w:rFonts w:asciiTheme="minorHAnsi" w:eastAsiaTheme="minorEastAsia" w:hAnsiTheme="minorHAnsi" w:cstheme="minorBidi"/>
-          <w:kern w:val="2"/>
-          <w:sz w:val="24"/>
-          <w:szCs w:val="24"/>
-          <w:lang w:eastAsia="fr-CH"/>
-          <w14:ligatures w14:val="standardContextual"/>
-        </w:rPr>
-        <w:tab/>
-      </w:r>
-      <w:r>
-        <w:t>Comparaison et choix</w:t>
-      </w:r>
-      <w:r>
-        <w:tab/>
-      </w:r>
-      <w:r>
-        <w:fldChar w:fldCharType="begin"/>
-      </w:r>
-      <w:r>
-        <w:instrText xml:space="preserve"> PAGEREF _Toc229061873 \h </w:instrText>
-      </w:r>
-      <w:r>
-        <w:fldChar w:fldCharType="separate"/>
-      </w:r>
-      <w:r>
-        <w:t>11</w:t>
-      </w:r>
-      <w:r>
-        <w:fldChar w:fldCharType="end"/>
-      </w:r>
-    </w:p>
-    <w:p>
-      <w:pPr>
-        <w:pStyle w:val="TM2"/>
-        <w:rPr>
-          <w:rFonts w:asciiTheme="minorHAnsi" w:eastAsiaTheme="minorEastAsia" w:hAnsiTheme="minorHAnsi" w:cstheme="minorBidi"/>
-          <w:kern w:val="2"/>
-          <w:sz w:val="24"/>
-          <w:szCs w:val="24"/>
-          <w:lang w:eastAsia="fr-CH"/>
-          <w14:ligatures w14:val="standardContextual"/>
-        </w:rPr>
-      </w:pPr>
-      <w:r>
-        <w:t>2.4</w:t>
-      </w:r>
-      <w:r>
-        <w:rPr>
-          <w:rFonts w:asciiTheme="minorHAnsi" w:eastAsiaTheme="minorEastAsia" w:hAnsiTheme="minorHAnsi" w:cstheme="minorBidi"/>
-          <w:kern w:val="2"/>
-          <w:sz w:val="24"/>
-          <w:szCs w:val="24"/>
-          <w:lang w:eastAsia="fr-CH"/>
-          <w14:ligatures w14:val="standardContextual"/>
-        </w:rPr>
-        <w:tab/>
-      </w:r>
-      <w:r>
-        <w:t>Rentabilité et valeur ajoutée</w:t>
-      </w:r>
-      <w:r>
-        <w:tab/>
-      </w:r>
-      <w:r>
-        <w:fldChar w:fldCharType="begin"/>
-      </w:r>
-      <w:r>
-        <w:instrText xml:space="preserve"> PAGEREF _Toc229061874 \h </w:instrText>
-      </w:r>
-      <w:r>
-        <w:fldChar w:fldCharType="separate"/>
-      </w:r>
-      <w:r>
-        <w:t>12</w:t>
-      </w:r>
-      <w:r>
-        <w:fldChar w:fldCharType="end"/>
-      </w:r>
-    </w:p>
-    <w:p>
-      <w:pPr>
-        <w:pStyle w:val="TM2"/>
-        <w:rPr>
-          <w:rFonts w:asciiTheme="minorHAnsi" w:eastAsiaTheme="minorEastAsia" w:hAnsiTheme="minorHAnsi" w:cstheme="minorBidi"/>
-          <w:kern w:val="2"/>
-          <w:sz w:val="24"/>
-          <w:szCs w:val="24"/>
-          <w:lang w:eastAsia="fr-CH"/>
-          <w14:ligatures w14:val="standardContextual"/>
-        </w:rPr>
-      </w:pPr>
-      <w:r>
-        <w:t>2.5</w:t>
-      </w:r>
-      <w:r>
-        <w:rPr>
-          <w:rFonts w:asciiTheme="minorHAnsi" w:eastAsiaTheme="minorEastAsia" w:hAnsiTheme="minorHAnsi" w:cstheme="minorBidi"/>
-          <w:kern w:val="2"/>
-          <w:sz w:val="24"/>
-          <w:szCs w:val="24"/>
-          <w:lang w:eastAsia="fr-CH"/>
-          <w14:ligatures w14:val="standardContextual"/>
-        </w:rPr>
-        <w:tab/>
-      </w:r>
-      <w:r>
-        <w:t>Analyse de risque</w:t>
-      </w:r>
-      <w:r>
-        <w:tab/>
-      </w:r>
-      <w:r>
-        <w:fldChar w:fldCharType="begin"/>
-      </w:r>
-      <w:r>
-        <w:instrText xml:space="preserve"> PAGEREF _Toc229061875 \h </w:instrText>
-      </w:r>
-      <w:r>
-        <w:fldChar w:fldCharType="separate"/>
-      </w:r>
-      <w:r>
-        <w:t>12</w:t>
-      </w:r>
-      <w:r>
-        <w:fldChar w:fldCharType="end"/>
-      </w:r>
-    </w:p>
-    <w:p>
-      <w:pPr>
-        <w:pStyle w:val="TM2"/>
-        <w:rPr>
-          <w:rFonts w:asciiTheme="minorHAnsi" w:eastAsiaTheme="minorEastAsia" w:hAnsiTheme="minorHAnsi" w:cstheme="minorBidi"/>
-          <w:kern w:val="2"/>
-          <w:sz w:val="24"/>
-          <w:szCs w:val="24"/>
-          <w:lang w:eastAsia="fr-CH"/>
-          <w14:ligatures w14:val="standardContextual"/>
-        </w:rPr>
-      </w:pPr>
-      <w:r>
-        <w:t>2.6</w:t>
-      </w:r>
-      <w:r>
-        <w:rPr>
-          <w:rFonts w:asciiTheme="minorHAnsi" w:eastAsiaTheme="minorEastAsia" w:hAnsiTheme="minorHAnsi" w:cstheme="minorBidi"/>
-          <w:kern w:val="2"/>
-          <w:sz w:val="24"/>
-          <w:szCs w:val="24"/>
-          <w:lang w:eastAsia="fr-CH"/>
-          <w14:ligatures w14:val="standardContextual"/>
-        </w:rPr>
-        <w:tab/>
-      </w:r>
-      <w:r>
-        <w:t>Sécurité de l’information et protection des données</w:t>
-      </w:r>
-      <w:r>
-        <w:tab/>
-      </w:r>
-      <w:r>
-        <w:fldChar w:fldCharType="begin"/>
-      </w:r>
-      <w:r>
-        <w:instrText xml:space="preserve"> PAGEREF _Toc229061876 \h </w:instrText>
-      </w:r>
-      <w:r>
-        <w:fldChar w:fldCharType="separate"/>
-      </w:r>
-      <w:r>
-        <w:t>12</w:t>
-      </w:r>
-      <w:r>
-        <w:fldChar w:fldCharType="end"/>
-      </w:r>
-    </w:p>
-    <w:p>
-      <w:pPr>
-        <w:pStyle w:val="TM1"/>
+        <w:t>2</w:t>
+      </w:r>
+      <w:r>
         <w:rPr>
           <w:rFonts w:asciiTheme="minorHAnsi" w:eastAsiaTheme="minorEastAsia" w:hAnsiTheme="minorHAnsi" w:cstheme="minorBidi"/>
           <w:b w:val="0"/>
@@ -1290,17 +1003,350 @@
           <w:noProof/>
           <w:kern w:val="2"/>
           <w:sz w:val="24"/>
-          <w:lang w:eastAsia="fr-CH"/>
+          <w:lang w:eastAsia="ja-JP"/>
           <w14:ligatures w14:val="standardContextual"/>
         </w:rPr>
-      </w:pPr>
+        <w:tab/>
+      </w:r>
       <w:r>
         <w:rPr>
           <w:noProof/>
         </w:rPr>
-        <w:t>3</w:t>
-      </w:r>
-      <w:r>
+        <w:t>Analyse</w:t>
+      </w:r>
+      <w:r>
+        <w:rPr>
+          <w:noProof/>
+        </w:rPr>
+        <w:tab/>
+      </w:r>
+      <w:r>
+        <w:rPr>
+          <w:noProof/>
+        </w:rPr>
+        <w:fldChar w:fldCharType="begin"/>
+      </w:r>
+      <w:r>
+        <w:rPr>
+          <w:noProof/>
+        </w:rPr>
+        <w:instrText xml:space="preserve"> PAGEREF _Toc229465344 \h </w:instrText>
+      </w:r>
+      <w:r>
+        <w:rPr>
+          <w:noProof/>
+        </w:rPr>
+      </w:r>
+      <w:r>
+        <w:rPr>
+          <w:noProof/>
+        </w:rPr>
+        <w:fldChar w:fldCharType="separate"/>
+      </w:r>
+      <w:r>
+        <w:rPr>
+          <w:noProof/>
+        </w:rPr>
+        <w:t>7</w:t>
+      </w:r>
+      <w:r>
+        <w:rPr>
+          <w:noProof/>
+        </w:rPr>
+        <w:fldChar w:fldCharType="end"/>
+      </w:r>
+    </w:p>
+    <w:p>
+      <w:pPr>
+        <w:pStyle w:val="TM2"/>
+        <w:rPr>
+          <w:rFonts w:asciiTheme="minorHAnsi" w:eastAsiaTheme="minorEastAsia" w:hAnsiTheme="minorHAnsi" w:cstheme="minorBidi"/>
+          <w:kern w:val="2"/>
+          <w:sz w:val="24"/>
+          <w:szCs w:val="24"/>
+          <w:lang w:eastAsia="ja-JP"/>
+          <w14:ligatures w14:val="standardContextual"/>
+        </w:rPr>
+      </w:pPr>
+      <w:r>
+        <w:t>2.1</w:t>
+      </w:r>
+      <w:r>
+        <w:rPr>
+          <w:rFonts w:asciiTheme="minorHAnsi" w:eastAsiaTheme="minorEastAsia" w:hAnsiTheme="minorHAnsi" w:cstheme="minorBidi"/>
+          <w:kern w:val="2"/>
+          <w:sz w:val="24"/>
+          <w:szCs w:val="24"/>
+          <w:lang w:eastAsia="ja-JP"/>
+          <w14:ligatures w14:val="standardContextual"/>
+        </w:rPr>
+        <w:tab/>
+      </w:r>
+      <w:r>
+        <w:t>Objectifs détaillés</w:t>
+      </w:r>
+      <w:r>
+        <w:tab/>
+      </w:r>
+      <w:r>
+        <w:fldChar w:fldCharType="begin"/>
+      </w:r>
+      <w:r>
+        <w:instrText xml:space="preserve"> PAGEREF _Toc229465345 \h </w:instrText>
+      </w:r>
+      <w:r>
+        <w:fldChar w:fldCharType="separate"/>
+      </w:r>
+      <w:r>
+        <w:t>7</w:t>
+      </w:r>
+      <w:r>
+        <w:fldChar w:fldCharType="end"/>
+      </w:r>
+    </w:p>
+    <w:p>
+      <w:pPr>
+        <w:pStyle w:val="TM2"/>
+        <w:rPr>
+          <w:rFonts w:asciiTheme="minorHAnsi" w:eastAsiaTheme="minorEastAsia" w:hAnsiTheme="minorHAnsi" w:cstheme="minorBidi"/>
+          <w:kern w:val="2"/>
+          <w:sz w:val="24"/>
+          <w:szCs w:val="24"/>
+          <w:lang w:eastAsia="ja-JP"/>
+          <w14:ligatures w14:val="standardContextual"/>
+        </w:rPr>
+      </w:pPr>
+      <w:r>
+        <w:t>2.2</w:t>
+      </w:r>
+      <w:r>
+        <w:rPr>
+          <w:rFonts w:asciiTheme="minorHAnsi" w:eastAsiaTheme="minorEastAsia" w:hAnsiTheme="minorHAnsi" w:cstheme="minorBidi"/>
+          <w:kern w:val="2"/>
+          <w:sz w:val="24"/>
+          <w:szCs w:val="24"/>
+          <w:lang w:eastAsia="ja-JP"/>
+          <w14:ligatures w14:val="standardContextual"/>
+        </w:rPr>
+        <w:tab/>
+      </w:r>
+      <w:r>
+        <w:t>Analyse par domaines technologiques</w:t>
+      </w:r>
+      <w:r>
+        <w:tab/>
+      </w:r>
+      <w:r>
+        <w:fldChar w:fldCharType="begin"/>
+      </w:r>
+      <w:r>
+        <w:instrText xml:space="preserve"> PAGEREF _Toc229465346 \h </w:instrText>
+      </w:r>
+      <w:r>
+        <w:fldChar w:fldCharType="separate"/>
+      </w:r>
+      <w:r>
+        <w:t>7</w:t>
+      </w:r>
+      <w:r>
+        <w:fldChar w:fldCharType="end"/>
+      </w:r>
+    </w:p>
+    <w:p>
+      <w:pPr>
+        <w:pStyle w:val="TM2"/>
+        <w:rPr>
+          <w:rFonts w:asciiTheme="minorHAnsi" w:eastAsiaTheme="minorEastAsia" w:hAnsiTheme="minorHAnsi" w:cstheme="minorBidi"/>
+          <w:kern w:val="2"/>
+          <w:sz w:val="24"/>
+          <w:szCs w:val="24"/>
+          <w:lang w:eastAsia="ja-JP"/>
+          <w14:ligatures w14:val="standardContextual"/>
+        </w:rPr>
+      </w:pPr>
+      <w:r>
+        <w:t>2.3</w:t>
+      </w:r>
+      <w:r>
+        <w:rPr>
+          <w:rFonts w:asciiTheme="minorHAnsi" w:eastAsiaTheme="minorEastAsia" w:hAnsiTheme="minorHAnsi" w:cstheme="minorBidi"/>
+          <w:kern w:val="2"/>
+          <w:sz w:val="24"/>
+          <w:szCs w:val="24"/>
+          <w:lang w:eastAsia="ja-JP"/>
+          <w14:ligatures w14:val="standardContextual"/>
+        </w:rPr>
+        <w:tab/>
+      </w:r>
+      <w:r>
+        <w:t>Comparaison et choix</w:t>
+      </w:r>
+      <w:r>
+        <w:tab/>
+      </w:r>
+      <w:r>
+        <w:fldChar w:fldCharType="begin"/>
+      </w:r>
+      <w:r>
+        <w:instrText xml:space="preserve"> PAGEREF _Toc229465347 \h </w:instrText>
+      </w:r>
+      <w:r>
+        <w:fldChar w:fldCharType="separate"/>
+      </w:r>
+      <w:r>
+        <w:t>11</w:t>
+      </w:r>
+      <w:r>
+        <w:fldChar w:fldCharType="end"/>
+      </w:r>
+    </w:p>
+    <w:p>
+      <w:pPr>
+        <w:pStyle w:val="TM2"/>
+        <w:rPr>
+          <w:rFonts w:asciiTheme="minorHAnsi" w:eastAsiaTheme="minorEastAsia" w:hAnsiTheme="minorHAnsi" w:cstheme="minorBidi"/>
+          <w:kern w:val="2"/>
+          <w:sz w:val="24"/>
+          <w:szCs w:val="24"/>
+          <w:lang w:eastAsia="ja-JP"/>
+          <w14:ligatures w14:val="standardContextual"/>
+        </w:rPr>
+      </w:pPr>
+      <w:r>
+        <w:t>2.4</w:t>
+      </w:r>
+      <w:r>
+        <w:rPr>
+          <w:rFonts w:asciiTheme="minorHAnsi" w:eastAsiaTheme="minorEastAsia" w:hAnsiTheme="minorHAnsi" w:cstheme="minorBidi"/>
+          <w:kern w:val="2"/>
+          <w:sz w:val="24"/>
+          <w:szCs w:val="24"/>
+          <w:lang w:eastAsia="ja-JP"/>
+          <w14:ligatures w14:val="standardContextual"/>
+        </w:rPr>
+        <w:tab/>
+      </w:r>
+      <w:r>
+        <w:t>Rentabilité et valeur ajoutée</w:t>
+      </w:r>
+      <w:r>
+        <w:tab/>
+      </w:r>
+      <w:r>
+        <w:fldChar w:fldCharType="begin"/>
+      </w:r>
+      <w:r>
+        <w:instrText xml:space="preserve"> PAGEREF _Toc229465348 \h </w:instrText>
+      </w:r>
+      <w:r>
+        <w:fldChar w:fldCharType="separate"/>
+      </w:r>
+      <w:r>
+        <w:t>13</w:t>
+      </w:r>
+      <w:r>
+        <w:fldChar w:fldCharType="end"/>
+      </w:r>
+    </w:p>
+    <w:p>
+      <w:pPr>
+        <w:pStyle w:val="TM2"/>
+        <w:rPr>
+          <w:rFonts w:asciiTheme="minorHAnsi" w:eastAsiaTheme="minorEastAsia" w:hAnsiTheme="minorHAnsi" w:cstheme="minorBidi"/>
+          <w:kern w:val="2"/>
+          <w:sz w:val="24"/>
+          <w:szCs w:val="24"/>
+          <w:lang w:eastAsia="ja-JP"/>
+          <w14:ligatures w14:val="standardContextual"/>
+        </w:rPr>
+      </w:pPr>
+      <w:r>
+        <w:t>2.5</w:t>
+      </w:r>
+      <w:r>
+        <w:rPr>
+          <w:rFonts w:asciiTheme="minorHAnsi" w:eastAsiaTheme="minorEastAsia" w:hAnsiTheme="minorHAnsi" w:cstheme="minorBidi"/>
+          <w:kern w:val="2"/>
+          <w:sz w:val="24"/>
+          <w:szCs w:val="24"/>
+          <w:lang w:eastAsia="ja-JP"/>
+          <w14:ligatures w14:val="standardContextual"/>
+        </w:rPr>
+        <w:tab/>
+      </w:r>
+      <w:r>
+        <w:t>Analyse de risque</w:t>
+      </w:r>
+      <w:r>
+        <w:tab/>
+      </w:r>
+      <w:r>
+        <w:fldChar w:fldCharType="begin"/>
+      </w:r>
+      <w:r>
+        <w:instrText xml:space="preserve"> PAGEREF _Toc229465349 \h </w:instrText>
+      </w:r>
+      <w:r>
+        <w:fldChar w:fldCharType="separate"/>
+      </w:r>
+      <w:r>
+        <w:t>14</w:t>
+      </w:r>
+      <w:r>
+        <w:fldChar w:fldCharType="end"/>
+      </w:r>
+    </w:p>
+    <w:p>
+      <w:pPr>
+        <w:pStyle w:val="TM2"/>
+        <w:rPr>
+          <w:rFonts w:asciiTheme="minorHAnsi" w:eastAsiaTheme="minorEastAsia" w:hAnsiTheme="minorHAnsi" w:cstheme="minorBidi"/>
+          <w:kern w:val="2"/>
+          <w:sz w:val="24"/>
+          <w:szCs w:val="24"/>
+          <w:lang w:eastAsia="ja-JP"/>
+          <w14:ligatures w14:val="standardContextual"/>
+        </w:rPr>
+      </w:pPr>
+      <w:r>
+        <w:t>2.6</w:t>
+      </w:r>
+      <w:r>
+        <w:rPr>
+          <w:rFonts w:asciiTheme="minorHAnsi" w:eastAsiaTheme="minorEastAsia" w:hAnsiTheme="minorHAnsi" w:cstheme="minorBidi"/>
+          <w:kern w:val="2"/>
+          <w:sz w:val="24"/>
+          <w:szCs w:val="24"/>
+          <w:lang w:eastAsia="ja-JP"/>
+          <w14:ligatures w14:val="standardContextual"/>
+        </w:rPr>
+        <w:tab/>
+      </w:r>
+      <w:r>
+        <w:t>Sécurité de l’information et protection des données</w:t>
+      </w:r>
+      <w:r>
+        <w:tab/>
+      </w:r>
+      <w:r>
+        <w:fldChar w:fldCharType="begin"/>
+      </w:r>
+      <w:r>
+        <w:instrText xml:space="preserve"> PAGEREF _Toc229465350 \h </w:instrText>
+      </w:r>
+      <w:r>
+        <w:fldChar w:fldCharType="separate"/>
+      </w:r>
+      <w:r>
+        <w:t>16</w:t>
+      </w:r>
+      <w:r>
+        <w:fldChar w:fldCharType="end"/>
+      </w:r>
+    </w:p>
+    <w:p>
+      <w:pPr>
+        <w:pStyle w:val="TM1"/>
         <w:rPr>
           <w:rFonts w:asciiTheme="minorHAnsi" w:eastAsiaTheme="minorEastAsia" w:hAnsiTheme="minorHAnsi" w:cstheme="minorBidi"/>
           <w:b w:val="0"/>
@@ -1308,398 +1354,17 @@
           <w:noProof/>
           <w:kern w:val="2"/>
           <w:sz w:val="24"/>
-          <w:lang w:eastAsia="fr-CH"/>
+          <w:lang w:eastAsia="ja-JP"/>
           <w14:ligatures w14:val="standardContextual"/>
         </w:rPr>
-        <w:tab/>
-      </w:r>
+      </w:pPr>
       <w:r>
         <w:rPr>
           <w:noProof/>
         </w:rPr>
-        <w:t>Conception</w:t>
-      </w:r>
-      <w:r>
-        <w:rPr>
-          <w:noProof/>
-        </w:rPr>
-        <w:tab/>
-      </w:r>
-      <w:r>
-        <w:rPr>
-          <w:noProof/>
-        </w:rPr>
-        <w:fldChar w:fldCharType="begin"/>
-      </w:r>
-      <w:r>
-        <w:rPr>
-          <w:noProof/>
-        </w:rPr>
-        <w:instrText xml:space="preserve"> PAGEREF _Toc229061877 \h </w:instrText>
-      </w:r>
-      <w:r>
-        <w:rPr>
-          <w:noProof/>
-        </w:rPr>
-      </w:r>
-      <w:r>
-        <w:rPr>
-          <w:noProof/>
-        </w:rPr>
-        <w:fldChar w:fldCharType="separate"/>
-      </w:r>
-      <w:r>
-        <w:rPr>
-          <w:noProof/>
-        </w:rPr>
-        <w:t>13</w:t>
-      </w:r>
-      <w:r>
-        <w:rPr>
-          <w:noProof/>
-        </w:rPr>
-        <w:fldChar w:fldCharType="end"/>
-      </w:r>
-    </w:p>
-    <w:p>
-      <w:pPr>
-        <w:pStyle w:val="TM2"/>
-        <w:rPr>
-          <w:rFonts w:asciiTheme="minorHAnsi" w:eastAsiaTheme="minorEastAsia" w:hAnsiTheme="minorHAnsi" w:cstheme="minorBidi"/>
-          <w:kern w:val="2"/>
-          <w:sz w:val="24"/>
-          <w:szCs w:val="24"/>
-          <w:lang w:eastAsia="fr-CH"/>
-          <w14:ligatures w14:val="standardContextual"/>
-        </w:rPr>
-      </w:pPr>
-      <w:r>
-        <w:t>3.1</w:t>
-      </w:r>
-      <w:r>
-        <w:rPr>
-          <w:rFonts w:asciiTheme="minorHAnsi" w:eastAsiaTheme="minorEastAsia" w:hAnsiTheme="minorHAnsi" w:cstheme="minorBidi"/>
-          <w:kern w:val="2"/>
-          <w:sz w:val="24"/>
-          <w:szCs w:val="24"/>
-          <w:lang w:eastAsia="fr-CH"/>
-          <w14:ligatures w14:val="standardContextual"/>
-        </w:rPr>
-        <w:tab/>
-      </w:r>
-      <w:r>
-        <w:t>Exigences techniques et fonctionnelles</w:t>
-      </w:r>
-      <w:r>
-        <w:tab/>
-      </w:r>
-      <w:r>
-        <w:fldChar w:fldCharType="begin"/>
-      </w:r>
-      <w:r>
-        <w:instrText xml:space="preserve"> PAGEREF _Toc229061878 \h </w:instrText>
-      </w:r>
-      <w:r>
-        <w:fldChar w:fldCharType="separate"/>
-      </w:r>
-      <w:r>
-        <w:t>13</w:t>
-      </w:r>
-      <w:r>
-        <w:fldChar w:fldCharType="end"/>
-      </w:r>
-    </w:p>
-    <w:p>
-      <w:pPr>
-        <w:pStyle w:val="TM2"/>
-        <w:rPr>
-          <w:rFonts w:asciiTheme="minorHAnsi" w:eastAsiaTheme="minorEastAsia" w:hAnsiTheme="minorHAnsi" w:cstheme="minorBidi"/>
-          <w:kern w:val="2"/>
-          <w:sz w:val="24"/>
-          <w:szCs w:val="24"/>
-          <w:lang w:eastAsia="fr-CH"/>
-          <w14:ligatures w14:val="standardContextual"/>
-        </w:rPr>
-      </w:pPr>
-      <w:r>
-        <w:t>3.2</w:t>
-      </w:r>
-      <w:r>
-        <w:rPr>
-          <w:rFonts w:asciiTheme="minorHAnsi" w:eastAsiaTheme="minorEastAsia" w:hAnsiTheme="minorHAnsi" w:cstheme="minorBidi"/>
-          <w:kern w:val="2"/>
-          <w:sz w:val="24"/>
-          <w:szCs w:val="24"/>
-          <w:lang w:eastAsia="fr-CH"/>
-          <w14:ligatures w14:val="standardContextual"/>
-        </w:rPr>
-        <w:tab/>
-      </w:r>
-      <w:r>
-        <w:t>Architecture du système</w:t>
-      </w:r>
-      <w:r>
-        <w:tab/>
-      </w:r>
-      <w:r>
-        <w:fldChar w:fldCharType="begin"/>
-      </w:r>
-      <w:r>
-        <w:instrText xml:space="preserve"> PAGEREF _Toc229061879 \h </w:instrText>
-      </w:r>
-      <w:r>
-        <w:fldChar w:fldCharType="separate"/>
-      </w:r>
-      <w:r>
-        <w:t>13</w:t>
-      </w:r>
-      <w:r>
-        <w:fldChar w:fldCharType="end"/>
-      </w:r>
-    </w:p>
-    <w:p>
-      <w:pPr>
-        <w:pStyle w:val="TM2"/>
-        <w:rPr>
-          <w:rFonts w:asciiTheme="minorHAnsi" w:eastAsiaTheme="minorEastAsia" w:hAnsiTheme="minorHAnsi" w:cstheme="minorBidi"/>
-          <w:kern w:val="2"/>
-          <w:sz w:val="24"/>
-          <w:szCs w:val="24"/>
-          <w:lang w:eastAsia="fr-CH"/>
-          <w14:ligatures w14:val="standardContextual"/>
-        </w:rPr>
-      </w:pPr>
-      <w:r>
-        <w:t>3.3</w:t>
-      </w:r>
-      <w:r>
-        <w:rPr>
-          <w:rFonts w:asciiTheme="minorHAnsi" w:eastAsiaTheme="minorEastAsia" w:hAnsiTheme="minorHAnsi" w:cstheme="minorBidi"/>
-          <w:kern w:val="2"/>
-          <w:sz w:val="24"/>
-          <w:szCs w:val="24"/>
-          <w:lang w:eastAsia="fr-CH"/>
-          <w14:ligatures w14:val="standardContextual"/>
-        </w:rPr>
-        <w:tab/>
-      </w:r>
-      <w:r>
-        <w:t>Plan d’intégration des systèmes</w:t>
-      </w:r>
-      <w:r>
-        <w:tab/>
-      </w:r>
-      <w:r>
-        <w:fldChar w:fldCharType="begin"/>
-      </w:r>
-      <w:r>
-        <w:instrText xml:space="preserve"> PAGEREF _Toc229061880 \h </w:instrText>
-      </w:r>
-      <w:r>
-        <w:fldChar w:fldCharType="separate"/>
-      </w:r>
-      <w:r>
-        <w:t>13</w:t>
-      </w:r>
-      <w:r>
-        <w:fldChar w:fldCharType="end"/>
-      </w:r>
-    </w:p>
-    <w:p>
-      <w:pPr>
-        <w:pStyle w:val="TM2"/>
-        <w:rPr>
-          <w:rFonts w:asciiTheme="minorHAnsi" w:eastAsiaTheme="minorEastAsia" w:hAnsiTheme="minorHAnsi" w:cstheme="minorBidi"/>
-          <w:kern w:val="2"/>
-          <w:sz w:val="24"/>
-          <w:szCs w:val="24"/>
-          <w:lang w:eastAsia="fr-CH"/>
-          <w14:ligatures w14:val="standardContextual"/>
-        </w:rPr>
-      </w:pPr>
-      <w:r>
-        <w:t>3.4</w:t>
-      </w:r>
-      <w:r>
-        <w:rPr>
-          <w:rFonts w:asciiTheme="minorHAnsi" w:eastAsiaTheme="minorEastAsia" w:hAnsiTheme="minorHAnsi" w:cstheme="minorBidi"/>
-          <w:kern w:val="2"/>
-          <w:sz w:val="24"/>
-          <w:szCs w:val="24"/>
-          <w:lang w:eastAsia="fr-CH"/>
-          <w14:ligatures w14:val="standardContextual"/>
-        </w:rPr>
-        <w:tab/>
-      </w:r>
-      <w:r>
-        <w:t>Concept d‘implémentation</w:t>
-      </w:r>
-      <w:r>
-        <w:tab/>
-      </w:r>
-      <w:r>
-        <w:fldChar w:fldCharType="begin"/>
-      </w:r>
-      <w:r>
-        <w:instrText xml:space="preserve"> PAGEREF _Toc229061881 \h </w:instrText>
-      </w:r>
-      <w:r>
-        <w:fldChar w:fldCharType="separate"/>
-      </w:r>
-      <w:r>
-        <w:t>13</w:t>
-      </w:r>
-      <w:r>
-        <w:fldChar w:fldCharType="end"/>
-      </w:r>
-    </w:p>
-    <w:p>
-      <w:pPr>
-        <w:pStyle w:val="TM2"/>
-        <w:rPr>
-          <w:rFonts w:asciiTheme="minorHAnsi" w:eastAsiaTheme="minorEastAsia" w:hAnsiTheme="minorHAnsi" w:cstheme="minorBidi"/>
-          <w:kern w:val="2"/>
-          <w:sz w:val="24"/>
-          <w:szCs w:val="24"/>
-          <w:lang w:eastAsia="fr-CH"/>
-          <w14:ligatures w14:val="standardContextual"/>
-        </w:rPr>
-      </w:pPr>
-      <w:r>
-        <w:t>3.5</w:t>
-      </w:r>
-      <w:r>
-        <w:rPr>
-          <w:rFonts w:asciiTheme="minorHAnsi" w:eastAsiaTheme="minorEastAsia" w:hAnsiTheme="minorHAnsi" w:cstheme="minorBidi"/>
-          <w:kern w:val="2"/>
-          <w:sz w:val="24"/>
-          <w:szCs w:val="24"/>
-          <w:lang w:eastAsia="fr-CH"/>
-          <w14:ligatures w14:val="standardContextual"/>
-        </w:rPr>
-        <w:tab/>
-      </w:r>
-      <w:r>
-        <w:t>Concept de formation</w:t>
-      </w:r>
-      <w:r>
-        <w:tab/>
-      </w:r>
-      <w:r>
-        <w:fldChar w:fldCharType="begin"/>
-      </w:r>
-      <w:r>
-        <w:instrText xml:space="preserve"> PAGEREF _Toc229061882 \h </w:instrText>
-      </w:r>
-      <w:r>
-        <w:fldChar w:fldCharType="separate"/>
-      </w:r>
-      <w:r>
-        <w:t>13</w:t>
-      </w:r>
-      <w:r>
-        <w:fldChar w:fldCharType="end"/>
-      </w:r>
-    </w:p>
-    <w:p>
-      <w:pPr>
-        <w:pStyle w:val="TM2"/>
-        <w:rPr>
-          <w:rFonts w:asciiTheme="minorHAnsi" w:eastAsiaTheme="minorEastAsia" w:hAnsiTheme="minorHAnsi" w:cstheme="minorBidi"/>
-          <w:kern w:val="2"/>
-          <w:sz w:val="24"/>
-          <w:szCs w:val="24"/>
-          <w:lang w:eastAsia="fr-CH"/>
-          <w14:ligatures w14:val="standardContextual"/>
-        </w:rPr>
-      </w:pPr>
-      <w:r>
-        <w:t>3.6</w:t>
-      </w:r>
-      <w:r>
-        <w:rPr>
-          <w:rFonts w:asciiTheme="minorHAnsi" w:eastAsiaTheme="minorEastAsia" w:hAnsiTheme="minorHAnsi" w:cstheme="minorBidi"/>
-          <w:kern w:val="2"/>
-          <w:sz w:val="24"/>
-          <w:szCs w:val="24"/>
-          <w:lang w:eastAsia="fr-CH"/>
-          <w14:ligatures w14:val="standardContextual"/>
-        </w:rPr>
-        <w:tab/>
-      </w:r>
-      <w:r>
-        <w:t>Concept de tests</w:t>
-      </w:r>
-      <w:r>
-        <w:tab/>
-      </w:r>
-      <w:r>
-        <w:fldChar w:fldCharType="begin"/>
-      </w:r>
-      <w:r>
-        <w:instrText xml:space="preserve"> PAGEREF _Toc229061883 \h </w:instrText>
-      </w:r>
-      <w:r>
-        <w:fldChar w:fldCharType="separate"/>
-      </w:r>
-      <w:r>
-        <w:t>13</w:t>
-      </w:r>
-      <w:r>
-        <w:fldChar w:fldCharType="end"/>
-      </w:r>
-    </w:p>
-    <w:p>
-      <w:pPr>
-        <w:pStyle w:val="TM2"/>
-        <w:rPr>
-          <w:rFonts w:asciiTheme="minorHAnsi" w:eastAsiaTheme="minorEastAsia" w:hAnsiTheme="minorHAnsi" w:cstheme="minorBidi"/>
-          <w:kern w:val="2"/>
-          <w:sz w:val="24"/>
-          <w:szCs w:val="24"/>
-          <w:lang w:eastAsia="fr-CH"/>
-          <w14:ligatures w14:val="standardContextual"/>
-        </w:rPr>
-      </w:pPr>
-      <w:r>
-        <w:t>3.7</w:t>
-      </w:r>
-      <w:r>
-        <w:rPr>
-          <w:rFonts w:asciiTheme="minorHAnsi" w:eastAsiaTheme="minorEastAsia" w:hAnsiTheme="minorHAnsi" w:cstheme="minorBidi"/>
-          <w:kern w:val="2"/>
-          <w:sz w:val="24"/>
-          <w:szCs w:val="24"/>
-          <w:lang w:eastAsia="fr-CH"/>
-          <w14:ligatures w14:val="standardContextual"/>
-        </w:rPr>
-        <w:tab/>
-      </w:r>
-      <w:r>
-        <w:t>Moyens nécessaires</w:t>
-      </w:r>
-      <w:r>
-        <w:tab/>
-      </w:r>
-      <w:r>
-        <w:fldChar w:fldCharType="begin"/>
-      </w:r>
-      <w:r>
-        <w:instrText xml:space="preserve"> PAGEREF _Toc229061884 \h </w:instrText>
-      </w:r>
-      <w:r>
-        <w:fldChar w:fldCharType="separate"/>
-      </w:r>
-      <w:r>
-        <w:t>13</w:t>
-      </w:r>
-      <w:r>
-        <w:fldChar w:fldCharType="end"/>
-      </w:r>
-    </w:p>
-    <w:p>
-      <w:pPr>
-        <w:pStyle w:val="TM1"/>
+        <w:t>3</w:t>
+      </w:r>
+      <w:r>
         <w:rPr>
           <w:rFonts w:asciiTheme="minorHAnsi" w:eastAsiaTheme="minorEastAsia" w:hAnsiTheme="minorHAnsi" w:cstheme="minorBidi"/>
           <w:b w:val="0"/>
@@ -1707,17 +1372,398 @@
           <w:noProof/>
           <w:kern w:val="2"/>
           <w:sz w:val="24"/>
-          <w:lang w:eastAsia="fr-CH"/>
+          <w:lang w:eastAsia="ja-JP"/>
           <w14:ligatures w14:val="standardContextual"/>
         </w:rPr>
-      </w:pPr>
+        <w:tab/>
+      </w:r>
       <w:r>
         <w:rPr>
           <w:noProof/>
         </w:rPr>
-        <w:t>4</w:t>
-      </w:r>
-      <w:r>
+        <w:t>Conception</w:t>
+      </w:r>
+      <w:r>
+        <w:rPr>
+          <w:noProof/>
+        </w:rPr>
+        <w:tab/>
+      </w:r>
+      <w:r>
+        <w:rPr>
+          <w:noProof/>
+        </w:rPr>
+        <w:fldChar w:fldCharType="begin"/>
+      </w:r>
+      <w:r>
+        <w:rPr>
+          <w:noProof/>
+        </w:rPr>
+        <w:instrText xml:space="preserve"> PAGEREF _Toc229465351 \h </w:instrText>
+      </w:r>
+      <w:r>
+        <w:rPr>
+          <w:noProof/>
+        </w:rPr>
+      </w:r>
+      <w:r>
+        <w:rPr>
+          <w:noProof/>
+        </w:rPr>
+        <w:fldChar w:fldCharType="separate"/>
+      </w:r>
+      <w:r>
+        <w:rPr>
+          <w:noProof/>
+        </w:rPr>
+        <w:t>17</w:t>
+      </w:r>
+      <w:r>
+        <w:rPr>
+          <w:noProof/>
+        </w:rPr>
+        <w:fldChar w:fldCharType="end"/>
+      </w:r>
+    </w:p>
+    <w:p>
+      <w:pPr>
+        <w:pStyle w:val="TM2"/>
+        <w:rPr>
+          <w:rFonts w:asciiTheme="minorHAnsi" w:eastAsiaTheme="minorEastAsia" w:hAnsiTheme="minorHAnsi" w:cstheme="minorBidi"/>
+          <w:kern w:val="2"/>
+          <w:sz w:val="24"/>
+          <w:szCs w:val="24"/>
+          <w:lang w:eastAsia="ja-JP"/>
+          <w14:ligatures w14:val="standardContextual"/>
+        </w:rPr>
+      </w:pPr>
+      <w:r>
+        <w:t>3.1</w:t>
+      </w:r>
+      <w:r>
+        <w:rPr>
+          <w:rFonts w:asciiTheme="minorHAnsi" w:eastAsiaTheme="minorEastAsia" w:hAnsiTheme="minorHAnsi" w:cstheme="minorBidi"/>
+          <w:kern w:val="2"/>
+          <w:sz w:val="24"/>
+          <w:szCs w:val="24"/>
+          <w:lang w:eastAsia="ja-JP"/>
+          <w14:ligatures w14:val="standardContextual"/>
+        </w:rPr>
+        <w:tab/>
+      </w:r>
+      <w:r>
+        <w:t>Exigences techniques et fonctionnelles</w:t>
+      </w:r>
+      <w:r>
+        <w:tab/>
+      </w:r>
+      <w:r>
+        <w:fldChar w:fldCharType="begin"/>
+      </w:r>
+      <w:r>
+        <w:instrText xml:space="preserve"> PAGEREF _Toc229465352 \h </w:instrText>
+      </w:r>
+      <w:r>
+        <w:fldChar w:fldCharType="separate"/>
+      </w:r>
+      <w:r>
+        <w:t>17</w:t>
+      </w:r>
+      <w:r>
+        <w:fldChar w:fldCharType="end"/>
+      </w:r>
+    </w:p>
+    <w:p>
+      <w:pPr>
+        <w:pStyle w:val="TM2"/>
+        <w:rPr>
+          <w:rFonts w:asciiTheme="minorHAnsi" w:eastAsiaTheme="minorEastAsia" w:hAnsiTheme="minorHAnsi" w:cstheme="minorBidi"/>
+          <w:kern w:val="2"/>
+          <w:sz w:val="24"/>
+          <w:szCs w:val="24"/>
+          <w:lang w:eastAsia="ja-JP"/>
+          <w14:ligatures w14:val="standardContextual"/>
+        </w:rPr>
+      </w:pPr>
+      <w:r>
+        <w:t>3.2</w:t>
+      </w:r>
+      <w:r>
+        <w:rPr>
+          <w:rFonts w:asciiTheme="minorHAnsi" w:eastAsiaTheme="minorEastAsia" w:hAnsiTheme="minorHAnsi" w:cstheme="minorBidi"/>
+          <w:kern w:val="2"/>
+          <w:sz w:val="24"/>
+          <w:szCs w:val="24"/>
+          <w:lang w:eastAsia="ja-JP"/>
+          <w14:ligatures w14:val="standardContextual"/>
+        </w:rPr>
+        <w:tab/>
+      </w:r>
+      <w:r>
+        <w:t>Architecture du système</w:t>
+      </w:r>
+      <w:r>
+        <w:tab/>
+      </w:r>
+      <w:r>
+        <w:fldChar w:fldCharType="begin"/>
+      </w:r>
+      <w:r>
+        <w:instrText xml:space="preserve"> PAGEREF _Toc229465353 \h </w:instrText>
+      </w:r>
+      <w:r>
+        <w:fldChar w:fldCharType="separate"/>
+      </w:r>
+      <w:r>
+        <w:t>18</w:t>
+      </w:r>
+      <w:r>
+        <w:fldChar w:fldCharType="end"/>
+      </w:r>
+    </w:p>
+    <w:p>
+      <w:pPr>
+        <w:pStyle w:val="TM2"/>
+        <w:rPr>
+          <w:rFonts w:asciiTheme="minorHAnsi" w:eastAsiaTheme="minorEastAsia" w:hAnsiTheme="minorHAnsi" w:cstheme="minorBidi"/>
+          <w:kern w:val="2"/>
+          <w:sz w:val="24"/>
+          <w:szCs w:val="24"/>
+          <w:lang w:eastAsia="ja-JP"/>
+          <w14:ligatures w14:val="standardContextual"/>
+        </w:rPr>
+      </w:pPr>
+      <w:r>
+        <w:t>3.3</w:t>
+      </w:r>
+      <w:r>
+        <w:rPr>
+          <w:rFonts w:asciiTheme="minorHAnsi" w:eastAsiaTheme="minorEastAsia" w:hAnsiTheme="minorHAnsi" w:cstheme="minorBidi"/>
+          <w:kern w:val="2"/>
+          <w:sz w:val="24"/>
+          <w:szCs w:val="24"/>
+          <w:lang w:eastAsia="ja-JP"/>
+          <w14:ligatures w14:val="standardContextual"/>
+        </w:rPr>
+        <w:tab/>
+      </w:r>
+      <w:r>
+        <w:t>Plan d’intégration des systèmes</w:t>
+      </w:r>
+      <w:r>
+        <w:tab/>
+      </w:r>
+      <w:r>
+        <w:fldChar w:fldCharType="begin"/>
+      </w:r>
+      <w:r>
+        <w:instrText xml:space="preserve"> PAGEREF _Toc229465354 \h </w:instrText>
+      </w:r>
+      <w:r>
+        <w:fldChar w:fldCharType="separate"/>
+      </w:r>
+      <w:r>
+        <w:t>18</w:t>
+      </w:r>
+      <w:r>
+        <w:fldChar w:fldCharType="end"/>
+      </w:r>
+    </w:p>
+    <w:p>
+      <w:pPr>
+        <w:pStyle w:val="TM2"/>
+        <w:rPr>
+          <w:rFonts w:asciiTheme="minorHAnsi" w:eastAsiaTheme="minorEastAsia" w:hAnsiTheme="minorHAnsi" w:cstheme="minorBidi"/>
+          <w:kern w:val="2"/>
+          <w:sz w:val="24"/>
+          <w:szCs w:val="24"/>
+          <w:lang w:eastAsia="ja-JP"/>
+          <w14:ligatures w14:val="standardContextual"/>
+        </w:rPr>
+      </w:pPr>
+      <w:r>
+        <w:t>3.4</w:t>
+      </w:r>
+      <w:r>
+        <w:rPr>
+          <w:rFonts w:asciiTheme="minorHAnsi" w:eastAsiaTheme="minorEastAsia" w:hAnsiTheme="minorHAnsi" w:cstheme="minorBidi"/>
+          <w:kern w:val="2"/>
+          <w:sz w:val="24"/>
+          <w:szCs w:val="24"/>
+          <w:lang w:eastAsia="ja-JP"/>
+          <w14:ligatures w14:val="standardContextual"/>
+        </w:rPr>
+        <w:tab/>
+      </w:r>
+      <w:r>
+        <w:t>Concept d‘implémentation</w:t>
+      </w:r>
+      <w:r>
+        <w:tab/>
+      </w:r>
+      <w:r>
+        <w:fldChar w:fldCharType="begin"/>
+      </w:r>
+      <w:r>
+        <w:instrText xml:space="preserve"> PAGEREF _Toc229465355 \h </w:instrText>
+      </w:r>
+      <w:r>
+        <w:fldChar w:fldCharType="separate"/>
+      </w:r>
+      <w:r>
+        <w:t>18</w:t>
+      </w:r>
+      <w:r>
+        <w:fldChar w:fldCharType="end"/>
+      </w:r>
+    </w:p>
+    <w:p>
+      <w:pPr>
+        <w:pStyle w:val="TM2"/>
+        <w:rPr>
+          <w:rFonts w:asciiTheme="minorHAnsi" w:eastAsiaTheme="minorEastAsia" w:hAnsiTheme="minorHAnsi" w:cstheme="minorBidi"/>
+          <w:kern w:val="2"/>
+          <w:sz w:val="24"/>
+          <w:szCs w:val="24"/>
+          <w:lang w:eastAsia="ja-JP"/>
+          <w14:ligatures w14:val="standardContextual"/>
+        </w:rPr>
+      </w:pPr>
+      <w:r>
+        <w:t>3.5</w:t>
+      </w:r>
+      <w:r>
+        <w:rPr>
+          <w:rFonts w:asciiTheme="minorHAnsi" w:eastAsiaTheme="minorEastAsia" w:hAnsiTheme="minorHAnsi" w:cstheme="minorBidi"/>
+          <w:kern w:val="2"/>
+          <w:sz w:val="24"/>
+          <w:szCs w:val="24"/>
+          <w:lang w:eastAsia="ja-JP"/>
+          <w14:ligatures w14:val="standardContextual"/>
+        </w:rPr>
+        <w:tab/>
+      </w:r>
+      <w:r>
+        <w:t>Concept de formation</w:t>
+      </w:r>
+      <w:r>
+        <w:tab/>
+      </w:r>
+      <w:r>
+        <w:fldChar w:fldCharType="begin"/>
+      </w:r>
+      <w:r>
+        <w:instrText xml:space="preserve"> PAGEREF _Toc229465356 \h </w:instrText>
+      </w:r>
+      <w:r>
+        <w:fldChar w:fldCharType="separate"/>
+      </w:r>
+      <w:r>
+        <w:t>18</w:t>
+      </w:r>
+      <w:r>
+        <w:fldChar w:fldCharType="end"/>
+      </w:r>
+    </w:p>
+    <w:p>
+      <w:pPr>
+        <w:pStyle w:val="TM2"/>
+        <w:rPr>
+          <w:rFonts w:asciiTheme="minorHAnsi" w:eastAsiaTheme="minorEastAsia" w:hAnsiTheme="minorHAnsi" w:cstheme="minorBidi"/>
+          <w:kern w:val="2"/>
+          <w:sz w:val="24"/>
+          <w:szCs w:val="24"/>
+          <w:lang w:eastAsia="ja-JP"/>
+          <w14:ligatures w14:val="standardContextual"/>
+        </w:rPr>
+      </w:pPr>
+      <w:r>
+        <w:t>3.6</w:t>
+      </w:r>
+      <w:r>
+        <w:rPr>
+          <w:rFonts w:asciiTheme="minorHAnsi" w:eastAsiaTheme="minorEastAsia" w:hAnsiTheme="minorHAnsi" w:cstheme="minorBidi"/>
+          <w:kern w:val="2"/>
+          <w:sz w:val="24"/>
+          <w:szCs w:val="24"/>
+          <w:lang w:eastAsia="ja-JP"/>
+          <w14:ligatures w14:val="standardContextual"/>
+        </w:rPr>
+        <w:tab/>
+      </w:r>
+      <w:r>
+        <w:t>Concept de tests</w:t>
+      </w:r>
+      <w:r>
+        <w:tab/>
+      </w:r>
+      <w:r>
+        <w:fldChar w:fldCharType="begin"/>
+      </w:r>
+      <w:r>
+        <w:instrText xml:space="preserve"> PAGEREF _Toc229465357 \h </w:instrText>
+      </w:r>
+      <w:r>
+        <w:fldChar w:fldCharType="separate"/>
+      </w:r>
+      <w:r>
+        <w:t>18</w:t>
+      </w:r>
+      <w:r>
+        <w:fldChar w:fldCharType="end"/>
+      </w:r>
+    </w:p>
+    <w:p>
+      <w:pPr>
+        <w:pStyle w:val="TM2"/>
+        <w:rPr>
+          <w:rFonts w:asciiTheme="minorHAnsi" w:eastAsiaTheme="minorEastAsia" w:hAnsiTheme="minorHAnsi" w:cstheme="minorBidi"/>
+          <w:kern w:val="2"/>
+          <w:sz w:val="24"/>
+          <w:szCs w:val="24"/>
+          <w:lang w:eastAsia="ja-JP"/>
+          <w14:ligatures w14:val="standardContextual"/>
+        </w:rPr>
+      </w:pPr>
+      <w:r>
+        <w:t>3.7</w:t>
+      </w:r>
+      <w:r>
+        <w:rPr>
+          <w:rFonts w:asciiTheme="minorHAnsi" w:eastAsiaTheme="minorEastAsia" w:hAnsiTheme="minorHAnsi" w:cstheme="minorBidi"/>
+          <w:kern w:val="2"/>
+          <w:sz w:val="24"/>
+          <w:szCs w:val="24"/>
+          <w:lang w:eastAsia="ja-JP"/>
+          <w14:ligatures w14:val="standardContextual"/>
+        </w:rPr>
+        <w:tab/>
+      </w:r>
+      <w:r>
+        <w:t>Moyens nécessaires</w:t>
+      </w:r>
+      <w:r>
+        <w:tab/>
+      </w:r>
+      <w:r>
+        <w:fldChar w:fldCharType="begin"/>
+      </w:r>
+      <w:r>
+        <w:instrText xml:space="preserve"> PAGEREF _Toc229465358 \h </w:instrText>
+      </w:r>
+      <w:r>
+        <w:fldChar w:fldCharType="separate"/>
+      </w:r>
+      <w:r>
+        <w:t>18</w:t>
+      </w:r>
+      <w:r>
+        <w:fldChar w:fldCharType="end"/>
+      </w:r>
+    </w:p>
+    <w:p>
+      <w:pPr>
+        <w:pStyle w:val="TM1"/>
         <w:rPr>
           <w:rFonts w:asciiTheme="minorHAnsi" w:eastAsiaTheme="minorEastAsia" w:hAnsiTheme="minorHAnsi" w:cstheme="minorBidi"/>
           <w:b w:val="0"/>
@@ -1725,206 +1771,17 @@
           <w:noProof/>
           <w:kern w:val="2"/>
           <w:sz w:val="24"/>
-          <w:lang w:eastAsia="fr-CH"/>
+          <w:lang w:eastAsia="ja-JP"/>
           <w14:ligatures w14:val="standardContextual"/>
         </w:rPr>
-        <w:tab/>
-      </w:r>
+      </w:pPr>
       <w:r>
         <w:rPr>
           <w:noProof/>
         </w:rPr>
-        <w:t>Réalisation</w:t>
-      </w:r>
-      <w:r>
-        <w:rPr>
-          <w:noProof/>
-        </w:rPr>
-        <w:tab/>
-      </w:r>
-      <w:r>
-        <w:rPr>
-          <w:noProof/>
-        </w:rPr>
-        <w:fldChar w:fldCharType="begin"/>
-      </w:r>
-      <w:r>
-        <w:rPr>
-          <w:noProof/>
-        </w:rPr>
-        <w:instrText xml:space="preserve"> PAGEREF _Toc229061885 \h </w:instrText>
-      </w:r>
-      <w:r>
-        <w:rPr>
-          <w:noProof/>
-        </w:rPr>
-      </w:r>
-      <w:r>
-        <w:rPr>
-          <w:noProof/>
-        </w:rPr>
-        <w:fldChar w:fldCharType="separate"/>
-      </w:r>
-      <w:r>
-        <w:rPr>
-          <w:noProof/>
-        </w:rPr>
-        <w:t>14</w:t>
-      </w:r>
-      <w:r>
-        <w:rPr>
-          <w:noProof/>
-        </w:rPr>
-        <w:fldChar w:fldCharType="end"/>
-      </w:r>
-    </w:p>
-    <w:p>
-      <w:pPr>
-        <w:pStyle w:val="TM2"/>
-        <w:rPr>
-          <w:rFonts w:asciiTheme="minorHAnsi" w:eastAsiaTheme="minorEastAsia" w:hAnsiTheme="minorHAnsi" w:cstheme="minorBidi"/>
-          <w:kern w:val="2"/>
-          <w:sz w:val="24"/>
-          <w:szCs w:val="24"/>
-          <w:lang w:eastAsia="fr-CH"/>
-          <w14:ligatures w14:val="standardContextual"/>
-        </w:rPr>
-      </w:pPr>
-      <w:r>
-        <w:t>4.1</w:t>
-      </w:r>
-      <w:r>
-        <w:rPr>
-          <w:rFonts w:asciiTheme="minorHAnsi" w:eastAsiaTheme="minorEastAsia" w:hAnsiTheme="minorHAnsi" w:cstheme="minorBidi"/>
-          <w:kern w:val="2"/>
-          <w:sz w:val="24"/>
-          <w:szCs w:val="24"/>
-          <w:lang w:eastAsia="fr-CH"/>
-          <w14:ligatures w14:val="standardContextual"/>
-        </w:rPr>
-        <w:tab/>
-      </w:r>
-      <w:r>
-        <w:t>Spécifications détaillées</w:t>
-      </w:r>
-      <w:r>
-        <w:tab/>
-      </w:r>
-      <w:r>
-        <w:fldChar w:fldCharType="begin"/>
-      </w:r>
-      <w:r>
-        <w:instrText xml:space="preserve"> PAGEREF _Toc229061886 \h </w:instrText>
-      </w:r>
-      <w:r>
-        <w:fldChar w:fldCharType="separate"/>
-      </w:r>
-      <w:r>
-        <w:t>14</w:t>
-      </w:r>
-      <w:r>
-        <w:fldChar w:fldCharType="end"/>
-      </w:r>
-    </w:p>
-    <w:p>
-      <w:pPr>
-        <w:pStyle w:val="TM2"/>
-        <w:rPr>
-          <w:rFonts w:asciiTheme="minorHAnsi" w:eastAsiaTheme="minorEastAsia" w:hAnsiTheme="minorHAnsi" w:cstheme="minorBidi"/>
-          <w:kern w:val="2"/>
-          <w:sz w:val="24"/>
-          <w:szCs w:val="24"/>
-          <w:lang w:eastAsia="fr-CH"/>
-          <w14:ligatures w14:val="standardContextual"/>
-        </w:rPr>
-      </w:pPr>
-      <w:r>
-        <w:t>4.2</w:t>
-      </w:r>
-      <w:r>
-        <w:rPr>
-          <w:rFonts w:asciiTheme="minorHAnsi" w:eastAsiaTheme="minorEastAsia" w:hAnsiTheme="minorHAnsi" w:cstheme="minorBidi"/>
-          <w:kern w:val="2"/>
-          <w:sz w:val="24"/>
-          <w:szCs w:val="24"/>
-          <w:lang w:eastAsia="fr-CH"/>
-          <w14:ligatures w14:val="standardContextual"/>
-        </w:rPr>
-        <w:tab/>
-      </w:r>
-      <w:r>
-        <w:t>Design du système</w:t>
-      </w:r>
-      <w:r>
-        <w:tab/>
-      </w:r>
-      <w:r>
-        <w:fldChar w:fldCharType="begin"/>
-      </w:r>
-      <w:r>
-        <w:instrText xml:space="preserve"> PAGEREF _Toc229061887 \h </w:instrText>
-      </w:r>
-      <w:r>
-        <w:fldChar w:fldCharType="separate"/>
-      </w:r>
-      <w:r>
-        <w:t>14</w:t>
-      </w:r>
-      <w:r>
-        <w:fldChar w:fldCharType="end"/>
-      </w:r>
-    </w:p>
-    <w:p>
-      <w:pPr>
-        <w:pStyle w:val="TM2"/>
-        <w:rPr>
-          <w:rFonts w:asciiTheme="minorHAnsi" w:eastAsiaTheme="minorEastAsia" w:hAnsiTheme="minorHAnsi" w:cstheme="minorBidi"/>
-          <w:kern w:val="2"/>
-          <w:sz w:val="24"/>
-          <w:szCs w:val="24"/>
-          <w:lang w:eastAsia="fr-CH"/>
-          <w14:ligatures w14:val="standardContextual"/>
-        </w:rPr>
-      </w:pPr>
-      <w:r>
-        <w:t>4.3</w:t>
-      </w:r>
-      <w:r>
-        <w:rPr>
-          <w:rFonts w:asciiTheme="minorHAnsi" w:eastAsiaTheme="minorEastAsia" w:hAnsiTheme="minorHAnsi" w:cstheme="minorBidi"/>
-          <w:kern w:val="2"/>
-          <w:sz w:val="24"/>
-          <w:szCs w:val="24"/>
-          <w:lang w:eastAsia="fr-CH"/>
-          <w14:ligatures w14:val="standardContextual"/>
-        </w:rPr>
-        <w:tab/>
-      </w:r>
-      <w:r>
-        <w:t>Configuration et mise en oeuvre</w:t>
-      </w:r>
-      <w:r>
-        <w:tab/>
-      </w:r>
-      <w:r>
-        <w:fldChar w:fldCharType="begin"/>
-      </w:r>
-      <w:r>
-        <w:instrText xml:space="preserve"> PAGEREF _Toc229061888 \h </w:instrText>
-      </w:r>
-      <w:r>
-        <w:fldChar w:fldCharType="separate"/>
-      </w:r>
-      <w:r>
-        <w:t>14</w:t>
-      </w:r>
-      <w:r>
-        <w:fldChar w:fldCharType="end"/>
-      </w:r>
-    </w:p>
-    <w:p>
-      <w:pPr>
-        <w:pStyle w:val="TM1"/>
+        <w:t>4</w:t>
+      </w:r>
+      <w:r>
         <w:rPr>
           <w:rFonts w:asciiTheme="minorHAnsi" w:eastAsiaTheme="minorEastAsia" w:hAnsiTheme="minorHAnsi" w:cstheme="minorBidi"/>
           <w:b w:val="0"/>
@@ -1932,17 +1789,206 @@
           <w:noProof/>
           <w:kern w:val="2"/>
           <w:sz w:val="24"/>
-          <w:lang w:eastAsia="fr-CH"/>
+          <w:lang w:eastAsia="ja-JP"/>
           <w14:ligatures w14:val="standardContextual"/>
         </w:rPr>
-      </w:pPr>
+        <w:tab/>
+      </w:r>
       <w:r>
         <w:rPr>
           <w:noProof/>
         </w:rPr>
-        <w:t>5</w:t>
-      </w:r>
-      <w:r>
+        <w:t>Réalisation</w:t>
+      </w:r>
+      <w:r>
+        <w:rPr>
+          <w:noProof/>
+        </w:rPr>
+        <w:tab/>
+      </w:r>
+      <w:r>
+        <w:rPr>
+          <w:noProof/>
+        </w:rPr>
+        <w:fldChar w:fldCharType="begin"/>
+      </w:r>
+      <w:r>
+        <w:rPr>
+          <w:noProof/>
+        </w:rPr>
+        <w:instrText xml:space="preserve"> PAGEREF _Toc229465359 \h </w:instrText>
+      </w:r>
+      <w:r>
+        <w:rPr>
+          <w:noProof/>
+        </w:rPr>
+      </w:r>
+      <w:r>
+        <w:rPr>
+          <w:noProof/>
+        </w:rPr>
+        <w:fldChar w:fldCharType="separate"/>
+      </w:r>
+      <w:r>
+        <w:rPr>
+          <w:noProof/>
+        </w:rPr>
+        <w:t>19</w:t>
+      </w:r>
+      <w:r>
+        <w:rPr>
+          <w:noProof/>
+        </w:rPr>
+        <w:fldChar w:fldCharType="end"/>
+      </w:r>
+    </w:p>
+    <w:p>
+      <w:pPr>
+        <w:pStyle w:val="TM2"/>
+        <w:rPr>
+          <w:rFonts w:asciiTheme="minorHAnsi" w:eastAsiaTheme="minorEastAsia" w:hAnsiTheme="minorHAnsi" w:cstheme="minorBidi"/>
+          <w:kern w:val="2"/>
+          <w:sz w:val="24"/>
+          <w:szCs w:val="24"/>
+          <w:lang w:eastAsia="ja-JP"/>
+          <w14:ligatures w14:val="standardContextual"/>
+        </w:rPr>
+      </w:pPr>
+      <w:r>
+        <w:t>4.1</w:t>
+      </w:r>
+      <w:r>
+        <w:rPr>
+          <w:rFonts w:asciiTheme="minorHAnsi" w:eastAsiaTheme="minorEastAsia" w:hAnsiTheme="minorHAnsi" w:cstheme="minorBidi"/>
+          <w:kern w:val="2"/>
+          <w:sz w:val="24"/>
+          <w:szCs w:val="24"/>
+          <w:lang w:eastAsia="ja-JP"/>
+          <w14:ligatures w14:val="standardContextual"/>
+        </w:rPr>
+        <w:tab/>
+      </w:r>
+      <w:r>
+        <w:t>Spécifications détaillées</w:t>
+      </w:r>
+      <w:r>
+        <w:tab/>
+      </w:r>
+      <w:r>
+        <w:fldChar w:fldCharType="begin"/>
+      </w:r>
+      <w:r>
+        <w:instrText xml:space="preserve"> PAGEREF _Toc229465360 \h </w:instrText>
+      </w:r>
+      <w:r>
+        <w:fldChar w:fldCharType="separate"/>
+      </w:r>
+      <w:r>
+        <w:t>19</w:t>
+      </w:r>
+      <w:r>
+        <w:fldChar w:fldCharType="end"/>
+      </w:r>
+    </w:p>
+    <w:p>
+      <w:pPr>
+        <w:pStyle w:val="TM2"/>
+        <w:rPr>
+          <w:rFonts w:asciiTheme="minorHAnsi" w:eastAsiaTheme="minorEastAsia" w:hAnsiTheme="minorHAnsi" w:cstheme="minorBidi"/>
+          <w:kern w:val="2"/>
+          <w:sz w:val="24"/>
+          <w:szCs w:val="24"/>
+          <w:lang w:eastAsia="ja-JP"/>
+          <w14:ligatures w14:val="standardContextual"/>
+        </w:rPr>
+      </w:pPr>
+      <w:r>
+        <w:t>4.2</w:t>
+      </w:r>
+      <w:r>
+        <w:rPr>
+          <w:rFonts w:asciiTheme="minorHAnsi" w:eastAsiaTheme="minorEastAsia" w:hAnsiTheme="minorHAnsi" w:cstheme="minorBidi"/>
+          <w:kern w:val="2"/>
+          <w:sz w:val="24"/>
+          <w:szCs w:val="24"/>
+          <w:lang w:eastAsia="ja-JP"/>
+          <w14:ligatures w14:val="standardContextual"/>
+        </w:rPr>
+        <w:tab/>
+      </w:r>
+      <w:r>
+        <w:t>Design du système</w:t>
+      </w:r>
+      <w:r>
+        <w:tab/>
+      </w:r>
+      <w:r>
+        <w:fldChar w:fldCharType="begin"/>
+      </w:r>
+      <w:r>
+        <w:instrText xml:space="preserve"> PAGEREF _Toc229465361 \h </w:instrText>
+      </w:r>
+      <w:r>
+        <w:fldChar w:fldCharType="separate"/>
+      </w:r>
+      <w:r>
+        <w:t>19</w:t>
+      </w:r>
+      <w:r>
+        <w:fldChar w:fldCharType="end"/>
+      </w:r>
+    </w:p>
+    <w:p>
+      <w:pPr>
+        <w:pStyle w:val="TM2"/>
+        <w:rPr>
+          <w:rFonts w:asciiTheme="minorHAnsi" w:eastAsiaTheme="minorEastAsia" w:hAnsiTheme="minorHAnsi" w:cstheme="minorBidi"/>
+          <w:kern w:val="2"/>
+          <w:sz w:val="24"/>
+          <w:szCs w:val="24"/>
+          <w:lang w:eastAsia="ja-JP"/>
+          <w14:ligatures w14:val="standardContextual"/>
+        </w:rPr>
+      </w:pPr>
+      <w:r>
+        <w:t>4.3</w:t>
+      </w:r>
+      <w:r>
+        <w:rPr>
+          <w:rFonts w:asciiTheme="minorHAnsi" w:eastAsiaTheme="minorEastAsia" w:hAnsiTheme="minorHAnsi" w:cstheme="minorBidi"/>
+          <w:kern w:val="2"/>
+          <w:sz w:val="24"/>
+          <w:szCs w:val="24"/>
+          <w:lang w:eastAsia="ja-JP"/>
+          <w14:ligatures w14:val="standardContextual"/>
+        </w:rPr>
+        <w:tab/>
+      </w:r>
+      <w:r>
+        <w:t>Configuration et mise en œuvre</w:t>
+      </w:r>
+      <w:r>
+        <w:tab/>
+      </w:r>
+      <w:r>
+        <w:fldChar w:fldCharType="begin"/>
+      </w:r>
+      <w:r>
+        <w:instrText xml:space="preserve"> PAGEREF _Toc229465362 \h </w:instrText>
+      </w:r>
+      <w:r>
+        <w:fldChar w:fldCharType="separate"/>
+      </w:r>
+      <w:r>
+        <w:t>19</w:t>
+      </w:r>
+      <w:r>
+        <w:fldChar w:fldCharType="end"/>
+      </w:r>
+    </w:p>
+    <w:p>
+      <w:pPr>
+        <w:pStyle w:val="TM1"/>
         <w:rPr>
           <w:rFonts w:asciiTheme="minorHAnsi" w:eastAsiaTheme="minorEastAsia" w:hAnsiTheme="minorHAnsi" w:cstheme="minorBidi"/>
           <w:b w:val="0"/>
@@ -1950,206 +1996,17 @@
           <w:noProof/>
           <w:kern w:val="2"/>
           <w:sz w:val="24"/>
-          <w:lang w:eastAsia="fr-CH"/>
+          <w:lang w:eastAsia="ja-JP"/>
           <w14:ligatures w14:val="standardContextual"/>
         </w:rPr>
-        <w:tab/>
-      </w:r>
+      </w:pPr>
       <w:r>
         <w:rPr>
           <w:noProof/>
         </w:rPr>
-        <w:t>Vérification et tests</w:t>
-      </w:r>
-      <w:r>
-        <w:rPr>
-          <w:noProof/>
-        </w:rPr>
-        <w:tab/>
-      </w:r>
-      <w:r>
-        <w:rPr>
-          <w:noProof/>
-        </w:rPr>
-        <w:fldChar w:fldCharType="begin"/>
-      </w:r>
-      <w:r>
-        <w:rPr>
-          <w:noProof/>
-        </w:rPr>
-        <w:instrText xml:space="preserve"> PAGEREF _Toc229061889 \h </w:instrText>
-      </w:r>
-      <w:r>
-        <w:rPr>
-          <w:noProof/>
-        </w:rPr>
-      </w:r>
-      <w:r>
-        <w:rPr>
-          <w:noProof/>
-        </w:rPr>
-        <w:fldChar w:fldCharType="separate"/>
-      </w:r>
-      <w:r>
-        <w:rPr>
-          <w:noProof/>
-        </w:rPr>
-        <w:t>15</w:t>
-      </w:r>
-      <w:r>
-        <w:rPr>
-          <w:noProof/>
-        </w:rPr>
-        <w:fldChar w:fldCharType="end"/>
-      </w:r>
-    </w:p>
-    <w:p>
-      <w:pPr>
-        <w:pStyle w:val="TM2"/>
-        <w:rPr>
-          <w:rFonts w:asciiTheme="minorHAnsi" w:eastAsiaTheme="minorEastAsia" w:hAnsiTheme="minorHAnsi" w:cstheme="minorBidi"/>
-          <w:kern w:val="2"/>
-          <w:sz w:val="24"/>
-          <w:szCs w:val="24"/>
-          <w:lang w:eastAsia="fr-CH"/>
-          <w14:ligatures w14:val="standardContextual"/>
-        </w:rPr>
-      </w:pPr>
-      <w:r>
-        <w:t>5.1</w:t>
-      </w:r>
-      <w:r>
-        <w:rPr>
-          <w:rFonts w:asciiTheme="minorHAnsi" w:eastAsiaTheme="minorEastAsia" w:hAnsiTheme="minorHAnsi" w:cstheme="minorBidi"/>
-          <w:kern w:val="2"/>
-          <w:sz w:val="24"/>
-          <w:szCs w:val="24"/>
-          <w:lang w:eastAsia="fr-CH"/>
-          <w14:ligatures w14:val="standardContextual"/>
-        </w:rPr>
-        <w:tab/>
-      </w:r>
-      <w:r>
-        <w:t>Procédure de test</w:t>
-      </w:r>
-      <w:r>
-        <w:tab/>
-      </w:r>
-      <w:r>
-        <w:fldChar w:fldCharType="begin"/>
-      </w:r>
-      <w:r>
-        <w:instrText xml:space="preserve"> PAGEREF _Toc229061890 \h </w:instrText>
-      </w:r>
-      <w:r>
-        <w:fldChar w:fldCharType="separate"/>
-      </w:r>
-      <w:r>
-        <w:t>15</w:t>
-      </w:r>
-      <w:r>
-        <w:fldChar w:fldCharType="end"/>
-      </w:r>
-    </w:p>
-    <w:p>
-      <w:pPr>
-        <w:pStyle w:val="TM2"/>
-        <w:rPr>
-          <w:rFonts w:asciiTheme="minorHAnsi" w:eastAsiaTheme="minorEastAsia" w:hAnsiTheme="minorHAnsi" w:cstheme="minorBidi"/>
-          <w:kern w:val="2"/>
-          <w:sz w:val="24"/>
-          <w:szCs w:val="24"/>
-          <w:lang w:eastAsia="fr-CH"/>
-          <w14:ligatures w14:val="standardContextual"/>
-        </w:rPr>
-      </w:pPr>
-      <w:r>
-        <w:t>5.2</w:t>
-      </w:r>
-      <w:r>
-        <w:rPr>
-          <w:rFonts w:asciiTheme="minorHAnsi" w:eastAsiaTheme="minorEastAsia" w:hAnsiTheme="minorHAnsi" w:cstheme="minorBidi"/>
-          <w:kern w:val="2"/>
-          <w:sz w:val="24"/>
-          <w:szCs w:val="24"/>
-          <w:lang w:eastAsia="fr-CH"/>
-          <w14:ligatures w14:val="standardContextual"/>
-        </w:rPr>
-        <w:tab/>
-      </w:r>
-      <w:r>
-        <w:t>Protocole de test</w:t>
-      </w:r>
-      <w:r>
-        <w:tab/>
-      </w:r>
-      <w:r>
-        <w:fldChar w:fldCharType="begin"/>
-      </w:r>
-      <w:r>
-        <w:instrText xml:space="preserve"> PAGEREF _Toc229061891 \h </w:instrText>
-      </w:r>
-      <w:r>
-        <w:fldChar w:fldCharType="separate"/>
-      </w:r>
-      <w:r>
-        <w:t>15</w:t>
-      </w:r>
-      <w:r>
-        <w:fldChar w:fldCharType="end"/>
-      </w:r>
-    </w:p>
-    <w:p>
-      <w:pPr>
-        <w:pStyle w:val="TM2"/>
-        <w:rPr>
-          <w:rFonts w:asciiTheme="minorHAnsi" w:eastAsiaTheme="minorEastAsia" w:hAnsiTheme="minorHAnsi" w:cstheme="minorBidi"/>
-          <w:kern w:val="2"/>
-          <w:sz w:val="24"/>
-          <w:szCs w:val="24"/>
-          <w:lang w:eastAsia="fr-CH"/>
-          <w14:ligatures w14:val="standardContextual"/>
-        </w:rPr>
-      </w:pPr>
-      <w:r>
-        <w:t>5.3</w:t>
-      </w:r>
-      <w:r>
-        <w:rPr>
-          <w:rFonts w:asciiTheme="minorHAnsi" w:eastAsiaTheme="minorEastAsia" w:hAnsiTheme="minorHAnsi" w:cstheme="minorBidi"/>
-          <w:kern w:val="2"/>
-          <w:sz w:val="24"/>
-          <w:szCs w:val="24"/>
-          <w:lang w:eastAsia="fr-CH"/>
-          <w14:ligatures w14:val="standardContextual"/>
-        </w:rPr>
-        <w:tab/>
-      </w:r>
-      <w:r>
-        <w:t>Signature du protocole de test</w:t>
-      </w:r>
-      <w:r>
-        <w:tab/>
-      </w:r>
-      <w:r>
-        <w:fldChar w:fldCharType="begin"/>
-      </w:r>
-      <w:r>
-        <w:instrText xml:space="preserve"> PAGEREF _Toc229061892 \h </w:instrText>
-      </w:r>
-      <w:r>
-        <w:fldChar w:fldCharType="separate"/>
-      </w:r>
-      <w:r>
-        <w:t>15</w:t>
-      </w:r>
-      <w:r>
-        <w:fldChar w:fldCharType="end"/>
-      </w:r>
-    </w:p>
-    <w:p>
-      <w:pPr>
-        <w:pStyle w:val="TM1"/>
+        <w:t>5</w:t>
+      </w:r>
+      <w:r>
         <w:rPr>
           <w:rFonts w:asciiTheme="minorHAnsi" w:eastAsiaTheme="minorEastAsia" w:hAnsiTheme="minorHAnsi" w:cstheme="minorBidi"/>
           <w:b w:val="0"/>
@@ -2157,17 +2014,206 @@
           <w:noProof/>
           <w:kern w:val="2"/>
           <w:sz w:val="24"/>
-          <w:lang w:eastAsia="fr-CH"/>
+          <w:lang w:eastAsia="ja-JP"/>
           <w14:ligatures w14:val="standardContextual"/>
         </w:rPr>
-      </w:pPr>
+        <w:tab/>
+      </w:r>
       <w:r>
         <w:rPr>
           <w:noProof/>
         </w:rPr>
-        <w:t>6</w:t>
-      </w:r>
-      <w:r>
+        <w:t>Vérification et tests</w:t>
+      </w:r>
+      <w:r>
+        <w:rPr>
+          <w:noProof/>
+        </w:rPr>
+        <w:tab/>
+      </w:r>
+      <w:r>
+        <w:rPr>
+          <w:noProof/>
+        </w:rPr>
+        <w:fldChar w:fldCharType="begin"/>
+      </w:r>
+      <w:r>
+        <w:rPr>
+          <w:noProof/>
+        </w:rPr>
+        <w:instrText xml:space="preserve"> PAGEREF _Toc229465363 \h </w:instrText>
+      </w:r>
+      <w:r>
+        <w:rPr>
+          <w:noProof/>
+        </w:rPr>
+      </w:r>
+      <w:r>
+        <w:rPr>
+          <w:noProof/>
+        </w:rPr>
+        <w:fldChar w:fldCharType="separate"/>
+      </w:r>
+      <w:r>
+        <w:rPr>
+          <w:noProof/>
+        </w:rPr>
+        <w:t>20</w:t>
+      </w:r>
+      <w:r>
+        <w:rPr>
+          <w:noProof/>
+        </w:rPr>
+        <w:fldChar w:fldCharType="end"/>
+      </w:r>
+    </w:p>
+    <w:p>
+      <w:pPr>
+        <w:pStyle w:val="TM2"/>
+        <w:rPr>
+          <w:rFonts w:asciiTheme="minorHAnsi" w:eastAsiaTheme="minorEastAsia" w:hAnsiTheme="minorHAnsi" w:cstheme="minorBidi"/>
+          <w:kern w:val="2"/>
+          <w:sz w:val="24"/>
+          <w:szCs w:val="24"/>
+          <w:lang w:eastAsia="ja-JP"/>
+          <w14:ligatures w14:val="standardContextual"/>
+        </w:rPr>
+      </w:pPr>
+      <w:r>
+        <w:t>5.1</w:t>
+      </w:r>
+      <w:r>
+        <w:rPr>
+          <w:rFonts w:asciiTheme="minorHAnsi" w:eastAsiaTheme="minorEastAsia" w:hAnsiTheme="minorHAnsi" w:cstheme="minorBidi"/>
+          <w:kern w:val="2"/>
+          <w:sz w:val="24"/>
+          <w:szCs w:val="24"/>
+          <w:lang w:eastAsia="ja-JP"/>
+          <w14:ligatures w14:val="standardContextual"/>
+        </w:rPr>
+        <w:tab/>
+      </w:r>
+      <w:r>
+        <w:t>Procédure de test</w:t>
+      </w:r>
+      <w:r>
+        <w:tab/>
+      </w:r>
+      <w:r>
+        <w:fldChar w:fldCharType="begin"/>
+      </w:r>
+      <w:r>
+        <w:instrText xml:space="preserve"> PAGEREF _Toc229465364 \h </w:instrText>
+      </w:r>
+      <w:r>
+        <w:fldChar w:fldCharType="separate"/>
+      </w:r>
+      <w:r>
+        <w:t>20</w:t>
+      </w:r>
+      <w:r>
+        <w:fldChar w:fldCharType="end"/>
+      </w:r>
+    </w:p>
+    <w:p>
+      <w:pPr>
+        <w:pStyle w:val="TM2"/>
+        <w:rPr>
+          <w:rFonts w:asciiTheme="minorHAnsi" w:eastAsiaTheme="minorEastAsia" w:hAnsiTheme="minorHAnsi" w:cstheme="minorBidi"/>
+          <w:kern w:val="2"/>
+          <w:sz w:val="24"/>
+          <w:szCs w:val="24"/>
+          <w:lang w:eastAsia="ja-JP"/>
+          <w14:ligatures w14:val="standardContextual"/>
+        </w:rPr>
+      </w:pPr>
+      <w:r>
+        <w:t>5.2</w:t>
+      </w:r>
+      <w:r>
+        <w:rPr>
+          <w:rFonts w:asciiTheme="minorHAnsi" w:eastAsiaTheme="minorEastAsia" w:hAnsiTheme="minorHAnsi" w:cstheme="minorBidi"/>
+          <w:kern w:val="2"/>
+          <w:sz w:val="24"/>
+          <w:szCs w:val="24"/>
+          <w:lang w:eastAsia="ja-JP"/>
+          <w14:ligatures w14:val="standardContextual"/>
+        </w:rPr>
+        <w:tab/>
+      </w:r>
+      <w:r>
+        <w:t>Protocole de test</w:t>
+      </w:r>
+      <w:r>
+        <w:tab/>
+      </w:r>
+      <w:r>
+        <w:fldChar w:fldCharType="begin"/>
+      </w:r>
+      <w:r>
+        <w:instrText xml:space="preserve"> PAGEREF _Toc229465365 \h </w:instrText>
+      </w:r>
+      <w:r>
+        <w:fldChar w:fldCharType="separate"/>
+      </w:r>
+      <w:r>
+        <w:t>20</w:t>
+      </w:r>
+      <w:r>
+        <w:fldChar w:fldCharType="end"/>
+      </w:r>
+    </w:p>
+    <w:p>
+      <w:pPr>
+        <w:pStyle w:val="TM2"/>
+        <w:rPr>
+          <w:rFonts w:asciiTheme="minorHAnsi" w:eastAsiaTheme="minorEastAsia" w:hAnsiTheme="minorHAnsi" w:cstheme="minorBidi"/>
+          <w:kern w:val="2"/>
+          <w:sz w:val="24"/>
+          <w:szCs w:val="24"/>
+          <w:lang w:eastAsia="ja-JP"/>
+          <w14:ligatures w14:val="standardContextual"/>
+        </w:rPr>
+      </w:pPr>
+      <w:r>
+        <w:t>5.3</w:t>
+      </w:r>
+      <w:r>
+        <w:rPr>
+          <w:rFonts w:asciiTheme="minorHAnsi" w:eastAsiaTheme="minorEastAsia" w:hAnsiTheme="minorHAnsi" w:cstheme="minorBidi"/>
+          <w:kern w:val="2"/>
+          <w:sz w:val="24"/>
+          <w:szCs w:val="24"/>
+          <w:lang w:eastAsia="ja-JP"/>
+          <w14:ligatures w14:val="standardContextual"/>
+        </w:rPr>
+        <w:tab/>
+      </w:r>
+      <w:r>
+        <w:t>Signature du protocole de test</w:t>
+      </w:r>
+      <w:r>
+        <w:tab/>
+      </w:r>
+      <w:r>
+        <w:fldChar w:fldCharType="begin"/>
+      </w:r>
+      <w:r>
+        <w:instrText xml:space="preserve"> PAGEREF _Toc229465366 \h </w:instrText>
+      </w:r>
+      <w:r>
+        <w:fldChar w:fldCharType="separate"/>
+      </w:r>
+      <w:r>
+        <w:t>20</w:t>
+      </w:r>
+      <w:r>
+        <w:fldChar w:fldCharType="end"/>
+      </w:r>
+    </w:p>
+    <w:p>
+      <w:pPr>
+        <w:pStyle w:val="TM1"/>
         <w:rPr>
           <w:rFonts w:asciiTheme="minorHAnsi" w:eastAsiaTheme="minorEastAsia" w:hAnsiTheme="minorHAnsi" w:cstheme="minorBidi"/>
           <w:b w:val="0"/>
@@ -2175,206 +2221,17 @@
           <w:noProof/>
           <w:kern w:val="2"/>
           <w:sz w:val="24"/>
-          <w:lang w:eastAsia="fr-CH"/>
+          <w:lang w:eastAsia="ja-JP"/>
           <w14:ligatures w14:val="standardContextual"/>
         </w:rPr>
-        <w:tab/>
-      </w:r>
+      </w:pPr>
       <w:r>
         <w:rPr>
           <w:noProof/>
         </w:rPr>
-        <w:t>Conclusion et perspectives</w:t>
-      </w:r>
-      <w:r>
-        <w:rPr>
-          <w:noProof/>
-        </w:rPr>
-        <w:tab/>
-      </w:r>
-      <w:r>
-        <w:rPr>
-          <w:noProof/>
-        </w:rPr>
-        <w:fldChar w:fldCharType="begin"/>
-      </w:r>
-      <w:r>
-        <w:rPr>
-          <w:noProof/>
-        </w:rPr>
-        <w:instrText xml:space="preserve"> PAGEREF _Toc229061893 \h </w:instrText>
-      </w:r>
-      <w:r>
-        <w:rPr>
-          <w:noProof/>
-        </w:rPr>
-      </w:r>
-      <w:r>
-        <w:rPr>
-          <w:noProof/>
-        </w:rPr>
-        <w:fldChar w:fldCharType="separate"/>
-      </w:r>
-      <w:r>
-        <w:rPr>
-          <w:noProof/>
-        </w:rPr>
-        <w:t>16</w:t>
-      </w:r>
-      <w:r>
-        <w:rPr>
-          <w:noProof/>
-        </w:rPr>
-        <w:fldChar w:fldCharType="end"/>
-      </w:r>
-    </w:p>
-    <w:p>
-      <w:pPr>
-        <w:pStyle w:val="TM2"/>
-        <w:rPr>
-          <w:rFonts w:asciiTheme="minorHAnsi" w:eastAsiaTheme="minorEastAsia" w:hAnsiTheme="minorHAnsi" w:cstheme="minorBidi"/>
-          <w:kern w:val="2"/>
-          <w:sz w:val="24"/>
-          <w:szCs w:val="24"/>
-          <w:lang w:eastAsia="fr-CH"/>
-          <w14:ligatures w14:val="standardContextual"/>
-        </w:rPr>
-      </w:pPr>
-      <w:r>
-        <w:t>6.1</w:t>
-      </w:r>
-      <w:r>
-        <w:rPr>
-          <w:rFonts w:asciiTheme="minorHAnsi" w:eastAsiaTheme="minorEastAsia" w:hAnsiTheme="minorHAnsi" w:cstheme="minorBidi"/>
-          <w:kern w:val="2"/>
-          <w:sz w:val="24"/>
-          <w:szCs w:val="24"/>
-          <w:lang w:eastAsia="fr-CH"/>
-          <w14:ligatures w14:val="standardContextual"/>
-        </w:rPr>
-        <w:tab/>
-      </w:r>
-      <w:r>
-        <w:t>Évaluation des objectifs</w:t>
-      </w:r>
-      <w:r>
-        <w:tab/>
-      </w:r>
-      <w:r>
-        <w:fldChar w:fldCharType="begin"/>
-      </w:r>
-      <w:r>
-        <w:instrText xml:space="preserve"> PAGEREF _Toc229061894 \h </w:instrText>
-      </w:r>
-      <w:r>
-        <w:fldChar w:fldCharType="separate"/>
-      </w:r>
-      <w:r>
-        <w:t>16</w:t>
-      </w:r>
-      <w:r>
-        <w:fldChar w:fldCharType="end"/>
-      </w:r>
-    </w:p>
-    <w:p>
-      <w:pPr>
-        <w:pStyle w:val="TM2"/>
-        <w:rPr>
-          <w:rFonts w:asciiTheme="minorHAnsi" w:eastAsiaTheme="minorEastAsia" w:hAnsiTheme="minorHAnsi" w:cstheme="minorBidi"/>
-          <w:kern w:val="2"/>
-          <w:sz w:val="24"/>
-          <w:szCs w:val="24"/>
-          <w:lang w:eastAsia="fr-CH"/>
-          <w14:ligatures w14:val="standardContextual"/>
-        </w:rPr>
-      </w:pPr>
-      <w:r>
-        <w:t>6.2</w:t>
-      </w:r>
-      <w:r>
-        <w:rPr>
-          <w:rFonts w:asciiTheme="minorHAnsi" w:eastAsiaTheme="minorEastAsia" w:hAnsiTheme="minorHAnsi" w:cstheme="minorBidi"/>
-          <w:kern w:val="2"/>
-          <w:sz w:val="24"/>
-          <w:szCs w:val="24"/>
-          <w:lang w:eastAsia="fr-CH"/>
-          <w14:ligatures w14:val="standardContextual"/>
-        </w:rPr>
-        <w:tab/>
-      </w:r>
-      <w:r>
-        <w:t>Améliorations possibles</w:t>
-      </w:r>
-      <w:r>
-        <w:tab/>
-      </w:r>
-      <w:r>
-        <w:fldChar w:fldCharType="begin"/>
-      </w:r>
-      <w:r>
-        <w:instrText xml:space="preserve"> PAGEREF _Toc229061895 \h </w:instrText>
-      </w:r>
-      <w:r>
-        <w:fldChar w:fldCharType="separate"/>
-      </w:r>
-      <w:r>
-        <w:t>16</w:t>
-      </w:r>
-      <w:r>
-        <w:fldChar w:fldCharType="end"/>
-      </w:r>
-    </w:p>
-    <w:p>
-      <w:pPr>
-        <w:pStyle w:val="TM2"/>
-        <w:rPr>
-          <w:rFonts w:asciiTheme="minorHAnsi" w:eastAsiaTheme="minorEastAsia" w:hAnsiTheme="minorHAnsi" w:cstheme="minorBidi"/>
-          <w:kern w:val="2"/>
-          <w:sz w:val="24"/>
-          <w:szCs w:val="24"/>
-          <w:lang w:eastAsia="fr-CH"/>
-          <w14:ligatures w14:val="standardContextual"/>
-        </w:rPr>
-      </w:pPr>
-      <w:r>
-        <w:t>6.3</w:t>
-      </w:r>
-      <w:r>
-        <w:rPr>
-          <w:rFonts w:asciiTheme="minorHAnsi" w:eastAsiaTheme="minorEastAsia" w:hAnsiTheme="minorHAnsi" w:cstheme="minorBidi"/>
-          <w:kern w:val="2"/>
-          <w:sz w:val="24"/>
-          <w:szCs w:val="24"/>
-          <w:lang w:eastAsia="fr-CH"/>
-          <w14:ligatures w14:val="standardContextual"/>
-        </w:rPr>
-        <w:tab/>
-      </w:r>
-      <w:r>
-        <w:t>Auto-évaluation</w:t>
-      </w:r>
-      <w:r>
-        <w:tab/>
-      </w:r>
-      <w:r>
-        <w:fldChar w:fldCharType="begin"/>
-      </w:r>
-      <w:r>
-        <w:instrText xml:space="preserve"> PAGEREF _Toc229061896 \h </w:instrText>
-      </w:r>
-      <w:r>
-        <w:fldChar w:fldCharType="separate"/>
-      </w:r>
-      <w:r>
-        <w:t>16</w:t>
-      </w:r>
-      <w:r>
-        <w:fldChar w:fldCharType="end"/>
-      </w:r>
-    </w:p>
-    <w:p>
-      <w:pPr>
-        <w:pStyle w:val="TM1"/>
+        <w:t>6</w:t>
+      </w:r>
+      <w:r>
         <w:rPr>
           <w:rFonts w:asciiTheme="minorHAnsi" w:eastAsiaTheme="minorEastAsia" w:hAnsiTheme="minorHAnsi" w:cstheme="minorBidi"/>
           <w:b w:val="0"/>
@@ -2382,17 +2239,206 @@
           <w:noProof/>
           <w:kern w:val="2"/>
           <w:sz w:val="24"/>
-          <w:lang w:eastAsia="fr-CH"/>
+          <w:lang w:eastAsia="ja-JP"/>
           <w14:ligatures w14:val="standardContextual"/>
         </w:rPr>
-      </w:pPr>
+        <w:tab/>
+      </w:r>
       <w:r>
         <w:rPr>
           <w:noProof/>
         </w:rPr>
-        <w:t>7</w:t>
-      </w:r>
-      <w:r>
+        <w:t>Conclusion et perspectives</w:t>
+      </w:r>
+      <w:r>
+        <w:rPr>
+          <w:noProof/>
+        </w:rPr>
+        <w:tab/>
+      </w:r>
+      <w:r>
+        <w:rPr>
+          <w:noProof/>
+        </w:rPr>
+        <w:fldChar w:fldCharType="begin"/>
+      </w:r>
+      <w:r>
+        <w:rPr>
+          <w:noProof/>
+        </w:rPr>
+        <w:instrText xml:space="preserve"> PAGEREF _Toc229465367 \h </w:instrText>
+      </w:r>
+      <w:r>
+        <w:rPr>
+          <w:noProof/>
+        </w:rPr>
+      </w:r>
+      <w:r>
+        <w:rPr>
+          <w:noProof/>
+        </w:rPr>
+        <w:fldChar w:fldCharType="separate"/>
+      </w:r>
+      <w:r>
+        <w:rPr>
+          <w:noProof/>
+        </w:rPr>
+        <w:t>21</w:t>
+      </w:r>
+      <w:r>
+        <w:rPr>
+          <w:noProof/>
+        </w:rPr>
+        <w:fldChar w:fldCharType="end"/>
+      </w:r>
+    </w:p>
+    <w:p>
+      <w:pPr>
+        <w:pStyle w:val="TM2"/>
+        <w:rPr>
+          <w:rFonts w:asciiTheme="minorHAnsi" w:eastAsiaTheme="minorEastAsia" w:hAnsiTheme="minorHAnsi" w:cstheme="minorBidi"/>
+          <w:kern w:val="2"/>
+          <w:sz w:val="24"/>
+          <w:szCs w:val="24"/>
+          <w:lang w:eastAsia="ja-JP"/>
+          <w14:ligatures w14:val="standardContextual"/>
+        </w:rPr>
+      </w:pPr>
+      <w:r>
+        <w:t>6.1</w:t>
+      </w:r>
+      <w:r>
+        <w:rPr>
+          <w:rFonts w:asciiTheme="minorHAnsi" w:eastAsiaTheme="minorEastAsia" w:hAnsiTheme="minorHAnsi" w:cstheme="minorBidi"/>
+          <w:kern w:val="2"/>
+          <w:sz w:val="24"/>
+          <w:szCs w:val="24"/>
+          <w:lang w:eastAsia="ja-JP"/>
+          <w14:ligatures w14:val="standardContextual"/>
+        </w:rPr>
+        <w:tab/>
+      </w:r>
+      <w:r>
+        <w:t>Évaluation des objectifs</w:t>
+      </w:r>
+      <w:r>
+        <w:tab/>
+      </w:r>
+      <w:r>
+        <w:fldChar w:fldCharType="begin"/>
+      </w:r>
+      <w:r>
+        <w:instrText xml:space="preserve"> PAGEREF _Toc229465368 \h </w:instrText>
+      </w:r>
+      <w:r>
+        <w:fldChar w:fldCharType="separate"/>
+      </w:r>
+      <w:r>
+        <w:t>21</w:t>
+      </w:r>
+      <w:r>
+        <w:fldChar w:fldCharType="end"/>
+      </w:r>
+    </w:p>
+    <w:p>
+      <w:pPr>
+        <w:pStyle w:val="TM2"/>
+        <w:rPr>
+          <w:rFonts w:asciiTheme="minorHAnsi" w:eastAsiaTheme="minorEastAsia" w:hAnsiTheme="minorHAnsi" w:cstheme="minorBidi"/>
+          <w:kern w:val="2"/>
+          <w:sz w:val="24"/>
+          <w:szCs w:val="24"/>
+          <w:lang w:eastAsia="ja-JP"/>
+          <w14:ligatures w14:val="standardContextual"/>
+        </w:rPr>
+      </w:pPr>
+      <w:r>
+        <w:t>6.2</w:t>
+      </w:r>
+      <w:r>
+        <w:rPr>
+          <w:rFonts w:asciiTheme="minorHAnsi" w:eastAsiaTheme="minorEastAsia" w:hAnsiTheme="minorHAnsi" w:cstheme="minorBidi"/>
+          <w:kern w:val="2"/>
+          <w:sz w:val="24"/>
+          <w:szCs w:val="24"/>
+          <w:lang w:eastAsia="ja-JP"/>
+          <w14:ligatures w14:val="standardContextual"/>
+        </w:rPr>
+        <w:tab/>
+      </w:r>
+      <w:r>
+        <w:t>Améliorations possibles</w:t>
+      </w:r>
+      <w:r>
+        <w:tab/>
+      </w:r>
+      <w:r>
+        <w:fldChar w:fldCharType="begin"/>
+      </w:r>
+      <w:r>
+        <w:instrText xml:space="preserve"> PAGEREF _Toc229465369 \h </w:instrText>
+      </w:r>
+      <w:r>
+        <w:fldChar w:fldCharType="separate"/>
+      </w:r>
+      <w:r>
+        <w:t>21</w:t>
+      </w:r>
+      <w:r>
+        <w:fldChar w:fldCharType="end"/>
+      </w:r>
+    </w:p>
+    <w:p>
+      <w:pPr>
+        <w:pStyle w:val="TM2"/>
+        <w:rPr>
+          <w:rFonts w:asciiTheme="minorHAnsi" w:eastAsiaTheme="minorEastAsia" w:hAnsiTheme="minorHAnsi" w:cstheme="minorBidi"/>
+          <w:kern w:val="2"/>
+          <w:sz w:val="24"/>
+          <w:szCs w:val="24"/>
+          <w:lang w:eastAsia="ja-JP"/>
+          <w14:ligatures w14:val="standardContextual"/>
+        </w:rPr>
+      </w:pPr>
+      <w:r>
+        <w:t>6.3</w:t>
+      </w:r>
+      <w:r>
+        <w:rPr>
+          <w:rFonts w:asciiTheme="minorHAnsi" w:eastAsiaTheme="minorEastAsia" w:hAnsiTheme="minorHAnsi" w:cstheme="minorBidi"/>
+          <w:kern w:val="2"/>
+          <w:sz w:val="24"/>
+          <w:szCs w:val="24"/>
+          <w:lang w:eastAsia="ja-JP"/>
+          <w14:ligatures w14:val="standardContextual"/>
+        </w:rPr>
+        <w:tab/>
+      </w:r>
+      <w:r>
+        <w:t>Auto-évaluation</w:t>
+      </w:r>
+      <w:r>
+        <w:tab/>
+      </w:r>
+      <w:r>
+        <w:fldChar w:fldCharType="begin"/>
+      </w:r>
+      <w:r>
+        <w:instrText xml:space="preserve"> PAGEREF _Toc229465370 \h </w:instrText>
+      </w:r>
+      <w:r>
+        <w:fldChar w:fldCharType="separate"/>
+      </w:r>
+      <w:r>
+        <w:t>21</w:t>
+      </w:r>
+      <w:r>
+        <w:fldChar w:fldCharType="end"/>
+      </w:r>
+    </w:p>
+    <w:p>
+      <w:pPr>
+        <w:pStyle w:val="TM1"/>
         <w:rPr>
           <w:rFonts w:asciiTheme="minorHAnsi" w:eastAsiaTheme="minorEastAsia" w:hAnsiTheme="minorHAnsi" w:cstheme="minorBidi"/>
           <w:b w:val="0"/>
@@ -2400,62 +2446,17 @@
           <w:noProof/>
           <w:kern w:val="2"/>
           <w:sz w:val="24"/>
-          <w:lang w:eastAsia="fr-CH"/>
+          <w:lang w:eastAsia="ja-JP"/>
           <w14:ligatures w14:val="standardContextual"/>
         </w:rPr>
-        <w:tab/>
-      </w:r>
+      </w:pPr>
       <w:r>
         <w:rPr>
           <w:noProof/>
         </w:rPr>
-        <w:t>Bibliographie: liste des sources et références</w:t>
-      </w:r>
-      <w:r>
-        <w:rPr>
-          <w:noProof/>
-        </w:rPr>
-        <w:tab/>
-      </w:r>
-      <w:r>
-        <w:rPr>
-          <w:noProof/>
-        </w:rPr>
-        <w:fldChar w:fldCharType="begin"/>
-      </w:r>
-      <w:r>
-        <w:rPr>
-          <w:noProof/>
-        </w:rPr>
-        <w:instrText xml:space="preserve"> PAGEREF _Toc229061897 \h </w:instrText>
-      </w:r>
-      <w:r>
-        <w:rPr>
-          <w:noProof/>
-        </w:rPr>
-      </w:r>
-      <w:r>
-        <w:rPr>
-          <w:noProof/>
-        </w:rPr>
-        <w:fldChar w:fldCharType="separate"/>
-      </w:r>
-      <w:r>
-        <w:rPr>
-          <w:noProof/>
-        </w:rPr>
-        <w:t>17</w:t>
-      </w:r>
-      <w:r>
-        <w:rPr>
-          <w:noProof/>
-        </w:rPr>
-        <w:fldChar w:fldCharType="end"/>
-      </w:r>
-    </w:p>
-    <w:p>
-      <w:pPr>
-        <w:pStyle w:val="TM1"/>
+        <w:t>7</w:t>
+      </w:r>
+      <w:r>
         <w:rPr>
           <w:rFonts w:asciiTheme="minorHAnsi" w:eastAsiaTheme="minorEastAsia" w:hAnsiTheme="minorHAnsi" w:cstheme="minorBidi"/>
           <w:b w:val="0"/>
@@ -2463,17 +2464,62 @@
           <w:noProof/>
           <w:kern w:val="2"/>
           <w:sz w:val="24"/>
-          <w:lang w:eastAsia="fr-CH"/>
+          <w:lang w:eastAsia="ja-JP"/>
           <w14:ligatures w14:val="standardContextual"/>
         </w:rPr>
-      </w:pPr>
+        <w:tab/>
+      </w:r>
       <w:r>
         <w:rPr>
           <w:noProof/>
         </w:rPr>
-        <w:t>8</w:t>
-      </w:r>
-      <w:r>
+        <w:t>Bibliographie : liste des sources et références</w:t>
+      </w:r>
+      <w:r>
+        <w:rPr>
+          <w:noProof/>
+        </w:rPr>
+        <w:tab/>
+      </w:r>
+      <w:r>
+        <w:rPr>
+          <w:noProof/>
+        </w:rPr>
+        <w:fldChar w:fldCharType="begin"/>
+      </w:r>
+      <w:r>
+        <w:rPr>
+          <w:noProof/>
+        </w:rPr>
+        <w:instrText xml:space="preserve"> PAGEREF _Toc229465371 \h </w:instrText>
+      </w:r>
+      <w:r>
+        <w:rPr>
+          <w:noProof/>
+        </w:rPr>
+      </w:r>
+      <w:r>
+        <w:rPr>
+          <w:noProof/>
+        </w:rPr>
+        <w:fldChar w:fldCharType="separate"/>
+      </w:r>
+      <w:r>
+        <w:rPr>
+          <w:noProof/>
+        </w:rPr>
+        <w:t>22</w:t>
+      </w:r>
+      <w:r>
+        <w:rPr>
+          <w:noProof/>
+        </w:rPr>
+        <w:fldChar w:fldCharType="end"/>
+      </w:r>
+    </w:p>
+    <w:p>
+      <w:pPr>
+        <w:pStyle w:val="TM1"/>
         <w:rPr>
           <w:rFonts w:asciiTheme="minorHAnsi" w:eastAsiaTheme="minorEastAsia" w:hAnsiTheme="minorHAnsi" w:cstheme="minorBidi"/>
           <w:b w:val="0"/>
@@ -2481,62 +2527,17 @@
           <w:noProof/>
           <w:kern w:val="2"/>
           <w:sz w:val="24"/>
-          <w:lang w:eastAsia="fr-CH"/>
+          <w:lang w:eastAsia="ja-JP"/>
           <w14:ligatures w14:val="standardContextual"/>
         </w:rPr>
-        <w:tab/>
-      </w:r>
+      </w:pPr>
       <w:r>
         <w:rPr>
           <w:noProof/>
         </w:rPr>
-        <w:t>Glossaire</w:t>
-      </w:r>
-      <w:r>
-        <w:rPr>
-          <w:noProof/>
-        </w:rPr>
-        <w:tab/>
-      </w:r>
-      <w:r>
-        <w:rPr>
-          <w:noProof/>
-        </w:rPr>
-        <w:fldChar w:fldCharType="begin"/>
-      </w:r>
-      <w:r>
-        <w:rPr>
-          <w:noProof/>
-        </w:rPr>
-        <w:instrText xml:space="preserve"> PAGEREF _Toc229061898 \h </w:instrText>
-      </w:r>
-      <w:r>
-        <w:rPr>
-          <w:noProof/>
-        </w:rPr>
-      </w:r>
-      <w:r>
-        <w:rPr>
-          <w:noProof/>
-        </w:rPr>
-        <w:fldChar w:fldCharType="separate"/>
-      </w:r>
-      <w:r>
-        <w:rPr>
-          <w:noProof/>
-        </w:rPr>
-        <w:t>18</w:t>
-      </w:r>
-      <w:r>
-        <w:rPr>
-          <w:noProof/>
-        </w:rPr>
-        <w:fldChar w:fldCharType="end"/>
-      </w:r>
-    </w:p>
-    <w:p>
-      <w:pPr>
-        <w:pStyle w:val="TM1"/>
+        <w:t>8</w:t>
+      </w:r>
+      <w:r>
         <w:rPr>
           <w:rFonts w:asciiTheme="minorHAnsi" w:eastAsiaTheme="minorEastAsia" w:hAnsiTheme="minorHAnsi" w:cstheme="minorBidi"/>
           <w:b w:val="0"/>
@@ -2544,17 +2545,62 @@
           <w:noProof/>
           <w:kern w:val="2"/>
           <w:sz w:val="24"/>
-          <w:lang w:eastAsia="fr-CH"/>
+          <w:lang w:eastAsia="ja-JP"/>
           <w14:ligatures w14:val="standardContextual"/>
         </w:rPr>
-      </w:pPr>
+        <w:tab/>
+      </w:r>
       <w:r>
         <w:rPr>
           <w:noProof/>
         </w:rPr>
-        <w:t>9</w:t>
-      </w:r>
-      <w:r>
+        <w:t>Glossaire</w:t>
+      </w:r>
+      <w:r>
+        <w:rPr>
+          <w:noProof/>
+        </w:rPr>
+        <w:tab/>
+      </w:r>
+      <w:r>
+        <w:rPr>
+          <w:noProof/>
+        </w:rPr>
+        <w:fldChar w:fldCharType="begin"/>
+      </w:r>
+      <w:r>
+        <w:rPr>
+          <w:noProof/>
+        </w:rPr>
+        <w:instrText xml:space="preserve"> PAGEREF _Toc229465372 \h </w:instrText>
+      </w:r>
+      <w:r>
+        <w:rPr>
+          <w:noProof/>
+        </w:rPr>
+      </w:r>
+      <w:r>
+        <w:rPr>
+          <w:noProof/>
+        </w:rPr>
+        <w:fldChar w:fldCharType="separate"/>
+      </w:r>
+      <w:r>
+        <w:rPr>
+          <w:noProof/>
+        </w:rPr>
+        <w:t>23</w:t>
+      </w:r>
+      <w:r>
+        <w:rPr>
+          <w:noProof/>
+        </w:rPr>
+        <w:fldChar w:fldCharType="end"/>
+      </w:r>
+    </w:p>
+    <w:p>
+      <w:pPr>
+        <w:pStyle w:val="TM1"/>
         <w:rPr>
           <w:rFonts w:asciiTheme="minorHAnsi" w:eastAsiaTheme="minorEastAsia" w:hAnsiTheme="minorHAnsi" w:cstheme="minorBidi"/>
           <w:b w:val="0"/>
@@ -2562,62 +2608,17 @@
           <w:noProof/>
           <w:kern w:val="2"/>
           <w:sz w:val="24"/>
-          <w:lang w:eastAsia="fr-CH"/>
+          <w:lang w:eastAsia="ja-JP"/>
           <w14:ligatures w14:val="standardContextual"/>
         </w:rPr>
-        <w:tab/>
-      </w:r>
+      </w:pPr>
       <w:r>
         <w:rPr>
           <w:noProof/>
         </w:rPr>
-        <w:t>Signatures</w:t>
-      </w:r>
-      <w:r>
-        <w:rPr>
-          <w:noProof/>
-        </w:rPr>
-        <w:tab/>
-      </w:r>
-      <w:r>
-        <w:rPr>
-          <w:noProof/>
-        </w:rPr>
-        <w:fldChar w:fldCharType="begin"/>
-      </w:r>
-      <w:r>
-        <w:rPr>
-          <w:noProof/>
-        </w:rPr>
-        <w:instrText xml:space="preserve"> PAGEREF _Toc229061899 \h </w:instrText>
-      </w:r>
-      <w:r>
-        <w:rPr>
-          <w:noProof/>
-        </w:rPr>
-      </w:r>
-      <w:r>
-        <w:rPr>
-          <w:noProof/>
-        </w:rPr>
-        <w:fldChar w:fldCharType="separate"/>
-      </w:r>
-      <w:r>
-        <w:rPr>
-          <w:noProof/>
-        </w:rPr>
-        <w:t>19</w:t>
-      </w:r>
-      <w:r>
-        <w:rPr>
-          <w:noProof/>
-        </w:rPr>
-        <w:fldChar w:fldCharType="end"/>
-      </w:r>
-    </w:p>
-    <w:p>
-      <w:pPr>
-        <w:pStyle w:val="TM1"/>
+        <w:t>9</w:t>
+      </w:r>
+      <w:r>
         <w:rPr>
           <w:rFonts w:asciiTheme="minorHAnsi" w:eastAsiaTheme="minorEastAsia" w:hAnsiTheme="minorHAnsi" w:cstheme="minorBidi"/>
           <w:b w:val="0"/>
@@ -2625,17 +2626,62 @@
           <w:noProof/>
           <w:kern w:val="2"/>
           <w:sz w:val="24"/>
-          <w:lang w:eastAsia="fr-CH"/>
+          <w:lang w:eastAsia="ja-JP"/>
           <w14:ligatures w14:val="standardContextual"/>
         </w:rPr>
-      </w:pPr>
+        <w:tab/>
+      </w:r>
       <w:r>
         <w:rPr>
           <w:noProof/>
         </w:rPr>
-        <w:t>10</w:t>
-      </w:r>
-      <w:r>
+        <w:t>Signatures</w:t>
+      </w:r>
+      <w:r>
+        <w:rPr>
+          <w:noProof/>
+        </w:rPr>
+        <w:tab/>
+      </w:r>
+      <w:r>
+        <w:rPr>
+          <w:noProof/>
+        </w:rPr>
+        <w:fldChar w:fldCharType="begin"/>
+      </w:r>
+      <w:r>
+        <w:rPr>
+          <w:noProof/>
+        </w:rPr>
+        <w:instrText xml:space="preserve"> PAGEREF _Toc229465373 \h </w:instrText>
+      </w:r>
+      <w:r>
+        <w:rPr>
+          <w:noProof/>
+        </w:rPr>
+      </w:r>
+      <w:r>
+        <w:rPr>
+          <w:noProof/>
+        </w:rPr>
+        <w:fldChar w:fldCharType="separate"/>
+      </w:r>
+      <w:r>
+        <w:rPr>
+          <w:noProof/>
+        </w:rPr>
+        <w:t>24</w:t>
+      </w:r>
+      <w:r>
+        <w:rPr>
+          <w:noProof/>
+        </w:rPr>
+        <w:fldChar w:fldCharType="end"/>
+      </w:r>
+    </w:p>
+    <w:p>
+      <w:pPr>
+        <w:pStyle w:val="TM1"/>
         <w:rPr>
           <w:rFonts w:asciiTheme="minorHAnsi" w:eastAsiaTheme="minorEastAsia" w:hAnsiTheme="minorHAnsi" w:cstheme="minorBidi"/>
           <w:b w:val="0"/>
@@ -2643,9 +2689,27 @@
           <w:noProof/>
           <w:kern w:val="2"/>
           <w:sz w:val="24"/>
-          <w:lang w:eastAsia="fr-CH"/>
+          <w:lang w:eastAsia="ja-JP"/>
           <w14:ligatures w14:val="standardContextual"/>
         </w:rPr>
+      </w:pPr>
+      <w:r>
+        <w:rPr>
+          <w:noProof/>
+        </w:rPr>
+        <w:t>10</w:t>
+      </w:r>
+      <w:r>
+        <w:rPr>
+          <w:rFonts w:asciiTheme="minorHAnsi" w:eastAsiaTheme="minorEastAsia" w:hAnsiTheme="minorHAnsi" w:cstheme="minorBidi"/>
+          <w:b w:val="0"/>
+          <w:bCs w:val="0"/>
+          <w:noProof/>
+          <w:kern w:val="2"/>
+          <w:sz w:val="24"/>
+          <w:lang w:eastAsia="ja-JP"/>
+          <w14:ligatures w14:val="standardContextual"/>
+        </w:rPr>
         <w:tab/>
       </w:r>
       <w:r>
@@ -2670,7 +2734,7 @@
         <w:rPr>
           <w:noProof/>
         </w:rPr>
-        <w:instrText xml:space="preserve"> PAGEREF _Toc229061900 \h </w:instrText>
+        <w:instrText xml:space="preserve"> PAGEREF _Toc229465374 \h </w:instrText>
       </w:r>
       <w:r>
         <w:rPr>
@@ -2687,7 +2751,7 @@
         <w:rPr>
           <w:noProof/>
         </w:rPr>
-        <w:t>20</w:t>
+        <w:t>25</w:t>
       </w:r>
       <w:r>
         <w:rPr>
@@ -2748,8 +2812,8 @@
           <w:lang w:val="fr-CH"/>
         </w:rPr>
       </w:pPr>
-      <w:bookmarkStart w:id="1" w:name="_Toc229061864"/>
       <w:bookmarkStart w:id="2" w:name="_Toc250790969"/>
+      <w:bookmarkStart w:id="3" w:name="_Toc229465338"/>
       <w:r>
         <w:rPr>
           <w:lang w:val="fr-CH"/>
@@ -2757,7 +2821,7 @@
         <w:lastRenderedPageBreak/>
         <w:t>Résumé du rapport du TPI</w:t>
       </w:r>
-      <w:bookmarkEnd w:id="1"/>
+      <w:bookmarkEnd w:id="3"/>
     </w:p>
     <w:p>
       <w:pPr>
@@ -2818,7 +2882,7 @@
           <w:szCs w:val="22"/>
         </w:rPr>
       </w:pPr>
-      <w:bookmarkStart w:id="3" w:name="_Hlk60501749"/>
+      <w:bookmarkStart w:id="4" w:name="_Hlk60501749"/>
       <w:r>
         <w:rPr>
           <w:rStyle w:val="Hinweistext"/>
@@ -2826,9 +2890,8 @@
           <w:sz w:val="22"/>
           <w:szCs w:val="22"/>
         </w:rPr>
-        <w:t xml:space="preserve">Pour plus de détails, </w:t>
-      </w:r>
-      <w:proofErr w:type="spellStart"/>
+        <w:t>Pour plus de détails, veuillez vous référez au Manuel ICT</w:t>
+      </w:r>
       <w:r>
         <w:rPr>
           <w:rStyle w:val="Hinweistext"/>
@@ -2836,9 +2899,8 @@
           <w:sz w:val="22"/>
           <w:szCs w:val="22"/>
         </w:rPr>
-        <w:t>veuillez vous</w:t>
-      </w:r>
-      <w:proofErr w:type="spellEnd"/>
+        <w:t xml:space="preserve"> - partie </w:t>
+      </w:r>
       <w:r>
         <w:rPr>
           <w:rStyle w:val="Hinweistext"/>
@@ -2846,7 +2908,7 @@
           <w:sz w:val="22"/>
           <w:szCs w:val="22"/>
         </w:rPr>
-        <w:t xml:space="preserve"> référez au Manuel ICT</w:t>
+        <w:t>B</w:t>
       </w:r>
       <w:r>
         <w:rPr>
@@ -2855,7 +2917,7 @@
           <w:sz w:val="22"/>
           <w:szCs w:val="22"/>
         </w:rPr>
-        <w:t xml:space="preserve"> - partie </w:t>
+        <w:t xml:space="preserve"> : Documentation / rapport du TPI -</w:t>
       </w:r>
       <w:r>
         <w:rPr>
@@ -2864,7 +2926,7 @@
           <w:sz w:val="22"/>
           <w:szCs w:val="22"/>
         </w:rPr>
-        <w:t>B</w:t>
+        <w:t xml:space="preserve"> Question 14 </w:t>
       </w:r>
       <w:r>
         <w:rPr>
@@ -2873,7 +2935,7 @@
           <w:sz w:val="22"/>
           <w:szCs w:val="22"/>
         </w:rPr>
-        <w:t xml:space="preserve"> : Documentation / rapport du TPI -</w:t>
+        <w:t>-</w:t>
       </w:r>
       <w:r>
         <w:rPr>
@@ -2882,8 +2944,9 @@
           <w:sz w:val="22"/>
           <w:szCs w:val="22"/>
         </w:rPr>
-        <w:t xml:space="preserve"> Question 14 </w:t>
-      </w:r>
+        <w:t xml:space="preserve"> page </w:t>
+      </w:r>
+      <w:commentRangeStart w:id="5"/>
       <w:r>
         <w:rPr>
           <w:rStyle w:val="Hinweistext"/>
@@ -2891,34 +2954,15 @@
           <w:sz w:val="22"/>
           <w:szCs w:val="22"/>
         </w:rPr>
-        <w:t>-</w:t>
-      </w:r>
-      <w:r>
-        <w:rPr>
-          <w:rStyle w:val="Hinweistext"/>
-          <w:i w:val="0"/>
-          <w:sz w:val="22"/>
-          <w:szCs w:val="22"/>
-        </w:rPr>
-        <w:t xml:space="preserve"> page </w:t>
-      </w:r>
-      <w:commentRangeStart w:id="4"/>
-      <w:r>
-        <w:rPr>
-          <w:rStyle w:val="Hinweistext"/>
-          <w:i w:val="0"/>
-          <w:sz w:val="22"/>
-          <w:szCs w:val="22"/>
-        </w:rPr>
         <w:t>81</w:t>
       </w:r>
-      <w:bookmarkEnd w:id="3"/>
-      <w:commentRangeEnd w:id="4"/>
+      <w:bookmarkEnd w:id="4"/>
+      <w:commentRangeEnd w:id="5"/>
       <w:r>
         <w:rPr>
           <w:rStyle w:val="Marquedecommentaire"/>
         </w:rPr>
-        <w:commentReference w:id="4"/>
+        <w:commentReference w:id="5"/>
       </w:r>
       <w:r>
         <w:rPr>
@@ -2949,7 +2993,7 @@
           <w:lang w:val="fr-CH"/>
         </w:rPr>
       </w:pPr>
-      <w:bookmarkStart w:id="5" w:name="_Toc229061865"/>
+      <w:bookmarkStart w:id="6" w:name="_Toc229465339"/>
       <w:bookmarkEnd w:id="2"/>
       <w:r>
         <w:rPr>
@@ -2958,12 +3002,15 @@
         <w:lastRenderedPageBreak/>
         <w:t>Contexte et objectifs du projet</w:t>
       </w:r>
-      <w:bookmarkEnd w:id="5"/>
+      <w:bookmarkEnd w:id="6"/>
     </w:p>
     <w:p>
       <w:pPr>
         <w:pStyle w:val="BITTextkrper"/>
       </w:pPr>
+      <w:r>
+        <w:t>Ce chapitre décrit le contexte dans lequel s’inscrit le projet d’automatisation de Proxmox, et décrit l’état désiré à la fin du projet, selon les demandes du cahier des charges.</w:t>
+      </w:r>
     </w:p>
     <w:p>
       <w:pPr>
@@ -2972,11 +3019,11 @@
           <w:tab w:val="clear" w:pos="851"/>
         </w:tabs>
       </w:pPr>
-      <w:bookmarkStart w:id="6" w:name="_Toc229061866"/>
+      <w:bookmarkStart w:id="7" w:name="_Toc229465340"/>
       <w:r>
         <w:t>Situation initiale</w:t>
       </w:r>
-      <w:bookmarkEnd w:id="6"/>
+      <w:bookmarkEnd w:id="7"/>
     </w:p>
     <w:p>
       <w:pPr>
@@ -3020,19 +3067,9 @@
         </w:tabs>
         <w:ind w:left="567" w:hanging="567"/>
       </w:pPr>
-      <w:bookmarkStart w:id="7" w:name="_Toc229061867"/>
+      <w:bookmarkStart w:id="8" w:name="_Toc229465341"/>
       <w:r>
         <w:t>État désiré</w:t>
-      </w:r>
-      <w:bookmarkEnd w:id="7"/>
-    </w:p>
-    <w:p>
-      <w:pPr>
-        <w:pStyle w:val="Titre3"/>
-      </w:pPr>
-      <w:bookmarkStart w:id="8" w:name="_Toc229035219"/>
-      <w:r>
-        <w:t>Description et objectif du projet</w:t>
       </w:r>
       <w:bookmarkEnd w:id="8"/>
     </w:p>
@@ -3060,7 +3097,7 @@
         </w:tabs>
       </w:pPr>
       <w:bookmarkStart w:id="9" w:name="_Toc250790972"/>
-      <w:bookmarkStart w:id="10" w:name="_Toc229061868"/>
+      <w:bookmarkStart w:id="10" w:name="_Toc229465342"/>
       <w:r>
         <w:t>Cahier des charges</w:t>
       </w:r>
@@ -3069,13 +3106,28 @@
     </w:p>
     <w:p>
       <w:pPr>
-        <w:pStyle w:val="Titre3"/>
-      </w:pPr>
-      <w:bookmarkStart w:id="11" w:name="_Toc229035220"/>
-      <w:r>
-        <w:t>Exigences fonctionnelles</w:t>
-      </w:r>
-      <w:bookmarkEnd w:id="11"/>
+        <w:pStyle w:val="BITTextkrper"/>
+      </w:pPr>
+      <w:r>
+        <w:t>Le cahier des charges définit les attentes qu’à l’EMF quant aux fonctionnalités et à la documentation à respecter. Le mandat consiste à la mise en place d’une infrastructure de virtualisation Proxmox de trois nœuds et à l’automatisation du déploiement de machines virtuelles.</w:t>
+      </w:r>
+    </w:p>
+    <w:p>
+      <w:pPr>
+        <w:pStyle w:val="BITTextkrper"/>
+      </w:pPr>
+      <w:r>
+        <w:t xml:space="preserve">Le tableau ci-dessous présente les exigences fonctionnelles selon le cahier des charges. On y retrouve aussi une </w:t>
+      </w:r>
+      <w:r>
+        <w:t xml:space="preserve">description, </w:t>
+      </w:r>
+      <w:r>
+        <w:t xml:space="preserve">la priorité à appliquer </w:t>
+      </w:r>
+      <w:r>
+        <w:t>à ces exigences ainsi que le temps estimé à la réalisation.</w:t>
+      </w:r>
     </w:p>
     <w:tbl>
       <w:tblPr>
@@ -3165,6 +3217,7 @@
               <w:pStyle w:val="BITTextkrper"/>
             </w:pPr>
             <w:r>
+              <w:lastRenderedPageBreak/>
               <w:t>Cluster Proxmox</w:t>
             </w:r>
           </w:p>
@@ -3226,7 +3279,6 @@
               <w:pStyle w:val="BITTextkrper"/>
             </w:pPr>
             <w:r>
-              <w:lastRenderedPageBreak/>
               <w:t>Réseau</w:t>
             </w:r>
           </w:p>
@@ -3664,25 +3716,42 @@
     </w:p>
     <w:p>
       <w:pPr>
+        <w:pStyle w:val="BITTextkrper"/>
+      </w:pPr>
+      <w:r>
+        <w:t>Mis à part pour la documentation de projet, les exigences fonctionnelles seront traitées dans un ordre de priorité descendant, selon le cahier des charges.</w:t>
+      </w:r>
+    </w:p>
+    <w:p>
+      <w:pPr>
         <w:pStyle w:val="Titre2"/>
         <w:tabs>
           <w:tab w:val="clear" w:pos="851"/>
         </w:tabs>
       </w:pPr>
-      <w:bookmarkStart w:id="12" w:name="_Toc229061869"/>
+      <w:bookmarkStart w:id="11" w:name="_Toc229465343"/>
       <w:r>
         <w:t>Organisation du</w:t>
       </w:r>
       <w:r>
         <w:t xml:space="preserve"> projet</w:t>
       </w:r>
-      <w:bookmarkEnd w:id="12"/>
+      <w:bookmarkEnd w:id="11"/>
+    </w:p>
+    <w:p>
+      <w:pPr>
+        <w:pStyle w:val="BITTextkrper"/>
+      </w:pPr>
+      <w:r>
+        <w:t>Ce chapitre définit l’organisation du projet en plusieurs étape, à commencer par la méthodologie de travail, suivi par les intervenants et leurs rôles, pour finir sur la gestion de la documentation et du code à fournir.</w:t>
+      </w:r>
     </w:p>
     <w:p>
       <w:pPr>
         <w:pStyle w:val="Titre3"/>
       </w:pPr>
       <w:r>
+        <w:lastRenderedPageBreak/>
         <w:t>Méthodologie choisie</w:t>
       </w:r>
     </w:p>
@@ -3707,8 +3776,13 @@
         <w:pStyle w:val="BITTextkrper"/>
       </w:pPr>
       <w:r>
-        <w:lastRenderedPageBreak/>
-        <w:t>La méthode sera adaptée à la durée du TPI. Certaines activités, comme la documentation et les tests, seront réalisées tout au long du projet, même si elles apparaissent comme des phases distinctes dans la planification. Cette organisation permettra de garder une trace régulière du travail effectué et de limiter les oublis en fin de projet.</w:t>
+        <w:t xml:space="preserve">La méthode sera adaptée à la durée du TPI. Certaines activités, comme la documentation et les tests, seront réalisées tout au long du projet, même si elles </w:t>
+      </w:r>
+      <w:r>
+        <w:t>sont indiquées</w:t>
+      </w:r>
+      <w:r>
+        <w:t xml:space="preserve"> comme des phases distinctes dans la planification. Cette organisation permettra de garder une trace régulière du travail effectué et de limiter les oublis en fin de projet.</w:t>
       </w:r>
     </w:p>
     <w:p>
@@ -3717,6 +3791,108 @@
       </w:pPr>
       <w:r>
         <w:t>Rôle des intervenants</w:t>
+      </w:r>
+    </w:p>
+    <w:p>
+      <w:pPr>
+        <w:pStyle w:val="BITTextkrper"/>
+      </w:pPr>
+      <w:r>
+        <w:t xml:space="preserve">Le rôle de chaque intervenant est décrit dans le </w:t>
+      </w:r>
+      <w:r>
+        <w:t xml:space="preserve">manuel de </w:t>
+      </w:r>
+      <w:sdt>
+        <w:sdtPr>
+          <w:rPr>
+            <w:rFonts w:cs="Arial"/>
+            <w:color w:val="000000"/>
+          </w:rPr>
+          <w:tag w:val="MENDELEY_CITATION_v3_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"/>
+          <w:id w:val="-141050036"/>
+          <w:placeholder>
+            <w:docPart w:val="DefaultPlaceholder_-1854013440"/>
+          </w:placeholder>
+        </w:sdtPr>
+        <w:sdtContent>
+          <w:r>
+            <w:rPr>
+              <w:rFonts w:cs="Arial"/>
+              <w:color w:val="000000"/>
+            </w:rPr>
+            <w:t>J. P. Kousz &amp; S. Leiser (2026)</w:t>
+          </w:r>
+        </w:sdtContent>
+      </w:sdt>
+      <w:r>
+        <w:rPr>
+          <w:rFonts w:cs="Arial"/>
+          <w:color w:val="000000"/>
+        </w:rPr>
+        <w:t xml:space="preserve">. Il faudra ensuite s’intéresser au cahier des charges de monsieur </w:t>
+      </w:r>
+      <w:sdt>
+        <w:sdtPr>
+          <w:rPr>
+            <w:rFonts w:cs="Arial"/>
+            <w:color w:val="000000"/>
+          </w:rPr>
+          <w:tag w:val="MENDELEY_CITATION_v3_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"/>
+          <w:id w:val="326555927"/>
+          <w:placeholder>
+            <w:docPart w:val="DefaultPlaceholder_-1854013440"/>
+          </w:placeholder>
+        </w:sdtPr>
+        <w:sdtContent>
+          <w:r>
+            <w:rPr>
+              <w:rFonts w:cs="Arial"/>
+              <w:color w:val="000000"/>
+            </w:rPr>
+            <w:t>Blaise Hurtlin (2026)</w:t>
+          </w:r>
+        </w:sdtContent>
+      </w:sdt>
+      <w:r>
+        <w:rPr>
+          <w:rFonts w:cs="Arial"/>
+          <w:color w:val="000000"/>
+        </w:rPr>
+        <w:t xml:space="preserve"> pour de plus amples détails concernant les responsabilités.</w:t>
+      </w:r>
+    </w:p>
+    <w:p>
+      <w:pPr>
+        <w:pStyle w:val="BITTextkrper"/>
+      </w:pPr>
+      <w:r>
+        <w:t xml:space="preserve">Le supérieur professionnel est notamment responsable de l’élaboration du cahier des charges et participe à l’évaluation du travail. Les experts, quant à eux, contrôlent la bonne exécution du processus de qualification du TPI </w:t>
+      </w:r>
+      <w:sdt>
+        <w:sdtPr>
+          <w:rPr>
+            <w:rFonts w:cs="Arial"/>
+            <w:color w:val="000000"/>
+          </w:rPr>
+          <w:tag w:val="MENDELEY_CITATION_v3_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"/>
+          <w:id w:val="-734931871"/>
+          <w:placeholder>
+            <w:docPart w:val="6F2EE964E22D46658DDBD54B3AE60683"/>
+          </w:placeholder>
+        </w:sdtPr>
+        <w:sdtContent>
+          <w:r>
+            <w:rPr>
+              <w:rFonts w:cs="Arial"/>
+              <w:color w:val="000000"/>
+            </w:rPr>
+            <w:t>(J. P. Kousz &amp; S. Leiser, 2026)</w:t>
+          </w:r>
+        </w:sdtContent>
+      </w:sdt>
+      <w:r>
+        <w:t>.</w:t>
       </w:r>
     </w:p>
     <w:tbl>
@@ -4041,45 +4217,10 @@
     </w:p>
     <w:p>
       <w:pPr>
-        <w:pStyle w:val="BITTextkrper"/>
-      </w:pPr>
-      <w:r>
-        <w:t>Le supérieur professionnel est notamment responsable de l’élaboration du cahier des charges et participe à l’évaluation du travail. Les experts, quant à eux, contrôlent la bonne exécution du processus de qualification du TPI</w:t>
-      </w:r>
-      <w:r>
-        <w:t xml:space="preserve"> </w:t>
-      </w:r>
-      <w:sdt>
-        <w:sdtPr>
-          <w:rPr>
-            <w:rFonts w:cs="Arial"/>
-            <w:color w:val="000000"/>
-          </w:rPr>
-          <w:tag w:val="MENDELEY_CITATION_v3_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"/>
-          <w:id w:val="-734931871"/>
-          <w:placeholder>
-            <w:docPart w:val="DefaultPlaceholder_-1854013440"/>
-          </w:placeholder>
-        </w:sdtPr>
-        <w:sdtContent>
-          <w:r>
-            <w:rPr>
-              <w:rFonts w:cs="Arial"/>
-              <w:color w:val="000000"/>
-            </w:rPr>
-            <w:t>(J. P. Kousz &amp; S. Leiser, 2026)</w:t>
-          </w:r>
-        </w:sdtContent>
-      </w:sdt>
-      <w:r>
-        <w:t>.</w:t>
-      </w:r>
-    </w:p>
-    <w:p>
-      <w:pPr>
         <w:pStyle w:val="Titre3"/>
       </w:pPr>
       <w:r>
+        <w:lastRenderedPageBreak/>
         <w:t>Gestion de la documentation et du code</w:t>
       </w:r>
     </w:p>
@@ -4093,7 +4234,19 @@
         </w:rPr>
       </w:pPr>
       <w:r>
-        <w:t>La documentation sera rédigée tout au long du projet, en parallèle de la réalisation des différentes tâches. Chaque étape importante sera documentée pendant ou juste après son exécution afin de garantir une bonne traçabilité du travail effectué. Cette manière de procéder permettra également de faciliter la rédaction du journal de travail et d’éviter de devoir reconstituer les informations à la fin du projet.</w:t>
+        <w:t xml:space="preserve">La documentation sera rédigée tout au long du projet, en parallèle de la réalisation des différentes tâches. Chaque étape importante sera documentée pendant ou juste après son exécution afin de garantir une bonne traçabilité du travail effectué. Cette </w:t>
+      </w:r>
+      <w:r>
+        <w:t>méthode de travail</w:t>
+      </w:r>
+      <w:r>
+        <w:t xml:space="preserve"> permettra également de faciliter la rédaction du journal de travail et d’éviter de devoir </w:t>
+      </w:r>
+      <w:r>
+        <w:t>se rappeler des détails du projet à la fin de celui-ci</w:t>
+      </w:r>
+      <w:r>
+        <w:t>.</w:t>
       </w:r>
     </w:p>
     <w:p>
@@ -4109,7 +4262,6 @@
         <w:pStyle w:val="BITTextkrper"/>
       </w:pPr>
       <w:r>
-        <w:lastRenderedPageBreak/>
         <w:t>Je vais également respecter les standards d’entreprise fournis par l’EMF, aussi bien pour la documentation que pour le code et la configuration. Cela inclut notamment la nomenclature des équipements, les conventions de nommage, la structure des scripts et les bonnes pratiques liées à l’infrastructure</w:t>
       </w:r>
       <w:r>
@@ -4161,8 +4313,8 @@
           <w:lang w:val="fr-CH"/>
         </w:rPr>
       </w:pPr>
-      <w:bookmarkStart w:id="13" w:name="_Toc250790973"/>
-      <w:bookmarkStart w:id="14" w:name="_Toc229061870"/>
+      <w:bookmarkStart w:id="12" w:name="_Toc250790973"/>
+      <w:bookmarkStart w:id="13" w:name="_Toc229465344"/>
       <w:r>
         <w:rPr>
           <w:lang w:val="fr-CH"/>
@@ -4170,8 +4322,8 @@
         <w:lastRenderedPageBreak/>
         <w:t>Analyse</w:t>
       </w:r>
+      <w:bookmarkEnd w:id="12"/>
       <w:bookmarkEnd w:id="13"/>
-      <w:bookmarkEnd w:id="14"/>
     </w:p>
     <w:p>
       <w:pPr>
@@ -4201,13 +4353,13 @@
           <w:numId w:val="16"/>
         </w:numPr>
       </w:pPr>
-      <w:bookmarkStart w:id="15" w:name="_Toc250790974"/>
-      <w:bookmarkStart w:id="16" w:name="_Toc229061871"/>
-      <w:bookmarkStart w:id="17" w:name="_Toc114965598"/>
+      <w:bookmarkStart w:id="14" w:name="_Toc250790974"/>
+      <w:bookmarkStart w:id="15" w:name="_Toc114965598"/>
+      <w:bookmarkStart w:id="16" w:name="_Toc229465345"/>
       <w:r>
         <w:t xml:space="preserve">Objectifs </w:t>
       </w:r>
-      <w:bookmarkEnd w:id="15"/>
+      <w:bookmarkEnd w:id="14"/>
       <w:r>
         <w:t>détaillés</w:t>
       </w:r>
@@ -4231,8 +4383,8 @@
         <w:tblLook w:val="04A0" w:firstRow="1" w:lastRow="0" w:firstColumn="1" w:lastColumn="0" w:noHBand="0" w:noVBand="1"/>
       </w:tblPr>
       <w:tblGrid>
-        <w:gridCol w:w="1678"/>
-        <w:gridCol w:w="7383"/>
+        <w:gridCol w:w="1588"/>
+        <w:gridCol w:w="7473"/>
       </w:tblGrid>
       <w:tr>
         <w:trPr>
@@ -4246,7 +4398,7 @@
           </w:tcPr>
           <w:p>
             <w:pPr>
-              <w:pStyle w:val="BITTextkrper"/>
+              <w:pStyle w:val="BITTabellentitel"/>
             </w:pPr>
             <w:r>
               <w:t>Objectif</w:t>
@@ -4260,7 +4412,7 @@
           </w:tcPr>
           <w:p>
             <w:pPr>
-              <w:pStyle w:val="BITTextkrper"/>
+              <w:pStyle w:val="BITTabellentitel"/>
               <w:cnfStyle w:val="100000000000" w:firstRow="1" w:lastRow="0" w:firstColumn="0" w:lastColumn="0" w:oddVBand="0" w:evenVBand="0" w:oddHBand="0" w:evenHBand="0" w:firstRowFirstColumn="0" w:firstRowLastColumn="0" w:lastRowFirstColumn="0" w:lastRowLastColumn="0"/>
             </w:pPr>
             <w:r>
@@ -4278,7 +4430,7 @@
           </w:tcPr>
           <w:p>
             <w:pPr>
-              <w:pStyle w:val="BITTextkrper"/>
+              <w:pStyle w:val="BITTabellentitel"/>
             </w:pPr>
             <w:r>
               <w:t>Cluster Proxmox</w:t>
@@ -4292,7 +4444,7 @@
           </w:tcPr>
           <w:p>
             <w:pPr>
-              <w:pStyle w:val="BITTextkrper"/>
+              <w:pStyle w:val="BITTabelle"/>
               <w:cnfStyle w:val="000000000000" w:firstRow="0" w:lastRow="0" w:firstColumn="0" w:lastColumn="0" w:oddVBand="0" w:evenVBand="0" w:oddHBand="0" w:evenHBand="0" w:firstRowFirstColumn="0" w:firstRowLastColumn="0" w:lastRowFirstColumn="0" w:lastRowLastColumn="0"/>
             </w:pPr>
             <w:r>
@@ -4310,7 +4462,7 @@
           </w:tcPr>
           <w:p>
             <w:pPr>
-              <w:pStyle w:val="BITTextkrper"/>
+              <w:pStyle w:val="BITTabellentitel"/>
             </w:pPr>
             <w:r>
               <w:t>Réseau</w:t>
@@ -4324,7 +4476,7 @@
           </w:tcPr>
           <w:p>
             <w:pPr>
-              <w:pStyle w:val="BITTextkrper"/>
+              <w:pStyle w:val="BITTabelle"/>
               <w:cnfStyle w:val="000000000000" w:firstRow="0" w:lastRow="0" w:firstColumn="0" w:lastColumn="0" w:oddVBand="0" w:evenVBand="0" w:oddHBand="0" w:evenHBand="0" w:firstRowFirstColumn="0" w:firstRowLastColumn="0" w:lastRowFirstColumn="0" w:lastRowLastColumn="0"/>
             </w:pPr>
             <w:r>
@@ -4342,7 +4494,7 @@
           </w:tcPr>
           <w:p>
             <w:pPr>
-              <w:pStyle w:val="BITTextkrper"/>
+              <w:pStyle w:val="BITTabellentitel"/>
             </w:pPr>
             <w:r>
               <w:t>Stockage</w:t>
@@ -4356,7 +4508,7 @@
           </w:tcPr>
           <w:p>
             <w:pPr>
-              <w:pStyle w:val="BITTextkrper"/>
+              <w:pStyle w:val="BITTabelle"/>
               <w:cnfStyle w:val="000000000000" w:firstRow="0" w:lastRow="0" w:firstColumn="0" w:lastColumn="0" w:oddVBand="0" w:evenVBand="0" w:oddHBand="0" w:evenHBand="0" w:firstRowFirstColumn="0" w:firstRowLastColumn="0" w:lastRowFirstColumn="0" w:lastRowLastColumn="0"/>
             </w:pPr>
             <w:r>
@@ -4374,7 +4526,7 @@
           </w:tcPr>
           <w:p>
             <w:pPr>
-              <w:pStyle w:val="BITTextkrper"/>
+              <w:pStyle w:val="BITTabellentitel"/>
             </w:pPr>
             <w:r>
               <w:t>Modèle Windows Server</w:t>
@@ -4388,7 +4540,7 @@
           </w:tcPr>
           <w:p>
             <w:pPr>
-              <w:pStyle w:val="BITTextkrper"/>
+              <w:pStyle w:val="BITTabelle"/>
               <w:cnfStyle w:val="000000000000" w:firstRow="0" w:lastRow="0" w:firstColumn="0" w:lastColumn="0" w:oddVBand="0" w:evenVBand="0" w:oddHBand="0" w:evenHBand="0" w:firstRowFirstColumn="0" w:firstRowLastColumn="0" w:lastRowFirstColumn="0" w:lastRowLastColumn="0"/>
             </w:pPr>
             <w:r>
@@ -4406,7 +4558,7 @@
           </w:tcPr>
           <w:p>
             <w:pPr>
-              <w:pStyle w:val="BITTextkrper"/>
+              <w:pStyle w:val="BITTabellentitel"/>
             </w:pPr>
             <w:r>
               <w:t>Automatisation</w:t>
@@ -4420,7 +4572,7 @@
           </w:tcPr>
           <w:p>
             <w:pPr>
-              <w:pStyle w:val="BITTextkrper"/>
+              <w:pStyle w:val="BITTabelle"/>
               <w:cnfStyle w:val="000000000000" w:firstRow="0" w:lastRow="0" w:firstColumn="0" w:lastColumn="0" w:oddVBand="0" w:evenVBand="0" w:oddHBand="0" w:evenHBand="0" w:firstRowFirstColumn="0" w:firstRowLastColumn="0" w:lastRowFirstColumn="0" w:lastRowLastColumn="0"/>
             </w:pPr>
             <w:r>
@@ -4438,7 +4590,7 @@
           </w:tcPr>
           <w:p>
             <w:pPr>
-              <w:pStyle w:val="BITTextkrper"/>
+              <w:pStyle w:val="BITTabellentitel"/>
             </w:pPr>
             <w:r>
               <w:t>Tests</w:t>
@@ -4452,7 +4604,7 @@
           </w:tcPr>
           <w:p>
             <w:pPr>
-              <w:pStyle w:val="BITTextkrper"/>
+              <w:pStyle w:val="BITTabelle"/>
               <w:cnfStyle w:val="000000000000" w:firstRow="0" w:lastRow="0" w:firstColumn="0" w:lastColumn="0" w:oddVBand="0" w:evenVBand="0" w:oddHBand="0" w:evenHBand="0" w:firstRowFirstColumn="0" w:firstRowLastColumn="0" w:lastRowFirstColumn="0" w:lastRowLastColumn="0"/>
             </w:pPr>
             <w:r>
@@ -4470,7 +4622,7 @@
           </w:tcPr>
           <w:p>
             <w:pPr>
-              <w:pStyle w:val="BITTextkrper"/>
+              <w:pStyle w:val="BITTabellentitel"/>
             </w:pPr>
             <w:r>
               <w:t>Documentation</w:t>
@@ -4484,7 +4636,7 @@
           </w:tcPr>
           <w:p>
             <w:pPr>
-              <w:pStyle w:val="BITTextkrper"/>
+              <w:pStyle w:val="BITTabelle"/>
               <w:cnfStyle w:val="000000000000" w:firstRow="0" w:lastRow="0" w:firstColumn="0" w:lastColumn="0" w:oddVBand="0" w:evenVBand="0" w:oddHBand="0" w:evenHBand="0" w:firstRowFirstColumn="0" w:firstRowLastColumn="0" w:lastRowFirstColumn="0" w:lastRowLastColumn="0"/>
             </w:pPr>
             <w:r>
@@ -4496,62 +4648,54 @@
     </w:tbl>
     <w:p>
       <w:pPr>
+        <w:pStyle w:val="Titre2"/>
+      </w:pPr>
+      <w:bookmarkStart w:id="17" w:name="_Toc229465346"/>
+      <w:bookmarkEnd w:id="15"/>
+      <w:r>
+        <w:t>Analyse par domaines techno</w:t>
+      </w:r>
+      <w:r>
+        <w:t>logiques</w:t>
+      </w:r>
+      <w:bookmarkEnd w:id="17"/>
+    </w:p>
+    <w:p>
+      <w:pPr>
         <w:pStyle w:val="BITTextkrper"/>
-        <w:rPr>
-          <w:szCs w:val="22"/>
-        </w:rPr>
-      </w:pPr>
-    </w:p>
-    <w:p>
-      <w:pPr>
-        <w:pStyle w:val="Titre2"/>
-      </w:pPr>
-      <w:bookmarkStart w:id="18" w:name="_Toc229061872"/>
-      <w:bookmarkEnd w:id="17"/>
-      <w:r>
-        <w:t>Analyse par domaines techno</w:t>
-      </w:r>
-      <w:r>
-        <w:t>logiques</w:t>
-      </w:r>
-      <w:bookmarkEnd w:id="18"/>
+      </w:pPr>
+      <w:r>
+        <w:t>Dans cette partie se trouvent les analyses technologiques demandées par le cahier des charges, ainsi que celles jugées nécessaires.</w:t>
+      </w:r>
+    </w:p>
+    <w:p>
+      <w:pPr>
+        <w:pStyle w:val="Titre3"/>
+        <w:rPr>
+          <w:rFonts w:eastAsia="Arial"/>
+        </w:rPr>
+      </w:pPr>
+      <w:r>
+        <w:rPr>
+          <w:rFonts w:eastAsia="Arial"/>
+        </w:rPr>
+        <w:t>Stockage rapide et efficace</w:t>
+      </w:r>
     </w:p>
     <w:p>
       <w:pPr>
         <w:pStyle w:val="BITTextkrper"/>
       </w:pPr>
       <w:r>
-        <w:t>Dans cette partie se trouvent les analyses technologiques demandées par le cahier des charges, ainsi que celles jugées nécessaires.</w:t>
-      </w:r>
-    </w:p>
-    <w:p>
-      <w:pPr>
-        <w:pStyle w:val="Titre3"/>
-        <w:rPr>
-          <w:rFonts w:eastAsia="Arial"/>
-        </w:rPr>
-      </w:pPr>
-      <w:r>
-        <w:rPr>
-          <w:rFonts w:eastAsia="Arial"/>
-        </w:rPr>
+        <w:t>Les besoins de stockage pour ce cluster sont plutôt spécifiques. Durant les cours de l’EMF, la quantité de données traitée n’est pas très élevée. Le besoin en stockage vient de la quantité de VM à gérer en même temps et donc une grande quantité de fichiers à double. Il serait donc intéressant de se pencher sur une solution qui permet la déduplication des données, afin de grandement diminuer les besoins en stockage du cluster.</w:t>
+      </w:r>
+    </w:p>
+    <w:p>
+      <w:pPr>
+        <w:pStyle w:val="BITTextkrper"/>
+      </w:pPr>
+      <w:r>
         <w:lastRenderedPageBreak/>
-        <w:t>Stockage rapide et efficace</w:t>
-      </w:r>
-    </w:p>
-    <w:p>
-      <w:pPr>
-        <w:pStyle w:val="BITTextkrper"/>
-      </w:pPr>
-      <w:r>
-        <w:t>Les besoins de stockage pour ce cluster sont plutôt spécifiques. Durant les cours de l’EMF, la quantité de données traitée n’est pas très élevée. Le besoin en stockage vient de la quantité de VM à gérer en même temps et donc une grande quantité de fichiers à double. Il serait donc intéressant de se pencher sur une solution qui permet la déduplication des données, afin de grandement diminuer les besoins en stockage du cluster.</w:t>
-      </w:r>
-    </w:p>
-    <w:p>
-      <w:pPr>
-        <w:pStyle w:val="BITTextkrper"/>
-      </w:pPr>
-      <w:r>
         <w:t xml:space="preserve">Il faut aussi considérer de mettre en place un service de stockage externe au cluster, afin que si une node tombe en panne, ou bien doit passer en maintenance, les données stockées sur la node en question soient encore accessibles. C’est d’ailleurs ce que conseil </w:t>
       </w:r>
       <w:sdt>
@@ -4589,23 +4733,7 @@
         <w:t>appellent</w:t>
       </w:r>
       <w:r>
-        <w:t xml:space="preserve"> ça ”</w:t>
-      </w:r>
-      <w:proofErr w:type="spellStart"/>
-      <w:r>
-        <w:t>shared</w:t>
-      </w:r>
-      <w:proofErr w:type="spellEnd"/>
-      <w:r>
-        <w:t xml:space="preserve"> </w:t>
-      </w:r>
-      <w:proofErr w:type="spellStart"/>
-      <w:r>
-        <w:t>storage</w:t>
-      </w:r>
-      <w:proofErr w:type="spellEnd"/>
-      <w:r>
-        <w:t>”.</w:t>
+        <w:t xml:space="preserve"> ça ”shared storage”.</w:t>
       </w:r>
     </w:p>
     <w:p>
@@ -4671,7 +4799,7 @@
           </w:tcPr>
           <w:p>
             <w:pPr>
-              <w:pStyle w:val="BITTabelle"/>
+              <w:pStyle w:val="BITTabellentitel"/>
             </w:pPr>
             <w:r>
               <w:t xml:space="preserve">Description </w:t>
@@ -4684,7 +4812,7 @@
           </w:tcPr>
           <w:p>
             <w:pPr>
-              <w:pStyle w:val="BITTabelle"/>
+              <w:pStyle w:val="BITTabellentitel"/>
               <w:cnfStyle w:val="100000000000" w:firstRow="1" w:lastRow="0" w:firstColumn="0" w:lastColumn="0" w:oddVBand="0" w:evenVBand="0" w:oddHBand="0" w:evenHBand="0" w:firstRowFirstColumn="0" w:firstRowLastColumn="0" w:lastRowFirstColumn="0" w:lastRowLastColumn="0"/>
             </w:pPr>
             <w:r>
@@ -4698,7 +4826,7 @@
           </w:tcPr>
           <w:p>
             <w:pPr>
-              <w:pStyle w:val="BITTabelle"/>
+              <w:pStyle w:val="BITTabellentitel"/>
               <w:cnfStyle w:val="100000000000" w:firstRow="1" w:lastRow="0" w:firstColumn="0" w:lastColumn="0" w:oddVBand="0" w:evenVBand="0" w:oddHBand="0" w:evenHBand="0" w:firstRowFirstColumn="0" w:firstRowLastColumn="0" w:lastRowFirstColumn="0" w:lastRowLastColumn="0"/>
             </w:pPr>
             <w:r>
@@ -4712,14 +4840,12 @@
           </w:tcPr>
           <w:p>
             <w:pPr>
-              <w:pStyle w:val="BITTabelle"/>
+              <w:pStyle w:val="BITTabellentitel"/>
               <w:cnfStyle w:val="100000000000" w:firstRow="1" w:lastRow="0" w:firstColumn="0" w:lastColumn="0" w:oddVBand="0" w:evenVBand="0" w:oddHBand="0" w:evenHBand="0" w:firstRowFirstColumn="0" w:firstRowLastColumn="0" w:lastRowFirstColumn="0" w:lastRowLastColumn="0"/>
             </w:pPr>
-            <w:proofErr w:type="spellStart"/>
             <w:r>
               <w:t>Shared</w:t>
             </w:r>
-            <w:proofErr w:type="spellEnd"/>
           </w:p>
         </w:tc>
         <w:tc>
@@ -4728,7 +4854,7 @@
           </w:tcPr>
           <w:p>
             <w:pPr>
-              <w:pStyle w:val="BITTabelle"/>
+              <w:pStyle w:val="BITTabellentitel"/>
               <w:cnfStyle w:val="100000000000" w:firstRow="1" w:lastRow="0" w:firstColumn="0" w:lastColumn="0" w:oddVBand="0" w:evenVBand="0" w:oddHBand="0" w:evenHBand="0" w:firstRowFirstColumn="0" w:firstRowLastColumn="0" w:lastRowFirstColumn="0" w:lastRowLastColumn="0"/>
             </w:pPr>
             <w:r>
@@ -4742,7 +4868,7 @@
           </w:tcPr>
           <w:p>
             <w:pPr>
-              <w:pStyle w:val="BITTabelle"/>
+              <w:pStyle w:val="BITTabellentitel"/>
               <w:cnfStyle w:val="100000000000" w:firstRow="1" w:lastRow="0" w:firstColumn="0" w:lastColumn="0" w:oddVBand="0" w:evenVBand="0" w:oddHBand="0" w:evenHBand="0" w:firstRowFirstColumn="0" w:firstRowLastColumn="0" w:lastRowFirstColumn="0" w:lastRowLastColumn="0"/>
             </w:pPr>
             <w:r>
@@ -4762,7 +4888,7 @@
           </w:tcPr>
           <w:p>
             <w:pPr>
-              <w:pStyle w:val="BITTabelle"/>
+              <w:pStyle w:val="BITTabellentitel"/>
             </w:pPr>
             <w:r>
               <w:t>ZFS (local)</w:t>
@@ -4778,13 +4904,9 @@
               <w:pStyle w:val="BITTabelle"/>
               <w:cnfStyle w:val="000000000000" w:firstRow="0" w:lastRow="0" w:firstColumn="0" w:lastColumn="0" w:oddVBand="0" w:evenVBand="0" w:oddHBand="0" w:evenHBand="0" w:firstRowFirstColumn="0" w:firstRowLastColumn="0" w:lastRowFirstColumn="0" w:lastRowLastColumn="0"/>
             </w:pPr>
-            <w:proofErr w:type="spellStart"/>
-            <w:proofErr w:type="gramStart"/>
             <w:r>
               <w:t>zfspool</w:t>
             </w:r>
-            <w:proofErr w:type="spellEnd"/>
-            <w:proofErr w:type="gramEnd"/>
           </w:p>
         </w:tc>
         <w:tc>
@@ -4796,11 +4918,9 @@
               <w:pStyle w:val="BITTabelle"/>
               <w:cnfStyle w:val="000000000000" w:firstRow="0" w:lastRow="0" w:firstColumn="0" w:lastColumn="0" w:oddVBand="0" w:evenVBand="0" w:oddHBand="0" w:evenHBand="0" w:firstRowFirstColumn="0" w:firstRowLastColumn="0" w:lastRowFirstColumn="0" w:lastRowLastColumn="0"/>
             </w:pPr>
-            <w:proofErr w:type="gramStart"/>
             <w:r>
               <w:t>both</w:t>
             </w:r>
-            <w:proofErr w:type="gramEnd"/>
             <w:r>
               <w:rPr>
                 <w:vertAlign w:val="superscript"/>
@@ -4818,11 +4938,9 @@
               <w:pStyle w:val="BITTabelle"/>
               <w:cnfStyle w:val="000000000000" w:firstRow="0" w:lastRow="0" w:firstColumn="0" w:lastColumn="0" w:oddVBand="0" w:evenVBand="0" w:oddHBand="0" w:evenHBand="0" w:firstRowFirstColumn="0" w:firstRowLastColumn="0" w:lastRowFirstColumn="0" w:lastRowLastColumn="0"/>
             </w:pPr>
-            <w:proofErr w:type="gramStart"/>
             <w:r>
               <w:t>no</w:t>
             </w:r>
-            <w:proofErr w:type="gramEnd"/>
           </w:p>
         </w:tc>
         <w:tc>
@@ -4834,11 +4952,9 @@
               <w:pStyle w:val="BITTabelle"/>
               <w:cnfStyle w:val="000000000000" w:firstRow="0" w:lastRow="0" w:firstColumn="0" w:lastColumn="0" w:oddVBand="0" w:evenVBand="0" w:oddHBand="0" w:evenHBand="0" w:firstRowFirstColumn="0" w:firstRowLastColumn="0" w:lastRowFirstColumn="0" w:lastRowLastColumn="0"/>
             </w:pPr>
-            <w:proofErr w:type="gramStart"/>
             <w:r>
               <w:t>yes</w:t>
             </w:r>
-            <w:proofErr w:type="gramEnd"/>
           </w:p>
         </w:tc>
         <w:tc>
@@ -4850,11 +4966,9 @@
               <w:pStyle w:val="BITTabelle"/>
               <w:cnfStyle w:val="000000000000" w:firstRow="0" w:lastRow="0" w:firstColumn="0" w:lastColumn="0" w:oddVBand="0" w:evenVBand="0" w:oddHBand="0" w:evenHBand="0" w:firstRowFirstColumn="0" w:firstRowLastColumn="0" w:lastRowFirstColumn="0" w:lastRowLastColumn="0"/>
             </w:pPr>
-            <w:proofErr w:type="gramStart"/>
             <w:r>
               <w:t>yes</w:t>
             </w:r>
-            <w:proofErr w:type="gramEnd"/>
           </w:p>
         </w:tc>
       </w:tr>
@@ -4869,7 +4983,7 @@
           </w:tcPr>
           <w:p>
             <w:pPr>
-              <w:pStyle w:val="BITTabelle"/>
+              <w:pStyle w:val="BITTabellentitel"/>
             </w:pPr>
             <w:r>
               <w:t>Directory</w:t>
@@ -4885,13 +4999,9 @@
               <w:pStyle w:val="BITTabelle"/>
               <w:cnfStyle w:val="000000000000" w:firstRow="0" w:lastRow="0" w:firstColumn="0" w:lastColumn="0" w:oddVBand="0" w:evenVBand="0" w:oddHBand="0" w:evenHBand="0" w:firstRowFirstColumn="0" w:firstRowLastColumn="0" w:lastRowFirstColumn="0" w:lastRowLastColumn="0"/>
             </w:pPr>
-            <w:proofErr w:type="spellStart"/>
-            <w:proofErr w:type="gramStart"/>
             <w:r>
               <w:t>dir</w:t>
             </w:r>
-            <w:proofErr w:type="spellEnd"/>
-            <w:proofErr w:type="gramEnd"/>
           </w:p>
         </w:tc>
         <w:tc>
@@ -4903,11 +5013,9 @@
               <w:pStyle w:val="BITTabelle"/>
               <w:cnfStyle w:val="000000000000" w:firstRow="0" w:lastRow="0" w:firstColumn="0" w:lastColumn="0" w:oddVBand="0" w:evenVBand="0" w:oddHBand="0" w:evenHBand="0" w:firstRowFirstColumn="0" w:firstRowLastColumn="0" w:lastRowFirstColumn="0" w:lastRowLastColumn="0"/>
             </w:pPr>
-            <w:proofErr w:type="gramStart"/>
             <w:r>
               <w:t>file</w:t>
             </w:r>
-            <w:proofErr w:type="gramEnd"/>
           </w:p>
         </w:tc>
         <w:tc>
@@ -4919,11 +5027,9 @@
               <w:pStyle w:val="BITTabelle"/>
               <w:cnfStyle w:val="000000000000" w:firstRow="0" w:lastRow="0" w:firstColumn="0" w:lastColumn="0" w:oddVBand="0" w:evenVBand="0" w:oddHBand="0" w:evenHBand="0" w:firstRowFirstColumn="0" w:firstRowLastColumn="0" w:lastRowFirstColumn="0" w:lastRowLastColumn="0"/>
             </w:pPr>
-            <w:proofErr w:type="gramStart"/>
             <w:r>
               <w:t>no</w:t>
             </w:r>
-            <w:proofErr w:type="gramEnd"/>
           </w:p>
         </w:tc>
         <w:tc>
@@ -4935,11 +5041,9 @@
               <w:pStyle w:val="BITTabelle"/>
               <w:cnfStyle w:val="000000000000" w:firstRow="0" w:lastRow="0" w:firstColumn="0" w:lastColumn="0" w:oddVBand="0" w:evenVBand="0" w:oddHBand="0" w:evenHBand="0" w:firstRowFirstColumn="0" w:firstRowLastColumn="0" w:lastRowFirstColumn="0" w:lastRowLastColumn="0"/>
             </w:pPr>
-            <w:proofErr w:type="gramStart"/>
             <w:r>
               <w:t>yes</w:t>
             </w:r>
-            <w:proofErr w:type="gramEnd"/>
             <w:r>
               <w:rPr>
                 <w:vertAlign w:val="superscript"/>
@@ -4957,11 +5061,9 @@
               <w:pStyle w:val="BITTabelle"/>
               <w:cnfStyle w:val="000000000000" w:firstRow="0" w:lastRow="0" w:firstColumn="0" w:lastColumn="0" w:oddVBand="0" w:evenVBand="0" w:oddHBand="0" w:evenHBand="0" w:firstRowFirstColumn="0" w:firstRowLastColumn="0" w:lastRowFirstColumn="0" w:lastRowLastColumn="0"/>
             </w:pPr>
-            <w:proofErr w:type="gramStart"/>
             <w:r>
               <w:t>yes</w:t>
             </w:r>
-            <w:proofErr w:type="gramEnd"/>
           </w:p>
         </w:tc>
       </w:tr>
@@ -4976,7 +5078,7 @@
           </w:tcPr>
           <w:p>
             <w:pPr>
-              <w:pStyle w:val="BITTabelle"/>
+              <w:pStyle w:val="BITTabellentitel"/>
             </w:pPr>
             <w:r>
               <w:t>BTRFS</w:t>
@@ -4992,13 +5094,9 @@
               <w:pStyle w:val="BITTabelle"/>
               <w:cnfStyle w:val="000000000000" w:firstRow="0" w:lastRow="0" w:firstColumn="0" w:lastColumn="0" w:oddVBand="0" w:evenVBand="0" w:oddHBand="0" w:evenHBand="0" w:firstRowFirstColumn="0" w:firstRowLastColumn="0" w:lastRowFirstColumn="0" w:lastRowLastColumn="0"/>
             </w:pPr>
-            <w:proofErr w:type="spellStart"/>
-            <w:proofErr w:type="gramStart"/>
             <w:r>
               <w:t>btrfs</w:t>
             </w:r>
-            <w:proofErr w:type="spellEnd"/>
-            <w:proofErr w:type="gramEnd"/>
           </w:p>
         </w:tc>
         <w:tc>
@@ -5010,11 +5108,9 @@
               <w:pStyle w:val="BITTabelle"/>
               <w:cnfStyle w:val="000000000000" w:firstRow="0" w:lastRow="0" w:firstColumn="0" w:lastColumn="0" w:oddVBand="0" w:evenVBand="0" w:oddHBand="0" w:evenHBand="0" w:firstRowFirstColumn="0" w:firstRowLastColumn="0" w:lastRowFirstColumn="0" w:lastRowLastColumn="0"/>
             </w:pPr>
-            <w:proofErr w:type="gramStart"/>
             <w:r>
               <w:t>file</w:t>
             </w:r>
-            <w:proofErr w:type="gramEnd"/>
           </w:p>
         </w:tc>
         <w:tc>
@@ -5026,11 +5122,9 @@
               <w:pStyle w:val="BITTabelle"/>
               <w:cnfStyle w:val="000000000000" w:firstRow="0" w:lastRow="0" w:firstColumn="0" w:lastColumn="0" w:oddVBand="0" w:evenVBand="0" w:oddHBand="0" w:evenHBand="0" w:firstRowFirstColumn="0" w:firstRowLastColumn="0" w:lastRowFirstColumn="0" w:lastRowLastColumn="0"/>
             </w:pPr>
-            <w:proofErr w:type="gramStart"/>
             <w:r>
               <w:t>no</w:t>
             </w:r>
-            <w:proofErr w:type="gramEnd"/>
           </w:p>
         </w:tc>
         <w:tc>
@@ -5042,11 +5136,9 @@
               <w:pStyle w:val="BITTabelle"/>
               <w:cnfStyle w:val="000000000000" w:firstRow="0" w:lastRow="0" w:firstColumn="0" w:lastColumn="0" w:oddVBand="0" w:evenVBand="0" w:oddHBand="0" w:evenHBand="0" w:firstRowFirstColumn="0" w:firstRowLastColumn="0" w:lastRowFirstColumn="0" w:lastRowLastColumn="0"/>
             </w:pPr>
-            <w:proofErr w:type="gramStart"/>
             <w:r>
               <w:t>yes</w:t>
             </w:r>
-            <w:proofErr w:type="gramEnd"/>
           </w:p>
         </w:tc>
         <w:tc>
@@ -5081,7 +5173,7 @@
           </w:tcPr>
           <w:p>
             <w:pPr>
-              <w:pStyle w:val="BITTabelle"/>
+              <w:pStyle w:val="BITTabellentitel"/>
             </w:pPr>
             <w:r>
               <w:t>NFS</w:t>
@@ -5097,13 +5189,9 @@
               <w:pStyle w:val="BITTabelle"/>
               <w:cnfStyle w:val="000000000000" w:firstRow="0" w:lastRow="0" w:firstColumn="0" w:lastColumn="0" w:oddVBand="0" w:evenVBand="0" w:oddHBand="0" w:evenHBand="0" w:firstRowFirstColumn="0" w:firstRowLastColumn="0" w:lastRowFirstColumn="0" w:lastRowLastColumn="0"/>
             </w:pPr>
-            <w:proofErr w:type="spellStart"/>
-            <w:proofErr w:type="gramStart"/>
             <w:r>
               <w:t>nfs</w:t>
             </w:r>
-            <w:proofErr w:type="spellEnd"/>
-            <w:proofErr w:type="gramEnd"/>
           </w:p>
         </w:tc>
         <w:tc>
@@ -5115,11 +5203,9 @@
               <w:pStyle w:val="BITTabelle"/>
               <w:cnfStyle w:val="000000000000" w:firstRow="0" w:lastRow="0" w:firstColumn="0" w:lastColumn="0" w:oddVBand="0" w:evenVBand="0" w:oddHBand="0" w:evenHBand="0" w:firstRowFirstColumn="0" w:firstRowLastColumn="0" w:lastRowFirstColumn="0" w:lastRowLastColumn="0"/>
             </w:pPr>
-            <w:proofErr w:type="gramStart"/>
             <w:r>
               <w:t>file</w:t>
             </w:r>
-            <w:proofErr w:type="gramEnd"/>
           </w:p>
         </w:tc>
         <w:tc>
@@ -5131,11 +5217,9 @@
               <w:pStyle w:val="BITTabelle"/>
               <w:cnfStyle w:val="000000000000" w:firstRow="0" w:lastRow="0" w:firstColumn="0" w:lastColumn="0" w:oddVBand="0" w:evenVBand="0" w:oddHBand="0" w:evenHBand="0" w:firstRowFirstColumn="0" w:firstRowLastColumn="0" w:lastRowFirstColumn="0" w:lastRowLastColumn="0"/>
             </w:pPr>
-            <w:proofErr w:type="gramStart"/>
             <w:r>
               <w:t>yes</w:t>
             </w:r>
-            <w:proofErr w:type="gramEnd"/>
           </w:p>
         </w:tc>
         <w:tc>
@@ -5147,11 +5231,9 @@
               <w:pStyle w:val="BITTabelle"/>
               <w:cnfStyle w:val="000000000000" w:firstRow="0" w:lastRow="0" w:firstColumn="0" w:lastColumn="0" w:oddVBand="0" w:evenVBand="0" w:oddHBand="0" w:evenHBand="0" w:firstRowFirstColumn="0" w:firstRowLastColumn="0" w:lastRowFirstColumn="0" w:lastRowLastColumn="0"/>
             </w:pPr>
-            <w:proofErr w:type="gramStart"/>
             <w:r>
               <w:t>yes</w:t>
             </w:r>
-            <w:proofErr w:type="gramEnd"/>
             <w:r>
               <w:rPr>
                 <w:vertAlign w:val="superscript"/>
@@ -5169,11 +5251,9 @@
               <w:pStyle w:val="BITTabelle"/>
               <w:cnfStyle w:val="000000000000" w:firstRow="0" w:lastRow="0" w:firstColumn="0" w:lastColumn="0" w:oddVBand="0" w:evenVBand="0" w:oddHBand="0" w:evenHBand="0" w:firstRowFirstColumn="0" w:firstRowLastColumn="0" w:lastRowFirstColumn="0" w:lastRowLastColumn="0"/>
             </w:pPr>
-            <w:proofErr w:type="gramStart"/>
             <w:r>
               <w:t>yes</w:t>
             </w:r>
-            <w:proofErr w:type="gramEnd"/>
           </w:p>
         </w:tc>
       </w:tr>
@@ -5188,7 +5268,7 @@
           </w:tcPr>
           <w:p>
             <w:pPr>
-              <w:pStyle w:val="BITTabelle"/>
+              <w:pStyle w:val="BITTabellentitel"/>
             </w:pPr>
             <w:r>
               <w:t>CIFS</w:t>
@@ -5204,13 +5284,9 @@
               <w:pStyle w:val="BITTabelle"/>
               <w:cnfStyle w:val="000000000000" w:firstRow="0" w:lastRow="0" w:firstColumn="0" w:lastColumn="0" w:oddVBand="0" w:evenVBand="0" w:oddHBand="0" w:evenHBand="0" w:firstRowFirstColumn="0" w:firstRowLastColumn="0" w:lastRowFirstColumn="0" w:lastRowLastColumn="0"/>
             </w:pPr>
-            <w:proofErr w:type="spellStart"/>
-            <w:proofErr w:type="gramStart"/>
             <w:r>
               <w:t>cifs</w:t>
             </w:r>
-            <w:proofErr w:type="spellEnd"/>
-            <w:proofErr w:type="gramEnd"/>
           </w:p>
         </w:tc>
         <w:tc>
@@ -5222,11 +5298,9 @@
               <w:pStyle w:val="BITTabelle"/>
               <w:cnfStyle w:val="000000000000" w:firstRow="0" w:lastRow="0" w:firstColumn="0" w:lastColumn="0" w:oddVBand="0" w:evenVBand="0" w:oddHBand="0" w:evenHBand="0" w:firstRowFirstColumn="0" w:firstRowLastColumn="0" w:lastRowFirstColumn="0" w:lastRowLastColumn="0"/>
             </w:pPr>
-            <w:proofErr w:type="gramStart"/>
             <w:r>
               <w:t>file</w:t>
             </w:r>
-            <w:proofErr w:type="gramEnd"/>
           </w:p>
         </w:tc>
         <w:tc>
@@ -5238,11 +5312,9 @@
               <w:pStyle w:val="BITTabelle"/>
               <w:cnfStyle w:val="000000000000" w:firstRow="0" w:lastRow="0" w:firstColumn="0" w:lastColumn="0" w:oddVBand="0" w:evenVBand="0" w:oddHBand="0" w:evenHBand="0" w:firstRowFirstColumn="0" w:firstRowLastColumn="0" w:lastRowFirstColumn="0" w:lastRowLastColumn="0"/>
             </w:pPr>
-            <w:proofErr w:type="gramStart"/>
             <w:r>
               <w:t>yes</w:t>
             </w:r>
-            <w:proofErr w:type="gramEnd"/>
           </w:p>
         </w:tc>
         <w:tc>
@@ -5254,11 +5326,9 @@
               <w:pStyle w:val="BITTabelle"/>
               <w:cnfStyle w:val="000000000000" w:firstRow="0" w:lastRow="0" w:firstColumn="0" w:lastColumn="0" w:oddVBand="0" w:evenVBand="0" w:oddHBand="0" w:evenHBand="0" w:firstRowFirstColumn="0" w:firstRowLastColumn="0" w:lastRowFirstColumn="0" w:lastRowLastColumn="0"/>
             </w:pPr>
-            <w:proofErr w:type="gramStart"/>
             <w:r>
               <w:t>yes</w:t>
             </w:r>
-            <w:proofErr w:type="gramEnd"/>
             <w:r>
               <w:rPr>
                 <w:vertAlign w:val="superscript"/>
@@ -5276,11 +5346,9 @@
               <w:pStyle w:val="BITTabelle"/>
               <w:cnfStyle w:val="000000000000" w:firstRow="0" w:lastRow="0" w:firstColumn="0" w:lastColumn="0" w:oddVBand="0" w:evenVBand="0" w:oddHBand="0" w:evenHBand="0" w:firstRowFirstColumn="0" w:firstRowLastColumn="0" w:lastRowFirstColumn="0" w:lastRowLastColumn="0"/>
             </w:pPr>
-            <w:proofErr w:type="gramStart"/>
             <w:r>
               <w:t>yes</w:t>
             </w:r>
-            <w:proofErr w:type="gramEnd"/>
           </w:p>
         </w:tc>
       </w:tr>
@@ -5295,7 +5363,7 @@
           </w:tcPr>
           <w:p>
             <w:pPr>
-              <w:pStyle w:val="BITTabelle"/>
+              <w:pStyle w:val="BITTabellentitel"/>
             </w:pPr>
             <w:r>
               <w:t>Proxmox Backup</w:t>
@@ -5311,11 +5379,9 @@
               <w:pStyle w:val="BITTabelle"/>
               <w:cnfStyle w:val="000000000000" w:firstRow="0" w:lastRow="0" w:firstColumn="0" w:lastColumn="0" w:oddVBand="0" w:evenVBand="0" w:oddHBand="0" w:evenHBand="0" w:firstRowFirstColumn="0" w:firstRowLastColumn="0" w:lastRowFirstColumn="0" w:lastRowLastColumn="0"/>
             </w:pPr>
-            <w:proofErr w:type="gramStart"/>
             <w:r>
               <w:t>pbs</w:t>
             </w:r>
-            <w:proofErr w:type="gramEnd"/>
           </w:p>
         </w:tc>
         <w:tc>
@@ -5327,13 +5393,9 @@
               <w:pStyle w:val="BITTabelle"/>
               <w:cnfStyle w:val="000000000000" w:firstRow="0" w:lastRow="0" w:firstColumn="0" w:lastColumn="0" w:oddVBand="0" w:evenVBand="0" w:oddHBand="0" w:evenHBand="0" w:firstRowFirstColumn="0" w:firstRowLastColumn="0" w:lastRowFirstColumn="0" w:lastRowLastColumn="0"/>
             </w:pPr>
-            <w:proofErr w:type="spellStart"/>
-            <w:proofErr w:type="gramStart"/>
             <w:r>
               <w:t>both</w:t>
             </w:r>
-            <w:proofErr w:type="spellEnd"/>
-            <w:proofErr w:type="gramEnd"/>
           </w:p>
         </w:tc>
         <w:tc>
@@ -5345,11 +5407,9 @@
               <w:pStyle w:val="BITTabelle"/>
               <w:cnfStyle w:val="000000000000" w:firstRow="0" w:lastRow="0" w:firstColumn="0" w:lastColumn="0" w:oddVBand="0" w:evenVBand="0" w:oddHBand="0" w:evenHBand="0" w:firstRowFirstColumn="0" w:firstRowLastColumn="0" w:lastRowFirstColumn="0" w:lastRowLastColumn="0"/>
             </w:pPr>
-            <w:proofErr w:type="gramStart"/>
             <w:r>
               <w:t>yes</w:t>
             </w:r>
-            <w:proofErr w:type="gramEnd"/>
           </w:p>
         </w:tc>
         <w:tc>
@@ -5361,13 +5421,8 @@
               <w:pStyle w:val="BITTabelle"/>
               <w:cnfStyle w:val="000000000000" w:firstRow="0" w:lastRow="0" w:firstColumn="0" w:lastColumn="0" w:oddVBand="0" w:evenVBand="0" w:oddHBand="0" w:evenHBand="0" w:firstRowFirstColumn="0" w:firstRowLastColumn="0" w:lastRowFirstColumn="0" w:lastRowLastColumn="0"/>
             </w:pPr>
-            <w:proofErr w:type="gramStart"/>
-            <w:r>
-              <w:t>n</w:t>
-            </w:r>
-            <w:proofErr w:type="gramEnd"/>
-            <w:r>
-              <w:t>/a</w:t>
+            <w:r>
+              <w:t>n/a</w:t>
             </w:r>
           </w:p>
         </w:tc>
@@ -5380,11 +5435,9 @@
               <w:pStyle w:val="BITTabelle"/>
               <w:cnfStyle w:val="000000000000" w:firstRow="0" w:lastRow="0" w:firstColumn="0" w:lastColumn="0" w:oddVBand="0" w:evenVBand="0" w:oddHBand="0" w:evenHBand="0" w:firstRowFirstColumn="0" w:firstRowLastColumn="0" w:lastRowFirstColumn="0" w:lastRowLastColumn="0"/>
             </w:pPr>
-            <w:proofErr w:type="gramStart"/>
             <w:r>
               <w:t>yes</w:t>
             </w:r>
-            <w:proofErr w:type="gramEnd"/>
           </w:p>
         </w:tc>
       </w:tr>
@@ -5399,13 +5452,11 @@
           </w:tcPr>
           <w:p>
             <w:pPr>
-              <w:pStyle w:val="BITTabelle"/>
-            </w:pPr>
-            <w:proofErr w:type="spellStart"/>
+              <w:pStyle w:val="BITTabellentitel"/>
+            </w:pPr>
             <w:r>
               <w:t>CephFS</w:t>
             </w:r>
-            <w:proofErr w:type="spellEnd"/>
           </w:p>
         </w:tc>
         <w:tc>
@@ -5417,13 +5468,9 @@
               <w:pStyle w:val="BITTabelle"/>
               <w:cnfStyle w:val="000000000000" w:firstRow="0" w:lastRow="0" w:firstColumn="0" w:lastColumn="0" w:oddVBand="0" w:evenVBand="0" w:oddHBand="0" w:evenHBand="0" w:firstRowFirstColumn="0" w:firstRowLastColumn="0" w:lastRowFirstColumn="0" w:lastRowLastColumn="0"/>
             </w:pPr>
-            <w:proofErr w:type="spellStart"/>
-            <w:proofErr w:type="gramStart"/>
             <w:r>
               <w:t>cephfs</w:t>
             </w:r>
-            <w:proofErr w:type="spellEnd"/>
-            <w:proofErr w:type="gramEnd"/>
           </w:p>
         </w:tc>
         <w:tc>
@@ -5435,11 +5482,9 @@
               <w:pStyle w:val="BITTabelle"/>
               <w:cnfStyle w:val="000000000000" w:firstRow="0" w:lastRow="0" w:firstColumn="0" w:lastColumn="0" w:oddVBand="0" w:evenVBand="0" w:oddHBand="0" w:evenHBand="0" w:firstRowFirstColumn="0" w:firstRowLastColumn="0" w:lastRowFirstColumn="0" w:lastRowLastColumn="0"/>
             </w:pPr>
-            <w:proofErr w:type="gramStart"/>
             <w:r>
               <w:t>file</w:t>
             </w:r>
-            <w:proofErr w:type="gramEnd"/>
           </w:p>
         </w:tc>
         <w:tc>
@@ -5451,11 +5496,9 @@
               <w:pStyle w:val="BITTabelle"/>
               <w:cnfStyle w:val="000000000000" w:firstRow="0" w:lastRow="0" w:firstColumn="0" w:lastColumn="0" w:oddVBand="0" w:evenVBand="0" w:oddHBand="0" w:evenHBand="0" w:firstRowFirstColumn="0" w:firstRowLastColumn="0" w:lastRowFirstColumn="0" w:lastRowLastColumn="0"/>
             </w:pPr>
-            <w:proofErr w:type="gramStart"/>
             <w:r>
               <w:t>yes</w:t>
             </w:r>
-            <w:proofErr w:type="gramEnd"/>
           </w:p>
         </w:tc>
         <w:tc>
@@ -5467,11 +5510,9 @@
               <w:pStyle w:val="BITTabelle"/>
               <w:cnfStyle w:val="000000000000" w:firstRow="0" w:lastRow="0" w:firstColumn="0" w:lastColumn="0" w:oddVBand="0" w:evenVBand="0" w:oddHBand="0" w:evenHBand="0" w:firstRowFirstColumn="0" w:firstRowLastColumn="0" w:lastRowFirstColumn="0" w:lastRowLastColumn="0"/>
             </w:pPr>
-            <w:proofErr w:type="gramStart"/>
             <w:r>
               <w:t>yes</w:t>
             </w:r>
-            <w:proofErr w:type="gramEnd"/>
           </w:p>
         </w:tc>
         <w:tc>
@@ -5483,11 +5524,9 @@
               <w:pStyle w:val="BITTabelle"/>
               <w:cnfStyle w:val="000000000000" w:firstRow="0" w:lastRow="0" w:firstColumn="0" w:lastColumn="0" w:oddVBand="0" w:evenVBand="0" w:oddHBand="0" w:evenHBand="0" w:firstRowFirstColumn="0" w:firstRowLastColumn="0" w:lastRowFirstColumn="0" w:lastRowLastColumn="0"/>
             </w:pPr>
-            <w:proofErr w:type="gramStart"/>
             <w:r>
               <w:t>yes</w:t>
             </w:r>
-            <w:proofErr w:type="gramEnd"/>
           </w:p>
         </w:tc>
       </w:tr>
@@ -5502,7 +5541,7 @@
           </w:tcPr>
           <w:p>
             <w:pPr>
-              <w:pStyle w:val="BITTabelle"/>
+              <w:pStyle w:val="BITTabellentitel"/>
             </w:pPr>
             <w:r>
               <w:t>LVM</w:t>
@@ -5518,13 +5557,9 @@
               <w:pStyle w:val="BITTabelle"/>
               <w:cnfStyle w:val="000000000000" w:firstRow="0" w:lastRow="0" w:firstColumn="0" w:lastColumn="0" w:oddVBand="0" w:evenVBand="0" w:oddHBand="0" w:evenHBand="0" w:firstRowFirstColumn="0" w:firstRowLastColumn="0" w:lastRowFirstColumn="0" w:lastRowLastColumn="0"/>
             </w:pPr>
-            <w:proofErr w:type="spellStart"/>
-            <w:proofErr w:type="gramStart"/>
             <w:r>
               <w:t>lvm</w:t>
             </w:r>
-            <w:proofErr w:type="spellEnd"/>
-            <w:proofErr w:type="gramEnd"/>
           </w:p>
         </w:tc>
         <w:tc>
@@ -5536,11 +5571,9 @@
               <w:pStyle w:val="BITTabelle"/>
               <w:cnfStyle w:val="000000000000" w:firstRow="0" w:lastRow="0" w:firstColumn="0" w:lastColumn="0" w:oddVBand="0" w:evenVBand="0" w:oddHBand="0" w:evenHBand="0" w:firstRowFirstColumn="0" w:firstRowLastColumn="0" w:lastRowFirstColumn="0" w:lastRowLastColumn="0"/>
             </w:pPr>
-            <w:proofErr w:type="gramStart"/>
             <w:r>
               <w:t>block</w:t>
             </w:r>
-            <w:proofErr w:type="gramEnd"/>
           </w:p>
         </w:tc>
         <w:tc>
@@ -5552,11 +5585,9 @@
               <w:pStyle w:val="BITTabelle"/>
               <w:cnfStyle w:val="000000000000" w:firstRow="0" w:lastRow="0" w:firstColumn="0" w:lastColumn="0" w:oddVBand="0" w:evenVBand="0" w:oddHBand="0" w:evenHBand="0" w:firstRowFirstColumn="0" w:firstRowLastColumn="0" w:lastRowFirstColumn="0" w:lastRowLastColumn="0"/>
             </w:pPr>
-            <w:proofErr w:type="gramStart"/>
             <w:r>
               <w:t>no</w:t>
             </w:r>
-            <w:proofErr w:type="gramEnd"/>
             <w:r>
               <w:rPr>
                 <w:vertAlign w:val="superscript"/>
@@ -5574,11 +5605,9 @@
               <w:pStyle w:val="BITTabelle"/>
               <w:cnfStyle w:val="000000000000" w:firstRow="0" w:lastRow="0" w:firstColumn="0" w:lastColumn="0" w:oddVBand="0" w:evenVBand="0" w:oddHBand="0" w:evenHBand="0" w:firstRowFirstColumn="0" w:firstRowLastColumn="0" w:lastRowFirstColumn="0" w:lastRowLastColumn="0"/>
             </w:pPr>
-            <w:proofErr w:type="gramStart"/>
             <w:r>
               <w:t>yes</w:t>
             </w:r>
-            <w:proofErr w:type="gramEnd"/>
             <w:r>
               <w:rPr>
                 <w:vertAlign w:val="superscript"/>
@@ -5596,11 +5625,9 @@
               <w:pStyle w:val="BITTabelle"/>
               <w:cnfStyle w:val="000000000000" w:firstRow="0" w:lastRow="0" w:firstColumn="0" w:lastColumn="0" w:oddVBand="0" w:evenVBand="0" w:oddHBand="0" w:evenHBand="0" w:firstRowFirstColumn="0" w:firstRowLastColumn="0" w:lastRowFirstColumn="0" w:lastRowLastColumn="0"/>
             </w:pPr>
-            <w:proofErr w:type="gramStart"/>
             <w:r>
               <w:t>yes</w:t>
             </w:r>
-            <w:proofErr w:type="gramEnd"/>
           </w:p>
         </w:tc>
       </w:tr>
@@ -5615,16 +5642,11 @@
           </w:tcPr>
           <w:p>
             <w:pPr>
-              <w:pStyle w:val="BITTabelle"/>
-            </w:pPr>
-            <w:r>
-              <w:t>LVM-</w:t>
-            </w:r>
-            <w:proofErr w:type="spellStart"/>
-            <w:r>
-              <w:t>thin</w:t>
-            </w:r>
-            <w:proofErr w:type="spellEnd"/>
+              <w:pStyle w:val="BITTabellentitel"/>
+            </w:pPr>
+            <w:r>
+              <w:t>LVM-thin</w:t>
+            </w:r>
           </w:p>
         </w:tc>
         <w:tc>
@@ -5636,13 +5658,9 @@
               <w:pStyle w:val="BITTabelle"/>
               <w:cnfStyle w:val="000000000000" w:firstRow="0" w:lastRow="0" w:firstColumn="0" w:lastColumn="0" w:oddVBand="0" w:evenVBand="0" w:oddHBand="0" w:evenHBand="0" w:firstRowFirstColumn="0" w:firstRowLastColumn="0" w:lastRowFirstColumn="0" w:lastRowLastColumn="0"/>
             </w:pPr>
-            <w:proofErr w:type="spellStart"/>
-            <w:proofErr w:type="gramStart"/>
             <w:r>
               <w:t>lvmthin</w:t>
             </w:r>
-            <w:proofErr w:type="spellEnd"/>
-            <w:proofErr w:type="gramEnd"/>
           </w:p>
         </w:tc>
         <w:tc>
@@ -5654,11 +5672,9 @@
               <w:pStyle w:val="BITTabelle"/>
               <w:cnfStyle w:val="000000000000" w:firstRow="0" w:lastRow="0" w:firstColumn="0" w:lastColumn="0" w:oddVBand="0" w:evenVBand="0" w:oddHBand="0" w:evenHBand="0" w:firstRowFirstColumn="0" w:firstRowLastColumn="0" w:lastRowFirstColumn="0" w:lastRowLastColumn="0"/>
             </w:pPr>
-            <w:proofErr w:type="gramStart"/>
             <w:r>
               <w:t>block</w:t>
             </w:r>
-            <w:proofErr w:type="gramEnd"/>
           </w:p>
         </w:tc>
         <w:tc>
@@ -5670,11 +5686,9 @@
               <w:pStyle w:val="BITTabelle"/>
               <w:cnfStyle w:val="000000000000" w:firstRow="0" w:lastRow="0" w:firstColumn="0" w:lastColumn="0" w:oddVBand="0" w:evenVBand="0" w:oddHBand="0" w:evenHBand="0" w:firstRowFirstColumn="0" w:firstRowLastColumn="0" w:lastRowFirstColumn="0" w:lastRowLastColumn="0"/>
             </w:pPr>
-            <w:proofErr w:type="gramStart"/>
             <w:r>
               <w:t>no</w:t>
             </w:r>
-            <w:proofErr w:type="gramEnd"/>
           </w:p>
         </w:tc>
         <w:tc>
@@ -5686,11 +5700,9 @@
               <w:pStyle w:val="BITTabelle"/>
               <w:cnfStyle w:val="000000000000" w:firstRow="0" w:lastRow="0" w:firstColumn="0" w:lastColumn="0" w:oddVBand="0" w:evenVBand="0" w:oddHBand="0" w:evenHBand="0" w:firstRowFirstColumn="0" w:firstRowLastColumn="0" w:lastRowFirstColumn="0" w:lastRowLastColumn="0"/>
             </w:pPr>
-            <w:proofErr w:type="gramStart"/>
             <w:r>
               <w:t>yes</w:t>
             </w:r>
-            <w:proofErr w:type="gramEnd"/>
           </w:p>
         </w:tc>
         <w:tc>
@@ -5702,11 +5714,9 @@
               <w:pStyle w:val="BITTabelle"/>
               <w:cnfStyle w:val="000000000000" w:firstRow="0" w:lastRow="0" w:firstColumn="0" w:lastColumn="0" w:oddVBand="0" w:evenVBand="0" w:oddHBand="0" w:evenHBand="0" w:firstRowFirstColumn="0" w:firstRowLastColumn="0" w:lastRowFirstColumn="0" w:lastRowLastColumn="0"/>
             </w:pPr>
-            <w:proofErr w:type="gramStart"/>
             <w:r>
               <w:t>yes</w:t>
             </w:r>
-            <w:proofErr w:type="gramEnd"/>
           </w:p>
         </w:tc>
       </w:tr>
@@ -5721,7 +5731,7 @@
           </w:tcPr>
           <w:p>
             <w:pPr>
-              <w:pStyle w:val="BITTabelle"/>
+              <w:pStyle w:val="BITTabellentitel"/>
             </w:pPr>
             <w:r>
               <w:t>iSCSI/kernel</w:t>
@@ -5737,13 +5747,9 @@
               <w:pStyle w:val="BITTabelle"/>
               <w:cnfStyle w:val="000000000000" w:firstRow="0" w:lastRow="0" w:firstColumn="0" w:lastColumn="0" w:oddVBand="0" w:evenVBand="0" w:oddHBand="0" w:evenHBand="0" w:firstRowFirstColumn="0" w:firstRowLastColumn="0" w:lastRowFirstColumn="0" w:lastRowLastColumn="0"/>
             </w:pPr>
-            <w:proofErr w:type="spellStart"/>
-            <w:proofErr w:type="gramStart"/>
             <w:r>
               <w:t>iscsi</w:t>
             </w:r>
-            <w:proofErr w:type="spellEnd"/>
-            <w:proofErr w:type="gramEnd"/>
           </w:p>
         </w:tc>
         <w:tc>
@@ -5755,11 +5761,9 @@
               <w:pStyle w:val="BITTabelle"/>
               <w:cnfStyle w:val="000000000000" w:firstRow="0" w:lastRow="0" w:firstColumn="0" w:lastColumn="0" w:oddVBand="0" w:evenVBand="0" w:oddHBand="0" w:evenHBand="0" w:firstRowFirstColumn="0" w:firstRowLastColumn="0" w:lastRowFirstColumn="0" w:lastRowLastColumn="0"/>
             </w:pPr>
-            <w:proofErr w:type="gramStart"/>
             <w:r>
               <w:t>block</w:t>
             </w:r>
-            <w:proofErr w:type="gramEnd"/>
           </w:p>
         </w:tc>
         <w:tc>
@@ -5771,11 +5775,9 @@
               <w:pStyle w:val="BITTabelle"/>
               <w:cnfStyle w:val="000000000000" w:firstRow="0" w:lastRow="0" w:firstColumn="0" w:lastColumn="0" w:oddVBand="0" w:evenVBand="0" w:oddHBand="0" w:evenHBand="0" w:firstRowFirstColumn="0" w:firstRowLastColumn="0" w:lastRowFirstColumn="0" w:lastRowLastColumn="0"/>
             </w:pPr>
-            <w:proofErr w:type="gramStart"/>
             <w:r>
               <w:t>yes</w:t>
             </w:r>
-            <w:proofErr w:type="gramEnd"/>
           </w:p>
         </w:tc>
         <w:tc>
@@ -5787,11 +5789,9 @@
               <w:pStyle w:val="BITTabelle"/>
               <w:cnfStyle w:val="000000000000" w:firstRow="0" w:lastRow="0" w:firstColumn="0" w:lastColumn="0" w:oddVBand="0" w:evenVBand="0" w:oddHBand="0" w:evenHBand="0" w:firstRowFirstColumn="0" w:firstRowLastColumn="0" w:lastRowFirstColumn="0" w:lastRowLastColumn="0"/>
             </w:pPr>
-            <w:proofErr w:type="gramStart"/>
             <w:r>
               <w:t>no</w:t>
             </w:r>
-            <w:proofErr w:type="gramEnd"/>
           </w:p>
         </w:tc>
         <w:tc>
@@ -5803,11 +5803,9 @@
               <w:pStyle w:val="BITTabelle"/>
               <w:cnfStyle w:val="000000000000" w:firstRow="0" w:lastRow="0" w:firstColumn="0" w:lastColumn="0" w:oddVBand="0" w:evenVBand="0" w:oddHBand="0" w:evenHBand="0" w:firstRowFirstColumn="0" w:firstRowLastColumn="0" w:lastRowFirstColumn="0" w:lastRowLastColumn="0"/>
             </w:pPr>
-            <w:proofErr w:type="gramStart"/>
             <w:r>
               <w:t>yes</w:t>
             </w:r>
-            <w:proofErr w:type="gramEnd"/>
           </w:p>
         </w:tc>
       </w:tr>
@@ -5822,16 +5820,11 @@
           </w:tcPr>
           <w:p>
             <w:pPr>
-              <w:pStyle w:val="BITTabelle"/>
-            </w:pPr>
-            <w:r>
-              <w:t>iSCSI/</w:t>
-            </w:r>
-            <w:proofErr w:type="spellStart"/>
-            <w:r>
-              <w:t>libiscsi</w:t>
-            </w:r>
-            <w:proofErr w:type="spellEnd"/>
+              <w:pStyle w:val="BITTabellentitel"/>
+            </w:pPr>
+            <w:r>
+              <w:t>iSCSI/libiscsi</w:t>
+            </w:r>
           </w:p>
         </w:tc>
         <w:tc>
@@ -5843,13 +5836,9 @@
               <w:pStyle w:val="BITTabelle"/>
               <w:cnfStyle w:val="000000000000" w:firstRow="0" w:lastRow="0" w:firstColumn="0" w:lastColumn="0" w:oddVBand="0" w:evenVBand="0" w:oddHBand="0" w:evenHBand="0" w:firstRowFirstColumn="0" w:firstRowLastColumn="0" w:lastRowFirstColumn="0" w:lastRowLastColumn="0"/>
             </w:pPr>
-            <w:proofErr w:type="spellStart"/>
-            <w:proofErr w:type="gramStart"/>
             <w:r>
               <w:t>iscsidirect</w:t>
             </w:r>
-            <w:proofErr w:type="spellEnd"/>
-            <w:proofErr w:type="gramEnd"/>
           </w:p>
         </w:tc>
         <w:tc>
@@ -5861,11 +5850,9 @@
               <w:pStyle w:val="BITTabelle"/>
               <w:cnfStyle w:val="000000000000" w:firstRow="0" w:lastRow="0" w:firstColumn="0" w:lastColumn="0" w:oddVBand="0" w:evenVBand="0" w:oddHBand="0" w:evenHBand="0" w:firstRowFirstColumn="0" w:firstRowLastColumn="0" w:lastRowFirstColumn="0" w:lastRowLastColumn="0"/>
             </w:pPr>
-            <w:proofErr w:type="gramStart"/>
             <w:r>
               <w:t>block</w:t>
             </w:r>
-            <w:proofErr w:type="gramEnd"/>
           </w:p>
         </w:tc>
         <w:tc>
@@ -5877,11 +5864,9 @@
               <w:pStyle w:val="BITTabelle"/>
               <w:cnfStyle w:val="000000000000" w:firstRow="0" w:lastRow="0" w:firstColumn="0" w:lastColumn="0" w:oddVBand="0" w:evenVBand="0" w:oddHBand="0" w:evenHBand="0" w:firstRowFirstColumn="0" w:firstRowLastColumn="0" w:lastRowFirstColumn="0" w:lastRowLastColumn="0"/>
             </w:pPr>
-            <w:proofErr w:type="gramStart"/>
             <w:r>
               <w:t>yes</w:t>
             </w:r>
-            <w:proofErr w:type="gramEnd"/>
           </w:p>
         </w:tc>
         <w:tc>
@@ -5893,11 +5878,9 @@
               <w:pStyle w:val="BITTabelle"/>
               <w:cnfStyle w:val="000000000000" w:firstRow="0" w:lastRow="0" w:firstColumn="0" w:lastColumn="0" w:oddVBand="0" w:evenVBand="0" w:oddHBand="0" w:evenHBand="0" w:firstRowFirstColumn="0" w:firstRowLastColumn="0" w:lastRowFirstColumn="0" w:lastRowLastColumn="0"/>
             </w:pPr>
-            <w:proofErr w:type="gramStart"/>
             <w:r>
               <w:t>no</w:t>
             </w:r>
-            <w:proofErr w:type="gramEnd"/>
           </w:p>
         </w:tc>
         <w:tc>
@@ -5909,11 +5892,9 @@
               <w:pStyle w:val="BITTabelle"/>
               <w:cnfStyle w:val="000000000000" w:firstRow="0" w:lastRow="0" w:firstColumn="0" w:lastColumn="0" w:oddVBand="0" w:evenVBand="0" w:oddHBand="0" w:evenHBand="0" w:firstRowFirstColumn="0" w:firstRowLastColumn="0" w:lastRowFirstColumn="0" w:lastRowLastColumn="0"/>
             </w:pPr>
-            <w:proofErr w:type="gramStart"/>
             <w:r>
               <w:t>yes</w:t>
             </w:r>
-            <w:proofErr w:type="gramEnd"/>
           </w:p>
         </w:tc>
       </w:tr>
@@ -5928,7 +5909,7 @@
           </w:tcPr>
           <w:p>
             <w:pPr>
-              <w:pStyle w:val="BITTabelle"/>
+              <w:pStyle w:val="BITTabellentitel"/>
             </w:pPr>
             <w:r>
               <w:t>Ceph/RBD</w:t>
@@ -5944,13 +5925,9 @@
               <w:pStyle w:val="BITTabelle"/>
               <w:cnfStyle w:val="000000000000" w:firstRow="0" w:lastRow="0" w:firstColumn="0" w:lastColumn="0" w:oddVBand="0" w:evenVBand="0" w:oddHBand="0" w:evenHBand="0" w:firstRowFirstColumn="0" w:firstRowLastColumn="0" w:lastRowFirstColumn="0" w:lastRowLastColumn="0"/>
             </w:pPr>
-            <w:proofErr w:type="spellStart"/>
-            <w:proofErr w:type="gramStart"/>
             <w:r>
               <w:t>rbd</w:t>
             </w:r>
-            <w:proofErr w:type="spellEnd"/>
-            <w:proofErr w:type="gramEnd"/>
           </w:p>
         </w:tc>
         <w:tc>
@@ -5962,11 +5939,9 @@
               <w:pStyle w:val="BITTabelle"/>
               <w:cnfStyle w:val="000000000000" w:firstRow="0" w:lastRow="0" w:firstColumn="0" w:lastColumn="0" w:oddVBand="0" w:evenVBand="0" w:oddHBand="0" w:evenHBand="0" w:firstRowFirstColumn="0" w:firstRowLastColumn="0" w:lastRowFirstColumn="0" w:lastRowLastColumn="0"/>
             </w:pPr>
-            <w:proofErr w:type="gramStart"/>
             <w:r>
               <w:t>block</w:t>
             </w:r>
-            <w:proofErr w:type="gramEnd"/>
           </w:p>
         </w:tc>
         <w:tc>
@@ -5978,11 +5953,9 @@
               <w:pStyle w:val="BITTabelle"/>
               <w:cnfStyle w:val="000000000000" w:firstRow="0" w:lastRow="0" w:firstColumn="0" w:lastColumn="0" w:oddVBand="0" w:evenVBand="0" w:oddHBand="0" w:evenHBand="0" w:firstRowFirstColumn="0" w:firstRowLastColumn="0" w:lastRowFirstColumn="0" w:lastRowLastColumn="0"/>
             </w:pPr>
-            <w:proofErr w:type="gramStart"/>
             <w:r>
               <w:t>yes</w:t>
             </w:r>
-            <w:proofErr w:type="gramEnd"/>
           </w:p>
         </w:tc>
         <w:tc>
@@ -5994,11 +5967,9 @@
               <w:pStyle w:val="BITTabelle"/>
               <w:cnfStyle w:val="000000000000" w:firstRow="0" w:lastRow="0" w:firstColumn="0" w:lastColumn="0" w:oddVBand="0" w:evenVBand="0" w:oddHBand="0" w:evenHBand="0" w:firstRowFirstColumn="0" w:firstRowLastColumn="0" w:lastRowFirstColumn="0" w:lastRowLastColumn="0"/>
             </w:pPr>
-            <w:proofErr w:type="gramStart"/>
             <w:r>
               <w:t>yes</w:t>
             </w:r>
-            <w:proofErr w:type="gramEnd"/>
           </w:p>
         </w:tc>
         <w:tc>
@@ -6010,11 +5981,9 @@
               <w:pStyle w:val="BITTabelle"/>
               <w:cnfStyle w:val="000000000000" w:firstRow="0" w:lastRow="0" w:firstColumn="0" w:lastColumn="0" w:oddVBand="0" w:evenVBand="0" w:oddHBand="0" w:evenHBand="0" w:firstRowFirstColumn="0" w:firstRowLastColumn="0" w:lastRowFirstColumn="0" w:lastRowLastColumn="0"/>
             </w:pPr>
-            <w:proofErr w:type="gramStart"/>
             <w:r>
               <w:t>yes</w:t>
             </w:r>
-            <w:proofErr w:type="gramEnd"/>
           </w:p>
         </w:tc>
       </w:tr>
@@ -6029,7 +5998,7 @@
           </w:tcPr>
           <w:p>
             <w:pPr>
-              <w:pStyle w:val="BITTabelle"/>
+              <w:pStyle w:val="BITTabellentitel"/>
             </w:pPr>
             <w:r>
               <w:t>ZFS over iSCSI</w:t>
@@ -6045,13 +6014,9 @@
               <w:pStyle w:val="BITTabelle"/>
               <w:cnfStyle w:val="000000000000" w:firstRow="0" w:lastRow="0" w:firstColumn="0" w:lastColumn="0" w:oddVBand="0" w:evenVBand="0" w:oddHBand="0" w:evenHBand="0" w:firstRowFirstColumn="0" w:firstRowLastColumn="0" w:lastRowFirstColumn="0" w:lastRowLastColumn="0"/>
             </w:pPr>
-            <w:proofErr w:type="spellStart"/>
-            <w:proofErr w:type="gramStart"/>
             <w:r>
               <w:t>zfs</w:t>
             </w:r>
-            <w:proofErr w:type="spellEnd"/>
-            <w:proofErr w:type="gramEnd"/>
           </w:p>
         </w:tc>
         <w:tc>
@@ -6063,11 +6028,9 @@
               <w:pStyle w:val="BITTabelle"/>
               <w:cnfStyle w:val="000000000000" w:firstRow="0" w:lastRow="0" w:firstColumn="0" w:lastColumn="0" w:oddVBand="0" w:evenVBand="0" w:oddHBand="0" w:evenHBand="0" w:firstRowFirstColumn="0" w:firstRowLastColumn="0" w:lastRowFirstColumn="0" w:lastRowLastColumn="0"/>
             </w:pPr>
-            <w:proofErr w:type="gramStart"/>
             <w:r>
               <w:t>block</w:t>
             </w:r>
-            <w:proofErr w:type="gramEnd"/>
           </w:p>
         </w:tc>
         <w:tc>
@@ -6079,11 +6042,9 @@
               <w:pStyle w:val="BITTabelle"/>
               <w:cnfStyle w:val="000000000000" w:firstRow="0" w:lastRow="0" w:firstColumn="0" w:lastColumn="0" w:oddVBand="0" w:evenVBand="0" w:oddHBand="0" w:evenHBand="0" w:firstRowFirstColumn="0" w:firstRowLastColumn="0" w:lastRowFirstColumn="0" w:lastRowLastColumn="0"/>
             </w:pPr>
-            <w:proofErr w:type="gramStart"/>
             <w:r>
               <w:t>yes</w:t>
             </w:r>
-            <w:proofErr w:type="gramEnd"/>
           </w:p>
         </w:tc>
         <w:tc>
@@ -6095,11 +6056,9 @@
               <w:pStyle w:val="BITTabelle"/>
               <w:cnfStyle w:val="000000000000" w:firstRow="0" w:lastRow="0" w:firstColumn="0" w:lastColumn="0" w:oddVBand="0" w:evenVBand="0" w:oddHBand="0" w:evenHBand="0" w:firstRowFirstColumn="0" w:firstRowLastColumn="0" w:lastRowFirstColumn="0" w:lastRowLastColumn="0"/>
             </w:pPr>
-            <w:proofErr w:type="gramStart"/>
             <w:r>
               <w:t>yes</w:t>
             </w:r>
-            <w:proofErr w:type="gramEnd"/>
           </w:p>
         </w:tc>
         <w:tc>
@@ -6111,11 +6070,9 @@
               <w:pStyle w:val="BITTabelle"/>
               <w:cnfStyle w:val="000000000000" w:firstRow="0" w:lastRow="0" w:firstColumn="0" w:lastColumn="0" w:oddVBand="0" w:evenVBand="0" w:oddHBand="0" w:evenHBand="0" w:firstRowFirstColumn="0" w:firstRowLastColumn="0" w:lastRowFirstColumn="0" w:lastRowLastColumn="0"/>
             </w:pPr>
-            <w:proofErr w:type="gramStart"/>
             <w:r>
               <w:t>yes</w:t>
             </w:r>
-            <w:proofErr w:type="gramEnd"/>
           </w:p>
         </w:tc>
       </w:tr>
@@ -6136,15 +6093,7 @@
         </w:tabs>
       </w:pPr>
       <w:r>
-        <w:t>Etant donné que l’objectif de ce projet est de travailler avec un cluster, toutes les options qui n’impliquent pas un partage des données entre nodes (colonne « </w:t>
-      </w:r>
-      <w:proofErr w:type="spellStart"/>
-      <w:r>
-        <w:t>shared</w:t>
-      </w:r>
-      <w:proofErr w:type="spellEnd"/>
-      <w:r>
-        <w:t> ») n’est pas envisageable.</w:t>
+        <w:t>Etant donné que l’objectif de ce projet est de travailler avec un cluster, toutes les options qui n’impliquent pas un partage des données entre nodes (colonne « shared ») n’est pas envisageable.</w:t>
       </w:r>
     </w:p>
     <w:p>
@@ -6157,11 +6106,9 @@
       <w:r>
         <w:t xml:space="preserve">La solution iSCSI/kernel permet un stockage externe des données, rendant les nodes </w:t>
       </w:r>
-      <w:proofErr w:type="gramStart"/>
-      <w:r>
-        <w:t>du cluster totalement indépendantes</w:t>
-      </w:r>
-      <w:proofErr w:type="gramEnd"/>
+      <w:r>
+        <w:t>du cluster, totalement indépendantes</w:t>
+      </w:r>
       <w:r>
         <w:t xml:space="preserve"> du stockage. Cependant, cela implique l’utilisation d’un hardware en plus.</w:t>
       </w:r>
@@ -6248,6 +6195,7 @@
     <w:p>
       <w:pPr>
         <w:pStyle w:val="BITTextkrper"/>
+        <w:keepNext/>
       </w:pPr>
       <w:r>
         <w:rPr>
@@ -6299,6 +6247,35 @@
     </w:p>
     <w:p>
       <w:pPr>
+        <w:pStyle w:val="Lgende"/>
+      </w:pPr>
+      <w:r>
+        <w:t xml:space="preserve">Figure </w:t>
+      </w:r>
+      <w:r>
+        <w:fldChar w:fldCharType="begin"/>
+      </w:r>
+      <w:r>
+        <w:instrText xml:space="preserve"> SEQ Figure \* ARABIC </w:instrText>
+      </w:r>
+      <w:r>
+        <w:fldChar w:fldCharType="separate"/>
+      </w:r>
+      <w:r>
+        <w:rPr>
+          <w:noProof/>
+        </w:rPr>
+        <w:t>1</w:t>
+      </w:r>
+      <w:r>
+        <w:fldChar w:fldCharType="end"/>
+      </w:r>
+      <w:r>
+        <w:t xml:space="preserve"> - Schéma explicatif de Ceph (Josh Noll 2024)</w:t>
+      </w:r>
+    </w:p>
+    <w:p>
+      <w:pPr>
         <w:pStyle w:val="Titre4"/>
       </w:pPr>
       <w:r>
@@ -6428,6 +6405,7 @@
         <w:pStyle w:val="BITTextkrper"/>
       </w:pPr>
       <w:r>
+        <w:lastRenderedPageBreak/>
         <w:t>En plus de cela, le firewall intégré de Proxmox permettra d’ajouter des règles, afin d’empêcher</w:t>
       </w:r>
       <w:r>
@@ -6441,13 +6419,12 @@
           <w:rFonts w:eastAsia="Arial"/>
         </w:rPr>
       </w:pPr>
-      <w:bookmarkStart w:id="19" w:name="_Outils_d’automatisation"/>
-      <w:bookmarkEnd w:id="19"/>
+      <w:bookmarkStart w:id="18" w:name="_Outils_d’automatisation"/>
+      <w:bookmarkEnd w:id="18"/>
       <w:r>
         <w:rPr>
           <w:rFonts w:eastAsia="Arial"/>
         </w:rPr>
-        <w:lastRenderedPageBreak/>
         <w:t>Outils d’automatisation</w:t>
       </w:r>
     </w:p>
@@ -6646,7 +6623,6 @@
         </w:rPr>
         <w:t xml:space="preserve"> met en avant </w:t>
       </w:r>
-      <w:proofErr w:type="gramStart"/>
       <w:r>
         <w:rPr>
           <w:rFonts w:eastAsia="Arial"/>
@@ -6657,14 +6633,7 @@
         <w:rPr>
           <w:rFonts w:eastAsia="Arial"/>
         </w:rPr>
-        <w:t>Use</w:t>
-      </w:r>
-      <w:proofErr w:type="gramEnd"/>
-      <w:r>
-        <w:rPr>
-          <w:rFonts w:eastAsia="Arial"/>
-        </w:rPr>
-        <w:t>-Case de l’école des métiers, qui rencontre le besoin de permettre à des enseignants de différentes classes de créer leurs VMs de manière automatisée et respectant les standards d’entreprise.</w:t>
+        <w:t>Use-Case de l’école des métiers, qui rencontre le besoin de permettre à des enseignants de différentes classes de créer leurs VMs de manière automatisée et respectant les standards d’entreprise.</w:t>
       </w:r>
     </w:p>
     <w:p>
@@ -6709,23 +6678,7 @@
               <w:rFonts w:eastAsia="Arial" w:cs="Arial"/>
               <w:color w:val="000000"/>
             </w:rPr>
-            <w:t xml:space="preserve">(Hashicorp, </w:t>
-          </w:r>
-          <w:proofErr w:type="spellStart"/>
-          <w:r>
-            <w:rPr>
-              <w:rFonts w:eastAsia="Arial" w:cs="Arial"/>
-              <w:color w:val="000000"/>
-            </w:rPr>
-            <w:t>n.d</w:t>
-          </w:r>
-          <w:proofErr w:type="spellEnd"/>
-          <w:r>
-            <w:rPr>
-              <w:rFonts w:eastAsia="Arial" w:cs="Arial"/>
-              <w:color w:val="000000"/>
-            </w:rPr>
-            <w:t>.)</w:t>
+            <w:t>(Hashicorp, n.d.)</w:t>
           </w:r>
         </w:sdtContent>
       </w:sdt>
@@ -6773,29 +6726,8 @@
         </w:rPr>
         <w:t xml:space="preserve">Il existe deux principaux providers, </w:t>
       </w:r>
-      <w:proofErr w:type="spellStart"/>
-      <w:r>
-        <w:t>bgp</w:t>
-      </w:r>
-      <w:proofErr w:type="spellEnd"/>
-      <w:r>
-        <w:t>/</w:t>
-      </w:r>
-      <w:proofErr w:type="spellStart"/>
-      <w:r>
-        <w:t>terraform</w:t>
-      </w:r>
-      <w:proofErr w:type="spellEnd"/>
-      <w:r>
-        <w:t>-provider-</w:t>
-      </w:r>
-      <w:proofErr w:type="spellStart"/>
-      <w:r>
-        <w:t>proxmox</w:t>
-      </w:r>
-      <w:proofErr w:type="spellEnd"/>
-      <w:r>
-        <w:t xml:space="preserve"> </w:t>
+      <w:r>
+        <w:t xml:space="preserve">bgp/terraform-provider-proxmox </w:t>
       </w:r>
       <w:sdt>
         <w:sdtPr>
@@ -6815,44 +6747,12 @@
               <w:rFonts w:cs="Arial"/>
               <w:color w:val="000000"/>
             </w:rPr>
-            <w:t>(</w:t>
-          </w:r>
-          <w:proofErr w:type="spellStart"/>
-          <w:r>
-            <w:rPr>
-              <w:rFonts w:cs="Arial"/>
-              <w:color w:val="000000"/>
-            </w:rPr>
-            <w:t>bpg</w:t>
-          </w:r>
-          <w:proofErr w:type="spellEnd"/>
-          <w:r>
-            <w:rPr>
-              <w:rFonts w:cs="Arial"/>
-              <w:color w:val="000000"/>
-            </w:rPr>
-            <w:t xml:space="preserve"> &amp; 153 contributeurs, 2019)</w:t>
+            <w:t>(bpg &amp; 153 contributeurs, 2019)</w:t>
           </w:r>
         </w:sdtContent>
       </w:sdt>
       <w:r>
-        <w:t xml:space="preserve"> ainsi que </w:t>
-      </w:r>
-      <w:proofErr w:type="spellStart"/>
-      <w:r>
-        <w:t>Telmate</w:t>
-      </w:r>
-      <w:proofErr w:type="spellEnd"/>
-      <w:r>
-        <w:t>/</w:t>
-      </w:r>
-      <w:proofErr w:type="spellStart"/>
-      <w:r>
-        <w:t>proxmox</w:t>
-      </w:r>
-      <w:proofErr w:type="spellEnd"/>
-      <w:r>
-        <w:t xml:space="preserve">-api-go </w:t>
+        <w:t xml:space="preserve"> ainsi que Telmate/proxmox-api-go </w:t>
       </w:r>
       <w:sdt>
         <w:sdtPr>
@@ -6872,44 +6772,12 @@
               <w:rFonts w:cs="Arial"/>
               <w:color w:val="000000"/>
             </w:rPr>
-            <w:t>(</w:t>
-          </w:r>
-          <w:proofErr w:type="spellStart"/>
-          <w:r>
-            <w:rPr>
-              <w:rFonts w:cs="Arial"/>
-              <w:color w:val="000000"/>
-            </w:rPr>
-            <w:t>Telmate</w:t>
-          </w:r>
-          <w:proofErr w:type="spellEnd"/>
-          <w:r>
-            <w:rPr>
-              <w:rFonts w:cs="Arial"/>
-              <w:color w:val="000000"/>
-            </w:rPr>
-            <w:t xml:space="preserve"> &amp; 108 contributeurs, 2017)</w:t>
+            <w:t>(Telmate &amp; 108 contributeurs, 2017)</w:t>
           </w:r>
         </w:sdtContent>
       </w:sdt>
       <w:r>
-        <w:t xml:space="preserve">. Les deux compatibles avec Proxmox 9.X, cependant, </w:t>
-      </w:r>
-      <w:proofErr w:type="spellStart"/>
-      <w:r>
-        <w:t>Telmate</w:t>
-      </w:r>
-      <w:proofErr w:type="spellEnd"/>
-      <w:r>
-        <w:t xml:space="preserve"> ne met pas en place la nouvelle API haute disponibilité de Proxmox, ce qui fait pencher la balance vers </w:t>
-      </w:r>
-      <w:proofErr w:type="spellStart"/>
-      <w:r>
-        <w:t>bgp</w:t>
-      </w:r>
-      <w:proofErr w:type="spellEnd"/>
-      <w:r>
-        <w:t xml:space="preserve">, d’autant plus que ce dernier permet nettement plus de gestion des réseaux et sous-réseaux. Il sera donc encore plus simple de gérer les machines. </w:t>
+        <w:t xml:space="preserve">. Les deux compatibles avec Proxmox 9.X, cependant, Telmate ne met pas en place la nouvelle API haute disponibilité de Proxmox, ce qui fait pencher la balance vers bgp, d’autant plus que ce dernier permet nettement plus de gestion des réseaux et sous-réseaux. Il sera donc encore plus simple de gérer les machines. </w:t>
       </w:r>
     </w:p>
     <w:p>
@@ -6923,6 +6791,7 @@
         <w:rPr>
           <w:rFonts w:eastAsia="Arial"/>
         </w:rPr>
+        <w:lastRenderedPageBreak/>
         <w:t>Ansible</w:t>
       </w:r>
     </w:p>
@@ -6939,15 +6808,7 @@
           <w:rFonts w:eastAsia="Arial" w:cs="Arial"/>
           <w:color w:val="000000" w:themeColor="text1"/>
         </w:rPr>
-        <w:t xml:space="preserve">Ansible, quant à lui, est un outil d’installation et de gestion d’OS déjà installés. On se retrouve donc aussi droit dans le thème, étant donné que l’on cherche à ajouter des VMs à un </w:t>
-      </w:r>
-      <w:r>
-        <w:rPr>
-          <w:rFonts w:eastAsia="Arial" w:cs="Arial"/>
-          <w:color w:val="000000" w:themeColor="text1"/>
-        </w:rPr>
-        <w:lastRenderedPageBreak/>
-        <w:t xml:space="preserve">OS </w:t>
+        <w:t xml:space="preserve">Ansible, quant à lui, est un outil d’installation et de gestion d’OS déjà installés. On se retrouve donc aussi droit dans le thème, étant donné que l’on cherche à ajouter des VMs à un OS </w:t>
       </w:r>
       <w:r>
         <w:rPr>
@@ -6981,23 +6842,7 @@
               <w:rFonts w:eastAsia="Arial" w:cs="Arial"/>
               <w:color w:val="000000"/>
             </w:rPr>
-            <w:t xml:space="preserve">(Red Hat - </w:t>
-          </w:r>
-          <w:proofErr w:type="spellStart"/>
-          <w:r>
-            <w:rPr>
-              <w:rFonts w:eastAsia="Arial" w:cs="Arial"/>
-              <w:color w:val="000000"/>
-            </w:rPr>
-            <w:t>Inc</w:t>
-          </w:r>
-          <w:proofErr w:type="spellEnd"/>
-          <w:r>
-            <w:rPr>
-              <w:rFonts w:eastAsia="Arial" w:cs="Arial"/>
-              <w:color w:val="000000"/>
-            </w:rPr>
-            <w:t>, 2022)</w:t>
+            <w:t>(Red Hat - Inc, 2022)</w:t>
           </w:r>
         </w:sdtContent>
       </w:sdt>
@@ -7048,23 +6893,7 @@
               <w:rFonts w:cs="Arial"/>
               <w:color w:val="000000"/>
             </w:rPr>
-            <w:t xml:space="preserve">Red Hat - </w:t>
-          </w:r>
-          <w:proofErr w:type="spellStart"/>
-          <w:r>
-            <w:rPr>
-              <w:rFonts w:cs="Arial"/>
-              <w:color w:val="000000"/>
-            </w:rPr>
-            <w:t>Inc</w:t>
-          </w:r>
-          <w:proofErr w:type="spellEnd"/>
-          <w:r>
-            <w:rPr>
-              <w:rFonts w:cs="Arial"/>
-              <w:color w:val="000000"/>
-            </w:rPr>
-            <w:t xml:space="preserve"> (2022)</w:t>
+            <w:t>Red Hat - Inc (2022)</w:t>
           </w:r>
         </w:sdtContent>
       </w:sdt>
@@ -7145,23 +6974,7 @@
               <w:rFonts w:eastAsia="Arial" w:cs="Arial"/>
               <w:color w:val="000000"/>
             </w:rPr>
-            <w:t xml:space="preserve">(Ansible Project </w:t>
-          </w:r>
-          <w:proofErr w:type="spellStart"/>
-          <w:r>
-            <w:rPr>
-              <w:rFonts w:eastAsia="Arial" w:cs="Arial"/>
-              <w:color w:val="000000"/>
-            </w:rPr>
-            <w:t>Contributors</w:t>
-          </w:r>
-          <w:proofErr w:type="spellEnd"/>
-          <w:r>
-            <w:rPr>
-              <w:rFonts w:eastAsia="Arial" w:cs="Arial"/>
-              <w:color w:val="000000"/>
-            </w:rPr>
-            <w:t>, 2026)</w:t>
+            <w:t>(Ansible Project Contributors, 2026)</w:t>
           </w:r>
         </w:sdtContent>
       </w:sdt>
@@ -7239,39 +7052,7 @@
           <w:rFonts w:eastAsia="Arial" w:cs="Arial"/>
           <w:color w:val="000000" w:themeColor="text1"/>
         </w:rPr>
-        <w:t xml:space="preserve">, concerne le parallélisme. Suivant le </w:t>
-      </w:r>
-      <w:proofErr w:type="spellStart"/>
-      <w:r>
-        <w:rPr>
-          <w:rFonts w:eastAsia="Arial" w:cs="Arial"/>
-          <w:color w:val="000000" w:themeColor="text1"/>
-        </w:rPr>
-        <w:t>playbook</w:t>
-      </w:r>
-      <w:proofErr w:type="spellEnd"/>
-      <w:r>
-        <w:rPr>
-          <w:rFonts w:eastAsia="Arial" w:cs="Arial"/>
-          <w:color w:val="000000" w:themeColor="text1"/>
-        </w:rPr>
-        <w:t xml:space="preserve"> en question, quand plusieurs processus tentent de lire un </w:t>
-      </w:r>
-      <w:proofErr w:type="spellStart"/>
-      <w:r>
-        <w:rPr>
-          <w:rFonts w:eastAsia="Arial" w:cs="Arial"/>
-          <w:color w:val="000000" w:themeColor="text1"/>
-        </w:rPr>
-        <w:t>template</w:t>
-      </w:r>
-      <w:proofErr w:type="spellEnd"/>
-      <w:r>
-        <w:rPr>
-          <w:rFonts w:eastAsia="Arial" w:cs="Arial"/>
-          <w:color w:val="000000" w:themeColor="text1"/>
-        </w:rPr>
-        <w:t xml:space="preserve"> en même temps, un seul y a accès, les autres finissent en time-out. Ce n’est pas difficile à prendre en compte, mais il faut y penser. Un autre problème rencontré par </w:t>
+        <w:t xml:space="preserve">, concerne le parallélisme. Suivant le playbook en question, quand plusieurs processus tentent de lire un template en même temps, un seul y a accès, les autres finissent en time-out. Ce n’est pas difficile à prendre en compte, mais il faut y penser. Un autre problème rencontré par </w:t>
       </w:r>
       <w:sdt>
         <w:sdtPr>
@@ -7300,23 +7081,7 @@
           <w:rFonts w:eastAsia="Arial" w:cs="Arial"/>
           <w:color w:val="000000" w:themeColor="text1"/>
         </w:rPr>
-        <w:t xml:space="preserve"> est l’impossibilité, en tout cas en 2024, de modifier le hardware d’une VM venant d’un </w:t>
-      </w:r>
-      <w:proofErr w:type="spellStart"/>
-      <w:r>
-        <w:rPr>
-          <w:rFonts w:eastAsia="Arial" w:cs="Arial"/>
-          <w:color w:val="000000" w:themeColor="text1"/>
-        </w:rPr>
-        <w:t>template</w:t>
-      </w:r>
-      <w:proofErr w:type="spellEnd"/>
-      <w:r>
-        <w:rPr>
-          <w:rFonts w:eastAsia="Arial" w:cs="Arial"/>
-          <w:color w:val="000000" w:themeColor="text1"/>
-        </w:rPr>
-        <w:t xml:space="preserve">. Il semblerait qu’il existe déjà une solution pour ce problème </w:t>
+        <w:t xml:space="preserve"> est l’impossibilité, en tout cas en 2024, de modifier le hardware d’une VM venant d’un template. Il semblerait qu’il existe déjà une solution pour ce problème </w:t>
       </w:r>
       <w:sdt>
         <w:sdtPr>
@@ -7352,11 +7117,11 @@
       <w:pPr>
         <w:pStyle w:val="Titre2"/>
       </w:pPr>
-      <w:bookmarkStart w:id="20" w:name="_Toc229061873"/>
+      <w:bookmarkStart w:id="19" w:name="_Toc229465347"/>
       <w:r>
         <w:t>Comparaison et choix</w:t>
       </w:r>
-      <w:bookmarkEnd w:id="20"/>
+      <w:bookmarkEnd w:id="19"/>
     </w:p>
     <w:p>
       <w:pPr>
@@ -7391,21 +7156,26 @@
         <w:rPr>
           <w:rFonts w:eastAsia="Arial"/>
         </w:rPr>
-        <w:t xml:space="preserve">Afin de garder une trace des mots de passe utilisés durant le projet, je vais mettre en place une base de données </w:t>
-      </w:r>
-      <w:proofErr w:type="spellStart"/>
+        <w:t>Afin de garder une trace des mots de passe utilisés durant le projet, je vais mettre en place une base de données KeePassXC qui permettra de ne pas noter les mots de passe en clair dans la documentation.</w:t>
+      </w:r>
+    </w:p>
+    <w:p>
+      <w:pPr>
+        <w:pStyle w:val="BITTextkrper"/>
+      </w:pPr>
       <w:r>
         <w:rPr>
           <w:rFonts w:eastAsia="Arial"/>
         </w:rPr>
-        <w:t>KeePassXC</w:t>
-      </w:r>
-      <w:proofErr w:type="spellEnd"/>
-      <w:r>
-        <w:rPr>
-          <w:rFonts w:eastAsia="Arial"/>
-        </w:rPr>
-        <w:t xml:space="preserve"> qui permettra de ne pas noter les mots de passe en clair dans la documentation.</w:t>
+        <w:t>Ces mots de passe seront générés aléatoirement, avec un minimum de dix caractères.</w:t>
+      </w:r>
+    </w:p>
+    <w:p>
+      <w:pPr>
+        <w:pStyle w:val="Titre3"/>
+      </w:pPr>
+      <w:r>
+        <w:t>Stockage rapide et efficace</w:t>
       </w:r>
     </w:p>
     <w:p>
@@ -7413,18 +7183,19 @@
         <w:pStyle w:val="BITTextkrper"/>
       </w:pPr>
       <w:r>
-        <w:rPr>
-          <w:rFonts w:eastAsia="Arial"/>
-        </w:rPr>
-        <w:t>Ces mots de passe seront générés aléatoirement, avec un minimum de dix caractères.</w:t>
-      </w:r>
-    </w:p>
-    <w:p>
-      <w:pPr>
-        <w:pStyle w:val="Titre3"/>
-      </w:pPr>
-      <w:r>
-        <w:t>Stockage rapide et efficace</w:t>
+        <w:t xml:space="preserve">Afin de ne pas surcharger le projet avec des technologies sur lesquelles je n’ai pas de maîtrise, je pense partir sur l’utilisation de 3 nodes </w:t>
+      </w:r>
+      <w:r>
+        <w:t>Nutanix</w:t>
+      </w:r>
+      <w:r>
+        <w:t>. Ces nodes ont un stockage qui permettrait de mettre en place deux VMs Windows Server 2025 avec un stockage de 40GB chacune pour 6 classes en parallèle</w:t>
+      </w:r>
+      <w:r>
+        <w:t xml:space="preserve"> par nodes</w:t>
+      </w:r>
+      <w:r>
+        <w:t>.</w:t>
       </w:r>
     </w:p>
     <w:p>
@@ -7432,37 +7203,17 @@
         <w:pStyle w:val="BITTextkrper"/>
       </w:pPr>
       <w:r>
-        <w:t xml:space="preserve">Afin de ne pas surcharger le projet avec des technologies sur lesquelles je n’ai pas de maîtrise, je pense partir sur l’utilisation de 3 nodes </w:t>
-      </w:r>
-      <w:r>
-        <w:t>Nutanix</w:t>
-      </w:r>
-      <w:r>
-        <w:t>. Ces nodes ont un stockage qui permettrait de mettre en place deux VMs Windows Server 2025 avec un stockage de 40GB chacune pour 6 classes en parallèle</w:t>
-      </w:r>
-      <w:r>
-        <w:t xml:space="preserve"> par nodes</w:t>
-      </w:r>
-      <w:r>
-        <w:t>.</w:t>
-      </w:r>
-    </w:p>
-    <w:p>
-      <w:pPr>
-        <w:pStyle w:val="BITTextkrper"/>
-      </w:pPr>
-      <w:r>
         <w:t xml:space="preserve">Cette décision, en plus de diminuer les risques </w:t>
       </w:r>
       <w:r>
         <w:t>dû</w:t>
       </w:r>
       <w:r>
-        <w:t xml:space="preserve"> au manque de connaissance des SAN NetApp, permet aussi de diminuer les couts en électricités et en maintenance des systèmes. En effet, avec moins d’appareils en fonctionnement, les dépenses seront amoindries aussi. En plus de cela, le rack fourni par l’EMF contient une node Nutanix en plus, permettant une évolutivité rapide et facile en cas de besoin. Il suffira de suivre cette documentation pour </w:t>
+        <w:t xml:space="preserve"> au manque de connaissance des SAN NetApp, permet aussi de diminuer les couts en électricités et en maintenance des systèmes. </w:t>
       </w:r>
       <w:r>
         <w:lastRenderedPageBreak/>
-        <w:t>l’ajout d’une node Proxmox au cluster, permettant d’ajouter environ 10TB de stockage et 500GB de mémoire.</w:t>
+        <w:t>En effet, avec moins d’appareils en fonctionnement, les dépenses seront amoindries aussi. En plus de cela, le rack fourni par l’EMF contient une node Nutanix en plus, permettant une évolutivité rapide et facile en cas de besoin. Il suffira de suivre cette documentation pour l’ajout d’une node Proxmox au cluster, permettant d’ajouter environ 10TB de stockage et 500GB de mémoire.</w:t>
       </w:r>
     </w:p>
     <w:tbl>
@@ -7472,9 +7223,9 @@
         <w:tblLook w:val="04A0" w:firstRow="1" w:lastRow="0" w:firstColumn="1" w:lastColumn="0" w:noHBand="0" w:noVBand="1"/>
       </w:tblPr>
       <w:tblGrid>
-        <w:gridCol w:w="4422"/>
-        <w:gridCol w:w="766"/>
-        <w:gridCol w:w="1500"/>
+        <w:gridCol w:w="4093"/>
+        <w:gridCol w:w="742"/>
+        <w:gridCol w:w="1439"/>
       </w:tblGrid>
       <w:tr>
         <w:trPr>
@@ -7488,7 +7239,7 @@
           </w:tcPr>
           <w:p>
             <w:pPr>
-              <w:pStyle w:val="BITTextkrper"/>
+              <w:pStyle w:val="BITTabellentitel"/>
             </w:pPr>
             <w:r>
               <w:t>Critère</w:t>
@@ -7502,7 +7253,7 @@
           </w:tcPr>
           <w:p>
             <w:pPr>
-              <w:pStyle w:val="BITTextkrper"/>
+              <w:pStyle w:val="BITTabellentitel"/>
               <w:cnfStyle w:val="100000000000" w:firstRow="1" w:lastRow="0" w:firstColumn="0" w:lastColumn="0" w:oddVBand="0" w:evenVBand="0" w:oddHBand="0" w:evenHBand="0" w:firstRowFirstColumn="0" w:firstRowLastColumn="0" w:lastRowFirstColumn="0" w:lastRowLastColumn="0"/>
             </w:pPr>
             <w:r>
@@ -7517,7 +7268,7 @@
           </w:tcPr>
           <w:p>
             <w:pPr>
-              <w:pStyle w:val="BITTextkrper"/>
+              <w:pStyle w:val="BITTabellentitel"/>
               <w:cnfStyle w:val="100000000000" w:firstRow="1" w:lastRow="0" w:firstColumn="0" w:lastColumn="0" w:oddVBand="0" w:evenVBand="0" w:oddHBand="0" w:evenHBand="0" w:firstRowFirstColumn="0" w:firstRowLastColumn="0" w:lastRowFirstColumn="0" w:lastRowLastColumn="0"/>
             </w:pPr>
             <w:r>
@@ -7538,7 +7289,7 @@
           </w:tcPr>
           <w:p>
             <w:pPr>
-              <w:pStyle w:val="BITTextkrper"/>
+              <w:pStyle w:val="BITTabellentitel"/>
             </w:pPr>
             <w:r>
               <w:t>Intégré directement à Proxmox</w:t>
@@ -7552,7 +7303,7 @@
           </w:tcPr>
           <w:p>
             <w:pPr>
-              <w:pStyle w:val="BITTextkrper"/>
+              <w:pStyle w:val="BITTabelle"/>
               <w:cnfStyle w:val="000000100000" w:firstRow="0" w:lastRow="0" w:firstColumn="0" w:lastColumn="0" w:oddVBand="0" w:evenVBand="0" w:oddHBand="1" w:evenHBand="0" w:firstRowFirstColumn="0" w:firstRowLastColumn="0" w:lastRowFirstColumn="0" w:lastRowLastColumn="0"/>
             </w:pPr>
             <w:r>
@@ -7570,7 +7321,7 @@
           </w:tcPr>
           <w:p>
             <w:pPr>
-              <w:pStyle w:val="BITTextkrper"/>
+              <w:pStyle w:val="BITTabelle"/>
               <w:cnfStyle w:val="000000100000" w:firstRow="0" w:lastRow="0" w:firstColumn="0" w:lastColumn="0" w:oddVBand="0" w:evenVBand="0" w:oddHBand="1" w:evenHBand="0" w:firstRowFirstColumn="0" w:firstRowLastColumn="0" w:lastRowFirstColumn="0" w:lastRowLastColumn="0"/>
             </w:pPr>
             <w:r>
@@ -7591,7 +7342,7 @@
           </w:tcPr>
           <w:p>
             <w:pPr>
-              <w:pStyle w:val="BITTextkrper"/>
+              <w:pStyle w:val="BITTabellentitel"/>
             </w:pPr>
             <w:r>
               <w:t>Stockage partagé entre les nœuds</w:t>
@@ -7605,7 +7356,7 @@
           </w:tcPr>
           <w:p>
             <w:pPr>
-              <w:pStyle w:val="BITTextkrper"/>
+              <w:pStyle w:val="BITTabelle"/>
               <w:cnfStyle w:val="000000000000" w:firstRow="0" w:lastRow="0" w:firstColumn="0" w:lastColumn="0" w:oddVBand="0" w:evenVBand="0" w:oddHBand="0" w:evenHBand="0" w:firstRowFirstColumn="0" w:firstRowLastColumn="0" w:lastRowFirstColumn="0" w:lastRowLastColumn="0"/>
             </w:pPr>
             <w:r>
@@ -7623,7 +7374,7 @@
           </w:tcPr>
           <w:p>
             <w:pPr>
-              <w:pStyle w:val="BITTextkrper"/>
+              <w:pStyle w:val="BITTabelle"/>
               <w:cnfStyle w:val="000000000000" w:firstRow="0" w:lastRow="0" w:firstColumn="0" w:lastColumn="0" w:oddVBand="0" w:evenVBand="0" w:oddHBand="0" w:evenHBand="0" w:firstRowFirstColumn="0" w:firstRowLastColumn="0" w:lastRowFirstColumn="0" w:lastRowLastColumn="0"/>
             </w:pPr>
             <w:r>
@@ -7647,7 +7398,7 @@
           </w:tcPr>
           <w:p>
             <w:pPr>
-              <w:pStyle w:val="BITTextkrper"/>
+              <w:pStyle w:val="BITTabellentitel"/>
             </w:pPr>
             <w:r>
               <w:t>Utilisation du stockage local des nœuds</w:t>
@@ -7661,7 +7412,7 @@
           </w:tcPr>
           <w:p>
             <w:pPr>
-              <w:pStyle w:val="BITTextkrper"/>
+              <w:pStyle w:val="BITTabelle"/>
               <w:cnfStyle w:val="000000100000" w:firstRow="0" w:lastRow="0" w:firstColumn="0" w:lastColumn="0" w:oddVBand="0" w:evenVBand="0" w:oddHBand="1" w:evenHBand="0" w:firstRowFirstColumn="0" w:firstRowLastColumn="0" w:lastRowFirstColumn="0" w:lastRowLastColumn="0"/>
             </w:pPr>
             <w:r>
@@ -7679,7 +7430,7 @@
           </w:tcPr>
           <w:p>
             <w:pPr>
-              <w:pStyle w:val="BITTextkrper"/>
+              <w:pStyle w:val="BITTabelle"/>
               <w:cnfStyle w:val="000000100000" w:firstRow="0" w:lastRow="0" w:firstColumn="0" w:lastColumn="0" w:oddVBand="0" w:evenVBand="0" w:oddHBand="1" w:evenHBand="0" w:firstRowFirstColumn="0" w:firstRowLastColumn="0" w:lastRowFirstColumn="0" w:lastRowLastColumn="0"/>
             </w:pPr>
             <w:r>
@@ -7700,7 +7451,7 @@
           </w:tcPr>
           <w:p>
             <w:pPr>
-              <w:pStyle w:val="BITTextkrper"/>
+              <w:pStyle w:val="BITTabellentitel"/>
             </w:pPr>
             <w:r>
               <w:t>Nécessite un stockage externe / SAN</w:t>
@@ -7714,7 +7465,7 @@
           </w:tcPr>
           <w:p>
             <w:pPr>
-              <w:pStyle w:val="BITTextkrper"/>
+              <w:pStyle w:val="BITTabelle"/>
               <w:cnfStyle w:val="000000000000" w:firstRow="0" w:lastRow="0" w:firstColumn="0" w:lastColumn="0" w:oddVBand="0" w:evenVBand="0" w:oddHBand="0" w:evenHBand="0" w:firstRowFirstColumn="0" w:firstRowLastColumn="0" w:lastRowFirstColumn="0" w:lastRowLastColumn="0"/>
             </w:pPr>
             <w:r>
@@ -7732,7 +7483,7 @@
           </w:tcPr>
           <w:p>
             <w:pPr>
-              <w:pStyle w:val="BITTextkrper"/>
+              <w:pStyle w:val="BITTabelle"/>
               <w:cnfStyle w:val="000000000000" w:firstRow="0" w:lastRow="0" w:firstColumn="0" w:lastColumn="0" w:oddVBand="0" w:evenVBand="0" w:oddHBand="0" w:evenHBand="0" w:firstRowFirstColumn="0" w:firstRowLastColumn="0" w:lastRowFirstColumn="0" w:lastRowLastColumn="0"/>
             </w:pPr>
             <w:r>
@@ -7756,7 +7507,7 @@
           </w:tcPr>
           <w:p>
             <w:pPr>
-              <w:pStyle w:val="BITTextkrper"/>
+              <w:pStyle w:val="BITTabellentitel"/>
             </w:pPr>
             <w:r>
               <w:t>Snapshots disponibles</w:t>
@@ -7770,7 +7521,7 @@
           </w:tcPr>
           <w:p>
             <w:pPr>
-              <w:pStyle w:val="BITTextkrper"/>
+              <w:pStyle w:val="BITTabelle"/>
               <w:cnfStyle w:val="000000100000" w:firstRow="0" w:lastRow="0" w:firstColumn="0" w:lastColumn="0" w:oddVBand="0" w:evenVBand="0" w:oddHBand="1" w:evenHBand="0" w:firstRowFirstColumn="0" w:firstRowLastColumn="0" w:lastRowFirstColumn="0" w:lastRowLastColumn="0"/>
             </w:pPr>
             <w:r>
@@ -7788,7 +7539,7 @@
           </w:tcPr>
           <w:p>
             <w:pPr>
-              <w:pStyle w:val="BITTextkrper"/>
+              <w:pStyle w:val="BITTabelle"/>
               <w:cnfStyle w:val="000000100000" w:firstRow="0" w:lastRow="0" w:firstColumn="0" w:lastColumn="0" w:oddVBand="0" w:evenVBand="0" w:oddHBand="1" w:evenHBand="0" w:firstRowFirstColumn="0" w:firstRowLastColumn="0" w:lastRowFirstColumn="0" w:lastRowLastColumn="0"/>
             </w:pPr>
             <w:r>
@@ -7809,7 +7560,7 @@
           </w:tcPr>
           <w:p>
             <w:pPr>
-              <w:pStyle w:val="BITTextkrper"/>
+              <w:pStyle w:val="BITTabellentitel"/>
             </w:pPr>
             <w:r>
               <w:t>Bonne évolutivité</w:t>
@@ -7823,7 +7574,7 @@
           </w:tcPr>
           <w:p>
             <w:pPr>
-              <w:pStyle w:val="BITTextkrper"/>
+              <w:pStyle w:val="BITTabelle"/>
               <w:cnfStyle w:val="000000000000" w:firstRow="0" w:lastRow="0" w:firstColumn="0" w:lastColumn="0" w:oddVBand="0" w:evenVBand="0" w:oddHBand="0" w:evenHBand="0" w:firstRowFirstColumn="0" w:firstRowLastColumn="0" w:lastRowFirstColumn="0" w:lastRowLastColumn="0"/>
             </w:pPr>
             <w:r>
@@ -7841,7 +7592,7 @@
           </w:tcPr>
           <w:p>
             <w:pPr>
-              <w:pStyle w:val="BITTextkrper"/>
+              <w:pStyle w:val="BITTabelle"/>
               <w:cnfStyle w:val="000000000000" w:firstRow="0" w:lastRow="0" w:firstColumn="0" w:lastColumn="0" w:oddVBand="0" w:evenVBand="0" w:oddHBand="0" w:evenHBand="0" w:firstRowFirstColumn="0" w:firstRowLastColumn="0" w:lastRowFirstColumn="0" w:lastRowLastColumn="0"/>
             </w:pPr>
             <w:r>
@@ -7865,7 +7616,7 @@
           </w:tcPr>
           <w:p>
             <w:pPr>
-              <w:pStyle w:val="BITTextkrper"/>
+              <w:pStyle w:val="BITTabellentitel"/>
             </w:pPr>
             <w:r>
               <w:t>Tolérance aux pannes</w:t>
@@ -7879,7 +7630,7 @@
           </w:tcPr>
           <w:p>
             <w:pPr>
-              <w:pStyle w:val="BITTextkrper"/>
+              <w:pStyle w:val="BITTabelle"/>
               <w:cnfStyle w:val="000000100000" w:firstRow="0" w:lastRow="0" w:firstColumn="0" w:lastColumn="0" w:oddVBand="0" w:evenVBand="0" w:oddHBand="1" w:evenHBand="0" w:firstRowFirstColumn="0" w:firstRowLastColumn="0" w:lastRowFirstColumn="0" w:lastRowLastColumn="0"/>
             </w:pPr>
             <w:r>
@@ -7897,7 +7648,7 @@
           </w:tcPr>
           <w:p>
             <w:pPr>
-              <w:pStyle w:val="BITTextkrper"/>
+              <w:pStyle w:val="BITTabelle"/>
               <w:cnfStyle w:val="000000100000" w:firstRow="0" w:lastRow="0" w:firstColumn="0" w:lastColumn="0" w:oddVBand="0" w:evenVBand="0" w:oddHBand="1" w:evenHBand="0" w:firstRowFirstColumn="0" w:firstRowLastColumn="0" w:lastRowFirstColumn="0" w:lastRowLastColumn="0"/>
             </w:pPr>
             <w:r>
@@ -7918,7 +7669,7 @@
           </w:tcPr>
           <w:p>
             <w:pPr>
-              <w:pStyle w:val="BITTextkrper"/>
+              <w:pStyle w:val="BITTabellentitel"/>
             </w:pPr>
             <w:r>
               <w:t>Maintenance centralisée dans Proxmox</w:t>
@@ -7932,7 +7683,7 @@
           </w:tcPr>
           <w:p>
             <w:pPr>
-              <w:pStyle w:val="BITTextkrper"/>
+              <w:pStyle w:val="BITTabelle"/>
               <w:cnfStyle w:val="000000000000" w:firstRow="0" w:lastRow="0" w:firstColumn="0" w:lastColumn="0" w:oddVBand="0" w:evenVBand="0" w:oddHBand="0" w:evenHBand="0" w:firstRowFirstColumn="0" w:firstRowLastColumn="0" w:lastRowFirstColumn="0" w:lastRowLastColumn="0"/>
             </w:pPr>
             <w:r>
@@ -7950,7 +7701,7 @@
           </w:tcPr>
           <w:p>
             <w:pPr>
-              <w:pStyle w:val="BITTextkrper"/>
+              <w:pStyle w:val="BITTabelle"/>
               <w:cnfStyle w:val="000000000000" w:firstRow="0" w:lastRow="0" w:firstColumn="0" w:lastColumn="0" w:oddVBand="0" w:evenVBand="0" w:oddHBand="0" w:evenHBand="0" w:firstRowFirstColumn="0" w:firstRowLastColumn="0" w:lastRowFirstColumn="0" w:lastRowLastColumn="0"/>
             </w:pPr>
             <w:r>
@@ -7974,7 +7725,7 @@
           </w:tcPr>
           <w:p>
             <w:pPr>
-              <w:pStyle w:val="BITTextkrper"/>
+              <w:pStyle w:val="BITTabellentitel"/>
             </w:pPr>
             <w:r>
               <w:t>Nécessite un réseau de stockage dédié</w:t>
@@ -7988,7 +7739,7 @@
           </w:tcPr>
           <w:p>
             <w:pPr>
-              <w:pStyle w:val="BITTextkrper"/>
+              <w:pStyle w:val="BITTabelle"/>
               <w:cnfStyle w:val="000000100000" w:firstRow="0" w:lastRow="0" w:firstColumn="0" w:lastColumn="0" w:oddVBand="0" w:evenVBand="0" w:oddHBand="1" w:evenHBand="0" w:firstRowFirstColumn="0" w:firstRowLastColumn="0" w:lastRowFirstColumn="0" w:lastRowLastColumn="0"/>
             </w:pPr>
             <w:r>
@@ -8006,7 +7757,7 @@
           </w:tcPr>
           <w:p>
             <w:pPr>
-              <w:pStyle w:val="BITTextkrper"/>
+              <w:pStyle w:val="BITTabelle"/>
               <w:cnfStyle w:val="000000100000" w:firstRow="0" w:lastRow="0" w:firstColumn="0" w:lastColumn="0" w:oddVBand="0" w:evenVBand="0" w:oddHBand="1" w:evenHBand="0" w:firstRowFirstColumn="0" w:firstRowLastColumn="0" w:lastRowFirstColumn="0" w:lastRowLastColumn="0"/>
             </w:pPr>
             <w:r>
@@ -8027,7 +7778,7 @@
           </w:tcPr>
           <w:p>
             <w:pPr>
-              <w:pStyle w:val="BITTextkrper"/>
+              <w:pStyle w:val="BITTabellentitel"/>
             </w:pPr>
             <w:r>
               <w:t>Risque de complexité externe au projet</w:t>
@@ -8041,7 +7792,7 @@
           </w:tcPr>
           <w:p>
             <w:pPr>
-              <w:pStyle w:val="BITTextkrper"/>
+              <w:pStyle w:val="BITTabelle"/>
               <w:cnfStyle w:val="000000000000" w:firstRow="0" w:lastRow="0" w:firstColumn="0" w:lastColumn="0" w:oddVBand="0" w:evenVBand="0" w:oddHBand="0" w:evenHBand="0" w:firstRowFirstColumn="0" w:firstRowLastColumn="0" w:lastRowFirstColumn="0" w:lastRowLastColumn="0"/>
             </w:pPr>
             <w:r>
@@ -8059,7 +7810,7 @@
           </w:tcPr>
           <w:p>
             <w:pPr>
-              <w:pStyle w:val="BITTextkrper"/>
+              <w:pStyle w:val="BITTabelle"/>
               <w:cnfStyle w:val="000000000000" w:firstRow="0" w:lastRow="0" w:firstColumn="0" w:lastColumn="0" w:oddVBand="0" w:evenVBand="0" w:oddHBand="0" w:evenHBand="0" w:firstRowFirstColumn="0" w:firstRowLastColumn="0" w:lastRowFirstColumn="0" w:lastRowLastColumn="0"/>
             </w:pPr>
             <w:r>
@@ -8074,15 +7825,24 @@
     </w:tbl>
     <w:p>
       <w:pPr>
+        <w:pStyle w:val="Titre3"/>
+      </w:pPr>
+      <w:r>
+        <w:t>Réseau et sécurité</w:t>
+      </w:r>
+    </w:p>
+    <w:p>
+      <w:pPr>
         <w:pStyle w:val="BITTextkrper"/>
       </w:pPr>
-    </w:p>
-    <w:p>
-      <w:pPr>
-        <w:pStyle w:val="Titre3"/>
-      </w:pPr>
-      <w:r>
-        <w:t>Réseau et sécurité</w:t>
+      <w:r>
+        <w:t xml:space="preserve">Afin d’avoir un réseau sécurisé, il est demandé par l’EMF que ledit réseau soit segmenté, à minima entre VMs et </w:t>
+      </w:r>
+      <w:r>
+        <w:t>Management</w:t>
+      </w:r>
+      <w:r>
+        <w:t>. Je propose d’ajouter une autre séparation pour le stockage, permettant donc de profiter d’une meilleure bande passante.</w:t>
       </w:r>
     </w:p>
     <w:p>
@@ -8090,32 +7850,10 @@
         <w:pStyle w:val="BITTextkrper"/>
       </w:pPr>
       <w:r>
-        <w:t xml:space="preserve">Afin d’avoir un réseau sécurisé, il est demandé par l’EMF que ledit réseau soit segmenté, à minima entre VMs et </w:t>
-      </w:r>
-      <w:r>
-        <w:t>Management</w:t>
-      </w:r>
-      <w:r>
-        <w:t>. Je propose d’ajouter une autre séparation pour le stockage, permettant donc de profiter d’une meilleure bande passante.</w:t>
-      </w:r>
-    </w:p>
-    <w:p>
-      <w:pPr>
-        <w:pStyle w:val="BITTextkrper"/>
-      </w:pPr>
-      <w:r>
         <w:t>Les nodes Nutanix étant équipées de ports pour la fibre optiqu</w:t>
       </w:r>
       <w:r>
-        <w:t xml:space="preserve">e, il serait intéressant de mettre en place une connexion haute rapidité pour ce réseau de stockage. </w:t>
-      </w:r>
-      <w:proofErr w:type="gramStart"/>
-      <w:r>
-        <w:t>Par contre</w:t>
-      </w:r>
-      <w:proofErr w:type="gramEnd"/>
-      <w:r>
-        <w:t xml:space="preserve">, cela va éventuellement impliquer une modification </w:t>
+        <w:t xml:space="preserve">e, il serait intéressant de mettre en place une connexion haute rapidité pour ce réseau de stockage. Par contre, cela va éventuellement impliquer une modification </w:t>
       </w:r>
       <w:r>
         <w:t>des configurations</w:t>
@@ -8162,50 +7900,47 @@
         <w:t>Comme les deux sont compatibles avec le projet</w:t>
       </w:r>
       <w:r>
-        <w:t xml:space="preserve">, mon choix se pose grâce à des critères qui ne sont pas d’ordre technologiques, mais d’ordre organisationnels. Effectivement, la lisibilité </w:t>
-      </w:r>
+        <w:t>, mon choix se pose grâce à des critères qui ne sont pas d’ordre technologiques, mais d’ordre organisationnels. Effectivement, la lisibilité du YAML permet une meilleure compréhension</w:t>
+      </w:r>
+      <w:r>
+        <w:t xml:space="preserve"> de la codebase, alors que le JSON like de Terraform rend </w:t>
+      </w:r>
+      <w:r>
+        <w:t>l</w:t>
+      </w:r>
+      <w:r>
+        <w:t>a lecture plus compliquée</w:t>
+      </w:r>
+      <w:r>
+        <w:t xml:space="preserve"> et donc, par ce fait, le maintien également</w:t>
+      </w:r>
+      <w:r>
+        <w:t>.</w:t>
+      </w:r>
+    </w:p>
+    <w:p>
+      <w:pPr>
+        <w:pStyle w:val="BITTextkrper"/>
+      </w:pPr>
+      <w:r>
+        <w:t>Je vais donc partir sur des playbooks Ansible.</w:t>
+      </w:r>
+    </w:p>
+    <w:p>
+      <w:pPr>
+        <w:pStyle w:val="Titre2"/>
+      </w:pPr>
+      <w:bookmarkStart w:id="20" w:name="_Toc250790977"/>
+      <w:bookmarkStart w:id="21" w:name="_Toc229465348"/>
       <w:r>
         <w:lastRenderedPageBreak/>
-        <w:t>du YAML permet une meilleure compréhension</w:t>
-      </w:r>
-      <w:r>
-        <w:t xml:space="preserve"> de la codebase, alors que le JSON like de Terraform rend </w:t>
-      </w:r>
-      <w:r>
-        <w:t>l</w:t>
-      </w:r>
-      <w:r>
-        <w:t>a lecture plus compliquée</w:t>
-      </w:r>
-      <w:r>
-        <w:t xml:space="preserve"> et donc, par ce fait, le maintien également</w:t>
-      </w:r>
-      <w:r>
-        <w:t>.</w:t>
-      </w:r>
-    </w:p>
-    <w:p>
-      <w:pPr>
-        <w:pStyle w:val="BITTextkrper"/>
-      </w:pPr>
-      <w:r>
-        <w:t>Je vais donc partir sur des playbooks Ansible.</w:t>
-      </w:r>
-    </w:p>
-    <w:p>
-      <w:pPr>
-        <w:pStyle w:val="Titre2"/>
-      </w:pPr>
-      <w:bookmarkStart w:id="21" w:name="_Toc250790977"/>
-      <w:bookmarkStart w:id="22" w:name="_Toc229061874"/>
-      <w:r>
         <w:t>Rentabilité</w:t>
       </w:r>
+      <w:bookmarkEnd w:id="20"/>
+      <w:r>
+        <w:t xml:space="preserve"> et valeur ajoutée</w:t>
+      </w:r>
       <w:bookmarkEnd w:id="21"/>
-      <w:r>
-        <w:t xml:space="preserve"> et valeur ajoutée</w:t>
-      </w:r>
-      <w:bookmarkEnd w:id="22"/>
     </w:p>
     <w:p>
       <w:pPr>
@@ -8393,21 +8128,21 @@
         <w:pStyle w:val="BITTextkrper"/>
       </w:pPr>
       <w:r>
+        <w:t xml:space="preserve">Le choix d’une infrastructure basée sur plusieurs nœuds permet aussi d’envisager une extension future, par exemple en y ajoutant la quatrième node </w:t>
+      </w:r>
+      <w:r>
+        <w:t>Nutanix</w:t>
+      </w:r>
+      <w:r>
+        <w:t xml:space="preserve"> du rack 07 mais possiblement plus de nodes.</w:t>
+      </w:r>
+    </w:p>
+    <w:p>
+      <w:pPr>
+        <w:pStyle w:val="Titre3"/>
+      </w:pPr>
+      <w:r>
         <w:lastRenderedPageBreak/>
-        <w:t xml:space="preserve">Le choix d’une infrastructure basée sur plusieurs nœuds permet aussi d’envisager une extension future, par exemple en y ajoutant la quatrième node </w:t>
-      </w:r>
-      <w:r>
-        <w:t>Nutanix</w:t>
-      </w:r>
-      <w:r>
-        <w:t xml:space="preserve"> du rack 07 mais possiblement plus de nodes.</w:t>
-      </w:r>
-    </w:p>
-    <w:p>
-      <w:pPr>
-        <w:pStyle w:val="Titre3"/>
-      </w:pPr>
-      <w:r>
         <w:t>Bilan</w:t>
       </w:r>
     </w:p>
@@ -8423,13 +8158,13 @@
       <w:pPr>
         <w:pStyle w:val="Titre2"/>
       </w:pPr>
-      <w:bookmarkStart w:id="23" w:name="_Toc250790978"/>
-      <w:bookmarkStart w:id="24" w:name="_Toc229061875"/>
+      <w:bookmarkStart w:id="22" w:name="_Toc250790978"/>
+      <w:bookmarkStart w:id="23" w:name="_Toc229465349"/>
       <w:r>
         <w:t>Analyse de risque</w:t>
       </w:r>
+      <w:bookmarkEnd w:id="22"/>
       <w:bookmarkEnd w:id="23"/>
-      <w:bookmarkEnd w:id="24"/>
     </w:p>
     <w:p>
       <w:pPr>
@@ -8452,12 +8187,12 @@
         <w:tblLook w:val="04A0" w:firstRow="1" w:lastRow="0" w:firstColumn="1" w:lastColumn="0" w:noHBand="0" w:noVBand="1"/>
       </w:tblPr>
       <w:tblGrid>
-        <w:gridCol w:w="1367"/>
-        <w:gridCol w:w="1910"/>
-        <w:gridCol w:w="1382"/>
-        <w:gridCol w:w="1167"/>
+        <w:gridCol w:w="1291"/>
+        <w:gridCol w:w="1925"/>
+        <w:gridCol w:w="1397"/>
+        <w:gridCol w:w="1169"/>
         <w:gridCol w:w="1122"/>
-        <w:gridCol w:w="2113"/>
+        <w:gridCol w:w="2157"/>
       </w:tblGrid>
       <w:tr>
         <w:trPr>
@@ -8471,7 +8206,7 @@
           </w:tcPr>
           <w:p>
             <w:pPr>
-              <w:pStyle w:val="BITTextkrper"/>
+              <w:pStyle w:val="BITTabellentitel"/>
             </w:pPr>
             <w:r>
               <w:t>Risque</w:t>
@@ -8485,7 +8220,7 @@
           </w:tcPr>
           <w:p>
             <w:pPr>
-              <w:pStyle w:val="BITTextkrper"/>
+              <w:pStyle w:val="BITTabellentitel"/>
               <w:cnfStyle w:val="100000000000" w:firstRow="1" w:lastRow="0" w:firstColumn="0" w:lastColumn="0" w:oddVBand="0" w:evenVBand="0" w:oddHBand="0" w:evenHBand="0" w:firstRowFirstColumn="0" w:firstRowLastColumn="0" w:lastRowFirstColumn="0" w:lastRowLastColumn="0"/>
             </w:pPr>
             <w:r>
@@ -8500,7 +8235,7 @@
           </w:tcPr>
           <w:p>
             <w:pPr>
-              <w:pStyle w:val="BITTextkrper"/>
+              <w:pStyle w:val="BITTabellentitel"/>
               <w:cnfStyle w:val="100000000000" w:firstRow="1" w:lastRow="0" w:firstColumn="0" w:lastColumn="0" w:oddVBand="0" w:evenVBand="0" w:oddHBand="0" w:evenHBand="0" w:firstRowFirstColumn="0" w:firstRowLastColumn="0" w:lastRowFirstColumn="0" w:lastRowLastColumn="0"/>
             </w:pPr>
             <w:r>
@@ -8515,7 +8250,7 @@
           </w:tcPr>
           <w:p>
             <w:pPr>
-              <w:pStyle w:val="BITTextkrper"/>
+              <w:pStyle w:val="BITTabellentitel"/>
               <w:cnfStyle w:val="100000000000" w:firstRow="1" w:lastRow="0" w:firstColumn="0" w:lastColumn="0" w:oddVBand="0" w:evenVBand="0" w:oddHBand="0" w:evenHBand="0" w:firstRowFirstColumn="0" w:firstRowLastColumn="0" w:lastRowFirstColumn="0" w:lastRowLastColumn="0"/>
             </w:pPr>
             <w:r>
@@ -8530,7 +8265,7 @@
           </w:tcPr>
           <w:p>
             <w:pPr>
-              <w:pStyle w:val="BITTextkrper"/>
+              <w:pStyle w:val="BITTabellentitel"/>
               <w:cnfStyle w:val="100000000000" w:firstRow="1" w:lastRow="0" w:firstColumn="0" w:lastColumn="0" w:oddVBand="0" w:evenVBand="0" w:oddHBand="0" w:evenHBand="0" w:firstRowFirstColumn="0" w:firstRowLastColumn="0" w:lastRowFirstColumn="0" w:lastRowLastColumn="0"/>
             </w:pPr>
             <w:r>
@@ -8545,7 +8280,7 @@
           </w:tcPr>
           <w:p>
             <w:pPr>
-              <w:pStyle w:val="BITTextkrper"/>
+              <w:pStyle w:val="BITTabellentitel"/>
               <w:cnfStyle w:val="100000000000" w:firstRow="1" w:lastRow="0" w:firstColumn="0" w:lastColumn="0" w:oddVBand="0" w:evenVBand="0" w:oddHBand="0" w:evenHBand="0" w:firstRowFirstColumn="0" w:firstRowLastColumn="0" w:lastRowFirstColumn="0" w:lastRowLastColumn="0"/>
             </w:pPr>
             <w:r>
@@ -8566,7 +8301,7 @@
           </w:tcPr>
           <w:p>
             <w:pPr>
-              <w:pStyle w:val="BITTextkrper"/>
+              <w:pStyle w:val="BITTabellentitel"/>
             </w:pPr>
             <w:r>
               <w:t>Accès non autorisé au réseau de management</w:t>
@@ -8580,7 +8315,7 @@
           </w:tcPr>
           <w:p>
             <w:pPr>
-              <w:pStyle w:val="BITTextkrper"/>
+              <w:pStyle w:val="BITTabelle"/>
               <w:cnfStyle w:val="000000100000" w:firstRow="0" w:lastRow="0" w:firstColumn="0" w:lastColumn="0" w:oddVBand="0" w:evenVBand="0" w:oddHBand="1" w:evenHBand="0" w:firstRowFirstColumn="0" w:firstRowLastColumn="0" w:lastRowFirstColumn="0" w:lastRowLastColumn="0"/>
             </w:pPr>
             <w:r>
@@ -8595,7 +8330,7 @@
           </w:tcPr>
           <w:p>
             <w:pPr>
-              <w:pStyle w:val="BITTextkrper"/>
+              <w:pStyle w:val="BITTabelle"/>
               <w:cnfStyle w:val="000000100000" w:firstRow="0" w:lastRow="0" w:firstColumn="0" w:lastColumn="0" w:oddVBand="0" w:evenVBand="0" w:oddHBand="1" w:evenHBand="0" w:firstRowFirstColumn="0" w:firstRowLastColumn="0" w:lastRowFirstColumn="0" w:lastRowLastColumn="0"/>
             </w:pPr>
             <w:r>
@@ -8610,7 +8345,7 @@
           </w:tcPr>
           <w:p>
             <w:pPr>
-              <w:pStyle w:val="BITTextkrper"/>
+              <w:pStyle w:val="BITTabelle"/>
               <w:cnfStyle w:val="000000100000" w:firstRow="0" w:lastRow="0" w:firstColumn="0" w:lastColumn="0" w:oddVBand="0" w:evenVBand="0" w:oddHBand="1" w:evenHBand="0" w:firstRowFirstColumn="0" w:firstRowLastColumn="0" w:lastRowFirstColumn="0" w:lastRowLastColumn="0"/>
             </w:pPr>
             <w:r>
@@ -8625,7 +8360,7 @@
           </w:tcPr>
           <w:p>
             <w:pPr>
-              <w:pStyle w:val="BITTextkrper"/>
+              <w:pStyle w:val="BITTabelle"/>
               <w:cnfStyle w:val="000000100000" w:firstRow="0" w:lastRow="0" w:firstColumn="0" w:lastColumn="0" w:oddVBand="0" w:evenVBand="0" w:oddHBand="1" w:evenHBand="0" w:firstRowFirstColumn="0" w:firstRowLastColumn="0" w:lastRowFirstColumn="0" w:lastRowLastColumn="0"/>
             </w:pPr>
             <w:r>
@@ -8640,7 +8375,7 @@
           </w:tcPr>
           <w:p>
             <w:pPr>
-              <w:pStyle w:val="BITTextkrper"/>
+              <w:pStyle w:val="BITTabelle"/>
               <w:cnfStyle w:val="000000100000" w:firstRow="0" w:lastRow="0" w:firstColumn="0" w:lastColumn="0" w:oddVBand="0" w:evenVBand="0" w:oddHBand="1" w:evenHBand="0" w:firstRowFirstColumn="0" w:firstRowLastColumn="0" w:lastRowFirstColumn="0" w:lastRowLastColumn="0"/>
             </w:pPr>
             <w:r>
@@ -8667,7 +8402,7 @@
           </w:tcPr>
           <w:p>
             <w:pPr>
-              <w:pStyle w:val="BITTextkrper"/>
+              <w:pStyle w:val="BITTabellentitel"/>
             </w:pPr>
             <w:r>
               <w:t>Problème de configuration Ceph</w:t>
@@ -8681,7 +8416,7 @@
           </w:tcPr>
           <w:p>
             <w:pPr>
-              <w:pStyle w:val="BITTextkrper"/>
+              <w:pStyle w:val="BITTabelle"/>
               <w:cnfStyle w:val="000000000000" w:firstRow="0" w:lastRow="0" w:firstColumn="0" w:lastColumn="0" w:oddVBand="0" w:evenVBand="0" w:oddHBand="0" w:evenHBand="0" w:firstRowFirstColumn="0" w:firstRowLastColumn="0" w:lastRowFirstColumn="0" w:lastRowLastColumn="0"/>
             </w:pPr>
             <w:r>
@@ -8696,7 +8431,7 @@
           </w:tcPr>
           <w:p>
             <w:pPr>
-              <w:pStyle w:val="BITTextkrper"/>
+              <w:pStyle w:val="BITTabelle"/>
               <w:cnfStyle w:val="000000000000" w:firstRow="0" w:lastRow="0" w:firstColumn="0" w:lastColumn="0" w:oddVBand="0" w:evenVBand="0" w:oddHBand="0" w:evenHBand="0" w:firstRowFirstColumn="0" w:firstRowLastColumn="0" w:lastRowFirstColumn="0" w:lastRowLastColumn="0"/>
             </w:pPr>
             <w:r>
@@ -8711,7 +8446,7 @@
           </w:tcPr>
           <w:p>
             <w:pPr>
-              <w:pStyle w:val="BITTextkrper"/>
+              <w:pStyle w:val="BITTabelle"/>
               <w:cnfStyle w:val="000000000000" w:firstRow="0" w:lastRow="0" w:firstColumn="0" w:lastColumn="0" w:oddVBand="0" w:evenVBand="0" w:oddHBand="0" w:evenHBand="0" w:firstRowFirstColumn="0" w:firstRowLastColumn="0" w:lastRowFirstColumn="0" w:lastRowLastColumn="0"/>
             </w:pPr>
             <w:r>
@@ -8726,7 +8461,7 @@
           </w:tcPr>
           <w:p>
             <w:pPr>
-              <w:pStyle w:val="BITTextkrper"/>
+              <w:pStyle w:val="BITTabelle"/>
               <w:cnfStyle w:val="000000000000" w:firstRow="0" w:lastRow="0" w:firstColumn="0" w:lastColumn="0" w:oddVBand="0" w:evenVBand="0" w:oddHBand="0" w:evenHBand="0" w:firstRowFirstColumn="0" w:firstRowLastColumn="0" w:lastRowFirstColumn="0" w:lastRowLastColumn="0"/>
             </w:pPr>
             <w:r>
@@ -8741,7 +8476,7 @@
           </w:tcPr>
           <w:p>
             <w:pPr>
-              <w:pStyle w:val="BITTextkrper"/>
+              <w:pStyle w:val="BITTabelle"/>
               <w:cnfStyle w:val="000000000000" w:firstRow="0" w:lastRow="0" w:firstColumn="0" w:lastColumn="0" w:oddVBand="0" w:evenVBand="0" w:oddHBand="0" w:evenHBand="0" w:firstRowFirstColumn="0" w:firstRowLastColumn="0" w:lastRowFirstColumn="0" w:lastRowLastColumn="0"/>
             </w:pPr>
             <w:r>
@@ -8762,7 +8497,7 @@
           </w:tcPr>
           <w:p>
             <w:pPr>
-              <w:pStyle w:val="BITTextkrper"/>
+              <w:pStyle w:val="BITTabellentitel"/>
             </w:pPr>
             <w:r>
               <w:t>Performance insuffisante du stockage</w:t>
@@ -8776,7 +8511,7 @@
           </w:tcPr>
           <w:p>
             <w:pPr>
-              <w:pStyle w:val="BITTextkrper"/>
+              <w:pStyle w:val="BITTabelle"/>
               <w:cnfStyle w:val="000000100000" w:firstRow="0" w:lastRow="0" w:firstColumn="0" w:lastColumn="0" w:oddVBand="0" w:evenVBand="0" w:oddHBand="1" w:evenHBand="0" w:firstRowFirstColumn="0" w:firstRowLastColumn="0" w:lastRowFirstColumn="0" w:lastRowLastColumn="0"/>
             </w:pPr>
             <w:r>
@@ -8791,7 +8526,7 @@
           </w:tcPr>
           <w:p>
             <w:pPr>
-              <w:pStyle w:val="BITTextkrper"/>
+              <w:pStyle w:val="BITTabelle"/>
               <w:cnfStyle w:val="000000100000" w:firstRow="0" w:lastRow="0" w:firstColumn="0" w:lastColumn="0" w:oddVBand="0" w:evenVBand="0" w:oddHBand="1" w:evenHBand="0" w:firstRowFirstColumn="0" w:firstRowLastColumn="0" w:lastRowFirstColumn="0" w:lastRowLastColumn="0"/>
             </w:pPr>
             <w:r>
@@ -8806,7 +8541,7 @@
           </w:tcPr>
           <w:p>
             <w:pPr>
-              <w:pStyle w:val="BITTextkrper"/>
+              <w:pStyle w:val="BITTabelle"/>
               <w:cnfStyle w:val="000000100000" w:firstRow="0" w:lastRow="0" w:firstColumn="0" w:lastColumn="0" w:oddVBand="0" w:evenVBand="0" w:oddHBand="1" w:evenHBand="0" w:firstRowFirstColumn="0" w:firstRowLastColumn="0" w:lastRowFirstColumn="0" w:lastRowLastColumn="0"/>
             </w:pPr>
             <w:r>
@@ -8821,7 +8556,7 @@
           </w:tcPr>
           <w:p>
             <w:pPr>
-              <w:pStyle w:val="BITTextkrper"/>
+              <w:pStyle w:val="BITTabelle"/>
               <w:cnfStyle w:val="000000100000" w:firstRow="0" w:lastRow="0" w:firstColumn="0" w:lastColumn="0" w:oddVBand="0" w:evenVBand="0" w:oddHBand="1" w:evenHBand="0" w:firstRowFirstColumn="0" w:firstRowLastColumn="0" w:lastRowFirstColumn="0" w:lastRowLastColumn="0"/>
             </w:pPr>
             <w:r>
@@ -8836,7 +8571,7 @@
           </w:tcPr>
           <w:p>
             <w:pPr>
-              <w:pStyle w:val="BITTextkrper"/>
+              <w:pStyle w:val="BITTabelle"/>
               <w:cnfStyle w:val="000000100000" w:firstRow="0" w:lastRow="0" w:firstColumn="0" w:lastColumn="0" w:oddVBand="0" w:evenVBand="0" w:oddHBand="1" w:evenHBand="0" w:firstRowFirstColumn="0" w:firstRowLastColumn="0" w:lastRowFirstColumn="0" w:lastRowLastColumn="0"/>
             </w:pPr>
             <w:r>
@@ -8854,7 +8589,7 @@
           </w:tcPr>
           <w:p>
             <w:pPr>
-              <w:pStyle w:val="BITTextkrper"/>
+              <w:pStyle w:val="BITTabellentitel"/>
             </w:pPr>
             <w:r>
               <w:t>Panne d’un nœud Proxmox</w:t>
@@ -8868,7 +8603,7 @@
           </w:tcPr>
           <w:p>
             <w:pPr>
-              <w:pStyle w:val="BITTextkrper"/>
+              <w:pStyle w:val="BITTabelle"/>
               <w:cnfStyle w:val="000000000000" w:firstRow="0" w:lastRow="0" w:firstColumn="0" w:lastColumn="0" w:oddVBand="0" w:evenVBand="0" w:oddHBand="0" w:evenHBand="0" w:firstRowFirstColumn="0" w:firstRowLastColumn="0" w:lastRowFirstColumn="0" w:lastRowLastColumn="0"/>
             </w:pPr>
             <w:r>
@@ -8883,7 +8618,7 @@
           </w:tcPr>
           <w:p>
             <w:pPr>
-              <w:pStyle w:val="BITTextkrper"/>
+              <w:pStyle w:val="BITTabelle"/>
               <w:cnfStyle w:val="000000000000" w:firstRow="0" w:lastRow="0" w:firstColumn="0" w:lastColumn="0" w:oddVBand="0" w:evenVBand="0" w:oddHBand="0" w:evenHBand="0" w:firstRowFirstColumn="0" w:firstRowLastColumn="0" w:lastRowFirstColumn="0" w:lastRowLastColumn="0"/>
             </w:pPr>
             <w:r>
@@ -8898,7 +8633,7 @@
           </w:tcPr>
           <w:p>
             <w:pPr>
-              <w:pStyle w:val="BITTextkrper"/>
+              <w:pStyle w:val="BITTabelle"/>
               <w:cnfStyle w:val="000000000000" w:firstRow="0" w:lastRow="0" w:firstColumn="0" w:lastColumn="0" w:oddVBand="0" w:evenVBand="0" w:oddHBand="0" w:evenHBand="0" w:firstRowFirstColumn="0" w:firstRowLastColumn="0" w:lastRowFirstColumn="0" w:lastRowLastColumn="0"/>
             </w:pPr>
             <w:r>
@@ -8913,7 +8648,7 @@
           </w:tcPr>
           <w:p>
             <w:pPr>
-              <w:pStyle w:val="BITTextkrper"/>
+              <w:pStyle w:val="BITTabelle"/>
               <w:cnfStyle w:val="000000000000" w:firstRow="0" w:lastRow="0" w:firstColumn="0" w:lastColumn="0" w:oddVBand="0" w:evenVBand="0" w:oddHBand="0" w:evenHBand="0" w:firstRowFirstColumn="0" w:firstRowLastColumn="0" w:lastRowFirstColumn="0" w:lastRowLastColumn="0"/>
             </w:pPr>
             <w:r>
@@ -8928,7 +8663,7 @@
           </w:tcPr>
           <w:p>
             <w:pPr>
-              <w:pStyle w:val="BITTextkrper"/>
+              <w:pStyle w:val="BITTabelle"/>
               <w:cnfStyle w:val="000000000000" w:firstRow="0" w:lastRow="0" w:firstColumn="0" w:lastColumn="0" w:oddVBand="0" w:evenVBand="0" w:oddHBand="0" w:evenHBand="0" w:firstRowFirstColumn="0" w:firstRowLastColumn="0" w:lastRowFirstColumn="0" w:lastRowLastColumn="0"/>
             </w:pPr>
             <w:r>
@@ -8949,10 +8684,9 @@
           </w:tcPr>
           <w:p>
             <w:pPr>
-              <w:pStyle w:val="BITTextkrper"/>
-            </w:pPr>
-            <w:r>
-              <w:lastRenderedPageBreak/>
+              <w:pStyle w:val="BITTabellentitel"/>
+            </w:pPr>
+            <w:r>
               <w:t>Automatisation Ansible incomplète</w:t>
             </w:r>
           </w:p>
@@ -8964,7 +8698,7 @@
           </w:tcPr>
           <w:p>
             <w:pPr>
-              <w:pStyle w:val="BITTextkrper"/>
+              <w:pStyle w:val="BITTabelle"/>
               <w:cnfStyle w:val="000000100000" w:firstRow="0" w:lastRow="0" w:firstColumn="0" w:lastColumn="0" w:oddVBand="0" w:evenVBand="0" w:oddHBand="1" w:evenHBand="0" w:firstRowFirstColumn="0" w:firstRowLastColumn="0" w:lastRowFirstColumn="0" w:lastRowLastColumn="0"/>
             </w:pPr>
             <w:r>
@@ -8979,7 +8713,7 @@
           </w:tcPr>
           <w:p>
             <w:pPr>
-              <w:pStyle w:val="BITTextkrper"/>
+              <w:pStyle w:val="BITTabelle"/>
               <w:cnfStyle w:val="000000100000" w:firstRow="0" w:lastRow="0" w:firstColumn="0" w:lastColumn="0" w:oddVBand="0" w:evenVBand="0" w:oddHBand="1" w:evenHBand="0" w:firstRowFirstColumn="0" w:firstRowLastColumn="0" w:lastRowFirstColumn="0" w:lastRowLastColumn="0"/>
             </w:pPr>
             <w:r>
@@ -8994,7 +8728,7 @@
           </w:tcPr>
           <w:p>
             <w:pPr>
-              <w:pStyle w:val="BITTextkrper"/>
+              <w:pStyle w:val="BITTabelle"/>
               <w:cnfStyle w:val="000000100000" w:firstRow="0" w:lastRow="0" w:firstColumn="0" w:lastColumn="0" w:oddVBand="0" w:evenVBand="0" w:oddHBand="1" w:evenHBand="0" w:firstRowFirstColumn="0" w:firstRowLastColumn="0" w:lastRowFirstColumn="0" w:lastRowLastColumn="0"/>
             </w:pPr>
             <w:r>
@@ -9009,7 +8743,7 @@
           </w:tcPr>
           <w:p>
             <w:pPr>
-              <w:pStyle w:val="BITTextkrper"/>
+              <w:pStyle w:val="BITTabelle"/>
               <w:cnfStyle w:val="000000100000" w:firstRow="0" w:lastRow="0" w:firstColumn="0" w:lastColumn="0" w:oddVBand="0" w:evenVBand="0" w:oddHBand="1" w:evenHBand="0" w:firstRowFirstColumn="0" w:firstRowLastColumn="0" w:lastRowFirstColumn="0" w:lastRowLastColumn="0"/>
             </w:pPr>
             <w:r>
@@ -9024,7 +8758,7 @@
           </w:tcPr>
           <w:p>
             <w:pPr>
-              <w:pStyle w:val="BITTextkrper"/>
+              <w:pStyle w:val="BITTabelle"/>
               <w:cnfStyle w:val="000000100000" w:firstRow="0" w:lastRow="0" w:firstColumn="0" w:lastColumn="0" w:oddVBand="0" w:evenVBand="0" w:oddHBand="1" w:evenHBand="0" w:firstRowFirstColumn="0" w:firstRowLastColumn="0" w:lastRowFirstColumn="0" w:lastRowLastColumn="0"/>
             </w:pPr>
             <w:r>
@@ -9042,9 +8776,10 @@
           </w:tcPr>
           <w:p>
             <w:pPr>
-              <w:pStyle w:val="BITTextkrper"/>
-            </w:pPr>
-            <w:r>
+              <w:pStyle w:val="BITTabellentitel"/>
+            </w:pPr>
+            <w:r>
+              <w:lastRenderedPageBreak/>
               <w:t>Déploiement incorrect des VMs</w:t>
             </w:r>
           </w:p>
@@ -9056,19 +8791,11 @@
           </w:tcPr>
           <w:p>
             <w:pPr>
-              <w:pStyle w:val="BITTextkrper"/>
+              <w:pStyle w:val="BITTabelle"/>
               <w:cnfStyle w:val="000000000000" w:firstRow="0" w:lastRow="0" w:firstColumn="0" w:lastColumn="0" w:oddVBand="0" w:evenVBand="0" w:oddHBand="0" w:evenHBand="0" w:firstRowFirstColumn="0" w:firstRowLastColumn="0" w:lastRowFirstColumn="0" w:lastRowLastColumn="0"/>
             </w:pPr>
             <w:r>
-              <w:t xml:space="preserve">Mauvais </w:t>
-            </w:r>
-            <w:proofErr w:type="spellStart"/>
-            <w:r>
-              <w:t>template</w:t>
-            </w:r>
-            <w:proofErr w:type="spellEnd"/>
-            <w:r>
-              <w:t>, erreur Sysprep, mauvaise configuration réseau</w:t>
+              <w:t>Mauvais template, erreur Sysprep, mauvaise configuration réseau</w:t>
             </w:r>
           </w:p>
         </w:tc>
@@ -9079,7 +8806,7 @@
           </w:tcPr>
           <w:p>
             <w:pPr>
-              <w:pStyle w:val="BITTextkrper"/>
+              <w:pStyle w:val="BITTabelle"/>
               <w:cnfStyle w:val="000000000000" w:firstRow="0" w:lastRow="0" w:firstColumn="0" w:lastColumn="0" w:oddVBand="0" w:evenVBand="0" w:oddHBand="0" w:evenHBand="0" w:firstRowFirstColumn="0" w:firstRowLastColumn="0" w:lastRowFirstColumn="0" w:lastRowLastColumn="0"/>
             </w:pPr>
             <w:r>
@@ -9094,7 +8821,7 @@
           </w:tcPr>
           <w:p>
             <w:pPr>
-              <w:pStyle w:val="BITTextkrper"/>
+              <w:pStyle w:val="BITTabelle"/>
               <w:cnfStyle w:val="000000000000" w:firstRow="0" w:lastRow="0" w:firstColumn="0" w:lastColumn="0" w:oddVBand="0" w:evenVBand="0" w:oddHBand="0" w:evenHBand="0" w:firstRowFirstColumn="0" w:firstRowLastColumn="0" w:lastRowFirstColumn="0" w:lastRowLastColumn="0"/>
             </w:pPr>
             <w:r>
@@ -9109,7 +8836,7 @@
           </w:tcPr>
           <w:p>
             <w:pPr>
-              <w:pStyle w:val="BITTextkrper"/>
+              <w:pStyle w:val="BITTabelle"/>
               <w:cnfStyle w:val="000000000000" w:firstRow="0" w:lastRow="0" w:firstColumn="0" w:lastColumn="0" w:oddVBand="0" w:evenVBand="0" w:oddHBand="0" w:evenHBand="0" w:firstRowFirstColumn="0" w:firstRowLastColumn="0" w:lastRowFirstColumn="0" w:lastRowLastColumn="0"/>
             </w:pPr>
             <w:r>
@@ -9124,19 +8851,11 @@
           </w:tcPr>
           <w:p>
             <w:pPr>
-              <w:pStyle w:val="BITTextkrper"/>
+              <w:pStyle w:val="BITTabelle"/>
               <w:cnfStyle w:val="000000000000" w:firstRow="0" w:lastRow="0" w:firstColumn="0" w:lastColumn="0" w:oddVBand="0" w:evenVBand="0" w:oddHBand="0" w:evenHBand="0" w:firstRowFirstColumn="0" w:firstRowLastColumn="0" w:lastRowFirstColumn="0" w:lastRowLastColumn="0"/>
             </w:pPr>
             <w:r>
-              <w:t xml:space="preserve">Tester le </w:t>
-            </w:r>
-            <w:proofErr w:type="spellStart"/>
-            <w:r>
-              <w:t>template</w:t>
-            </w:r>
-            <w:proofErr w:type="spellEnd"/>
-            <w:r>
-              <w:t>, valider le démarrage, le réseau et la configuration de chaque VM</w:t>
+              <w:t>Tester le template, valider le démarrage, le réseau et la configuration de chaque VM</w:t>
             </w:r>
           </w:p>
         </w:tc>
@@ -9153,7 +8872,7 @@
           </w:tcPr>
           <w:p>
             <w:pPr>
-              <w:pStyle w:val="BITTextkrper"/>
+              <w:pStyle w:val="BITTabellentitel"/>
             </w:pPr>
             <w:r>
               <w:t>Droits utilisateurs trop larges</w:t>
@@ -9167,7 +8886,7 @@
           </w:tcPr>
           <w:p>
             <w:pPr>
-              <w:pStyle w:val="BITTextkrper"/>
+              <w:pStyle w:val="BITTabelle"/>
               <w:cnfStyle w:val="000000100000" w:firstRow="0" w:lastRow="0" w:firstColumn="0" w:lastColumn="0" w:oddVBand="0" w:evenVBand="0" w:oddHBand="1" w:evenHBand="0" w:firstRowFirstColumn="0" w:firstRowLastColumn="0" w:lastRowFirstColumn="0" w:lastRowLastColumn="0"/>
             </w:pPr>
             <w:r>
@@ -9182,7 +8901,7 @@
           </w:tcPr>
           <w:p>
             <w:pPr>
-              <w:pStyle w:val="BITTextkrper"/>
+              <w:pStyle w:val="BITTabelle"/>
               <w:cnfStyle w:val="000000100000" w:firstRow="0" w:lastRow="0" w:firstColumn="0" w:lastColumn="0" w:oddVBand="0" w:evenVBand="0" w:oddHBand="1" w:evenHBand="0" w:firstRowFirstColumn="0" w:firstRowLastColumn="0" w:lastRowFirstColumn="0" w:lastRowLastColumn="0"/>
             </w:pPr>
             <w:r>
@@ -9197,7 +8916,7 @@
           </w:tcPr>
           <w:p>
             <w:pPr>
-              <w:pStyle w:val="BITTextkrper"/>
+              <w:pStyle w:val="BITTabelle"/>
               <w:cnfStyle w:val="000000100000" w:firstRow="0" w:lastRow="0" w:firstColumn="0" w:lastColumn="0" w:oddVBand="0" w:evenVBand="0" w:oddHBand="1" w:evenHBand="0" w:firstRowFirstColumn="0" w:firstRowLastColumn="0" w:lastRowFirstColumn="0" w:lastRowLastColumn="0"/>
             </w:pPr>
             <w:r>
@@ -9212,7 +8931,7 @@
           </w:tcPr>
           <w:p>
             <w:pPr>
-              <w:pStyle w:val="BITTextkrper"/>
+              <w:pStyle w:val="BITTabelle"/>
               <w:cnfStyle w:val="000000100000" w:firstRow="0" w:lastRow="0" w:firstColumn="0" w:lastColumn="0" w:oddVBand="0" w:evenVBand="0" w:oddHBand="1" w:evenHBand="0" w:firstRowFirstColumn="0" w:firstRowLastColumn="0" w:lastRowFirstColumn="0" w:lastRowLastColumn="0"/>
             </w:pPr>
             <w:r>
@@ -9227,7 +8946,7 @@
           </w:tcPr>
           <w:p>
             <w:pPr>
-              <w:pStyle w:val="BITTextkrper"/>
+              <w:pStyle w:val="BITTabelle"/>
               <w:cnfStyle w:val="000000100000" w:firstRow="0" w:lastRow="0" w:firstColumn="0" w:lastColumn="0" w:oddVBand="0" w:evenVBand="0" w:oddHBand="1" w:evenHBand="0" w:firstRowFirstColumn="0" w:firstRowLastColumn="0" w:lastRowFirstColumn="0" w:lastRowLastColumn="0"/>
             </w:pPr>
             <w:r>
@@ -9245,7 +8964,7 @@
           </w:tcPr>
           <w:p>
             <w:pPr>
-              <w:pStyle w:val="BITTextkrper"/>
+              <w:pStyle w:val="BITTabellentitel"/>
             </w:pPr>
             <w:r>
               <w:t>Perte de documentation ou de code</w:t>
@@ -9259,7 +8978,7 @@
           </w:tcPr>
           <w:p>
             <w:pPr>
-              <w:pStyle w:val="BITTextkrper"/>
+              <w:pStyle w:val="BITTabelle"/>
               <w:cnfStyle w:val="000000000000" w:firstRow="0" w:lastRow="0" w:firstColumn="0" w:lastColumn="0" w:oddVBand="0" w:evenVBand="0" w:oddHBand="0" w:evenHBand="0" w:firstRowFirstColumn="0" w:firstRowLastColumn="0" w:lastRowFirstColumn="0" w:lastRowLastColumn="0"/>
             </w:pPr>
             <w:r>
@@ -9274,7 +8993,7 @@
           </w:tcPr>
           <w:p>
             <w:pPr>
-              <w:pStyle w:val="BITTextkrper"/>
+              <w:pStyle w:val="BITTabelle"/>
               <w:cnfStyle w:val="000000000000" w:firstRow="0" w:lastRow="0" w:firstColumn="0" w:lastColumn="0" w:oddVBand="0" w:evenVBand="0" w:oddHBand="0" w:evenHBand="0" w:firstRowFirstColumn="0" w:firstRowLastColumn="0" w:lastRowFirstColumn="0" w:lastRowLastColumn="0"/>
             </w:pPr>
             <w:r>
@@ -9289,7 +9008,7 @@
           </w:tcPr>
           <w:p>
             <w:pPr>
-              <w:pStyle w:val="BITTextkrper"/>
+              <w:pStyle w:val="BITTabelle"/>
               <w:cnfStyle w:val="000000000000" w:firstRow="0" w:lastRow="0" w:firstColumn="0" w:lastColumn="0" w:oddVBand="0" w:evenVBand="0" w:oddHBand="0" w:evenHBand="0" w:firstRowFirstColumn="0" w:firstRowLastColumn="0" w:lastRowFirstColumn="0" w:lastRowLastColumn="0"/>
             </w:pPr>
             <w:r>
@@ -9304,7 +9023,7 @@
           </w:tcPr>
           <w:p>
             <w:pPr>
-              <w:pStyle w:val="BITTextkrper"/>
+              <w:pStyle w:val="BITTabelle"/>
               <w:cnfStyle w:val="000000000000" w:firstRow="0" w:lastRow="0" w:firstColumn="0" w:lastColumn="0" w:oddVBand="0" w:evenVBand="0" w:oddHBand="0" w:evenHBand="0" w:firstRowFirstColumn="0" w:firstRowLastColumn="0" w:lastRowFirstColumn="0" w:lastRowLastColumn="0"/>
             </w:pPr>
             <w:r>
@@ -9319,7 +9038,7 @@
           </w:tcPr>
           <w:p>
             <w:pPr>
-              <w:pStyle w:val="BITTextkrper"/>
+              <w:pStyle w:val="BITTabelle"/>
               <w:cnfStyle w:val="000000000000" w:firstRow="0" w:lastRow="0" w:firstColumn="0" w:lastColumn="0" w:oddVBand="0" w:evenVBand="0" w:oddHBand="0" w:evenHBand="0" w:firstRowFirstColumn="0" w:firstRowLastColumn="0" w:lastRowFirstColumn="0" w:lastRowLastColumn="0"/>
             </w:pPr>
             <w:r>
@@ -9340,7 +9059,7 @@
           </w:tcPr>
           <w:p>
             <w:pPr>
-              <w:pStyle w:val="BITTextkrper"/>
+              <w:pStyle w:val="BITTabellentitel"/>
             </w:pPr>
             <w:r>
               <w:t>Manque de temps</w:t>
@@ -9354,7 +9073,7 @@
           </w:tcPr>
           <w:p>
             <w:pPr>
-              <w:pStyle w:val="BITTextkrper"/>
+              <w:pStyle w:val="BITTabelle"/>
               <w:cnfStyle w:val="000000100000" w:firstRow="0" w:lastRow="0" w:firstColumn="0" w:lastColumn="0" w:oddVBand="0" w:evenVBand="0" w:oddHBand="1" w:evenHBand="0" w:firstRowFirstColumn="0" w:firstRowLastColumn="0" w:lastRowFirstColumn="0" w:lastRowLastColumn="0"/>
             </w:pPr>
             <w:r>
@@ -9369,7 +9088,7 @@
           </w:tcPr>
           <w:p>
             <w:pPr>
-              <w:pStyle w:val="BITTextkrper"/>
+              <w:pStyle w:val="BITTabelle"/>
               <w:cnfStyle w:val="000000100000" w:firstRow="0" w:lastRow="0" w:firstColumn="0" w:lastColumn="0" w:oddVBand="0" w:evenVBand="0" w:oddHBand="1" w:evenHBand="0" w:firstRowFirstColumn="0" w:firstRowLastColumn="0" w:lastRowFirstColumn="0" w:lastRowLastColumn="0"/>
             </w:pPr>
             <w:r>
@@ -9384,7 +9103,7 @@
           </w:tcPr>
           <w:p>
             <w:pPr>
-              <w:pStyle w:val="BITTextkrper"/>
+              <w:pStyle w:val="BITTabelle"/>
               <w:cnfStyle w:val="000000100000" w:firstRow="0" w:lastRow="0" w:firstColumn="0" w:lastColumn="0" w:oddVBand="0" w:evenVBand="0" w:oddHBand="1" w:evenHBand="0" w:firstRowFirstColumn="0" w:firstRowLastColumn="0" w:lastRowFirstColumn="0" w:lastRowLastColumn="0"/>
             </w:pPr>
             <w:r>
@@ -9399,7 +9118,7 @@
           </w:tcPr>
           <w:p>
             <w:pPr>
-              <w:pStyle w:val="BITTextkrper"/>
+              <w:pStyle w:val="BITTabelle"/>
               <w:cnfStyle w:val="000000100000" w:firstRow="0" w:lastRow="0" w:firstColumn="0" w:lastColumn="0" w:oddVBand="0" w:evenVBand="0" w:oddHBand="1" w:evenHBand="0" w:firstRowFirstColumn="0" w:firstRowLastColumn="0" w:lastRowFirstColumn="0" w:lastRowLastColumn="0"/>
             </w:pPr>
             <w:r>
@@ -9414,7 +9133,7 @@
           </w:tcPr>
           <w:p>
             <w:pPr>
-              <w:pStyle w:val="BITTextkrper"/>
+              <w:pStyle w:val="BITTabelle"/>
               <w:cnfStyle w:val="000000100000" w:firstRow="0" w:lastRow="0" w:firstColumn="0" w:lastColumn="0" w:oddVBand="0" w:evenVBand="0" w:oddHBand="1" w:evenHBand="0" w:firstRowFirstColumn="0" w:firstRowLastColumn="0" w:lastRowFirstColumn="0" w:lastRowLastColumn="0"/>
             </w:pPr>
             <w:r>
@@ -9432,7 +9151,7 @@
           </w:tcPr>
           <w:p>
             <w:pPr>
-              <w:pStyle w:val="BITTextkrper"/>
+              <w:pStyle w:val="BITTabellentitel"/>
             </w:pPr>
             <w:r>
               <w:t>Dépendance à des modules communautaires</w:t>
@@ -9446,7 +9165,7 @@
           </w:tcPr>
           <w:p>
             <w:pPr>
-              <w:pStyle w:val="BITTextkrper"/>
+              <w:pStyle w:val="BITTabelle"/>
               <w:cnfStyle w:val="000000000000" w:firstRow="0" w:lastRow="0" w:firstColumn="0" w:lastColumn="0" w:oddVBand="0" w:evenVBand="0" w:oddHBand="0" w:evenHBand="0" w:firstRowFirstColumn="0" w:firstRowLastColumn="0" w:lastRowFirstColumn="0" w:lastRowLastColumn="0"/>
             </w:pPr>
             <w:r>
@@ -9461,7 +9180,7 @@
           </w:tcPr>
           <w:p>
             <w:pPr>
-              <w:pStyle w:val="BITTextkrper"/>
+              <w:pStyle w:val="BITTabelle"/>
               <w:cnfStyle w:val="000000000000" w:firstRow="0" w:lastRow="0" w:firstColumn="0" w:lastColumn="0" w:oddVBand="0" w:evenVBand="0" w:oddHBand="0" w:evenHBand="0" w:firstRowFirstColumn="0" w:firstRowLastColumn="0" w:lastRowFirstColumn="0" w:lastRowLastColumn="0"/>
             </w:pPr>
             <w:r>
@@ -9476,7 +9195,7 @@
           </w:tcPr>
           <w:p>
             <w:pPr>
-              <w:pStyle w:val="BITTextkrper"/>
+              <w:pStyle w:val="BITTabelle"/>
               <w:cnfStyle w:val="000000000000" w:firstRow="0" w:lastRow="0" w:firstColumn="0" w:lastColumn="0" w:oddVBand="0" w:evenVBand="0" w:oddHBand="0" w:evenHBand="0" w:firstRowFirstColumn="0" w:firstRowLastColumn="0" w:lastRowFirstColumn="0" w:lastRowLastColumn="0"/>
             </w:pPr>
             <w:r>
@@ -9491,7 +9210,7 @@
           </w:tcPr>
           <w:p>
             <w:pPr>
-              <w:pStyle w:val="BITTextkrper"/>
+              <w:pStyle w:val="BITTabelle"/>
               <w:cnfStyle w:val="000000000000" w:firstRow="0" w:lastRow="0" w:firstColumn="0" w:lastColumn="0" w:oddVBand="0" w:evenVBand="0" w:oddHBand="0" w:evenHBand="0" w:firstRowFirstColumn="0" w:firstRowLastColumn="0" w:lastRowFirstColumn="0" w:lastRowLastColumn="0"/>
             </w:pPr>
             <w:r>
@@ -9506,7 +9225,7 @@
           </w:tcPr>
           <w:p>
             <w:pPr>
-              <w:pStyle w:val="BITTextkrper"/>
+              <w:pStyle w:val="BITTabelle"/>
               <w:cnfStyle w:val="000000000000" w:firstRow="0" w:lastRow="0" w:firstColumn="0" w:lastColumn="0" w:oddVBand="0" w:evenVBand="0" w:oddHBand="0" w:evenHBand="0" w:firstRowFirstColumn="0" w:firstRowLastColumn="0" w:lastRowFirstColumn="0" w:lastRowLastColumn="0"/>
             </w:pPr>
             <w:r>
@@ -9527,7 +9246,7 @@
           </w:tcPr>
           <w:p>
             <w:pPr>
-              <w:pStyle w:val="BITTextkrper"/>
+              <w:pStyle w:val="BITTabellentitel"/>
             </w:pPr>
             <w:r>
               <w:t>Non-conformité aux standards d’entreprise</w:t>
@@ -9541,7 +9260,7 @@
           </w:tcPr>
           <w:p>
             <w:pPr>
-              <w:pStyle w:val="BITTextkrper"/>
+              <w:pStyle w:val="BITTabelle"/>
               <w:cnfStyle w:val="000000100000" w:firstRow="0" w:lastRow="0" w:firstColumn="0" w:lastColumn="0" w:oddVBand="0" w:evenVBand="0" w:oddHBand="1" w:evenHBand="0" w:firstRowFirstColumn="0" w:firstRowLastColumn="0" w:lastRowFirstColumn="0" w:lastRowLastColumn="0"/>
             </w:pPr>
             <w:r>
@@ -9556,7 +9275,7 @@
           </w:tcPr>
           <w:p>
             <w:pPr>
-              <w:pStyle w:val="BITTextkrper"/>
+              <w:pStyle w:val="BITTabelle"/>
               <w:cnfStyle w:val="000000100000" w:firstRow="0" w:lastRow="0" w:firstColumn="0" w:lastColumn="0" w:oddVBand="0" w:evenVBand="0" w:oddHBand="1" w:evenHBand="0" w:firstRowFirstColumn="0" w:firstRowLastColumn="0" w:lastRowFirstColumn="0" w:lastRowLastColumn="0"/>
             </w:pPr>
             <w:r>
@@ -9571,7 +9290,7 @@
           </w:tcPr>
           <w:p>
             <w:pPr>
-              <w:pStyle w:val="BITTextkrper"/>
+              <w:pStyle w:val="BITTabelle"/>
               <w:cnfStyle w:val="000000100000" w:firstRow="0" w:lastRow="0" w:firstColumn="0" w:lastColumn="0" w:oddVBand="0" w:evenVBand="0" w:oddHBand="1" w:evenHBand="0" w:firstRowFirstColumn="0" w:firstRowLastColumn="0" w:lastRowFirstColumn="0" w:lastRowLastColumn="0"/>
             </w:pPr>
             <w:r>
@@ -9586,7 +9305,7 @@
           </w:tcPr>
           <w:p>
             <w:pPr>
-              <w:pStyle w:val="BITTextkrper"/>
+              <w:pStyle w:val="BITTabelle"/>
               <w:cnfStyle w:val="000000100000" w:firstRow="0" w:lastRow="0" w:firstColumn="0" w:lastColumn="0" w:oddVBand="0" w:evenVBand="0" w:oddHBand="1" w:evenHBand="0" w:firstRowFirstColumn="0" w:firstRowLastColumn="0" w:lastRowFirstColumn="0" w:lastRowLastColumn="0"/>
             </w:pPr>
             <w:r>
@@ -9601,7 +9320,7 @@
           </w:tcPr>
           <w:p>
             <w:pPr>
-              <w:pStyle w:val="BITTextkrper"/>
+              <w:pStyle w:val="BITTabelle"/>
               <w:cnfStyle w:val="000000100000" w:firstRow="0" w:lastRow="0" w:firstColumn="0" w:lastColumn="0" w:oddVBand="0" w:evenVBand="0" w:oddHBand="1" w:evenHBand="0" w:firstRowFirstColumn="0" w:firstRowLastColumn="0" w:lastRowFirstColumn="0" w:lastRowLastColumn="0"/>
             </w:pPr>
             <w:r>
@@ -9624,52 +9343,52 @@
           <w:numId w:val="16"/>
         </w:numPr>
       </w:pPr>
-      <w:bookmarkStart w:id="25" w:name="_Toc250790979"/>
-      <w:bookmarkStart w:id="26" w:name="_Toc229061876"/>
-      <w:bookmarkStart w:id="27" w:name="_Toc114965614"/>
+      <w:bookmarkStart w:id="24" w:name="_Toc250790979"/>
+      <w:bookmarkStart w:id="25" w:name="_Toc114965614"/>
+      <w:bookmarkStart w:id="26" w:name="_Toc229465350"/>
+      <w:r>
+        <w:t>Sécurité de l’information et protection des données</w:t>
+      </w:r>
+      <w:bookmarkEnd w:id="24"/>
+      <w:bookmarkEnd w:id="26"/>
+    </w:p>
+    <w:p>
+      <w:pPr>
+        <w:pStyle w:val="BITTextkrper"/>
+      </w:pPr>
+      <w:bookmarkStart w:id="27" w:name="_Toc114965602"/>
+      <w:r>
+        <w:t>Ce projet n’est pas destiné au stockage et au traitement de données personnelles, que cela soit des élèves ou des enseignants. Les données qui risquent d’être présentes sont principalement les initiales des enseignants pour indiquer quelle VMs ont été créées par qui, ainsi que des données que les élèves entreraient d’eux-mêmes dans les machines virtuelles.</w:t>
+      </w:r>
+    </w:p>
+    <w:p>
+      <w:pPr>
+        <w:pStyle w:val="BITTextkrper"/>
+      </w:pPr>
+      <w:r>
+        <w:t xml:space="preserve">Ce dernier point est effectivement sensible, car les enseignants </w:t>
+      </w:r>
+      <w:r>
+        <w:t>demandent</w:t>
+      </w:r>
+      <w:r>
+        <w:t xml:space="preserve"> que les élèves créent un compte administrateur sur les serveurs Windows avec la convention de nommage suivante : adm-&lt;nom&gt;.</w:t>
+      </w:r>
+    </w:p>
+    <w:p>
+      <w:pPr>
+        <w:pStyle w:val="BITTextkrper"/>
+      </w:pPr>
+      <w:r>
+        <w:t>Les données des élèves sont temporaires, car les VMs ont une durée de vie équivalentes à la durée du module et seront ensuite supprimées automatiquement par l’enseignant, à l’aide de Ansible.</w:t>
+      </w:r>
+    </w:p>
+    <w:p>
+      <w:pPr>
+        <w:pStyle w:val="BITTextkrper"/>
+      </w:pPr>
       <w:r>
         <w:lastRenderedPageBreak/>
-        <w:t>Sécurité de l’information et protection des données</w:t>
-      </w:r>
-      <w:bookmarkEnd w:id="25"/>
-      <w:bookmarkEnd w:id="26"/>
-    </w:p>
-    <w:p>
-      <w:pPr>
-        <w:pStyle w:val="BITTextkrper"/>
-      </w:pPr>
-      <w:bookmarkStart w:id="28" w:name="_Toc114965602"/>
-      <w:r>
-        <w:t>Ce projet n’est pas destiné au stockage et au traitement de données personnelles, que cela soit des élèves ou des enseignants. Les données qui risquent d’être présentes sont principalement les initiales des enseignants pour indiquer quelle VMs ont été créées par qui, ainsi que des données que les élèves entreraient d’eux-mêmes dans les machines virtuelles.</w:t>
-      </w:r>
-    </w:p>
-    <w:p>
-      <w:pPr>
-        <w:pStyle w:val="BITTextkrper"/>
-      </w:pPr>
-      <w:r>
-        <w:t xml:space="preserve">Ce dernier point est effectivement sensible, car les enseignants </w:t>
-      </w:r>
-      <w:r>
-        <w:t>demandent</w:t>
-      </w:r>
-      <w:r>
-        <w:t xml:space="preserve"> que les élèves créent un compte administrateur sur les serveurs Windows avec la convention de nommage suivante : adm-&lt;nom&gt;.</w:t>
-      </w:r>
-    </w:p>
-    <w:p>
-      <w:pPr>
-        <w:pStyle w:val="BITTextkrper"/>
-      </w:pPr>
-      <w:r>
-        <w:t>Les données des élèves sont temporaires, car les VMs ont une durée de vie équivalentes à la durée du module et seront ensuite supprimées automatiquement par l’enseignant, à l’aide de Ansible.</w:t>
-      </w:r>
-    </w:p>
-    <w:p>
-      <w:pPr>
-        <w:pStyle w:val="BITTextkrper"/>
-      </w:pPr>
-      <w:r>
         <w:t>Afin d’empêcher l’accès aux données des enseignants via Proxmox, l’interface graphique ne sera accessible que via des mots de passe forts à disposition uniquement des enseignants.</w:t>
       </w:r>
     </w:p>
@@ -9697,9 +9416,9 @@
           <w:lang w:val="fr-CH"/>
         </w:rPr>
       </w:pPr>
-      <w:bookmarkStart w:id="29" w:name="_Toc250790980"/>
-      <w:bookmarkStart w:id="30" w:name="_Toc229061877"/>
-      <w:bookmarkEnd w:id="28"/>
+      <w:bookmarkStart w:id="28" w:name="_Toc250790980"/>
+      <w:bookmarkStart w:id="29" w:name="_Toc229465351"/>
+      <w:bookmarkEnd w:id="27"/>
       <w:r>
         <w:rPr>
           <w:lang w:val="fr-CH"/>
@@ -9707,14 +9426,14 @@
         <w:lastRenderedPageBreak/>
         <w:t>Concept</w:t>
       </w:r>
+      <w:bookmarkEnd w:id="28"/>
+      <w:r>
+        <w:rPr>
+          <w:lang w:val="fr-CH"/>
+        </w:rPr>
+        <w:t>ion</w:t>
+      </w:r>
       <w:bookmarkEnd w:id="29"/>
-      <w:r>
-        <w:rPr>
-          <w:lang w:val="fr-CH"/>
-        </w:rPr>
-        <w:t>ion</w:t>
-      </w:r>
-      <w:bookmarkEnd w:id="30"/>
     </w:p>
     <w:p>
       <w:pPr>
@@ -9732,16 +9451,16 @@
           <w:numId w:val="16"/>
         </w:numPr>
       </w:pPr>
-      <w:bookmarkStart w:id="31" w:name="_Toc250790981"/>
-      <w:bookmarkStart w:id="32" w:name="_Toc229061878"/>
+      <w:bookmarkStart w:id="30" w:name="_Toc250790981"/>
+      <w:bookmarkStart w:id="31" w:name="_Toc229465352"/>
       <w:r>
         <w:t xml:space="preserve">Exigences </w:t>
       </w:r>
+      <w:bookmarkEnd w:id="30"/>
+      <w:r>
+        <w:t>techniques et fonctionnelles</w:t>
+      </w:r>
       <w:bookmarkEnd w:id="31"/>
-      <w:r>
-        <w:t>techniques et fonctionnelles</w:t>
-      </w:r>
-      <w:bookmarkEnd w:id="32"/>
     </w:p>
     <w:p>
       <w:pPr>
@@ -9758,9 +9477,9 @@
         <w:tblLook w:val="04A0" w:firstRow="1" w:lastRow="0" w:firstColumn="1" w:lastColumn="0" w:noHBand="0" w:noVBand="1"/>
       </w:tblPr>
       <w:tblGrid>
-        <w:gridCol w:w="1507"/>
-        <w:gridCol w:w="3417"/>
-        <w:gridCol w:w="4137"/>
+        <w:gridCol w:w="1423"/>
+        <w:gridCol w:w="3454"/>
+        <w:gridCol w:w="4184"/>
       </w:tblGrid>
       <w:tr>
         <w:trPr>
@@ -9774,7 +9493,7 @@
           </w:tcPr>
           <w:p>
             <w:pPr>
-              <w:pStyle w:val="BITTextkrper"/>
+              <w:pStyle w:val="BITTabellentitel"/>
             </w:pPr>
             <w:r>
               <w:t>Domaine</w:t>
@@ -9788,7 +9507,7 @@
           </w:tcPr>
           <w:p>
             <w:pPr>
-              <w:pStyle w:val="BITTextkrper"/>
+              <w:pStyle w:val="BITTabellentitel"/>
               <w:cnfStyle w:val="100000000000" w:firstRow="1" w:lastRow="0" w:firstColumn="0" w:lastColumn="0" w:oddVBand="0" w:evenVBand="0" w:oddHBand="0" w:evenHBand="0" w:firstRowFirstColumn="0" w:firstRowLastColumn="0" w:lastRowFirstColumn="0" w:lastRowLastColumn="0"/>
             </w:pPr>
             <w:r>
@@ -9803,7 +9522,7 @@
           </w:tcPr>
           <w:p>
             <w:pPr>
-              <w:pStyle w:val="BITTextkrper"/>
+              <w:pStyle w:val="BITTabellentitel"/>
               <w:cnfStyle w:val="100000000000" w:firstRow="1" w:lastRow="0" w:firstColumn="0" w:lastColumn="0" w:oddVBand="0" w:evenVBand="0" w:oddHBand="0" w:evenHBand="0" w:firstRowFirstColumn="0" w:firstRowLastColumn="0" w:lastRowFirstColumn="0" w:lastRowLastColumn="0"/>
             </w:pPr>
             <w:r>
@@ -9824,7 +9543,7 @@
           </w:tcPr>
           <w:p>
             <w:pPr>
-              <w:pStyle w:val="BITTextkrper"/>
+              <w:pStyle w:val="BITTabellentitel"/>
             </w:pPr>
             <w:r>
               <w:t>Cluster Proxmox</w:t>
@@ -9838,7 +9557,7 @@
           </w:tcPr>
           <w:p>
             <w:pPr>
-              <w:pStyle w:val="BITTextkrper"/>
+              <w:pStyle w:val="BITTabelle"/>
               <w:cnfStyle w:val="000000100000" w:firstRow="0" w:lastRow="0" w:firstColumn="0" w:lastColumn="0" w:oddVBand="0" w:evenVBand="0" w:oddHBand="1" w:evenHBand="0" w:firstRowFirstColumn="0" w:firstRowLastColumn="0" w:lastRowFirstColumn="0" w:lastRowLastColumn="0"/>
             </w:pPr>
             <w:r>
@@ -9853,7 +9572,7 @@
           </w:tcPr>
           <w:p>
             <w:pPr>
-              <w:pStyle w:val="BITTextkrper"/>
+              <w:pStyle w:val="BITTabelle"/>
               <w:cnfStyle w:val="000000100000" w:firstRow="0" w:lastRow="0" w:firstColumn="0" w:lastColumn="0" w:oddVBand="0" w:evenVBand="0" w:oddHBand="1" w:evenHBand="0" w:firstRowFirstColumn="0" w:firstRowLastColumn="0" w:lastRowFirstColumn="0" w:lastRowLastColumn="0"/>
             </w:pPr>
             <w:r>
@@ -9871,7 +9590,7 @@
           </w:tcPr>
           <w:p>
             <w:pPr>
-              <w:pStyle w:val="BITTextkrper"/>
+              <w:pStyle w:val="BITTabellentitel"/>
             </w:pPr>
             <w:r>
               <w:t>Réseau</w:t>
@@ -9885,7 +9604,7 @@
           </w:tcPr>
           <w:p>
             <w:pPr>
-              <w:pStyle w:val="BITTextkrper"/>
+              <w:pStyle w:val="BITTabelle"/>
               <w:cnfStyle w:val="000000000000" w:firstRow="0" w:lastRow="0" w:firstColumn="0" w:lastColumn="0" w:oddVBand="0" w:evenVBand="0" w:oddHBand="0" w:evenHBand="0" w:firstRowFirstColumn="0" w:firstRowLastColumn="0" w:lastRowFirstColumn="0" w:lastRowLastColumn="0"/>
             </w:pPr>
             <w:r>
@@ -9900,7 +9619,7 @@
           </w:tcPr>
           <w:p>
             <w:pPr>
-              <w:pStyle w:val="BITTextkrper"/>
+              <w:pStyle w:val="BITTabelle"/>
               <w:cnfStyle w:val="000000000000" w:firstRow="0" w:lastRow="0" w:firstColumn="0" w:lastColumn="0" w:oddVBand="0" w:evenVBand="0" w:oddHBand="0" w:evenHBand="0" w:firstRowFirstColumn="0" w:firstRowLastColumn="0" w:lastRowFirstColumn="0" w:lastRowLastColumn="0"/>
             </w:pPr>
             <w:r>
@@ -9921,7 +9640,7 @@
           </w:tcPr>
           <w:p>
             <w:pPr>
-              <w:pStyle w:val="BITTextkrper"/>
+              <w:pStyle w:val="BITTabellentitel"/>
             </w:pPr>
             <w:r>
               <w:t>Stockage</w:t>
@@ -9935,7 +9654,7 @@
           </w:tcPr>
           <w:p>
             <w:pPr>
-              <w:pStyle w:val="BITTextkrper"/>
+              <w:pStyle w:val="BITTabelle"/>
               <w:cnfStyle w:val="000000100000" w:firstRow="0" w:lastRow="0" w:firstColumn="0" w:lastColumn="0" w:oddVBand="0" w:evenVBand="0" w:oddHBand="1" w:evenHBand="0" w:firstRowFirstColumn="0" w:firstRowLastColumn="0" w:lastRowFirstColumn="0" w:lastRowLastColumn="0"/>
             </w:pPr>
             <w:r>
@@ -9950,7 +9669,7 @@
           </w:tcPr>
           <w:p>
             <w:pPr>
-              <w:pStyle w:val="BITTextkrper"/>
+              <w:pStyle w:val="BITTabelle"/>
               <w:cnfStyle w:val="000000100000" w:firstRow="0" w:lastRow="0" w:firstColumn="0" w:lastColumn="0" w:oddVBand="0" w:evenVBand="0" w:oddHBand="1" w:evenHBand="0" w:firstRowFirstColumn="0" w:firstRowLastColumn="0" w:lastRowFirstColumn="0" w:lastRowLastColumn="0"/>
             </w:pPr>
             <w:r>
@@ -9971,7 +9690,7 @@
           </w:tcPr>
           <w:p>
             <w:pPr>
-              <w:pStyle w:val="BITTextkrper"/>
+              <w:pStyle w:val="BITTabellentitel"/>
             </w:pPr>
             <w:r>
               <w:t>Template</w:t>
@@ -9988,7 +9707,7 @@
           </w:tcPr>
           <w:p>
             <w:pPr>
-              <w:pStyle w:val="BITTextkrper"/>
+              <w:pStyle w:val="BITTabelle"/>
               <w:cnfStyle w:val="000000000000" w:firstRow="0" w:lastRow="0" w:firstColumn="0" w:lastColumn="0" w:oddVBand="0" w:evenVBand="0" w:oddHBand="0" w:evenHBand="0" w:firstRowFirstColumn="0" w:firstRowLastColumn="0" w:lastRowFirstColumn="0" w:lastRowLastColumn="0"/>
             </w:pPr>
             <w:r>
@@ -10003,19 +9722,11 @@
           </w:tcPr>
           <w:p>
             <w:pPr>
-              <w:pStyle w:val="BITTextkrper"/>
+              <w:pStyle w:val="BITTabelle"/>
               <w:cnfStyle w:val="000000000000" w:firstRow="0" w:lastRow="0" w:firstColumn="0" w:lastColumn="0" w:oddVBand="0" w:evenVBand="0" w:oddHBand="0" w:evenHBand="0" w:firstRowFirstColumn="0" w:firstRowLastColumn="0" w:lastRowFirstColumn="0" w:lastRowLastColumn="0"/>
             </w:pPr>
             <w:r>
-              <w:t xml:space="preserve">Un </w:t>
-            </w:r>
-            <w:proofErr w:type="spellStart"/>
-            <w:r>
-              <w:t>template</w:t>
-            </w:r>
-            <w:proofErr w:type="spellEnd"/>
-            <w:r>
-              <w:t xml:space="preserve"> Windows Server sera préparé avec Sysprep afin de permettre le clonage propre des VMs.</w:t>
+              <w:t>Un template Windows Server sera préparé avec Sysprep afin de permettre le clonage propre des VMs.</w:t>
             </w:r>
           </w:p>
         </w:tc>
@@ -10032,7 +9743,7 @@
           </w:tcPr>
           <w:p>
             <w:pPr>
-              <w:pStyle w:val="BITTextkrper"/>
+              <w:pStyle w:val="BITTabellentitel"/>
             </w:pPr>
             <w:r>
               <w:t>Automatisation</w:t>
@@ -10046,7 +9757,7 @@
           </w:tcPr>
           <w:p>
             <w:pPr>
-              <w:pStyle w:val="BITTextkrper"/>
+              <w:pStyle w:val="BITTabelle"/>
               <w:cnfStyle w:val="000000100000" w:firstRow="0" w:lastRow="0" w:firstColumn="0" w:lastColumn="0" w:oddVBand="0" w:evenVBand="0" w:oddHBand="1" w:evenHBand="0" w:firstRowFirstColumn="0" w:firstRowLastColumn="0" w:lastRowFirstColumn="0" w:lastRowLastColumn="0"/>
             </w:pPr>
             <w:r>
@@ -10061,19 +9772,11 @@
           </w:tcPr>
           <w:p>
             <w:pPr>
-              <w:pStyle w:val="BITTextkrper"/>
+              <w:pStyle w:val="BITTabelle"/>
               <w:cnfStyle w:val="000000100000" w:firstRow="0" w:lastRow="0" w:firstColumn="0" w:lastColumn="0" w:oddVBand="0" w:evenVBand="0" w:oddHBand="1" w:evenHBand="0" w:firstRowFirstColumn="0" w:firstRowLastColumn="0" w:lastRowFirstColumn="0" w:lastRowLastColumn="0"/>
             </w:pPr>
             <w:r>
-              <w:t xml:space="preserve">Des playbooks Ansible seront utilisés pour créer les VMs à partir du </w:t>
-            </w:r>
-            <w:proofErr w:type="spellStart"/>
-            <w:r>
-              <w:t>template</w:t>
-            </w:r>
-            <w:proofErr w:type="spellEnd"/>
-            <w:r>
-              <w:t xml:space="preserve"> défini.</w:t>
+              <w:t>Des playbooks Ansible seront utilisés pour créer les VMs à partir du template défini.</w:t>
             </w:r>
           </w:p>
         </w:tc>
@@ -10087,7 +9790,7 @@
           </w:tcPr>
           <w:p>
             <w:pPr>
-              <w:pStyle w:val="BITTextkrper"/>
+              <w:pStyle w:val="BITTabellentitel"/>
             </w:pPr>
             <w:r>
               <w:t>Sécurité</w:t>
@@ -10101,7 +9804,7 @@
           </w:tcPr>
           <w:p>
             <w:pPr>
-              <w:pStyle w:val="BITTextkrper"/>
+              <w:pStyle w:val="BITTabelle"/>
               <w:cnfStyle w:val="000000000000" w:firstRow="0" w:lastRow="0" w:firstColumn="0" w:lastColumn="0" w:oddVBand="0" w:evenVBand="0" w:oddHBand="0" w:evenHBand="0" w:firstRowFirstColumn="0" w:firstRowLastColumn="0" w:lastRowFirstColumn="0" w:lastRowLastColumn="0"/>
             </w:pPr>
             <w:r>
@@ -10116,7 +9819,7 @@
           </w:tcPr>
           <w:p>
             <w:pPr>
-              <w:pStyle w:val="BITTextkrper"/>
+              <w:pStyle w:val="BITTabelle"/>
               <w:cnfStyle w:val="000000000000" w:firstRow="0" w:lastRow="0" w:firstColumn="0" w:lastColumn="0" w:oddVBand="0" w:evenVBand="0" w:oddHBand="0" w:evenHBand="0" w:firstRowFirstColumn="0" w:firstRowLastColumn="0" w:lastRowFirstColumn="0" w:lastRowLastColumn="0"/>
             </w:pPr>
             <w:r>
@@ -10137,7 +9840,7 @@
           </w:tcPr>
           <w:p>
             <w:pPr>
-              <w:pStyle w:val="BITTextkrper"/>
+              <w:pStyle w:val="BITTabellentitel"/>
             </w:pPr>
             <w:r>
               <w:t>Tests</w:t>
@@ -10151,7 +9854,7 @@
           </w:tcPr>
           <w:p>
             <w:pPr>
-              <w:pStyle w:val="BITTextkrper"/>
+              <w:pStyle w:val="BITTabelle"/>
               <w:cnfStyle w:val="000000100000" w:firstRow="0" w:lastRow="0" w:firstColumn="0" w:lastColumn="0" w:oddVBand="0" w:evenVBand="0" w:oddHBand="1" w:evenHBand="0" w:firstRowFirstColumn="0" w:firstRowLastColumn="0" w:lastRowFirstColumn="0" w:lastRowLastColumn="0"/>
             </w:pPr>
             <w:r>
@@ -10166,19 +9869,11 @@
           </w:tcPr>
           <w:p>
             <w:pPr>
-              <w:pStyle w:val="BITTextkrper"/>
+              <w:pStyle w:val="BITTabelle"/>
               <w:cnfStyle w:val="000000100000" w:firstRow="0" w:lastRow="0" w:firstColumn="0" w:lastColumn="0" w:oddVBand="0" w:evenVBand="0" w:oddHBand="1" w:evenHBand="0" w:firstRowFirstColumn="0" w:firstRowLastColumn="0" w:lastRowFirstColumn="0" w:lastRowLastColumn="0"/>
             </w:pPr>
             <w:r>
-              <w:t xml:space="preserve">Des tests seront prévus pour valider le cluster, le réseau, le stockage, les </w:t>
-            </w:r>
-            <w:proofErr w:type="spellStart"/>
-            <w:r>
-              <w:t>templates</w:t>
-            </w:r>
-            <w:proofErr w:type="spellEnd"/>
-            <w:r>
-              <w:t xml:space="preserve"> et l’automatisation.</w:t>
+              <w:t>Des tests seront prévus pour valider le cluster, le réseau, le stockage, les templates et l’automatisation.</w:t>
             </w:r>
           </w:p>
         </w:tc>
@@ -10192,7 +9887,7 @@
           </w:tcPr>
           <w:p>
             <w:pPr>
-              <w:pStyle w:val="BITTextkrper"/>
+              <w:pStyle w:val="BITTabellentitel"/>
             </w:pPr>
             <w:r>
               <w:t>Documentation</w:t>
@@ -10206,7 +9901,7 @@
           </w:tcPr>
           <w:p>
             <w:pPr>
-              <w:pStyle w:val="BITTextkrper"/>
+              <w:pStyle w:val="BITTabelle"/>
               <w:cnfStyle w:val="000000000000" w:firstRow="0" w:lastRow="0" w:firstColumn="0" w:lastColumn="0" w:oddVBand="0" w:evenVBand="0" w:oddHBand="0" w:evenHBand="0" w:firstRowFirstColumn="0" w:firstRowLastColumn="0" w:lastRowFirstColumn="0" w:lastRowLastColumn="0"/>
             </w:pPr>
             <w:r>
@@ -10221,7 +9916,7 @@
           </w:tcPr>
           <w:p>
             <w:pPr>
-              <w:pStyle w:val="BITTextkrper"/>
+              <w:pStyle w:val="BITTabelle"/>
               <w:cnfStyle w:val="000000000000" w:firstRow="0" w:lastRow="0" w:firstColumn="0" w:lastColumn="0" w:oddVBand="0" w:evenVBand="0" w:oddHBand="0" w:evenHBand="0" w:firstRowFirstColumn="0" w:firstRowLastColumn="0" w:lastRowFirstColumn="0" w:lastRowLastColumn="0"/>
             </w:pPr>
             <w:r>
@@ -10244,14 +9939,13 @@
           <w:numId w:val="16"/>
         </w:numPr>
       </w:pPr>
-      <w:bookmarkStart w:id="33" w:name="_Toc250790982"/>
-      <w:bookmarkStart w:id="34" w:name="_Toc229061879"/>
-      <w:r>
-        <w:lastRenderedPageBreak/>
+      <w:bookmarkStart w:id="32" w:name="_Toc250790982"/>
+      <w:bookmarkStart w:id="33" w:name="_Toc229465353"/>
+      <w:r>
         <w:t>Architecture du système</w:t>
       </w:r>
+      <w:bookmarkEnd w:id="32"/>
       <w:bookmarkEnd w:id="33"/>
-      <w:bookmarkEnd w:id="34"/>
     </w:p>
     <w:p>
       <w:pPr>
@@ -10266,13 +9960,14 @@
           <w:numId w:val="16"/>
         </w:numPr>
       </w:pPr>
-      <w:bookmarkStart w:id="35" w:name="_Toc250790983"/>
-      <w:bookmarkStart w:id="36" w:name="_Toc229061880"/>
-      <w:r>
+      <w:bookmarkStart w:id="34" w:name="_Toc250790983"/>
+      <w:bookmarkStart w:id="35" w:name="_Toc229465354"/>
+      <w:r>
+        <w:lastRenderedPageBreak/>
         <w:t>Plan d’intégration des systèmes</w:t>
       </w:r>
+      <w:bookmarkEnd w:id="34"/>
       <w:bookmarkEnd w:id="35"/>
-      <w:bookmarkEnd w:id="36"/>
     </w:p>
     <w:p>
       <w:pPr>
@@ -10300,30 +9995,592 @@
           <w:numId w:val="16"/>
         </w:numPr>
       </w:pPr>
-      <w:bookmarkStart w:id="37" w:name="_Toc250790984"/>
-      <w:bookmarkStart w:id="38" w:name="_Toc229061881"/>
+      <w:bookmarkStart w:id="36" w:name="_Toc250790984"/>
+      <w:bookmarkStart w:id="37" w:name="_Toc229465355"/>
       <w:r>
         <w:t>Concept d‘implémentation</w:t>
       </w:r>
+      <w:bookmarkEnd w:id="36"/>
       <w:bookmarkEnd w:id="37"/>
-      <w:bookmarkEnd w:id="38"/>
     </w:p>
     <w:p>
       <w:pPr>
         <w:pStyle w:val="BITTextkrper"/>
-        <w:rPr>
-          <w:i/>
-          <w:iCs/>
-          <w:color w:val="A6A6A6" w:themeColor="background1" w:themeShade="A6"/>
-        </w:rPr>
-      </w:pPr>
-      <w:r>
-        <w:rPr>
-          <w:i/>
-          <w:iCs/>
-          <w:color w:val="A6A6A6" w:themeColor="background1" w:themeShade="A6"/>
-        </w:rPr>
-        <w:t>Phases, étapes clés</w:t>
+      </w:pPr>
+      <w:r>
+        <w:t xml:space="preserve">Un concept d’implémentation est </w:t>
+      </w:r>
+      <w:r>
+        <w:t>une planification des étapes à effectuer durant l’implémentations afin de s’assurer que lors de l’implémentation effective du système, le cahier des charges soit bien respecté.</w:t>
+      </w:r>
+    </w:p>
+    <w:p>
+      <w:pPr>
+        <w:pStyle w:val="BITTextkrper"/>
+      </w:pPr>
+      <w:r>
+        <w:t>Le concept d’implémentation ci-dessous va donc me permettre de lister les dépendances entre les tâches à effectuer, et permettre une suite logique dans le travail.</w:t>
+      </w:r>
+      <w:r>
+        <w:t xml:space="preserve"> C’est en parti basé sur ceci que le concept de test sera basé.</w:t>
+      </w:r>
+      <w:r>
+        <w:t xml:space="preserve"> Chaque entrée dans le tableau, dépend du bon déroulement de l’entrée du dessus</w:t>
+      </w:r>
+      <w:r>
+        <w:t>.</w:t>
+      </w:r>
+    </w:p>
+    <w:tbl>
+      <w:tblPr>
+        <w:tblStyle w:val="TableauGrille4-Accentuation1"/>
+        <w:tblW w:w="0" w:type="auto"/>
+        <w:tblLook w:val="04A0" w:firstRow="1" w:lastRow="0" w:firstColumn="1" w:lastColumn="0" w:noHBand="0" w:noVBand="1"/>
+      </w:tblPr>
+      <w:tblGrid>
+        <w:gridCol w:w="3020"/>
+        <w:gridCol w:w="3020"/>
+        <w:gridCol w:w="3021"/>
+      </w:tblGrid>
+      <w:tr>
+        <w:trPr>
+          <w:cnfStyle w:val="100000000000" w:firstRow="1" w:lastRow="0" w:firstColumn="0" w:lastColumn="0" w:oddVBand="0" w:evenVBand="0" w:oddHBand="0" w:evenHBand="0" w:firstRowFirstColumn="0" w:firstRowLastColumn="0" w:lastRowFirstColumn="0" w:lastRowLastColumn="0"/>
+        </w:trPr>
+        <w:tc>
+          <w:tcPr>
+            <w:cnfStyle w:val="001000000000" w:firstRow="0" w:lastRow="0" w:firstColumn="1" w:lastColumn="0" w:oddVBand="0" w:evenVBand="0" w:oddHBand="0" w:evenHBand="0" w:firstRowFirstColumn="0" w:firstRowLastColumn="0" w:lastRowFirstColumn="0" w:lastRowLastColumn="0"/>
+            <w:tcW w:w="3020" w:type="dxa"/>
+          </w:tcPr>
+          <w:p>
+            <w:pPr>
+              <w:pStyle w:val="BITTabelle"/>
+              <w:rPr>
+                <w:b w:val="0"/>
+                <w:bCs w:val="0"/>
+              </w:rPr>
+            </w:pPr>
+            <w:r>
+              <w:rPr>
+                <w:b w:val="0"/>
+                <w:bCs w:val="0"/>
+              </w:rPr>
+              <w:t>Etapes clefs</w:t>
+            </w:r>
+          </w:p>
+        </w:tc>
+        <w:tc>
+          <w:tcPr>
+            <w:tcW w:w="3020" w:type="dxa"/>
+          </w:tcPr>
+          <w:p>
+            <w:pPr>
+              <w:pStyle w:val="BITTabelle"/>
+              <w:cnfStyle w:val="100000000000" w:firstRow="1" w:lastRow="0" w:firstColumn="0" w:lastColumn="0" w:oddVBand="0" w:evenVBand="0" w:oddHBand="0" w:evenHBand="0" w:firstRowFirstColumn="0" w:firstRowLastColumn="0" w:lastRowFirstColumn="0" w:lastRowLastColumn="0"/>
+              <w:rPr>
+                <w:b w:val="0"/>
+                <w:bCs w:val="0"/>
+              </w:rPr>
+            </w:pPr>
+            <w:r>
+              <w:rPr>
+                <w:b w:val="0"/>
+                <w:bCs w:val="0"/>
+              </w:rPr>
+              <w:t>Description</w:t>
+            </w:r>
+          </w:p>
+        </w:tc>
+        <w:tc>
+          <w:tcPr>
+            <w:tcW w:w="3021" w:type="dxa"/>
+          </w:tcPr>
+          <w:p>
+            <w:pPr>
+              <w:pStyle w:val="BITTabelle"/>
+              <w:cnfStyle w:val="100000000000" w:firstRow="1" w:lastRow="0" w:firstColumn="0" w:lastColumn="0" w:oddVBand="0" w:evenVBand="0" w:oddHBand="0" w:evenHBand="0" w:firstRowFirstColumn="0" w:firstRowLastColumn="0" w:lastRowFirstColumn="0" w:lastRowLastColumn="0"/>
+              <w:rPr>
+                <w:b w:val="0"/>
+                <w:bCs w:val="0"/>
+              </w:rPr>
+            </w:pPr>
+            <w:r>
+              <w:rPr>
+                <w:b w:val="0"/>
+                <w:bCs w:val="0"/>
+              </w:rPr>
+              <w:t>Résultat attendu</w:t>
+            </w:r>
+          </w:p>
+        </w:tc>
+      </w:tr>
+      <w:tr>
+        <w:trPr>
+          <w:cnfStyle w:val="000000100000" w:firstRow="0" w:lastRow="0" w:firstColumn="0" w:lastColumn="0" w:oddVBand="0" w:evenVBand="0" w:oddHBand="1" w:evenHBand="0" w:firstRowFirstColumn="0" w:firstRowLastColumn="0" w:lastRowFirstColumn="0" w:lastRowLastColumn="0"/>
+        </w:trPr>
+        <w:tc>
+          <w:tcPr>
+            <w:cnfStyle w:val="001000000000" w:firstRow="0" w:lastRow="0" w:firstColumn="1" w:lastColumn="0" w:oddVBand="0" w:evenVBand="0" w:oddHBand="0" w:evenHBand="0" w:firstRowFirstColumn="0" w:firstRowLastColumn="0" w:lastRowFirstColumn="0" w:lastRowLastColumn="0"/>
+            <w:tcW w:w="3020" w:type="dxa"/>
+          </w:tcPr>
+          <w:p>
+            <w:pPr>
+              <w:pStyle w:val="BITTabelle"/>
+              <w:rPr>
+                <w:b w:val="0"/>
+                <w:bCs w:val="0"/>
+              </w:rPr>
+            </w:pPr>
+            <w:r>
+              <w:rPr>
+                <w:b w:val="0"/>
+                <w:bCs w:val="0"/>
+              </w:rPr>
+              <w:t>Préparation de l’infrastructure</w:t>
+            </w:r>
+          </w:p>
+        </w:tc>
+        <w:tc>
+          <w:tcPr>
+            <w:tcW w:w="3020" w:type="dxa"/>
+          </w:tcPr>
+          <w:p>
+            <w:pPr>
+              <w:pStyle w:val="BITTabelle"/>
+              <w:cnfStyle w:val="000000100000" w:firstRow="0" w:lastRow="0" w:firstColumn="0" w:lastColumn="0" w:oddVBand="0" w:evenVBand="0" w:oddHBand="1" w:evenHBand="0" w:firstRowFirstColumn="0" w:firstRowLastColumn="0" w:lastRowFirstColumn="0" w:lastRowLastColumn="0"/>
+            </w:pPr>
+            <w:r>
+              <w:t>Vérification des serveurs, du switch et des supports d’installation</w:t>
+            </w:r>
+          </w:p>
+        </w:tc>
+        <w:tc>
+          <w:tcPr>
+            <w:tcW w:w="3021" w:type="dxa"/>
+          </w:tcPr>
+          <w:p>
+            <w:pPr>
+              <w:pStyle w:val="BITTabelle"/>
+              <w:cnfStyle w:val="000000100000" w:firstRow="0" w:lastRow="0" w:firstColumn="0" w:lastColumn="0" w:oddVBand="0" w:evenVBand="0" w:oddHBand="1" w:evenHBand="0" w:firstRowFirstColumn="0" w:firstRowLastColumn="0" w:lastRowFirstColumn="0" w:lastRowLastColumn="0"/>
+            </w:pPr>
+            <w:r>
+              <w:t>Le matériel est prêt pour l’installation et la mise en place</w:t>
+            </w:r>
+          </w:p>
+        </w:tc>
+      </w:tr>
+      <w:tr>
+        <w:tc>
+          <w:tcPr>
+            <w:cnfStyle w:val="001000000000" w:firstRow="0" w:lastRow="0" w:firstColumn="1" w:lastColumn="0" w:oddVBand="0" w:evenVBand="0" w:oddHBand="0" w:evenHBand="0" w:firstRowFirstColumn="0" w:firstRowLastColumn="0" w:lastRowFirstColumn="0" w:lastRowLastColumn="0"/>
+            <w:tcW w:w="3020" w:type="dxa"/>
+          </w:tcPr>
+          <w:p>
+            <w:pPr>
+              <w:pStyle w:val="BITTabelle"/>
+              <w:rPr>
+                <w:b w:val="0"/>
+                <w:bCs w:val="0"/>
+              </w:rPr>
+            </w:pPr>
+            <w:r>
+              <w:rPr>
+                <w:b w:val="0"/>
+                <w:bCs w:val="0"/>
+              </w:rPr>
+              <w:t>Câblage de l’infrastructure</w:t>
+            </w:r>
+          </w:p>
+        </w:tc>
+        <w:tc>
+          <w:tcPr>
+            <w:tcW w:w="3020" w:type="dxa"/>
+          </w:tcPr>
+          <w:p>
+            <w:pPr>
+              <w:pStyle w:val="BITTabelle"/>
+              <w:cnfStyle w:val="000000000000" w:firstRow="0" w:lastRow="0" w:firstColumn="0" w:lastColumn="0" w:oddVBand="0" w:evenVBand="0" w:oddHBand="0" w:evenHBand="0" w:firstRowFirstColumn="0" w:firstRowLastColumn="0" w:lastRowFirstColumn="0" w:lastRowLastColumn="0"/>
+            </w:pPr>
+            <w:r>
+              <w:t>Mise en place du câblage selon le schéma physique</w:t>
+            </w:r>
+          </w:p>
+        </w:tc>
+        <w:tc>
+          <w:tcPr>
+            <w:tcW w:w="3021" w:type="dxa"/>
+          </w:tcPr>
+          <w:p>
+            <w:pPr>
+              <w:pStyle w:val="BITTabelle"/>
+              <w:cnfStyle w:val="000000000000" w:firstRow="0" w:lastRow="0" w:firstColumn="0" w:lastColumn="0" w:oddVBand="0" w:evenVBand="0" w:oddHBand="0" w:evenHBand="0" w:firstRowFirstColumn="0" w:firstRowLastColumn="0" w:lastRowFirstColumn="0" w:lastRowLastColumn="0"/>
+            </w:pPr>
+            <w:r>
+              <w:t>Le câblage correspond aux spécifications requises lors de la conception</w:t>
+            </w:r>
+          </w:p>
+        </w:tc>
+      </w:tr>
+      <w:tr>
+        <w:trPr>
+          <w:cnfStyle w:val="000000100000" w:firstRow="0" w:lastRow="0" w:firstColumn="0" w:lastColumn="0" w:oddVBand="0" w:evenVBand="0" w:oddHBand="1" w:evenHBand="0" w:firstRowFirstColumn="0" w:firstRowLastColumn="0" w:lastRowFirstColumn="0" w:lastRowLastColumn="0"/>
+        </w:trPr>
+        <w:tc>
+          <w:tcPr>
+            <w:cnfStyle w:val="001000000000" w:firstRow="0" w:lastRow="0" w:firstColumn="1" w:lastColumn="0" w:oddVBand="0" w:evenVBand="0" w:oddHBand="0" w:evenHBand="0" w:firstRowFirstColumn="0" w:firstRowLastColumn="0" w:lastRowFirstColumn="0" w:lastRowLastColumn="0"/>
+            <w:tcW w:w="3020" w:type="dxa"/>
+          </w:tcPr>
+          <w:p>
+            <w:pPr>
+              <w:pStyle w:val="BITTabelle"/>
+              <w:rPr>
+                <w:b w:val="0"/>
+                <w:bCs w:val="0"/>
+              </w:rPr>
+            </w:pPr>
+            <w:r>
+              <w:rPr>
+                <w:b w:val="0"/>
+                <w:bCs w:val="0"/>
+              </w:rPr>
+              <w:t>Création des nœuds</w:t>
+            </w:r>
+          </w:p>
+        </w:tc>
+        <w:tc>
+          <w:tcPr>
+            <w:tcW w:w="3020" w:type="dxa"/>
+          </w:tcPr>
+          <w:p>
+            <w:pPr>
+              <w:pStyle w:val="BITTabelle"/>
+              <w:cnfStyle w:val="000000100000" w:firstRow="0" w:lastRow="0" w:firstColumn="0" w:lastColumn="0" w:oddVBand="0" w:evenVBand="0" w:oddHBand="1" w:evenHBand="0" w:firstRowFirstColumn="0" w:firstRowLastColumn="0" w:lastRowFirstColumn="0" w:lastRowLastColumn="0"/>
+            </w:pPr>
+            <w:r>
+              <w:t>Installation de Proxmox VE sur les trois nœuds, selon les schémas logique et physique</w:t>
+            </w:r>
+          </w:p>
+        </w:tc>
+        <w:tc>
+          <w:tcPr>
+            <w:tcW w:w="3021" w:type="dxa"/>
+          </w:tcPr>
+          <w:p>
+            <w:pPr>
+              <w:pStyle w:val="BITTabelle"/>
+              <w:cnfStyle w:val="000000100000" w:firstRow="0" w:lastRow="0" w:firstColumn="0" w:lastColumn="0" w:oddVBand="0" w:evenVBand="0" w:oddHBand="1" w:evenHBand="0" w:firstRowFirstColumn="0" w:firstRowLastColumn="0" w:lastRowFirstColumn="0" w:lastRowLastColumn="0"/>
+            </w:pPr>
+            <w:r>
+              <w:t>L’installation est conforme aux schémas et les interfaces web sont accessible avec l’utilisateur root</w:t>
+            </w:r>
+          </w:p>
+        </w:tc>
+      </w:tr>
+      <w:tr>
+        <w:tc>
+          <w:tcPr>
+            <w:cnfStyle w:val="001000000000" w:firstRow="0" w:lastRow="0" w:firstColumn="1" w:lastColumn="0" w:oddVBand="0" w:evenVBand="0" w:oddHBand="0" w:evenHBand="0" w:firstRowFirstColumn="0" w:firstRowLastColumn="0" w:lastRowFirstColumn="0" w:lastRowLastColumn="0"/>
+            <w:tcW w:w="3020" w:type="dxa"/>
+          </w:tcPr>
+          <w:p>
+            <w:pPr>
+              <w:pStyle w:val="BITTabelle"/>
+              <w:rPr>
+                <w:b w:val="0"/>
+                <w:bCs w:val="0"/>
+              </w:rPr>
+            </w:pPr>
+            <w:r>
+              <w:rPr>
+                <w:b w:val="0"/>
+                <w:bCs w:val="0"/>
+              </w:rPr>
+              <w:t>Mise en place du cluster</w:t>
+            </w:r>
+          </w:p>
+        </w:tc>
+        <w:tc>
+          <w:tcPr>
+            <w:tcW w:w="3020" w:type="dxa"/>
+          </w:tcPr>
+          <w:p>
+            <w:pPr>
+              <w:pStyle w:val="BITTabelle"/>
+              <w:cnfStyle w:val="000000000000" w:firstRow="0" w:lastRow="0" w:firstColumn="0" w:lastColumn="0" w:oddVBand="0" w:evenVBand="0" w:oddHBand="0" w:evenHBand="0" w:firstRowFirstColumn="0" w:firstRowLastColumn="0" w:lastRowFirstColumn="0" w:lastRowLastColumn="0"/>
+            </w:pPr>
+            <w:r>
+              <w:t>Création du cluster et ajouts des nœuds à ce dernier</w:t>
+            </w:r>
+          </w:p>
+        </w:tc>
+        <w:tc>
+          <w:tcPr>
+            <w:tcW w:w="3021" w:type="dxa"/>
+          </w:tcPr>
+          <w:p>
+            <w:pPr>
+              <w:pStyle w:val="BITTabelle"/>
+              <w:cnfStyle w:val="000000000000" w:firstRow="0" w:lastRow="0" w:firstColumn="0" w:lastColumn="0" w:oddVBand="0" w:evenVBand="0" w:oddHBand="0" w:evenHBand="0" w:firstRowFirstColumn="0" w:firstRowLastColumn="0" w:lastRowFirstColumn="0" w:lastRowLastColumn="0"/>
+            </w:pPr>
+            <w:r>
+              <w:t>Tous les nœuds sont visibles depuis l’interface web</w:t>
+            </w:r>
+          </w:p>
+        </w:tc>
+      </w:tr>
+      <w:tr>
+        <w:trPr>
+          <w:cnfStyle w:val="000000100000" w:firstRow="0" w:lastRow="0" w:firstColumn="0" w:lastColumn="0" w:oddVBand="0" w:evenVBand="0" w:oddHBand="1" w:evenHBand="0" w:firstRowFirstColumn="0" w:firstRowLastColumn="0" w:lastRowFirstColumn="0" w:lastRowLastColumn="0"/>
+        </w:trPr>
+        <w:tc>
+          <w:tcPr>
+            <w:cnfStyle w:val="001000000000" w:firstRow="0" w:lastRow="0" w:firstColumn="1" w:lastColumn="0" w:oddVBand="0" w:evenVBand="0" w:oddHBand="0" w:evenHBand="0" w:firstRowFirstColumn="0" w:firstRowLastColumn="0" w:lastRowFirstColumn="0" w:lastRowLastColumn="0"/>
+            <w:tcW w:w="3020" w:type="dxa"/>
+          </w:tcPr>
+          <w:p>
+            <w:pPr>
+              <w:pStyle w:val="BITTabelle"/>
+              <w:rPr>
+                <w:b w:val="0"/>
+                <w:bCs w:val="0"/>
+              </w:rPr>
+            </w:pPr>
+            <w:r>
+              <w:rPr>
+                <w:b w:val="0"/>
+                <w:bCs w:val="0"/>
+              </w:rPr>
+              <w:t>Réseaux internes à Proxmox</w:t>
+            </w:r>
+          </w:p>
+        </w:tc>
+        <w:tc>
+          <w:tcPr>
+            <w:tcW w:w="3020" w:type="dxa"/>
+          </w:tcPr>
+          <w:p>
+            <w:pPr>
+              <w:pStyle w:val="BITTabelle"/>
+              <w:cnfStyle w:val="000000100000" w:firstRow="0" w:lastRow="0" w:firstColumn="0" w:lastColumn="0" w:oddVBand="0" w:evenVBand="0" w:oddHBand="1" w:evenHBand="0" w:firstRowFirstColumn="0" w:firstRowLastColumn="0" w:lastRowFirstColumn="0" w:lastRowLastColumn="0"/>
+            </w:pPr>
+            <w:r>
+              <w:t>Création des interfaces réseaux selon le schéma hybride Proxmox</w:t>
+            </w:r>
+          </w:p>
+        </w:tc>
+        <w:tc>
+          <w:tcPr>
+            <w:tcW w:w="3021" w:type="dxa"/>
+          </w:tcPr>
+          <w:p>
+            <w:pPr>
+              <w:pStyle w:val="BITTabelle"/>
+              <w:cnfStyle w:val="000000100000" w:firstRow="0" w:lastRow="0" w:firstColumn="0" w:lastColumn="0" w:oddVBand="0" w:evenVBand="0" w:oddHBand="1" w:evenHBand="0" w:firstRowFirstColumn="0" w:firstRowLastColumn="0" w:lastRowFirstColumn="0" w:lastRowLastColumn="0"/>
+            </w:pPr>
+            <w:r>
+              <w:t>L’implémentation correspond au schéma</w:t>
+            </w:r>
+          </w:p>
+        </w:tc>
+      </w:tr>
+      <w:tr>
+        <w:tc>
+          <w:tcPr>
+            <w:cnfStyle w:val="001000000000" w:firstRow="0" w:lastRow="0" w:firstColumn="1" w:lastColumn="0" w:oddVBand="0" w:evenVBand="0" w:oddHBand="0" w:evenHBand="0" w:firstRowFirstColumn="0" w:firstRowLastColumn="0" w:lastRowFirstColumn="0" w:lastRowLastColumn="0"/>
+            <w:tcW w:w="3020" w:type="dxa"/>
+          </w:tcPr>
+          <w:p>
+            <w:pPr>
+              <w:pStyle w:val="BITTabelle"/>
+              <w:rPr>
+                <w:b w:val="0"/>
+                <w:bCs w:val="0"/>
+              </w:rPr>
+            </w:pPr>
+            <w:r>
+              <w:rPr>
+                <w:b w:val="0"/>
+                <w:bCs w:val="0"/>
+              </w:rPr>
+              <w:t>Configuration du stockage</w:t>
+            </w:r>
+          </w:p>
+        </w:tc>
+        <w:tc>
+          <w:tcPr>
+            <w:tcW w:w="3020" w:type="dxa"/>
+          </w:tcPr>
+          <w:p>
+            <w:pPr>
+              <w:pStyle w:val="BITTabelle"/>
+              <w:cnfStyle w:val="000000000000" w:firstRow="0" w:lastRow="0" w:firstColumn="0" w:lastColumn="0" w:oddVBand="0" w:evenVBand="0" w:oddHBand="0" w:evenHBand="0" w:firstRowFirstColumn="0" w:firstRowLastColumn="0" w:lastRowFirstColumn="0" w:lastRowLastColumn="0"/>
+            </w:pPr>
+            <w:r>
+              <w:t>Installation de Ceph à travers toutes les nodes, en utilisant les interfaces de stockage.</w:t>
+            </w:r>
+          </w:p>
+          <w:p>
+            <w:pPr>
+              <w:pStyle w:val="BITTabelle"/>
+              <w:cnfStyle w:val="000000000000" w:firstRow="0" w:lastRow="0" w:firstColumn="0" w:lastColumn="0" w:oddVBand="0" w:evenVBand="0" w:oddHBand="0" w:evenHBand="0" w:firstRowFirstColumn="0" w:firstRowLastColumn="0" w:lastRowFirstColumn="0" w:lastRowLastColumn="0"/>
+            </w:pPr>
+            <w:r>
+              <w:t>Configuration de Ceph selon la conception</w:t>
+            </w:r>
+          </w:p>
+        </w:tc>
+        <w:tc>
+          <w:tcPr>
+            <w:tcW w:w="3021" w:type="dxa"/>
+          </w:tcPr>
+          <w:p>
+            <w:pPr>
+              <w:pStyle w:val="BITTabelle"/>
+              <w:cnfStyle w:val="000000000000" w:firstRow="0" w:lastRow="0" w:firstColumn="0" w:lastColumn="0" w:oddVBand="0" w:evenVBand="0" w:oddHBand="0" w:evenHBand="0" w:firstRowFirstColumn="0" w:firstRowLastColumn="0" w:lastRowFirstColumn="0" w:lastRowLastColumn="0"/>
+            </w:pPr>
+            <w:r>
+              <w:t>Les disques</w:t>
+            </w:r>
+            <w:r>
+              <w:t xml:space="preserve"> sont visibles, le </w:t>
+            </w:r>
+            <w:r>
+              <w:t>C</w:t>
+            </w:r>
+            <w:r>
+              <w:t xml:space="preserve">ephfs de même et chaque node a accès </w:t>
+            </w:r>
+            <w:r>
+              <w:t>aux différents pools</w:t>
+            </w:r>
+            <w:r>
+              <w:t xml:space="preserve"> de stockage</w:t>
+            </w:r>
+          </w:p>
+        </w:tc>
+      </w:tr>
+      <w:tr>
+        <w:trPr>
+          <w:cnfStyle w:val="000000100000" w:firstRow="0" w:lastRow="0" w:firstColumn="0" w:lastColumn="0" w:oddVBand="0" w:evenVBand="0" w:oddHBand="1" w:evenHBand="0" w:firstRowFirstColumn="0" w:firstRowLastColumn="0" w:lastRowFirstColumn="0" w:lastRowLastColumn="0"/>
+        </w:trPr>
+        <w:tc>
+          <w:tcPr>
+            <w:cnfStyle w:val="001000000000" w:firstRow="0" w:lastRow="0" w:firstColumn="1" w:lastColumn="0" w:oddVBand="0" w:evenVBand="0" w:oddHBand="0" w:evenHBand="0" w:firstRowFirstColumn="0" w:firstRowLastColumn="0" w:lastRowFirstColumn="0" w:lastRowLastColumn="0"/>
+            <w:tcW w:w="3020" w:type="dxa"/>
+          </w:tcPr>
+          <w:p>
+            <w:pPr>
+              <w:pStyle w:val="BITTabelle"/>
+              <w:rPr>
+                <w:b w:val="0"/>
+                <w:bCs w:val="0"/>
+              </w:rPr>
+            </w:pPr>
+            <w:r>
+              <w:rPr>
+                <w:b w:val="0"/>
+                <w:bCs w:val="0"/>
+              </w:rPr>
+              <w:t>Modèles de VM</w:t>
+            </w:r>
+          </w:p>
+        </w:tc>
+        <w:tc>
+          <w:tcPr>
+            <w:tcW w:w="3020" w:type="dxa"/>
+          </w:tcPr>
+          <w:p>
+            <w:pPr>
+              <w:pStyle w:val="BITTabelle"/>
+              <w:cnfStyle w:val="000000100000" w:firstRow="0" w:lastRow="0" w:firstColumn="0" w:lastColumn="0" w:oddVBand="0" w:evenVBand="0" w:oddHBand="1" w:evenHBand="0" w:firstRowFirstColumn="0" w:firstRowLastColumn="0" w:lastRowFirstColumn="0" w:lastRowLastColumn="0"/>
+            </w:pPr>
+            <w:r>
+              <w:t>Création d’un unattend.xml</w:t>
+            </w:r>
+          </w:p>
+          <w:p>
+            <w:pPr>
+              <w:pStyle w:val="BITTabelle"/>
+              <w:cnfStyle w:val="000000100000" w:firstRow="0" w:lastRow="0" w:firstColumn="0" w:lastColumn="0" w:oddVBand="0" w:evenVBand="0" w:oddHBand="1" w:evenHBand="0" w:firstRowFirstColumn="0" w:firstRowLastColumn="0" w:lastRowFirstColumn="0" w:lastRowLastColumn="0"/>
+            </w:pPr>
+            <w:r>
+              <w:t>Création des modèles de VMs avec Sysprep</w:t>
+            </w:r>
+          </w:p>
+        </w:tc>
+        <w:tc>
+          <w:tcPr>
+            <w:tcW w:w="3021" w:type="dxa"/>
+          </w:tcPr>
+          <w:p>
+            <w:pPr>
+              <w:pStyle w:val="BITTabelle"/>
+              <w:cnfStyle w:val="000000100000" w:firstRow="0" w:lastRow="0" w:firstColumn="0" w:lastColumn="0" w:oddVBand="0" w:evenVBand="0" w:oddHBand="1" w:evenHBand="0" w:firstRowFirstColumn="0" w:firstRowLastColumn="0" w:lastRowFirstColumn="0" w:lastRowLastColumn="0"/>
+            </w:pPr>
+            <w:r>
+              <w:t>Le unattend.xml est accepté par Sysprep et il est possible d’utiliser ce modèle pour créer une nouvelle VM avec les configurations nécessaires.</w:t>
+            </w:r>
+          </w:p>
+        </w:tc>
+      </w:tr>
+      <w:tr>
+        <w:tc>
+          <w:tcPr>
+            <w:cnfStyle w:val="001000000000" w:firstRow="0" w:lastRow="0" w:firstColumn="1" w:lastColumn="0" w:oddVBand="0" w:evenVBand="0" w:oddHBand="0" w:evenHBand="0" w:firstRowFirstColumn="0" w:firstRowLastColumn="0" w:lastRowFirstColumn="0" w:lastRowLastColumn="0"/>
+            <w:tcW w:w="3020" w:type="dxa"/>
+          </w:tcPr>
+          <w:p>
+            <w:pPr>
+              <w:pStyle w:val="BITTabelle"/>
+              <w:rPr>
+                <w:b w:val="0"/>
+                <w:bCs w:val="0"/>
+              </w:rPr>
+            </w:pPr>
+            <w:r>
+              <w:rPr>
+                <w:b w:val="0"/>
+                <w:bCs w:val="0"/>
+              </w:rPr>
+              <w:t>Mise en place de l’automatisation</w:t>
+            </w:r>
+          </w:p>
+        </w:tc>
+        <w:tc>
+          <w:tcPr>
+            <w:tcW w:w="3020" w:type="dxa"/>
+          </w:tcPr>
+          <w:p>
+            <w:pPr>
+              <w:pStyle w:val="BITTabelle"/>
+              <w:cnfStyle w:val="000000000000" w:firstRow="0" w:lastRow="0" w:firstColumn="0" w:lastColumn="0" w:oddVBand="0" w:evenVBand="0" w:oddHBand="0" w:evenHBand="0" w:firstRowFirstColumn="0" w:firstRowLastColumn="0" w:lastRowFirstColumn="0" w:lastRowLastColumn="0"/>
+            </w:pPr>
+            <w:r>
+              <w:t>Création et tests des Playbooks Ansible</w:t>
+            </w:r>
+          </w:p>
+        </w:tc>
+        <w:tc>
+          <w:tcPr>
+            <w:tcW w:w="3021" w:type="dxa"/>
+          </w:tcPr>
+          <w:p>
+            <w:pPr>
+              <w:pStyle w:val="BITTabelle"/>
+              <w:cnfStyle w:val="000000000000" w:firstRow="0" w:lastRow="0" w:firstColumn="0" w:lastColumn="0" w:oddVBand="0" w:evenVBand="0" w:oddHBand="0" w:evenHBand="0" w:firstRowFirstColumn="0" w:firstRowLastColumn="0" w:lastRowFirstColumn="0" w:lastRowLastColumn="0"/>
+            </w:pPr>
+            <w:r>
+              <w:t>Il est possible de déployer plusieurs VMs d’un coup.</w:t>
+            </w:r>
+          </w:p>
+        </w:tc>
+      </w:tr>
+    </w:tbl>
+    <w:p>
+      <w:pPr>
+        <w:pStyle w:val="BITTextkrper"/>
+      </w:pPr>
+      <w:r>
+        <w:t xml:space="preserve"> </w:t>
       </w:r>
     </w:p>
     <w:p>
@@ -10334,13 +10591,14 @@
           <w:numId w:val="16"/>
         </w:numPr>
       </w:pPr>
-      <w:bookmarkStart w:id="39" w:name="_Toc250790985"/>
-      <w:bookmarkStart w:id="40" w:name="_Toc229061882"/>
-      <w:r>
+      <w:bookmarkStart w:id="38" w:name="_Toc250790985"/>
+      <w:bookmarkStart w:id="39" w:name="_Toc229465356"/>
+      <w:r>
+        <w:lastRenderedPageBreak/>
         <w:t>Concept de formation</w:t>
       </w:r>
+      <w:bookmarkEnd w:id="38"/>
       <w:bookmarkEnd w:id="39"/>
-      <w:bookmarkEnd w:id="40"/>
     </w:p>
     <w:p>
       <w:pPr>
@@ -10368,44 +10626,20 @@
           <w:numId w:val="16"/>
         </w:numPr>
       </w:pPr>
-      <w:bookmarkStart w:id="41" w:name="_Toc250790986"/>
-      <w:bookmarkStart w:id="42" w:name="_Toc229061883"/>
+      <w:bookmarkStart w:id="40" w:name="_Toc250790986"/>
+      <w:bookmarkStart w:id="41" w:name="_Toc229465357"/>
       <w:r>
         <w:t>Concept de tests</w:t>
       </w:r>
+      <w:bookmarkEnd w:id="40"/>
       <w:bookmarkEnd w:id="41"/>
-      <w:bookmarkEnd w:id="42"/>
     </w:p>
     <w:p>
       <w:pPr>
         <w:pStyle w:val="BITTextkrper"/>
       </w:pPr>
       <w:r>
-        <w:t xml:space="preserve">Méthodes : </w:t>
-      </w:r>
-      <w:proofErr w:type="spellStart"/>
-      <w:r>
-        <w:t>blackbox</w:t>
-      </w:r>
-      <w:proofErr w:type="spellEnd"/>
-      <w:r>
-        <w:t xml:space="preserve">, </w:t>
-      </w:r>
-      <w:proofErr w:type="spellStart"/>
-      <w:r>
-        <w:t>whitebox</w:t>
-      </w:r>
-      <w:proofErr w:type="spellEnd"/>
-      <w:r>
-        <w:t xml:space="preserve">, tests unitaires, </w:t>
-      </w:r>
-      <w:proofErr w:type="spellStart"/>
-      <w:r>
-        <w:t>hardening</w:t>
-      </w:r>
-      <w:proofErr w:type="spellEnd"/>
-      <w:r>
-        <w:t>, performance, failover</w:t>
+        <w:t>Méthodes : blackbox, whitebox, tests unitaires, hardening, performance, failover</w:t>
       </w:r>
       <w:r>
         <w:t>, etc.</w:t>
@@ -10427,13 +10661,13 @@
           <w:numId w:val="16"/>
         </w:numPr>
       </w:pPr>
-      <w:bookmarkStart w:id="43" w:name="_Toc250790987"/>
-      <w:bookmarkStart w:id="44" w:name="_Toc229061884"/>
+      <w:bookmarkStart w:id="42" w:name="_Toc250790987"/>
+      <w:bookmarkStart w:id="43" w:name="_Toc229465358"/>
       <w:r>
         <w:t>Moyens nécessaires</w:t>
       </w:r>
+      <w:bookmarkEnd w:id="42"/>
       <w:bookmarkEnd w:id="43"/>
-      <w:bookmarkEnd w:id="44"/>
     </w:p>
     <w:p>
       <w:pPr>
@@ -10528,8 +10762,8 @@
           <w:lang w:val="fr-CH"/>
         </w:rPr>
       </w:pPr>
-      <w:bookmarkStart w:id="45" w:name="_Toc250790988"/>
-      <w:bookmarkStart w:id="46" w:name="_Toc229061885"/>
+      <w:bookmarkStart w:id="44" w:name="_Toc250790988"/>
+      <w:bookmarkStart w:id="45" w:name="_Toc229465359"/>
       <w:r>
         <w:rPr>
           <w:lang w:val="fr-CH"/>
@@ -10537,8 +10771,8 @@
         <w:lastRenderedPageBreak/>
         <w:t>Réalisation</w:t>
       </w:r>
+      <w:bookmarkEnd w:id="44"/>
       <w:bookmarkEnd w:id="45"/>
-      <w:bookmarkEnd w:id="46"/>
     </w:p>
     <w:p>
       <w:pPr>
@@ -10548,13 +10782,13 @@
           <w:numId w:val="16"/>
         </w:numPr>
       </w:pPr>
-      <w:bookmarkStart w:id="47" w:name="_Toc250790989"/>
-      <w:bookmarkStart w:id="48" w:name="_Toc229061886"/>
+      <w:bookmarkStart w:id="46" w:name="_Toc250790989"/>
+      <w:bookmarkStart w:id="47" w:name="_Toc229465360"/>
       <w:r>
         <w:t>Spécifications détaillées</w:t>
       </w:r>
+      <w:bookmarkEnd w:id="46"/>
       <w:bookmarkEnd w:id="47"/>
-      <w:bookmarkEnd w:id="48"/>
     </w:p>
     <w:p>
       <w:pPr>
@@ -10582,13 +10816,13 @@
           <w:numId w:val="16"/>
         </w:numPr>
       </w:pPr>
-      <w:bookmarkStart w:id="49" w:name="_Toc250790990"/>
-      <w:bookmarkStart w:id="50" w:name="_Toc229061887"/>
+      <w:bookmarkStart w:id="48" w:name="_Toc250790990"/>
+      <w:bookmarkStart w:id="49" w:name="_Toc229465361"/>
       <w:r>
         <w:t>Design du système</w:t>
       </w:r>
+      <w:bookmarkEnd w:id="48"/>
       <w:bookmarkEnd w:id="49"/>
-      <w:bookmarkEnd w:id="50"/>
     </w:p>
     <w:p>
       <w:pPr>
@@ -10611,24 +10845,24 @@
           <w:numId w:val="16"/>
         </w:numPr>
       </w:pPr>
-      <w:bookmarkStart w:id="51" w:name="_Toc114965606"/>
-      <w:bookmarkStart w:id="52" w:name="_Toc250790991"/>
-      <w:bookmarkStart w:id="53" w:name="_Toc229061888"/>
+      <w:bookmarkStart w:id="50" w:name="_Toc114965606"/>
+      <w:bookmarkStart w:id="51" w:name="_Toc250790991"/>
+      <w:bookmarkStart w:id="52" w:name="_Toc229465362"/>
       <w:r>
         <w:t>C</w:t>
       </w:r>
       <w:r>
         <w:t xml:space="preserve">onfiguration </w:t>
       </w:r>
+      <w:bookmarkEnd w:id="50"/>
       <w:bookmarkEnd w:id="51"/>
+      <w:r>
+        <w:t xml:space="preserve">et mise en </w:t>
+      </w:r>
+      <w:r>
+        <w:t>œuvre</w:t>
+      </w:r>
       <w:bookmarkEnd w:id="52"/>
-      <w:r>
-        <w:t xml:space="preserve">et mise en </w:t>
-      </w:r>
-      <w:bookmarkEnd w:id="53"/>
-      <w:r>
-        <w:t>œuvre</w:t>
-      </w:r>
     </w:p>
     <w:p>
       <w:pPr>
@@ -10642,7 +10876,7 @@
           <w:szCs w:val="22"/>
         </w:rPr>
       </w:pPr>
-      <w:bookmarkStart w:id="54" w:name="_Toc114965607"/>
+      <w:bookmarkStart w:id="53" w:name="_Toc114965607"/>
       <w:r>
         <w:rPr>
           <w:i/>
@@ -10660,7 +10894,6 @@
         </w:rPr>
         <w:t xml:space="preserve"> </w:t>
       </w:r>
-      <w:proofErr w:type="gramStart"/>
       <w:r>
         <w:rPr>
           <w:rStyle w:val="Hinweistext"/>
@@ -10670,19 +10903,7 @@
           <w:sz w:val="22"/>
           <w:szCs w:val="22"/>
         </w:rPr>
-        <w:t>Conseil:</w:t>
-      </w:r>
-      <w:proofErr w:type="gramEnd"/>
-      <w:r>
-        <w:rPr>
-          <w:rStyle w:val="Hinweistext"/>
-          <w:i w:val="0"/>
-          <w:iCs/>
-          <w:color w:val="A6A6A6" w:themeColor="background1" w:themeShade="A6"/>
-          <w:sz w:val="22"/>
-          <w:szCs w:val="22"/>
-        </w:rPr>
-        <w:t xml:space="preserve"> D’autres chapitres peuvent s’ajouter à cette partie en fonction du projet.</w:t>
+        <w:t>Conseil: D’autres chapitres peuvent s’ajouter à cette partie en fonction du projet.</w:t>
       </w:r>
     </w:p>
     <w:p>
@@ -10704,8 +10925,8 @@
           <w:lang w:val="fr-CH"/>
         </w:rPr>
       </w:pPr>
-      <w:bookmarkStart w:id="55" w:name="_Toc250790992"/>
-      <w:bookmarkStart w:id="56" w:name="_Toc229061889"/>
+      <w:bookmarkStart w:id="54" w:name="_Toc250790992"/>
+      <w:bookmarkStart w:id="55" w:name="_Toc229465363"/>
       <w:r>
         <w:rPr>
           <w:lang w:val="fr-CH"/>
@@ -10719,15 +10940,15 @@
         </w:rPr>
         <w:t>est</w:t>
       </w:r>
+      <w:bookmarkEnd w:id="53"/>
       <w:bookmarkEnd w:id="54"/>
+      <w:r>
+        <w:rPr>
+          <w:lang w:val="fr-CH"/>
+        </w:rPr>
+        <w:t>s</w:t>
+      </w:r>
       <w:bookmarkEnd w:id="55"/>
-      <w:r>
-        <w:rPr>
-          <w:lang w:val="fr-CH"/>
-        </w:rPr>
-        <w:t>s</w:t>
-      </w:r>
-      <w:bookmarkEnd w:id="56"/>
     </w:p>
     <w:p>
       <w:pPr>
@@ -10737,13 +10958,13 @@
           <w:numId w:val="16"/>
         </w:numPr>
       </w:pPr>
-      <w:bookmarkStart w:id="57" w:name="_Toc250790993"/>
-      <w:bookmarkStart w:id="58" w:name="_Toc229061890"/>
+      <w:bookmarkStart w:id="56" w:name="_Toc250790993"/>
+      <w:bookmarkStart w:id="57" w:name="_Toc229465364"/>
       <w:r>
         <w:t>Procédure de test</w:t>
       </w:r>
+      <w:bookmarkEnd w:id="56"/>
       <w:bookmarkEnd w:id="57"/>
-      <w:bookmarkEnd w:id="58"/>
     </w:p>
     <w:p>
       <w:pPr>
@@ -10769,8 +10990,8 @@
           <w:numId w:val="16"/>
         </w:numPr>
       </w:pPr>
-      <w:bookmarkStart w:id="59" w:name="_Toc250790994"/>
-      <w:bookmarkStart w:id="60" w:name="_Toc229061891"/>
+      <w:bookmarkStart w:id="58" w:name="_Toc250790994"/>
+      <w:bookmarkStart w:id="59" w:name="_Toc229465365"/>
       <w:r>
         <w:t>Protocol</w:t>
       </w:r>
@@ -10780,8 +11001,8 @@
       <w:r>
         <w:t xml:space="preserve"> de test</w:t>
       </w:r>
+      <w:bookmarkEnd w:id="58"/>
       <w:bookmarkEnd w:id="59"/>
-      <w:bookmarkEnd w:id="60"/>
     </w:p>
     <w:tbl>
       <w:tblPr>
@@ -11028,13 +11249,13 @@
           <w:numId w:val="16"/>
         </w:numPr>
       </w:pPr>
-      <w:bookmarkStart w:id="61" w:name="_Toc250790995"/>
-      <w:bookmarkStart w:id="62" w:name="_Toc229061892"/>
+      <w:bookmarkStart w:id="60" w:name="_Toc250790995"/>
+      <w:bookmarkStart w:id="61" w:name="_Toc229465366"/>
       <w:r>
         <w:t>Signature du protocole de test</w:t>
       </w:r>
+      <w:bookmarkEnd w:id="60"/>
       <w:bookmarkEnd w:id="61"/>
-      <w:bookmarkEnd w:id="62"/>
     </w:p>
     <w:tbl>
       <w:tblPr>
@@ -11179,8 +11400,8 @@
           <w:lang w:val="fr-CH"/>
         </w:rPr>
       </w:pPr>
-      <w:bookmarkStart w:id="63" w:name="_Toc229061893"/>
-      <w:bookmarkStart w:id="64" w:name="_Toc250790996"/>
+      <w:bookmarkStart w:id="62" w:name="_Toc250790996"/>
+      <w:bookmarkStart w:id="63" w:name="_Toc229465367"/>
       <w:r>
         <w:rPr>
           <w:lang w:val="fr-CH"/>
@@ -11205,11 +11426,11 @@
       <w:pPr>
         <w:pStyle w:val="Titre2"/>
       </w:pPr>
-      <w:bookmarkStart w:id="65" w:name="_Toc229061894"/>
+      <w:bookmarkStart w:id="64" w:name="_Toc229465368"/>
       <w:r>
         <w:t>Évaluation des objectifs</w:t>
       </w:r>
-      <w:bookmarkEnd w:id="65"/>
+      <w:bookmarkEnd w:id="64"/>
     </w:p>
     <w:p>
       <w:pPr>
@@ -11233,11 +11454,11 @@
       <w:pPr>
         <w:pStyle w:val="Titre2"/>
       </w:pPr>
-      <w:bookmarkStart w:id="66" w:name="_Toc229061895"/>
+      <w:bookmarkStart w:id="65" w:name="_Toc229465369"/>
       <w:r>
         <w:t>Améliorations possibles</w:t>
       </w:r>
-      <w:bookmarkEnd w:id="66"/>
+      <w:bookmarkEnd w:id="65"/>
     </w:p>
     <w:p>
       <w:pPr>
@@ -11476,11 +11697,11 @@
       <w:pPr>
         <w:pStyle w:val="Titre2"/>
       </w:pPr>
-      <w:bookmarkStart w:id="67" w:name="_Toc229061896"/>
+      <w:bookmarkStart w:id="66" w:name="_Toc229465370"/>
       <w:r>
         <w:t>Auto-évaluation</w:t>
       </w:r>
-      <w:bookmarkEnd w:id="67"/>
+      <w:bookmarkEnd w:id="66"/>
     </w:p>
     <w:p>
       <w:pPr>
@@ -11619,7 +11840,7 @@
           <w:lang w:val="fr-CH"/>
         </w:rPr>
       </w:pPr>
-      <w:bookmarkStart w:id="68" w:name="_Toc229061897"/>
+      <w:bookmarkStart w:id="67" w:name="_Toc229465371"/>
       <w:r>
         <w:rPr>
           <w:lang w:val="fr-CH"/>
@@ -11639,8 +11860,8 @@
         </w:rPr>
         <w:t>iste des sources et références</w:t>
       </w:r>
-      <w:bookmarkEnd w:id="64"/>
-      <w:bookmarkEnd w:id="68"/>
+      <w:bookmarkEnd w:id="62"/>
+      <w:bookmarkEnd w:id="67"/>
     </w:p>
     <w:sdt>
       <w:sdtPr>
@@ -11661,7 +11882,7 @@
             <w:autoSpaceDE w:val="0"/>
             <w:autoSpaceDN w:val="0"/>
             <w:ind w:hanging="480"/>
-            <w:divId w:val="1682589389"/>
+            <w:divId w:val="2038114784"/>
             <w:rPr>
               <w:rFonts w:cs="Arial"/>
               <w:color w:val="000000"/>
@@ -11672,26 +11893,8 @@
               <w:rFonts w:cs="Arial"/>
               <w:color w:val="000000"/>
             </w:rPr>
-            <w:t xml:space="preserve">Ansible Project </w:t>
+            <w:t xml:space="preserve">Ansible Project Contributors. (2026, April 20). </w:t>
           </w:r>
-          <w:proofErr w:type="spellStart"/>
-          <w:r>
-            <w:rPr>
-              <w:rFonts w:cs="Arial"/>
-              <w:color w:val="000000"/>
-            </w:rPr>
-            <w:t>Contributors</w:t>
-          </w:r>
-          <w:proofErr w:type="spellEnd"/>
-          <w:r>
-            <w:rPr>
-              <w:rFonts w:cs="Arial"/>
-              <w:color w:val="000000"/>
-            </w:rPr>
-            <w:t xml:space="preserve">. (2026, April 20). </w:t>
-          </w:r>
-          <w:proofErr w:type="spellStart"/>
-          <w:proofErr w:type="gramStart"/>
           <w:r>
             <w:rPr>
               <w:rFonts w:cs="Arial"/>
@@ -11699,18 +11902,7 @@
               <w:iCs/>
               <w:color w:val="000000"/>
             </w:rPr>
-            <w:t>community.proxmox</w:t>
-          </w:r>
-          <w:proofErr w:type="spellEnd"/>
-          <w:proofErr w:type="gramEnd"/>
-          <w:r>
-            <w:rPr>
-              <w:rFonts w:cs="Arial"/>
-              <w:i/>
-              <w:iCs/>
-              <w:color w:val="000000"/>
-            </w:rPr>
-            <w:t xml:space="preserve"> — Ansible Community Documentation</w:t>
+            <w:t>community.proxmox — Ansible Community Documentation</w:t>
           </w:r>
           <w:r>
             <w:rPr>
@@ -11725,7 +11917,7 @@
             <w:autoSpaceDE w:val="0"/>
             <w:autoSpaceDN w:val="0"/>
             <w:ind w:hanging="480"/>
-            <w:divId w:val="911282496"/>
+            <w:divId w:val="889389370"/>
             <w:rPr>
               <w:rFonts w:cs="Arial"/>
               <w:color w:val="000000"/>
@@ -11760,32 +11952,19 @@
             <w:autoSpaceDE w:val="0"/>
             <w:autoSpaceDN w:val="0"/>
             <w:ind w:hanging="480"/>
-            <w:divId w:val="351878563"/>
+            <w:divId w:val="943421820"/>
             <w:rPr>
               <w:rFonts w:cs="Arial"/>
               <w:color w:val="000000"/>
             </w:rPr>
           </w:pPr>
-          <w:proofErr w:type="spellStart"/>
-          <w:proofErr w:type="gramStart"/>
           <w:r>
             <w:rPr>
               <w:rFonts w:cs="Arial"/>
               <w:color w:val="000000"/>
             </w:rPr>
-            <w:t>bpg</w:t>
+            <w:t xml:space="preserve">bpg, &amp; 153 contributeurs. (2019, December 7). </w:t>
           </w:r>
-          <w:proofErr w:type="spellEnd"/>
-          <w:proofErr w:type="gramEnd"/>
-          <w:r>
-            <w:rPr>
-              <w:rFonts w:cs="Arial"/>
-              <w:color w:val="000000"/>
-            </w:rPr>
-            <w:t xml:space="preserve">, &amp; 153 contributeurs. (2019, December 7). </w:t>
-          </w:r>
-          <w:proofErr w:type="spellStart"/>
-          <w:proofErr w:type="gramStart"/>
           <w:r>
             <w:rPr>
               <w:rFonts w:cs="Arial"/>
@@ -11793,89 +11972,7 @@
               <w:iCs/>
               <w:color w:val="000000"/>
             </w:rPr>
-            <w:t>bpg</w:t>
-          </w:r>
-          <w:proofErr w:type="spellEnd"/>
-          <w:proofErr w:type="gramEnd"/>
-          <w:r>
-            <w:rPr>
-              <w:rFonts w:cs="Arial"/>
-              <w:i/>
-              <w:iCs/>
-              <w:color w:val="000000"/>
-            </w:rPr>
-            <w:t>/</w:t>
-          </w:r>
-          <w:proofErr w:type="spellStart"/>
-          <w:r>
-            <w:rPr>
-              <w:rFonts w:cs="Arial"/>
-              <w:i/>
-              <w:iCs/>
-              <w:color w:val="000000"/>
-            </w:rPr>
-            <w:t>terraform</w:t>
-          </w:r>
-          <w:proofErr w:type="spellEnd"/>
-          <w:r>
-            <w:rPr>
-              <w:rFonts w:cs="Arial"/>
-              <w:i/>
-              <w:iCs/>
-              <w:color w:val="000000"/>
-            </w:rPr>
-            <w:t>-provider-</w:t>
-          </w:r>
-          <w:proofErr w:type="spellStart"/>
-          <w:proofErr w:type="gramStart"/>
-          <w:r>
-            <w:rPr>
-              <w:rFonts w:cs="Arial"/>
-              <w:i/>
-              <w:iCs/>
-              <w:color w:val="000000"/>
-            </w:rPr>
-            <w:t>proxmox</w:t>
-          </w:r>
-          <w:proofErr w:type="spellEnd"/>
-          <w:r>
-            <w:rPr>
-              <w:rFonts w:cs="Arial"/>
-              <w:i/>
-              <w:iCs/>
-              <w:color w:val="000000"/>
-            </w:rPr>
-            <w:t>:</w:t>
-          </w:r>
-          <w:proofErr w:type="gramEnd"/>
-          <w:r>
-            <w:rPr>
-              <w:rFonts w:cs="Arial"/>
-              <w:i/>
-              <w:iCs/>
-              <w:color w:val="000000"/>
-            </w:rPr>
-            <w:t xml:space="preserve"> Terraform / </w:t>
-          </w:r>
-          <w:proofErr w:type="spellStart"/>
-          <w:r>
-            <w:rPr>
-              <w:rFonts w:cs="Arial"/>
-              <w:i/>
-              <w:iCs/>
-              <w:color w:val="000000"/>
-            </w:rPr>
-            <w:t>OpenTofu</w:t>
-          </w:r>
-          <w:proofErr w:type="spellEnd"/>
-          <w:r>
-            <w:rPr>
-              <w:rFonts w:cs="Arial"/>
-              <w:i/>
-              <w:iCs/>
-              <w:color w:val="000000"/>
-            </w:rPr>
-            <w:t xml:space="preserve"> Provider for Proxmox VE</w:t>
+            <w:t>bpg/terraform-provider-proxmox: Terraform / OpenTofu Provider for Proxmox VE</w:t>
           </w:r>
           <w:r>
             <w:rPr>
@@ -11890,7 +11987,7 @@
             <w:autoSpaceDE w:val="0"/>
             <w:autoSpaceDN w:val="0"/>
             <w:ind w:hanging="480"/>
-            <w:divId w:val="44766471"/>
+            <w:divId w:val="1259830143"/>
             <w:rPr>
               <w:rFonts w:cs="Arial"/>
               <w:color w:val="000000"/>
@@ -11925,7 +12022,7 @@
             <w:autoSpaceDE w:val="0"/>
             <w:autoSpaceDN w:val="0"/>
             <w:ind w:hanging="480"/>
-            <w:divId w:val="823469121"/>
+            <w:divId w:val="1766267765"/>
             <w:rPr>
               <w:rFonts w:cs="Arial"/>
               <w:color w:val="000000"/>
@@ -11937,32 +12034,7 @@
               <w:rFonts w:cs="Arial"/>
               <w:color w:val="000000"/>
             </w:rPr>
-            <w:t>Hashicorp. (</w:t>
-          </w:r>
-          <w:proofErr w:type="spellStart"/>
-          <w:proofErr w:type="gramStart"/>
-          <w:r>
-            <w:rPr>
-              <w:rFonts w:cs="Arial"/>
-              <w:color w:val="000000"/>
-            </w:rPr>
-            <w:t>n.d</w:t>
-          </w:r>
-          <w:proofErr w:type="spellEnd"/>
-          <w:r>
-            <w:rPr>
-              <w:rFonts w:cs="Arial"/>
-              <w:color w:val="000000"/>
-            </w:rPr>
-            <w:t>.</w:t>
-          </w:r>
-          <w:proofErr w:type="gramEnd"/>
-          <w:r>
-            <w:rPr>
-              <w:rFonts w:cs="Arial"/>
-              <w:color w:val="000000"/>
-            </w:rPr>
-            <w:t xml:space="preserve">). </w:t>
+            <w:t xml:space="preserve">Hashicorp. (n.d.). </w:t>
           </w:r>
           <w:r>
             <w:rPr>
@@ -11971,59 +12043,8 @@
               <w:iCs/>
               <w:color w:val="000000"/>
             </w:rPr>
-            <w:t xml:space="preserve">Terraform </w:t>
+            <w:t>Terraform overview | Terraform | HashiCorp Developer</w:t>
           </w:r>
-          <w:proofErr w:type="spellStart"/>
-          <w:r>
-            <w:rPr>
-              <w:rFonts w:cs="Arial"/>
-              <w:i/>
-              <w:iCs/>
-              <w:color w:val="000000"/>
-            </w:rPr>
-            <w:t>overview</w:t>
-          </w:r>
-          <w:proofErr w:type="spellEnd"/>
-          <w:r>
-            <w:rPr>
-              <w:rFonts w:cs="Arial"/>
-              <w:i/>
-              <w:iCs/>
-              <w:color w:val="000000"/>
-            </w:rPr>
-            <w:t xml:space="preserve"> | Terraform | </w:t>
-          </w:r>
-          <w:proofErr w:type="spellStart"/>
-          <w:r>
-            <w:rPr>
-              <w:rFonts w:cs="Arial"/>
-              <w:i/>
-              <w:iCs/>
-              <w:color w:val="000000"/>
-            </w:rPr>
-            <w:t>HashiCorp</w:t>
-          </w:r>
-          <w:proofErr w:type="spellEnd"/>
-          <w:r>
-            <w:rPr>
-              <w:rFonts w:cs="Arial"/>
-              <w:i/>
-              <w:iCs/>
-              <w:color w:val="000000"/>
-            </w:rPr>
-            <w:t xml:space="preserve"> </w:t>
-          </w:r>
-          <w:proofErr w:type="spellStart"/>
-          <w:r>
-            <w:rPr>
-              <w:rFonts w:cs="Arial"/>
-              <w:i/>
-              <w:iCs/>
-              <w:color w:val="000000"/>
-            </w:rPr>
-            <w:t>Developer</w:t>
-          </w:r>
-          <w:proofErr w:type="spellEnd"/>
           <w:r>
             <w:rPr>
               <w:rFonts w:cs="Arial"/>
@@ -12045,7 +12066,7 @@
             <w:autoSpaceDE w:val="0"/>
             <w:autoSpaceDN w:val="0"/>
             <w:ind w:hanging="480"/>
-            <w:divId w:val="1182282702"/>
+            <w:divId w:val="2037077886"/>
             <w:rPr>
               <w:rFonts w:cs="Arial"/>
               <w:color w:val="000000"/>
@@ -12084,7 +12105,7 @@
             <w:autoSpaceDE w:val="0"/>
             <w:autoSpaceDN w:val="0"/>
             <w:ind w:hanging="480"/>
-            <w:divId w:val="1587571822"/>
+            <w:divId w:val="2012633496"/>
             <w:rPr>
               <w:rFonts w:cs="Arial"/>
               <w:color w:val="000000"/>
@@ -12123,7 +12144,7 @@
             <w:autoSpaceDE w:val="0"/>
             <w:autoSpaceDN w:val="0"/>
             <w:ind w:hanging="480"/>
-            <w:divId w:val="2113698313"/>
+            <w:divId w:val="2012829972"/>
             <w:rPr>
               <w:rFonts w:cs="Arial"/>
               <w:color w:val="000000"/>
@@ -12136,7 +12157,6 @@
             </w:rPr>
             <w:t xml:space="preserve">Jurka007. (2023, June 23). </w:t>
           </w:r>
-          <w:proofErr w:type="gramStart"/>
           <w:r>
             <w:rPr>
               <w:rFonts w:cs="Arial"/>
@@ -12144,71 +12164,14 @@
               <w:iCs/>
               <w:color w:val="000000"/>
             </w:rPr>
-            <w:t>Proxmox:</w:t>
+            <w:t>Proxmox: “net” do not configure network card · Issue #21 · ansible-collections/community.proxmox</w:t>
           </w:r>
-          <w:proofErr w:type="gramEnd"/>
-          <w:r>
-            <w:rPr>
-              <w:rFonts w:cs="Arial"/>
-              <w:i/>
-              <w:iCs/>
-              <w:color w:val="000000"/>
-            </w:rPr>
-            <w:t xml:space="preserve"> “net” do not configure network </w:t>
-          </w:r>
-          <w:proofErr w:type="spellStart"/>
-          <w:r>
-            <w:rPr>
-              <w:rFonts w:cs="Arial"/>
-              <w:i/>
-              <w:iCs/>
-              <w:color w:val="000000"/>
-            </w:rPr>
-            <w:t>card</w:t>
-          </w:r>
-          <w:proofErr w:type="spellEnd"/>
-          <w:r>
-            <w:rPr>
-              <w:rFonts w:cs="Arial"/>
-              <w:i/>
-              <w:iCs/>
-              <w:color w:val="000000"/>
-            </w:rPr>
-            <w:t xml:space="preserve"> · Issue #21 · ansible-collections/</w:t>
-          </w:r>
-          <w:proofErr w:type="spellStart"/>
-          <w:r>
-            <w:rPr>
-              <w:rFonts w:cs="Arial"/>
-              <w:i/>
-              <w:iCs/>
-              <w:color w:val="000000"/>
-            </w:rPr>
-            <w:t>community.proxmox</w:t>
-          </w:r>
-          <w:proofErr w:type="spellEnd"/>
           <w:r>
             <w:rPr>
               <w:rFonts w:cs="Arial"/>
               <w:color w:val="000000"/>
             </w:rPr>
-            <w:t xml:space="preserve">. </w:t>
-          </w:r>
-          <w:proofErr w:type="spellStart"/>
-          <w:r>
-            <w:rPr>
-              <w:rFonts w:cs="Arial"/>
-              <w:color w:val="000000"/>
-            </w:rPr>
-            <w:t>Github</w:t>
-          </w:r>
-          <w:proofErr w:type="spellEnd"/>
-          <w:r>
-            <w:rPr>
-              <w:rFonts w:cs="Arial"/>
-              <w:color w:val="000000"/>
-            </w:rPr>
-            <w:t>. https://github.com/ansible-collections/community.proxmox/issues/21#issuecomment-2884820921</w:t>
+            <w:t>. Github. https://github.com/ansible-collections/community.proxmox/issues/21#issuecomment-2884820921</w:t>
           </w:r>
         </w:p>
         <w:p>
@@ -12216,7 +12179,7 @@
             <w:autoSpaceDE w:val="0"/>
             <w:autoSpaceDN w:val="0"/>
             <w:ind w:hanging="480"/>
-            <w:divId w:val="440953706"/>
+            <w:divId w:val="1377774625"/>
             <w:rPr>
               <w:rFonts w:cs="Arial"/>
               <w:color w:val="000000"/>
@@ -12251,7 +12214,7 @@
             <w:autoSpaceDE w:val="0"/>
             <w:autoSpaceDN w:val="0"/>
             <w:ind w:hanging="480"/>
-            <w:divId w:val="1468085166"/>
+            <w:divId w:val="479228055"/>
             <w:rPr>
               <w:rFonts w:cs="Arial"/>
               <w:color w:val="000000"/>
@@ -12286,7 +12249,7 @@
             <w:autoSpaceDE w:val="0"/>
             <w:autoSpaceDN w:val="0"/>
             <w:ind w:hanging="480"/>
-            <w:divId w:val="465661649"/>
+            <w:divId w:val="748238052"/>
             <w:rPr>
               <w:rFonts w:cs="Arial"/>
               <w:color w:val="000000"/>
@@ -12321,7 +12284,7 @@
             <w:autoSpaceDE w:val="0"/>
             <w:autoSpaceDN w:val="0"/>
             <w:ind w:hanging="480"/>
-            <w:divId w:val="2029285693"/>
+            <w:divId w:val="1414276908"/>
             <w:rPr>
               <w:rFonts w:cs="Arial"/>
               <w:color w:val="000000"/>
@@ -12356,45 +12319,19 @@
             <w:autoSpaceDE w:val="0"/>
             <w:autoSpaceDN w:val="0"/>
             <w:ind w:hanging="480"/>
-            <w:divId w:val="342559689"/>
+            <w:divId w:val="40176930"/>
             <w:rPr>
               <w:rFonts w:cs="Arial"/>
               <w:color w:val="000000"/>
             </w:rPr>
           </w:pPr>
-          <w:proofErr w:type="spellStart"/>
           <w:r>
             <w:rPr>
               <w:rFonts w:cs="Arial"/>
               <w:color w:val="000000"/>
             </w:rPr>
-            <w:t>Telmate</w:t>
+            <w:t xml:space="preserve">Telmate, &amp; 108 contributeurs. (2017, February 7). </w:t>
           </w:r>
-          <w:proofErr w:type="spellEnd"/>
-          <w:r>
-            <w:rPr>
-              <w:rFonts w:cs="Arial"/>
-              <w:color w:val="000000"/>
-            </w:rPr>
-            <w:t xml:space="preserve">, &amp; 108 contributeurs. (2017, </w:t>
-          </w:r>
-          <w:proofErr w:type="spellStart"/>
-          <w:r>
-            <w:rPr>
-              <w:rFonts w:cs="Arial"/>
-              <w:color w:val="000000"/>
-            </w:rPr>
-            <w:t>February</w:t>
-          </w:r>
-          <w:proofErr w:type="spellEnd"/>
-          <w:r>
-            <w:rPr>
-              <w:rFonts w:cs="Arial"/>
-              <w:color w:val="000000"/>
-            </w:rPr>
-            <w:t xml:space="preserve"> 7). </w:t>
-          </w:r>
-          <w:proofErr w:type="spellStart"/>
           <w:r>
             <w:rPr>
               <w:rFonts w:cs="Arial"/>
@@ -12402,37 +12339,7 @@
               <w:iCs/>
               <w:color w:val="000000"/>
             </w:rPr>
-            <w:t>Telmate</w:t>
-          </w:r>
-          <w:proofErr w:type="spellEnd"/>
-          <w:r>
-            <w:rPr>
-              <w:rFonts w:cs="Arial"/>
-              <w:i/>
-              <w:iCs/>
-              <w:color w:val="000000"/>
-            </w:rPr>
-            <w:t>/</w:t>
-          </w:r>
-          <w:proofErr w:type="spellStart"/>
-          <w:r>
-            <w:rPr>
-              <w:rFonts w:cs="Arial"/>
-              <w:i/>
-              <w:iCs/>
-              <w:color w:val="000000"/>
-            </w:rPr>
-            <w:t>proxmox</w:t>
-          </w:r>
-          <w:proofErr w:type="spellEnd"/>
-          <w:r>
-            <w:rPr>
-              <w:rFonts w:cs="Arial"/>
-              <w:i/>
-              <w:iCs/>
-              <w:color w:val="000000"/>
-            </w:rPr>
-            <w:t>-api-go</w:t>
+            <w:t>Telmate/proxmox-api-go</w:t>
           </w:r>
           <w:r>
             <w:rPr>
@@ -12478,9 +12385,9 @@
           <w:lang w:val="fr-CH"/>
         </w:rPr>
       </w:pPr>
-      <w:bookmarkStart w:id="69" w:name="_Toc114965612"/>
-      <w:bookmarkStart w:id="70" w:name="_Toc250790997"/>
-      <w:bookmarkStart w:id="71" w:name="_Toc229061898"/>
+      <w:bookmarkStart w:id="68" w:name="_Toc114965612"/>
+      <w:bookmarkStart w:id="69" w:name="_Toc250790997"/>
+      <w:bookmarkStart w:id="70" w:name="_Toc229465372"/>
       <w:r>
         <w:rPr>
           <w:lang w:val="fr-CH"/>
@@ -12500,15 +12407,15 @@
         </w:rPr>
         <w:t>r</w:t>
       </w:r>
+      <w:bookmarkEnd w:id="68"/>
+      <w:r>
+        <w:rPr>
+          <w:lang w:val="fr-CH"/>
+        </w:rPr>
+        <w:t>e</w:t>
+      </w:r>
       <w:bookmarkEnd w:id="69"/>
-      <w:r>
-        <w:rPr>
-          <w:lang w:val="fr-CH"/>
-        </w:rPr>
-        <w:t>e</w:t>
-      </w:r>
       <w:bookmarkEnd w:id="70"/>
-      <w:bookmarkEnd w:id="71"/>
       <w:r>
         <w:rPr>
           <w:lang w:val="fr-CH"/>
@@ -12521,18 +12428,8 @@
           <w:i w:val="0"/>
           <w:lang w:val="fr-CH"/>
         </w:rPr>
-        <w:t xml:space="preserve">trier par ordre </w:t>
-      </w:r>
-      <w:proofErr w:type="spellStart"/>
-      <w:r>
-        <w:rPr>
-          <w:rStyle w:val="Hinweistext"/>
-          <w:i w:val="0"/>
-          <w:lang w:val="fr-CH"/>
-        </w:rPr>
-        <w:t>alphabetique</w:t>
-      </w:r>
-      <w:proofErr w:type="spellEnd"/>
+        <w:t>trier par ordre alphabetique</w:t>
+      </w:r>
     </w:p>
     <w:tbl>
       <w:tblPr>
@@ -12747,8 +12644,8 @@
           <w:lang w:val="fr-CH"/>
         </w:rPr>
       </w:pPr>
-      <w:bookmarkStart w:id="72" w:name="_Toc250790998"/>
-      <w:bookmarkStart w:id="73" w:name="_Toc229061899"/>
+      <w:bookmarkStart w:id="71" w:name="_Toc250790998"/>
+      <w:bookmarkStart w:id="72" w:name="_Toc229465373"/>
       <w:r>
         <w:rPr>
           <w:lang w:val="fr-CH"/>
@@ -12756,8 +12653,8 @@
         <w:lastRenderedPageBreak/>
         <w:t>Signatures</w:t>
       </w:r>
+      <w:bookmarkEnd w:id="71"/>
       <w:bookmarkEnd w:id="72"/>
-      <w:bookmarkEnd w:id="73"/>
     </w:p>
     <w:p>
       <w:pPr>
@@ -12971,8 +12868,8 @@
           <w:lang w:val="fr-CH"/>
         </w:rPr>
       </w:pPr>
-      <w:bookmarkStart w:id="74" w:name="_Toc250790999"/>
-      <w:bookmarkStart w:id="75" w:name="_Toc229061900"/>
+      <w:bookmarkStart w:id="73" w:name="_Toc250790999"/>
+      <w:bookmarkStart w:id="74" w:name="_Toc229465374"/>
       <w:r>
         <w:rPr>
           <w:lang w:val="fr-CH"/>
@@ -12980,8 +12877,8 @@
         <w:lastRenderedPageBreak/>
         <w:t>Annexes</w:t>
       </w:r>
+      <w:bookmarkEnd w:id="73"/>
       <w:bookmarkEnd w:id="74"/>
-      <w:bookmarkEnd w:id="75"/>
     </w:p>
     <w:p>
       <w:pPr>
@@ -13046,7 +12943,6 @@
         </w:rPr>
         <w:t xml:space="preserve">, </w:t>
       </w:r>
-      <w:proofErr w:type="gramStart"/>
       <w:r>
         <w:rPr>
           <w:rStyle w:val="Hinweistext"/>
@@ -13063,9 +12959,8 @@
           <w:sz w:val="22"/>
           <w:szCs w:val="22"/>
         </w:rPr>
-        <w:t>.:</w:t>
-      </w:r>
-      <w:proofErr w:type="gramEnd"/>
+        <w:t xml:space="preserve">.: </w:t>
+      </w:r>
       <w:r>
         <w:rPr>
           <w:rStyle w:val="Hinweistext"/>
@@ -13073,29 +12968,28 @@
           <w:sz w:val="22"/>
           <w:szCs w:val="22"/>
         </w:rPr>
-        <w:t xml:space="preserve"> </w:t>
-      </w:r>
-      <w:r>
+        <w:t>spécifier complètement et annexer à la documentation.</w:t>
+      </w:r>
+    </w:p>
+    <w:p>
+      <w:pPr>
+        <w:pStyle w:val="BITTextkrper"/>
         <w:rPr>
           <w:rStyle w:val="Hinweistext"/>
           <w:i w:val="0"/>
           <w:sz w:val="22"/>
           <w:szCs w:val="22"/>
         </w:rPr>
-        <w:t>spécifier complètement et annexer à la documentation.</w:t>
-      </w:r>
-    </w:p>
-    <w:p>
-      <w:pPr>
-        <w:pStyle w:val="BITTextkrper"/>
+      </w:pPr>
+      <w:r>
         <w:rPr>
           <w:rStyle w:val="Hinweistext"/>
           <w:i w:val="0"/>
           <w:sz w:val="22"/>
           <w:szCs w:val="22"/>
         </w:rPr>
-      </w:pPr>
-      <w:proofErr w:type="gramStart"/>
+        <w:t xml:space="preserve">Listings </w:t>
+      </w:r>
       <w:r>
         <w:rPr>
           <w:rStyle w:val="Hinweistext"/>
@@ -13103,9 +12997,8 @@
           <w:sz w:val="22"/>
           <w:szCs w:val="22"/>
         </w:rPr>
-        <w:t>Listings</w:t>
-      </w:r>
-      <w:proofErr w:type="gramEnd"/>
+        <w:t>de scripts et programmes</w:t>
+      </w:r>
       <w:r>
         <w:rPr>
           <w:rStyle w:val="Hinweistext"/>
@@ -13113,7 +13006,7 @@
           <w:sz w:val="22"/>
           <w:szCs w:val="22"/>
         </w:rPr>
-        <w:t xml:space="preserve"> </w:t>
+        <w:t xml:space="preserve">. </w:t>
       </w:r>
       <w:r>
         <w:rPr>
@@ -13122,17 +13015,19 @@
           <w:sz w:val="22"/>
           <w:szCs w:val="22"/>
         </w:rPr>
-        <w:t>de scripts et programmes</w:t>
-      </w:r>
-      <w:r>
+        <w:t xml:space="preserve">Le travail fourni par la candidate ou le candidat doit être entièrement documenté. Omettre le code généré automatiquement s’il n’est pas nécessaire à la compréhension. </w:t>
+      </w:r>
+    </w:p>
+    <w:p>
+      <w:pPr>
+        <w:pStyle w:val="BITTextkrper"/>
         <w:rPr>
           <w:rStyle w:val="Hinweistext"/>
           <w:i w:val="0"/>
           <w:sz w:val="22"/>
           <w:szCs w:val="22"/>
         </w:rPr>
-        <w:t xml:space="preserve">. </w:t>
-      </w:r>
+      </w:pPr>
       <w:r>
         <w:rPr>
           <w:rStyle w:val="Hinweistext"/>
@@ -13140,35 +13035,15 @@
           <w:sz w:val="22"/>
           <w:szCs w:val="22"/>
         </w:rPr>
-        <w:t xml:space="preserve">Le travail fourni par la candidate ou le candidat doit être entièrement documenté. Omettre le code généré automatiquement s’il n’est pas nécessaire à la compréhension. </w:t>
+        <w:t xml:space="preserve">Dans le cas où des manuels ont été créés, vous pouvez les ajouter ici en tant qu’annexe. </w:t>
       </w:r>
     </w:p>
     <w:p>
       <w:pPr>
         <w:pStyle w:val="BITTextkrper"/>
-        <w:rPr>
-          <w:rStyle w:val="Hinweistext"/>
-          <w:i w:val="0"/>
-          <w:sz w:val="22"/>
-          <w:szCs w:val="22"/>
-        </w:rPr>
-      </w:pPr>
-      <w:r>
-        <w:rPr>
-          <w:rStyle w:val="Hinweistext"/>
-          <w:i w:val="0"/>
-          <w:sz w:val="22"/>
-          <w:szCs w:val="22"/>
-        </w:rPr>
-        <w:t xml:space="preserve">Dans le cas où des manuels ont été créés, vous pouvez les ajouter ici en tant qu’annexe. </w:t>
-      </w:r>
-    </w:p>
-    <w:p>
-      <w:pPr>
-        <w:pStyle w:val="BITTextkrper"/>
-      </w:pPr>
-    </w:p>
-    <w:bookmarkEnd w:id="27"/>
+      </w:pPr>
+    </w:p>
+    <w:bookmarkEnd w:id="25"/>
     <w:p>
       <w:pPr>
         <w:pStyle w:val="BITTextkrper"/>
@@ -13214,7 +13089,7 @@
 
 <file path=word/comments.xml><?xml version="1.0" encoding="utf-8"?>
 <w:comments xmlns:wpc="http://schemas.microsoft.com/office/word/2010/wordprocessingCanvas" xmlns:cx="http://schemas.microsoft.com/office/drawing/2014/chartex" xmlns:cx1="http://schemas.microsoft.com/office/drawing/2015/9/8/chartex" xmlns:cx2="http://schemas.microsoft.com/office/drawing/2015/10/21/chartex" xmlns:cx3="http://schemas.microsoft.com/office/drawing/2016/5/9/chartex" xmlns:cx4="http://schemas.microsoft.com/office/drawing/2016/5/10/chartex" xmlns:cx5="http://schemas.microsoft.com/office/drawing/2016/5/11/chartex" xmlns:cx6="http://schemas.microsoft.com/office/drawing/2016/5/12/chartex" xmlns:cx7="http://schemas.microsoft.com/office/drawing/2016/5/13/chartex" xmlns:cx8="http://schemas.microsoft.com/office/drawing/2016/5/14/chartex" xmlns:mc="http://schemas.openxmlformats.org/markup-compatibility/2006" xmlns:aink="http://schemas.microsoft.com/office/drawing/2016/ink" xmlns:am3d="http://schemas.microsoft.com/office/drawing/2017/model3d" xmlns:o="urn:schemas-microsoft-com:office:office" xmlns:oel="http://schemas.microsoft.com/office/2019/extlst" xmlns:r="http://schemas.openxmlformats.org/officeDocument/2006/relationships" xmlns:m="http://schemas.openxmlformats.org/officeDocument/2006/math" xmlns:v="urn:schemas-microsoft-com:vml" xmlns:wp14="http://schemas.microsoft.com/office/word/2010/wordprocessingDrawing" xmlns:wp="http://schemas.openxmlformats.org/drawingml/2006/wordprocessingDrawing" xmlns:w10="urn:schemas-microsoft-com:office:word" xmlns:w="http://schemas.openxmlformats.org/wordprocessingml/2006/main" xmlns:w14="http://schemas.microsoft.com/office/word/2010/wordml" xmlns:w15="http://schemas.microsoft.com/office/word/2012/wordml" xmlns:w16cex="http://schemas.microsoft.com/office/word/2018/wordml/cex" xmlns:w16cid="http://schemas.microsoft.com/office/word/2016/wordml/cid" xmlns:w16="http://schemas.microsoft.com/office/word/2018/wordml" xmlns:w16du="http://schemas.microsoft.com/office/word/2023/wordml/word16du" xmlns:w16sdtdh="http://schemas.microsoft.com/office/word/2020/wordml/sdtdatahash" xmlns:w16sdtfl="http://schemas.microsoft.com/office/word/2024/wordml/sdtformatlock" xmlns:w16se="http://schemas.microsoft.com/office/word/2015/wordml/symex" xmlns:wpg="http://schemas.microsoft.com/office/word/2010/wordprocessingGroup" xmlns:wpi="http://schemas.microsoft.com/office/word/2010/wordprocessingInk" xmlns:wne="http://schemas.microsoft.com/office/word/2006/wordml" xmlns:wps="http://schemas.microsoft.com/office/word/2010/wordprocessingShape" mc:Ignorable="w14 w15 w16se w16cid w16 w16cex w16sdtdh w16sdtfl w16du wp14">
-  <w:comment w:id="4" w:author="Stéphane Schwab" w:date="2025-07-07T16:49:00Z" w:initials="SS">
+  <w:comment w:id="5" w:author="Stéphane Schwab" w:date="2025-07-07T16:49:00Z" w:initials="SS">
     <w:p>
       <w:pPr>
         <w:pStyle w:val="Commentaire"/>
@@ -13270,18 +13145,14 @@
     </w:p>
     <w:p/>
     <w:p>
-      <w:proofErr w:type="spellStart"/>
       <w:r>
         <w:t>Haupttitel</w:t>
       </w:r>
-      <w:proofErr w:type="spellEnd"/>
-    </w:p>
-    <w:p>
-      <w:proofErr w:type="spellStart"/>
+    </w:p>
+    <w:p>
       <w:r>
         <w:t>Haupttitel</w:t>
       </w:r>
-      <w:proofErr w:type="spellEnd"/>
     </w:p>
   </w:endnote>
 </w:endnotes>
@@ -13512,7 +13383,7 @@
                   <w:fldChar w:fldCharType="separate"/>
                 </w:r>
                 <w:r>
-                  <w:t>11.05.2026 11:31</w:t>
+                  <w:t>11.05.2026 16:45</w:t>
                 </w:r>
                 <w:r>
                   <w:rPr>
@@ -13643,11 +13514,11 @@
       </w:rPr>
       <w:fldChar w:fldCharType="separate"/>
     </w:r>
-    <w:bookmarkStart w:id="0" w:name="PagesS2"/>
+    <w:bookmarkStart w:id="1" w:name="PagesS2"/>
     <w:r>
       <w:t>2</w:t>
     </w:r>
-    <w:bookmarkEnd w:id="0"/>
+    <w:bookmarkEnd w:id="1"/>
     <w:r>
       <w:rPr>
         <w:noProof w:val="0"/>
@@ -13896,7 +13767,7 @@
                   <w:fldChar w:fldCharType="separate"/>
                 </w:r>
                 <w:r>
-                  <w:t>11.05.2026 11:31</w:t>
+                  <w:t>11.05.2026 16:45</w:t>
                 </w:r>
                 <w:r>
                   <w:rPr>
@@ -13973,8 +13844,8 @@
             <w:gridCol w:w="3393"/>
           </w:tblGrid>
           <w:tr>
-            <w:bookmarkStart w:id="76" w:name="tm_pfad" w:displacedByCustomXml="next"/>
-            <w:bookmarkStart w:id="77" w:name="_Hlk112468646" w:displacedByCustomXml="next"/>
+            <w:bookmarkStart w:id="75" w:name="tm_pfad" w:displacedByCustomXml="next"/>
+            <w:bookmarkStart w:id="76" w:name="_Hlk112468646" w:displacedByCustomXml="next"/>
             <w:sdt>
               <w:sdtPr>
                 <w:rPr>
@@ -14147,7 +14018,7 @@
                   <w:fldChar w:fldCharType="separate"/>
                 </w:r>
                 <w:r>
-                  <w:t>11.05.2026 11:31</w:t>
+                  <w:t>11.05.2026 16:45</w:t>
                 </w:r>
                 <w:r>
                   <w:rPr>
@@ -14159,7 +14030,7 @@
             </w:tc>
           </w:tr>
         </w:tbl>
-        <w:bookmarkEnd w:id="76"/>
+        <w:bookmarkEnd w:id="75"/>
         <w:p>
           <w:pPr>
             <w:pStyle w:val="CDBPfad"/>
@@ -14186,7 +14057,7 @@
         </w:p>
       </w:tc>
     </w:tr>
-    <w:bookmarkEnd w:id="77"/>
+    <w:bookmarkEnd w:id="76"/>
   </w:tbl>
   <w:p>
     <w:pPr>
@@ -17870,13 +17741,14 @@
     <w:basedOn w:val="Normal"/>
     <w:next w:val="BITTextkrper"/>
     <w:qFormat/>
-    <w:rsid w:val="006F1A78"/>
+    <w:rsid w:val="008E54A4"/>
     <w:pPr>
       <w:spacing w:before="120" w:after="260"/>
     </w:pPr>
     <w:rPr>
       <w:b/>
       <w:bCs/>
+      <w:sz w:val="20"/>
     </w:rPr>
   </w:style>
   <w:style w:type="paragraph" w:customStyle="1" w:styleId="BITBullet1">
@@ -19098,6 +18970,35 @@
         </w:p>
       </w:docPartBody>
     </w:docPart>
+    <w:docPart>
+      <w:docPartPr>
+        <w:name w:val="6F2EE964E22D46658DDBD54B3AE60683"/>
+        <w:category>
+          <w:name w:val="Général"/>
+          <w:gallery w:val="placeholder"/>
+        </w:category>
+        <w:types>
+          <w:type w:val="bbPlcHdr"/>
+        </w:types>
+        <w:behaviors>
+          <w:behavior w:val="content"/>
+        </w:behaviors>
+        <w:guid w:val="{1A413894-5350-441D-9DCD-C671F1B611F6}"/>
+      </w:docPartPr>
+      <w:docPartBody>
+        <w:p>
+          <w:pPr>
+            <w:pStyle w:val="6F2EE964E22D46658DDBD54B3AE60683"/>
+          </w:pPr>
+          <w:r>
+            <w:rPr>
+              <w:rStyle w:val="Textedelespacerserv"/>
+            </w:rPr>
+            <w:t>Cliquez ou appuyez ici pour entrer du texte.</w:t>
+          </w:r>
+        </w:p>
+      </w:docPartBody>
+    </w:docPart>
   </w:docParts>
 </w:glossaryDocument>
 </file>
@@ -19239,6 +19140,8 @@
     <w:rsid w:val="006C4084"/>
     <w:rsid w:val="00834A29"/>
     <w:rsid w:val="00837025"/>
+    <w:rsid w:val="009425B8"/>
+    <w:rsid w:val="009E12F5"/>
     <w:rsid w:val="00A074DE"/>
     <w:rsid w:val="00A12AEA"/>
     <w:rsid w:val="00A419DC"/>
@@ -19250,6 +19153,7 @@
     <w:rsid w:val="00CD64D8"/>
     <w:rsid w:val="00CE2A4B"/>
     <w:rsid w:val="00D0033D"/>
+    <w:rsid w:val="00D47A21"/>
     <w:rsid w:val="00DD7C7C"/>
     <w:rsid w:val="00F8402B"/>
     <w:rsid w:val="00FA4830"/>
@@ -19713,7 +19617,7 @@
     <w:basedOn w:val="Policepardfaut"/>
     <w:uiPriority w:val="99"/>
     <w:semiHidden/>
-    <w:rsid w:val="00BD71A9"/>
+    <w:rsid w:val="009E12F5"/>
     <w:rPr>
       <w:color w:val="808080"/>
     </w:rPr>
@@ -19722,9 +19626,9 @@
     <w:name w:val="6E60C6E5CC8A4262814AA29F49850A7E"/>
     <w:rsid w:val="00540217"/>
   </w:style>
-  <w:style w:type="paragraph" w:customStyle="1" w:styleId="6C7D9AD77D444DFB9C04DA166245D705">
-    <w:name w:val="6C7D9AD77D444DFB9C04DA166245D705"/>
-    <w:rsid w:val="00A074DE"/>
+  <w:style w:type="paragraph" w:customStyle="1" w:styleId="6F2EE964E22D46658DDBD54B3AE60683">
+    <w:name w:val="6F2EE964E22D46658DDBD54B3AE60683"/>
+    <w:rsid w:val="009E12F5"/>
     <w:pPr>
       <w:spacing w:line="278" w:lineRule="auto"/>
     </w:pPr>
@@ -19732,6 +19636,7 @@
       <w:kern w:val="2"/>
       <w:sz w:val="24"/>
       <w:szCs w:val="24"/>
+      <w:lang w:eastAsia="ja-JP"/>
       <w14:ligatures w14:val="standardContextual"/>
     </w:rPr>
   </w:style>
@@ -20112,8 +20017,8 @@
   </we:alternateReferences>
   <we:properties>
     <we:property name="MENDELEY_BIBLIOGRAPHY_IS_DIRTY" value="false"/>
-    <we:property name="MENDELEY_BIBLIOGRAPHY_LAST_MODIFIED" value="1778510322989"/>
-    <we:property name="MENDELEY_CITATIONS" value="[{&quot;citationID&quot;:&quot;MENDELEY_CITATION_bd297da5-6ab4-498e-9f4f-b38ccb581b15&quot;,&quot;properties&quot;:{&quot;noteIndex&quot;:0},&quot;isEdited&quot;:false,&quot;manualOverride&quot;:{&quot;isManuallyOverridden&quot;:false,&quot;citeprocText&quot;:&quot;(J. P. Kousz &amp;#38; S. Leiser, 2026)&quot;,&quot;manualOverrideText&quot;:&quot;&quot;},&quot;citationTag&quot;:&quot;MENDELEY_CITATION_v3_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&quot;,&quot;citationItems&quot;:[{&quot;id&quot;:&quot;35f5a5cc-8c72-3b86-8ebf-fc042b3548c1&quot;,&quot;itemData&quot;:{&quot;type&quot;:&quot;article-journal&quot;,&quot;id&quot;:&quot;35f5a5cc-8c72-3b86-8ebf-fc042b3548c1&quot;,&quot;title&quot;:&quot;GEN - ICT-FR Manuel 2027&quot;,&quot;author&quot;:[{&quot;family&quot;:&quot;J. P. Kousz&quot;,&quot;given&quot;:&quot;F. Kuster&quot;,&quot;parse-names&quot;:false,&quot;dropping-particle&quot;:&quot;&quot;,&quot;non-dropping-particle&quot;:&quot;&quot;},{&quot;family&quot;:&quot;S. Leiser&quot;,&quot;given&quot;:&quot;&quot;,&quot;parse-names&quot;:false,&quot;dropping-particle&quot;:&quot;&quot;,&quot;non-dropping-particle&quot;:&quot;&quot;}],&quot;accessed&quot;:{&quot;date-parts&quot;:[[2026,5,7]]},&quot;translator&quot;:[{&quot;family&quot;:&quot;Schwab&quot;,&quot;given&quot;:&quot;Stéphane&quot;,&quot;parse-names&quot;:false,&quot;dropping-particle&quot;:&quot;&quot;,&quot;non-dropping-particle&quot;:&quot;&quot;},{&quot;family&quot;:&quot;Meuwly&quot;,&quot;given&quot;:&quot;Laurent&quot;,&quot;parse-names&quot;:false,&quot;dropping-particle&quot;:&quot;&quot;,&quot;non-dropping-particle&quot;:&quot;&quot;},{&quot;family&quot;:&quot;Nuoffer&quot;,&quot;given&quot;:&quot;Steve&quot;,&quot;parse-names&quot;:false,&quot;dropping-particle&quot;:&quot;&quot;,&quot;non-dropping-particle&quot;:&quot;&quot;}],&quot;URL&quot;:&quot;https://2026.pkorg.ch/dokument/2530/view&quot;,&quot;issued&quot;:{&quot;date-parts&quot;:[[2026,1]]},&quot;container-title-short&quot;:&quot;&quot;},&quot;isTemporary&quot;:false,&quot;suppress-author&quot;:false,&quot;composite&quot;:false,&quot;author-only&quot;:false}]},{&quot;citationID&quot;:&quot;MENDELEY_CITATION_c081e898-b5a7-433d-bb3b-d53ea9033849&quot;,&quot;properties&quot;:{&quot;noteIndex&quot;:0},&quot;isEdited&quot;:false,&quot;manualOverride&quot;:{&quot;isManuallyOverridden&quot;:false,&quot;citeprocText&quot;:&quot;(EMF-Informatique, 2025)&quot;,&quot;manualOverrideText&quot;:&quot;&quot;},&quot;citationTag&quot;:&quot;MENDELEY_CITATION_v3_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&quot;,&quot;citationItems&quot;:[{&quot;id&quot;:&quot;35384cd0-ea23-30ec-9a59-ccb2a44e9082&quot;,&quot;itemData&quot;:{&quot;type&quot;:&quot;article-journal&quot;,&quot;id&quot;:&quot;35384cd0-ea23-30ec-9a59-ccb2a44e9082&quot;,&quot;title&quot;:&quot;00_Standards Entreprise INFRA&quot;,&quot;author&quot;:[{&quot;family&quot;:&quot;EMF-Informatique&quot;,&quot;given&quot;:&quot;&quot;,&quot;parse-names&quot;:false,&quot;dropping-particle&quot;:&quot;&quot;,&quot;non-dropping-particle&quot;:&quot;&quot;}],&quot;accessed&quot;:{&quot;date-parts&quot;:[[2026,5,7]]},&quot;URL&quot;:&quot;https://eduetatfr.sharepoint.com/:b:/r/teams/EMF-GT-INFOApprentis/Shared%20Documents/Apprenti-es/Infrastructures/Standards/00_Standards%20Entreprise%20INFRA.pdf?csf=1&amp;web=1&amp;e=NxPkxO&quot;,&quot;issued&quot;:{&quot;date-parts&quot;:[[2025,3,25]]},&quot;page&quot;:&quot;1-1&quot;,&quot;container-title-short&quot;:&quot;&quot;},&quot;isTemporary&quot;:false,&quot;suppress-author&quot;:false,&quot;composite&quot;:false,&quot;author-only&quot;:false}]},{&quot;citationID&quot;:&quot;MENDELEY_CITATION_f9a42ccd-cc40-42f8-afd0-e7ccb5a93cda&quot;,&quot;properties&quot;:{&quot;noteIndex&quot;:0,&quot;mode&quot;:&quot;composite&quot;},&quot;isEdited&quot;:false,&quot;manualOverride&quot;:{&quot;isManuallyOverridden&quot;:false,&quot;citeprocText&quot;:&quot;Proxmox (2025b)&quot;,&quot;manualOverrideText&quot;:&quot;&quot;},&quot;citationTag&quot;:&quot;MENDELEY_CITATION_v3_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&quot;,&quot;citationItems&quot;:[{&quot;id&quot;:&quot;66de0b29-8c25-3bfb-9d36-3528c1be4578&quot;,&quot;itemData&quot;:{&quot;type&quot;:&quot;webpage&quot;,&quot;id&quot;:&quot;66de0b29-8c25-3bfb-9d36-3528c1be4578&quot;,&quot;title&quot;:&quot;Proxmox VE Storage&quot;,&quot;author&quot;:[{&quot;family&quot;:&quot;Proxmox&quot;,&quot;given&quot;:&quot;&quot;,&quot;parse-names&quot;:false,&quot;dropping-particle&quot;:&quot;&quot;,&quot;non-dropping-particle&quot;:&quot;&quot;}],&quot;container-title&quot;:&quot;Proxmox VE Administration Guide&quot;,&quot;accessed&quot;:{&quot;date-parts&quot;:[[2026,3,15]]},&quot;URL&quot;:&quot;https://pve.proxmox.com/pve-docs/chapter-pvesm.html&quot;,&quot;issued&quot;:{&quot;date-parts&quot;:[[2025,12,12]]},&quot;language&quot;:&quot;English&quot;,&quot;abstract&quot;:&quot;\n\nThe Proxmox VE storage model is very flexible. Virtual machine images can either be stored on one or several local storages, or on shared storage like NFS or iSCSI (NAS, SAN). There are no limits, and you may configure as many storage pools as you like. You can use all storage technologies available for Debian Linux.\n\nOne major benefit of storing VMs on shared storage is the ability to live-migrate running machines without any downtime, as all nodes in the cluster have direct access to VM disk images. There is no need to copy VM image data, so live migration is very fast in that case.\n&quot;,&quot;container-title-short&quot;:&quot;&quot;},&quot;isTemporary&quot;:false,&quot;displayAs&quot;:&quot;composite&quot;,&quot;suppress-author&quot;:false,&quot;composite&quot;:true,&quot;author-only&quot;:false}]},{&quot;citationID&quot;:&quot;MENDELEY_CITATION_4afd9d51-6e25-4fc5-b929-fd706c000062&quot;,&quot;properties&quot;:{&quot;noteIndex&quot;:0},&quot;isEdited&quot;:false,&quot;manualOverride&quot;:{&quot;isManuallyOverridden&quot;:false,&quot;citeprocText&quot;:&quot;(Proxmox, 2025b)&quot;,&quot;manualOverrideText&quot;:&quot;&quot;},&quot;citationTag&quot;:&quot;MENDELEY_CITATION_v3_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&quot;,&quot;citationItems&quot;:[{&quot;id&quot;:&quot;66de0b29-8c25-3bfb-9d36-3528c1be4578&quot;,&quot;itemData&quot;:{&quot;type&quot;:&quot;webpage&quot;,&quot;id&quot;:&quot;66de0b29-8c25-3bfb-9d36-3528c1be4578&quot;,&quot;title&quot;:&quot;Proxmox VE Storage&quot;,&quot;author&quot;:[{&quot;family&quot;:&quot;Proxmox&quot;,&quot;given&quot;:&quot;&quot;,&quot;parse-names&quot;:false,&quot;dropping-particle&quot;:&quot;&quot;,&quot;non-dropping-particle&quot;:&quot;&quot;}],&quot;container-title&quot;:&quot;Proxmox VE Administration Guide&quot;,&quot;accessed&quot;:{&quot;date-parts&quot;:[[2026,3,15]]},&quot;URL&quot;:&quot;https://pve.proxmox.com/pve-docs/chapter-pvesm.html&quot;,&quot;issued&quot;:{&quot;date-parts&quot;:[[2025,12,12]]},&quot;language&quot;:&quot;English&quot;,&quot;abstract&quot;:&quot;\n\nThe Proxmox VE storage model is very flexible. Virtual machine images can either be stored on one or several local storages, or on shared storage like NFS or iSCSI (NAS, SAN). There are no limits, and you may configure as many storage pools as you like. You can use all storage technologies available for Debian Linux.\n\nOne major benefit of storing VMs on shared storage is the ability to live-migrate running machines without any downtime, as all nodes in the cluster have direct access to VM disk images. There is no need to copy VM image data, so live migration is very fast in that case.\n&quot;,&quot;container-title-short&quot;:&quot;&quot;},&quot;isTemporary&quot;:false,&quot;suppress-author&quot;:false,&quot;composite&quot;:false,&quot;author-only&quot;:false}]},{&quot;citationID&quot;:&quot;MENDELEY_CITATION_9db2a729-0951-4c17-9e01-ff0581195c25&quot;,&quot;properties&quot;:{&quot;noteIndex&quot;:0,&quot;mode&quot;:&quot;composite&quot;},&quot;isEdited&quot;:false,&quot;manualOverride&quot;:{&quot;isManuallyOverridden&quot;:false,&quot;citeprocText&quot;:&quot;Josh Noll (2024)&quot;,&quot;manualOverrideText&quot;:&quot;&quot;},&quot;citationTag&quot;:&quot;MENDELEY_CITATION_v3_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&quot;,&quot;citationItems&quot;:[{&quot;id&quot;:&quot;2282350d-c4a4-38ed-ba6b-d9ebe871ce5d&quot;,&quot;itemData&quot;:{&quot;type&quot;:&quot;webpage&quot;,&quot;id&quot;:&quot;2282350d-c4a4-38ed-ba6b-d9ebe871ce5d&quot;,&quot;title&quot;:&quot;Deploying Proxmox VMs with Ansible — Josh Noll&quot;,&quot;author&quot;:[{&quot;family&quot;:&quot;Josh Noll&quot;,&quot;given&quot;:&quot;&quot;,&quot;parse-names&quot;:false,&quot;dropping-particle&quot;:&quot;&quot;,&quot;non-dropping-particle&quot;:&quot;&quot;}],&quot;accessed&quot;:{&quot;date-parts&quot;:[[2026,4,21]]},&quot;URL&quot;:&quot;https://joshrnoll.com/deploying-proxmox-vms-with-ansible/&quot;,&quot;issued&quot;:{&quot;date-parts&quot;:[[2024,1,16]]},&quot;container-title-short&quot;:&quot;&quot;},&quot;isTemporary&quot;:false,&quot;displayAs&quot;:&quot;composite&quot;,&quot;suppress-author&quot;:false,&quot;composite&quot;:true,&quot;author-only&quot;:false}]},{&quot;citationID&quot;:&quot;MENDELEY_CITATION_1c0bfdc0-b8ec-465a-97f9-432436345054&quot;,&quot;properties&quot;:{&quot;noteIndex&quot;:0,&quot;mode&quot;:&quot;composite&quot;},&quot;isEdited&quot;:false,&quot;manualOverride&quot;:{&quot;isManuallyOverridden&quot;:false,&quot;citeprocText&quot;:&quot;Proxmox (2025c)&quot;,&quot;manualOverrideText&quot;:&quot;&quot;},&quot;citationTag&quot;:&quot;MENDELEY_CITATION_v3_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&quot;,&quot;citationItems&quot;:[{&quot;id&quot;:&quot;4bf5c8ec-d6e5-35ca-a7be-7cacfe503104&quot;,&quot;itemData&quot;:{&quot;type&quot;:&quot;webpage&quot;,&quot;id&quot;:&quot;4bf5c8ec-d6e5-35ca-a7be-7cacfe503104&quot;,&quot;title&quot;:&quot;QEMU/KVM Virtual Machines&quot;,&quot;author&quot;:[{&quot;family&quot;:&quot;Proxmox&quot;,&quot;given&quot;:&quot;&quot;,&quot;parse-names&quot;:false,&quot;dropping-particle&quot;:&quot;&quot;,&quot;non-dropping-particle&quot;:&quot;&quot;}],&quot;accessed&quot;:{&quot;date-parts&quot;:[[2026,3,15]]},&quot;URL&quot;:&quot;https://pve.proxmox.com/pve-docs/chapter-qm.html&quot;,&quot;issued&quot;:{&quot;date-parts&quot;:[[2025,12,12]]},&quot;container-title-short&quot;:&quot;&quot;},&quot;isTemporary&quot;:false,&quot;displayAs&quot;:&quot;composite&quot;,&quot;suppress-author&quot;:false,&quot;composite&quot;:true,&quot;author-only&quot;:false}]},{&quot;citationID&quot;:&quot;MENDELEY_CITATION_0574a10e-c060-4584-b1b5-3204dd180737&quot;,&quot;properties&quot;:{&quot;noteIndex&quot;:0},&quot;isEdited&quot;:false,&quot;manualOverride&quot;:{&quot;isManuallyOverridden&quot;:false,&quot;citeprocText&quot;:&quot;(Proxmox, 2025a)&quot;,&quot;manualOverrideText&quot;:&quot;&quot;},&quot;citationTag&quot;:&quot;MENDELEY_CITATION_v3_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&quot;,&quot;citationItems&quot;:[{&quot;id&quot;:&quot;cdd5bf4a-8251-39fe-a38d-94fb4557c4cb&quot;,&quot;itemData&quot;:{&quot;type&quot;:&quot;webpage&quot;,&quot;id&quot;:&quot;cdd5bf4a-8251-39fe-a38d-94fb4557c4cb&quot;,&quot;title&quot;:&quot;Network Configuration - Proxmox VE&quot;,&quot;author&quot;:[{&quot;family&quot;:&quot;Proxmox&quot;,&quot;given&quot;:&quot;&quot;,&quot;parse-names&quot;:false,&quot;dropping-particle&quot;:&quot;&quot;,&quot;non-dropping-particle&quot;:&quot;&quot;}],&quot;accessed&quot;:{&quot;date-parts&quot;:[[2026,5,7]]},&quot;URL&quot;:&quot;https://pve.proxmox.com/wiki/Network_Configuration&quot;,&quot;issued&quot;:{&quot;date-parts&quot;:[[2025,11,19]]},&quot;container-title-short&quot;:&quot;&quot;},&quot;isTemporary&quot;:false,&quot;suppress-author&quot;:false,&quot;composite&quot;:false,&quot;author-only&quot;:false}]},{&quot;citationID&quot;:&quot;MENDELEY_CITATION_6123cc52-935a-4e9c-8ca8-7b3455cb48cb&quot;,&quot;properties&quot;:{&quot;noteIndex&quot;:0,&quot;mode&quot;:&quot;author-only&quot;},&quot;isEdited&quot;:false,&quot;manualOverride&quot;:{&quot;isManuallyOverridden&quot;:false,&quot;citeprocText&quot;:&quot;Hashicorp&quot;,&quot;manualOverrideText&quot;:&quot;&quot;},&quot;citationTag&quot;:&quot;MENDELEY_CITATION_v3_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&quot;,&quot;citationItems&quot;:[{&quot;id&quot;:&quot;a587371a-4b08-3208-ab4f-dbf256de27d2&quot;,&quot;itemData&quot;:{&quot;type&quot;:&quot;webpage&quot;,&quot;id&quot;:&quot;a587371a-4b08-3208-ab4f-dbf256de27d2&quot;,&quot;title&quot;:&quot;Terraform overview | Terraform | HashiCorp Developer&quot;,&quot;author&quot;:[{&quot;family&quot;:&quot;Hashicorp&quot;,&quot;given&quot;:&quot;&quot;,&quot;parse-names&quot;:false,&quot;dropping-particle&quot;:&quot;&quot;,&quot;non-dropping-particle&quot;:&quot;&quot;}],&quot;accessed&quot;:{&quot;date-parts&quot;:[[2026,3,31]]},&quot;URL&quot;:&quot;https://developer.hashicorp.com/terraform/docs&quot;,&quot;container-title-short&quot;:&quot;&quot;},&quot;isTemporary&quot;:false,&quot;displayAs&quot;:&quot;author-only&quot;,&quot;suppress-author&quot;:false,&quot;composite&quot;:false,&quot;author-only&quot;:true}]},{&quot;citationID&quot;:&quot;MENDELEY_CITATION_be5a949b-c2c9-43e2-89e6-f32e2854e848&quot;,&quot;properties&quot;:{&quot;noteIndex&quot;:0,&quot;mode&quot;:&quot;author-only&quot;},&quot;isEdited&quot;:false,&quot;manualOverride&quot;:{&quot;isManuallyOverridden&quot;:false,&quot;citeprocText&quot;:&quot;Hashicorp&quot;,&quot;manualOverrideText&quot;:&quot;&quot;},&quot;citationTag&quot;:&quot;MENDELEY_CITATION_v3_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&quot;,&quot;citationItems&quot;:[{&quot;id&quot;:&quot;a587371a-4b08-3208-ab4f-dbf256de27d2&quot;,&quot;itemData&quot;:{&quot;type&quot;:&quot;webpage&quot;,&quot;id&quot;:&quot;a587371a-4b08-3208-ab4f-dbf256de27d2&quot;,&quot;title&quot;:&quot;Terraform overview | Terraform | HashiCorp Developer&quot;,&quot;author&quot;:[{&quot;family&quot;:&quot;Hashicorp&quot;,&quot;given&quot;:&quot;&quot;,&quot;parse-names&quot;:false,&quot;dropping-particle&quot;:&quot;&quot;,&quot;non-dropping-particle&quot;:&quot;&quot;}],&quot;accessed&quot;:{&quot;date-parts&quot;:[[2026,3,31]]},&quot;URL&quot;:&quot;https://developer.hashicorp.com/terraform/docs&quot;,&quot;container-title-short&quot;:&quot;&quot;},&quot;isTemporary&quot;:false,&quot;displayAs&quot;:&quot;author-only&quot;,&quot;suppress-author&quot;:false,&quot;composite&quot;:false,&quot;author-only&quot;:true}]},{&quot;citationID&quot;:&quot;MENDELEY_CITATION_50e60e3f-273d-4874-9fd6-c4e9022312a9&quot;,&quot;properties&quot;:{&quot;noteIndex&quot;:0},&quot;isEdited&quot;:false,&quot;manualOverride&quot;:{&quot;isManuallyOverridden&quot;:false,&quot;citeprocText&quot;:&quot;(Hashicorp, n.d.)&quot;,&quot;manualOverrideText&quot;:&quot;&quot;},&quot;citationTag&quot;:&quot;MENDELEY_CITATION_v3_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&quot;,&quot;citationItems&quot;:[{&quot;id&quot;:&quot;a587371a-4b08-3208-ab4f-dbf256de27d2&quot;,&quot;itemData&quot;:{&quot;type&quot;:&quot;webpage&quot;,&quot;id&quot;:&quot;a587371a-4b08-3208-ab4f-dbf256de27d2&quot;,&quot;title&quot;:&quot;Terraform overview | Terraform | HashiCorp Developer&quot;,&quot;author&quot;:[{&quot;family&quot;:&quot;Hashicorp&quot;,&quot;given&quot;:&quot;&quot;,&quot;parse-names&quot;:false,&quot;dropping-particle&quot;:&quot;&quot;,&quot;non-dropping-particle&quot;:&quot;&quot;}],&quot;accessed&quot;:{&quot;date-parts&quot;:[[2026,3,31]]},&quot;URL&quot;:&quot;https://developer.hashicorp.com/terraform/docs&quot;,&quot;container-title-short&quot;:&quot;&quot;},&quot;isTemporary&quot;:false,&quot;suppress-author&quot;:false,&quot;composite&quot;:false,&quot;author-only&quot;:false}]},{&quot;citationID&quot;:&quot;MENDELEY_CITATION_1bd58bbd-9bad-4f3e-b531-5f20774b6d4c&quot;,&quot;properties&quot;:{&quot;noteIndex&quot;:0},&quot;isEdited&quot;:false,&quot;manualOverride&quot;:{&quot;isManuallyOverridden&quot;:false,&quot;citeprocText&quot;:&quot;(bpg &amp;#38; 153 contributeurs, 2019)&quot;,&quot;manualOverrideText&quot;:&quot;&quot;},&quot;citationTag&quot;:&quot;MENDELEY_CITATION_v3_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&quot;,&quot;citationItems&quot;:[{&quot;id&quot;:&quot;2de4f9e7-8d77-3ebb-8f15-e34da454be73&quot;,&quot;itemData&quot;:{&quot;type&quot;:&quot;webpage&quot;,&quot;id&quot;:&quot;2de4f9e7-8d77-3ebb-8f15-e34da454be73&quot;,&quot;title&quot;:&quot;bpg/terraform-provider-proxmox: Terraform / OpenTofu Provider for Proxmox VE&quot;,&quot;author&quot;:[{&quot;family&quot;:&quot;bpg&quot;,&quot;given&quot;:&quot;&quot;,&quot;parse-names&quot;:false,&quot;dropping-particle&quot;:&quot;&quot;,&quot;non-dropping-particle&quot;:&quot;&quot;},{&quot;family&quot;:&quot;153 contributeurs&quot;,&quot;given&quot;:&quot;&quot;,&quot;parse-names&quot;:false,&quot;dropping-particle&quot;:&quot;&quot;,&quot;non-dropping-particle&quot;:&quot;&quot;}],&quot;accessed&quot;:{&quot;date-parts&quot;:[[2026,3,31]]},&quot;URL&quot;:&quot;https://github.com/bpg/terraform-provider-proxmox&quot;,&quot;issued&quot;:{&quot;date-parts&quot;:[[2019,12,7]]},&quot;container-title-short&quot;:&quot;&quot;},&quot;isTemporary&quot;:false,&quot;suppress-author&quot;:false,&quot;composite&quot;:false,&quot;author-only&quot;:false}]},{&quot;citationID&quot;:&quot;MENDELEY_CITATION_eb22053c-78e7-4e7f-a15a-c93e8bb779a8&quot;,&quot;properties&quot;:{&quot;noteIndex&quot;:0},&quot;isEdited&quot;:false,&quot;manualOverride&quot;:{&quot;isManuallyOverridden&quot;:false,&quot;citeprocText&quot;:&quot;(Telmate &amp;#38; 108 contributeurs, 2017)&quot;,&quot;manualOverrideText&quot;:&quot;&quot;},&quot;citationTag&quot;:&quot;MENDELEY_CITATION_v3_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&quot;,&quot;citationItems&quot;:[{&quot;id&quot;:&quot;02618d2f-c0c6-3e51-852c-6ab354020533&quot;,&quot;itemData&quot;:{&quot;type&quot;:&quot;webpage&quot;,&quot;id&quot;:&quot;02618d2f-c0c6-3e51-852c-6ab354020533&quot;,&quot;title&quot;:&quot;Telmate/proxmox-api-go&quot;,&quot;author&quot;:[{&quot;family&quot;:&quot;Telmate&quot;,&quot;given&quot;:&quot;&quot;,&quot;parse-names&quot;:false,&quot;dropping-particle&quot;:&quot;&quot;,&quot;non-dropping-particle&quot;:&quot;&quot;},{&quot;family&quot;:&quot;108 contributeurs&quot;,&quot;given&quot;:&quot;&quot;,&quot;parse-names&quot;:false,&quot;dropping-particle&quot;:&quot;&quot;,&quot;non-dropping-particle&quot;:&quot;&quot;}],&quot;accessed&quot;:{&quot;date-parts&quot;:[[2026,3,31]]},&quot;URL&quot;:&quot;https://github.com/Telmate/proxmox-api-go&quot;,&quot;issued&quot;:{&quot;date-parts&quot;:[[2017,2,7]]},&quot;container-title-short&quot;:&quot;&quot;},&quot;isTemporary&quot;:false,&quot;suppress-author&quot;:false,&quot;composite&quot;:false,&quot;author-only&quot;:false}]},{&quot;citationID&quot;:&quot;MENDELEY_CITATION_32a35c09-55b7-48ef-bcc8-00932a651399&quot;,&quot;properties&quot;:{&quot;noteIndex&quot;:0},&quot;isEdited&quot;:false,&quot;manualOverride&quot;:{&quot;isManuallyOverridden&quot;:false,&quot;citeprocText&quot;:&quot;(Red Hat - Inc, 2022)&quot;,&quot;manualOverrideText&quot;:&quot;&quot;},&quot;citationTag&quot;:&quot;MENDELEY_CITATION_v3_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&quot;,&quot;citationItems&quot;:[{&quot;id&quot;:&quot;c68a136d-10bd-345e-a6c5-60fb634fe4a2&quot;,&quot;itemData&quot;:{&quot;type&quot;:&quot;webpage&quot;,&quot;id&quot;:&quot;c68a136d-10bd-345e-a6c5-60fb634fe4a2&quot;,&quot;title&quot;:&quot;Ansible Documentation — Ansible Documentation&quot;,&quot;author&quot;:[{&quot;family&quot;:&quot;Red Hat - Inc&quot;,&quot;given&quot;:&quot;&quot;,&quot;parse-names&quot;:false,&quot;dropping-particle&quot;:&quot;&quot;,&quot;non-dropping-particle&quot;:&quot;&quot;}],&quot;accessed&quot;:{&quot;date-parts&quot;:[[2026,4,21]]},&quot;URL&quot;:&quot;https://docs.ansible.com/projects/ansible/2.9/?utm_source=chatgpt.com&quot;,&quot;issued&quot;:{&quot;date-parts&quot;:[[2022,5,27]]},&quot;container-title-short&quot;:&quot;&quot;},&quot;isTemporary&quot;:false,&quot;suppress-author&quot;:false,&quot;composite&quot;:false,&quot;author-only&quot;:false}]},{&quot;citationID&quot;:&quot;MENDELEY_CITATION_b61e7e31-7658-430b-990c-ad89e26637d0&quot;,&quot;properties&quot;:{&quot;noteIndex&quot;:0,&quot;mode&quot;:&quot;composite&quot;},&quot;isEdited&quot;:false,&quot;manualOverride&quot;:{&quot;isManuallyOverridden&quot;:false,&quot;citeprocText&quot;:&quot;Red Hat - Inc (2022)&quot;,&quot;manualOverrideText&quot;:&quot;&quot;},&quot;citationTag&quot;:&quot;MENDELEY_CITATION_v3_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&quot;,&quot;citationItems&quot;:[{&quot;id&quot;:&quot;c68a136d-10bd-345e-a6c5-60fb634fe4a2&quot;,&quot;itemData&quot;:{&quot;type&quot;:&quot;webpage&quot;,&quot;id&quot;:&quot;c68a136d-10bd-345e-a6c5-60fb634fe4a2&quot;,&quot;title&quot;:&quot;Ansible Documentation — Ansible Documentation&quot;,&quot;author&quot;:[{&quot;family&quot;:&quot;Red Hat - Inc&quot;,&quot;given&quot;:&quot;&quot;,&quot;parse-names&quot;:false,&quot;dropping-particle&quot;:&quot;&quot;,&quot;non-dropping-particle&quot;:&quot;&quot;}],&quot;accessed&quot;:{&quot;date-parts&quot;:[[2026,4,21]]},&quot;URL&quot;:&quot;https://docs.ansible.com/projects/ansible/2.9/?utm_source=chatgpt.com&quot;,&quot;issued&quot;:{&quot;date-parts&quot;:[[2022,5,27]]},&quot;container-title-short&quot;:&quot;&quot;},&quot;isTemporary&quot;:false,&quot;displayAs&quot;:&quot;composite&quot;,&quot;suppress-author&quot;:false,&quot;composite&quot;:true,&quot;author-only&quot;:false}]},{&quot;citationID&quot;:&quot;MENDELEY_CITATION_ee4fcb49-8585-4e37-a686-d28ceb9f4b0c&quot;,&quot;properties&quot;:{&quot;noteIndex&quot;:0,&quot;mode&quot;:&quot;composite&quot;},&quot;isEdited&quot;:false,&quot;manualOverride&quot;:{&quot;isManuallyOverridden&quot;:false,&quot;citeprocText&quot;:&quot;Josh Noll (2024)&quot;,&quot;manualOverrideText&quot;:&quot;&quot;},&quot;citationTag&quot;:&quot;MENDELEY_CITATION_v3_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&quot;,&quot;citationItems&quot;:[{&quot;id&quot;:&quot;2282350d-c4a4-38ed-ba6b-d9ebe871ce5d&quot;,&quot;itemData&quot;:{&quot;type&quot;:&quot;webpage&quot;,&quot;id&quot;:&quot;2282350d-c4a4-38ed-ba6b-d9ebe871ce5d&quot;,&quot;title&quot;:&quot;Deploying Proxmox VMs with Ansible — Josh Noll&quot;,&quot;author&quot;:[{&quot;family&quot;:&quot;Josh Noll&quot;,&quot;given&quot;:&quot;&quot;,&quot;parse-names&quot;:false,&quot;dropping-particle&quot;:&quot;&quot;,&quot;non-dropping-particle&quot;:&quot;&quot;}],&quot;accessed&quot;:{&quot;date-parts&quot;:[[2026,4,21]]},&quot;URL&quot;:&quot;https://joshrnoll.com/deploying-proxmox-vms-with-ansible/&quot;,&quot;issued&quot;:{&quot;date-parts&quot;:[[2024,1,16]]},&quot;container-title-short&quot;:&quot;&quot;},&quot;isTemporary&quot;:false,&quot;displayAs&quot;:&quot;composite&quot;,&quot;suppress-author&quot;:false,&quot;composite&quot;:true,&quot;author-only&quot;:false}]},{&quot;citationID&quot;:&quot;MENDELEY_CITATION_8ec9221b-a6b2-4aa2-a9cd-f8f357c3710a&quot;,&quot;properties&quot;:{&quot;noteIndex&quot;:0},&quot;isEdited&quot;:false,&quot;manualOverride&quot;:{&quot;isManuallyOverridden&quot;:false,&quot;citeprocText&quot;:&quot;(Ansible Project Contributors, 2026)&quot;,&quot;manualOverrideText&quot;:&quot;&quot;},&quot;citationTag&quot;:&quot;MENDELEY_CITATION_v3_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&quot;,&quot;citationItems&quot;:[{&quot;id&quot;:&quot;86ad7e7e-a194-3b89-91d0-a9a0ab65abc2&quot;,&quot;itemData&quot;:{&quot;type&quot;:&quot;webpage&quot;,&quot;id&quot;:&quot;86ad7e7e-a194-3b89-91d0-a9a0ab65abc2&quot;,&quot;title&quot;:&quot;community.proxmox — Ansible Community Documentation&quot;,&quot;author&quot;:[{&quot;family&quot;:&quot;Ansible Project Contributors&quot;,&quot;given&quot;:&quot;&quot;,&quot;parse-names&quot;:false,&quot;dropping-particle&quot;:&quot;&quot;,&quot;non-dropping-particle&quot;:&quot;&quot;}],&quot;accessed&quot;:{&quot;date-parts&quot;:[[2026,5,11]]},&quot;URL&quot;:&quot;https://docs.ansible.com/projects/ansible/latest/collections/community/proxmox/index.html&quot;,&quot;issued&quot;:{&quot;date-parts&quot;:[[2026,4,20]]},&quot;container-title-short&quot;:&quot;&quot;},&quot;isTemporary&quot;:false,&quot;suppress-author&quot;:false,&quot;composite&quot;:false,&quot;author-only&quot;:false}]},{&quot;citationID&quot;:&quot;MENDELEY_CITATION_6e20f74d-9c90-4ab4-9c43-833e4c2352f6&quot;,&quot;properties&quot;:{&quot;noteIndex&quot;:0,&quot;mode&quot;:&quot;composite&quot;},&quot;isEdited&quot;:false,&quot;manualOverride&quot;:{&quot;isManuallyOverridden&quot;:false,&quot;citeprocText&quot;:&quot;Josh Noll (2024)&quot;,&quot;manualOverrideText&quot;:&quot;&quot;},&quot;citationTag&quot;:&quot;MENDELEY_CITATION_v3_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&quot;,&quot;citationItems&quot;:[{&quot;id&quot;:&quot;2282350d-c4a4-38ed-ba6b-d9ebe871ce5d&quot;,&quot;itemData&quot;:{&quot;type&quot;:&quot;webpage&quot;,&quot;id&quot;:&quot;2282350d-c4a4-38ed-ba6b-d9ebe871ce5d&quot;,&quot;title&quot;:&quot;Deploying Proxmox VMs with Ansible — Josh Noll&quot;,&quot;author&quot;:[{&quot;family&quot;:&quot;Josh Noll&quot;,&quot;given&quot;:&quot;&quot;,&quot;parse-names&quot;:false,&quot;dropping-particle&quot;:&quot;&quot;,&quot;non-dropping-particle&quot;:&quot;&quot;}],&quot;accessed&quot;:{&quot;date-parts&quot;:[[2026,4,21]]},&quot;URL&quot;:&quot;https://joshrnoll.com/deploying-proxmox-vms-with-ansible/&quot;,&quot;issued&quot;:{&quot;date-parts&quot;:[[2024,1,16]]},&quot;container-title-short&quot;:&quot;&quot;},&quot;isTemporary&quot;:false,&quot;displayAs&quot;:&quot;composite&quot;,&quot;suppress-author&quot;:false,&quot;composite&quot;:true,&quot;author-only&quot;:false}]},{&quot;citationID&quot;:&quot;MENDELEY_CITATION_34a55d00-3943-40a6-9fd1-2f71dc1c096b&quot;,&quot;properties&quot;:{&quot;noteIndex&quot;:0,&quot;mode&quot;:&quot;composite&quot;},&quot;isEdited&quot;:false,&quot;manualOverride&quot;:{&quot;isManuallyOverridden&quot;:false,&quot;citeprocText&quot;:&quot;Josh Noll (2024)&quot;,&quot;manualOverrideText&quot;:&quot;&quot;},&quot;citationTag&quot;:&quot;MENDELEY_CITATION_v3_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&quot;,&quot;citationItems&quot;:[{&quot;id&quot;:&quot;2282350d-c4a4-38ed-ba6b-d9ebe871ce5d&quot;,&quot;itemData&quot;:{&quot;type&quot;:&quot;webpage&quot;,&quot;id&quot;:&quot;2282350d-c4a4-38ed-ba6b-d9ebe871ce5d&quot;,&quot;title&quot;:&quot;Deploying Proxmox VMs with Ansible — Josh Noll&quot;,&quot;author&quot;:[{&quot;family&quot;:&quot;Josh Noll&quot;,&quot;given&quot;:&quot;&quot;,&quot;parse-names&quot;:false,&quot;dropping-particle&quot;:&quot;&quot;,&quot;non-dropping-particle&quot;:&quot;&quot;}],&quot;accessed&quot;:{&quot;date-parts&quot;:[[2026,4,21]]},&quot;URL&quot;:&quot;https://joshrnoll.com/deploying-proxmox-vms-with-ansible/&quot;,&quot;issued&quot;:{&quot;date-parts&quot;:[[2024,1,16]]},&quot;container-title-short&quot;:&quot;&quot;},&quot;isTemporary&quot;:false,&quot;displayAs&quot;:&quot;composite&quot;,&quot;suppress-author&quot;:false,&quot;composite&quot;:true,&quot;author-only&quot;:false}]},{&quot;citationID&quot;:&quot;MENDELEY_CITATION_748c1f61-b366-4c8c-adb0-d334d15706be&quot;,&quot;properties&quot;:{&quot;noteIndex&quot;:0},&quot;isEdited&quot;:false,&quot;manualOverride&quot;:{&quot;isManuallyOverridden&quot;:false,&quot;citeprocText&quot;:&quot;(Jurka007, 2023)&quot;,&quot;manualOverrideText&quot;:&quot;&quot;},&quot;citationTag&quot;:&quot;MENDELEY_CITATION_v3_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&quot;,&quot;citationItems&quot;:[{&quot;id&quot;:&quot;155ccf57-7754-39a1-9356-ef2342de96dc&quot;,&quot;itemData&quot;:{&quot;type&quot;:&quot;webpage&quot;,&quot;id&quot;:&quot;155ccf57-7754-39a1-9356-ef2342de96dc&quot;,&quot;title&quot;:&quot;Proxmox: \&quot;net\&quot; do not configure network card · Issue #21 · ansible-collections/community.proxmox&quot;,&quot;author&quot;:[{&quot;family&quot;:&quot;Jurka007&quot;,&quot;given&quot;:&quot;&quot;,&quot;parse-names&quot;:false,&quot;dropping-particle&quot;:&quot;&quot;,&quot;non-dropping-particle&quot;:&quot;&quot;}],&quot;container-title&quot;:&quot;Github&quot;,&quot;accessed&quot;:{&quot;date-parts&quot;:[[2026,4,21]]},&quot;URL&quot;:&quot;https://github.com/ansible-collections/community.proxmox/issues/21#issuecomment-2884820921&quot;,&quot;issued&quot;:{&quot;date-parts&quot;:[[2023,6,23]]},&quot;container-title-short&quot;:&quot;&quot;},&quot;isTemporary&quot;:false,&quot;suppress-author&quot;:false,&quot;composite&quot;:false,&quot;author-only&quot;:false}]},{&quot;citationID&quot;:&quot;MENDELEY_CITATION_b366ede3-faa3-4b14-90f5-9815a059f4f0&quot;,&quot;properties&quot;:{&quot;noteIndex&quot;:0},&quot;isEdited&quot;:false,&quot;manualOverride&quot;:{&quot;isManuallyOverridden&quot;:false,&quot;citeprocText&quot;:&quot;(Blaise Hurtlin, 2026)&quot;,&quot;manualOverrideText&quot;:&quot;&quot;},&quot;citationTag&quot;:&quot;MENDELEY_CITATION_v3_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&quot;,&quot;citationItems&quot;:[{&quot;id&quot;:&quot;f32f6921-db11-3f7e-99d8-61451133e193&quot;,&quot;itemData&quot;:{&quot;type&quot;:&quot;report&quot;,&quot;id&quot;:&quot;f32f6921-db11-3f7e-99d8-61451133e193&quot;,&quot;title&quot;:&quot;Automatisation sur un cluster Proxmox - Cahier des charges&quot;,&quot;author&quot;:[{&quot;family&quot;:&quot;Blaise Hurtlin&quot;,&quot;given&quot;:&quot;&quot;,&quot;parse-names&quot;:false,&quot;dropping-particle&quot;:&quot;&quot;,&quot;non-dropping-particle&quot;:&quot;&quot;}],&quot;issued&quot;:{&quot;date-parts&quot;:[[2026,3,2]]},&quot;publisher-place&quot;:&quot;Fribourg&quot;,&quot;language&quot;:&quot;Français&quot;,&quot;abstract&quot;:&quot;Description générale du projet d'examen : L'EMF souhaite disposer d'une infrastructure de virtualisation moderne, flexible et automatisée afin de faciliter le déploiement et la gestion de machines virtuelles. Actuellement, la création et la configuration de machines virtuelles sont réalisées manuellement, ce qui entraîne une perte de temps, un risque d'erreurs humaines et un manque d'homogénéité. Le présent travail a pour objectif de mettre en place un cluster de virtualisation Proxmox sur plusieurs noeuds et d'automatiser le déploiement de machines virtuelles à l'aide d'outils d'infrastructure as code (IaC).&quot;,&quot;container-title-short&quot;:&quot;&quot;},&quot;isTemporary&quot;:false,&quot;suppress-author&quot;:false,&quot;composite&quot;:false,&quot;author-only&quot;:false}]},{&quot;citationID&quot;:&quot;MENDELEY_CITATION_b92c03cb-80f1-458f-ae88-f85e9f8b5e41&quot;,&quot;properties&quot;:{&quot;noteIndex&quot;:0,&quot;mode&quot;:&quot;composite&quot;},&quot;isEdited&quot;:false,&quot;manualOverride&quot;:{&quot;isManuallyOverridden&quot;:false,&quot;citeprocText&quot;:&quot;Blaise Hurtlin (2026)&quot;,&quot;manualOverrideText&quot;:&quot;&quot;},&quot;citationTag&quot;:&quot;MENDELEY_CITATION_v3_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&quot;,&quot;citationItems&quot;:[{&quot;id&quot;:&quot;f32f6921-db11-3f7e-99d8-61451133e193&quot;,&quot;itemData&quot;:{&quot;type&quot;:&quot;report&quot;,&quot;id&quot;:&quot;f32f6921-db11-3f7e-99d8-61451133e193&quot;,&quot;title&quot;:&quot;Automatisation sur un cluster Proxmox - Cahier des charges&quot;,&quot;author&quot;:[{&quot;family&quot;:&quot;Blaise Hurtlin&quot;,&quot;given&quot;:&quot;&quot;,&quot;parse-names&quot;:false,&quot;dropping-particle&quot;:&quot;&quot;,&quot;non-dropping-particle&quot;:&quot;&quot;}],&quot;issued&quot;:{&quot;date-parts&quot;:[[2026,3,2]]},&quot;publisher-place&quot;:&quot;Fribourg&quot;,&quot;language&quot;:&quot;Français&quot;,&quot;abstract&quot;:&quot;Description générale du projet d'examen : L'EMF souhaite disposer d'une infrastructure de virtualisation moderne, flexible et automatisée afin de faciliter le déploiement et la gestion de machines virtuelles. Actuellement, la création et la configuration de machines virtuelles sont réalisées manuellement, ce qui entraîne une perte de temps, un risque d'erreurs humaines et un manque d'homogénéité. Le présent travail a pour objectif de mettre en place un cluster de virtualisation Proxmox sur plusieurs noeuds et d'automatiser le déploiement de machines virtuelles à l'aide d'outils d'infrastructure as code (IaC).&quot;,&quot;container-title-short&quot;:&quot;&quot;},&quot;isTemporary&quot;:false,&quot;displayAs&quot;:&quot;composite&quot;,&quot;suppress-author&quot;:false,&quot;composite&quot;:true,&quot;author-only&quot;:false}]}]"/>
+    <we:property name="MENDELEY_BIBLIOGRAPHY_LAST_MODIFIED" value="1778567090517"/>
+    <we:property name="MENDELEY_CITATIONS" value="[{&quot;citationID&quot;:&quot;MENDELEY_CITATION_c9110d75-083c-459e-976f-f62c7347c468&quot;,&quot;properties&quot;:{&quot;noteIndex&quot;:0,&quot;mode&quot;:&quot;composite&quot;},&quot;isEdited&quot;:false,&quot;manualOverride&quot;:{&quot;isManuallyOverridden&quot;:false,&quot;citeprocText&quot;:&quot;J. P. Kousz &amp;#38; S. Leiser (2026)&quot;,&quot;manualOverrideText&quot;:&quot;&quot;},&quot;citationTag&quot;:&quot;MENDELEY_CITATION_v3_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&quot;,&quot;citationItems&quot;:[{&quot;id&quot;:&quot;35f5a5cc-8c72-3b86-8ebf-fc042b3548c1&quot;,&quot;itemData&quot;:{&quot;type&quot;:&quot;article-journal&quot;,&quot;id&quot;:&quot;35f5a5cc-8c72-3b86-8ebf-fc042b3548c1&quot;,&quot;title&quot;:&quot;GEN - ICT-FR Manuel 2027&quot;,&quot;author&quot;:[{&quot;family&quot;:&quot;J. P. Kousz&quot;,&quot;given&quot;:&quot;F. Kuster&quot;,&quot;parse-names&quot;:false,&quot;dropping-particle&quot;:&quot;&quot;,&quot;non-dropping-particle&quot;:&quot;&quot;},{&quot;family&quot;:&quot;S. Leiser&quot;,&quot;given&quot;:&quot;&quot;,&quot;parse-names&quot;:false,&quot;dropping-particle&quot;:&quot;&quot;,&quot;non-dropping-particle&quot;:&quot;&quot;}],&quot;accessed&quot;:{&quot;date-parts&quot;:[[2026,5,7]]},&quot;translator&quot;:[{&quot;family&quot;:&quot;Schwab&quot;,&quot;given&quot;:&quot;Stéphane&quot;,&quot;parse-names&quot;:false,&quot;dropping-particle&quot;:&quot;&quot;,&quot;non-dropping-particle&quot;:&quot;&quot;},{&quot;family&quot;:&quot;Meuwly&quot;,&quot;given&quot;:&quot;Laurent&quot;,&quot;parse-names&quot;:false,&quot;dropping-particle&quot;:&quot;&quot;,&quot;non-dropping-particle&quot;:&quot;&quot;},{&quot;family&quot;:&quot;Nuoffer&quot;,&quot;given&quot;:&quot;Steve&quot;,&quot;parse-names&quot;:false,&quot;dropping-particle&quot;:&quot;&quot;,&quot;non-dropping-particle&quot;:&quot;&quot;}],&quot;URL&quot;:&quot;https://2026.pkorg.ch/dokument/2530/view&quot;,&quot;issued&quot;:{&quot;date-parts&quot;:[[2026,1]]},&quot;container-title-short&quot;:&quot;&quot;},&quot;isTemporary&quot;:false,&quot;displayAs&quot;:&quot;composite&quot;,&quot;suppress-author&quot;:false,&quot;composite&quot;:true,&quot;author-only&quot;:false}]},{&quot;citationID&quot;:&quot;MENDELEY_CITATION_b436a8a3-3a1a-4431-9209-c918703eaeeb&quot;,&quot;properties&quot;:{&quot;noteIndex&quot;:0,&quot;mode&quot;:&quot;composite&quot;},&quot;isEdited&quot;:false,&quot;manualOverride&quot;:{&quot;isManuallyOverridden&quot;:false,&quot;citeprocText&quot;:&quot;Blaise Hurtlin (2026)&quot;,&quot;manualOverrideText&quot;:&quot;&quot;},&quot;citationTag&quot;:&quot;MENDELEY_CITATION_v3_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&quot;,&quot;citationItems&quot;:[{&quot;id&quot;:&quot;f32f6921-db11-3f7e-99d8-61451133e193&quot;,&quot;itemData&quot;:{&quot;type&quot;:&quot;report&quot;,&quot;id&quot;:&quot;f32f6921-db11-3f7e-99d8-61451133e193&quot;,&quot;title&quot;:&quot;Automatisation sur un cluster Proxmox - Cahier des charges&quot;,&quot;author&quot;:[{&quot;family&quot;:&quot;Blaise Hurtlin&quot;,&quot;given&quot;:&quot;&quot;,&quot;parse-names&quot;:false,&quot;dropping-particle&quot;:&quot;&quot;,&quot;non-dropping-particle&quot;:&quot;&quot;}],&quot;issued&quot;:{&quot;date-parts&quot;:[[2026,3,2]]},&quot;publisher-place&quot;:&quot;Fribourg&quot;,&quot;language&quot;:&quot;Français&quot;,&quot;abstract&quot;:&quot;Description générale du projet d'examen : L'EMF souhaite disposer d'une infrastructure de virtualisation moderne, flexible et automatisée afin de faciliter le déploiement et la gestion de machines virtuelles. Actuellement, la création et la configuration de machines virtuelles sont réalisées manuellement, ce qui entraîne une perte de temps, un risque d'erreurs humaines et un manque d'homogénéité. Le présent travail a pour objectif de mettre en place un cluster de virtualisation Proxmox sur plusieurs noeuds et d'automatiser le déploiement de machines virtuelles à l'aide d'outils d'infrastructure as code (IaC).&quot;,&quot;container-title-short&quot;:&quot;&quot;},&quot;isTemporary&quot;:false,&quot;displayAs&quot;:&quot;composite&quot;,&quot;suppress-author&quot;:false,&quot;composite&quot;:true,&quot;author-only&quot;:false}]},{&quot;citationID&quot;:&quot;MENDELEY_CITATION_bd297da5-6ab4-498e-9f4f-b38ccb581b15&quot;,&quot;properties&quot;:{&quot;noteIndex&quot;:0},&quot;isEdited&quot;:false,&quot;manualOverride&quot;:{&quot;isManuallyOverridden&quot;:false,&quot;citeprocText&quot;:&quot;(J. P. Kousz &amp;#38; S. Leiser, 2026)&quot;,&quot;manualOverrideText&quot;:&quot;&quot;},&quot;citationTag&quot;:&quot;MENDELEY_CITATION_v3_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&quot;,&quot;citationItems&quot;:[{&quot;id&quot;:&quot;35f5a5cc-8c72-3b86-8ebf-fc042b3548c1&quot;,&quot;itemData&quot;:{&quot;type&quot;:&quot;article-journal&quot;,&quot;id&quot;:&quot;35f5a5cc-8c72-3b86-8ebf-fc042b3548c1&quot;,&quot;title&quot;:&quot;GEN - ICT-FR Manuel 2027&quot;,&quot;author&quot;:[{&quot;family&quot;:&quot;J. P. Kousz&quot;,&quot;given&quot;:&quot;F. Kuster&quot;,&quot;parse-names&quot;:false,&quot;dropping-particle&quot;:&quot;&quot;,&quot;non-dropping-particle&quot;:&quot;&quot;},{&quot;family&quot;:&quot;S. Leiser&quot;,&quot;given&quot;:&quot;&quot;,&quot;parse-names&quot;:false,&quot;dropping-particle&quot;:&quot;&quot;,&quot;non-dropping-particle&quot;:&quot;&quot;}],&quot;accessed&quot;:{&quot;date-parts&quot;:[[2026,5,7]]},&quot;translator&quot;:[{&quot;family&quot;:&quot;Schwab&quot;,&quot;given&quot;:&quot;Stéphane&quot;,&quot;parse-names&quot;:false,&quot;dropping-particle&quot;:&quot;&quot;,&quot;non-dropping-particle&quot;:&quot;&quot;},{&quot;family&quot;:&quot;Meuwly&quot;,&quot;given&quot;:&quot;Laurent&quot;,&quot;parse-names&quot;:false,&quot;dropping-particle&quot;:&quot;&quot;,&quot;non-dropping-particle&quot;:&quot;&quot;},{&quot;family&quot;:&quot;Nuoffer&quot;,&quot;given&quot;:&quot;Steve&quot;,&quot;parse-names&quot;:false,&quot;dropping-particle&quot;:&quot;&quot;,&quot;non-dropping-particle&quot;:&quot;&quot;}],&quot;URL&quot;:&quot;https://2026.pkorg.ch/dokument/2530/view&quot;,&quot;issued&quot;:{&quot;date-parts&quot;:[[2026,1]]},&quot;container-title-short&quot;:&quot;&quot;},&quot;isTemporary&quot;:false,&quot;suppress-author&quot;:false,&quot;composite&quot;:false,&quot;author-only&quot;:false}]},{&quot;citationID&quot;:&quot;MENDELEY_CITATION_c081e898-b5a7-433d-bb3b-d53ea9033849&quot;,&quot;properties&quot;:{&quot;noteIndex&quot;:0},&quot;isEdited&quot;:false,&quot;manualOverride&quot;:{&quot;isManuallyOverridden&quot;:false,&quot;citeprocText&quot;:&quot;(EMF-Informatique, 2025)&quot;,&quot;manualOverrideText&quot;:&quot;&quot;},&quot;citationTag&quot;:&quot;MENDELEY_CITATION_v3_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&quot;,&quot;citationItems&quot;:[{&quot;id&quot;:&quot;35384cd0-ea23-30ec-9a59-ccb2a44e9082&quot;,&quot;itemData&quot;:{&quot;type&quot;:&quot;article-journal&quot;,&quot;id&quot;:&quot;35384cd0-ea23-30ec-9a59-ccb2a44e9082&quot;,&quot;title&quot;:&quot;00_Standards Entreprise INFRA&quot;,&quot;author&quot;:[{&quot;family&quot;:&quot;EMF-Informatique&quot;,&quot;given&quot;:&quot;&quot;,&quot;parse-names&quot;:false,&quot;dropping-particle&quot;:&quot;&quot;,&quot;non-dropping-particle&quot;:&quot;&quot;}],&quot;accessed&quot;:{&quot;date-parts&quot;:[[2026,5,7]]},&quot;URL&quot;:&quot;https://eduetatfr.sharepoint.com/:b:/r/teams/EMF-GT-INFOApprentis/Shared%20Documents/Apprenti-es/Infrastructures/Standards/00_Standards%20Entreprise%20INFRA.pdf?csf=1&amp;web=1&amp;e=NxPkxO&quot;,&quot;issued&quot;:{&quot;date-parts&quot;:[[2025,3,25]]},&quot;page&quot;:&quot;1-1&quot;,&quot;container-title-short&quot;:&quot;&quot;},&quot;isTemporary&quot;:false,&quot;suppress-author&quot;:false,&quot;composite&quot;:false,&quot;author-only&quot;:false}]},{&quot;citationID&quot;:&quot;MENDELEY_CITATION_f9a42ccd-cc40-42f8-afd0-e7ccb5a93cda&quot;,&quot;properties&quot;:{&quot;noteIndex&quot;:0,&quot;mode&quot;:&quot;composite&quot;},&quot;isEdited&quot;:false,&quot;manualOverride&quot;:{&quot;isManuallyOverridden&quot;:false,&quot;citeprocText&quot;:&quot;Proxmox (2025b)&quot;,&quot;manualOverrideText&quot;:&quot;&quot;},&quot;citationTag&quot;:&quot;MENDELEY_CITATION_v3_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&quot;,&quot;citationItems&quot;:[{&quot;id&quot;:&quot;66de0b29-8c25-3bfb-9d36-3528c1be4578&quot;,&quot;itemData&quot;:{&quot;type&quot;:&quot;webpage&quot;,&quot;id&quot;:&quot;66de0b29-8c25-3bfb-9d36-3528c1be4578&quot;,&quot;title&quot;:&quot;Proxmox VE Storage&quot;,&quot;author&quot;:[{&quot;family&quot;:&quot;Proxmox&quot;,&quot;given&quot;:&quot;&quot;,&quot;parse-names&quot;:false,&quot;dropping-particle&quot;:&quot;&quot;,&quot;non-dropping-particle&quot;:&quot;&quot;}],&quot;container-title&quot;:&quot;Proxmox VE Administration Guide&quot;,&quot;accessed&quot;:{&quot;date-parts&quot;:[[2026,3,15]]},&quot;URL&quot;:&quot;https://pve.proxmox.com/pve-docs/chapter-pvesm.html&quot;,&quot;issued&quot;:{&quot;date-parts&quot;:[[2025,12,12]]},&quot;language&quot;:&quot;English&quot;,&quot;abstract&quot;:&quot;\n\nThe Proxmox VE storage model is very flexible. Virtual machine images can either be stored on one or several local storages, or on shared storage like NFS or iSCSI (NAS, SAN). There are no limits, and you may configure as many storage pools as you like. You can use all storage technologies available for Debian Linux.\n\nOne major benefit of storing VMs on shared storage is the ability to live-migrate running machines without any downtime, as all nodes in the cluster have direct access to VM disk images. There is no need to copy VM image data, so live migration is very fast in that case.\n&quot;,&quot;container-title-short&quot;:&quot;&quot;},&quot;isTemporary&quot;:false,&quot;displayAs&quot;:&quot;composite&quot;,&quot;suppress-author&quot;:false,&quot;composite&quot;:true,&quot;author-only&quot;:false}]},{&quot;citationID&quot;:&quot;MENDELEY_CITATION_4afd9d51-6e25-4fc5-b929-fd706c000062&quot;,&quot;properties&quot;:{&quot;noteIndex&quot;:0},&quot;isEdited&quot;:false,&quot;manualOverride&quot;:{&quot;isManuallyOverridden&quot;:false,&quot;citeprocText&quot;:&quot;(Proxmox, 2025b)&quot;,&quot;manualOverrideText&quot;:&quot;&quot;},&quot;citationTag&quot;:&quot;MENDELEY_CITATION_v3_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&quot;,&quot;citationItems&quot;:[{&quot;id&quot;:&quot;66de0b29-8c25-3bfb-9d36-3528c1be4578&quot;,&quot;itemData&quot;:{&quot;type&quot;:&quot;webpage&quot;,&quot;id&quot;:&quot;66de0b29-8c25-3bfb-9d36-3528c1be4578&quot;,&quot;title&quot;:&quot;Proxmox VE Storage&quot;,&quot;author&quot;:[{&quot;family&quot;:&quot;Proxmox&quot;,&quot;given&quot;:&quot;&quot;,&quot;parse-names&quot;:false,&quot;dropping-particle&quot;:&quot;&quot;,&quot;non-dropping-particle&quot;:&quot;&quot;}],&quot;container-title&quot;:&quot;Proxmox VE Administration Guide&quot;,&quot;accessed&quot;:{&quot;date-parts&quot;:[[2026,3,15]]},&quot;URL&quot;:&quot;https://pve.proxmox.com/pve-docs/chapter-pvesm.html&quot;,&quot;issued&quot;:{&quot;date-parts&quot;:[[2025,12,12]]},&quot;language&quot;:&quot;English&quot;,&quot;abstract&quot;:&quot;\n\nThe Proxmox VE storage model is very flexible. Virtual machine images can either be stored on one or several local storages, or on shared storage like NFS or iSCSI (NAS, SAN). There are no limits, and you may configure as many storage pools as you like. You can use all storage technologies available for Debian Linux.\n\nOne major benefit of storing VMs on shared storage is the ability to live-migrate running machines without any downtime, as all nodes in the cluster have direct access to VM disk images. There is no need to copy VM image data, so live migration is very fast in that case.\n&quot;,&quot;container-title-short&quot;:&quot;&quot;},&quot;isTemporary&quot;:false,&quot;suppress-author&quot;:false,&quot;composite&quot;:false,&quot;author-only&quot;:false}]},{&quot;citationID&quot;:&quot;MENDELEY_CITATION_9db2a729-0951-4c17-9e01-ff0581195c25&quot;,&quot;properties&quot;:{&quot;noteIndex&quot;:0,&quot;mode&quot;:&quot;composite&quot;},&quot;isEdited&quot;:false,&quot;manualOverride&quot;:{&quot;isManuallyOverridden&quot;:false,&quot;citeprocText&quot;:&quot;Josh Noll (2024)&quot;,&quot;manualOverrideText&quot;:&quot;&quot;},&quot;citationTag&quot;:&quot;MENDELEY_CITATION_v3_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&quot;,&quot;citationItems&quot;:[{&quot;id&quot;:&quot;2282350d-c4a4-38ed-ba6b-d9ebe871ce5d&quot;,&quot;itemData&quot;:{&quot;type&quot;:&quot;webpage&quot;,&quot;id&quot;:&quot;2282350d-c4a4-38ed-ba6b-d9ebe871ce5d&quot;,&quot;title&quot;:&quot;Deploying Proxmox VMs with Ansible — Josh Noll&quot;,&quot;author&quot;:[{&quot;family&quot;:&quot;Josh Noll&quot;,&quot;given&quot;:&quot;&quot;,&quot;parse-names&quot;:false,&quot;dropping-particle&quot;:&quot;&quot;,&quot;non-dropping-particle&quot;:&quot;&quot;}],&quot;accessed&quot;:{&quot;date-parts&quot;:[[2026,4,21]]},&quot;URL&quot;:&quot;https://joshrnoll.com/deploying-proxmox-vms-with-ansible/&quot;,&quot;issued&quot;:{&quot;date-parts&quot;:[[2024,1,16]]},&quot;container-title-short&quot;:&quot;&quot;},&quot;isTemporary&quot;:false,&quot;displayAs&quot;:&quot;composite&quot;,&quot;suppress-author&quot;:false,&quot;composite&quot;:true,&quot;author-only&quot;:false}]},{&quot;citationID&quot;:&quot;MENDELEY_CITATION_1c0bfdc0-b8ec-465a-97f9-432436345054&quot;,&quot;properties&quot;:{&quot;noteIndex&quot;:0,&quot;mode&quot;:&quot;composite&quot;},&quot;isEdited&quot;:false,&quot;manualOverride&quot;:{&quot;isManuallyOverridden&quot;:false,&quot;citeprocText&quot;:&quot;Proxmox (2025c)&quot;,&quot;manualOverrideText&quot;:&quot;&quot;},&quot;citationTag&quot;:&quot;MENDELEY_CITATION_v3_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&quot;,&quot;citationItems&quot;:[{&quot;id&quot;:&quot;4bf5c8ec-d6e5-35ca-a7be-7cacfe503104&quot;,&quot;itemData&quot;:{&quot;type&quot;:&quot;webpage&quot;,&quot;id&quot;:&quot;4bf5c8ec-d6e5-35ca-a7be-7cacfe503104&quot;,&quot;title&quot;:&quot;QEMU/KVM Virtual Machines&quot;,&quot;author&quot;:[{&quot;family&quot;:&quot;Proxmox&quot;,&quot;given&quot;:&quot;&quot;,&quot;parse-names&quot;:false,&quot;dropping-particle&quot;:&quot;&quot;,&quot;non-dropping-particle&quot;:&quot;&quot;}],&quot;accessed&quot;:{&quot;date-parts&quot;:[[2026,3,15]]},&quot;URL&quot;:&quot;https://pve.proxmox.com/pve-docs/chapter-qm.html&quot;,&quot;issued&quot;:{&quot;date-parts&quot;:[[2025,12,12]]},&quot;container-title-short&quot;:&quot;&quot;},&quot;isTemporary&quot;:false,&quot;displayAs&quot;:&quot;composite&quot;,&quot;suppress-author&quot;:false,&quot;composite&quot;:true,&quot;author-only&quot;:false}]},{&quot;citationID&quot;:&quot;MENDELEY_CITATION_0574a10e-c060-4584-b1b5-3204dd180737&quot;,&quot;properties&quot;:{&quot;noteIndex&quot;:0},&quot;isEdited&quot;:false,&quot;manualOverride&quot;:{&quot;isManuallyOverridden&quot;:false,&quot;citeprocText&quot;:&quot;(Proxmox, 2025a)&quot;,&quot;manualOverrideText&quot;:&quot;&quot;},&quot;citationTag&quot;:&quot;MENDELEY_CITATION_v3_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&quot;,&quot;citationItems&quot;:[{&quot;id&quot;:&quot;cdd5bf4a-8251-39fe-a38d-94fb4557c4cb&quot;,&quot;itemData&quot;:{&quot;type&quot;:&quot;webpage&quot;,&quot;id&quot;:&quot;cdd5bf4a-8251-39fe-a38d-94fb4557c4cb&quot;,&quot;title&quot;:&quot;Network Configuration - Proxmox VE&quot;,&quot;author&quot;:[{&quot;family&quot;:&quot;Proxmox&quot;,&quot;given&quot;:&quot;&quot;,&quot;parse-names&quot;:false,&quot;dropping-particle&quot;:&quot;&quot;,&quot;non-dropping-particle&quot;:&quot;&quot;}],&quot;accessed&quot;:{&quot;date-parts&quot;:[[2026,5,7]]},&quot;URL&quot;:&quot;https://pve.proxmox.com/wiki/Network_Configuration&quot;,&quot;issued&quot;:{&quot;date-parts&quot;:[[2025,11,19]]},&quot;container-title-short&quot;:&quot;&quot;},&quot;isTemporary&quot;:false,&quot;suppress-author&quot;:false,&quot;composite&quot;:false,&quot;author-only&quot;:false}]},{&quot;citationID&quot;:&quot;MENDELEY_CITATION_6123cc52-935a-4e9c-8ca8-7b3455cb48cb&quot;,&quot;properties&quot;:{&quot;noteIndex&quot;:0,&quot;mode&quot;:&quot;author-only&quot;},&quot;isEdited&quot;:false,&quot;manualOverride&quot;:{&quot;isManuallyOverridden&quot;:false,&quot;citeprocText&quot;:&quot;Hashicorp&quot;,&quot;manualOverrideText&quot;:&quot;&quot;},&quot;citationTag&quot;:&quot;MENDELEY_CITATION_v3_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&quot;,&quot;citationItems&quot;:[{&quot;id&quot;:&quot;a587371a-4b08-3208-ab4f-dbf256de27d2&quot;,&quot;itemData&quot;:{&quot;type&quot;:&quot;webpage&quot;,&quot;id&quot;:&quot;a587371a-4b08-3208-ab4f-dbf256de27d2&quot;,&quot;title&quot;:&quot;Terraform overview | Terraform | HashiCorp Developer&quot;,&quot;author&quot;:[{&quot;family&quot;:&quot;Hashicorp&quot;,&quot;given&quot;:&quot;&quot;,&quot;parse-names&quot;:false,&quot;dropping-particle&quot;:&quot;&quot;,&quot;non-dropping-particle&quot;:&quot;&quot;}],&quot;accessed&quot;:{&quot;date-parts&quot;:[[2026,3,31]]},&quot;URL&quot;:&quot;https://developer.hashicorp.com/terraform/docs&quot;,&quot;container-title-short&quot;:&quot;&quot;},&quot;isTemporary&quot;:false,&quot;displayAs&quot;:&quot;author-only&quot;,&quot;suppress-author&quot;:false,&quot;composite&quot;:false,&quot;author-only&quot;:true}]},{&quot;citationID&quot;:&quot;MENDELEY_CITATION_be5a949b-c2c9-43e2-89e6-f32e2854e848&quot;,&quot;properties&quot;:{&quot;noteIndex&quot;:0,&quot;mode&quot;:&quot;author-only&quot;},&quot;isEdited&quot;:false,&quot;manualOverride&quot;:{&quot;isManuallyOverridden&quot;:false,&quot;citeprocText&quot;:&quot;Hashicorp&quot;,&quot;manualOverrideText&quot;:&quot;&quot;},&quot;citationTag&quot;:&quot;MENDELEY_CITATION_v3_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&quot;,&quot;citationItems&quot;:[{&quot;id&quot;:&quot;a587371a-4b08-3208-ab4f-dbf256de27d2&quot;,&quot;itemData&quot;:{&quot;type&quot;:&quot;webpage&quot;,&quot;id&quot;:&quot;a587371a-4b08-3208-ab4f-dbf256de27d2&quot;,&quot;title&quot;:&quot;Terraform overview | Terraform | HashiCorp Developer&quot;,&quot;author&quot;:[{&quot;family&quot;:&quot;Hashicorp&quot;,&quot;given&quot;:&quot;&quot;,&quot;parse-names&quot;:false,&quot;dropping-particle&quot;:&quot;&quot;,&quot;non-dropping-particle&quot;:&quot;&quot;}],&quot;accessed&quot;:{&quot;date-parts&quot;:[[2026,3,31]]},&quot;URL&quot;:&quot;https://developer.hashicorp.com/terraform/docs&quot;,&quot;container-title-short&quot;:&quot;&quot;},&quot;isTemporary&quot;:false,&quot;displayAs&quot;:&quot;author-only&quot;,&quot;suppress-author&quot;:false,&quot;composite&quot;:false,&quot;author-only&quot;:true}]},{&quot;citationID&quot;:&quot;MENDELEY_CITATION_50e60e3f-273d-4874-9fd6-c4e9022312a9&quot;,&quot;properties&quot;:{&quot;noteIndex&quot;:0},&quot;isEdited&quot;:false,&quot;manualOverride&quot;:{&quot;isManuallyOverridden&quot;:false,&quot;citeprocText&quot;:&quot;(Hashicorp, n.d.)&quot;,&quot;manualOverrideText&quot;:&quot;&quot;},&quot;citationTag&quot;:&quot;MENDELEY_CITATION_v3_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&quot;,&quot;citationItems&quot;:[{&quot;id&quot;:&quot;a587371a-4b08-3208-ab4f-dbf256de27d2&quot;,&quot;itemData&quot;:{&quot;type&quot;:&quot;webpage&quot;,&quot;id&quot;:&quot;a587371a-4b08-3208-ab4f-dbf256de27d2&quot;,&quot;title&quot;:&quot;Terraform overview | Terraform | HashiCorp Developer&quot;,&quot;author&quot;:[{&quot;family&quot;:&quot;Hashicorp&quot;,&quot;given&quot;:&quot;&quot;,&quot;parse-names&quot;:false,&quot;dropping-particle&quot;:&quot;&quot;,&quot;non-dropping-particle&quot;:&quot;&quot;}],&quot;accessed&quot;:{&quot;date-parts&quot;:[[2026,3,31]]},&quot;URL&quot;:&quot;https://developer.hashicorp.com/terraform/docs&quot;,&quot;container-title-short&quot;:&quot;&quot;},&quot;isTemporary&quot;:false,&quot;suppress-author&quot;:false,&quot;composite&quot;:false,&quot;author-only&quot;:false}]},{&quot;citationID&quot;:&quot;MENDELEY_CITATION_1bd58bbd-9bad-4f3e-b531-5f20774b6d4c&quot;,&quot;properties&quot;:{&quot;noteIndex&quot;:0},&quot;isEdited&quot;:false,&quot;manualOverride&quot;:{&quot;isManuallyOverridden&quot;:false,&quot;citeprocText&quot;:&quot;(bpg &amp;#38; 153 contributeurs, 2019)&quot;,&quot;manualOverrideText&quot;:&quot;&quot;},&quot;citationTag&quot;:&quot;MENDELEY_CITATION_v3_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&quot;,&quot;citationItems&quot;:[{&quot;id&quot;:&quot;2de4f9e7-8d77-3ebb-8f15-e34da454be73&quot;,&quot;itemData&quot;:{&quot;type&quot;:&quot;webpage&quot;,&quot;id&quot;:&quot;2de4f9e7-8d77-3ebb-8f15-e34da454be73&quot;,&quot;title&quot;:&quot;bpg/terraform-provider-proxmox: Terraform / OpenTofu Provider for Proxmox VE&quot;,&quot;author&quot;:[{&quot;family&quot;:&quot;bpg&quot;,&quot;given&quot;:&quot;&quot;,&quot;parse-names&quot;:false,&quot;dropping-particle&quot;:&quot;&quot;,&quot;non-dropping-particle&quot;:&quot;&quot;},{&quot;family&quot;:&quot;153 contributeurs&quot;,&quot;given&quot;:&quot;&quot;,&quot;parse-names&quot;:false,&quot;dropping-particle&quot;:&quot;&quot;,&quot;non-dropping-particle&quot;:&quot;&quot;}],&quot;accessed&quot;:{&quot;date-parts&quot;:[[2026,3,31]]},&quot;URL&quot;:&quot;https://github.com/bpg/terraform-provider-proxmox&quot;,&quot;issued&quot;:{&quot;date-parts&quot;:[[2019,12,7]]},&quot;container-title-short&quot;:&quot;&quot;},&quot;isTemporary&quot;:false,&quot;suppress-author&quot;:false,&quot;composite&quot;:false,&quot;author-only&quot;:false}]},{&quot;citationID&quot;:&quot;MENDELEY_CITATION_eb22053c-78e7-4e7f-a15a-c93e8bb779a8&quot;,&quot;properties&quot;:{&quot;noteIndex&quot;:0},&quot;isEdited&quot;:false,&quot;manualOverride&quot;:{&quot;isManuallyOverridden&quot;:false,&quot;citeprocText&quot;:&quot;(Telmate &amp;#38; 108 contributeurs, 2017)&quot;,&quot;manualOverrideText&quot;:&quot;&quot;},&quot;citationTag&quot;:&quot;MENDELEY_CITATION_v3_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&quot;,&quot;citationItems&quot;:[{&quot;id&quot;:&quot;02618d2f-c0c6-3e51-852c-6ab354020533&quot;,&quot;itemData&quot;:{&quot;type&quot;:&quot;webpage&quot;,&quot;id&quot;:&quot;02618d2f-c0c6-3e51-852c-6ab354020533&quot;,&quot;title&quot;:&quot;Telmate/proxmox-api-go&quot;,&quot;author&quot;:[{&quot;family&quot;:&quot;Telmate&quot;,&quot;given&quot;:&quot;&quot;,&quot;parse-names&quot;:false,&quot;dropping-particle&quot;:&quot;&quot;,&quot;non-dropping-particle&quot;:&quot;&quot;},{&quot;family&quot;:&quot;108 contributeurs&quot;,&quot;given&quot;:&quot;&quot;,&quot;parse-names&quot;:false,&quot;dropping-particle&quot;:&quot;&quot;,&quot;non-dropping-particle&quot;:&quot;&quot;}],&quot;accessed&quot;:{&quot;date-parts&quot;:[[2026,3,31]]},&quot;URL&quot;:&quot;https://github.com/Telmate/proxmox-api-go&quot;,&quot;issued&quot;:{&quot;date-parts&quot;:[[2017,2,7]]},&quot;container-title-short&quot;:&quot;&quot;},&quot;isTemporary&quot;:false,&quot;suppress-author&quot;:false,&quot;composite&quot;:false,&quot;author-only&quot;:false}]},{&quot;citationID&quot;:&quot;MENDELEY_CITATION_32a35c09-55b7-48ef-bcc8-00932a651399&quot;,&quot;properties&quot;:{&quot;noteIndex&quot;:0},&quot;isEdited&quot;:false,&quot;manualOverride&quot;:{&quot;isManuallyOverridden&quot;:false,&quot;citeprocText&quot;:&quot;(Red Hat - Inc, 2022)&quot;,&quot;manualOverrideText&quot;:&quot;&quot;},&quot;citationTag&quot;:&quot;MENDELEY_CITATION_v3_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&quot;,&quot;citationItems&quot;:[{&quot;id&quot;:&quot;c68a136d-10bd-345e-a6c5-60fb634fe4a2&quot;,&quot;itemData&quot;:{&quot;type&quot;:&quot;webpage&quot;,&quot;id&quot;:&quot;c68a136d-10bd-345e-a6c5-60fb634fe4a2&quot;,&quot;title&quot;:&quot;Ansible Documentation — Ansible Documentation&quot;,&quot;author&quot;:[{&quot;family&quot;:&quot;Red Hat - Inc&quot;,&quot;given&quot;:&quot;&quot;,&quot;parse-names&quot;:false,&quot;dropping-particle&quot;:&quot;&quot;,&quot;non-dropping-particle&quot;:&quot;&quot;}],&quot;accessed&quot;:{&quot;date-parts&quot;:[[2026,4,21]]},&quot;URL&quot;:&quot;https://docs.ansible.com/projects/ansible/2.9/?utm_source=chatgpt.com&quot;,&quot;issued&quot;:{&quot;date-parts&quot;:[[2022,5,27]]},&quot;container-title-short&quot;:&quot;&quot;},&quot;isTemporary&quot;:false,&quot;suppress-author&quot;:false,&quot;composite&quot;:false,&quot;author-only&quot;:false}]},{&quot;citationID&quot;:&quot;MENDELEY_CITATION_b61e7e31-7658-430b-990c-ad89e26637d0&quot;,&quot;properties&quot;:{&quot;noteIndex&quot;:0,&quot;mode&quot;:&quot;composite&quot;},&quot;isEdited&quot;:false,&quot;manualOverride&quot;:{&quot;isManuallyOverridden&quot;:false,&quot;citeprocText&quot;:&quot;Red Hat - Inc (2022)&quot;,&quot;manualOverrideText&quot;:&quot;&quot;},&quot;citationTag&quot;:&quot;MENDELEY_CITATION_v3_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&quot;,&quot;citationItems&quot;:[{&quot;id&quot;:&quot;c68a136d-10bd-345e-a6c5-60fb634fe4a2&quot;,&quot;itemData&quot;:{&quot;type&quot;:&quot;webpage&quot;,&quot;id&quot;:&quot;c68a136d-10bd-345e-a6c5-60fb634fe4a2&quot;,&quot;title&quot;:&quot;Ansible Documentation — Ansible Documentation&quot;,&quot;author&quot;:[{&quot;family&quot;:&quot;Red Hat - Inc&quot;,&quot;given&quot;:&quot;&quot;,&quot;parse-names&quot;:false,&quot;dropping-particle&quot;:&quot;&quot;,&quot;non-dropping-particle&quot;:&quot;&quot;}],&quot;accessed&quot;:{&quot;date-parts&quot;:[[2026,4,21]]},&quot;URL&quot;:&quot;https://docs.ansible.com/projects/ansible/2.9/?utm_source=chatgpt.com&quot;,&quot;issued&quot;:{&quot;date-parts&quot;:[[2022,5,27]]},&quot;container-title-short&quot;:&quot;&quot;},&quot;isTemporary&quot;:false,&quot;displayAs&quot;:&quot;composite&quot;,&quot;suppress-author&quot;:false,&quot;composite&quot;:true,&quot;author-only&quot;:false}]},{&quot;citationID&quot;:&quot;MENDELEY_CITATION_ee4fcb49-8585-4e37-a686-d28ceb9f4b0c&quot;,&quot;properties&quot;:{&quot;noteIndex&quot;:0,&quot;mode&quot;:&quot;composite&quot;},&quot;isEdited&quot;:false,&quot;manualOverride&quot;:{&quot;isManuallyOverridden&quot;:false,&quot;citeprocText&quot;:&quot;Josh Noll (2024)&quot;,&quot;manualOverrideText&quot;:&quot;&quot;},&quot;citationTag&quot;:&quot;MENDELEY_CITATION_v3_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&quot;,&quot;citationItems&quot;:[{&quot;id&quot;:&quot;2282350d-c4a4-38ed-ba6b-d9ebe871ce5d&quot;,&quot;itemData&quot;:{&quot;type&quot;:&quot;webpage&quot;,&quot;id&quot;:&quot;2282350d-c4a4-38ed-ba6b-d9ebe871ce5d&quot;,&quot;title&quot;:&quot;Deploying Proxmox VMs with Ansible — Josh Noll&quot;,&quot;author&quot;:[{&quot;family&quot;:&quot;Josh Noll&quot;,&quot;given&quot;:&quot;&quot;,&quot;parse-names&quot;:false,&quot;dropping-particle&quot;:&quot;&quot;,&quot;non-dropping-particle&quot;:&quot;&quot;}],&quot;accessed&quot;:{&quot;date-parts&quot;:[[2026,4,21]]},&quot;URL&quot;:&quot;https://joshrnoll.com/deploying-proxmox-vms-with-ansible/&quot;,&quot;issued&quot;:{&quot;date-parts&quot;:[[2024,1,16]]},&quot;container-title-short&quot;:&quot;&quot;},&quot;isTemporary&quot;:false,&quot;displayAs&quot;:&quot;composite&quot;,&quot;suppress-author&quot;:false,&quot;composite&quot;:true,&quot;author-only&quot;:false}]},{&quot;citationID&quot;:&quot;MENDELEY_CITATION_8ec9221b-a6b2-4aa2-a9cd-f8f357c3710a&quot;,&quot;properties&quot;:{&quot;noteIndex&quot;:0},&quot;isEdited&quot;:false,&quot;manualOverride&quot;:{&quot;isManuallyOverridden&quot;:false,&quot;citeprocText&quot;:&quot;(Ansible Project Contributors, 2026)&quot;,&quot;manualOverrideText&quot;:&quot;&quot;},&quot;citationTag&quot;:&quot;MENDELEY_CITATION_v3_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&quot;,&quot;citationItems&quot;:[{&quot;id&quot;:&quot;86ad7e7e-a194-3b89-91d0-a9a0ab65abc2&quot;,&quot;itemData&quot;:{&quot;type&quot;:&quot;webpage&quot;,&quot;id&quot;:&quot;86ad7e7e-a194-3b89-91d0-a9a0ab65abc2&quot;,&quot;title&quot;:&quot;community.proxmox — Ansible Community Documentation&quot;,&quot;author&quot;:[{&quot;family&quot;:&quot;Ansible Project Contributors&quot;,&quot;given&quot;:&quot;&quot;,&quot;parse-names&quot;:false,&quot;dropping-particle&quot;:&quot;&quot;,&quot;non-dropping-particle&quot;:&quot;&quot;}],&quot;accessed&quot;:{&quot;date-parts&quot;:[[2026,5,11]]},&quot;URL&quot;:&quot;https://docs.ansible.com/projects/ansible/latest/collections/community/proxmox/index.html&quot;,&quot;issued&quot;:{&quot;date-parts&quot;:[[2026,4,20]]},&quot;container-title-short&quot;:&quot;&quot;},&quot;isTemporary&quot;:false,&quot;suppress-author&quot;:false,&quot;composite&quot;:false,&quot;author-only&quot;:false}]},{&quot;citationID&quot;:&quot;MENDELEY_CITATION_6e20f74d-9c90-4ab4-9c43-833e4c2352f6&quot;,&quot;properties&quot;:{&quot;noteIndex&quot;:0,&quot;mode&quot;:&quot;composite&quot;},&quot;isEdited&quot;:false,&quot;manualOverride&quot;:{&quot;isManuallyOverridden&quot;:false,&quot;citeprocText&quot;:&quot;Josh Noll (2024)&quot;,&quot;manualOverrideText&quot;:&quot;&quot;},&quot;citationTag&quot;:&quot;MENDELEY_CITATION_v3_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&quot;,&quot;citationItems&quot;:[{&quot;id&quot;:&quot;2282350d-c4a4-38ed-ba6b-d9ebe871ce5d&quot;,&quot;itemData&quot;:{&quot;type&quot;:&quot;webpage&quot;,&quot;id&quot;:&quot;2282350d-c4a4-38ed-ba6b-d9ebe871ce5d&quot;,&quot;title&quot;:&quot;Deploying Proxmox VMs with Ansible — Josh Noll&quot;,&quot;author&quot;:[{&quot;family&quot;:&quot;Josh Noll&quot;,&quot;given&quot;:&quot;&quot;,&quot;parse-names&quot;:false,&quot;dropping-particle&quot;:&quot;&quot;,&quot;non-dropping-particle&quot;:&quot;&quot;}],&quot;accessed&quot;:{&quot;date-parts&quot;:[[2026,4,21]]},&quot;URL&quot;:&quot;https://joshrnoll.com/deploying-proxmox-vms-with-ansible/&quot;,&quot;issued&quot;:{&quot;date-parts&quot;:[[2024,1,16]]},&quot;container-title-short&quot;:&quot;&quot;},&quot;isTemporary&quot;:false,&quot;displayAs&quot;:&quot;composite&quot;,&quot;suppress-author&quot;:false,&quot;composite&quot;:true,&quot;author-only&quot;:false}]},{&quot;citationID&quot;:&quot;MENDELEY_CITATION_34a55d00-3943-40a6-9fd1-2f71dc1c096b&quot;,&quot;properties&quot;:{&quot;noteIndex&quot;:0,&quot;mode&quot;:&quot;composite&quot;},&quot;isEdited&quot;:false,&quot;manualOverride&quot;:{&quot;isManuallyOverridden&quot;:false,&quot;citeprocText&quot;:&quot;Josh Noll (2024)&quot;,&quot;manualOverrideText&quot;:&quot;&quot;},&quot;citationTag&quot;:&quot;MENDELEY_CITATION_v3_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&quot;,&quot;citationItems&quot;:[{&quot;id&quot;:&quot;2282350d-c4a4-38ed-ba6b-d9ebe871ce5d&quot;,&quot;itemData&quot;:{&quot;type&quot;:&quot;webpage&quot;,&quot;id&quot;:&quot;2282350d-c4a4-38ed-ba6b-d9ebe871ce5d&quot;,&quot;title&quot;:&quot;Deploying Proxmox VMs with Ansible — Josh Noll&quot;,&quot;author&quot;:[{&quot;family&quot;:&quot;Josh Noll&quot;,&quot;given&quot;:&quot;&quot;,&quot;parse-names&quot;:false,&quot;dropping-particle&quot;:&quot;&quot;,&quot;non-dropping-particle&quot;:&quot;&quot;}],&quot;accessed&quot;:{&quot;date-parts&quot;:[[2026,4,21]]},&quot;URL&quot;:&quot;https://joshrnoll.com/deploying-proxmox-vms-with-ansible/&quot;,&quot;issued&quot;:{&quot;date-parts&quot;:[[2024,1,16]]},&quot;container-title-short&quot;:&quot;&quot;},&quot;isTemporary&quot;:false,&quot;displayAs&quot;:&quot;composite&quot;,&quot;suppress-author&quot;:false,&quot;composite&quot;:true,&quot;author-only&quot;:false}]},{&quot;citationID&quot;:&quot;MENDELEY_CITATION_748c1f61-b366-4c8c-adb0-d334d15706be&quot;,&quot;properties&quot;:{&quot;noteIndex&quot;:0},&quot;isEdited&quot;:false,&quot;manualOverride&quot;:{&quot;isManuallyOverridden&quot;:false,&quot;citeprocText&quot;:&quot;(Jurka007, 2023)&quot;,&quot;manualOverrideText&quot;:&quot;&quot;},&quot;citationTag&quot;:&quot;MENDELEY_CITATION_v3_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&quot;,&quot;citationItems&quot;:[{&quot;id&quot;:&quot;155ccf57-7754-39a1-9356-ef2342de96dc&quot;,&quot;itemData&quot;:{&quot;type&quot;:&quot;webpage&quot;,&quot;id&quot;:&quot;155ccf57-7754-39a1-9356-ef2342de96dc&quot;,&quot;title&quot;:&quot;Proxmox: \&quot;net\&quot; do not configure network card · Issue #21 · ansible-collections/community.proxmox&quot;,&quot;author&quot;:[{&quot;family&quot;:&quot;Jurka007&quot;,&quot;given&quot;:&quot;&quot;,&quot;parse-names&quot;:false,&quot;dropping-particle&quot;:&quot;&quot;,&quot;non-dropping-particle&quot;:&quot;&quot;}],&quot;container-title&quot;:&quot;Github&quot;,&quot;accessed&quot;:{&quot;date-parts&quot;:[[2026,4,21]]},&quot;URL&quot;:&quot;https://github.com/ansible-collections/community.proxmox/issues/21#issuecomment-2884820921&quot;,&quot;issued&quot;:{&quot;date-parts&quot;:[[2023,6,23]]},&quot;container-title-short&quot;:&quot;&quot;},&quot;isTemporary&quot;:false,&quot;suppress-author&quot;:false,&quot;composite&quot;:false,&quot;author-only&quot;:false}]},{&quot;citationID&quot;:&quot;MENDELEY_CITATION_b366ede3-faa3-4b14-90f5-9815a059f4f0&quot;,&quot;properties&quot;:{&quot;noteIndex&quot;:0},&quot;isEdited&quot;:false,&quot;manualOverride&quot;:{&quot;isManuallyOverridden&quot;:false,&quot;citeprocText&quot;:&quot;(Blaise Hurtlin, 2026)&quot;,&quot;manualOverrideText&quot;:&quot;&quot;},&quot;citationTag&quot;:&quot;MENDELEY_CITATION_v3_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&quot;,&quot;citationItems&quot;:[{&quot;id&quot;:&quot;f32f6921-db11-3f7e-99d8-61451133e193&quot;,&quot;itemData&quot;:{&quot;type&quot;:&quot;report&quot;,&quot;id&quot;:&quot;f32f6921-db11-3f7e-99d8-61451133e193&quot;,&quot;title&quot;:&quot;Automatisation sur un cluster Proxmox - Cahier des charges&quot;,&quot;author&quot;:[{&quot;family&quot;:&quot;Blaise Hurtlin&quot;,&quot;given&quot;:&quot;&quot;,&quot;parse-names&quot;:false,&quot;dropping-particle&quot;:&quot;&quot;,&quot;non-dropping-particle&quot;:&quot;&quot;}],&quot;issued&quot;:{&quot;date-parts&quot;:[[2026,3,2]]},&quot;publisher-place&quot;:&quot;Fribourg&quot;,&quot;language&quot;:&quot;Français&quot;,&quot;abstract&quot;:&quot;Description générale du projet d'examen : L'EMF souhaite disposer d'une infrastructure de virtualisation moderne, flexible et automatisée afin de faciliter le déploiement et la gestion de machines virtuelles. Actuellement, la création et la configuration de machines virtuelles sont réalisées manuellement, ce qui entraîne une perte de temps, un risque d'erreurs humaines et un manque d'homogénéité. Le présent travail a pour objectif de mettre en place un cluster de virtualisation Proxmox sur plusieurs noeuds et d'automatiser le déploiement de machines virtuelles à l'aide d'outils d'infrastructure as code (IaC).&quot;,&quot;container-title-short&quot;:&quot;&quot;},&quot;isTemporary&quot;:false,&quot;suppress-author&quot;:false,&quot;composite&quot;:false,&quot;author-only&quot;:false}]},{&quot;citationID&quot;:&quot;MENDELEY_CITATION_b92c03cb-80f1-458f-ae88-f85e9f8b5e41&quot;,&quot;properties&quot;:{&quot;noteIndex&quot;:0,&quot;mode&quot;:&quot;composite&quot;},&quot;isEdited&quot;:false,&quot;manualOverride&quot;:{&quot;isManuallyOverridden&quot;:false,&quot;citeprocText&quot;:&quot;Blaise Hurtlin (2026)&quot;,&quot;manualOverrideText&quot;:&quot;&quot;},&quot;citationTag&quot;:&quot;MENDELEY_CITATION_v3_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&quot;,&quot;citationItems&quot;:[{&quot;id&quot;:&quot;f32f6921-db11-3f7e-99d8-61451133e193&quot;,&quot;itemData&quot;:{&quot;type&quot;:&quot;report&quot;,&quot;id&quot;:&quot;f32f6921-db11-3f7e-99d8-61451133e193&quot;,&quot;title&quot;:&quot;Automatisation sur un cluster Proxmox - Cahier des charges&quot;,&quot;author&quot;:[{&quot;family&quot;:&quot;Blaise Hurtlin&quot;,&quot;given&quot;:&quot;&quot;,&quot;parse-names&quot;:false,&quot;dropping-particle&quot;:&quot;&quot;,&quot;non-dropping-particle&quot;:&quot;&quot;}],&quot;issued&quot;:{&quot;date-parts&quot;:[[2026,3,2]]},&quot;publisher-place&quot;:&quot;Fribourg&quot;,&quot;language&quot;:&quot;Français&quot;,&quot;abstract&quot;:&quot;Description générale du projet d'examen : L'EMF souhaite disposer d'une infrastructure de virtualisation moderne, flexible et automatisée afin de faciliter le déploiement et la gestion de machines virtuelles. Actuellement, la création et la configuration de machines virtuelles sont réalisées manuellement, ce qui entraîne une perte de temps, un risque d'erreurs humaines et un manque d'homogénéité. Le présent travail a pour objectif de mettre en place un cluster de virtualisation Proxmox sur plusieurs noeuds et d'automatiser le déploiement de machines virtuelles à l'aide d'outils d'infrastructure as code (IaC).&quot;,&quot;container-title-short&quot;:&quot;&quot;},&quot;isTemporary&quot;:false,&quot;displayAs&quot;:&quot;composite&quot;,&quot;suppress-author&quot;:false,&quot;composite&quot;:true,&quot;author-only&quot;:false}]}]"/>
     <we:property name="MENDELEY_CITATIONS_STYLE" value="{&quot;id&quot;:&quot;https://www.zotero.org/styles/apa&quot;,&quot;title&quot;:&quot;APA Style 7th edition&quot;,&quot;format&quot;:&quot;author-date&quot;,&quot;defaultLocale&quot;:null,&quot;isLocaleCodeValid&quot;:true}"/>
   </we:properties>
   <we:bindings/>

--- a/Doc/157443_Voeffray_Lucielle_Rapport_TPI.docx
+++ b/Doc/157443_Voeffray_Lucielle_Rapport_TPI.docx
@@ -436,7 +436,7 @@
       <w:pPr>
         <w:pStyle w:val="Titre"/>
       </w:pPr>
-      <w:bookmarkStart w:id="0" w:name="_Toc229465337"/>
+      <w:bookmarkStart w:id="0" w:name="_Toc229477130"/>
       <w:r>
         <w:t>Automatisation</w:t>
       </w:r>
@@ -614,7 +614,7 @@
         <w:rPr>
           <w:noProof/>
         </w:rPr>
-        <w:instrText xml:space="preserve"> PAGEREF _Toc229465337 \h </w:instrText>
+        <w:instrText xml:space="preserve"> PAGEREF _Toc229477130 \h </w:instrText>
       </w:r>
       <w:r>
         <w:rPr>
@@ -676,7 +676,7 @@
         <w:rPr>
           <w:noProof/>
         </w:rPr>
-        <w:instrText xml:space="preserve"> PAGEREF _Toc229465338 \h </w:instrText>
+        <w:instrText xml:space="preserve"> PAGEREF _Toc229477131 \h </w:instrText>
       </w:r>
       <w:r>
         <w:rPr>
@@ -757,7 +757,7 @@
         <w:rPr>
           <w:noProof/>
         </w:rPr>
-        <w:instrText xml:space="preserve"> PAGEREF _Toc229465339 \h </w:instrText>
+        <w:instrText xml:space="preserve"> PAGEREF _Toc229477132 \h </w:instrText>
       </w:r>
       <w:r>
         <w:rPr>
@@ -819,7 +819,7 @@
         <w:fldChar w:fldCharType="begin"/>
       </w:r>
       <w:r>
-        <w:instrText xml:space="preserve"> PAGEREF _Toc229465340 \h </w:instrText>
+        <w:instrText xml:space="preserve"> PAGEREF _Toc229477133 \h </w:instrText>
       </w:r>
       <w:r>
         <w:fldChar w:fldCharType="separate"/>
@@ -867,7 +867,7 @@
         <w:fldChar w:fldCharType="begin"/>
       </w:r>
       <w:r>
-        <w:instrText xml:space="preserve"> PAGEREF _Toc229465341 \h </w:instrText>
+        <w:instrText xml:space="preserve"> PAGEREF _Toc229477134 \h </w:instrText>
       </w:r>
       <w:r>
         <w:fldChar w:fldCharType="separate"/>
@@ -915,7 +915,7 @@
         <w:fldChar w:fldCharType="begin"/>
       </w:r>
       <w:r>
-        <w:instrText xml:space="preserve"> PAGEREF _Toc229465342 \h </w:instrText>
+        <w:instrText xml:space="preserve"> PAGEREF _Toc229477135 \h </w:instrText>
       </w:r>
       <w:r>
         <w:fldChar w:fldCharType="separate"/>
@@ -963,7 +963,7 @@
         <w:fldChar w:fldCharType="begin"/>
       </w:r>
       <w:r>
-        <w:instrText xml:space="preserve"> PAGEREF _Toc229465343 \h </w:instrText>
+        <w:instrText xml:space="preserve"> PAGEREF _Toc229477136 \h </w:instrText>
       </w:r>
       <w:r>
         <w:fldChar w:fldCharType="separate"/>
@@ -1030,7 +1030,7 @@
         <w:rPr>
           <w:noProof/>
         </w:rPr>
-        <w:instrText xml:space="preserve"> PAGEREF _Toc229465344 \h </w:instrText>
+        <w:instrText xml:space="preserve"> PAGEREF _Toc229477137 \h </w:instrText>
       </w:r>
       <w:r>
         <w:rPr>
@@ -1092,7 +1092,7 @@
         <w:fldChar w:fldCharType="begin"/>
       </w:r>
       <w:r>
-        <w:instrText xml:space="preserve"> PAGEREF _Toc229465345 \h </w:instrText>
+        <w:instrText xml:space="preserve"> PAGEREF _Toc229477138 \h </w:instrText>
       </w:r>
       <w:r>
         <w:fldChar w:fldCharType="separate"/>
@@ -1140,7 +1140,7 @@
         <w:fldChar w:fldCharType="begin"/>
       </w:r>
       <w:r>
-        <w:instrText xml:space="preserve"> PAGEREF _Toc229465346 \h </w:instrText>
+        <w:instrText xml:space="preserve"> PAGEREF _Toc229477139 \h </w:instrText>
       </w:r>
       <w:r>
         <w:fldChar w:fldCharType="separate"/>
@@ -1188,7 +1188,7 @@
         <w:fldChar w:fldCharType="begin"/>
       </w:r>
       <w:r>
-        <w:instrText xml:space="preserve"> PAGEREF _Toc229465347 \h </w:instrText>
+        <w:instrText xml:space="preserve"> PAGEREF _Toc229477140 \h </w:instrText>
       </w:r>
       <w:r>
         <w:fldChar w:fldCharType="separate"/>
@@ -1236,7 +1236,7 @@
         <w:fldChar w:fldCharType="begin"/>
       </w:r>
       <w:r>
-        <w:instrText xml:space="preserve"> PAGEREF _Toc229465348 \h </w:instrText>
+        <w:instrText xml:space="preserve"> PAGEREF _Toc229477141 \h </w:instrText>
       </w:r>
       <w:r>
         <w:fldChar w:fldCharType="separate"/>
@@ -1284,7 +1284,7 @@
         <w:fldChar w:fldCharType="begin"/>
       </w:r>
       <w:r>
-        <w:instrText xml:space="preserve"> PAGEREF _Toc229465349 \h </w:instrText>
+        <w:instrText xml:space="preserve"> PAGEREF _Toc229477142 \h </w:instrText>
       </w:r>
       <w:r>
         <w:fldChar w:fldCharType="separate"/>
@@ -1332,13 +1332,13 @@
         <w:fldChar w:fldCharType="begin"/>
       </w:r>
       <w:r>
-        <w:instrText xml:space="preserve"> PAGEREF _Toc229465350 \h </w:instrText>
+        <w:instrText xml:space="preserve"> PAGEREF _Toc229477143 \h </w:instrText>
       </w:r>
       <w:r>
         <w:fldChar w:fldCharType="separate"/>
       </w:r>
       <w:r>
-        <w:t>16</w:t>
+        <w:t>15</w:t>
       </w:r>
       <w:r>
         <w:fldChar w:fldCharType="end"/>
@@ -1399,7 +1399,7 @@
         <w:rPr>
           <w:noProof/>
         </w:rPr>
-        <w:instrText xml:space="preserve"> PAGEREF _Toc229465351 \h </w:instrText>
+        <w:instrText xml:space="preserve"> PAGEREF _Toc229477144 \h </w:instrText>
       </w:r>
       <w:r>
         <w:rPr>
@@ -1461,7 +1461,7 @@
         <w:fldChar w:fldCharType="begin"/>
       </w:r>
       <w:r>
-        <w:instrText xml:space="preserve"> PAGEREF _Toc229465352 \h </w:instrText>
+        <w:instrText xml:space="preserve"> PAGEREF _Toc229477145 \h </w:instrText>
       </w:r>
       <w:r>
         <w:fldChar w:fldCharType="separate"/>
@@ -1509,13 +1509,13 @@
         <w:fldChar w:fldCharType="begin"/>
       </w:r>
       <w:r>
-        <w:instrText xml:space="preserve"> PAGEREF _Toc229465353 \h </w:instrText>
+        <w:instrText xml:space="preserve"> PAGEREF _Toc229477146 \h </w:instrText>
       </w:r>
       <w:r>
         <w:fldChar w:fldCharType="separate"/>
       </w:r>
       <w:r>
-        <w:t>18</w:t>
+        <w:t>17</w:t>
       </w:r>
       <w:r>
         <w:fldChar w:fldCharType="end"/>
@@ -1557,7 +1557,7 @@
         <w:fldChar w:fldCharType="begin"/>
       </w:r>
       <w:r>
-        <w:instrText xml:space="preserve"> PAGEREF _Toc229465354 \h </w:instrText>
+        <w:instrText xml:space="preserve"> PAGEREF _Toc229477147 \h </w:instrText>
       </w:r>
       <w:r>
         <w:fldChar w:fldCharType="separate"/>
@@ -1605,7 +1605,7 @@
         <w:fldChar w:fldCharType="begin"/>
       </w:r>
       <w:r>
-        <w:instrText xml:space="preserve"> PAGEREF _Toc229465355 \h </w:instrText>
+        <w:instrText xml:space="preserve"> PAGEREF _Toc229477148 \h </w:instrText>
       </w:r>
       <w:r>
         <w:fldChar w:fldCharType="separate"/>
@@ -1653,13 +1653,13 @@
         <w:fldChar w:fldCharType="begin"/>
       </w:r>
       <w:r>
-        <w:instrText xml:space="preserve"> PAGEREF _Toc229465356 \h </w:instrText>
+        <w:instrText xml:space="preserve"> PAGEREF _Toc229477149 \h </w:instrText>
       </w:r>
       <w:r>
         <w:fldChar w:fldCharType="separate"/>
       </w:r>
       <w:r>
-        <w:t>18</w:t>
+        <w:t>19</w:t>
       </w:r>
       <w:r>
         <w:fldChar w:fldCharType="end"/>
@@ -1701,13 +1701,13 @@
         <w:fldChar w:fldCharType="begin"/>
       </w:r>
       <w:r>
-        <w:instrText xml:space="preserve"> PAGEREF _Toc229465357 \h </w:instrText>
+        <w:instrText xml:space="preserve"> PAGEREF _Toc229477150 \h </w:instrText>
       </w:r>
       <w:r>
         <w:fldChar w:fldCharType="separate"/>
       </w:r>
       <w:r>
-        <w:t>18</w:t>
+        <w:t>19</w:t>
       </w:r>
       <w:r>
         <w:fldChar w:fldCharType="end"/>
@@ -1749,13 +1749,13 @@
         <w:fldChar w:fldCharType="begin"/>
       </w:r>
       <w:r>
-        <w:instrText xml:space="preserve"> PAGEREF _Toc229465358 \h </w:instrText>
+        <w:instrText xml:space="preserve"> PAGEREF _Toc229477151 \h </w:instrText>
       </w:r>
       <w:r>
         <w:fldChar w:fldCharType="separate"/>
       </w:r>
       <w:r>
-        <w:t>18</w:t>
+        <w:t>19</w:t>
       </w:r>
       <w:r>
         <w:fldChar w:fldCharType="end"/>
@@ -1816,7 +1816,7 @@
         <w:rPr>
           <w:noProof/>
         </w:rPr>
-        <w:instrText xml:space="preserve"> PAGEREF _Toc229465359 \h </w:instrText>
+        <w:instrText xml:space="preserve"> PAGEREF _Toc229477152 \h </w:instrText>
       </w:r>
       <w:r>
         <w:rPr>
@@ -1833,7 +1833,7 @@
         <w:rPr>
           <w:noProof/>
         </w:rPr>
-        <w:t>19</w:t>
+        <w:t>20</w:t>
       </w:r>
       <w:r>
         <w:rPr>
@@ -1878,13 +1878,13 @@
         <w:fldChar w:fldCharType="begin"/>
       </w:r>
       <w:r>
-        <w:instrText xml:space="preserve"> PAGEREF _Toc229465360 \h </w:instrText>
+        <w:instrText xml:space="preserve"> PAGEREF _Toc229477153 \h </w:instrText>
       </w:r>
       <w:r>
         <w:fldChar w:fldCharType="separate"/>
       </w:r>
       <w:r>
-        <w:t>19</w:t>
+        <w:t>20</w:t>
       </w:r>
       <w:r>
         <w:fldChar w:fldCharType="end"/>
@@ -1926,13 +1926,13 @@
         <w:fldChar w:fldCharType="begin"/>
       </w:r>
       <w:r>
-        <w:instrText xml:space="preserve"> PAGEREF _Toc229465361 \h </w:instrText>
+        <w:instrText xml:space="preserve"> PAGEREF _Toc229477154 \h </w:instrText>
       </w:r>
       <w:r>
         <w:fldChar w:fldCharType="separate"/>
       </w:r>
       <w:r>
-        <w:t>19</w:t>
+        <w:t>20</w:t>
       </w:r>
       <w:r>
         <w:fldChar w:fldCharType="end"/>
@@ -1974,13 +1974,13 @@
         <w:fldChar w:fldCharType="begin"/>
       </w:r>
       <w:r>
-        <w:instrText xml:space="preserve"> PAGEREF _Toc229465362 \h </w:instrText>
+        <w:instrText xml:space="preserve"> PAGEREF _Toc229477155 \h </w:instrText>
       </w:r>
       <w:r>
         <w:fldChar w:fldCharType="separate"/>
       </w:r>
       <w:r>
-        <w:t>19</w:t>
+        <w:t>20</w:t>
       </w:r>
       <w:r>
         <w:fldChar w:fldCharType="end"/>
@@ -2041,7 +2041,7 @@
         <w:rPr>
           <w:noProof/>
         </w:rPr>
-        <w:instrText xml:space="preserve"> PAGEREF _Toc229465363 \h </w:instrText>
+        <w:instrText xml:space="preserve"> PAGEREF _Toc229477156 \h </w:instrText>
       </w:r>
       <w:r>
         <w:rPr>
@@ -2058,7 +2058,7 @@
         <w:rPr>
           <w:noProof/>
         </w:rPr>
-        <w:t>20</w:t>
+        <w:t>21</w:t>
       </w:r>
       <w:r>
         <w:rPr>
@@ -2103,13 +2103,13 @@
         <w:fldChar w:fldCharType="begin"/>
       </w:r>
       <w:r>
-        <w:instrText xml:space="preserve"> PAGEREF _Toc229465364 \h </w:instrText>
+        <w:instrText xml:space="preserve"> PAGEREF _Toc229477157 \h </w:instrText>
       </w:r>
       <w:r>
         <w:fldChar w:fldCharType="separate"/>
       </w:r>
       <w:r>
-        <w:t>20</w:t>
+        <w:t>21</w:t>
       </w:r>
       <w:r>
         <w:fldChar w:fldCharType="end"/>
@@ -2151,13 +2151,13 @@
         <w:fldChar w:fldCharType="begin"/>
       </w:r>
       <w:r>
-        <w:instrText xml:space="preserve"> PAGEREF _Toc229465365 \h </w:instrText>
+        <w:instrText xml:space="preserve"> PAGEREF _Toc229477158 \h </w:instrText>
       </w:r>
       <w:r>
         <w:fldChar w:fldCharType="separate"/>
       </w:r>
       <w:r>
-        <w:t>20</w:t>
+        <w:t>21</w:t>
       </w:r>
       <w:r>
         <w:fldChar w:fldCharType="end"/>
@@ -2199,13 +2199,13 @@
         <w:fldChar w:fldCharType="begin"/>
       </w:r>
       <w:r>
-        <w:instrText xml:space="preserve"> PAGEREF _Toc229465366 \h </w:instrText>
+        <w:instrText xml:space="preserve"> PAGEREF _Toc229477159 \h </w:instrText>
       </w:r>
       <w:r>
         <w:fldChar w:fldCharType="separate"/>
       </w:r>
       <w:r>
-        <w:t>20</w:t>
+        <w:t>21</w:t>
       </w:r>
       <w:r>
         <w:fldChar w:fldCharType="end"/>
@@ -2266,7 +2266,7 @@
         <w:rPr>
           <w:noProof/>
         </w:rPr>
-        <w:instrText xml:space="preserve"> PAGEREF _Toc229465367 \h </w:instrText>
+        <w:instrText xml:space="preserve"> PAGEREF _Toc229477160 \h </w:instrText>
       </w:r>
       <w:r>
         <w:rPr>
@@ -2283,7 +2283,7 @@
         <w:rPr>
           <w:noProof/>
         </w:rPr>
-        <w:t>21</w:t>
+        <w:t>22</w:t>
       </w:r>
       <w:r>
         <w:rPr>
@@ -2328,13 +2328,13 @@
         <w:fldChar w:fldCharType="begin"/>
       </w:r>
       <w:r>
-        <w:instrText xml:space="preserve"> PAGEREF _Toc229465368 \h </w:instrText>
+        <w:instrText xml:space="preserve"> PAGEREF _Toc229477161 \h </w:instrText>
       </w:r>
       <w:r>
         <w:fldChar w:fldCharType="separate"/>
       </w:r>
       <w:r>
-        <w:t>21</w:t>
+        <w:t>22</w:t>
       </w:r>
       <w:r>
         <w:fldChar w:fldCharType="end"/>
@@ -2376,13 +2376,13 @@
         <w:fldChar w:fldCharType="begin"/>
       </w:r>
       <w:r>
-        <w:instrText xml:space="preserve"> PAGEREF _Toc229465369 \h </w:instrText>
+        <w:instrText xml:space="preserve"> PAGEREF _Toc229477162 \h </w:instrText>
       </w:r>
       <w:r>
         <w:fldChar w:fldCharType="separate"/>
       </w:r>
       <w:r>
-        <w:t>21</w:t>
+        <w:t>22</w:t>
       </w:r>
       <w:r>
         <w:fldChar w:fldCharType="end"/>
@@ -2424,13 +2424,13 @@
         <w:fldChar w:fldCharType="begin"/>
       </w:r>
       <w:r>
-        <w:instrText xml:space="preserve"> PAGEREF _Toc229465370 \h </w:instrText>
+        <w:instrText xml:space="preserve"> PAGEREF _Toc229477163 \h </w:instrText>
       </w:r>
       <w:r>
         <w:fldChar w:fldCharType="separate"/>
       </w:r>
       <w:r>
-        <w:t>21</w:t>
+        <w:t>22</w:t>
       </w:r>
       <w:r>
         <w:fldChar w:fldCharType="end"/>
@@ -2491,7 +2491,7 @@
         <w:rPr>
           <w:noProof/>
         </w:rPr>
-        <w:instrText xml:space="preserve"> PAGEREF _Toc229465371 \h </w:instrText>
+        <w:instrText xml:space="preserve"> PAGEREF _Toc229477164 \h </w:instrText>
       </w:r>
       <w:r>
         <w:rPr>
@@ -2508,7 +2508,7 @@
         <w:rPr>
           <w:noProof/>
         </w:rPr>
-        <w:t>22</w:t>
+        <w:t>23</w:t>
       </w:r>
       <w:r>
         <w:rPr>
@@ -2572,7 +2572,7 @@
         <w:rPr>
           <w:noProof/>
         </w:rPr>
-        <w:instrText xml:space="preserve"> PAGEREF _Toc229465372 \h </w:instrText>
+        <w:instrText xml:space="preserve"> PAGEREF _Toc229477165 \h </w:instrText>
       </w:r>
       <w:r>
         <w:rPr>
@@ -2589,7 +2589,7 @@
         <w:rPr>
           <w:noProof/>
         </w:rPr>
-        <w:t>23</w:t>
+        <w:t>24</w:t>
       </w:r>
       <w:r>
         <w:rPr>
@@ -2653,7 +2653,7 @@
         <w:rPr>
           <w:noProof/>
         </w:rPr>
-        <w:instrText xml:space="preserve"> PAGEREF _Toc229465373 \h </w:instrText>
+        <w:instrText xml:space="preserve"> PAGEREF _Toc229477166 \h </w:instrText>
       </w:r>
       <w:r>
         <w:rPr>
@@ -2670,7 +2670,7 @@
         <w:rPr>
           <w:noProof/>
         </w:rPr>
-        <w:t>24</w:t>
+        <w:t>25</w:t>
       </w:r>
       <w:r>
         <w:rPr>
@@ -2734,7 +2734,7 @@
         <w:rPr>
           <w:noProof/>
         </w:rPr>
-        <w:instrText xml:space="preserve"> PAGEREF _Toc229465374 \h </w:instrText>
+        <w:instrText xml:space="preserve"> PAGEREF _Toc229477167 \h </w:instrText>
       </w:r>
       <w:r>
         <w:rPr>
@@ -2751,7 +2751,7 @@
         <w:rPr>
           <w:noProof/>
         </w:rPr>
-        <w:t>25</w:t>
+        <w:t>26</w:t>
       </w:r>
       <w:r>
         <w:rPr>
@@ -2813,7 +2813,7 @@
         </w:rPr>
       </w:pPr>
       <w:bookmarkStart w:id="2" w:name="_Toc250790969"/>
-      <w:bookmarkStart w:id="3" w:name="_Toc229465338"/>
+      <w:bookmarkStart w:id="3" w:name="_Toc229477131"/>
       <w:r>
         <w:rPr>
           <w:lang w:val="fr-CH"/>
@@ -2890,7 +2890,27 @@
           <w:sz w:val="22"/>
           <w:szCs w:val="22"/>
         </w:rPr>
-        <w:t>Pour plus de détails, veuillez vous référez au Manuel ICT</w:t>
+        <w:t xml:space="preserve">Pour plus de détails, </w:t>
+      </w:r>
+      <w:proofErr w:type="spellStart"/>
+      <w:r>
+        <w:rPr>
+          <w:rStyle w:val="Hinweistext"/>
+          <w:i w:val="0"/>
+          <w:sz w:val="22"/>
+          <w:szCs w:val="22"/>
+        </w:rPr>
+        <w:t>veuillez vous</w:t>
+      </w:r>
+      <w:proofErr w:type="spellEnd"/>
+      <w:r>
+        <w:rPr>
+          <w:rStyle w:val="Hinweistext"/>
+          <w:i w:val="0"/>
+          <w:sz w:val="22"/>
+          <w:szCs w:val="22"/>
+        </w:rPr>
+        <w:t xml:space="preserve"> référez au Manuel ICT</w:t>
       </w:r>
       <w:r>
         <w:rPr>
@@ -2993,7 +3013,7 @@
           <w:lang w:val="fr-CH"/>
         </w:rPr>
       </w:pPr>
-      <w:bookmarkStart w:id="6" w:name="_Toc229465339"/>
+      <w:bookmarkStart w:id="6" w:name="_Toc229477132"/>
       <w:bookmarkEnd w:id="2"/>
       <w:r>
         <w:rPr>
@@ -3019,7 +3039,7 @@
           <w:tab w:val="clear" w:pos="851"/>
         </w:tabs>
       </w:pPr>
-      <w:bookmarkStart w:id="7" w:name="_Toc229465340"/>
+      <w:bookmarkStart w:id="7" w:name="_Toc229477133"/>
       <w:r>
         <w:t>Situation initiale</w:t>
       </w:r>
@@ -3067,7 +3087,7 @@
         </w:tabs>
         <w:ind w:left="567" w:hanging="567"/>
       </w:pPr>
-      <w:bookmarkStart w:id="8" w:name="_Toc229465341"/>
+      <w:bookmarkStart w:id="8" w:name="_Toc229477134"/>
       <w:r>
         <w:t>État désiré</w:t>
       </w:r>
@@ -3097,7 +3117,7 @@
         </w:tabs>
       </w:pPr>
       <w:bookmarkStart w:id="9" w:name="_Toc250790972"/>
-      <w:bookmarkStart w:id="10" w:name="_Toc229465342"/>
+      <w:bookmarkStart w:id="10" w:name="_Toc229477135"/>
       <w:r>
         <w:t>Cahier des charges</w:t>
       </w:r>
@@ -3729,7 +3749,7 @@
           <w:tab w:val="clear" w:pos="851"/>
         </w:tabs>
       </w:pPr>
-      <w:bookmarkStart w:id="11" w:name="_Toc229465343"/>
+      <w:bookmarkStart w:id="11" w:name="_Toc229477136"/>
       <w:r>
         <w:t>Organisation du</w:t>
       </w:r>
@@ -4314,7 +4334,7 @@
         </w:rPr>
       </w:pPr>
       <w:bookmarkStart w:id="12" w:name="_Toc250790973"/>
-      <w:bookmarkStart w:id="13" w:name="_Toc229465344"/>
+      <w:bookmarkStart w:id="13" w:name="_Toc229477137"/>
       <w:r>
         <w:rPr>
           <w:lang w:val="fr-CH"/>
@@ -4355,7 +4375,7 @@
       </w:pPr>
       <w:bookmarkStart w:id="14" w:name="_Toc250790974"/>
       <w:bookmarkStart w:id="15" w:name="_Toc114965598"/>
-      <w:bookmarkStart w:id="16" w:name="_Toc229465345"/>
+      <w:bookmarkStart w:id="16" w:name="_Toc229477138"/>
       <w:r>
         <w:t xml:space="preserve">Objectifs </w:t>
       </w:r>
@@ -4448,7 +4468,7 @@
               <w:cnfStyle w:val="000000000000" w:firstRow="0" w:lastRow="0" w:firstColumn="0" w:lastColumn="0" w:oddVBand="0" w:evenVBand="0" w:oddHBand="0" w:evenHBand="0" w:firstRowFirstColumn="0" w:firstRowLastColumn="0" w:lastRowFirstColumn="0" w:lastRowLastColumn="0"/>
             </w:pPr>
             <w:r>
-              <w:t>Mettre en place un cluster Proxmox composé de trois nœuds fonctionnels, permettant une gestion centralisée de l’infrastructure de virtualisation avant la fin du TPI.</w:t>
+              <w:t>Mettre en place un cluster Proxmox de trois nœuds fonctionnels, permettant une gestion centralisée de l’infrastructure de virtualisation avant la fin du TPI.</w:t>
             </w:r>
           </w:p>
         </w:tc>
@@ -4650,7 +4670,7 @@
       <w:pPr>
         <w:pStyle w:val="Titre2"/>
       </w:pPr>
-      <w:bookmarkStart w:id="17" w:name="_Toc229465346"/>
+      <w:bookmarkStart w:id="17" w:name="_Toc229477139"/>
       <w:bookmarkEnd w:id="15"/>
       <w:r>
         <w:t>Analyse par domaines techno</w:t>
@@ -4733,7 +4753,23 @@
         <w:t>appellent</w:t>
       </w:r>
       <w:r>
-        <w:t xml:space="preserve"> ça ”shared storage”.</w:t>
+        <w:t xml:space="preserve"> ça ”</w:t>
+      </w:r>
+      <w:proofErr w:type="spellStart"/>
+      <w:r>
+        <w:t>shared</w:t>
+      </w:r>
+      <w:proofErr w:type="spellEnd"/>
+      <w:r>
+        <w:t xml:space="preserve"> </w:t>
+      </w:r>
+      <w:proofErr w:type="spellStart"/>
+      <w:r>
+        <w:t>storage</w:t>
+      </w:r>
+      <w:proofErr w:type="spellEnd"/>
+      <w:r>
+        <w:t>”.</w:t>
       </w:r>
     </w:p>
     <w:p>
@@ -4843,9 +4879,11 @@
               <w:pStyle w:val="BITTabellentitel"/>
               <w:cnfStyle w:val="100000000000" w:firstRow="1" w:lastRow="0" w:firstColumn="0" w:lastColumn="0" w:oddVBand="0" w:evenVBand="0" w:oddHBand="0" w:evenHBand="0" w:firstRowFirstColumn="0" w:firstRowLastColumn="0" w:lastRowFirstColumn="0" w:lastRowLastColumn="0"/>
             </w:pPr>
+            <w:proofErr w:type="spellStart"/>
             <w:r>
               <w:t>Shared</w:t>
             </w:r>
+            <w:proofErr w:type="spellEnd"/>
           </w:p>
         </w:tc>
         <w:tc>
@@ -4904,9 +4942,13 @@
               <w:pStyle w:val="BITTabelle"/>
               <w:cnfStyle w:val="000000000000" w:firstRow="0" w:lastRow="0" w:firstColumn="0" w:lastColumn="0" w:oddVBand="0" w:evenVBand="0" w:oddHBand="0" w:evenHBand="0" w:firstRowFirstColumn="0" w:firstRowLastColumn="0" w:lastRowFirstColumn="0" w:lastRowLastColumn="0"/>
             </w:pPr>
+            <w:proofErr w:type="spellStart"/>
+            <w:proofErr w:type="gramStart"/>
             <w:r>
               <w:t>zfspool</w:t>
             </w:r>
+            <w:proofErr w:type="spellEnd"/>
+            <w:proofErr w:type="gramEnd"/>
           </w:p>
         </w:tc>
         <w:tc>
@@ -4918,9 +4960,11 @@
               <w:pStyle w:val="BITTabelle"/>
               <w:cnfStyle w:val="000000000000" w:firstRow="0" w:lastRow="0" w:firstColumn="0" w:lastColumn="0" w:oddVBand="0" w:evenVBand="0" w:oddHBand="0" w:evenHBand="0" w:firstRowFirstColumn="0" w:firstRowLastColumn="0" w:lastRowFirstColumn="0" w:lastRowLastColumn="0"/>
             </w:pPr>
+            <w:proofErr w:type="gramStart"/>
             <w:r>
               <w:t>both</w:t>
             </w:r>
+            <w:proofErr w:type="gramEnd"/>
             <w:r>
               <w:rPr>
                 <w:vertAlign w:val="superscript"/>
@@ -4938,9 +4982,11 @@
               <w:pStyle w:val="BITTabelle"/>
               <w:cnfStyle w:val="000000000000" w:firstRow="0" w:lastRow="0" w:firstColumn="0" w:lastColumn="0" w:oddVBand="0" w:evenVBand="0" w:oddHBand="0" w:evenHBand="0" w:firstRowFirstColumn="0" w:firstRowLastColumn="0" w:lastRowFirstColumn="0" w:lastRowLastColumn="0"/>
             </w:pPr>
+            <w:proofErr w:type="gramStart"/>
             <w:r>
               <w:t>no</w:t>
             </w:r>
+            <w:proofErr w:type="gramEnd"/>
           </w:p>
         </w:tc>
         <w:tc>
@@ -4952,9 +4998,11 @@
               <w:pStyle w:val="BITTabelle"/>
               <w:cnfStyle w:val="000000000000" w:firstRow="0" w:lastRow="0" w:firstColumn="0" w:lastColumn="0" w:oddVBand="0" w:evenVBand="0" w:oddHBand="0" w:evenHBand="0" w:firstRowFirstColumn="0" w:firstRowLastColumn="0" w:lastRowFirstColumn="0" w:lastRowLastColumn="0"/>
             </w:pPr>
+            <w:proofErr w:type="gramStart"/>
             <w:r>
               <w:t>yes</w:t>
             </w:r>
+            <w:proofErr w:type="gramEnd"/>
           </w:p>
         </w:tc>
         <w:tc>
@@ -4966,9 +5014,11 @@
               <w:pStyle w:val="BITTabelle"/>
               <w:cnfStyle w:val="000000000000" w:firstRow="0" w:lastRow="0" w:firstColumn="0" w:lastColumn="0" w:oddVBand="0" w:evenVBand="0" w:oddHBand="0" w:evenHBand="0" w:firstRowFirstColumn="0" w:firstRowLastColumn="0" w:lastRowFirstColumn="0" w:lastRowLastColumn="0"/>
             </w:pPr>
+            <w:proofErr w:type="gramStart"/>
             <w:r>
               <w:t>yes</w:t>
             </w:r>
+            <w:proofErr w:type="gramEnd"/>
           </w:p>
         </w:tc>
       </w:tr>
@@ -4999,9 +5049,13 @@
               <w:pStyle w:val="BITTabelle"/>
               <w:cnfStyle w:val="000000000000" w:firstRow="0" w:lastRow="0" w:firstColumn="0" w:lastColumn="0" w:oddVBand="0" w:evenVBand="0" w:oddHBand="0" w:evenHBand="0" w:firstRowFirstColumn="0" w:firstRowLastColumn="0" w:lastRowFirstColumn="0" w:lastRowLastColumn="0"/>
             </w:pPr>
+            <w:proofErr w:type="spellStart"/>
+            <w:proofErr w:type="gramStart"/>
             <w:r>
               <w:t>dir</w:t>
             </w:r>
+            <w:proofErr w:type="spellEnd"/>
+            <w:proofErr w:type="gramEnd"/>
           </w:p>
         </w:tc>
         <w:tc>
@@ -5013,9 +5067,11 @@
               <w:pStyle w:val="BITTabelle"/>
               <w:cnfStyle w:val="000000000000" w:firstRow="0" w:lastRow="0" w:firstColumn="0" w:lastColumn="0" w:oddVBand="0" w:evenVBand="0" w:oddHBand="0" w:evenHBand="0" w:firstRowFirstColumn="0" w:firstRowLastColumn="0" w:lastRowFirstColumn="0" w:lastRowLastColumn="0"/>
             </w:pPr>
+            <w:proofErr w:type="gramStart"/>
             <w:r>
               <w:t>file</w:t>
             </w:r>
+            <w:proofErr w:type="gramEnd"/>
           </w:p>
         </w:tc>
         <w:tc>
@@ -5027,9 +5083,11 @@
               <w:pStyle w:val="BITTabelle"/>
               <w:cnfStyle w:val="000000000000" w:firstRow="0" w:lastRow="0" w:firstColumn="0" w:lastColumn="0" w:oddVBand="0" w:evenVBand="0" w:oddHBand="0" w:evenHBand="0" w:firstRowFirstColumn="0" w:firstRowLastColumn="0" w:lastRowFirstColumn="0" w:lastRowLastColumn="0"/>
             </w:pPr>
+            <w:proofErr w:type="gramStart"/>
             <w:r>
               <w:t>no</w:t>
             </w:r>
+            <w:proofErr w:type="gramEnd"/>
           </w:p>
         </w:tc>
         <w:tc>
@@ -5041,9 +5099,11 @@
               <w:pStyle w:val="BITTabelle"/>
               <w:cnfStyle w:val="000000000000" w:firstRow="0" w:lastRow="0" w:firstColumn="0" w:lastColumn="0" w:oddVBand="0" w:evenVBand="0" w:oddHBand="0" w:evenHBand="0" w:firstRowFirstColumn="0" w:firstRowLastColumn="0" w:lastRowFirstColumn="0" w:lastRowLastColumn="0"/>
             </w:pPr>
+            <w:proofErr w:type="gramStart"/>
             <w:r>
               <w:t>yes</w:t>
             </w:r>
+            <w:proofErr w:type="gramEnd"/>
             <w:r>
               <w:rPr>
                 <w:vertAlign w:val="superscript"/>
@@ -5061,9 +5121,11 @@
               <w:pStyle w:val="BITTabelle"/>
               <w:cnfStyle w:val="000000000000" w:firstRow="0" w:lastRow="0" w:firstColumn="0" w:lastColumn="0" w:oddVBand="0" w:evenVBand="0" w:oddHBand="0" w:evenHBand="0" w:firstRowFirstColumn="0" w:firstRowLastColumn="0" w:lastRowFirstColumn="0" w:lastRowLastColumn="0"/>
             </w:pPr>
+            <w:proofErr w:type="gramStart"/>
             <w:r>
               <w:t>yes</w:t>
             </w:r>
+            <w:proofErr w:type="gramEnd"/>
           </w:p>
         </w:tc>
       </w:tr>
@@ -5094,9 +5156,13 @@
               <w:pStyle w:val="BITTabelle"/>
               <w:cnfStyle w:val="000000000000" w:firstRow="0" w:lastRow="0" w:firstColumn="0" w:lastColumn="0" w:oddVBand="0" w:evenVBand="0" w:oddHBand="0" w:evenHBand="0" w:firstRowFirstColumn="0" w:firstRowLastColumn="0" w:lastRowFirstColumn="0" w:lastRowLastColumn="0"/>
             </w:pPr>
+            <w:proofErr w:type="spellStart"/>
+            <w:proofErr w:type="gramStart"/>
             <w:r>
               <w:t>btrfs</w:t>
             </w:r>
+            <w:proofErr w:type="spellEnd"/>
+            <w:proofErr w:type="gramEnd"/>
           </w:p>
         </w:tc>
         <w:tc>
@@ -5108,9 +5174,11 @@
               <w:pStyle w:val="BITTabelle"/>
               <w:cnfStyle w:val="000000000000" w:firstRow="0" w:lastRow="0" w:firstColumn="0" w:lastColumn="0" w:oddVBand="0" w:evenVBand="0" w:oddHBand="0" w:evenHBand="0" w:firstRowFirstColumn="0" w:firstRowLastColumn="0" w:lastRowFirstColumn="0" w:lastRowLastColumn="0"/>
             </w:pPr>
+            <w:proofErr w:type="gramStart"/>
             <w:r>
               <w:t>file</w:t>
             </w:r>
+            <w:proofErr w:type="gramEnd"/>
           </w:p>
         </w:tc>
         <w:tc>
@@ -5122,9 +5190,11 @@
               <w:pStyle w:val="BITTabelle"/>
               <w:cnfStyle w:val="000000000000" w:firstRow="0" w:lastRow="0" w:firstColumn="0" w:lastColumn="0" w:oddVBand="0" w:evenVBand="0" w:oddHBand="0" w:evenHBand="0" w:firstRowFirstColumn="0" w:firstRowLastColumn="0" w:lastRowFirstColumn="0" w:lastRowLastColumn="0"/>
             </w:pPr>
+            <w:proofErr w:type="gramStart"/>
             <w:r>
               <w:t>no</w:t>
             </w:r>
+            <w:proofErr w:type="gramEnd"/>
           </w:p>
         </w:tc>
         <w:tc>
@@ -5136,9 +5206,11 @@
               <w:pStyle w:val="BITTabelle"/>
               <w:cnfStyle w:val="000000000000" w:firstRow="0" w:lastRow="0" w:firstColumn="0" w:lastColumn="0" w:oddVBand="0" w:evenVBand="0" w:oddHBand="0" w:evenHBand="0" w:firstRowFirstColumn="0" w:firstRowLastColumn="0" w:lastRowFirstColumn="0" w:lastRowLastColumn="0"/>
             </w:pPr>
+            <w:proofErr w:type="gramStart"/>
             <w:r>
               <w:t>yes</w:t>
             </w:r>
+            <w:proofErr w:type="gramEnd"/>
           </w:p>
         </w:tc>
         <w:tc>
@@ -5189,9 +5261,13 @@
               <w:pStyle w:val="BITTabelle"/>
               <w:cnfStyle w:val="000000000000" w:firstRow="0" w:lastRow="0" w:firstColumn="0" w:lastColumn="0" w:oddVBand="0" w:evenVBand="0" w:oddHBand="0" w:evenHBand="0" w:firstRowFirstColumn="0" w:firstRowLastColumn="0" w:lastRowFirstColumn="0" w:lastRowLastColumn="0"/>
             </w:pPr>
+            <w:proofErr w:type="spellStart"/>
+            <w:proofErr w:type="gramStart"/>
             <w:r>
               <w:t>nfs</w:t>
             </w:r>
+            <w:proofErr w:type="spellEnd"/>
+            <w:proofErr w:type="gramEnd"/>
           </w:p>
         </w:tc>
         <w:tc>
@@ -5203,9 +5279,11 @@
               <w:pStyle w:val="BITTabelle"/>
               <w:cnfStyle w:val="000000000000" w:firstRow="0" w:lastRow="0" w:firstColumn="0" w:lastColumn="0" w:oddVBand="0" w:evenVBand="0" w:oddHBand="0" w:evenHBand="0" w:firstRowFirstColumn="0" w:firstRowLastColumn="0" w:lastRowFirstColumn="0" w:lastRowLastColumn="0"/>
             </w:pPr>
+            <w:proofErr w:type="gramStart"/>
             <w:r>
               <w:t>file</w:t>
             </w:r>
+            <w:proofErr w:type="gramEnd"/>
           </w:p>
         </w:tc>
         <w:tc>
@@ -5217,9 +5295,11 @@
               <w:pStyle w:val="BITTabelle"/>
               <w:cnfStyle w:val="000000000000" w:firstRow="0" w:lastRow="0" w:firstColumn="0" w:lastColumn="0" w:oddVBand="0" w:evenVBand="0" w:oddHBand="0" w:evenHBand="0" w:firstRowFirstColumn="0" w:firstRowLastColumn="0" w:lastRowFirstColumn="0" w:lastRowLastColumn="0"/>
             </w:pPr>
+            <w:proofErr w:type="gramStart"/>
             <w:r>
               <w:t>yes</w:t>
             </w:r>
+            <w:proofErr w:type="gramEnd"/>
           </w:p>
         </w:tc>
         <w:tc>
@@ -5231,9 +5311,11 @@
               <w:pStyle w:val="BITTabelle"/>
               <w:cnfStyle w:val="000000000000" w:firstRow="0" w:lastRow="0" w:firstColumn="0" w:lastColumn="0" w:oddVBand="0" w:evenVBand="0" w:oddHBand="0" w:evenHBand="0" w:firstRowFirstColumn="0" w:firstRowLastColumn="0" w:lastRowFirstColumn="0" w:lastRowLastColumn="0"/>
             </w:pPr>
+            <w:proofErr w:type="gramStart"/>
             <w:r>
               <w:t>yes</w:t>
             </w:r>
+            <w:proofErr w:type="gramEnd"/>
             <w:r>
               <w:rPr>
                 <w:vertAlign w:val="superscript"/>
@@ -5251,9 +5333,11 @@
               <w:pStyle w:val="BITTabelle"/>
               <w:cnfStyle w:val="000000000000" w:firstRow="0" w:lastRow="0" w:firstColumn="0" w:lastColumn="0" w:oddVBand="0" w:evenVBand="0" w:oddHBand="0" w:evenHBand="0" w:firstRowFirstColumn="0" w:firstRowLastColumn="0" w:lastRowFirstColumn="0" w:lastRowLastColumn="0"/>
             </w:pPr>
+            <w:proofErr w:type="gramStart"/>
             <w:r>
               <w:t>yes</w:t>
             </w:r>
+            <w:proofErr w:type="gramEnd"/>
           </w:p>
         </w:tc>
       </w:tr>
@@ -5284,9 +5368,13 @@
               <w:pStyle w:val="BITTabelle"/>
               <w:cnfStyle w:val="000000000000" w:firstRow="0" w:lastRow="0" w:firstColumn="0" w:lastColumn="0" w:oddVBand="0" w:evenVBand="0" w:oddHBand="0" w:evenHBand="0" w:firstRowFirstColumn="0" w:firstRowLastColumn="0" w:lastRowFirstColumn="0" w:lastRowLastColumn="0"/>
             </w:pPr>
+            <w:proofErr w:type="spellStart"/>
+            <w:proofErr w:type="gramStart"/>
             <w:r>
               <w:t>cifs</w:t>
             </w:r>
+            <w:proofErr w:type="spellEnd"/>
+            <w:proofErr w:type="gramEnd"/>
           </w:p>
         </w:tc>
         <w:tc>
@@ -5298,9 +5386,11 @@
               <w:pStyle w:val="BITTabelle"/>
               <w:cnfStyle w:val="000000000000" w:firstRow="0" w:lastRow="0" w:firstColumn="0" w:lastColumn="0" w:oddVBand="0" w:evenVBand="0" w:oddHBand="0" w:evenHBand="0" w:firstRowFirstColumn="0" w:firstRowLastColumn="0" w:lastRowFirstColumn="0" w:lastRowLastColumn="0"/>
             </w:pPr>
+            <w:proofErr w:type="gramStart"/>
             <w:r>
               <w:t>file</w:t>
             </w:r>
+            <w:proofErr w:type="gramEnd"/>
           </w:p>
         </w:tc>
         <w:tc>
@@ -5312,9 +5402,11 @@
               <w:pStyle w:val="BITTabelle"/>
               <w:cnfStyle w:val="000000000000" w:firstRow="0" w:lastRow="0" w:firstColumn="0" w:lastColumn="0" w:oddVBand="0" w:evenVBand="0" w:oddHBand="0" w:evenHBand="0" w:firstRowFirstColumn="0" w:firstRowLastColumn="0" w:lastRowFirstColumn="0" w:lastRowLastColumn="0"/>
             </w:pPr>
+            <w:proofErr w:type="gramStart"/>
             <w:r>
               <w:t>yes</w:t>
             </w:r>
+            <w:proofErr w:type="gramEnd"/>
           </w:p>
         </w:tc>
         <w:tc>
@@ -5326,9 +5418,11 @@
               <w:pStyle w:val="BITTabelle"/>
               <w:cnfStyle w:val="000000000000" w:firstRow="0" w:lastRow="0" w:firstColumn="0" w:lastColumn="0" w:oddVBand="0" w:evenVBand="0" w:oddHBand="0" w:evenHBand="0" w:firstRowFirstColumn="0" w:firstRowLastColumn="0" w:lastRowFirstColumn="0" w:lastRowLastColumn="0"/>
             </w:pPr>
+            <w:proofErr w:type="gramStart"/>
             <w:r>
               <w:t>yes</w:t>
             </w:r>
+            <w:proofErr w:type="gramEnd"/>
             <w:r>
               <w:rPr>
                 <w:vertAlign w:val="superscript"/>
@@ -5346,9 +5440,11 @@
               <w:pStyle w:val="BITTabelle"/>
               <w:cnfStyle w:val="000000000000" w:firstRow="0" w:lastRow="0" w:firstColumn="0" w:lastColumn="0" w:oddVBand="0" w:evenVBand="0" w:oddHBand="0" w:evenHBand="0" w:firstRowFirstColumn="0" w:firstRowLastColumn="0" w:lastRowFirstColumn="0" w:lastRowLastColumn="0"/>
             </w:pPr>
+            <w:proofErr w:type="gramStart"/>
             <w:r>
               <w:t>yes</w:t>
             </w:r>
+            <w:proofErr w:type="gramEnd"/>
           </w:p>
         </w:tc>
       </w:tr>
@@ -5379,9 +5475,11 @@
               <w:pStyle w:val="BITTabelle"/>
               <w:cnfStyle w:val="000000000000" w:firstRow="0" w:lastRow="0" w:firstColumn="0" w:lastColumn="0" w:oddVBand="0" w:evenVBand="0" w:oddHBand="0" w:evenHBand="0" w:firstRowFirstColumn="0" w:firstRowLastColumn="0" w:lastRowFirstColumn="0" w:lastRowLastColumn="0"/>
             </w:pPr>
+            <w:proofErr w:type="gramStart"/>
             <w:r>
               <w:t>pbs</w:t>
             </w:r>
+            <w:proofErr w:type="gramEnd"/>
           </w:p>
         </w:tc>
         <w:tc>
@@ -5393,9 +5491,13 @@
               <w:pStyle w:val="BITTabelle"/>
               <w:cnfStyle w:val="000000000000" w:firstRow="0" w:lastRow="0" w:firstColumn="0" w:lastColumn="0" w:oddVBand="0" w:evenVBand="0" w:oddHBand="0" w:evenHBand="0" w:firstRowFirstColumn="0" w:firstRowLastColumn="0" w:lastRowFirstColumn="0" w:lastRowLastColumn="0"/>
             </w:pPr>
+            <w:proofErr w:type="spellStart"/>
+            <w:proofErr w:type="gramStart"/>
             <w:r>
               <w:t>both</w:t>
             </w:r>
+            <w:proofErr w:type="spellEnd"/>
+            <w:proofErr w:type="gramEnd"/>
           </w:p>
         </w:tc>
         <w:tc>
@@ -5407,9 +5509,11 @@
               <w:pStyle w:val="BITTabelle"/>
               <w:cnfStyle w:val="000000000000" w:firstRow="0" w:lastRow="0" w:firstColumn="0" w:lastColumn="0" w:oddVBand="0" w:evenVBand="0" w:oddHBand="0" w:evenHBand="0" w:firstRowFirstColumn="0" w:firstRowLastColumn="0" w:lastRowFirstColumn="0" w:lastRowLastColumn="0"/>
             </w:pPr>
+            <w:proofErr w:type="gramStart"/>
             <w:r>
               <w:t>yes</w:t>
             </w:r>
+            <w:proofErr w:type="gramEnd"/>
           </w:p>
         </w:tc>
         <w:tc>
@@ -5421,8 +5525,13 @@
               <w:pStyle w:val="BITTabelle"/>
               <w:cnfStyle w:val="000000000000" w:firstRow="0" w:lastRow="0" w:firstColumn="0" w:lastColumn="0" w:oddVBand="0" w:evenVBand="0" w:oddHBand="0" w:evenHBand="0" w:firstRowFirstColumn="0" w:firstRowLastColumn="0" w:lastRowFirstColumn="0" w:lastRowLastColumn="0"/>
             </w:pPr>
-            <w:r>
-              <w:t>n/a</w:t>
+            <w:proofErr w:type="gramStart"/>
+            <w:r>
+              <w:t>n</w:t>
+            </w:r>
+            <w:proofErr w:type="gramEnd"/>
+            <w:r>
+              <w:t>/a</w:t>
             </w:r>
           </w:p>
         </w:tc>
@@ -5435,9 +5544,11 @@
               <w:pStyle w:val="BITTabelle"/>
               <w:cnfStyle w:val="000000000000" w:firstRow="0" w:lastRow="0" w:firstColumn="0" w:lastColumn="0" w:oddVBand="0" w:evenVBand="0" w:oddHBand="0" w:evenHBand="0" w:firstRowFirstColumn="0" w:firstRowLastColumn="0" w:lastRowFirstColumn="0" w:lastRowLastColumn="0"/>
             </w:pPr>
+            <w:proofErr w:type="gramStart"/>
             <w:r>
               <w:t>yes</w:t>
             </w:r>
+            <w:proofErr w:type="gramEnd"/>
           </w:p>
         </w:tc>
       </w:tr>
@@ -5454,9 +5565,11 @@
             <w:pPr>
               <w:pStyle w:val="BITTabellentitel"/>
             </w:pPr>
+            <w:proofErr w:type="spellStart"/>
             <w:r>
               <w:t>CephFS</w:t>
             </w:r>
+            <w:proofErr w:type="spellEnd"/>
           </w:p>
         </w:tc>
         <w:tc>
@@ -5468,9 +5581,13 @@
               <w:pStyle w:val="BITTabelle"/>
               <w:cnfStyle w:val="000000000000" w:firstRow="0" w:lastRow="0" w:firstColumn="0" w:lastColumn="0" w:oddVBand="0" w:evenVBand="0" w:oddHBand="0" w:evenHBand="0" w:firstRowFirstColumn="0" w:firstRowLastColumn="0" w:lastRowFirstColumn="0" w:lastRowLastColumn="0"/>
             </w:pPr>
+            <w:proofErr w:type="spellStart"/>
+            <w:proofErr w:type="gramStart"/>
             <w:r>
               <w:t>cephfs</w:t>
             </w:r>
+            <w:proofErr w:type="spellEnd"/>
+            <w:proofErr w:type="gramEnd"/>
           </w:p>
         </w:tc>
         <w:tc>
@@ -5482,9 +5599,11 @@
               <w:pStyle w:val="BITTabelle"/>
               <w:cnfStyle w:val="000000000000" w:firstRow="0" w:lastRow="0" w:firstColumn="0" w:lastColumn="0" w:oddVBand="0" w:evenVBand="0" w:oddHBand="0" w:evenHBand="0" w:firstRowFirstColumn="0" w:firstRowLastColumn="0" w:lastRowFirstColumn="0" w:lastRowLastColumn="0"/>
             </w:pPr>
+            <w:proofErr w:type="gramStart"/>
             <w:r>
               <w:t>file</w:t>
             </w:r>
+            <w:proofErr w:type="gramEnd"/>
           </w:p>
         </w:tc>
         <w:tc>
@@ -5496,9 +5615,11 @@
               <w:pStyle w:val="BITTabelle"/>
               <w:cnfStyle w:val="000000000000" w:firstRow="0" w:lastRow="0" w:firstColumn="0" w:lastColumn="0" w:oddVBand="0" w:evenVBand="0" w:oddHBand="0" w:evenHBand="0" w:firstRowFirstColumn="0" w:firstRowLastColumn="0" w:lastRowFirstColumn="0" w:lastRowLastColumn="0"/>
             </w:pPr>
+            <w:proofErr w:type="gramStart"/>
             <w:r>
               <w:t>yes</w:t>
             </w:r>
+            <w:proofErr w:type="gramEnd"/>
           </w:p>
         </w:tc>
         <w:tc>
@@ -5510,9 +5631,11 @@
               <w:pStyle w:val="BITTabelle"/>
               <w:cnfStyle w:val="000000000000" w:firstRow="0" w:lastRow="0" w:firstColumn="0" w:lastColumn="0" w:oddVBand="0" w:evenVBand="0" w:oddHBand="0" w:evenHBand="0" w:firstRowFirstColumn="0" w:firstRowLastColumn="0" w:lastRowFirstColumn="0" w:lastRowLastColumn="0"/>
             </w:pPr>
+            <w:proofErr w:type="gramStart"/>
             <w:r>
               <w:t>yes</w:t>
             </w:r>
+            <w:proofErr w:type="gramEnd"/>
           </w:p>
         </w:tc>
         <w:tc>
@@ -5524,9 +5647,11 @@
               <w:pStyle w:val="BITTabelle"/>
               <w:cnfStyle w:val="000000000000" w:firstRow="0" w:lastRow="0" w:firstColumn="0" w:lastColumn="0" w:oddVBand="0" w:evenVBand="0" w:oddHBand="0" w:evenHBand="0" w:firstRowFirstColumn="0" w:firstRowLastColumn="0" w:lastRowFirstColumn="0" w:lastRowLastColumn="0"/>
             </w:pPr>
+            <w:proofErr w:type="gramStart"/>
             <w:r>
               <w:t>yes</w:t>
             </w:r>
+            <w:proofErr w:type="gramEnd"/>
           </w:p>
         </w:tc>
       </w:tr>
@@ -5557,9 +5682,13 @@
               <w:pStyle w:val="BITTabelle"/>
               <w:cnfStyle w:val="000000000000" w:firstRow="0" w:lastRow="0" w:firstColumn="0" w:lastColumn="0" w:oddVBand="0" w:evenVBand="0" w:oddHBand="0" w:evenHBand="0" w:firstRowFirstColumn="0" w:firstRowLastColumn="0" w:lastRowFirstColumn="0" w:lastRowLastColumn="0"/>
             </w:pPr>
+            <w:proofErr w:type="spellStart"/>
+            <w:proofErr w:type="gramStart"/>
             <w:r>
               <w:t>lvm</w:t>
             </w:r>
+            <w:proofErr w:type="spellEnd"/>
+            <w:proofErr w:type="gramEnd"/>
           </w:p>
         </w:tc>
         <w:tc>
@@ -5571,9 +5700,11 @@
               <w:pStyle w:val="BITTabelle"/>
               <w:cnfStyle w:val="000000000000" w:firstRow="0" w:lastRow="0" w:firstColumn="0" w:lastColumn="0" w:oddVBand="0" w:evenVBand="0" w:oddHBand="0" w:evenHBand="0" w:firstRowFirstColumn="0" w:firstRowLastColumn="0" w:lastRowFirstColumn="0" w:lastRowLastColumn="0"/>
             </w:pPr>
+            <w:proofErr w:type="gramStart"/>
             <w:r>
               <w:t>block</w:t>
             </w:r>
+            <w:proofErr w:type="gramEnd"/>
           </w:p>
         </w:tc>
         <w:tc>
@@ -5585,9 +5716,11 @@
               <w:pStyle w:val="BITTabelle"/>
               <w:cnfStyle w:val="000000000000" w:firstRow="0" w:lastRow="0" w:firstColumn="0" w:lastColumn="0" w:oddVBand="0" w:evenVBand="0" w:oddHBand="0" w:evenHBand="0" w:firstRowFirstColumn="0" w:firstRowLastColumn="0" w:lastRowFirstColumn="0" w:lastRowLastColumn="0"/>
             </w:pPr>
+            <w:proofErr w:type="gramStart"/>
             <w:r>
               <w:t>no</w:t>
             </w:r>
+            <w:proofErr w:type="gramEnd"/>
             <w:r>
               <w:rPr>
                 <w:vertAlign w:val="superscript"/>
@@ -5605,9 +5738,11 @@
               <w:pStyle w:val="BITTabelle"/>
               <w:cnfStyle w:val="000000000000" w:firstRow="0" w:lastRow="0" w:firstColumn="0" w:lastColumn="0" w:oddVBand="0" w:evenVBand="0" w:oddHBand="0" w:evenHBand="0" w:firstRowFirstColumn="0" w:firstRowLastColumn="0" w:lastRowFirstColumn="0" w:lastRowLastColumn="0"/>
             </w:pPr>
+            <w:proofErr w:type="gramStart"/>
             <w:r>
               <w:t>yes</w:t>
             </w:r>
+            <w:proofErr w:type="gramEnd"/>
             <w:r>
               <w:rPr>
                 <w:vertAlign w:val="superscript"/>
@@ -5625,9 +5760,11 @@
               <w:pStyle w:val="BITTabelle"/>
               <w:cnfStyle w:val="000000000000" w:firstRow="0" w:lastRow="0" w:firstColumn="0" w:lastColumn="0" w:oddVBand="0" w:evenVBand="0" w:oddHBand="0" w:evenHBand="0" w:firstRowFirstColumn="0" w:firstRowLastColumn="0" w:lastRowFirstColumn="0" w:lastRowLastColumn="0"/>
             </w:pPr>
+            <w:proofErr w:type="gramStart"/>
             <w:r>
               <w:t>yes</w:t>
             </w:r>
+            <w:proofErr w:type="gramEnd"/>
           </w:p>
         </w:tc>
       </w:tr>
@@ -5645,8 +5782,13 @@
               <w:pStyle w:val="BITTabellentitel"/>
             </w:pPr>
             <w:r>
-              <w:t>LVM-thin</w:t>
-            </w:r>
+              <w:t>LVM-</w:t>
+            </w:r>
+            <w:proofErr w:type="spellStart"/>
+            <w:r>
+              <w:t>thin</w:t>
+            </w:r>
+            <w:proofErr w:type="spellEnd"/>
           </w:p>
         </w:tc>
         <w:tc>
@@ -5658,9 +5800,13 @@
               <w:pStyle w:val="BITTabelle"/>
               <w:cnfStyle w:val="000000000000" w:firstRow="0" w:lastRow="0" w:firstColumn="0" w:lastColumn="0" w:oddVBand="0" w:evenVBand="0" w:oddHBand="0" w:evenHBand="0" w:firstRowFirstColumn="0" w:firstRowLastColumn="0" w:lastRowFirstColumn="0" w:lastRowLastColumn="0"/>
             </w:pPr>
+            <w:proofErr w:type="spellStart"/>
+            <w:proofErr w:type="gramStart"/>
             <w:r>
               <w:t>lvmthin</w:t>
             </w:r>
+            <w:proofErr w:type="spellEnd"/>
+            <w:proofErr w:type="gramEnd"/>
           </w:p>
         </w:tc>
         <w:tc>
@@ -5672,9 +5818,11 @@
               <w:pStyle w:val="BITTabelle"/>
               <w:cnfStyle w:val="000000000000" w:firstRow="0" w:lastRow="0" w:firstColumn="0" w:lastColumn="0" w:oddVBand="0" w:evenVBand="0" w:oddHBand="0" w:evenHBand="0" w:firstRowFirstColumn="0" w:firstRowLastColumn="0" w:lastRowFirstColumn="0" w:lastRowLastColumn="0"/>
             </w:pPr>
+            <w:proofErr w:type="gramStart"/>
             <w:r>
               <w:t>block</w:t>
             </w:r>
+            <w:proofErr w:type="gramEnd"/>
           </w:p>
         </w:tc>
         <w:tc>
@@ -5686,9 +5834,11 @@
               <w:pStyle w:val="BITTabelle"/>
               <w:cnfStyle w:val="000000000000" w:firstRow="0" w:lastRow="0" w:firstColumn="0" w:lastColumn="0" w:oddVBand="0" w:evenVBand="0" w:oddHBand="0" w:evenHBand="0" w:firstRowFirstColumn="0" w:firstRowLastColumn="0" w:lastRowFirstColumn="0" w:lastRowLastColumn="0"/>
             </w:pPr>
+            <w:proofErr w:type="gramStart"/>
             <w:r>
               <w:t>no</w:t>
             </w:r>
+            <w:proofErr w:type="gramEnd"/>
           </w:p>
         </w:tc>
         <w:tc>
@@ -5700,9 +5850,11 @@
               <w:pStyle w:val="BITTabelle"/>
               <w:cnfStyle w:val="000000000000" w:firstRow="0" w:lastRow="0" w:firstColumn="0" w:lastColumn="0" w:oddVBand="0" w:evenVBand="0" w:oddHBand="0" w:evenHBand="0" w:firstRowFirstColumn="0" w:firstRowLastColumn="0" w:lastRowFirstColumn="0" w:lastRowLastColumn="0"/>
             </w:pPr>
+            <w:proofErr w:type="gramStart"/>
             <w:r>
               <w:t>yes</w:t>
             </w:r>
+            <w:proofErr w:type="gramEnd"/>
           </w:p>
         </w:tc>
         <w:tc>
@@ -5714,9 +5866,11 @@
               <w:pStyle w:val="BITTabelle"/>
               <w:cnfStyle w:val="000000000000" w:firstRow="0" w:lastRow="0" w:firstColumn="0" w:lastColumn="0" w:oddVBand="0" w:evenVBand="0" w:oddHBand="0" w:evenHBand="0" w:firstRowFirstColumn="0" w:firstRowLastColumn="0" w:lastRowFirstColumn="0" w:lastRowLastColumn="0"/>
             </w:pPr>
+            <w:proofErr w:type="gramStart"/>
             <w:r>
               <w:t>yes</w:t>
             </w:r>
+            <w:proofErr w:type="gramEnd"/>
           </w:p>
         </w:tc>
       </w:tr>
@@ -5747,9 +5901,13 @@
               <w:pStyle w:val="BITTabelle"/>
               <w:cnfStyle w:val="000000000000" w:firstRow="0" w:lastRow="0" w:firstColumn="0" w:lastColumn="0" w:oddVBand="0" w:evenVBand="0" w:oddHBand="0" w:evenHBand="0" w:firstRowFirstColumn="0" w:firstRowLastColumn="0" w:lastRowFirstColumn="0" w:lastRowLastColumn="0"/>
             </w:pPr>
+            <w:proofErr w:type="spellStart"/>
+            <w:proofErr w:type="gramStart"/>
             <w:r>
               <w:t>iscsi</w:t>
             </w:r>
+            <w:proofErr w:type="spellEnd"/>
+            <w:proofErr w:type="gramEnd"/>
           </w:p>
         </w:tc>
         <w:tc>
@@ -5761,9 +5919,11 @@
               <w:pStyle w:val="BITTabelle"/>
               <w:cnfStyle w:val="000000000000" w:firstRow="0" w:lastRow="0" w:firstColumn="0" w:lastColumn="0" w:oddVBand="0" w:evenVBand="0" w:oddHBand="0" w:evenHBand="0" w:firstRowFirstColumn="0" w:firstRowLastColumn="0" w:lastRowFirstColumn="0" w:lastRowLastColumn="0"/>
             </w:pPr>
+            <w:proofErr w:type="gramStart"/>
             <w:r>
               <w:t>block</w:t>
             </w:r>
+            <w:proofErr w:type="gramEnd"/>
           </w:p>
         </w:tc>
         <w:tc>
@@ -5775,9 +5935,11 @@
               <w:pStyle w:val="BITTabelle"/>
               <w:cnfStyle w:val="000000000000" w:firstRow="0" w:lastRow="0" w:firstColumn="0" w:lastColumn="0" w:oddVBand="0" w:evenVBand="0" w:oddHBand="0" w:evenHBand="0" w:firstRowFirstColumn="0" w:firstRowLastColumn="0" w:lastRowFirstColumn="0" w:lastRowLastColumn="0"/>
             </w:pPr>
+            <w:proofErr w:type="gramStart"/>
             <w:r>
               <w:t>yes</w:t>
             </w:r>
+            <w:proofErr w:type="gramEnd"/>
           </w:p>
         </w:tc>
         <w:tc>
@@ -5789,9 +5951,11 @@
               <w:pStyle w:val="BITTabelle"/>
               <w:cnfStyle w:val="000000000000" w:firstRow="0" w:lastRow="0" w:firstColumn="0" w:lastColumn="0" w:oddVBand="0" w:evenVBand="0" w:oddHBand="0" w:evenHBand="0" w:firstRowFirstColumn="0" w:firstRowLastColumn="0" w:lastRowFirstColumn="0" w:lastRowLastColumn="0"/>
             </w:pPr>
+            <w:proofErr w:type="gramStart"/>
             <w:r>
               <w:t>no</w:t>
             </w:r>
+            <w:proofErr w:type="gramEnd"/>
           </w:p>
         </w:tc>
         <w:tc>
@@ -5803,9 +5967,11 @@
               <w:pStyle w:val="BITTabelle"/>
               <w:cnfStyle w:val="000000000000" w:firstRow="0" w:lastRow="0" w:firstColumn="0" w:lastColumn="0" w:oddVBand="0" w:evenVBand="0" w:oddHBand="0" w:evenHBand="0" w:firstRowFirstColumn="0" w:firstRowLastColumn="0" w:lastRowFirstColumn="0" w:lastRowLastColumn="0"/>
             </w:pPr>
+            <w:proofErr w:type="gramStart"/>
             <w:r>
               <w:t>yes</w:t>
             </w:r>
+            <w:proofErr w:type="gramEnd"/>
           </w:p>
         </w:tc>
       </w:tr>
@@ -5823,8 +5989,13 @@
               <w:pStyle w:val="BITTabellentitel"/>
             </w:pPr>
             <w:r>
-              <w:t>iSCSI/libiscsi</w:t>
-            </w:r>
+              <w:t>iSCSI/</w:t>
+            </w:r>
+            <w:proofErr w:type="spellStart"/>
+            <w:r>
+              <w:t>libiscsi</w:t>
+            </w:r>
+            <w:proofErr w:type="spellEnd"/>
           </w:p>
         </w:tc>
         <w:tc>
@@ -5836,9 +6007,13 @@
               <w:pStyle w:val="BITTabelle"/>
               <w:cnfStyle w:val="000000000000" w:firstRow="0" w:lastRow="0" w:firstColumn="0" w:lastColumn="0" w:oddVBand="0" w:evenVBand="0" w:oddHBand="0" w:evenHBand="0" w:firstRowFirstColumn="0" w:firstRowLastColumn="0" w:lastRowFirstColumn="0" w:lastRowLastColumn="0"/>
             </w:pPr>
+            <w:proofErr w:type="spellStart"/>
+            <w:proofErr w:type="gramStart"/>
             <w:r>
               <w:t>iscsidirect</w:t>
             </w:r>
+            <w:proofErr w:type="spellEnd"/>
+            <w:proofErr w:type="gramEnd"/>
           </w:p>
         </w:tc>
         <w:tc>
@@ -5850,9 +6025,11 @@
               <w:pStyle w:val="BITTabelle"/>
               <w:cnfStyle w:val="000000000000" w:firstRow="0" w:lastRow="0" w:firstColumn="0" w:lastColumn="0" w:oddVBand="0" w:evenVBand="0" w:oddHBand="0" w:evenHBand="0" w:firstRowFirstColumn="0" w:firstRowLastColumn="0" w:lastRowFirstColumn="0" w:lastRowLastColumn="0"/>
             </w:pPr>
+            <w:proofErr w:type="gramStart"/>
             <w:r>
               <w:t>block</w:t>
             </w:r>
+            <w:proofErr w:type="gramEnd"/>
           </w:p>
         </w:tc>
         <w:tc>
@@ -5864,9 +6041,11 @@
               <w:pStyle w:val="BITTabelle"/>
               <w:cnfStyle w:val="000000000000" w:firstRow="0" w:lastRow="0" w:firstColumn="0" w:lastColumn="0" w:oddVBand="0" w:evenVBand="0" w:oddHBand="0" w:evenHBand="0" w:firstRowFirstColumn="0" w:firstRowLastColumn="0" w:lastRowFirstColumn="0" w:lastRowLastColumn="0"/>
             </w:pPr>
+            <w:proofErr w:type="gramStart"/>
             <w:r>
               <w:t>yes</w:t>
             </w:r>
+            <w:proofErr w:type="gramEnd"/>
           </w:p>
         </w:tc>
         <w:tc>
@@ -5878,9 +6057,11 @@
               <w:pStyle w:val="BITTabelle"/>
               <w:cnfStyle w:val="000000000000" w:firstRow="0" w:lastRow="0" w:firstColumn="0" w:lastColumn="0" w:oddVBand="0" w:evenVBand="0" w:oddHBand="0" w:evenHBand="0" w:firstRowFirstColumn="0" w:firstRowLastColumn="0" w:lastRowFirstColumn="0" w:lastRowLastColumn="0"/>
             </w:pPr>
+            <w:proofErr w:type="gramStart"/>
             <w:r>
               <w:t>no</w:t>
             </w:r>
+            <w:proofErr w:type="gramEnd"/>
           </w:p>
         </w:tc>
         <w:tc>
@@ -5892,9 +6073,11 @@
               <w:pStyle w:val="BITTabelle"/>
               <w:cnfStyle w:val="000000000000" w:firstRow="0" w:lastRow="0" w:firstColumn="0" w:lastColumn="0" w:oddVBand="0" w:evenVBand="0" w:oddHBand="0" w:evenHBand="0" w:firstRowFirstColumn="0" w:firstRowLastColumn="0" w:lastRowFirstColumn="0" w:lastRowLastColumn="0"/>
             </w:pPr>
+            <w:proofErr w:type="gramStart"/>
             <w:r>
               <w:t>yes</w:t>
             </w:r>
+            <w:proofErr w:type="gramEnd"/>
           </w:p>
         </w:tc>
       </w:tr>
@@ -5925,9 +6108,13 @@
               <w:pStyle w:val="BITTabelle"/>
               <w:cnfStyle w:val="000000000000" w:firstRow="0" w:lastRow="0" w:firstColumn="0" w:lastColumn="0" w:oddVBand="0" w:evenVBand="0" w:oddHBand="0" w:evenHBand="0" w:firstRowFirstColumn="0" w:firstRowLastColumn="0" w:lastRowFirstColumn="0" w:lastRowLastColumn="0"/>
             </w:pPr>
+            <w:proofErr w:type="spellStart"/>
+            <w:proofErr w:type="gramStart"/>
             <w:r>
               <w:t>rbd</w:t>
             </w:r>
+            <w:proofErr w:type="spellEnd"/>
+            <w:proofErr w:type="gramEnd"/>
           </w:p>
         </w:tc>
         <w:tc>
@@ -5939,9 +6126,11 @@
               <w:pStyle w:val="BITTabelle"/>
               <w:cnfStyle w:val="000000000000" w:firstRow="0" w:lastRow="0" w:firstColumn="0" w:lastColumn="0" w:oddVBand="0" w:evenVBand="0" w:oddHBand="0" w:evenHBand="0" w:firstRowFirstColumn="0" w:firstRowLastColumn="0" w:lastRowFirstColumn="0" w:lastRowLastColumn="0"/>
             </w:pPr>
+            <w:proofErr w:type="gramStart"/>
             <w:r>
               <w:t>block</w:t>
             </w:r>
+            <w:proofErr w:type="gramEnd"/>
           </w:p>
         </w:tc>
         <w:tc>
@@ -5953,9 +6142,11 @@
               <w:pStyle w:val="BITTabelle"/>
               <w:cnfStyle w:val="000000000000" w:firstRow="0" w:lastRow="0" w:firstColumn="0" w:lastColumn="0" w:oddVBand="0" w:evenVBand="0" w:oddHBand="0" w:evenHBand="0" w:firstRowFirstColumn="0" w:firstRowLastColumn="0" w:lastRowFirstColumn="0" w:lastRowLastColumn="0"/>
             </w:pPr>
+            <w:proofErr w:type="gramStart"/>
             <w:r>
               <w:t>yes</w:t>
             </w:r>
+            <w:proofErr w:type="gramEnd"/>
           </w:p>
         </w:tc>
         <w:tc>
@@ -5967,9 +6158,11 @@
               <w:pStyle w:val="BITTabelle"/>
               <w:cnfStyle w:val="000000000000" w:firstRow="0" w:lastRow="0" w:firstColumn="0" w:lastColumn="0" w:oddVBand="0" w:evenVBand="0" w:oddHBand="0" w:evenHBand="0" w:firstRowFirstColumn="0" w:firstRowLastColumn="0" w:lastRowFirstColumn="0" w:lastRowLastColumn="0"/>
             </w:pPr>
+            <w:proofErr w:type="gramStart"/>
             <w:r>
               <w:t>yes</w:t>
             </w:r>
+            <w:proofErr w:type="gramEnd"/>
           </w:p>
         </w:tc>
         <w:tc>
@@ -5981,9 +6174,11 @@
               <w:pStyle w:val="BITTabelle"/>
               <w:cnfStyle w:val="000000000000" w:firstRow="0" w:lastRow="0" w:firstColumn="0" w:lastColumn="0" w:oddVBand="0" w:evenVBand="0" w:oddHBand="0" w:evenHBand="0" w:firstRowFirstColumn="0" w:firstRowLastColumn="0" w:lastRowFirstColumn="0" w:lastRowLastColumn="0"/>
             </w:pPr>
+            <w:proofErr w:type="gramStart"/>
             <w:r>
               <w:t>yes</w:t>
             </w:r>
+            <w:proofErr w:type="gramEnd"/>
           </w:p>
         </w:tc>
       </w:tr>
@@ -6014,9 +6209,13 @@
               <w:pStyle w:val="BITTabelle"/>
               <w:cnfStyle w:val="000000000000" w:firstRow="0" w:lastRow="0" w:firstColumn="0" w:lastColumn="0" w:oddVBand="0" w:evenVBand="0" w:oddHBand="0" w:evenHBand="0" w:firstRowFirstColumn="0" w:firstRowLastColumn="0" w:lastRowFirstColumn="0" w:lastRowLastColumn="0"/>
             </w:pPr>
+            <w:proofErr w:type="spellStart"/>
+            <w:proofErr w:type="gramStart"/>
             <w:r>
               <w:t>zfs</w:t>
             </w:r>
+            <w:proofErr w:type="spellEnd"/>
+            <w:proofErr w:type="gramEnd"/>
           </w:p>
         </w:tc>
         <w:tc>
@@ -6028,9 +6227,11 @@
               <w:pStyle w:val="BITTabelle"/>
               <w:cnfStyle w:val="000000000000" w:firstRow="0" w:lastRow="0" w:firstColumn="0" w:lastColumn="0" w:oddVBand="0" w:evenVBand="0" w:oddHBand="0" w:evenHBand="0" w:firstRowFirstColumn="0" w:firstRowLastColumn="0" w:lastRowFirstColumn="0" w:lastRowLastColumn="0"/>
             </w:pPr>
+            <w:proofErr w:type="gramStart"/>
             <w:r>
               <w:t>block</w:t>
             </w:r>
+            <w:proofErr w:type="gramEnd"/>
           </w:p>
         </w:tc>
         <w:tc>
@@ -6042,9 +6243,11 @@
               <w:pStyle w:val="BITTabelle"/>
               <w:cnfStyle w:val="000000000000" w:firstRow="0" w:lastRow="0" w:firstColumn="0" w:lastColumn="0" w:oddVBand="0" w:evenVBand="0" w:oddHBand="0" w:evenHBand="0" w:firstRowFirstColumn="0" w:firstRowLastColumn="0" w:lastRowFirstColumn="0" w:lastRowLastColumn="0"/>
             </w:pPr>
+            <w:proofErr w:type="gramStart"/>
             <w:r>
               <w:t>yes</w:t>
             </w:r>
+            <w:proofErr w:type="gramEnd"/>
           </w:p>
         </w:tc>
         <w:tc>
@@ -6056,9 +6259,11 @@
               <w:pStyle w:val="BITTabelle"/>
               <w:cnfStyle w:val="000000000000" w:firstRow="0" w:lastRow="0" w:firstColumn="0" w:lastColumn="0" w:oddVBand="0" w:evenVBand="0" w:oddHBand="0" w:evenHBand="0" w:firstRowFirstColumn="0" w:firstRowLastColumn="0" w:lastRowFirstColumn="0" w:lastRowLastColumn="0"/>
             </w:pPr>
+            <w:proofErr w:type="gramStart"/>
             <w:r>
               <w:t>yes</w:t>
             </w:r>
+            <w:proofErr w:type="gramEnd"/>
           </w:p>
         </w:tc>
         <w:tc>
@@ -6070,9 +6275,11 @@
               <w:pStyle w:val="BITTabelle"/>
               <w:cnfStyle w:val="000000000000" w:firstRow="0" w:lastRow="0" w:firstColumn="0" w:lastColumn="0" w:oddVBand="0" w:evenVBand="0" w:oddHBand="0" w:evenHBand="0" w:firstRowFirstColumn="0" w:firstRowLastColumn="0" w:lastRowFirstColumn="0" w:lastRowLastColumn="0"/>
             </w:pPr>
+            <w:proofErr w:type="gramStart"/>
             <w:r>
               <w:t>yes</w:t>
             </w:r>
+            <w:proofErr w:type="gramEnd"/>
           </w:p>
         </w:tc>
       </w:tr>
@@ -6093,7 +6300,15 @@
         </w:tabs>
       </w:pPr>
       <w:r>
-        <w:t>Etant donné que l’objectif de ce projet est de travailler avec un cluster, toutes les options qui n’impliquent pas un partage des données entre nodes (colonne « shared ») n’est pas envisageable.</w:t>
+        <w:t>Etant donné que l’objectif de ce projet est de travailler avec un cluster, toutes les options qui n’impliquent pas un partage des données entre nodes (colonne « </w:t>
+      </w:r>
+      <w:proofErr w:type="spellStart"/>
+      <w:r>
+        <w:t>shared</w:t>
+      </w:r>
+      <w:proofErr w:type="spellEnd"/>
+      <w:r>
+        <w:t> ») n’est pas envisageable.</w:t>
       </w:r>
     </w:p>
     <w:p>
@@ -6623,6 +6838,7 @@
         </w:rPr>
         <w:t xml:space="preserve"> met en avant </w:t>
       </w:r>
+      <w:proofErr w:type="gramStart"/>
       <w:r>
         <w:rPr>
           <w:rFonts w:eastAsia="Arial"/>
@@ -6633,7 +6849,14 @@
         <w:rPr>
           <w:rFonts w:eastAsia="Arial"/>
         </w:rPr>
-        <w:t>Use-Case de l’école des métiers, qui rencontre le besoin de permettre à des enseignants de différentes classes de créer leurs VMs de manière automatisée et respectant les standards d’entreprise.</w:t>
+        <w:t>Use</w:t>
+      </w:r>
+      <w:proofErr w:type="gramEnd"/>
+      <w:r>
+        <w:rPr>
+          <w:rFonts w:eastAsia="Arial"/>
+        </w:rPr>
+        <w:t>-Case de l’école des métiers, qui rencontre le besoin de permettre à des enseignants de différentes classes de créer leurs VMs de manière automatisée et respectant les standards d’entreprise.</w:t>
       </w:r>
     </w:p>
     <w:p>
@@ -6678,7 +6901,23 @@
               <w:rFonts w:eastAsia="Arial" w:cs="Arial"/>
               <w:color w:val="000000"/>
             </w:rPr>
-            <w:t>(Hashicorp, n.d.)</w:t>
+            <w:t xml:space="preserve">(Hashicorp, </w:t>
+          </w:r>
+          <w:proofErr w:type="spellStart"/>
+          <w:r>
+            <w:rPr>
+              <w:rFonts w:eastAsia="Arial" w:cs="Arial"/>
+              <w:color w:val="000000"/>
+            </w:rPr>
+            <w:t>n.d</w:t>
+          </w:r>
+          <w:proofErr w:type="spellEnd"/>
+          <w:r>
+            <w:rPr>
+              <w:rFonts w:eastAsia="Arial" w:cs="Arial"/>
+              <w:color w:val="000000"/>
+            </w:rPr>
+            <w:t>.)</w:t>
           </w:r>
         </w:sdtContent>
       </w:sdt>
@@ -6726,8 +6965,29 @@
         </w:rPr>
         <w:t xml:space="preserve">Il existe deux principaux providers, </w:t>
       </w:r>
-      <w:r>
-        <w:t xml:space="preserve">bgp/terraform-provider-proxmox </w:t>
+      <w:proofErr w:type="spellStart"/>
+      <w:r>
+        <w:t>bgp</w:t>
+      </w:r>
+      <w:proofErr w:type="spellEnd"/>
+      <w:r>
+        <w:t>/</w:t>
+      </w:r>
+      <w:proofErr w:type="spellStart"/>
+      <w:r>
+        <w:t>terraform</w:t>
+      </w:r>
+      <w:proofErr w:type="spellEnd"/>
+      <w:r>
+        <w:t>-provider-</w:t>
+      </w:r>
+      <w:proofErr w:type="spellStart"/>
+      <w:r>
+        <w:t>proxmox</w:t>
+      </w:r>
+      <w:proofErr w:type="spellEnd"/>
+      <w:r>
+        <w:t xml:space="preserve"> </w:t>
       </w:r>
       <w:sdt>
         <w:sdtPr>
@@ -6747,12 +7007,44 @@
               <w:rFonts w:cs="Arial"/>
               <w:color w:val="000000"/>
             </w:rPr>
-            <w:t>(bpg &amp; 153 contributeurs, 2019)</w:t>
+            <w:t>(</w:t>
+          </w:r>
+          <w:proofErr w:type="spellStart"/>
+          <w:r>
+            <w:rPr>
+              <w:rFonts w:cs="Arial"/>
+              <w:color w:val="000000"/>
+            </w:rPr>
+            <w:t>bpg</w:t>
+          </w:r>
+          <w:proofErr w:type="spellEnd"/>
+          <w:r>
+            <w:rPr>
+              <w:rFonts w:cs="Arial"/>
+              <w:color w:val="000000"/>
+            </w:rPr>
+            <w:t xml:space="preserve"> &amp; 153 contributeurs, 2019)</w:t>
           </w:r>
         </w:sdtContent>
       </w:sdt>
       <w:r>
-        <w:t xml:space="preserve"> ainsi que Telmate/proxmox-api-go </w:t>
+        <w:t xml:space="preserve"> ainsi que </w:t>
+      </w:r>
+      <w:proofErr w:type="spellStart"/>
+      <w:r>
+        <w:t>Telmate</w:t>
+      </w:r>
+      <w:proofErr w:type="spellEnd"/>
+      <w:r>
+        <w:t>/</w:t>
+      </w:r>
+      <w:proofErr w:type="spellStart"/>
+      <w:r>
+        <w:t>proxmox</w:t>
+      </w:r>
+      <w:proofErr w:type="spellEnd"/>
+      <w:r>
+        <w:t xml:space="preserve">-api-go </w:t>
       </w:r>
       <w:sdt>
         <w:sdtPr>
@@ -6772,12 +7064,44 @@
               <w:rFonts w:cs="Arial"/>
               <w:color w:val="000000"/>
             </w:rPr>
-            <w:t>(Telmate &amp; 108 contributeurs, 2017)</w:t>
+            <w:t>(</w:t>
+          </w:r>
+          <w:proofErr w:type="spellStart"/>
+          <w:r>
+            <w:rPr>
+              <w:rFonts w:cs="Arial"/>
+              <w:color w:val="000000"/>
+            </w:rPr>
+            <w:t>Telmate</w:t>
+          </w:r>
+          <w:proofErr w:type="spellEnd"/>
+          <w:r>
+            <w:rPr>
+              <w:rFonts w:cs="Arial"/>
+              <w:color w:val="000000"/>
+            </w:rPr>
+            <w:t xml:space="preserve"> &amp; 108 contributeurs, 2017)</w:t>
           </w:r>
         </w:sdtContent>
       </w:sdt>
       <w:r>
-        <w:t xml:space="preserve">. Les deux compatibles avec Proxmox 9.X, cependant, Telmate ne met pas en place la nouvelle API haute disponibilité de Proxmox, ce qui fait pencher la balance vers bgp, d’autant plus que ce dernier permet nettement plus de gestion des réseaux et sous-réseaux. Il sera donc encore plus simple de gérer les machines. </w:t>
+        <w:t xml:space="preserve">. Les deux compatibles avec Proxmox 9.X, cependant, </w:t>
+      </w:r>
+      <w:proofErr w:type="spellStart"/>
+      <w:r>
+        <w:t>Telmate</w:t>
+      </w:r>
+      <w:proofErr w:type="spellEnd"/>
+      <w:r>
+        <w:t xml:space="preserve"> ne met pas en place la nouvelle API haute disponibilité de Proxmox, ce qui fait pencher la balance vers </w:t>
+      </w:r>
+      <w:proofErr w:type="spellStart"/>
+      <w:r>
+        <w:t>bgp</w:t>
+      </w:r>
+      <w:proofErr w:type="spellEnd"/>
+      <w:r>
+        <w:t xml:space="preserve">, d’autant plus que ce dernier permet nettement plus de gestion des réseaux et sous-réseaux. Il sera donc encore plus simple de gérer les machines. </w:t>
       </w:r>
     </w:p>
     <w:p>
@@ -6842,7 +7166,23 @@
               <w:rFonts w:eastAsia="Arial" w:cs="Arial"/>
               <w:color w:val="000000"/>
             </w:rPr>
-            <w:t>(Red Hat - Inc, 2022)</w:t>
+            <w:t xml:space="preserve">(Red Hat - </w:t>
+          </w:r>
+          <w:proofErr w:type="spellStart"/>
+          <w:r>
+            <w:rPr>
+              <w:rFonts w:eastAsia="Arial" w:cs="Arial"/>
+              <w:color w:val="000000"/>
+            </w:rPr>
+            <w:t>Inc</w:t>
+          </w:r>
+          <w:proofErr w:type="spellEnd"/>
+          <w:r>
+            <w:rPr>
+              <w:rFonts w:eastAsia="Arial" w:cs="Arial"/>
+              <w:color w:val="000000"/>
+            </w:rPr>
+            <w:t>, 2022)</w:t>
           </w:r>
         </w:sdtContent>
       </w:sdt>
@@ -6893,7 +7233,23 @@
               <w:rFonts w:cs="Arial"/>
               <w:color w:val="000000"/>
             </w:rPr>
-            <w:t>Red Hat - Inc (2022)</w:t>
+            <w:t xml:space="preserve">Red Hat - </w:t>
+          </w:r>
+          <w:proofErr w:type="spellStart"/>
+          <w:r>
+            <w:rPr>
+              <w:rFonts w:cs="Arial"/>
+              <w:color w:val="000000"/>
+            </w:rPr>
+            <w:t>Inc</w:t>
+          </w:r>
+          <w:proofErr w:type="spellEnd"/>
+          <w:r>
+            <w:rPr>
+              <w:rFonts w:cs="Arial"/>
+              <w:color w:val="000000"/>
+            </w:rPr>
+            <w:t xml:space="preserve"> (2022)</w:t>
           </w:r>
         </w:sdtContent>
       </w:sdt>
@@ -6974,7 +7330,23 @@
               <w:rFonts w:eastAsia="Arial" w:cs="Arial"/>
               <w:color w:val="000000"/>
             </w:rPr>
-            <w:t>(Ansible Project Contributors, 2026)</w:t>
+            <w:t xml:space="preserve">(Ansible Project </w:t>
+          </w:r>
+          <w:proofErr w:type="spellStart"/>
+          <w:r>
+            <w:rPr>
+              <w:rFonts w:eastAsia="Arial" w:cs="Arial"/>
+              <w:color w:val="000000"/>
+            </w:rPr>
+            <w:t>Contributors</w:t>
+          </w:r>
+          <w:proofErr w:type="spellEnd"/>
+          <w:r>
+            <w:rPr>
+              <w:rFonts w:eastAsia="Arial" w:cs="Arial"/>
+              <w:color w:val="000000"/>
+            </w:rPr>
+            <w:t>, 2026)</w:t>
           </w:r>
         </w:sdtContent>
       </w:sdt>
@@ -7052,7 +7424,39 @@
           <w:rFonts w:eastAsia="Arial" w:cs="Arial"/>
           <w:color w:val="000000" w:themeColor="text1"/>
         </w:rPr>
-        <w:t xml:space="preserve">, concerne le parallélisme. Suivant le playbook en question, quand plusieurs processus tentent de lire un template en même temps, un seul y a accès, les autres finissent en time-out. Ce n’est pas difficile à prendre en compte, mais il faut y penser. Un autre problème rencontré par </w:t>
+        <w:t xml:space="preserve">, concerne le parallélisme. Suivant le </w:t>
+      </w:r>
+      <w:proofErr w:type="spellStart"/>
+      <w:r>
+        <w:rPr>
+          <w:rFonts w:eastAsia="Arial" w:cs="Arial"/>
+          <w:color w:val="000000" w:themeColor="text1"/>
+        </w:rPr>
+        <w:t>playbook</w:t>
+      </w:r>
+      <w:proofErr w:type="spellEnd"/>
+      <w:r>
+        <w:rPr>
+          <w:rFonts w:eastAsia="Arial" w:cs="Arial"/>
+          <w:color w:val="000000" w:themeColor="text1"/>
+        </w:rPr>
+        <w:t xml:space="preserve"> en question, quand plusieurs processus tentent de lire un </w:t>
+      </w:r>
+      <w:proofErr w:type="spellStart"/>
+      <w:r>
+        <w:rPr>
+          <w:rFonts w:eastAsia="Arial" w:cs="Arial"/>
+          <w:color w:val="000000" w:themeColor="text1"/>
+        </w:rPr>
+        <w:t>template</w:t>
+      </w:r>
+      <w:proofErr w:type="spellEnd"/>
+      <w:r>
+        <w:rPr>
+          <w:rFonts w:eastAsia="Arial" w:cs="Arial"/>
+          <w:color w:val="000000" w:themeColor="text1"/>
+        </w:rPr>
+        <w:t xml:space="preserve"> en même temps, un seul y a accès, les autres finissent en time-out. Ce n’est pas difficile à prendre en compte, mais il faut y penser. Un autre problème rencontré par </w:t>
       </w:r>
       <w:sdt>
         <w:sdtPr>
@@ -7081,7 +7485,23 @@
           <w:rFonts w:eastAsia="Arial" w:cs="Arial"/>
           <w:color w:val="000000" w:themeColor="text1"/>
         </w:rPr>
-        <w:t xml:space="preserve"> est l’impossibilité, en tout cas en 2024, de modifier le hardware d’une VM venant d’un template. Il semblerait qu’il existe déjà une solution pour ce problème </w:t>
+        <w:t xml:space="preserve"> est l’impossibilité, en tout cas en 2024, de modifier le hardware d’une VM venant d’un </w:t>
+      </w:r>
+      <w:proofErr w:type="spellStart"/>
+      <w:r>
+        <w:rPr>
+          <w:rFonts w:eastAsia="Arial" w:cs="Arial"/>
+          <w:color w:val="000000" w:themeColor="text1"/>
+        </w:rPr>
+        <w:t>template</w:t>
+      </w:r>
+      <w:proofErr w:type="spellEnd"/>
+      <w:r>
+        <w:rPr>
+          <w:rFonts w:eastAsia="Arial" w:cs="Arial"/>
+          <w:color w:val="000000" w:themeColor="text1"/>
+        </w:rPr>
+        <w:t xml:space="preserve">. Il semblerait qu’il existe déjà une solution pour ce problème </w:t>
       </w:r>
       <w:sdt>
         <w:sdtPr>
@@ -7117,7 +7537,7 @@
       <w:pPr>
         <w:pStyle w:val="Titre2"/>
       </w:pPr>
-      <w:bookmarkStart w:id="19" w:name="_Toc229465347"/>
+      <w:bookmarkStart w:id="19" w:name="_Toc229477140"/>
       <w:r>
         <w:t>Comparaison et choix</w:t>
       </w:r>
@@ -7156,7 +7576,21 @@
         <w:rPr>
           <w:rFonts w:eastAsia="Arial"/>
         </w:rPr>
-        <w:t>Afin de garder une trace des mots de passe utilisés durant le projet, je vais mettre en place une base de données KeePassXC qui permettra de ne pas noter les mots de passe en clair dans la documentation.</w:t>
+        <w:t xml:space="preserve">Afin de garder une trace des mots de passe utilisés durant le projet, je vais mettre en place une base de données </w:t>
+      </w:r>
+      <w:proofErr w:type="spellStart"/>
+      <w:r>
+        <w:rPr>
+          <w:rFonts w:eastAsia="Arial"/>
+        </w:rPr>
+        <w:t>KeePassXC</w:t>
+      </w:r>
+      <w:proofErr w:type="spellEnd"/>
+      <w:r>
+        <w:rPr>
+          <w:rFonts w:eastAsia="Arial"/>
+        </w:rPr>
+        <w:t xml:space="preserve"> qui permettra de ne pas noter les mots de passe en clair dans la documentation.</w:t>
       </w:r>
     </w:p>
     <w:p>
@@ -7853,7 +8287,15 @@
         <w:t>Les nodes Nutanix étant équipées de ports pour la fibre optiqu</w:t>
       </w:r>
       <w:r>
-        <w:t xml:space="preserve">e, il serait intéressant de mettre en place une connexion haute rapidité pour ce réseau de stockage. Par contre, cela va éventuellement impliquer une modification </w:t>
+        <w:t xml:space="preserve">e, il serait intéressant de mettre en place une connexion haute rapidité pour ce réseau de stockage. </w:t>
+      </w:r>
+      <w:proofErr w:type="gramStart"/>
+      <w:r>
+        <w:t>Par contre</w:t>
+      </w:r>
+      <w:proofErr w:type="gramEnd"/>
+      <w:r>
+        <w:t xml:space="preserve">, cela va éventuellement impliquer une modification </w:t>
       </w:r>
       <w:r>
         <w:t>des configurations</w:t>
@@ -7930,241 +8372,55 @@
       <w:pPr>
         <w:pStyle w:val="Titre2"/>
       </w:pPr>
-      <w:bookmarkStart w:id="20" w:name="_Toc250790977"/>
-      <w:bookmarkStart w:id="21" w:name="_Toc229465348"/>
       <w:r>
         <w:lastRenderedPageBreak/>
-        <w:t>Rentabilité</w:t>
+        <w:t>Evolutivité</w:t>
+      </w:r>
+    </w:p>
+    <w:p>
+      <w:pPr>
+        <w:pStyle w:val="BITTextkrper"/>
+      </w:pPr>
+      <w:r>
+        <w:t>La solution est évolutive, car elle repose sur un cluster Proxmox et sur une automatisation documentée. De nouveaux modèles de machines virtuelles pourront être ajoutés par la suite selon les besoins des cours. Les playbooks Ansible pourront également être adaptés pour déployer d’autres types de machines ou modifier les paramètres existants.</w:t>
+      </w:r>
+    </w:p>
+    <w:p>
+      <w:pPr>
+        <w:pStyle w:val="BITTextkrper"/>
+      </w:pPr>
+      <w:r>
+        <w:t xml:space="preserve">Le choix d’une infrastructure basée sur plusieurs nœuds permet aussi d’envisager une extension future, par exemple en y ajoutant la quatrième node </w:t>
+      </w:r>
+      <w:r>
+        <w:t>Nutanix</w:t>
+      </w:r>
+      <w:r>
+        <w:t xml:space="preserve"> du rack 07 mais possiblement plus de</w:t>
+      </w:r>
+      <w:r>
+        <w:t xml:space="preserve"> </w:t>
+      </w:r>
+      <w:proofErr w:type="spellStart"/>
+      <w:r>
+        <w:t>blades</w:t>
+      </w:r>
+      <w:proofErr w:type="spellEnd"/>
+      <w:r>
+        <w:t>.</w:t>
+      </w:r>
+    </w:p>
+    <w:p>
+      <w:pPr>
+        <w:pStyle w:val="Titre2"/>
+      </w:pPr>
+      <w:bookmarkStart w:id="20" w:name="_Toc250790978"/>
+      <w:bookmarkStart w:id="21" w:name="_Toc229477142"/>
+      <w:r>
+        <w:t>Analyse de risque</w:t>
       </w:r>
       <w:bookmarkEnd w:id="20"/>
-      <w:r>
-        <w:t xml:space="preserve"> et valeur ajoutée</w:t>
-      </w:r>
       <w:bookmarkEnd w:id="21"/>
-    </w:p>
-    <w:p>
-      <w:pPr>
-        <w:pStyle w:val="BITTextkrper"/>
-        <w:rPr>
-          <w:rStyle w:val="Hinweistext"/>
-          <w:rFonts w:cs="Times New Roman"/>
-          <w:i w:val="0"/>
-          <w:vanish w:val="0"/>
-          <w:color w:val="auto"/>
-          <w:sz w:val="22"/>
-          <w:szCs w:val="24"/>
-        </w:rPr>
-      </w:pPr>
-      <w:r>
-        <w:t>Le cahier des charges indique que la création actuelle des machines virtuelles est réalisée manuellement, ce qui entraîne une perte de temps, un risque d’erreurs humaines et un manque d’homogénéité.</w:t>
-      </w:r>
-    </w:p>
-    <w:p>
-      <w:pPr>
-        <w:pStyle w:val="Titre3"/>
-      </w:pPr>
-      <w:r>
-        <w:t>Gain de temps</w:t>
-      </w:r>
-    </w:p>
-    <w:p>
-      <w:pPr>
-        <w:pStyle w:val="BITTextkrper"/>
-      </w:pPr>
-      <w:r>
-        <w:t xml:space="preserve">A l’heure actuelle, les enseignants de l’EMF doivent créer les VMs pour les élèves manuellement, configuration incluse. Cela prend augmente considérablement le temps passé sur la préparation des modules </w:t>
-      </w:r>
-      <w:sdt>
-        <w:sdtPr>
-          <w:rPr>
-            <w:rFonts w:cs="Arial"/>
-            <w:color w:val="000000"/>
-          </w:rPr>
-          <w:tag w:val="MENDELEY_CITATION_v3_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"/>
-          <w:id w:val="-1375300972"/>
-          <w:placeholder>
-            <w:docPart w:val="DefaultPlaceholder_-1854013440"/>
-          </w:placeholder>
-        </w:sdtPr>
-        <w:sdtContent>
-          <w:r>
-            <w:rPr>
-              <w:rFonts w:cs="Arial"/>
-              <w:color w:val="000000"/>
-            </w:rPr>
-            <w:t>(Blaise Hurtlin, 2026)</w:t>
-          </w:r>
-        </w:sdtContent>
-      </w:sdt>
-      <w:r>
-        <w:rPr>
-          <w:rFonts w:cs="Arial"/>
-          <w:color w:val="000000"/>
-        </w:rPr>
-        <w:t>.</w:t>
-      </w:r>
-    </w:p>
-    <w:p>
-      <w:pPr>
-        <w:pStyle w:val="BITTextkrper"/>
-      </w:pPr>
-      <w:r>
-        <w:t>Cette solution d’automatisation permettra de transformer ce qui pouvait être plusieurs heures de mise en place, en quelques secondes de temps de l’enseignant. Ce gain de temps permettrait au responsable du module de passer plus de temps à d’autres tâches</w:t>
-      </w:r>
-      <w:r>
-        <w:t>.</w:t>
-      </w:r>
-    </w:p>
-    <w:p>
-      <w:pPr>
-        <w:pStyle w:val="Titre3"/>
-      </w:pPr>
-      <w:r>
-        <w:t>Réduction des erreurs</w:t>
-      </w:r>
-    </w:p>
-    <w:p>
-      <w:pPr>
-        <w:pStyle w:val="BITTextkrper"/>
-        <w:rPr>
-          <w:rFonts w:cs="Arial"/>
-          <w:color w:val="000000"/>
-        </w:rPr>
-      </w:pPr>
-      <w:r>
-        <w:t xml:space="preserve">Dans le cahier des charges, </w:t>
-      </w:r>
-      <w:sdt>
-        <w:sdtPr>
-          <w:rPr>
-            <w:rFonts w:cs="Arial"/>
-            <w:color w:val="000000"/>
-          </w:rPr>
-          <w:tag w:val="MENDELEY_CITATION_v3_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"/>
-          <w:id w:val="-75675256"/>
-          <w:placeholder>
-            <w:docPart w:val="DefaultPlaceholder_-1854013440"/>
-          </w:placeholder>
-        </w:sdtPr>
-        <w:sdtContent>
-          <w:r>
-            <w:rPr>
-              <w:rFonts w:cs="Arial"/>
-              <w:color w:val="000000"/>
-            </w:rPr>
-            <w:t>Blaise Hurtlin (2026)</w:t>
-          </w:r>
-        </w:sdtContent>
-      </w:sdt>
-      <w:r>
-        <w:rPr>
-          <w:rFonts w:cs="Arial"/>
-          <w:color w:val="000000"/>
-        </w:rPr>
-        <w:t xml:space="preserve"> indique aussi que la mise en place manuelle apporte une probabilité d’erreur dans les configurations qui devrait être réduite.</w:t>
-      </w:r>
-    </w:p>
-    <w:p>
-      <w:pPr>
-        <w:pStyle w:val="BITTextkrper"/>
-      </w:pPr>
-      <w:r>
-        <w:t>Ce projet permet la réduction des erreurs par la création de machines virtuelles à l’aide de Ansible.  La procédure de déploiement est donc la même pour toutes les machines et permet de nettement diminuer les risques</w:t>
-      </w:r>
-      <w:r>
-        <w:t xml:space="preserve">. Cela implique aussi un gain de temps en classe, dans le soutien aux élèves, qui ne se verront pas avec des configurations </w:t>
-      </w:r>
-      <w:r>
-        <w:t>erronées</w:t>
-      </w:r>
-    </w:p>
-    <w:p>
-      <w:pPr>
-        <w:pStyle w:val="Titre3"/>
-      </w:pPr>
-      <w:r>
-        <w:t>Fiabilité et maintenance</w:t>
-      </w:r>
-    </w:p>
-    <w:p>
-      <w:pPr>
-        <w:pStyle w:val="BITTextkrper"/>
-      </w:pPr>
-      <w:r>
-        <w:t>Avec une gestion centralisée de la création de VMs, il est donc possible d’avoir les mêmes configurations pour tous les modules, et ne pas avoir de divergences selon les enseignants qui installent les machines virtuelles.</w:t>
-      </w:r>
-    </w:p>
-    <w:p>
-      <w:pPr>
-        <w:pStyle w:val="BITTextkrper"/>
-      </w:pPr>
-      <w:r>
-        <w:t>La maintenance est donc aussi simplifiée, par une documentation, mais aussi grâce à une modification à ne faire que à un seul emplacement.</w:t>
-      </w:r>
-    </w:p>
-    <w:p>
-      <w:pPr>
-        <w:pStyle w:val="Titre3"/>
-      </w:pPr>
-      <w:r>
-        <w:t>Evolutivité</w:t>
-      </w:r>
-    </w:p>
-    <w:p>
-      <w:pPr>
-        <w:pStyle w:val="BITTextkrper"/>
-        <w:rPr>
-          <w:rFonts w:ascii="Times New Roman" w:hAnsi="Times New Roman"/>
-          <w:sz w:val="24"/>
-          <w:lang w:eastAsia="ja-JP"/>
-        </w:rPr>
-      </w:pPr>
-      <w:r>
-        <w:t>La solution est évolutive, car elle repose sur un cluster Proxmox et sur une automatisation documentée. De nouveaux modèles de machines virtuelles pourront être ajoutés par la suite selon les besoins des cours. Les playbooks Ansible pourront également être adaptés pour déployer d’autres types de machines ou modifier les paramètres existants.</w:t>
-      </w:r>
-    </w:p>
-    <w:p>
-      <w:pPr>
-        <w:pStyle w:val="BITTextkrper"/>
-      </w:pPr>
-      <w:r>
-        <w:t xml:space="preserve">Le choix d’une infrastructure basée sur plusieurs nœuds permet aussi d’envisager une extension future, par exemple en y ajoutant la quatrième node </w:t>
-      </w:r>
-      <w:r>
-        <w:t>Nutanix</w:t>
-      </w:r>
-      <w:r>
-        <w:t xml:space="preserve"> du rack 07 mais possiblement plus de nodes.</w:t>
-      </w:r>
-    </w:p>
-    <w:p>
-      <w:pPr>
-        <w:pStyle w:val="Titre3"/>
-      </w:pPr>
-      <w:r>
-        <w:lastRenderedPageBreak/>
-        <w:t>Bilan</w:t>
-      </w:r>
-    </w:p>
-    <w:p>
-      <w:pPr>
-        <w:pStyle w:val="BITTextkrper"/>
-      </w:pPr>
-      <w:r>
-        <w:t>La valeur ajoutée principale du projet est donc la simplification du déploiement et de la maintenance des machines virtuelles. Même si le projet ne génère pas de revenu direct, il permet de réduire le temps passé sur des tâches répétitives, d’améliorer la fiabilité des environnements, de limiter les erreurs humaines et de faciliter l’évolution future de l’infrastructure.</w:t>
-      </w:r>
-    </w:p>
-    <w:p>
-      <w:pPr>
-        <w:pStyle w:val="Titre2"/>
-      </w:pPr>
-      <w:bookmarkStart w:id="22" w:name="_Toc250790978"/>
-      <w:bookmarkStart w:id="23" w:name="_Toc229465349"/>
-      <w:r>
-        <w:t>Analyse de risque</w:t>
-      </w:r>
-      <w:bookmarkEnd w:id="22"/>
-      <w:bookmarkEnd w:id="23"/>
     </w:p>
     <w:p>
       <w:pPr>
@@ -8717,7 +8973,11 @@
               <w:cnfStyle w:val="000000100000" w:firstRow="0" w:lastRow="0" w:firstColumn="0" w:lastColumn="0" w:oddVBand="0" w:evenVBand="0" w:oddHBand="1" w:evenHBand="0" w:firstRowFirstColumn="0" w:firstRowLastColumn="0" w:lastRowFirstColumn="0" w:lastRowLastColumn="0"/>
             </w:pPr>
             <w:r>
-              <w:t>Déploiement manuel nécessaire, objectif partiellement atteint</w:t>
+              <w:t>Déploiement manuel nécessaire, ob</w:t>
+            </w:r>
+            <w:r>
+              <w:lastRenderedPageBreak/>
+              <w:t>jectif partiellement atteint</w:t>
             </w:r>
           </w:p>
         </w:tc>
@@ -8732,6 +8992,7 @@
               <w:cnfStyle w:val="000000100000" w:firstRow="0" w:lastRow="0" w:firstColumn="0" w:lastColumn="0" w:oddVBand="0" w:evenVBand="0" w:oddHBand="1" w:evenHBand="0" w:firstRowFirstColumn="0" w:firstRowLastColumn="0" w:lastRowFirstColumn="0" w:lastRowLastColumn="0"/>
             </w:pPr>
             <w:r>
+              <w:lastRenderedPageBreak/>
               <w:t>Moyenne</w:t>
             </w:r>
           </w:p>
@@ -8779,7 +9040,6 @@
               <w:pStyle w:val="BITTabellentitel"/>
             </w:pPr>
             <w:r>
-              <w:lastRenderedPageBreak/>
               <w:t>Déploiement incorrect des VMs</w:t>
             </w:r>
           </w:p>
@@ -8795,7 +9055,15 @@
               <w:cnfStyle w:val="000000000000" w:firstRow="0" w:lastRow="0" w:firstColumn="0" w:lastColumn="0" w:oddVBand="0" w:evenVBand="0" w:oddHBand="0" w:evenHBand="0" w:firstRowFirstColumn="0" w:firstRowLastColumn="0" w:lastRowFirstColumn="0" w:lastRowLastColumn="0"/>
             </w:pPr>
             <w:r>
-              <w:t>Mauvais template, erreur Sysprep, mauvaise configuration réseau</w:t>
+              <w:t xml:space="preserve">Mauvais </w:t>
+            </w:r>
+            <w:proofErr w:type="spellStart"/>
+            <w:r>
+              <w:t>template</w:t>
+            </w:r>
+            <w:proofErr w:type="spellEnd"/>
+            <w:r>
+              <w:t>, erreur Sysprep, mauvaise configuration réseau</w:t>
             </w:r>
           </w:p>
         </w:tc>
@@ -8855,7 +9123,15 @@
               <w:cnfStyle w:val="000000000000" w:firstRow="0" w:lastRow="0" w:firstColumn="0" w:lastColumn="0" w:oddVBand="0" w:evenVBand="0" w:oddHBand="0" w:evenHBand="0" w:firstRowFirstColumn="0" w:firstRowLastColumn="0" w:lastRowFirstColumn="0" w:lastRowLastColumn="0"/>
             </w:pPr>
             <w:r>
-              <w:t>Tester le template, valider le démarrage, le réseau et la configuration de chaque VM</w:t>
+              <w:t xml:space="preserve">Tester le </w:t>
+            </w:r>
+            <w:proofErr w:type="spellStart"/>
+            <w:r>
+              <w:t>template</w:t>
+            </w:r>
+            <w:proofErr w:type="spellEnd"/>
+            <w:r>
+              <w:t>, valider le démarrage, le réseau et la configuration de chaque VM</w:t>
             </w:r>
           </w:p>
         </w:tc>
@@ -9343,20 +9619,20 @@
           <w:numId w:val="16"/>
         </w:numPr>
       </w:pPr>
-      <w:bookmarkStart w:id="24" w:name="_Toc250790979"/>
-      <w:bookmarkStart w:id="25" w:name="_Toc114965614"/>
-      <w:bookmarkStart w:id="26" w:name="_Toc229465350"/>
+      <w:bookmarkStart w:id="22" w:name="_Toc250790979"/>
+      <w:bookmarkStart w:id="23" w:name="_Toc114965614"/>
+      <w:bookmarkStart w:id="24" w:name="_Toc229477143"/>
       <w:r>
         <w:t>Sécurité de l’information et protection des données</w:t>
       </w:r>
+      <w:bookmarkEnd w:id="22"/>
       <w:bookmarkEnd w:id="24"/>
-      <w:bookmarkEnd w:id="26"/>
     </w:p>
     <w:p>
       <w:pPr>
         <w:pStyle w:val="BITTextkrper"/>
       </w:pPr>
-      <w:bookmarkStart w:id="27" w:name="_Toc114965602"/>
+      <w:bookmarkStart w:id="25" w:name="_Toc114965602"/>
       <w:r>
         <w:t>Ce projet n’est pas destiné au stockage et au traitement de données personnelles, que cela soit des élèves ou des enseignants. Les données qui risquent d’être présentes sont principalement les initiales des enseignants pour indiquer quelle VMs ont été créées par qui, ainsi que des données que les élèves entreraient d’eux-mêmes dans les machines virtuelles.</w:t>
       </w:r>
@@ -9380,6 +9656,7 @@
         <w:pStyle w:val="BITTextkrper"/>
       </w:pPr>
       <w:r>
+        <w:lastRenderedPageBreak/>
         <w:t>Les données des élèves sont temporaires, car les VMs ont une durée de vie équivalentes à la durée du module et seront ensuite supprimées automatiquement par l’enseignant, à l’aide de Ansible.</w:t>
       </w:r>
     </w:p>
@@ -9388,7 +9665,6 @@
         <w:pStyle w:val="BITTextkrper"/>
       </w:pPr>
       <w:r>
-        <w:lastRenderedPageBreak/>
         <w:t>Afin d’empêcher l’accès aux données des enseignants via Proxmox, l’interface graphique ne sera accessible que via des mots de passe forts à disposition uniquement des enseignants.</w:t>
       </w:r>
     </w:p>
@@ -9416,9 +9692,9 @@
           <w:lang w:val="fr-CH"/>
         </w:rPr>
       </w:pPr>
-      <w:bookmarkStart w:id="28" w:name="_Toc250790980"/>
-      <w:bookmarkStart w:id="29" w:name="_Toc229465351"/>
-      <w:bookmarkEnd w:id="27"/>
+      <w:bookmarkStart w:id="26" w:name="_Toc250790980"/>
+      <w:bookmarkStart w:id="27" w:name="_Toc229477144"/>
+      <w:bookmarkEnd w:id="25"/>
       <w:r>
         <w:rPr>
           <w:lang w:val="fr-CH"/>
@@ -9426,14 +9702,14 @@
         <w:lastRenderedPageBreak/>
         <w:t>Concept</w:t>
       </w:r>
-      <w:bookmarkEnd w:id="28"/>
+      <w:bookmarkEnd w:id="26"/>
       <w:r>
         <w:rPr>
           <w:lang w:val="fr-CH"/>
         </w:rPr>
         <w:t>ion</w:t>
       </w:r>
-      <w:bookmarkEnd w:id="29"/>
+      <w:bookmarkEnd w:id="27"/>
     </w:p>
     <w:p>
       <w:pPr>
@@ -9451,16 +9727,16 @@
           <w:numId w:val="16"/>
         </w:numPr>
       </w:pPr>
-      <w:bookmarkStart w:id="30" w:name="_Toc250790981"/>
-      <w:bookmarkStart w:id="31" w:name="_Toc229465352"/>
+      <w:bookmarkStart w:id="28" w:name="_Toc250790981"/>
+      <w:bookmarkStart w:id="29" w:name="_Toc229477145"/>
       <w:r>
         <w:t xml:space="preserve">Exigences </w:t>
       </w:r>
-      <w:bookmarkEnd w:id="30"/>
+      <w:bookmarkEnd w:id="28"/>
       <w:r>
         <w:t>techniques et fonctionnelles</w:t>
       </w:r>
-      <w:bookmarkEnd w:id="31"/>
+      <w:bookmarkEnd w:id="29"/>
     </w:p>
     <w:p>
       <w:pPr>
@@ -9726,7 +10002,15 @@
               <w:cnfStyle w:val="000000000000" w:firstRow="0" w:lastRow="0" w:firstColumn="0" w:lastColumn="0" w:oddVBand="0" w:evenVBand="0" w:oddHBand="0" w:evenHBand="0" w:firstRowFirstColumn="0" w:firstRowLastColumn="0" w:lastRowFirstColumn="0" w:lastRowLastColumn="0"/>
             </w:pPr>
             <w:r>
-              <w:t>Un template Windows Server sera préparé avec Sysprep afin de permettre le clonage propre des VMs.</w:t>
+              <w:t xml:space="preserve">Un </w:t>
+            </w:r>
+            <w:proofErr w:type="spellStart"/>
+            <w:r>
+              <w:t>template</w:t>
+            </w:r>
+            <w:proofErr w:type="spellEnd"/>
+            <w:r>
+              <w:t xml:space="preserve"> Windows Server sera préparé avec Sysprep afin de permettre le clonage propre des VMs.</w:t>
             </w:r>
           </w:p>
         </w:tc>
@@ -9776,7 +10060,15 @@
               <w:cnfStyle w:val="000000100000" w:firstRow="0" w:lastRow="0" w:firstColumn="0" w:lastColumn="0" w:oddVBand="0" w:evenVBand="0" w:oddHBand="1" w:evenHBand="0" w:firstRowFirstColumn="0" w:firstRowLastColumn="0" w:lastRowFirstColumn="0" w:lastRowLastColumn="0"/>
             </w:pPr>
             <w:r>
-              <w:t>Des playbooks Ansible seront utilisés pour créer les VMs à partir du template défini.</w:t>
+              <w:t xml:space="preserve">Des playbooks Ansible seront utilisés pour créer les VMs à partir du </w:t>
+            </w:r>
+            <w:proofErr w:type="spellStart"/>
+            <w:r>
+              <w:t>template</w:t>
+            </w:r>
+            <w:proofErr w:type="spellEnd"/>
+            <w:r>
+              <w:t xml:space="preserve"> défini.</w:t>
             </w:r>
           </w:p>
         </w:tc>
@@ -9873,7 +10165,15 @@
               <w:cnfStyle w:val="000000100000" w:firstRow="0" w:lastRow="0" w:firstColumn="0" w:lastColumn="0" w:oddVBand="0" w:evenVBand="0" w:oddHBand="1" w:evenHBand="0" w:firstRowFirstColumn="0" w:firstRowLastColumn="0" w:lastRowFirstColumn="0" w:lastRowLastColumn="0"/>
             </w:pPr>
             <w:r>
-              <w:t>Des tests seront prévus pour valider le cluster, le réseau, le stockage, les templates et l’automatisation.</w:t>
+              <w:t xml:space="preserve">Des tests seront prévus pour valider le cluster, le réseau, le stockage, les </w:t>
+            </w:r>
+            <w:proofErr w:type="spellStart"/>
+            <w:r>
+              <w:t>templates</w:t>
+            </w:r>
+            <w:proofErr w:type="spellEnd"/>
+            <w:r>
+              <w:t xml:space="preserve"> et l’automatisation.</w:t>
             </w:r>
           </w:p>
         </w:tc>
@@ -9939,18 +10239,73 @@
           <w:numId w:val="16"/>
         </w:numPr>
       </w:pPr>
-      <w:bookmarkStart w:id="32" w:name="_Toc250790982"/>
-      <w:bookmarkStart w:id="33" w:name="_Toc229465353"/>
+      <w:bookmarkStart w:id="30" w:name="_Toc250790982"/>
+      <w:bookmarkStart w:id="31" w:name="_Toc229477146"/>
       <w:r>
         <w:t>Architecture du système</w:t>
       </w:r>
-      <w:bookmarkEnd w:id="32"/>
-      <w:bookmarkEnd w:id="33"/>
+      <w:bookmarkEnd w:id="30"/>
+      <w:bookmarkEnd w:id="31"/>
     </w:p>
     <w:p>
       <w:pPr>
         <w:pStyle w:val="BITTextkrper"/>
       </w:pPr>
+      <w:r>
+        <w:t>Dans ce chapitre vous trouverez la conception de l’architecture système. Ceci illustrée avec les schémas et des explications de ces derniers.</w:t>
+      </w:r>
+    </w:p>
+    <w:p>
+      <w:pPr>
+        <w:pStyle w:val="Titre3"/>
+      </w:pPr>
+      <w:r>
+        <w:lastRenderedPageBreak/>
+        <w:t>Schéma Use-Case</w:t>
+      </w:r>
+    </w:p>
+    <w:p>
+      <w:pPr>
+        <w:pStyle w:val="Titre3"/>
+      </w:pPr>
+      <w:r>
+        <w:t>Schéma de couches</w:t>
+      </w:r>
+    </w:p>
+    <w:p>
+      <w:pPr>
+        <w:pStyle w:val="Titre3"/>
+      </w:pPr>
+      <w:r>
+        <w:t>Schéma physique</w:t>
+      </w:r>
+    </w:p>
+    <w:p>
+      <w:pPr>
+        <w:pStyle w:val="Titre3"/>
+      </w:pPr>
+      <w:r>
+        <w:t>Schéma logique</w:t>
+      </w:r>
+    </w:p>
+    <w:p>
+      <w:pPr>
+        <w:pStyle w:val="Titre3"/>
+      </w:pPr>
+      <w:r>
+        <w:t xml:space="preserve">Schéma </w:t>
+      </w:r>
+      <w:r>
+        <w:t>hybride</w:t>
+      </w:r>
+    </w:p>
+    <w:p>
+      <w:pPr>
+        <w:pStyle w:val="Titre3"/>
+      </w:pPr>
+      <w:r>
+        <w:t>Schéma Proxmox</w:t>
+      </w:r>
     </w:p>
     <w:p>
       <w:pPr>
@@ -9960,58 +10315,40 @@
           <w:numId w:val="16"/>
         </w:numPr>
       </w:pPr>
-      <w:bookmarkStart w:id="34" w:name="_Toc250790983"/>
-      <w:bookmarkStart w:id="35" w:name="_Toc229465354"/>
-      <w:r>
-        <w:lastRenderedPageBreak/>
-        <w:t>Plan d’intégration des systèmes</w:t>
-      </w:r>
-      <w:bookmarkEnd w:id="34"/>
-      <w:bookmarkEnd w:id="35"/>
+      <w:bookmarkStart w:id="32" w:name="_Toc250790984"/>
+      <w:bookmarkStart w:id="33" w:name="_Toc229477148"/>
+      <w:r>
+        <w:t>Concept d‘implémentation</w:t>
+      </w:r>
+      <w:bookmarkEnd w:id="32"/>
+      <w:bookmarkEnd w:id="33"/>
     </w:p>
     <w:p>
       <w:pPr>
         <w:pStyle w:val="BITTextkrper"/>
-        <w:rPr>
-          <w:i/>
-          <w:iCs/>
-          <w:color w:val="A6A6A6" w:themeColor="background1" w:themeShade="A6"/>
-        </w:rPr>
-      </w:pPr>
-      <w:r>
-        <w:rPr>
-          <w:i/>
-          <w:iCs/>
-          <w:color w:val="A6A6A6" w:themeColor="background1" w:themeShade="A6"/>
-        </w:rPr>
-        <w:t>Comment le système s’intègre dans l’existant</w:t>
-      </w:r>
-    </w:p>
-    <w:p>
-      <w:pPr>
-        <w:pStyle w:val="Titre2"/>
-        <w:numPr>
-          <w:ilvl w:val="1"/>
-          <w:numId w:val="16"/>
-        </w:numPr>
-      </w:pPr>
-      <w:bookmarkStart w:id="36" w:name="_Toc250790984"/>
-      <w:bookmarkStart w:id="37" w:name="_Toc229465355"/>
-      <w:r>
-        <w:t>Concept d‘implémentation</w:t>
-      </w:r>
-      <w:bookmarkEnd w:id="36"/>
-      <w:bookmarkEnd w:id="37"/>
+      </w:pPr>
+      <w:r>
+        <w:t xml:space="preserve">Un concept d’implémentation est </w:t>
+      </w:r>
+      <w:r>
+        <w:t>une planification des étapes à effectuer durant l’implémentations afin de s’assurer que lors de l’implémentation effective du système, le cahier des charges soit bien respecté.</w:t>
+      </w:r>
     </w:p>
     <w:p>
       <w:pPr>
         <w:pStyle w:val="BITTextkrper"/>
       </w:pPr>
       <w:r>
-        <w:t xml:space="preserve">Un concept d’implémentation est </w:t>
-      </w:r>
-      <w:r>
-        <w:t>une planification des étapes à effectuer durant l’implémentations afin de s’assurer que lors de l’implémentation effective du système, le cahier des charges soit bien respecté.</w:t>
+        <w:t>Le concept d’implémentation ci-dessous va donc me permettre de lister les dépendances entre les tâches à effectuer, et permettre une suite logique dans le travail.</w:t>
+      </w:r>
+      <w:r>
+        <w:t xml:space="preserve"> C’est en parti basé sur ceci que le concept de test sera basé.</w:t>
+      </w:r>
+      <w:r>
+        <w:t xml:space="preserve"> Chaque entrée dans le tableau, dépend du bon déroulement de l’entrée du dessus</w:t>
+      </w:r>
+      <w:r>
+        <w:t>.</w:t>
       </w:r>
     </w:p>
     <w:p>
@@ -10019,16 +10356,7 @@
         <w:pStyle w:val="BITTextkrper"/>
       </w:pPr>
       <w:r>
-        <w:t>Le concept d’implémentation ci-dessous va donc me permettre de lister les dépendances entre les tâches à effectuer, et permettre une suite logique dans le travail.</w:t>
-      </w:r>
-      <w:r>
-        <w:t xml:space="preserve"> C’est en parti basé sur ceci que le concept de test sera basé.</w:t>
-      </w:r>
-      <w:r>
-        <w:t xml:space="preserve"> Chaque entrée dans le tableau, dépend du bon déroulement de l’entrée du dessus</w:t>
-      </w:r>
-      <w:r>
-        <w:t>.</w:t>
+        <w:t>La documentation et les tests ne figurent pas directement dans le tableau, car les deux sont effectués tout du long du projet afin de ne pas oublier des informations qui pourraient être utiles</w:t>
       </w:r>
     </w:p>
     <w:tbl>
@@ -10401,6 +10729,7 @@
                 <w:b w:val="0"/>
                 <w:bCs w:val="0"/>
               </w:rPr>
+              <w:lastRenderedPageBreak/>
               <w:t>Configuration du stockage</w:t>
             </w:r>
           </w:p>
@@ -10443,11 +10772,16 @@
             <w:r>
               <w:t xml:space="preserve"> sont visibles, le </w:t>
             </w:r>
+            <w:proofErr w:type="spellStart"/>
             <w:r>
               <w:t>C</w:t>
             </w:r>
             <w:r>
-              <w:t xml:space="preserve">ephfs de même et chaque node a accès </w:t>
+              <w:t>ephfs</w:t>
+            </w:r>
+            <w:proofErr w:type="spellEnd"/>
+            <w:r>
+              <w:t xml:space="preserve"> de même et chaque node a accès </w:t>
             </w:r>
             <w:r>
               <w:t>aux différents pools</w:t>
@@ -10591,14 +10925,13 @@
           <w:numId w:val="16"/>
         </w:numPr>
       </w:pPr>
-      <w:bookmarkStart w:id="38" w:name="_Toc250790985"/>
-      <w:bookmarkStart w:id="39" w:name="_Toc229465356"/>
-      <w:r>
-        <w:lastRenderedPageBreak/>
+      <w:bookmarkStart w:id="34" w:name="_Toc250790985"/>
+      <w:bookmarkStart w:id="35" w:name="_Toc229477149"/>
+      <w:r>
         <w:t>Concept de formation</w:t>
       </w:r>
-      <w:bookmarkEnd w:id="38"/>
-      <w:bookmarkEnd w:id="39"/>
+      <w:bookmarkEnd w:id="34"/>
+      <w:bookmarkEnd w:id="35"/>
     </w:p>
     <w:p>
       <w:pPr>
@@ -10626,20 +10959,44 @@
           <w:numId w:val="16"/>
         </w:numPr>
       </w:pPr>
-      <w:bookmarkStart w:id="40" w:name="_Toc250790986"/>
-      <w:bookmarkStart w:id="41" w:name="_Toc229465357"/>
+      <w:bookmarkStart w:id="36" w:name="_Toc250790986"/>
+      <w:bookmarkStart w:id="37" w:name="_Toc229477150"/>
       <w:r>
         <w:t>Concept de tests</w:t>
       </w:r>
-      <w:bookmarkEnd w:id="40"/>
-      <w:bookmarkEnd w:id="41"/>
+      <w:bookmarkEnd w:id="36"/>
+      <w:bookmarkEnd w:id="37"/>
     </w:p>
     <w:p>
       <w:pPr>
         <w:pStyle w:val="BITTextkrper"/>
       </w:pPr>
       <w:r>
-        <w:t>Méthodes : blackbox, whitebox, tests unitaires, hardening, performance, failover</w:t>
+        <w:t xml:space="preserve">Méthodes : </w:t>
+      </w:r>
+      <w:proofErr w:type="spellStart"/>
+      <w:r>
+        <w:t>blackbox</w:t>
+      </w:r>
+      <w:proofErr w:type="spellEnd"/>
+      <w:r>
+        <w:t xml:space="preserve">, </w:t>
+      </w:r>
+      <w:proofErr w:type="spellStart"/>
+      <w:r>
+        <w:t>whitebox</w:t>
+      </w:r>
+      <w:proofErr w:type="spellEnd"/>
+      <w:r>
+        <w:t xml:space="preserve">, tests unitaires, </w:t>
+      </w:r>
+      <w:proofErr w:type="spellStart"/>
+      <w:r>
+        <w:t>hardening</w:t>
+      </w:r>
+      <w:proofErr w:type="spellEnd"/>
+      <w:r>
+        <w:t>, performance, failover</w:t>
       </w:r>
       <w:r>
         <w:t>, etc.</w:t>
@@ -10661,13 +11018,13 @@
           <w:numId w:val="16"/>
         </w:numPr>
       </w:pPr>
-      <w:bookmarkStart w:id="42" w:name="_Toc250790987"/>
-      <w:bookmarkStart w:id="43" w:name="_Toc229465358"/>
+      <w:bookmarkStart w:id="38" w:name="_Toc250790987"/>
+      <w:bookmarkStart w:id="39" w:name="_Toc229477151"/>
       <w:r>
         <w:t>Moyens nécessaires</w:t>
       </w:r>
-      <w:bookmarkEnd w:id="42"/>
-      <w:bookmarkEnd w:id="43"/>
+      <w:bookmarkEnd w:id="38"/>
+      <w:bookmarkEnd w:id="39"/>
     </w:p>
     <w:p>
       <w:pPr>
@@ -10762,8 +11119,8 @@
           <w:lang w:val="fr-CH"/>
         </w:rPr>
       </w:pPr>
-      <w:bookmarkStart w:id="44" w:name="_Toc250790988"/>
-      <w:bookmarkStart w:id="45" w:name="_Toc229465359"/>
+      <w:bookmarkStart w:id="40" w:name="_Toc250790988"/>
+      <w:bookmarkStart w:id="41" w:name="_Toc229477152"/>
       <w:r>
         <w:rPr>
           <w:lang w:val="fr-CH"/>
@@ -10771,8 +11128,8 @@
         <w:lastRenderedPageBreak/>
         <w:t>Réalisation</w:t>
       </w:r>
-      <w:bookmarkEnd w:id="44"/>
-      <w:bookmarkEnd w:id="45"/>
+      <w:bookmarkEnd w:id="40"/>
+      <w:bookmarkEnd w:id="41"/>
     </w:p>
     <w:p>
       <w:pPr>
@@ -10782,13 +11139,13 @@
           <w:numId w:val="16"/>
         </w:numPr>
       </w:pPr>
-      <w:bookmarkStart w:id="46" w:name="_Toc250790989"/>
-      <w:bookmarkStart w:id="47" w:name="_Toc229465360"/>
+      <w:bookmarkStart w:id="42" w:name="_Toc250790989"/>
+      <w:bookmarkStart w:id="43" w:name="_Toc229477153"/>
       <w:r>
         <w:t>Spécifications détaillées</w:t>
       </w:r>
-      <w:bookmarkEnd w:id="46"/>
-      <w:bookmarkEnd w:id="47"/>
+      <w:bookmarkEnd w:id="42"/>
+      <w:bookmarkEnd w:id="43"/>
     </w:p>
     <w:p>
       <w:pPr>
@@ -10816,13 +11173,13 @@
           <w:numId w:val="16"/>
         </w:numPr>
       </w:pPr>
-      <w:bookmarkStart w:id="48" w:name="_Toc250790990"/>
-      <w:bookmarkStart w:id="49" w:name="_Toc229465361"/>
+      <w:bookmarkStart w:id="44" w:name="_Toc250790990"/>
+      <w:bookmarkStart w:id="45" w:name="_Toc229477154"/>
       <w:r>
         <w:t>Design du système</w:t>
       </w:r>
-      <w:bookmarkEnd w:id="48"/>
-      <w:bookmarkEnd w:id="49"/>
+      <w:bookmarkEnd w:id="44"/>
+      <w:bookmarkEnd w:id="45"/>
     </w:p>
     <w:p>
       <w:pPr>
@@ -10845,24 +11202,24 @@
           <w:numId w:val="16"/>
         </w:numPr>
       </w:pPr>
-      <w:bookmarkStart w:id="50" w:name="_Toc114965606"/>
-      <w:bookmarkStart w:id="51" w:name="_Toc250790991"/>
-      <w:bookmarkStart w:id="52" w:name="_Toc229465362"/>
+      <w:bookmarkStart w:id="46" w:name="_Toc114965606"/>
+      <w:bookmarkStart w:id="47" w:name="_Toc250790991"/>
+      <w:bookmarkStart w:id="48" w:name="_Toc229477155"/>
       <w:r>
         <w:t>C</w:t>
       </w:r>
       <w:r>
         <w:t xml:space="preserve">onfiguration </w:t>
       </w:r>
-      <w:bookmarkEnd w:id="50"/>
-      <w:bookmarkEnd w:id="51"/>
+      <w:bookmarkEnd w:id="46"/>
+      <w:bookmarkEnd w:id="47"/>
       <w:r>
         <w:t xml:space="preserve">et mise en </w:t>
       </w:r>
       <w:r>
         <w:t>œuvre</w:t>
       </w:r>
-      <w:bookmarkEnd w:id="52"/>
+      <w:bookmarkEnd w:id="48"/>
     </w:p>
     <w:p>
       <w:pPr>
@@ -10876,7 +11233,7 @@
           <w:szCs w:val="22"/>
         </w:rPr>
       </w:pPr>
-      <w:bookmarkStart w:id="53" w:name="_Toc114965607"/>
+      <w:bookmarkStart w:id="49" w:name="_Toc114965607"/>
       <w:r>
         <w:rPr>
           <w:i/>
@@ -10894,6 +11251,7 @@
         </w:rPr>
         <w:t xml:space="preserve"> </w:t>
       </w:r>
+      <w:proofErr w:type="gramStart"/>
       <w:r>
         <w:rPr>
           <w:rStyle w:val="Hinweistext"/>
@@ -10903,7 +11261,19 @@
           <w:sz w:val="22"/>
           <w:szCs w:val="22"/>
         </w:rPr>
-        <w:t>Conseil: D’autres chapitres peuvent s’ajouter à cette partie en fonction du projet.</w:t>
+        <w:t>Conseil:</w:t>
+      </w:r>
+      <w:proofErr w:type="gramEnd"/>
+      <w:r>
+        <w:rPr>
+          <w:rStyle w:val="Hinweistext"/>
+          <w:i w:val="0"/>
+          <w:iCs/>
+          <w:color w:val="A6A6A6" w:themeColor="background1" w:themeShade="A6"/>
+          <w:sz w:val="22"/>
+          <w:szCs w:val="22"/>
+        </w:rPr>
+        <w:t xml:space="preserve"> D’autres chapitres peuvent s’ajouter à cette partie en fonction du projet.</w:t>
       </w:r>
     </w:p>
     <w:p>
@@ -10925,8 +11295,8 @@
           <w:lang w:val="fr-CH"/>
         </w:rPr>
       </w:pPr>
-      <w:bookmarkStart w:id="54" w:name="_Toc250790992"/>
-      <w:bookmarkStart w:id="55" w:name="_Toc229465363"/>
+      <w:bookmarkStart w:id="50" w:name="_Toc250790992"/>
+      <w:bookmarkStart w:id="51" w:name="_Toc229477156"/>
       <w:r>
         <w:rPr>
           <w:lang w:val="fr-CH"/>
@@ -10940,15 +11310,15 @@
         </w:rPr>
         <w:t>est</w:t>
       </w:r>
-      <w:bookmarkEnd w:id="53"/>
-      <w:bookmarkEnd w:id="54"/>
+      <w:bookmarkEnd w:id="49"/>
+      <w:bookmarkEnd w:id="50"/>
       <w:r>
         <w:rPr>
           <w:lang w:val="fr-CH"/>
         </w:rPr>
         <w:t>s</w:t>
       </w:r>
-      <w:bookmarkEnd w:id="55"/>
+      <w:bookmarkEnd w:id="51"/>
     </w:p>
     <w:p>
       <w:pPr>
@@ -10958,13 +11328,13 @@
           <w:numId w:val="16"/>
         </w:numPr>
       </w:pPr>
-      <w:bookmarkStart w:id="56" w:name="_Toc250790993"/>
-      <w:bookmarkStart w:id="57" w:name="_Toc229465364"/>
+      <w:bookmarkStart w:id="52" w:name="_Toc250790993"/>
+      <w:bookmarkStart w:id="53" w:name="_Toc229477157"/>
       <w:r>
         <w:t>Procédure de test</w:t>
       </w:r>
-      <w:bookmarkEnd w:id="56"/>
-      <w:bookmarkEnd w:id="57"/>
+      <w:bookmarkEnd w:id="52"/>
+      <w:bookmarkEnd w:id="53"/>
     </w:p>
     <w:p>
       <w:pPr>
@@ -10990,8 +11360,8 @@
           <w:numId w:val="16"/>
         </w:numPr>
       </w:pPr>
-      <w:bookmarkStart w:id="58" w:name="_Toc250790994"/>
-      <w:bookmarkStart w:id="59" w:name="_Toc229465365"/>
+      <w:bookmarkStart w:id="54" w:name="_Toc250790994"/>
+      <w:bookmarkStart w:id="55" w:name="_Toc229477158"/>
       <w:r>
         <w:t>Protocol</w:t>
       </w:r>
@@ -11001,8 +11371,8 @@
       <w:r>
         <w:t xml:space="preserve"> de test</w:t>
       </w:r>
-      <w:bookmarkEnd w:id="58"/>
-      <w:bookmarkEnd w:id="59"/>
+      <w:bookmarkEnd w:id="54"/>
+      <w:bookmarkEnd w:id="55"/>
     </w:p>
     <w:tbl>
       <w:tblPr>
@@ -11249,13 +11619,13 @@
           <w:numId w:val="16"/>
         </w:numPr>
       </w:pPr>
-      <w:bookmarkStart w:id="60" w:name="_Toc250790995"/>
-      <w:bookmarkStart w:id="61" w:name="_Toc229465366"/>
+      <w:bookmarkStart w:id="56" w:name="_Toc250790995"/>
+      <w:bookmarkStart w:id="57" w:name="_Toc229477159"/>
       <w:r>
         <w:t>Signature du protocole de test</w:t>
       </w:r>
-      <w:bookmarkEnd w:id="60"/>
-      <w:bookmarkEnd w:id="61"/>
+      <w:bookmarkEnd w:id="56"/>
+      <w:bookmarkEnd w:id="57"/>
     </w:p>
     <w:tbl>
       <w:tblPr>
@@ -11400,8 +11770,8 @@
           <w:lang w:val="fr-CH"/>
         </w:rPr>
       </w:pPr>
-      <w:bookmarkStart w:id="62" w:name="_Toc250790996"/>
-      <w:bookmarkStart w:id="63" w:name="_Toc229465367"/>
+      <w:bookmarkStart w:id="58" w:name="_Toc250790996"/>
+      <w:bookmarkStart w:id="59" w:name="_Toc229477160"/>
       <w:r>
         <w:rPr>
           <w:lang w:val="fr-CH"/>
@@ -11415,7 +11785,7 @@
         </w:rPr>
         <w:t xml:space="preserve"> et perspectives</w:t>
       </w:r>
-      <w:bookmarkEnd w:id="63"/>
+      <w:bookmarkEnd w:id="59"/>
     </w:p>
     <w:p>
       <w:pPr>
@@ -11426,11 +11796,11 @@
       <w:pPr>
         <w:pStyle w:val="Titre2"/>
       </w:pPr>
-      <w:bookmarkStart w:id="64" w:name="_Toc229465368"/>
+      <w:bookmarkStart w:id="60" w:name="_Toc229477161"/>
       <w:r>
         <w:t>Évaluation des objectifs</w:t>
       </w:r>
-      <w:bookmarkEnd w:id="64"/>
+      <w:bookmarkEnd w:id="60"/>
     </w:p>
     <w:p>
       <w:pPr>
@@ -11454,11 +11824,11 @@
       <w:pPr>
         <w:pStyle w:val="Titre2"/>
       </w:pPr>
-      <w:bookmarkStart w:id="65" w:name="_Toc229465369"/>
+      <w:bookmarkStart w:id="61" w:name="_Toc229477162"/>
       <w:r>
         <w:t>Améliorations possibles</w:t>
       </w:r>
-      <w:bookmarkEnd w:id="65"/>
+      <w:bookmarkEnd w:id="61"/>
     </w:p>
     <w:p>
       <w:pPr>
@@ -11697,11 +12067,11 @@
       <w:pPr>
         <w:pStyle w:val="Titre2"/>
       </w:pPr>
-      <w:bookmarkStart w:id="66" w:name="_Toc229465370"/>
+      <w:bookmarkStart w:id="62" w:name="_Toc229477163"/>
       <w:r>
         <w:t>Auto-évaluation</w:t>
       </w:r>
-      <w:bookmarkEnd w:id="66"/>
+      <w:bookmarkEnd w:id="62"/>
     </w:p>
     <w:p>
       <w:pPr>
@@ -11840,7 +12210,7 @@
           <w:lang w:val="fr-CH"/>
         </w:rPr>
       </w:pPr>
-      <w:bookmarkStart w:id="67" w:name="_Toc229465371"/>
+      <w:bookmarkStart w:id="63" w:name="_Toc229477164"/>
       <w:r>
         <w:rPr>
           <w:lang w:val="fr-CH"/>
@@ -11860,8 +12230,8 @@
         </w:rPr>
         <w:t>iste des sources et références</w:t>
       </w:r>
-      <w:bookmarkEnd w:id="62"/>
-      <w:bookmarkEnd w:id="67"/>
+      <w:bookmarkEnd w:id="58"/>
+      <w:bookmarkEnd w:id="63"/>
     </w:p>
     <w:sdt>
       <w:sdtPr>
@@ -11893,8 +12263,26 @@
               <w:rFonts w:cs="Arial"/>
               <w:color w:val="000000"/>
             </w:rPr>
-            <w:t xml:space="preserve">Ansible Project Contributors. (2026, April 20). </w:t>
+            <w:t xml:space="preserve">Ansible Project </w:t>
           </w:r>
+          <w:proofErr w:type="spellStart"/>
+          <w:r>
+            <w:rPr>
+              <w:rFonts w:cs="Arial"/>
+              <w:color w:val="000000"/>
+            </w:rPr>
+            <w:t>Contributors</w:t>
+          </w:r>
+          <w:proofErr w:type="spellEnd"/>
+          <w:r>
+            <w:rPr>
+              <w:rFonts w:cs="Arial"/>
+              <w:color w:val="000000"/>
+            </w:rPr>
+            <w:t xml:space="preserve">. (2026, April 20). </w:t>
+          </w:r>
+          <w:proofErr w:type="spellStart"/>
+          <w:proofErr w:type="gramStart"/>
           <w:r>
             <w:rPr>
               <w:rFonts w:cs="Arial"/>
@@ -11902,7 +12290,18 @@
               <w:iCs/>
               <w:color w:val="000000"/>
             </w:rPr>
-            <w:t>community.proxmox — Ansible Community Documentation</w:t>
+            <w:t>community.proxmox</w:t>
+          </w:r>
+          <w:proofErr w:type="spellEnd"/>
+          <w:proofErr w:type="gramEnd"/>
+          <w:r>
+            <w:rPr>
+              <w:rFonts w:cs="Arial"/>
+              <w:i/>
+              <w:iCs/>
+              <w:color w:val="000000"/>
+            </w:rPr>
+            <w:t xml:space="preserve"> — Ansible Community Documentation</w:t>
           </w:r>
           <w:r>
             <w:rPr>
@@ -11958,13 +12357,26 @@
               <w:color w:val="000000"/>
             </w:rPr>
           </w:pPr>
+          <w:proofErr w:type="spellStart"/>
+          <w:proofErr w:type="gramStart"/>
           <w:r>
             <w:rPr>
               <w:rFonts w:cs="Arial"/>
               <w:color w:val="000000"/>
             </w:rPr>
-            <w:t xml:space="preserve">bpg, &amp; 153 contributeurs. (2019, December 7). </w:t>
+            <w:t>bpg</w:t>
           </w:r>
+          <w:proofErr w:type="spellEnd"/>
+          <w:proofErr w:type="gramEnd"/>
+          <w:r>
+            <w:rPr>
+              <w:rFonts w:cs="Arial"/>
+              <w:color w:val="000000"/>
+            </w:rPr>
+            <w:t xml:space="preserve">, &amp; 153 contributeurs. (2019, December 7). </w:t>
+          </w:r>
+          <w:proofErr w:type="spellStart"/>
+          <w:proofErr w:type="gramStart"/>
           <w:r>
             <w:rPr>
               <w:rFonts w:cs="Arial"/>
@@ -11972,7 +12384,89 @@
               <w:iCs/>
               <w:color w:val="000000"/>
             </w:rPr>
-            <w:t>bpg/terraform-provider-proxmox: Terraform / OpenTofu Provider for Proxmox VE</w:t>
+            <w:t>bpg</w:t>
+          </w:r>
+          <w:proofErr w:type="spellEnd"/>
+          <w:proofErr w:type="gramEnd"/>
+          <w:r>
+            <w:rPr>
+              <w:rFonts w:cs="Arial"/>
+              <w:i/>
+              <w:iCs/>
+              <w:color w:val="000000"/>
+            </w:rPr>
+            <w:t>/</w:t>
+          </w:r>
+          <w:proofErr w:type="spellStart"/>
+          <w:r>
+            <w:rPr>
+              <w:rFonts w:cs="Arial"/>
+              <w:i/>
+              <w:iCs/>
+              <w:color w:val="000000"/>
+            </w:rPr>
+            <w:t>terraform</w:t>
+          </w:r>
+          <w:proofErr w:type="spellEnd"/>
+          <w:r>
+            <w:rPr>
+              <w:rFonts w:cs="Arial"/>
+              <w:i/>
+              <w:iCs/>
+              <w:color w:val="000000"/>
+            </w:rPr>
+            <w:t>-provider-</w:t>
+          </w:r>
+          <w:proofErr w:type="spellStart"/>
+          <w:proofErr w:type="gramStart"/>
+          <w:r>
+            <w:rPr>
+              <w:rFonts w:cs="Arial"/>
+              <w:i/>
+              <w:iCs/>
+              <w:color w:val="000000"/>
+            </w:rPr>
+            <w:t>proxmox</w:t>
+          </w:r>
+          <w:proofErr w:type="spellEnd"/>
+          <w:r>
+            <w:rPr>
+              <w:rFonts w:cs="Arial"/>
+              <w:i/>
+              <w:iCs/>
+              <w:color w:val="000000"/>
+            </w:rPr>
+            <w:t>:</w:t>
+          </w:r>
+          <w:proofErr w:type="gramEnd"/>
+          <w:r>
+            <w:rPr>
+              <w:rFonts w:cs="Arial"/>
+              <w:i/>
+              <w:iCs/>
+              <w:color w:val="000000"/>
+            </w:rPr>
+            <w:t xml:space="preserve"> Terraform / </w:t>
+          </w:r>
+          <w:proofErr w:type="spellStart"/>
+          <w:r>
+            <w:rPr>
+              <w:rFonts w:cs="Arial"/>
+              <w:i/>
+              <w:iCs/>
+              <w:color w:val="000000"/>
+            </w:rPr>
+            <w:t>OpenTofu</w:t>
+          </w:r>
+          <w:proofErr w:type="spellEnd"/>
+          <w:r>
+            <w:rPr>
+              <w:rFonts w:cs="Arial"/>
+              <w:i/>
+              <w:iCs/>
+              <w:color w:val="000000"/>
+            </w:rPr>
+            <w:t xml:space="preserve"> Provider for Proxmox VE</w:t>
           </w:r>
           <w:r>
             <w:rPr>
@@ -12034,7 +12528,32 @@
               <w:rFonts w:cs="Arial"/>
               <w:color w:val="000000"/>
             </w:rPr>
-            <w:t xml:space="preserve">Hashicorp. (n.d.). </w:t>
+            <w:t>Hashicorp. (</w:t>
+          </w:r>
+          <w:proofErr w:type="spellStart"/>
+          <w:proofErr w:type="gramStart"/>
+          <w:r>
+            <w:rPr>
+              <w:rFonts w:cs="Arial"/>
+              <w:color w:val="000000"/>
+            </w:rPr>
+            <w:t>n.d</w:t>
+          </w:r>
+          <w:proofErr w:type="spellEnd"/>
+          <w:r>
+            <w:rPr>
+              <w:rFonts w:cs="Arial"/>
+              <w:color w:val="000000"/>
+            </w:rPr>
+            <w:t>.</w:t>
+          </w:r>
+          <w:proofErr w:type="gramEnd"/>
+          <w:r>
+            <w:rPr>
+              <w:rFonts w:cs="Arial"/>
+              <w:color w:val="000000"/>
+            </w:rPr>
+            <w:t xml:space="preserve">). </w:t>
           </w:r>
           <w:r>
             <w:rPr>
@@ -12043,8 +12562,59 @@
               <w:iCs/>
               <w:color w:val="000000"/>
             </w:rPr>
-            <w:t>Terraform overview | Terraform | HashiCorp Developer</w:t>
+            <w:t xml:space="preserve">Terraform </w:t>
           </w:r>
+          <w:proofErr w:type="spellStart"/>
+          <w:r>
+            <w:rPr>
+              <w:rFonts w:cs="Arial"/>
+              <w:i/>
+              <w:iCs/>
+              <w:color w:val="000000"/>
+            </w:rPr>
+            <w:t>overview</w:t>
+          </w:r>
+          <w:proofErr w:type="spellEnd"/>
+          <w:r>
+            <w:rPr>
+              <w:rFonts w:cs="Arial"/>
+              <w:i/>
+              <w:iCs/>
+              <w:color w:val="000000"/>
+            </w:rPr>
+            <w:t xml:space="preserve"> | Terraform | </w:t>
+          </w:r>
+          <w:proofErr w:type="spellStart"/>
+          <w:r>
+            <w:rPr>
+              <w:rFonts w:cs="Arial"/>
+              <w:i/>
+              <w:iCs/>
+              <w:color w:val="000000"/>
+            </w:rPr>
+            <w:t>HashiCorp</w:t>
+          </w:r>
+          <w:proofErr w:type="spellEnd"/>
+          <w:r>
+            <w:rPr>
+              <w:rFonts w:cs="Arial"/>
+              <w:i/>
+              <w:iCs/>
+              <w:color w:val="000000"/>
+            </w:rPr>
+            <w:t xml:space="preserve"> </w:t>
+          </w:r>
+          <w:proofErr w:type="spellStart"/>
+          <w:r>
+            <w:rPr>
+              <w:rFonts w:cs="Arial"/>
+              <w:i/>
+              <w:iCs/>
+              <w:color w:val="000000"/>
+            </w:rPr>
+            <w:t>Developer</w:t>
+          </w:r>
+          <w:proofErr w:type="spellEnd"/>
           <w:r>
             <w:rPr>
               <w:rFonts w:cs="Arial"/>
@@ -12052,13 +12622,41 @@
             </w:rPr>
             <w:t xml:space="preserve">. </w:t>
           </w:r>
+          <w:proofErr w:type="spellStart"/>
           <w:r>
             <w:rPr>
               <w:rFonts w:cs="Arial"/>
               <w:color w:val="000000"/>
               <w:lang w:val="de-CH"/>
             </w:rPr>
-            <w:t>Retrieved March 31, 2026, from https://developer.hashicorp.com/terraform/docs</w:t>
+            <w:t>Retrieved</w:t>
+          </w:r>
+          <w:proofErr w:type="spellEnd"/>
+          <w:r>
+            <w:rPr>
+              <w:rFonts w:cs="Arial"/>
+              <w:color w:val="000000"/>
+              <w:lang w:val="de-CH"/>
+            </w:rPr>
+            <w:t xml:space="preserve"> March 31, 2026, </w:t>
+          </w:r>
+          <w:proofErr w:type="spellStart"/>
+          <w:r>
+            <w:rPr>
+              <w:rFonts w:cs="Arial"/>
+              <w:color w:val="000000"/>
+              <w:lang w:val="de-CH"/>
+            </w:rPr>
+            <w:t>from</w:t>
+          </w:r>
+          <w:proofErr w:type="spellEnd"/>
+          <w:r>
+            <w:rPr>
+              <w:rFonts w:cs="Arial"/>
+              <w:color w:val="000000"/>
+              <w:lang w:val="de-CH"/>
+            </w:rPr>
+            <w:t xml:space="preserve"> https://developer.hashicorp.com/terraform/docs</w:t>
           </w:r>
         </w:p>
         <w:p>
@@ -12097,7 +12695,25 @@
               <w:color w:val="000000"/>
               <w:lang w:val="de-CH"/>
             </w:rPr>
-            <w:t xml:space="preserve"> (S. Schwab, L. Meuwly, &amp; S. Nuoffer, Trans.). https://2026.pkorg.ch/dokument/2530/view</w:t>
+            <w:t xml:space="preserve"> (S. Schwab, L. Meuwly, &amp; S. </w:t>
+          </w:r>
+          <w:proofErr w:type="spellStart"/>
+          <w:r>
+            <w:rPr>
+              <w:rFonts w:cs="Arial"/>
+              <w:color w:val="000000"/>
+              <w:lang w:val="de-CH"/>
+            </w:rPr>
+            <w:t>Nuoffer</w:t>
+          </w:r>
+          <w:proofErr w:type="spellEnd"/>
+          <w:r>
+            <w:rPr>
+              <w:rFonts w:cs="Arial"/>
+              <w:color w:val="000000"/>
+              <w:lang w:val="de-CH"/>
+            </w:rPr>
+            <w:t>, Trans.). https://2026.pkorg.ch/dokument/2530/view</w:t>
           </w:r>
         </w:p>
         <w:p>
@@ -12118,8 +12734,27 @@
               <w:color w:val="000000"/>
               <w:lang w:val="de-CH"/>
             </w:rPr>
-            <w:t xml:space="preserve">Josh Noll. (2024, January 16). </w:t>
+            <w:t xml:space="preserve">Josh Noll. (2024, </w:t>
           </w:r>
+          <w:proofErr w:type="spellStart"/>
+          <w:r>
+            <w:rPr>
+              <w:rFonts w:cs="Arial"/>
+              <w:color w:val="000000"/>
+              <w:lang w:val="de-CH"/>
+            </w:rPr>
+            <w:t>January</w:t>
+          </w:r>
+          <w:proofErr w:type="spellEnd"/>
+          <w:r>
+            <w:rPr>
+              <w:rFonts w:cs="Arial"/>
+              <w:color w:val="000000"/>
+              <w:lang w:val="de-CH"/>
+            </w:rPr>
+            <w:t xml:space="preserve"> 16). </w:t>
+          </w:r>
+          <w:proofErr w:type="spellStart"/>
           <w:r>
             <w:rPr>
               <w:rFonts w:cs="Arial"/>
@@ -12128,7 +12763,62 @@
               <w:color w:val="000000"/>
               <w:lang w:val="de-CH"/>
             </w:rPr>
-            <w:t>Deploying Proxmox VMs with Ansible — Josh Noll</w:t>
+            <w:t>Deploying</w:t>
+          </w:r>
+          <w:proofErr w:type="spellEnd"/>
+          <w:r>
+            <w:rPr>
+              <w:rFonts w:cs="Arial"/>
+              <w:i/>
+              <w:iCs/>
+              <w:color w:val="000000"/>
+              <w:lang w:val="de-CH"/>
+            </w:rPr>
+            <w:t xml:space="preserve"> Proxmox VMs </w:t>
+          </w:r>
+          <w:proofErr w:type="spellStart"/>
+          <w:r>
+            <w:rPr>
+              <w:rFonts w:cs="Arial"/>
+              <w:i/>
+              <w:iCs/>
+              <w:color w:val="000000"/>
+              <w:lang w:val="de-CH"/>
+            </w:rPr>
+            <w:t>with</w:t>
+          </w:r>
+          <w:proofErr w:type="spellEnd"/>
+          <w:r>
+            <w:rPr>
+              <w:rFonts w:cs="Arial"/>
+              <w:i/>
+              <w:iCs/>
+              <w:color w:val="000000"/>
+              <w:lang w:val="de-CH"/>
+            </w:rPr>
+            <w:t xml:space="preserve"> </w:t>
+          </w:r>
+          <w:proofErr w:type="spellStart"/>
+          <w:r>
+            <w:rPr>
+              <w:rFonts w:cs="Arial"/>
+              <w:i/>
+              <w:iCs/>
+              <w:color w:val="000000"/>
+              <w:lang w:val="de-CH"/>
+            </w:rPr>
+            <w:t>Ansible</w:t>
+          </w:r>
+          <w:proofErr w:type="spellEnd"/>
+          <w:r>
+            <w:rPr>
+              <w:rFonts w:cs="Arial"/>
+              <w:i/>
+              <w:iCs/>
+              <w:color w:val="000000"/>
+              <w:lang w:val="de-CH"/>
+            </w:rPr>
+            <w:t xml:space="preserve"> — Josh Noll</w:t>
           </w:r>
           <w:r>
             <w:rPr>
@@ -12157,6 +12847,7 @@
             </w:rPr>
             <w:t xml:space="preserve">Jurka007. (2023, June 23). </w:t>
           </w:r>
+          <w:proofErr w:type="gramStart"/>
           <w:r>
             <w:rPr>
               <w:rFonts w:cs="Arial"/>
@@ -12164,14 +12855,71 @@
               <w:iCs/>
               <w:color w:val="000000"/>
             </w:rPr>
-            <w:t>Proxmox: “net” do not configure network card · Issue #21 · ansible-collections/community.proxmox</w:t>
+            <w:t>Proxmox:</w:t>
           </w:r>
+          <w:proofErr w:type="gramEnd"/>
+          <w:r>
+            <w:rPr>
+              <w:rFonts w:cs="Arial"/>
+              <w:i/>
+              <w:iCs/>
+              <w:color w:val="000000"/>
+            </w:rPr>
+            <w:t xml:space="preserve"> “net” do not configure network </w:t>
+          </w:r>
+          <w:proofErr w:type="spellStart"/>
+          <w:r>
+            <w:rPr>
+              <w:rFonts w:cs="Arial"/>
+              <w:i/>
+              <w:iCs/>
+              <w:color w:val="000000"/>
+            </w:rPr>
+            <w:t>card</w:t>
+          </w:r>
+          <w:proofErr w:type="spellEnd"/>
+          <w:r>
+            <w:rPr>
+              <w:rFonts w:cs="Arial"/>
+              <w:i/>
+              <w:iCs/>
+              <w:color w:val="000000"/>
+            </w:rPr>
+            <w:t xml:space="preserve"> · Issue #21 · ansible-collections/</w:t>
+          </w:r>
+          <w:proofErr w:type="spellStart"/>
+          <w:r>
+            <w:rPr>
+              <w:rFonts w:cs="Arial"/>
+              <w:i/>
+              <w:iCs/>
+              <w:color w:val="000000"/>
+            </w:rPr>
+            <w:t>community.proxmox</w:t>
+          </w:r>
+          <w:proofErr w:type="spellEnd"/>
           <w:r>
             <w:rPr>
               <w:rFonts w:cs="Arial"/>
               <w:color w:val="000000"/>
             </w:rPr>
-            <w:t>. Github. https://github.com/ansible-collections/community.proxmox/issues/21#issuecomment-2884820921</w:t>
+            <w:t xml:space="preserve">. </w:t>
+          </w:r>
+          <w:proofErr w:type="spellStart"/>
+          <w:r>
+            <w:rPr>
+              <w:rFonts w:cs="Arial"/>
+              <w:color w:val="000000"/>
+            </w:rPr>
+            <w:t>Github</w:t>
+          </w:r>
+          <w:proofErr w:type="spellEnd"/>
+          <w:r>
+            <w:rPr>
+              <w:rFonts w:cs="Arial"/>
+              <w:color w:val="000000"/>
+            </w:rPr>
+            <w:t>. https://github.com/ansible-collections/community.proxmox/issues/21#issuecomment-2884820921</w:t>
           </w:r>
         </w:p>
         <w:p>
@@ -12325,13 +13073,39 @@
               <w:color w:val="000000"/>
             </w:rPr>
           </w:pPr>
+          <w:proofErr w:type="spellStart"/>
           <w:r>
             <w:rPr>
               <w:rFonts w:cs="Arial"/>
               <w:color w:val="000000"/>
             </w:rPr>
-            <w:t xml:space="preserve">Telmate, &amp; 108 contributeurs. (2017, February 7). </w:t>
+            <w:t>Telmate</w:t>
           </w:r>
+          <w:proofErr w:type="spellEnd"/>
+          <w:r>
+            <w:rPr>
+              <w:rFonts w:cs="Arial"/>
+              <w:color w:val="000000"/>
+            </w:rPr>
+            <w:t xml:space="preserve">, &amp; 108 contributeurs. (2017, </w:t>
+          </w:r>
+          <w:proofErr w:type="spellStart"/>
+          <w:r>
+            <w:rPr>
+              <w:rFonts w:cs="Arial"/>
+              <w:color w:val="000000"/>
+            </w:rPr>
+            <w:t>February</w:t>
+          </w:r>
+          <w:proofErr w:type="spellEnd"/>
+          <w:r>
+            <w:rPr>
+              <w:rFonts w:cs="Arial"/>
+              <w:color w:val="000000"/>
+            </w:rPr>
+            <w:t xml:space="preserve"> 7). </w:t>
+          </w:r>
+          <w:proofErr w:type="spellStart"/>
           <w:r>
             <w:rPr>
               <w:rFonts w:cs="Arial"/>
@@ -12339,7 +13113,37 @@
               <w:iCs/>
               <w:color w:val="000000"/>
             </w:rPr>
-            <w:t>Telmate/proxmox-api-go</w:t>
+            <w:t>Telmate</w:t>
+          </w:r>
+          <w:proofErr w:type="spellEnd"/>
+          <w:r>
+            <w:rPr>
+              <w:rFonts w:cs="Arial"/>
+              <w:i/>
+              <w:iCs/>
+              <w:color w:val="000000"/>
+            </w:rPr>
+            <w:t>/</w:t>
+          </w:r>
+          <w:proofErr w:type="spellStart"/>
+          <w:r>
+            <w:rPr>
+              <w:rFonts w:cs="Arial"/>
+              <w:i/>
+              <w:iCs/>
+              <w:color w:val="000000"/>
+            </w:rPr>
+            <w:t>proxmox</w:t>
+          </w:r>
+          <w:proofErr w:type="spellEnd"/>
+          <w:r>
+            <w:rPr>
+              <w:rFonts w:cs="Arial"/>
+              <w:i/>
+              <w:iCs/>
+              <w:color w:val="000000"/>
+            </w:rPr>
+            <w:t>-api-go</w:t>
           </w:r>
           <w:r>
             <w:rPr>
@@ -12385,9 +13189,9 @@
           <w:lang w:val="fr-CH"/>
         </w:rPr>
       </w:pPr>
-      <w:bookmarkStart w:id="68" w:name="_Toc114965612"/>
-      <w:bookmarkStart w:id="69" w:name="_Toc250790997"/>
-      <w:bookmarkStart w:id="70" w:name="_Toc229465372"/>
+      <w:bookmarkStart w:id="64" w:name="_Toc114965612"/>
+      <w:bookmarkStart w:id="65" w:name="_Toc250790997"/>
+      <w:bookmarkStart w:id="66" w:name="_Toc229477165"/>
       <w:r>
         <w:rPr>
           <w:lang w:val="fr-CH"/>
@@ -12407,15 +13211,15 @@
         </w:rPr>
         <w:t>r</w:t>
       </w:r>
-      <w:bookmarkEnd w:id="68"/>
+      <w:bookmarkEnd w:id="64"/>
       <w:r>
         <w:rPr>
           <w:lang w:val="fr-CH"/>
         </w:rPr>
         <w:t>e</w:t>
       </w:r>
-      <w:bookmarkEnd w:id="69"/>
-      <w:bookmarkEnd w:id="70"/>
+      <w:bookmarkEnd w:id="65"/>
+      <w:bookmarkEnd w:id="66"/>
       <w:r>
         <w:rPr>
           <w:lang w:val="fr-CH"/>
@@ -12428,8 +13232,18 @@
           <w:i w:val="0"/>
           <w:lang w:val="fr-CH"/>
         </w:rPr>
-        <w:t>trier par ordre alphabetique</w:t>
-      </w:r>
+        <w:t xml:space="preserve">trier par ordre </w:t>
+      </w:r>
+      <w:proofErr w:type="spellStart"/>
+      <w:r>
+        <w:rPr>
+          <w:rStyle w:val="Hinweistext"/>
+          <w:i w:val="0"/>
+          <w:lang w:val="fr-CH"/>
+        </w:rPr>
+        <w:t>alphabetique</w:t>
+      </w:r>
+      <w:proofErr w:type="spellEnd"/>
     </w:p>
     <w:tbl>
       <w:tblPr>
@@ -12644,8 +13458,8 @@
           <w:lang w:val="fr-CH"/>
         </w:rPr>
       </w:pPr>
-      <w:bookmarkStart w:id="71" w:name="_Toc250790998"/>
-      <w:bookmarkStart w:id="72" w:name="_Toc229465373"/>
+      <w:bookmarkStart w:id="67" w:name="_Toc250790998"/>
+      <w:bookmarkStart w:id="68" w:name="_Toc229477166"/>
       <w:r>
         <w:rPr>
           <w:lang w:val="fr-CH"/>
@@ -12653,8 +13467,8 @@
         <w:lastRenderedPageBreak/>
         <w:t>Signatures</w:t>
       </w:r>
-      <w:bookmarkEnd w:id="71"/>
-      <w:bookmarkEnd w:id="72"/>
+      <w:bookmarkEnd w:id="67"/>
+      <w:bookmarkEnd w:id="68"/>
     </w:p>
     <w:p>
       <w:pPr>
@@ -12868,8 +13682,8 @@
           <w:lang w:val="fr-CH"/>
         </w:rPr>
       </w:pPr>
-      <w:bookmarkStart w:id="73" w:name="_Toc250790999"/>
-      <w:bookmarkStart w:id="74" w:name="_Toc229465374"/>
+      <w:bookmarkStart w:id="69" w:name="_Toc250790999"/>
+      <w:bookmarkStart w:id="70" w:name="_Toc229477167"/>
       <w:r>
         <w:rPr>
           <w:lang w:val="fr-CH"/>
@@ -12877,8 +13691,8 @@
         <w:lastRenderedPageBreak/>
         <w:t>Annexes</w:t>
       </w:r>
-      <w:bookmarkEnd w:id="73"/>
-      <w:bookmarkEnd w:id="74"/>
+      <w:bookmarkEnd w:id="69"/>
+      <w:bookmarkEnd w:id="70"/>
     </w:p>
     <w:p>
       <w:pPr>
@@ -12943,6 +13757,7 @@
         </w:rPr>
         <w:t xml:space="preserve">, </w:t>
       </w:r>
+      <w:proofErr w:type="gramStart"/>
       <w:r>
         <w:rPr>
           <w:rStyle w:val="Hinweistext"/>
@@ -12959,8 +13774,9 @@
           <w:sz w:val="22"/>
           <w:szCs w:val="22"/>
         </w:rPr>
-        <w:t xml:space="preserve">.: </w:t>
-      </w:r>
+        <w:t>.:</w:t>
+      </w:r>
+      <w:proofErr w:type="gramEnd"/>
       <w:r>
         <w:rPr>
           <w:rStyle w:val="Hinweistext"/>
@@ -12968,28 +13784,29 @@
           <w:sz w:val="22"/>
           <w:szCs w:val="22"/>
         </w:rPr>
-        <w:t>spécifier complètement et annexer à la documentation.</w:t>
-      </w:r>
-    </w:p>
-    <w:p>
-      <w:pPr>
-        <w:pStyle w:val="BITTextkrper"/>
+        <w:t xml:space="preserve"> </w:t>
+      </w:r>
+      <w:r>
         <w:rPr>
           <w:rStyle w:val="Hinweistext"/>
           <w:i w:val="0"/>
           <w:sz w:val="22"/>
           <w:szCs w:val="22"/>
         </w:rPr>
-      </w:pPr>
-      <w:r>
+        <w:t>spécifier complètement et annexer à la documentation.</w:t>
+      </w:r>
+    </w:p>
+    <w:p>
+      <w:pPr>
+        <w:pStyle w:val="BITTextkrper"/>
         <w:rPr>
           <w:rStyle w:val="Hinweistext"/>
           <w:i w:val="0"/>
           <w:sz w:val="22"/>
           <w:szCs w:val="22"/>
         </w:rPr>
-        <w:t xml:space="preserve">Listings </w:t>
-      </w:r>
+      </w:pPr>
+      <w:proofErr w:type="gramStart"/>
       <w:r>
         <w:rPr>
           <w:rStyle w:val="Hinweistext"/>
@@ -12997,8 +13814,9 @@
           <w:sz w:val="22"/>
           <w:szCs w:val="22"/>
         </w:rPr>
-        <w:t>de scripts et programmes</w:t>
-      </w:r>
+        <w:t>Listings</w:t>
+      </w:r>
+      <w:proofErr w:type="gramEnd"/>
       <w:r>
         <w:rPr>
           <w:rStyle w:val="Hinweistext"/>
@@ -13006,7 +13824,7 @@
           <w:sz w:val="22"/>
           <w:szCs w:val="22"/>
         </w:rPr>
-        <w:t xml:space="preserve">. </w:t>
+        <w:t xml:space="preserve"> </w:t>
       </w:r>
       <w:r>
         <w:rPr>
@@ -13015,19 +13833,17 @@
           <w:sz w:val="22"/>
           <w:szCs w:val="22"/>
         </w:rPr>
-        <w:t xml:space="preserve">Le travail fourni par la candidate ou le candidat doit être entièrement documenté. Omettre le code généré automatiquement s’il n’est pas nécessaire à la compréhension. </w:t>
-      </w:r>
-    </w:p>
-    <w:p>
-      <w:pPr>
-        <w:pStyle w:val="BITTextkrper"/>
+        <w:t>de scripts et programmes</w:t>
+      </w:r>
+      <w:r>
         <w:rPr>
           <w:rStyle w:val="Hinweistext"/>
           <w:i w:val="0"/>
           <w:sz w:val="22"/>
           <w:szCs w:val="22"/>
         </w:rPr>
-      </w:pPr>
+        <w:t xml:space="preserve">. </w:t>
+      </w:r>
       <w:r>
         <w:rPr>
           <w:rStyle w:val="Hinweistext"/>
@@ -13035,6 +13851,26 @@
           <w:sz w:val="22"/>
           <w:szCs w:val="22"/>
         </w:rPr>
+        <w:t xml:space="preserve">Le travail fourni par la candidate ou le candidat doit être entièrement documenté. Omettre le code généré automatiquement s’il n’est pas nécessaire à la compréhension. </w:t>
+      </w:r>
+    </w:p>
+    <w:p>
+      <w:pPr>
+        <w:pStyle w:val="BITTextkrper"/>
+        <w:rPr>
+          <w:rStyle w:val="Hinweistext"/>
+          <w:i w:val="0"/>
+          <w:sz w:val="22"/>
+          <w:szCs w:val="22"/>
+        </w:rPr>
+      </w:pPr>
+      <w:r>
+        <w:rPr>
+          <w:rStyle w:val="Hinweistext"/>
+          <w:i w:val="0"/>
+          <w:sz w:val="22"/>
+          <w:szCs w:val="22"/>
+        </w:rPr>
         <w:t xml:space="preserve">Dans le cas où des manuels ont été créés, vous pouvez les ajouter ici en tant qu’annexe. </w:t>
       </w:r>
     </w:p>
@@ -13043,7 +13879,7 @@
         <w:pStyle w:val="BITTextkrper"/>
       </w:pPr>
     </w:p>
-    <w:bookmarkEnd w:id="25"/>
+    <w:bookmarkEnd w:id="23"/>
     <w:p>
       <w:pPr>
         <w:pStyle w:val="BITTextkrper"/>
@@ -13145,14 +13981,18 @@
     </w:p>
     <w:p/>
     <w:p>
+      <w:proofErr w:type="spellStart"/>
       <w:r>
         <w:t>Haupttitel</w:t>
       </w:r>
-    </w:p>
-    <w:p>
+      <w:proofErr w:type="spellEnd"/>
+    </w:p>
+    <w:p>
+      <w:proofErr w:type="spellStart"/>
       <w:r>
         <w:t>Haupttitel</w:t>
       </w:r>
+      <w:proofErr w:type="spellEnd"/>
     </w:p>
   </w:endnote>
 </w:endnotes>
@@ -13383,7 +14223,7 @@
                   <w:fldChar w:fldCharType="separate"/>
                 </w:r>
                 <w:r>
-                  <w:t>11.05.2026 16:45</w:t>
+                  <w:t>12.05.2026 09:48</w:t>
                 </w:r>
                 <w:r>
                   <w:rPr>
@@ -13713,10 +14553,7 @@
                   <w:fldChar w:fldCharType="separate"/>
                 </w:r>
                 <w:r>
-                  <w:rPr>
-                    <w:noProof w:val="0"/>
-                  </w:rPr>
-                  <w:t>4_CAND_Modele_du_rapport_du_TPI_2027_v2.0.docx</w:t>
+                  <w:t>157443_Voeffray_Lucielle_Rapport_TPI</w:t>
                 </w:r>
                 <w:r>
                   <w:rPr>
@@ -13767,7 +14604,7 @@
                   <w:fldChar w:fldCharType="separate"/>
                 </w:r>
                 <w:r>
-                  <w:t>11.05.2026 16:45</w:t>
+                  <w:t>12.05.2026 09:48</w:t>
                 </w:r>
                 <w:r>
                   <w:rPr>
@@ -13844,8 +14681,8 @@
             <w:gridCol w:w="3393"/>
           </w:tblGrid>
           <w:tr>
-            <w:bookmarkStart w:id="75" w:name="tm_pfad" w:displacedByCustomXml="next"/>
-            <w:bookmarkStart w:id="76" w:name="_Hlk112468646" w:displacedByCustomXml="next"/>
+            <w:bookmarkStart w:id="71" w:name="tm_pfad" w:displacedByCustomXml="next"/>
+            <w:bookmarkStart w:id="72" w:name="_Hlk112468646" w:displacedByCustomXml="next"/>
             <w:sdt>
               <w:sdtPr>
                 <w:rPr>
@@ -14018,7 +14855,7 @@
                   <w:fldChar w:fldCharType="separate"/>
                 </w:r>
                 <w:r>
-                  <w:t>11.05.2026 16:45</w:t>
+                  <w:t>12.05.2026 09:48</w:t>
                 </w:r>
                 <w:r>
                   <w:rPr>
@@ -14030,7 +14867,7 @@
             </w:tc>
           </w:tr>
         </w:tbl>
-        <w:bookmarkEnd w:id="75"/>
+        <w:bookmarkEnd w:id="71"/>
         <w:p>
           <w:pPr>
             <w:pStyle w:val="CDBPfad"/>
@@ -14057,7 +14894,7 @@
         </w:p>
       </w:tc>
     </w:tr>
-    <w:bookmarkEnd w:id="76"/>
+    <w:bookmarkEnd w:id="72"/>
   </w:tbl>
   <w:p>
     <w:pPr>
@@ -17369,6 +18206,7 @@
   <w:style w:type="character" w:default="1" w:styleId="Policepardfaut">
     <w:name w:val="Default Paragraph Font"/>
     <w:uiPriority w:val="1"/>
+    <w:semiHidden/>
     <w:unhideWhenUsed/>
   </w:style>
   <w:style w:type="table" w:default="1" w:styleId="TableauNormal">
@@ -19130,6 +19968,7 @@
   <w:rsids>
     <w:rsidRoot w:val="00540217"/>
     <w:rsid w:val="00051D01"/>
+    <w:rsid w:val="000B6621"/>
     <w:rsid w:val="00186045"/>
     <w:rsid w:val="00253E52"/>
     <w:rsid w:val="002F486A"/>
@@ -19138,6 +19977,7 @@
     <w:rsid w:val="00631607"/>
     <w:rsid w:val="006B0397"/>
     <w:rsid w:val="006C4084"/>
+    <w:rsid w:val="00826543"/>
     <w:rsid w:val="00834A29"/>
     <w:rsid w:val="00837025"/>
     <w:rsid w:val="009425B8"/>
@@ -19154,6 +19994,7 @@
     <w:rsid w:val="00CE2A4B"/>
     <w:rsid w:val="00D0033D"/>
     <w:rsid w:val="00D47A21"/>
+    <w:rsid w:val="00D76462"/>
     <w:rsid w:val="00DD7C7C"/>
     <w:rsid w:val="00F8402B"/>
     <w:rsid w:val="00FA4830"/>

--- a/Doc/157443_Voeffray_Lucielle_Rapport_TPI.docx
+++ b/Doc/157443_Voeffray_Lucielle_Rapport_TPI.docx
@@ -436,7 +436,7 @@
       <w:pPr>
         <w:pStyle w:val="Titre"/>
       </w:pPr>
-      <w:bookmarkStart w:id="0" w:name="_Toc229477130"/>
+      <w:bookmarkStart w:id="0" w:name="_Toc229725002"/>
       <w:r>
         <w:t>Automatisation</w:t>
       </w:r>
@@ -614,7 +614,7 @@
         <w:rPr>
           <w:noProof/>
         </w:rPr>
-        <w:instrText xml:space="preserve"> PAGEREF _Toc229477130 \h </w:instrText>
+        <w:instrText xml:space="preserve"> PAGEREF _Toc229725002 \h </w:instrText>
       </w:r>
       <w:r>
         <w:rPr>
@@ -676,7 +676,7 @@
         <w:rPr>
           <w:noProof/>
         </w:rPr>
-        <w:instrText xml:space="preserve"> PAGEREF _Toc229477131 \h </w:instrText>
+        <w:instrText xml:space="preserve"> PAGEREF _Toc229725003 \h </w:instrText>
       </w:r>
       <w:r>
         <w:rPr>
@@ -757,7 +757,7 @@
         <w:rPr>
           <w:noProof/>
         </w:rPr>
-        <w:instrText xml:space="preserve"> PAGEREF _Toc229477132 \h </w:instrText>
+        <w:instrText xml:space="preserve"> PAGEREF _Toc229725004 \h </w:instrText>
       </w:r>
       <w:r>
         <w:rPr>
@@ -819,7 +819,7 @@
         <w:fldChar w:fldCharType="begin"/>
       </w:r>
       <w:r>
-        <w:instrText xml:space="preserve"> PAGEREF _Toc229477133 \h </w:instrText>
+        <w:instrText xml:space="preserve"> PAGEREF _Toc229725005 \h </w:instrText>
       </w:r>
       <w:r>
         <w:fldChar w:fldCharType="separate"/>
@@ -867,7 +867,7 @@
         <w:fldChar w:fldCharType="begin"/>
       </w:r>
       <w:r>
-        <w:instrText xml:space="preserve"> PAGEREF _Toc229477134 \h </w:instrText>
+        <w:instrText xml:space="preserve"> PAGEREF _Toc229725006 \h </w:instrText>
       </w:r>
       <w:r>
         <w:fldChar w:fldCharType="separate"/>
@@ -915,7 +915,7 @@
         <w:fldChar w:fldCharType="begin"/>
       </w:r>
       <w:r>
-        <w:instrText xml:space="preserve"> PAGEREF _Toc229477135 \h </w:instrText>
+        <w:instrText xml:space="preserve"> PAGEREF _Toc229725007 \h </w:instrText>
       </w:r>
       <w:r>
         <w:fldChar w:fldCharType="separate"/>
@@ -963,7 +963,7 @@
         <w:fldChar w:fldCharType="begin"/>
       </w:r>
       <w:r>
-        <w:instrText xml:space="preserve"> PAGEREF _Toc229477136 \h </w:instrText>
+        <w:instrText xml:space="preserve"> PAGEREF _Toc229725008 \h </w:instrText>
       </w:r>
       <w:r>
         <w:fldChar w:fldCharType="separate"/>
@@ -1030,7 +1030,7 @@
         <w:rPr>
           <w:noProof/>
         </w:rPr>
-        <w:instrText xml:space="preserve"> PAGEREF _Toc229477137 \h </w:instrText>
+        <w:instrText xml:space="preserve"> PAGEREF _Toc229725009 \h </w:instrText>
       </w:r>
       <w:r>
         <w:rPr>
@@ -1092,7 +1092,7 @@
         <w:fldChar w:fldCharType="begin"/>
       </w:r>
       <w:r>
-        <w:instrText xml:space="preserve"> PAGEREF _Toc229477138 \h </w:instrText>
+        <w:instrText xml:space="preserve"> PAGEREF _Toc229725010 \h </w:instrText>
       </w:r>
       <w:r>
         <w:fldChar w:fldCharType="separate"/>
@@ -1140,7 +1140,7 @@
         <w:fldChar w:fldCharType="begin"/>
       </w:r>
       <w:r>
-        <w:instrText xml:space="preserve"> PAGEREF _Toc229477139 \h </w:instrText>
+        <w:instrText xml:space="preserve"> PAGEREF _Toc229725011 \h </w:instrText>
       </w:r>
       <w:r>
         <w:fldChar w:fldCharType="separate"/>
@@ -1188,7 +1188,7 @@
         <w:fldChar w:fldCharType="begin"/>
       </w:r>
       <w:r>
-        <w:instrText xml:space="preserve"> PAGEREF _Toc229477140 \h </w:instrText>
+        <w:instrText xml:space="preserve"> PAGEREF _Toc229725012 \h </w:instrText>
       </w:r>
       <w:r>
         <w:fldChar w:fldCharType="separate"/>
@@ -1227,7 +1227,7 @@
         <w:tab/>
       </w:r>
       <w:r>
-        <w:t>Rentabilité et valeur ajoutée</w:t>
+        <w:t>Evolutivité</w:t>
       </w:r>
       <w:r>
         <w:tab/>
@@ -1236,7 +1236,7 @@
         <w:fldChar w:fldCharType="begin"/>
       </w:r>
       <w:r>
-        <w:instrText xml:space="preserve"> PAGEREF _Toc229477141 \h </w:instrText>
+        <w:instrText xml:space="preserve"> PAGEREF _Toc229725013 \h </w:instrText>
       </w:r>
       <w:r>
         <w:fldChar w:fldCharType="separate"/>
@@ -1284,13 +1284,13 @@
         <w:fldChar w:fldCharType="begin"/>
       </w:r>
       <w:r>
-        <w:instrText xml:space="preserve"> PAGEREF _Toc229477142 \h </w:instrText>
+        <w:instrText xml:space="preserve"> PAGEREF _Toc229725014 \h </w:instrText>
       </w:r>
       <w:r>
         <w:fldChar w:fldCharType="separate"/>
       </w:r>
       <w:r>
-        <w:t>14</w:t>
+        <w:t>13</w:t>
       </w:r>
       <w:r>
         <w:fldChar w:fldCharType="end"/>
@@ -1332,13 +1332,13 @@
         <w:fldChar w:fldCharType="begin"/>
       </w:r>
       <w:r>
-        <w:instrText xml:space="preserve"> PAGEREF _Toc229477143 \h </w:instrText>
+        <w:instrText xml:space="preserve"> PAGEREF _Toc229725015 \h </w:instrText>
       </w:r>
       <w:r>
         <w:fldChar w:fldCharType="separate"/>
       </w:r>
       <w:r>
-        <w:t>15</w:t>
+        <w:t>14</w:t>
       </w:r>
       <w:r>
         <w:fldChar w:fldCharType="end"/>
@@ -1399,7 +1399,7 @@
         <w:rPr>
           <w:noProof/>
         </w:rPr>
-        <w:instrText xml:space="preserve"> PAGEREF _Toc229477144 \h </w:instrText>
+        <w:instrText xml:space="preserve"> PAGEREF _Toc229725016 \h </w:instrText>
       </w:r>
       <w:r>
         <w:rPr>
@@ -1416,7 +1416,7 @@
         <w:rPr>
           <w:noProof/>
         </w:rPr>
-        <w:t>17</w:t>
+        <w:t>16</w:t>
       </w:r>
       <w:r>
         <w:rPr>
@@ -1461,13 +1461,13 @@
         <w:fldChar w:fldCharType="begin"/>
       </w:r>
       <w:r>
-        <w:instrText xml:space="preserve"> PAGEREF _Toc229477145 \h </w:instrText>
+        <w:instrText xml:space="preserve"> PAGEREF _Toc229725017 \h </w:instrText>
       </w:r>
       <w:r>
         <w:fldChar w:fldCharType="separate"/>
       </w:r>
       <w:r>
-        <w:t>17</w:t>
+        <w:t>16</w:t>
       </w:r>
       <w:r>
         <w:fldChar w:fldCharType="end"/>
@@ -1509,13 +1509,13 @@
         <w:fldChar w:fldCharType="begin"/>
       </w:r>
       <w:r>
-        <w:instrText xml:space="preserve"> PAGEREF _Toc229477146 \h </w:instrText>
+        <w:instrText xml:space="preserve"> PAGEREF _Toc229725018 \h </w:instrText>
       </w:r>
       <w:r>
         <w:fldChar w:fldCharType="separate"/>
       </w:r>
       <w:r>
-        <w:t>17</w:t>
+        <w:t>16</w:t>
       </w:r>
       <w:r>
         <w:fldChar w:fldCharType="end"/>
@@ -1548,7 +1548,7 @@
         <w:tab/>
       </w:r>
       <w:r>
-        <w:t>Plan d’intégration des systèmes</w:t>
+        <w:t>Concept d‘implémentation</w:t>
       </w:r>
       <w:r>
         <w:tab/>
@@ -1557,13 +1557,13 @@
         <w:fldChar w:fldCharType="begin"/>
       </w:r>
       <w:r>
-        <w:instrText xml:space="preserve"> PAGEREF _Toc229477147 \h </w:instrText>
+        <w:instrText xml:space="preserve"> PAGEREF _Toc229725019 \h </w:instrText>
       </w:r>
       <w:r>
         <w:fldChar w:fldCharType="separate"/>
       </w:r>
       <w:r>
-        <w:t>18</w:t>
+        <w:t>17</w:t>
       </w:r>
       <w:r>
         <w:fldChar w:fldCharType="end"/>
@@ -1596,7 +1596,7 @@
         <w:tab/>
       </w:r>
       <w:r>
-        <w:t>Concept d‘implémentation</w:t>
+        <w:t>Concept de formation</w:t>
       </w:r>
       <w:r>
         <w:tab/>
@@ -1605,7 +1605,7 @@
         <w:fldChar w:fldCharType="begin"/>
       </w:r>
       <w:r>
-        <w:instrText xml:space="preserve"> PAGEREF _Toc229477148 \h </w:instrText>
+        <w:instrText xml:space="preserve"> PAGEREF _Toc229725020 \h </w:instrText>
       </w:r>
       <w:r>
         <w:fldChar w:fldCharType="separate"/>
@@ -1644,7 +1644,7 @@
         <w:tab/>
       </w:r>
       <w:r>
-        <w:t>Concept de formation</w:t>
+        <w:t>Concept de tests</w:t>
       </w:r>
       <w:r>
         <w:tab/>
@@ -1653,13 +1653,13 @@
         <w:fldChar w:fldCharType="begin"/>
       </w:r>
       <w:r>
-        <w:instrText xml:space="preserve"> PAGEREF _Toc229477149 \h </w:instrText>
+        <w:instrText xml:space="preserve"> PAGEREF _Toc229725021 \h </w:instrText>
       </w:r>
       <w:r>
         <w:fldChar w:fldCharType="separate"/>
       </w:r>
       <w:r>
-        <w:t>19</w:t>
+        <w:t>18</w:t>
       </w:r>
       <w:r>
         <w:fldChar w:fldCharType="end"/>
@@ -1692,7 +1692,7 @@
         <w:tab/>
       </w:r>
       <w:r>
-        <w:t>Concept de tests</w:t>
+        <w:t>Moyens nécessaires</w:t>
       </w:r>
       <w:r>
         <w:tab/>
@@ -1701,61 +1701,13 @@
         <w:fldChar w:fldCharType="begin"/>
       </w:r>
       <w:r>
-        <w:instrText xml:space="preserve"> PAGEREF _Toc229477150 \h </w:instrText>
+        <w:instrText xml:space="preserve"> PAGEREF _Toc229725022 \h </w:instrText>
       </w:r>
       <w:r>
         <w:fldChar w:fldCharType="separate"/>
       </w:r>
       <w:r>
-        <w:t>19</w:t>
-      </w:r>
-      <w:r>
-        <w:fldChar w:fldCharType="end"/>
-      </w:r>
-    </w:p>
-    <w:p>
-      <w:pPr>
-        <w:pStyle w:val="TM2"/>
-        <w:rPr>
-          <w:rFonts w:asciiTheme="minorHAnsi" w:eastAsiaTheme="minorEastAsia" w:hAnsiTheme="minorHAnsi" w:cstheme="minorBidi"/>
-          <w:kern w:val="2"/>
-          <w:sz w:val="24"/>
-          <w:szCs w:val="24"/>
-          <w:lang w:eastAsia="ja-JP"/>
-          <w14:ligatures w14:val="standardContextual"/>
-        </w:rPr>
-      </w:pPr>
-      <w:r>
-        <w:t>3.7</w:t>
-      </w:r>
-      <w:r>
-        <w:rPr>
-          <w:rFonts w:asciiTheme="minorHAnsi" w:eastAsiaTheme="minorEastAsia" w:hAnsiTheme="minorHAnsi" w:cstheme="minorBidi"/>
-          <w:kern w:val="2"/>
-          <w:sz w:val="24"/>
-          <w:szCs w:val="24"/>
-          <w:lang w:eastAsia="ja-JP"/>
-          <w14:ligatures w14:val="standardContextual"/>
-        </w:rPr>
-        <w:tab/>
-      </w:r>
-      <w:r>
-        <w:t>Moyens nécessaires</w:t>
-      </w:r>
-      <w:r>
-        <w:tab/>
-      </w:r>
-      <w:r>
-        <w:fldChar w:fldCharType="begin"/>
-      </w:r>
-      <w:r>
-        <w:instrText xml:space="preserve"> PAGEREF _Toc229477151 \h </w:instrText>
-      </w:r>
-      <w:r>
-        <w:fldChar w:fldCharType="separate"/>
-      </w:r>
-      <w:r>
-        <w:t>19</w:t>
+        <w:t>18</w:t>
       </w:r>
       <w:r>
         <w:fldChar w:fldCharType="end"/>
@@ -1816,7 +1768,7 @@
         <w:rPr>
           <w:noProof/>
         </w:rPr>
-        <w:instrText xml:space="preserve"> PAGEREF _Toc229477152 \h </w:instrText>
+        <w:instrText xml:space="preserve"> PAGEREF _Toc229725023 \h </w:instrText>
       </w:r>
       <w:r>
         <w:rPr>
@@ -1833,7 +1785,7 @@
         <w:rPr>
           <w:noProof/>
         </w:rPr>
-        <w:t>20</w:t>
+        <w:t>19</w:t>
       </w:r>
       <w:r>
         <w:rPr>
@@ -1878,13 +1830,13 @@
         <w:fldChar w:fldCharType="begin"/>
       </w:r>
       <w:r>
-        <w:instrText xml:space="preserve"> PAGEREF _Toc229477153 \h </w:instrText>
+        <w:instrText xml:space="preserve"> PAGEREF _Toc229725024 \h </w:instrText>
       </w:r>
       <w:r>
         <w:fldChar w:fldCharType="separate"/>
       </w:r>
       <w:r>
-        <w:t>20</w:t>
+        <w:t>19</w:t>
       </w:r>
       <w:r>
         <w:fldChar w:fldCharType="end"/>
@@ -1926,13 +1878,13 @@
         <w:fldChar w:fldCharType="begin"/>
       </w:r>
       <w:r>
-        <w:instrText xml:space="preserve"> PAGEREF _Toc229477154 \h </w:instrText>
+        <w:instrText xml:space="preserve"> PAGEREF _Toc229725025 \h </w:instrText>
       </w:r>
       <w:r>
         <w:fldChar w:fldCharType="separate"/>
       </w:r>
       <w:r>
-        <w:t>20</w:t>
+        <w:t>19</w:t>
       </w:r>
       <w:r>
         <w:fldChar w:fldCharType="end"/>
@@ -1974,13 +1926,13 @@
         <w:fldChar w:fldCharType="begin"/>
       </w:r>
       <w:r>
-        <w:instrText xml:space="preserve"> PAGEREF _Toc229477155 \h </w:instrText>
+        <w:instrText xml:space="preserve"> PAGEREF _Toc229725026 \h </w:instrText>
       </w:r>
       <w:r>
         <w:fldChar w:fldCharType="separate"/>
       </w:r>
       <w:r>
-        <w:t>20</w:t>
+        <w:t>19</w:t>
       </w:r>
       <w:r>
         <w:fldChar w:fldCharType="end"/>
@@ -2041,7 +1993,7 @@
         <w:rPr>
           <w:noProof/>
         </w:rPr>
-        <w:instrText xml:space="preserve"> PAGEREF _Toc229477156 \h </w:instrText>
+        <w:instrText xml:space="preserve"> PAGEREF _Toc229725027 \h </w:instrText>
       </w:r>
       <w:r>
         <w:rPr>
@@ -2058,7 +2010,7 @@
         <w:rPr>
           <w:noProof/>
         </w:rPr>
-        <w:t>21</w:t>
+        <w:t>20</w:t>
       </w:r>
       <w:r>
         <w:rPr>
@@ -2103,13 +2055,13 @@
         <w:fldChar w:fldCharType="begin"/>
       </w:r>
       <w:r>
-        <w:instrText xml:space="preserve"> PAGEREF _Toc229477157 \h </w:instrText>
+        <w:instrText xml:space="preserve"> PAGEREF _Toc229725028 \h </w:instrText>
       </w:r>
       <w:r>
         <w:fldChar w:fldCharType="separate"/>
       </w:r>
       <w:r>
-        <w:t>21</w:t>
+        <w:t>20</w:t>
       </w:r>
       <w:r>
         <w:fldChar w:fldCharType="end"/>
@@ -2151,13 +2103,13 @@
         <w:fldChar w:fldCharType="begin"/>
       </w:r>
       <w:r>
-        <w:instrText xml:space="preserve"> PAGEREF _Toc229477158 \h </w:instrText>
+        <w:instrText xml:space="preserve"> PAGEREF _Toc229725029 \h </w:instrText>
       </w:r>
       <w:r>
         <w:fldChar w:fldCharType="separate"/>
       </w:r>
       <w:r>
-        <w:t>21</w:t>
+        <w:t>20</w:t>
       </w:r>
       <w:r>
         <w:fldChar w:fldCharType="end"/>
@@ -2199,13 +2151,13 @@
         <w:fldChar w:fldCharType="begin"/>
       </w:r>
       <w:r>
-        <w:instrText xml:space="preserve"> PAGEREF _Toc229477159 \h </w:instrText>
+        <w:instrText xml:space="preserve"> PAGEREF _Toc229725030 \h </w:instrText>
       </w:r>
       <w:r>
         <w:fldChar w:fldCharType="separate"/>
       </w:r>
       <w:r>
-        <w:t>21</w:t>
+        <w:t>20</w:t>
       </w:r>
       <w:r>
         <w:fldChar w:fldCharType="end"/>
@@ -2266,7 +2218,7 @@
         <w:rPr>
           <w:noProof/>
         </w:rPr>
-        <w:instrText xml:space="preserve"> PAGEREF _Toc229477160 \h </w:instrText>
+        <w:instrText xml:space="preserve"> PAGEREF _Toc229725031 \h </w:instrText>
       </w:r>
       <w:r>
         <w:rPr>
@@ -2283,7 +2235,7 @@
         <w:rPr>
           <w:noProof/>
         </w:rPr>
-        <w:t>22</w:t>
+        <w:t>21</w:t>
       </w:r>
       <w:r>
         <w:rPr>
@@ -2328,13 +2280,13 @@
         <w:fldChar w:fldCharType="begin"/>
       </w:r>
       <w:r>
-        <w:instrText xml:space="preserve"> PAGEREF _Toc229477161 \h </w:instrText>
+        <w:instrText xml:space="preserve"> PAGEREF _Toc229725032 \h </w:instrText>
       </w:r>
       <w:r>
         <w:fldChar w:fldCharType="separate"/>
       </w:r>
       <w:r>
-        <w:t>22</w:t>
+        <w:t>21</w:t>
       </w:r>
       <w:r>
         <w:fldChar w:fldCharType="end"/>
@@ -2376,13 +2328,13 @@
         <w:fldChar w:fldCharType="begin"/>
       </w:r>
       <w:r>
-        <w:instrText xml:space="preserve"> PAGEREF _Toc229477162 \h </w:instrText>
+        <w:instrText xml:space="preserve"> PAGEREF _Toc229725033 \h </w:instrText>
       </w:r>
       <w:r>
         <w:fldChar w:fldCharType="separate"/>
       </w:r>
       <w:r>
-        <w:t>22</w:t>
+        <w:t>21</w:t>
       </w:r>
       <w:r>
         <w:fldChar w:fldCharType="end"/>
@@ -2424,13 +2376,13 @@
         <w:fldChar w:fldCharType="begin"/>
       </w:r>
       <w:r>
-        <w:instrText xml:space="preserve"> PAGEREF _Toc229477163 \h </w:instrText>
+        <w:instrText xml:space="preserve"> PAGEREF _Toc229725034 \h </w:instrText>
       </w:r>
       <w:r>
         <w:fldChar w:fldCharType="separate"/>
       </w:r>
       <w:r>
-        <w:t>22</w:t>
+        <w:t>21</w:t>
       </w:r>
       <w:r>
         <w:fldChar w:fldCharType="end"/>
@@ -2491,7 +2443,7 @@
         <w:rPr>
           <w:noProof/>
         </w:rPr>
-        <w:instrText xml:space="preserve"> PAGEREF _Toc229477164 \h </w:instrText>
+        <w:instrText xml:space="preserve"> PAGEREF _Toc229725035 \h </w:instrText>
       </w:r>
       <w:r>
         <w:rPr>
@@ -2508,7 +2460,7 @@
         <w:rPr>
           <w:noProof/>
         </w:rPr>
-        <w:t>23</w:t>
+        <w:t>22</w:t>
       </w:r>
       <w:r>
         <w:rPr>
@@ -2572,7 +2524,7 @@
         <w:rPr>
           <w:noProof/>
         </w:rPr>
-        <w:instrText xml:space="preserve"> PAGEREF _Toc229477165 \h </w:instrText>
+        <w:instrText xml:space="preserve"> PAGEREF _Toc229725036 \h </w:instrText>
       </w:r>
       <w:r>
         <w:rPr>
@@ -2589,7 +2541,7 @@
         <w:rPr>
           <w:noProof/>
         </w:rPr>
-        <w:t>24</w:t>
+        <w:t>23</w:t>
       </w:r>
       <w:r>
         <w:rPr>
@@ -2653,7 +2605,7 @@
         <w:rPr>
           <w:noProof/>
         </w:rPr>
-        <w:instrText xml:space="preserve"> PAGEREF _Toc229477166 \h </w:instrText>
+        <w:instrText xml:space="preserve"> PAGEREF _Toc229725037 \h </w:instrText>
       </w:r>
       <w:r>
         <w:rPr>
@@ -2670,7 +2622,7 @@
         <w:rPr>
           <w:noProof/>
         </w:rPr>
-        <w:t>25</w:t>
+        <w:t>24</w:t>
       </w:r>
       <w:r>
         <w:rPr>
@@ -2734,7 +2686,7 @@
         <w:rPr>
           <w:noProof/>
         </w:rPr>
-        <w:instrText xml:space="preserve"> PAGEREF _Toc229477167 \h </w:instrText>
+        <w:instrText xml:space="preserve"> PAGEREF _Toc229725038 \h </w:instrText>
       </w:r>
       <w:r>
         <w:rPr>
@@ -2751,7 +2703,7 @@
         <w:rPr>
           <w:noProof/>
         </w:rPr>
-        <w:t>26</w:t>
+        <w:t>25</w:t>
       </w:r>
       <w:r>
         <w:rPr>
@@ -2812,8 +2764,8 @@
           <w:lang w:val="fr-CH"/>
         </w:rPr>
       </w:pPr>
-      <w:bookmarkStart w:id="2" w:name="_Toc250790969"/>
-      <w:bookmarkStart w:id="3" w:name="_Toc229477131"/>
+      <w:bookmarkStart w:id="2" w:name="_Toc229725003"/>
+      <w:bookmarkStart w:id="3" w:name="_Toc250790969"/>
       <w:r>
         <w:rPr>
           <w:lang w:val="fr-CH"/>
@@ -2821,7 +2773,7 @@
         <w:lastRenderedPageBreak/>
         <w:t>Résumé du rapport du TPI</w:t>
       </w:r>
-      <w:bookmarkEnd w:id="3"/>
+      <w:bookmarkEnd w:id="2"/>
     </w:p>
     <w:p>
       <w:pPr>
@@ -2890,9 +2842,8 @@
           <w:sz w:val="22"/>
           <w:szCs w:val="22"/>
         </w:rPr>
-        <w:t xml:space="preserve">Pour plus de détails, </w:t>
-      </w:r>
-      <w:proofErr w:type="spellStart"/>
+        <w:t>Pour plus de détails, veuillez vous référez au Manuel ICT</w:t>
+      </w:r>
       <w:r>
         <w:rPr>
           <w:rStyle w:val="Hinweistext"/>
@@ -2900,9 +2851,8 @@
           <w:sz w:val="22"/>
           <w:szCs w:val="22"/>
         </w:rPr>
-        <w:t>veuillez vous</w:t>
-      </w:r>
-      <w:proofErr w:type="spellEnd"/>
+        <w:t xml:space="preserve"> - partie </w:t>
+      </w:r>
       <w:r>
         <w:rPr>
           <w:rStyle w:val="Hinweistext"/>
@@ -2910,7 +2860,7 @@
           <w:sz w:val="22"/>
           <w:szCs w:val="22"/>
         </w:rPr>
-        <w:t xml:space="preserve"> référez au Manuel ICT</w:t>
+        <w:t>B</w:t>
       </w:r>
       <w:r>
         <w:rPr>
@@ -2919,7 +2869,7 @@
           <w:sz w:val="22"/>
           <w:szCs w:val="22"/>
         </w:rPr>
-        <w:t xml:space="preserve"> - partie </w:t>
+        <w:t xml:space="preserve"> : Documentation / rapport du TPI -</w:t>
       </w:r>
       <w:r>
         <w:rPr>
@@ -2928,7 +2878,7 @@
           <w:sz w:val="22"/>
           <w:szCs w:val="22"/>
         </w:rPr>
-        <w:t>B</w:t>
+        <w:t xml:space="preserve"> Question 14 </w:t>
       </w:r>
       <w:r>
         <w:rPr>
@@ -2937,7 +2887,7 @@
           <w:sz w:val="22"/>
           <w:szCs w:val="22"/>
         </w:rPr>
-        <w:t xml:space="preserve"> : Documentation / rapport du TPI -</w:t>
+        <w:t>-</w:t>
       </w:r>
       <w:r>
         <w:rPr>
@@ -2946,8 +2896,9 @@
           <w:sz w:val="22"/>
           <w:szCs w:val="22"/>
         </w:rPr>
-        <w:t xml:space="preserve"> Question 14 </w:t>
-      </w:r>
+        <w:t xml:space="preserve"> page </w:t>
+      </w:r>
+      <w:commentRangeStart w:id="5"/>
       <w:r>
         <w:rPr>
           <w:rStyle w:val="Hinweistext"/>
@@ -2955,32 +2906,18 @@
           <w:sz w:val="22"/>
           <w:szCs w:val="22"/>
         </w:rPr>
-        <w:t>-</w:t>
-      </w:r>
-      <w:r>
-        <w:rPr>
-          <w:rStyle w:val="Hinweistext"/>
-          <w:i w:val="0"/>
+        <w:t>81</w:t>
+      </w:r>
+      <w:bookmarkEnd w:id="4"/>
+      <w:commentRangeEnd w:id="5"/>
+      <w:r>
+        <w:rPr>
+          <w:rStyle w:val="Marquedecommentaire"/>
+          <w:rFonts w:cs="Arial"/>
+          <w:vanish/>
+          <w:color w:val="0000FF"/>
           <w:sz w:val="22"/>
           <w:szCs w:val="22"/>
-        </w:rPr>
-        <w:t xml:space="preserve"> page </w:t>
-      </w:r>
-      <w:commentRangeStart w:id="5"/>
-      <w:r>
-        <w:rPr>
-          <w:rStyle w:val="Hinweistext"/>
-          <w:i w:val="0"/>
-          <w:sz w:val="22"/>
-          <w:szCs w:val="22"/>
-        </w:rPr>
-        <w:t>81</w:t>
-      </w:r>
-      <w:bookmarkEnd w:id="4"/>
-      <w:commentRangeEnd w:id="5"/>
-      <w:r>
-        <w:rPr>
-          <w:rStyle w:val="Marquedecommentaire"/>
         </w:rPr>
         <w:commentReference w:id="5"/>
       </w:r>
@@ -3013,8 +2950,8 @@
           <w:lang w:val="fr-CH"/>
         </w:rPr>
       </w:pPr>
-      <w:bookmarkStart w:id="6" w:name="_Toc229477132"/>
-      <w:bookmarkEnd w:id="2"/>
+      <w:bookmarkStart w:id="6" w:name="_Toc229725004"/>
+      <w:bookmarkEnd w:id="3"/>
       <w:r>
         <w:rPr>
           <w:lang w:val="fr-CH"/>
@@ -3039,7 +2976,7 @@
           <w:tab w:val="clear" w:pos="851"/>
         </w:tabs>
       </w:pPr>
-      <w:bookmarkStart w:id="7" w:name="_Toc229477133"/>
+      <w:bookmarkStart w:id="7" w:name="_Toc229725005"/>
       <w:r>
         <w:t>Situation initiale</w:t>
       </w:r>
@@ -3087,7 +3024,7 @@
         </w:tabs>
         <w:ind w:left="567" w:hanging="567"/>
       </w:pPr>
-      <w:bookmarkStart w:id="8" w:name="_Toc229477134"/>
+      <w:bookmarkStart w:id="8" w:name="_Toc229725006"/>
       <w:r>
         <w:t>État désiré</w:t>
       </w:r>
@@ -3117,7 +3054,7 @@
         </w:tabs>
       </w:pPr>
       <w:bookmarkStart w:id="9" w:name="_Toc250790972"/>
-      <w:bookmarkStart w:id="10" w:name="_Toc229477135"/>
+      <w:bookmarkStart w:id="10" w:name="_Toc229725007"/>
       <w:r>
         <w:t>Cahier des charges</w:t>
       </w:r>
@@ -3749,7 +3686,7 @@
           <w:tab w:val="clear" w:pos="851"/>
         </w:tabs>
       </w:pPr>
-      <w:bookmarkStart w:id="11" w:name="_Toc229477136"/>
+      <w:bookmarkStart w:id="11" w:name="_Toc229725008"/>
       <w:r>
         <w:t>Organisation du</w:t>
       </w:r>
@@ -4334,7 +4271,7 @@
         </w:rPr>
       </w:pPr>
       <w:bookmarkStart w:id="12" w:name="_Toc250790973"/>
-      <w:bookmarkStart w:id="13" w:name="_Toc229477137"/>
+      <w:bookmarkStart w:id="13" w:name="_Toc229725009"/>
       <w:r>
         <w:rPr>
           <w:lang w:val="fr-CH"/>
@@ -4374,8 +4311,8 @@
         </w:numPr>
       </w:pPr>
       <w:bookmarkStart w:id="14" w:name="_Toc250790974"/>
-      <w:bookmarkStart w:id="15" w:name="_Toc114965598"/>
-      <w:bookmarkStart w:id="16" w:name="_Toc229477138"/>
+      <w:bookmarkStart w:id="15" w:name="_Toc229725010"/>
+      <w:bookmarkStart w:id="16" w:name="_Toc114965598"/>
       <w:r>
         <w:t xml:space="preserve">Objectifs </w:t>
       </w:r>
@@ -4383,7 +4320,7 @@
       <w:r>
         <w:t>détaillés</w:t>
       </w:r>
-      <w:bookmarkEnd w:id="16"/>
+      <w:bookmarkEnd w:id="15"/>
     </w:p>
     <w:p>
       <w:pPr>
@@ -4670,8 +4607,8 @@
       <w:pPr>
         <w:pStyle w:val="Titre2"/>
       </w:pPr>
-      <w:bookmarkStart w:id="17" w:name="_Toc229477139"/>
-      <w:bookmarkEnd w:id="15"/>
+      <w:bookmarkStart w:id="17" w:name="_Toc229725011"/>
+      <w:bookmarkEnd w:id="16"/>
       <w:r>
         <w:t>Analyse par domaines techno</w:t>
       </w:r>
@@ -4753,23 +4690,7 @@
         <w:t>appellent</w:t>
       </w:r>
       <w:r>
-        <w:t xml:space="preserve"> ça ”</w:t>
-      </w:r>
-      <w:proofErr w:type="spellStart"/>
-      <w:r>
-        <w:t>shared</w:t>
-      </w:r>
-      <w:proofErr w:type="spellEnd"/>
-      <w:r>
-        <w:t xml:space="preserve"> </w:t>
-      </w:r>
-      <w:proofErr w:type="spellStart"/>
-      <w:r>
-        <w:t>storage</w:t>
-      </w:r>
-      <w:proofErr w:type="spellEnd"/>
-      <w:r>
-        <w:t>”.</w:t>
+        <w:t xml:space="preserve"> ça ”shared storage”.</w:t>
       </w:r>
     </w:p>
     <w:p>
@@ -4879,11 +4800,9 @@
               <w:pStyle w:val="BITTabellentitel"/>
               <w:cnfStyle w:val="100000000000" w:firstRow="1" w:lastRow="0" w:firstColumn="0" w:lastColumn="0" w:oddVBand="0" w:evenVBand="0" w:oddHBand="0" w:evenHBand="0" w:firstRowFirstColumn="0" w:firstRowLastColumn="0" w:lastRowFirstColumn="0" w:lastRowLastColumn="0"/>
             </w:pPr>
-            <w:proofErr w:type="spellStart"/>
             <w:r>
               <w:t>Shared</w:t>
             </w:r>
-            <w:proofErr w:type="spellEnd"/>
           </w:p>
         </w:tc>
         <w:tc>
@@ -4942,13 +4861,9 @@
               <w:pStyle w:val="BITTabelle"/>
               <w:cnfStyle w:val="000000000000" w:firstRow="0" w:lastRow="0" w:firstColumn="0" w:lastColumn="0" w:oddVBand="0" w:evenVBand="0" w:oddHBand="0" w:evenHBand="0" w:firstRowFirstColumn="0" w:firstRowLastColumn="0" w:lastRowFirstColumn="0" w:lastRowLastColumn="0"/>
             </w:pPr>
-            <w:proofErr w:type="spellStart"/>
-            <w:proofErr w:type="gramStart"/>
             <w:r>
               <w:t>zfspool</w:t>
             </w:r>
-            <w:proofErr w:type="spellEnd"/>
-            <w:proofErr w:type="gramEnd"/>
           </w:p>
         </w:tc>
         <w:tc>
@@ -4960,11 +4875,9 @@
               <w:pStyle w:val="BITTabelle"/>
               <w:cnfStyle w:val="000000000000" w:firstRow="0" w:lastRow="0" w:firstColumn="0" w:lastColumn="0" w:oddVBand="0" w:evenVBand="0" w:oddHBand="0" w:evenHBand="0" w:firstRowFirstColumn="0" w:firstRowLastColumn="0" w:lastRowFirstColumn="0" w:lastRowLastColumn="0"/>
             </w:pPr>
-            <w:proofErr w:type="gramStart"/>
             <w:r>
               <w:t>both</w:t>
             </w:r>
-            <w:proofErr w:type="gramEnd"/>
             <w:r>
               <w:rPr>
                 <w:vertAlign w:val="superscript"/>
@@ -4982,11 +4895,9 @@
               <w:pStyle w:val="BITTabelle"/>
               <w:cnfStyle w:val="000000000000" w:firstRow="0" w:lastRow="0" w:firstColumn="0" w:lastColumn="0" w:oddVBand="0" w:evenVBand="0" w:oddHBand="0" w:evenHBand="0" w:firstRowFirstColumn="0" w:firstRowLastColumn="0" w:lastRowFirstColumn="0" w:lastRowLastColumn="0"/>
             </w:pPr>
-            <w:proofErr w:type="gramStart"/>
             <w:r>
               <w:t>no</w:t>
             </w:r>
-            <w:proofErr w:type="gramEnd"/>
           </w:p>
         </w:tc>
         <w:tc>
@@ -4998,11 +4909,9 @@
               <w:pStyle w:val="BITTabelle"/>
               <w:cnfStyle w:val="000000000000" w:firstRow="0" w:lastRow="0" w:firstColumn="0" w:lastColumn="0" w:oddVBand="0" w:evenVBand="0" w:oddHBand="0" w:evenHBand="0" w:firstRowFirstColumn="0" w:firstRowLastColumn="0" w:lastRowFirstColumn="0" w:lastRowLastColumn="0"/>
             </w:pPr>
-            <w:proofErr w:type="gramStart"/>
             <w:r>
               <w:t>yes</w:t>
             </w:r>
-            <w:proofErr w:type="gramEnd"/>
           </w:p>
         </w:tc>
         <w:tc>
@@ -5014,11 +4923,9 @@
               <w:pStyle w:val="BITTabelle"/>
               <w:cnfStyle w:val="000000000000" w:firstRow="0" w:lastRow="0" w:firstColumn="0" w:lastColumn="0" w:oddVBand="0" w:evenVBand="0" w:oddHBand="0" w:evenHBand="0" w:firstRowFirstColumn="0" w:firstRowLastColumn="0" w:lastRowFirstColumn="0" w:lastRowLastColumn="0"/>
             </w:pPr>
-            <w:proofErr w:type="gramStart"/>
             <w:r>
               <w:t>yes</w:t>
             </w:r>
-            <w:proofErr w:type="gramEnd"/>
           </w:p>
         </w:tc>
       </w:tr>
@@ -5049,13 +4956,9 @@
               <w:pStyle w:val="BITTabelle"/>
               <w:cnfStyle w:val="000000000000" w:firstRow="0" w:lastRow="0" w:firstColumn="0" w:lastColumn="0" w:oddVBand="0" w:evenVBand="0" w:oddHBand="0" w:evenHBand="0" w:firstRowFirstColumn="0" w:firstRowLastColumn="0" w:lastRowFirstColumn="0" w:lastRowLastColumn="0"/>
             </w:pPr>
-            <w:proofErr w:type="spellStart"/>
-            <w:proofErr w:type="gramStart"/>
             <w:r>
               <w:t>dir</w:t>
             </w:r>
-            <w:proofErr w:type="spellEnd"/>
-            <w:proofErr w:type="gramEnd"/>
           </w:p>
         </w:tc>
         <w:tc>
@@ -5067,11 +4970,9 @@
               <w:pStyle w:val="BITTabelle"/>
               <w:cnfStyle w:val="000000000000" w:firstRow="0" w:lastRow="0" w:firstColumn="0" w:lastColumn="0" w:oddVBand="0" w:evenVBand="0" w:oddHBand="0" w:evenHBand="0" w:firstRowFirstColumn="0" w:firstRowLastColumn="0" w:lastRowFirstColumn="0" w:lastRowLastColumn="0"/>
             </w:pPr>
-            <w:proofErr w:type="gramStart"/>
             <w:r>
               <w:t>file</w:t>
             </w:r>
-            <w:proofErr w:type="gramEnd"/>
           </w:p>
         </w:tc>
         <w:tc>
@@ -5083,11 +4984,9 @@
               <w:pStyle w:val="BITTabelle"/>
               <w:cnfStyle w:val="000000000000" w:firstRow="0" w:lastRow="0" w:firstColumn="0" w:lastColumn="0" w:oddVBand="0" w:evenVBand="0" w:oddHBand="0" w:evenHBand="0" w:firstRowFirstColumn="0" w:firstRowLastColumn="0" w:lastRowFirstColumn="0" w:lastRowLastColumn="0"/>
             </w:pPr>
-            <w:proofErr w:type="gramStart"/>
             <w:r>
               <w:t>no</w:t>
             </w:r>
-            <w:proofErr w:type="gramEnd"/>
           </w:p>
         </w:tc>
         <w:tc>
@@ -5099,11 +4998,9 @@
               <w:pStyle w:val="BITTabelle"/>
               <w:cnfStyle w:val="000000000000" w:firstRow="0" w:lastRow="0" w:firstColumn="0" w:lastColumn="0" w:oddVBand="0" w:evenVBand="0" w:oddHBand="0" w:evenHBand="0" w:firstRowFirstColumn="0" w:firstRowLastColumn="0" w:lastRowFirstColumn="0" w:lastRowLastColumn="0"/>
             </w:pPr>
-            <w:proofErr w:type="gramStart"/>
             <w:r>
               <w:t>yes</w:t>
             </w:r>
-            <w:proofErr w:type="gramEnd"/>
             <w:r>
               <w:rPr>
                 <w:vertAlign w:val="superscript"/>
@@ -5121,11 +5018,9 @@
               <w:pStyle w:val="BITTabelle"/>
               <w:cnfStyle w:val="000000000000" w:firstRow="0" w:lastRow="0" w:firstColumn="0" w:lastColumn="0" w:oddVBand="0" w:evenVBand="0" w:oddHBand="0" w:evenHBand="0" w:firstRowFirstColumn="0" w:firstRowLastColumn="0" w:lastRowFirstColumn="0" w:lastRowLastColumn="0"/>
             </w:pPr>
-            <w:proofErr w:type="gramStart"/>
             <w:r>
               <w:t>yes</w:t>
             </w:r>
-            <w:proofErr w:type="gramEnd"/>
           </w:p>
         </w:tc>
       </w:tr>
@@ -5156,13 +5051,9 @@
               <w:pStyle w:val="BITTabelle"/>
               <w:cnfStyle w:val="000000000000" w:firstRow="0" w:lastRow="0" w:firstColumn="0" w:lastColumn="0" w:oddVBand="0" w:evenVBand="0" w:oddHBand="0" w:evenHBand="0" w:firstRowFirstColumn="0" w:firstRowLastColumn="0" w:lastRowFirstColumn="0" w:lastRowLastColumn="0"/>
             </w:pPr>
-            <w:proofErr w:type="spellStart"/>
-            <w:proofErr w:type="gramStart"/>
             <w:r>
               <w:t>btrfs</w:t>
             </w:r>
-            <w:proofErr w:type="spellEnd"/>
-            <w:proofErr w:type="gramEnd"/>
           </w:p>
         </w:tc>
         <w:tc>
@@ -5174,11 +5065,9 @@
               <w:pStyle w:val="BITTabelle"/>
               <w:cnfStyle w:val="000000000000" w:firstRow="0" w:lastRow="0" w:firstColumn="0" w:lastColumn="0" w:oddVBand="0" w:evenVBand="0" w:oddHBand="0" w:evenHBand="0" w:firstRowFirstColumn="0" w:firstRowLastColumn="0" w:lastRowFirstColumn="0" w:lastRowLastColumn="0"/>
             </w:pPr>
-            <w:proofErr w:type="gramStart"/>
             <w:r>
               <w:t>file</w:t>
             </w:r>
-            <w:proofErr w:type="gramEnd"/>
           </w:p>
         </w:tc>
         <w:tc>
@@ -5190,11 +5079,9 @@
               <w:pStyle w:val="BITTabelle"/>
               <w:cnfStyle w:val="000000000000" w:firstRow="0" w:lastRow="0" w:firstColumn="0" w:lastColumn="0" w:oddVBand="0" w:evenVBand="0" w:oddHBand="0" w:evenHBand="0" w:firstRowFirstColumn="0" w:firstRowLastColumn="0" w:lastRowFirstColumn="0" w:lastRowLastColumn="0"/>
             </w:pPr>
-            <w:proofErr w:type="gramStart"/>
             <w:r>
               <w:t>no</w:t>
             </w:r>
-            <w:proofErr w:type="gramEnd"/>
           </w:p>
         </w:tc>
         <w:tc>
@@ -5206,11 +5093,9 @@
               <w:pStyle w:val="BITTabelle"/>
               <w:cnfStyle w:val="000000000000" w:firstRow="0" w:lastRow="0" w:firstColumn="0" w:lastColumn="0" w:oddVBand="0" w:evenVBand="0" w:oddHBand="0" w:evenHBand="0" w:firstRowFirstColumn="0" w:firstRowLastColumn="0" w:lastRowFirstColumn="0" w:lastRowLastColumn="0"/>
             </w:pPr>
-            <w:proofErr w:type="gramStart"/>
             <w:r>
               <w:t>yes</w:t>
             </w:r>
-            <w:proofErr w:type="gramEnd"/>
           </w:p>
         </w:tc>
         <w:tc>
@@ -5261,13 +5146,9 @@
               <w:pStyle w:val="BITTabelle"/>
               <w:cnfStyle w:val="000000000000" w:firstRow="0" w:lastRow="0" w:firstColumn="0" w:lastColumn="0" w:oddVBand="0" w:evenVBand="0" w:oddHBand="0" w:evenHBand="0" w:firstRowFirstColumn="0" w:firstRowLastColumn="0" w:lastRowFirstColumn="0" w:lastRowLastColumn="0"/>
             </w:pPr>
-            <w:proofErr w:type="spellStart"/>
-            <w:proofErr w:type="gramStart"/>
             <w:r>
               <w:t>nfs</w:t>
             </w:r>
-            <w:proofErr w:type="spellEnd"/>
-            <w:proofErr w:type="gramEnd"/>
           </w:p>
         </w:tc>
         <w:tc>
@@ -5279,11 +5160,9 @@
               <w:pStyle w:val="BITTabelle"/>
               <w:cnfStyle w:val="000000000000" w:firstRow="0" w:lastRow="0" w:firstColumn="0" w:lastColumn="0" w:oddVBand="0" w:evenVBand="0" w:oddHBand="0" w:evenHBand="0" w:firstRowFirstColumn="0" w:firstRowLastColumn="0" w:lastRowFirstColumn="0" w:lastRowLastColumn="0"/>
             </w:pPr>
-            <w:proofErr w:type="gramStart"/>
             <w:r>
               <w:t>file</w:t>
             </w:r>
-            <w:proofErr w:type="gramEnd"/>
           </w:p>
         </w:tc>
         <w:tc>
@@ -5295,11 +5174,9 @@
               <w:pStyle w:val="BITTabelle"/>
               <w:cnfStyle w:val="000000000000" w:firstRow="0" w:lastRow="0" w:firstColumn="0" w:lastColumn="0" w:oddVBand="0" w:evenVBand="0" w:oddHBand="0" w:evenHBand="0" w:firstRowFirstColumn="0" w:firstRowLastColumn="0" w:lastRowFirstColumn="0" w:lastRowLastColumn="0"/>
             </w:pPr>
-            <w:proofErr w:type="gramStart"/>
             <w:r>
               <w:t>yes</w:t>
             </w:r>
-            <w:proofErr w:type="gramEnd"/>
           </w:p>
         </w:tc>
         <w:tc>
@@ -5311,11 +5188,9 @@
               <w:pStyle w:val="BITTabelle"/>
               <w:cnfStyle w:val="000000000000" w:firstRow="0" w:lastRow="0" w:firstColumn="0" w:lastColumn="0" w:oddVBand="0" w:evenVBand="0" w:oddHBand="0" w:evenHBand="0" w:firstRowFirstColumn="0" w:firstRowLastColumn="0" w:lastRowFirstColumn="0" w:lastRowLastColumn="0"/>
             </w:pPr>
-            <w:proofErr w:type="gramStart"/>
             <w:r>
               <w:t>yes</w:t>
             </w:r>
-            <w:proofErr w:type="gramEnd"/>
             <w:r>
               <w:rPr>
                 <w:vertAlign w:val="superscript"/>
@@ -5333,11 +5208,9 @@
               <w:pStyle w:val="BITTabelle"/>
               <w:cnfStyle w:val="000000000000" w:firstRow="0" w:lastRow="0" w:firstColumn="0" w:lastColumn="0" w:oddVBand="0" w:evenVBand="0" w:oddHBand="0" w:evenHBand="0" w:firstRowFirstColumn="0" w:firstRowLastColumn="0" w:lastRowFirstColumn="0" w:lastRowLastColumn="0"/>
             </w:pPr>
-            <w:proofErr w:type="gramStart"/>
             <w:r>
               <w:t>yes</w:t>
             </w:r>
-            <w:proofErr w:type="gramEnd"/>
           </w:p>
         </w:tc>
       </w:tr>
@@ -5368,13 +5241,9 @@
               <w:pStyle w:val="BITTabelle"/>
               <w:cnfStyle w:val="000000000000" w:firstRow="0" w:lastRow="0" w:firstColumn="0" w:lastColumn="0" w:oddVBand="0" w:evenVBand="0" w:oddHBand="0" w:evenHBand="0" w:firstRowFirstColumn="0" w:firstRowLastColumn="0" w:lastRowFirstColumn="0" w:lastRowLastColumn="0"/>
             </w:pPr>
-            <w:proofErr w:type="spellStart"/>
-            <w:proofErr w:type="gramStart"/>
             <w:r>
               <w:t>cifs</w:t>
             </w:r>
-            <w:proofErr w:type="spellEnd"/>
-            <w:proofErr w:type="gramEnd"/>
           </w:p>
         </w:tc>
         <w:tc>
@@ -5386,11 +5255,9 @@
               <w:pStyle w:val="BITTabelle"/>
               <w:cnfStyle w:val="000000000000" w:firstRow="0" w:lastRow="0" w:firstColumn="0" w:lastColumn="0" w:oddVBand="0" w:evenVBand="0" w:oddHBand="0" w:evenHBand="0" w:firstRowFirstColumn="0" w:firstRowLastColumn="0" w:lastRowFirstColumn="0" w:lastRowLastColumn="0"/>
             </w:pPr>
-            <w:proofErr w:type="gramStart"/>
             <w:r>
               <w:t>file</w:t>
             </w:r>
-            <w:proofErr w:type="gramEnd"/>
           </w:p>
         </w:tc>
         <w:tc>
@@ -5402,11 +5269,9 @@
               <w:pStyle w:val="BITTabelle"/>
               <w:cnfStyle w:val="000000000000" w:firstRow="0" w:lastRow="0" w:firstColumn="0" w:lastColumn="0" w:oddVBand="0" w:evenVBand="0" w:oddHBand="0" w:evenHBand="0" w:firstRowFirstColumn="0" w:firstRowLastColumn="0" w:lastRowFirstColumn="0" w:lastRowLastColumn="0"/>
             </w:pPr>
-            <w:proofErr w:type="gramStart"/>
             <w:r>
               <w:t>yes</w:t>
             </w:r>
-            <w:proofErr w:type="gramEnd"/>
           </w:p>
         </w:tc>
         <w:tc>
@@ -5418,11 +5283,9 @@
               <w:pStyle w:val="BITTabelle"/>
               <w:cnfStyle w:val="000000000000" w:firstRow="0" w:lastRow="0" w:firstColumn="0" w:lastColumn="0" w:oddVBand="0" w:evenVBand="0" w:oddHBand="0" w:evenHBand="0" w:firstRowFirstColumn="0" w:firstRowLastColumn="0" w:lastRowFirstColumn="0" w:lastRowLastColumn="0"/>
             </w:pPr>
-            <w:proofErr w:type="gramStart"/>
             <w:r>
               <w:t>yes</w:t>
             </w:r>
-            <w:proofErr w:type="gramEnd"/>
             <w:r>
               <w:rPr>
                 <w:vertAlign w:val="superscript"/>
@@ -5440,11 +5303,9 @@
               <w:pStyle w:val="BITTabelle"/>
               <w:cnfStyle w:val="000000000000" w:firstRow="0" w:lastRow="0" w:firstColumn="0" w:lastColumn="0" w:oddVBand="0" w:evenVBand="0" w:oddHBand="0" w:evenHBand="0" w:firstRowFirstColumn="0" w:firstRowLastColumn="0" w:lastRowFirstColumn="0" w:lastRowLastColumn="0"/>
             </w:pPr>
-            <w:proofErr w:type="gramStart"/>
             <w:r>
               <w:t>yes</w:t>
             </w:r>
-            <w:proofErr w:type="gramEnd"/>
           </w:p>
         </w:tc>
       </w:tr>
@@ -5475,11 +5336,9 @@
               <w:pStyle w:val="BITTabelle"/>
               <w:cnfStyle w:val="000000000000" w:firstRow="0" w:lastRow="0" w:firstColumn="0" w:lastColumn="0" w:oddVBand="0" w:evenVBand="0" w:oddHBand="0" w:evenHBand="0" w:firstRowFirstColumn="0" w:firstRowLastColumn="0" w:lastRowFirstColumn="0" w:lastRowLastColumn="0"/>
             </w:pPr>
-            <w:proofErr w:type="gramStart"/>
             <w:r>
               <w:t>pbs</w:t>
             </w:r>
-            <w:proofErr w:type="gramEnd"/>
           </w:p>
         </w:tc>
         <w:tc>
@@ -5491,13 +5350,9 @@
               <w:pStyle w:val="BITTabelle"/>
               <w:cnfStyle w:val="000000000000" w:firstRow="0" w:lastRow="0" w:firstColumn="0" w:lastColumn="0" w:oddVBand="0" w:evenVBand="0" w:oddHBand="0" w:evenHBand="0" w:firstRowFirstColumn="0" w:firstRowLastColumn="0" w:lastRowFirstColumn="0" w:lastRowLastColumn="0"/>
             </w:pPr>
-            <w:proofErr w:type="spellStart"/>
-            <w:proofErr w:type="gramStart"/>
             <w:r>
               <w:t>both</w:t>
             </w:r>
-            <w:proofErr w:type="spellEnd"/>
-            <w:proofErr w:type="gramEnd"/>
           </w:p>
         </w:tc>
         <w:tc>
@@ -5509,11 +5364,9 @@
               <w:pStyle w:val="BITTabelle"/>
               <w:cnfStyle w:val="000000000000" w:firstRow="0" w:lastRow="0" w:firstColumn="0" w:lastColumn="0" w:oddVBand="0" w:evenVBand="0" w:oddHBand="0" w:evenHBand="0" w:firstRowFirstColumn="0" w:firstRowLastColumn="0" w:lastRowFirstColumn="0" w:lastRowLastColumn="0"/>
             </w:pPr>
-            <w:proofErr w:type="gramStart"/>
             <w:r>
               <w:t>yes</w:t>
             </w:r>
-            <w:proofErr w:type="gramEnd"/>
           </w:p>
         </w:tc>
         <w:tc>
@@ -5525,13 +5378,8 @@
               <w:pStyle w:val="BITTabelle"/>
               <w:cnfStyle w:val="000000000000" w:firstRow="0" w:lastRow="0" w:firstColumn="0" w:lastColumn="0" w:oddVBand="0" w:evenVBand="0" w:oddHBand="0" w:evenHBand="0" w:firstRowFirstColumn="0" w:firstRowLastColumn="0" w:lastRowFirstColumn="0" w:lastRowLastColumn="0"/>
             </w:pPr>
-            <w:proofErr w:type="gramStart"/>
-            <w:r>
-              <w:t>n</w:t>
-            </w:r>
-            <w:proofErr w:type="gramEnd"/>
-            <w:r>
-              <w:t>/a</w:t>
+            <w:r>
+              <w:t>n/a</w:t>
             </w:r>
           </w:p>
         </w:tc>
@@ -5544,11 +5392,9 @@
               <w:pStyle w:val="BITTabelle"/>
               <w:cnfStyle w:val="000000000000" w:firstRow="0" w:lastRow="0" w:firstColumn="0" w:lastColumn="0" w:oddVBand="0" w:evenVBand="0" w:oddHBand="0" w:evenHBand="0" w:firstRowFirstColumn="0" w:firstRowLastColumn="0" w:lastRowFirstColumn="0" w:lastRowLastColumn="0"/>
             </w:pPr>
-            <w:proofErr w:type="gramStart"/>
             <w:r>
               <w:t>yes</w:t>
             </w:r>
-            <w:proofErr w:type="gramEnd"/>
           </w:p>
         </w:tc>
       </w:tr>
@@ -5565,11 +5411,9 @@
             <w:pPr>
               <w:pStyle w:val="BITTabellentitel"/>
             </w:pPr>
-            <w:proofErr w:type="spellStart"/>
             <w:r>
               <w:t>CephFS</w:t>
             </w:r>
-            <w:proofErr w:type="spellEnd"/>
           </w:p>
         </w:tc>
         <w:tc>
@@ -5581,13 +5425,9 @@
               <w:pStyle w:val="BITTabelle"/>
               <w:cnfStyle w:val="000000000000" w:firstRow="0" w:lastRow="0" w:firstColumn="0" w:lastColumn="0" w:oddVBand="0" w:evenVBand="0" w:oddHBand="0" w:evenHBand="0" w:firstRowFirstColumn="0" w:firstRowLastColumn="0" w:lastRowFirstColumn="0" w:lastRowLastColumn="0"/>
             </w:pPr>
-            <w:proofErr w:type="spellStart"/>
-            <w:proofErr w:type="gramStart"/>
             <w:r>
               <w:t>cephfs</w:t>
             </w:r>
-            <w:proofErr w:type="spellEnd"/>
-            <w:proofErr w:type="gramEnd"/>
           </w:p>
         </w:tc>
         <w:tc>
@@ -5599,11 +5439,9 @@
               <w:pStyle w:val="BITTabelle"/>
               <w:cnfStyle w:val="000000000000" w:firstRow="0" w:lastRow="0" w:firstColumn="0" w:lastColumn="0" w:oddVBand="0" w:evenVBand="0" w:oddHBand="0" w:evenHBand="0" w:firstRowFirstColumn="0" w:firstRowLastColumn="0" w:lastRowFirstColumn="0" w:lastRowLastColumn="0"/>
             </w:pPr>
-            <w:proofErr w:type="gramStart"/>
             <w:r>
               <w:t>file</w:t>
             </w:r>
-            <w:proofErr w:type="gramEnd"/>
           </w:p>
         </w:tc>
         <w:tc>
@@ -5615,11 +5453,9 @@
               <w:pStyle w:val="BITTabelle"/>
               <w:cnfStyle w:val="000000000000" w:firstRow="0" w:lastRow="0" w:firstColumn="0" w:lastColumn="0" w:oddVBand="0" w:evenVBand="0" w:oddHBand="0" w:evenHBand="0" w:firstRowFirstColumn="0" w:firstRowLastColumn="0" w:lastRowFirstColumn="0" w:lastRowLastColumn="0"/>
             </w:pPr>
-            <w:proofErr w:type="gramStart"/>
             <w:r>
               <w:t>yes</w:t>
             </w:r>
-            <w:proofErr w:type="gramEnd"/>
           </w:p>
         </w:tc>
         <w:tc>
@@ -5631,11 +5467,9 @@
               <w:pStyle w:val="BITTabelle"/>
               <w:cnfStyle w:val="000000000000" w:firstRow="0" w:lastRow="0" w:firstColumn="0" w:lastColumn="0" w:oddVBand="0" w:evenVBand="0" w:oddHBand="0" w:evenHBand="0" w:firstRowFirstColumn="0" w:firstRowLastColumn="0" w:lastRowFirstColumn="0" w:lastRowLastColumn="0"/>
             </w:pPr>
-            <w:proofErr w:type="gramStart"/>
             <w:r>
               <w:t>yes</w:t>
             </w:r>
-            <w:proofErr w:type="gramEnd"/>
           </w:p>
         </w:tc>
         <w:tc>
@@ -5647,11 +5481,9 @@
               <w:pStyle w:val="BITTabelle"/>
               <w:cnfStyle w:val="000000000000" w:firstRow="0" w:lastRow="0" w:firstColumn="0" w:lastColumn="0" w:oddVBand="0" w:evenVBand="0" w:oddHBand="0" w:evenHBand="0" w:firstRowFirstColumn="0" w:firstRowLastColumn="0" w:lastRowFirstColumn="0" w:lastRowLastColumn="0"/>
             </w:pPr>
-            <w:proofErr w:type="gramStart"/>
             <w:r>
               <w:t>yes</w:t>
             </w:r>
-            <w:proofErr w:type="gramEnd"/>
           </w:p>
         </w:tc>
       </w:tr>
@@ -5682,13 +5514,9 @@
               <w:pStyle w:val="BITTabelle"/>
               <w:cnfStyle w:val="000000000000" w:firstRow="0" w:lastRow="0" w:firstColumn="0" w:lastColumn="0" w:oddVBand="0" w:evenVBand="0" w:oddHBand="0" w:evenHBand="0" w:firstRowFirstColumn="0" w:firstRowLastColumn="0" w:lastRowFirstColumn="0" w:lastRowLastColumn="0"/>
             </w:pPr>
-            <w:proofErr w:type="spellStart"/>
-            <w:proofErr w:type="gramStart"/>
             <w:r>
               <w:t>lvm</w:t>
             </w:r>
-            <w:proofErr w:type="spellEnd"/>
-            <w:proofErr w:type="gramEnd"/>
           </w:p>
         </w:tc>
         <w:tc>
@@ -5700,11 +5528,9 @@
               <w:pStyle w:val="BITTabelle"/>
               <w:cnfStyle w:val="000000000000" w:firstRow="0" w:lastRow="0" w:firstColumn="0" w:lastColumn="0" w:oddVBand="0" w:evenVBand="0" w:oddHBand="0" w:evenHBand="0" w:firstRowFirstColumn="0" w:firstRowLastColumn="0" w:lastRowFirstColumn="0" w:lastRowLastColumn="0"/>
             </w:pPr>
-            <w:proofErr w:type="gramStart"/>
             <w:r>
               <w:t>block</w:t>
             </w:r>
-            <w:proofErr w:type="gramEnd"/>
           </w:p>
         </w:tc>
         <w:tc>
@@ -5716,11 +5542,9 @@
               <w:pStyle w:val="BITTabelle"/>
               <w:cnfStyle w:val="000000000000" w:firstRow="0" w:lastRow="0" w:firstColumn="0" w:lastColumn="0" w:oddVBand="0" w:evenVBand="0" w:oddHBand="0" w:evenHBand="0" w:firstRowFirstColumn="0" w:firstRowLastColumn="0" w:lastRowFirstColumn="0" w:lastRowLastColumn="0"/>
             </w:pPr>
-            <w:proofErr w:type="gramStart"/>
             <w:r>
               <w:t>no</w:t>
             </w:r>
-            <w:proofErr w:type="gramEnd"/>
             <w:r>
               <w:rPr>
                 <w:vertAlign w:val="superscript"/>
@@ -5738,11 +5562,9 @@
               <w:pStyle w:val="BITTabelle"/>
               <w:cnfStyle w:val="000000000000" w:firstRow="0" w:lastRow="0" w:firstColumn="0" w:lastColumn="0" w:oddVBand="0" w:evenVBand="0" w:oddHBand="0" w:evenHBand="0" w:firstRowFirstColumn="0" w:firstRowLastColumn="0" w:lastRowFirstColumn="0" w:lastRowLastColumn="0"/>
             </w:pPr>
-            <w:proofErr w:type="gramStart"/>
             <w:r>
               <w:t>yes</w:t>
             </w:r>
-            <w:proofErr w:type="gramEnd"/>
             <w:r>
               <w:rPr>
                 <w:vertAlign w:val="superscript"/>
@@ -5760,11 +5582,9 @@
               <w:pStyle w:val="BITTabelle"/>
               <w:cnfStyle w:val="000000000000" w:firstRow="0" w:lastRow="0" w:firstColumn="0" w:lastColumn="0" w:oddVBand="0" w:evenVBand="0" w:oddHBand="0" w:evenHBand="0" w:firstRowFirstColumn="0" w:firstRowLastColumn="0" w:lastRowFirstColumn="0" w:lastRowLastColumn="0"/>
             </w:pPr>
-            <w:proofErr w:type="gramStart"/>
             <w:r>
               <w:t>yes</w:t>
             </w:r>
-            <w:proofErr w:type="gramEnd"/>
           </w:p>
         </w:tc>
       </w:tr>
@@ -5782,13 +5602,8 @@
               <w:pStyle w:val="BITTabellentitel"/>
             </w:pPr>
             <w:r>
-              <w:t>LVM-</w:t>
-            </w:r>
-            <w:proofErr w:type="spellStart"/>
-            <w:r>
-              <w:t>thin</w:t>
-            </w:r>
-            <w:proofErr w:type="spellEnd"/>
+              <w:t>LVM-thin</w:t>
+            </w:r>
           </w:p>
         </w:tc>
         <w:tc>
@@ -5800,13 +5615,9 @@
               <w:pStyle w:val="BITTabelle"/>
               <w:cnfStyle w:val="000000000000" w:firstRow="0" w:lastRow="0" w:firstColumn="0" w:lastColumn="0" w:oddVBand="0" w:evenVBand="0" w:oddHBand="0" w:evenHBand="0" w:firstRowFirstColumn="0" w:firstRowLastColumn="0" w:lastRowFirstColumn="0" w:lastRowLastColumn="0"/>
             </w:pPr>
-            <w:proofErr w:type="spellStart"/>
-            <w:proofErr w:type="gramStart"/>
             <w:r>
               <w:t>lvmthin</w:t>
             </w:r>
-            <w:proofErr w:type="spellEnd"/>
-            <w:proofErr w:type="gramEnd"/>
           </w:p>
         </w:tc>
         <w:tc>
@@ -5818,11 +5629,9 @@
               <w:pStyle w:val="BITTabelle"/>
               <w:cnfStyle w:val="000000000000" w:firstRow="0" w:lastRow="0" w:firstColumn="0" w:lastColumn="0" w:oddVBand="0" w:evenVBand="0" w:oddHBand="0" w:evenHBand="0" w:firstRowFirstColumn="0" w:firstRowLastColumn="0" w:lastRowFirstColumn="0" w:lastRowLastColumn="0"/>
             </w:pPr>
-            <w:proofErr w:type="gramStart"/>
             <w:r>
               <w:t>block</w:t>
             </w:r>
-            <w:proofErr w:type="gramEnd"/>
           </w:p>
         </w:tc>
         <w:tc>
@@ -5834,11 +5643,9 @@
               <w:pStyle w:val="BITTabelle"/>
               <w:cnfStyle w:val="000000000000" w:firstRow="0" w:lastRow="0" w:firstColumn="0" w:lastColumn="0" w:oddVBand="0" w:evenVBand="0" w:oddHBand="0" w:evenHBand="0" w:firstRowFirstColumn="0" w:firstRowLastColumn="0" w:lastRowFirstColumn="0" w:lastRowLastColumn="0"/>
             </w:pPr>
-            <w:proofErr w:type="gramStart"/>
             <w:r>
               <w:t>no</w:t>
             </w:r>
-            <w:proofErr w:type="gramEnd"/>
           </w:p>
         </w:tc>
         <w:tc>
@@ -5850,11 +5657,9 @@
               <w:pStyle w:val="BITTabelle"/>
               <w:cnfStyle w:val="000000000000" w:firstRow="0" w:lastRow="0" w:firstColumn="0" w:lastColumn="0" w:oddVBand="0" w:evenVBand="0" w:oddHBand="0" w:evenHBand="0" w:firstRowFirstColumn="0" w:firstRowLastColumn="0" w:lastRowFirstColumn="0" w:lastRowLastColumn="0"/>
             </w:pPr>
-            <w:proofErr w:type="gramStart"/>
             <w:r>
               <w:t>yes</w:t>
             </w:r>
-            <w:proofErr w:type="gramEnd"/>
           </w:p>
         </w:tc>
         <w:tc>
@@ -5866,11 +5671,9 @@
               <w:pStyle w:val="BITTabelle"/>
               <w:cnfStyle w:val="000000000000" w:firstRow="0" w:lastRow="0" w:firstColumn="0" w:lastColumn="0" w:oddVBand="0" w:evenVBand="0" w:oddHBand="0" w:evenHBand="0" w:firstRowFirstColumn="0" w:firstRowLastColumn="0" w:lastRowFirstColumn="0" w:lastRowLastColumn="0"/>
             </w:pPr>
-            <w:proofErr w:type="gramStart"/>
             <w:r>
               <w:t>yes</w:t>
             </w:r>
-            <w:proofErr w:type="gramEnd"/>
           </w:p>
         </w:tc>
       </w:tr>
@@ -5901,13 +5704,9 @@
               <w:pStyle w:val="BITTabelle"/>
               <w:cnfStyle w:val="000000000000" w:firstRow="0" w:lastRow="0" w:firstColumn="0" w:lastColumn="0" w:oddVBand="0" w:evenVBand="0" w:oddHBand="0" w:evenHBand="0" w:firstRowFirstColumn="0" w:firstRowLastColumn="0" w:lastRowFirstColumn="0" w:lastRowLastColumn="0"/>
             </w:pPr>
-            <w:proofErr w:type="spellStart"/>
-            <w:proofErr w:type="gramStart"/>
             <w:r>
               <w:t>iscsi</w:t>
             </w:r>
-            <w:proofErr w:type="spellEnd"/>
-            <w:proofErr w:type="gramEnd"/>
           </w:p>
         </w:tc>
         <w:tc>
@@ -5919,11 +5718,9 @@
               <w:pStyle w:val="BITTabelle"/>
               <w:cnfStyle w:val="000000000000" w:firstRow="0" w:lastRow="0" w:firstColumn="0" w:lastColumn="0" w:oddVBand="0" w:evenVBand="0" w:oddHBand="0" w:evenHBand="0" w:firstRowFirstColumn="0" w:firstRowLastColumn="0" w:lastRowFirstColumn="0" w:lastRowLastColumn="0"/>
             </w:pPr>
-            <w:proofErr w:type="gramStart"/>
             <w:r>
               <w:t>block</w:t>
             </w:r>
-            <w:proofErr w:type="gramEnd"/>
           </w:p>
         </w:tc>
         <w:tc>
@@ -5935,11 +5732,9 @@
               <w:pStyle w:val="BITTabelle"/>
               <w:cnfStyle w:val="000000000000" w:firstRow="0" w:lastRow="0" w:firstColumn="0" w:lastColumn="0" w:oddVBand="0" w:evenVBand="0" w:oddHBand="0" w:evenHBand="0" w:firstRowFirstColumn="0" w:firstRowLastColumn="0" w:lastRowFirstColumn="0" w:lastRowLastColumn="0"/>
             </w:pPr>
-            <w:proofErr w:type="gramStart"/>
             <w:r>
               <w:t>yes</w:t>
             </w:r>
-            <w:proofErr w:type="gramEnd"/>
           </w:p>
         </w:tc>
         <w:tc>
@@ -5951,11 +5746,9 @@
               <w:pStyle w:val="BITTabelle"/>
               <w:cnfStyle w:val="000000000000" w:firstRow="0" w:lastRow="0" w:firstColumn="0" w:lastColumn="0" w:oddVBand="0" w:evenVBand="0" w:oddHBand="0" w:evenHBand="0" w:firstRowFirstColumn="0" w:firstRowLastColumn="0" w:lastRowFirstColumn="0" w:lastRowLastColumn="0"/>
             </w:pPr>
-            <w:proofErr w:type="gramStart"/>
             <w:r>
               <w:t>no</w:t>
             </w:r>
-            <w:proofErr w:type="gramEnd"/>
           </w:p>
         </w:tc>
         <w:tc>
@@ -5967,11 +5760,9 @@
               <w:pStyle w:val="BITTabelle"/>
               <w:cnfStyle w:val="000000000000" w:firstRow="0" w:lastRow="0" w:firstColumn="0" w:lastColumn="0" w:oddVBand="0" w:evenVBand="0" w:oddHBand="0" w:evenHBand="0" w:firstRowFirstColumn="0" w:firstRowLastColumn="0" w:lastRowFirstColumn="0" w:lastRowLastColumn="0"/>
             </w:pPr>
-            <w:proofErr w:type="gramStart"/>
             <w:r>
               <w:t>yes</w:t>
             </w:r>
-            <w:proofErr w:type="gramEnd"/>
           </w:p>
         </w:tc>
       </w:tr>
@@ -5989,13 +5780,8 @@
               <w:pStyle w:val="BITTabellentitel"/>
             </w:pPr>
             <w:r>
-              <w:t>iSCSI/</w:t>
-            </w:r>
-            <w:proofErr w:type="spellStart"/>
-            <w:r>
-              <w:t>libiscsi</w:t>
-            </w:r>
-            <w:proofErr w:type="spellEnd"/>
+              <w:t>iSCSI/libiscsi</w:t>
+            </w:r>
           </w:p>
         </w:tc>
         <w:tc>
@@ -6007,13 +5793,9 @@
               <w:pStyle w:val="BITTabelle"/>
               <w:cnfStyle w:val="000000000000" w:firstRow="0" w:lastRow="0" w:firstColumn="0" w:lastColumn="0" w:oddVBand="0" w:evenVBand="0" w:oddHBand="0" w:evenHBand="0" w:firstRowFirstColumn="0" w:firstRowLastColumn="0" w:lastRowFirstColumn="0" w:lastRowLastColumn="0"/>
             </w:pPr>
-            <w:proofErr w:type="spellStart"/>
-            <w:proofErr w:type="gramStart"/>
             <w:r>
               <w:t>iscsidirect</w:t>
             </w:r>
-            <w:proofErr w:type="spellEnd"/>
-            <w:proofErr w:type="gramEnd"/>
           </w:p>
         </w:tc>
         <w:tc>
@@ -6025,11 +5807,9 @@
               <w:pStyle w:val="BITTabelle"/>
               <w:cnfStyle w:val="000000000000" w:firstRow="0" w:lastRow="0" w:firstColumn="0" w:lastColumn="0" w:oddVBand="0" w:evenVBand="0" w:oddHBand="0" w:evenHBand="0" w:firstRowFirstColumn="0" w:firstRowLastColumn="0" w:lastRowFirstColumn="0" w:lastRowLastColumn="0"/>
             </w:pPr>
-            <w:proofErr w:type="gramStart"/>
             <w:r>
               <w:t>block</w:t>
             </w:r>
-            <w:proofErr w:type="gramEnd"/>
           </w:p>
         </w:tc>
         <w:tc>
@@ -6041,11 +5821,9 @@
               <w:pStyle w:val="BITTabelle"/>
               <w:cnfStyle w:val="000000000000" w:firstRow="0" w:lastRow="0" w:firstColumn="0" w:lastColumn="0" w:oddVBand="0" w:evenVBand="0" w:oddHBand="0" w:evenHBand="0" w:firstRowFirstColumn="0" w:firstRowLastColumn="0" w:lastRowFirstColumn="0" w:lastRowLastColumn="0"/>
             </w:pPr>
-            <w:proofErr w:type="gramStart"/>
             <w:r>
               <w:t>yes</w:t>
             </w:r>
-            <w:proofErr w:type="gramEnd"/>
           </w:p>
         </w:tc>
         <w:tc>
@@ -6057,11 +5835,9 @@
               <w:pStyle w:val="BITTabelle"/>
               <w:cnfStyle w:val="000000000000" w:firstRow="0" w:lastRow="0" w:firstColumn="0" w:lastColumn="0" w:oddVBand="0" w:evenVBand="0" w:oddHBand="0" w:evenHBand="0" w:firstRowFirstColumn="0" w:firstRowLastColumn="0" w:lastRowFirstColumn="0" w:lastRowLastColumn="0"/>
             </w:pPr>
-            <w:proofErr w:type="gramStart"/>
             <w:r>
               <w:t>no</w:t>
             </w:r>
-            <w:proofErr w:type="gramEnd"/>
           </w:p>
         </w:tc>
         <w:tc>
@@ -6073,11 +5849,9 @@
               <w:pStyle w:val="BITTabelle"/>
               <w:cnfStyle w:val="000000000000" w:firstRow="0" w:lastRow="0" w:firstColumn="0" w:lastColumn="0" w:oddVBand="0" w:evenVBand="0" w:oddHBand="0" w:evenHBand="0" w:firstRowFirstColumn="0" w:firstRowLastColumn="0" w:lastRowFirstColumn="0" w:lastRowLastColumn="0"/>
             </w:pPr>
-            <w:proofErr w:type="gramStart"/>
             <w:r>
               <w:t>yes</w:t>
             </w:r>
-            <w:proofErr w:type="gramEnd"/>
           </w:p>
         </w:tc>
       </w:tr>
@@ -6108,13 +5882,9 @@
               <w:pStyle w:val="BITTabelle"/>
               <w:cnfStyle w:val="000000000000" w:firstRow="0" w:lastRow="0" w:firstColumn="0" w:lastColumn="0" w:oddVBand="0" w:evenVBand="0" w:oddHBand="0" w:evenHBand="0" w:firstRowFirstColumn="0" w:firstRowLastColumn="0" w:lastRowFirstColumn="0" w:lastRowLastColumn="0"/>
             </w:pPr>
-            <w:proofErr w:type="spellStart"/>
-            <w:proofErr w:type="gramStart"/>
             <w:r>
               <w:t>rbd</w:t>
             </w:r>
-            <w:proofErr w:type="spellEnd"/>
-            <w:proofErr w:type="gramEnd"/>
           </w:p>
         </w:tc>
         <w:tc>
@@ -6126,11 +5896,9 @@
               <w:pStyle w:val="BITTabelle"/>
               <w:cnfStyle w:val="000000000000" w:firstRow="0" w:lastRow="0" w:firstColumn="0" w:lastColumn="0" w:oddVBand="0" w:evenVBand="0" w:oddHBand="0" w:evenHBand="0" w:firstRowFirstColumn="0" w:firstRowLastColumn="0" w:lastRowFirstColumn="0" w:lastRowLastColumn="0"/>
             </w:pPr>
-            <w:proofErr w:type="gramStart"/>
             <w:r>
               <w:t>block</w:t>
             </w:r>
-            <w:proofErr w:type="gramEnd"/>
           </w:p>
         </w:tc>
         <w:tc>
@@ -6142,11 +5910,9 @@
               <w:pStyle w:val="BITTabelle"/>
               <w:cnfStyle w:val="000000000000" w:firstRow="0" w:lastRow="0" w:firstColumn="0" w:lastColumn="0" w:oddVBand="0" w:evenVBand="0" w:oddHBand="0" w:evenHBand="0" w:firstRowFirstColumn="0" w:firstRowLastColumn="0" w:lastRowFirstColumn="0" w:lastRowLastColumn="0"/>
             </w:pPr>
-            <w:proofErr w:type="gramStart"/>
             <w:r>
               <w:t>yes</w:t>
             </w:r>
-            <w:proofErr w:type="gramEnd"/>
           </w:p>
         </w:tc>
         <w:tc>
@@ -6158,11 +5924,9 @@
               <w:pStyle w:val="BITTabelle"/>
               <w:cnfStyle w:val="000000000000" w:firstRow="0" w:lastRow="0" w:firstColumn="0" w:lastColumn="0" w:oddVBand="0" w:evenVBand="0" w:oddHBand="0" w:evenHBand="0" w:firstRowFirstColumn="0" w:firstRowLastColumn="0" w:lastRowFirstColumn="0" w:lastRowLastColumn="0"/>
             </w:pPr>
-            <w:proofErr w:type="gramStart"/>
             <w:r>
               <w:t>yes</w:t>
             </w:r>
-            <w:proofErr w:type="gramEnd"/>
           </w:p>
         </w:tc>
         <w:tc>
@@ -6174,11 +5938,9 @@
               <w:pStyle w:val="BITTabelle"/>
               <w:cnfStyle w:val="000000000000" w:firstRow="0" w:lastRow="0" w:firstColumn="0" w:lastColumn="0" w:oddVBand="0" w:evenVBand="0" w:oddHBand="0" w:evenHBand="0" w:firstRowFirstColumn="0" w:firstRowLastColumn="0" w:lastRowFirstColumn="0" w:lastRowLastColumn="0"/>
             </w:pPr>
-            <w:proofErr w:type="gramStart"/>
             <w:r>
               <w:t>yes</w:t>
             </w:r>
-            <w:proofErr w:type="gramEnd"/>
           </w:p>
         </w:tc>
       </w:tr>
@@ -6209,13 +5971,9 @@
               <w:pStyle w:val="BITTabelle"/>
               <w:cnfStyle w:val="000000000000" w:firstRow="0" w:lastRow="0" w:firstColumn="0" w:lastColumn="0" w:oddVBand="0" w:evenVBand="0" w:oddHBand="0" w:evenHBand="0" w:firstRowFirstColumn="0" w:firstRowLastColumn="0" w:lastRowFirstColumn="0" w:lastRowLastColumn="0"/>
             </w:pPr>
-            <w:proofErr w:type="spellStart"/>
-            <w:proofErr w:type="gramStart"/>
             <w:r>
               <w:t>zfs</w:t>
             </w:r>
-            <w:proofErr w:type="spellEnd"/>
-            <w:proofErr w:type="gramEnd"/>
           </w:p>
         </w:tc>
         <w:tc>
@@ -6227,11 +5985,9 @@
               <w:pStyle w:val="BITTabelle"/>
               <w:cnfStyle w:val="000000000000" w:firstRow="0" w:lastRow="0" w:firstColumn="0" w:lastColumn="0" w:oddVBand="0" w:evenVBand="0" w:oddHBand="0" w:evenHBand="0" w:firstRowFirstColumn="0" w:firstRowLastColumn="0" w:lastRowFirstColumn="0" w:lastRowLastColumn="0"/>
             </w:pPr>
-            <w:proofErr w:type="gramStart"/>
             <w:r>
               <w:t>block</w:t>
             </w:r>
-            <w:proofErr w:type="gramEnd"/>
           </w:p>
         </w:tc>
         <w:tc>
@@ -6243,11 +5999,9 @@
               <w:pStyle w:val="BITTabelle"/>
               <w:cnfStyle w:val="000000000000" w:firstRow="0" w:lastRow="0" w:firstColumn="0" w:lastColumn="0" w:oddVBand="0" w:evenVBand="0" w:oddHBand="0" w:evenHBand="0" w:firstRowFirstColumn="0" w:firstRowLastColumn="0" w:lastRowFirstColumn="0" w:lastRowLastColumn="0"/>
             </w:pPr>
-            <w:proofErr w:type="gramStart"/>
             <w:r>
               <w:t>yes</w:t>
             </w:r>
-            <w:proofErr w:type="gramEnd"/>
           </w:p>
         </w:tc>
         <w:tc>
@@ -6259,11 +6013,9 @@
               <w:pStyle w:val="BITTabelle"/>
               <w:cnfStyle w:val="000000000000" w:firstRow="0" w:lastRow="0" w:firstColumn="0" w:lastColumn="0" w:oddVBand="0" w:evenVBand="0" w:oddHBand="0" w:evenHBand="0" w:firstRowFirstColumn="0" w:firstRowLastColumn="0" w:lastRowFirstColumn="0" w:lastRowLastColumn="0"/>
             </w:pPr>
-            <w:proofErr w:type="gramStart"/>
             <w:r>
               <w:t>yes</w:t>
             </w:r>
-            <w:proofErr w:type="gramEnd"/>
           </w:p>
         </w:tc>
         <w:tc>
@@ -6275,11 +6027,9 @@
               <w:pStyle w:val="BITTabelle"/>
               <w:cnfStyle w:val="000000000000" w:firstRow="0" w:lastRow="0" w:firstColumn="0" w:lastColumn="0" w:oddVBand="0" w:evenVBand="0" w:oddHBand="0" w:evenHBand="0" w:firstRowFirstColumn="0" w:firstRowLastColumn="0" w:lastRowFirstColumn="0" w:lastRowLastColumn="0"/>
             </w:pPr>
-            <w:proofErr w:type="gramStart"/>
             <w:r>
               <w:t>yes</w:t>
             </w:r>
-            <w:proofErr w:type="gramEnd"/>
           </w:p>
         </w:tc>
       </w:tr>
@@ -6300,15 +6050,7 @@
         </w:tabs>
       </w:pPr>
       <w:r>
-        <w:t>Etant donné que l’objectif de ce projet est de travailler avec un cluster, toutes les options qui n’impliquent pas un partage des données entre nodes (colonne « </w:t>
-      </w:r>
-      <w:proofErr w:type="spellStart"/>
-      <w:r>
-        <w:t>shared</w:t>
-      </w:r>
-      <w:proofErr w:type="spellEnd"/>
-      <w:r>
-        <w:t> ») n’est pas envisageable.</w:t>
+        <w:t>Etant donné que l’objectif de ce projet est de travailler avec un cluster, toutes les options qui n’impliquent pas un partage des données entre nodes (colonne « shared ») n’est pas envisageable.</w:t>
       </w:r>
     </w:p>
     <w:p>
@@ -6355,6 +6097,14 @@
       </w:r>
       <w:r>
         <w:t>.</w:t>
+      </w:r>
+    </w:p>
+    <w:p>
+      <w:pPr>
+        <w:pStyle w:val="BITTextkrper"/>
+      </w:pPr>
+      <w:r>
+        <w:t>EN plus de cela, Ceph permet une réplication des données, permettant, dans le cas de 3 nodes, de perdre jusqu’à une node, si les configuration sont bien effectuées.</w:t>
       </w:r>
     </w:p>
     <w:p>
@@ -6712,60 +6462,70 @@
       <w:r>
         <w:rPr>
           <w:rFonts w:eastAsia="Arial"/>
+          <w:lang w:val="en-GB"/>
         </w:rPr>
         <w:tab/>
       </w:r>
       <w:r>
         <w:rPr>
           <w:rFonts w:eastAsia="Arial"/>
+          <w:lang w:val="en-GB"/>
         </w:rPr>
         <w:tab/>
       </w:r>
       <w:r>
         <w:rPr>
           <w:rFonts w:eastAsia="Arial"/>
+          <w:lang w:val="en-GB"/>
         </w:rPr>
         <w:tab/>
       </w:r>
       <w:r>
         <w:rPr>
           <w:rFonts w:eastAsia="Arial"/>
+          <w:lang w:val="en-GB"/>
         </w:rPr>
         <w:tab/>
       </w:r>
       <w:r>
         <w:rPr>
           <w:rFonts w:eastAsia="Arial"/>
+          <w:lang w:val="en-GB"/>
         </w:rPr>
         <w:tab/>
       </w:r>
       <w:r>
         <w:rPr>
           <w:rFonts w:eastAsia="Arial"/>
+          <w:lang w:val="en-GB"/>
         </w:rPr>
         <w:tab/>
       </w:r>
       <w:r>
         <w:rPr>
           <w:rFonts w:eastAsia="Arial"/>
+          <w:lang w:val="en-GB"/>
         </w:rPr>
         <w:tab/>
       </w:r>
       <w:r>
         <w:rPr>
           <w:rFonts w:eastAsia="Arial"/>
+          <w:lang w:val="en-GB"/>
         </w:rPr>
         <w:tab/>
       </w:r>
       <w:r>
         <w:rPr>
           <w:rFonts w:eastAsia="Arial"/>
+          <w:lang w:val="en-GB"/>
         </w:rPr>
         <w:tab/>
       </w:r>
       <w:r>
         <w:rPr>
           <w:rFonts w:eastAsia="Arial"/>
+          <w:lang w:val="en-GB"/>
         </w:rPr>
         <w:tab/>
       </w:r>
@@ -6838,7 +6598,6 @@
         </w:rPr>
         <w:t xml:space="preserve"> met en avant </w:t>
       </w:r>
-      <w:proofErr w:type="gramStart"/>
       <w:r>
         <w:rPr>
           <w:rFonts w:eastAsia="Arial"/>
@@ -6849,14 +6608,7 @@
         <w:rPr>
           <w:rFonts w:eastAsia="Arial"/>
         </w:rPr>
-        <w:t>Use</w:t>
-      </w:r>
-      <w:proofErr w:type="gramEnd"/>
-      <w:r>
-        <w:rPr>
-          <w:rFonts w:eastAsia="Arial"/>
-        </w:rPr>
-        <w:t>-Case de l’école des métiers, qui rencontre le besoin de permettre à des enseignants de différentes classes de créer leurs VMs de manière automatisée et respectant les standards d’entreprise.</w:t>
+        <w:t>Use-Case de l’école des métiers, qui rencontre le besoin de permettre à des enseignants de différentes classes de créer leurs VMs de manière automatisée et respectant les standards d’entreprise.</w:t>
       </w:r>
     </w:p>
     <w:p>
@@ -6901,23 +6653,7 @@
               <w:rFonts w:eastAsia="Arial" w:cs="Arial"/>
               <w:color w:val="000000"/>
             </w:rPr>
-            <w:t xml:space="preserve">(Hashicorp, </w:t>
-          </w:r>
-          <w:proofErr w:type="spellStart"/>
-          <w:r>
-            <w:rPr>
-              <w:rFonts w:eastAsia="Arial" w:cs="Arial"/>
-              <w:color w:val="000000"/>
-            </w:rPr>
-            <w:t>n.d</w:t>
-          </w:r>
-          <w:proofErr w:type="spellEnd"/>
-          <w:r>
-            <w:rPr>
-              <w:rFonts w:eastAsia="Arial" w:cs="Arial"/>
-              <w:color w:val="000000"/>
-            </w:rPr>
-            <w:t>.)</w:t>
+            <w:t>(Hashicorp, n.d.)</w:t>
           </w:r>
         </w:sdtContent>
       </w:sdt>
@@ -6965,29 +6701,8 @@
         </w:rPr>
         <w:t xml:space="preserve">Il existe deux principaux providers, </w:t>
       </w:r>
-      <w:proofErr w:type="spellStart"/>
-      <w:r>
-        <w:t>bgp</w:t>
-      </w:r>
-      <w:proofErr w:type="spellEnd"/>
-      <w:r>
-        <w:t>/</w:t>
-      </w:r>
-      <w:proofErr w:type="spellStart"/>
-      <w:r>
-        <w:t>terraform</w:t>
-      </w:r>
-      <w:proofErr w:type="spellEnd"/>
-      <w:r>
-        <w:t>-provider-</w:t>
-      </w:r>
-      <w:proofErr w:type="spellStart"/>
-      <w:r>
-        <w:t>proxmox</w:t>
-      </w:r>
-      <w:proofErr w:type="spellEnd"/>
-      <w:r>
-        <w:t xml:space="preserve"> </w:t>
+      <w:r>
+        <w:t xml:space="preserve">bgp/terraform-provider-proxmox </w:t>
       </w:r>
       <w:sdt>
         <w:sdtPr>
@@ -7007,44 +6722,12 @@
               <w:rFonts w:cs="Arial"/>
               <w:color w:val="000000"/>
             </w:rPr>
-            <w:t>(</w:t>
-          </w:r>
-          <w:proofErr w:type="spellStart"/>
-          <w:r>
-            <w:rPr>
-              <w:rFonts w:cs="Arial"/>
-              <w:color w:val="000000"/>
-            </w:rPr>
-            <w:t>bpg</w:t>
-          </w:r>
-          <w:proofErr w:type="spellEnd"/>
-          <w:r>
-            <w:rPr>
-              <w:rFonts w:cs="Arial"/>
-              <w:color w:val="000000"/>
-            </w:rPr>
-            <w:t xml:space="preserve"> &amp; 153 contributeurs, 2019)</w:t>
+            <w:t>(bpg &amp; 153 contributeurs, 2019)</w:t>
           </w:r>
         </w:sdtContent>
       </w:sdt>
       <w:r>
-        <w:t xml:space="preserve"> ainsi que </w:t>
-      </w:r>
-      <w:proofErr w:type="spellStart"/>
-      <w:r>
-        <w:t>Telmate</w:t>
-      </w:r>
-      <w:proofErr w:type="spellEnd"/>
-      <w:r>
-        <w:t>/</w:t>
-      </w:r>
-      <w:proofErr w:type="spellStart"/>
-      <w:r>
-        <w:t>proxmox</w:t>
-      </w:r>
-      <w:proofErr w:type="spellEnd"/>
-      <w:r>
-        <w:t xml:space="preserve">-api-go </w:t>
+        <w:t xml:space="preserve"> ainsi que Telmate/proxmox-api-go </w:t>
       </w:r>
       <w:sdt>
         <w:sdtPr>
@@ -7064,44 +6747,12 @@
               <w:rFonts w:cs="Arial"/>
               <w:color w:val="000000"/>
             </w:rPr>
-            <w:t>(</w:t>
-          </w:r>
-          <w:proofErr w:type="spellStart"/>
-          <w:r>
-            <w:rPr>
-              <w:rFonts w:cs="Arial"/>
-              <w:color w:val="000000"/>
-            </w:rPr>
-            <w:t>Telmate</w:t>
-          </w:r>
-          <w:proofErr w:type="spellEnd"/>
-          <w:r>
-            <w:rPr>
-              <w:rFonts w:cs="Arial"/>
-              <w:color w:val="000000"/>
-            </w:rPr>
-            <w:t xml:space="preserve"> &amp; 108 contributeurs, 2017)</w:t>
+            <w:t>(Telmate &amp; 108 contributeurs, 2017)</w:t>
           </w:r>
         </w:sdtContent>
       </w:sdt>
       <w:r>
-        <w:t xml:space="preserve">. Les deux compatibles avec Proxmox 9.X, cependant, </w:t>
-      </w:r>
-      <w:proofErr w:type="spellStart"/>
-      <w:r>
-        <w:t>Telmate</w:t>
-      </w:r>
-      <w:proofErr w:type="spellEnd"/>
-      <w:r>
-        <w:t xml:space="preserve"> ne met pas en place la nouvelle API haute disponibilité de Proxmox, ce qui fait pencher la balance vers </w:t>
-      </w:r>
-      <w:proofErr w:type="spellStart"/>
-      <w:r>
-        <w:t>bgp</w:t>
-      </w:r>
-      <w:proofErr w:type="spellEnd"/>
-      <w:r>
-        <w:t xml:space="preserve">, d’autant plus que ce dernier permet nettement plus de gestion des réseaux et sous-réseaux. Il sera donc encore plus simple de gérer les machines. </w:t>
+        <w:t xml:space="preserve">. Les deux compatibles avec Proxmox 9.X, cependant, Telmate ne met pas en place la nouvelle API haute disponibilité de Proxmox, ce qui fait pencher la balance vers bgp, d’autant plus que ce dernier permet nettement plus de gestion des réseaux et sous-réseaux. Il sera donc encore plus simple de gérer les machines. </w:t>
       </w:r>
     </w:p>
     <w:p>
@@ -7166,23 +6817,7 @@
               <w:rFonts w:eastAsia="Arial" w:cs="Arial"/>
               <w:color w:val="000000"/>
             </w:rPr>
-            <w:t xml:space="preserve">(Red Hat - </w:t>
-          </w:r>
-          <w:proofErr w:type="spellStart"/>
-          <w:r>
-            <w:rPr>
-              <w:rFonts w:eastAsia="Arial" w:cs="Arial"/>
-              <w:color w:val="000000"/>
-            </w:rPr>
-            <w:t>Inc</w:t>
-          </w:r>
-          <w:proofErr w:type="spellEnd"/>
-          <w:r>
-            <w:rPr>
-              <w:rFonts w:eastAsia="Arial" w:cs="Arial"/>
-              <w:color w:val="000000"/>
-            </w:rPr>
-            <w:t>, 2022)</w:t>
+            <w:t>(Red Hat - Inc, 2022)</w:t>
           </w:r>
         </w:sdtContent>
       </w:sdt>
@@ -7213,6 +6848,9 @@
         <w:ind w:left="5672"/>
       </w:pPr>
       <w:r>
+        <w:rPr>
+          <w:lang w:val="en-GB"/>
+        </w:rPr>
         <w:t xml:space="preserve"> </w:t>
       </w:r>
       <w:sdt>
@@ -7233,23 +6871,7 @@
               <w:rFonts w:cs="Arial"/>
               <w:color w:val="000000"/>
             </w:rPr>
-            <w:t xml:space="preserve">Red Hat - </w:t>
-          </w:r>
-          <w:proofErr w:type="spellStart"/>
-          <w:r>
-            <w:rPr>
-              <w:rFonts w:cs="Arial"/>
-              <w:color w:val="000000"/>
-            </w:rPr>
-            <w:t>Inc</w:t>
-          </w:r>
-          <w:proofErr w:type="spellEnd"/>
-          <w:r>
-            <w:rPr>
-              <w:rFonts w:cs="Arial"/>
-              <w:color w:val="000000"/>
-            </w:rPr>
-            <w:t xml:space="preserve"> (2022)</w:t>
+            <w:t>Red Hat - Inc (2022)</w:t>
           </w:r>
         </w:sdtContent>
       </w:sdt>
@@ -7330,23 +6952,7 @@
               <w:rFonts w:eastAsia="Arial" w:cs="Arial"/>
               <w:color w:val="000000"/>
             </w:rPr>
-            <w:t xml:space="preserve">(Ansible Project </w:t>
-          </w:r>
-          <w:proofErr w:type="spellStart"/>
-          <w:r>
-            <w:rPr>
-              <w:rFonts w:eastAsia="Arial" w:cs="Arial"/>
-              <w:color w:val="000000"/>
-            </w:rPr>
-            <w:t>Contributors</w:t>
-          </w:r>
-          <w:proofErr w:type="spellEnd"/>
-          <w:r>
-            <w:rPr>
-              <w:rFonts w:eastAsia="Arial" w:cs="Arial"/>
-              <w:color w:val="000000"/>
-            </w:rPr>
-            <w:t>, 2026)</w:t>
+            <w:t>(Ansible Project Contributors, 2026)</w:t>
           </w:r>
         </w:sdtContent>
       </w:sdt>
@@ -7424,39 +7030,7 @@
           <w:rFonts w:eastAsia="Arial" w:cs="Arial"/>
           <w:color w:val="000000" w:themeColor="text1"/>
         </w:rPr>
-        <w:t xml:space="preserve">, concerne le parallélisme. Suivant le </w:t>
-      </w:r>
-      <w:proofErr w:type="spellStart"/>
-      <w:r>
-        <w:rPr>
-          <w:rFonts w:eastAsia="Arial" w:cs="Arial"/>
-          <w:color w:val="000000" w:themeColor="text1"/>
-        </w:rPr>
-        <w:t>playbook</w:t>
-      </w:r>
-      <w:proofErr w:type="spellEnd"/>
-      <w:r>
-        <w:rPr>
-          <w:rFonts w:eastAsia="Arial" w:cs="Arial"/>
-          <w:color w:val="000000" w:themeColor="text1"/>
-        </w:rPr>
-        <w:t xml:space="preserve"> en question, quand plusieurs processus tentent de lire un </w:t>
-      </w:r>
-      <w:proofErr w:type="spellStart"/>
-      <w:r>
-        <w:rPr>
-          <w:rFonts w:eastAsia="Arial" w:cs="Arial"/>
-          <w:color w:val="000000" w:themeColor="text1"/>
-        </w:rPr>
-        <w:t>template</w:t>
-      </w:r>
-      <w:proofErr w:type="spellEnd"/>
-      <w:r>
-        <w:rPr>
-          <w:rFonts w:eastAsia="Arial" w:cs="Arial"/>
-          <w:color w:val="000000" w:themeColor="text1"/>
-        </w:rPr>
-        <w:t xml:space="preserve"> en même temps, un seul y a accès, les autres finissent en time-out. Ce n’est pas difficile à prendre en compte, mais il faut y penser. Un autre problème rencontré par </w:t>
+        <w:t xml:space="preserve">, concerne le parallélisme. Suivant le playbook en question, quand plusieurs processus tentent de lire un template en même temps, un seul y a accès, les autres finissent en time-out. Ce n’est pas difficile à prendre en compte, mais il faut y penser. Un autre problème rencontré par </w:t>
       </w:r>
       <w:sdt>
         <w:sdtPr>
@@ -7485,23 +7059,7 @@
           <w:rFonts w:eastAsia="Arial" w:cs="Arial"/>
           <w:color w:val="000000" w:themeColor="text1"/>
         </w:rPr>
-        <w:t xml:space="preserve"> est l’impossibilité, en tout cas en 2024, de modifier le hardware d’une VM venant d’un </w:t>
-      </w:r>
-      <w:proofErr w:type="spellStart"/>
-      <w:r>
-        <w:rPr>
-          <w:rFonts w:eastAsia="Arial" w:cs="Arial"/>
-          <w:color w:val="000000" w:themeColor="text1"/>
-        </w:rPr>
-        <w:t>template</w:t>
-      </w:r>
-      <w:proofErr w:type="spellEnd"/>
-      <w:r>
-        <w:rPr>
-          <w:rFonts w:eastAsia="Arial" w:cs="Arial"/>
-          <w:color w:val="000000" w:themeColor="text1"/>
-        </w:rPr>
-        <w:t xml:space="preserve">. Il semblerait qu’il existe déjà une solution pour ce problème </w:t>
+        <w:t xml:space="preserve"> est l’impossibilité, en tout cas en 2024, de modifier le hardware d’une VM venant d’un template. Il semblerait qu’il existe déjà une solution pour ce problème </w:t>
       </w:r>
       <w:sdt>
         <w:sdtPr>
@@ -7537,7 +7095,7 @@
       <w:pPr>
         <w:pStyle w:val="Titre2"/>
       </w:pPr>
-      <w:bookmarkStart w:id="19" w:name="_Toc229477140"/>
+      <w:bookmarkStart w:id="19" w:name="_Toc229725012"/>
       <w:r>
         <w:t>Comparaison et choix</w:t>
       </w:r>
@@ -7576,21 +7134,7 @@
         <w:rPr>
           <w:rFonts w:eastAsia="Arial"/>
         </w:rPr>
-        <w:t xml:space="preserve">Afin de garder une trace des mots de passe utilisés durant le projet, je vais mettre en place une base de données </w:t>
-      </w:r>
-      <w:proofErr w:type="spellStart"/>
-      <w:r>
-        <w:rPr>
-          <w:rFonts w:eastAsia="Arial"/>
-        </w:rPr>
-        <w:t>KeePassXC</w:t>
-      </w:r>
-      <w:proofErr w:type="spellEnd"/>
-      <w:r>
-        <w:rPr>
-          <w:rFonts w:eastAsia="Arial"/>
-        </w:rPr>
-        <w:t xml:space="preserve"> qui permettra de ne pas noter les mots de passe en clair dans la documentation.</w:t>
+        <w:t>Afin de garder une trace des mots de passe utilisés durant le projet, je vais mettre en place une base de données KeePassXC qui permettra de ne pas noter les mots de passe en clair dans la documentation.</w:t>
       </w:r>
     </w:p>
     <w:p>
@@ -8287,15 +7831,7 @@
         <w:t>Les nodes Nutanix étant équipées de ports pour la fibre optiqu</w:t>
       </w:r>
       <w:r>
-        <w:t xml:space="preserve">e, il serait intéressant de mettre en place une connexion haute rapidité pour ce réseau de stockage. </w:t>
-      </w:r>
-      <w:proofErr w:type="gramStart"/>
-      <w:r>
-        <w:t>Par contre</w:t>
-      </w:r>
-      <w:proofErr w:type="gramEnd"/>
-      <w:r>
-        <w:t xml:space="preserve">, cela va éventuellement impliquer une modification </w:t>
+        <w:t xml:space="preserve">e, il serait intéressant de mettre en place une connexion haute rapidité pour ce réseau de stockage. Par contre, cela va éventuellement impliquer une modification </w:t>
       </w:r>
       <w:r>
         <w:t>des configurations</w:t>
@@ -8372,10 +7908,12 @@
       <w:pPr>
         <w:pStyle w:val="Titre2"/>
       </w:pPr>
+      <w:bookmarkStart w:id="20" w:name="_Toc229725013"/>
       <w:r>
         <w:lastRenderedPageBreak/>
         <w:t>Evolutivité</w:t>
       </w:r>
+      <w:bookmarkEnd w:id="20"/>
     </w:p>
     <w:p>
       <w:pPr>
@@ -8399,28 +7937,20 @@
         <w:t xml:space="preserve"> du rack 07 mais possiblement plus de</w:t>
       </w:r>
       <w:r>
-        <w:t xml:space="preserve"> </w:t>
-      </w:r>
-      <w:proofErr w:type="spellStart"/>
-      <w:r>
-        <w:t>blades</w:t>
-      </w:r>
-      <w:proofErr w:type="spellEnd"/>
-      <w:r>
-        <w:t>.</w:t>
+        <w:t xml:space="preserve"> blades.</w:t>
       </w:r>
     </w:p>
     <w:p>
       <w:pPr>
         <w:pStyle w:val="Titre2"/>
       </w:pPr>
-      <w:bookmarkStart w:id="20" w:name="_Toc250790978"/>
-      <w:bookmarkStart w:id="21" w:name="_Toc229477142"/>
+      <w:bookmarkStart w:id="21" w:name="_Toc250790978"/>
+      <w:bookmarkStart w:id="22" w:name="_Toc229725014"/>
       <w:r>
         <w:t>Analyse de risque</w:t>
       </w:r>
-      <w:bookmarkEnd w:id="20"/>
       <w:bookmarkEnd w:id="21"/>
+      <w:bookmarkEnd w:id="22"/>
     </w:p>
     <w:p>
       <w:pPr>
@@ -9055,15 +8585,7 @@
               <w:cnfStyle w:val="000000000000" w:firstRow="0" w:lastRow="0" w:firstColumn="0" w:lastColumn="0" w:oddVBand="0" w:evenVBand="0" w:oddHBand="0" w:evenHBand="0" w:firstRowFirstColumn="0" w:firstRowLastColumn="0" w:lastRowFirstColumn="0" w:lastRowLastColumn="0"/>
             </w:pPr>
             <w:r>
-              <w:t xml:space="preserve">Mauvais </w:t>
-            </w:r>
-            <w:proofErr w:type="spellStart"/>
-            <w:r>
-              <w:t>template</w:t>
-            </w:r>
-            <w:proofErr w:type="spellEnd"/>
-            <w:r>
-              <w:t>, erreur Sysprep, mauvaise configuration réseau</w:t>
+              <w:t>Mauvais template, erreur Sysprep, mauvaise configuration réseau</w:t>
             </w:r>
           </w:p>
         </w:tc>
@@ -9123,15 +8645,7 @@
               <w:cnfStyle w:val="000000000000" w:firstRow="0" w:lastRow="0" w:firstColumn="0" w:lastColumn="0" w:oddVBand="0" w:evenVBand="0" w:oddHBand="0" w:evenHBand="0" w:firstRowFirstColumn="0" w:firstRowLastColumn="0" w:lastRowFirstColumn="0" w:lastRowLastColumn="0"/>
             </w:pPr>
             <w:r>
-              <w:t xml:space="preserve">Tester le </w:t>
-            </w:r>
-            <w:proofErr w:type="spellStart"/>
-            <w:r>
-              <w:t>template</w:t>
-            </w:r>
-            <w:proofErr w:type="spellEnd"/>
-            <w:r>
-              <w:t>, valider le démarrage, le réseau et la configuration de chaque VM</w:t>
+              <w:t>Tester le template, valider le démarrage, le réseau et la configuration de chaque VM</w:t>
             </w:r>
           </w:p>
         </w:tc>
@@ -9619,20 +9133,20 @@
           <w:numId w:val="16"/>
         </w:numPr>
       </w:pPr>
-      <w:bookmarkStart w:id="22" w:name="_Toc250790979"/>
-      <w:bookmarkStart w:id="23" w:name="_Toc114965614"/>
-      <w:bookmarkStart w:id="24" w:name="_Toc229477143"/>
+      <w:bookmarkStart w:id="23" w:name="_Toc250790979"/>
+      <w:bookmarkStart w:id="24" w:name="_Toc229725015"/>
+      <w:bookmarkStart w:id="25" w:name="_Toc114965614"/>
       <w:r>
         <w:t>Sécurité de l’information et protection des données</w:t>
       </w:r>
-      <w:bookmarkEnd w:id="22"/>
+      <w:bookmarkEnd w:id="23"/>
       <w:bookmarkEnd w:id="24"/>
     </w:p>
     <w:p>
       <w:pPr>
         <w:pStyle w:val="BITTextkrper"/>
       </w:pPr>
-      <w:bookmarkStart w:id="25" w:name="_Toc114965602"/>
+      <w:bookmarkStart w:id="26" w:name="_Toc114965602"/>
       <w:r>
         <w:t>Ce projet n’est pas destiné au stockage et au traitement de données personnelles, que cela soit des élèves ou des enseignants. Les données qui risquent d’être présentes sont principalement les initiales des enseignants pour indiquer quelle VMs ont été créées par qui, ainsi que des données que les élèves entreraient d’eux-mêmes dans les machines virtuelles.</w:t>
       </w:r>
@@ -9692,9 +9206,9 @@
           <w:lang w:val="fr-CH"/>
         </w:rPr>
       </w:pPr>
-      <w:bookmarkStart w:id="26" w:name="_Toc250790980"/>
-      <w:bookmarkStart w:id="27" w:name="_Toc229477144"/>
-      <w:bookmarkEnd w:id="25"/>
+      <w:bookmarkStart w:id="27" w:name="_Toc250790980"/>
+      <w:bookmarkStart w:id="28" w:name="_Toc229725016"/>
+      <w:bookmarkEnd w:id="26"/>
       <w:r>
         <w:rPr>
           <w:lang w:val="fr-CH"/>
@@ -9702,14 +9216,14 @@
         <w:lastRenderedPageBreak/>
         <w:t>Concept</w:t>
       </w:r>
-      <w:bookmarkEnd w:id="26"/>
+      <w:bookmarkEnd w:id="27"/>
       <w:r>
         <w:rPr>
           <w:lang w:val="fr-CH"/>
         </w:rPr>
         <w:t>ion</w:t>
       </w:r>
-      <w:bookmarkEnd w:id="27"/>
+      <w:bookmarkEnd w:id="28"/>
     </w:p>
     <w:p>
       <w:pPr>
@@ -9727,16 +9241,16 @@
           <w:numId w:val="16"/>
         </w:numPr>
       </w:pPr>
-      <w:bookmarkStart w:id="28" w:name="_Toc250790981"/>
-      <w:bookmarkStart w:id="29" w:name="_Toc229477145"/>
+      <w:bookmarkStart w:id="29" w:name="_Toc250790981"/>
+      <w:bookmarkStart w:id="30" w:name="_Toc229725017"/>
       <w:r>
         <w:t xml:space="preserve">Exigences </w:t>
       </w:r>
-      <w:bookmarkEnd w:id="28"/>
+      <w:bookmarkEnd w:id="29"/>
       <w:r>
         <w:t>techniques et fonctionnelles</w:t>
       </w:r>
-      <w:bookmarkEnd w:id="29"/>
+      <w:bookmarkEnd w:id="30"/>
     </w:p>
     <w:p>
       <w:pPr>
@@ -10002,15 +9516,7 @@
               <w:cnfStyle w:val="000000000000" w:firstRow="0" w:lastRow="0" w:firstColumn="0" w:lastColumn="0" w:oddVBand="0" w:evenVBand="0" w:oddHBand="0" w:evenHBand="0" w:firstRowFirstColumn="0" w:firstRowLastColumn="0" w:lastRowFirstColumn="0" w:lastRowLastColumn="0"/>
             </w:pPr>
             <w:r>
-              <w:t xml:space="preserve">Un </w:t>
-            </w:r>
-            <w:proofErr w:type="spellStart"/>
-            <w:r>
-              <w:t>template</w:t>
-            </w:r>
-            <w:proofErr w:type="spellEnd"/>
-            <w:r>
-              <w:t xml:space="preserve"> Windows Server sera préparé avec Sysprep afin de permettre le clonage propre des VMs.</w:t>
+              <w:t>Un template Windows Server sera préparé avec Sysprep afin de permettre le clonage propre des VMs.</w:t>
             </w:r>
           </w:p>
         </w:tc>
@@ -10060,15 +9566,7 @@
               <w:cnfStyle w:val="000000100000" w:firstRow="0" w:lastRow="0" w:firstColumn="0" w:lastColumn="0" w:oddVBand="0" w:evenVBand="0" w:oddHBand="1" w:evenHBand="0" w:firstRowFirstColumn="0" w:firstRowLastColumn="0" w:lastRowFirstColumn="0" w:lastRowLastColumn="0"/>
             </w:pPr>
             <w:r>
-              <w:t xml:space="preserve">Des playbooks Ansible seront utilisés pour créer les VMs à partir du </w:t>
-            </w:r>
-            <w:proofErr w:type="spellStart"/>
-            <w:r>
-              <w:t>template</w:t>
-            </w:r>
-            <w:proofErr w:type="spellEnd"/>
-            <w:r>
-              <w:t xml:space="preserve"> défini.</w:t>
+              <w:t>Des playbooks Ansible seront utilisés pour créer les VMs à partir du template défini.</w:t>
             </w:r>
           </w:p>
         </w:tc>
@@ -10165,15 +9663,7 @@
               <w:cnfStyle w:val="000000100000" w:firstRow="0" w:lastRow="0" w:firstColumn="0" w:lastColumn="0" w:oddVBand="0" w:evenVBand="0" w:oddHBand="1" w:evenHBand="0" w:firstRowFirstColumn="0" w:firstRowLastColumn="0" w:lastRowFirstColumn="0" w:lastRowLastColumn="0"/>
             </w:pPr>
             <w:r>
-              <w:t xml:space="preserve">Des tests seront prévus pour valider le cluster, le réseau, le stockage, les </w:t>
-            </w:r>
-            <w:proofErr w:type="spellStart"/>
-            <w:r>
-              <w:t>templates</w:t>
-            </w:r>
-            <w:proofErr w:type="spellEnd"/>
-            <w:r>
-              <w:t xml:space="preserve"> et l’automatisation.</w:t>
+              <w:t>Des tests seront prévus pour valider le cluster, le réseau, le stockage, les templates et l’automatisation.</w:t>
             </w:r>
           </w:p>
         </w:tc>
@@ -10239,13 +9729,13 @@
           <w:numId w:val="16"/>
         </w:numPr>
       </w:pPr>
-      <w:bookmarkStart w:id="30" w:name="_Toc250790982"/>
-      <w:bookmarkStart w:id="31" w:name="_Toc229477146"/>
+      <w:bookmarkStart w:id="31" w:name="_Toc250790982"/>
+      <w:bookmarkStart w:id="32" w:name="_Toc229725018"/>
       <w:r>
         <w:t>Architecture du système</w:t>
       </w:r>
-      <w:bookmarkEnd w:id="30"/>
       <w:bookmarkEnd w:id="31"/>
+      <w:bookmarkEnd w:id="32"/>
     </w:p>
     <w:p>
       <w:pPr>
@@ -10305,6 +9795,14 @@
       </w:pPr>
       <w:r>
         <w:t>Schéma Proxmox</w:t>
+      </w:r>
+    </w:p>
+    <w:p>
+      <w:pPr>
+        <w:pStyle w:val="Titre3"/>
+      </w:pPr>
+      <w:r>
+        <w:t>Règles firewall</w:t>
       </w:r>
     </w:p>
     <w:p>
@@ -10315,13 +9813,13 @@
           <w:numId w:val="16"/>
         </w:numPr>
       </w:pPr>
-      <w:bookmarkStart w:id="32" w:name="_Toc250790984"/>
-      <w:bookmarkStart w:id="33" w:name="_Toc229477148"/>
+      <w:bookmarkStart w:id="33" w:name="_Toc250790984"/>
+      <w:bookmarkStart w:id="34" w:name="_Toc229725019"/>
       <w:r>
         <w:t>Concept d‘implémentation</w:t>
       </w:r>
-      <w:bookmarkEnd w:id="32"/>
       <w:bookmarkEnd w:id="33"/>
+      <w:bookmarkEnd w:id="34"/>
     </w:p>
     <w:p>
       <w:pPr>
@@ -10677,6 +10175,7 @@
                 <w:b w:val="0"/>
                 <w:bCs w:val="0"/>
               </w:rPr>
+              <w:lastRenderedPageBreak/>
               <w:t>Réseaux internes à Proxmox</w:t>
             </w:r>
           </w:p>
@@ -10693,6 +10192,9 @@
             <w:r>
               <w:t>Création des interfaces réseaux selon le schéma hybride Proxmox</w:t>
             </w:r>
+            <w:r>
+              <w:t xml:space="preserve"> et configuration des firewalls</w:t>
+            </w:r>
           </w:p>
         </w:tc>
         <w:tc>
@@ -10706,6 +10208,9 @@
             </w:pPr>
             <w:r>
               <w:t>L’implémentation correspond au schéma</w:t>
+            </w:r>
+            <w:r>
+              <w:t xml:space="preserve"> proxmox et au tableau des règles firewalls.</w:t>
             </w:r>
           </w:p>
         </w:tc>
@@ -10729,7 +10234,6 @@
                 <w:b w:val="0"/>
                 <w:bCs w:val="0"/>
               </w:rPr>
-              <w:lastRenderedPageBreak/>
               <w:t>Configuration du stockage</w:t>
             </w:r>
           </w:p>
@@ -10772,16 +10276,11 @@
             <w:r>
               <w:t xml:space="preserve"> sont visibles, le </w:t>
             </w:r>
-            <w:proofErr w:type="spellStart"/>
             <w:r>
               <w:t>C</w:t>
             </w:r>
             <w:r>
-              <w:t>ephfs</w:t>
-            </w:r>
-            <w:proofErr w:type="spellEnd"/>
-            <w:r>
-              <w:t xml:space="preserve"> de même et chaque node a accès </w:t>
+              <w:t xml:space="preserve">ephfs de même et chaque node a accès </w:t>
             </w:r>
             <w:r>
               <w:t>aux différents pools</w:t>
@@ -10925,30 +10424,36 @@
           <w:numId w:val="16"/>
         </w:numPr>
       </w:pPr>
-      <w:bookmarkStart w:id="34" w:name="_Toc250790985"/>
-      <w:bookmarkStart w:id="35" w:name="_Toc229477149"/>
+      <w:bookmarkStart w:id="35" w:name="_Toc250790985"/>
+      <w:bookmarkStart w:id="36" w:name="_Toc229725020"/>
       <w:r>
         <w:t>Concept de formation</w:t>
       </w:r>
-      <w:bookmarkEnd w:id="34"/>
       <w:bookmarkEnd w:id="35"/>
+      <w:bookmarkEnd w:id="36"/>
     </w:p>
     <w:p>
       <w:pPr>
         <w:pStyle w:val="BITTextkrper"/>
-        <w:rPr>
-          <w:i/>
-          <w:iCs/>
-          <w:color w:val="A6A6A6" w:themeColor="background1" w:themeShade="A6"/>
-        </w:rPr>
-      </w:pPr>
-      <w:r>
-        <w:rPr>
-          <w:i/>
-          <w:iCs/>
-          <w:color w:val="A6A6A6" w:themeColor="background1" w:themeShade="A6"/>
-        </w:rPr>
-        <w:t>Manuel, tutoriel, présentation, etc.</w:t>
+      </w:pPr>
+      <w:r>
+        <w:t>Afin de répondre aux demandes de l’école des métiers de Fribourg, une documentation utilisateur sera mise en place sous la forme d’un PDF que vous trouverez en annexes.</w:t>
+      </w:r>
+    </w:p>
+    <w:p>
+      <w:pPr>
+        <w:pStyle w:val="BITTextkrper"/>
+      </w:pPr>
+      <w:r>
+        <w:t>En première partie, il contiendra les marches à suivre pour les enseignants, qui devront, en suivant cette marche à suivre, pouvoir créer des VMs et les détruire.</w:t>
+      </w:r>
+    </w:p>
+    <w:p>
+      <w:pPr>
+        <w:pStyle w:val="BITTextkrper"/>
+      </w:pPr>
+      <w:r>
+        <w:t>En seconde partie, il y aura une marche à suivre qui va couvrir l’entretien du cluster et l’ajout et suppression des utilisateurs enseignants.</w:t>
       </w:r>
     </w:p>
     <w:p>
@@ -10959,47 +10464,66 @@
           <w:numId w:val="16"/>
         </w:numPr>
       </w:pPr>
-      <w:bookmarkStart w:id="36" w:name="_Toc250790986"/>
-      <w:bookmarkStart w:id="37" w:name="_Toc229477150"/>
+      <w:bookmarkStart w:id="37" w:name="_Toc250790986"/>
+      <w:bookmarkStart w:id="38" w:name="_Toc229725021"/>
       <w:r>
         <w:t>Concept de tests</w:t>
       </w:r>
-      <w:bookmarkEnd w:id="36"/>
       <w:bookmarkEnd w:id="37"/>
+      <w:bookmarkEnd w:id="38"/>
     </w:p>
     <w:p>
       <w:pPr>
         <w:pStyle w:val="BITTextkrper"/>
-      </w:pPr>
-      <w:r>
-        <w:t xml:space="preserve">Méthodes : </w:t>
-      </w:r>
-      <w:proofErr w:type="spellStart"/>
-      <w:r>
-        <w:t>blackbox</w:t>
-      </w:r>
-      <w:proofErr w:type="spellEnd"/>
-      <w:r>
-        <w:t xml:space="preserve">, </w:t>
-      </w:r>
-      <w:proofErr w:type="spellStart"/>
-      <w:r>
-        <w:t>whitebox</w:t>
-      </w:r>
-      <w:proofErr w:type="spellEnd"/>
-      <w:r>
-        <w:t xml:space="preserve">, tests unitaires, </w:t>
-      </w:r>
-      <w:proofErr w:type="spellStart"/>
-      <w:r>
-        <w:t>hardening</w:t>
-      </w:r>
-      <w:proofErr w:type="spellEnd"/>
-      <w:r>
-        <w:t>, performance, failover</w:t>
-      </w:r>
-      <w:r>
-        <w:t>, etc.</w:t>
+        <w:rPr>
+          <w:rFonts w:cs="Arial"/>
+          <w:color w:val="000000"/>
+          <w:szCs w:val="22"/>
+        </w:rPr>
+      </w:pPr>
+      <w:r>
+        <w:rPr>
+          <w:szCs w:val="22"/>
+        </w:rPr>
+        <w:t>Le cahier des charges d</w:t>
+      </w:r>
+      <w:r>
+        <w:rPr>
+          <w:szCs w:val="22"/>
+        </w:rPr>
+        <w:t xml:space="preserve">emande des tests fonctionnels du cluster et des déploiements </w:t>
+      </w:r>
+      <w:sdt>
+        <w:sdtPr>
+          <w:rPr>
+            <w:rFonts w:cs="Arial"/>
+            <w:color w:val="000000"/>
+            <w:szCs w:val="22"/>
+          </w:rPr>
+          <w:tag w:val="MENDELEY_CITATION_v3_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"/>
+          <w:id w:val="717325648"/>
+          <w:placeholder>
+            <w:docPart w:val="DefaultPlaceholder_-1854013440"/>
+          </w:placeholder>
+        </w:sdtPr>
+        <w:sdtContent>
+          <w:r>
+            <w:rPr>
+              <w:rFonts w:cs="Arial"/>
+              <w:color w:val="000000"/>
+              <w:szCs w:val="22"/>
+            </w:rPr>
+            <w:t>(Blaise Hurtlin, 2026)</w:t>
+          </w:r>
+        </w:sdtContent>
+      </w:sdt>
+      <w:r>
+        <w:rPr>
+          <w:rFonts w:cs="Arial"/>
+          <w:color w:val="000000"/>
+          <w:szCs w:val="22"/>
+        </w:rPr>
+        <w:t>. Les tests seront donc concentrés sur le fonctionnement final, mais seront menés au long de la réalisation, afin de permettre une plus grande granularité quant au besoin de résolution des problèmes. Plutôt que de tester la connectivité réseau à la fin du projet, en même temps que les playbooks ansible, au moment de tester les playbooks, la connectivité sera déjà testée, afin d’être certaine que ce sont les playbooks et non pas le réseau qui pose des problèmes.</w:t>
       </w:r>
     </w:p>
     <w:p>
@@ -11009,6 +10533,55 @@
           <w:szCs w:val="22"/>
         </w:rPr>
       </w:pPr>
+      <w:r>
+        <w:rPr>
+          <w:szCs w:val="22"/>
+        </w:rPr>
+        <w:t>Ces tests seront principalement des tests fonctionnels blackbox dont l’objectif sera de vérifier le résultat obtenu du point de vue de l’utilisateur. Par exemple, une VM devra démarrer, avoir accès internet, et finalement, avoir les bonnes configurations avec les bons utilisateurs.</w:t>
+      </w:r>
+    </w:p>
+    <w:p>
+      <w:pPr>
+        <w:pStyle w:val="BITTextkrper"/>
+        <w:rPr>
+          <w:szCs w:val="22"/>
+        </w:rPr>
+      </w:pPr>
+      <w:r>
+        <w:rPr>
+          <w:szCs w:val="22"/>
+        </w:rPr>
+        <w:t>Quelques tests de sécurité s’assureront que les VMs n’ont pas accès au réseau de management ou de stockage.</w:t>
+      </w:r>
+    </w:p>
+    <w:p>
+      <w:pPr>
+        <w:pStyle w:val="BITTextkrper"/>
+        <w:rPr>
+          <w:szCs w:val="22"/>
+        </w:rPr>
+      </w:pPr>
+      <w:r>
+        <w:rPr>
+          <w:szCs w:val="22"/>
+        </w:rPr>
+        <w:lastRenderedPageBreak/>
+        <w:t>Finalement, des tests de haute disponibilité seront menés, afin de s’assurer que les VMs sont bien clonées et que les nodes ont accès aux données pour que les VMs fonctionnent malgré l’absence d’une node.</w:t>
+      </w:r>
+    </w:p>
+    <w:p>
+      <w:pPr>
+        <w:pStyle w:val="BITTextkrper"/>
+        <w:rPr>
+          <w:szCs w:val="22"/>
+        </w:rPr>
+      </w:pPr>
+      <w:r>
+        <w:rPr>
+          <w:szCs w:val="22"/>
+        </w:rPr>
+        <w:t>Ces tests sont documentés dans un document Excel afin de permettre une mise en page plus facile, puis insérés dans cette documentation.</w:t>
+      </w:r>
     </w:p>
     <w:p>
       <w:pPr>
@@ -11018,13 +10591,13 @@
           <w:numId w:val="16"/>
         </w:numPr>
       </w:pPr>
-      <w:bookmarkStart w:id="38" w:name="_Toc250790987"/>
-      <w:bookmarkStart w:id="39" w:name="_Toc229477151"/>
+      <w:bookmarkStart w:id="39" w:name="_Toc250790987"/>
+      <w:bookmarkStart w:id="40" w:name="_Toc229725022"/>
       <w:r>
         <w:t>Moyens nécessaires</w:t>
       </w:r>
-      <w:bookmarkEnd w:id="38"/>
       <w:bookmarkEnd w:id="39"/>
+      <w:bookmarkEnd w:id="40"/>
     </w:p>
     <w:p>
       <w:pPr>
@@ -11119,8 +10692,8 @@
           <w:lang w:val="fr-CH"/>
         </w:rPr>
       </w:pPr>
-      <w:bookmarkStart w:id="40" w:name="_Toc250790988"/>
-      <w:bookmarkStart w:id="41" w:name="_Toc229477152"/>
+      <w:bookmarkStart w:id="41" w:name="_Toc250790988"/>
+      <w:bookmarkStart w:id="42" w:name="_Toc229725023"/>
       <w:r>
         <w:rPr>
           <w:lang w:val="fr-CH"/>
@@ -11128,8 +10701,8 @@
         <w:lastRenderedPageBreak/>
         <w:t>Réalisation</w:t>
       </w:r>
-      <w:bookmarkEnd w:id="40"/>
       <w:bookmarkEnd w:id="41"/>
+      <w:bookmarkEnd w:id="42"/>
     </w:p>
     <w:p>
       <w:pPr>
@@ -11139,13 +10712,13 @@
           <w:numId w:val="16"/>
         </w:numPr>
       </w:pPr>
-      <w:bookmarkStart w:id="42" w:name="_Toc250790989"/>
-      <w:bookmarkStart w:id="43" w:name="_Toc229477153"/>
+      <w:bookmarkStart w:id="43" w:name="_Toc250790989"/>
+      <w:bookmarkStart w:id="44" w:name="_Toc229725024"/>
       <w:r>
         <w:t>Spécifications détaillées</w:t>
       </w:r>
-      <w:bookmarkEnd w:id="42"/>
       <w:bookmarkEnd w:id="43"/>
+      <w:bookmarkEnd w:id="44"/>
     </w:p>
     <w:p>
       <w:pPr>
@@ -11173,13 +10746,13 @@
           <w:numId w:val="16"/>
         </w:numPr>
       </w:pPr>
-      <w:bookmarkStart w:id="44" w:name="_Toc250790990"/>
-      <w:bookmarkStart w:id="45" w:name="_Toc229477154"/>
+      <w:bookmarkStart w:id="45" w:name="_Toc250790990"/>
+      <w:bookmarkStart w:id="46" w:name="_Toc229725025"/>
       <w:r>
         <w:t>Design du système</w:t>
       </w:r>
-      <w:bookmarkEnd w:id="44"/>
       <w:bookmarkEnd w:id="45"/>
+      <w:bookmarkEnd w:id="46"/>
     </w:p>
     <w:p>
       <w:pPr>
@@ -11202,24 +10775,24 @@
           <w:numId w:val="16"/>
         </w:numPr>
       </w:pPr>
-      <w:bookmarkStart w:id="46" w:name="_Toc114965606"/>
-      <w:bookmarkStart w:id="47" w:name="_Toc250790991"/>
-      <w:bookmarkStart w:id="48" w:name="_Toc229477155"/>
+      <w:bookmarkStart w:id="47" w:name="_Toc114965606"/>
+      <w:bookmarkStart w:id="48" w:name="_Toc250790991"/>
+      <w:bookmarkStart w:id="49" w:name="_Toc229725026"/>
       <w:r>
         <w:t>C</w:t>
       </w:r>
       <w:r>
         <w:t xml:space="preserve">onfiguration </w:t>
       </w:r>
-      <w:bookmarkEnd w:id="46"/>
       <w:bookmarkEnd w:id="47"/>
+      <w:bookmarkEnd w:id="48"/>
       <w:r>
         <w:t xml:space="preserve">et mise en </w:t>
       </w:r>
       <w:r>
         <w:t>œuvre</w:t>
       </w:r>
-      <w:bookmarkEnd w:id="48"/>
+      <w:bookmarkEnd w:id="49"/>
     </w:p>
     <w:p>
       <w:pPr>
@@ -11233,7 +10806,7 @@
           <w:szCs w:val="22"/>
         </w:rPr>
       </w:pPr>
-      <w:bookmarkStart w:id="49" w:name="_Toc114965607"/>
+      <w:bookmarkStart w:id="50" w:name="_Toc114965607"/>
       <w:r>
         <w:rPr>
           <w:i/>
@@ -11251,7 +10824,6 @@
         </w:rPr>
         <w:t xml:space="preserve"> </w:t>
       </w:r>
-      <w:proofErr w:type="gramStart"/>
       <w:r>
         <w:rPr>
           <w:rStyle w:val="Hinweistext"/>
@@ -11261,19 +10833,7 @@
           <w:sz w:val="22"/>
           <w:szCs w:val="22"/>
         </w:rPr>
-        <w:t>Conseil:</w:t>
-      </w:r>
-      <w:proofErr w:type="gramEnd"/>
-      <w:r>
-        <w:rPr>
-          <w:rStyle w:val="Hinweistext"/>
-          <w:i w:val="0"/>
-          <w:iCs/>
-          <w:color w:val="A6A6A6" w:themeColor="background1" w:themeShade="A6"/>
-          <w:sz w:val="22"/>
-          <w:szCs w:val="22"/>
-        </w:rPr>
-        <w:t xml:space="preserve"> D’autres chapitres peuvent s’ajouter à cette partie en fonction du projet.</w:t>
+        <w:t>Conseil: D’autres chapitres peuvent s’ajouter à cette partie en fonction du projet.</w:t>
       </w:r>
     </w:p>
     <w:p>
@@ -11295,8 +10855,8 @@
           <w:lang w:val="fr-CH"/>
         </w:rPr>
       </w:pPr>
-      <w:bookmarkStart w:id="50" w:name="_Toc250790992"/>
-      <w:bookmarkStart w:id="51" w:name="_Toc229477156"/>
+      <w:bookmarkStart w:id="51" w:name="_Toc250790992"/>
+      <w:bookmarkStart w:id="52" w:name="_Toc229725027"/>
       <w:r>
         <w:rPr>
           <w:lang w:val="fr-CH"/>
@@ -11310,15 +10870,15 @@
         </w:rPr>
         <w:t>est</w:t>
       </w:r>
-      <w:bookmarkEnd w:id="49"/>
       <w:bookmarkEnd w:id="50"/>
+      <w:bookmarkEnd w:id="51"/>
       <w:r>
         <w:rPr>
           <w:lang w:val="fr-CH"/>
         </w:rPr>
         <w:t>s</w:t>
       </w:r>
-      <w:bookmarkEnd w:id="51"/>
+      <w:bookmarkEnd w:id="52"/>
     </w:p>
     <w:p>
       <w:pPr>
@@ -11328,13 +10888,13 @@
           <w:numId w:val="16"/>
         </w:numPr>
       </w:pPr>
-      <w:bookmarkStart w:id="52" w:name="_Toc250790993"/>
-      <w:bookmarkStart w:id="53" w:name="_Toc229477157"/>
+      <w:bookmarkStart w:id="53" w:name="_Toc250790993"/>
+      <w:bookmarkStart w:id="54" w:name="_Toc229725028"/>
       <w:r>
         <w:t>Procédure de test</w:t>
       </w:r>
-      <w:bookmarkEnd w:id="52"/>
       <w:bookmarkEnd w:id="53"/>
+      <w:bookmarkEnd w:id="54"/>
     </w:p>
     <w:p>
       <w:pPr>
@@ -11360,8 +10920,8 @@
           <w:numId w:val="16"/>
         </w:numPr>
       </w:pPr>
-      <w:bookmarkStart w:id="54" w:name="_Toc250790994"/>
-      <w:bookmarkStart w:id="55" w:name="_Toc229477158"/>
+      <w:bookmarkStart w:id="55" w:name="_Toc250790994"/>
+      <w:bookmarkStart w:id="56" w:name="_Toc229725029"/>
       <w:r>
         <w:t>Protocol</w:t>
       </w:r>
@@ -11371,8 +10931,8 @@
       <w:r>
         <w:t xml:space="preserve"> de test</w:t>
       </w:r>
-      <w:bookmarkEnd w:id="54"/>
       <w:bookmarkEnd w:id="55"/>
+      <w:bookmarkEnd w:id="56"/>
     </w:p>
     <w:tbl>
       <w:tblPr>
@@ -11619,13 +11179,13 @@
           <w:numId w:val="16"/>
         </w:numPr>
       </w:pPr>
-      <w:bookmarkStart w:id="56" w:name="_Toc250790995"/>
-      <w:bookmarkStart w:id="57" w:name="_Toc229477159"/>
+      <w:bookmarkStart w:id="57" w:name="_Toc250790995"/>
+      <w:bookmarkStart w:id="58" w:name="_Toc229725030"/>
       <w:r>
         <w:t>Signature du protocole de test</w:t>
       </w:r>
-      <w:bookmarkEnd w:id="56"/>
       <w:bookmarkEnd w:id="57"/>
+      <w:bookmarkEnd w:id="58"/>
     </w:p>
     <w:tbl>
       <w:tblPr>
@@ -11770,8 +11330,8 @@
           <w:lang w:val="fr-CH"/>
         </w:rPr>
       </w:pPr>
-      <w:bookmarkStart w:id="58" w:name="_Toc250790996"/>
-      <w:bookmarkStart w:id="59" w:name="_Toc229477160"/>
+      <w:bookmarkStart w:id="59" w:name="_Toc229725031"/>
+      <w:bookmarkStart w:id="60" w:name="_Toc250790996"/>
       <w:r>
         <w:rPr>
           <w:lang w:val="fr-CH"/>
@@ -11796,11 +11356,11 @@
       <w:pPr>
         <w:pStyle w:val="Titre2"/>
       </w:pPr>
-      <w:bookmarkStart w:id="60" w:name="_Toc229477161"/>
+      <w:bookmarkStart w:id="61" w:name="_Toc229725032"/>
       <w:r>
         <w:t>Évaluation des objectifs</w:t>
       </w:r>
-      <w:bookmarkEnd w:id="60"/>
+      <w:bookmarkEnd w:id="61"/>
     </w:p>
     <w:p>
       <w:pPr>
@@ -11824,11 +11384,11 @@
       <w:pPr>
         <w:pStyle w:val="Titre2"/>
       </w:pPr>
-      <w:bookmarkStart w:id="61" w:name="_Toc229477162"/>
+      <w:bookmarkStart w:id="62" w:name="_Toc229725033"/>
       <w:r>
         <w:t>Améliorations possibles</w:t>
       </w:r>
-      <w:bookmarkEnd w:id="61"/>
+      <w:bookmarkEnd w:id="62"/>
     </w:p>
     <w:p>
       <w:pPr>
@@ -12067,11 +11627,11 @@
       <w:pPr>
         <w:pStyle w:val="Titre2"/>
       </w:pPr>
-      <w:bookmarkStart w:id="62" w:name="_Toc229477163"/>
+      <w:bookmarkStart w:id="63" w:name="_Toc229725034"/>
       <w:r>
         <w:t>Auto-évaluation</w:t>
       </w:r>
-      <w:bookmarkEnd w:id="62"/>
+      <w:bookmarkEnd w:id="63"/>
     </w:p>
     <w:p>
       <w:pPr>
@@ -12210,7 +11770,7 @@
           <w:lang w:val="fr-CH"/>
         </w:rPr>
       </w:pPr>
-      <w:bookmarkStart w:id="63" w:name="_Toc229477164"/>
+      <w:bookmarkStart w:id="64" w:name="_Toc229725035"/>
       <w:r>
         <w:rPr>
           <w:lang w:val="fr-CH"/>
@@ -12230,8 +11790,8 @@
         </w:rPr>
         <w:t>iste des sources et références</w:t>
       </w:r>
-      <w:bookmarkEnd w:id="58"/>
-      <w:bookmarkEnd w:id="63"/>
+      <w:bookmarkEnd w:id="60"/>
+      <w:bookmarkEnd w:id="64"/>
     </w:p>
     <w:sdt>
       <w:sdtPr>
@@ -12252,7 +11812,7 @@
             <w:autoSpaceDE w:val="0"/>
             <w:autoSpaceDN w:val="0"/>
             <w:ind w:hanging="480"/>
-            <w:divId w:val="2038114784"/>
+            <w:divId w:val="1626279077"/>
             <w:rPr>
               <w:rFonts w:cs="Arial"/>
               <w:color w:val="000000"/>
@@ -12263,26 +11823,8 @@
               <w:rFonts w:cs="Arial"/>
               <w:color w:val="000000"/>
             </w:rPr>
-            <w:t xml:space="preserve">Ansible Project </w:t>
+            <w:t xml:space="preserve">Ansible Project Contributors. (2026, April 20). </w:t>
           </w:r>
-          <w:proofErr w:type="spellStart"/>
-          <w:r>
-            <w:rPr>
-              <w:rFonts w:cs="Arial"/>
-              <w:color w:val="000000"/>
-            </w:rPr>
-            <w:t>Contributors</w:t>
-          </w:r>
-          <w:proofErr w:type="spellEnd"/>
-          <w:r>
-            <w:rPr>
-              <w:rFonts w:cs="Arial"/>
-              <w:color w:val="000000"/>
-            </w:rPr>
-            <w:t xml:space="preserve">. (2026, April 20). </w:t>
-          </w:r>
-          <w:proofErr w:type="spellStart"/>
-          <w:proofErr w:type="gramStart"/>
           <w:r>
             <w:rPr>
               <w:rFonts w:cs="Arial"/>
@@ -12290,18 +11832,7 @@
               <w:iCs/>
               <w:color w:val="000000"/>
             </w:rPr>
-            <w:t>community.proxmox</w:t>
-          </w:r>
-          <w:proofErr w:type="spellEnd"/>
-          <w:proofErr w:type="gramEnd"/>
-          <w:r>
-            <w:rPr>
-              <w:rFonts w:cs="Arial"/>
-              <w:i/>
-              <w:iCs/>
-              <w:color w:val="000000"/>
-            </w:rPr>
-            <w:t xml:space="preserve"> — Ansible Community Documentation</w:t>
+            <w:t>community.proxmox — Ansible Community Documentation</w:t>
           </w:r>
           <w:r>
             <w:rPr>
@@ -12316,7 +11847,7 @@
             <w:autoSpaceDE w:val="0"/>
             <w:autoSpaceDN w:val="0"/>
             <w:ind w:hanging="480"/>
-            <w:divId w:val="889389370"/>
+            <w:divId w:val="2079162221"/>
             <w:rPr>
               <w:rFonts w:cs="Arial"/>
               <w:color w:val="000000"/>
@@ -12351,127 +11882,36 @@
             <w:autoSpaceDE w:val="0"/>
             <w:autoSpaceDN w:val="0"/>
             <w:ind w:hanging="480"/>
-            <w:divId w:val="943421820"/>
+            <w:divId w:val="380710323"/>
             <w:rPr>
               <w:rFonts w:cs="Arial"/>
               <w:color w:val="000000"/>
+              <w:lang w:val="en-GB"/>
             </w:rPr>
           </w:pPr>
-          <w:proofErr w:type="spellStart"/>
-          <w:proofErr w:type="gramStart"/>
           <w:r>
             <w:rPr>
               <w:rFonts w:cs="Arial"/>
               <w:color w:val="000000"/>
+              <w:lang w:val="en-GB"/>
             </w:rPr>
-            <w:t>bpg</w:t>
+            <w:t xml:space="preserve">bpg, &amp; 153 contributeurs. (2019, December 7). </w:t>
           </w:r>
-          <w:proofErr w:type="spellEnd"/>
-          <w:proofErr w:type="gramEnd"/>
-          <w:r>
-            <w:rPr>
-              <w:rFonts w:cs="Arial"/>
-              <w:color w:val="000000"/>
-            </w:rPr>
-            <w:t xml:space="preserve">, &amp; 153 contributeurs. (2019, December 7). </w:t>
-          </w:r>
-          <w:proofErr w:type="spellStart"/>
-          <w:proofErr w:type="gramStart"/>
           <w:r>
             <w:rPr>
               <w:rFonts w:cs="Arial"/>
               <w:i/>
               <w:iCs/>
               <w:color w:val="000000"/>
+              <w:lang w:val="en-GB"/>
             </w:rPr>
-            <w:t>bpg</w:t>
-          </w:r>
-          <w:proofErr w:type="spellEnd"/>
-          <w:proofErr w:type="gramEnd"/>
-          <w:r>
-            <w:rPr>
-              <w:rFonts w:cs="Arial"/>
-              <w:i/>
-              <w:iCs/>
-              <w:color w:val="000000"/>
-            </w:rPr>
-            <w:t>/</w:t>
-          </w:r>
-          <w:proofErr w:type="spellStart"/>
-          <w:r>
-            <w:rPr>
-              <w:rFonts w:cs="Arial"/>
-              <w:i/>
-              <w:iCs/>
-              <w:color w:val="000000"/>
-            </w:rPr>
-            <w:t>terraform</w:t>
-          </w:r>
-          <w:proofErr w:type="spellEnd"/>
-          <w:r>
-            <w:rPr>
-              <w:rFonts w:cs="Arial"/>
-              <w:i/>
-              <w:iCs/>
-              <w:color w:val="000000"/>
-            </w:rPr>
-            <w:t>-provider-</w:t>
-          </w:r>
-          <w:proofErr w:type="spellStart"/>
-          <w:proofErr w:type="gramStart"/>
-          <w:r>
-            <w:rPr>
-              <w:rFonts w:cs="Arial"/>
-              <w:i/>
-              <w:iCs/>
-              <w:color w:val="000000"/>
-            </w:rPr>
-            <w:t>proxmox</w:t>
-          </w:r>
-          <w:proofErr w:type="spellEnd"/>
-          <w:r>
-            <w:rPr>
-              <w:rFonts w:cs="Arial"/>
-              <w:i/>
-              <w:iCs/>
-              <w:color w:val="000000"/>
-            </w:rPr>
-            <w:t>:</w:t>
-          </w:r>
-          <w:proofErr w:type="gramEnd"/>
-          <w:r>
-            <w:rPr>
-              <w:rFonts w:cs="Arial"/>
-              <w:i/>
-              <w:iCs/>
-              <w:color w:val="000000"/>
-            </w:rPr>
-            <w:t xml:space="preserve"> Terraform / </w:t>
-          </w:r>
-          <w:proofErr w:type="spellStart"/>
-          <w:r>
-            <w:rPr>
-              <w:rFonts w:cs="Arial"/>
-              <w:i/>
-              <w:iCs/>
-              <w:color w:val="000000"/>
-            </w:rPr>
-            <w:t>OpenTofu</w:t>
-          </w:r>
-          <w:proofErr w:type="spellEnd"/>
-          <w:r>
-            <w:rPr>
-              <w:rFonts w:cs="Arial"/>
-              <w:i/>
-              <w:iCs/>
-              <w:color w:val="000000"/>
-            </w:rPr>
-            <w:t xml:space="preserve"> Provider for Proxmox VE</w:t>
+            <w:t>bpg/terraform-provider-proxmox: Terraform / OpenTofu Provider for Proxmox VE</w:t>
           </w:r>
           <w:r>
             <w:rPr>
               <w:rFonts w:cs="Arial"/>
               <w:color w:val="000000"/>
+              <w:lang w:val="en-GB"/>
             </w:rPr>
             <w:t>. https://github.com/bpg/terraform-provider-proxmox</w:t>
           </w:r>
@@ -12481,7 +11921,7 @@
             <w:autoSpaceDE w:val="0"/>
             <w:autoSpaceDN w:val="0"/>
             <w:ind w:hanging="480"/>
-            <w:divId w:val="1259830143"/>
+            <w:divId w:val="242959260"/>
             <w:rPr>
               <w:rFonts w:cs="Arial"/>
               <w:color w:val="000000"/>
@@ -12516,44 +11956,20 @@
             <w:autoSpaceDE w:val="0"/>
             <w:autoSpaceDN w:val="0"/>
             <w:ind w:hanging="480"/>
-            <w:divId w:val="1766267765"/>
+            <w:divId w:val="1524124194"/>
             <w:rPr>
               <w:rFonts w:cs="Arial"/>
               <w:color w:val="000000"/>
-              <w:lang w:val="de-CH"/>
+              <w:lang w:val="en-GB"/>
             </w:rPr>
           </w:pPr>
           <w:r>
             <w:rPr>
               <w:rFonts w:cs="Arial"/>
               <w:color w:val="000000"/>
+              <w:lang w:val="en-GB"/>
             </w:rPr>
-            <w:t>Hashicorp. (</w:t>
-          </w:r>
-          <w:proofErr w:type="spellStart"/>
-          <w:proofErr w:type="gramStart"/>
-          <w:r>
-            <w:rPr>
-              <w:rFonts w:cs="Arial"/>
-              <w:color w:val="000000"/>
-            </w:rPr>
-            <w:t>n.d</w:t>
-          </w:r>
-          <w:proofErr w:type="spellEnd"/>
-          <w:r>
-            <w:rPr>
-              <w:rFonts w:cs="Arial"/>
-              <w:color w:val="000000"/>
-            </w:rPr>
-            <w:t>.</w:t>
-          </w:r>
-          <w:proofErr w:type="gramEnd"/>
-          <w:r>
-            <w:rPr>
-              <w:rFonts w:cs="Arial"/>
-              <w:color w:val="000000"/>
-            </w:rPr>
-            <w:t xml:space="preserve">). </w:t>
+            <w:t xml:space="preserve">Hashicorp. (n.d.). </w:t>
           </w:r>
           <w:r>
             <w:rPr>
@@ -12561,102 +11977,17 @@
               <w:i/>
               <w:iCs/>
               <w:color w:val="000000"/>
+              <w:lang w:val="en-GB"/>
             </w:rPr>
-            <w:t xml:space="preserve">Terraform </w:t>
+            <w:t>Terraform overview | Terraform | HashiCorp Developer</w:t>
           </w:r>
-          <w:proofErr w:type="spellStart"/>
-          <w:r>
-            <w:rPr>
-              <w:rFonts w:cs="Arial"/>
-              <w:i/>
-              <w:iCs/>
-              <w:color w:val="000000"/>
-            </w:rPr>
-            <w:t>overview</w:t>
-          </w:r>
-          <w:proofErr w:type="spellEnd"/>
-          <w:r>
-            <w:rPr>
-              <w:rFonts w:cs="Arial"/>
-              <w:i/>
-              <w:iCs/>
-              <w:color w:val="000000"/>
-            </w:rPr>
-            <w:t xml:space="preserve"> | Terraform | </w:t>
-          </w:r>
-          <w:proofErr w:type="spellStart"/>
-          <w:r>
-            <w:rPr>
-              <w:rFonts w:cs="Arial"/>
-              <w:i/>
-              <w:iCs/>
-              <w:color w:val="000000"/>
-            </w:rPr>
-            <w:t>HashiCorp</w:t>
-          </w:r>
-          <w:proofErr w:type="spellEnd"/>
-          <w:r>
-            <w:rPr>
-              <w:rFonts w:cs="Arial"/>
-              <w:i/>
-              <w:iCs/>
-              <w:color w:val="000000"/>
-            </w:rPr>
-            <w:t xml:space="preserve"> </w:t>
-          </w:r>
-          <w:proofErr w:type="spellStart"/>
-          <w:r>
-            <w:rPr>
-              <w:rFonts w:cs="Arial"/>
-              <w:i/>
-              <w:iCs/>
-              <w:color w:val="000000"/>
-            </w:rPr>
-            <w:t>Developer</w:t>
-          </w:r>
-          <w:proofErr w:type="spellEnd"/>
           <w:r>
             <w:rPr>
               <w:rFonts w:cs="Arial"/>
               <w:color w:val="000000"/>
+              <w:lang w:val="en-GB"/>
             </w:rPr>
-            <w:t xml:space="preserve">. </w:t>
-          </w:r>
-          <w:proofErr w:type="spellStart"/>
-          <w:r>
-            <w:rPr>
-              <w:rFonts w:cs="Arial"/>
-              <w:color w:val="000000"/>
-              <w:lang w:val="de-CH"/>
-            </w:rPr>
-            <w:t>Retrieved</w:t>
-          </w:r>
-          <w:proofErr w:type="spellEnd"/>
-          <w:r>
-            <w:rPr>
-              <w:rFonts w:cs="Arial"/>
-              <w:color w:val="000000"/>
-              <w:lang w:val="de-CH"/>
-            </w:rPr>
-            <w:t xml:space="preserve"> March 31, 2026, </w:t>
-          </w:r>
-          <w:proofErr w:type="spellStart"/>
-          <w:r>
-            <w:rPr>
-              <w:rFonts w:cs="Arial"/>
-              <w:color w:val="000000"/>
-              <w:lang w:val="de-CH"/>
-            </w:rPr>
-            <w:t>from</w:t>
-          </w:r>
-          <w:proofErr w:type="spellEnd"/>
-          <w:r>
-            <w:rPr>
-              <w:rFonts w:cs="Arial"/>
-              <w:color w:val="000000"/>
-              <w:lang w:val="de-CH"/>
-            </w:rPr>
-            <w:t xml:space="preserve"> https://developer.hashicorp.com/terraform/docs</w:t>
+            <w:t>. Retrieved March 31, 2026, from https://developer.hashicorp.com/terraform/docs</w:t>
           </w:r>
         </w:p>
         <w:p>
@@ -12664,20 +11995,28 @@
             <w:autoSpaceDE w:val="0"/>
             <w:autoSpaceDN w:val="0"/>
             <w:ind w:hanging="480"/>
-            <w:divId w:val="2037077886"/>
+            <w:divId w:val="246430437"/>
             <w:rPr>
               <w:rFonts w:cs="Arial"/>
               <w:color w:val="000000"/>
-              <w:lang w:val="de-CH"/>
+              <w:lang w:val="en-GB"/>
             </w:rPr>
           </w:pPr>
           <w:r>
             <w:rPr>
               <w:rFonts w:cs="Arial"/>
               <w:color w:val="000000"/>
+              <w:lang w:val="en-GB"/>
+            </w:rPr>
+            <w:t xml:space="preserve">J. P. Kousz, F. K., &amp; S. Leiser. </w:t>
+          </w:r>
+          <w:r>
+            <w:rPr>
+              <w:rFonts w:cs="Arial"/>
+              <w:color w:val="000000"/>
               <w:lang w:val="de-CH"/>
             </w:rPr>
-            <w:t xml:space="preserve">J. P. Kousz, F. K., &amp; S. Leiser. (2026). </w:t>
+            <w:t xml:space="preserve">(2026). </w:t>
           </w:r>
           <w:r>
             <w:rPr>
@@ -12695,25 +12034,15 @@
               <w:color w:val="000000"/>
               <w:lang w:val="de-CH"/>
             </w:rPr>
-            <w:t xml:space="preserve"> (S. Schwab, L. Meuwly, &amp; S. </w:t>
+            <w:t xml:space="preserve"> (S. Schwab, L. Meuwly, &amp; S. Nuoffer, Trans.). </w:t>
           </w:r>
-          <w:proofErr w:type="spellStart"/>
           <w:r>
             <w:rPr>
               <w:rFonts w:cs="Arial"/>
               <w:color w:val="000000"/>
-              <w:lang w:val="de-CH"/>
+              <w:lang w:val="en-GB"/>
             </w:rPr>
-            <w:t>Nuoffer</w:t>
-          </w:r>
-          <w:proofErr w:type="spellEnd"/>
-          <w:r>
-            <w:rPr>
-              <w:rFonts w:cs="Arial"/>
-              <w:color w:val="000000"/>
-              <w:lang w:val="de-CH"/>
-            </w:rPr>
-            <w:t>, Trans.). https://2026.pkorg.ch/dokument/2530/view</w:t>
+            <w:t>https://2026.pkorg.ch/dokument/2530/view</w:t>
           </w:r>
         </w:p>
         <w:p>
@@ -12721,110 +12050,36 @@
             <w:autoSpaceDE w:val="0"/>
             <w:autoSpaceDN w:val="0"/>
             <w:ind w:hanging="480"/>
-            <w:divId w:val="2012633496"/>
+            <w:divId w:val="927428085"/>
             <w:rPr>
               <w:rFonts w:cs="Arial"/>
               <w:color w:val="000000"/>
-              <w:lang w:val="de-CH"/>
+              <w:lang w:val="en-GB"/>
             </w:rPr>
           </w:pPr>
           <w:r>
             <w:rPr>
               <w:rFonts w:cs="Arial"/>
               <w:color w:val="000000"/>
-              <w:lang w:val="de-CH"/>
+              <w:lang w:val="en-GB"/>
             </w:rPr>
-            <w:t xml:space="preserve">Josh Noll. (2024, </w:t>
+            <w:t xml:space="preserve">Josh Noll. (2024, January 16). </w:t>
           </w:r>
-          <w:proofErr w:type="spellStart"/>
-          <w:r>
-            <w:rPr>
-              <w:rFonts w:cs="Arial"/>
-              <w:color w:val="000000"/>
-              <w:lang w:val="de-CH"/>
-            </w:rPr>
-            <w:t>January</w:t>
-          </w:r>
-          <w:proofErr w:type="spellEnd"/>
-          <w:r>
-            <w:rPr>
-              <w:rFonts w:cs="Arial"/>
-              <w:color w:val="000000"/>
-              <w:lang w:val="de-CH"/>
-            </w:rPr>
-            <w:t xml:space="preserve"> 16). </w:t>
-          </w:r>
-          <w:proofErr w:type="spellStart"/>
           <w:r>
             <w:rPr>
               <w:rFonts w:cs="Arial"/>
               <w:i/>
               <w:iCs/>
               <w:color w:val="000000"/>
-              <w:lang w:val="de-CH"/>
+              <w:lang w:val="en-GB"/>
             </w:rPr>
-            <w:t>Deploying</w:t>
-          </w:r>
-          <w:proofErr w:type="spellEnd"/>
-          <w:r>
-            <w:rPr>
-              <w:rFonts w:cs="Arial"/>
-              <w:i/>
-              <w:iCs/>
-              <w:color w:val="000000"/>
-              <w:lang w:val="de-CH"/>
-            </w:rPr>
-            <w:t xml:space="preserve"> Proxmox VMs </w:t>
-          </w:r>
-          <w:proofErr w:type="spellStart"/>
-          <w:r>
-            <w:rPr>
-              <w:rFonts w:cs="Arial"/>
-              <w:i/>
-              <w:iCs/>
-              <w:color w:val="000000"/>
-              <w:lang w:val="de-CH"/>
-            </w:rPr>
-            <w:t>with</w:t>
-          </w:r>
-          <w:proofErr w:type="spellEnd"/>
-          <w:r>
-            <w:rPr>
-              <w:rFonts w:cs="Arial"/>
-              <w:i/>
-              <w:iCs/>
-              <w:color w:val="000000"/>
-              <w:lang w:val="de-CH"/>
-            </w:rPr>
-            <w:t xml:space="preserve"> </w:t>
-          </w:r>
-          <w:proofErr w:type="spellStart"/>
-          <w:r>
-            <w:rPr>
-              <w:rFonts w:cs="Arial"/>
-              <w:i/>
-              <w:iCs/>
-              <w:color w:val="000000"/>
-              <w:lang w:val="de-CH"/>
-            </w:rPr>
-            <w:t>Ansible</w:t>
-          </w:r>
-          <w:proofErr w:type="spellEnd"/>
-          <w:r>
-            <w:rPr>
-              <w:rFonts w:cs="Arial"/>
-              <w:i/>
-              <w:iCs/>
-              <w:color w:val="000000"/>
-              <w:lang w:val="de-CH"/>
-            </w:rPr>
-            <w:t xml:space="preserve"> — Josh Noll</w:t>
+            <w:t>Deploying Proxmox VMs with Ansible — Josh Noll</w:t>
           </w:r>
           <w:r>
             <w:rPr>
               <w:rFonts w:cs="Arial"/>
               <w:color w:val="000000"/>
-              <w:lang w:val="de-CH"/>
+              <w:lang w:val="en-GB"/>
             </w:rPr>
             <w:t>. https://joshrnoll.com/deploying-proxmox-vms-with-ansible/</w:t>
           </w:r>
@@ -12834,92 +12089,38 @@
             <w:autoSpaceDE w:val="0"/>
             <w:autoSpaceDN w:val="0"/>
             <w:ind w:hanging="480"/>
-            <w:divId w:val="2012829972"/>
+            <w:divId w:val="1860195213"/>
             <w:rPr>
               <w:rFonts w:cs="Arial"/>
               <w:color w:val="000000"/>
+              <w:lang w:val="en-GB"/>
             </w:rPr>
           </w:pPr>
           <w:r>
             <w:rPr>
               <w:rFonts w:cs="Arial"/>
               <w:color w:val="000000"/>
+              <w:lang w:val="en-GB"/>
             </w:rPr>
             <w:t xml:space="preserve">Jurka007. (2023, June 23). </w:t>
           </w:r>
-          <w:proofErr w:type="gramStart"/>
           <w:r>
             <w:rPr>
               <w:rFonts w:cs="Arial"/>
               <w:i/>
               <w:iCs/>
               <w:color w:val="000000"/>
+              <w:lang w:val="en-GB"/>
             </w:rPr>
-            <w:t>Proxmox:</w:t>
+            <w:t>Proxmox: “net” do not configure network card · Issue #21 · ansible-collections/community.proxmox</w:t>
           </w:r>
-          <w:proofErr w:type="gramEnd"/>
-          <w:r>
-            <w:rPr>
-              <w:rFonts w:cs="Arial"/>
-              <w:i/>
-              <w:iCs/>
-              <w:color w:val="000000"/>
-            </w:rPr>
-            <w:t xml:space="preserve"> “net” do not configure network </w:t>
-          </w:r>
-          <w:proofErr w:type="spellStart"/>
-          <w:r>
-            <w:rPr>
-              <w:rFonts w:cs="Arial"/>
-              <w:i/>
-              <w:iCs/>
-              <w:color w:val="000000"/>
-            </w:rPr>
-            <w:t>card</w:t>
-          </w:r>
-          <w:proofErr w:type="spellEnd"/>
-          <w:r>
-            <w:rPr>
-              <w:rFonts w:cs="Arial"/>
-              <w:i/>
-              <w:iCs/>
-              <w:color w:val="000000"/>
-            </w:rPr>
-            <w:t xml:space="preserve"> · Issue #21 · ansible-collections/</w:t>
-          </w:r>
-          <w:proofErr w:type="spellStart"/>
-          <w:r>
-            <w:rPr>
-              <w:rFonts w:cs="Arial"/>
-              <w:i/>
-              <w:iCs/>
-              <w:color w:val="000000"/>
-            </w:rPr>
-            <w:t>community.proxmox</w:t>
-          </w:r>
-          <w:proofErr w:type="spellEnd"/>
           <w:r>
             <w:rPr>
               <w:rFonts w:cs="Arial"/>
               <w:color w:val="000000"/>
+              <w:lang w:val="en-GB"/>
             </w:rPr>
-            <w:t xml:space="preserve">. </w:t>
-          </w:r>
-          <w:proofErr w:type="spellStart"/>
-          <w:r>
-            <w:rPr>
-              <w:rFonts w:cs="Arial"/>
-              <w:color w:val="000000"/>
-            </w:rPr>
-            <w:t>Github</w:t>
-          </w:r>
-          <w:proofErr w:type="spellEnd"/>
-          <w:r>
-            <w:rPr>
-              <w:rFonts w:cs="Arial"/>
-              <w:color w:val="000000"/>
-            </w:rPr>
-            <w:t>. https://github.com/ansible-collections/community.proxmox/issues/21#issuecomment-2884820921</w:t>
+            <w:t>. Github. https://github.com/ansible-collections/community.proxmox/issues/21#issuecomment-2884820921</w:t>
           </w:r>
         </w:p>
         <w:p>
@@ -12927,16 +12128,18 @@
             <w:autoSpaceDE w:val="0"/>
             <w:autoSpaceDN w:val="0"/>
             <w:ind w:hanging="480"/>
-            <w:divId w:val="1377774625"/>
+            <w:divId w:val="1263761019"/>
             <w:rPr>
               <w:rFonts w:cs="Arial"/>
               <w:color w:val="000000"/>
+              <w:lang w:val="en-GB"/>
             </w:rPr>
           </w:pPr>
           <w:r>
             <w:rPr>
               <w:rFonts w:cs="Arial"/>
               <w:color w:val="000000"/>
+              <w:lang w:val="en-GB"/>
             </w:rPr>
             <w:t xml:space="preserve">Proxmox. (2025a, November 19). </w:t>
           </w:r>
@@ -12946,6 +12149,7 @@
               <w:i/>
               <w:iCs/>
               <w:color w:val="000000"/>
+              <w:lang w:val="en-GB"/>
             </w:rPr>
             <w:t>Network Configuration - Proxmox VE</w:t>
           </w:r>
@@ -12953,6 +12157,7 @@
             <w:rPr>
               <w:rFonts w:cs="Arial"/>
               <w:color w:val="000000"/>
+              <w:lang w:val="en-GB"/>
             </w:rPr>
             <w:t>. https://pve.proxmox.com/wiki/Network_Configuration</w:t>
           </w:r>
@@ -12962,16 +12167,18 @@
             <w:autoSpaceDE w:val="0"/>
             <w:autoSpaceDN w:val="0"/>
             <w:ind w:hanging="480"/>
-            <w:divId w:val="479228055"/>
+            <w:divId w:val="853761053"/>
             <w:rPr>
               <w:rFonts w:cs="Arial"/>
               <w:color w:val="000000"/>
+              <w:lang w:val="en-GB"/>
             </w:rPr>
           </w:pPr>
           <w:r>
             <w:rPr>
               <w:rFonts w:cs="Arial"/>
               <w:color w:val="000000"/>
+              <w:lang w:val="en-GB"/>
             </w:rPr>
             <w:t xml:space="preserve">Proxmox. (2025b, December 12). </w:t>
           </w:r>
@@ -12981,6 +12188,7 @@
               <w:i/>
               <w:iCs/>
               <w:color w:val="000000"/>
+              <w:lang w:val="en-GB"/>
             </w:rPr>
             <w:t>Proxmox VE Storage</w:t>
           </w:r>
@@ -12988,6 +12196,7 @@
             <w:rPr>
               <w:rFonts w:cs="Arial"/>
               <w:color w:val="000000"/>
+              <w:lang w:val="en-GB"/>
             </w:rPr>
             <w:t>. Proxmox VE Administration Guide. https://pve.proxmox.com/pve-docs/chapter-pvesm.html</w:t>
           </w:r>
@@ -12997,16 +12206,18 @@
             <w:autoSpaceDE w:val="0"/>
             <w:autoSpaceDN w:val="0"/>
             <w:ind w:hanging="480"/>
-            <w:divId w:val="748238052"/>
+            <w:divId w:val="831993909"/>
             <w:rPr>
               <w:rFonts w:cs="Arial"/>
               <w:color w:val="000000"/>
+              <w:lang w:val="en-GB"/>
             </w:rPr>
           </w:pPr>
           <w:r>
             <w:rPr>
               <w:rFonts w:cs="Arial"/>
               <w:color w:val="000000"/>
+              <w:lang w:val="en-GB"/>
             </w:rPr>
             <w:t xml:space="preserve">Proxmox. (2025c, December 12). </w:t>
           </w:r>
@@ -13016,6 +12227,7 @@
               <w:i/>
               <w:iCs/>
               <w:color w:val="000000"/>
+              <w:lang w:val="en-GB"/>
             </w:rPr>
             <w:t>QEMU/KVM Virtual Machines</w:t>
           </w:r>
@@ -13023,6 +12235,7 @@
             <w:rPr>
               <w:rFonts w:cs="Arial"/>
               <w:color w:val="000000"/>
+              <w:lang w:val="en-GB"/>
             </w:rPr>
             <w:t>. https://pve.proxmox.com/pve-docs/chapter-qm.html</w:t>
           </w:r>
@@ -13032,7 +12245,7 @@
             <w:autoSpaceDE w:val="0"/>
             <w:autoSpaceDN w:val="0"/>
             <w:ind w:hanging="480"/>
-            <w:divId w:val="1414276908"/>
+            <w:divId w:val="857623285"/>
             <w:rPr>
               <w:rFonts w:cs="Arial"/>
               <w:color w:val="000000"/>
@@ -13067,88 +12280,36 @@
             <w:autoSpaceDE w:val="0"/>
             <w:autoSpaceDN w:val="0"/>
             <w:ind w:hanging="480"/>
-            <w:divId w:val="40176930"/>
+            <w:divId w:val="1074015657"/>
             <w:rPr>
               <w:rFonts w:cs="Arial"/>
               <w:color w:val="000000"/>
+              <w:lang w:val="en-GB"/>
             </w:rPr>
           </w:pPr>
-          <w:proofErr w:type="spellStart"/>
           <w:r>
             <w:rPr>
               <w:rFonts w:cs="Arial"/>
               <w:color w:val="000000"/>
+              <w:lang w:val="en-GB"/>
             </w:rPr>
-            <w:t>Telmate</w:t>
+            <w:t xml:space="preserve">Telmate, &amp; 108 contributeurs. (2017, February 7). </w:t>
           </w:r>
-          <w:proofErr w:type="spellEnd"/>
-          <w:r>
-            <w:rPr>
-              <w:rFonts w:cs="Arial"/>
-              <w:color w:val="000000"/>
-            </w:rPr>
-            <w:t xml:space="preserve">, &amp; 108 contributeurs. (2017, </w:t>
-          </w:r>
-          <w:proofErr w:type="spellStart"/>
-          <w:r>
-            <w:rPr>
-              <w:rFonts w:cs="Arial"/>
-              <w:color w:val="000000"/>
-            </w:rPr>
-            <w:t>February</w:t>
-          </w:r>
-          <w:proofErr w:type="spellEnd"/>
-          <w:r>
-            <w:rPr>
-              <w:rFonts w:cs="Arial"/>
-              <w:color w:val="000000"/>
-            </w:rPr>
-            <w:t xml:space="preserve"> 7). </w:t>
-          </w:r>
-          <w:proofErr w:type="spellStart"/>
           <w:r>
             <w:rPr>
               <w:rFonts w:cs="Arial"/>
               <w:i/>
               <w:iCs/>
               <w:color w:val="000000"/>
+              <w:lang w:val="en-GB"/>
             </w:rPr>
-            <w:t>Telmate</w:t>
-          </w:r>
-          <w:proofErr w:type="spellEnd"/>
-          <w:r>
-            <w:rPr>
-              <w:rFonts w:cs="Arial"/>
-              <w:i/>
-              <w:iCs/>
-              <w:color w:val="000000"/>
-            </w:rPr>
-            <w:t>/</w:t>
-          </w:r>
-          <w:proofErr w:type="spellStart"/>
-          <w:r>
-            <w:rPr>
-              <w:rFonts w:cs="Arial"/>
-              <w:i/>
-              <w:iCs/>
-              <w:color w:val="000000"/>
-            </w:rPr>
-            <w:t>proxmox</w:t>
-          </w:r>
-          <w:proofErr w:type="spellEnd"/>
-          <w:r>
-            <w:rPr>
-              <w:rFonts w:cs="Arial"/>
-              <w:i/>
-              <w:iCs/>
-              <w:color w:val="000000"/>
-            </w:rPr>
-            <w:t>-api-go</w:t>
+            <w:t>Telmate/proxmox-api-go</w:t>
           </w:r>
           <w:r>
             <w:rPr>
               <w:rFonts w:cs="Arial"/>
               <w:color w:val="000000"/>
+              <w:lang w:val="en-GB"/>
             </w:rPr>
             <w:t>. https://github.com/Telmate/proxmox-api-go</w:t>
           </w:r>
@@ -13164,6 +12325,7 @@
             <w:rPr>
               <w:rFonts w:cs="Arial"/>
               <w:color w:val="000000"/>
+              <w:lang w:val="en-GB"/>
             </w:rPr>
             <w:t> </w:t>
           </w:r>
@@ -13189,9 +12351,9 @@
           <w:lang w:val="fr-CH"/>
         </w:rPr>
       </w:pPr>
-      <w:bookmarkStart w:id="64" w:name="_Toc114965612"/>
-      <w:bookmarkStart w:id="65" w:name="_Toc250790997"/>
-      <w:bookmarkStart w:id="66" w:name="_Toc229477165"/>
+      <w:bookmarkStart w:id="65" w:name="_Toc114965612"/>
+      <w:bookmarkStart w:id="66" w:name="_Toc250790997"/>
+      <w:bookmarkStart w:id="67" w:name="_Toc229725036"/>
       <w:r>
         <w:rPr>
           <w:lang w:val="fr-CH"/>
@@ -13211,15 +12373,15 @@
         </w:rPr>
         <w:t>r</w:t>
       </w:r>
-      <w:bookmarkEnd w:id="64"/>
+      <w:bookmarkEnd w:id="65"/>
       <w:r>
         <w:rPr>
           <w:lang w:val="fr-CH"/>
         </w:rPr>
         <w:t>e</w:t>
       </w:r>
-      <w:bookmarkEnd w:id="65"/>
       <w:bookmarkEnd w:id="66"/>
+      <w:bookmarkEnd w:id="67"/>
       <w:r>
         <w:rPr>
           <w:lang w:val="fr-CH"/>
@@ -13232,18 +12394,8 @@
           <w:i w:val="0"/>
           <w:lang w:val="fr-CH"/>
         </w:rPr>
-        <w:t xml:space="preserve">trier par ordre </w:t>
-      </w:r>
-      <w:proofErr w:type="spellStart"/>
-      <w:r>
-        <w:rPr>
-          <w:rStyle w:val="Hinweistext"/>
-          <w:i w:val="0"/>
-          <w:lang w:val="fr-CH"/>
-        </w:rPr>
-        <w:t>alphabetique</w:t>
-      </w:r>
-      <w:proofErr w:type="spellEnd"/>
+        <w:t>trier par ordre alphabetique</w:t>
+      </w:r>
     </w:p>
     <w:tbl>
       <w:tblPr>
@@ -13458,8 +12610,8 @@
           <w:lang w:val="fr-CH"/>
         </w:rPr>
       </w:pPr>
-      <w:bookmarkStart w:id="67" w:name="_Toc250790998"/>
-      <w:bookmarkStart w:id="68" w:name="_Toc229477166"/>
+      <w:bookmarkStart w:id="68" w:name="_Toc250790998"/>
+      <w:bookmarkStart w:id="69" w:name="_Toc229725037"/>
       <w:r>
         <w:rPr>
           <w:lang w:val="fr-CH"/>
@@ -13467,8 +12619,8 @@
         <w:lastRenderedPageBreak/>
         <w:t>Signatures</w:t>
       </w:r>
-      <w:bookmarkEnd w:id="67"/>
       <w:bookmarkEnd w:id="68"/>
+      <w:bookmarkEnd w:id="69"/>
     </w:p>
     <w:p>
       <w:pPr>
@@ -13682,8 +12834,8 @@
           <w:lang w:val="fr-CH"/>
         </w:rPr>
       </w:pPr>
-      <w:bookmarkStart w:id="69" w:name="_Toc250790999"/>
-      <w:bookmarkStart w:id="70" w:name="_Toc229477167"/>
+      <w:bookmarkStart w:id="70" w:name="_Toc250790999"/>
+      <w:bookmarkStart w:id="71" w:name="_Toc229725038"/>
       <w:r>
         <w:rPr>
           <w:lang w:val="fr-CH"/>
@@ -13691,8 +12843,8 @@
         <w:lastRenderedPageBreak/>
         <w:t>Annexes</w:t>
       </w:r>
-      <w:bookmarkEnd w:id="69"/>
       <w:bookmarkEnd w:id="70"/>
+      <w:bookmarkEnd w:id="71"/>
     </w:p>
     <w:p>
       <w:pPr>
@@ -13757,7 +12909,6 @@
         </w:rPr>
         <w:t xml:space="preserve">, </w:t>
       </w:r>
-      <w:proofErr w:type="gramStart"/>
       <w:r>
         <w:rPr>
           <w:rStyle w:val="Hinweistext"/>
@@ -13774,9 +12925,8 @@
           <w:sz w:val="22"/>
           <w:szCs w:val="22"/>
         </w:rPr>
-        <w:t>.:</w:t>
-      </w:r>
-      <w:proofErr w:type="gramEnd"/>
+        <w:t xml:space="preserve">.: </w:t>
+      </w:r>
       <w:r>
         <w:rPr>
           <w:rStyle w:val="Hinweistext"/>
@@ -13784,29 +12934,28 @@
           <w:sz w:val="22"/>
           <w:szCs w:val="22"/>
         </w:rPr>
-        <w:t xml:space="preserve"> </w:t>
-      </w:r>
-      <w:r>
+        <w:t>spécifier complètement et annexer à la documentation.</w:t>
+      </w:r>
+    </w:p>
+    <w:p>
+      <w:pPr>
+        <w:pStyle w:val="BITTextkrper"/>
         <w:rPr>
           <w:rStyle w:val="Hinweistext"/>
           <w:i w:val="0"/>
           <w:sz w:val="22"/>
           <w:szCs w:val="22"/>
         </w:rPr>
-        <w:t>spécifier complètement et annexer à la documentation.</w:t>
-      </w:r>
-    </w:p>
-    <w:p>
-      <w:pPr>
-        <w:pStyle w:val="BITTextkrper"/>
+      </w:pPr>
+      <w:r>
         <w:rPr>
           <w:rStyle w:val="Hinweistext"/>
           <w:i w:val="0"/>
           <w:sz w:val="22"/>
           <w:szCs w:val="22"/>
         </w:rPr>
-      </w:pPr>
-      <w:proofErr w:type="gramStart"/>
+        <w:t xml:space="preserve">Listings </w:t>
+      </w:r>
       <w:r>
         <w:rPr>
           <w:rStyle w:val="Hinweistext"/>
@@ -13814,9 +12963,8 @@
           <w:sz w:val="22"/>
           <w:szCs w:val="22"/>
         </w:rPr>
-        <w:t>Listings</w:t>
-      </w:r>
-      <w:proofErr w:type="gramEnd"/>
+        <w:t>de scripts et programmes</w:t>
+      </w:r>
       <w:r>
         <w:rPr>
           <w:rStyle w:val="Hinweistext"/>
@@ -13824,7 +12972,7 @@
           <w:sz w:val="22"/>
           <w:szCs w:val="22"/>
         </w:rPr>
-        <w:t xml:space="preserve"> </w:t>
+        <w:t xml:space="preserve">. </w:t>
       </w:r>
       <w:r>
         <w:rPr>
@@ -13833,17 +12981,19 @@
           <w:sz w:val="22"/>
           <w:szCs w:val="22"/>
         </w:rPr>
-        <w:t>de scripts et programmes</w:t>
-      </w:r>
-      <w:r>
+        <w:t xml:space="preserve">Le travail fourni par la candidate ou le candidat doit être entièrement documenté. Omettre le code généré automatiquement s’il n’est pas nécessaire à la compréhension. </w:t>
+      </w:r>
+    </w:p>
+    <w:p>
+      <w:pPr>
+        <w:pStyle w:val="BITTextkrper"/>
         <w:rPr>
           <w:rStyle w:val="Hinweistext"/>
           <w:i w:val="0"/>
           <w:sz w:val="22"/>
           <w:szCs w:val="22"/>
         </w:rPr>
-        <w:t xml:space="preserve">. </w:t>
-      </w:r>
+      </w:pPr>
       <w:r>
         <w:rPr>
           <w:rStyle w:val="Hinweistext"/>
@@ -13851,35 +13001,15 @@
           <w:sz w:val="22"/>
           <w:szCs w:val="22"/>
         </w:rPr>
-        <w:t xml:space="preserve">Le travail fourni par la candidate ou le candidat doit être entièrement documenté. Omettre le code généré automatiquement s’il n’est pas nécessaire à la compréhension. </w:t>
+        <w:t xml:space="preserve">Dans le cas où des manuels ont été créés, vous pouvez les ajouter ici en tant qu’annexe. </w:t>
       </w:r>
     </w:p>
     <w:p>
       <w:pPr>
         <w:pStyle w:val="BITTextkrper"/>
-        <w:rPr>
-          <w:rStyle w:val="Hinweistext"/>
-          <w:i w:val="0"/>
-          <w:sz w:val="22"/>
-          <w:szCs w:val="22"/>
-        </w:rPr>
-      </w:pPr>
-      <w:r>
-        <w:rPr>
-          <w:rStyle w:val="Hinweistext"/>
-          <w:i w:val="0"/>
-          <w:sz w:val="22"/>
-          <w:szCs w:val="22"/>
-        </w:rPr>
-        <w:t xml:space="preserve">Dans le cas où des manuels ont été créés, vous pouvez les ajouter ici en tant qu’annexe. </w:t>
-      </w:r>
-    </w:p>
-    <w:p>
-      <w:pPr>
-        <w:pStyle w:val="BITTextkrper"/>
-      </w:pPr>
-    </w:p>
-    <w:bookmarkEnd w:id="23"/>
+      </w:pPr>
+    </w:p>
+    <w:bookmarkEnd w:id="25"/>
     <w:p>
       <w:pPr>
         <w:pStyle w:val="BITTextkrper"/>
@@ -13981,18 +13111,14 @@
     </w:p>
     <w:p/>
     <w:p>
-      <w:proofErr w:type="spellStart"/>
       <w:r>
         <w:t>Haupttitel</w:t>
       </w:r>
-      <w:proofErr w:type="spellEnd"/>
-    </w:p>
-    <w:p>
-      <w:proofErr w:type="spellStart"/>
+    </w:p>
+    <w:p>
       <w:r>
         <w:t>Haupttitel</w:t>
       </w:r>
-      <w:proofErr w:type="spellEnd"/>
     </w:p>
   </w:endnote>
 </w:endnotes>
@@ -14223,7 +13349,7 @@
                   <w:fldChar w:fldCharType="separate"/>
                 </w:r>
                 <w:r>
-                  <w:t>12.05.2026 09:48</w:t>
+                  <w:t>15.05.2026 09:30</w:t>
                 </w:r>
                 <w:r>
                   <w:rPr>
@@ -14604,7 +13730,7 @@
                   <w:fldChar w:fldCharType="separate"/>
                 </w:r>
                 <w:r>
-                  <w:t>12.05.2026 09:48</w:t>
+                  <w:t>15.05.2026 09:30</w:t>
                 </w:r>
                 <w:r>
                   <w:rPr>
@@ -14681,8 +13807,8 @@
             <w:gridCol w:w="3393"/>
           </w:tblGrid>
           <w:tr>
-            <w:bookmarkStart w:id="71" w:name="tm_pfad" w:displacedByCustomXml="next"/>
-            <w:bookmarkStart w:id="72" w:name="_Hlk112468646" w:displacedByCustomXml="next"/>
+            <w:bookmarkStart w:id="72" w:name="tm_pfad" w:displacedByCustomXml="next"/>
+            <w:bookmarkStart w:id="73" w:name="_Hlk112468646" w:displacedByCustomXml="next"/>
             <w:sdt>
               <w:sdtPr>
                 <w:rPr>
@@ -14855,7 +13981,7 @@
                   <w:fldChar w:fldCharType="separate"/>
                 </w:r>
                 <w:r>
-                  <w:t>12.05.2026 09:48</w:t>
+                  <w:t>15.05.2026 09:30</w:t>
                 </w:r>
                 <w:r>
                   <w:rPr>
@@ -14867,7 +13993,7 @@
             </w:tc>
           </w:tr>
         </w:tbl>
-        <w:bookmarkEnd w:id="71"/>
+        <w:bookmarkEnd w:id="72"/>
         <w:p>
           <w:pPr>
             <w:pStyle w:val="CDBPfad"/>
@@ -14894,7 +14020,7 @@
         </w:p>
       </w:tc>
     </w:tr>
-    <w:bookmarkEnd w:id="72"/>
+    <w:bookmarkEnd w:id="73"/>
   </w:tbl>
   <w:p>
     <w:pPr>
@@ -19973,10 +19099,12 @@
     <w:rsid w:val="00253E52"/>
     <w:rsid w:val="002F486A"/>
     <w:rsid w:val="00307334"/>
+    <w:rsid w:val="003E682A"/>
     <w:rsid w:val="00540217"/>
     <w:rsid w:val="00631607"/>
     <w:rsid w:val="006B0397"/>
     <w:rsid w:val="006C4084"/>
+    <w:rsid w:val="00774DD1"/>
     <w:rsid w:val="00826543"/>
     <w:rsid w:val="00834A29"/>
     <w:rsid w:val="00837025"/>
@@ -19996,6 +19124,8 @@
     <w:rsid w:val="00D47A21"/>
     <w:rsid w:val="00D76462"/>
     <w:rsid w:val="00DD7C7C"/>
+    <w:rsid w:val="00E834E4"/>
+    <w:rsid w:val="00F13D1D"/>
     <w:rsid w:val="00F8402B"/>
     <w:rsid w:val="00FA4830"/>
     <w:rsid w:val="00FF3FE4"/>
@@ -20858,8 +19988,8 @@
   </we:alternateReferences>
   <we:properties>
     <we:property name="MENDELEY_BIBLIOGRAPHY_IS_DIRTY" value="false"/>
-    <we:property name="MENDELEY_BIBLIOGRAPHY_LAST_MODIFIED" value="1778567090517"/>
-    <we:property name="MENDELEY_CITATIONS" value="[{&quot;citationID&quot;:&quot;MENDELEY_CITATION_c9110d75-083c-459e-976f-f62c7347c468&quot;,&quot;properties&quot;:{&quot;noteIndex&quot;:0,&quot;mode&quot;:&quot;composite&quot;},&quot;isEdited&quot;:false,&quot;manualOverride&quot;:{&quot;isManuallyOverridden&quot;:false,&quot;citeprocText&quot;:&quot;J. P. Kousz &amp;#38; S. Leiser (2026)&quot;,&quot;manualOverrideText&quot;:&quot;&quot;},&quot;citationTag&quot;:&quot;MENDELEY_CITATION_v3_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&quot;,&quot;citationItems&quot;:[{&quot;id&quot;:&quot;35f5a5cc-8c72-3b86-8ebf-fc042b3548c1&quot;,&quot;itemData&quot;:{&quot;type&quot;:&quot;article-journal&quot;,&quot;id&quot;:&quot;35f5a5cc-8c72-3b86-8ebf-fc042b3548c1&quot;,&quot;title&quot;:&quot;GEN - ICT-FR Manuel 2027&quot;,&quot;author&quot;:[{&quot;family&quot;:&quot;J. P. Kousz&quot;,&quot;given&quot;:&quot;F. Kuster&quot;,&quot;parse-names&quot;:false,&quot;dropping-particle&quot;:&quot;&quot;,&quot;non-dropping-particle&quot;:&quot;&quot;},{&quot;family&quot;:&quot;S. Leiser&quot;,&quot;given&quot;:&quot;&quot;,&quot;parse-names&quot;:false,&quot;dropping-particle&quot;:&quot;&quot;,&quot;non-dropping-particle&quot;:&quot;&quot;}],&quot;accessed&quot;:{&quot;date-parts&quot;:[[2026,5,7]]},&quot;translator&quot;:[{&quot;family&quot;:&quot;Schwab&quot;,&quot;given&quot;:&quot;Stéphane&quot;,&quot;parse-names&quot;:false,&quot;dropping-particle&quot;:&quot;&quot;,&quot;non-dropping-particle&quot;:&quot;&quot;},{&quot;family&quot;:&quot;Meuwly&quot;,&quot;given&quot;:&quot;Laurent&quot;,&quot;parse-names&quot;:false,&quot;dropping-particle&quot;:&quot;&quot;,&quot;non-dropping-particle&quot;:&quot;&quot;},{&quot;family&quot;:&quot;Nuoffer&quot;,&quot;given&quot;:&quot;Steve&quot;,&quot;parse-names&quot;:false,&quot;dropping-particle&quot;:&quot;&quot;,&quot;non-dropping-particle&quot;:&quot;&quot;}],&quot;URL&quot;:&quot;https://2026.pkorg.ch/dokument/2530/view&quot;,&quot;issued&quot;:{&quot;date-parts&quot;:[[2026,1]]},&quot;container-title-short&quot;:&quot;&quot;},&quot;isTemporary&quot;:false,&quot;displayAs&quot;:&quot;composite&quot;,&quot;suppress-author&quot;:false,&quot;composite&quot;:true,&quot;author-only&quot;:false}]},{&quot;citationID&quot;:&quot;MENDELEY_CITATION_b436a8a3-3a1a-4431-9209-c918703eaeeb&quot;,&quot;properties&quot;:{&quot;noteIndex&quot;:0,&quot;mode&quot;:&quot;composite&quot;},&quot;isEdited&quot;:false,&quot;manualOverride&quot;:{&quot;isManuallyOverridden&quot;:false,&quot;citeprocText&quot;:&quot;Blaise Hurtlin (2026)&quot;,&quot;manualOverrideText&quot;:&quot;&quot;},&quot;citationTag&quot;:&quot;MENDELEY_CITATION_v3_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&quot;,&quot;citationItems&quot;:[{&quot;id&quot;:&quot;f32f6921-db11-3f7e-99d8-61451133e193&quot;,&quot;itemData&quot;:{&quot;type&quot;:&quot;report&quot;,&quot;id&quot;:&quot;f32f6921-db11-3f7e-99d8-61451133e193&quot;,&quot;title&quot;:&quot;Automatisation sur un cluster Proxmox - Cahier des charges&quot;,&quot;author&quot;:[{&quot;family&quot;:&quot;Blaise Hurtlin&quot;,&quot;given&quot;:&quot;&quot;,&quot;parse-names&quot;:false,&quot;dropping-particle&quot;:&quot;&quot;,&quot;non-dropping-particle&quot;:&quot;&quot;}],&quot;issued&quot;:{&quot;date-parts&quot;:[[2026,3,2]]},&quot;publisher-place&quot;:&quot;Fribourg&quot;,&quot;language&quot;:&quot;Français&quot;,&quot;abstract&quot;:&quot;Description générale du projet d'examen : L'EMF souhaite disposer d'une infrastructure de virtualisation moderne, flexible et automatisée afin de faciliter le déploiement et la gestion de machines virtuelles. Actuellement, la création et la configuration de machines virtuelles sont réalisées manuellement, ce qui entraîne une perte de temps, un risque d'erreurs humaines et un manque d'homogénéité. Le présent travail a pour objectif de mettre en place un cluster de virtualisation Proxmox sur plusieurs noeuds et d'automatiser le déploiement de machines virtuelles à l'aide d'outils d'infrastructure as code (IaC).&quot;,&quot;container-title-short&quot;:&quot;&quot;},&quot;isTemporary&quot;:false,&quot;displayAs&quot;:&quot;composite&quot;,&quot;suppress-author&quot;:false,&quot;composite&quot;:true,&quot;author-only&quot;:false}]},{&quot;citationID&quot;:&quot;MENDELEY_CITATION_bd297da5-6ab4-498e-9f4f-b38ccb581b15&quot;,&quot;properties&quot;:{&quot;noteIndex&quot;:0},&quot;isEdited&quot;:false,&quot;manualOverride&quot;:{&quot;isManuallyOverridden&quot;:false,&quot;citeprocText&quot;:&quot;(J. P. Kousz &amp;#38; S. Leiser, 2026)&quot;,&quot;manualOverrideText&quot;:&quot;&quot;},&quot;citationTag&quot;:&quot;MENDELEY_CITATION_v3_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&quot;,&quot;citationItems&quot;:[{&quot;id&quot;:&quot;35f5a5cc-8c72-3b86-8ebf-fc042b3548c1&quot;,&quot;itemData&quot;:{&quot;type&quot;:&quot;article-journal&quot;,&quot;id&quot;:&quot;35f5a5cc-8c72-3b86-8ebf-fc042b3548c1&quot;,&quot;title&quot;:&quot;GEN - ICT-FR Manuel 2027&quot;,&quot;author&quot;:[{&quot;family&quot;:&quot;J. P. Kousz&quot;,&quot;given&quot;:&quot;F. Kuster&quot;,&quot;parse-names&quot;:false,&quot;dropping-particle&quot;:&quot;&quot;,&quot;non-dropping-particle&quot;:&quot;&quot;},{&quot;family&quot;:&quot;S. Leiser&quot;,&quot;given&quot;:&quot;&quot;,&quot;parse-names&quot;:false,&quot;dropping-particle&quot;:&quot;&quot;,&quot;non-dropping-particle&quot;:&quot;&quot;}],&quot;accessed&quot;:{&quot;date-parts&quot;:[[2026,5,7]]},&quot;translator&quot;:[{&quot;family&quot;:&quot;Schwab&quot;,&quot;given&quot;:&quot;Stéphane&quot;,&quot;parse-names&quot;:false,&quot;dropping-particle&quot;:&quot;&quot;,&quot;non-dropping-particle&quot;:&quot;&quot;},{&quot;family&quot;:&quot;Meuwly&quot;,&quot;given&quot;:&quot;Laurent&quot;,&quot;parse-names&quot;:false,&quot;dropping-particle&quot;:&quot;&quot;,&quot;non-dropping-particle&quot;:&quot;&quot;},{&quot;family&quot;:&quot;Nuoffer&quot;,&quot;given&quot;:&quot;Steve&quot;,&quot;parse-names&quot;:false,&quot;dropping-particle&quot;:&quot;&quot;,&quot;non-dropping-particle&quot;:&quot;&quot;}],&quot;URL&quot;:&quot;https://2026.pkorg.ch/dokument/2530/view&quot;,&quot;issued&quot;:{&quot;date-parts&quot;:[[2026,1]]},&quot;container-title-short&quot;:&quot;&quot;},&quot;isTemporary&quot;:false,&quot;suppress-author&quot;:false,&quot;composite&quot;:false,&quot;author-only&quot;:false}]},{&quot;citationID&quot;:&quot;MENDELEY_CITATION_c081e898-b5a7-433d-bb3b-d53ea9033849&quot;,&quot;properties&quot;:{&quot;noteIndex&quot;:0},&quot;isEdited&quot;:false,&quot;manualOverride&quot;:{&quot;isManuallyOverridden&quot;:false,&quot;citeprocText&quot;:&quot;(EMF-Informatique, 2025)&quot;,&quot;manualOverrideText&quot;:&quot;&quot;},&quot;citationTag&quot;:&quot;MENDELEY_CITATION_v3_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&quot;,&quot;citationItems&quot;:[{&quot;id&quot;:&quot;35384cd0-ea23-30ec-9a59-ccb2a44e9082&quot;,&quot;itemData&quot;:{&quot;type&quot;:&quot;article-journal&quot;,&quot;id&quot;:&quot;35384cd0-ea23-30ec-9a59-ccb2a44e9082&quot;,&quot;title&quot;:&quot;00_Standards Entreprise INFRA&quot;,&quot;author&quot;:[{&quot;family&quot;:&quot;EMF-Informatique&quot;,&quot;given&quot;:&quot;&quot;,&quot;parse-names&quot;:false,&quot;dropping-particle&quot;:&quot;&quot;,&quot;non-dropping-particle&quot;:&quot;&quot;}],&quot;accessed&quot;:{&quot;date-parts&quot;:[[2026,5,7]]},&quot;URL&quot;:&quot;https://eduetatfr.sharepoint.com/:b:/r/teams/EMF-GT-INFOApprentis/Shared%20Documents/Apprenti-es/Infrastructures/Standards/00_Standards%20Entreprise%20INFRA.pdf?csf=1&amp;web=1&amp;e=NxPkxO&quot;,&quot;issued&quot;:{&quot;date-parts&quot;:[[2025,3,25]]},&quot;page&quot;:&quot;1-1&quot;,&quot;container-title-short&quot;:&quot;&quot;},&quot;isTemporary&quot;:false,&quot;suppress-author&quot;:false,&quot;composite&quot;:false,&quot;author-only&quot;:false}]},{&quot;citationID&quot;:&quot;MENDELEY_CITATION_f9a42ccd-cc40-42f8-afd0-e7ccb5a93cda&quot;,&quot;properties&quot;:{&quot;noteIndex&quot;:0,&quot;mode&quot;:&quot;composite&quot;},&quot;isEdited&quot;:false,&quot;manualOverride&quot;:{&quot;isManuallyOverridden&quot;:false,&quot;citeprocText&quot;:&quot;Proxmox (2025b)&quot;,&quot;manualOverrideText&quot;:&quot;&quot;},&quot;citationTag&quot;:&quot;MENDELEY_CITATION_v3_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&quot;,&quot;citationItems&quot;:[{&quot;id&quot;:&quot;66de0b29-8c25-3bfb-9d36-3528c1be4578&quot;,&quot;itemData&quot;:{&quot;type&quot;:&quot;webpage&quot;,&quot;id&quot;:&quot;66de0b29-8c25-3bfb-9d36-3528c1be4578&quot;,&quot;title&quot;:&quot;Proxmox VE Storage&quot;,&quot;author&quot;:[{&quot;family&quot;:&quot;Proxmox&quot;,&quot;given&quot;:&quot;&quot;,&quot;parse-names&quot;:false,&quot;dropping-particle&quot;:&quot;&quot;,&quot;non-dropping-particle&quot;:&quot;&quot;}],&quot;container-title&quot;:&quot;Proxmox VE Administration Guide&quot;,&quot;accessed&quot;:{&quot;date-parts&quot;:[[2026,3,15]]},&quot;URL&quot;:&quot;https://pve.proxmox.com/pve-docs/chapter-pvesm.html&quot;,&quot;issued&quot;:{&quot;date-parts&quot;:[[2025,12,12]]},&quot;language&quot;:&quot;English&quot;,&quot;abstract&quot;:&quot;\n\nThe Proxmox VE storage model is very flexible. Virtual machine images can either be stored on one or several local storages, or on shared storage like NFS or iSCSI (NAS, SAN). There are no limits, and you may configure as many storage pools as you like. You can use all storage technologies available for Debian Linux.\n\nOne major benefit of storing VMs on shared storage is the ability to live-migrate running machines without any downtime, as all nodes in the cluster have direct access to VM disk images. There is no need to copy VM image data, so live migration is very fast in that case.\n&quot;,&quot;container-title-short&quot;:&quot;&quot;},&quot;isTemporary&quot;:false,&quot;displayAs&quot;:&quot;composite&quot;,&quot;suppress-author&quot;:false,&quot;composite&quot;:true,&quot;author-only&quot;:false}]},{&quot;citationID&quot;:&quot;MENDELEY_CITATION_4afd9d51-6e25-4fc5-b929-fd706c000062&quot;,&quot;properties&quot;:{&quot;noteIndex&quot;:0},&quot;isEdited&quot;:false,&quot;manualOverride&quot;:{&quot;isManuallyOverridden&quot;:false,&quot;citeprocText&quot;:&quot;(Proxmox, 2025b)&quot;,&quot;manualOverrideText&quot;:&quot;&quot;},&quot;citationTag&quot;:&quot;MENDELEY_CITATION_v3_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&quot;,&quot;citationItems&quot;:[{&quot;id&quot;:&quot;66de0b29-8c25-3bfb-9d36-3528c1be4578&quot;,&quot;itemData&quot;:{&quot;type&quot;:&quot;webpage&quot;,&quot;id&quot;:&quot;66de0b29-8c25-3bfb-9d36-3528c1be4578&quot;,&quot;title&quot;:&quot;Proxmox VE Storage&quot;,&quot;author&quot;:[{&quot;family&quot;:&quot;Proxmox&quot;,&quot;given&quot;:&quot;&quot;,&quot;parse-names&quot;:false,&quot;dropping-particle&quot;:&quot;&quot;,&quot;non-dropping-particle&quot;:&quot;&quot;}],&quot;container-title&quot;:&quot;Proxmox VE Administration Guide&quot;,&quot;accessed&quot;:{&quot;date-parts&quot;:[[2026,3,15]]},&quot;URL&quot;:&quot;https://pve.proxmox.com/pve-docs/chapter-pvesm.html&quot;,&quot;issued&quot;:{&quot;date-parts&quot;:[[2025,12,12]]},&quot;language&quot;:&quot;English&quot;,&quot;abstract&quot;:&quot;\n\nThe Proxmox VE storage model is very flexible. Virtual machine images can either be stored on one or several local storages, or on shared storage like NFS or iSCSI (NAS, SAN). There are no limits, and you may configure as many storage pools as you like. You can use all storage technologies available for Debian Linux.\n\nOne major benefit of storing VMs on shared storage is the ability to live-migrate running machines without any downtime, as all nodes in the cluster have direct access to VM disk images. There is no need to copy VM image data, so live migration is very fast in that case.\n&quot;,&quot;container-title-short&quot;:&quot;&quot;},&quot;isTemporary&quot;:false,&quot;suppress-author&quot;:false,&quot;composite&quot;:false,&quot;author-only&quot;:false}]},{&quot;citationID&quot;:&quot;MENDELEY_CITATION_9db2a729-0951-4c17-9e01-ff0581195c25&quot;,&quot;properties&quot;:{&quot;noteIndex&quot;:0,&quot;mode&quot;:&quot;composite&quot;},&quot;isEdited&quot;:false,&quot;manualOverride&quot;:{&quot;isManuallyOverridden&quot;:false,&quot;citeprocText&quot;:&quot;Josh Noll (2024)&quot;,&quot;manualOverrideText&quot;:&quot;&quot;},&quot;citationTag&quot;:&quot;MENDELEY_CITATION_v3_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&quot;,&quot;citationItems&quot;:[{&quot;id&quot;:&quot;2282350d-c4a4-38ed-ba6b-d9ebe871ce5d&quot;,&quot;itemData&quot;:{&quot;type&quot;:&quot;webpage&quot;,&quot;id&quot;:&quot;2282350d-c4a4-38ed-ba6b-d9ebe871ce5d&quot;,&quot;title&quot;:&quot;Deploying Proxmox VMs with Ansible — Josh Noll&quot;,&quot;author&quot;:[{&quot;family&quot;:&quot;Josh Noll&quot;,&quot;given&quot;:&quot;&quot;,&quot;parse-names&quot;:false,&quot;dropping-particle&quot;:&quot;&quot;,&quot;non-dropping-particle&quot;:&quot;&quot;}],&quot;accessed&quot;:{&quot;date-parts&quot;:[[2026,4,21]]},&quot;URL&quot;:&quot;https://joshrnoll.com/deploying-proxmox-vms-with-ansible/&quot;,&quot;issued&quot;:{&quot;date-parts&quot;:[[2024,1,16]]},&quot;container-title-short&quot;:&quot;&quot;},&quot;isTemporary&quot;:false,&quot;displayAs&quot;:&quot;composite&quot;,&quot;suppress-author&quot;:false,&quot;composite&quot;:true,&quot;author-only&quot;:false}]},{&quot;citationID&quot;:&quot;MENDELEY_CITATION_1c0bfdc0-b8ec-465a-97f9-432436345054&quot;,&quot;properties&quot;:{&quot;noteIndex&quot;:0,&quot;mode&quot;:&quot;composite&quot;},&quot;isEdited&quot;:false,&quot;manualOverride&quot;:{&quot;isManuallyOverridden&quot;:false,&quot;citeprocText&quot;:&quot;Proxmox (2025c)&quot;,&quot;manualOverrideText&quot;:&quot;&quot;},&quot;citationTag&quot;:&quot;MENDELEY_CITATION_v3_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&quot;,&quot;citationItems&quot;:[{&quot;id&quot;:&quot;4bf5c8ec-d6e5-35ca-a7be-7cacfe503104&quot;,&quot;itemData&quot;:{&quot;type&quot;:&quot;webpage&quot;,&quot;id&quot;:&quot;4bf5c8ec-d6e5-35ca-a7be-7cacfe503104&quot;,&quot;title&quot;:&quot;QEMU/KVM Virtual Machines&quot;,&quot;author&quot;:[{&quot;family&quot;:&quot;Proxmox&quot;,&quot;given&quot;:&quot;&quot;,&quot;parse-names&quot;:false,&quot;dropping-particle&quot;:&quot;&quot;,&quot;non-dropping-particle&quot;:&quot;&quot;}],&quot;accessed&quot;:{&quot;date-parts&quot;:[[2026,3,15]]},&quot;URL&quot;:&quot;https://pve.proxmox.com/pve-docs/chapter-qm.html&quot;,&quot;issued&quot;:{&quot;date-parts&quot;:[[2025,12,12]]},&quot;container-title-short&quot;:&quot;&quot;},&quot;isTemporary&quot;:false,&quot;displayAs&quot;:&quot;composite&quot;,&quot;suppress-author&quot;:false,&quot;composite&quot;:true,&quot;author-only&quot;:false}]},{&quot;citationID&quot;:&quot;MENDELEY_CITATION_0574a10e-c060-4584-b1b5-3204dd180737&quot;,&quot;properties&quot;:{&quot;noteIndex&quot;:0},&quot;isEdited&quot;:false,&quot;manualOverride&quot;:{&quot;isManuallyOverridden&quot;:false,&quot;citeprocText&quot;:&quot;(Proxmox, 2025a)&quot;,&quot;manualOverrideText&quot;:&quot;&quot;},&quot;citationTag&quot;:&quot;MENDELEY_CITATION_v3_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&quot;,&quot;citationItems&quot;:[{&quot;id&quot;:&quot;cdd5bf4a-8251-39fe-a38d-94fb4557c4cb&quot;,&quot;itemData&quot;:{&quot;type&quot;:&quot;webpage&quot;,&quot;id&quot;:&quot;cdd5bf4a-8251-39fe-a38d-94fb4557c4cb&quot;,&quot;title&quot;:&quot;Network Configuration - Proxmox VE&quot;,&quot;author&quot;:[{&quot;family&quot;:&quot;Proxmox&quot;,&quot;given&quot;:&quot;&quot;,&quot;parse-names&quot;:false,&quot;dropping-particle&quot;:&quot;&quot;,&quot;non-dropping-particle&quot;:&quot;&quot;}],&quot;accessed&quot;:{&quot;date-parts&quot;:[[2026,5,7]]},&quot;URL&quot;:&quot;https://pve.proxmox.com/wiki/Network_Configuration&quot;,&quot;issued&quot;:{&quot;date-parts&quot;:[[2025,11,19]]},&quot;container-title-short&quot;:&quot;&quot;},&quot;isTemporary&quot;:false,&quot;suppress-author&quot;:false,&quot;composite&quot;:false,&quot;author-only&quot;:false}]},{&quot;citationID&quot;:&quot;MENDELEY_CITATION_6123cc52-935a-4e9c-8ca8-7b3455cb48cb&quot;,&quot;properties&quot;:{&quot;noteIndex&quot;:0,&quot;mode&quot;:&quot;author-only&quot;},&quot;isEdited&quot;:false,&quot;manualOverride&quot;:{&quot;isManuallyOverridden&quot;:false,&quot;citeprocText&quot;:&quot;Hashicorp&quot;,&quot;manualOverrideText&quot;:&quot;&quot;},&quot;citationTag&quot;:&quot;MENDELEY_CITATION_v3_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&quot;,&quot;citationItems&quot;:[{&quot;id&quot;:&quot;a587371a-4b08-3208-ab4f-dbf256de27d2&quot;,&quot;itemData&quot;:{&quot;type&quot;:&quot;webpage&quot;,&quot;id&quot;:&quot;a587371a-4b08-3208-ab4f-dbf256de27d2&quot;,&quot;title&quot;:&quot;Terraform overview | Terraform | HashiCorp Developer&quot;,&quot;author&quot;:[{&quot;family&quot;:&quot;Hashicorp&quot;,&quot;given&quot;:&quot;&quot;,&quot;parse-names&quot;:false,&quot;dropping-particle&quot;:&quot;&quot;,&quot;non-dropping-particle&quot;:&quot;&quot;}],&quot;accessed&quot;:{&quot;date-parts&quot;:[[2026,3,31]]},&quot;URL&quot;:&quot;https://developer.hashicorp.com/terraform/docs&quot;,&quot;container-title-short&quot;:&quot;&quot;},&quot;isTemporary&quot;:false,&quot;displayAs&quot;:&quot;author-only&quot;,&quot;suppress-author&quot;:false,&quot;composite&quot;:false,&quot;author-only&quot;:true}]},{&quot;citationID&quot;:&quot;MENDELEY_CITATION_be5a949b-c2c9-43e2-89e6-f32e2854e848&quot;,&quot;properties&quot;:{&quot;noteIndex&quot;:0,&quot;mode&quot;:&quot;author-only&quot;},&quot;isEdited&quot;:false,&quot;manualOverride&quot;:{&quot;isManuallyOverridden&quot;:false,&quot;citeprocText&quot;:&quot;Hashicorp&quot;,&quot;manualOverrideText&quot;:&quot;&quot;},&quot;citationTag&quot;:&quot;MENDELEY_CITATION_v3_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&quot;,&quot;citationItems&quot;:[{&quot;id&quot;:&quot;a587371a-4b08-3208-ab4f-dbf256de27d2&quot;,&quot;itemData&quot;:{&quot;type&quot;:&quot;webpage&quot;,&quot;id&quot;:&quot;a587371a-4b08-3208-ab4f-dbf256de27d2&quot;,&quot;title&quot;:&quot;Terraform overview | Terraform | HashiCorp Developer&quot;,&quot;author&quot;:[{&quot;family&quot;:&quot;Hashicorp&quot;,&quot;given&quot;:&quot;&quot;,&quot;parse-names&quot;:false,&quot;dropping-particle&quot;:&quot;&quot;,&quot;non-dropping-particle&quot;:&quot;&quot;}],&quot;accessed&quot;:{&quot;date-parts&quot;:[[2026,3,31]]},&quot;URL&quot;:&quot;https://developer.hashicorp.com/terraform/docs&quot;,&quot;container-title-short&quot;:&quot;&quot;},&quot;isTemporary&quot;:false,&quot;displayAs&quot;:&quot;author-only&quot;,&quot;suppress-author&quot;:false,&quot;composite&quot;:false,&quot;author-only&quot;:true}]},{&quot;citationID&quot;:&quot;MENDELEY_CITATION_50e60e3f-273d-4874-9fd6-c4e9022312a9&quot;,&quot;properties&quot;:{&quot;noteIndex&quot;:0},&quot;isEdited&quot;:false,&quot;manualOverride&quot;:{&quot;isManuallyOverridden&quot;:false,&quot;citeprocText&quot;:&quot;(Hashicorp, n.d.)&quot;,&quot;manualOverrideText&quot;:&quot;&quot;},&quot;citationTag&quot;:&quot;MENDELEY_CITATION_v3_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&quot;,&quot;citationItems&quot;:[{&quot;id&quot;:&quot;a587371a-4b08-3208-ab4f-dbf256de27d2&quot;,&quot;itemData&quot;:{&quot;type&quot;:&quot;webpage&quot;,&quot;id&quot;:&quot;a587371a-4b08-3208-ab4f-dbf256de27d2&quot;,&quot;title&quot;:&quot;Terraform overview | Terraform | HashiCorp Developer&quot;,&quot;author&quot;:[{&quot;family&quot;:&quot;Hashicorp&quot;,&quot;given&quot;:&quot;&quot;,&quot;parse-names&quot;:false,&quot;dropping-particle&quot;:&quot;&quot;,&quot;non-dropping-particle&quot;:&quot;&quot;}],&quot;accessed&quot;:{&quot;date-parts&quot;:[[2026,3,31]]},&quot;URL&quot;:&quot;https://developer.hashicorp.com/terraform/docs&quot;,&quot;container-title-short&quot;:&quot;&quot;},&quot;isTemporary&quot;:false,&quot;suppress-author&quot;:false,&quot;composite&quot;:false,&quot;author-only&quot;:false}]},{&quot;citationID&quot;:&quot;MENDELEY_CITATION_1bd58bbd-9bad-4f3e-b531-5f20774b6d4c&quot;,&quot;properties&quot;:{&quot;noteIndex&quot;:0},&quot;isEdited&quot;:false,&quot;manualOverride&quot;:{&quot;isManuallyOverridden&quot;:false,&quot;citeprocText&quot;:&quot;(bpg &amp;#38; 153 contributeurs, 2019)&quot;,&quot;manualOverrideText&quot;:&quot;&quot;},&quot;citationTag&quot;:&quot;MENDELEY_CITATION_v3_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&quot;,&quot;citationItems&quot;:[{&quot;id&quot;:&quot;2de4f9e7-8d77-3ebb-8f15-e34da454be73&quot;,&quot;itemData&quot;:{&quot;type&quot;:&quot;webpage&quot;,&quot;id&quot;:&quot;2de4f9e7-8d77-3ebb-8f15-e34da454be73&quot;,&quot;title&quot;:&quot;bpg/terraform-provider-proxmox: Terraform / OpenTofu Provider for Proxmox VE&quot;,&quot;author&quot;:[{&quot;family&quot;:&quot;bpg&quot;,&quot;given&quot;:&quot;&quot;,&quot;parse-names&quot;:false,&quot;dropping-particle&quot;:&quot;&quot;,&quot;non-dropping-particle&quot;:&quot;&quot;},{&quot;family&quot;:&quot;153 contributeurs&quot;,&quot;given&quot;:&quot;&quot;,&quot;parse-names&quot;:false,&quot;dropping-particle&quot;:&quot;&quot;,&quot;non-dropping-particle&quot;:&quot;&quot;}],&quot;accessed&quot;:{&quot;date-parts&quot;:[[2026,3,31]]},&quot;URL&quot;:&quot;https://github.com/bpg/terraform-provider-proxmox&quot;,&quot;issued&quot;:{&quot;date-parts&quot;:[[2019,12,7]]},&quot;container-title-short&quot;:&quot;&quot;},&quot;isTemporary&quot;:false,&quot;suppress-author&quot;:false,&quot;composite&quot;:false,&quot;author-only&quot;:false}]},{&quot;citationID&quot;:&quot;MENDELEY_CITATION_eb22053c-78e7-4e7f-a15a-c93e8bb779a8&quot;,&quot;properties&quot;:{&quot;noteIndex&quot;:0},&quot;isEdited&quot;:false,&quot;manualOverride&quot;:{&quot;isManuallyOverridden&quot;:false,&quot;citeprocText&quot;:&quot;(Telmate &amp;#38; 108 contributeurs, 2017)&quot;,&quot;manualOverrideText&quot;:&quot;&quot;},&quot;citationTag&quot;:&quot;MENDELEY_CITATION_v3_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&quot;,&quot;citationItems&quot;:[{&quot;id&quot;:&quot;02618d2f-c0c6-3e51-852c-6ab354020533&quot;,&quot;itemData&quot;:{&quot;type&quot;:&quot;webpage&quot;,&quot;id&quot;:&quot;02618d2f-c0c6-3e51-852c-6ab354020533&quot;,&quot;title&quot;:&quot;Telmate/proxmox-api-go&quot;,&quot;author&quot;:[{&quot;family&quot;:&quot;Telmate&quot;,&quot;given&quot;:&quot;&quot;,&quot;parse-names&quot;:false,&quot;dropping-particle&quot;:&quot;&quot;,&quot;non-dropping-particle&quot;:&quot;&quot;},{&quot;family&quot;:&quot;108 contributeurs&quot;,&quot;given&quot;:&quot;&quot;,&quot;parse-names&quot;:false,&quot;dropping-particle&quot;:&quot;&quot;,&quot;non-dropping-particle&quot;:&quot;&quot;}],&quot;accessed&quot;:{&quot;date-parts&quot;:[[2026,3,31]]},&quot;URL&quot;:&quot;https://github.com/Telmate/proxmox-api-go&quot;,&quot;issued&quot;:{&quot;date-parts&quot;:[[2017,2,7]]},&quot;container-title-short&quot;:&quot;&quot;},&quot;isTemporary&quot;:false,&quot;suppress-author&quot;:false,&quot;composite&quot;:false,&quot;author-only&quot;:false}]},{&quot;citationID&quot;:&quot;MENDELEY_CITATION_32a35c09-55b7-48ef-bcc8-00932a651399&quot;,&quot;properties&quot;:{&quot;noteIndex&quot;:0},&quot;isEdited&quot;:false,&quot;manualOverride&quot;:{&quot;isManuallyOverridden&quot;:false,&quot;citeprocText&quot;:&quot;(Red Hat - Inc, 2022)&quot;,&quot;manualOverrideText&quot;:&quot;&quot;},&quot;citationTag&quot;:&quot;MENDELEY_CITATION_v3_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&quot;,&quot;citationItems&quot;:[{&quot;id&quot;:&quot;c68a136d-10bd-345e-a6c5-60fb634fe4a2&quot;,&quot;itemData&quot;:{&quot;type&quot;:&quot;webpage&quot;,&quot;id&quot;:&quot;c68a136d-10bd-345e-a6c5-60fb634fe4a2&quot;,&quot;title&quot;:&quot;Ansible Documentation — Ansible Documentation&quot;,&quot;author&quot;:[{&quot;family&quot;:&quot;Red Hat - Inc&quot;,&quot;given&quot;:&quot;&quot;,&quot;parse-names&quot;:false,&quot;dropping-particle&quot;:&quot;&quot;,&quot;non-dropping-particle&quot;:&quot;&quot;}],&quot;accessed&quot;:{&quot;date-parts&quot;:[[2026,4,21]]},&quot;URL&quot;:&quot;https://docs.ansible.com/projects/ansible/2.9/?utm_source=chatgpt.com&quot;,&quot;issued&quot;:{&quot;date-parts&quot;:[[2022,5,27]]},&quot;container-title-short&quot;:&quot;&quot;},&quot;isTemporary&quot;:false,&quot;suppress-author&quot;:false,&quot;composite&quot;:false,&quot;author-only&quot;:false}]},{&quot;citationID&quot;:&quot;MENDELEY_CITATION_b61e7e31-7658-430b-990c-ad89e26637d0&quot;,&quot;properties&quot;:{&quot;noteIndex&quot;:0,&quot;mode&quot;:&quot;composite&quot;},&quot;isEdited&quot;:false,&quot;manualOverride&quot;:{&quot;isManuallyOverridden&quot;:false,&quot;citeprocText&quot;:&quot;Red Hat - Inc (2022)&quot;,&quot;manualOverrideText&quot;:&quot;&quot;},&quot;citationTag&quot;:&quot;MENDELEY_CITATION_v3_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&quot;,&quot;citationItems&quot;:[{&quot;id&quot;:&quot;c68a136d-10bd-345e-a6c5-60fb634fe4a2&quot;,&quot;itemData&quot;:{&quot;type&quot;:&quot;webpage&quot;,&quot;id&quot;:&quot;c68a136d-10bd-345e-a6c5-60fb634fe4a2&quot;,&quot;title&quot;:&quot;Ansible Documentation — Ansible Documentation&quot;,&quot;author&quot;:[{&quot;family&quot;:&quot;Red Hat - Inc&quot;,&quot;given&quot;:&quot;&quot;,&quot;parse-names&quot;:false,&quot;dropping-particle&quot;:&quot;&quot;,&quot;non-dropping-particle&quot;:&quot;&quot;}],&quot;accessed&quot;:{&quot;date-parts&quot;:[[2026,4,21]]},&quot;URL&quot;:&quot;https://docs.ansible.com/projects/ansible/2.9/?utm_source=chatgpt.com&quot;,&quot;issued&quot;:{&quot;date-parts&quot;:[[2022,5,27]]},&quot;container-title-short&quot;:&quot;&quot;},&quot;isTemporary&quot;:false,&quot;displayAs&quot;:&quot;composite&quot;,&quot;suppress-author&quot;:false,&quot;composite&quot;:true,&quot;author-only&quot;:false}]},{&quot;citationID&quot;:&quot;MENDELEY_CITATION_ee4fcb49-8585-4e37-a686-d28ceb9f4b0c&quot;,&quot;properties&quot;:{&quot;noteIndex&quot;:0,&quot;mode&quot;:&quot;composite&quot;},&quot;isEdited&quot;:false,&quot;manualOverride&quot;:{&quot;isManuallyOverridden&quot;:false,&quot;citeprocText&quot;:&quot;Josh Noll (2024)&quot;,&quot;manualOverrideText&quot;:&quot;&quot;},&quot;citationTag&quot;:&quot;MENDELEY_CITATION_v3_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&quot;,&quot;citationItems&quot;:[{&quot;id&quot;:&quot;2282350d-c4a4-38ed-ba6b-d9ebe871ce5d&quot;,&quot;itemData&quot;:{&quot;type&quot;:&quot;webpage&quot;,&quot;id&quot;:&quot;2282350d-c4a4-38ed-ba6b-d9ebe871ce5d&quot;,&quot;title&quot;:&quot;Deploying Proxmox VMs with Ansible — Josh Noll&quot;,&quot;author&quot;:[{&quot;family&quot;:&quot;Josh Noll&quot;,&quot;given&quot;:&quot;&quot;,&quot;parse-names&quot;:false,&quot;dropping-particle&quot;:&quot;&quot;,&quot;non-dropping-particle&quot;:&quot;&quot;}],&quot;accessed&quot;:{&quot;date-parts&quot;:[[2026,4,21]]},&quot;URL&quot;:&quot;https://joshrnoll.com/deploying-proxmox-vms-with-ansible/&quot;,&quot;issued&quot;:{&quot;date-parts&quot;:[[2024,1,16]]},&quot;container-title-short&quot;:&quot;&quot;},&quot;isTemporary&quot;:false,&quot;displayAs&quot;:&quot;composite&quot;,&quot;suppress-author&quot;:false,&quot;composite&quot;:true,&quot;author-only&quot;:false}]},{&quot;citationID&quot;:&quot;MENDELEY_CITATION_8ec9221b-a6b2-4aa2-a9cd-f8f357c3710a&quot;,&quot;properties&quot;:{&quot;noteIndex&quot;:0},&quot;isEdited&quot;:false,&quot;manualOverride&quot;:{&quot;isManuallyOverridden&quot;:false,&quot;citeprocText&quot;:&quot;(Ansible Project Contributors, 2026)&quot;,&quot;manualOverrideText&quot;:&quot;&quot;},&quot;citationTag&quot;:&quot;MENDELEY_CITATION_v3_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&quot;,&quot;citationItems&quot;:[{&quot;id&quot;:&quot;86ad7e7e-a194-3b89-91d0-a9a0ab65abc2&quot;,&quot;itemData&quot;:{&quot;type&quot;:&quot;webpage&quot;,&quot;id&quot;:&quot;86ad7e7e-a194-3b89-91d0-a9a0ab65abc2&quot;,&quot;title&quot;:&quot;community.proxmox — Ansible Community Documentation&quot;,&quot;author&quot;:[{&quot;family&quot;:&quot;Ansible Project Contributors&quot;,&quot;given&quot;:&quot;&quot;,&quot;parse-names&quot;:false,&quot;dropping-particle&quot;:&quot;&quot;,&quot;non-dropping-particle&quot;:&quot;&quot;}],&quot;accessed&quot;:{&quot;date-parts&quot;:[[2026,5,11]]},&quot;URL&quot;:&quot;https://docs.ansible.com/projects/ansible/latest/collections/community/proxmox/index.html&quot;,&quot;issued&quot;:{&quot;date-parts&quot;:[[2026,4,20]]},&quot;container-title-short&quot;:&quot;&quot;},&quot;isTemporary&quot;:false,&quot;suppress-author&quot;:false,&quot;composite&quot;:false,&quot;author-only&quot;:false}]},{&quot;citationID&quot;:&quot;MENDELEY_CITATION_6e20f74d-9c90-4ab4-9c43-833e4c2352f6&quot;,&quot;properties&quot;:{&quot;noteIndex&quot;:0,&quot;mode&quot;:&quot;composite&quot;},&quot;isEdited&quot;:false,&quot;manualOverride&quot;:{&quot;isManuallyOverridden&quot;:false,&quot;citeprocText&quot;:&quot;Josh Noll (2024)&quot;,&quot;manualOverrideText&quot;:&quot;&quot;},&quot;citationTag&quot;:&quot;MENDELEY_CITATION_v3_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&quot;,&quot;citationItems&quot;:[{&quot;id&quot;:&quot;2282350d-c4a4-38ed-ba6b-d9ebe871ce5d&quot;,&quot;itemData&quot;:{&quot;type&quot;:&quot;webpage&quot;,&quot;id&quot;:&quot;2282350d-c4a4-38ed-ba6b-d9ebe871ce5d&quot;,&quot;title&quot;:&quot;Deploying Proxmox VMs with Ansible — Josh Noll&quot;,&quot;author&quot;:[{&quot;family&quot;:&quot;Josh Noll&quot;,&quot;given&quot;:&quot;&quot;,&quot;parse-names&quot;:false,&quot;dropping-particle&quot;:&quot;&quot;,&quot;non-dropping-particle&quot;:&quot;&quot;}],&quot;accessed&quot;:{&quot;date-parts&quot;:[[2026,4,21]]},&quot;URL&quot;:&quot;https://joshrnoll.com/deploying-proxmox-vms-with-ansible/&quot;,&quot;issued&quot;:{&quot;date-parts&quot;:[[2024,1,16]]},&quot;container-title-short&quot;:&quot;&quot;},&quot;isTemporary&quot;:false,&quot;displayAs&quot;:&quot;composite&quot;,&quot;suppress-author&quot;:false,&quot;composite&quot;:true,&quot;author-only&quot;:false}]},{&quot;citationID&quot;:&quot;MENDELEY_CITATION_34a55d00-3943-40a6-9fd1-2f71dc1c096b&quot;,&quot;properties&quot;:{&quot;noteIndex&quot;:0,&quot;mode&quot;:&quot;composite&quot;},&quot;isEdited&quot;:false,&quot;manualOverride&quot;:{&quot;isManuallyOverridden&quot;:false,&quot;citeprocText&quot;:&quot;Josh Noll (2024)&quot;,&quot;manualOverrideText&quot;:&quot;&quot;},&quot;citationTag&quot;:&quot;MENDELEY_CITATION_v3_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&quot;,&quot;citationItems&quot;:[{&quot;id&quot;:&quot;2282350d-c4a4-38ed-ba6b-d9ebe871ce5d&quot;,&quot;itemData&quot;:{&quot;type&quot;:&quot;webpage&quot;,&quot;id&quot;:&quot;2282350d-c4a4-38ed-ba6b-d9ebe871ce5d&quot;,&quot;title&quot;:&quot;Deploying Proxmox VMs with Ansible — Josh Noll&quot;,&quot;author&quot;:[{&quot;family&quot;:&quot;Josh Noll&quot;,&quot;given&quot;:&quot;&quot;,&quot;parse-names&quot;:false,&quot;dropping-particle&quot;:&quot;&quot;,&quot;non-dropping-particle&quot;:&quot;&quot;}],&quot;accessed&quot;:{&quot;date-parts&quot;:[[2026,4,21]]},&quot;URL&quot;:&quot;https://joshrnoll.com/deploying-proxmox-vms-with-ansible/&quot;,&quot;issued&quot;:{&quot;date-parts&quot;:[[2024,1,16]]},&quot;container-title-short&quot;:&quot;&quot;},&quot;isTemporary&quot;:false,&quot;displayAs&quot;:&quot;composite&quot;,&quot;suppress-author&quot;:false,&quot;composite&quot;:true,&quot;author-only&quot;:false}]},{&quot;citationID&quot;:&quot;MENDELEY_CITATION_748c1f61-b366-4c8c-adb0-d334d15706be&quot;,&quot;properties&quot;:{&quot;noteIndex&quot;:0},&quot;isEdited&quot;:false,&quot;manualOverride&quot;:{&quot;isManuallyOverridden&quot;:false,&quot;citeprocText&quot;:&quot;(Jurka007, 2023)&quot;,&quot;manualOverrideText&quot;:&quot;&quot;},&quot;citationTag&quot;:&quot;MENDELEY_CITATION_v3_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&quot;,&quot;citationItems&quot;:[{&quot;id&quot;:&quot;155ccf57-7754-39a1-9356-ef2342de96dc&quot;,&quot;itemData&quot;:{&quot;type&quot;:&quot;webpage&quot;,&quot;id&quot;:&quot;155ccf57-7754-39a1-9356-ef2342de96dc&quot;,&quot;title&quot;:&quot;Proxmox: \&quot;net\&quot; do not configure network card · Issue #21 · ansible-collections/community.proxmox&quot;,&quot;author&quot;:[{&quot;family&quot;:&quot;Jurka007&quot;,&quot;given&quot;:&quot;&quot;,&quot;parse-names&quot;:false,&quot;dropping-particle&quot;:&quot;&quot;,&quot;non-dropping-particle&quot;:&quot;&quot;}],&quot;container-title&quot;:&quot;Github&quot;,&quot;accessed&quot;:{&quot;date-parts&quot;:[[2026,4,21]]},&quot;URL&quot;:&quot;https://github.com/ansible-collections/community.proxmox/issues/21#issuecomment-2884820921&quot;,&quot;issued&quot;:{&quot;date-parts&quot;:[[2023,6,23]]},&quot;container-title-short&quot;:&quot;&quot;},&quot;isTemporary&quot;:false,&quot;suppress-author&quot;:false,&quot;composite&quot;:false,&quot;author-only&quot;:false}]},{&quot;citationID&quot;:&quot;MENDELEY_CITATION_b366ede3-faa3-4b14-90f5-9815a059f4f0&quot;,&quot;properties&quot;:{&quot;noteIndex&quot;:0},&quot;isEdited&quot;:false,&quot;manualOverride&quot;:{&quot;isManuallyOverridden&quot;:false,&quot;citeprocText&quot;:&quot;(Blaise Hurtlin, 2026)&quot;,&quot;manualOverrideText&quot;:&quot;&quot;},&quot;citationTag&quot;:&quot;MENDELEY_CITATION_v3_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&quot;,&quot;citationItems&quot;:[{&quot;id&quot;:&quot;f32f6921-db11-3f7e-99d8-61451133e193&quot;,&quot;itemData&quot;:{&quot;type&quot;:&quot;report&quot;,&quot;id&quot;:&quot;f32f6921-db11-3f7e-99d8-61451133e193&quot;,&quot;title&quot;:&quot;Automatisation sur un cluster Proxmox - Cahier des charges&quot;,&quot;author&quot;:[{&quot;family&quot;:&quot;Blaise Hurtlin&quot;,&quot;given&quot;:&quot;&quot;,&quot;parse-names&quot;:false,&quot;dropping-particle&quot;:&quot;&quot;,&quot;non-dropping-particle&quot;:&quot;&quot;}],&quot;issued&quot;:{&quot;date-parts&quot;:[[2026,3,2]]},&quot;publisher-place&quot;:&quot;Fribourg&quot;,&quot;language&quot;:&quot;Français&quot;,&quot;abstract&quot;:&quot;Description générale du projet d'examen : L'EMF souhaite disposer d'une infrastructure de virtualisation moderne, flexible et automatisée afin de faciliter le déploiement et la gestion de machines virtuelles. Actuellement, la création et la configuration de machines virtuelles sont réalisées manuellement, ce qui entraîne une perte de temps, un risque d'erreurs humaines et un manque d'homogénéité. Le présent travail a pour objectif de mettre en place un cluster de virtualisation Proxmox sur plusieurs noeuds et d'automatiser le déploiement de machines virtuelles à l'aide d'outils d'infrastructure as code (IaC).&quot;,&quot;container-title-short&quot;:&quot;&quot;},&quot;isTemporary&quot;:false,&quot;suppress-author&quot;:false,&quot;composite&quot;:false,&quot;author-only&quot;:false}]},{&quot;citationID&quot;:&quot;MENDELEY_CITATION_b92c03cb-80f1-458f-ae88-f85e9f8b5e41&quot;,&quot;properties&quot;:{&quot;noteIndex&quot;:0,&quot;mode&quot;:&quot;composite&quot;},&quot;isEdited&quot;:false,&quot;manualOverride&quot;:{&quot;isManuallyOverridden&quot;:false,&quot;citeprocText&quot;:&quot;Blaise Hurtlin (2026)&quot;,&quot;manualOverrideText&quot;:&quot;&quot;},&quot;citationTag&quot;:&quot;MENDELEY_CITATION_v3_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&quot;,&quot;citationItems&quot;:[{&quot;id&quot;:&quot;f32f6921-db11-3f7e-99d8-61451133e193&quot;,&quot;itemData&quot;:{&quot;type&quot;:&quot;report&quot;,&quot;id&quot;:&quot;f32f6921-db11-3f7e-99d8-61451133e193&quot;,&quot;title&quot;:&quot;Automatisation sur un cluster Proxmox - Cahier des charges&quot;,&quot;author&quot;:[{&quot;family&quot;:&quot;Blaise Hurtlin&quot;,&quot;given&quot;:&quot;&quot;,&quot;parse-names&quot;:false,&quot;dropping-particle&quot;:&quot;&quot;,&quot;non-dropping-particle&quot;:&quot;&quot;}],&quot;issued&quot;:{&quot;date-parts&quot;:[[2026,3,2]]},&quot;publisher-place&quot;:&quot;Fribourg&quot;,&quot;language&quot;:&quot;Français&quot;,&quot;abstract&quot;:&quot;Description générale du projet d'examen : L'EMF souhaite disposer d'une infrastructure de virtualisation moderne, flexible et automatisée afin de faciliter le déploiement et la gestion de machines virtuelles. Actuellement, la création et la configuration de machines virtuelles sont réalisées manuellement, ce qui entraîne une perte de temps, un risque d'erreurs humaines et un manque d'homogénéité. Le présent travail a pour objectif de mettre en place un cluster de virtualisation Proxmox sur plusieurs noeuds et d'automatiser le déploiement de machines virtuelles à l'aide d'outils d'infrastructure as code (IaC).&quot;,&quot;container-title-short&quot;:&quot;&quot;},&quot;isTemporary&quot;:false,&quot;displayAs&quot;:&quot;composite&quot;,&quot;suppress-author&quot;:false,&quot;composite&quot;:true,&quot;author-only&quot;:false}]}]"/>
+    <we:property name="MENDELEY_BIBLIOGRAPHY_LAST_MODIFIED" value="1778830466203"/>
+    <we:property name="MENDELEY_CITATIONS" value="[{&quot;citationID&quot;:&quot;MENDELEY_CITATION_c9110d75-083c-459e-976f-f62c7347c468&quot;,&quot;properties&quot;:{&quot;noteIndex&quot;:0,&quot;mode&quot;:&quot;composite&quot;},&quot;isEdited&quot;:false,&quot;manualOverride&quot;:{&quot;isManuallyOverridden&quot;:false,&quot;citeprocText&quot;:&quot;J. P. Kousz &amp;#38; S. Leiser (2026)&quot;,&quot;manualOverrideText&quot;:&quot;&quot;},&quot;citationTag&quot;:&quot;MENDELEY_CITATION_v3_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&quot;,&quot;citationItems&quot;:[{&quot;id&quot;:&quot;35f5a5cc-8c72-3b86-8ebf-fc042b3548c1&quot;,&quot;itemData&quot;:{&quot;type&quot;:&quot;article-journal&quot;,&quot;id&quot;:&quot;35f5a5cc-8c72-3b86-8ebf-fc042b3548c1&quot;,&quot;title&quot;:&quot;GEN - ICT-FR Manuel 2027&quot;,&quot;author&quot;:[{&quot;family&quot;:&quot;J. P. Kousz&quot;,&quot;given&quot;:&quot;F. Kuster&quot;,&quot;parse-names&quot;:false,&quot;dropping-particle&quot;:&quot;&quot;,&quot;non-dropping-particle&quot;:&quot;&quot;},{&quot;family&quot;:&quot;S. Leiser&quot;,&quot;given&quot;:&quot;&quot;,&quot;parse-names&quot;:false,&quot;dropping-particle&quot;:&quot;&quot;,&quot;non-dropping-particle&quot;:&quot;&quot;}],&quot;accessed&quot;:{&quot;date-parts&quot;:[[2026,5,7]]},&quot;translator&quot;:[{&quot;family&quot;:&quot;Schwab&quot;,&quot;given&quot;:&quot;Stéphane&quot;,&quot;parse-names&quot;:false,&quot;dropping-particle&quot;:&quot;&quot;,&quot;non-dropping-particle&quot;:&quot;&quot;},{&quot;family&quot;:&quot;Meuwly&quot;,&quot;given&quot;:&quot;Laurent&quot;,&quot;parse-names&quot;:false,&quot;dropping-particle&quot;:&quot;&quot;,&quot;non-dropping-particle&quot;:&quot;&quot;},{&quot;family&quot;:&quot;Nuoffer&quot;,&quot;given&quot;:&quot;Steve&quot;,&quot;parse-names&quot;:false,&quot;dropping-particle&quot;:&quot;&quot;,&quot;non-dropping-particle&quot;:&quot;&quot;}],&quot;URL&quot;:&quot;https://2026.pkorg.ch/dokument/2530/view&quot;,&quot;issued&quot;:{&quot;date-parts&quot;:[[2026,1]]},&quot;container-title-short&quot;:&quot;&quot;},&quot;isTemporary&quot;:false,&quot;displayAs&quot;:&quot;composite&quot;,&quot;suppress-author&quot;:false,&quot;composite&quot;:true,&quot;author-only&quot;:false}]},{&quot;citationID&quot;:&quot;MENDELEY_CITATION_b436a8a3-3a1a-4431-9209-c918703eaeeb&quot;,&quot;properties&quot;:{&quot;noteIndex&quot;:0,&quot;mode&quot;:&quot;composite&quot;},&quot;isEdited&quot;:false,&quot;manualOverride&quot;:{&quot;isManuallyOverridden&quot;:false,&quot;citeprocText&quot;:&quot;Blaise Hurtlin (2026)&quot;,&quot;manualOverrideText&quot;:&quot;&quot;},&quot;citationTag&quot;:&quot;MENDELEY_CITATION_v3_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&quot;,&quot;citationItems&quot;:[{&quot;id&quot;:&quot;f32f6921-db11-3f7e-99d8-61451133e193&quot;,&quot;itemData&quot;:{&quot;type&quot;:&quot;report&quot;,&quot;id&quot;:&quot;f32f6921-db11-3f7e-99d8-61451133e193&quot;,&quot;title&quot;:&quot;Automatisation sur un cluster Proxmox - Cahier des charges&quot;,&quot;author&quot;:[{&quot;family&quot;:&quot;Blaise Hurtlin&quot;,&quot;given&quot;:&quot;&quot;,&quot;parse-names&quot;:false,&quot;dropping-particle&quot;:&quot;&quot;,&quot;non-dropping-particle&quot;:&quot;&quot;}],&quot;issued&quot;:{&quot;date-parts&quot;:[[2026,3,2]]},&quot;publisher-place&quot;:&quot;Fribourg&quot;,&quot;language&quot;:&quot;Français&quot;,&quot;abstract&quot;:&quot;Description générale du projet d'examen : L'EMF souhaite disposer d'une infrastructure de virtualisation moderne, flexible et automatisée afin de faciliter le déploiement et la gestion de machines virtuelles. Actuellement, la création et la configuration de machines virtuelles sont réalisées manuellement, ce qui entraîne une perte de temps, un risque d'erreurs humaines et un manque d'homogénéité. Le présent travail a pour objectif de mettre en place un cluster de virtualisation Proxmox sur plusieurs noeuds et d'automatiser le déploiement de machines virtuelles à l'aide d'outils d'infrastructure as code (IaC).&quot;,&quot;container-title-short&quot;:&quot;&quot;},&quot;isTemporary&quot;:false,&quot;displayAs&quot;:&quot;composite&quot;,&quot;suppress-author&quot;:false,&quot;composite&quot;:true,&quot;author-only&quot;:false}]},{&quot;citationID&quot;:&quot;MENDELEY_CITATION_bd297da5-6ab4-498e-9f4f-b38ccb581b15&quot;,&quot;properties&quot;:{&quot;noteIndex&quot;:0},&quot;isEdited&quot;:false,&quot;manualOverride&quot;:{&quot;isManuallyOverridden&quot;:false,&quot;citeprocText&quot;:&quot;(J. P. Kousz &amp;#38; S. Leiser, 2026)&quot;,&quot;manualOverrideText&quot;:&quot;&quot;},&quot;citationTag&quot;:&quot;MENDELEY_CITATION_v3_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&quot;,&quot;citationItems&quot;:[{&quot;id&quot;:&quot;35f5a5cc-8c72-3b86-8ebf-fc042b3548c1&quot;,&quot;itemData&quot;:{&quot;type&quot;:&quot;article-journal&quot;,&quot;id&quot;:&quot;35f5a5cc-8c72-3b86-8ebf-fc042b3548c1&quot;,&quot;title&quot;:&quot;GEN - ICT-FR Manuel 2027&quot;,&quot;author&quot;:[{&quot;family&quot;:&quot;J. P. Kousz&quot;,&quot;given&quot;:&quot;F. Kuster&quot;,&quot;parse-names&quot;:false,&quot;dropping-particle&quot;:&quot;&quot;,&quot;non-dropping-particle&quot;:&quot;&quot;},{&quot;family&quot;:&quot;S. Leiser&quot;,&quot;given&quot;:&quot;&quot;,&quot;parse-names&quot;:false,&quot;dropping-particle&quot;:&quot;&quot;,&quot;non-dropping-particle&quot;:&quot;&quot;}],&quot;accessed&quot;:{&quot;date-parts&quot;:[[2026,5,7]]},&quot;translator&quot;:[{&quot;family&quot;:&quot;Schwab&quot;,&quot;given&quot;:&quot;Stéphane&quot;,&quot;parse-names&quot;:false,&quot;dropping-particle&quot;:&quot;&quot;,&quot;non-dropping-particle&quot;:&quot;&quot;},{&quot;family&quot;:&quot;Meuwly&quot;,&quot;given&quot;:&quot;Laurent&quot;,&quot;parse-names&quot;:false,&quot;dropping-particle&quot;:&quot;&quot;,&quot;non-dropping-particle&quot;:&quot;&quot;},{&quot;family&quot;:&quot;Nuoffer&quot;,&quot;given&quot;:&quot;Steve&quot;,&quot;parse-names&quot;:false,&quot;dropping-particle&quot;:&quot;&quot;,&quot;non-dropping-particle&quot;:&quot;&quot;}],&quot;URL&quot;:&quot;https://2026.pkorg.ch/dokument/2530/view&quot;,&quot;issued&quot;:{&quot;date-parts&quot;:[[2026,1]]},&quot;container-title-short&quot;:&quot;&quot;},&quot;isTemporary&quot;:false,&quot;suppress-author&quot;:false,&quot;composite&quot;:false,&quot;author-only&quot;:false}]},{&quot;citationID&quot;:&quot;MENDELEY_CITATION_c081e898-b5a7-433d-bb3b-d53ea9033849&quot;,&quot;properties&quot;:{&quot;noteIndex&quot;:0},&quot;isEdited&quot;:false,&quot;manualOverride&quot;:{&quot;isManuallyOverridden&quot;:false,&quot;citeprocText&quot;:&quot;(EMF-Informatique, 2025)&quot;,&quot;manualOverrideText&quot;:&quot;&quot;},&quot;citationTag&quot;:&quot;MENDELEY_CITATION_v3_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&quot;,&quot;citationItems&quot;:[{&quot;id&quot;:&quot;35384cd0-ea23-30ec-9a59-ccb2a44e9082&quot;,&quot;itemData&quot;:{&quot;type&quot;:&quot;article-journal&quot;,&quot;id&quot;:&quot;35384cd0-ea23-30ec-9a59-ccb2a44e9082&quot;,&quot;title&quot;:&quot;00_Standards Entreprise INFRA&quot;,&quot;author&quot;:[{&quot;family&quot;:&quot;EMF-Informatique&quot;,&quot;given&quot;:&quot;&quot;,&quot;parse-names&quot;:false,&quot;dropping-particle&quot;:&quot;&quot;,&quot;non-dropping-particle&quot;:&quot;&quot;}],&quot;accessed&quot;:{&quot;date-parts&quot;:[[2026,5,7]]},&quot;URL&quot;:&quot;https://eduetatfr.sharepoint.com/:b:/r/teams/EMF-GT-INFOApprentis/Shared%20Documents/Apprenti-es/Infrastructures/Standards/00_Standards%20Entreprise%20INFRA.pdf?csf=1&amp;web=1&amp;e=NxPkxO&quot;,&quot;issued&quot;:{&quot;date-parts&quot;:[[2025,3,25]]},&quot;page&quot;:&quot;1-1&quot;,&quot;container-title-short&quot;:&quot;&quot;},&quot;isTemporary&quot;:false,&quot;suppress-author&quot;:false,&quot;composite&quot;:false,&quot;author-only&quot;:false}]},{&quot;citationID&quot;:&quot;MENDELEY_CITATION_f9a42ccd-cc40-42f8-afd0-e7ccb5a93cda&quot;,&quot;properties&quot;:{&quot;noteIndex&quot;:0,&quot;mode&quot;:&quot;composite&quot;},&quot;isEdited&quot;:false,&quot;manualOverride&quot;:{&quot;isManuallyOverridden&quot;:false,&quot;citeprocText&quot;:&quot;Proxmox (2025b)&quot;,&quot;manualOverrideText&quot;:&quot;&quot;},&quot;citationTag&quot;:&quot;MENDELEY_CITATION_v3_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&quot;,&quot;citationItems&quot;:[{&quot;id&quot;:&quot;66de0b29-8c25-3bfb-9d36-3528c1be4578&quot;,&quot;itemData&quot;:{&quot;type&quot;:&quot;webpage&quot;,&quot;id&quot;:&quot;66de0b29-8c25-3bfb-9d36-3528c1be4578&quot;,&quot;title&quot;:&quot;Proxmox VE Storage&quot;,&quot;author&quot;:[{&quot;family&quot;:&quot;Proxmox&quot;,&quot;given&quot;:&quot;&quot;,&quot;parse-names&quot;:false,&quot;dropping-particle&quot;:&quot;&quot;,&quot;non-dropping-particle&quot;:&quot;&quot;}],&quot;container-title&quot;:&quot;Proxmox VE Administration Guide&quot;,&quot;accessed&quot;:{&quot;date-parts&quot;:[[2026,3,15]]},&quot;URL&quot;:&quot;https://pve.proxmox.com/pve-docs/chapter-pvesm.html&quot;,&quot;issued&quot;:{&quot;date-parts&quot;:[[2025,12,12]]},&quot;language&quot;:&quot;English&quot;,&quot;abstract&quot;:&quot;\n\nThe Proxmox VE storage model is very flexible. Virtual machine images can either be stored on one or several local storages, or on shared storage like NFS or iSCSI (NAS, SAN). There are no limits, and you may configure as many storage pools as you like. You can use all storage technologies available for Debian Linux.\n\nOne major benefit of storing VMs on shared storage is the ability to live-migrate running machines without any downtime, as all nodes in the cluster have direct access to VM disk images. There is no need to copy VM image data, so live migration is very fast in that case.\n&quot;,&quot;container-title-short&quot;:&quot;&quot;},&quot;isTemporary&quot;:false,&quot;displayAs&quot;:&quot;composite&quot;,&quot;suppress-author&quot;:false,&quot;composite&quot;:true,&quot;author-only&quot;:false}]},{&quot;citationID&quot;:&quot;MENDELEY_CITATION_4afd9d51-6e25-4fc5-b929-fd706c000062&quot;,&quot;properties&quot;:{&quot;noteIndex&quot;:0},&quot;isEdited&quot;:false,&quot;manualOverride&quot;:{&quot;isManuallyOverridden&quot;:false,&quot;citeprocText&quot;:&quot;(Proxmox, 2025b)&quot;,&quot;manualOverrideText&quot;:&quot;&quot;},&quot;citationTag&quot;:&quot;MENDELEY_CITATION_v3_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&quot;,&quot;citationItems&quot;:[{&quot;id&quot;:&quot;66de0b29-8c25-3bfb-9d36-3528c1be4578&quot;,&quot;itemData&quot;:{&quot;type&quot;:&quot;webpage&quot;,&quot;id&quot;:&quot;66de0b29-8c25-3bfb-9d36-3528c1be4578&quot;,&quot;title&quot;:&quot;Proxmox VE Storage&quot;,&quot;author&quot;:[{&quot;family&quot;:&quot;Proxmox&quot;,&quot;given&quot;:&quot;&quot;,&quot;parse-names&quot;:false,&quot;dropping-particle&quot;:&quot;&quot;,&quot;non-dropping-particle&quot;:&quot;&quot;}],&quot;container-title&quot;:&quot;Proxmox VE Administration Guide&quot;,&quot;accessed&quot;:{&quot;date-parts&quot;:[[2026,3,15]]},&quot;URL&quot;:&quot;https://pve.proxmox.com/pve-docs/chapter-pvesm.html&quot;,&quot;issued&quot;:{&quot;date-parts&quot;:[[2025,12,12]]},&quot;language&quot;:&quot;English&quot;,&quot;abstract&quot;:&quot;\n\nThe Proxmox VE storage model is very flexible. Virtual machine images can either be stored on one or several local storages, or on shared storage like NFS or iSCSI (NAS, SAN). There are no limits, and you may configure as many storage pools as you like. You can use all storage technologies available for Debian Linux.\n\nOne major benefit of storing VMs on shared storage is the ability to live-migrate running machines without any downtime, as all nodes in the cluster have direct access to VM disk images. There is no need to copy VM image data, so live migration is very fast in that case.\n&quot;,&quot;container-title-short&quot;:&quot;&quot;},&quot;isTemporary&quot;:false,&quot;suppress-author&quot;:false,&quot;composite&quot;:false,&quot;author-only&quot;:false}]},{&quot;citationID&quot;:&quot;MENDELEY_CITATION_9db2a729-0951-4c17-9e01-ff0581195c25&quot;,&quot;properties&quot;:{&quot;noteIndex&quot;:0,&quot;mode&quot;:&quot;composite&quot;},&quot;isEdited&quot;:false,&quot;manualOverride&quot;:{&quot;isManuallyOverridden&quot;:false,&quot;citeprocText&quot;:&quot;Josh Noll (2024)&quot;,&quot;manualOverrideText&quot;:&quot;&quot;},&quot;citationTag&quot;:&quot;MENDELEY_CITATION_v3_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&quot;,&quot;citationItems&quot;:[{&quot;id&quot;:&quot;2282350d-c4a4-38ed-ba6b-d9ebe871ce5d&quot;,&quot;itemData&quot;:{&quot;type&quot;:&quot;webpage&quot;,&quot;id&quot;:&quot;2282350d-c4a4-38ed-ba6b-d9ebe871ce5d&quot;,&quot;title&quot;:&quot;Deploying Proxmox VMs with Ansible — Josh Noll&quot;,&quot;author&quot;:[{&quot;family&quot;:&quot;Josh Noll&quot;,&quot;given&quot;:&quot;&quot;,&quot;parse-names&quot;:false,&quot;dropping-particle&quot;:&quot;&quot;,&quot;non-dropping-particle&quot;:&quot;&quot;}],&quot;accessed&quot;:{&quot;date-parts&quot;:[[2026,4,21]]},&quot;URL&quot;:&quot;https://joshrnoll.com/deploying-proxmox-vms-with-ansible/&quot;,&quot;issued&quot;:{&quot;date-parts&quot;:[[2024,1,16]]},&quot;container-title-short&quot;:&quot;&quot;},&quot;isTemporary&quot;:false,&quot;displayAs&quot;:&quot;composite&quot;,&quot;suppress-author&quot;:false,&quot;composite&quot;:true,&quot;author-only&quot;:false}]},{&quot;citationID&quot;:&quot;MENDELEY_CITATION_1c0bfdc0-b8ec-465a-97f9-432436345054&quot;,&quot;properties&quot;:{&quot;noteIndex&quot;:0,&quot;mode&quot;:&quot;composite&quot;},&quot;isEdited&quot;:false,&quot;manualOverride&quot;:{&quot;isManuallyOverridden&quot;:false,&quot;citeprocText&quot;:&quot;Proxmox (2025c)&quot;,&quot;manualOverrideText&quot;:&quot;&quot;},&quot;citationTag&quot;:&quot;MENDELEY_CITATION_v3_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&quot;,&quot;citationItems&quot;:[{&quot;id&quot;:&quot;4bf5c8ec-d6e5-35ca-a7be-7cacfe503104&quot;,&quot;itemData&quot;:{&quot;type&quot;:&quot;webpage&quot;,&quot;id&quot;:&quot;4bf5c8ec-d6e5-35ca-a7be-7cacfe503104&quot;,&quot;title&quot;:&quot;QEMU/KVM Virtual Machines&quot;,&quot;author&quot;:[{&quot;family&quot;:&quot;Proxmox&quot;,&quot;given&quot;:&quot;&quot;,&quot;parse-names&quot;:false,&quot;dropping-particle&quot;:&quot;&quot;,&quot;non-dropping-particle&quot;:&quot;&quot;}],&quot;accessed&quot;:{&quot;date-parts&quot;:[[2026,3,15]]},&quot;URL&quot;:&quot;https://pve.proxmox.com/pve-docs/chapter-qm.html&quot;,&quot;issued&quot;:{&quot;date-parts&quot;:[[2025,12,12]]},&quot;container-title-short&quot;:&quot;&quot;},&quot;isTemporary&quot;:false,&quot;displayAs&quot;:&quot;composite&quot;,&quot;suppress-author&quot;:false,&quot;composite&quot;:true,&quot;author-only&quot;:false}]},{&quot;citationID&quot;:&quot;MENDELEY_CITATION_0574a10e-c060-4584-b1b5-3204dd180737&quot;,&quot;properties&quot;:{&quot;noteIndex&quot;:0},&quot;isEdited&quot;:false,&quot;manualOverride&quot;:{&quot;isManuallyOverridden&quot;:false,&quot;citeprocText&quot;:&quot;(Proxmox, 2025a)&quot;,&quot;manualOverrideText&quot;:&quot;&quot;},&quot;citationTag&quot;:&quot;MENDELEY_CITATION_v3_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&quot;,&quot;citationItems&quot;:[{&quot;id&quot;:&quot;cdd5bf4a-8251-39fe-a38d-94fb4557c4cb&quot;,&quot;itemData&quot;:{&quot;type&quot;:&quot;webpage&quot;,&quot;id&quot;:&quot;cdd5bf4a-8251-39fe-a38d-94fb4557c4cb&quot;,&quot;title&quot;:&quot;Network Configuration - Proxmox VE&quot;,&quot;author&quot;:[{&quot;family&quot;:&quot;Proxmox&quot;,&quot;given&quot;:&quot;&quot;,&quot;parse-names&quot;:false,&quot;dropping-particle&quot;:&quot;&quot;,&quot;non-dropping-particle&quot;:&quot;&quot;}],&quot;accessed&quot;:{&quot;date-parts&quot;:[[2026,5,7]]},&quot;URL&quot;:&quot;https://pve.proxmox.com/wiki/Network_Configuration&quot;,&quot;issued&quot;:{&quot;date-parts&quot;:[[2025,11,19]]},&quot;container-title-short&quot;:&quot;&quot;},&quot;isTemporary&quot;:false,&quot;suppress-author&quot;:false,&quot;composite&quot;:false,&quot;author-only&quot;:false}]},{&quot;citationID&quot;:&quot;MENDELEY_CITATION_6123cc52-935a-4e9c-8ca8-7b3455cb48cb&quot;,&quot;properties&quot;:{&quot;noteIndex&quot;:0,&quot;mode&quot;:&quot;author-only&quot;},&quot;isEdited&quot;:false,&quot;manualOverride&quot;:{&quot;isManuallyOverridden&quot;:false,&quot;citeprocText&quot;:&quot;Hashicorp&quot;,&quot;manualOverrideText&quot;:&quot;&quot;},&quot;citationTag&quot;:&quot;MENDELEY_CITATION_v3_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&quot;,&quot;citationItems&quot;:[{&quot;id&quot;:&quot;a587371a-4b08-3208-ab4f-dbf256de27d2&quot;,&quot;itemData&quot;:{&quot;type&quot;:&quot;webpage&quot;,&quot;id&quot;:&quot;a587371a-4b08-3208-ab4f-dbf256de27d2&quot;,&quot;title&quot;:&quot;Terraform overview | Terraform | HashiCorp Developer&quot;,&quot;author&quot;:[{&quot;family&quot;:&quot;Hashicorp&quot;,&quot;given&quot;:&quot;&quot;,&quot;parse-names&quot;:false,&quot;dropping-particle&quot;:&quot;&quot;,&quot;non-dropping-particle&quot;:&quot;&quot;}],&quot;accessed&quot;:{&quot;date-parts&quot;:[[2026,3,31]]},&quot;URL&quot;:&quot;https://developer.hashicorp.com/terraform/docs&quot;,&quot;container-title-short&quot;:&quot;&quot;},&quot;isTemporary&quot;:false,&quot;displayAs&quot;:&quot;author-only&quot;,&quot;suppress-author&quot;:false,&quot;composite&quot;:false,&quot;author-only&quot;:true}]},{&quot;citationID&quot;:&quot;MENDELEY_CITATION_be5a949b-c2c9-43e2-89e6-f32e2854e848&quot;,&quot;properties&quot;:{&quot;noteIndex&quot;:0,&quot;mode&quot;:&quot;author-only&quot;},&quot;isEdited&quot;:false,&quot;manualOverride&quot;:{&quot;isManuallyOverridden&quot;:false,&quot;citeprocText&quot;:&quot;Hashicorp&quot;,&quot;manualOverrideText&quot;:&quot;&quot;},&quot;citationTag&quot;:&quot;MENDELEY_CITATION_v3_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&quot;,&quot;citationItems&quot;:[{&quot;id&quot;:&quot;a587371a-4b08-3208-ab4f-dbf256de27d2&quot;,&quot;itemData&quot;:{&quot;type&quot;:&quot;webpage&quot;,&quot;id&quot;:&quot;a587371a-4b08-3208-ab4f-dbf256de27d2&quot;,&quot;title&quot;:&quot;Terraform overview | Terraform | HashiCorp Developer&quot;,&quot;author&quot;:[{&quot;family&quot;:&quot;Hashicorp&quot;,&quot;given&quot;:&quot;&quot;,&quot;parse-names&quot;:false,&quot;dropping-particle&quot;:&quot;&quot;,&quot;non-dropping-particle&quot;:&quot;&quot;}],&quot;accessed&quot;:{&quot;date-parts&quot;:[[2026,3,31]]},&quot;URL&quot;:&quot;https://developer.hashicorp.com/terraform/docs&quot;,&quot;container-title-short&quot;:&quot;&quot;},&quot;isTemporary&quot;:false,&quot;displayAs&quot;:&quot;author-only&quot;,&quot;suppress-author&quot;:false,&quot;composite&quot;:false,&quot;author-only&quot;:true}]},{&quot;citationID&quot;:&quot;MENDELEY_CITATION_50e60e3f-273d-4874-9fd6-c4e9022312a9&quot;,&quot;properties&quot;:{&quot;noteIndex&quot;:0},&quot;isEdited&quot;:false,&quot;manualOverride&quot;:{&quot;isManuallyOverridden&quot;:false,&quot;citeprocText&quot;:&quot;(Hashicorp, n.d.)&quot;,&quot;manualOverrideText&quot;:&quot;&quot;},&quot;citationTag&quot;:&quot;MENDELEY_CITATION_v3_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&quot;,&quot;citationItems&quot;:[{&quot;id&quot;:&quot;a587371a-4b08-3208-ab4f-dbf256de27d2&quot;,&quot;itemData&quot;:{&quot;type&quot;:&quot;webpage&quot;,&quot;id&quot;:&quot;a587371a-4b08-3208-ab4f-dbf256de27d2&quot;,&quot;title&quot;:&quot;Terraform overview | Terraform | HashiCorp Developer&quot;,&quot;author&quot;:[{&quot;family&quot;:&quot;Hashicorp&quot;,&quot;given&quot;:&quot;&quot;,&quot;parse-names&quot;:false,&quot;dropping-particle&quot;:&quot;&quot;,&quot;non-dropping-particle&quot;:&quot;&quot;}],&quot;accessed&quot;:{&quot;date-parts&quot;:[[2026,3,31]]},&quot;URL&quot;:&quot;https://developer.hashicorp.com/terraform/docs&quot;,&quot;container-title-short&quot;:&quot;&quot;},&quot;isTemporary&quot;:false,&quot;suppress-author&quot;:false,&quot;composite&quot;:false,&quot;author-only&quot;:false}]},{&quot;citationID&quot;:&quot;MENDELEY_CITATION_1bd58bbd-9bad-4f3e-b531-5f20774b6d4c&quot;,&quot;properties&quot;:{&quot;noteIndex&quot;:0},&quot;isEdited&quot;:false,&quot;manualOverride&quot;:{&quot;isManuallyOverridden&quot;:false,&quot;citeprocText&quot;:&quot;(bpg &amp;#38; 153 contributeurs, 2019)&quot;,&quot;manualOverrideText&quot;:&quot;&quot;},&quot;citationTag&quot;:&quot;MENDELEY_CITATION_v3_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&quot;,&quot;citationItems&quot;:[{&quot;id&quot;:&quot;2de4f9e7-8d77-3ebb-8f15-e34da454be73&quot;,&quot;itemData&quot;:{&quot;type&quot;:&quot;webpage&quot;,&quot;id&quot;:&quot;2de4f9e7-8d77-3ebb-8f15-e34da454be73&quot;,&quot;title&quot;:&quot;bpg/terraform-provider-proxmox: Terraform / OpenTofu Provider for Proxmox VE&quot;,&quot;author&quot;:[{&quot;family&quot;:&quot;bpg&quot;,&quot;given&quot;:&quot;&quot;,&quot;parse-names&quot;:false,&quot;dropping-particle&quot;:&quot;&quot;,&quot;non-dropping-particle&quot;:&quot;&quot;},{&quot;family&quot;:&quot;153 contributeurs&quot;,&quot;given&quot;:&quot;&quot;,&quot;parse-names&quot;:false,&quot;dropping-particle&quot;:&quot;&quot;,&quot;non-dropping-particle&quot;:&quot;&quot;}],&quot;accessed&quot;:{&quot;date-parts&quot;:[[2026,3,31]]},&quot;URL&quot;:&quot;https://github.com/bpg/terraform-provider-proxmox&quot;,&quot;issued&quot;:{&quot;date-parts&quot;:[[2019,12,7]]},&quot;container-title-short&quot;:&quot;&quot;},&quot;isTemporary&quot;:false,&quot;suppress-author&quot;:false,&quot;composite&quot;:false,&quot;author-only&quot;:false}]},{&quot;citationID&quot;:&quot;MENDELEY_CITATION_eb22053c-78e7-4e7f-a15a-c93e8bb779a8&quot;,&quot;properties&quot;:{&quot;noteIndex&quot;:0},&quot;isEdited&quot;:false,&quot;manualOverride&quot;:{&quot;isManuallyOverridden&quot;:false,&quot;citeprocText&quot;:&quot;(Telmate &amp;#38; 108 contributeurs, 2017)&quot;,&quot;manualOverrideText&quot;:&quot;&quot;},&quot;citationTag&quot;:&quot;MENDELEY_CITATION_v3_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&quot;,&quot;citationItems&quot;:[{&quot;id&quot;:&quot;02618d2f-c0c6-3e51-852c-6ab354020533&quot;,&quot;itemData&quot;:{&quot;type&quot;:&quot;webpage&quot;,&quot;id&quot;:&quot;02618d2f-c0c6-3e51-852c-6ab354020533&quot;,&quot;title&quot;:&quot;Telmate/proxmox-api-go&quot;,&quot;author&quot;:[{&quot;family&quot;:&quot;Telmate&quot;,&quot;given&quot;:&quot;&quot;,&quot;parse-names&quot;:false,&quot;dropping-particle&quot;:&quot;&quot;,&quot;non-dropping-particle&quot;:&quot;&quot;},{&quot;family&quot;:&quot;108 contributeurs&quot;,&quot;given&quot;:&quot;&quot;,&quot;parse-names&quot;:false,&quot;dropping-particle&quot;:&quot;&quot;,&quot;non-dropping-particle&quot;:&quot;&quot;}],&quot;accessed&quot;:{&quot;date-parts&quot;:[[2026,3,31]]},&quot;URL&quot;:&quot;https://github.com/Telmate/proxmox-api-go&quot;,&quot;issued&quot;:{&quot;date-parts&quot;:[[2017,2,7]]},&quot;container-title-short&quot;:&quot;&quot;},&quot;isTemporary&quot;:false,&quot;suppress-author&quot;:false,&quot;composite&quot;:false,&quot;author-only&quot;:false}]},{&quot;citationID&quot;:&quot;MENDELEY_CITATION_32a35c09-55b7-48ef-bcc8-00932a651399&quot;,&quot;properties&quot;:{&quot;noteIndex&quot;:0},&quot;isEdited&quot;:false,&quot;manualOverride&quot;:{&quot;isManuallyOverridden&quot;:false,&quot;citeprocText&quot;:&quot;(Red Hat - Inc, 2022)&quot;,&quot;manualOverrideText&quot;:&quot;&quot;},&quot;citationTag&quot;:&quot;MENDELEY_CITATION_v3_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&quot;,&quot;citationItems&quot;:[{&quot;id&quot;:&quot;c68a136d-10bd-345e-a6c5-60fb634fe4a2&quot;,&quot;itemData&quot;:{&quot;type&quot;:&quot;webpage&quot;,&quot;id&quot;:&quot;c68a136d-10bd-345e-a6c5-60fb634fe4a2&quot;,&quot;title&quot;:&quot;Ansible Documentation — Ansible Documentation&quot;,&quot;author&quot;:[{&quot;family&quot;:&quot;Red Hat - Inc&quot;,&quot;given&quot;:&quot;&quot;,&quot;parse-names&quot;:false,&quot;dropping-particle&quot;:&quot;&quot;,&quot;non-dropping-particle&quot;:&quot;&quot;}],&quot;accessed&quot;:{&quot;date-parts&quot;:[[2026,4,21]]},&quot;URL&quot;:&quot;https://docs.ansible.com/projects/ansible/2.9/?utm_source=chatgpt.com&quot;,&quot;issued&quot;:{&quot;date-parts&quot;:[[2022,5,27]]},&quot;container-title-short&quot;:&quot;&quot;},&quot;isTemporary&quot;:false,&quot;suppress-author&quot;:false,&quot;composite&quot;:false,&quot;author-only&quot;:false}]},{&quot;citationID&quot;:&quot;MENDELEY_CITATION_b61e7e31-7658-430b-990c-ad89e26637d0&quot;,&quot;properties&quot;:{&quot;noteIndex&quot;:0,&quot;mode&quot;:&quot;composite&quot;},&quot;isEdited&quot;:false,&quot;manualOverride&quot;:{&quot;isManuallyOverridden&quot;:false,&quot;citeprocText&quot;:&quot;Red Hat - Inc (2022)&quot;,&quot;manualOverrideText&quot;:&quot;&quot;},&quot;citationTag&quot;:&quot;MENDELEY_CITATION_v3_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&quot;,&quot;citationItems&quot;:[{&quot;id&quot;:&quot;c68a136d-10bd-345e-a6c5-60fb634fe4a2&quot;,&quot;itemData&quot;:{&quot;type&quot;:&quot;webpage&quot;,&quot;id&quot;:&quot;c68a136d-10bd-345e-a6c5-60fb634fe4a2&quot;,&quot;title&quot;:&quot;Ansible Documentation — Ansible Documentation&quot;,&quot;author&quot;:[{&quot;family&quot;:&quot;Red Hat - Inc&quot;,&quot;given&quot;:&quot;&quot;,&quot;parse-names&quot;:false,&quot;dropping-particle&quot;:&quot;&quot;,&quot;non-dropping-particle&quot;:&quot;&quot;}],&quot;accessed&quot;:{&quot;date-parts&quot;:[[2026,4,21]]},&quot;URL&quot;:&quot;https://docs.ansible.com/projects/ansible/2.9/?utm_source=chatgpt.com&quot;,&quot;issued&quot;:{&quot;date-parts&quot;:[[2022,5,27]]},&quot;container-title-short&quot;:&quot;&quot;},&quot;isTemporary&quot;:false,&quot;displayAs&quot;:&quot;composite&quot;,&quot;suppress-author&quot;:false,&quot;composite&quot;:true,&quot;author-only&quot;:false}]},{&quot;citationID&quot;:&quot;MENDELEY_CITATION_ee4fcb49-8585-4e37-a686-d28ceb9f4b0c&quot;,&quot;properties&quot;:{&quot;noteIndex&quot;:0,&quot;mode&quot;:&quot;composite&quot;},&quot;isEdited&quot;:false,&quot;manualOverride&quot;:{&quot;isManuallyOverridden&quot;:false,&quot;citeprocText&quot;:&quot;Josh Noll (2024)&quot;,&quot;manualOverrideText&quot;:&quot;&quot;},&quot;citationTag&quot;:&quot;MENDELEY_CITATION_v3_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&quot;,&quot;citationItems&quot;:[{&quot;id&quot;:&quot;2282350d-c4a4-38ed-ba6b-d9ebe871ce5d&quot;,&quot;itemData&quot;:{&quot;type&quot;:&quot;webpage&quot;,&quot;id&quot;:&quot;2282350d-c4a4-38ed-ba6b-d9ebe871ce5d&quot;,&quot;title&quot;:&quot;Deploying Proxmox VMs with Ansible — Josh Noll&quot;,&quot;author&quot;:[{&quot;family&quot;:&quot;Josh Noll&quot;,&quot;given&quot;:&quot;&quot;,&quot;parse-names&quot;:false,&quot;dropping-particle&quot;:&quot;&quot;,&quot;non-dropping-particle&quot;:&quot;&quot;}],&quot;accessed&quot;:{&quot;date-parts&quot;:[[2026,4,21]]},&quot;URL&quot;:&quot;https://joshrnoll.com/deploying-proxmox-vms-with-ansible/&quot;,&quot;issued&quot;:{&quot;date-parts&quot;:[[2024,1,16]]},&quot;container-title-short&quot;:&quot;&quot;},&quot;isTemporary&quot;:false,&quot;displayAs&quot;:&quot;composite&quot;,&quot;suppress-author&quot;:false,&quot;composite&quot;:true,&quot;author-only&quot;:false}]},{&quot;citationID&quot;:&quot;MENDELEY_CITATION_8ec9221b-a6b2-4aa2-a9cd-f8f357c3710a&quot;,&quot;properties&quot;:{&quot;noteIndex&quot;:0},&quot;isEdited&quot;:false,&quot;manualOverride&quot;:{&quot;isManuallyOverridden&quot;:false,&quot;citeprocText&quot;:&quot;(Ansible Project Contributors, 2026)&quot;,&quot;manualOverrideText&quot;:&quot;&quot;},&quot;citationTag&quot;:&quot;MENDELEY_CITATION_v3_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&quot;,&quot;citationItems&quot;:[{&quot;id&quot;:&quot;86ad7e7e-a194-3b89-91d0-a9a0ab65abc2&quot;,&quot;itemData&quot;:{&quot;type&quot;:&quot;webpage&quot;,&quot;id&quot;:&quot;86ad7e7e-a194-3b89-91d0-a9a0ab65abc2&quot;,&quot;title&quot;:&quot;community.proxmox — Ansible Community Documentation&quot;,&quot;author&quot;:[{&quot;family&quot;:&quot;Ansible Project Contributors&quot;,&quot;given&quot;:&quot;&quot;,&quot;parse-names&quot;:false,&quot;dropping-particle&quot;:&quot;&quot;,&quot;non-dropping-particle&quot;:&quot;&quot;}],&quot;accessed&quot;:{&quot;date-parts&quot;:[[2026,5,11]]},&quot;URL&quot;:&quot;https://docs.ansible.com/projects/ansible/latest/collections/community/proxmox/index.html&quot;,&quot;issued&quot;:{&quot;date-parts&quot;:[[2026,4,20]]},&quot;container-title-short&quot;:&quot;&quot;},&quot;isTemporary&quot;:false,&quot;suppress-author&quot;:false,&quot;composite&quot;:false,&quot;author-only&quot;:false}]},{&quot;citationID&quot;:&quot;MENDELEY_CITATION_6e20f74d-9c90-4ab4-9c43-833e4c2352f6&quot;,&quot;properties&quot;:{&quot;noteIndex&quot;:0,&quot;mode&quot;:&quot;composite&quot;},&quot;isEdited&quot;:false,&quot;manualOverride&quot;:{&quot;isManuallyOverridden&quot;:false,&quot;citeprocText&quot;:&quot;Josh Noll (2024)&quot;,&quot;manualOverrideText&quot;:&quot;&quot;},&quot;citationTag&quot;:&quot;MENDELEY_CITATION_v3_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&quot;,&quot;citationItems&quot;:[{&quot;id&quot;:&quot;2282350d-c4a4-38ed-ba6b-d9ebe871ce5d&quot;,&quot;itemData&quot;:{&quot;type&quot;:&quot;webpage&quot;,&quot;id&quot;:&quot;2282350d-c4a4-38ed-ba6b-d9ebe871ce5d&quot;,&quot;title&quot;:&quot;Deploying Proxmox VMs with Ansible — Josh Noll&quot;,&quot;author&quot;:[{&quot;family&quot;:&quot;Josh Noll&quot;,&quot;given&quot;:&quot;&quot;,&quot;parse-names&quot;:false,&quot;dropping-particle&quot;:&quot;&quot;,&quot;non-dropping-particle&quot;:&quot;&quot;}],&quot;accessed&quot;:{&quot;date-parts&quot;:[[2026,4,21]]},&quot;URL&quot;:&quot;https://joshrnoll.com/deploying-proxmox-vms-with-ansible/&quot;,&quot;issued&quot;:{&quot;date-parts&quot;:[[2024,1,16]]},&quot;container-title-short&quot;:&quot;&quot;},&quot;isTemporary&quot;:false,&quot;displayAs&quot;:&quot;composite&quot;,&quot;suppress-author&quot;:false,&quot;composite&quot;:true,&quot;author-only&quot;:false}]},{&quot;citationID&quot;:&quot;MENDELEY_CITATION_34a55d00-3943-40a6-9fd1-2f71dc1c096b&quot;,&quot;properties&quot;:{&quot;noteIndex&quot;:0,&quot;mode&quot;:&quot;composite&quot;},&quot;isEdited&quot;:false,&quot;manualOverride&quot;:{&quot;isManuallyOverridden&quot;:false,&quot;citeprocText&quot;:&quot;Josh Noll (2024)&quot;,&quot;manualOverrideText&quot;:&quot;&quot;},&quot;citationTag&quot;:&quot;MENDELEY_CITATION_v3_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&quot;,&quot;citationItems&quot;:[{&quot;id&quot;:&quot;2282350d-c4a4-38ed-ba6b-d9ebe871ce5d&quot;,&quot;itemData&quot;:{&quot;type&quot;:&quot;webpage&quot;,&quot;id&quot;:&quot;2282350d-c4a4-38ed-ba6b-d9ebe871ce5d&quot;,&quot;title&quot;:&quot;Deploying Proxmox VMs with Ansible — Josh Noll&quot;,&quot;author&quot;:[{&quot;family&quot;:&quot;Josh Noll&quot;,&quot;given&quot;:&quot;&quot;,&quot;parse-names&quot;:false,&quot;dropping-particle&quot;:&quot;&quot;,&quot;non-dropping-particle&quot;:&quot;&quot;}],&quot;accessed&quot;:{&quot;date-parts&quot;:[[2026,4,21]]},&quot;URL&quot;:&quot;https://joshrnoll.com/deploying-proxmox-vms-with-ansible/&quot;,&quot;issued&quot;:{&quot;date-parts&quot;:[[2024,1,16]]},&quot;container-title-short&quot;:&quot;&quot;},&quot;isTemporary&quot;:false,&quot;displayAs&quot;:&quot;composite&quot;,&quot;suppress-author&quot;:false,&quot;composite&quot;:true,&quot;author-only&quot;:false}]},{&quot;citationID&quot;:&quot;MENDELEY_CITATION_748c1f61-b366-4c8c-adb0-d334d15706be&quot;,&quot;properties&quot;:{&quot;noteIndex&quot;:0},&quot;isEdited&quot;:false,&quot;manualOverride&quot;:{&quot;isManuallyOverridden&quot;:false,&quot;citeprocText&quot;:&quot;(Jurka007, 2023)&quot;,&quot;manualOverrideText&quot;:&quot;&quot;},&quot;citationTag&quot;:&quot;MENDELEY_CITATION_v3_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&quot;,&quot;citationItems&quot;:[{&quot;id&quot;:&quot;155ccf57-7754-39a1-9356-ef2342de96dc&quot;,&quot;itemData&quot;:{&quot;type&quot;:&quot;webpage&quot;,&quot;id&quot;:&quot;155ccf57-7754-39a1-9356-ef2342de96dc&quot;,&quot;title&quot;:&quot;Proxmox: \&quot;net\&quot; do not configure network card · Issue #21 · ansible-collections/community.proxmox&quot;,&quot;author&quot;:[{&quot;family&quot;:&quot;Jurka007&quot;,&quot;given&quot;:&quot;&quot;,&quot;parse-names&quot;:false,&quot;dropping-particle&quot;:&quot;&quot;,&quot;non-dropping-particle&quot;:&quot;&quot;}],&quot;container-title&quot;:&quot;Github&quot;,&quot;accessed&quot;:{&quot;date-parts&quot;:[[2026,4,21]]},&quot;URL&quot;:&quot;https://github.com/ansible-collections/community.proxmox/issues/21#issuecomment-2884820921&quot;,&quot;issued&quot;:{&quot;date-parts&quot;:[[2023,6,23]]},&quot;container-title-short&quot;:&quot;&quot;},&quot;isTemporary&quot;:false,&quot;suppress-author&quot;:false,&quot;composite&quot;:false,&quot;author-only&quot;:false}]},{&quot;citationID&quot;:&quot;MENDELEY_CITATION_78f4607a-d92c-4973-983c-1271456fc057&quot;,&quot;properties&quot;:{&quot;noteIndex&quot;:0},&quot;isEdited&quot;:false,&quot;manualOverride&quot;:{&quot;isManuallyOverridden&quot;:false,&quot;citeprocText&quot;:&quot;(Blaise Hurtlin, 2026)&quot;,&quot;manualOverrideText&quot;:&quot;&quot;},&quot;citationTag&quot;:&quot;MENDELEY_CITATION_v3_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&quot;,&quot;citationItems&quot;:[{&quot;id&quot;:&quot;f32f6921-db11-3f7e-99d8-61451133e193&quot;,&quot;itemData&quot;:{&quot;type&quot;:&quot;report&quot;,&quot;id&quot;:&quot;f32f6921-db11-3f7e-99d8-61451133e193&quot;,&quot;title&quot;:&quot;Automatisation sur un cluster Proxmox - Cahier des charges&quot;,&quot;author&quot;:[{&quot;family&quot;:&quot;Blaise Hurtlin&quot;,&quot;given&quot;:&quot;&quot;,&quot;parse-names&quot;:false,&quot;dropping-particle&quot;:&quot;&quot;,&quot;non-dropping-particle&quot;:&quot;&quot;}],&quot;issued&quot;:{&quot;date-parts&quot;:[[2026,3,2]]},&quot;publisher-place&quot;:&quot;Fribourg&quot;,&quot;language&quot;:&quot;Français&quot;,&quot;abstract&quot;:&quot;Description générale du projet d'examen : L'EMF souhaite disposer d'une infrastructure de virtualisation moderne, flexible et automatisée afin de faciliter le déploiement et la gestion de machines virtuelles. Actuellement, la création et la configuration de machines virtuelles sont réalisées manuellement, ce qui entraîne une perte de temps, un risque d'erreurs humaines et un manque d'homogénéité. Le présent travail a pour objectif de mettre en place un cluster de virtualisation Proxmox sur plusieurs noeuds et d'automatiser le déploiement de machines virtuelles à l'aide d'outils d'infrastructure as code (IaC).&quot;,&quot;container-title-short&quot;:&quot;&quot;},&quot;isTemporary&quot;:false,&quot;suppress-author&quot;:false,&quot;composite&quot;:false,&quot;author-only&quot;:false}]}]"/>
     <we:property name="MENDELEY_CITATIONS_STYLE" value="{&quot;id&quot;:&quot;https://www.zotero.org/styles/apa&quot;,&quot;title&quot;:&quot;APA Style 7th edition&quot;,&quot;format&quot;:&quot;author-date&quot;,&quot;defaultLocale&quot;:null,&quot;isLocaleCodeValid&quot;:true}"/>
   </we:properties>
   <we:bindings/>

--- a/Doc/157443_Voeffray_Lucielle_Rapport_TPI.docx
+++ b/Doc/157443_Voeffray_Lucielle_Rapport_TPI.docx
@@ -4661,7 +4661,7 @@
             <w:rFonts w:cs="Arial"/>
             <w:color w:val="000000"/>
           </w:rPr>
-          <w:tag w:val="MENDELEY_CITATION_v3_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"/>
+          <w:tag w:val="MENDELEY_CITATION_v3_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"/>
           <w:id w:val="1705708176"/>
           <w:placeholder>
             <w:docPart w:val="2943BF13261B4F1AB2A44D17CD9A00A1"/>
@@ -4673,7 +4673,7 @@
               <w:rFonts w:eastAsia="Arial" w:cs="Arial"/>
               <w:color w:val="000000"/>
             </w:rPr>
-            <w:t>Proxmox (2025b)</w:t>
+            <w:t>Proxmox (2025c)</w:t>
           </w:r>
         </w:sdtContent>
       </w:sdt>
@@ -4706,7 +4706,7 @@
             <w:rFonts w:cs="Arial"/>
             <w:color w:val="000000"/>
           </w:rPr>
-          <w:tag w:val="MENDELEY_CITATION_v3_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"/>
+          <w:tag w:val="MENDELEY_CITATION_v3_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"/>
           <w:id w:val="1099303578"/>
           <w:placeholder>
             <w:docPart w:val="DefaultPlaceholder_-1854013440"/>
@@ -4718,7 +4718,7 @@
               <w:rFonts w:cs="Arial"/>
               <w:color w:val="000000"/>
             </w:rPr>
-            <w:t>(Proxmox, 2025b)</w:t>
+            <w:t>(Proxmox, 2025c)</w:t>
           </w:r>
         </w:sdtContent>
       </w:sdt>
@@ -6294,7 +6294,7 @@
             <w:rFonts w:cs="Arial"/>
             <w:color w:val="000000"/>
           </w:rPr>
-          <w:tag w:val="MENDELEY_CITATION_v3_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"/>
+          <w:tag w:val="MENDELEY_CITATION_v3_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"/>
           <w:id w:val="346067825"/>
           <w:placeholder>
             <w:docPart w:val="3A10D4AED7C4444181DDDFA82366BB98"/>
@@ -6306,7 +6306,7 @@
               <w:rFonts w:eastAsia="Arial" w:cs="Arial"/>
               <w:color w:val="000000"/>
             </w:rPr>
-            <w:t>Proxmox (2025c)</w:t>
+            <w:t>Proxmox (2025d)</w:t>
           </w:r>
         </w:sdtContent>
       </w:sdt>
@@ -6345,7 +6345,7 @@
             <w:rFonts w:cs="Arial"/>
             <w:color w:val="000000"/>
           </w:rPr>
-          <w:tag w:val="MENDELEY_CITATION_v3_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"/>
+          <w:tag w:val="MENDELEY_CITATION_v3_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"/>
           <w:id w:val="1426232352"/>
           <w:placeholder>
             <w:docPart w:val="DefaultPlaceholder_-1854013440"/>
@@ -6357,7 +6357,7 @@
               <w:rFonts w:cs="Arial"/>
               <w:color w:val="000000"/>
             </w:rPr>
-            <w:t>(Proxmox, 2025a)</w:t>
+            <w:t>(Proxmox, 2025b)</w:t>
           </w:r>
         </w:sdtContent>
       </w:sdt>
@@ -9743,6 +9743,9 @@
       </w:pPr>
       <w:r>
         <w:t>Dans ce chapitre vous trouverez la conception de l’architecture système. Ceci illustrée avec les schémas et des explications de ces derniers.</w:t>
+      </w:r>
+      <w:r>
+        <w:t xml:space="preserve"> </w:t>
       </w:r>
     </w:p>
     <w:p>
@@ -10594,6 +10597,1082 @@
       <w:bookmarkStart w:id="39" w:name="_Toc250790987"/>
       <w:bookmarkStart w:id="40" w:name="_Toc229725022"/>
       <w:r>
+        <w:t>Conception de Ansible</w:t>
+      </w:r>
+    </w:p>
+    <w:p>
+      <w:pPr>
+        <w:pStyle w:val="BITTextkrper"/>
+      </w:pPr>
+      <w:r>
+        <w:t>Dans ce chapitre se trouve toute la conception du fonctionnement de Ansible, permettant une codebase propre.</w:t>
+      </w:r>
+    </w:p>
+    <w:p>
+      <w:pPr>
+        <w:pStyle w:val="Titre3"/>
+      </w:pPr>
+      <w:r>
+        <w:t>Arborescence</w:t>
+      </w:r>
+    </w:p>
+    <w:p>
+      <w:pPr>
+        <w:pStyle w:val="BITTextkrper"/>
+      </w:pPr>
+      <w:r>
+        <w:t>Voici l’arborescence décidée pour la codebase ansible :</w:t>
+      </w:r>
+    </w:p>
+    <w:p>
+      <w:pPr>
+        <w:pStyle w:val="NormalWeb"/>
+        <w:pBdr>
+          <w:top w:val="single" w:sz="6" w:space="2" w:color="888888"/>
+          <w:left w:val="single" w:sz="6" w:space="2" w:color="888888"/>
+          <w:bottom w:val="single" w:sz="6" w:space="2" w:color="888888"/>
+          <w:right w:val="single" w:sz="6" w:space="2" w:color="888888"/>
+        </w:pBdr>
+        <w:shd w:val="clear" w:color="auto" w:fill="FEFEFE"/>
+        <w:tabs>
+          <w:tab w:val="left" w:pos="916"/>
+          <w:tab w:val="left" w:pos="1832"/>
+          <w:tab w:val="left" w:pos="2748"/>
+          <w:tab w:val="left" w:pos="3664"/>
+          <w:tab w:val="left" w:pos="4580"/>
+          <w:tab w:val="left" w:pos="5496"/>
+          <w:tab w:val="left" w:pos="6412"/>
+          <w:tab w:val="left" w:pos="7328"/>
+          <w:tab w:val="left" w:pos="8244"/>
+          <w:tab w:val="left" w:pos="9160"/>
+          <w:tab w:val="left" w:pos="10076"/>
+          <w:tab w:val="left" w:pos="10992"/>
+          <w:tab w:val="left" w:pos="11908"/>
+          <w:tab w:val="left" w:pos="12824"/>
+          <w:tab w:val="left" w:pos="13740"/>
+          <w:tab w:val="left" w:pos="14656"/>
+        </w:tabs>
+        <w:spacing w:before="0" w:beforeAutospacing="0" w:after="0" w:afterAutospacing="0"/>
+        <w:rPr>
+          <w:rFonts w:ascii="Consolas" w:hAnsi="Consolas" w:cs="Courier New"/>
+          <w:color w:val="545454"/>
+          <w:sz w:val="18"/>
+          <w:szCs w:val="18"/>
+        </w:rPr>
+      </w:pPr>
+      <w:r>
+        <w:rPr>
+          <w:rFonts w:ascii="Consolas" w:hAnsi="Consolas" w:cs="Courier New"/>
+          <w:color w:val="545454"/>
+          <w:sz w:val="18"/>
+          <w:szCs w:val="18"/>
+        </w:rPr>
+        <w:t>ansible/</w:t>
+      </w:r>
+    </w:p>
+    <w:p>
+      <w:pPr>
+        <w:pStyle w:val="NormalWeb"/>
+        <w:pBdr>
+          <w:top w:val="single" w:sz="6" w:space="2" w:color="888888"/>
+          <w:left w:val="single" w:sz="6" w:space="2" w:color="888888"/>
+          <w:bottom w:val="single" w:sz="6" w:space="2" w:color="888888"/>
+          <w:right w:val="single" w:sz="6" w:space="2" w:color="888888"/>
+        </w:pBdr>
+        <w:shd w:val="clear" w:color="auto" w:fill="FEFEFE"/>
+        <w:tabs>
+          <w:tab w:val="left" w:pos="916"/>
+          <w:tab w:val="left" w:pos="1832"/>
+          <w:tab w:val="left" w:pos="2748"/>
+          <w:tab w:val="left" w:pos="3664"/>
+          <w:tab w:val="left" w:pos="4580"/>
+          <w:tab w:val="left" w:pos="5496"/>
+          <w:tab w:val="left" w:pos="6412"/>
+          <w:tab w:val="left" w:pos="7328"/>
+          <w:tab w:val="left" w:pos="8244"/>
+          <w:tab w:val="left" w:pos="9160"/>
+          <w:tab w:val="left" w:pos="10076"/>
+          <w:tab w:val="left" w:pos="10992"/>
+          <w:tab w:val="left" w:pos="11908"/>
+          <w:tab w:val="left" w:pos="12824"/>
+          <w:tab w:val="left" w:pos="13740"/>
+          <w:tab w:val="left" w:pos="14656"/>
+        </w:tabs>
+        <w:spacing w:before="0" w:beforeAutospacing="0" w:after="0" w:afterAutospacing="0"/>
+        <w:rPr>
+          <w:rFonts w:ascii="Consolas" w:hAnsi="Consolas" w:cs="Courier New"/>
+          <w:color w:val="545454"/>
+          <w:sz w:val="18"/>
+          <w:szCs w:val="18"/>
+        </w:rPr>
+      </w:pPr>
+      <w:r>
+        <w:rPr>
+          <w:rFonts w:ascii="Consolas" w:hAnsi="Consolas" w:cs="Courier New"/>
+          <w:color w:val="545454"/>
+          <w:sz w:val="18"/>
+          <w:szCs w:val="18"/>
+        </w:rPr>
+        <w:t xml:space="preserve"> ├── ansible.cfg</w:t>
+      </w:r>
+    </w:p>
+    <w:p>
+      <w:pPr>
+        <w:pStyle w:val="NormalWeb"/>
+        <w:pBdr>
+          <w:top w:val="single" w:sz="6" w:space="2" w:color="888888"/>
+          <w:left w:val="single" w:sz="6" w:space="2" w:color="888888"/>
+          <w:bottom w:val="single" w:sz="6" w:space="2" w:color="888888"/>
+          <w:right w:val="single" w:sz="6" w:space="2" w:color="888888"/>
+        </w:pBdr>
+        <w:shd w:val="clear" w:color="auto" w:fill="FEFEFE"/>
+        <w:tabs>
+          <w:tab w:val="left" w:pos="916"/>
+          <w:tab w:val="left" w:pos="1832"/>
+          <w:tab w:val="left" w:pos="2748"/>
+          <w:tab w:val="left" w:pos="3664"/>
+          <w:tab w:val="left" w:pos="4580"/>
+          <w:tab w:val="left" w:pos="5496"/>
+          <w:tab w:val="left" w:pos="6412"/>
+          <w:tab w:val="left" w:pos="7328"/>
+          <w:tab w:val="left" w:pos="8244"/>
+          <w:tab w:val="left" w:pos="9160"/>
+          <w:tab w:val="left" w:pos="10076"/>
+          <w:tab w:val="left" w:pos="10992"/>
+          <w:tab w:val="left" w:pos="11908"/>
+          <w:tab w:val="left" w:pos="12824"/>
+          <w:tab w:val="left" w:pos="13740"/>
+          <w:tab w:val="left" w:pos="14656"/>
+        </w:tabs>
+        <w:spacing w:before="0" w:beforeAutospacing="0" w:after="0" w:afterAutospacing="0"/>
+        <w:rPr>
+          <w:rFonts w:ascii="Consolas" w:hAnsi="Consolas" w:cs="Courier New"/>
+          <w:color w:val="545454"/>
+          <w:sz w:val="18"/>
+          <w:szCs w:val="18"/>
+        </w:rPr>
+      </w:pPr>
+      <w:r>
+        <w:rPr>
+          <w:rFonts w:ascii="Consolas" w:hAnsi="Consolas" w:cs="Courier New"/>
+          <w:color w:val="545454"/>
+          <w:sz w:val="18"/>
+          <w:szCs w:val="18"/>
+        </w:rPr>
+        <w:t xml:space="preserve"> ├── inventory.yml</w:t>
+      </w:r>
+    </w:p>
+    <w:p>
+      <w:pPr>
+        <w:pStyle w:val="NormalWeb"/>
+        <w:pBdr>
+          <w:top w:val="single" w:sz="6" w:space="2" w:color="888888"/>
+          <w:left w:val="single" w:sz="6" w:space="2" w:color="888888"/>
+          <w:bottom w:val="single" w:sz="6" w:space="2" w:color="888888"/>
+          <w:right w:val="single" w:sz="6" w:space="2" w:color="888888"/>
+        </w:pBdr>
+        <w:shd w:val="clear" w:color="auto" w:fill="FEFEFE"/>
+        <w:tabs>
+          <w:tab w:val="left" w:pos="916"/>
+          <w:tab w:val="left" w:pos="1832"/>
+          <w:tab w:val="left" w:pos="2748"/>
+          <w:tab w:val="left" w:pos="3664"/>
+          <w:tab w:val="left" w:pos="4580"/>
+          <w:tab w:val="left" w:pos="5496"/>
+          <w:tab w:val="left" w:pos="6412"/>
+          <w:tab w:val="left" w:pos="7328"/>
+          <w:tab w:val="left" w:pos="8244"/>
+          <w:tab w:val="left" w:pos="9160"/>
+          <w:tab w:val="left" w:pos="10076"/>
+          <w:tab w:val="left" w:pos="10992"/>
+          <w:tab w:val="left" w:pos="11908"/>
+          <w:tab w:val="left" w:pos="12824"/>
+          <w:tab w:val="left" w:pos="13740"/>
+          <w:tab w:val="left" w:pos="14656"/>
+        </w:tabs>
+        <w:spacing w:before="0" w:beforeAutospacing="0" w:after="0" w:afterAutospacing="0"/>
+        <w:rPr>
+          <w:rFonts w:ascii="Consolas" w:hAnsi="Consolas" w:cs="Courier New"/>
+          <w:color w:val="545454"/>
+          <w:sz w:val="18"/>
+          <w:szCs w:val="18"/>
+        </w:rPr>
+      </w:pPr>
+      <w:r>
+        <w:rPr>
+          <w:rFonts w:ascii="Consolas" w:hAnsi="Consolas" w:cs="Courier New"/>
+          <w:color w:val="545454"/>
+          <w:sz w:val="18"/>
+          <w:szCs w:val="18"/>
+        </w:rPr>
+        <w:t xml:space="preserve"> ├── requirements.yml</w:t>
+      </w:r>
+    </w:p>
+    <w:p>
+      <w:pPr>
+        <w:pStyle w:val="NormalWeb"/>
+        <w:pBdr>
+          <w:top w:val="single" w:sz="6" w:space="2" w:color="888888"/>
+          <w:left w:val="single" w:sz="6" w:space="2" w:color="888888"/>
+          <w:bottom w:val="single" w:sz="6" w:space="2" w:color="888888"/>
+          <w:right w:val="single" w:sz="6" w:space="2" w:color="888888"/>
+        </w:pBdr>
+        <w:shd w:val="clear" w:color="auto" w:fill="FEFEFE"/>
+        <w:tabs>
+          <w:tab w:val="left" w:pos="916"/>
+          <w:tab w:val="left" w:pos="1832"/>
+          <w:tab w:val="left" w:pos="2748"/>
+          <w:tab w:val="left" w:pos="3664"/>
+          <w:tab w:val="left" w:pos="4580"/>
+          <w:tab w:val="left" w:pos="5496"/>
+          <w:tab w:val="left" w:pos="6412"/>
+          <w:tab w:val="left" w:pos="7328"/>
+          <w:tab w:val="left" w:pos="8244"/>
+          <w:tab w:val="left" w:pos="9160"/>
+          <w:tab w:val="left" w:pos="10076"/>
+          <w:tab w:val="left" w:pos="10992"/>
+          <w:tab w:val="left" w:pos="11908"/>
+          <w:tab w:val="left" w:pos="12824"/>
+          <w:tab w:val="left" w:pos="13740"/>
+          <w:tab w:val="left" w:pos="14656"/>
+        </w:tabs>
+        <w:spacing w:before="0" w:beforeAutospacing="0" w:after="0" w:afterAutospacing="0"/>
+        <w:rPr>
+          <w:rFonts w:ascii="Consolas" w:hAnsi="Consolas" w:cs="Courier New"/>
+          <w:color w:val="545454"/>
+          <w:sz w:val="18"/>
+          <w:szCs w:val="18"/>
+        </w:rPr>
+      </w:pPr>
+      <w:r>
+        <w:rPr>
+          <w:rFonts w:ascii="Consolas" w:hAnsi="Consolas" w:cs="Courier New"/>
+          <w:color w:val="545454"/>
+          <w:sz w:val="18"/>
+          <w:szCs w:val="18"/>
+        </w:rPr>
+        <w:t xml:space="preserve"> ├── vault.yml</w:t>
+      </w:r>
+    </w:p>
+    <w:p>
+      <w:pPr>
+        <w:pStyle w:val="NormalWeb"/>
+        <w:pBdr>
+          <w:top w:val="single" w:sz="6" w:space="2" w:color="888888"/>
+          <w:left w:val="single" w:sz="6" w:space="2" w:color="888888"/>
+          <w:bottom w:val="single" w:sz="6" w:space="2" w:color="888888"/>
+          <w:right w:val="single" w:sz="6" w:space="2" w:color="888888"/>
+        </w:pBdr>
+        <w:shd w:val="clear" w:color="auto" w:fill="FEFEFE"/>
+        <w:tabs>
+          <w:tab w:val="left" w:pos="916"/>
+          <w:tab w:val="left" w:pos="1832"/>
+          <w:tab w:val="left" w:pos="2748"/>
+          <w:tab w:val="left" w:pos="3664"/>
+          <w:tab w:val="left" w:pos="4580"/>
+          <w:tab w:val="left" w:pos="5496"/>
+          <w:tab w:val="left" w:pos="6412"/>
+          <w:tab w:val="left" w:pos="7328"/>
+          <w:tab w:val="left" w:pos="8244"/>
+          <w:tab w:val="left" w:pos="9160"/>
+          <w:tab w:val="left" w:pos="10076"/>
+          <w:tab w:val="left" w:pos="10992"/>
+          <w:tab w:val="left" w:pos="11908"/>
+          <w:tab w:val="left" w:pos="12824"/>
+          <w:tab w:val="left" w:pos="13740"/>
+          <w:tab w:val="left" w:pos="14656"/>
+        </w:tabs>
+        <w:spacing w:before="0" w:beforeAutospacing="0" w:after="0" w:afterAutospacing="0"/>
+        <w:rPr>
+          <w:rFonts w:ascii="Consolas" w:hAnsi="Consolas" w:cs="Courier New"/>
+          <w:color w:val="545454"/>
+          <w:sz w:val="18"/>
+          <w:szCs w:val="18"/>
+        </w:rPr>
+      </w:pPr>
+      <w:r>
+        <w:rPr>
+          <w:rFonts w:ascii="Consolas" w:hAnsi="Consolas" w:cs="Courier New"/>
+          <w:color w:val="545454"/>
+          <w:sz w:val="18"/>
+          <w:szCs w:val="18"/>
+        </w:rPr>
+        <w:t xml:space="preserve"> │</w:t>
+      </w:r>
+    </w:p>
+    <w:p>
+      <w:pPr>
+        <w:pStyle w:val="NormalWeb"/>
+        <w:pBdr>
+          <w:top w:val="single" w:sz="6" w:space="2" w:color="888888"/>
+          <w:left w:val="single" w:sz="6" w:space="2" w:color="888888"/>
+          <w:bottom w:val="single" w:sz="6" w:space="2" w:color="888888"/>
+          <w:right w:val="single" w:sz="6" w:space="2" w:color="888888"/>
+        </w:pBdr>
+        <w:shd w:val="clear" w:color="auto" w:fill="FEFEFE"/>
+        <w:tabs>
+          <w:tab w:val="left" w:pos="916"/>
+          <w:tab w:val="left" w:pos="1832"/>
+          <w:tab w:val="left" w:pos="2748"/>
+          <w:tab w:val="left" w:pos="3664"/>
+          <w:tab w:val="left" w:pos="4580"/>
+          <w:tab w:val="left" w:pos="5496"/>
+          <w:tab w:val="left" w:pos="6412"/>
+          <w:tab w:val="left" w:pos="7328"/>
+          <w:tab w:val="left" w:pos="8244"/>
+          <w:tab w:val="left" w:pos="9160"/>
+          <w:tab w:val="left" w:pos="10076"/>
+          <w:tab w:val="left" w:pos="10992"/>
+          <w:tab w:val="left" w:pos="11908"/>
+          <w:tab w:val="left" w:pos="12824"/>
+          <w:tab w:val="left" w:pos="13740"/>
+          <w:tab w:val="left" w:pos="14656"/>
+        </w:tabs>
+        <w:spacing w:before="0" w:beforeAutospacing="0" w:after="0" w:afterAutospacing="0"/>
+        <w:rPr>
+          <w:rFonts w:ascii="Consolas" w:hAnsi="Consolas" w:cs="Courier New"/>
+          <w:color w:val="545454"/>
+          <w:sz w:val="18"/>
+          <w:szCs w:val="18"/>
+        </w:rPr>
+      </w:pPr>
+      <w:r>
+        <w:rPr>
+          <w:rFonts w:ascii="Consolas" w:hAnsi="Consolas" w:cs="Courier New"/>
+          <w:color w:val="545454"/>
+          <w:sz w:val="18"/>
+          <w:szCs w:val="18"/>
+        </w:rPr>
+        <w:t xml:space="preserve"> ├── group_vars/</w:t>
+      </w:r>
+    </w:p>
+    <w:p>
+      <w:pPr>
+        <w:pStyle w:val="NormalWeb"/>
+        <w:pBdr>
+          <w:top w:val="single" w:sz="6" w:space="2" w:color="888888"/>
+          <w:left w:val="single" w:sz="6" w:space="2" w:color="888888"/>
+          <w:bottom w:val="single" w:sz="6" w:space="2" w:color="888888"/>
+          <w:right w:val="single" w:sz="6" w:space="2" w:color="888888"/>
+        </w:pBdr>
+        <w:shd w:val="clear" w:color="auto" w:fill="FEFEFE"/>
+        <w:tabs>
+          <w:tab w:val="left" w:pos="916"/>
+          <w:tab w:val="left" w:pos="1832"/>
+          <w:tab w:val="left" w:pos="2748"/>
+          <w:tab w:val="left" w:pos="3664"/>
+          <w:tab w:val="left" w:pos="4580"/>
+          <w:tab w:val="left" w:pos="5496"/>
+          <w:tab w:val="left" w:pos="6412"/>
+          <w:tab w:val="left" w:pos="7328"/>
+          <w:tab w:val="left" w:pos="8244"/>
+          <w:tab w:val="left" w:pos="9160"/>
+          <w:tab w:val="left" w:pos="10076"/>
+          <w:tab w:val="left" w:pos="10992"/>
+          <w:tab w:val="left" w:pos="11908"/>
+          <w:tab w:val="left" w:pos="12824"/>
+          <w:tab w:val="left" w:pos="13740"/>
+          <w:tab w:val="left" w:pos="14656"/>
+        </w:tabs>
+        <w:spacing w:before="0" w:beforeAutospacing="0" w:after="0" w:afterAutospacing="0"/>
+        <w:rPr>
+          <w:rFonts w:ascii="Consolas" w:hAnsi="Consolas" w:cs="Courier New"/>
+          <w:color w:val="545454"/>
+          <w:sz w:val="18"/>
+          <w:szCs w:val="18"/>
+        </w:rPr>
+      </w:pPr>
+      <w:r>
+        <w:rPr>
+          <w:rFonts w:ascii="Consolas" w:hAnsi="Consolas" w:cs="Courier New"/>
+          <w:color w:val="545454"/>
+          <w:sz w:val="18"/>
+          <w:szCs w:val="18"/>
+        </w:rPr>
+        <w:t xml:space="preserve"> </w:t>
+      </w:r>
+      <w:r>
+        <w:rPr>
+          <w:rFonts w:ascii="Consolas" w:hAnsi="Consolas" w:cs="Courier New"/>
+          <w:color w:val="545454"/>
+          <w:sz w:val="18"/>
+          <w:szCs w:val="18"/>
+        </w:rPr>
+        <w:t xml:space="preserve">│   ├── </w:t>
+      </w:r>
+      <w:r>
+        <w:rPr>
+          <w:rFonts w:ascii="Consolas" w:hAnsi="Consolas" w:cs="Courier New"/>
+          <w:color w:val="545454"/>
+          <w:sz w:val="18"/>
+          <w:szCs w:val="18"/>
+        </w:rPr>
+        <w:t>ips</w:t>
+      </w:r>
+      <w:r>
+        <w:rPr>
+          <w:rFonts w:ascii="Consolas" w:hAnsi="Consolas" w:cs="Courier New"/>
+          <w:color w:val="545454"/>
+          <w:sz w:val="18"/>
+          <w:szCs w:val="18"/>
+        </w:rPr>
+        <w:t>.yml</w:t>
+      </w:r>
+    </w:p>
+    <w:p>
+      <w:pPr>
+        <w:pStyle w:val="NormalWeb"/>
+        <w:pBdr>
+          <w:top w:val="single" w:sz="6" w:space="2" w:color="888888"/>
+          <w:left w:val="single" w:sz="6" w:space="2" w:color="888888"/>
+          <w:bottom w:val="single" w:sz="6" w:space="2" w:color="888888"/>
+          <w:right w:val="single" w:sz="6" w:space="2" w:color="888888"/>
+        </w:pBdr>
+        <w:shd w:val="clear" w:color="auto" w:fill="FEFEFE"/>
+        <w:tabs>
+          <w:tab w:val="left" w:pos="916"/>
+          <w:tab w:val="left" w:pos="1832"/>
+          <w:tab w:val="left" w:pos="2748"/>
+          <w:tab w:val="left" w:pos="3664"/>
+          <w:tab w:val="left" w:pos="4580"/>
+          <w:tab w:val="left" w:pos="5496"/>
+          <w:tab w:val="left" w:pos="6412"/>
+          <w:tab w:val="left" w:pos="7328"/>
+          <w:tab w:val="left" w:pos="8244"/>
+          <w:tab w:val="left" w:pos="9160"/>
+          <w:tab w:val="left" w:pos="10076"/>
+          <w:tab w:val="left" w:pos="10992"/>
+          <w:tab w:val="left" w:pos="11908"/>
+          <w:tab w:val="left" w:pos="12824"/>
+          <w:tab w:val="left" w:pos="13740"/>
+          <w:tab w:val="left" w:pos="14656"/>
+        </w:tabs>
+        <w:spacing w:before="0" w:beforeAutospacing="0" w:after="0" w:afterAutospacing="0"/>
+        <w:rPr>
+          <w:rFonts w:ascii="Consolas" w:hAnsi="Consolas" w:cs="Courier New"/>
+          <w:color w:val="545454"/>
+          <w:sz w:val="18"/>
+          <w:szCs w:val="18"/>
+        </w:rPr>
+      </w:pPr>
+      <w:r>
+        <w:rPr>
+          <w:rFonts w:ascii="Consolas" w:hAnsi="Consolas" w:cs="Courier New"/>
+          <w:color w:val="545454"/>
+          <w:sz w:val="18"/>
+          <w:szCs w:val="18"/>
+        </w:rPr>
+        <w:t xml:space="preserve"> │   ├── class.yml</w:t>
+      </w:r>
+    </w:p>
+    <w:p>
+      <w:pPr>
+        <w:pStyle w:val="NormalWeb"/>
+        <w:pBdr>
+          <w:top w:val="single" w:sz="6" w:space="2" w:color="888888"/>
+          <w:left w:val="single" w:sz="6" w:space="2" w:color="888888"/>
+          <w:bottom w:val="single" w:sz="6" w:space="2" w:color="888888"/>
+          <w:right w:val="single" w:sz="6" w:space="2" w:color="888888"/>
+        </w:pBdr>
+        <w:shd w:val="clear" w:color="auto" w:fill="FEFEFE"/>
+        <w:tabs>
+          <w:tab w:val="left" w:pos="916"/>
+          <w:tab w:val="left" w:pos="1832"/>
+          <w:tab w:val="left" w:pos="2748"/>
+          <w:tab w:val="left" w:pos="3664"/>
+          <w:tab w:val="left" w:pos="4580"/>
+          <w:tab w:val="left" w:pos="5496"/>
+          <w:tab w:val="left" w:pos="6412"/>
+          <w:tab w:val="left" w:pos="7328"/>
+          <w:tab w:val="left" w:pos="8244"/>
+          <w:tab w:val="left" w:pos="9160"/>
+          <w:tab w:val="left" w:pos="10076"/>
+          <w:tab w:val="left" w:pos="10992"/>
+          <w:tab w:val="left" w:pos="11908"/>
+          <w:tab w:val="left" w:pos="12824"/>
+          <w:tab w:val="left" w:pos="13740"/>
+          <w:tab w:val="left" w:pos="14656"/>
+        </w:tabs>
+        <w:spacing w:before="0" w:beforeAutospacing="0" w:after="0" w:afterAutospacing="0"/>
+        <w:rPr>
+          <w:rFonts w:ascii="Consolas" w:hAnsi="Consolas" w:cs="Courier New"/>
+          <w:color w:val="545454"/>
+          <w:sz w:val="18"/>
+          <w:szCs w:val="18"/>
+        </w:rPr>
+      </w:pPr>
+      <w:r>
+        <w:rPr>
+          <w:rFonts w:ascii="Consolas" w:hAnsi="Consolas" w:cs="Courier New"/>
+          <w:color w:val="545454"/>
+          <w:sz w:val="18"/>
+          <w:szCs w:val="18"/>
+        </w:rPr>
+        <w:t xml:space="preserve"> </w:t>
+      </w:r>
+      <w:r>
+        <w:rPr>
+          <w:rFonts w:ascii="Consolas" w:hAnsi="Consolas" w:cs="Courier New"/>
+          <w:color w:val="545454"/>
+          <w:sz w:val="18"/>
+          <w:szCs w:val="18"/>
+        </w:rPr>
+        <w:t>│</w:t>
+      </w:r>
+      <w:r>
+        <w:rPr>
+          <w:rFonts w:ascii="Consolas" w:hAnsi="Consolas" w:cs="Courier New"/>
+          <w:color w:val="545454"/>
+          <w:sz w:val="18"/>
+          <w:szCs w:val="18"/>
+        </w:rPr>
+        <w:t xml:space="preserve">   </w:t>
+      </w:r>
+      <w:r>
+        <w:rPr>
+          <w:rFonts w:ascii="Consolas" w:hAnsi="Consolas" w:cs="Courier New"/>
+          <w:color w:val="545454"/>
+          <w:sz w:val="18"/>
+          <w:szCs w:val="18"/>
+        </w:rPr>
+        <w:t xml:space="preserve">├── </w:t>
+      </w:r>
+      <w:r>
+        <w:rPr>
+          <w:rFonts w:ascii="Consolas" w:hAnsi="Consolas" w:cs="Courier New"/>
+          <w:color w:val="545454"/>
+          <w:sz w:val="18"/>
+          <w:szCs w:val="18"/>
+        </w:rPr>
+        <w:t>vm_all</w:t>
+      </w:r>
+      <w:r>
+        <w:rPr>
+          <w:rFonts w:ascii="Consolas" w:hAnsi="Consolas" w:cs="Courier New"/>
+          <w:color w:val="545454"/>
+          <w:sz w:val="18"/>
+          <w:szCs w:val="18"/>
+        </w:rPr>
+        <w:t>.yml</w:t>
+      </w:r>
+    </w:p>
+    <w:p>
+      <w:pPr>
+        <w:pStyle w:val="NormalWeb"/>
+        <w:pBdr>
+          <w:top w:val="single" w:sz="6" w:space="2" w:color="888888"/>
+          <w:left w:val="single" w:sz="6" w:space="2" w:color="888888"/>
+          <w:bottom w:val="single" w:sz="6" w:space="2" w:color="888888"/>
+          <w:right w:val="single" w:sz="6" w:space="2" w:color="888888"/>
+        </w:pBdr>
+        <w:shd w:val="clear" w:color="auto" w:fill="FEFEFE"/>
+        <w:tabs>
+          <w:tab w:val="left" w:pos="916"/>
+          <w:tab w:val="left" w:pos="1832"/>
+          <w:tab w:val="left" w:pos="2748"/>
+          <w:tab w:val="left" w:pos="3664"/>
+          <w:tab w:val="left" w:pos="4580"/>
+          <w:tab w:val="left" w:pos="5496"/>
+          <w:tab w:val="left" w:pos="6412"/>
+          <w:tab w:val="left" w:pos="7328"/>
+          <w:tab w:val="left" w:pos="8244"/>
+          <w:tab w:val="left" w:pos="9160"/>
+          <w:tab w:val="left" w:pos="10076"/>
+          <w:tab w:val="left" w:pos="10992"/>
+          <w:tab w:val="left" w:pos="11908"/>
+          <w:tab w:val="left" w:pos="12824"/>
+          <w:tab w:val="left" w:pos="13740"/>
+          <w:tab w:val="left" w:pos="14656"/>
+        </w:tabs>
+        <w:spacing w:before="0" w:beforeAutospacing="0" w:after="0" w:afterAutospacing="0"/>
+        <w:rPr>
+          <w:rFonts w:ascii="Consolas" w:hAnsi="Consolas" w:cs="Courier New"/>
+          <w:color w:val="545454"/>
+          <w:sz w:val="18"/>
+          <w:szCs w:val="18"/>
+        </w:rPr>
+      </w:pPr>
+      <w:r>
+        <w:rPr>
+          <w:rFonts w:ascii="Consolas" w:hAnsi="Consolas" w:cs="Courier New"/>
+          <w:color w:val="545454"/>
+          <w:sz w:val="18"/>
+          <w:szCs w:val="18"/>
+        </w:rPr>
+        <w:t xml:space="preserve"> │   └── </w:t>
+      </w:r>
+      <w:r>
+        <w:rPr>
+          <w:rFonts w:ascii="Consolas" w:hAnsi="Consolas" w:cs="Courier New"/>
+          <w:color w:val="545454"/>
+          <w:sz w:val="18"/>
+          <w:szCs w:val="18"/>
+        </w:rPr>
+        <w:t>nodes</w:t>
+      </w:r>
+      <w:r>
+        <w:rPr>
+          <w:rFonts w:ascii="Consolas" w:hAnsi="Consolas" w:cs="Courier New"/>
+          <w:color w:val="545454"/>
+          <w:sz w:val="18"/>
+          <w:szCs w:val="18"/>
+        </w:rPr>
+        <w:t>.yml</w:t>
+      </w:r>
+    </w:p>
+    <w:p>
+      <w:pPr>
+        <w:pStyle w:val="NormalWeb"/>
+        <w:pBdr>
+          <w:top w:val="single" w:sz="6" w:space="2" w:color="888888"/>
+          <w:left w:val="single" w:sz="6" w:space="2" w:color="888888"/>
+          <w:bottom w:val="single" w:sz="6" w:space="2" w:color="888888"/>
+          <w:right w:val="single" w:sz="6" w:space="2" w:color="888888"/>
+        </w:pBdr>
+        <w:shd w:val="clear" w:color="auto" w:fill="FEFEFE"/>
+        <w:tabs>
+          <w:tab w:val="left" w:pos="916"/>
+          <w:tab w:val="left" w:pos="1832"/>
+          <w:tab w:val="left" w:pos="2748"/>
+          <w:tab w:val="left" w:pos="3664"/>
+          <w:tab w:val="left" w:pos="4580"/>
+          <w:tab w:val="left" w:pos="5496"/>
+          <w:tab w:val="left" w:pos="6412"/>
+          <w:tab w:val="left" w:pos="7328"/>
+          <w:tab w:val="left" w:pos="8244"/>
+          <w:tab w:val="left" w:pos="9160"/>
+          <w:tab w:val="left" w:pos="10076"/>
+          <w:tab w:val="left" w:pos="10992"/>
+          <w:tab w:val="left" w:pos="11908"/>
+          <w:tab w:val="left" w:pos="12824"/>
+          <w:tab w:val="left" w:pos="13740"/>
+          <w:tab w:val="left" w:pos="14656"/>
+        </w:tabs>
+        <w:spacing w:before="0" w:beforeAutospacing="0" w:after="0" w:afterAutospacing="0"/>
+        <w:rPr>
+          <w:rFonts w:ascii="Consolas" w:hAnsi="Consolas" w:cs="Courier New"/>
+          <w:color w:val="545454"/>
+          <w:sz w:val="18"/>
+          <w:szCs w:val="18"/>
+        </w:rPr>
+      </w:pPr>
+      <w:r>
+        <w:rPr>
+          <w:rFonts w:ascii="Consolas" w:hAnsi="Consolas" w:cs="Courier New"/>
+          <w:color w:val="545454"/>
+          <w:sz w:val="18"/>
+          <w:szCs w:val="18"/>
+        </w:rPr>
+        <w:t xml:space="preserve"> │</w:t>
+      </w:r>
+    </w:p>
+    <w:p>
+      <w:pPr>
+        <w:pStyle w:val="NormalWeb"/>
+        <w:pBdr>
+          <w:top w:val="single" w:sz="6" w:space="2" w:color="888888"/>
+          <w:left w:val="single" w:sz="6" w:space="2" w:color="888888"/>
+          <w:bottom w:val="single" w:sz="6" w:space="2" w:color="888888"/>
+          <w:right w:val="single" w:sz="6" w:space="2" w:color="888888"/>
+        </w:pBdr>
+        <w:shd w:val="clear" w:color="auto" w:fill="FEFEFE"/>
+        <w:tabs>
+          <w:tab w:val="left" w:pos="916"/>
+          <w:tab w:val="left" w:pos="1832"/>
+          <w:tab w:val="left" w:pos="2748"/>
+          <w:tab w:val="left" w:pos="3664"/>
+          <w:tab w:val="left" w:pos="4580"/>
+          <w:tab w:val="left" w:pos="5496"/>
+          <w:tab w:val="left" w:pos="6412"/>
+          <w:tab w:val="left" w:pos="7328"/>
+          <w:tab w:val="left" w:pos="8244"/>
+          <w:tab w:val="left" w:pos="9160"/>
+          <w:tab w:val="left" w:pos="10076"/>
+          <w:tab w:val="left" w:pos="10992"/>
+          <w:tab w:val="left" w:pos="11908"/>
+          <w:tab w:val="left" w:pos="12824"/>
+          <w:tab w:val="left" w:pos="13740"/>
+          <w:tab w:val="left" w:pos="14656"/>
+        </w:tabs>
+        <w:spacing w:before="0" w:beforeAutospacing="0" w:after="0" w:afterAutospacing="0"/>
+        <w:rPr>
+          <w:rFonts w:ascii="Consolas" w:hAnsi="Consolas" w:cs="Courier New"/>
+          <w:color w:val="545454"/>
+          <w:sz w:val="18"/>
+          <w:szCs w:val="18"/>
+        </w:rPr>
+      </w:pPr>
+      <w:r>
+        <w:rPr>
+          <w:rFonts w:ascii="Consolas" w:hAnsi="Consolas" w:cs="Courier New"/>
+          <w:color w:val="545454"/>
+          <w:sz w:val="18"/>
+          <w:szCs w:val="18"/>
+        </w:rPr>
+        <w:t xml:space="preserve"> └── playbooks/</w:t>
+      </w:r>
+    </w:p>
+    <w:p>
+      <w:pPr>
+        <w:pStyle w:val="NormalWeb"/>
+        <w:pBdr>
+          <w:top w:val="single" w:sz="6" w:space="2" w:color="888888"/>
+          <w:left w:val="single" w:sz="6" w:space="2" w:color="888888"/>
+          <w:bottom w:val="single" w:sz="6" w:space="2" w:color="888888"/>
+          <w:right w:val="single" w:sz="6" w:space="2" w:color="888888"/>
+        </w:pBdr>
+        <w:shd w:val="clear" w:color="auto" w:fill="FEFEFE"/>
+        <w:tabs>
+          <w:tab w:val="left" w:pos="916"/>
+          <w:tab w:val="left" w:pos="1832"/>
+          <w:tab w:val="left" w:pos="2748"/>
+          <w:tab w:val="left" w:pos="3664"/>
+          <w:tab w:val="left" w:pos="4580"/>
+          <w:tab w:val="left" w:pos="5496"/>
+          <w:tab w:val="left" w:pos="6412"/>
+          <w:tab w:val="left" w:pos="7328"/>
+          <w:tab w:val="left" w:pos="8244"/>
+          <w:tab w:val="left" w:pos="9160"/>
+          <w:tab w:val="left" w:pos="10076"/>
+          <w:tab w:val="left" w:pos="10992"/>
+          <w:tab w:val="left" w:pos="11908"/>
+          <w:tab w:val="left" w:pos="12824"/>
+          <w:tab w:val="left" w:pos="13740"/>
+          <w:tab w:val="left" w:pos="14656"/>
+        </w:tabs>
+        <w:spacing w:before="0" w:beforeAutospacing="0" w:after="0" w:afterAutospacing="0"/>
+        <w:rPr>
+          <w:rFonts w:ascii="Consolas" w:hAnsi="Consolas" w:cs="Courier New"/>
+          <w:color w:val="545454"/>
+          <w:sz w:val="18"/>
+          <w:szCs w:val="18"/>
+        </w:rPr>
+      </w:pPr>
+      <w:r>
+        <w:rPr>
+          <w:rFonts w:ascii="Consolas" w:hAnsi="Consolas" w:cs="Courier New"/>
+          <w:color w:val="545454"/>
+          <w:sz w:val="18"/>
+          <w:szCs w:val="18"/>
+        </w:rPr>
+        <w:t xml:space="preserve">     ├── deploy_</w:t>
+      </w:r>
+      <w:r>
+        <w:rPr>
+          <w:rFonts w:ascii="Consolas" w:hAnsi="Consolas" w:cs="Courier New"/>
+          <w:color w:val="545454"/>
+          <w:sz w:val="18"/>
+          <w:szCs w:val="18"/>
+        </w:rPr>
+        <w:t>v</w:t>
+      </w:r>
+      <w:r>
+        <w:rPr>
+          <w:rFonts w:ascii="Consolas" w:hAnsi="Consolas" w:cs="Courier New"/>
+          <w:color w:val="545454"/>
+          <w:sz w:val="18"/>
+          <w:szCs w:val="18"/>
+        </w:rPr>
+        <w:t>m.yml</w:t>
+      </w:r>
+    </w:p>
+    <w:p>
+      <w:pPr>
+        <w:pStyle w:val="NormalWeb"/>
+        <w:pBdr>
+          <w:top w:val="single" w:sz="6" w:space="2" w:color="888888"/>
+          <w:left w:val="single" w:sz="6" w:space="2" w:color="888888"/>
+          <w:bottom w:val="single" w:sz="6" w:space="2" w:color="888888"/>
+          <w:right w:val="single" w:sz="6" w:space="2" w:color="888888"/>
+        </w:pBdr>
+        <w:shd w:val="clear" w:color="auto" w:fill="FEFEFE"/>
+        <w:tabs>
+          <w:tab w:val="left" w:pos="916"/>
+          <w:tab w:val="left" w:pos="1832"/>
+          <w:tab w:val="left" w:pos="2748"/>
+          <w:tab w:val="left" w:pos="3664"/>
+          <w:tab w:val="left" w:pos="4580"/>
+          <w:tab w:val="left" w:pos="5496"/>
+          <w:tab w:val="left" w:pos="6412"/>
+          <w:tab w:val="left" w:pos="7328"/>
+          <w:tab w:val="left" w:pos="8244"/>
+          <w:tab w:val="left" w:pos="9160"/>
+          <w:tab w:val="left" w:pos="10076"/>
+          <w:tab w:val="left" w:pos="10992"/>
+          <w:tab w:val="left" w:pos="11908"/>
+          <w:tab w:val="left" w:pos="12824"/>
+          <w:tab w:val="left" w:pos="13740"/>
+          <w:tab w:val="left" w:pos="14656"/>
+        </w:tabs>
+        <w:spacing w:before="0" w:beforeAutospacing="0" w:after="0" w:afterAutospacing="0"/>
+        <w:rPr>
+          <w:rFonts w:ascii="Consolas" w:hAnsi="Consolas" w:cs="Courier New"/>
+          <w:color w:val="545454"/>
+          <w:sz w:val="18"/>
+          <w:szCs w:val="18"/>
+        </w:rPr>
+      </w:pPr>
+      <w:r>
+        <w:rPr>
+          <w:rFonts w:ascii="Consolas" w:hAnsi="Consolas" w:cs="Courier New"/>
+          <w:color w:val="545454"/>
+          <w:sz w:val="18"/>
+          <w:szCs w:val="18"/>
+        </w:rPr>
+        <w:t xml:space="preserve">     ├── delete_vm.yml</w:t>
+      </w:r>
+    </w:p>
+    <w:p>
+      <w:pPr>
+        <w:pStyle w:val="NormalWeb"/>
+        <w:pBdr>
+          <w:top w:val="single" w:sz="6" w:space="2" w:color="888888"/>
+          <w:left w:val="single" w:sz="6" w:space="2" w:color="888888"/>
+          <w:bottom w:val="single" w:sz="6" w:space="2" w:color="888888"/>
+          <w:right w:val="single" w:sz="6" w:space="2" w:color="888888"/>
+        </w:pBdr>
+        <w:shd w:val="clear" w:color="auto" w:fill="FEFEFE"/>
+        <w:tabs>
+          <w:tab w:val="left" w:pos="916"/>
+          <w:tab w:val="left" w:pos="1832"/>
+          <w:tab w:val="left" w:pos="2748"/>
+          <w:tab w:val="left" w:pos="3664"/>
+          <w:tab w:val="left" w:pos="4580"/>
+          <w:tab w:val="left" w:pos="5496"/>
+          <w:tab w:val="left" w:pos="6412"/>
+          <w:tab w:val="left" w:pos="7328"/>
+          <w:tab w:val="left" w:pos="8244"/>
+          <w:tab w:val="left" w:pos="9160"/>
+          <w:tab w:val="left" w:pos="10076"/>
+          <w:tab w:val="left" w:pos="10992"/>
+          <w:tab w:val="left" w:pos="11908"/>
+          <w:tab w:val="left" w:pos="12824"/>
+          <w:tab w:val="left" w:pos="13740"/>
+          <w:tab w:val="left" w:pos="14656"/>
+        </w:tabs>
+        <w:spacing w:before="0" w:beforeAutospacing="0" w:after="0" w:afterAutospacing="0"/>
+        <w:rPr>
+          <w:rFonts w:ascii="Consolas" w:hAnsi="Consolas" w:cs="Courier New"/>
+          <w:color w:val="545454"/>
+          <w:sz w:val="18"/>
+          <w:szCs w:val="18"/>
+        </w:rPr>
+      </w:pPr>
+      <w:r>
+        <w:rPr>
+          <w:rFonts w:ascii="Consolas" w:hAnsi="Consolas" w:cs="Courier New"/>
+          <w:color w:val="545454"/>
+          <w:sz w:val="18"/>
+          <w:szCs w:val="18"/>
+        </w:rPr>
+        <w:t xml:space="preserve">     └── test_api.yml</w:t>
+      </w:r>
+    </w:p>
+    <w:p>
+      <w:pPr>
+        <w:pStyle w:val="BITTextkrper"/>
+      </w:pPr>
+      <w:r>
+        <w:t>Nous y retrouvons les fichiers suivants :</w:t>
+      </w:r>
+    </w:p>
+    <w:p>
+      <w:pPr>
+        <w:pStyle w:val="BITTextkrper"/>
+        <w:numPr>
+          <w:ilvl w:val="0"/>
+          <w:numId w:val="41"/>
+        </w:numPr>
+      </w:pPr>
+      <w:r>
+        <w:t>ansible.cfg : Contenant les configurations pour que ansible puisse fonctionner correctement</w:t>
+      </w:r>
+    </w:p>
+    <w:p>
+      <w:pPr>
+        <w:pStyle w:val="BITTextkrper"/>
+        <w:numPr>
+          <w:ilvl w:val="0"/>
+          <w:numId w:val="41"/>
+        </w:numPr>
+      </w:pPr>
+      <w:r>
+        <w:t>inventory.yml : Contenant les hosts sur lesquels ansible peut être lancé</w:t>
+      </w:r>
+    </w:p>
+    <w:p>
+      <w:pPr>
+        <w:pStyle w:val="BITTextkrper"/>
+        <w:numPr>
+          <w:ilvl w:val="0"/>
+          <w:numId w:val="41"/>
+        </w:numPr>
+      </w:pPr>
+      <w:r>
+        <w:t>requirements.yml : Contenant la liste des collections Ansible a installer</w:t>
+      </w:r>
+    </w:p>
+    <w:p>
+      <w:pPr>
+        <w:pStyle w:val="BITTextkrper"/>
+        <w:numPr>
+          <w:ilvl w:val="0"/>
+          <w:numId w:val="41"/>
+        </w:numPr>
+      </w:pPr>
+      <w:r>
+        <w:t>vault.yml : Contenant les secrets comme le token d’API</w:t>
+      </w:r>
+    </w:p>
+    <w:p>
+      <w:pPr>
+        <w:pStyle w:val="BITTextkrper"/>
+        <w:numPr>
+          <w:ilvl w:val="0"/>
+          <w:numId w:val="41"/>
+        </w:numPr>
+      </w:pPr>
+      <w:r>
+        <w:t>group_vars/class.yml : Contenant les informations de l’enseignant, des élèves et du module (variables fournies par l’enseignant)</w:t>
+      </w:r>
+    </w:p>
+    <w:p>
+      <w:pPr>
+        <w:pStyle w:val="BITTextkrper"/>
+        <w:numPr>
+          <w:ilvl w:val="0"/>
+          <w:numId w:val="41"/>
+        </w:numPr>
+      </w:pPr>
+      <w:r>
+        <w:t>group_vars/</w:t>
+      </w:r>
+      <w:r>
+        <w:t>nodes</w:t>
+      </w:r>
+      <w:r>
+        <w:t>.yml</w:t>
+      </w:r>
+      <w:r>
+        <w:t> : Contenant l’inventaire</w:t>
+      </w:r>
+      <w:r>
+        <w:t xml:space="preserve"> des nœuds proxmox</w:t>
+      </w:r>
+    </w:p>
+    <w:p>
+      <w:pPr>
+        <w:pStyle w:val="BITTextkrper"/>
+        <w:numPr>
+          <w:ilvl w:val="0"/>
+          <w:numId w:val="41"/>
+        </w:numPr>
+      </w:pPr>
+      <w:r>
+        <w:t>group_vars/vm_all.yml : Contenant l’inventaire</w:t>
+      </w:r>
+      <w:r>
+        <w:t xml:space="preserve"> de toutes les VMs actives</w:t>
+      </w:r>
+    </w:p>
+    <w:p>
+      <w:pPr>
+        <w:pStyle w:val="BITTextkrper"/>
+        <w:numPr>
+          <w:ilvl w:val="0"/>
+          <w:numId w:val="41"/>
+        </w:numPr>
+      </w:pPr>
+      <w:r>
+        <w:t xml:space="preserve">group_vars/ips.yml : Contenant </w:t>
+      </w:r>
+      <w:r>
+        <w:t>l’inventaire des IPs des réseaux VMs.</w:t>
+      </w:r>
+    </w:p>
+    <w:p>
+      <w:pPr>
+        <w:pStyle w:val="BITTextkrper"/>
+        <w:numPr>
+          <w:ilvl w:val="0"/>
+          <w:numId w:val="41"/>
+        </w:numPr>
+      </w:pPr>
+      <w:r>
+        <w:lastRenderedPageBreak/>
+        <w:t>playbooks/deploy_vm.yml : Qui</w:t>
+      </w:r>
+      <w:r>
+        <w:t xml:space="preserve"> est le playbooks pour créer et configurer les VMs selon les spécifications</w:t>
+      </w:r>
+      <w:r>
+        <w:t xml:space="preserve"> données par l’enseignant</w:t>
+      </w:r>
+    </w:p>
+    <w:p>
+      <w:pPr>
+        <w:pStyle w:val="BITTextkrper"/>
+        <w:numPr>
+          <w:ilvl w:val="0"/>
+          <w:numId w:val="41"/>
+        </w:numPr>
+      </w:pPr>
+      <w:r>
+        <w:t>playbooks/delete_vm.yml : Qui détru</w:t>
+      </w:r>
+      <w:r>
+        <w:t>it les VMs selon les critères donnés dans la ligne de commande (pseudo du prof, classe et numéro du module)</w:t>
+      </w:r>
+    </w:p>
+    <w:p>
+      <w:pPr>
+        <w:pStyle w:val="BITTextkrper"/>
+        <w:numPr>
+          <w:ilvl w:val="0"/>
+          <w:numId w:val="41"/>
+        </w:numPr>
+      </w:pPr>
+      <w:r>
+        <w:t xml:space="preserve">playbooks/test.api : Qui va </w:t>
+      </w:r>
+      <w:r>
+        <w:t>chercher les informations des nodes du cluster afin de tester l’accès à l’API</w:t>
+      </w:r>
+    </w:p>
+    <w:p>
+      <w:pPr>
+        <w:pStyle w:val="Titre3"/>
+      </w:pPr>
+      <w:r>
+        <w:t>Attribution IP</w:t>
+      </w:r>
+    </w:p>
+    <w:p>
+      <w:pPr>
+        <w:pStyle w:val="BITTextkrper"/>
+      </w:pPr>
+      <w:r>
+        <w:t xml:space="preserve">Afin de ne pas créer d’overlap IP, Ansible prend note des IP utilisées </w:t>
+      </w:r>
+      <w:r>
+        <w:t>et avant de créer une machine, s’assure qu’il y a encore une IP par VM demandée</w:t>
+      </w:r>
+      <w:r>
+        <w:t xml:space="preserve"> et réserve les IP</w:t>
+      </w:r>
+      <w:r>
+        <w:t>. Si ce n’est pas le cas, il donne une erreur.</w:t>
+      </w:r>
+    </w:p>
+    <w:p>
+      <w:pPr>
+        <w:pStyle w:val="Titre2"/>
+        <w:numPr>
+          <w:ilvl w:val="1"/>
+          <w:numId w:val="16"/>
+        </w:numPr>
+      </w:pPr>
+      <w:r>
         <w:t>Moyens nécessaires</w:t>
       </w:r>
       <w:bookmarkEnd w:id="39"/>
@@ -10602,83 +11681,1400 @@
     <w:p>
       <w:pPr>
         <w:pStyle w:val="BITTextkrper"/>
-        <w:rPr>
-          <w:rStyle w:val="Hinweistext"/>
-          <w:i w:val="0"/>
-          <w:iCs/>
-          <w:color w:val="A6A6A6" w:themeColor="background1" w:themeShade="A6"/>
-          <w:sz w:val="22"/>
-          <w:szCs w:val="22"/>
-        </w:rPr>
-      </w:pPr>
-      <w:r>
-        <w:rPr>
-          <w:i/>
-        </w:rPr>
-        <w:t>Matériel, logiciels, licences, ressources</w:t>
-      </w:r>
-      <w:r>
-        <w:rPr>
-          <w:rStyle w:val="Hinweistext"/>
-          <w:i w:val="0"/>
-          <w:iCs/>
-          <w:color w:val="A6A6A6" w:themeColor="background1" w:themeShade="A6"/>
-          <w:sz w:val="22"/>
-          <w:szCs w:val="22"/>
-        </w:rPr>
-        <w:t xml:space="preserve"> </w:t>
-      </w:r>
-      <w:r>
-        <w:rPr>
-          <w:rStyle w:val="Hinweistext"/>
-          <w:i w:val="0"/>
-          <w:iCs/>
-          <w:color w:val="A6A6A6" w:themeColor="background1" w:themeShade="A6"/>
-          <w:sz w:val="22"/>
-          <w:szCs w:val="22"/>
-        </w:rPr>
-        <w:t>Conseil :</w:t>
-      </w:r>
-      <w:r>
-        <w:rPr>
-          <w:rStyle w:val="Hinweistext"/>
-          <w:i w:val="0"/>
-          <w:iCs/>
-          <w:color w:val="A6A6A6" w:themeColor="background1" w:themeShade="A6"/>
-          <w:sz w:val="22"/>
-          <w:szCs w:val="22"/>
-        </w:rPr>
-        <w:t xml:space="preserve"> </w:t>
-      </w:r>
-      <w:r>
-        <w:rPr>
-          <w:rStyle w:val="Hinweistext"/>
-          <w:i w:val="0"/>
-          <w:iCs/>
-          <w:color w:val="A6A6A6" w:themeColor="background1" w:themeShade="A6"/>
-          <w:sz w:val="22"/>
-          <w:szCs w:val="22"/>
-        </w:rPr>
-        <w:t>D’autres chapitres peuvent s’ajouter à cette partie en fonction du projet</w:t>
-      </w:r>
-      <w:r>
-        <w:rPr>
-          <w:rStyle w:val="Hinweistext"/>
-          <w:i w:val="0"/>
-          <w:iCs/>
-          <w:color w:val="A6A6A6" w:themeColor="background1" w:themeShade="A6"/>
-          <w:sz w:val="22"/>
-          <w:szCs w:val="22"/>
-        </w:rPr>
+      </w:pPr>
+      <w:r>
+        <w:t>Ce chapitre regroupe les différents moyens nécessaires à la réalisation du projet. Ceux-ci sont séparés entre le matériel, les logiciels, les licences et les ressources humaines ou documentaires.</w:t>
+      </w:r>
+    </w:p>
+    <w:p>
+      <w:pPr>
+        <w:pStyle w:val="Titre3"/>
+      </w:pPr>
+      <w:r>
+        <w:t>Matériel</w:t>
+      </w:r>
+    </w:p>
+    <w:p>
+      <w:pPr>
+        <w:pStyle w:val="BITTextkrper"/>
+      </w:pPr>
+      <w:r>
+        <w:t>Pour la réalisation du projet, l’infrastructure mise à disposition par l’EMF est composée d’un rack contenant trois serveurs et un switch, ainsi que d’un poste de travail pour la réalisation du TPI. Cette infrastructure correspond aux moyens indiqués dans le cahier des charges.</w:t>
+      </w:r>
+    </w:p>
+    <w:tbl>
+      <w:tblPr>
+        <w:tblStyle w:val="TableauGrille4-Accentuation1"/>
+        <w:tblW w:w="0" w:type="auto"/>
+        <w:tblLook w:val="04A0" w:firstRow="1" w:lastRow="0" w:firstColumn="1" w:lastColumn="0" w:noHBand="0" w:noVBand="1"/>
+      </w:tblPr>
+      <w:tblGrid>
+        <w:gridCol w:w="1854"/>
+        <w:gridCol w:w="7207"/>
+      </w:tblGrid>
+      <w:tr>
+        <w:trPr>
+          <w:cnfStyle w:val="100000000000" w:firstRow="1" w:lastRow="0" w:firstColumn="0" w:lastColumn="0" w:oddVBand="0" w:evenVBand="0" w:oddHBand="0" w:evenHBand="0" w:firstRowFirstColumn="0" w:firstRowLastColumn="0" w:lastRowFirstColumn="0" w:lastRowLastColumn="0"/>
+        </w:trPr>
+        <w:tc>
+          <w:tcPr>
+            <w:cnfStyle w:val="001000000000" w:firstRow="0" w:lastRow="0" w:firstColumn="1" w:lastColumn="0" w:oddVBand="0" w:evenVBand="0" w:oddHBand="0" w:evenHBand="0" w:firstRowFirstColumn="0" w:firstRowLastColumn="0" w:lastRowFirstColumn="0" w:lastRowLastColumn="0"/>
+            <w:tcW w:w="0" w:type="auto"/>
+            <w:hideMark/>
+          </w:tcPr>
+          <w:p>
+            <w:pPr>
+              <w:pStyle w:val="BITTextkrper"/>
+            </w:pPr>
+            <w:r>
+              <w:t>Élément</w:t>
+            </w:r>
+          </w:p>
+        </w:tc>
+        <w:tc>
+          <w:tcPr>
+            <w:tcW w:w="0" w:type="auto"/>
+            <w:hideMark/>
+          </w:tcPr>
+          <w:p>
+            <w:pPr>
+              <w:pStyle w:val="BITTextkrper"/>
+              <w:cnfStyle w:val="100000000000" w:firstRow="1" w:lastRow="0" w:firstColumn="0" w:lastColumn="0" w:oddVBand="0" w:evenVBand="0" w:oddHBand="0" w:evenHBand="0" w:firstRowFirstColumn="0" w:firstRowLastColumn="0" w:lastRowFirstColumn="0" w:lastRowLastColumn="0"/>
+            </w:pPr>
+            <w:r>
+              <w:t>Utilisation</w:t>
+            </w:r>
+          </w:p>
+        </w:tc>
+      </w:tr>
+      <w:tr>
+        <w:trPr>
+          <w:cnfStyle w:val="000000100000" w:firstRow="0" w:lastRow="0" w:firstColumn="0" w:lastColumn="0" w:oddVBand="0" w:evenVBand="0" w:oddHBand="1" w:evenHBand="0" w:firstRowFirstColumn="0" w:firstRowLastColumn="0" w:lastRowFirstColumn="0" w:lastRowLastColumn="0"/>
+        </w:trPr>
+        <w:tc>
+          <w:tcPr>
+            <w:cnfStyle w:val="001000000000" w:firstRow="0" w:lastRow="0" w:firstColumn="1" w:lastColumn="0" w:oddVBand="0" w:evenVBand="0" w:oddHBand="0" w:evenHBand="0" w:firstRowFirstColumn="0" w:firstRowLastColumn="0" w:lastRowFirstColumn="0" w:lastRowLastColumn="0"/>
+            <w:tcW w:w="0" w:type="auto"/>
+            <w:hideMark/>
+          </w:tcPr>
+          <w:p>
+            <w:pPr>
+              <w:pStyle w:val="BITTextkrper"/>
+              <w:rPr>
+                <w:b w:val="0"/>
+                <w:bCs w:val="0"/>
+              </w:rPr>
+            </w:pPr>
+            <w:r>
+              <w:rPr>
+                <w:b w:val="0"/>
+                <w:bCs w:val="0"/>
+              </w:rPr>
+              <w:t>3 serveurs Nutanix</w:t>
+            </w:r>
+          </w:p>
+        </w:tc>
+        <w:tc>
+          <w:tcPr>
+            <w:tcW w:w="0" w:type="auto"/>
+            <w:hideMark/>
+          </w:tcPr>
+          <w:p>
+            <w:pPr>
+              <w:pStyle w:val="BITTextkrper"/>
+              <w:cnfStyle w:val="000000100000" w:firstRow="0" w:lastRow="0" w:firstColumn="0" w:lastColumn="0" w:oddVBand="0" w:evenVBand="0" w:oddHBand="1" w:evenHBand="0" w:firstRowFirstColumn="0" w:firstRowLastColumn="0" w:lastRowFirstColumn="0" w:lastRowLastColumn="0"/>
+            </w:pPr>
+            <w:r>
+              <w:t>Installation des nœuds Proxmox et création du cluster</w:t>
+            </w:r>
+          </w:p>
+        </w:tc>
+      </w:tr>
+      <w:tr>
+        <w:tc>
+          <w:tcPr>
+            <w:cnfStyle w:val="001000000000" w:firstRow="0" w:lastRow="0" w:firstColumn="1" w:lastColumn="0" w:oddVBand="0" w:evenVBand="0" w:oddHBand="0" w:evenHBand="0" w:firstRowFirstColumn="0" w:firstRowLastColumn="0" w:lastRowFirstColumn="0" w:lastRowLastColumn="0"/>
+            <w:tcW w:w="0" w:type="auto"/>
+            <w:hideMark/>
+          </w:tcPr>
+          <w:p>
+            <w:pPr>
+              <w:pStyle w:val="BITTextkrper"/>
+              <w:rPr>
+                <w:b w:val="0"/>
+                <w:bCs w:val="0"/>
+              </w:rPr>
+            </w:pPr>
+            <w:r>
+              <w:rPr>
+                <w:b w:val="0"/>
+                <w:bCs w:val="0"/>
+              </w:rPr>
+              <w:t>1 switch</w:t>
+            </w:r>
+          </w:p>
+        </w:tc>
+        <w:tc>
+          <w:tcPr>
+            <w:tcW w:w="0" w:type="auto"/>
+            <w:hideMark/>
+          </w:tcPr>
+          <w:p>
+            <w:pPr>
+              <w:pStyle w:val="BITTextkrper"/>
+              <w:cnfStyle w:val="000000000000" w:firstRow="0" w:lastRow="0" w:firstColumn="0" w:lastColumn="0" w:oddVBand="0" w:evenVBand="0" w:oddHBand="0" w:evenHBand="0" w:firstRowFirstColumn="0" w:firstRowLastColumn="0" w:lastRowFirstColumn="0" w:lastRowLastColumn="0"/>
+            </w:pPr>
+            <w:r>
+              <w:t>Interconnexion réseau des nœuds et séparation des VLANs</w:t>
+            </w:r>
+          </w:p>
+        </w:tc>
+      </w:tr>
+      <w:tr>
+        <w:trPr>
+          <w:cnfStyle w:val="000000100000" w:firstRow="0" w:lastRow="0" w:firstColumn="0" w:lastColumn="0" w:oddVBand="0" w:evenVBand="0" w:oddHBand="1" w:evenHBand="0" w:firstRowFirstColumn="0" w:firstRowLastColumn="0" w:lastRowFirstColumn="0" w:lastRowLastColumn="0"/>
+        </w:trPr>
+        <w:tc>
+          <w:tcPr>
+            <w:cnfStyle w:val="001000000000" w:firstRow="0" w:lastRow="0" w:firstColumn="1" w:lastColumn="0" w:oddVBand="0" w:evenVBand="0" w:oddHBand="0" w:evenHBand="0" w:firstRowFirstColumn="0" w:firstRowLastColumn="0" w:lastRowFirstColumn="0" w:lastRowLastColumn="0"/>
+            <w:tcW w:w="0" w:type="auto"/>
+            <w:hideMark/>
+          </w:tcPr>
+          <w:p>
+            <w:pPr>
+              <w:pStyle w:val="BITTextkrper"/>
+              <w:rPr>
+                <w:b w:val="0"/>
+                <w:bCs w:val="0"/>
+              </w:rPr>
+            </w:pPr>
+            <w:r>
+              <w:rPr>
+                <w:b w:val="0"/>
+                <w:bCs w:val="0"/>
+              </w:rPr>
+              <w:t>1 poste de travail</w:t>
+            </w:r>
+          </w:p>
+        </w:tc>
+        <w:tc>
+          <w:tcPr>
+            <w:tcW w:w="0" w:type="auto"/>
+            <w:hideMark/>
+          </w:tcPr>
+          <w:p>
+            <w:pPr>
+              <w:pStyle w:val="BITTextkrper"/>
+              <w:cnfStyle w:val="000000100000" w:firstRow="0" w:lastRow="0" w:firstColumn="0" w:lastColumn="0" w:oddVBand="0" w:evenVBand="0" w:oddHBand="1" w:evenHBand="0" w:firstRowFirstColumn="0" w:firstRowLastColumn="0" w:lastRowFirstColumn="0" w:lastRowLastColumn="0"/>
+            </w:pPr>
+            <w:r>
+              <w:t>Rédaction de la documentation, accès à Proxmox, exécution des playbooks Ansible</w:t>
+            </w:r>
+          </w:p>
+        </w:tc>
+      </w:tr>
+      <w:tr>
+        <w:tc>
+          <w:tcPr>
+            <w:cnfStyle w:val="001000000000" w:firstRow="0" w:lastRow="0" w:firstColumn="1" w:lastColumn="0" w:oddVBand="0" w:evenVBand="0" w:oddHBand="0" w:evenHBand="0" w:firstRowFirstColumn="0" w:firstRowLastColumn="0" w:lastRowFirstColumn="0" w:lastRowLastColumn="0"/>
+            <w:tcW w:w="0" w:type="auto"/>
+            <w:hideMark/>
+          </w:tcPr>
+          <w:p>
+            <w:pPr>
+              <w:pStyle w:val="BITTextkrper"/>
+              <w:rPr>
+                <w:b w:val="0"/>
+                <w:bCs w:val="0"/>
+              </w:rPr>
+            </w:pPr>
+            <w:r>
+              <w:rPr>
+                <w:b w:val="0"/>
+                <w:bCs w:val="0"/>
+              </w:rPr>
+              <w:t>Câblage réseau</w:t>
+            </w:r>
+          </w:p>
+        </w:tc>
+        <w:tc>
+          <w:tcPr>
+            <w:tcW w:w="0" w:type="auto"/>
+            <w:hideMark/>
+          </w:tcPr>
+          <w:p>
+            <w:pPr>
+              <w:pStyle w:val="BITTextkrper"/>
+              <w:cnfStyle w:val="000000000000" w:firstRow="0" w:lastRow="0" w:firstColumn="0" w:lastColumn="0" w:oddVBand="0" w:evenVBand="0" w:oddHBand="0" w:evenHBand="0" w:firstRowFirstColumn="0" w:firstRowLastColumn="0" w:lastRowFirstColumn="0" w:lastRowLastColumn="0"/>
+            </w:pPr>
+            <w:r>
+              <w:t>Connexion des serveurs au switch</w:t>
+            </w:r>
+          </w:p>
+        </w:tc>
+      </w:tr>
+    </w:tbl>
+    <w:p>
+      <w:pPr>
+        <w:pStyle w:val="Titre3"/>
+      </w:pPr>
+      <w:r>
+        <w:t>Logiciels</w:t>
+      </w:r>
+    </w:p>
+    <w:p>
+      <w:pPr>
+        <w:pStyle w:val="BITTextkrper"/>
+      </w:pPr>
+      <w:r>
+        <w:t>Les logiciels utilisés permettent l’installation de l’infrastructure, son administration et son automatisation.</w:t>
+      </w:r>
+    </w:p>
+    <w:p>
+      <w:pPr>
+        <w:pStyle w:val="BITTextkrper"/>
+      </w:pPr>
+    </w:p>
+    <w:tbl>
+      <w:tblPr>
+        <w:tblStyle w:val="TableauGrille4-Accentuation1"/>
+        <w:tblW w:w="0" w:type="auto"/>
+        <w:tblLook w:val="04A0" w:firstRow="1" w:lastRow="0" w:firstColumn="1" w:lastColumn="0" w:noHBand="0" w:noVBand="1"/>
+      </w:tblPr>
+      <w:tblGrid>
+        <w:gridCol w:w="2417"/>
+        <w:gridCol w:w="5585"/>
+      </w:tblGrid>
+      <w:tr>
+        <w:trPr>
+          <w:cnfStyle w:val="100000000000" w:firstRow="1" w:lastRow="0" w:firstColumn="0" w:lastColumn="0" w:oddVBand="0" w:evenVBand="0" w:oddHBand="0" w:evenHBand="0" w:firstRowFirstColumn="0" w:firstRowLastColumn="0" w:lastRowFirstColumn="0" w:lastRowLastColumn="0"/>
+        </w:trPr>
+        <w:tc>
+          <w:tcPr>
+            <w:cnfStyle w:val="001000000000" w:firstRow="0" w:lastRow="0" w:firstColumn="1" w:lastColumn="0" w:oddVBand="0" w:evenVBand="0" w:oddHBand="0" w:evenHBand="0" w:firstRowFirstColumn="0" w:firstRowLastColumn="0" w:lastRowFirstColumn="0" w:lastRowLastColumn="0"/>
+            <w:tcW w:w="0" w:type="auto"/>
+            <w:hideMark/>
+          </w:tcPr>
+          <w:p>
+            <w:pPr>
+              <w:pStyle w:val="BITTextkrper"/>
+            </w:pPr>
+            <w:r>
+              <w:lastRenderedPageBreak/>
+              <w:t>Logiciel</w:t>
+            </w:r>
+          </w:p>
+        </w:tc>
+        <w:tc>
+          <w:tcPr>
+            <w:tcW w:w="0" w:type="auto"/>
+            <w:hideMark/>
+          </w:tcPr>
+          <w:p>
+            <w:pPr>
+              <w:pStyle w:val="BITTextkrper"/>
+              <w:cnfStyle w:val="100000000000" w:firstRow="1" w:lastRow="0" w:firstColumn="0" w:lastColumn="0" w:oddVBand="0" w:evenVBand="0" w:oddHBand="0" w:evenHBand="0" w:firstRowFirstColumn="0" w:firstRowLastColumn="0" w:lastRowFirstColumn="0" w:lastRowLastColumn="0"/>
+            </w:pPr>
+            <w:r>
+              <w:t>Utilisation</w:t>
+            </w:r>
+          </w:p>
+        </w:tc>
+      </w:tr>
+      <w:tr>
+        <w:trPr>
+          <w:cnfStyle w:val="000000100000" w:firstRow="0" w:lastRow="0" w:firstColumn="0" w:lastColumn="0" w:oddVBand="0" w:evenVBand="0" w:oddHBand="1" w:evenHBand="0" w:firstRowFirstColumn="0" w:firstRowLastColumn="0" w:lastRowFirstColumn="0" w:lastRowLastColumn="0"/>
+        </w:trPr>
+        <w:tc>
+          <w:tcPr>
+            <w:cnfStyle w:val="001000000000" w:firstRow="0" w:lastRow="0" w:firstColumn="1" w:lastColumn="0" w:oddVBand="0" w:evenVBand="0" w:oddHBand="0" w:evenHBand="0" w:firstRowFirstColumn="0" w:firstRowLastColumn="0" w:lastRowFirstColumn="0" w:lastRowLastColumn="0"/>
+            <w:tcW w:w="0" w:type="auto"/>
+            <w:hideMark/>
+          </w:tcPr>
+          <w:p>
+            <w:pPr>
+              <w:pStyle w:val="BITTextkrper"/>
+              <w:rPr>
+                <w:b w:val="0"/>
+                <w:bCs w:val="0"/>
+              </w:rPr>
+            </w:pPr>
+            <w:r>
+              <w:rPr>
+                <w:b w:val="0"/>
+                <w:bCs w:val="0"/>
+              </w:rPr>
+              <w:t>Proxmox VE</w:t>
+            </w:r>
+          </w:p>
+        </w:tc>
+        <w:tc>
+          <w:tcPr>
+            <w:tcW w:w="0" w:type="auto"/>
+            <w:hideMark/>
+          </w:tcPr>
+          <w:p>
+            <w:pPr>
+              <w:pStyle w:val="BITTextkrper"/>
+              <w:cnfStyle w:val="000000100000" w:firstRow="0" w:lastRow="0" w:firstColumn="0" w:lastColumn="0" w:oddVBand="0" w:evenVBand="0" w:oddHBand="1" w:evenHBand="0" w:firstRowFirstColumn="0" w:firstRowLastColumn="0" w:lastRowFirstColumn="0" w:lastRowLastColumn="0"/>
+            </w:pPr>
+            <w:r>
+              <w:t>Plateforme de virtualisation et gestion du cluster</w:t>
+            </w:r>
+          </w:p>
+        </w:tc>
+      </w:tr>
+      <w:tr>
+        <w:tc>
+          <w:tcPr>
+            <w:cnfStyle w:val="001000000000" w:firstRow="0" w:lastRow="0" w:firstColumn="1" w:lastColumn="0" w:oddVBand="0" w:evenVBand="0" w:oddHBand="0" w:evenHBand="0" w:firstRowFirstColumn="0" w:firstRowLastColumn="0" w:lastRowFirstColumn="0" w:lastRowLastColumn="0"/>
+            <w:tcW w:w="0" w:type="auto"/>
+            <w:hideMark/>
+          </w:tcPr>
+          <w:p>
+            <w:pPr>
+              <w:pStyle w:val="BITTextkrper"/>
+              <w:rPr>
+                <w:b w:val="0"/>
+                <w:bCs w:val="0"/>
+              </w:rPr>
+            </w:pPr>
+            <w:r>
+              <w:rPr>
+                <w:b w:val="0"/>
+                <w:bCs w:val="0"/>
+              </w:rPr>
+              <w:t>Ceph</w:t>
+            </w:r>
+          </w:p>
+        </w:tc>
+        <w:tc>
+          <w:tcPr>
+            <w:tcW w:w="0" w:type="auto"/>
+            <w:hideMark/>
+          </w:tcPr>
+          <w:p>
+            <w:pPr>
+              <w:pStyle w:val="BITTextkrper"/>
+              <w:cnfStyle w:val="000000000000" w:firstRow="0" w:lastRow="0" w:firstColumn="0" w:lastColumn="0" w:oddVBand="0" w:evenVBand="0" w:oddHBand="0" w:evenHBand="0" w:firstRowFirstColumn="0" w:firstRowLastColumn="0" w:lastRowFirstColumn="0" w:lastRowLastColumn="0"/>
+            </w:pPr>
+            <w:r>
+              <w:t>Stockage distribué utilisé par les nœuds Proxmox</w:t>
+            </w:r>
+          </w:p>
+        </w:tc>
+      </w:tr>
+      <w:tr>
+        <w:trPr>
+          <w:cnfStyle w:val="000000100000" w:firstRow="0" w:lastRow="0" w:firstColumn="0" w:lastColumn="0" w:oddVBand="0" w:evenVBand="0" w:oddHBand="1" w:evenHBand="0" w:firstRowFirstColumn="0" w:firstRowLastColumn="0" w:lastRowFirstColumn="0" w:lastRowLastColumn="0"/>
+        </w:trPr>
+        <w:tc>
+          <w:tcPr>
+            <w:cnfStyle w:val="001000000000" w:firstRow="0" w:lastRow="0" w:firstColumn="1" w:lastColumn="0" w:oddVBand="0" w:evenVBand="0" w:oddHBand="0" w:evenHBand="0" w:firstRowFirstColumn="0" w:firstRowLastColumn="0" w:lastRowFirstColumn="0" w:lastRowLastColumn="0"/>
+            <w:tcW w:w="0" w:type="auto"/>
+            <w:hideMark/>
+          </w:tcPr>
+          <w:p>
+            <w:pPr>
+              <w:pStyle w:val="BITTextkrper"/>
+              <w:rPr>
+                <w:b w:val="0"/>
+                <w:bCs w:val="0"/>
+              </w:rPr>
+            </w:pPr>
+            <w:r>
+              <w:rPr>
+                <w:b w:val="0"/>
+                <w:bCs w:val="0"/>
+              </w:rPr>
+              <w:t>Ansible</w:t>
+            </w:r>
+          </w:p>
+        </w:tc>
+        <w:tc>
+          <w:tcPr>
+            <w:tcW w:w="0" w:type="auto"/>
+            <w:hideMark/>
+          </w:tcPr>
+          <w:p>
+            <w:pPr>
+              <w:pStyle w:val="BITTextkrper"/>
+              <w:cnfStyle w:val="000000100000" w:firstRow="0" w:lastRow="0" w:firstColumn="0" w:lastColumn="0" w:oddVBand="0" w:evenVBand="0" w:oddHBand="1" w:evenHBand="0" w:firstRowFirstColumn="0" w:firstRowLastColumn="0" w:lastRowFirstColumn="0" w:lastRowLastColumn="0"/>
+            </w:pPr>
+            <w:r>
+              <w:t>Automatisation du déploiement des machines virtuelles</w:t>
+            </w:r>
+          </w:p>
+        </w:tc>
+      </w:tr>
+      <w:tr>
+        <w:tc>
+          <w:tcPr>
+            <w:cnfStyle w:val="001000000000" w:firstRow="0" w:lastRow="0" w:firstColumn="1" w:lastColumn="0" w:oddVBand="0" w:evenVBand="0" w:oddHBand="0" w:evenHBand="0" w:firstRowFirstColumn="0" w:firstRowLastColumn="0" w:lastRowFirstColumn="0" w:lastRowLastColumn="0"/>
+            <w:tcW w:w="0" w:type="auto"/>
+            <w:hideMark/>
+          </w:tcPr>
+          <w:p>
+            <w:pPr>
+              <w:pStyle w:val="BITTextkrper"/>
+              <w:rPr>
+                <w:b w:val="0"/>
+                <w:bCs w:val="0"/>
+              </w:rPr>
+            </w:pPr>
+            <w:r>
+              <w:rPr>
+                <w:b w:val="0"/>
+                <w:bCs w:val="0"/>
+              </w:rPr>
+              <w:t>Windows Server</w:t>
+            </w:r>
+          </w:p>
+        </w:tc>
+        <w:tc>
+          <w:tcPr>
+            <w:tcW w:w="0" w:type="auto"/>
+            <w:hideMark/>
+          </w:tcPr>
+          <w:p>
+            <w:pPr>
+              <w:pStyle w:val="BITTextkrper"/>
+              <w:cnfStyle w:val="000000000000" w:firstRow="0" w:lastRow="0" w:firstColumn="0" w:lastColumn="0" w:oddVBand="0" w:evenVBand="0" w:oddHBand="0" w:evenHBand="0" w:firstRowFirstColumn="0" w:firstRowLastColumn="0" w:lastRowFirstColumn="0" w:lastRowLastColumn="0"/>
+            </w:pPr>
+            <w:r>
+              <w:t>Système d’exploitation utilisé pour le template de VM</w:t>
+            </w:r>
+          </w:p>
+        </w:tc>
+      </w:tr>
+      <w:tr>
+        <w:trPr>
+          <w:cnfStyle w:val="000000100000" w:firstRow="0" w:lastRow="0" w:firstColumn="0" w:lastColumn="0" w:oddVBand="0" w:evenVBand="0" w:oddHBand="1" w:evenHBand="0" w:firstRowFirstColumn="0" w:firstRowLastColumn="0" w:lastRowFirstColumn="0" w:lastRowLastColumn="0"/>
+        </w:trPr>
+        <w:tc>
+          <w:tcPr>
+            <w:cnfStyle w:val="001000000000" w:firstRow="0" w:lastRow="0" w:firstColumn="1" w:lastColumn="0" w:oddVBand="0" w:evenVBand="0" w:oddHBand="0" w:evenHBand="0" w:firstRowFirstColumn="0" w:firstRowLastColumn="0" w:lastRowFirstColumn="0" w:lastRowLastColumn="0"/>
+            <w:tcW w:w="0" w:type="auto"/>
+            <w:hideMark/>
+          </w:tcPr>
+          <w:p>
+            <w:pPr>
+              <w:pStyle w:val="BITTextkrper"/>
+              <w:rPr>
+                <w:b w:val="0"/>
+                <w:bCs w:val="0"/>
+              </w:rPr>
+            </w:pPr>
+            <w:r>
+              <w:rPr>
+                <w:b w:val="0"/>
+                <w:bCs w:val="0"/>
+              </w:rPr>
+              <w:t>Cloudbase-Init</w:t>
+            </w:r>
+          </w:p>
+        </w:tc>
+        <w:tc>
+          <w:tcPr>
+            <w:tcW w:w="0" w:type="auto"/>
+            <w:hideMark/>
+          </w:tcPr>
+          <w:p>
+            <w:pPr>
+              <w:pStyle w:val="BITTextkrper"/>
+              <w:cnfStyle w:val="000000100000" w:firstRow="0" w:lastRow="0" w:firstColumn="0" w:lastColumn="0" w:oddVBand="0" w:evenVBand="0" w:oddHBand="1" w:evenHBand="0" w:firstRowFirstColumn="0" w:firstRowLastColumn="0" w:lastRowFirstColumn="0" w:lastRowLastColumn="0"/>
+            </w:pPr>
+            <w:r>
+              <w:t>Configuration initiale des VMs Windows après clonage</w:t>
+            </w:r>
+          </w:p>
+        </w:tc>
+      </w:tr>
+      <w:tr>
+        <w:tc>
+          <w:tcPr>
+            <w:cnfStyle w:val="001000000000" w:firstRow="0" w:lastRow="0" w:firstColumn="1" w:lastColumn="0" w:oddVBand="0" w:evenVBand="0" w:oddHBand="0" w:evenHBand="0" w:firstRowFirstColumn="0" w:firstRowLastColumn="0" w:lastRowFirstColumn="0" w:lastRowLastColumn="0"/>
+            <w:tcW w:w="0" w:type="auto"/>
+            <w:hideMark/>
+          </w:tcPr>
+          <w:p>
+            <w:pPr>
+              <w:pStyle w:val="BITTextkrper"/>
+              <w:rPr>
+                <w:b w:val="0"/>
+                <w:bCs w:val="0"/>
+              </w:rPr>
+            </w:pPr>
+            <w:r>
+              <w:rPr>
+                <w:b w:val="0"/>
+                <w:bCs w:val="0"/>
+              </w:rPr>
+              <w:t>KeePassXC</w:t>
+            </w:r>
+          </w:p>
+        </w:tc>
+        <w:tc>
+          <w:tcPr>
+            <w:tcW w:w="0" w:type="auto"/>
+            <w:hideMark/>
+          </w:tcPr>
+          <w:p>
+            <w:pPr>
+              <w:pStyle w:val="BITTextkrper"/>
+              <w:cnfStyle w:val="000000000000" w:firstRow="0" w:lastRow="0" w:firstColumn="0" w:lastColumn="0" w:oddVBand="0" w:evenVBand="0" w:oddHBand="0" w:evenHBand="0" w:firstRowFirstColumn="0" w:firstRowLastColumn="0" w:lastRowFirstColumn="0" w:lastRowLastColumn="0"/>
+            </w:pPr>
+            <w:r>
+              <w:t>Stockage sécurisé des mots de passe du projet</w:t>
+            </w:r>
+          </w:p>
+        </w:tc>
+      </w:tr>
+      <w:tr>
+        <w:trPr>
+          <w:cnfStyle w:val="000000100000" w:firstRow="0" w:lastRow="0" w:firstColumn="0" w:lastColumn="0" w:oddVBand="0" w:evenVBand="0" w:oddHBand="1" w:evenHBand="0" w:firstRowFirstColumn="0" w:firstRowLastColumn="0" w:lastRowFirstColumn="0" w:lastRowLastColumn="0"/>
+        </w:trPr>
+        <w:tc>
+          <w:tcPr>
+            <w:cnfStyle w:val="001000000000" w:firstRow="0" w:lastRow="0" w:firstColumn="1" w:lastColumn="0" w:oddVBand="0" w:evenVBand="0" w:oddHBand="0" w:evenHBand="0" w:firstRowFirstColumn="0" w:firstRowLastColumn="0" w:lastRowFirstColumn="0" w:lastRowLastColumn="0"/>
+            <w:tcW w:w="0" w:type="auto"/>
+            <w:hideMark/>
+          </w:tcPr>
+          <w:p>
+            <w:pPr>
+              <w:pStyle w:val="BITTextkrper"/>
+              <w:rPr>
+                <w:b w:val="0"/>
+                <w:bCs w:val="0"/>
+              </w:rPr>
+            </w:pPr>
+            <w:r>
+              <w:rPr>
+                <w:b w:val="0"/>
+                <w:bCs w:val="0"/>
+              </w:rPr>
+              <w:t>Git</w:t>
+            </w:r>
+          </w:p>
+        </w:tc>
+        <w:tc>
+          <w:tcPr>
+            <w:tcW w:w="0" w:type="auto"/>
+            <w:hideMark/>
+          </w:tcPr>
+          <w:p>
+            <w:pPr>
+              <w:pStyle w:val="BITTextkrper"/>
+              <w:cnfStyle w:val="000000100000" w:firstRow="0" w:lastRow="0" w:firstColumn="0" w:lastColumn="0" w:oddVBand="0" w:evenVBand="0" w:oddHBand="1" w:evenHBand="0" w:firstRowFirstColumn="0" w:firstRowLastColumn="0" w:lastRowFirstColumn="0" w:lastRowLastColumn="0"/>
+            </w:pPr>
+            <w:r>
+              <w:t>Versionnement du code et de la documentation</w:t>
+            </w:r>
+          </w:p>
+        </w:tc>
+      </w:tr>
+      <w:tr>
+        <w:tc>
+          <w:tcPr>
+            <w:cnfStyle w:val="001000000000" w:firstRow="0" w:lastRow="0" w:firstColumn="1" w:lastColumn="0" w:oddVBand="0" w:evenVBand="0" w:oddHBand="0" w:evenHBand="0" w:firstRowFirstColumn="0" w:firstRowLastColumn="0" w:lastRowFirstColumn="0" w:lastRowLastColumn="0"/>
+            <w:tcW w:w="0" w:type="auto"/>
+            <w:hideMark/>
+          </w:tcPr>
+          <w:p>
+            <w:pPr>
+              <w:pStyle w:val="BITTextkrper"/>
+              <w:rPr>
+                <w:b w:val="0"/>
+                <w:bCs w:val="0"/>
+              </w:rPr>
+            </w:pPr>
+            <w:r>
+              <w:rPr>
+                <w:b w:val="0"/>
+                <w:bCs w:val="0"/>
+              </w:rPr>
+              <w:t>Visual Studio Code</w:t>
+            </w:r>
+          </w:p>
+        </w:tc>
+        <w:tc>
+          <w:tcPr>
+            <w:tcW w:w="0" w:type="auto"/>
+            <w:hideMark/>
+          </w:tcPr>
+          <w:p>
+            <w:pPr>
+              <w:pStyle w:val="BITTextkrper"/>
+              <w:cnfStyle w:val="000000000000" w:firstRow="0" w:lastRow="0" w:firstColumn="0" w:lastColumn="0" w:oddVBand="0" w:evenVBand="0" w:oddHBand="0" w:evenHBand="0" w:firstRowFirstColumn="0" w:firstRowLastColumn="0" w:lastRowFirstColumn="0" w:lastRowLastColumn="0"/>
+            </w:pPr>
+            <w:r>
+              <w:t>Édition des fichiers Ansible et de la documentation</w:t>
+            </w:r>
+          </w:p>
+        </w:tc>
+      </w:tr>
+      <w:tr>
+        <w:trPr>
+          <w:cnfStyle w:val="000000100000" w:firstRow="0" w:lastRow="0" w:firstColumn="0" w:lastColumn="0" w:oddVBand="0" w:evenVBand="0" w:oddHBand="1" w:evenHBand="0" w:firstRowFirstColumn="0" w:firstRowLastColumn="0" w:lastRowFirstColumn="0" w:lastRowLastColumn="0"/>
+        </w:trPr>
+        <w:tc>
+          <w:tcPr>
+            <w:cnfStyle w:val="001000000000" w:firstRow="0" w:lastRow="0" w:firstColumn="1" w:lastColumn="0" w:oddVBand="0" w:evenVBand="0" w:oddHBand="0" w:evenHBand="0" w:firstRowFirstColumn="0" w:firstRowLastColumn="0" w:lastRowFirstColumn="0" w:lastRowLastColumn="0"/>
+            <w:tcW w:w="0" w:type="auto"/>
+            <w:hideMark/>
+          </w:tcPr>
+          <w:p>
+            <w:pPr>
+              <w:pStyle w:val="BITTextkrper"/>
+              <w:rPr>
+                <w:b w:val="0"/>
+                <w:bCs w:val="0"/>
+              </w:rPr>
+            </w:pPr>
+            <w:r>
+              <w:rPr>
+                <w:b w:val="0"/>
+                <w:bCs w:val="0"/>
+              </w:rPr>
+              <w:t>OneDrive</w:t>
+            </w:r>
+          </w:p>
+        </w:tc>
+        <w:tc>
+          <w:tcPr>
+            <w:tcW w:w="0" w:type="auto"/>
+            <w:hideMark/>
+          </w:tcPr>
+          <w:p>
+            <w:pPr>
+              <w:pStyle w:val="BITTextkrper"/>
+              <w:cnfStyle w:val="000000100000" w:firstRow="0" w:lastRow="0" w:firstColumn="0" w:lastColumn="0" w:oddVBand="0" w:evenVBand="0" w:oddHBand="1" w:evenHBand="0" w:firstRowFirstColumn="0" w:firstRowLastColumn="0" w:lastRowFirstColumn="0" w:lastRowLastColumn="0"/>
+            </w:pPr>
+            <w:r>
+              <w:t>Sauvegarde supplémentaire de la documentation</w:t>
+            </w:r>
+          </w:p>
+        </w:tc>
+      </w:tr>
+      <w:tr>
+        <w:tc>
+          <w:tcPr>
+            <w:cnfStyle w:val="001000000000" w:firstRow="0" w:lastRow="0" w:firstColumn="1" w:lastColumn="0" w:oddVBand="0" w:evenVBand="0" w:oddHBand="0" w:evenHBand="0" w:firstRowFirstColumn="0" w:firstRowLastColumn="0" w:lastRowFirstColumn="0" w:lastRowLastColumn="0"/>
+            <w:tcW w:w="0" w:type="auto"/>
+            <w:hideMark/>
+          </w:tcPr>
+          <w:p>
+            <w:pPr>
+              <w:pStyle w:val="BITTextkrper"/>
+              <w:rPr>
+                <w:b w:val="0"/>
+                <w:bCs w:val="0"/>
+              </w:rPr>
+            </w:pPr>
+            <w:r>
+              <w:rPr>
+                <w:b w:val="0"/>
+                <w:bCs w:val="0"/>
+              </w:rPr>
+              <w:t>Microsoft Word / Excel</w:t>
+            </w:r>
+          </w:p>
+        </w:tc>
+        <w:tc>
+          <w:tcPr>
+            <w:tcW w:w="0" w:type="auto"/>
+            <w:hideMark/>
+          </w:tcPr>
+          <w:p>
+            <w:pPr>
+              <w:pStyle w:val="BITTextkrper"/>
+              <w:cnfStyle w:val="000000000000" w:firstRow="0" w:lastRow="0" w:firstColumn="0" w:lastColumn="0" w:oddVBand="0" w:evenVBand="0" w:oddHBand="0" w:evenHBand="0" w:firstRowFirstColumn="0" w:firstRowLastColumn="0" w:lastRowFirstColumn="0" w:lastRowLastColumn="0"/>
+            </w:pPr>
+            <w:r>
+              <w:t>Rédaction du rapport et du protocole de tests</w:t>
+            </w:r>
+          </w:p>
+        </w:tc>
+      </w:tr>
+    </w:tbl>
+    <w:p>
+      <w:pPr>
+        <w:pStyle w:val="Titre3"/>
+      </w:pPr>
+      <w:r>
+        <w:t>Licences</w:t>
+      </w:r>
+    </w:p>
+    <w:p>
+      <w:pPr>
+        <w:pStyle w:val="BITTextkrper"/>
+      </w:pPr>
+      <w:r>
+        <w:t>Le projet s’appuie principalement sur des logiciels gratuits, open source ou déjà disponibles dans le cadre de l’EMF. Aucune licence supplémentaire n’est prévue dans le cadre d</w:t>
+      </w:r>
+      <w:r>
+        <w:t>e ce projet</w:t>
+      </w:r>
+      <w:r>
         <w:t>.</w:t>
       </w:r>
     </w:p>
+    <w:tbl>
+      <w:tblPr>
+        <w:tblStyle w:val="TableauGrille4-Accentuation1"/>
+        <w:tblW w:w="0" w:type="auto"/>
+        <w:tblLook w:val="04A0" w:firstRow="1" w:lastRow="0" w:firstColumn="1" w:lastColumn="0" w:noHBand="0" w:noVBand="1"/>
+      </w:tblPr>
+      <w:tblGrid>
+        <w:gridCol w:w="1818"/>
+        <w:gridCol w:w="4765"/>
+      </w:tblGrid>
+      <w:tr>
+        <w:trPr>
+          <w:cnfStyle w:val="100000000000" w:firstRow="1" w:lastRow="0" w:firstColumn="0" w:lastColumn="0" w:oddVBand="0" w:evenVBand="0" w:oddHBand="0" w:evenHBand="0" w:firstRowFirstColumn="0" w:firstRowLastColumn="0" w:lastRowFirstColumn="0" w:lastRowLastColumn="0"/>
+        </w:trPr>
+        <w:tc>
+          <w:tcPr>
+            <w:cnfStyle w:val="001000000000" w:firstRow="0" w:lastRow="0" w:firstColumn="1" w:lastColumn="0" w:oddVBand="0" w:evenVBand="0" w:oddHBand="0" w:evenHBand="0" w:firstRowFirstColumn="0" w:firstRowLastColumn="0" w:lastRowFirstColumn="0" w:lastRowLastColumn="0"/>
+            <w:tcW w:w="0" w:type="auto"/>
+            <w:hideMark/>
+          </w:tcPr>
+          <w:p>
+            <w:pPr>
+              <w:pStyle w:val="BITTextkrper"/>
+            </w:pPr>
+            <w:r>
+              <w:t>Élément</w:t>
+            </w:r>
+          </w:p>
+        </w:tc>
+        <w:tc>
+          <w:tcPr>
+            <w:tcW w:w="0" w:type="auto"/>
+            <w:hideMark/>
+          </w:tcPr>
+          <w:p>
+            <w:pPr>
+              <w:pStyle w:val="BITTextkrper"/>
+              <w:cnfStyle w:val="100000000000" w:firstRow="1" w:lastRow="0" w:firstColumn="0" w:lastColumn="0" w:oddVBand="0" w:evenVBand="0" w:oddHBand="0" w:evenHBand="0" w:firstRowFirstColumn="0" w:firstRowLastColumn="0" w:lastRowFirstColumn="0" w:lastRowLastColumn="0"/>
+            </w:pPr>
+            <w:r>
+              <w:t>Licence / remarque</w:t>
+            </w:r>
+          </w:p>
+        </w:tc>
+      </w:tr>
+      <w:tr>
+        <w:trPr>
+          <w:cnfStyle w:val="000000100000" w:firstRow="0" w:lastRow="0" w:firstColumn="0" w:lastColumn="0" w:oddVBand="0" w:evenVBand="0" w:oddHBand="1" w:evenHBand="0" w:firstRowFirstColumn="0" w:firstRowLastColumn="0" w:lastRowFirstColumn="0" w:lastRowLastColumn="0"/>
+        </w:trPr>
+        <w:tc>
+          <w:tcPr>
+            <w:cnfStyle w:val="001000000000" w:firstRow="0" w:lastRow="0" w:firstColumn="1" w:lastColumn="0" w:oddVBand="0" w:evenVBand="0" w:oddHBand="0" w:evenHBand="0" w:firstRowFirstColumn="0" w:firstRowLastColumn="0" w:lastRowFirstColumn="0" w:lastRowLastColumn="0"/>
+            <w:tcW w:w="0" w:type="auto"/>
+            <w:hideMark/>
+          </w:tcPr>
+          <w:p>
+            <w:pPr>
+              <w:pStyle w:val="BITTextkrper"/>
+              <w:rPr>
+                <w:b w:val="0"/>
+                <w:bCs w:val="0"/>
+              </w:rPr>
+            </w:pPr>
+            <w:r>
+              <w:rPr>
+                <w:b w:val="0"/>
+                <w:bCs w:val="0"/>
+              </w:rPr>
+              <w:t>Proxmox VE</w:t>
+            </w:r>
+          </w:p>
+        </w:tc>
+        <w:tc>
+          <w:tcPr>
+            <w:tcW w:w="0" w:type="auto"/>
+            <w:hideMark/>
+          </w:tcPr>
+          <w:p>
+            <w:pPr>
+              <w:pStyle w:val="BITTextkrper"/>
+              <w:cnfStyle w:val="000000100000" w:firstRow="0" w:lastRow="0" w:firstColumn="0" w:lastColumn="0" w:oddVBand="0" w:evenVBand="0" w:oddHBand="1" w:evenHBand="0" w:firstRowFirstColumn="0" w:firstRowLastColumn="0" w:lastRowFirstColumn="0" w:lastRowLastColumn="0"/>
+            </w:pPr>
+            <w:r>
+              <w:t>Utilisable sans licence commerciale obligatoire</w:t>
+            </w:r>
+          </w:p>
+        </w:tc>
+      </w:tr>
+      <w:tr>
+        <w:tc>
+          <w:tcPr>
+            <w:cnfStyle w:val="001000000000" w:firstRow="0" w:lastRow="0" w:firstColumn="1" w:lastColumn="0" w:oddVBand="0" w:evenVBand="0" w:oddHBand="0" w:evenHBand="0" w:firstRowFirstColumn="0" w:firstRowLastColumn="0" w:lastRowFirstColumn="0" w:lastRowLastColumn="0"/>
+            <w:tcW w:w="0" w:type="auto"/>
+            <w:hideMark/>
+          </w:tcPr>
+          <w:p>
+            <w:pPr>
+              <w:pStyle w:val="BITTextkrper"/>
+              <w:rPr>
+                <w:b w:val="0"/>
+                <w:bCs w:val="0"/>
+              </w:rPr>
+            </w:pPr>
+            <w:r>
+              <w:rPr>
+                <w:b w:val="0"/>
+                <w:bCs w:val="0"/>
+              </w:rPr>
+              <w:t>Ceph</w:t>
+            </w:r>
+          </w:p>
+        </w:tc>
+        <w:tc>
+          <w:tcPr>
+            <w:tcW w:w="0" w:type="auto"/>
+            <w:hideMark/>
+          </w:tcPr>
+          <w:p>
+            <w:pPr>
+              <w:pStyle w:val="BITTextkrper"/>
+              <w:cnfStyle w:val="000000000000" w:firstRow="0" w:lastRow="0" w:firstColumn="0" w:lastColumn="0" w:oddVBand="0" w:evenVBand="0" w:oddHBand="0" w:evenHBand="0" w:firstRowFirstColumn="0" w:firstRowLastColumn="0" w:lastRowFirstColumn="0" w:lastRowLastColumn="0"/>
+            </w:pPr>
+            <w:r>
+              <w:t>Open source</w:t>
+            </w:r>
+          </w:p>
+        </w:tc>
+      </w:tr>
+      <w:tr>
+        <w:trPr>
+          <w:cnfStyle w:val="000000100000" w:firstRow="0" w:lastRow="0" w:firstColumn="0" w:lastColumn="0" w:oddVBand="0" w:evenVBand="0" w:oddHBand="1" w:evenHBand="0" w:firstRowFirstColumn="0" w:firstRowLastColumn="0" w:lastRowFirstColumn="0" w:lastRowLastColumn="0"/>
+        </w:trPr>
+        <w:tc>
+          <w:tcPr>
+            <w:cnfStyle w:val="001000000000" w:firstRow="0" w:lastRow="0" w:firstColumn="1" w:lastColumn="0" w:oddVBand="0" w:evenVBand="0" w:oddHBand="0" w:evenHBand="0" w:firstRowFirstColumn="0" w:firstRowLastColumn="0" w:lastRowFirstColumn="0" w:lastRowLastColumn="0"/>
+            <w:tcW w:w="0" w:type="auto"/>
+            <w:hideMark/>
+          </w:tcPr>
+          <w:p>
+            <w:pPr>
+              <w:pStyle w:val="BITTextkrper"/>
+              <w:rPr>
+                <w:b w:val="0"/>
+                <w:bCs w:val="0"/>
+              </w:rPr>
+            </w:pPr>
+            <w:r>
+              <w:rPr>
+                <w:b w:val="0"/>
+                <w:bCs w:val="0"/>
+              </w:rPr>
+              <w:t>Ansible</w:t>
+            </w:r>
+          </w:p>
+        </w:tc>
+        <w:tc>
+          <w:tcPr>
+            <w:tcW w:w="0" w:type="auto"/>
+            <w:hideMark/>
+          </w:tcPr>
+          <w:p>
+            <w:pPr>
+              <w:pStyle w:val="BITTextkrper"/>
+              <w:cnfStyle w:val="000000100000" w:firstRow="0" w:lastRow="0" w:firstColumn="0" w:lastColumn="0" w:oddVBand="0" w:evenVBand="0" w:oddHBand="1" w:evenHBand="0" w:firstRowFirstColumn="0" w:firstRowLastColumn="0" w:lastRowFirstColumn="0" w:lastRowLastColumn="0"/>
+            </w:pPr>
+            <w:r>
+              <w:t>Open source</w:t>
+            </w:r>
+          </w:p>
+        </w:tc>
+      </w:tr>
+      <w:tr>
+        <w:tc>
+          <w:tcPr>
+            <w:cnfStyle w:val="001000000000" w:firstRow="0" w:lastRow="0" w:firstColumn="1" w:lastColumn="0" w:oddVBand="0" w:evenVBand="0" w:oddHBand="0" w:evenHBand="0" w:firstRowFirstColumn="0" w:firstRowLastColumn="0" w:lastRowFirstColumn="0" w:lastRowLastColumn="0"/>
+            <w:tcW w:w="0" w:type="auto"/>
+            <w:hideMark/>
+          </w:tcPr>
+          <w:p>
+            <w:pPr>
+              <w:pStyle w:val="BITTextkrper"/>
+              <w:rPr>
+                <w:b w:val="0"/>
+                <w:bCs w:val="0"/>
+              </w:rPr>
+            </w:pPr>
+            <w:r>
+              <w:rPr>
+                <w:b w:val="0"/>
+                <w:bCs w:val="0"/>
+              </w:rPr>
+              <w:t>Git</w:t>
+            </w:r>
+          </w:p>
+        </w:tc>
+        <w:tc>
+          <w:tcPr>
+            <w:tcW w:w="0" w:type="auto"/>
+            <w:hideMark/>
+          </w:tcPr>
+          <w:p>
+            <w:pPr>
+              <w:pStyle w:val="BITTextkrper"/>
+              <w:cnfStyle w:val="000000000000" w:firstRow="0" w:lastRow="0" w:firstColumn="0" w:lastColumn="0" w:oddVBand="0" w:evenVBand="0" w:oddHBand="0" w:evenHBand="0" w:firstRowFirstColumn="0" w:firstRowLastColumn="0" w:lastRowFirstColumn="0" w:lastRowLastColumn="0"/>
+            </w:pPr>
+            <w:r>
+              <w:t>Open source</w:t>
+            </w:r>
+          </w:p>
+        </w:tc>
+      </w:tr>
+      <w:tr>
+        <w:trPr>
+          <w:cnfStyle w:val="000000100000" w:firstRow="0" w:lastRow="0" w:firstColumn="0" w:lastColumn="0" w:oddVBand="0" w:evenVBand="0" w:oddHBand="1" w:evenHBand="0" w:firstRowFirstColumn="0" w:firstRowLastColumn="0" w:lastRowFirstColumn="0" w:lastRowLastColumn="0"/>
+        </w:trPr>
+        <w:tc>
+          <w:tcPr>
+            <w:cnfStyle w:val="001000000000" w:firstRow="0" w:lastRow="0" w:firstColumn="1" w:lastColumn="0" w:oddVBand="0" w:evenVBand="0" w:oddHBand="0" w:evenHBand="0" w:firstRowFirstColumn="0" w:firstRowLastColumn="0" w:lastRowFirstColumn="0" w:lastRowLastColumn="0"/>
+            <w:tcW w:w="0" w:type="auto"/>
+            <w:hideMark/>
+          </w:tcPr>
+          <w:p>
+            <w:pPr>
+              <w:pStyle w:val="BITTextkrper"/>
+              <w:rPr>
+                <w:b w:val="0"/>
+                <w:bCs w:val="0"/>
+              </w:rPr>
+            </w:pPr>
+            <w:r>
+              <w:rPr>
+                <w:b w:val="0"/>
+                <w:bCs w:val="0"/>
+              </w:rPr>
+              <w:t>KeePassXC</w:t>
+            </w:r>
+          </w:p>
+        </w:tc>
+        <w:tc>
+          <w:tcPr>
+            <w:tcW w:w="0" w:type="auto"/>
+            <w:hideMark/>
+          </w:tcPr>
+          <w:p>
+            <w:pPr>
+              <w:pStyle w:val="BITTextkrper"/>
+              <w:cnfStyle w:val="000000100000" w:firstRow="0" w:lastRow="0" w:firstColumn="0" w:lastColumn="0" w:oddVBand="0" w:evenVBand="0" w:oddHBand="1" w:evenHBand="0" w:firstRowFirstColumn="0" w:firstRowLastColumn="0" w:lastRowFirstColumn="0" w:lastRowLastColumn="0"/>
+            </w:pPr>
+            <w:r>
+              <w:t>Open source</w:t>
+            </w:r>
+          </w:p>
+        </w:tc>
+      </w:tr>
+      <w:tr>
+        <w:tc>
+          <w:tcPr>
+            <w:cnfStyle w:val="001000000000" w:firstRow="0" w:lastRow="0" w:firstColumn="1" w:lastColumn="0" w:oddVBand="0" w:evenVBand="0" w:oddHBand="0" w:evenHBand="0" w:firstRowFirstColumn="0" w:firstRowLastColumn="0" w:lastRowFirstColumn="0" w:lastRowLastColumn="0"/>
+            <w:tcW w:w="0" w:type="auto"/>
+            <w:hideMark/>
+          </w:tcPr>
+          <w:p>
+            <w:pPr>
+              <w:pStyle w:val="BITTextkrper"/>
+              <w:rPr>
+                <w:b w:val="0"/>
+                <w:bCs w:val="0"/>
+              </w:rPr>
+            </w:pPr>
+            <w:r>
+              <w:rPr>
+                <w:b w:val="0"/>
+                <w:bCs w:val="0"/>
+              </w:rPr>
+              <w:t>Windows Server</w:t>
+            </w:r>
+          </w:p>
+        </w:tc>
+        <w:tc>
+          <w:tcPr>
+            <w:tcW w:w="0" w:type="auto"/>
+            <w:hideMark/>
+          </w:tcPr>
+          <w:p>
+            <w:pPr>
+              <w:pStyle w:val="BITTextkrper"/>
+              <w:cnfStyle w:val="000000000000" w:firstRow="0" w:lastRow="0" w:firstColumn="0" w:lastColumn="0" w:oddVBand="0" w:evenVBand="0" w:oddHBand="0" w:evenHBand="0" w:firstRowFirstColumn="0" w:firstRowLastColumn="0" w:lastRowFirstColumn="0" w:lastRowLastColumn="0"/>
+            </w:pPr>
+            <w:r>
+              <w:t>Utilisation de la période d’essai Windows</w:t>
+            </w:r>
+          </w:p>
+        </w:tc>
+      </w:tr>
+      <w:tr>
+        <w:trPr>
+          <w:cnfStyle w:val="000000100000" w:firstRow="0" w:lastRow="0" w:firstColumn="0" w:lastColumn="0" w:oddVBand="0" w:evenVBand="0" w:oddHBand="1" w:evenHBand="0" w:firstRowFirstColumn="0" w:firstRowLastColumn="0" w:lastRowFirstColumn="0" w:lastRowLastColumn="0"/>
+        </w:trPr>
+        <w:tc>
+          <w:tcPr>
+            <w:cnfStyle w:val="001000000000" w:firstRow="0" w:lastRow="0" w:firstColumn="1" w:lastColumn="0" w:oddVBand="0" w:evenVBand="0" w:oddHBand="0" w:evenHBand="0" w:firstRowFirstColumn="0" w:firstRowLastColumn="0" w:lastRowFirstColumn="0" w:lastRowLastColumn="0"/>
+            <w:tcW w:w="0" w:type="auto"/>
+            <w:hideMark/>
+          </w:tcPr>
+          <w:p>
+            <w:pPr>
+              <w:pStyle w:val="BITTextkrper"/>
+              <w:rPr>
+                <w:b w:val="0"/>
+                <w:bCs w:val="0"/>
+              </w:rPr>
+            </w:pPr>
+            <w:r>
+              <w:rPr>
+                <w:b w:val="0"/>
+                <w:bCs w:val="0"/>
+              </w:rPr>
+              <w:t>Microsoft Office</w:t>
+            </w:r>
+          </w:p>
+        </w:tc>
+        <w:tc>
+          <w:tcPr>
+            <w:tcW w:w="0" w:type="auto"/>
+            <w:hideMark/>
+          </w:tcPr>
+          <w:p>
+            <w:pPr>
+              <w:pStyle w:val="BITTextkrper"/>
+              <w:cnfStyle w:val="000000100000" w:firstRow="0" w:lastRow="0" w:firstColumn="0" w:lastColumn="0" w:oddVBand="0" w:evenVBand="0" w:oddHBand="1" w:evenHBand="0" w:firstRowFirstColumn="0" w:firstRowLastColumn="0" w:lastRowFirstColumn="0" w:lastRowLastColumn="0"/>
+            </w:pPr>
+            <w:r>
+              <w:t xml:space="preserve">Licence déjà disponible </w:t>
+            </w:r>
+            <w:r>
+              <w:t>via l’EMF</w:t>
+            </w:r>
+          </w:p>
+        </w:tc>
+      </w:tr>
+    </w:tbl>
+    <w:p>
+      <w:pPr>
+        <w:pStyle w:val="Titre3"/>
+      </w:pPr>
+      <w:r>
+        <w:lastRenderedPageBreak/>
+        <w:t>Ressources humaines et documentaires</w:t>
+      </w:r>
+    </w:p>
     <w:p>
       <w:pPr>
         <w:pStyle w:val="BITTextkrper"/>
-        <w:rPr>
-          <w:szCs w:val="22"/>
-        </w:rPr>
+      </w:pPr>
+      <w:r>
+        <w:t>La réalisation du projet nécessite également l’accès à certaines personnes et documentations.</w:t>
+      </w:r>
+    </w:p>
+    <w:tbl>
+      <w:tblPr>
+        <w:tblStyle w:val="TableauGrille4-Accentuation1"/>
+        <w:tblW w:w="0" w:type="auto"/>
+        <w:tblLook w:val="04A0" w:firstRow="1" w:lastRow="0" w:firstColumn="1" w:lastColumn="0" w:noHBand="0" w:noVBand="1"/>
+      </w:tblPr>
+      <w:tblGrid>
+        <w:gridCol w:w="2664"/>
+        <w:gridCol w:w="6397"/>
+      </w:tblGrid>
+      <w:tr>
+        <w:trPr>
+          <w:cnfStyle w:val="100000000000" w:firstRow="1" w:lastRow="0" w:firstColumn="0" w:lastColumn="0" w:oddVBand="0" w:evenVBand="0" w:oddHBand="0" w:evenHBand="0" w:firstRowFirstColumn="0" w:firstRowLastColumn="0" w:lastRowFirstColumn="0" w:lastRowLastColumn="0"/>
+        </w:trPr>
+        <w:tc>
+          <w:tcPr>
+            <w:cnfStyle w:val="001000000000" w:firstRow="0" w:lastRow="0" w:firstColumn="1" w:lastColumn="0" w:oddVBand="0" w:evenVBand="0" w:oddHBand="0" w:evenHBand="0" w:firstRowFirstColumn="0" w:firstRowLastColumn="0" w:lastRowFirstColumn="0" w:lastRowLastColumn="0"/>
+            <w:tcW w:w="0" w:type="auto"/>
+            <w:hideMark/>
+          </w:tcPr>
+          <w:p>
+            <w:pPr>
+              <w:pStyle w:val="BITTextkrper"/>
+            </w:pPr>
+            <w:r>
+              <w:t>Ressource</w:t>
+            </w:r>
+          </w:p>
+        </w:tc>
+        <w:tc>
+          <w:tcPr>
+            <w:tcW w:w="0" w:type="auto"/>
+            <w:hideMark/>
+          </w:tcPr>
+          <w:p>
+            <w:pPr>
+              <w:pStyle w:val="BITTextkrper"/>
+              <w:cnfStyle w:val="100000000000" w:firstRow="1" w:lastRow="0" w:firstColumn="0" w:lastColumn="0" w:oddVBand="0" w:evenVBand="0" w:oddHBand="0" w:evenHBand="0" w:firstRowFirstColumn="0" w:firstRowLastColumn="0" w:lastRowFirstColumn="0" w:lastRowLastColumn="0"/>
+            </w:pPr>
+            <w:r>
+              <w:t>Utilisation</w:t>
+            </w:r>
+          </w:p>
+        </w:tc>
+      </w:tr>
+      <w:tr>
+        <w:trPr>
+          <w:cnfStyle w:val="000000100000" w:firstRow="0" w:lastRow="0" w:firstColumn="0" w:lastColumn="0" w:oddVBand="0" w:evenVBand="0" w:oddHBand="1" w:evenHBand="0" w:firstRowFirstColumn="0" w:firstRowLastColumn="0" w:lastRowFirstColumn="0" w:lastRowLastColumn="0"/>
+        </w:trPr>
+        <w:tc>
+          <w:tcPr>
+            <w:cnfStyle w:val="001000000000" w:firstRow="0" w:lastRow="0" w:firstColumn="1" w:lastColumn="0" w:oddVBand="0" w:evenVBand="0" w:oddHBand="0" w:evenHBand="0" w:firstRowFirstColumn="0" w:firstRowLastColumn="0" w:lastRowFirstColumn="0" w:lastRowLastColumn="0"/>
+            <w:tcW w:w="0" w:type="auto"/>
+            <w:hideMark/>
+          </w:tcPr>
+          <w:p>
+            <w:pPr>
+              <w:pStyle w:val="BITTextkrper"/>
+              <w:rPr>
+                <w:b w:val="0"/>
+                <w:bCs w:val="0"/>
+              </w:rPr>
+            </w:pPr>
+            <w:r>
+              <w:rPr>
+                <w:b w:val="0"/>
+                <w:bCs w:val="0"/>
+              </w:rPr>
+              <w:t>Supérieur professionnel</w:t>
+            </w:r>
+          </w:p>
+        </w:tc>
+        <w:tc>
+          <w:tcPr>
+            <w:tcW w:w="0" w:type="auto"/>
+            <w:hideMark/>
+          </w:tcPr>
+          <w:p>
+            <w:pPr>
+              <w:pStyle w:val="BITTextkrper"/>
+              <w:cnfStyle w:val="000000100000" w:firstRow="0" w:lastRow="0" w:firstColumn="0" w:lastColumn="0" w:oddVBand="0" w:evenVBand="0" w:oddHBand="1" w:evenHBand="0" w:firstRowFirstColumn="0" w:firstRowLastColumn="0" w:lastRowFirstColumn="0" w:lastRowLastColumn="0"/>
+            </w:pPr>
+            <w:r>
+              <w:t>Validation des choix, suivi du projet et aide en cas de blocage</w:t>
+            </w:r>
+          </w:p>
+        </w:tc>
+      </w:tr>
+      <w:tr>
+        <w:tc>
+          <w:tcPr>
+            <w:cnfStyle w:val="001000000000" w:firstRow="0" w:lastRow="0" w:firstColumn="1" w:lastColumn="0" w:oddVBand="0" w:evenVBand="0" w:oddHBand="0" w:evenHBand="0" w:firstRowFirstColumn="0" w:firstRowLastColumn="0" w:lastRowFirstColumn="0" w:lastRowLastColumn="0"/>
+            <w:tcW w:w="0" w:type="auto"/>
+            <w:hideMark/>
+          </w:tcPr>
+          <w:p>
+            <w:pPr>
+              <w:pStyle w:val="BITTextkrper"/>
+              <w:rPr>
+                <w:b w:val="0"/>
+                <w:bCs w:val="0"/>
+              </w:rPr>
+            </w:pPr>
+            <w:r>
+              <w:rPr>
+                <w:b w:val="0"/>
+                <w:bCs w:val="0"/>
+              </w:rPr>
+              <w:t>Documentation Proxmox</w:t>
+            </w:r>
+          </w:p>
+        </w:tc>
+        <w:tc>
+          <w:tcPr>
+            <w:tcW w:w="0" w:type="auto"/>
+            <w:hideMark/>
+          </w:tcPr>
+          <w:p>
+            <w:pPr>
+              <w:pStyle w:val="BITTextkrper"/>
+              <w:cnfStyle w:val="000000000000" w:firstRow="0" w:lastRow="0" w:firstColumn="0" w:lastColumn="0" w:oddVBand="0" w:evenVBand="0" w:oddHBand="0" w:evenHBand="0" w:firstRowFirstColumn="0" w:firstRowLastColumn="0" w:lastRowFirstColumn="0" w:lastRowLastColumn="0"/>
+            </w:pPr>
+            <w:r>
+              <w:t>Référence pour l’installation, le cluster, le stockage et le réseau</w:t>
+            </w:r>
+          </w:p>
+        </w:tc>
+      </w:tr>
+      <w:tr>
+        <w:trPr>
+          <w:cnfStyle w:val="000000100000" w:firstRow="0" w:lastRow="0" w:firstColumn="0" w:lastColumn="0" w:oddVBand="0" w:evenVBand="0" w:oddHBand="1" w:evenHBand="0" w:firstRowFirstColumn="0" w:firstRowLastColumn="0" w:lastRowFirstColumn="0" w:lastRowLastColumn="0"/>
+        </w:trPr>
+        <w:tc>
+          <w:tcPr>
+            <w:cnfStyle w:val="001000000000" w:firstRow="0" w:lastRow="0" w:firstColumn="1" w:lastColumn="0" w:oddVBand="0" w:evenVBand="0" w:oddHBand="0" w:evenHBand="0" w:firstRowFirstColumn="0" w:firstRowLastColumn="0" w:lastRowFirstColumn="0" w:lastRowLastColumn="0"/>
+            <w:tcW w:w="0" w:type="auto"/>
+            <w:hideMark/>
+          </w:tcPr>
+          <w:p>
+            <w:pPr>
+              <w:pStyle w:val="BITTextkrper"/>
+              <w:rPr>
+                <w:b w:val="0"/>
+                <w:bCs w:val="0"/>
+              </w:rPr>
+            </w:pPr>
+            <w:r>
+              <w:rPr>
+                <w:b w:val="0"/>
+                <w:bCs w:val="0"/>
+              </w:rPr>
+              <w:t>Documentation Ansible</w:t>
+            </w:r>
+          </w:p>
+        </w:tc>
+        <w:tc>
+          <w:tcPr>
+            <w:tcW w:w="0" w:type="auto"/>
+            <w:hideMark/>
+          </w:tcPr>
+          <w:p>
+            <w:pPr>
+              <w:pStyle w:val="BITTextkrper"/>
+              <w:cnfStyle w:val="000000100000" w:firstRow="0" w:lastRow="0" w:firstColumn="0" w:lastColumn="0" w:oddVBand="0" w:evenVBand="0" w:oddHBand="1" w:evenHBand="0" w:firstRowFirstColumn="0" w:firstRowLastColumn="0" w:lastRowFirstColumn="0" w:lastRowLastColumn="0"/>
+            </w:pPr>
+            <w:r>
+              <w:t>Référence pour les playbooks et les modules utilisés</w:t>
+            </w:r>
+          </w:p>
+        </w:tc>
+      </w:tr>
+      <w:tr>
+        <w:tc>
+          <w:tcPr>
+            <w:cnfStyle w:val="001000000000" w:firstRow="0" w:lastRow="0" w:firstColumn="1" w:lastColumn="0" w:oddVBand="0" w:evenVBand="0" w:oddHBand="0" w:evenHBand="0" w:firstRowFirstColumn="0" w:firstRowLastColumn="0" w:lastRowFirstColumn="0" w:lastRowLastColumn="0"/>
+            <w:tcW w:w="0" w:type="auto"/>
+            <w:hideMark/>
+          </w:tcPr>
+          <w:p>
+            <w:pPr>
+              <w:pStyle w:val="BITTextkrper"/>
+              <w:rPr>
+                <w:b w:val="0"/>
+                <w:bCs w:val="0"/>
+              </w:rPr>
+            </w:pPr>
+            <w:r>
+              <w:rPr>
+                <w:b w:val="0"/>
+                <w:bCs w:val="0"/>
+              </w:rPr>
+              <w:t>Standards d’entreprise EMF</w:t>
+            </w:r>
+          </w:p>
+        </w:tc>
+        <w:tc>
+          <w:tcPr>
+            <w:tcW w:w="0" w:type="auto"/>
+            <w:hideMark/>
+          </w:tcPr>
+          <w:p>
+            <w:pPr>
+              <w:pStyle w:val="BITTextkrper"/>
+              <w:cnfStyle w:val="000000000000" w:firstRow="0" w:lastRow="0" w:firstColumn="0" w:lastColumn="0" w:oddVBand="0" w:evenVBand="0" w:oddHBand="0" w:evenHBand="0" w:firstRowFirstColumn="0" w:firstRowLastColumn="0" w:lastRowFirstColumn="0" w:lastRowLastColumn="0"/>
+            </w:pPr>
+            <w:r>
+              <w:t>Respect du nommage, de la structure des scripts et des bonnes pratiques</w:t>
+            </w:r>
+          </w:p>
+        </w:tc>
+      </w:tr>
+      <w:tr>
+        <w:trPr>
+          <w:cnfStyle w:val="000000100000" w:firstRow="0" w:lastRow="0" w:firstColumn="0" w:lastColumn="0" w:oddVBand="0" w:evenVBand="0" w:oddHBand="1" w:evenHBand="0" w:firstRowFirstColumn="0" w:firstRowLastColumn="0" w:lastRowFirstColumn="0" w:lastRowLastColumn="0"/>
+        </w:trPr>
+        <w:tc>
+          <w:tcPr>
+            <w:cnfStyle w:val="001000000000" w:firstRow="0" w:lastRow="0" w:firstColumn="1" w:lastColumn="0" w:oddVBand="0" w:evenVBand="0" w:oddHBand="0" w:evenHBand="0" w:firstRowFirstColumn="0" w:firstRowLastColumn="0" w:lastRowFirstColumn="0" w:lastRowLastColumn="0"/>
+            <w:tcW w:w="0" w:type="auto"/>
+            <w:hideMark/>
+          </w:tcPr>
+          <w:p>
+            <w:pPr>
+              <w:pStyle w:val="BITTextkrper"/>
+              <w:rPr>
+                <w:b w:val="0"/>
+                <w:bCs w:val="0"/>
+              </w:rPr>
+            </w:pPr>
+            <w:r>
+              <w:rPr>
+                <w:b w:val="0"/>
+                <w:bCs w:val="0"/>
+              </w:rPr>
+              <w:t>Cahier des charges</w:t>
+            </w:r>
+          </w:p>
+        </w:tc>
+        <w:tc>
+          <w:tcPr>
+            <w:tcW w:w="0" w:type="auto"/>
+            <w:hideMark/>
+          </w:tcPr>
+          <w:p>
+            <w:pPr>
+              <w:pStyle w:val="BITTextkrper"/>
+              <w:cnfStyle w:val="000000100000" w:firstRow="0" w:lastRow="0" w:firstColumn="0" w:lastColumn="0" w:oddVBand="0" w:evenVBand="0" w:oddHBand="1" w:evenHBand="0" w:firstRowFirstColumn="0" w:firstRowLastColumn="0" w:lastRowFirstColumn="0" w:lastRowLastColumn="0"/>
+            </w:pPr>
+            <w:r>
+              <w:t>Base des exigences à respecter</w:t>
+            </w:r>
+          </w:p>
+        </w:tc>
+      </w:tr>
+      <w:tr>
+        <w:tc>
+          <w:tcPr>
+            <w:cnfStyle w:val="001000000000" w:firstRow="0" w:lastRow="0" w:firstColumn="1" w:lastColumn="0" w:oddVBand="0" w:evenVBand="0" w:oddHBand="0" w:evenHBand="0" w:firstRowFirstColumn="0" w:firstRowLastColumn="0" w:lastRowFirstColumn="0" w:lastRowLastColumn="0"/>
+            <w:tcW w:w="0" w:type="auto"/>
+            <w:hideMark/>
+          </w:tcPr>
+          <w:p>
+            <w:pPr>
+              <w:pStyle w:val="BITTextkrper"/>
+              <w:rPr>
+                <w:b w:val="0"/>
+                <w:bCs w:val="0"/>
+              </w:rPr>
+            </w:pPr>
+            <w:r>
+              <w:rPr>
+                <w:b w:val="0"/>
+                <w:bCs w:val="0"/>
+              </w:rPr>
+              <w:t>Manuel ICT-FR</w:t>
+            </w:r>
+          </w:p>
+        </w:tc>
+        <w:tc>
+          <w:tcPr>
+            <w:tcW w:w="0" w:type="auto"/>
+            <w:hideMark/>
+          </w:tcPr>
+          <w:p>
+            <w:pPr>
+              <w:pStyle w:val="BITTextkrper"/>
+              <w:cnfStyle w:val="000000000000" w:firstRow="0" w:lastRow="0" w:firstColumn="0" w:lastColumn="0" w:oddVBand="0" w:evenVBand="0" w:oddHBand="0" w:evenHBand="0" w:firstRowFirstColumn="0" w:firstRowLastColumn="0" w:lastRowFirstColumn="0" w:lastRowLastColumn="0"/>
+            </w:pPr>
+            <w:r>
+              <w:t>Référence pour la structure et les attentes du rapport</w:t>
+            </w:r>
+          </w:p>
+        </w:tc>
+      </w:tr>
+    </w:tbl>
+    <w:p>
+      <w:pPr>
+        <w:pStyle w:val="BITTextkrper"/>
       </w:pPr>
     </w:p>
     <w:p>
@@ -10736,6 +13132,1977 @@
           <w:color w:val="A6A6A6" w:themeColor="background1" w:themeShade="A6"/>
         </w:rPr>
         <w:t>Détails techniques, scripts, configurations</w:t>
+      </w:r>
+    </w:p>
+    <w:p>
+      <w:pPr>
+        <w:pStyle w:val="Titre3"/>
+      </w:pPr>
+      <w:r>
+        <w:t>Installation de l’OS</w:t>
+      </w:r>
+    </w:p>
+    <w:p>
+      <w:pPr>
+        <w:pStyle w:val="BITTextkrper"/>
+      </w:pPr>
+      <w:r>
+        <w:t>L’installation de l’OS est la même pour les trois nœuds, seuls l’IP et le Hostname changent. Voici une marche à suivre avec l’installateur graphique, les données de chaque nœuds sont dans le tableau.</w:t>
+      </w:r>
+    </w:p>
+    <w:tbl>
+      <w:tblPr>
+        <w:tblStyle w:val="Grilledutableau"/>
+        <w:tblW w:w="0" w:type="auto"/>
+        <w:tblLook w:val="04A0" w:firstRow="1" w:lastRow="0" w:firstColumn="1" w:lastColumn="0" w:noHBand="0" w:noVBand="1"/>
+      </w:tblPr>
+      <w:tblGrid>
+        <w:gridCol w:w="3020"/>
+        <w:gridCol w:w="3020"/>
+        <w:gridCol w:w="3021"/>
+      </w:tblGrid>
+      <w:tr>
+        <w:tc>
+          <w:tcPr>
+            <w:tcW w:w="3020" w:type="dxa"/>
+          </w:tcPr>
+          <w:p>
+            <w:pPr>
+              <w:pStyle w:val="BITTextkrper"/>
+            </w:pPr>
+            <w:r>
+              <w:t>Nom du nœud</w:t>
+            </w:r>
+          </w:p>
+        </w:tc>
+        <w:tc>
+          <w:tcPr>
+            <w:tcW w:w="3020" w:type="dxa"/>
+          </w:tcPr>
+          <w:p>
+            <w:pPr>
+              <w:pStyle w:val="BITTextkrper"/>
+            </w:pPr>
+            <w:r>
+              <w:t>Hostname</w:t>
+            </w:r>
+          </w:p>
+        </w:tc>
+        <w:tc>
+          <w:tcPr>
+            <w:tcW w:w="3021" w:type="dxa"/>
+          </w:tcPr>
+          <w:p>
+            <w:pPr>
+              <w:pStyle w:val="BITTextkrper"/>
+            </w:pPr>
+            <w:r>
+              <w:t>IP</w:t>
+            </w:r>
+          </w:p>
+        </w:tc>
+      </w:tr>
+      <w:tr>
+        <w:tc>
+          <w:tcPr>
+            <w:tcW w:w="3020" w:type="dxa"/>
+          </w:tcPr>
+          <w:p>
+            <w:pPr>
+              <w:pStyle w:val="BITTextkrper"/>
+            </w:pPr>
+            <w:r>
+              <w:t>A41-SRV-01</w:t>
+            </w:r>
+          </w:p>
+        </w:tc>
+        <w:tc>
+          <w:tcPr>
+            <w:tcW w:w="3020" w:type="dxa"/>
+          </w:tcPr>
+          <w:p>
+            <w:pPr>
+              <w:pStyle w:val="BITTextkrper"/>
+            </w:pPr>
+            <w:r>
+              <w:t>a41-srv-01</w:t>
+            </w:r>
+          </w:p>
+        </w:tc>
+        <w:tc>
+          <w:tcPr>
+            <w:tcW w:w="3021" w:type="dxa"/>
+          </w:tcPr>
+          <w:p>
+            <w:pPr>
+              <w:pStyle w:val="BITTextkrper"/>
+            </w:pPr>
+            <w:r>
+              <w:t>10.19.59.11/24</w:t>
+            </w:r>
+          </w:p>
+        </w:tc>
+      </w:tr>
+      <w:tr>
+        <w:tc>
+          <w:tcPr>
+            <w:tcW w:w="3020" w:type="dxa"/>
+          </w:tcPr>
+          <w:p>
+            <w:pPr>
+              <w:pStyle w:val="BITTextkrper"/>
+            </w:pPr>
+            <w:r>
+              <w:t>A41-SRV-02</w:t>
+            </w:r>
+          </w:p>
+        </w:tc>
+        <w:tc>
+          <w:tcPr>
+            <w:tcW w:w="3020" w:type="dxa"/>
+          </w:tcPr>
+          <w:p>
+            <w:pPr>
+              <w:pStyle w:val="BITTextkrper"/>
+            </w:pPr>
+            <w:r>
+              <w:t>a41-srv-02</w:t>
+            </w:r>
+          </w:p>
+        </w:tc>
+        <w:tc>
+          <w:tcPr>
+            <w:tcW w:w="3021" w:type="dxa"/>
+          </w:tcPr>
+          <w:p>
+            <w:pPr>
+              <w:pStyle w:val="BITTextkrper"/>
+            </w:pPr>
+            <w:r>
+              <w:t>10.19.59.12/24</w:t>
+            </w:r>
+          </w:p>
+        </w:tc>
+      </w:tr>
+      <w:tr>
+        <w:tc>
+          <w:tcPr>
+            <w:tcW w:w="3020" w:type="dxa"/>
+          </w:tcPr>
+          <w:p>
+            <w:pPr>
+              <w:pStyle w:val="BITTextkrper"/>
+            </w:pPr>
+            <w:r>
+              <w:t>A41-SRV-0</w:t>
+            </w:r>
+            <w:r>
+              <w:t>3</w:t>
+            </w:r>
+          </w:p>
+        </w:tc>
+        <w:tc>
+          <w:tcPr>
+            <w:tcW w:w="3020" w:type="dxa"/>
+          </w:tcPr>
+          <w:p>
+            <w:pPr>
+              <w:pStyle w:val="BITTextkrper"/>
+            </w:pPr>
+            <w:r>
+              <w:t>a41-srv-0</w:t>
+            </w:r>
+            <w:r>
+              <w:t>3</w:t>
+            </w:r>
+          </w:p>
+        </w:tc>
+        <w:tc>
+          <w:tcPr>
+            <w:tcW w:w="3021" w:type="dxa"/>
+          </w:tcPr>
+          <w:p>
+            <w:pPr>
+              <w:pStyle w:val="BITTextkrper"/>
+            </w:pPr>
+            <w:r>
+              <w:t>10.19.59.13/24</w:t>
+            </w:r>
+          </w:p>
+        </w:tc>
+      </w:tr>
+    </w:tbl>
+    <w:p>
+      <w:pPr>
+        <w:pStyle w:val="BITTextkrper"/>
+      </w:pPr>
+    </w:p>
+    <w:p>
+      <w:pPr>
+        <w:pStyle w:val="Titre3"/>
+      </w:pPr>
+      <w:r>
+        <w:t>Passer les nœuds en Community</w:t>
+      </w:r>
+    </w:p>
+    <w:p>
+      <w:pPr>
+        <w:pStyle w:val="BITTextkrper"/>
+      </w:pPr>
+      <w:r>
+        <w:t>Afin de pouvoir profiter des mise à jours, il faut changer de repository, et indiquer que l’on veut le repository community, à moins qu’il y ait une licence.</w:t>
+      </w:r>
+    </w:p>
+    <w:p>
+      <w:pPr>
+        <w:pStyle w:val="BITTextkrper"/>
+      </w:pPr>
+      <w:r>
+        <w:t>Dans l’interface graphique :</w:t>
+      </w:r>
+    </w:p>
+    <w:p>
+      <w:pPr>
+        <w:pStyle w:val="BITTextkrper"/>
+      </w:pPr>
+      <w:r>
+        <w:t xml:space="preserve">Nœud </w:t>
+      </w:r>
+      <w:r>
+        <w:sym w:font="Wingdings" w:char="F0E0"/>
+      </w:r>
+      <w:r>
+        <w:t xml:space="preserve"> Updates </w:t>
+      </w:r>
+      <w:r>
+        <w:sym w:font="Wingdings" w:char="F0E0"/>
+      </w:r>
+      <w:r>
+        <w:t xml:space="preserve"> Repositories</w:t>
+      </w:r>
+    </w:p>
+    <w:p>
+      <w:pPr>
+        <w:pStyle w:val="BITTextkrper"/>
+      </w:pPr>
+      <w:r>
+        <w:t>Dans la liste des repositories, sélectionner les lignes dont la colonne « Components » indiquent « Enterprise »</w:t>
+      </w:r>
+      <w:r>
+        <w:t xml:space="preserve"> ou « pve-enterprise »</w:t>
+      </w:r>
+      <w:r>
+        <w:t xml:space="preserve"> puis cliquer sur disable.</w:t>
+      </w:r>
+    </w:p>
+    <w:p>
+      <w:pPr>
+        <w:pStyle w:val="BITTextkrper"/>
+      </w:pPr>
+      <w:r>
+        <w:t xml:space="preserve">Ensuite, cliquer sur « Add » et </w:t>
+      </w:r>
+      <w:r>
+        <w:t>sélectionner « No-Subscription » puis à nouveau sur « Add »</w:t>
+      </w:r>
+    </w:p>
+    <w:p>
+      <w:pPr>
+        <w:pStyle w:val="Titre3"/>
+      </w:pPr>
+      <w:r>
+        <w:t>Mise à jour du système</w:t>
+      </w:r>
+    </w:p>
+    <w:p>
+      <w:pPr>
+        <w:pStyle w:val="BITTextkrper"/>
+      </w:pPr>
+      <w:r>
+        <w:t xml:space="preserve">Nœud </w:t>
+      </w:r>
+      <w:r>
+        <w:sym w:font="Wingdings" w:char="F0E0"/>
+      </w:r>
+      <w:r>
+        <w:t xml:space="preserve"> Shell</w:t>
+      </w:r>
+    </w:p>
+    <w:p>
+      <w:pPr>
+        <w:pStyle w:val="BITTextkrper"/>
+      </w:pPr>
+      <w:r>
+        <w:t>Se loguer si nécessaire</w:t>
+      </w:r>
+      <w:r>
+        <w:t>, puis lancer la commande suivante :</w:t>
+      </w:r>
+    </w:p>
+    <w:p>
+      <w:pPr>
+        <w:pStyle w:val="BITTextkrper"/>
+      </w:pPr>
+      <w:r>
+        <w:t>Apt update &amp;&amp; apt upgrade</w:t>
+      </w:r>
+    </w:p>
+    <w:p>
+      <w:pPr>
+        <w:pStyle w:val="Titre3"/>
+      </w:pPr>
+      <w:r>
+        <w:lastRenderedPageBreak/>
+        <w:t>Création des configurations réseaux</w:t>
+      </w:r>
+    </w:p>
+    <w:p>
+      <w:pPr>
+        <w:pStyle w:val="BITTextkrper"/>
+      </w:pPr>
+      <w:r>
+        <w:t>Dans l’interface graphique :</w:t>
+      </w:r>
+    </w:p>
+    <w:p>
+      <w:pPr>
+        <w:pStyle w:val="BITTextkrper"/>
+      </w:pPr>
+      <w:r>
+        <w:t xml:space="preserve">Nœud </w:t>
+      </w:r>
+      <w:r>
+        <w:sym w:font="Wingdings" w:char="F0E0"/>
+      </w:r>
+      <w:r>
+        <w:t xml:space="preserve"> System </w:t>
+      </w:r>
+      <w:r>
+        <w:sym w:font="Wingdings" w:char="F0E0"/>
+      </w:r>
+      <w:r>
+        <w:t xml:space="preserve"> Network</w:t>
+      </w:r>
+    </w:p>
+    <w:p>
+      <w:pPr>
+        <w:pStyle w:val="BITTextkrper"/>
+      </w:pPr>
+      <w:r>
+        <w:t>Voici, pour chaque nœud, la configuration :</w:t>
+      </w:r>
+    </w:p>
+    <w:p>
+      <w:pPr>
+        <w:pStyle w:val="Titre4"/>
+      </w:pPr>
+      <w:r>
+        <w:t>Nœud 01</w:t>
+      </w:r>
+    </w:p>
+    <w:p>
+      <w:pPr>
+        <w:pStyle w:val="Titre5"/>
+      </w:pPr>
+      <w:r>
+        <w:rPr>
+          <w:noProof/>
+        </w:rPr>
+        <w:drawing>
+          <wp:anchor distT="0" distB="0" distL="114300" distR="114300" simplePos="0" relativeHeight="251664384" behindDoc="0" locked="0" layoutInCell="1" allowOverlap="1" wp14:anchorId="285D9883" wp14:editId="63B923E4">
+            <wp:simplePos x="0" y="0"/>
+            <wp:positionH relativeFrom="column">
+              <wp:posOffset>2515</wp:posOffset>
+            </wp:positionH>
+            <wp:positionV relativeFrom="paragraph">
+              <wp:posOffset>1168</wp:posOffset>
+            </wp:positionV>
+            <wp:extent cx="5749925" cy="1638300"/>
+            <wp:effectExtent l="0" t="0" r="3175" b="0"/>
+            <wp:wrapTopAndBottom/>
+            <wp:docPr id="21675395" name="Image 7"/>
+            <wp:cNvGraphicFramePr>
+              <a:graphicFrameLocks xmlns:a="http://schemas.openxmlformats.org/drawingml/2006/main" noChangeAspect="1"/>
+            </wp:cNvGraphicFramePr>
+            <a:graphic xmlns:a="http://schemas.openxmlformats.org/drawingml/2006/main">
+              <a:graphicData uri="http://schemas.openxmlformats.org/drawingml/2006/picture">
+                <pic:pic xmlns:pic="http://schemas.openxmlformats.org/drawingml/2006/picture">
+                  <pic:nvPicPr>
+                    <pic:cNvPr id="0" name="Picture 6"/>
+                    <pic:cNvPicPr>
+                      <a:picLocks noChangeAspect="1" noChangeArrowheads="1"/>
+                    </pic:cNvPicPr>
+                  </pic:nvPicPr>
+                  <pic:blipFill>
+                    <a:blip r:embed="rId17">
+                      <a:extLst>
+                        <a:ext uri="{28A0092B-C50C-407E-A947-70E740481C1C}">
+                          <a14:useLocalDpi xmlns:a14="http://schemas.microsoft.com/office/drawing/2010/main" val="0"/>
+                        </a:ext>
+                      </a:extLst>
+                    </a:blip>
+                    <a:srcRect/>
+                    <a:stretch>
+                      <a:fillRect/>
+                    </a:stretch>
+                  </pic:blipFill>
+                  <pic:spPr bwMode="auto">
+                    <a:xfrm>
+                      <a:off x="0" y="0"/>
+                      <a:ext cx="5749925" cy="1638300"/>
+                    </a:xfrm>
+                    <a:prstGeom prst="rect">
+                      <a:avLst/>
+                    </a:prstGeom>
+                    <a:noFill/>
+                    <a:ln>
+                      <a:noFill/>
+                    </a:ln>
+                  </pic:spPr>
+                </pic:pic>
+              </a:graphicData>
+            </a:graphic>
+          </wp:anchor>
+        </w:drawing>
+      </w:r>
+      <w:r>
+        <w:t>Vmbr0</w:t>
+      </w:r>
+    </w:p>
+    <w:p>
+      <w:pPr>
+        <w:pStyle w:val="BITTextkrper"/>
+      </w:pPr>
+      <w:r>
+        <w:rPr>
+          <w:noProof/>
+        </w:rPr>
+        <w:drawing>
+          <wp:anchor distT="0" distB="0" distL="114300" distR="114300" simplePos="0" relativeHeight="251665408" behindDoc="0" locked="0" layoutInCell="1" allowOverlap="1" wp14:anchorId="7D869D11" wp14:editId="78EA3444">
+            <wp:simplePos x="0" y="0"/>
+            <wp:positionH relativeFrom="column">
+              <wp:posOffset>2515</wp:posOffset>
+            </wp:positionH>
+            <wp:positionV relativeFrom="paragraph">
+              <wp:posOffset>2337</wp:posOffset>
+            </wp:positionV>
+            <wp:extent cx="5676900" cy="2823845"/>
+            <wp:effectExtent l="0" t="0" r="0" b="0"/>
+            <wp:wrapTopAndBottom/>
+            <wp:docPr id="666316157" name="Image 8"/>
+            <wp:cNvGraphicFramePr>
+              <a:graphicFrameLocks xmlns:a="http://schemas.openxmlformats.org/drawingml/2006/main" noChangeAspect="1"/>
+            </wp:cNvGraphicFramePr>
+            <a:graphic xmlns:a="http://schemas.openxmlformats.org/drawingml/2006/main">
+              <a:graphicData uri="http://schemas.openxmlformats.org/drawingml/2006/picture">
+                <pic:pic xmlns:pic="http://schemas.openxmlformats.org/drawingml/2006/picture">
+                  <pic:nvPicPr>
+                    <pic:cNvPr id="0" name="Picture 7"/>
+                    <pic:cNvPicPr>
+                      <a:picLocks noChangeAspect="1" noChangeArrowheads="1"/>
+                    </pic:cNvPicPr>
+                  </pic:nvPicPr>
+                  <pic:blipFill>
+                    <a:blip r:embed="rId18">
+                      <a:extLst>
+                        <a:ext uri="{28A0092B-C50C-407E-A947-70E740481C1C}">
+                          <a14:useLocalDpi xmlns:a14="http://schemas.microsoft.com/office/drawing/2010/main" val="0"/>
+                        </a:ext>
+                      </a:extLst>
+                    </a:blip>
+                    <a:srcRect/>
+                    <a:stretch>
+                      <a:fillRect/>
+                    </a:stretch>
+                  </pic:blipFill>
+                  <pic:spPr bwMode="auto">
+                    <a:xfrm>
+                      <a:off x="0" y="0"/>
+                      <a:ext cx="5676900" cy="2823845"/>
+                    </a:xfrm>
+                    <a:prstGeom prst="rect">
+                      <a:avLst/>
+                    </a:prstGeom>
+                    <a:noFill/>
+                    <a:ln>
+                      <a:noFill/>
+                    </a:ln>
+                  </pic:spPr>
+                </pic:pic>
+              </a:graphicData>
+            </a:graphic>
+          </wp:anchor>
+        </w:drawing>
+      </w:r>
+    </w:p>
+    <w:p>
+      <w:pPr>
+        <w:pStyle w:val="Titre5"/>
+      </w:pPr>
+      <w:r>
+        <w:t>Vmbr1</w:t>
+      </w:r>
+    </w:p>
+    <w:p>
+      <w:pPr>
+        <w:pStyle w:val="BITTextkrper"/>
+      </w:pPr>
+      <w:r>
+        <w:rPr>
+          <w:noProof/>
+        </w:rPr>
+        <w:lastRenderedPageBreak/>
+        <w:drawing>
+          <wp:anchor distT="0" distB="0" distL="114300" distR="114300" simplePos="0" relativeHeight="251666432" behindDoc="0" locked="0" layoutInCell="1" allowOverlap="1" wp14:anchorId="7466DA52" wp14:editId="2B1C6F14">
+            <wp:simplePos x="0" y="0"/>
+            <wp:positionH relativeFrom="column">
+              <wp:posOffset>2515</wp:posOffset>
+            </wp:positionH>
+            <wp:positionV relativeFrom="paragraph">
+              <wp:posOffset>3327</wp:posOffset>
+            </wp:positionV>
+            <wp:extent cx="5706110" cy="2823845"/>
+            <wp:effectExtent l="0" t="0" r="8890" b="0"/>
+            <wp:wrapTopAndBottom/>
+            <wp:docPr id="1702586552" name="Image 9"/>
+            <wp:cNvGraphicFramePr>
+              <a:graphicFrameLocks xmlns:a="http://schemas.openxmlformats.org/drawingml/2006/main" noChangeAspect="1"/>
+            </wp:cNvGraphicFramePr>
+            <a:graphic xmlns:a="http://schemas.openxmlformats.org/drawingml/2006/main">
+              <a:graphicData uri="http://schemas.openxmlformats.org/drawingml/2006/picture">
+                <pic:pic xmlns:pic="http://schemas.openxmlformats.org/drawingml/2006/picture">
+                  <pic:nvPicPr>
+                    <pic:cNvPr id="0" name="Picture 8"/>
+                    <pic:cNvPicPr>
+                      <a:picLocks noChangeAspect="1" noChangeArrowheads="1"/>
+                    </pic:cNvPicPr>
+                  </pic:nvPicPr>
+                  <pic:blipFill>
+                    <a:blip r:embed="rId19">
+                      <a:extLst>
+                        <a:ext uri="{28A0092B-C50C-407E-A947-70E740481C1C}">
+                          <a14:useLocalDpi xmlns:a14="http://schemas.microsoft.com/office/drawing/2010/main" val="0"/>
+                        </a:ext>
+                      </a:extLst>
+                    </a:blip>
+                    <a:srcRect/>
+                    <a:stretch>
+                      <a:fillRect/>
+                    </a:stretch>
+                  </pic:blipFill>
+                  <pic:spPr bwMode="auto">
+                    <a:xfrm>
+                      <a:off x="0" y="0"/>
+                      <a:ext cx="5706110" cy="2823845"/>
+                    </a:xfrm>
+                    <a:prstGeom prst="rect">
+                      <a:avLst/>
+                    </a:prstGeom>
+                    <a:noFill/>
+                    <a:ln>
+                      <a:noFill/>
+                    </a:ln>
+                  </pic:spPr>
+                </pic:pic>
+              </a:graphicData>
+            </a:graphic>
+          </wp:anchor>
+        </w:drawing>
+      </w:r>
+    </w:p>
+    <w:p>
+      <w:pPr>
+        <w:pStyle w:val="Titre5"/>
+      </w:pPr>
+      <w:r>
+        <w:t>Vmbr2</w:t>
+      </w:r>
+    </w:p>
+    <w:p>
+      <w:pPr>
+        <w:pStyle w:val="BITTextkrper"/>
+      </w:pPr>
+      <w:r>
+        <w:rPr>
+          <w:noProof/>
+        </w:rPr>
+        <w:drawing>
+          <wp:anchor distT="0" distB="0" distL="114300" distR="114300" simplePos="0" relativeHeight="251667456" behindDoc="0" locked="0" layoutInCell="1" allowOverlap="1" wp14:anchorId="0E8D9826" wp14:editId="7847E31C">
+            <wp:simplePos x="0" y="0"/>
+            <wp:positionH relativeFrom="column">
+              <wp:posOffset>2515</wp:posOffset>
+            </wp:positionH>
+            <wp:positionV relativeFrom="paragraph">
+              <wp:posOffset>2159</wp:posOffset>
+            </wp:positionV>
+            <wp:extent cx="5713095" cy="2830830"/>
+            <wp:effectExtent l="0" t="0" r="1905" b="7620"/>
+            <wp:wrapTopAndBottom/>
+            <wp:docPr id="640716423" name="Image 10"/>
+            <wp:cNvGraphicFramePr>
+              <a:graphicFrameLocks xmlns:a="http://schemas.openxmlformats.org/drawingml/2006/main" noChangeAspect="1"/>
+            </wp:cNvGraphicFramePr>
+            <a:graphic xmlns:a="http://schemas.openxmlformats.org/drawingml/2006/main">
+              <a:graphicData uri="http://schemas.openxmlformats.org/drawingml/2006/picture">
+                <pic:pic xmlns:pic="http://schemas.openxmlformats.org/drawingml/2006/picture">
+                  <pic:nvPicPr>
+                    <pic:cNvPr id="0" name="Picture 9"/>
+                    <pic:cNvPicPr>
+                      <a:picLocks noChangeAspect="1" noChangeArrowheads="1"/>
+                    </pic:cNvPicPr>
+                  </pic:nvPicPr>
+                  <pic:blipFill>
+                    <a:blip r:embed="rId20">
+                      <a:extLst>
+                        <a:ext uri="{28A0092B-C50C-407E-A947-70E740481C1C}">
+                          <a14:useLocalDpi xmlns:a14="http://schemas.microsoft.com/office/drawing/2010/main" val="0"/>
+                        </a:ext>
+                      </a:extLst>
+                    </a:blip>
+                    <a:srcRect/>
+                    <a:stretch>
+                      <a:fillRect/>
+                    </a:stretch>
+                  </pic:blipFill>
+                  <pic:spPr bwMode="auto">
+                    <a:xfrm>
+                      <a:off x="0" y="0"/>
+                      <a:ext cx="5713095" cy="2830830"/>
+                    </a:xfrm>
+                    <a:prstGeom prst="rect">
+                      <a:avLst/>
+                    </a:prstGeom>
+                    <a:noFill/>
+                    <a:ln>
+                      <a:noFill/>
+                    </a:ln>
+                  </pic:spPr>
+                </pic:pic>
+              </a:graphicData>
+            </a:graphic>
+          </wp:anchor>
+        </w:drawing>
+      </w:r>
+    </w:p>
+    <w:p>
+      <w:pPr>
+        <w:pStyle w:val="Titre5"/>
+      </w:pPr>
+      <w:r>
+        <w:t>Vmbr3</w:t>
+      </w:r>
+    </w:p>
+    <w:p>
+      <w:pPr>
+        <w:pStyle w:val="BITTextkrper"/>
+      </w:pPr>
+      <w:r>
+        <w:rPr>
+          <w:noProof/>
+        </w:rPr>
+        <w:lastRenderedPageBreak/>
+        <w:drawing>
+          <wp:inline distT="0" distB="0" distL="0" distR="0" wp14:anchorId="2E2F5228" wp14:editId="51AF0C24">
+            <wp:extent cx="5727700" cy="2801620"/>
+            <wp:effectExtent l="0" t="0" r="6350" b="0"/>
+            <wp:docPr id="418112035" name="Image 11"/>
+            <wp:cNvGraphicFramePr>
+              <a:graphicFrameLocks xmlns:a="http://schemas.openxmlformats.org/drawingml/2006/main" noChangeAspect="1"/>
+            </wp:cNvGraphicFramePr>
+            <a:graphic xmlns:a="http://schemas.openxmlformats.org/drawingml/2006/main">
+              <a:graphicData uri="http://schemas.openxmlformats.org/drawingml/2006/picture">
+                <pic:pic xmlns:pic="http://schemas.openxmlformats.org/drawingml/2006/picture">
+                  <pic:nvPicPr>
+                    <pic:cNvPr id="0" name="Picture 10"/>
+                    <pic:cNvPicPr>
+                      <a:picLocks noChangeAspect="1" noChangeArrowheads="1"/>
+                    </pic:cNvPicPr>
+                  </pic:nvPicPr>
+                  <pic:blipFill>
+                    <a:blip r:embed="rId21">
+                      <a:extLst>
+                        <a:ext uri="{28A0092B-C50C-407E-A947-70E740481C1C}">
+                          <a14:useLocalDpi xmlns:a14="http://schemas.microsoft.com/office/drawing/2010/main" val="0"/>
+                        </a:ext>
+                      </a:extLst>
+                    </a:blip>
+                    <a:srcRect/>
+                    <a:stretch>
+                      <a:fillRect/>
+                    </a:stretch>
+                  </pic:blipFill>
+                  <pic:spPr bwMode="auto">
+                    <a:xfrm>
+                      <a:off x="0" y="0"/>
+                      <a:ext cx="5727700" cy="2801620"/>
+                    </a:xfrm>
+                    <a:prstGeom prst="rect">
+                      <a:avLst/>
+                    </a:prstGeom>
+                    <a:noFill/>
+                    <a:ln>
+                      <a:noFill/>
+                    </a:ln>
+                  </pic:spPr>
+                </pic:pic>
+              </a:graphicData>
+            </a:graphic>
+          </wp:inline>
+        </w:drawing>
+      </w:r>
+    </w:p>
+    <w:p>
+      <w:pPr>
+        <w:pStyle w:val="BITTextkrper"/>
+      </w:pPr>
+    </w:p>
+    <w:p>
+      <w:pPr>
+        <w:pStyle w:val="Titre4"/>
+      </w:pPr>
+      <w:r>
+        <w:lastRenderedPageBreak/>
+        <w:t>Nœud 02</w:t>
+      </w:r>
+      <w:r>
+        <w:rPr>
+          <w:noProof/>
+        </w:rPr>
+        <w:drawing>
+          <wp:anchor distT="0" distB="0" distL="114300" distR="114300" simplePos="0" relativeHeight="251662336" behindDoc="0" locked="0" layoutInCell="1" allowOverlap="1" wp14:anchorId="292F1FFB" wp14:editId="20550B62">
+            <wp:simplePos x="0" y="0"/>
+            <wp:positionH relativeFrom="margin">
+              <wp:align>right</wp:align>
+            </wp:positionH>
+            <wp:positionV relativeFrom="paragraph">
+              <wp:posOffset>251892</wp:posOffset>
+            </wp:positionV>
+            <wp:extent cx="5756910" cy="2523490"/>
+            <wp:effectExtent l="0" t="0" r="0" b="0"/>
+            <wp:wrapTopAndBottom/>
+            <wp:docPr id="1019997776" name="Image 2"/>
+            <wp:cNvGraphicFramePr>
+              <a:graphicFrameLocks xmlns:a="http://schemas.openxmlformats.org/drawingml/2006/main" noChangeAspect="1"/>
+            </wp:cNvGraphicFramePr>
+            <a:graphic xmlns:a="http://schemas.openxmlformats.org/drawingml/2006/main">
+              <a:graphicData uri="http://schemas.openxmlformats.org/drawingml/2006/picture">
+                <pic:pic xmlns:pic="http://schemas.openxmlformats.org/drawingml/2006/picture">
+                  <pic:nvPicPr>
+                    <pic:cNvPr id="0" name="Picture 1"/>
+                    <pic:cNvPicPr>
+                      <a:picLocks noChangeAspect="1" noChangeArrowheads="1"/>
+                    </pic:cNvPicPr>
+                  </pic:nvPicPr>
+                  <pic:blipFill>
+                    <a:blip r:embed="rId22">
+                      <a:extLst>
+                        <a:ext uri="{28A0092B-C50C-407E-A947-70E740481C1C}">
+                          <a14:useLocalDpi xmlns:a14="http://schemas.microsoft.com/office/drawing/2010/main" val="0"/>
+                        </a:ext>
+                      </a:extLst>
+                    </a:blip>
+                    <a:srcRect/>
+                    <a:stretch>
+                      <a:fillRect/>
+                    </a:stretch>
+                  </pic:blipFill>
+                  <pic:spPr bwMode="auto">
+                    <a:xfrm>
+                      <a:off x="0" y="0"/>
+                      <a:ext cx="5756910" cy="2523490"/>
+                    </a:xfrm>
+                    <a:prstGeom prst="rect">
+                      <a:avLst/>
+                    </a:prstGeom>
+                    <a:noFill/>
+                    <a:ln>
+                      <a:noFill/>
+                    </a:ln>
+                  </pic:spPr>
+                </pic:pic>
+              </a:graphicData>
+            </a:graphic>
+          </wp:anchor>
+        </w:drawing>
+      </w:r>
+      <w:r>
+        <w:t xml:space="preserve"> </w:t>
+      </w:r>
+    </w:p>
+    <w:p>
+      <w:pPr>
+        <w:pStyle w:val="Titre5"/>
+      </w:pPr>
+      <w:r>
+        <w:rPr>
+          <w:noProof/>
+        </w:rPr>
+        <w:drawing>
+          <wp:anchor distT="0" distB="0" distL="114300" distR="114300" simplePos="0" relativeHeight="251663360" behindDoc="0" locked="0" layoutInCell="1" allowOverlap="1" wp14:anchorId="53574696" wp14:editId="00AA0AE9">
+            <wp:simplePos x="0" y="0"/>
+            <wp:positionH relativeFrom="margin">
+              <wp:posOffset>-260985</wp:posOffset>
+            </wp:positionH>
+            <wp:positionV relativeFrom="paragraph">
+              <wp:posOffset>3053715</wp:posOffset>
+            </wp:positionV>
+            <wp:extent cx="5732145" cy="2877185"/>
+            <wp:effectExtent l="0" t="0" r="1905" b="0"/>
+            <wp:wrapTopAndBottom/>
+            <wp:docPr id="1364098132" name="Image 3"/>
+            <wp:cNvGraphicFramePr>
+              <a:graphicFrameLocks xmlns:a="http://schemas.openxmlformats.org/drawingml/2006/main" noChangeAspect="1"/>
+            </wp:cNvGraphicFramePr>
+            <a:graphic xmlns:a="http://schemas.openxmlformats.org/drawingml/2006/main">
+              <a:graphicData uri="http://schemas.openxmlformats.org/drawingml/2006/picture">
+                <pic:pic xmlns:pic="http://schemas.openxmlformats.org/drawingml/2006/picture">
+                  <pic:nvPicPr>
+                    <pic:cNvPr id="0" name="Picture 2"/>
+                    <pic:cNvPicPr>
+                      <a:picLocks noChangeAspect="1" noChangeArrowheads="1"/>
+                    </pic:cNvPicPr>
+                  </pic:nvPicPr>
+                  <pic:blipFill>
+                    <a:blip r:embed="rId23">
+                      <a:extLst>
+                        <a:ext uri="{28A0092B-C50C-407E-A947-70E740481C1C}">
+                          <a14:useLocalDpi xmlns:a14="http://schemas.microsoft.com/office/drawing/2010/main" val="0"/>
+                        </a:ext>
+                      </a:extLst>
+                    </a:blip>
+                    <a:srcRect/>
+                    <a:stretch>
+                      <a:fillRect/>
+                    </a:stretch>
+                  </pic:blipFill>
+                  <pic:spPr bwMode="auto">
+                    <a:xfrm>
+                      <a:off x="0" y="0"/>
+                      <a:ext cx="5732145" cy="2877185"/>
+                    </a:xfrm>
+                    <a:prstGeom prst="rect">
+                      <a:avLst/>
+                    </a:prstGeom>
+                    <a:noFill/>
+                    <a:ln>
+                      <a:noFill/>
+                    </a:ln>
+                  </pic:spPr>
+                </pic:pic>
+              </a:graphicData>
+            </a:graphic>
+            <wp14:sizeRelH relativeFrom="margin">
+              <wp14:pctWidth>0</wp14:pctWidth>
+            </wp14:sizeRelH>
+            <wp14:sizeRelV relativeFrom="margin">
+              <wp14:pctHeight>0</wp14:pctHeight>
+            </wp14:sizeRelV>
+          </wp:anchor>
+        </w:drawing>
+      </w:r>
+      <w:r>
+        <w:t>Vmbr0</w:t>
+      </w:r>
+    </w:p>
+    <w:p>
+      <w:pPr>
+        <w:pStyle w:val="BITTextkrper"/>
+      </w:pPr>
+    </w:p>
+    <w:p>
+      <w:pPr>
+        <w:pStyle w:val="BITTextkrper"/>
+      </w:pPr>
+    </w:p>
+    <w:p>
+      <w:pPr>
+        <w:pStyle w:val="BITTextkrper"/>
+      </w:pPr>
+    </w:p>
+    <w:p>
+      <w:pPr>
+        <w:pStyle w:val="Titre5"/>
+      </w:pPr>
+      <w:r>
+        <w:t>Vmbr1</w:t>
+      </w:r>
+    </w:p>
+    <w:p>
+      <w:pPr>
+        <w:pStyle w:val="BITTextkrper"/>
+      </w:pPr>
+      <w:r>
+        <w:rPr>
+          <w:noProof/>
+        </w:rPr>
+        <w:lastRenderedPageBreak/>
+        <w:drawing>
+          <wp:inline distT="0" distB="0" distL="0" distR="0" wp14:anchorId="3678C020" wp14:editId="63FC9B6B">
+            <wp:extent cx="5698490" cy="2780030"/>
+            <wp:effectExtent l="0" t="0" r="0" b="1270"/>
+            <wp:docPr id="1077657899" name="Image 4"/>
+            <wp:cNvGraphicFramePr>
+              <a:graphicFrameLocks xmlns:a="http://schemas.openxmlformats.org/drawingml/2006/main" noChangeAspect="1"/>
+            </wp:cNvGraphicFramePr>
+            <a:graphic xmlns:a="http://schemas.openxmlformats.org/drawingml/2006/main">
+              <a:graphicData uri="http://schemas.openxmlformats.org/drawingml/2006/picture">
+                <pic:pic xmlns:pic="http://schemas.openxmlformats.org/drawingml/2006/picture">
+                  <pic:nvPicPr>
+                    <pic:cNvPr id="0" name="Picture 3"/>
+                    <pic:cNvPicPr>
+                      <a:picLocks noChangeAspect="1" noChangeArrowheads="1"/>
+                    </pic:cNvPicPr>
+                  </pic:nvPicPr>
+                  <pic:blipFill>
+                    <a:blip r:embed="rId24">
+                      <a:extLst>
+                        <a:ext uri="{28A0092B-C50C-407E-A947-70E740481C1C}">
+                          <a14:useLocalDpi xmlns:a14="http://schemas.microsoft.com/office/drawing/2010/main" val="0"/>
+                        </a:ext>
+                      </a:extLst>
+                    </a:blip>
+                    <a:srcRect/>
+                    <a:stretch>
+                      <a:fillRect/>
+                    </a:stretch>
+                  </pic:blipFill>
+                  <pic:spPr bwMode="auto">
+                    <a:xfrm>
+                      <a:off x="0" y="0"/>
+                      <a:ext cx="5698490" cy="2780030"/>
+                    </a:xfrm>
+                    <a:prstGeom prst="rect">
+                      <a:avLst/>
+                    </a:prstGeom>
+                    <a:noFill/>
+                    <a:ln>
+                      <a:noFill/>
+                    </a:ln>
+                  </pic:spPr>
+                </pic:pic>
+              </a:graphicData>
+            </a:graphic>
+          </wp:inline>
+        </w:drawing>
+      </w:r>
+    </w:p>
+    <w:p>
+      <w:pPr>
+        <w:pStyle w:val="Titre5"/>
+      </w:pPr>
+      <w:r>
+        <w:t>Vmbr2</w:t>
+      </w:r>
+    </w:p>
+    <w:p>
+      <w:pPr>
+        <w:pStyle w:val="BITTextkrper"/>
+      </w:pPr>
+      <w:r>
+        <w:rPr>
+          <w:noProof/>
+        </w:rPr>
+        <w:drawing>
+          <wp:inline distT="0" distB="0" distL="0" distR="0" wp14:anchorId="2725C8E8" wp14:editId="6F992260">
+            <wp:extent cx="5713095" cy="2809240"/>
+            <wp:effectExtent l="0" t="0" r="1905" b="0"/>
+            <wp:docPr id="348137745" name="Image 5"/>
+            <wp:cNvGraphicFramePr>
+              <a:graphicFrameLocks xmlns:a="http://schemas.openxmlformats.org/drawingml/2006/main" noChangeAspect="1"/>
+            </wp:cNvGraphicFramePr>
+            <a:graphic xmlns:a="http://schemas.openxmlformats.org/drawingml/2006/main">
+              <a:graphicData uri="http://schemas.openxmlformats.org/drawingml/2006/picture">
+                <pic:pic xmlns:pic="http://schemas.openxmlformats.org/drawingml/2006/picture">
+                  <pic:nvPicPr>
+                    <pic:cNvPr id="0" name="Picture 4"/>
+                    <pic:cNvPicPr>
+                      <a:picLocks noChangeAspect="1" noChangeArrowheads="1"/>
+                    </pic:cNvPicPr>
+                  </pic:nvPicPr>
+                  <pic:blipFill>
+                    <a:blip r:embed="rId25">
+                      <a:extLst>
+                        <a:ext uri="{28A0092B-C50C-407E-A947-70E740481C1C}">
+                          <a14:useLocalDpi xmlns:a14="http://schemas.microsoft.com/office/drawing/2010/main" val="0"/>
+                        </a:ext>
+                      </a:extLst>
+                    </a:blip>
+                    <a:srcRect/>
+                    <a:stretch>
+                      <a:fillRect/>
+                    </a:stretch>
+                  </pic:blipFill>
+                  <pic:spPr bwMode="auto">
+                    <a:xfrm>
+                      <a:off x="0" y="0"/>
+                      <a:ext cx="5713095" cy="2809240"/>
+                    </a:xfrm>
+                    <a:prstGeom prst="rect">
+                      <a:avLst/>
+                    </a:prstGeom>
+                    <a:noFill/>
+                    <a:ln>
+                      <a:noFill/>
+                    </a:ln>
+                  </pic:spPr>
+                </pic:pic>
+              </a:graphicData>
+            </a:graphic>
+          </wp:inline>
+        </w:drawing>
+      </w:r>
+    </w:p>
+    <w:p>
+      <w:pPr>
+        <w:pStyle w:val="Titre5"/>
+      </w:pPr>
+      <w:r>
+        <w:t>Vmbr</w:t>
+      </w:r>
+      <w:r>
+        <w:t>3</w:t>
+      </w:r>
+    </w:p>
+    <w:p>
+      <w:pPr>
+        <w:pStyle w:val="BITTextkrper"/>
+      </w:pPr>
+      <w:r>
+        <w:rPr>
+          <w:noProof/>
+        </w:rPr>
+        <w:lastRenderedPageBreak/>
+        <w:drawing>
+          <wp:inline distT="0" distB="0" distL="0" distR="0" wp14:anchorId="2BCA71D3" wp14:editId="20E2E014">
+            <wp:extent cx="5742305" cy="2809240"/>
+            <wp:effectExtent l="0" t="0" r="0" b="0"/>
+            <wp:docPr id="229713556" name="Image 6"/>
+            <wp:cNvGraphicFramePr>
+              <a:graphicFrameLocks xmlns:a="http://schemas.openxmlformats.org/drawingml/2006/main" noChangeAspect="1"/>
+            </wp:cNvGraphicFramePr>
+            <a:graphic xmlns:a="http://schemas.openxmlformats.org/drawingml/2006/main">
+              <a:graphicData uri="http://schemas.openxmlformats.org/drawingml/2006/picture">
+                <pic:pic xmlns:pic="http://schemas.openxmlformats.org/drawingml/2006/picture">
+                  <pic:nvPicPr>
+                    <pic:cNvPr id="0" name="Picture 5"/>
+                    <pic:cNvPicPr>
+                      <a:picLocks noChangeAspect="1" noChangeArrowheads="1"/>
+                    </pic:cNvPicPr>
+                  </pic:nvPicPr>
+                  <pic:blipFill>
+                    <a:blip r:embed="rId26">
+                      <a:extLst>
+                        <a:ext uri="{28A0092B-C50C-407E-A947-70E740481C1C}">
+                          <a14:useLocalDpi xmlns:a14="http://schemas.microsoft.com/office/drawing/2010/main" val="0"/>
+                        </a:ext>
+                      </a:extLst>
+                    </a:blip>
+                    <a:srcRect/>
+                    <a:stretch>
+                      <a:fillRect/>
+                    </a:stretch>
+                  </pic:blipFill>
+                  <pic:spPr bwMode="auto">
+                    <a:xfrm>
+                      <a:off x="0" y="0"/>
+                      <a:ext cx="5742305" cy="2809240"/>
+                    </a:xfrm>
+                    <a:prstGeom prst="rect">
+                      <a:avLst/>
+                    </a:prstGeom>
+                    <a:noFill/>
+                    <a:ln>
+                      <a:noFill/>
+                    </a:ln>
+                  </pic:spPr>
+                </pic:pic>
+              </a:graphicData>
+            </a:graphic>
+          </wp:inline>
+        </w:drawing>
+      </w:r>
+    </w:p>
+    <w:p>
+      <w:pPr>
+        <w:pStyle w:val="Titre4"/>
+      </w:pPr>
+      <w:r>
+        <w:t>Nœud 03</w:t>
+      </w:r>
+    </w:p>
+    <w:p>
+      <w:pPr>
+        <w:pStyle w:val="BITTextkrper"/>
+      </w:pPr>
+      <w:r>
+        <w:rPr>
+          <w:noProof/>
+        </w:rPr>
+        <w:drawing>
+          <wp:inline distT="0" distB="0" distL="0" distR="0" wp14:anchorId="2A6044D8" wp14:editId="077E5EFE">
+            <wp:extent cx="5749925" cy="2501900"/>
+            <wp:effectExtent l="0" t="0" r="3175" b="0"/>
+            <wp:docPr id="1864425710" name="Image 12"/>
+            <wp:cNvGraphicFramePr>
+              <a:graphicFrameLocks xmlns:a="http://schemas.openxmlformats.org/drawingml/2006/main" noChangeAspect="1"/>
+            </wp:cNvGraphicFramePr>
+            <a:graphic xmlns:a="http://schemas.openxmlformats.org/drawingml/2006/main">
+              <a:graphicData uri="http://schemas.openxmlformats.org/drawingml/2006/picture">
+                <pic:pic xmlns:pic="http://schemas.openxmlformats.org/drawingml/2006/picture">
+                  <pic:nvPicPr>
+                    <pic:cNvPr id="0" name="Picture 11"/>
+                    <pic:cNvPicPr>
+                      <a:picLocks noChangeAspect="1" noChangeArrowheads="1"/>
+                    </pic:cNvPicPr>
+                  </pic:nvPicPr>
+                  <pic:blipFill>
+                    <a:blip r:embed="rId27">
+                      <a:extLst>
+                        <a:ext uri="{28A0092B-C50C-407E-A947-70E740481C1C}">
+                          <a14:useLocalDpi xmlns:a14="http://schemas.microsoft.com/office/drawing/2010/main" val="0"/>
+                        </a:ext>
+                      </a:extLst>
+                    </a:blip>
+                    <a:srcRect/>
+                    <a:stretch>
+                      <a:fillRect/>
+                    </a:stretch>
+                  </pic:blipFill>
+                  <pic:spPr bwMode="auto">
+                    <a:xfrm>
+                      <a:off x="0" y="0"/>
+                      <a:ext cx="5749925" cy="2501900"/>
+                    </a:xfrm>
+                    <a:prstGeom prst="rect">
+                      <a:avLst/>
+                    </a:prstGeom>
+                    <a:noFill/>
+                    <a:ln>
+                      <a:noFill/>
+                    </a:ln>
+                  </pic:spPr>
+                </pic:pic>
+              </a:graphicData>
+            </a:graphic>
+          </wp:inline>
+        </w:drawing>
+      </w:r>
+    </w:p>
+    <w:p>
+      <w:pPr>
+        <w:pStyle w:val="Titre5"/>
+      </w:pPr>
+      <w:r>
+        <w:t>Vmbr0</w:t>
+      </w:r>
+    </w:p>
+    <w:p>
+      <w:pPr>
+        <w:pStyle w:val="BITTextkrper"/>
+      </w:pPr>
+      <w:r>
+        <w:rPr>
+          <w:noProof/>
+        </w:rPr>
+        <w:lastRenderedPageBreak/>
+        <w:drawing>
+          <wp:inline distT="0" distB="0" distL="0" distR="0" wp14:anchorId="359C2CC0" wp14:editId="0DC334A6">
+            <wp:extent cx="5706110" cy="2794635"/>
+            <wp:effectExtent l="0" t="0" r="8890" b="5715"/>
+            <wp:docPr id="666690024" name="Image 13"/>
+            <wp:cNvGraphicFramePr>
+              <a:graphicFrameLocks xmlns:a="http://schemas.openxmlformats.org/drawingml/2006/main" noChangeAspect="1"/>
+            </wp:cNvGraphicFramePr>
+            <a:graphic xmlns:a="http://schemas.openxmlformats.org/drawingml/2006/main">
+              <a:graphicData uri="http://schemas.openxmlformats.org/drawingml/2006/picture">
+                <pic:pic xmlns:pic="http://schemas.openxmlformats.org/drawingml/2006/picture">
+                  <pic:nvPicPr>
+                    <pic:cNvPr id="0" name="Picture 12"/>
+                    <pic:cNvPicPr>
+                      <a:picLocks noChangeAspect="1" noChangeArrowheads="1"/>
+                    </pic:cNvPicPr>
+                  </pic:nvPicPr>
+                  <pic:blipFill>
+                    <a:blip r:embed="rId28">
+                      <a:extLst>
+                        <a:ext uri="{28A0092B-C50C-407E-A947-70E740481C1C}">
+                          <a14:useLocalDpi xmlns:a14="http://schemas.microsoft.com/office/drawing/2010/main" val="0"/>
+                        </a:ext>
+                      </a:extLst>
+                    </a:blip>
+                    <a:srcRect/>
+                    <a:stretch>
+                      <a:fillRect/>
+                    </a:stretch>
+                  </pic:blipFill>
+                  <pic:spPr bwMode="auto">
+                    <a:xfrm>
+                      <a:off x="0" y="0"/>
+                      <a:ext cx="5706110" cy="2794635"/>
+                    </a:xfrm>
+                    <a:prstGeom prst="rect">
+                      <a:avLst/>
+                    </a:prstGeom>
+                    <a:noFill/>
+                    <a:ln>
+                      <a:noFill/>
+                    </a:ln>
+                  </pic:spPr>
+                </pic:pic>
+              </a:graphicData>
+            </a:graphic>
+          </wp:inline>
+        </w:drawing>
+      </w:r>
+    </w:p>
+    <w:p>
+      <w:pPr>
+        <w:pStyle w:val="Titre5"/>
+      </w:pPr>
+      <w:r>
+        <w:t>Vmbr1</w:t>
+      </w:r>
+    </w:p>
+    <w:p>
+      <w:pPr>
+        <w:pStyle w:val="BITTextkrper"/>
+      </w:pPr>
+      <w:r>
+        <w:rPr>
+          <w:noProof/>
+        </w:rPr>
+        <w:drawing>
+          <wp:inline distT="0" distB="0" distL="0" distR="0" wp14:anchorId="4CD28A00" wp14:editId="1D597CD0">
+            <wp:extent cx="5742305" cy="2780030"/>
+            <wp:effectExtent l="0" t="0" r="0" b="1270"/>
+            <wp:docPr id="1326092596" name="Image 14"/>
+            <wp:cNvGraphicFramePr>
+              <a:graphicFrameLocks xmlns:a="http://schemas.openxmlformats.org/drawingml/2006/main" noChangeAspect="1"/>
+            </wp:cNvGraphicFramePr>
+            <a:graphic xmlns:a="http://schemas.openxmlformats.org/drawingml/2006/main">
+              <a:graphicData uri="http://schemas.openxmlformats.org/drawingml/2006/picture">
+                <pic:pic xmlns:pic="http://schemas.openxmlformats.org/drawingml/2006/picture">
+                  <pic:nvPicPr>
+                    <pic:cNvPr id="0" name="Picture 13"/>
+                    <pic:cNvPicPr>
+                      <a:picLocks noChangeAspect="1" noChangeArrowheads="1"/>
+                    </pic:cNvPicPr>
+                  </pic:nvPicPr>
+                  <pic:blipFill>
+                    <a:blip r:embed="rId29">
+                      <a:extLst>
+                        <a:ext uri="{28A0092B-C50C-407E-A947-70E740481C1C}">
+                          <a14:useLocalDpi xmlns:a14="http://schemas.microsoft.com/office/drawing/2010/main" val="0"/>
+                        </a:ext>
+                      </a:extLst>
+                    </a:blip>
+                    <a:srcRect/>
+                    <a:stretch>
+                      <a:fillRect/>
+                    </a:stretch>
+                  </pic:blipFill>
+                  <pic:spPr bwMode="auto">
+                    <a:xfrm>
+                      <a:off x="0" y="0"/>
+                      <a:ext cx="5742305" cy="2780030"/>
+                    </a:xfrm>
+                    <a:prstGeom prst="rect">
+                      <a:avLst/>
+                    </a:prstGeom>
+                    <a:noFill/>
+                    <a:ln>
+                      <a:noFill/>
+                    </a:ln>
+                  </pic:spPr>
+                </pic:pic>
+              </a:graphicData>
+            </a:graphic>
+          </wp:inline>
+        </w:drawing>
+      </w:r>
+    </w:p>
+    <w:p>
+      <w:pPr>
+        <w:pStyle w:val="Titre5"/>
+      </w:pPr>
+      <w:r>
+        <w:t>Vmbr2</w:t>
+      </w:r>
+    </w:p>
+    <w:p>
+      <w:pPr>
+        <w:pStyle w:val="BITTextkrper"/>
+      </w:pPr>
+      <w:r>
+        <w:rPr>
+          <w:noProof/>
+        </w:rPr>
+        <w:lastRenderedPageBreak/>
+        <w:drawing>
+          <wp:inline distT="0" distB="0" distL="0" distR="0" wp14:anchorId="697B8815" wp14:editId="3496ECCC">
+            <wp:extent cx="5713095" cy="2860040"/>
+            <wp:effectExtent l="0" t="0" r="1905" b="0"/>
+            <wp:docPr id="214638132" name="Image 15"/>
+            <wp:cNvGraphicFramePr>
+              <a:graphicFrameLocks xmlns:a="http://schemas.openxmlformats.org/drawingml/2006/main" noChangeAspect="1"/>
+            </wp:cNvGraphicFramePr>
+            <a:graphic xmlns:a="http://schemas.openxmlformats.org/drawingml/2006/main">
+              <a:graphicData uri="http://schemas.openxmlformats.org/drawingml/2006/picture">
+                <pic:pic xmlns:pic="http://schemas.openxmlformats.org/drawingml/2006/picture">
+                  <pic:nvPicPr>
+                    <pic:cNvPr id="0" name="Picture 14"/>
+                    <pic:cNvPicPr>
+                      <a:picLocks noChangeAspect="1" noChangeArrowheads="1"/>
+                    </pic:cNvPicPr>
+                  </pic:nvPicPr>
+                  <pic:blipFill>
+                    <a:blip r:embed="rId30">
+                      <a:extLst>
+                        <a:ext uri="{28A0092B-C50C-407E-A947-70E740481C1C}">
+                          <a14:useLocalDpi xmlns:a14="http://schemas.microsoft.com/office/drawing/2010/main" val="0"/>
+                        </a:ext>
+                      </a:extLst>
+                    </a:blip>
+                    <a:srcRect/>
+                    <a:stretch>
+                      <a:fillRect/>
+                    </a:stretch>
+                  </pic:blipFill>
+                  <pic:spPr bwMode="auto">
+                    <a:xfrm>
+                      <a:off x="0" y="0"/>
+                      <a:ext cx="5713095" cy="2860040"/>
+                    </a:xfrm>
+                    <a:prstGeom prst="rect">
+                      <a:avLst/>
+                    </a:prstGeom>
+                    <a:noFill/>
+                    <a:ln>
+                      <a:noFill/>
+                    </a:ln>
+                  </pic:spPr>
+                </pic:pic>
+              </a:graphicData>
+            </a:graphic>
+          </wp:inline>
+        </w:drawing>
+      </w:r>
+    </w:p>
+    <w:p>
+      <w:pPr>
+        <w:pStyle w:val="Titre5"/>
+      </w:pPr>
+      <w:r>
+        <w:t>Vmbr3</w:t>
+      </w:r>
+    </w:p>
+    <w:p>
+      <w:pPr>
+        <w:pStyle w:val="BITTextkrper"/>
+      </w:pPr>
+      <w:r>
+        <w:rPr>
+          <w:noProof/>
+        </w:rPr>
+        <w:drawing>
+          <wp:inline distT="0" distB="0" distL="0" distR="0" wp14:anchorId="50CA07BB" wp14:editId="593C53A4">
+            <wp:extent cx="5742305" cy="2809240"/>
+            <wp:effectExtent l="0" t="0" r="0" b="0"/>
+            <wp:docPr id="1661684758" name="Image 16"/>
+            <wp:cNvGraphicFramePr>
+              <a:graphicFrameLocks xmlns:a="http://schemas.openxmlformats.org/drawingml/2006/main" noChangeAspect="1"/>
+            </wp:cNvGraphicFramePr>
+            <a:graphic xmlns:a="http://schemas.openxmlformats.org/drawingml/2006/main">
+              <a:graphicData uri="http://schemas.openxmlformats.org/drawingml/2006/picture">
+                <pic:pic xmlns:pic="http://schemas.openxmlformats.org/drawingml/2006/picture">
+                  <pic:nvPicPr>
+                    <pic:cNvPr id="0" name="Picture 15"/>
+                    <pic:cNvPicPr>
+                      <a:picLocks noChangeAspect="1" noChangeArrowheads="1"/>
+                    </pic:cNvPicPr>
+                  </pic:nvPicPr>
+                  <pic:blipFill>
+                    <a:blip r:embed="rId31">
+                      <a:extLst>
+                        <a:ext uri="{28A0092B-C50C-407E-A947-70E740481C1C}">
+                          <a14:useLocalDpi xmlns:a14="http://schemas.microsoft.com/office/drawing/2010/main" val="0"/>
+                        </a:ext>
+                      </a:extLst>
+                    </a:blip>
+                    <a:srcRect/>
+                    <a:stretch>
+                      <a:fillRect/>
+                    </a:stretch>
+                  </pic:blipFill>
+                  <pic:spPr bwMode="auto">
+                    <a:xfrm>
+                      <a:off x="0" y="0"/>
+                      <a:ext cx="5742305" cy="2809240"/>
+                    </a:xfrm>
+                    <a:prstGeom prst="rect">
+                      <a:avLst/>
+                    </a:prstGeom>
+                    <a:noFill/>
+                    <a:ln>
+                      <a:noFill/>
+                    </a:ln>
+                  </pic:spPr>
+                </pic:pic>
+              </a:graphicData>
+            </a:graphic>
+          </wp:inline>
+        </w:drawing>
+      </w:r>
+    </w:p>
+    <w:p>
+      <w:pPr>
+        <w:pStyle w:val="BITTextkrper"/>
+      </w:pPr>
+    </w:p>
+    <w:p>
+      <w:pPr>
+        <w:pStyle w:val="Titre4"/>
+      </w:pPr>
+      <w:r>
+        <w:t>Création du cluster</w:t>
+      </w:r>
+    </w:p>
+    <w:p>
+      <w:pPr>
+        <w:pStyle w:val="BITTextkrper"/>
+      </w:pPr>
+      <w:r>
+        <w:t>Depuis un des trois nœuds, dans l’interface graphique :</w:t>
+      </w:r>
+    </w:p>
+    <w:p>
+      <w:pPr>
+        <w:pStyle w:val="BITTextkrper"/>
+      </w:pPr>
+      <w:r>
+        <w:t xml:space="preserve">Datacenter </w:t>
+      </w:r>
+      <w:r>
+        <w:sym w:font="Wingdings" w:char="F0E0"/>
+      </w:r>
+      <w:r>
+        <w:t xml:space="preserve"> Cluster </w:t>
+      </w:r>
+      <w:r>
+        <w:sym w:font="Wingdings" w:char="F0E0"/>
+      </w:r>
+      <w:r>
+        <w:t xml:space="preserve"> Create Cluster</w:t>
+      </w:r>
+    </w:p>
+    <w:p>
+      <w:pPr>
+        <w:pStyle w:val="BITTextkrper"/>
+      </w:pPr>
+      <w:r>
+        <w:rPr>
+          <w:noProof/>
+        </w:rPr>
+        <w:lastRenderedPageBreak/>
+        <w:drawing>
+          <wp:inline distT="0" distB="0" distL="0" distR="0" wp14:anchorId="3791CC80" wp14:editId="2C6BA650">
+            <wp:extent cx="5727700" cy="2275205"/>
+            <wp:effectExtent l="0" t="0" r="6350" b="0"/>
+            <wp:docPr id="1410375478" name="Image 17"/>
+            <wp:cNvGraphicFramePr>
+              <a:graphicFrameLocks xmlns:a="http://schemas.openxmlformats.org/drawingml/2006/main" noChangeAspect="1"/>
+            </wp:cNvGraphicFramePr>
+            <a:graphic xmlns:a="http://schemas.openxmlformats.org/drawingml/2006/main">
+              <a:graphicData uri="http://schemas.openxmlformats.org/drawingml/2006/picture">
+                <pic:pic xmlns:pic="http://schemas.openxmlformats.org/drawingml/2006/picture">
+                  <pic:nvPicPr>
+                    <pic:cNvPr id="0" name="Picture 16"/>
+                    <pic:cNvPicPr>
+                      <a:picLocks noChangeAspect="1" noChangeArrowheads="1"/>
+                    </pic:cNvPicPr>
+                  </pic:nvPicPr>
+                  <pic:blipFill>
+                    <a:blip r:embed="rId32">
+                      <a:extLst>
+                        <a:ext uri="{28A0092B-C50C-407E-A947-70E740481C1C}">
+                          <a14:useLocalDpi xmlns:a14="http://schemas.microsoft.com/office/drawing/2010/main" val="0"/>
+                        </a:ext>
+                      </a:extLst>
+                    </a:blip>
+                    <a:srcRect/>
+                    <a:stretch>
+                      <a:fillRect/>
+                    </a:stretch>
+                  </pic:blipFill>
+                  <pic:spPr bwMode="auto">
+                    <a:xfrm>
+                      <a:off x="0" y="0"/>
+                      <a:ext cx="5727700" cy="2275205"/>
+                    </a:xfrm>
+                    <a:prstGeom prst="rect">
+                      <a:avLst/>
+                    </a:prstGeom>
+                    <a:noFill/>
+                    <a:ln>
+                      <a:noFill/>
+                    </a:ln>
+                  </pic:spPr>
+                </pic:pic>
+              </a:graphicData>
+            </a:graphic>
+          </wp:inline>
+        </w:drawing>
+      </w:r>
+    </w:p>
+    <w:p>
+      <w:pPr>
+        <w:pStyle w:val="Titre4"/>
+      </w:pPr>
+      <w:r>
+        <w:t>Ajout des nodes au cluster</w:t>
+      </w:r>
+    </w:p>
+    <w:p>
+      <w:pPr>
+        <w:pStyle w:val="BITTextkrper"/>
+      </w:pPr>
+      <w:r>
+        <w:t>Sur la node avec laquelle le cluster a été créé :</w:t>
+      </w:r>
+    </w:p>
+    <w:p>
+      <w:pPr>
+        <w:pStyle w:val="BITTextkrper"/>
+      </w:pPr>
+      <w:r>
+        <w:t xml:space="preserve">Datacenter </w:t>
+      </w:r>
+      <w:r>
+        <w:sym w:font="Wingdings" w:char="F0E0"/>
+      </w:r>
+      <w:r>
+        <w:t xml:space="preserve"> Cluster </w:t>
+      </w:r>
+      <w:r>
+        <w:sym w:font="Wingdings" w:char="F0E0"/>
+      </w:r>
+      <w:r>
+        <w:t xml:space="preserve"> Join Information</w:t>
+      </w:r>
+    </w:p>
+    <w:p>
+      <w:pPr>
+        <w:pStyle w:val="BITTextkrper"/>
+      </w:pPr>
+      <w:r>
+        <w:t>Copier les informations</w:t>
+      </w:r>
+    </w:p>
+    <w:p>
+      <w:pPr>
+        <w:pStyle w:val="BITTextkrper"/>
+      </w:pPr>
+      <w:r>
+        <w:t>Sur les autres nodes :</w:t>
+      </w:r>
+    </w:p>
+    <w:p>
+      <w:pPr>
+        <w:pStyle w:val="BITTextkrper"/>
+      </w:pPr>
+      <w:r>
+        <w:t xml:space="preserve">Datacenter </w:t>
+      </w:r>
+      <w:r>
+        <w:sym w:font="Wingdings" w:char="F0E0"/>
+      </w:r>
+      <w:r>
+        <w:t xml:space="preserve"> Cluster </w:t>
+      </w:r>
+      <w:r>
+        <w:sym w:font="Wingdings" w:char="F0E0"/>
+      </w:r>
+      <w:r>
+        <w:t xml:space="preserve"> Join cluster</w:t>
+      </w:r>
+    </w:p>
+    <w:p>
+      <w:pPr>
+        <w:pStyle w:val="BITTextkrper"/>
+      </w:pPr>
+      <w:r>
+        <w:t>Coller les informations, puis entrer le mot de passe root, de la node principale, puis donner les IPs du vlan management comme link 1 et 2</w:t>
+      </w:r>
+    </w:p>
+    <w:p>
+      <w:pPr>
+        <w:pStyle w:val="BITTextkrper"/>
+      </w:pPr>
+      <w:r>
+        <w:drawing>
+          <wp:inline distT="0" distB="0" distL="0" distR="0" wp14:anchorId="376307D1" wp14:editId="2A43689A">
+            <wp:extent cx="5760085" cy="2327910"/>
+            <wp:effectExtent l="0" t="0" r="0" b="0"/>
+            <wp:docPr id="1755287198" name="Image 1"/>
+            <wp:cNvGraphicFramePr>
+              <a:graphicFrameLocks xmlns:a="http://schemas.openxmlformats.org/drawingml/2006/main" noChangeAspect="1"/>
+            </wp:cNvGraphicFramePr>
+            <a:graphic xmlns:a="http://schemas.openxmlformats.org/drawingml/2006/main">
+              <a:graphicData uri="http://schemas.openxmlformats.org/drawingml/2006/picture">
+                <pic:pic xmlns:pic="http://schemas.openxmlformats.org/drawingml/2006/picture">
+                  <pic:nvPicPr>
+                    <pic:cNvPr id="1755287198" name=""/>
+                    <pic:cNvPicPr/>
+                  </pic:nvPicPr>
+                  <pic:blipFill>
+                    <a:blip r:embed="rId33"/>
+                    <a:stretch>
+                      <a:fillRect/>
+                    </a:stretch>
+                  </pic:blipFill>
+                  <pic:spPr>
+                    <a:xfrm>
+                      <a:off x="0" y="0"/>
+                      <a:ext cx="5760085" cy="2327910"/>
+                    </a:xfrm>
+                    <a:prstGeom prst="rect">
+                      <a:avLst/>
+                    </a:prstGeom>
+                  </pic:spPr>
+                </pic:pic>
+              </a:graphicData>
+            </a:graphic>
+          </wp:inline>
+        </w:drawing>
+      </w:r>
+    </w:p>
+    <w:p>
+      <w:pPr>
+        <w:pStyle w:val="BITTextkrper"/>
+      </w:pPr>
+      <w:r>
+        <w:t>Faire de même avec le troisième cluster.</w:t>
+      </w:r>
+    </w:p>
+    <w:p>
+      <w:pPr>
+        <w:pStyle w:val="Titre4"/>
+      </w:pPr>
+      <w:r>
+        <w:t>Créer les zones et vnet</w:t>
+      </w:r>
+    </w:p>
+    <w:p>
+      <w:pPr>
+        <w:pStyle w:val="BITTextkrper"/>
+      </w:pPr>
+      <w:r>
+        <w:t>Dans l’interface graphique aller</w:t>
+      </w:r>
+      <w:r>
+        <w:t xml:space="preserve"> dans Datacenter </w:t>
+      </w:r>
+      <w:r>
+        <w:sym w:font="Wingdings" w:char="F0E0"/>
+      </w:r>
+      <w:r>
+        <w:t xml:space="preserve"> Cluster </w:t>
+      </w:r>
+      <w:r>
+        <w:sym w:font="Wingdings" w:char="F0E0"/>
+      </w:r>
+      <w:r>
+        <w:t xml:space="preserve"> SDN </w:t>
+      </w:r>
+      <w:r>
+        <w:sym w:font="Wingdings" w:char="F0E0"/>
+      </w:r>
+      <w:r>
+        <w:t xml:space="preserve"> Zones</w:t>
+      </w:r>
+    </w:p>
+    <w:p>
+      <w:pPr>
+        <w:pStyle w:val="BITTextkrper"/>
+      </w:pPr>
+      <w:r>
+        <w:t>Ajouter un VLAN dont voici les configurations :</w:t>
+      </w:r>
+    </w:p>
+    <w:p>
+      <w:pPr>
+        <w:pStyle w:val="BITTextkrper"/>
+      </w:pPr>
+      <w:r>
+        <w:rPr>
+          <w:noProof/>
+        </w:rPr>
+        <w:lastRenderedPageBreak/>
+        <w:drawing>
+          <wp:inline distT="0" distB="0" distL="0" distR="0" wp14:anchorId="1972F2E6" wp14:editId="37AADA45">
+            <wp:extent cx="3818255" cy="3445510"/>
+            <wp:effectExtent l="0" t="0" r="0" b="2540"/>
+            <wp:docPr id="686752880" name="Image 18"/>
+            <wp:cNvGraphicFramePr>
+              <a:graphicFrameLocks xmlns:a="http://schemas.openxmlformats.org/drawingml/2006/main" noChangeAspect="1"/>
+            </wp:cNvGraphicFramePr>
+            <a:graphic xmlns:a="http://schemas.openxmlformats.org/drawingml/2006/main">
+              <a:graphicData uri="http://schemas.openxmlformats.org/drawingml/2006/picture">
+                <pic:pic xmlns:pic="http://schemas.openxmlformats.org/drawingml/2006/picture">
+                  <pic:nvPicPr>
+                    <pic:cNvPr id="0" name="Picture 17"/>
+                    <pic:cNvPicPr>
+                      <a:picLocks noChangeAspect="1" noChangeArrowheads="1"/>
+                    </pic:cNvPicPr>
+                  </pic:nvPicPr>
+                  <pic:blipFill>
+                    <a:blip r:embed="rId34">
+                      <a:extLst>
+                        <a:ext uri="{28A0092B-C50C-407E-A947-70E740481C1C}">
+                          <a14:useLocalDpi xmlns:a14="http://schemas.microsoft.com/office/drawing/2010/main" val="0"/>
+                        </a:ext>
+                      </a:extLst>
+                    </a:blip>
+                    <a:srcRect/>
+                    <a:stretch>
+                      <a:fillRect/>
+                    </a:stretch>
+                  </pic:blipFill>
+                  <pic:spPr bwMode="auto">
+                    <a:xfrm>
+                      <a:off x="0" y="0"/>
+                      <a:ext cx="3818255" cy="3445510"/>
+                    </a:xfrm>
+                    <a:prstGeom prst="rect">
+                      <a:avLst/>
+                    </a:prstGeom>
+                    <a:noFill/>
+                    <a:ln>
+                      <a:noFill/>
+                    </a:ln>
+                  </pic:spPr>
+                </pic:pic>
+              </a:graphicData>
+            </a:graphic>
+          </wp:inline>
+        </w:drawing>
+      </w:r>
+    </w:p>
+    <w:p>
+      <w:pPr>
+        <w:pStyle w:val="BITTextkrper"/>
+      </w:pPr>
+      <w:r>
+        <w:t xml:space="preserve">Ensuite dans Datacenter </w:t>
+      </w:r>
+      <w:r>
+        <w:sym w:font="Wingdings" w:char="F0E0"/>
+      </w:r>
+      <w:r>
+        <w:t xml:space="preserve"> SDN </w:t>
+      </w:r>
+      <w:r>
+        <w:sym w:font="Wingdings" w:char="F0E0"/>
+      </w:r>
+      <w:r>
+        <w:t xml:space="preserve"> VNets, créer les VNets suivants :</w:t>
+      </w:r>
+    </w:p>
+    <w:p>
+      <w:pPr>
+        <w:pStyle w:val="BITTextkrper"/>
+      </w:pPr>
+      <w:r>
+        <w:t>VMNet1 :</w:t>
+      </w:r>
+    </w:p>
+    <w:p>
+      <w:pPr>
+        <w:pStyle w:val="BITTextkrper"/>
+      </w:pPr>
+      <w:r>
+        <w:drawing>
+          <wp:inline distT="0" distB="0" distL="0" distR="0" wp14:anchorId="4FD653B7" wp14:editId="6C566812">
+            <wp:extent cx="3343742" cy="2734057"/>
+            <wp:effectExtent l="0" t="0" r="9525" b="9525"/>
+            <wp:docPr id="1942473087" name="Image 1"/>
+            <wp:cNvGraphicFramePr>
+              <a:graphicFrameLocks xmlns:a="http://schemas.openxmlformats.org/drawingml/2006/main" noChangeAspect="1"/>
+            </wp:cNvGraphicFramePr>
+            <a:graphic xmlns:a="http://schemas.openxmlformats.org/drawingml/2006/main">
+              <a:graphicData uri="http://schemas.openxmlformats.org/drawingml/2006/picture">
+                <pic:pic xmlns:pic="http://schemas.openxmlformats.org/drawingml/2006/picture">
+                  <pic:nvPicPr>
+                    <pic:cNvPr id="1942473087" name=""/>
+                    <pic:cNvPicPr/>
+                  </pic:nvPicPr>
+                  <pic:blipFill>
+                    <a:blip r:embed="rId35"/>
+                    <a:stretch>
+                      <a:fillRect/>
+                    </a:stretch>
+                  </pic:blipFill>
+                  <pic:spPr>
+                    <a:xfrm>
+                      <a:off x="0" y="0"/>
+                      <a:ext cx="3343742" cy="2734057"/>
+                    </a:xfrm>
+                    <a:prstGeom prst="rect">
+                      <a:avLst/>
+                    </a:prstGeom>
+                  </pic:spPr>
+                </pic:pic>
+              </a:graphicData>
+            </a:graphic>
+          </wp:inline>
+        </w:drawing>
+      </w:r>
+    </w:p>
+    <w:p>
+      <w:pPr>
+        <w:pStyle w:val="BITTextkrper"/>
+      </w:pPr>
+      <w:r>
+        <w:t>VMNet2 :</w:t>
+      </w:r>
+    </w:p>
+    <w:p>
+      <w:pPr>
+        <w:pStyle w:val="BITTextkrper"/>
+      </w:pPr>
+      <w:r>
+        <w:lastRenderedPageBreak/>
+        <w:drawing>
+          <wp:inline distT="0" distB="0" distL="0" distR="0" wp14:anchorId="0DD05C7D" wp14:editId="0D78CEFA">
+            <wp:extent cx="3343742" cy="2743583"/>
+            <wp:effectExtent l="0" t="0" r="9525" b="0"/>
+            <wp:docPr id="2067684143" name="Image 1"/>
+            <wp:cNvGraphicFramePr>
+              <a:graphicFrameLocks xmlns:a="http://schemas.openxmlformats.org/drawingml/2006/main" noChangeAspect="1"/>
+            </wp:cNvGraphicFramePr>
+            <a:graphic xmlns:a="http://schemas.openxmlformats.org/drawingml/2006/main">
+              <a:graphicData uri="http://schemas.openxmlformats.org/drawingml/2006/picture">
+                <pic:pic xmlns:pic="http://schemas.openxmlformats.org/drawingml/2006/picture">
+                  <pic:nvPicPr>
+                    <pic:cNvPr id="2067684143" name=""/>
+                    <pic:cNvPicPr/>
+                  </pic:nvPicPr>
+                  <pic:blipFill>
+                    <a:blip r:embed="rId36"/>
+                    <a:stretch>
+                      <a:fillRect/>
+                    </a:stretch>
+                  </pic:blipFill>
+                  <pic:spPr>
+                    <a:xfrm>
+                      <a:off x="0" y="0"/>
+                      <a:ext cx="3343742" cy="2743583"/>
+                    </a:xfrm>
+                    <a:prstGeom prst="rect">
+                      <a:avLst/>
+                    </a:prstGeom>
+                  </pic:spPr>
+                </pic:pic>
+              </a:graphicData>
+            </a:graphic>
+          </wp:inline>
+        </w:drawing>
+      </w:r>
+    </w:p>
+    <w:p>
+      <w:pPr>
+        <w:pStyle w:val="BITTextkrper"/>
+      </w:pPr>
+      <w:r>
+        <w:t xml:space="preserve">De retour dans Datacenter </w:t>
+      </w:r>
+      <w:r>
+        <w:sym w:font="Wingdings" w:char="F0E0"/>
+      </w:r>
+      <w:r>
+        <w:t xml:space="preserve"> SDN, cliquer sur « Apply »</w:t>
+      </w:r>
+    </w:p>
+    <w:p>
+      <w:pPr>
+        <w:pStyle w:val="Titre4"/>
+      </w:pPr>
+      <w:r>
+        <w:t>Configurer Ceph</w:t>
+      </w:r>
+    </w:p>
+    <w:p>
+      <w:pPr>
+        <w:pStyle w:val="BITTextkrper"/>
+      </w:pPr>
+      <w:r>
+        <w:t xml:space="preserve">Dans &lt;noeud&gt; </w:t>
+      </w:r>
+      <w:r>
+        <w:sym w:font="Wingdings" w:char="F0E0"/>
+      </w:r>
+      <w:r>
+        <w:t xml:space="preserve"> Ceph, installer Ceph depuis le repo community</w:t>
+      </w:r>
+    </w:p>
+    <w:p>
+      <w:pPr>
+        <w:pStyle w:val="BITTextkrper"/>
+      </w:pPr>
+      <w:r>
+        <w:drawing>
+          <wp:inline distT="0" distB="0" distL="0" distR="0" wp14:anchorId="191085E5" wp14:editId="3D9DE924">
+            <wp:extent cx="5760085" cy="4321810"/>
+            <wp:effectExtent l="0" t="0" r="0" b="2540"/>
+            <wp:docPr id="1621340781" name="Image 1"/>
+            <wp:cNvGraphicFramePr>
+              <a:graphicFrameLocks xmlns:a="http://schemas.openxmlformats.org/drawingml/2006/main" noChangeAspect="1"/>
+            </wp:cNvGraphicFramePr>
+            <a:graphic xmlns:a="http://schemas.openxmlformats.org/drawingml/2006/main">
+              <a:graphicData uri="http://schemas.openxmlformats.org/drawingml/2006/picture">
+                <pic:pic xmlns:pic="http://schemas.openxmlformats.org/drawingml/2006/picture">
+                  <pic:nvPicPr>
+                    <pic:cNvPr id="1621340781" name=""/>
+                    <pic:cNvPicPr/>
+                  </pic:nvPicPr>
+                  <pic:blipFill>
+                    <a:blip r:embed="rId37"/>
+                    <a:stretch>
+                      <a:fillRect/>
+                    </a:stretch>
+                  </pic:blipFill>
+                  <pic:spPr>
+                    <a:xfrm>
+                      <a:off x="0" y="0"/>
+                      <a:ext cx="5760085" cy="4321810"/>
+                    </a:xfrm>
+                    <a:prstGeom prst="rect">
+                      <a:avLst/>
+                    </a:prstGeom>
+                  </pic:spPr>
+                </pic:pic>
+              </a:graphicData>
+            </a:graphic>
+          </wp:inline>
+        </w:drawing>
+      </w:r>
+    </w:p>
+    <w:p>
+      <w:pPr>
+        <w:pStyle w:val="BITTextkrper"/>
+      </w:pPr>
+    </w:p>
+    <w:p>
+      <w:pPr>
+        <w:pStyle w:val="BITTextkrper"/>
+      </w:pPr>
+    </w:p>
+    <w:p>
+      <w:pPr>
+        <w:pStyle w:val="BITTextkrper"/>
+      </w:pPr>
+      <w:r>
+        <w:t>Pour chaque nœud, répéter la même procédure, en utilisant le vlan de stockage.</w:t>
       </w:r>
     </w:p>
     <w:p>
@@ -11337,6 +15704,113 @@
           <w:lang w:val="fr-CH"/>
         </w:rPr>
         <w:lastRenderedPageBreak/>
+        <w:t>Problèmes rencontrés</w:t>
+      </w:r>
+    </w:p>
+    <w:p>
+      <w:pPr>
+        <w:pStyle w:val="Titre2"/>
+      </w:pPr>
+      <w:r>
+        <w:t>Installation de l’OS</w:t>
+      </w:r>
+    </w:p>
+    <w:p>
+      <w:pPr>
+        <w:pStyle w:val="Titre3"/>
+      </w:pPr>
+      <w:r>
+        <w:t>Hostname de la node A41-SRV-01</w:t>
+      </w:r>
+    </w:p>
+    <w:p>
+      <w:pPr>
+        <w:pStyle w:val="BITTextkrper"/>
+      </w:pPr>
+      <w:r>
+        <w:t>Lors de l’installation de la node A41-SRV-01, j’ai commis une erreur de concentration, et ai nommé la node « proxmox ».</w:t>
+      </w:r>
+    </w:p>
+    <w:p>
+      <w:pPr>
+        <w:pStyle w:val="BITTextkrper"/>
+        <w:rPr>
+          <w:rFonts w:cs="Arial"/>
+          <w:color w:val="000000"/>
+        </w:rPr>
+      </w:pPr>
+      <w:r>
+        <w:t xml:space="preserve">Pour corriger ce problème, j’ai suivi la marche à suivre officiel du wiki de </w:t>
+      </w:r>
+      <w:sdt>
+        <w:sdtPr>
+          <w:rPr>
+            <w:rFonts w:cs="Arial"/>
+            <w:color w:val="000000"/>
+          </w:rPr>
+          <w:tag w:val="MENDELEY_CITATION_v3_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"/>
+          <w:id w:val="1488437237"/>
+          <w:placeholder>
+            <w:docPart w:val="DefaultPlaceholder_-1854013440"/>
+          </w:placeholder>
+        </w:sdtPr>
+        <w:sdtContent>
+          <w:r>
+            <w:rPr>
+              <w:rFonts w:cs="Arial"/>
+              <w:color w:val="000000"/>
+            </w:rPr>
+            <w:t>Proxmox (2025a)</w:t>
+          </w:r>
+        </w:sdtContent>
+      </w:sdt>
+      <w:r>
+        <w:rPr>
+          <w:rFonts w:cs="Arial"/>
+          <w:color w:val="000000"/>
+        </w:rPr>
+        <w:t>.</w:t>
+      </w:r>
+    </w:p>
+    <w:p>
+      <w:pPr>
+        <w:pStyle w:val="BITTextkrper"/>
+      </w:pPr>
+      <w:r>
+        <w:t>Il suffit de modifier les fichier /etc/hosts et /etc/hostname de la node et adapter le nom à chaque apparition</w:t>
+      </w:r>
+      <w:r>
+        <w:t>, puis de redémarrer</w:t>
+      </w:r>
+      <w:r>
+        <w:t>.</w:t>
+      </w:r>
+    </w:p>
+    <w:p>
+      <w:pPr>
+        <w:pStyle w:val="BITTextkrper"/>
+      </w:pPr>
+      <w:r>
+        <w:t>Tout n’a pas très bien fonctionné, je me suis donc attelée à réinstaller l’OS</w:t>
+      </w:r>
+    </w:p>
+    <w:p>
+      <w:pPr>
+        <w:pStyle w:val="BITTextkrper"/>
+      </w:pPr>
+    </w:p>
+    <w:p>
+      <w:pPr>
+        <w:pStyle w:val="Titre1"/>
+        <w:rPr>
+          <w:lang w:val="fr-CH"/>
+        </w:rPr>
+      </w:pPr>
+      <w:r>
+        <w:rPr>
+          <w:lang w:val="fr-CH"/>
+        </w:rPr>
+        <w:lastRenderedPageBreak/>
         <w:t>Conclusion</w:t>
       </w:r>
       <w:r>
@@ -11812,7 +16286,7 @@
             <w:autoSpaceDE w:val="0"/>
             <w:autoSpaceDN w:val="0"/>
             <w:ind w:hanging="480"/>
-            <w:divId w:val="1626279077"/>
+            <w:divId w:val="558399043"/>
             <w:rPr>
               <w:rFonts w:cs="Arial"/>
               <w:color w:val="000000"/>
@@ -11847,7 +16321,7 @@
             <w:autoSpaceDE w:val="0"/>
             <w:autoSpaceDN w:val="0"/>
             <w:ind w:hanging="480"/>
-            <w:divId w:val="2079162221"/>
+            <w:divId w:val="1968702469"/>
             <w:rPr>
               <w:rFonts w:cs="Arial"/>
               <w:color w:val="000000"/>
@@ -11882,7 +16356,7 @@
             <w:autoSpaceDE w:val="0"/>
             <w:autoSpaceDN w:val="0"/>
             <w:ind w:hanging="480"/>
-            <w:divId w:val="380710323"/>
+            <w:divId w:val="1367949625"/>
             <w:rPr>
               <w:rFonts w:cs="Arial"/>
               <w:color w:val="000000"/>
@@ -11921,7 +16395,7 @@
             <w:autoSpaceDE w:val="0"/>
             <w:autoSpaceDN w:val="0"/>
             <w:ind w:hanging="480"/>
-            <w:divId w:val="242959260"/>
+            <w:divId w:val="1608192585"/>
             <w:rPr>
               <w:rFonts w:cs="Arial"/>
               <w:color w:val="000000"/>
@@ -11956,7 +16430,7 @@
             <w:autoSpaceDE w:val="0"/>
             <w:autoSpaceDN w:val="0"/>
             <w:ind w:hanging="480"/>
-            <w:divId w:val="1524124194"/>
+            <w:divId w:val="664406428"/>
             <w:rPr>
               <w:rFonts w:cs="Arial"/>
               <w:color w:val="000000"/>
@@ -11995,7 +16469,7 @@
             <w:autoSpaceDE w:val="0"/>
             <w:autoSpaceDN w:val="0"/>
             <w:ind w:hanging="480"/>
-            <w:divId w:val="246430437"/>
+            <w:divId w:val="1085685530"/>
             <w:rPr>
               <w:rFonts w:cs="Arial"/>
               <w:color w:val="000000"/>
@@ -12050,7 +16524,7 @@
             <w:autoSpaceDE w:val="0"/>
             <w:autoSpaceDN w:val="0"/>
             <w:ind w:hanging="480"/>
-            <w:divId w:val="927428085"/>
+            <w:divId w:val="1547182714"/>
             <w:rPr>
               <w:rFonts w:cs="Arial"/>
               <w:color w:val="000000"/>
@@ -12089,7 +16563,7 @@
             <w:autoSpaceDE w:val="0"/>
             <w:autoSpaceDN w:val="0"/>
             <w:ind w:hanging="480"/>
-            <w:divId w:val="1860195213"/>
+            <w:divId w:val="1778133808"/>
             <w:rPr>
               <w:rFonts w:cs="Arial"/>
               <w:color w:val="000000"/>
@@ -12128,7 +16602,7 @@
             <w:autoSpaceDE w:val="0"/>
             <w:autoSpaceDN w:val="0"/>
             <w:ind w:hanging="480"/>
-            <w:divId w:val="1263761019"/>
+            <w:divId w:val="1431778039"/>
             <w:rPr>
               <w:rFonts w:cs="Arial"/>
               <w:color w:val="000000"/>
@@ -12141,7 +16615,46 @@
               <w:color w:val="000000"/>
               <w:lang w:val="en-GB"/>
             </w:rPr>
-            <w:t xml:space="preserve">Proxmox. (2025a, November 19). </w:t>
+            <w:t xml:space="preserve">Proxmox. (2025a, April 29). </w:t>
+          </w:r>
+          <w:r>
+            <w:rPr>
+              <w:rFonts w:cs="Arial"/>
+              <w:i/>
+              <w:iCs/>
+              <w:color w:val="000000"/>
+              <w:lang w:val="en-GB"/>
+            </w:rPr>
+            <w:t>Renaming a PVE node - Proxmox VE</w:t>
+          </w:r>
+          <w:r>
+            <w:rPr>
+              <w:rFonts w:cs="Arial"/>
+              <w:color w:val="000000"/>
+              <w:lang w:val="en-GB"/>
+            </w:rPr>
+            <w:t>. https://pve.proxmox.com/wiki/Renaming_a_PVE_node</w:t>
+          </w:r>
+        </w:p>
+        <w:p>
+          <w:pPr>
+            <w:autoSpaceDE w:val="0"/>
+            <w:autoSpaceDN w:val="0"/>
+            <w:ind w:hanging="480"/>
+            <w:divId w:val="1235895152"/>
+            <w:rPr>
+              <w:rFonts w:cs="Arial"/>
+              <w:color w:val="000000"/>
+              <w:lang w:val="en-GB"/>
+            </w:rPr>
+          </w:pPr>
+          <w:r>
+            <w:rPr>
+              <w:rFonts w:cs="Arial"/>
+              <w:color w:val="000000"/>
+              <w:lang w:val="en-GB"/>
+            </w:rPr>
+            <w:t xml:space="preserve">Proxmox. (2025b, November 19). </w:t>
           </w:r>
           <w:r>
             <w:rPr>
@@ -12167,7 +16680,7 @@
             <w:autoSpaceDE w:val="0"/>
             <w:autoSpaceDN w:val="0"/>
             <w:ind w:hanging="480"/>
-            <w:divId w:val="853761053"/>
+            <w:divId w:val="302977004"/>
             <w:rPr>
               <w:rFonts w:cs="Arial"/>
               <w:color w:val="000000"/>
@@ -12180,7 +16693,7 @@
               <w:color w:val="000000"/>
               <w:lang w:val="en-GB"/>
             </w:rPr>
-            <w:t xml:space="preserve">Proxmox. (2025b, December 12). </w:t>
+            <w:t xml:space="preserve">Proxmox. (2025c, December 12). </w:t>
           </w:r>
           <w:r>
             <w:rPr>
@@ -12206,7 +16719,7 @@
             <w:autoSpaceDE w:val="0"/>
             <w:autoSpaceDN w:val="0"/>
             <w:ind w:hanging="480"/>
-            <w:divId w:val="831993909"/>
+            <w:divId w:val="239295479"/>
             <w:rPr>
               <w:rFonts w:cs="Arial"/>
               <w:color w:val="000000"/>
@@ -12219,7 +16732,7 @@
               <w:color w:val="000000"/>
               <w:lang w:val="en-GB"/>
             </w:rPr>
-            <w:t xml:space="preserve">Proxmox. (2025c, December 12). </w:t>
+            <w:t xml:space="preserve">Proxmox. (2025d, December 12). </w:t>
           </w:r>
           <w:r>
             <w:rPr>
@@ -12245,7 +16758,7 @@
             <w:autoSpaceDE w:val="0"/>
             <w:autoSpaceDN w:val="0"/>
             <w:ind w:hanging="480"/>
-            <w:divId w:val="857623285"/>
+            <w:divId w:val="1028064895"/>
             <w:rPr>
               <w:rFonts w:cs="Arial"/>
               <w:color w:val="000000"/>
@@ -12280,7 +16793,7 @@
             <w:autoSpaceDE w:val="0"/>
             <w:autoSpaceDN w:val="0"/>
             <w:ind w:hanging="480"/>
-            <w:divId w:val="1074015657"/>
+            <w:divId w:val="731657117"/>
             <w:rPr>
               <w:rFonts w:cs="Arial"/>
               <w:color w:val="000000"/>
@@ -13039,10 +17552,10 @@
       </w:r>
     </w:p>
     <w:sectPr>
-      <w:headerReference w:type="default" r:id="rId17"/>
-      <w:footerReference w:type="default" r:id="rId18"/>
-      <w:headerReference w:type="first" r:id="rId19"/>
-      <w:footerReference w:type="first" r:id="rId20"/>
+      <w:headerReference w:type="default" r:id="rId38"/>
+      <w:footerReference w:type="default" r:id="rId39"/>
+      <w:headerReference w:type="first" r:id="rId40"/>
+      <w:footerReference w:type="first" r:id="rId41"/>
       <w:pgSz w:w="11906" w:h="16838" w:code="9"/>
       <w:pgMar w:top="1861" w:right="1134" w:bottom="907" w:left="1701" w:header="851" w:footer="340" w:gutter="0"/>
       <w:cols w:space="708"/>
@@ -13349,7 +17862,7 @@
                   <w:fldChar w:fldCharType="separate"/>
                 </w:r>
                 <w:r>
-                  <w:t>15.05.2026 09:30</w:t>
+                  <w:t>15.05.2026 09:59</w:t>
                 </w:r>
                 <w:r>
                   <w:rPr>
@@ -13730,7 +18243,7 @@
                   <w:fldChar w:fldCharType="separate"/>
                 </w:r>
                 <w:r>
-                  <w:t>15.05.2026 09:30</w:t>
+                  <w:t>15.05.2026 09:59</w:t>
                 </w:r>
                 <w:r>
                   <w:rPr>
@@ -13981,7 +18494,7 @@
                   <w:fldChar w:fldCharType="separate"/>
                 </w:r>
                 <w:r>
-                  <w:t>15.05.2026 09:30</w:t>
+                  <w:t>15.05.2026 09:59</w:t>
                 </w:r>
                 <w:r>
                   <w:rPr>
@@ -15656,6 +20169,119 @@
     </w:lvl>
   </w:abstractNum>
   <w:abstractNum w:abstractNumId="18" w15:restartNumberingAfterBreak="0">
+    <w:nsid w:val="4FDD1EDF"/>
+    <w:multiLevelType w:val="hybridMultilevel"/>
+    <w:tmpl w:val="30B4C054"/>
+    <w:lvl w:ilvl="0" w:tplc="EE7A5E8A">
+      <w:start w:val="14"/>
+      <w:numFmt w:val="bullet"/>
+      <w:lvlText w:val="-"/>
+      <w:lvlJc w:val="left"/>
+      <w:pPr>
+        <w:ind w:left="720" w:hanging="360"/>
+      </w:pPr>
+      <w:rPr>
+        <w:rFonts w:ascii="Arial" w:eastAsia="Times New Roman" w:hAnsi="Arial" w:cs="Arial" w:hint="default"/>
+      </w:rPr>
+    </w:lvl>
+    <w:lvl w:ilvl="1" w:tplc="100C0003" w:tentative="1">
+      <w:start w:val="1"/>
+      <w:numFmt w:val="bullet"/>
+      <w:lvlText w:val="o"/>
+      <w:lvlJc w:val="left"/>
+      <w:pPr>
+        <w:ind w:left="1440" w:hanging="360"/>
+      </w:pPr>
+      <w:rPr>
+        <w:rFonts w:ascii="Courier New" w:hAnsi="Courier New" w:cs="Courier New" w:hint="default"/>
+      </w:rPr>
+    </w:lvl>
+    <w:lvl w:ilvl="2" w:tplc="100C0005" w:tentative="1">
+      <w:start w:val="1"/>
+      <w:numFmt w:val="bullet"/>
+      <w:lvlText w:val=""/>
+      <w:lvlJc w:val="left"/>
+      <w:pPr>
+        <w:ind w:left="2160" w:hanging="360"/>
+      </w:pPr>
+      <w:rPr>
+        <w:rFonts w:ascii="Wingdings" w:hAnsi="Wingdings" w:hint="default"/>
+      </w:rPr>
+    </w:lvl>
+    <w:lvl w:ilvl="3" w:tplc="100C0001" w:tentative="1">
+      <w:start w:val="1"/>
+      <w:numFmt w:val="bullet"/>
+      <w:lvlText w:val=""/>
+      <w:lvlJc w:val="left"/>
+      <w:pPr>
+        <w:ind w:left="2880" w:hanging="360"/>
+      </w:pPr>
+      <w:rPr>
+        <w:rFonts w:ascii="Symbol" w:hAnsi="Symbol" w:hint="default"/>
+      </w:rPr>
+    </w:lvl>
+    <w:lvl w:ilvl="4" w:tplc="100C0003" w:tentative="1">
+      <w:start w:val="1"/>
+      <w:numFmt w:val="bullet"/>
+      <w:lvlText w:val="o"/>
+      <w:lvlJc w:val="left"/>
+      <w:pPr>
+        <w:ind w:left="3600" w:hanging="360"/>
+      </w:pPr>
+      <w:rPr>
+        <w:rFonts w:ascii="Courier New" w:hAnsi="Courier New" w:cs="Courier New" w:hint="default"/>
+      </w:rPr>
+    </w:lvl>
+    <w:lvl w:ilvl="5" w:tplc="100C0005" w:tentative="1">
+      <w:start w:val="1"/>
+      <w:numFmt w:val="bullet"/>
+      <w:lvlText w:val=""/>
+      <w:lvlJc w:val="left"/>
+      <w:pPr>
+        <w:ind w:left="4320" w:hanging="360"/>
+      </w:pPr>
+      <w:rPr>
+        <w:rFonts w:ascii="Wingdings" w:hAnsi="Wingdings" w:hint="default"/>
+      </w:rPr>
+    </w:lvl>
+    <w:lvl w:ilvl="6" w:tplc="100C0001" w:tentative="1">
+      <w:start w:val="1"/>
+      <w:numFmt w:val="bullet"/>
+      <w:lvlText w:val=""/>
+      <w:lvlJc w:val="left"/>
+      <w:pPr>
+        <w:ind w:left="5040" w:hanging="360"/>
+      </w:pPr>
+      <w:rPr>
+        <w:rFonts w:ascii="Symbol" w:hAnsi="Symbol" w:hint="default"/>
+      </w:rPr>
+    </w:lvl>
+    <w:lvl w:ilvl="7" w:tplc="100C0003" w:tentative="1">
+      <w:start w:val="1"/>
+      <w:numFmt w:val="bullet"/>
+      <w:lvlText w:val="o"/>
+      <w:lvlJc w:val="left"/>
+      <w:pPr>
+        <w:ind w:left="5760" w:hanging="360"/>
+      </w:pPr>
+      <w:rPr>
+        <w:rFonts w:ascii="Courier New" w:hAnsi="Courier New" w:cs="Courier New" w:hint="default"/>
+      </w:rPr>
+    </w:lvl>
+    <w:lvl w:ilvl="8" w:tplc="100C0005" w:tentative="1">
+      <w:start w:val="1"/>
+      <w:numFmt w:val="bullet"/>
+      <w:lvlText w:val=""/>
+      <w:lvlJc w:val="left"/>
+      <w:pPr>
+        <w:ind w:left="6480" w:hanging="360"/>
+      </w:pPr>
+      <w:rPr>
+        <w:rFonts w:ascii="Wingdings" w:hAnsi="Wingdings" w:hint="default"/>
+      </w:rPr>
+    </w:lvl>
+  </w:abstractNum>
+  <w:abstractNum w:abstractNumId="19" w15:restartNumberingAfterBreak="0">
     <w:nsid w:val="5B620C2E"/>
     <w:multiLevelType w:val="hybridMultilevel"/>
     <w:tmpl w:val="6E647EC6"/>
@@ -15796,7 +20422,7 @@
       </w:rPr>
     </w:lvl>
   </w:abstractNum>
-  <w:abstractNum w:abstractNumId="19" w15:restartNumberingAfterBreak="0">
+  <w:abstractNum w:abstractNumId="20" w15:restartNumberingAfterBreak="0">
     <w:nsid w:val="5E9B3A9A"/>
     <w:multiLevelType w:val="hybridMultilevel"/>
     <w:tmpl w:val="102A645A"/>
@@ -15912,7 +20538,7 @@
       </w:pPr>
     </w:lvl>
   </w:abstractNum>
-  <w:abstractNum w:abstractNumId="20" w15:restartNumberingAfterBreak="0">
+  <w:abstractNum w:abstractNumId="21" w15:restartNumberingAfterBreak="0">
     <w:nsid w:val="62801FE5"/>
     <w:multiLevelType w:val="multilevel"/>
     <w:tmpl w:val="8312BC6E"/>
@@ -16025,7 +20651,7 @@
       </w:pPr>
     </w:lvl>
   </w:abstractNum>
-  <w:abstractNum w:abstractNumId="21" w15:restartNumberingAfterBreak="0">
+  <w:abstractNum w:abstractNumId="22" w15:restartNumberingAfterBreak="0">
     <w:nsid w:val="64F95E6F"/>
     <w:multiLevelType w:val="hybridMultilevel"/>
     <w:tmpl w:val="33A230B8"/>
@@ -16165,7 +20791,7 @@
       </w:rPr>
     </w:lvl>
   </w:abstractNum>
-  <w:abstractNum w:abstractNumId="22" w15:restartNumberingAfterBreak="0">
+  <w:abstractNum w:abstractNumId="23" w15:restartNumberingAfterBreak="0">
     <w:nsid w:val="65B06DF4"/>
     <w:multiLevelType w:val="multilevel"/>
     <w:tmpl w:val="8312BC6E"/>
@@ -16278,7 +20904,7 @@
       </w:pPr>
     </w:lvl>
   </w:abstractNum>
-  <w:abstractNum w:abstractNumId="23" w15:restartNumberingAfterBreak="0">
+  <w:abstractNum w:abstractNumId="24" w15:restartNumberingAfterBreak="0">
     <w:nsid w:val="6C25091C"/>
     <w:multiLevelType w:val="multilevel"/>
     <w:tmpl w:val="17DE13FA"/>
@@ -16440,7 +21066,7 @@
       </w:rPr>
     </w:lvl>
   </w:abstractNum>
-  <w:abstractNum w:abstractNumId="24" w15:restartNumberingAfterBreak="0">
+  <w:abstractNum w:abstractNumId="25" w15:restartNumberingAfterBreak="0">
     <w:nsid w:val="743851C6"/>
     <w:multiLevelType w:val="multilevel"/>
     <w:tmpl w:val="8312BC6E"/>
@@ -16554,13 +21180,13 @@
     </w:lvl>
   </w:abstractNum>
   <w:num w:numId="1" w16cid:durableId="1622491328">
-    <w:abstractNumId w:val="19"/>
+    <w:abstractNumId w:val="20"/>
   </w:num>
   <w:num w:numId="2" w16cid:durableId="1166171494">
     <w:abstractNumId w:val="15"/>
   </w:num>
   <w:num w:numId="3" w16cid:durableId="1177840494">
-    <w:abstractNumId w:val="23"/>
+    <w:abstractNumId w:val="24"/>
   </w:num>
   <w:num w:numId="4" w16cid:durableId="676541397">
     <w:abstractNumId w:val="16"/>
@@ -16602,7 +21228,7 @@
     <w:abstractNumId w:val="11"/>
   </w:num>
   <w:num w:numId="17" w16cid:durableId="616833449">
-    <w:abstractNumId w:val="18"/>
+    <w:abstractNumId w:val="19"/>
   </w:num>
   <w:num w:numId="18" w16cid:durableId="824708453">
     <w:abstractNumId w:val="11"/>
@@ -16641,16 +21267,16 @@
     <w:abstractNumId w:val="17"/>
   </w:num>
   <w:num w:numId="30" w16cid:durableId="409079497">
-    <w:abstractNumId w:val="21"/>
+    <w:abstractNumId w:val="22"/>
   </w:num>
   <w:num w:numId="31" w16cid:durableId="356783750">
     <w:abstractNumId w:val="11"/>
   </w:num>
   <w:num w:numId="32" w16cid:durableId="1295788963">
-    <w:abstractNumId w:val="24"/>
+    <w:abstractNumId w:val="25"/>
   </w:num>
   <w:num w:numId="33" w16cid:durableId="645624870">
-    <w:abstractNumId w:val="20"/>
+    <w:abstractNumId w:val="21"/>
   </w:num>
   <w:num w:numId="34" w16cid:durableId="2132049278">
     <w:abstractNumId w:val="11"/>
@@ -16683,7 +21309,7 @@
     </w:lvlOverride>
   </w:num>
   <w:num w:numId="35" w16cid:durableId="172650682">
-    <w:abstractNumId w:val="22"/>
+    <w:abstractNumId w:val="23"/>
   </w:num>
   <w:num w:numId="36" w16cid:durableId="353965673">
     <w:abstractNumId w:val="11"/>
@@ -16726,6 +21352,9 @@
   </w:num>
   <w:num w:numId="40" w16cid:durableId="514540002">
     <w:abstractNumId w:val="10"/>
+  </w:num>
+  <w:num w:numId="41" w16cid:durableId="267733883">
+    <w:abstractNumId w:val="18"/>
   </w:num>
 </w:numbering>
 </file>
@@ -17332,7 +21961,6 @@
   <w:style w:type="character" w:default="1" w:styleId="Policepardfaut">
     <w:name w:val="Default Paragraph Font"/>
     <w:uiPriority w:val="1"/>
-    <w:semiHidden/>
     <w:unhideWhenUsed/>
   </w:style>
   <w:style w:type="table" w:default="1" w:styleId="TableauNormal">
@@ -19032,6 +23660,13 @@
     <w:pitch w:val="variable"/>
     <w:sig w:usb0="800001E3" w:usb1="1200FFEF" w:usb2="00040000" w:usb3="00000000" w:csb0="00000001" w:csb1="00000000"/>
   </w:font>
+  <w:font w:name="Consolas">
+    <w:panose1 w:val="020B0609020204030204"/>
+    <w:charset w:val="00"/>
+    <w:family w:val="modern"/>
+    <w:pitch w:val="fixed"/>
+    <w:sig w:usb0="E00006FF" w:usb1="0000FCFF" w:usb2="00000001" w:usb3="00000000" w:csb0="0000019F" w:csb1="00000000"/>
+  </w:font>
   <w:font w:name="MS Gothic">
     <w:altName w:val="ＭＳ ゴシック"/>
     <w:panose1 w:val="020B0609070205080204"/>
@@ -19097,6 +23732,7 @@
     <w:rsid w:val="000B6621"/>
     <w:rsid w:val="00186045"/>
     <w:rsid w:val="00253E52"/>
+    <w:rsid w:val="002E02A8"/>
     <w:rsid w:val="002F486A"/>
     <w:rsid w:val="00307334"/>
     <w:rsid w:val="003E682A"/>
@@ -19125,6 +23761,7 @@
     <w:rsid w:val="00D76462"/>
     <w:rsid w:val="00DD7C7C"/>
     <w:rsid w:val="00E834E4"/>
+    <w:rsid w:val="00F1051B"/>
     <w:rsid w:val="00F13D1D"/>
     <w:rsid w:val="00F8402B"/>
     <w:rsid w:val="00FA4830"/>
@@ -19971,10 +24608,10 @@
 
 <file path=word/webextensions/taskpanes.xml><?xml version="1.0" encoding="utf-8"?>
 <wetp:taskpanes xmlns:wetp="http://schemas.microsoft.com/office/webextensions/taskpanes/2010/11">
-  <wetp:taskpane dockstate="right" visibility="0" width="350" row="0">
+  <wetp:taskpane dockstate="right" visibility="0" width="350" row="1">
     <wetp:webextensionref xmlns:r="http://schemas.openxmlformats.org/officeDocument/2006/relationships" r:id="rId1"/>
   </wetp:taskpane>
-  <wetp:taskpane dockstate="right" visibility="0" width="350" row="1">
+  <wetp:taskpane dockstate="right" visibility="0" width="350" row="0">
     <wetp:webextensionref xmlns:r="http://schemas.openxmlformats.org/officeDocument/2006/relationships" r:id="rId2"/>
   </wetp:taskpane>
 </wetp:taskpanes>
@@ -19988,8 +24625,8 @@
   </we:alternateReferences>
   <we:properties>
     <we:property name="MENDELEY_BIBLIOGRAPHY_IS_DIRTY" value="false"/>
-    <we:property name="MENDELEY_BIBLIOGRAPHY_LAST_MODIFIED" value="1778830466203"/>
-    <we:property name="MENDELEY_CITATIONS" value="[{&quot;citationID&quot;:&quot;MENDELEY_CITATION_c9110d75-083c-459e-976f-f62c7347c468&quot;,&quot;properties&quot;:{&quot;noteIndex&quot;:0,&quot;mode&quot;:&quot;composite&quot;},&quot;isEdited&quot;:false,&quot;manualOverride&quot;:{&quot;isManuallyOverridden&quot;:false,&quot;citeprocText&quot;:&quot;J. P. Kousz &amp;#38; S. Leiser (2026)&quot;,&quot;manualOverrideText&quot;:&quot;&quot;},&quot;citationTag&quot;:&quot;MENDELEY_CITATION_v3_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&quot;,&quot;citationItems&quot;:[{&quot;id&quot;:&quot;35f5a5cc-8c72-3b86-8ebf-fc042b3548c1&quot;,&quot;itemData&quot;:{&quot;type&quot;:&quot;article-journal&quot;,&quot;id&quot;:&quot;35f5a5cc-8c72-3b86-8ebf-fc042b3548c1&quot;,&quot;title&quot;:&quot;GEN - ICT-FR Manuel 2027&quot;,&quot;author&quot;:[{&quot;family&quot;:&quot;J. P. Kousz&quot;,&quot;given&quot;:&quot;F. Kuster&quot;,&quot;parse-names&quot;:false,&quot;dropping-particle&quot;:&quot;&quot;,&quot;non-dropping-particle&quot;:&quot;&quot;},{&quot;family&quot;:&quot;S. Leiser&quot;,&quot;given&quot;:&quot;&quot;,&quot;parse-names&quot;:false,&quot;dropping-particle&quot;:&quot;&quot;,&quot;non-dropping-particle&quot;:&quot;&quot;}],&quot;accessed&quot;:{&quot;date-parts&quot;:[[2026,5,7]]},&quot;translator&quot;:[{&quot;family&quot;:&quot;Schwab&quot;,&quot;given&quot;:&quot;Stéphane&quot;,&quot;parse-names&quot;:false,&quot;dropping-particle&quot;:&quot;&quot;,&quot;non-dropping-particle&quot;:&quot;&quot;},{&quot;family&quot;:&quot;Meuwly&quot;,&quot;given&quot;:&quot;Laurent&quot;,&quot;parse-names&quot;:false,&quot;dropping-particle&quot;:&quot;&quot;,&quot;non-dropping-particle&quot;:&quot;&quot;},{&quot;family&quot;:&quot;Nuoffer&quot;,&quot;given&quot;:&quot;Steve&quot;,&quot;parse-names&quot;:false,&quot;dropping-particle&quot;:&quot;&quot;,&quot;non-dropping-particle&quot;:&quot;&quot;}],&quot;URL&quot;:&quot;https://2026.pkorg.ch/dokument/2530/view&quot;,&quot;issued&quot;:{&quot;date-parts&quot;:[[2026,1]]},&quot;container-title-short&quot;:&quot;&quot;},&quot;isTemporary&quot;:false,&quot;displayAs&quot;:&quot;composite&quot;,&quot;suppress-author&quot;:false,&quot;composite&quot;:true,&quot;author-only&quot;:false}]},{&quot;citationID&quot;:&quot;MENDELEY_CITATION_b436a8a3-3a1a-4431-9209-c918703eaeeb&quot;,&quot;properties&quot;:{&quot;noteIndex&quot;:0,&quot;mode&quot;:&quot;composite&quot;},&quot;isEdited&quot;:false,&quot;manualOverride&quot;:{&quot;isManuallyOverridden&quot;:false,&quot;citeprocText&quot;:&quot;Blaise Hurtlin (2026)&quot;,&quot;manualOverrideText&quot;:&quot;&quot;},&quot;citationTag&quot;:&quot;MENDELEY_CITATION_v3_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&quot;,&quot;citationItems&quot;:[{&quot;id&quot;:&quot;f32f6921-db11-3f7e-99d8-61451133e193&quot;,&quot;itemData&quot;:{&quot;type&quot;:&quot;report&quot;,&quot;id&quot;:&quot;f32f6921-db11-3f7e-99d8-61451133e193&quot;,&quot;title&quot;:&quot;Automatisation sur un cluster Proxmox - Cahier des charges&quot;,&quot;author&quot;:[{&quot;family&quot;:&quot;Blaise Hurtlin&quot;,&quot;given&quot;:&quot;&quot;,&quot;parse-names&quot;:false,&quot;dropping-particle&quot;:&quot;&quot;,&quot;non-dropping-particle&quot;:&quot;&quot;}],&quot;issued&quot;:{&quot;date-parts&quot;:[[2026,3,2]]},&quot;publisher-place&quot;:&quot;Fribourg&quot;,&quot;language&quot;:&quot;Français&quot;,&quot;abstract&quot;:&quot;Description générale du projet d'examen : L'EMF souhaite disposer d'une infrastructure de virtualisation moderne, flexible et automatisée afin de faciliter le déploiement et la gestion de machines virtuelles. Actuellement, la création et la configuration de machines virtuelles sont réalisées manuellement, ce qui entraîne une perte de temps, un risque d'erreurs humaines et un manque d'homogénéité. Le présent travail a pour objectif de mettre en place un cluster de virtualisation Proxmox sur plusieurs noeuds et d'automatiser le déploiement de machines virtuelles à l'aide d'outils d'infrastructure as code (IaC).&quot;,&quot;container-title-short&quot;:&quot;&quot;},&quot;isTemporary&quot;:false,&quot;displayAs&quot;:&quot;composite&quot;,&quot;suppress-author&quot;:false,&quot;composite&quot;:true,&quot;author-only&quot;:false}]},{&quot;citationID&quot;:&quot;MENDELEY_CITATION_bd297da5-6ab4-498e-9f4f-b38ccb581b15&quot;,&quot;properties&quot;:{&quot;noteIndex&quot;:0},&quot;isEdited&quot;:false,&quot;manualOverride&quot;:{&quot;isManuallyOverridden&quot;:false,&quot;citeprocText&quot;:&quot;(J. P. Kousz &amp;#38; S. Leiser, 2026)&quot;,&quot;manualOverrideText&quot;:&quot;&quot;},&quot;citationTag&quot;:&quot;MENDELEY_CITATION_v3_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&quot;,&quot;citationItems&quot;:[{&quot;id&quot;:&quot;35f5a5cc-8c72-3b86-8ebf-fc042b3548c1&quot;,&quot;itemData&quot;:{&quot;type&quot;:&quot;article-journal&quot;,&quot;id&quot;:&quot;35f5a5cc-8c72-3b86-8ebf-fc042b3548c1&quot;,&quot;title&quot;:&quot;GEN - ICT-FR Manuel 2027&quot;,&quot;author&quot;:[{&quot;family&quot;:&quot;J. P. Kousz&quot;,&quot;given&quot;:&quot;F. Kuster&quot;,&quot;parse-names&quot;:false,&quot;dropping-particle&quot;:&quot;&quot;,&quot;non-dropping-particle&quot;:&quot;&quot;},{&quot;family&quot;:&quot;S. Leiser&quot;,&quot;given&quot;:&quot;&quot;,&quot;parse-names&quot;:false,&quot;dropping-particle&quot;:&quot;&quot;,&quot;non-dropping-particle&quot;:&quot;&quot;}],&quot;accessed&quot;:{&quot;date-parts&quot;:[[2026,5,7]]},&quot;translator&quot;:[{&quot;family&quot;:&quot;Schwab&quot;,&quot;given&quot;:&quot;Stéphane&quot;,&quot;parse-names&quot;:false,&quot;dropping-particle&quot;:&quot;&quot;,&quot;non-dropping-particle&quot;:&quot;&quot;},{&quot;family&quot;:&quot;Meuwly&quot;,&quot;given&quot;:&quot;Laurent&quot;,&quot;parse-names&quot;:false,&quot;dropping-particle&quot;:&quot;&quot;,&quot;non-dropping-particle&quot;:&quot;&quot;},{&quot;family&quot;:&quot;Nuoffer&quot;,&quot;given&quot;:&quot;Steve&quot;,&quot;parse-names&quot;:false,&quot;dropping-particle&quot;:&quot;&quot;,&quot;non-dropping-particle&quot;:&quot;&quot;}],&quot;URL&quot;:&quot;https://2026.pkorg.ch/dokument/2530/view&quot;,&quot;issued&quot;:{&quot;date-parts&quot;:[[2026,1]]},&quot;container-title-short&quot;:&quot;&quot;},&quot;isTemporary&quot;:false,&quot;suppress-author&quot;:false,&quot;composite&quot;:false,&quot;author-only&quot;:false}]},{&quot;citationID&quot;:&quot;MENDELEY_CITATION_c081e898-b5a7-433d-bb3b-d53ea9033849&quot;,&quot;properties&quot;:{&quot;noteIndex&quot;:0},&quot;isEdited&quot;:false,&quot;manualOverride&quot;:{&quot;isManuallyOverridden&quot;:false,&quot;citeprocText&quot;:&quot;(EMF-Informatique, 2025)&quot;,&quot;manualOverrideText&quot;:&quot;&quot;},&quot;citationTag&quot;:&quot;MENDELEY_CITATION_v3_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&quot;,&quot;citationItems&quot;:[{&quot;id&quot;:&quot;35384cd0-ea23-30ec-9a59-ccb2a44e9082&quot;,&quot;itemData&quot;:{&quot;type&quot;:&quot;article-journal&quot;,&quot;id&quot;:&quot;35384cd0-ea23-30ec-9a59-ccb2a44e9082&quot;,&quot;title&quot;:&quot;00_Standards Entreprise INFRA&quot;,&quot;author&quot;:[{&quot;family&quot;:&quot;EMF-Informatique&quot;,&quot;given&quot;:&quot;&quot;,&quot;parse-names&quot;:false,&quot;dropping-particle&quot;:&quot;&quot;,&quot;non-dropping-particle&quot;:&quot;&quot;}],&quot;accessed&quot;:{&quot;date-parts&quot;:[[2026,5,7]]},&quot;URL&quot;:&quot;https://eduetatfr.sharepoint.com/:b:/r/teams/EMF-GT-INFOApprentis/Shared%20Documents/Apprenti-es/Infrastructures/Standards/00_Standards%20Entreprise%20INFRA.pdf?csf=1&amp;web=1&amp;e=NxPkxO&quot;,&quot;issued&quot;:{&quot;date-parts&quot;:[[2025,3,25]]},&quot;page&quot;:&quot;1-1&quot;,&quot;container-title-short&quot;:&quot;&quot;},&quot;isTemporary&quot;:false,&quot;suppress-author&quot;:false,&quot;composite&quot;:false,&quot;author-only&quot;:false}]},{&quot;citationID&quot;:&quot;MENDELEY_CITATION_f9a42ccd-cc40-42f8-afd0-e7ccb5a93cda&quot;,&quot;properties&quot;:{&quot;noteIndex&quot;:0,&quot;mode&quot;:&quot;composite&quot;},&quot;isEdited&quot;:false,&quot;manualOverride&quot;:{&quot;isManuallyOverridden&quot;:false,&quot;citeprocText&quot;:&quot;Proxmox (2025b)&quot;,&quot;manualOverrideText&quot;:&quot;&quot;},&quot;citationTag&quot;:&quot;MENDELEY_CITATION_v3_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&quot;,&quot;citationItems&quot;:[{&quot;id&quot;:&quot;66de0b29-8c25-3bfb-9d36-3528c1be4578&quot;,&quot;itemData&quot;:{&quot;type&quot;:&quot;webpage&quot;,&quot;id&quot;:&quot;66de0b29-8c25-3bfb-9d36-3528c1be4578&quot;,&quot;title&quot;:&quot;Proxmox VE Storage&quot;,&quot;author&quot;:[{&quot;family&quot;:&quot;Proxmox&quot;,&quot;given&quot;:&quot;&quot;,&quot;parse-names&quot;:false,&quot;dropping-particle&quot;:&quot;&quot;,&quot;non-dropping-particle&quot;:&quot;&quot;}],&quot;container-title&quot;:&quot;Proxmox VE Administration Guide&quot;,&quot;accessed&quot;:{&quot;date-parts&quot;:[[2026,3,15]]},&quot;URL&quot;:&quot;https://pve.proxmox.com/pve-docs/chapter-pvesm.html&quot;,&quot;issued&quot;:{&quot;date-parts&quot;:[[2025,12,12]]},&quot;language&quot;:&quot;English&quot;,&quot;abstract&quot;:&quot;\n\nThe Proxmox VE storage model is very flexible. Virtual machine images can either be stored on one or several local storages, or on shared storage like NFS or iSCSI (NAS, SAN). There are no limits, and you may configure as many storage pools as you like. You can use all storage technologies available for Debian Linux.\n\nOne major benefit of storing VMs on shared storage is the ability to live-migrate running machines without any downtime, as all nodes in the cluster have direct access to VM disk images. There is no need to copy VM image data, so live migration is very fast in that case.\n&quot;,&quot;container-title-short&quot;:&quot;&quot;},&quot;isTemporary&quot;:false,&quot;displayAs&quot;:&quot;composite&quot;,&quot;suppress-author&quot;:false,&quot;composite&quot;:true,&quot;author-only&quot;:false}]},{&quot;citationID&quot;:&quot;MENDELEY_CITATION_4afd9d51-6e25-4fc5-b929-fd706c000062&quot;,&quot;properties&quot;:{&quot;noteIndex&quot;:0},&quot;isEdited&quot;:false,&quot;manualOverride&quot;:{&quot;isManuallyOverridden&quot;:false,&quot;citeprocText&quot;:&quot;(Proxmox, 2025b)&quot;,&quot;manualOverrideText&quot;:&quot;&quot;},&quot;citationTag&quot;:&quot;MENDELEY_CITATION_v3_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&quot;,&quot;citationItems&quot;:[{&quot;id&quot;:&quot;66de0b29-8c25-3bfb-9d36-3528c1be4578&quot;,&quot;itemData&quot;:{&quot;type&quot;:&quot;webpage&quot;,&quot;id&quot;:&quot;66de0b29-8c25-3bfb-9d36-3528c1be4578&quot;,&quot;title&quot;:&quot;Proxmox VE Storage&quot;,&quot;author&quot;:[{&quot;family&quot;:&quot;Proxmox&quot;,&quot;given&quot;:&quot;&quot;,&quot;parse-names&quot;:false,&quot;dropping-particle&quot;:&quot;&quot;,&quot;non-dropping-particle&quot;:&quot;&quot;}],&quot;container-title&quot;:&quot;Proxmox VE Administration Guide&quot;,&quot;accessed&quot;:{&quot;date-parts&quot;:[[2026,3,15]]},&quot;URL&quot;:&quot;https://pve.proxmox.com/pve-docs/chapter-pvesm.html&quot;,&quot;issued&quot;:{&quot;date-parts&quot;:[[2025,12,12]]},&quot;language&quot;:&quot;English&quot;,&quot;abstract&quot;:&quot;\n\nThe Proxmox VE storage model is very flexible. Virtual machine images can either be stored on one or several local storages, or on shared storage like NFS or iSCSI (NAS, SAN). There are no limits, and you may configure as many storage pools as you like. You can use all storage technologies available for Debian Linux.\n\nOne major benefit of storing VMs on shared storage is the ability to live-migrate running machines without any downtime, as all nodes in the cluster have direct access to VM disk images. There is no need to copy VM image data, so live migration is very fast in that case.\n&quot;,&quot;container-title-short&quot;:&quot;&quot;},&quot;isTemporary&quot;:false,&quot;suppress-author&quot;:false,&quot;composite&quot;:false,&quot;author-only&quot;:false}]},{&quot;citationID&quot;:&quot;MENDELEY_CITATION_9db2a729-0951-4c17-9e01-ff0581195c25&quot;,&quot;properties&quot;:{&quot;noteIndex&quot;:0,&quot;mode&quot;:&quot;composite&quot;},&quot;isEdited&quot;:false,&quot;manualOverride&quot;:{&quot;isManuallyOverridden&quot;:false,&quot;citeprocText&quot;:&quot;Josh Noll (2024)&quot;,&quot;manualOverrideText&quot;:&quot;&quot;},&quot;citationTag&quot;:&quot;MENDELEY_CITATION_v3_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&quot;,&quot;citationItems&quot;:[{&quot;id&quot;:&quot;2282350d-c4a4-38ed-ba6b-d9ebe871ce5d&quot;,&quot;itemData&quot;:{&quot;type&quot;:&quot;webpage&quot;,&quot;id&quot;:&quot;2282350d-c4a4-38ed-ba6b-d9ebe871ce5d&quot;,&quot;title&quot;:&quot;Deploying Proxmox VMs with Ansible — Josh Noll&quot;,&quot;author&quot;:[{&quot;family&quot;:&quot;Josh Noll&quot;,&quot;given&quot;:&quot;&quot;,&quot;parse-names&quot;:false,&quot;dropping-particle&quot;:&quot;&quot;,&quot;non-dropping-particle&quot;:&quot;&quot;}],&quot;accessed&quot;:{&quot;date-parts&quot;:[[2026,4,21]]},&quot;URL&quot;:&quot;https://joshrnoll.com/deploying-proxmox-vms-with-ansible/&quot;,&quot;issued&quot;:{&quot;date-parts&quot;:[[2024,1,16]]},&quot;container-title-short&quot;:&quot;&quot;},&quot;isTemporary&quot;:false,&quot;displayAs&quot;:&quot;composite&quot;,&quot;suppress-author&quot;:false,&quot;composite&quot;:true,&quot;author-only&quot;:false}]},{&quot;citationID&quot;:&quot;MENDELEY_CITATION_1c0bfdc0-b8ec-465a-97f9-432436345054&quot;,&quot;properties&quot;:{&quot;noteIndex&quot;:0,&quot;mode&quot;:&quot;composite&quot;},&quot;isEdited&quot;:false,&quot;manualOverride&quot;:{&quot;isManuallyOverridden&quot;:false,&quot;citeprocText&quot;:&quot;Proxmox (2025c)&quot;,&quot;manualOverrideText&quot;:&quot;&quot;},&quot;citationTag&quot;:&quot;MENDELEY_CITATION_v3_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&quot;,&quot;citationItems&quot;:[{&quot;id&quot;:&quot;4bf5c8ec-d6e5-35ca-a7be-7cacfe503104&quot;,&quot;itemData&quot;:{&quot;type&quot;:&quot;webpage&quot;,&quot;id&quot;:&quot;4bf5c8ec-d6e5-35ca-a7be-7cacfe503104&quot;,&quot;title&quot;:&quot;QEMU/KVM Virtual Machines&quot;,&quot;author&quot;:[{&quot;family&quot;:&quot;Proxmox&quot;,&quot;given&quot;:&quot;&quot;,&quot;parse-names&quot;:false,&quot;dropping-particle&quot;:&quot;&quot;,&quot;non-dropping-particle&quot;:&quot;&quot;}],&quot;accessed&quot;:{&quot;date-parts&quot;:[[2026,3,15]]},&quot;URL&quot;:&quot;https://pve.proxmox.com/pve-docs/chapter-qm.html&quot;,&quot;issued&quot;:{&quot;date-parts&quot;:[[2025,12,12]]},&quot;container-title-short&quot;:&quot;&quot;},&quot;isTemporary&quot;:false,&quot;displayAs&quot;:&quot;composite&quot;,&quot;suppress-author&quot;:false,&quot;composite&quot;:true,&quot;author-only&quot;:false}]},{&quot;citationID&quot;:&quot;MENDELEY_CITATION_0574a10e-c060-4584-b1b5-3204dd180737&quot;,&quot;properties&quot;:{&quot;noteIndex&quot;:0},&quot;isEdited&quot;:false,&quot;manualOverride&quot;:{&quot;isManuallyOverridden&quot;:false,&quot;citeprocText&quot;:&quot;(Proxmox, 2025a)&quot;,&quot;manualOverrideText&quot;:&quot;&quot;},&quot;citationTag&quot;:&quot;MENDELEY_CITATION_v3_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&quot;,&quot;citationItems&quot;:[{&quot;id&quot;:&quot;cdd5bf4a-8251-39fe-a38d-94fb4557c4cb&quot;,&quot;itemData&quot;:{&quot;type&quot;:&quot;webpage&quot;,&quot;id&quot;:&quot;cdd5bf4a-8251-39fe-a38d-94fb4557c4cb&quot;,&quot;title&quot;:&quot;Network Configuration - Proxmox VE&quot;,&quot;author&quot;:[{&quot;family&quot;:&quot;Proxmox&quot;,&quot;given&quot;:&quot;&quot;,&quot;parse-names&quot;:false,&quot;dropping-particle&quot;:&quot;&quot;,&quot;non-dropping-particle&quot;:&quot;&quot;}],&quot;accessed&quot;:{&quot;date-parts&quot;:[[2026,5,7]]},&quot;URL&quot;:&quot;https://pve.proxmox.com/wiki/Network_Configuration&quot;,&quot;issued&quot;:{&quot;date-parts&quot;:[[2025,11,19]]},&quot;container-title-short&quot;:&quot;&quot;},&quot;isTemporary&quot;:false,&quot;suppress-author&quot;:false,&quot;composite&quot;:false,&quot;author-only&quot;:false}]},{&quot;citationID&quot;:&quot;MENDELEY_CITATION_6123cc52-935a-4e9c-8ca8-7b3455cb48cb&quot;,&quot;properties&quot;:{&quot;noteIndex&quot;:0,&quot;mode&quot;:&quot;author-only&quot;},&quot;isEdited&quot;:false,&quot;manualOverride&quot;:{&quot;isManuallyOverridden&quot;:false,&quot;citeprocText&quot;:&quot;Hashicorp&quot;,&quot;manualOverrideText&quot;:&quot;&quot;},&quot;citationTag&quot;:&quot;MENDELEY_CITATION_v3_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&quot;,&quot;citationItems&quot;:[{&quot;id&quot;:&quot;a587371a-4b08-3208-ab4f-dbf256de27d2&quot;,&quot;itemData&quot;:{&quot;type&quot;:&quot;webpage&quot;,&quot;id&quot;:&quot;a587371a-4b08-3208-ab4f-dbf256de27d2&quot;,&quot;title&quot;:&quot;Terraform overview | Terraform | HashiCorp Developer&quot;,&quot;author&quot;:[{&quot;family&quot;:&quot;Hashicorp&quot;,&quot;given&quot;:&quot;&quot;,&quot;parse-names&quot;:false,&quot;dropping-particle&quot;:&quot;&quot;,&quot;non-dropping-particle&quot;:&quot;&quot;}],&quot;accessed&quot;:{&quot;date-parts&quot;:[[2026,3,31]]},&quot;URL&quot;:&quot;https://developer.hashicorp.com/terraform/docs&quot;,&quot;container-title-short&quot;:&quot;&quot;},&quot;isTemporary&quot;:false,&quot;displayAs&quot;:&quot;author-only&quot;,&quot;suppress-author&quot;:false,&quot;composite&quot;:false,&quot;author-only&quot;:true}]},{&quot;citationID&quot;:&quot;MENDELEY_CITATION_be5a949b-c2c9-43e2-89e6-f32e2854e848&quot;,&quot;properties&quot;:{&quot;noteIndex&quot;:0,&quot;mode&quot;:&quot;author-only&quot;},&quot;isEdited&quot;:false,&quot;manualOverride&quot;:{&quot;isManuallyOverridden&quot;:false,&quot;citeprocText&quot;:&quot;Hashicorp&quot;,&quot;manualOverrideText&quot;:&quot;&quot;},&quot;citationTag&quot;:&quot;MENDELEY_CITATION_v3_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&quot;,&quot;citationItems&quot;:[{&quot;id&quot;:&quot;a587371a-4b08-3208-ab4f-dbf256de27d2&quot;,&quot;itemData&quot;:{&quot;type&quot;:&quot;webpage&quot;,&quot;id&quot;:&quot;a587371a-4b08-3208-ab4f-dbf256de27d2&quot;,&quot;title&quot;:&quot;Terraform overview | Terraform | HashiCorp Developer&quot;,&quot;author&quot;:[{&quot;family&quot;:&quot;Hashicorp&quot;,&quot;given&quot;:&quot;&quot;,&quot;parse-names&quot;:false,&quot;dropping-particle&quot;:&quot;&quot;,&quot;non-dropping-particle&quot;:&quot;&quot;}],&quot;accessed&quot;:{&quot;date-parts&quot;:[[2026,3,31]]},&quot;URL&quot;:&quot;https://developer.hashicorp.com/terraform/docs&quot;,&quot;container-title-short&quot;:&quot;&quot;},&quot;isTemporary&quot;:false,&quot;displayAs&quot;:&quot;author-only&quot;,&quot;suppress-author&quot;:false,&quot;composite&quot;:false,&quot;author-only&quot;:true}]},{&quot;citationID&quot;:&quot;MENDELEY_CITATION_50e60e3f-273d-4874-9fd6-c4e9022312a9&quot;,&quot;properties&quot;:{&quot;noteIndex&quot;:0},&quot;isEdited&quot;:false,&quot;manualOverride&quot;:{&quot;isManuallyOverridden&quot;:false,&quot;citeprocText&quot;:&quot;(Hashicorp, n.d.)&quot;,&quot;manualOverrideText&quot;:&quot;&quot;},&quot;citationTag&quot;:&quot;MENDELEY_CITATION_v3_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&quot;,&quot;citationItems&quot;:[{&quot;id&quot;:&quot;a587371a-4b08-3208-ab4f-dbf256de27d2&quot;,&quot;itemData&quot;:{&quot;type&quot;:&quot;webpage&quot;,&quot;id&quot;:&quot;a587371a-4b08-3208-ab4f-dbf256de27d2&quot;,&quot;title&quot;:&quot;Terraform overview | Terraform | HashiCorp Developer&quot;,&quot;author&quot;:[{&quot;family&quot;:&quot;Hashicorp&quot;,&quot;given&quot;:&quot;&quot;,&quot;parse-names&quot;:false,&quot;dropping-particle&quot;:&quot;&quot;,&quot;non-dropping-particle&quot;:&quot;&quot;}],&quot;accessed&quot;:{&quot;date-parts&quot;:[[2026,3,31]]},&quot;URL&quot;:&quot;https://developer.hashicorp.com/terraform/docs&quot;,&quot;container-title-short&quot;:&quot;&quot;},&quot;isTemporary&quot;:false,&quot;suppress-author&quot;:false,&quot;composite&quot;:false,&quot;author-only&quot;:false}]},{&quot;citationID&quot;:&quot;MENDELEY_CITATION_1bd58bbd-9bad-4f3e-b531-5f20774b6d4c&quot;,&quot;properties&quot;:{&quot;noteIndex&quot;:0},&quot;isEdited&quot;:false,&quot;manualOverride&quot;:{&quot;isManuallyOverridden&quot;:false,&quot;citeprocText&quot;:&quot;(bpg &amp;#38; 153 contributeurs, 2019)&quot;,&quot;manualOverrideText&quot;:&quot;&quot;},&quot;citationTag&quot;:&quot;MENDELEY_CITATION_v3_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&quot;,&quot;citationItems&quot;:[{&quot;id&quot;:&quot;2de4f9e7-8d77-3ebb-8f15-e34da454be73&quot;,&quot;itemData&quot;:{&quot;type&quot;:&quot;webpage&quot;,&quot;id&quot;:&quot;2de4f9e7-8d77-3ebb-8f15-e34da454be73&quot;,&quot;title&quot;:&quot;bpg/terraform-provider-proxmox: Terraform / OpenTofu Provider for Proxmox VE&quot;,&quot;author&quot;:[{&quot;family&quot;:&quot;bpg&quot;,&quot;given&quot;:&quot;&quot;,&quot;parse-names&quot;:false,&quot;dropping-particle&quot;:&quot;&quot;,&quot;non-dropping-particle&quot;:&quot;&quot;},{&quot;family&quot;:&quot;153 contributeurs&quot;,&quot;given&quot;:&quot;&quot;,&quot;parse-names&quot;:false,&quot;dropping-particle&quot;:&quot;&quot;,&quot;non-dropping-particle&quot;:&quot;&quot;}],&quot;accessed&quot;:{&quot;date-parts&quot;:[[2026,3,31]]},&quot;URL&quot;:&quot;https://github.com/bpg/terraform-provider-proxmox&quot;,&quot;issued&quot;:{&quot;date-parts&quot;:[[2019,12,7]]},&quot;container-title-short&quot;:&quot;&quot;},&quot;isTemporary&quot;:false,&quot;suppress-author&quot;:false,&quot;composite&quot;:false,&quot;author-only&quot;:false}]},{&quot;citationID&quot;:&quot;MENDELEY_CITATION_eb22053c-78e7-4e7f-a15a-c93e8bb779a8&quot;,&quot;properties&quot;:{&quot;noteIndex&quot;:0},&quot;isEdited&quot;:false,&quot;manualOverride&quot;:{&quot;isManuallyOverridden&quot;:false,&quot;citeprocText&quot;:&quot;(Telmate &amp;#38; 108 contributeurs, 2017)&quot;,&quot;manualOverrideText&quot;:&quot;&quot;},&quot;citationTag&quot;:&quot;MENDELEY_CITATION_v3_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&quot;,&quot;citationItems&quot;:[{&quot;id&quot;:&quot;02618d2f-c0c6-3e51-852c-6ab354020533&quot;,&quot;itemData&quot;:{&quot;type&quot;:&quot;webpage&quot;,&quot;id&quot;:&quot;02618d2f-c0c6-3e51-852c-6ab354020533&quot;,&quot;title&quot;:&quot;Telmate/proxmox-api-go&quot;,&quot;author&quot;:[{&quot;family&quot;:&quot;Telmate&quot;,&quot;given&quot;:&quot;&quot;,&quot;parse-names&quot;:false,&quot;dropping-particle&quot;:&quot;&quot;,&quot;non-dropping-particle&quot;:&quot;&quot;},{&quot;family&quot;:&quot;108 contributeurs&quot;,&quot;given&quot;:&quot;&quot;,&quot;parse-names&quot;:false,&quot;dropping-particle&quot;:&quot;&quot;,&quot;non-dropping-particle&quot;:&quot;&quot;}],&quot;accessed&quot;:{&quot;date-parts&quot;:[[2026,3,31]]},&quot;URL&quot;:&quot;https://github.com/Telmate/proxmox-api-go&quot;,&quot;issued&quot;:{&quot;date-parts&quot;:[[2017,2,7]]},&quot;container-title-short&quot;:&quot;&quot;},&quot;isTemporary&quot;:false,&quot;suppress-author&quot;:false,&quot;composite&quot;:false,&quot;author-only&quot;:false}]},{&quot;citationID&quot;:&quot;MENDELEY_CITATION_32a35c09-55b7-48ef-bcc8-00932a651399&quot;,&quot;properties&quot;:{&quot;noteIndex&quot;:0},&quot;isEdited&quot;:false,&quot;manualOverride&quot;:{&quot;isManuallyOverridden&quot;:false,&quot;citeprocText&quot;:&quot;(Red Hat - Inc, 2022)&quot;,&quot;manualOverrideText&quot;:&quot;&quot;},&quot;citationTag&quot;:&quot;MENDELEY_CITATION_v3_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&quot;,&quot;citationItems&quot;:[{&quot;id&quot;:&quot;c68a136d-10bd-345e-a6c5-60fb634fe4a2&quot;,&quot;itemData&quot;:{&quot;type&quot;:&quot;webpage&quot;,&quot;id&quot;:&quot;c68a136d-10bd-345e-a6c5-60fb634fe4a2&quot;,&quot;title&quot;:&quot;Ansible Documentation — Ansible Documentation&quot;,&quot;author&quot;:[{&quot;family&quot;:&quot;Red Hat - Inc&quot;,&quot;given&quot;:&quot;&quot;,&quot;parse-names&quot;:false,&quot;dropping-particle&quot;:&quot;&quot;,&quot;non-dropping-particle&quot;:&quot;&quot;}],&quot;accessed&quot;:{&quot;date-parts&quot;:[[2026,4,21]]},&quot;URL&quot;:&quot;https://docs.ansible.com/projects/ansible/2.9/?utm_source=chatgpt.com&quot;,&quot;issued&quot;:{&quot;date-parts&quot;:[[2022,5,27]]},&quot;container-title-short&quot;:&quot;&quot;},&quot;isTemporary&quot;:false,&quot;suppress-author&quot;:false,&quot;composite&quot;:false,&quot;author-only&quot;:false}]},{&quot;citationID&quot;:&quot;MENDELEY_CITATION_b61e7e31-7658-430b-990c-ad89e26637d0&quot;,&quot;properties&quot;:{&quot;noteIndex&quot;:0,&quot;mode&quot;:&quot;composite&quot;},&quot;isEdited&quot;:false,&quot;manualOverride&quot;:{&quot;isManuallyOverridden&quot;:false,&quot;citeprocText&quot;:&quot;Red Hat - Inc (2022)&quot;,&quot;manualOverrideText&quot;:&quot;&quot;},&quot;citationTag&quot;:&quot;MENDELEY_CITATION_v3_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&quot;,&quot;citationItems&quot;:[{&quot;id&quot;:&quot;c68a136d-10bd-345e-a6c5-60fb634fe4a2&quot;,&quot;itemData&quot;:{&quot;type&quot;:&quot;webpage&quot;,&quot;id&quot;:&quot;c68a136d-10bd-345e-a6c5-60fb634fe4a2&quot;,&quot;title&quot;:&quot;Ansible Documentation — Ansible Documentation&quot;,&quot;author&quot;:[{&quot;family&quot;:&quot;Red Hat - Inc&quot;,&quot;given&quot;:&quot;&quot;,&quot;parse-names&quot;:false,&quot;dropping-particle&quot;:&quot;&quot;,&quot;non-dropping-particle&quot;:&quot;&quot;}],&quot;accessed&quot;:{&quot;date-parts&quot;:[[2026,4,21]]},&quot;URL&quot;:&quot;https://docs.ansible.com/projects/ansible/2.9/?utm_source=chatgpt.com&quot;,&quot;issued&quot;:{&quot;date-parts&quot;:[[2022,5,27]]},&quot;container-title-short&quot;:&quot;&quot;},&quot;isTemporary&quot;:false,&quot;displayAs&quot;:&quot;composite&quot;,&quot;suppress-author&quot;:false,&quot;composite&quot;:true,&quot;author-only&quot;:false}]},{&quot;citationID&quot;:&quot;MENDELEY_CITATION_ee4fcb49-8585-4e37-a686-d28ceb9f4b0c&quot;,&quot;properties&quot;:{&quot;noteIndex&quot;:0,&quot;mode&quot;:&quot;composite&quot;},&quot;isEdited&quot;:false,&quot;manualOverride&quot;:{&quot;isManuallyOverridden&quot;:false,&quot;citeprocText&quot;:&quot;Josh Noll (2024)&quot;,&quot;manualOverrideText&quot;:&quot;&quot;},&quot;citationTag&quot;:&quot;MENDELEY_CITATION_v3_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&quot;,&quot;citationItems&quot;:[{&quot;id&quot;:&quot;2282350d-c4a4-38ed-ba6b-d9ebe871ce5d&quot;,&quot;itemData&quot;:{&quot;type&quot;:&quot;webpage&quot;,&quot;id&quot;:&quot;2282350d-c4a4-38ed-ba6b-d9ebe871ce5d&quot;,&quot;title&quot;:&quot;Deploying Proxmox VMs with Ansible — Josh Noll&quot;,&quot;author&quot;:[{&quot;family&quot;:&quot;Josh Noll&quot;,&quot;given&quot;:&quot;&quot;,&quot;parse-names&quot;:false,&quot;dropping-particle&quot;:&quot;&quot;,&quot;non-dropping-particle&quot;:&quot;&quot;}],&quot;accessed&quot;:{&quot;date-parts&quot;:[[2026,4,21]]},&quot;URL&quot;:&quot;https://joshrnoll.com/deploying-proxmox-vms-with-ansible/&quot;,&quot;issued&quot;:{&quot;date-parts&quot;:[[2024,1,16]]},&quot;container-title-short&quot;:&quot;&quot;},&quot;isTemporary&quot;:false,&quot;displayAs&quot;:&quot;composite&quot;,&quot;suppress-author&quot;:false,&quot;composite&quot;:true,&quot;author-only&quot;:false}]},{&quot;citationID&quot;:&quot;MENDELEY_CITATION_8ec9221b-a6b2-4aa2-a9cd-f8f357c3710a&quot;,&quot;properties&quot;:{&quot;noteIndex&quot;:0},&quot;isEdited&quot;:false,&quot;manualOverride&quot;:{&quot;isManuallyOverridden&quot;:false,&quot;citeprocText&quot;:&quot;(Ansible Project Contributors, 2026)&quot;,&quot;manualOverrideText&quot;:&quot;&quot;},&quot;citationTag&quot;:&quot;MENDELEY_CITATION_v3_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&quot;,&quot;citationItems&quot;:[{&quot;id&quot;:&quot;86ad7e7e-a194-3b89-91d0-a9a0ab65abc2&quot;,&quot;itemData&quot;:{&quot;type&quot;:&quot;webpage&quot;,&quot;id&quot;:&quot;86ad7e7e-a194-3b89-91d0-a9a0ab65abc2&quot;,&quot;title&quot;:&quot;community.proxmox — Ansible Community Documentation&quot;,&quot;author&quot;:[{&quot;family&quot;:&quot;Ansible Project Contributors&quot;,&quot;given&quot;:&quot;&quot;,&quot;parse-names&quot;:false,&quot;dropping-particle&quot;:&quot;&quot;,&quot;non-dropping-particle&quot;:&quot;&quot;}],&quot;accessed&quot;:{&quot;date-parts&quot;:[[2026,5,11]]},&quot;URL&quot;:&quot;https://docs.ansible.com/projects/ansible/latest/collections/community/proxmox/index.html&quot;,&quot;issued&quot;:{&quot;date-parts&quot;:[[2026,4,20]]},&quot;container-title-short&quot;:&quot;&quot;},&quot;isTemporary&quot;:false,&quot;suppress-author&quot;:false,&quot;composite&quot;:false,&quot;author-only&quot;:false}]},{&quot;citationID&quot;:&quot;MENDELEY_CITATION_6e20f74d-9c90-4ab4-9c43-833e4c2352f6&quot;,&quot;properties&quot;:{&quot;noteIndex&quot;:0,&quot;mode&quot;:&quot;composite&quot;},&quot;isEdited&quot;:false,&quot;manualOverride&quot;:{&quot;isManuallyOverridden&quot;:false,&quot;citeprocText&quot;:&quot;Josh Noll (2024)&quot;,&quot;manualOverrideText&quot;:&quot;&quot;},&quot;citationTag&quot;:&quot;MENDELEY_CITATION_v3_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&quot;,&quot;citationItems&quot;:[{&quot;id&quot;:&quot;2282350d-c4a4-38ed-ba6b-d9ebe871ce5d&quot;,&quot;itemData&quot;:{&quot;type&quot;:&quot;webpage&quot;,&quot;id&quot;:&quot;2282350d-c4a4-38ed-ba6b-d9ebe871ce5d&quot;,&quot;title&quot;:&quot;Deploying Proxmox VMs with Ansible — Josh Noll&quot;,&quot;author&quot;:[{&quot;family&quot;:&quot;Josh Noll&quot;,&quot;given&quot;:&quot;&quot;,&quot;parse-names&quot;:false,&quot;dropping-particle&quot;:&quot;&quot;,&quot;non-dropping-particle&quot;:&quot;&quot;}],&quot;accessed&quot;:{&quot;date-parts&quot;:[[2026,4,21]]},&quot;URL&quot;:&quot;https://joshrnoll.com/deploying-proxmox-vms-with-ansible/&quot;,&quot;issued&quot;:{&quot;date-parts&quot;:[[2024,1,16]]},&quot;container-title-short&quot;:&quot;&quot;},&quot;isTemporary&quot;:false,&quot;displayAs&quot;:&quot;composite&quot;,&quot;suppress-author&quot;:false,&quot;composite&quot;:true,&quot;author-only&quot;:false}]},{&quot;citationID&quot;:&quot;MENDELEY_CITATION_34a55d00-3943-40a6-9fd1-2f71dc1c096b&quot;,&quot;properties&quot;:{&quot;noteIndex&quot;:0,&quot;mode&quot;:&quot;composite&quot;},&quot;isEdited&quot;:false,&quot;manualOverride&quot;:{&quot;isManuallyOverridden&quot;:false,&quot;citeprocText&quot;:&quot;Josh Noll (2024)&quot;,&quot;manualOverrideText&quot;:&quot;&quot;},&quot;citationTag&quot;:&quot;MENDELEY_CITATION_v3_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&quot;,&quot;citationItems&quot;:[{&quot;id&quot;:&quot;2282350d-c4a4-38ed-ba6b-d9ebe871ce5d&quot;,&quot;itemData&quot;:{&quot;type&quot;:&quot;webpage&quot;,&quot;id&quot;:&quot;2282350d-c4a4-38ed-ba6b-d9ebe871ce5d&quot;,&quot;title&quot;:&quot;Deploying Proxmox VMs with Ansible — Josh Noll&quot;,&quot;author&quot;:[{&quot;family&quot;:&quot;Josh Noll&quot;,&quot;given&quot;:&quot;&quot;,&quot;parse-names&quot;:false,&quot;dropping-particle&quot;:&quot;&quot;,&quot;non-dropping-particle&quot;:&quot;&quot;}],&quot;accessed&quot;:{&quot;date-parts&quot;:[[2026,4,21]]},&quot;URL&quot;:&quot;https://joshrnoll.com/deploying-proxmox-vms-with-ansible/&quot;,&quot;issued&quot;:{&quot;date-parts&quot;:[[2024,1,16]]},&quot;container-title-short&quot;:&quot;&quot;},&quot;isTemporary&quot;:false,&quot;displayAs&quot;:&quot;composite&quot;,&quot;suppress-author&quot;:false,&quot;composite&quot;:true,&quot;author-only&quot;:false}]},{&quot;citationID&quot;:&quot;MENDELEY_CITATION_748c1f61-b366-4c8c-adb0-d334d15706be&quot;,&quot;properties&quot;:{&quot;noteIndex&quot;:0},&quot;isEdited&quot;:false,&quot;manualOverride&quot;:{&quot;isManuallyOverridden&quot;:false,&quot;citeprocText&quot;:&quot;(Jurka007, 2023)&quot;,&quot;manualOverrideText&quot;:&quot;&quot;},&quot;citationTag&quot;:&quot;MENDELEY_CITATION_v3_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&quot;,&quot;citationItems&quot;:[{&quot;id&quot;:&quot;155ccf57-7754-39a1-9356-ef2342de96dc&quot;,&quot;itemData&quot;:{&quot;type&quot;:&quot;webpage&quot;,&quot;id&quot;:&quot;155ccf57-7754-39a1-9356-ef2342de96dc&quot;,&quot;title&quot;:&quot;Proxmox: \&quot;net\&quot; do not configure network card · Issue #21 · ansible-collections/community.proxmox&quot;,&quot;author&quot;:[{&quot;family&quot;:&quot;Jurka007&quot;,&quot;given&quot;:&quot;&quot;,&quot;parse-names&quot;:false,&quot;dropping-particle&quot;:&quot;&quot;,&quot;non-dropping-particle&quot;:&quot;&quot;}],&quot;container-title&quot;:&quot;Github&quot;,&quot;accessed&quot;:{&quot;date-parts&quot;:[[2026,4,21]]},&quot;URL&quot;:&quot;https://github.com/ansible-collections/community.proxmox/issues/21#issuecomment-2884820921&quot;,&quot;issued&quot;:{&quot;date-parts&quot;:[[2023,6,23]]},&quot;container-title-short&quot;:&quot;&quot;},&quot;isTemporary&quot;:false,&quot;suppress-author&quot;:false,&quot;composite&quot;:false,&quot;author-only&quot;:false}]},{&quot;citationID&quot;:&quot;MENDELEY_CITATION_78f4607a-d92c-4973-983c-1271456fc057&quot;,&quot;properties&quot;:{&quot;noteIndex&quot;:0},&quot;isEdited&quot;:false,&quot;manualOverride&quot;:{&quot;isManuallyOverridden&quot;:false,&quot;citeprocText&quot;:&quot;(Blaise Hurtlin, 2026)&quot;,&quot;manualOverrideText&quot;:&quot;&quot;},&quot;citationTag&quot;:&quot;MENDELEY_CITATION_v3_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&quot;,&quot;citationItems&quot;:[{&quot;id&quot;:&quot;f32f6921-db11-3f7e-99d8-61451133e193&quot;,&quot;itemData&quot;:{&quot;type&quot;:&quot;report&quot;,&quot;id&quot;:&quot;f32f6921-db11-3f7e-99d8-61451133e193&quot;,&quot;title&quot;:&quot;Automatisation sur un cluster Proxmox - Cahier des charges&quot;,&quot;author&quot;:[{&quot;family&quot;:&quot;Blaise Hurtlin&quot;,&quot;given&quot;:&quot;&quot;,&quot;parse-names&quot;:false,&quot;dropping-particle&quot;:&quot;&quot;,&quot;non-dropping-particle&quot;:&quot;&quot;}],&quot;issued&quot;:{&quot;date-parts&quot;:[[2026,3,2]]},&quot;publisher-place&quot;:&quot;Fribourg&quot;,&quot;language&quot;:&quot;Français&quot;,&quot;abstract&quot;:&quot;Description générale du projet d'examen : L'EMF souhaite disposer d'une infrastructure de virtualisation moderne, flexible et automatisée afin de faciliter le déploiement et la gestion de machines virtuelles. Actuellement, la création et la configuration de machines virtuelles sont réalisées manuellement, ce qui entraîne une perte de temps, un risque d'erreurs humaines et un manque d'homogénéité. Le présent travail a pour objectif de mettre en place un cluster de virtualisation Proxmox sur plusieurs noeuds et d'automatiser le déploiement de machines virtuelles à l'aide d'outils d'infrastructure as code (IaC).&quot;,&quot;container-title-short&quot;:&quot;&quot;},&quot;isTemporary&quot;:false,&quot;suppress-author&quot;:false,&quot;composite&quot;:false,&quot;author-only&quot;:false}]}]"/>
+    <we:property name="MENDELEY_BIBLIOGRAPHY_LAST_MODIFIED" value="1778862877693"/>
+    <we:property name="MENDELEY_CITATIONS" value="[{&quot;citationID&quot;:&quot;MENDELEY_CITATION_c9110d75-083c-459e-976f-f62c7347c468&quot;,&quot;properties&quot;:{&quot;noteIndex&quot;:0,&quot;mode&quot;:&quot;composite&quot;},&quot;isEdited&quot;:false,&quot;manualOverride&quot;:{&quot;isManuallyOverridden&quot;:false,&quot;citeprocText&quot;:&quot;J. P. Kousz &amp;#38; S. Leiser (2026)&quot;,&quot;manualOverrideText&quot;:&quot;&quot;},&quot;citationTag&quot;:&quot;MENDELEY_CITATION_v3_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&quot;,&quot;citationItems&quot;:[{&quot;id&quot;:&quot;35f5a5cc-8c72-3b86-8ebf-fc042b3548c1&quot;,&quot;itemData&quot;:{&quot;type&quot;:&quot;article-journal&quot;,&quot;id&quot;:&quot;35f5a5cc-8c72-3b86-8ebf-fc042b3548c1&quot;,&quot;title&quot;:&quot;GEN - ICT-FR Manuel 2027&quot;,&quot;author&quot;:[{&quot;family&quot;:&quot;J. P. Kousz&quot;,&quot;given&quot;:&quot;F. Kuster&quot;,&quot;parse-names&quot;:false,&quot;dropping-particle&quot;:&quot;&quot;,&quot;non-dropping-particle&quot;:&quot;&quot;},{&quot;family&quot;:&quot;S. Leiser&quot;,&quot;given&quot;:&quot;&quot;,&quot;parse-names&quot;:false,&quot;dropping-particle&quot;:&quot;&quot;,&quot;non-dropping-particle&quot;:&quot;&quot;}],&quot;accessed&quot;:{&quot;date-parts&quot;:[[2026,5,7]]},&quot;translator&quot;:[{&quot;family&quot;:&quot;Schwab&quot;,&quot;given&quot;:&quot;Stéphane&quot;,&quot;parse-names&quot;:false,&quot;dropping-particle&quot;:&quot;&quot;,&quot;non-dropping-particle&quot;:&quot;&quot;},{&quot;family&quot;:&quot;Meuwly&quot;,&quot;given&quot;:&quot;Laurent&quot;,&quot;parse-names&quot;:false,&quot;dropping-particle&quot;:&quot;&quot;,&quot;non-dropping-particle&quot;:&quot;&quot;},{&quot;family&quot;:&quot;Nuoffer&quot;,&quot;given&quot;:&quot;Steve&quot;,&quot;parse-names&quot;:false,&quot;dropping-particle&quot;:&quot;&quot;,&quot;non-dropping-particle&quot;:&quot;&quot;}],&quot;URL&quot;:&quot;https://2026.pkorg.ch/dokument/2530/view&quot;,&quot;issued&quot;:{&quot;date-parts&quot;:[[2026,1]]},&quot;container-title-short&quot;:&quot;&quot;},&quot;isTemporary&quot;:false,&quot;displayAs&quot;:&quot;composite&quot;,&quot;suppress-author&quot;:false,&quot;composite&quot;:true,&quot;author-only&quot;:false}]},{&quot;citationID&quot;:&quot;MENDELEY_CITATION_b436a8a3-3a1a-4431-9209-c918703eaeeb&quot;,&quot;properties&quot;:{&quot;noteIndex&quot;:0,&quot;mode&quot;:&quot;composite&quot;},&quot;isEdited&quot;:false,&quot;manualOverride&quot;:{&quot;isManuallyOverridden&quot;:false,&quot;citeprocText&quot;:&quot;Blaise Hurtlin (2026)&quot;,&quot;manualOverrideText&quot;:&quot;&quot;},&quot;citationTag&quot;:&quot;MENDELEY_CITATION_v3_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&quot;,&quot;citationItems&quot;:[{&quot;id&quot;:&quot;f32f6921-db11-3f7e-99d8-61451133e193&quot;,&quot;itemData&quot;:{&quot;type&quot;:&quot;report&quot;,&quot;id&quot;:&quot;f32f6921-db11-3f7e-99d8-61451133e193&quot;,&quot;title&quot;:&quot;Automatisation sur un cluster Proxmox - Cahier des charges&quot;,&quot;author&quot;:[{&quot;family&quot;:&quot;Blaise Hurtlin&quot;,&quot;given&quot;:&quot;&quot;,&quot;parse-names&quot;:false,&quot;dropping-particle&quot;:&quot;&quot;,&quot;non-dropping-particle&quot;:&quot;&quot;}],&quot;issued&quot;:{&quot;date-parts&quot;:[[2026,3,2]]},&quot;publisher-place&quot;:&quot;Fribourg&quot;,&quot;language&quot;:&quot;Français&quot;,&quot;abstract&quot;:&quot;Description générale du projet d'examen : L'EMF souhaite disposer d'une infrastructure de virtualisation moderne, flexible et automatisée afin de faciliter le déploiement et la gestion de machines virtuelles. Actuellement, la création et la configuration de machines virtuelles sont réalisées manuellement, ce qui entraîne une perte de temps, un risque d'erreurs humaines et un manque d'homogénéité. Le présent travail a pour objectif de mettre en place un cluster de virtualisation Proxmox sur plusieurs noeuds et d'automatiser le déploiement de machines virtuelles à l'aide d'outils d'infrastructure as code (IaC).&quot;,&quot;container-title-short&quot;:&quot;&quot;},&quot;isTemporary&quot;:false,&quot;displayAs&quot;:&quot;composite&quot;,&quot;suppress-author&quot;:false,&quot;composite&quot;:true,&quot;author-only&quot;:false}]},{&quot;citationID&quot;:&quot;MENDELEY_CITATION_bd297da5-6ab4-498e-9f4f-b38ccb581b15&quot;,&quot;properties&quot;:{&quot;noteIndex&quot;:0},&quot;isEdited&quot;:false,&quot;manualOverride&quot;:{&quot;isManuallyOverridden&quot;:false,&quot;citeprocText&quot;:&quot;(J. P. Kousz &amp;#38; S. Leiser, 2026)&quot;,&quot;manualOverrideText&quot;:&quot;&quot;},&quot;citationTag&quot;:&quot;MENDELEY_CITATION_v3_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&quot;,&quot;citationItems&quot;:[{&quot;id&quot;:&quot;35f5a5cc-8c72-3b86-8ebf-fc042b3548c1&quot;,&quot;itemData&quot;:{&quot;type&quot;:&quot;article-journal&quot;,&quot;id&quot;:&quot;35f5a5cc-8c72-3b86-8ebf-fc042b3548c1&quot;,&quot;title&quot;:&quot;GEN - ICT-FR Manuel 2027&quot;,&quot;author&quot;:[{&quot;family&quot;:&quot;J. P. Kousz&quot;,&quot;given&quot;:&quot;F. Kuster&quot;,&quot;parse-names&quot;:false,&quot;dropping-particle&quot;:&quot;&quot;,&quot;non-dropping-particle&quot;:&quot;&quot;},{&quot;family&quot;:&quot;S. Leiser&quot;,&quot;given&quot;:&quot;&quot;,&quot;parse-names&quot;:false,&quot;dropping-particle&quot;:&quot;&quot;,&quot;non-dropping-particle&quot;:&quot;&quot;}],&quot;accessed&quot;:{&quot;date-parts&quot;:[[2026,5,7]]},&quot;translator&quot;:[{&quot;family&quot;:&quot;Schwab&quot;,&quot;given&quot;:&quot;Stéphane&quot;,&quot;parse-names&quot;:false,&quot;dropping-particle&quot;:&quot;&quot;,&quot;non-dropping-particle&quot;:&quot;&quot;},{&quot;family&quot;:&quot;Meuwly&quot;,&quot;given&quot;:&quot;Laurent&quot;,&quot;parse-names&quot;:false,&quot;dropping-particle&quot;:&quot;&quot;,&quot;non-dropping-particle&quot;:&quot;&quot;},{&quot;family&quot;:&quot;Nuoffer&quot;,&quot;given&quot;:&quot;Steve&quot;,&quot;parse-names&quot;:false,&quot;dropping-particle&quot;:&quot;&quot;,&quot;non-dropping-particle&quot;:&quot;&quot;}],&quot;URL&quot;:&quot;https://2026.pkorg.ch/dokument/2530/view&quot;,&quot;issued&quot;:{&quot;date-parts&quot;:[[2026,1]]},&quot;container-title-short&quot;:&quot;&quot;},&quot;isTemporary&quot;:false,&quot;suppress-author&quot;:false,&quot;composite&quot;:false,&quot;author-only&quot;:false}]},{&quot;citationID&quot;:&quot;MENDELEY_CITATION_c081e898-b5a7-433d-bb3b-d53ea9033849&quot;,&quot;properties&quot;:{&quot;noteIndex&quot;:0},&quot;isEdited&quot;:false,&quot;manualOverride&quot;:{&quot;isManuallyOverridden&quot;:false,&quot;citeprocText&quot;:&quot;(EMF-Informatique, 2025)&quot;,&quot;manualOverrideText&quot;:&quot;&quot;},&quot;citationTag&quot;:&quot;MENDELEY_CITATION_v3_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&quot;,&quot;citationItems&quot;:[{&quot;id&quot;:&quot;35384cd0-ea23-30ec-9a59-ccb2a44e9082&quot;,&quot;itemData&quot;:{&quot;type&quot;:&quot;article-journal&quot;,&quot;id&quot;:&quot;35384cd0-ea23-30ec-9a59-ccb2a44e9082&quot;,&quot;title&quot;:&quot;00_Standards Entreprise INFRA&quot;,&quot;author&quot;:[{&quot;family&quot;:&quot;EMF-Informatique&quot;,&quot;given&quot;:&quot;&quot;,&quot;parse-names&quot;:false,&quot;dropping-particle&quot;:&quot;&quot;,&quot;non-dropping-particle&quot;:&quot;&quot;}],&quot;accessed&quot;:{&quot;date-parts&quot;:[[2026,5,7]]},&quot;URL&quot;:&quot;https://eduetatfr.sharepoint.com/:b:/r/teams/EMF-GT-INFOApprentis/Shared%20Documents/Apprenti-es/Infrastructures/Standards/00_Standards%20Entreprise%20INFRA.pdf?csf=1&amp;web=1&amp;e=NxPkxO&quot;,&quot;issued&quot;:{&quot;date-parts&quot;:[[2025,3,25]]},&quot;page&quot;:&quot;1-1&quot;,&quot;container-title-short&quot;:&quot;&quot;},&quot;isTemporary&quot;:false,&quot;suppress-author&quot;:false,&quot;composite&quot;:false,&quot;author-only&quot;:false}]},{&quot;citationID&quot;:&quot;MENDELEY_CITATION_f9a42ccd-cc40-42f8-afd0-e7ccb5a93cda&quot;,&quot;properties&quot;:{&quot;noteIndex&quot;:0,&quot;mode&quot;:&quot;composite&quot;},&quot;isEdited&quot;:false,&quot;manualOverride&quot;:{&quot;isManuallyOverridden&quot;:false,&quot;citeprocText&quot;:&quot;Proxmox (2025c)&quot;,&quot;manualOverrideText&quot;:&quot;&quot;},&quot;citationTag&quot;:&quot;MENDELEY_CITATION_v3_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&quot;,&quot;citationItems&quot;:[{&quot;id&quot;:&quot;66de0b29-8c25-3bfb-9d36-3528c1be4578&quot;,&quot;itemData&quot;:{&quot;type&quot;:&quot;webpage&quot;,&quot;id&quot;:&quot;66de0b29-8c25-3bfb-9d36-3528c1be4578&quot;,&quot;title&quot;:&quot;Proxmox VE Storage&quot;,&quot;author&quot;:[{&quot;family&quot;:&quot;Proxmox&quot;,&quot;given&quot;:&quot;&quot;,&quot;parse-names&quot;:false,&quot;dropping-particle&quot;:&quot;&quot;,&quot;non-dropping-particle&quot;:&quot;&quot;}],&quot;container-title&quot;:&quot;Proxmox VE Administration Guide&quot;,&quot;accessed&quot;:{&quot;date-parts&quot;:[[2026,3,15]]},&quot;URL&quot;:&quot;https://pve.proxmox.com/pve-docs/chapter-pvesm.html&quot;,&quot;issued&quot;:{&quot;date-parts&quot;:[[2025,12,12]]},&quot;language&quot;:&quot;English&quot;,&quot;abstract&quot;:&quot;\n\nThe Proxmox VE storage model is very flexible. Virtual machine images can either be stored on one or several local storages, or on shared storage like NFS or iSCSI (NAS, SAN). There are no limits, and you may configure as many storage pools as you like. You can use all storage technologies available for Debian Linux.\n\nOne major benefit of storing VMs on shared storage is the ability to live-migrate running machines without any downtime, as all nodes in the cluster have direct access to VM disk images. There is no need to copy VM image data, so live migration is very fast in that case.\n&quot;,&quot;container-title-short&quot;:&quot;&quot;},&quot;isTemporary&quot;:false,&quot;displayAs&quot;:&quot;composite&quot;,&quot;suppress-author&quot;:false,&quot;composite&quot;:true,&quot;author-only&quot;:false}]},{&quot;citationID&quot;:&quot;MENDELEY_CITATION_4afd9d51-6e25-4fc5-b929-fd706c000062&quot;,&quot;properties&quot;:{&quot;noteIndex&quot;:0},&quot;isEdited&quot;:false,&quot;manualOverride&quot;:{&quot;isManuallyOverridden&quot;:false,&quot;citeprocText&quot;:&quot;(Proxmox, 2025c)&quot;,&quot;manualOverrideText&quot;:&quot;&quot;},&quot;citationTag&quot;:&quot;MENDELEY_CITATION_v3_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&quot;,&quot;citationItems&quot;:[{&quot;id&quot;:&quot;66de0b29-8c25-3bfb-9d36-3528c1be4578&quot;,&quot;itemData&quot;:{&quot;type&quot;:&quot;webpage&quot;,&quot;id&quot;:&quot;66de0b29-8c25-3bfb-9d36-3528c1be4578&quot;,&quot;title&quot;:&quot;Proxmox VE Storage&quot;,&quot;author&quot;:[{&quot;family&quot;:&quot;Proxmox&quot;,&quot;given&quot;:&quot;&quot;,&quot;parse-names&quot;:false,&quot;dropping-particle&quot;:&quot;&quot;,&quot;non-dropping-particle&quot;:&quot;&quot;}],&quot;container-title&quot;:&quot;Proxmox VE Administration Guide&quot;,&quot;accessed&quot;:{&quot;date-parts&quot;:[[2026,3,15]]},&quot;URL&quot;:&quot;https://pve.proxmox.com/pve-docs/chapter-pvesm.html&quot;,&quot;issued&quot;:{&quot;date-parts&quot;:[[2025,12,12]]},&quot;language&quot;:&quot;English&quot;,&quot;abstract&quot;:&quot;\n\nThe Proxmox VE storage model is very flexible. Virtual machine images can either be stored on one or several local storages, or on shared storage like NFS or iSCSI (NAS, SAN). There are no limits, and you may configure as many storage pools as you like. You can use all storage technologies available for Debian Linux.\n\nOne major benefit of storing VMs on shared storage is the ability to live-migrate running machines without any downtime, as all nodes in the cluster have direct access to VM disk images. There is no need to copy VM image data, so live migration is very fast in that case.\n&quot;,&quot;container-title-short&quot;:&quot;&quot;},&quot;isTemporary&quot;:false,&quot;suppress-author&quot;:false,&quot;composite&quot;:false,&quot;author-only&quot;:false}]},{&quot;citationID&quot;:&quot;MENDELEY_CITATION_9db2a729-0951-4c17-9e01-ff0581195c25&quot;,&quot;properties&quot;:{&quot;noteIndex&quot;:0,&quot;mode&quot;:&quot;composite&quot;},&quot;isEdited&quot;:false,&quot;manualOverride&quot;:{&quot;isManuallyOverridden&quot;:false,&quot;citeprocText&quot;:&quot;Josh Noll (2024)&quot;,&quot;manualOverrideText&quot;:&quot;&quot;},&quot;citationTag&quot;:&quot;MENDELEY_CITATION_v3_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&quot;,&quot;citationItems&quot;:[{&quot;id&quot;:&quot;2282350d-c4a4-38ed-ba6b-d9ebe871ce5d&quot;,&quot;itemData&quot;:{&quot;type&quot;:&quot;webpage&quot;,&quot;id&quot;:&quot;2282350d-c4a4-38ed-ba6b-d9ebe871ce5d&quot;,&quot;title&quot;:&quot;Deploying Proxmox VMs with Ansible — Josh Noll&quot;,&quot;author&quot;:[{&quot;family&quot;:&quot;Josh Noll&quot;,&quot;given&quot;:&quot;&quot;,&quot;parse-names&quot;:false,&quot;dropping-particle&quot;:&quot;&quot;,&quot;non-dropping-particle&quot;:&quot;&quot;}],&quot;accessed&quot;:{&quot;date-parts&quot;:[[2026,4,21]]},&quot;URL&quot;:&quot;https://joshrnoll.com/deploying-proxmox-vms-with-ansible/&quot;,&quot;issued&quot;:{&quot;date-parts&quot;:[[2024,1,16]]},&quot;container-title-short&quot;:&quot;&quot;},&quot;isTemporary&quot;:false,&quot;displayAs&quot;:&quot;composite&quot;,&quot;suppress-author&quot;:false,&quot;composite&quot;:true,&quot;author-only&quot;:false}]},{&quot;citationID&quot;:&quot;MENDELEY_CITATION_1c0bfdc0-b8ec-465a-97f9-432436345054&quot;,&quot;properties&quot;:{&quot;noteIndex&quot;:0,&quot;mode&quot;:&quot;composite&quot;},&quot;isEdited&quot;:false,&quot;manualOverride&quot;:{&quot;isManuallyOverridden&quot;:false,&quot;citeprocText&quot;:&quot;Proxmox (2025d)&quot;,&quot;manualOverrideText&quot;:&quot;&quot;},&quot;citationTag&quot;:&quot;MENDELEY_CITATION_v3_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&quot;,&quot;citationItems&quot;:[{&quot;id&quot;:&quot;4bf5c8ec-d6e5-35ca-a7be-7cacfe503104&quot;,&quot;itemData&quot;:{&quot;type&quot;:&quot;webpage&quot;,&quot;id&quot;:&quot;4bf5c8ec-d6e5-35ca-a7be-7cacfe503104&quot;,&quot;title&quot;:&quot;QEMU/KVM Virtual Machines&quot;,&quot;author&quot;:[{&quot;family&quot;:&quot;Proxmox&quot;,&quot;given&quot;:&quot;&quot;,&quot;parse-names&quot;:false,&quot;dropping-particle&quot;:&quot;&quot;,&quot;non-dropping-particle&quot;:&quot;&quot;}],&quot;accessed&quot;:{&quot;date-parts&quot;:[[2026,3,15]]},&quot;URL&quot;:&quot;https://pve.proxmox.com/pve-docs/chapter-qm.html&quot;,&quot;issued&quot;:{&quot;date-parts&quot;:[[2025,12,12]]},&quot;container-title-short&quot;:&quot;&quot;},&quot;isTemporary&quot;:false,&quot;displayAs&quot;:&quot;composite&quot;,&quot;suppress-author&quot;:false,&quot;composite&quot;:true,&quot;author-only&quot;:false}]},{&quot;citationID&quot;:&quot;MENDELEY_CITATION_0574a10e-c060-4584-b1b5-3204dd180737&quot;,&quot;properties&quot;:{&quot;noteIndex&quot;:0},&quot;isEdited&quot;:false,&quot;manualOverride&quot;:{&quot;isManuallyOverridden&quot;:false,&quot;citeprocText&quot;:&quot;(Proxmox, 2025b)&quot;,&quot;manualOverrideText&quot;:&quot;&quot;},&quot;citationTag&quot;:&quot;MENDELEY_CITATION_v3_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&quot;,&quot;citationItems&quot;:[{&quot;id&quot;:&quot;cdd5bf4a-8251-39fe-a38d-94fb4557c4cb&quot;,&quot;itemData&quot;:{&quot;type&quot;:&quot;webpage&quot;,&quot;id&quot;:&quot;cdd5bf4a-8251-39fe-a38d-94fb4557c4cb&quot;,&quot;title&quot;:&quot;Network Configuration - Proxmox VE&quot;,&quot;author&quot;:[{&quot;family&quot;:&quot;Proxmox&quot;,&quot;given&quot;:&quot;&quot;,&quot;parse-names&quot;:false,&quot;dropping-particle&quot;:&quot;&quot;,&quot;non-dropping-particle&quot;:&quot;&quot;}],&quot;accessed&quot;:{&quot;date-parts&quot;:[[2026,5,7]]},&quot;URL&quot;:&quot;https://pve.proxmox.com/wiki/Network_Configuration&quot;,&quot;issued&quot;:{&quot;date-parts&quot;:[[2025,11,19]]},&quot;container-title-short&quot;:&quot;&quot;},&quot;isTemporary&quot;:false,&quot;suppress-author&quot;:false,&quot;composite&quot;:false,&quot;author-only&quot;:false}]},{&quot;citationID&quot;:&quot;MENDELEY_CITATION_6123cc52-935a-4e9c-8ca8-7b3455cb48cb&quot;,&quot;properties&quot;:{&quot;noteIndex&quot;:0,&quot;mode&quot;:&quot;author-only&quot;},&quot;isEdited&quot;:false,&quot;manualOverride&quot;:{&quot;isManuallyOverridden&quot;:false,&quot;citeprocText&quot;:&quot;Hashicorp&quot;,&quot;manualOverrideText&quot;:&quot;&quot;},&quot;citationTag&quot;:&quot;MENDELEY_CITATION_v3_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&quot;,&quot;citationItems&quot;:[{&quot;id&quot;:&quot;a587371a-4b08-3208-ab4f-dbf256de27d2&quot;,&quot;itemData&quot;:{&quot;type&quot;:&quot;webpage&quot;,&quot;id&quot;:&quot;a587371a-4b08-3208-ab4f-dbf256de27d2&quot;,&quot;title&quot;:&quot;Terraform overview | Terraform | HashiCorp Developer&quot;,&quot;author&quot;:[{&quot;family&quot;:&quot;Hashicorp&quot;,&quot;given&quot;:&quot;&quot;,&quot;parse-names&quot;:false,&quot;dropping-particle&quot;:&quot;&quot;,&quot;non-dropping-particle&quot;:&quot;&quot;}],&quot;accessed&quot;:{&quot;date-parts&quot;:[[2026,3,31]]},&quot;URL&quot;:&quot;https://developer.hashicorp.com/terraform/docs&quot;,&quot;container-title-short&quot;:&quot;&quot;},&quot;isTemporary&quot;:false,&quot;displayAs&quot;:&quot;author-only&quot;,&quot;suppress-author&quot;:false,&quot;composite&quot;:false,&quot;author-only&quot;:true}]},{&quot;citationID&quot;:&quot;MENDELEY_CITATION_be5a949b-c2c9-43e2-89e6-f32e2854e848&quot;,&quot;properties&quot;:{&quot;noteIndex&quot;:0,&quot;mode&quot;:&quot;author-only&quot;},&quot;isEdited&quot;:false,&quot;manualOverride&quot;:{&quot;isManuallyOverridden&quot;:false,&quot;citeprocText&quot;:&quot;Hashicorp&quot;,&quot;manualOverrideText&quot;:&quot;&quot;},&quot;citationTag&quot;:&quot;MENDELEY_CITATION_v3_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&quot;,&quot;citationItems&quot;:[{&quot;id&quot;:&quot;a587371a-4b08-3208-ab4f-dbf256de27d2&quot;,&quot;itemData&quot;:{&quot;type&quot;:&quot;webpage&quot;,&quot;id&quot;:&quot;a587371a-4b08-3208-ab4f-dbf256de27d2&quot;,&quot;title&quot;:&quot;Terraform overview | Terraform | HashiCorp Developer&quot;,&quot;author&quot;:[{&quot;family&quot;:&quot;Hashicorp&quot;,&quot;given&quot;:&quot;&quot;,&quot;parse-names&quot;:false,&quot;dropping-particle&quot;:&quot;&quot;,&quot;non-dropping-particle&quot;:&quot;&quot;}],&quot;accessed&quot;:{&quot;date-parts&quot;:[[2026,3,31]]},&quot;URL&quot;:&quot;https://developer.hashicorp.com/terraform/docs&quot;,&quot;container-title-short&quot;:&quot;&quot;},&quot;isTemporary&quot;:false,&quot;displayAs&quot;:&quot;author-only&quot;,&quot;suppress-author&quot;:false,&quot;composite&quot;:false,&quot;author-only&quot;:true}]},{&quot;citationID&quot;:&quot;MENDELEY_CITATION_50e60e3f-273d-4874-9fd6-c4e9022312a9&quot;,&quot;properties&quot;:{&quot;noteIndex&quot;:0},&quot;isEdited&quot;:false,&quot;manualOverride&quot;:{&quot;isManuallyOverridden&quot;:false,&quot;citeprocText&quot;:&quot;(Hashicorp, n.d.)&quot;,&quot;manualOverrideText&quot;:&quot;&quot;},&quot;citationTag&quot;:&quot;MENDELEY_CITATION_v3_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&quot;,&quot;citationItems&quot;:[{&quot;id&quot;:&quot;a587371a-4b08-3208-ab4f-dbf256de27d2&quot;,&quot;itemData&quot;:{&quot;type&quot;:&quot;webpage&quot;,&quot;id&quot;:&quot;a587371a-4b08-3208-ab4f-dbf256de27d2&quot;,&quot;title&quot;:&quot;Terraform overview | Terraform | HashiCorp Developer&quot;,&quot;author&quot;:[{&quot;family&quot;:&quot;Hashicorp&quot;,&quot;given&quot;:&quot;&quot;,&quot;parse-names&quot;:false,&quot;dropping-particle&quot;:&quot;&quot;,&quot;non-dropping-particle&quot;:&quot;&quot;}],&quot;accessed&quot;:{&quot;date-parts&quot;:[[2026,3,31]]},&quot;URL&quot;:&quot;https://developer.hashicorp.com/terraform/docs&quot;,&quot;container-title-short&quot;:&quot;&quot;},&quot;isTemporary&quot;:false,&quot;suppress-author&quot;:false,&quot;composite&quot;:false,&quot;author-only&quot;:false}]},{&quot;citationID&quot;:&quot;MENDELEY_CITATION_1bd58bbd-9bad-4f3e-b531-5f20774b6d4c&quot;,&quot;properties&quot;:{&quot;noteIndex&quot;:0},&quot;isEdited&quot;:false,&quot;manualOverride&quot;:{&quot;isManuallyOverridden&quot;:false,&quot;citeprocText&quot;:&quot;(bpg &amp;#38; 153 contributeurs, 2019)&quot;,&quot;manualOverrideText&quot;:&quot;&quot;},&quot;citationTag&quot;:&quot;MENDELEY_CITATION_v3_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&quot;,&quot;citationItems&quot;:[{&quot;id&quot;:&quot;2de4f9e7-8d77-3ebb-8f15-e34da454be73&quot;,&quot;itemData&quot;:{&quot;type&quot;:&quot;webpage&quot;,&quot;id&quot;:&quot;2de4f9e7-8d77-3ebb-8f15-e34da454be73&quot;,&quot;title&quot;:&quot;bpg/terraform-provider-proxmox: Terraform / OpenTofu Provider for Proxmox VE&quot;,&quot;author&quot;:[{&quot;family&quot;:&quot;bpg&quot;,&quot;given&quot;:&quot;&quot;,&quot;parse-names&quot;:false,&quot;dropping-particle&quot;:&quot;&quot;,&quot;non-dropping-particle&quot;:&quot;&quot;},{&quot;family&quot;:&quot;153 contributeurs&quot;,&quot;given&quot;:&quot;&quot;,&quot;parse-names&quot;:false,&quot;dropping-particle&quot;:&quot;&quot;,&quot;non-dropping-particle&quot;:&quot;&quot;}],&quot;accessed&quot;:{&quot;date-parts&quot;:[[2026,3,31]]},&quot;URL&quot;:&quot;https://github.com/bpg/terraform-provider-proxmox&quot;,&quot;issued&quot;:{&quot;date-parts&quot;:[[2019,12,7]]},&quot;container-title-short&quot;:&quot;&quot;},&quot;isTemporary&quot;:false,&quot;suppress-author&quot;:false,&quot;composite&quot;:false,&quot;author-only&quot;:false}]},{&quot;citationID&quot;:&quot;MENDELEY_CITATION_eb22053c-78e7-4e7f-a15a-c93e8bb779a8&quot;,&quot;properties&quot;:{&quot;noteIndex&quot;:0},&quot;isEdited&quot;:false,&quot;manualOverride&quot;:{&quot;isManuallyOverridden&quot;:false,&quot;citeprocText&quot;:&quot;(Telmate &amp;#38; 108 contributeurs, 2017)&quot;,&quot;manualOverrideText&quot;:&quot;&quot;},&quot;citationTag&quot;:&quot;MENDELEY_CITATION_v3_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&quot;,&quot;citationItems&quot;:[{&quot;id&quot;:&quot;02618d2f-c0c6-3e51-852c-6ab354020533&quot;,&quot;itemData&quot;:{&quot;type&quot;:&quot;webpage&quot;,&quot;id&quot;:&quot;02618d2f-c0c6-3e51-852c-6ab354020533&quot;,&quot;title&quot;:&quot;Telmate/proxmox-api-go&quot;,&quot;author&quot;:[{&quot;family&quot;:&quot;Telmate&quot;,&quot;given&quot;:&quot;&quot;,&quot;parse-names&quot;:false,&quot;dropping-particle&quot;:&quot;&quot;,&quot;non-dropping-particle&quot;:&quot;&quot;},{&quot;family&quot;:&quot;108 contributeurs&quot;,&quot;given&quot;:&quot;&quot;,&quot;parse-names&quot;:false,&quot;dropping-particle&quot;:&quot;&quot;,&quot;non-dropping-particle&quot;:&quot;&quot;}],&quot;accessed&quot;:{&quot;date-parts&quot;:[[2026,3,31]]},&quot;URL&quot;:&quot;https://github.com/Telmate/proxmox-api-go&quot;,&quot;issued&quot;:{&quot;date-parts&quot;:[[2017,2,7]]},&quot;container-title-short&quot;:&quot;&quot;},&quot;isTemporary&quot;:false,&quot;suppress-author&quot;:false,&quot;composite&quot;:false,&quot;author-only&quot;:false}]},{&quot;citationID&quot;:&quot;MENDELEY_CITATION_32a35c09-55b7-48ef-bcc8-00932a651399&quot;,&quot;properties&quot;:{&quot;noteIndex&quot;:0},&quot;isEdited&quot;:false,&quot;manualOverride&quot;:{&quot;isManuallyOverridden&quot;:false,&quot;citeprocText&quot;:&quot;(Red Hat - Inc, 2022)&quot;,&quot;manualOverrideText&quot;:&quot;&quot;},&quot;citationTag&quot;:&quot;MENDELEY_CITATION_v3_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&quot;,&quot;citationItems&quot;:[{&quot;id&quot;:&quot;c68a136d-10bd-345e-a6c5-60fb634fe4a2&quot;,&quot;itemData&quot;:{&quot;type&quot;:&quot;webpage&quot;,&quot;id&quot;:&quot;c68a136d-10bd-345e-a6c5-60fb634fe4a2&quot;,&quot;title&quot;:&quot;Ansible Documentation — Ansible Documentation&quot;,&quot;author&quot;:[{&quot;family&quot;:&quot;Red Hat - Inc&quot;,&quot;given&quot;:&quot;&quot;,&quot;parse-names&quot;:false,&quot;dropping-particle&quot;:&quot;&quot;,&quot;non-dropping-particle&quot;:&quot;&quot;}],&quot;accessed&quot;:{&quot;date-parts&quot;:[[2026,4,21]]},&quot;URL&quot;:&quot;https://docs.ansible.com/projects/ansible/2.9/?utm_source=chatgpt.com&quot;,&quot;issued&quot;:{&quot;date-parts&quot;:[[2022,5,27]]},&quot;container-title-short&quot;:&quot;&quot;},&quot;isTemporary&quot;:false,&quot;suppress-author&quot;:false,&quot;composite&quot;:false,&quot;author-only&quot;:false}]},{&quot;citationID&quot;:&quot;MENDELEY_CITATION_b61e7e31-7658-430b-990c-ad89e26637d0&quot;,&quot;properties&quot;:{&quot;noteIndex&quot;:0,&quot;mode&quot;:&quot;composite&quot;},&quot;isEdited&quot;:false,&quot;manualOverride&quot;:{&quot;isManuallyOverridden&quot;:false,&quot;citeprocText&quot;:&quot;Red Hat - Inc (2022)&quot;,&quot;manualOverrideText&quot;:&quot;&quot;},&quot;citationTag&quot;:&quot;MENDELEY_CITATION_v3_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&quot;,&quot;citationItems&quot;:[{&quot;id&quot;:&quot;c68a136d-10bd-345e-a6c5-60fb634fe4a2&quot;,&quot;itemData&quot;:{&quot;type&quot;:&quot;webpage&quot;,&quot;id&quot;:&quot;c68a136d-10bd-345e-a6c5-60fb634fe4a2&quot;,&quot;title&quot;:&quot;Ansible Documentation — Ansible Documentation&quot;,&quot;author&quot;:[{&quot;family&quot;:&quot;Red Hat - Inc&quot;,&quot;given&quot;:&quot;&quot;,&quot;parse-names&quot;:false,&quot;dropping-particle&quot;:&quot;&quot;,&quot;non-dropping-particle&quot;:&quot;&quot;}],&quot;accessed&quot;:{&quot;date-parts&quot;:[[2026,4,21]]},&quot;URL&quot;:&quot;https://docs.ansible.com/projects/ansible/2.9/?utm_source=chatgpt.com&quot;,&quot;issued&quot;:{&quot;date-parts&quot;:[[2022,5,27]]},&quot;container-title-short&quot;:&quot;&quot;},&quot;isTemporary&quot;:false,&quot;displayAs&quot;:&quot;composite&quot;,&quot;suppress-author&quot;:false,&quot;composite&quot;:true,&quot;author-only&quot;:false}]},{&quot;citationID&quot;:&quot;MENDELEY_CITATION_ee4fcb49-8585-4e37-a686-d28ceb9f4b0c&quot;,&quot;properties&quot;:{&quot;noteIndex&quot;:0,&quot;mode&quot;:&quot;composite&quot;},&quot;isEdited&quot;:false,&quot;manualOverride&quot;:{&quot;isManuallyOverridden&quot;:false,&quot;citeprocText&quot;:&quot;Josh Noll (2024)&quot;,&quot;manualOverrideText&quot;:&quot;&quot;},&quot;citationTag&quot;:&quot;MENDELEY_CITATION_v3_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&quot;,&quot;citationItems&quot;:[{&quot;id&quot;:&quot;2282350d-c4a4-38ed-ba6b-d9ebe871ce5d&quot;,&quot;itemData&quot;:{&quot;type&quot;:&quot;webpage&quot;,&quot;id&quot;:&quot;2282350d-c4a4-38ed-ba6b-d9ebe871ce5d&quot;,&quot;title&quot;:&quot;Deploying Proxmox VMs with Ansible — Josh Noll&quot;,&quot;author&quot;:[{&quot;family&quot;:&quot;Josh Noll&quot;,&quot;given&quot;:&quot;&quot;,&quot;parse-names&quot;:false,&quot;dropping-particle&quot;:&quot;&quot;,&quot;non-dropping-particle&quot;:&quot;&quot;}],&quot;accessed&quot;:{&quot;date-parts&quot;:[[2026,4,21]]},&quot;URL&quot;:&quot;https://joshrnoll.com/deploying-proxmox-vms-with-ansible/&quot;,&quot;issued&quot;:{&quot;date-parts&quot;:[[2024,1,16]]},&quot;container-title-short&quot;:&quot;&quot;},&quot;isTemporary&quot;:false,&quot;displayAs&quot;:&quot;composite&quot;,&quot;suppress-author&quot;:false,&quot;composite&quot;:true,&quot;author-only&quot;:false}]},{&quot;citationID&quot;:&quot;MENDELEY_CITATION_8ec9221b-a6b2-4aa2-a9cd-f8f357c3710a&quot;,&quot;properties&quot;:{&quot;noteIndex&quot;:0},&quot;isEdited&quot;:false,&quot;manualOverride&quot;:{&quot;isManuallyOverridden&quot;:false,&quot;citeprocText&quot;:&quot;(Ansible Project Contributors, 2026)&quot;,&quot;manualOverrideText&quot;:&quot;&quot;},&quot;citationTag&quot;:&quot;MENDELEY_CITATION_v3_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&quot;,&quot;citationItems&quot;:[{&quot;id&quot;:&quot;86ad7e7e-a194-3b89-91d0-a9a0ab65abc2&quot;,&quot;itemData&quot;:{&quot;type&quot;:&quot;webpage&quot;,&quot;id&quot;:&quot;86ad7e7e-a194-3b89-91d0-a9a0ab65abc2&quot;,&quot;title&quot;:&quot;community.proxmox — Ansible Community Documentation&quot;,&quot;author&quot;:[{&quot;family&quot;:&quot;Ansible Project Contributors&quot;,&quot;given&quot;:&quot;&quot;,&quot;parse-names&quot;:false,&quot;dropping-particle&quot;:&quot;&quot;,&quot;non-dropping-particle&quot;:&quot;&quot;}],&quot;accessed&quot;:{&quot;date-parts&quot;:[[2026,5,11]]},&quot;URL&quot;:&quot;https://docs.ansible.com/projects/ansible/latest/collections/community/proxmox/index.html&quot;,&quot;issued&quot;:{&quot;date-parts&quot;:[[2026,4,20]]},&quot;container-title-short&quot;:&quot;&quot;},&quot;isTemporary&quot;:false,&quot;suppress-author&quot;:false,&quot;composite&quot;:false,&quot;author-only&quot;:false}]},{&quot;citationID&quot;:&quot;MENDELEY_CITATION_6e20f74d-9c90-4ab4-9c43-833e4c2352f6&quot;,&quot;properties&quot;:{&quot;noteIndex&quot;:0,&quot;mode&quot;:&quot;composite&quot;},&quot;isEdited&quot;:false,&quot;manualOverride&quot;:{&quot;isManuallyOverridden&quot;:false,&quot;citeprocText&quot;:&quot;Josh Noll (2024)&quot;,&quot;manualOverrideText&quot;:&quot;&quot;},&quot;citationTag&quot;:&quot;MENDELEY_CITATION_v3_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&quot;,&quot;citationItems&quot;:[{&quot;id&quot;:&quot;2282350d-c4a4-38ed-ba6b-d9ebe871ce5d&quot;,&quot;itemData&quot;:{&quot;type&quot;:&quot;webpage&quot;,&quot;id&quot;:&quot;2282350d-c4a4-38ed-ba6b-d9ebe871ce5d&quot;,&quot;title&quot;:&quot;Deploying Proxmox VMs with Ansible — Josh Noll&quot;,&quot;author&quot;:[{&quot;family&quot;:&quot;Josh Noll&quot;,&quot;given&quot;:&quot;&quot;,&quot;parse-names&quot;:false,&quot;dropping-particle&quot;:&quot;&quot;,&quot;non-dropping-particle&quot;:&quot;&quot;}],&quot;accessed&quot;:{&quot;date-parts&quot;:[[2026,4,21]]},&quot;URL&quot;:&quot;https://joshrnoll.com/deploying-proxmox-vms-with-ansible/&quot;,&quot;issued&quot;:{&quot;date-parts&quot;:[[2024,1,16]]},&quot;container-title-short&quot;:&quot;&quot;},&quot;isTemporary&quot;:false,&quot;displayAs&quot;:&quot;composite&quot;,&quot;suppress-author&quot;:false,&quot;composite&quot;:true,&quot;author-only&quot;:false}]},{&quot;citationID&quot;:&quot;MENDELEY_CITATION_34a55d00-3943-40a6-9fd1-2f71dc1c096b&quot;,&quot;properties&quot;:{&quot;noteIndex&quot;:0,&quot;mode&quot;:&quot;composite&quot;},&quot;isEdited&quot;:false,&quot;manualOverride&quot;:{&quot;isManuallyOverridden&quot;:false,&quot;citeprocText&quot;:&quot;Josh Noll (2024)&quot;,&quot;manualOverrideText&quot;:&quot;&quot;},&quot;citationTag&quot;:&quot;MENDELEY_CITATION_v3_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&quot;,&quot;citationItems&quot;:[{&quot;id&quot;:&quot;2282350d-c4a4-38ed-ba6b-d9ebe871ce5d&quot;,&quot;itemData&quot;:{&quot;type&quot;:&quot;webpage&quot;,&quot;id&quot;:&quot;2282350d-c4a4-38ed-ba6b-d9ebe871ce5d&quot;,&quot;title&quot;:&quot;Deploying Proxmox VMs with Ansible — Josh Noll&quot;,&quot;author&quot;:[{&quot;family&quot;:&quot;Josh Noll&quot;,&quot;given&quot;:&quot;&quot;,&quot;parse-names&quot;:false,&quot;dropping-particle&quot;:&quot;&quot;,&quot;non-dropping-particle&quot;:&quot;&quot;}],&quot;accessed&quot;:{&quot;date-parts&quot;:[[2026,4,21]]},&quot;URL&quot;:&quot;https://joshrnoll.com/deploying-proxmox-vms-with-ansible/&quot;,&quot;issued&quot;:{&quot;date-parts&quot;:[[2024,1,16]]},&quot;container-title-short&quot;:&quot;&quot;},&quot;isTemporary&quot;:false,&quot;displayAs&quot;:&quot;composite&quot;,&quot;suppress-author&quot;:false,&quot;composite&quot;:true,&quot;author-only&quot;:false}]},{&quot;citationID&quot;:&quot;MENDELEY_CITATION_748c1f61-b366-4c8c-adb0-d334d15706be&quot;,&quot;properties&quot;:{&quot;noteIndex&quot;:0},&quot;isEdited&quot;:false,&quot;manualOverride&quot;:{&quot;isManuallyOverridden&quot;:false,&quot;citeprocText&quot;:&quot;(Jurka007, 2023)&quot;,&quot;manualOverrideText&quot;:&quot;&quot;},&quot;citationTag&quot;:&quot;MENDELEY_CITATION_v3_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&quot;,&quot;citationItems&quot;:[{&quot;id&quot;:&quot;155ccf57-7754-39a1-9356-ef2342de96dc&quot;,&quot;itemData&quot;:{&quot;type&quot;:&quot;webpage&quot;,&quot;id&quot;:&quot;155ccf57-7754-39a1-9356-ef2342de96dc&quot;,&quot;title&quot;:&quot;Proxmox: \&quot;net\&quot; do not configure network card · Issue #21 · ansible-collections/community.proxmox&quot;,&quot;author&quot;:[{&quot;family&quot;:&quot;Jurka007&quot;,&quot;given&quot;:&quot;&quot;,&quot;parse-names&quot;:false,&quot;dropping-particle&quot;:&quot;&quot;,&quot;non-dropping-particle&quot;:&quot;&quot;}],&quot;container-title&quot;:&quot;Github&quot;,&quot;accessed&quot;:{&quot;date-parts&quot;:[[2026,4,21]]},&quot;URL&quot;:&quot;https://github.com/ansible-collections/community.proxmox/issues/21#issuecomment-2884820921&quot;,&quot;issued&quot;:{&quot;date-parts&quot;:[[2023,6,23]]},&quot;container-title-short&quot;:&quot;&quot;},&quot;isTemporary&quot;:false,&quot;suppress-author&quot;:false,&quot;composite&quot;:false,&quot;author-only&quot;:false}]},{&quot;citationID&quot;:&quot;MENDELEY_CITATION_78f4607a-d92c-4973-983c-1271456fc057&quot;,&quot;properties&quot;:{&quot;noteIndex&quot;:0},&quot;isEdited&quot;:false,&quot;manualOverride&quot;:{&quot;isManuallyOverridden&quot;:false,&quot;citeprocText&quot;:&quot;(Blaise Hurtlin, 2026)&quot;,&quot;manualOverrideText&quot;:&quot;&quot;},&quot;citationTag&quot;:&quot;MENDELEY_CITATION_v3_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&quot;,&quot;citationItems&quot;:[{&quot;id&quot;:&quot;f32f6921-db11-3f7e-99d8-61451133e193&quot;,&quot;itemData&quot;:{&quot;type&quot;:&quot;report&quot;,&quot;id&quot;:&quot;f32f6921-db11-3f7e-99d8-61451133e193&quot;,&quot;title&quot;:&quot;Automatisation sur un cluster Proxmox - Cahier des charges&quot;,&quot;author&quot;:[{&quot;family&quot;:&quot;Blaise Hurtlin&quot;,&quot;given&quot;:&quot;&quot;,&quot;parse-names&quot;:false,&quot;dropping-particle&quot;:&quot;&quot;,&quot;non-dropping-particle&quot;:&quot;&quot;}],&quot;issued&quot;:{&quot;date-parts&quot;:[[2026,3,2]]},&quot;publisher-place&quot;:&quot;Fribourg&quot;,&quot;language&quot;:&quot;Français&quot;,&quot;abstract&quot;:&quot;Description générale du projet d'examen : L'EMF souhaite disposer d'une infrastructure de virtualisation moderne, flexible et automatisée afin de faciliter le déploiement et la gestion de machines virtuelles. Actuellement, la création et la configuration de machines virtuelles sont réalisées manuellement, ce qui entraîne une perte de temps, un risque d'erreurs humaines et un manque d'homogénéité. Le présent travail a pour objectif de mettre en place un cluster de virtualisation Proxmox sur plusieurs noeuds et d'automatiser le déploiement de machines virtuelles à l'aide d'outils d'infrastructure as code (IaC).&quot;,&quot;container-title-short&quot;:&quot;&quot;},&quot;isTemporary&quot;:false,&quot;suppress-author&quot;:false,&quot;composite&quot;:false,&quot;author-only&quot;:false}]},{&quot;citationID&quot;:&quot;MENDELEY_CITATION_f8e39c61-cabf-4ad9-b555-ab1f35baff6b&quot;,&quot;properties&quot;:{&quot;noteIndex&quot;:0,&quot;mode&quot;:&quot;composite&quot;},&quot;isEdited&quot;:false,&quot;manualOverride&quot;:{&quot;isManuallyOverridden&quot;:false,&quot;citeprocText&quot;:&quot;Proxmox (2025a)&quot;,&quot;manualOverrideText&quot;:&quot;&quot;},&quot;citationTag&quot;:&quot;MENDELEY_CITATION_v3_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&quot;,&quot;citationItems&quot;:[{&quot;id&quot;:&quot;d733aedd-9419-3dae-bd6f-8851be7e0d61&quot;,&quot;itemData&quot;:{&quot;type&quot;:&quot;webpage&quot;,&quot;id&quot;:&quot;d733aedd-9419-3dae-bd6f-8851be7e0d61&quot;,&quot;title&quot;:&quot;Renaming a PVE node - Proxmox VE&quot;,&quot;author&quot;:[{&quot;family&quot;:&quot;Proxmox&quot;,&quot;given&quot;:&quot;&quot;,&quot;parse-names&quot;:false,&quot;dropping-particle&quot;:&quot;&quot;,&quot;non-dropping-particle&quot;:&quot;&quot;}],&quot;accessed&quot;:{&quot;date-parts&quot;:[[2026,5,15]]},&quot;URL&quot;:&quot;https://pve.proxmox.com/wiki/Renaming_a_PVE_node&quot;,&quot;issued&quot;:{&quot;date-parts&quot;:[[2025,4,29]]},&quot;container-title-short&quot;:&quot;&quot;},&quot;isTemporary&quot;:false,&quot;displayAs&quot;:&quot;composite&quot;,&quot;suppress-author&quot;:false,&quot;composite&quot;:true,&quot;author-only&quot;:false}]}]"/>
     <we:property name="MENDELEY_CITATIONS_STYLE" value="{&quot;id&quot;:&quot;https://www.zotero.org/styles/apa&quot;,&quot;title&quot;:&quot;APA Style 7th edition&quot;,&quot;format&quot;:&quot;author-date&quot;,&quot;defaultLocale&quot;:null,&quot;isLocaleCodeValid&quot;:true}"/>
   </we:properties>
   <we:bindings/>

--- a/Doc/157443_Voeffray_Lucielle_Rapport_TPI.docx
+++ b/Doc/157443_Voeffray_Lucielle_Rapport_TPI.docx
@@ -610,7 +610,7 @@
         <w:rPr>
           <w:noProof/>
         </w:rPr>
-        <w:instrText xml:space="preserve"> PAGEREF _Toc229986238 \h </w:instrText>
+        <w:instrText xml:space="preserve"> PAGEREF _Toc230014988 \h </w:instrText>
       </w:r>
       <w:r>
         <w:rPr>
@@ -691,7 +691,7 @@
         <w:rPr>
           <w:noProof/>
         </w:rPr>
-        <w:instrText xml:space="preserve"> PAGEREF _Toc229986239 \h </w:instrText>
+        <w:instrText xml:space="preserve"> PAGEREF _Toc230014989 \h </w:instrText>
       </w:r>
       <w:r>
         <w:rPr>
@@ -753,7 +753,7 @@
         <w:fldChar w:fldCharType="begin"/>
       </w:r>
       <w:r>
-        <w:instrText xml:space="preserve"> PAGEREF _Toc229986240 \h </w:instrText>
+        <w:instrText xml:space="preserve"> PAGEREF _Toc230014990 \h </w:instrText>
       </w:r>
       <w:r>
         <w:fldChar w:fldCharType="separate"/>
@@ -801,7 +801,7 @@
         <w:fldChar w:fldCharType="begin"/>
       </w:r>
       <w:r>
-        <w:instrText xml:space="preserve"> PAGEREF _Toc229986241 \h </w:instrText>
+        <w:instrText xml:space="preserve"> PAGEREF _Toc230014991 \h </w:instrText>
       </w:r>
       <w:r>
         <w:fldChar w:fldCharType="separate"/>
@@ -849,7 +849,7 @@
         <w:fldChar w:fldCharType="begin"/>
       </w:r>
       <w:r>
-        <w:instrText xml:space="preserve"> PAGEREF _Toc229986242 \h </w:instrText>
+        <w:instrText xml:space="preserve"> PAGEREF _Toc230014992 \h </w:instrText>
       </w:r>
       <w:r>
         <w:fldChar w:fldCharType="separate"/>
@@ -897,7 +897,7 @@
         <w:fldChar w:fldCharType="begin"/>
       </w:r>
       <w:r>
-        <w:instrText xml:space="preserve"> PAGEREF _Toc229986243 \h </w:instrText>
+        <w:instrText xml:space="preserve"> PAGEREF _Toc230014993 \h </w:instrText>
       </w:r>
       <w:r>
         <w:fldChar w:fldCharType="separate"/>
@@ -964,7 +964,7 @@
         <w:rPr>
           <w:noProof/>
         </w:rPr>
-        <w:instrText xml:space="preserve"> PAGEREF _Toc229986244 \h </w:instrText>
+        <w:instrText xml:space="preserve"> PAGEREF _Toc230014994 \h </w:instrText>
       </w:r>
       <w:r>
         <w:rPr>
@@ -1026,7 +1026,7 @@
         <w:fldChar w:fldCharType="begin"/>
       </w:r>
       <w:r>
-        <w:instrText xml:space="preserve"> PAGEREF _Toc229986245 \h </w:instrText>
+        <w:instrText xml:space="preserve"> PAGEREF _Toc230014995 \h </w:instrText>
       </w:r>
       <w:r>
         <w:fldChar w:fldCharType="separate"/>
@@ -1074,7 +1074,7 @@
         <w:fldChar w:fldCharType="begin"/>
       </w:r>
       <w:r>
-        <w:instrText xml:space="preserve"> PAGEREF _Toc229986246 \h </w:instrText>
+        <w:instrText xml:space="preserve"> PAGEREF _Toc230014996 \h </w:instrText>
       </w:r>
       <w:r>
         <w:fldChar w:fldCharType="separate"/>
@@ -1122,7 +1122,7 @@
         <w:fldChar w:fldCharType="begin"/>
       </w:r>
       <w:r>
-        <w:instrText xml:space="preserve"> PAGEREF _Toc229986247 \h </w:instrText>
+        <w:instrText xml:space="preserve"> PAGEREF _Toc230014997 \h </w:instrText>
       </w:r>
       <w:r>
         <w:fldChar w:fldCharType="separate"/>
@@ -1170,7 +1170,7 @@
         <w:fldChar w:fldCharType="begin"/>
       </w:r>
       <w:r>
-        <w:instrText xml:space="preserve"> PAGEREF _Toc229986248 \h </w:instrText>
+        <w:instrText xml:space="preserve"> PAGEREF _Toc230014998 \h </w:instrText>
       </w:r>
       <w:r>
         <w:fldChar w:fldCharType="separate"/>
@@ -1218,7 +1218,7 @@
         <w:fldChar w:fldCharType="begin"/>
       </w:r>
       <w:r>
-        <w:instrText xml:space="preserve"> PAGEREF _Toc229986249 \h </w:instrText>
+        <w:instrText xml:space="preserve"> PAGEREF _Toc230014999 \h </w:instrText>
       </w:r>
       <w:r>
         <w:fldChar w:fldCharType="separate"/>
@@ -1266,7 +1266,7 @@
         <w:fldChar w:fldCharType="begin"/>
       </w:r>
       <w:r>
-        <w:instrText xml:space="preserve"> PAGEREF _Toc229986250 \h </w:instrText>
+        <w:instrText xml:space="preserve"> PAGEREF _Toc230015000 \h </w:instrText>
       </w:r>
       <w:r>
         <w:fldChar w:fldCharType="separate"/>
@@ -1333,7 +1333,7 @@
         <w:rPr>
           <w:noProof/>
         </w:rPr>
-        <w:instrText xml:space="preserve"> PAGEREF _Toc229986251 \h </w:instrText>
+        <w:instrText xml:space="preserve"> PAGEREF _Toc230015001 \h </w:instrText>
       </w:r>
       <w:r>
         <w:rPr>
@@ -1395,7 +1395,7 @@
         <w:fldChar w:fldCharType="begin"/>
       </w:r>
       <w:r>
-        <w:instrText xml:space="preserve"> PAGEREF _Toc229986252 \h </w:instrText>
+        <w:instrText xml:space="preserve"> PAGEREF _Toc230015002 \h </w:instrText>
       </w:r>
       <w:r>
         <w:fldChar w:fldCharType="separate"/>
@@ -1443,7 +1443,7 @@
         <w:fldChar w:fldCharType="begin"/>
       </w:r>
       <w:r>
-        <w:instrText xml:space="preserve"> PAGEREF _Toc229986253 \h </w:instrText>
+        <w:instrText xml:space="preserve"> PAGEREF _Toc230015003 \h </w:instrText>
       </w:r>
       <w:r>
         <w:fldChar w:fldCharType="separate"/>
@@ -1491,7 +1491,7 @@
         <w:fldChar w:fldCharType="begin"/>
       </w:r>
       <w:r>
-        <w:instrText xml:space="preserve"> PAGEREF _Toc229986254 \h </w:instrText>
+        <w:instrText xml:space="preserve"> PAGEREF _Toc230015004 \h </w:instrText>
       </w:r>
       <w:r>
         <w:fldChar w:fldCharType="separate"/>
@@ -1530,7 +1530,7 @@
         <w:tab/>
       </w:r>
       <w:r>
-        <w:t>Concept de formation</w:t>
+        <w:t>Rôles et droits</w:t>
       </w:r>
       <w:r>
         <w:tab/>
@@ -1539,7 +1539,7 @@
         <w:fldChar w:fldCharType="begin"/>
       </w:r>
       <w:r>
-        <w:instrText xml:space="preserve"> PAGEREF _Toc229986255 \h </w:instrText>
+        <w:instrText xml:space="preserve"> PAGEREF _Toc230015005 \h </w:instrText>
       </w:r>
       <w:r>
         <w:fldChar w:fldCharType="separate"/>
@@ -1578,7 +1578,7 @@
         <w:tab/>
       </w:r>
       <w:r>
-        <w:t>Concept de tests</w:t>
+        <w:t>Concept de formation</w:t>
       </w:r>
       <w:r>
         <w:tab/>
@@ -1587,7 +1587,7 @@
         <w:fldChar w:fldCharType="begin"/>
       </w:r>
       <w:r>
-        <w:instrText xml:space="preserve"> PAGEREF _Toc229986256 \h </w:instrText>
+        <w:instrText xml:space="preserve"> PAGEREF _Toc230015006 \h </w:instrText>
       </w:r>
       <w:r>
         <w:fldChar w:fldCharType="separate"/>
@@ -1626,7 +1626,7 @@
         <w:tab/>
       </w:r>
       <w:r>
-        <w:t>Conception de Ansible</w:t>
+        <w:t>Concept de tests</w:t>
       </w:r>
       <w:r>
         <w:tab/>
@@ -1635,13 +1635,13 @@
         <w:fldChar w:fldCharType="begin"/>
       </w:r>
       <w:r>
-        <w:instrText xml:space="preserve"> PAGEREF _Toc229986257 \h </w:instrText>
+        <w:instrText xml:space="preserve"> PAGEREF _Toc230015007 \h </w:instrText>
       </w:r>
       <w:r>
         <w:fldChar w:fldCharType="separate"/>
       </w:r>
       <w:r>
-        <w:t>19</w:t>
+        <w:t>18</w:t>
       </w:r>
       <w:r>
         <w:fldChar w:fldCharType="end"/>
@@ -1674,6 +1674,54 @@
         <w:tab/>
       </w:r>
       <w:r>
+        <w:t>Conception de Ansible</w:t>
+      </w:r>
+      <w:r>
+        <w:tab/>
+      </w:r>
+      <w:r>
+        <w:fldChar w:fldCharType="begin"/>
+      </w:r>
+      <w:r>
+        <w:instrText xml:space="preserve"> PAGEREF _Toc230015008 \h </w:instrText>
+      </w:r>
+      <w:r>
+        <w:fldChar w:fldCharType="separate"/>
+      </w:r>
+      <w:r>
+        <w:t>19</w:t>
+      </w:r>
+      <w:r>
+        <w:fldChar w:fldCharType="end"/>
+      </w:r>
+    </w:p>
+    <w:p>
+      <w:pPr>
+        <w:pStyle w:val="TM2"/>
+        <w:rPr>
+          <w:rFonts w:asciiTheme="minorHAnsi" w:eastAsiaTheme="minorEastAsia" w:hAnsiTheme="minorHAnsi" w:cstheme="minorBidi"/>
+          <w:kern w:val="2"/>
+          <w:sz w:val="24"/>
+          <w:szCs w:val="24"/>
+          <w:lang w:eastAsia="ja-JP"/>
+          <w14:ligatures w14:val="standardContextual"/>
+        </w:rPr>
+      </w:pPr>
+      <w:r>
+        <w:t>3.8</w:t>
+      </w:r>
+      <w:r>
+        <w:rPr>
+          <w:rFonts w:asciiTheme="minorHAnsi" w:eastAsiaTheme="minorEastAsia" w:hAnsiTheme="minorHAnsi" w:cstheme="minorBidi"/>
+          <w:kern w:val="2"/>
+          <w:sz w:val="24"/>
+          <w:szCs w:val="24"/>
+          <w:lang w:eastAsia="ja-JP"/>
+          <w14:ligatures w14:val="standardContextual"/>
+        </w:rPr>
+        <w:tab/>
+      </w:r>
+      <w:r>
         <w:t>Moyens nécessaires</w:t>
       </w:r>
       <w:r>
@@ -1683,7 +1731,7 @@
         <w:fldChar w:fldCharType="begin"/>
       </w:r>
       <w:r>
-        <w:instrText xml:space="preserve"> PAGEREF _Toc229986258 \h </w:instrText>
+        <w:instrText xml:space="preserve"> PAGEREF _Toc230015009 \h </w:instrText>
       </w:r>
       <w:r>
         <w:fldChar w:fldCharType="separate"/>
@@ -1750,7 +1798,7 @@
         <w:rPr>
           <w:noProof/>
         </w:rPr>
-        <w:instrText xml:space="preserve"> PAGEREF _Toc229986259 \h </w:instrText>
+        <w:instrText xml:space="preserve"> PAGEREF _Toc230015010 \h </w:instrText>
       </w:r>
       <w:r>
         <w:rPr>
@@ -1812,7 +1860,7 @@
         <w:fldChar w:fldCharType="begin"/>
       </w:r>
       <w:r>
-        <w:instrText xml:space="preserve"> PAGEREF _Toc229986260 \h </w:instrText>
+        <w:instrText xml:space="preserve"> PAGEREF _Toc230015011 \h </w:instrText>
       </w:r>
       <w:r>
         <w:fldChar w:fldCharType="separate"/>
@@ -1851,7 +1899,7 @@
         <w:tab/>
       </w:r>
       <w:r>
-        <w:t>Design du système</w:t>
+        <w:t>Configuration et mise en œuvre</w:t>
       </w:r>
       <w:r>
         <w:tab/>
@@ -1860,61 +1908,13 @@
         <w:fldChar w:fldCharType="begin"/>
       </w:r>
       <w:r>
-        <w:instrText xml:space="preserve"> PAGEREF _Toc229986261 \h </w:instrText>
+        <w:instrText xml:space="preserve"> PAGEREF _Toc230015012 \h </w:instrText>
       </w:r>
       <w:r>
         <w:fldChar w:fldCharType="separate"/>
       </w:r>
       <w:r>
-        <w:t>35</w:t>
-      </w:r>
-      <w:r>
-        <w:fldChar w:fldCharType="end"/>
-      </w:r>
-    </w:p>
-    <w:p>
-      <w:pPr>
-        <w:pStyle w:val="TM2"/>
-        <w:rPr>
-          <w:rFonts w:asciiTheme="minorHAnsi" w:eastAsiaTheme="minorEastAsia" w:hAnsiTheme="minorHAnsi" w:cstheme="minorBidi"/>
-          <w:kern w:val="2"/>
-          <w:sz w:val="24"/>
-          <w:szCs w:val="24"/>
-          <w:lang w:eastAsia="ja-JP"/>
-          <w14:ligatures w14:val="standardContextual"/>
-        </w:rPr>
-      </w:pPr>
-      <w:r>
-        <w:t>4.3</w:t>
-      </w:r>
-      <w:r>
-        <w:rPr>
-          <w:rFonts w:asciiTheme="minorHAnsi" w:eastAsiaTheme="minorEastAsia" w:hAnsiTheme="minorHAnsi" w:cstheme="minorBidi"/>
-          <w:kern w:val="2"/>
-          <w:sz w:val="24"/>
-          <w:szCs w:val="24"/>
-          <w:lang w:eastAsia="ja-JP"/>
-          <w14:ligatures w14:val="standardContextual"/>
-        </w:rPr>
-        <w:tab/>
-      </w:r>
-      <w:r>
-        <w:t>Configuration et mise en œuvre</w:t>
-      </w:r>
-      <w:r>
-        <w:tab/>
-      </w:r>
-      <w:r>
-        <w:fldChar w:fldCharType="begin"/>
-      </w:r>
-      <w:r>
-        <w:instrText xml:space="preserve"> PAGEREF _Toc229986262 \h </w:instrText>
-      </w:r>
-      <w:r>
-        <w:fldChar w:fldCharType="separate"/>
-      </w:r>
-      <w:r>
-        <w:t>35</w:t>
+        <w:t>23</w:t>
       </w:r>
       <w:r>
         <w:fldChar w:fldCharType="end"/>
@@ -1975,7 +1975,7 @@
         <w:rPr>
           <w:noProof/>
         </w:rPr>
-        <w:instrText xml:space="preserve"> PAGEREF _Toc229986263 \h </w:instrText>
+        <w:instrText xml:space="preserve"> PAGEREF _Toc230015013 \h </w:instrText>
       </w:r>
       <w:r>
         <w:rPr>
@@ -1992,7 +1992,7 @@
         <w:rPr>
           <w:noProof/>
         </w:rPr>
-        <w:t>36</w:t>
+        <w:t>33</w:t>
       </w:r>
       <w:r>
         <w:rPr>
@@ -2037,13 +2037,13 @@
         <w:fldChar w:fldCharType="begin"/>
       </w:r>
       <w:r>
-        <w:instrText xml:space="preserve"> PAGEREF _Toc229986264 \h </w:instrText>
+        <w:instrText xml:space="preserve"> PAGEREF _Toc230015014 \h </w:instrText>
       </w:r>
       <w:r>
         <w:fldChar w:fldCharType="separate"/>
       </w:r>
       <w:r>
-        <w:t>36</w:t>
+        <w:t>33</w:t>
       </w:r>
       <w:r>
         <w:fldChar w:fldCharType="end"/>
@@ -2085,13 +2085,13 @@
         <w:fldChar w:fldCharType="begin"/>
       </w:r>
       <w:r>
-        <w:instrText xml:space="preserve"> PAGEREF _Toc229986265 \h </w:instrText>
+        <w:instrText xml:space="preserve"> PAGEREF _Toc230015015 \h </w:instrText>
       </w:r>
       <w:r>
         <w:fldChar w:fldCharType="separate"/>
       </w:r>
       <w:r>
-        <w:t>36</w:t>
+        <w:t>33</w:t>
       </w:r>
       <w:r>
         <w:fldChar w:fldCharType="end"/>
@@ -2133,13 +2133,13 @@
         <w:fldChar w:fldCharType="begin"/>
       </w:r>
       <w:r>
-        <w:instrText xml:space="preserve"> PAGEREF _Toc229986266 \h </w:instrText>
+        <w:instrText xml:space="preserve"> PAGEREF _Toc230015016 \h </w:instrText>
       </w:r>
       <w:r>
         <w:fldChar w:fldCharType="separate"/>
       </w:r>
       <w:r>
-        <w:t>36</w:t>
+        <w:t>33</w:t>
       </w:r>
       <w:r>
         <w:fldChar w:fldCharType="end"/>
@@ -2200,7 +2200,7 @@
         <w:rPr>
           <w:noProof/>
         </w:rPr>
-        <w:instrText xml:space="preserve"> PAGEREF _Toc229986267 \h </w:instrText>
+        <w:instrText xml:space="preserve"> PAGEREF _Toc230015017 \h </w:instrText>
       </w:r>
       <w:r>
         <w:rPr>
@@ -2217,7 +2217,7 @@
         <w:rPr>
           <w:noProof/>
         </w:rPr>
-        <w:t>37</w:t>
+        <w:t>34</w:t>
       </w:r>
       <w:r>
         <w:rPr>
@@ -2262,13 +2262,13 @@
         <w:fldChar w:fldCharType="begin"/>
       </w:r>
       <w:r>
-        <w:instrText xml:space="preserve"> PAGEREF _Toc229986268 \h </w:instrText>
+        <w:instrText xml:space="preserve"> PAGEREF _Toc230015018 \h </w:instrText>
       </w:r>
       <w:r>
         <w:fldChar w:fldCharType="separate"/>
       </w:r>
       <w:r>
-        <w:t>37</w:t>
+        <w:t>34</w:t>
       </w:r>
       <w:r>
         <w:fldChar w:fldCharType="end"/>
@@ -2310,13 +2310,13 @@
         <w:fldChar w:fldCharType="begin"/>
       </w:r>
       <w:r>
-        <w:instrText xml:space="preserve"> PAGEREF _Toc229986269 \h </w:instrText>
+        <w:instrText xml:space="preserve"> PAGEREF _Toc230015019 \h </w:instrText>
       </w:r>
       <w:r>
         <w:fldChar w:fldCharType="separate"/>
       </w:r>
       <w:r>
-        <w:t>37</w:t>
+        <w:t>34</w:t>
       </w:r>
       <w:r>
         <w:fldChar w:fldCharType="end"/>
@@ -2377,7 +2377,7 @@
         <w:rPr>
           <w:noProof/>
         </w:rPr>
-        <w:instrText xml:space="preserve"> PAGEREF _Toc229986270 \h </w:instrText>
+        <w:instrText xml:space="preserve"> PAGEREF _Toc230015020 \h </w:instrText>
       </w:r>
       <w:r>
         <w:rPr>
@@ -2394,7 +2394,7 @@
         <w:rPr>
           <w:noProof/>
         </w:rPr>
-        <w:t>38</w:t>
+        <w:t>35</w:t>
       </w:r>
       <w:r>
         <w:rPr>
@@ -2439,13 +2439,13 @@
         <w:fldChar w:fldCharType="begin"/>
       </w:r>
       <w:r>
-        <w:instrText xml:space="preserve"> PAGEREF _Toc229986271 \h </w:instrText>
+        <w:instrText xml:space="preserve"> PAGEREF _Toc230015021 \h </w:instrText>
       </w:r>
       <w:r>
         <w:fldChar w:fldCharType="separate"/>
       </w:r>
       <w:r>
-        <w:t>38</w:t>
+        <w:t>35</w:t>
       </w:r>
       <w:r>
         <w:fldChar w:fldCharType="end"/>
@@ -2487,13 +2487,13 @@
         <w:fldChar w:fldCharType="begin"/>
       </w:r>
       <w:r>
-        <w:instrText xml:space="preserve"> PAGEREF _Toc229986272 \h </w:instrText>
+        <w:instrText xml:space="preserve"> PAGEREF _Toc230015022 \h </w:instrText>
       </w:r>
       <w:r>
         <w:fldChar w:fldCharType="separate"/>
       </w:r>
       <w:r>
-        <w:t>38</w:t>
+        <w:t>35</w:t>
       </w:r>
       <w:r>
         <w:fldChar w:fldCharType="end"/>
@@ -2535,13 +2535,13 @@
         <w:fldChar w:fldCharType="begin"/>
       </w:r>
       <w:r>
-        <w:instrText xml:space="preserve"> PAGEREF _Toc229986273 \h </w:instrText>
+        <w:instrText xml:space="preserve"> PAGEREF _Toc230015023 \h </w:instrText>
       </w:r>
       <w:r>
         <w:fldChar w:fldCharType="separate"/>
       </w:r>
       <w:r>
-        <w:t>38</w:t>
+        <w:t>35</w:t>
       </w:r>
       <w:r>
         <w:fldChar w:fldCharType="end"/>
@@ -2602,7 +2602,7 @@
         <w:rPr>
           <w:noProof/>
         </w:rPr>
-        <w:instrText xml:space="preserve"> PAGEREF _Toc229986274 \h </w:instrText>
+        <w:instrText xml:space="preserve"> PAGEREF _Toc230015024 \h </w:instrText>
       </w:r>
       <w:r>
         <w:rPr>
@@ -2619,7 +2619,7 @@
         <w:rPr>
           <w:noProof/>
         </w:rPr>
-        <w:t>39</w:t>
+        <w:t>36</w:t>
       </w:r>
       <w:r>
         <w:rPr>
@@ -2683,7 +2683,7 @@
         <w:rPr>
           <w:noProof/>
         </w:rPr>
-        <w:instrText xml:space="preserve"> PAGEREF _Toc229986275 \h </w:instrText>
+        <w:instrText xml:space="preserve"> PAGEREF _Toc230015025 \h </w:instrText>
       </w:r>
       <w:r>
         <w:rPr>
@@ -2700,7 +2700,7 @@
         <w:rPr>
           <w:noProof/>
         </w:rPr>
-        <w:t>40</w:t>
+        <w:t>37</w:t>
       </w:r>
       <w:r>
         <w:rPr>
@@ -2764,7 +2764,7 @@
         <w:rPr>
           <w:noProof/>
         </w:rPr>
-        <w:instrText xml:space="preserve"> PAGEREF _Toc229986276 \h </w:instrText>
+        <w:instrText xml:space="preserve"> PAGEREF _Toc230015026 \h </w:instrText>
       </w:r>
       <w:r>
         <w:rPr>
@@ -2781,7 +2781,7 @@
         <w:rPr>
           <w:noProof/>
         </w:rPr>
-        <w:t>41</w:t>
+        <w:t>38</w:t>
       </w:r>
       <w:r>
         <w:rPr>
@@ -2845,7 +2845,7 @@
         <w:rPr>
           <w:noProof/>
         </w:rPr>
-        <w:instrText xml:space="preserve"> PAGEREF _Toc229986277 \h </w:instrText>
+        <w:instrText xml:space="preserve"> PAGEREF _Toc230015027 \h </w:instrText>
       </w:r>
       <w:r>
         <w:rPr>
@@ -2862,7 +2862,7 @@
         <w:rPr>
           <w:noProof/>
         </w:rPr>
-        <w:t>42</w:t>
+        <w:t>39</w:t>
       </w:r>
       <w:r>
         <w:rPr>
@@ -2924,7 +2924,7 @@
         </w:rPr>
       </w:pPr>
       <w:bookmarkStart w:id="1" w:name="_Toc250790969"/>
-      <w:bookmarkStart w:id="2" w:name="_Toc229986238"/>
+      <w:bookmarkStart w:id="2" w:name="_Toc230014988"/>
       <w:r>
         <w:rPr>
           <w:lang w:val="fr-CH"/>
@@ -3109,7 +3109,7 @@
           <w:lang w:val="fr-CH"/>
         </w:rPr>
       </w:pPr>
-      <w:bookmarkStart w:id="5" w:name="_Toc229986239"/>
+      <w:bookmarkStart w:id="5" w:name="_Toc230014989"/>
       <w:bookmarkEnd w:id="1"/>
       <w:r>
         <w:rPr>
@@ -3135,7 +3135,7 @@
           <w:tab w:val="clear" w:pos="851"/>
         </w:tabs>
       </w:pPr>
-      <w:bookmarkStart w:id="6" w:name="_Toc229986240"/>
+      <w:bookmarkStart w:id="6" w:name="_Toc230014990"/>
       <w:r>
         <w:t>Situation initiale</w:t>
       </w:r>
@@ -3183,7 +3183,7 @@
         </w:tabs>
         <w:ind w:left="567" w:hanging="567"/>
       </w:pPr>
-      <w:bookmarkStart w:id="7" w:name="_Toc229986241"/>
+      <w:bookmarkStart w:id="7" w:name="_Toc230014991"/>
       <w:r>
         <w:t>État désiré</w:t>
       </w:r>
@@ -3213,7 +3213,7 @@
         </w:tabs>
       </w:pPr>
       <w:bookmarkStart w:id="8" w:name="_Toc250790972"/>
-      <w:bookmarkStart w:id="9" w:name="_Toc229986242"/>
+      <w:bookmarkStart w:id="9" w:name="_Toc230014992"/>
       <w:r>
         <w:t>Cahier des charges</w:t>
       </w:r>
@@ -3845,7 +3845,7 @@
           <w:tab w:val="clear" w:pos="851"/>
         </w:tabs>
       </w:pPr>
-      <w:bookmarkStart w:id="10" w:name="_Toc229986243"/>
+      <w:bookmarkStart w:id="10" w:name="_Toc230014993"/>
       <w:r>
         <w:t>Organisation du</w:t>
       </w:r>
@@ -4430,7 +4430,7 @@
         </w:rPr>
       </w:pPr>
       <w:bookmarkStart w:id="11" w:name="_Toc250790973"/>
-      <w:bookmarkStart w:id="12" w:name="_Toc229986244"/>
+      <w:bookmarkStart w:id="12" w:name="_Toc230014994"/>
       <w:r>
         <w:rPr>
           <w:lang w:val="fr-CH"/>
@@ -4471,7 +4471,7 @@
       </w:pPr>
       <w:bookmarkStart w:id="13" w:name="_Toc250790974"/>
       <w:bookmarkStart w:id="14" w:name="_Toc114965598"/>
-      <w:bookmarkStart w:id="15" w:name="_Toc229986245"/>
+      <w:bookmarkStart w:id="15" w:name="_Toc230014995"/>
       <w:r>
         <w:t xml:space="preserve">Objectifs </w:t>
       </w:r>
@@ -4766,7 +4766,7 @@
       <w:pPr>
         <w:pStyle w:val="Titre2"/>
       </w:pPr>
-      <w:bookmarkStart w:id="16" w:name="_Toc229986246"/>
+      <w:bookmarkStart w:id="16" w:name="_Toc230014996"/>
       <w:bookmarkEnd w:id="14"/>
       <w:r>
         <w:t>Analyse par domaines techno</w:t>
@@ -4820,7 +4820,7 @@
             <w:rFonts w:cs="Arial"/>
             <w:color w:val="000000"/>
           </w:rPr>
-          <w:tag w:val="MENDELEY_CITATION_v3_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"/>
+          <w:tag w:val="MENDELEY_CITATION_v3_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"/>
           <w:id w:val="1705708176"/>
           <w:placeholder>
             <w:docPart w:val="2943BF13261B4F1AB2A44D17CD9A00A1"/>
@@ -4832,7 +4832,7 @@
               <w:rFonts w:eastAsia="Arial" w:cs="Arial"/>
               <w:color w:val="000000"/>
             </w:rPr>
-            <w:t>Proxmox (2025d)</w:t>
+            <w:t>Proxmox (2025e)</w:t>
           </w:r>
         </w:sdtContent>
       </w:sdt>
@@ -4865,7 +4865,7 @@
             <w:rFonts w:cs="Arial"/>
             <w:color w:val="000000"/>
           </w:rPr>
-          <w:tag w:val="MENDELEY_CITATION_v3_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"/>
+          <w:tag w:val="MENDELEY_CITATION_v3_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"/>
           <w:id w:val="1099303578"/>
           <w:placeholder>
             <w:docPart w:val="DefaultPlaceholder_-1854013440"/>
@@ -4877,7 +4877,7 @@
               <w:rFonts w:cs="Arial"/>
               <w:color w:val="000000"/>
             </w:rPr>
-            <w:t>(Proxmox, 2025d)</w:t>
+            <w:t>(Proxmox, 2025e)</w:t>
           </w:r>
         </w:sdtContent>
       </w:sdt>
@@ -6453,7 +6453,7 @@
             <w:rFonts w:cs="Arial"/>
             <w:color w:val="000000"/>
           </w:rPr>
-          <w:tag w:val="MENDELEY_CITATION_v3_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"/>
+          <w:tag w:val="MENDELEY_CITATION_v3_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"/>
           <w:id w:val="346067825"/>
           <w:placeholder>
             <w:docPart w:val="3A10D4AED7C4444181DDDFA82366BB98"/>
@@ -6465,7 +6465,7 @@
               <w:rFonts w:eastAsia="Arial" w:cs="Arial"/>
               <w:color w:val="000000"/>
             </w:rPr>
-            <w:t>Proxmox (2025e)</w:t>
+            <w:t>Proxmox (2025f)</w:t>
           </w:r>
         </w:sdtContent>
       </w:sdt>
@@ -7254,7 +7254,7 @@
       <w:pPr>
         <w:pStyle w:val="Titre2"/>
       </w:pPr>
-      <w:bookmarkStart w:id="18" w:name="_Toc229986247"/>
+      <w:bookmarkStart w:id="18" w:name="_Toc230014997"/>
       <w:r>
         <w:t>Comparaison et choix</w:t>
       </w:r>
@@ -8067,7 +8067,7 @@
       <w:pPr>
         <w:pStyle w:val="Titre2"/>
       </w:pPr>
-      <w:bookmarkStart w:id="19" w:name="_Toc229986248"/>
+      <w:bookmarkStart w:id="19" w:name="_Toc230014998"/>
       <w:r>
         <w:lastRenderedPageBreak/>
         <w:t>Evolutivité</w:t>
@@ -8104,7 +8104,7 @@
         <w:pStyle w:val="Titre2"/>
       </w:pPr>
       <w:bookmarkStart w:id="20" w:name="_Toc250790978"/>
-      <w:bookmarkStart w:id="21" w:name="_Toc229986249"/>
+      <w:bookmarkStart w:id="21" w:name="_Toc230014999"/>
       <w:r>
         <w:t>Analyse de risque</w:t>
       </w:r>
@@ -9294,7 +9294,7 @@
       </w:pPr>
       <w:bookmarkStart w:id="22" w:name="_Toc250790979"/>
       <w:bookmarkStart w:id="23" w:name="_Toc114965614"/>
-      <w:bookmarkStart w:id="24" w:name="_Toc229986250"/>
+      <w:bookmarkStart w:id="24" w:name="_Toc230015000"/>
       <w:r>
         <w:t>Sécurité de l’information et protection des données</w:t>
       </w:r>
@@ -9366,7 +9366,7 @@
         </w:rPr>
       </w:pPr>
       <w:bookmarkStart w:id="26" w:name="_Toc250790980"/>
-      <w:bookmarkStart w:id="27" w:name="_Toc229986251"/>
+      <w:bookmarkStart w:id="27" w:name="_Toc230015001"/>
       <w:bookmarkEnd w:id="25"/>
       <w:r>
         <w:rPr>
@@ -9401,7 +9401,7 @@
         </w:numPr>
       </w:pPr>
       <w:bookmarkStart w:id="28" w:name="_Toc250790981"/>
-      <w:bookmarkStart w:id="29" w:name="_Toc229986252"/>
+      <w:bookmarkStart w:id="29" w:name="_Toc230015002"/>
       <w:r>
         <w:t xml:space="preserve">Exigences </w:t>
       </w:r>
@@ -9889,7 +9889,7 @@
         </w:numPr>
       </w:pPr>
       <w:bookmarkStart w:id="30" w:name="_Toc250790982"/>
-      <w:bookmarkStart w:id="31" w:name="_Toc229986253"/>
+      <w:bookmarkStart w:id="31" w:name="_Toc230015003"/>
       <w:r>
         <w:t>Architecture du système</w:t>
       </w:r>
@@ -9976,7 +9976,7 @@
         </w:numPr>
       </w:pPr>
       <w:bookmarkStart w:id="32" w:name="_Toc250790984"/>
-      <w:bookmarkStart w:id="33" w:name="_Toc229986254"/>
+      <w:bookmarkStart w:id="33" w:name="_Toc230015004"/>
       <w:r>
         <w:t>Concept d‘implémentation</w:t>
       </w:r>
@@ -10587,10 +10587,11 @@
         </w:numPr>
       </w:pPr>
       <w:bookmarkStart w:id="34" w:name="_Toc250790985"/>
-      <w:bookmarkStart w:id="35" w:name="_Toc229986255"/>
+      <w:bookmarkStart w:id="35" w:name="_Toc230015005"/>
       <w:r>
         <w:t>Rôles et droits</w:t>
       </w:r>
+      <w:bookmarkEnd w:id="35"/>
     </w:p>
     <w:p>
       <w:pPr>
@@ -10619,11 +10620,12 @@
           <w:numId w:val="16"/>
         </w:numPr>
       </w:pPr>
+      <w:bookmarkStart w:id="36" w:name="_Toc230015006"/>
       <w:r>
         <w:t>Concept de formation</w:t>
       </w:r>
       <w:bookmarkEnd w:id="34"/>
-      <w:bookmarkEnd w:id="35"/>
+      <w:bookmarkEnd w:id="36"/>
     </w:p>
     <w:p>
       <w:pPr>
@@ -10657,13 +10659,13 @@
           <w:numId w:val="16"/>
         </w:numPr>
       </w:pPr>
-      <w:bookmarkStart w:id="36" w:name="_Toc250790986"/>
-      <w:bookmarkStart w:id="37" w:name="_Toc229986256"/>
+      <w:bookmarkStart w:id="37" w:name="_Toc250790986"/>
+      <w:bookmarkStart w:id="38" w:name="_Toc230015007"/>
       <w:r>
         <w:t>Concept de tests</w:t>
       </w:r>
-      <w:bookmarkEnd w:id="36"/>
       <w:bookmarkEnd w:id="37"/>
+      <w:bookmarkEnd w:id="38"/>
     </w:p>
     <w:p>
       <w:pPr>
@@ -10792,12 +10794,12 @@
           <w:numId w:val="16"/>
         </w:numPr>
       </w:pPr>
-      <w:bookmarkStart w:id="38" w:name="_Toc250790987"/>
-      <w:bookmarkStart w:id="39" w:name="_Toc229986257"/>
+      <w:bookmarkStart w:id="39" w:name="_Toc250790987"/>
+      <w:bookmarkStart w:id="40" w:name="_Toc230015008"/>
       <w:r>
         <w:t>Conception de Ansible</w:t>
       </w:r>
-      <w:bookmarkEnd w:id="39"/>
+      <w:bookmarkEnd w:id="40"/>
     </w:p>
     <w:p>
       <w:pPr>
@@ -11799,12 +11801,12 @@
           <w:numId w:val="16"/>
         </w:numPr>
       </w:pPr>
-      <w:bookmarkStart w:id="40" w:name="_Toc229986258"/>
+      <w:bookmarkStart w:id="41" w:name="_Toc230015009"/>
       <w:r>
         <w:t>Moyens nécessaires</w:t>
       </w:r>
-      <w:bookmarkEnd w:id="38"/>
-      <w:bookmarkEnd w:id="40"/>
+      <w:bookmarkEnd w:id="39"/>
+      <w:bookmarkEnd w:id="41"/>
     </w:p>
     <w:p>
       <w:pPr>
@@ -13216,8 +13218,8 @@
           <w:lang w:val="fr-CH"/>
         </w:rPr>
       </w:pPr>
-      <w:bookmarkStart w:id="41" w:name="_Toc250790988"/>
-      <w:bookmarkStart w:id="42" w:name="_Toc229986259"/>
+      <w:bookmarkStart w:id="42" w:name="_Toc250790988"/>
+      <w:bookmarkStart w:id="43" w:name="_Toc230015010"/>
       <w:r>
         <w:rPr>
           <w:lang w:val="fr-CH"/>
@@ -13225,8 +13227,8 @@
         <w:lastRenderedPageBreak/>
         <w:t>Réalisation</w:t>
       </w:r>
-      <w:bookmarkEnd w:id="41"/>
       <w:bookmarkEnd w:id="42"/>
+      <w:bookmarkEnd w:id="43"/>
     </w:p>
     <w:p>
       <w:pPr>
@@ -13236,13 +13238,13 @@
           <w:numId w:val="16"/>
         </w:numPr>
       </w:pPr>
-      <w:bookmarkStart w:id="43" w:name="_Toc250790989"/>
-      <w:bookmarkStart w:id="44" w:name="_Toc229986260"/>
+      <w:bookmarkStart w:id="44" w:name="_Toc250790989"/>
+      <w:bookmarkStart w:id="45" w:name="_Toc230015011"/>
       <w:r>
         <w:t>Spécifications détaillées</w:t>
       </w:r>
-      <w:bookmarkEnd w:id="43"/>
       <w:bookmarkEnd w:id="44"/>
+      <w:bookmarkEnd w:id="45"/>
     </w:p>
     <w:p>
       <w:pPr>
@@ -13270,18 +13272,18 @@
           <w:numId w:val="16"/>
         </w:numPr>
       </w:pPr>
-      <w:bookmarkStart w:id="45" w:name="_Toc114965606"/>
-      <w:bookmarkStart w:id="46" w:name="_Toc250790991"/>
-      <w:bookmarkStart w:id="47" w:name="_Toc229986262"/>
+      <w:bookmarkStart w:id="46" w:name="_Toc114965606"/>
+      <w:bookmarkStart w:id="47" w:name="_Toc250790991"/>
+      <w:bookmarkStart w:id="48" w:name="_Toc230015012"/>
       <w:r>
         <w:t xml:space="preserve">Configuration </w:t>
       </w:r>
-      <w:bookmarkEnd w:id="45"/>
       <w:bookmarkEnd w:id="46"/>
+      <w:bookmarkEnd w:id="47"/>
       <w:r>
         <w:t>et mise en œuvre</w:t>
       </w:r>
-      <w:bookmarkEnd w:id="47"/>
+      <w:bookmarkEnd w:id="48"/>
     </w:p>
     <w:p>
       <w:pPr>
@@ -15190,7 +15192,7 @@
       <w:pPr>
         <w:pStyle w:val="Titre4"/>
       </w:pPr>
-      <w:bookmarkStart w:id="48" w:name="_Toc114965607"/>
+      <w:bookmarkStart w:id="49" w:name="_Toc114965607"/>
       <w:r>
         <w:t>Configuration des OSD</w:t>
       </w:r>
@@ -15313,6 +15315,9 @@
         <w:keepNext/>
       </w:pPr>
       <w:r>
+        <w:rPr>
+          <w:noProof/>
+        </w:rPr>
         <w:drawing>
           <wp:inline distT="0" distB="0" distL="0" distR="0" wp14:anchorId="7A517F2F" wp14:editId="2653E365">
             <wp:extent cx="5760085" cy="2691765"/>
@@ -15455,7 +15460,7 @@
           <w:szCs w:val="18"/>
           <w:lang w:val="en-GB"/>
         </w:rPr>
-        <w:t xml:space="preserve">1. pveceph pool create vm_storage --size </w:t>
+        <w:t xml:space="preserve">pveceph pool create vm_storage --size </w:t>
       </w:r>
       <w:r>
         <w:rPr>
@@ -15544,7 +15549,7 @@
           <w:szCs w:val="18"/>
           <w:lang w:val="en-GB"/>
         </w:rPr>
-        <w:t xml:space="preserve">2. pvesm </w:t>
+        <w:t xml:space="preserve">pvesm </w:t>
       </w:r>
       <w:r>
         <w:rPr>
@@ -15615,7 +15620,7 @@
           <w:szCs w:val="18"/>
           <w:lang w:val="en-GB"/>
         </w:rPr>
-        <w:t>3. pveceph fs create --name template_storage</w:t>
+        <w:t>pveceph fs create --name template_storage</w:t>
       </w:r>
     </w:p>
     <w:p>
@@ -15662,7 +15667,7 @@
           <w:sz w:val="18"/>
           <w:szCs w:val="18"/>
         </w:rPr>
-        <w:t xml:space="preserve">4. pvesm </w:t>
+        <w:t xml:space="preserve">pvesm </w:t>
       </w:r>
       <w:r>
         <w:rPr>
@@ -15747,7 +15752,7 @@
           <w:sz w:val="18"/>
           <w:szCs w:val="18"/>
         </w:rPr>
-        <w:t xml:space="preserve">2. pveum </w:t>
+        <w:t xml:space="preserve">pveum </w:t>
       </w:r>
       <w:r>
         <w:rPr>
@@ -15853,7 +15858,7 @@
           <w:sz w:val="18"/>
           <w:szCs w:val="18"/>
         </w:rPr>
-        <w:t xml:space="preserve">1. pveum user </w:t>
+        <w:t xml:space="preserve">pveum user </w:t>
       </w:r>
       <w:r>
         <w:rPr>
@@ -15954,8 +15959,7 @@
           <w:szCs w:val="18"/>
         </w:rPr>
       </w:pPr>
-      <w:bookmarkStart w:id="49" w:name="_Toc250790992"/>
-      <w:bookmarkStart w:id="50" w:name="_Toc229986263"/>
+      <w:bookmarkStart w:id="50" w:name="_Toc250790992"/>
       <w:r>
         <w:rPr>
           <w:rFonts w:ascii="Consolas" w:hAnsi="Consolas" w:cs="Courier New"/>
@@ -15963,7 +15967,16 @@
           <w:sz w:val="18"/>
           <w:szCs w:val="18"/>
         </w:rPr>
-        <w:t xml:space="preserve">1. pveum pool </w:t>
+        <w:t>p</w:t>
+      </w:r>
+      <w:r>
+        <w:rPr>
+          <w:rFonts w:ascii="Consolas" w:hAnsi="Consolas" w:cs="Courier New"/>
+          <w:color w:val="545454"/>
+          <w:sz w:val="18"/>
+          <w:szCs w:val="18"/>
+        </w:rPr>
+        <w:t xml:space="preserve">veum pool </w:t>
       </w:r>
       <w:r>
         <w:rPr>
@@ -16050,7 +16063,7 @@
           <w:szCs w:val="18"/>
           <w:lang w:val="en-GB"/>
         </w:rPr>
-        <w:t>1. pveum aclmod /pool/ansible-vms -</w:t>
+        <w:t>pveum aclmod /pool/ansible-vms -</w:t>
       </w:r>
       <w:r>
         <w:rPr>
@@ -16131,7 +16144,7 @@
           <w:szCs w:val="18"/>
           <w:lang w:val="en-GB"/>
         </w:rPr>
-        <w:t>2. pveum aclmod /storage/vm</w:t>
+        <w:t>pveum aclmod /storage/vm</w:t>
       </w:r>
       <w:r>
         <w:rPr>
@@ -16232,7 +16245,7 @@
           <w:szCs w:val="18"/>
           <w:lang w:val="en-GB"/>
         </w:rPr>
-        <w:t>3. pveum aclmod /storage/template_storage -</w:t>
+        <w:t>pveum aclmod /storage/template_storage -</w:t>
       </w:r>
       <w:r>
         <w:rPr>
@@ -16368,7 +16381,6 @@
           <w:color w:val="545454"/>
           <w:sz w:val="18"/>
           <w:szCs w:val="18"/>
-          <w:lang w:val="en-GB"/>
         </w:rPr>
       </w:pPr>
       <w:r>
@@ -16377,9 +16389,8 @@
           <w:color w:val="545454"/>
           <w:sz w:val="18"/>
           <w:szCs w:val="18"/>
-          <w:lang w:val="en-GB"/>
-        </w:rPr>
-        <w:t xml:space="preserve"> 1. apt update</w:t>
+        </w:rPr>
+        <w:t>apt update</w:t>
       </w:r>
       <w:r>
         <w:rPr>
@@ -16387,7 +16398,6 @@
           <w:color w:val="545454"/>
           <w:sz w:val="18"/>
           <w:szCs w:val="18"/>
-          <w:lang w:val="en-GB"/>
         </w:rPr>
         <w:t xml:space="preserve"> &amp;&amp; apt upgrade -y</w:t>
       </w:r>
@@ -16427,7 +16437,6 @@
           <w:color w:val="545454"/>
           <w:sz w:val="18"/>
           <w:szCs w:val="18"/>
-          <w:lang w:val="en-GB"/>
         </w:rPr>
       </w:pPr>
       <w:r>
@@ -16436,9 +16445,8 @@
           <w:color w:val="545454"/>
           <w:sz w:val="18"/>
           <w:szCs w:val="18"/>
-          <w:lang w:val="en-GB"/>
-        </w:rPr>
-        <w:t xml:space="preserve"> 2. apt install -y \</w:t>
+        </w:rPr>
+        <w:t>apt install -y \</w:t>
       </w:r>
     </w:p>
     <w:p>
@@ -16476,7 +16484,6 @@
           <w:color w:val="545454"/>
           <w:sz w:val="18"/>
           <w:szCs w:val="18"/>
-          <w:lang w:val="en-GB"/>
         </w:rPr>
       </w:pPr>
       <w:r>
@@ -16485,9 +16492,8 @@
           <w:color w:val="545454"/>
           <w:sz w:val="18"/>
           <w:szCs w:val="18"/>
-          <w:lang w:val="en-GB"/>
-        </w:rPr>
-        <w:t xml:space="preserve"> 3.   python3 \</w:t>
+        </w:rPr>
+        <w:t xml:space="preserve">  python3 \</w:t>
       </w:r>
     </w:p>
     <w:p>
@@ -16525,7 +16531,6 @@
           <w:color w:val="545454"/>
           <w:sz w:val="18"/>
           <w:szCs w:val="18"/>
-          <w:lang w:val="en-GB"/>
         </w:rPr>
       </w:pPr>
       <w:r>
@@ -16534,9 +16539,8 @@
           <w:color w:val="545454"/>
           <w:sz w:val="18"/>
           <w:szCs w:val="18"/>
-          <w:lang w:val="en-GB"/>
-        </w:rPr>
-        <w:t xml:space="preserve"> 4.   python3-pip \</w:t>
+        </w:rPr>
+        <w:t xml:space="preserve">  python3-pip \</w:t>
       </w:r>
     </w:p>
     <w:p>
@@ -16574,7 +16578,6 @@
           <w:color w:val="545454"/>
           <w:sz w:val="18"/>
           <w:szCs w:val="18"/>
-          <w:lang w:val="en-GB"/>
         </w:rPr>
       </w:pPr>
       <w:r>
@@ -16583,9 +16586,8 @@
           <w:color w:val="545454"/>
           <w:sz w:val="18"/>
           <w:szCs w:val="18"/>
-          <w:lang w:val="en-GB"/>
-        </w:rPr>
-        <w:t xml:space="preserve"> 5.   python3-venv \</w:t>
+        </w:rPr>
+        <w:t xml:space="preserve">  python3-venv \</w:t>
       </w:r>
     </w:p>
     <w:p>
@@ -16634,7 +16636,7 @@
           <w:szCs w:val="18"/>
           <w:lang w:val="en-GB"/>
         </w:rPr>
-        <w:t xml:space="preserve"> 6.   git \</w:t>
+        <w:t xml:space="preserve">  git \</w:t>
       </w:r>
     </w:p>
     <w:p>
@@ -16683,7 +16685,7 @@
           <w:szCs w:val="18"/>
           <w:lang w:val="en-GB"/>
         </w:rPr>
-        <w:t xml:space="preserve"> 7.   openssh-server \</w:t>
+        <w:t xml:space="preserve">  openssh-server \</w:t>
       </w:r>
     </w:p>
     <w:p>
@@ -16732,7 +16734,7 @@
           <w:szCs w:val="18"/>
           <w:lang w:val="en-GB"/>
         </w:rPr>
-        <w:t xml:space="preserve"> 8.   sshpass \</w:t>
+        <w:t xml:space="preserve">  sshpass \</w:t>
       </w:r>
     </w:p>
     <w:p>
@@ -16781,7 +16783,7 @@
           <w:szCs w:val="18"/>
           <w:lang w:val="en-GB"/>
         </w:rPr>
-        <w:t xml:space="preserve"> 9.   curl \</w:t>
+        <w:t xml:space="preserve">  curl \</w:t>
       </w:r>
     </w:p>
     <w:p>
@@ -16830,7 +16832,7 @@
           <w:szCs w:val="18"/>
           <w:lang w:val="en-GB"/>
         </w:rPr>
-        <w:t>10.   nano \</w:t>
+        <w:t xml:space="preserve">  nano \</w:t>
       </w:r>
     </w:p>
     <w:p>
@@ -16879,7 +16881,27 @@
           <w:szCs w:val="18"/>
           <w:lang w:val="en-GB"/>
         </w:rPr>
-        <w:t>11.   vim \</w:t>
+        <w:t xml:space="preserve">  </w:t>
+      </w:r>
+      <w:r>
+        <w:rPr>
+          <w:rFonts w:ascii="Consolas" w:hAnsi="Consolas" w:cs="Courier New"/>
+          <w:color w:val="545454"/>
+          <w:sz w:val="18"/>
+          <w:szCs w:val="18"/>
+          <w:lang w:val="en-GB"/>
+        </w:rPr>
+        <w:t>neo</w:t>
+      </w:r>
+      <w:r>
+        <w:rPr>
+          <w:rFonts w:ascii="Consolas" w:hAnsi="Consolas" w:cs="Courier New"/>
+          <w:color w:val="545454"/>
+          <w:sz w:val="18"/>
+          <w:szCs w:val="18"/>
+          <w:lang w:val="en-GB"/>
+        </w:rPr>
+        <w:t>vim \</w:t>
       </w:r>
     </w:p>
     <w:p>
@@ -16928,7 +16950,7 @@
           <w:szCs w:val="18"/>
           <w:lang w:val="en-GB"/>
         </w:rPr>
-        <w:t>12.   tree \</w:t>
+        <w:t xml:space="preserve">  tree \</w:t>
       </w:r>
     </w:p>
     <w:p>
@@ -16977,7 +16999,7 @@
           <w:szCs w:val="18"/>
           <w:lang w:val="en-GB"/>
         </w:rPr>
-        <w:t>13.   jq \</w:t>
+        <w:t xml:space="preserve">  jq \</w:t>
       </w:r>
     </w:p>
     <w:p>
@@ -17026,7 +17048,7 @@
           <w:szCs w:val="18"/>
           <w:lang w:val="en-GB"/>
         </w:rPr>
-        <w:t>14.   unzip \</w:t>
+        <w:t xml:space="preserve">  unzip \</w:t>
       </w:r>
     </w:p>
     <w:p>
@@ -17075,16 +17097,6 @@
           <w:szCs w:val="18"/>
           <w:lang w:val="en-GB"/>
         </w:rPr>
-        <w:t xml:space="preserve">15. </w:t>
-      </w:r>
-      <w:r>
-        <w:rPr>
-          <w:rFonts w:ascii="Consolas" w:hAnsi="Consolas" w:cs="Courier New"/>
-          <w:color w:val="545454"/>
-          <w:sz w:val="18"/>
-          <w:szCs w:val="18"/>
-          <w:lang w:val="en-GB"/>
-        </w:rPr>
         <w:t xml:space="preserve">  </w:t>
       </w:r>
       <w:r>
@@ -17144,7 +17156,7 @@
           <w:szCs w:val="18"/>
           <w:lang w:val="en-GB"/>
         </w:rPr>
-        <w:t>16. adduser ansible</w:t>
+        <w:t>adduser ansible</w:t>
       </w:r>
     </w:p>
     <w:p>
@@ -17193,7 +17205,7 @@
           <w:szCs w:val="18"/>
           <w:lang w:val="en-GB"/>
         </w:rPr>
-        <w:t>17. mkdir -p /home/ansible/tpi-</w:t>
+        <w:t>mkdir -p /home/ansible/tpi-</w:t>
       </w:r>
       <w:r>
         <w:rPr>
@@ -17252,7 +17264,7 @@
           <w:szCs w:val="18"/>
           <w:lang w:val="en-GB"/>
         </w:rPr>
-        <w:t>18. chown -R ansible:ansible /home/ansible/tpi-</w:t>
+        <w:t>chown -R ansible:ansible /home/ansible/tpi-</w:t>
       </w:r>
       <w:r>
         <w:rPr>
@@ -17311,7 +17323,7 @@
           <w:szCs w:val="18"/>
           <w:lang w:val="en-GB"/>
         </w:rPr>
-        <w:t>19. su – ansible</w:t>
+        <w:t>su – ansible</w:t>
       </w:r>
     </w:p>
     <w:p>
@@ -17360,7 +17372,7 @@
           <w:szCs w:val="18"/>
           <w:lang w:val="en-GB"/>
         </w:rPr>
-        <w:t xml:space="preserve">20. cd </w:t>
+        <w:t xml:space="preserve">cd </w:t>
       </w:r>
     </w:p>
     <w:p>
@@ -17410,7 +17422,7 @@
           <w:lang w:val="en-GB"/>
         </w:rPr>
         <w:lastRenderedPageBreak/>
-        <w:t>21. git clone https:</w:t>
+        <w:t>git clone https:</w:t>
       </w:r>
       <w:r>
         <w:rPr>
@@ -17469,7 +17481,7 @@
           <w:szCs w:val="18"/>
           <w:lang w:val="en-GB"/>
         </w:rPr>
-        <w:t xml:space="preserve">22. git </w:t>
+        <w:t xml:space="preserve">git </w:t>
       </w:r>
       <w:r>
         <w:rPr>
@@ -17540,7 +17552,7 @@
           <w:szCs w:val="18"/>
           <w:lang w:val="en-GB"/>
         </w:rPr>
-        <w:t>23. python3 -m venv .venv</w:t>
+        <w:t>python3 -m venv .venv</w:t>
       </w:r>
     </w:p>
     <w:p>
@@ -17589,7 +17601,7 @@
           <w:szCs w:val="18"/>
           <w:lang w:val="en-GB"/>
         </w:rPr>
-        <w:t>24. source .venv/bin/activate</w:t>
+        <w:t>source .venv/bin/activate</w:t>
       </w:r>
     </w:p>
     <w:p>
@@ -17638,7 +17650,7 @@
           <w:szCs w:val="18"/>
           <w:lang w:val="en-GB"/>
         </w:rPr>
-        <w:t>25. pip install --upgrade pip</w:t>
+        <w:t>pip install --upgrade pip</w:t>
       </w:r>
     </w:p>
     <w:p>
@@ -17687,7 +17699,7 @@
           <w:szCs w:val="18"/>
           <w:lang w:val="en-GB"/>
         </w:rPr>
-        <w:t>26. pip install ansible</w:t>
+        <w:t>pip install ansible</w:t>
       </w:r>
     </w:p>
     <w:p>
@@ -17736,7 +17748,7 @@
           <w:szCs w:val="18"/>
           <w:lang w:val="en-GB"/>
         </w:rPr>
-        <w:t>27. ansible-galaxy collection install -r ansible/requirements.yml</w:t>
+        <w:t>ansible-galaxy collection install -r ansible/requirements.yml</w:t>
       </w:r>
     </w:p>
     <w:p>
@@ -17783,7 +17795,7 @@
           <w:sz w:val="18"/>
           <w:szCs w:val="18"/>
         </w:rPr>
-        <w:t>28. pip install proxmoxer requests</w:t>
+        <w:t>pip install proxmoxer requests</w:t>
       </w:r>
     </w:p>
     <w:p>
@@ -17872,7 +17884,7 @@
           <w:sz w:val="18"/>
           <w:szCs w:val="18"/>
         </w:rPr>
-        <w:t xml:space="preserve"> 1. ansible/</w:t>
+        <w:t xml:space="preserve"> ansible/</w:t>
       </w:r>
     </w:p>
     <w:p>
@@ -17919,7 +17931,7 @@
           <w:sz w:val="18"/>
           <w:szCs w:val="18"/>
         </w:rPr>
-        <w:t xml:space="preserve"> 2. ├── ansible.cfg</w:t>
+        <w:t xml:space="preserve"> ├── ansible.cfg</w:t>
       </w:r>
     </w:p>
     <w:p>
@@ -17966,7 +17978,7 @@
           <w:sz w:val="18"/>
           <w:szCs w:val="18"/>
         </w:rPr>
-        <w:t xml:space="preserve"> 3. ├── inventory.yml</w:t>
+        <w:t xml:space="preserve"> ├── inventory.yml</w:t>
       </w:r>
     </w:p>
     <w:p>
@@ -18013,7 +18025,7 @@
           <w:sz w:val="18"/>
           <w:szCs w:val="18"/>
         </w:rPr>
-        <w:t xml:space="preserve"> 4. ├── requirements.yml</w:t>
+        <w:t xml:space="preserve"> ├── requirements.yml</w:t>
       </w:r>
     </w:p>
     <w:p>
@@ -18060,7 +18072,7 @@
           <w:sz w:val="18"/>
           <w:szCs w:val="18"/>
         </w:rPr>
-        <w:t xml:space="preserve"> 5. ├── vault.yml</w:t>
+        <w:t xml:space="preserve"> ├── vault.yml</w:t>
       </w:r>
     </w:p>
     <w:p>
@@ -18107,7 +18119,7 @@
           <w:sz w:val="18"/>
           <w:szCs w:val="18"/>
         </w:rPr>
-        <w:t xml:space="preserve"> 6. ├── group_vars/</w:t>
+        <w:t xml:space="preserve"> ├── group_vars/</w:t>
       </w:r>
     </w:p>
     <w:p>
@@ -18154,7 +18166,7 @@
           <w:sz w:val="18"/>
           <w:szCs w:val="18"/>
         </w:rPr>
-        <w:t xml:space="preserve"> 7. │   └── </w:t>
+        <w:t xml:space="preserve"> │   └── </w:t>
       </w:r>
       <w:r>
         <w:rPr>
@@ -18219,7 +18231,7 @@
           <w:sz w:val="18"/>
           <w:szCs w:val="18"/>
         </w:rPr>
-        <w:t xml:space="preserve"> 8. └── playbooks/</w:t>
+        <w:t xml:space="preserve"> └── playbooks/</w:t>
       </w:r>
     </w:p>
     <w:p>
@@ -18266,7 +18278,7 @@
           <w:sz w:val="18"/>
           <w:szCs w:val="18"/>
         </w:rPr>
-        <w:t xml:space="preserve"> 9.     ├── clone_vm.yml</w:t>
+        <w:t xml:space="preserve">     ├── clone_vm.yml</w:t>
       </w:r>
     </w:p>
     <w:p>
@@ -18313,7 +18325,16 @@
           <w:sz w:val="18"/>
           <w:szCs w:val="18"/>
         </w:rPr>
-        <w:t>10.     ├── deploy_windows_vm.yml</w:t>
+        <w:t xml:space="preserve"> </w:t>
+      </w:r>
+      <w:r>
+        <w:rPr>
+          <w:rFonts w:ascii="Consolas" w:hAnsi="Consolas" w:cs="Courier New"/>
+          <w:color w:val="545454"/>
+          <w:sz w:val="18"/>
+          <w:szCs w:val="18"/>
+        </w:rPr>
+        <w:t xml:space="preserve">    ├── deploy_windows_vm.yml</w:t>
       </w:r>
     </w:p>
     <w:p>
@@ -18360,7 +18381,7 @@
           <w:sz w:val="18"/>
           <w:szCs w:val="18"/>
         </w:rPr>
-        <w:t>11.     └── test_api.yml</w:t>
+        <w:t xml:space="preserve">     └── test_api.yml</w:t>
       </w:r>
     </w:p>
     <w:p>
@@ -18532,13 +18553,3063 @@
         <w:divId w:val="684481710"/>
       </w:pPr>
       <w:r>
-        <w:t>Préparation des templates</w:t>
+        <w:t>Création de la VM</w:t>
+      </w:r>
+      <w:r>
+        <w:t xml:space="preserve"> template</w:t>
       </w:r>
     </w:p>
     <w:p>
       <w:pPr>
         <w:pStyle w:val="BITTextkrper"/>
         <w:divId w:val="684481710"/>
+      </w:pPr>
+      <w:r>
+        <w:t>Pour la création de la VM, voici la commande utilisée :</w:t>
+      </w:r>
+    </w:p>
+    <w:p>
+      <w:pPr>
+        <w:pStyle w:val="NormalWeb"/>
+        <w:pBdr>
+          <w:top w:val="single" w:sz="6" w:space="2" w:color="888888"/>
+          <w:left w:val="single" w:sz="6" w:space="2" w:color="888888"/>
+          <w:bottom w:val="single" w:sz="6" w:space="2" w:color="888888"/>
+          <w:right w:val="single" w:sz="6" w:space="2" w:color="888888"/>
+        </w:pBdr>
+        <w:shd w:val="clear" w:color="auto" w:fill="FEFEFE"/>
+        <w:tabs>
+          <w:tab w:val="left" w:pos="916"/>
+          <w:tab w:val="left" w:pos="1832"/>
+          <w:tab w:val="left" w:pos="2748"/>
+          <w:tab w:val="left" w:pos="3664"/>
+          <w:tab w:val="left" w:pos="4580"/>
+          <w:tab w:val="left" w:pos="5496"/>
+          <w:tab w:val="left" w:pos="6412"/>
+          <w:tab w:val="left" w:pos="7328"/>
+          <w:tab w:val="left" w:pos="8244"/>
+          <w:tab w:val="left" w:pos="9160"/>
+          <w:tab w:val="left" w:pos="10076"/>
+          <w:tab w:val="left" w:pos="10992"/>
+          <w:tab w:val="left" w:pos="11908"/>
+          <w:tab w:val="left" w:pos="12824"/>
+          <w:tab w:val="left" w:pos="13740"/>
+          <w:tab w:val="left" w:pos="14656"/>
+        </w:tabs>
+        <w:spacing w:before="0" w:beforeAutospacing="0" w:after="0" w:afterAutospacing="0"/>
+        <w:divId w:val="77412649"/>
+        <w:rPr>
+          <w:rFonts w:ascii="Consolas" w:hAnsi="Consolas" w:cs="Courier New"/>
+          <w:color w:val="545454"/>
+          <w:sz w:val="18"/>
+          <w:szCs w:val="18"/>
+          <w:lang w:val="en-GB"/>
+        </w:rPr>
+      </w:pPr>
+      <w:r>
+        <w:rPr>
+          <w:rFonts w:ascii="Consolas" w:hAnsi="Consolas" w:cs="Courier New"/>
+          <w:color w:val="545454"/>
+          <w:sz w:val="18"/>
+          <w:szCs w:val="18"/>
+          <w:lang w:val="en-GB"/>
+        </w:rPr>
+        <w:t xml:space="preserve">qm create </w:t>
+      </w:r>
+      <w:r>
+        <w:rPr>
+          <w:rFonts w:ascii="Consolas" w:hAnsi="Consolas" w:cs="Courier New"/>
+          <w:color w:val="008000"/>
+          <w:sz w:val="18"/>
+          <w:szCs w:val="18"/>
+          <w:lang w:val="en-GB"/>
+        </w:rPr>
+        <w:t>101</w:t>
+      </w:r>
+      <w:r>
+        <w:rPr>
+          <w:rFonts w:ascii="Consolas" w:hAnsi="Consolas" w:cs="Courier New"/>
+          <w:color w:val="545454"/>
+          <w:sz w:val="18"/>
+          <w:szCs w:val="18"/>
+          <w:lang w:val="en-GB"/>
+        </w:rPr>
+        <w:t xml:space="preserve"> \</w:t>
+      </w:r>
+    </w:p>
+    <w:p>
+      <w:pPr>
+        <w:pStyle w:val="NormalWeb"/>
+        <w:pBdr>
+          <w:top w:val="single" w:sz="6" w:space="2" w:color="888888"/>
+          <w:left w:val="single" w:sz="6" w:space="2" w:color="888888"/>
+          <w:bottom w:val="single" w:sz="6" w:space="2" w:color="888888"/>
+          <w:right w:val="single" w:sz="6" w:space="2" w:color="888888"/>
+        </w:pBdr>
+        <w:shd w:val="clear" w:color="auto" w:fill="FEFEFE"/>
+        <w:tabs>
+          <w:tab w:val="left" w:pos="916"/>
+          <w:tab w:val="left" w:pos="1832"/>
+          <w:tab w:val="left" w:pos="2748"/>
+          <w:tab w:val="left" w:pos="3664"/>
+          <w:tab w:val="left" w:pos="4580"/>
+          <w:tab w:val="left" w:pos="5496"/>
+          <w:tab w:val="left" w:pos="6412"/>
+          <w:tab w:val="left" w:pos="7328"/>
+          <w:tab w:val="left" w:pos="8244"/>
+          <w:tab w:val="left" w:pos="9160"/>
+          <w:tab w:val="left" w:pos="10076"/>
+          <w:tab w:val="left" w:pos="10992"/>
+          <w:tab w:val="left" w:pos="11908"/>
+          <w:tab w:val="left" w:pos="12824"/>
+          <w:tab w:val="left" w:pos="13740"/>
+          <w:tab w:val="left" w:pos="14656"/>
+        </w:tabs>
+        <w:spacing w:before="0" w:beforeAutospacing="0" w:after="0" w:afterAutospacing="0"/>
+        <w:divId w:val="77412649"/>
+        <w:rPr>
+          <w:rFonts w:ascii="Consolas" w:hAnsi="Consolas" w:cs="Courier New"/>
+          <w:color w:val="545454"/>
+          <w:sz w:val="18"/>
+          <w:szCs w:val="18"/>
+          <w:lang w:val="en-GB"/>
+        </w:rPr>
+      </w:pPr>
+      <w:r>
+        <w:rPr>
+          <w:rFonts w:ascii="Consolas" w:hAnsi="Consolas" w:cs="Courier New"/>
+          <w:color w:val="545454"/>
+          <w:sz w:val="18"/>
+          <w:szCs w:val="18"/>
+          <w:lang w:val="en-GB"/>
+        </w:rPr>
+        <w:t xml:space="preserve">  --name tpi-v3-</w:t>
+      </w:r>
+      <w:r>
+        <w:rPr>
+          <w:rFonts w:ascii="Consolas" w:hAnsi="Consolas" w:cs="Courier New"/>
+          <w:b/>
+          <w:bCs/>
+          <w:color w:val="7928A1"/>
+          <w:sz w:val="18"/>
+          <w:szCs w:val="18"/>
+          <w:lang w:val="en-GB"/>
+        </w:rPr>
+        <w:t>template</w:t>
+      </w:r>
+      <w:r>
+        <w:rPr>
+          <w:rFonts w:ascii="Consolas" w:hAnsi="Consolas" w:cs="Courier New"/>
+          <w:color w:val="545454"/>
+          <w:sz w:val="18"/>
+          <w:szCs w:val="18"/>
+          <w:lang w:val="en-GB"/>
+        </w:rPr>
+        <w:t>-winserv25-voeffraylucielle \</w:t>
+      </w:r>
+    </w:p>
+    <w:p>
+      <w:pPr>
+        <w:pStyle w:val="NormalWeb"/>
+        <w:pBdr>
+          <w:top w:val="single" w:sz="6" w:space="2" w:color="888888"/>
+          <w:left w:val="single" w:sz="6" w:space="2" w:color="888888"/>
+          <w:bottom w:val="single" w:sz="6" w:space="2" w:color="888888"/>
+          <w:right w:val="single" w:sz="6" w:space="2" w:color="888888"/>
+        </w:pBdr>
+        <w:shd w:val="clear" w:color="auto" w:fill="FEFEFE"/>
+        <w:tabs>
+          <w:tab w:val="left" w:pos="916"/>
+          <w:tab w:val="left" w:pos="1832"/>
+          <w:tab w:val="left" w:pos="2748"/>
+          <w:tab w:val="left" w:pos="3664"/>
+          <w:tab w:val="left" w:pos="4580"/>
+          <w:tab w:val="left" w:pos="5496"/>
+          <w:tab w:val="left" w:pos="6412"/>
+          <w:tab w:val="left" w:pos="7328"/>
+          <w:tab w:val="left" w:pos="8244"/>
+          <w:tab w:val="left" w:pos="9160"/>
+          <w:tab w:val="left" w:pos="10076"/>
+          <w:tab w:val="left" w:pos="10992"/>
+          <w:tab w:val="left" w:pos="11908"/>
+          <w:tab w:val="left" w:pos="12824"/>
+          <w:tab w:val="left" w:pos="13740"/>
+          <w:tab w:val="left" w:pos="14656"/>
+        </w:tabs>
+        <w:spacing w:before="0" w:beforeAutospacing="0" w:after="0" w:afterAutospacing="0"/>
+        <w:divId w:val="77412649"/>
+        <w:rPr>
+          <w:rFonts w:ascii="Consolas" w:hAnsi="Consolas" w:cs="Courier New"/>
+          <w:color w:val="545454"/>
+          <w:sz w:val="18"/>
+          <w:szCs w:val="18"/>
+          <w:lang w:val="en-GB"/>
+        </w:rPr>
+      </w:pPr>
+      <w:r>
+        <w:rPr>
+          <w:rFonts w:ascii="Consolas" w:hAnsi="Consolas" w:cs="Courier New"/>
+          <w:color w:val="545454"/>
+          <w:sz w:val="18"/>
+          <w:szCs w:val="18"/>
+          <w:lang w:val="en-GB"/>
+        </w:rPr>
+        <w:t xml:space="preserve">  --memory </w:t>
+      </w:r>
+      <w:r>
+        <w:rPr>
+          <w:rFonts w:ascii="Consolas" w:hAnsi="Consolas" w:cs="Courier New"/>
+          <w:color w:val="008000"/>
+          <w:sz w:val="18"/>
+          <w:szCs w:val="18"/>
+          <w:lang w:val="en-GB"/>
+        </w:rPr>
+        <w:t>8192</w:t>
+      </w:r>
+      <w:r>
+        <w:rPr>
+          <w:rFonts w:ascii="Consolas" w:hAnsi="Consolas" w:cs="Courier New"/>
+          <w:color w:val="545454"/>
+          <w:sz w:val="18"/>
+          <w:szCs w:val="18"/>
+          <w:lang w:val="en-GB"/>
+        </w:rPr>
+        <w:t xml:space="preserve"> \</w:t>
+      </w:r>
+    </w:p>
+    <w:p>
+      <w:pPr>
+        <w:pStyle w:val="NormalWeb"/>
+        <w:pBdr>
+          <w:top w:val="single" w:sz="6" w:space="2" w:color="888888"/>
+          <w:left w:val="single" w:sz="6" w:space="2" w:color="888888"/>
+          <w:bottom w:val="single" w:sz="6" w:space="2" w:color="888888"/>
+          <w:right w:val="single" w:sz="6" w:space="2" w:color="888888"/>
+        </w:pBdr>
+        <w:shd w:val="clear" w:color="auto" w:fill="FEFEFE"/>
+        <w:tabs>
+          <w:tab w:val="left" w:pos="916"/>
+          <w:tab w:val="left" w:pos="1832"/>
+          <w:tab w:val="left" w:pos="2748"/>
+          <w:tab w:val="left" w:pos="3664"/>
+          <w:tab w:val="left" w:pos="4580"/>
+          <w:tab w:val="left" w:pos="5496"/>
+          <w:tab w:val="left" w:pos="6412"/>
+          <w:tab w:val="left" w:pos="7328"/>
+          <w:tab w:val="left" w:pos="8244"/>
+          <w:tab w:val="left" w:pos="9160"/>
+          <w:tab w:val="left" w:pos="10076"/>
+          <w:tab w:val="left" w:pos="10992"/>
+          <w:tab w:val="left" w:pos="11908"/>
+          <w:tab w:val="left" w:pos="12824"/>
+          <w:tab w:val="left" w:pos="13740"/>
+          <w:tab w:val="left" w:pos="14656"/>
+        </w:tabs>
+        <w:spacing w:before="0" w:beforeAutospacing="0" w:after="0" w:afterAutospacing="0"/>
+        <w:divId w:val="77412649"/>
+        <w:rPr>
+          <w:rFonts w:ascii="Consolas" w:hAnsi="Consolas" w:cs="Courier New"/>
+          <w:color w:val="545454"/>
+          <w:sz w:val="18"/>
+          <w:szCs w:val="18"/>
+          <w:lang w:val="en-GB"/>
+        </w:rPr>
+      </w:pPr>
+      <w:r>
+        <w:rPr>
+          <w:rFonts w:ascii="Consolas" w:hAnsi="Consolas" w:cs="Courier New"/>
+          <w:color w:val="545454"/>
+          <w:sz w:val="18"/>
+          <w:szCs w:val="18"/>
+          <w:lang w:val="en-GB"/>
+        </w:rPr>
+        <w:t xml:space="preserve">  --sockets </w:t>
+      </w:r>
+      <w:r>
+        <w:rPr>
+          <w:rFonts w:ascii="Consolas" w:hAnsi="Consolas" w:cs="Courier New"/>
+          <w:color w:val="008000"/>
+          <w:sz w:val="18"/>
+          <w:szCs w:val="18"/>
+          <w:lang w:val="en-GB"/>
+        </w:rPr>
+        <w:t>1</w:t>
+      </w:r>
+      <w:r>
+        <w:rPr>
+          <w:rFonts w:ascii="Consolas" w:hAnsi="Consolas" w:cs="Courier New"/>
+          <w:color w:val="545454"/>
+          <w:sz w:val="18"/>
+          <w:szCs w:val="18"/>
+          <w:lang w:val="en-GB"/>
+        </w:rPr>
+        <w:t xml:space="preserve"> \</w:t>
+      </w:r>
+    </w:p>
+    <w:p>
+      <w:pPr>
+        <w:pStyle w:val="NormalWeb"/>
+        <w:pBdr>
+          <w:top w:val="single" w:sz="6" w:space="2" w:color="888888"/>
+          <w:left w:val="single" w:sz="6" w:space="2" w:color="888888"/>
+          <w:bottom w:val="single" w:sz="6" w:space="2" w:color="888888"/>
+          <w:right w:val="single" w:sz="6" w:space="2" w:color="888888"/>
+        </w:pBdr>
+        <w:shd w:val="clear" w:color="auto" w:fill="FEFEFE"/>
+        <w:tabs>
+          <w:tab w:val="left" w:pos="916"/>
+          <w:tab w:val="left" w:pos="1832"/>
+          <w:tab w:val="left" w:pos="2748"/>
+          <w:tab w:val="left" w:pos="3664"/>
+          <w:tab w:val="left" w:pos="4580"/>
+          <w:tab w:val="left" w:pos="5496"/>
+          <w:tab w:val="left" w:pos="6412"/>
+          <w:tab w:val="left" w:pos="7328"/>
+          <w:tab w:val="left" w:pos="8244"/>
+          <w:tab w:val="left" w:pos="9160"/>
+          <w:tab w:val="left" w:pos="10076"/>
+          <w:tab w:val="left" w:pos="10992"/>
+          <w:tab w:val="left" w:pos="11908"/>
+          <w:tab w:val="left" w:pos="12824"/>
+          <w:tab w:val="left" w:pos="13740"/>
+          <w:tab w:val="left" w:pos="14656"/>
+        </w:tabs>
+        <w:spacing w:before="0" w:beforeAutospacing="0" w:after="0" w:afterAutospacing="0"/>
+        <w:divId w:val="77412649"/>
+        <w:rPr>
+          <w:rFonts w:ascii="Consolas" w:hAnsi="Consolas" w:cs="Courier New"/>
+          <w:color w:val="545454"/>
+          <w:sz w:val="18"/>
+          <w:szCs w:val="18"/>
+          <w:lang w:val="en-GB"/>
+        </w:rPr>
+      </w:pPr>
+      <w:r>
+        <w:rPr>
+          <w:rFonts w:ascii="Consolas" w:hAnsi="Consolas" w:cs="Courier New"/>
+          <w:color w:val="545454"/>
+          <w:sz w:val="18"/>
+          <w:szCs w:val="18"/>
+          <w:lang w:val="en-GB"/>
+        </w:rPr>
+        <w:t xml:space="preserve">  --cores </w:t>
+      </w:r>
+      <w:r>
+        <w:rPr>
+          <w:rFonts w:ascii="Consolas" w:hAnsi="Consolas" w:cs="Courier New"/>
+          <w:color w:val="008000"/>
+          <w:sz w:val="18"/>
+          <w:szCs w:val="18"/>
+          <w:lang w:val="en-GB"/>
+        </w:rPr>
+        <w:t>4</w:t>
+      </w:r>
+      <w:r>
+        <w:rPr>
+          <w:rFonts w:ascii="Consolas" w:hAnsi="Consolas" w:cs="Courier New"/>
+          <w:color w:val="545454"/>
+          <w:sz w:val="18"/>
+          <w:szCs w:val="18"/>
+          <w:lang w:val="en-GB"/>
+        </w:rPr>
+        <w:t xml:space="preserve"> \</w:t>
+      </w:r>
+    </w:p>
+    <w:p>
+      <w:pPr>
+        <w:pStyle w:val="NormalWeb"/>
+        <w:pBdr>
+          <w:top w:val="single" w:sz="6" w:space="2" w:color="888888"/>
+          <w:left w:val="single" w:sz="6" w:space="2" w:color="888888"/>
+          <w:bottom w:val="single" w:sz="6" w:space="2" w:color="888888"/>
+          <w:right w:val="single" w:sz="6" w:space="2" w:color="888888"/>
+        </w:pBdr>
+        <w:shd w:val="clear" w:color="auto" w:fill="FEFEFE"/>
+        <w:tabs>
+          <w:tab w:val="left" w:pos="916"/>
+          <w:tab w:val="left" w:pos="1832"/>
+          <w:tab w:val="left" w:pos="2748"/>
+          <w:tab w:val="left" w:pos="3664"/>
+          <w:tab w:val="left" w:pos="4580"/>
+          <w:tab w:val="left" w:pos="5496"/>
+          <w:tab w:val="left" w:pos="6412"/>
+          <w:tab w:val="left" w:pos="7328"/>
+          <w:tab w:val="left" w:pos="8244"/>
+          <w:tab w:val="left" w:pos="9160"/>
+          <w:tab w:val="left" w:pos="10076"/>
+          <w:tab w:val="left" w:pos="10992"/>
+          <w:tab w:val="left" w:pos="11908"/>
+          <w:tab w:val="left" w:pos="12824"/>
+          <w:tab w:val="left" w:pos="13740"/>
+          <w:tab w:val="left" w:pos="14656"/>
+        </w:tabs>
+        <w:spacing w:before="0" w:beforeAutospacing="0" w:after="0" w:afterAutospacing="0"/>
+        <w:divId w:val="77412649"/>
+        <w:rPr>
+          <w:rFonts w:ascii="Consolas" w:hAnsi="Consolas" w:cs="Courier New"/>
+          <w:color w:val="545454"/>
+          <w:sz w:val="18"/>
+          <w:szCs w:val="18"/>
+          <w:lang w:val="en-GB"/>
+        </w:rPr>
+      </w:pPr>
+      <w:r>
+        <w:rPr>
+          <w:rFonts w:ascii="Consolas" w:hAnsi="Consolas" w:cs="Courier New"/>
+          <w:color w:val="545454"/>
+          <w:sz w:val="18"/>
+          <w:szCs w:val="18"/>
+          <w:lang w:val="en-GB"/>
+        </w:rPr>
+        <w:t xml:space="preserve">  --cpu x86-</w:t>
+      </w:r>
+      <w:r>
+        <w:rPr>
+          <w:rFonts w:ascii="Consolas" w:hAnsi="Consolas" w:cs="Courier New"/>
+          <w:color w:val="008000"/>
+          <w:sz w:val="18"/>
+          <w:szCs w:val="18"/>
+          <w:lang w:val="en-GB"/>
+        </w:rPr>
+        <w:t>64</w:t>
+      </w:r>
+      <w:r>
+        <w:rPr>
+          <w:rFonts w:ascii="Consolas" w:hAnsi="Consolas" w:cs="Courier New"/>
+          <w:color w:val="545454"/>
+          <w:sz w:val="18"/>
+          <w:szCs w:val="18"/>
+          <w:lang w:val="en-GB"/>
+        </w:rPr>
+        <w:t>-v2-AES \</w:t>
+      </w:r>
+    </w:p>
+    <w:p>
+      <w:pPr>
+        <w:pStyle w:val="NormalWeb"/>
+        <w:pBdr>
+          <w:top w:val="single" w:sz="6" w:space="2" w:color="888888"/>
+          <w:left w:val="single" w:sz="6" w:space="2" w:color="888888"/>
+          <w:bottom w:val="single" w:sz="6" w:space="2" w:color="888888"/>
+          <w:right w:val="single" w:sz="6" w:space="2" w:color="888888"/>
+        </w:pBdr>
+        <w:shd w:val="clear" w:color="auto" w:fill="FEFEFE"/>
+        <w:tabs>
+          <w:tab w:val="left" w:pos="916"/>
+          <w:tab w:val="left" w:pos="1832"/>
+          <w:tab w:val="left" w:pos="2748"/>
+          <w:tab w:val="left" w:pos="3664"/>
+          <w:tab w:val="left" w:pos="4580"/>
+          <w:tab w:val="left" w:pos="5496"/>
+          <w:tab w:val="left" w:pos="6412"/>
+          <w:tab w:val="left" w:pos="7328"/>
+          <w:tab w:val="left" w:pos="8244"/>
+          <w:tab w:val="left" w:pos="9160"/>
+          <w:tab w:val="left" w:pos="10076"/>
+          <w:tab w:val="left" w:pos="10992"/>
+          <w:tab w:val="left" w:pos="11908"/>
+          <w:tab w:val="left" w:pos="12824"/>
+          <w:tab w:val="left" w:pos="13740"/>
+          <w:tab w:val="left" w:pos="14656"/>
+        </w:tabs>
+        <w:spacing w:before="0" w:beforeAutospacing="0" w:after="0" w:afterAutospacing="0"/>
+        <w:divId w:val="77412649"/>
+        <w:rPr>
+          <w:rFonts w:ascii="Consolas" w:hAnsi="Consolas" w:cs="Courier New"/>
+          <w:color w:val="545454"/>
+          <w:sz w:val="18"/>
+          <w:szCs w:val="18"/>
+          <w:lang w:val="en-GB"/>
+        </w:rPr>
+      </w:pPr>
+      <w:r>
+        <w:rPr>
+          <w:rFonts w:ascii="Consolas" w:hAnsi="Consolas" w:cs="Courier New"/>
+          <w:color w:val="545454"/>
+          <w:sz w:val="18"/>
+          <w:szCs w:val="18"/>
+          <w:lang w:val="en-GB"/>
+        </w:rPr>
+        <w:t xml:space="preserve">  --ostype win</w:t>
+      </w:r>
+      <w:r>
+        <w:rPr>
+          <w:rFonts w:ascii="Consolas" w:hAnsi="Consolas" w:cs="Courier New"/>
+          <w:color w:val="545454"/>
+          <w:sz w:val="18"/>
+          <w:szCs w:val="18"/>
+          <w:lang w:val="en-GB"/>
+        </w:rPr>
+        <w:t>11</w:t>
+      </w:r>
+      <w:r>
+        <w:rPr>
+          <w:rFonts w:ascii="Consolas" w:hAnsi="Consolas" w:cs="Courier New"/>
+          <w:color w:val="545454"/>
+          <w:sz w:val="18"/>
+          <w:szCs w:val="18"/>
+          <w:lang w:val="en-GB"/>
+        </w:rPr>
+        <w:t xml:space="preserve"> \</w:t>
+      </w:r>
+    </w:p>
+    <w:p>
+      <w:pPr>
+        <w:pStyle w:val="NormalWeb"/>
+        <w:pBdr>
+          <w:top w:val="single" w:sz="6" w:space="2" w:color="888888"/>
+          <w:left w:val="single" w:sz="6" w:space="2" w:color="888888"/>
+          <w:bottom w:val="single" w:sz="6" w:space="2" w:color="888888"/>
+          <w:right w:val="single" w:sz="6" w:space="2" w:color="888888"/>
+        </w:pBdr>
+        <w:shd w:val="clear" w:color="auto" w:fill="FEFEFE"/>
+        <w:tabs>
+          <w:tab w:val="left" w:pos="916"/>
+          <w:tab w:val="left" w:pos="1832"/>
+          <w:tab w:val="left" w:pos="2748"/>
+          <w:tab w:val="left" w:pos="3664"/>
+          <w:tab w:val="left" w:pos="4580"/>
+          <w:tab w:val="left" w:pos="5496"/>
+          <w:tab w:val="left" w:pos="6412"/>
+          <w:tab w:val="left" w:pos="7328"/>
+          <w:tab w:val="left" w:pos="8244"/>
+          <w:tab w:val="left" w:pos="9160"/>
+          <w:tab w:val="left" w:pos="10076"/>
+          <w:tab w:val="left" w:pos="10992"/>
+          <w:tab w:val="left" w:pos="11908"/>
+          <w:tab w:val="left" w:pos="12824"/>
+          <w:tab w:val="left" w:pos="13740"/>
+          <w:tab w:val="left" w:pos="14656"/>
+        </w:tabs>
+        <w:spacing w:before="0" w:beforeAutospacing="0" w:after="0" w:afterAutospacing="0"/>
+        <w:divId w:val="77412649"/>
+        <w:rPr>
+          <w:rFonts w:ascii="Consolas" w:hAnsi="Consolas" w:cs="Courier New"/>
+          <w:color w:val="545454"/>
+          <w:sz w:val="18"/>
+          <w:szCs w:val="18"/>
+          <w:lang w:val="en-GB"/>
+        </w:rPr>
+      </w:pPr>
+      <w:r>
+        <w:rPr>
+          <w:rFonts w:ascii="Consolas" w:hAnsi="Consolas" w:cs="Courier New"/>
+          <w:color w:val="545454"/>
+          <w:sz w:val="18"/>
+          <w:szCs w:val="18"/>
+          <w:lang w:val="en-GB"/>
+        </w:rPr>
+        <w:t xml:space="preserve">  --bios ovmf \</w:t>
+      </w:r>
+    </w:p>
+    <w:p>
+      <w:pPr>
+        <w:pStyle w:val="NormalWeb"/>
+        <w:pBdr>
+          <w:top w:val="single" w:sz="6" w:space="2" w:color="888888"/>
+          <w:left w:val="single" w:sz="6" w:space="2" w:color="888888"/>
+          <w:bottom w:val="single" w:sz="6" w:space="2" w:color="888888"/>
+          <w:right w:val="single" w:sz="6" w:space="2" w:color="888888"/>
+        </w:pBdr>
+        <w:shd w:val="clear" w:color="auto" w:fill="FEFEFE"/>
+        <w:tabs>
+          <w:tab w:val="left" w:pos="916"/>
+          <w:tab w:val="left" w:pos="1832"/>
+          <w:tab w:val="left" w:pos="2748"/>
+          <w:tab w:val="left" w:pos="3664"/>
+          <w:tab w:val="left" w:pos="4580"/>
+          <w:tab w:val="left" w:pos="5496"/>
+          <w:tab w:val="left" w:pos="6412"/>
+          <w:tab w:val="left" w:pos="7328"/>
+          <w:tab w:val="left" w:pos="8244"/>
+          <w:tab w:val="left" w:pos="9160"/>
+          <w:tab w:val="left" w:pos="10076"/>
+          <w:tab w:val="left" w:pos="10992"/>
+          <w:tab w:val="left" w:pos="11908"/>
+          <w:tab w:val="left" w:pos="12824"/>
+          <w:tab w:val="left" w:pos="13740"/>
+          <w:tab w:val="left" w:pos="14656"/>
+        </w:tabs>
+        <w:spacing w:before="0" w:beforeAutospacing="0" w:after="0" w:afterAutospacing="0"/>
+        <w:divId w:val="77412649"/>
+        <w:rPr>
+          <w:rFonts w:ascii="Consolas" w:hAnsi="Consolas" w:cs="Courier New"/>
+          <w:color w:val="545454"/>
+          <w:sz w:val="18"/>
+          <w:szCs w:val="18"/>
+          <w:lang w:val="en-GB"/>
+        </w:rPr>
+      </w:pPr>
+      <w:r>
+        <w:rPr>
+          <w:rFonts w:ascii="Consolas" w:hAnsi="Consolas" w:cs="Courier New"/>
+          <w:color w:val="545454"/>
+          <w:sz w:val="18"/>
+          <w:szCs w:val="18"/>
+          <w:lang w:val="en-GB"/>
+        </w:rPr>
+        <w:t xml:space="preserve">  --machine pc-q35-</w:t>
+      </w:r>
+      <w:r>
+        <w:rPr>
+          <w:rFonts w:ascii="Consolas" w:hAnsi="Consolas" w:cs="Courier New"/>
+          <w:color w:val="008000"/>
+          <w:sz w:val="18"/>
+          <w:szCs w:val="18"/>
+          <w:lang w:val="en-GB"/>
+        </w:rPr>
+        <w:t>11.0</w:t>
+      </w:r>
+      <w:r>
+        <w:rPr>
+          <w:rFonts w:ascii="Consolas" w:hAnsi="Consolas" w:cs="Courier New"/>
+          <w:color w:val="545454"/>
+          <w:sz w:val="18"/>
+          <w:szCs w:val="18"/>
+          <w:lang w:val="en-GB"/>
+        </w:rPr>
+        <w:t xml:space="preserve"> \</w:t>
+      </w:r>
+    </w:p>
+    <w:p>
+      <w:pPr>
+        <w:pStyle w:val="NormalWeb"/>
+        <w:pBdr>
+          <w:top w:val="single" w:sz="6" w:space="2" w:color="888888"/>
+          <w:left w:val="single" w:sz="6" w:space="2" w:color="888888"/>
+          <w:bottom w:val="single" w:sz="6" w:space="2" w:color="888888"/>
+          <w:right w:val="single" w:sz="6" w:space="2" w:color="888888"/>
+        </w:pBdr>
+        <w:shd w:val="clear" w:color="auto" w:fill="FEFEFE"/>
+        <w:tabs>
+          <w:tab w:val="left" w:pos="916"/>
+          <w:tab w:val="left" w:pos="1832"/>
+          <w:tab w:val="left" w:pos="2748"/>
+          <w:tab w:val="left" w:pos="3664"/>
+          <w:tab w:val="left" w:pos="4580"/>
+          <w:tab w:val="left" w:pos="5496"/>
+          <w:tab w:val="left" w:pos="6412"/>
+          <w:tab w:val="left" w:pos="7328"/>
+          <w:tab w:val="left" w:pos="8244"/>
+          <w:tab w:val="left" w:pos="9160"/>
+          <w:tab w:val="left" w:pos="10076"/>
+          <w:tab w:val="left" w:pos="10992"/>
+          <w:tab w:val="left" w:pos="11908"/>
+          <w:tab w:val="left" w:pos="12824"/>
+          <w:tab w:val="left" w:pos="13740"/>
+          <w:tab w:val="left" w:pos="14656"/>
+        </w:tabs>
+        <w:spacing w:before="0" w:beforeAutospacing="0" w:after="0" w:afterAutospacing="0"/>
+        <w:divId w:val="77412649"/>
+        <w:rPr>
+          <w:rFonts w:ascii="Consolas" w:hAnsi="Consolas" w:cs="Courier New"/>
+          <w:color w:val="545454"/>
+          <w:sz w:val="18"/>
+          <w:szCs w:val="18"/>
+          <w:lang w:val="en-GB"/>
+        </w:rPr>
+      </w:pPr>
+      <w:r>
+        <w:rPr>
+          <w:rFonts w:ascii="Consolas" w:hAnsi="Consolas" w:cs="Courier New"/>
+          <w:color w:val="545454"/>
+          <w:sz w:val="18"/>
+          <w:szCs w:val="18"/>
+          <w:lang w:val="en-GB"/>
+        </w:rPr>
+        <w:t xml:space="preserve">  --scsihw virtio-scsi-single \</w:t>
+      </w:r>
+    </w:p>
+    <w:p>
+      <w:pPr>
+        <w:pStyle w:val="NormalWeb"/>
+        <w:pBdr>
+          <w:top w:val="single" w:sz="6" w:space="2" w:color="888888"/>
+          <w:left w:val="single" w:sz="6" w:space="2" w:color="888888"/>
+          <w:bottom w:val="single" w:sz="6" w:space="2" w:color="888888"/>
+          <w:right w:val="single" w:sz="6" w:space="2" w:color="888888"/>
+        </w:pBdr>
+        <w:shd w:val="clear" w:color="auto" w:fill="FEFEFE"/>
+        <w:tabs>
+          <w:tab w:val="left" w:pos="916"/>
+          <w:tab w:val="left" w:pos="1832"/>
+          <w:tab w:val="left" w:pos="2748"/>
+          <w:tab w:val="left" w:pos="3664"/>
+          <w:tab w:val="left" w:pos="4580"/>
+          <w:tab w:val="left" w:pos="5496"/>
+          <w:tab w:val="left" w:pos="6412"/>
+          <w:tab w:val="left" w:pos="7328"/>
+          <w:tab w:val="left" w:pos="8244"/>
+          <w:tab w:val="left" w:pos="9160"/>
+          <w:tab w:val="left" w:pos="10076"/>
+          <w:tab w:val="left" w:pos="10992"/>
+          <w:tab w:val="left" w:pos="11908"/>
+          <w:tab w:val="left" w:pos="12824"/>
+          <w:tab w:val="left" w:pos="13740"/>
+          <w:tab w:val="left" w:pos="14656"/>
+        </w:tabs>
+        <w:spacing w:before="0" w:beforeAutospacing="0" w:after="0" w:afterAutospacing="0"/>
+        <w:divId w:val="77412649"/>
+        <w:rPr>
+          <w:rFonts w:ascii="Consolas" w:hAnsi="Consolas" w:cs="Courier New"/>
+          <w:color w:val="545454"/>
+          <w:sz w:val="18"/>
+          <w:szCs w:val="18"/>
+          <w:lang w:val="en-GB"/>
+        </w:rPr>
+      </w:pPr>
+      <w:r>
+        <w:rPr>
+          <w:rFonts w:ascii="Consolas" w:hAnsi="Consolas" w:cs="Courier New"/>
+          <w:color w:val="545454"/>
+          <w:sz w:val="18"/>
+          <w:szCs w:val="18"/>
+          <w:lang w:val="en-GB"/>
+        </w:rPr>
+        <w:t xml:space="preserve">  --scsi0 vm_storage:</w:t>
+      </w:r>
+      <w:r>
+        <w:rPr>
+          <w:rFonts w:ascii="Consolas" w:hAnsi="Consolas" w:cs="Courier New"/>
+          <w:color w:val="008000"/>
+          <w:sz w:val="18"/>
+          <w:szCs w:val="18"/>
+          <w:lang w:val="en-GB"/>
+        </w:rPr>
+        <w:t>60</w:t>
+      </w:r>
+      <w:r>
+        <w:rPr>
+          <w:rFonts w:ascii="Consolas" w:hAnsi="Consolas" w:cs="Courier New"/>
+          <w:color w:val="545454"/>
+          <w:sz w:val="18"/>
+          <w:szCs w:val="18"/>
+          <w:lang w:val="en-GB"/>
+        </w:rPr>
+        <w:t>,iothread=</w:t>
+      </w:r>
+      <w:r>
+        <w:rPr>
+          <w:rFonts w:ascii="Consolas" w:hAnsi="Consolas" w:cs="Courier New"/>
+          <w:color w:val="008000"/>
+          <w:sz w:val="18"/>
+          <w:szCs w:val="18"/>
+          <w:lang w:val="en-GB"/>
+        </w:rPr>
+        <w:t>1</w:t>
+      </w:r>
+      <w:r>
+        <w:rPr>
+          <w:rFonts w:ascii="Consolas" w:hAnsi="Consolas" w:cs="Courier New"/>
+          <w:color w:val="545454"/>
+          <w:sz w:val="18"/>
+          <w:szCs w:val="18"/>
+          <w:lang w:val="en-GB"/>
+        </w:rPr>
+        <w:t>,ssd=</w:t>
+      </w:r>
+      <w:r>
+        <w:rPr>
+          <w:rFonts w:ascii="Consolas" w:hAnsi="Consolas" w:cs="Courier New"/>
+          <w:color w:val="008000"/>
+          <w:sz w:val="18"/>
+          <w:szCs w:val="18"/>
+          <w:lang w:val="en-GB"/>
+        </w:rPr>
+        <w:t>1</w:t>
+      </w:r>
+      <w:r>
+        <w:rPr>
+          <w:rFonts w:ascii="Consolas" w:hAnsi="Consolas" w:cs="Courier New"/>
+          <w:color w:val="545454"/>
+          <w:sz w:val="18"/>
+          <w:szCs w:val="18"/>
+          <w:lang w:val="en-GB"/>
+        </w:rPr>
+        <w:t xml:space="preserve"> \</w:t>
+      </w:r>
+    </w:p>
+    <w:p>
+      <w:pPr>
+        <w:pStyle w:val="NormalWeb"/>
+        <w:pBdr>
+          <w:top w:val="single" w:sz="6" w:space="2" w:color="888888"/>
+          <w:left w:val="single" w:sz="6" w:space="2" w:color="888888"/>
+          <w:bottom w:val="single" w:sz="6" w:space="2" w:color="888888"/>
+          <w:right w:val="single" w:sz="6" w:space="2" w:color="888888"/>
+        </w:pBdr>
+        <w:shd w:val="clear" w:color="auto" w:fill="FEFEFE"/>
+        <w:tabs>
+          <w:tab w:val="left" w:pos="916"/>
+          <w:tab w:val="left" w:pos="1832"/>
+          <w:tab w:val="left" w:pos="2748"/>
+          <w:tab w:val="left" w:pos="3664"/>
+          <w:tab w:val="left" w:pos="4580"/>
+          <w:tab w:val="left" w:pos="5496"/>
+          <w:tab w:val="left" w:pos="6412"/>
+          <w:tab w:val="left" w:pos="7328"/>
+          <w:tab w:val="left" w:pos="8244"/>
+          <w:tab w:val="left" w:pos="9160"/>
+          <w:tab w:val="left" w:pos="10076"/>
+          <w:tab w:val="left" w:pos="10992"/>
+          <w:tab w:val="left" w:pos="11908"/>
+          <w:tab w:val="left" w:pos="12824"/>
+          <w:tab w:val="left" w:pos="13740"/>
+          <w:tab w:val="left" w:pos="14656"/>
+        </w:tabs>
+        <w:spacing w:before="0" w:beforeAutospacing="0" w:after="0" w:afterAutospacing="0"/>
+        <w:divId w:val="77412649"/>
+        <w:rPr>
+          <w:rFonts w:ascii="Consolas" w:hAnsi="Consolas" w:cs="Courier New"/>
+          <w:color w:val="545454"/>
+          <w:sz w:val="18"/>
+          <w:szCs w:val="18"/>
+          <w:lang w:val="en-GB"/>
+        </w:rPr>
+      </w:pPr>
+      <w:r>
+        <w:rPr>
+          <w:rFonts w:ascii="Consolas" w:hAnsi="Consolas" w:cs="Courier New"/>
+          <w:color w:val="545454"/>
+          <w:sz w:val="18"/>
+          <w:szCs w:val="18"/>
+          <w:lang w:val="en-GB"/>
+        </w:rPr>
+        <w:t xml:space="preserve">  --net0 virtio,bridge=</w:t>
+      </w:r>
+      <w:r>
+        <w:rPr>
+          <w:rFonts w:ascii="Consolas" w:hAnsi="Consolas" w:cs="Courier New"/>
+          <w:color w:val="007FAA"/>
+          <w:sz w:val="18"/>
+          <w:szCs w:val="18"/>
+          <w:lang w:val="en-GB"/>
+        </w:rPr>
+        <w:t>VMnet1</w:t>
+      </w:r>
+      <w:r>
+        <w:rPr>
+          <w:rFonts w:ascii="Consolas" w:hAnsi="Consolas" w:cs="Courier New"/>
+          <w:color w:val="545454"/>
+          <w:sz w:val="18"/>
+          <w:szCs w:val="18"/>
+          <w:lang w:val="en-GB"/>
+        </w:rPr>
+        <w:t>,firewall=</w:t>
+      </w:r>
+      <w:r>
+        <w:rPr>
+          <w:rFonts w:ascii="Consolas" w:hAnsi="Consolas" w:cs="Courier New"/>
+          <w:color w:val="008000"/>
+          <w:sz w:val="18"/>
+          <w:szCs w:val="18"/>
+          <w:lang w:val="en-GB"/>
+        </w:rPr>
+        <w:t>1</w:t>
+      </w:r>
+      <w:r>
+        <w:rPr>
+          <w:rFonts w:ascii="Consolas" w:hAnsi="Consolas" w:cs="Courier New"/>
+          <w:color w:val="545454"/>
+          <w:sz w:val="18"/>
+          <w:szCs w:val="18"/>
+          <w:lang w:val="en-GB"/>
+        </w:rPr>
+        <w:t xml:space="preserve"> \</w:t>
+      </w:r>
+    </w:p>
+    <w:p>
+      <w:pPr>
+        <w:pStyle w:val="NormalWeb"/>
+        <w:pBdr>
+          <w:top w:val="single" w:sz="6" w:space="2" w:color="888888"/>
+          <w:left w:val="single" w:sz="6" w:space="2" w:color="888888"/>
+          <w:bottom w:val="single" w:sz="6" w:space="2" w:color="888888"/>
+          <w:right w:val="single" w:sz="6" w:space="2" w:color="888888"/>
+        </w:pBdr>
+        <w:shd w:val="clear" w:color="auto" w:fill="FEFEFE"/>
+        <w:tabs>
+          <w:tab w:val="left" w:pos="916"/>
+          <w:tab w:val="left" w:pos="1832"/>
+          <w:tab w:val="left" w:pos="2748"/>
+          <w:tab w:val="left" w:pos="3664"/>
+          <w:tab w:val="left" w:pos="4580"/>
+          <w:tab w:val="left" w:pos="5496"/>
+          <w:tab w:val="left" w:pos="6412"/>
+          <w:tab w:val="left" w:pos="7328"/>
+          <w:tab w:val="left" w:pos="8244"/>
+          <w:tab w:val="left" w:pos="9160"/>
+          <w:tab w:val="left" w:pos="10076"/>
+          <w:tab w:val="left" w:pos="10992"/>
+          <w:tab w:val="left" w:pos="11908"/>
+          <w:tab w:val="left" w:pos="12824"/>
+          <w:tab w:val="left" w:pos="13740"/>
+          <w:tab w:val="left" w:pos="14656"/>
+        </w:tabs>
+        <w:spacing w:before="0" w:beforeAutospacing="0" w:after="0" w:afterAutospacing="0"/>
+        <w:divId w:val="77412649"/>
+        <w:rPr>
+          <w:rFonts w:ascii="Consolas" w:hAnsi="Consolas" w:cs="Courier New"/>
+          <w:color w:val="545454"/>
+          <w:sz w:val="18"/>
+          <w:szCs w:val="18"/>
+          <w:lang w:val="en-GB"/>
+        </w:rPr>
+      </w:pPr>
+      <w:r>
+        <w:rPr>
+          <w:rFonts w:ascii="Consolas" w:hAnsi="Consolas" w:cs="Courier New"/>
+          <w:color w:val="545454"/>
+          <w:sz w:val="18"/>
+          <w:szCs w:val="18"/>
+          <w:lang w:val="en-GB"/>
+        </w:rPr>
+        <w:t xml:space="preserve">  --ide0 template_storage:iso/virtio-drivers-win.iso,media=cdrom \</w:t>
+      </w:r>
+    </w:p>
+    <w:p>
+      <w:pPr>
+        <w:pStyle w:val="NormalWeb"/>
+        <w:pBdr>
+          <w:top w:val="single" w:sz="6" w:space="2" w:color="888888"/>
+          <w:left w:val="single" w:sz="6" w:space="2" w:color="888888"/>
+          <w:bottom w:val="single" w:sz="6" w:space="2" w:color="888888"/>
+          <w:right w:val="single" w:sz="6" w:space="2" w:color="888888"/>
+        </w:pBdr>
+        <w:shd w:val="clear" w:color="auto" w:fill="FEFEFE"/>
+        <w:tabs>
+          <w:tab w:val="left" w:pos="916"/>
+          <w:tab w:val="left" w:pos="1832"/>
+          <w:tab w:val="left" w:pos="2748"/>
+          <w:tab w:val="left" w:pos="3664"/>
+          <w:tab w:val="left" w:pos="4580"/>
+          <w:tab w:val="left" w:pos="5496"/>
+          <w:tab w:val="left" w:pos="6412"/>
+          <w:tab w:val="left" w:pos="7328"/>
+          <w:tab w:val="left" w:pos="8244"/>
+          <w:tab w:val="left" w:pos="9160"/>
+          <w:tab w:val="left" w:pos="10076"/>
+          <w:tab w:val="left" w:pos="10992"/>
+          <w:tab w:val="left" w:pos="11908"/>
+          <w:tab w:val="left" w:pos="12824"/>
+          <w:tab w:val="left" w:pos="13740"/>
+          <w:tab w:val="left" w:pos="14656"/>
+        </w:tabs>
+        <w:spacing w:before="0" w:beforeAutospacing="0" w:after="0" w:afterAutospacing="0"/>
+        <w:divId w:val="77412649"/>
+        <w:rPr>
+          <w:rFonts w:ascii="Consolas" w:hAnsi="Consolas" w:cs="Courier New"/>
+          <w:color w:val="545454"/>
+          <w:sz w:val="18"/>
+          <w:szCs w:val="18"/>
+          <w:lang w:val="en-GB"/>
+        </w:rPr>
+      </w:pPr>
+      <w:r>
+        <w:rPr>
+          <w:rFonts w:ascii="Consolas" w:hAnsi="Consolas" w:cs="Courier New"/>
+          <w:color w:val="545454"/>
+          <w:sz w:val="18"/>
+          <w:szCs w:val="18"/>
+          <w:lang w:val="en-GB"/>
+        </w:rPr>
+        <w:t xml:space="preserve">  --ide2 template_storage:iso/en-us_windows_server_2025_x64_dvd_b7ec10f3.iso,media=cdrom \</w:t>
+      </w:r>
+    </w:p>
+    <w:p>
+      <w:pPr>
+        <w:pStyle w:val="NormalWeb"/>
+        <w:pBdr>
+          <w:top w:val="single" w:sz="6" w:space="2" w:color="888888"/>
+          <w:left w:val="single" w:sz="6" w:space="2" w:color="888888"/>
+          <w:bottom w:val="single" w:sz="6" w:space="2" w:color="888888"/>
+          <w:right w:val="single" w:sz="6" w:space="2" w:color="888888"/>
+        </w:pBdr>
+        <w:shd w:val="clear" w:color="auto" w:fill="FEFEFE"/>
+        <w:tabs>
+          <w:tab w:val="left" w:pos="916"/>
+          <w:tab w:val="left" w:pos="1832"/>
+          <w:tab w:val="left" w:pos="2748"/>
+          <w:tab w:val="left" w:pos="3664"/>
+          <w:tab w:val="left" w:pos="4580"/>
+          <w:tab w:val="left" w:pos="5496"/>
+          <w:tab w:val="left" w:pos="6412"/>
+          <w:tab w:val="left" w:pos="7328"/>
+          <w:tab w:val="left" w:pos="8244"/>
+          <w:tab w:val="left" w:pos="9160"/>
+          <w:tab w:val="left" w:pos="10076"/>
+          <w:tab w:val="left" w:pos="10992"/>
+          <w:tab w:val="left" w:pos="11908"/>
+          <w:tab w:val="left" w:pos="12824"/>
+          <w:tab w:val="left" w:pos="13740"/>
+          <w:tab w:val="left" w:pos="14656"/>
+        </w:tabs>
+        <w:spacing w:before="0" w:beforeAutospacing="0" w:after="0" w:afterAutospacing="0"/>
+        <w:divId w:val="77412649"/>
+        <w:rPr>
+          <w:rFonts w:ascii="Consolas" w:hAnsi="Consolas" w:cs="Courier New"/>
+          <w:color w:val="545454"/>
+          <w:sz w:val="18"/>
+          <w:szCs w:val="18"/>
+          <w:lang w:val="en-GB"/>
+        </w:rPr>
+      </w:pPr>
+      <w:r>
+        <w:rPr>
+          <w:rFonts w:ascii="Consolas" w:hAnsi="Consolas" w:cs="Courier New"/>
+          <w:color w:val="545454"/>
+          <w:sz w:val="18"/>
+          <w:szCs w:val="18"/>
+          <w:lang w:val="en-GB"/>
+        </w:rPr>
+        <w:t xml:space="preserve">  --ide3 vm_storage:cloudinit \</w:t>
+      </w:r>
+    </w:p>
+    <w:p>
+      <w:pPr>
+        <w:pStyle w:val="NormalWeb"/>
+        <w:pBdr>
+          <w:top w:val="single" w:sz="6" w:space="2" w:color="888888"/>
+          <w:left w:val="single" w:sz="6" w:space="2" w:color="888888"/>
+          <w:bottom w:val="single" w:sz="6" w:space="2" w:color="888888"/>
+          <w:right w:val="single" w:sz="6" w:space="2" w:color="888888"/>
+        </w:pBdr>
+        <w:shd w:val="clear" w:color="auto" w:fill="FEFEFE"/>
+        <w:tabs>
+          <w:tab w:val="left" w:pos="916"/>
+          <w:tab w:val="left" w:pos="1832"/>
+          <w:tab w:val="left" w:pos="2748"/>
+          <w:tab w:val="left" w:pos="3664"/>
+          <w:tab w:val="left" w:pos="4580"/>
+          <w:tab w:val="left" w:pos="5496"/>
+          <w:tab w:val="left" w:pos="6412"/>
+          <w:tab w:val="left" w:pos="7328"/>
+          <w:tab w:val="left" w:pos="8244"/>
+          <w:tab w:val="left" w:pos="9160"/>
+          <w:tab w:val="left" w:pos="10076"/>
+          <w:tab w:val="left" w:pos="10992"/>
+          <w:tab w:val="left" w:pos="11908"/>
+          <w:tab w:val="left" w:pos="12824"/>
+          <w:tab w:val="left" w:pos="13740"/>
+          <w:tab w:val="left" w:pos="14656"/>
+        </w:tabs>
+        <w:spacing w:before="0" w:beforeAutospacing="0" w:after="0" w:afterAutospacing="0"/>
+        <w:divId w:val="77412649"/>
+        <w:rPr>
+          <w:rFonts w:ascii="Consolas" w:hAnsi="Consolas" w:cs="Courier New"/>
+          <w:color w:val="545454"/>
+          <w:sz w:val="18"/>
+          <w:szCs w:val="18"/>
+          <w:lang w:val="en-GB"/>
+        </w:rPr>
+      </w:pPr>
+      <w:r>
+        <w:rPr>
+          <w:rFonts w:ascii="Consolas" w:hAnsi="Consolas" w:cs="Courier New"/>
+          <w:color w:val="545454"/>
+          <w:sz w:val="18"/>
+          <w:szCs w:val="18"/>
+          <w:lang w:val="en-GB"/>
+        </w:rPr>
+        <w:t xml:space="preserve">  --efidisk0 vm_storage:</w:t>
+      </w:r>
+      <w:r>
+        <w:rPr>
+          <w:rFonts w:ascii="Consolas" w:hAnsi="Consolas" w:cs="Courier New"/>
+          <w:color w:val="008000"/>
+          <w:sz w:val="18"/>
+          <w:szCs w:val="18"/>
+          <w:lang w:val="en-GB"/>
+        </w:rPr>
+        <w:t>1</w:t>
+      </w:r>
+      <w:r>
+        <w:rPr>
+          <w:rFonts w:ascii="Consolas" w:hAnsi="Consolas" w:cs="Courier New"/>
+          <w:color w:val="545454"/>
+          <w:sz w:val="18"/>
+          <w:szCs w:val="18"/>
+          <w:lang w:val="en-GB"/>
+        </w:rPr>
+        <w:t>,efitype=</w:t>
+      </w:r>
+      <w:r>
+        <w:rPr>
+          <w:rFonts w:ascii="Consolas" w:hAnsi="Consolas" w:cs="Courier New"/>
+          <w:color w:val="008000"/>
+          <w:sz w:val="18"/>
+          <w:szCs w:val="18"/>
+          <w:lang w:val="en-GB"/>
+        </w:rPr>
+        <w:t>4m</w:t>
+      </w:r>
+      <w:r>
+        <w:rPr>
+          <w:rFonts w:ascii="Consolas" w:hAnsi="Consolas" w:cs="Courier New"/>
+          <w:color w:val="545454"/>
+          <w:sz w:val="18"/>
+          <w:szCs w:val="18"/>
+          <w:lang w:val="en-GB"/>
+        </w:rPr>
+        <w:t>,pre-enrolled-keys=</w:t>
+      </w:r>
+      <w:r>
+        <w:rPr>
+          <w:rFonts w:ascii="Consolas" w:hAnsi="Consolas" w:cs="Courier New"/>
+          <w:color w:val="008000"/>
+          <w:sz w:val="18"/>
+          <w:szCs w:val="18"/>
+          <w:lang w:val="en-GB"/>
+        </w:rPr>
+        <w:t>1</w:t>
+      </w:r>
+      <w:r>
+        <w:rPr>
+          <w:rFonts w:ascii="Consolas" w:hAnsi="Consolas" w:cs="Courier New"/>
+          <w:color w:val="545454"/>
+          <w:sz w:val="18"/>
+          <w:szCs w:val="18"/>
+          <w:lang w:val="en-GB"/>
+        </w:rPr>
+        <w:t xml:space="preserve"> \</w:t>
+      </w:r>
+    </w:p>
+    <w:p>
+      <w:pPr>
+        <w:pStyle w:val="NormalWeb"/>
+        <w:pBdr>
+          <w:top w:val="single" w:sz="6" w:space="2" w:color="888888"/>
+          <w:left w:val="single" w:sz="6" w:space="2" w:color="888888"/>
+          <w:bottom w:val="single" w:sz="6" w:space="2" w:color="888888"/>
+          <w:right w:val="single" w:sz="6" w:space="2" w:color="888888"/>
+        </w:pBdr>
+        <w:shd w:val="clear" w:color="auto" w:fill="FEFEFE"/>
+        <w:tabs>
+          <w:tab w:val="left" w:pos="916"/>
+          <w:tab w:val="left" w:pos="1832"/>
+          <w:tab w:val="left" w:pos="2748"/>
+          <w:tab w:val="left" w:pos="3664"/>
+          <w:tab w:val="left" w:pos="4580"/>
+          <w:tab w:val="left" w:pos="5496"/>
+          <w:tab w:val="left" w:pos="6412"/>
+          <w:tab w:val="left" w:pos="7328"/>
+          <w:tab w:val="left" w:pos="8244"/>
+          <w:tab w:val="left" w:pos="9160"/>
+          <w:tab w:val="left" w:pos="10076"/>
+          <w:tab w:val="left" w:pos="10992"/>
+          <w:tab w:val="left" w:pos="11908"/>
+          <w:tab w:val="left" w:pos="12824"/>
+          <w:tab w:val="left" w:pos="13740"/>
+          <w:tab w:val="left" w:pos="14656"/>
+        </w:tabs>
+        <w:spacing w:before="0" w:beforeAutospacing="0" w:after="0" w:afterAutospacing="0"/>
+        <w:divId w:val="77412649"/>
+        <w:rPr>
+          <w:rFonts w:ascii="Consolas" w:hAnsi="Consolas" w:cs="Courier New"/>
+          <w:color w:val="545454"/>
+          <w:sz w:val="18"/>
+          <w:szCs w:val="18"/>
+          <w:lang w:val="de-CH"/>
+        </w:rPr>
+      </w:pPr>
+      <w:r>
+        <w:rPr>
+          <w:rFonts w:ascii="Consolas" w:hAnsi="Consolas" w:cs="Courier New"/>
+          <w:color w:val="545454"/>
+          <w:sz w:val="18"/>
+          <w:szCs w:val="18"/>
+          <w:lang w:val="en-GB"/>
+        </w:rPr>
+        <w:t xml:space="preserve">  </w:t>
+      </w:r>
+      <w:r>
+        <w:rPr>
+          <w:rFonts w:ascii="Consolas" w:hAnsi="Consolas" w:cs="Courier New"/>
+          <w:color w:val="545454"/>
+          <w:sz w:val="18"/>
+          <w:szCs w:val="18"/>
+          <w:lang w:val="de-CH"/>
+        </w:rPr>
+        <w:t>--tpmstate0 vm_storage:</w:t>
+      </w:r>
+      <w:r>
+        <w:rPr>
+          <w:rFonts w:ascii="Consolas" w:hAnsi="Consolas" w:cs="Courier New"/>
+          <w:color w:val="008000"/>
+          <w:sz w:val="18"/>
+          <w:szCs w:val="18"/>
+          <w:lang w:val="de-CH"/>
+        </w:rPr>
+        <w:t>1</w:t>
+      </w:r>
+      <w:r>
+        <w:rPr>
+          <w:rFonts w:ascii="Consolas" w:hAnsi="Consolas" w:cs="Courier New"/>
+          <w:color w:val="545454"/>
+          <w:sz w:val="18"/>
+          <w:szCs w:val="18"/>
+          <w:lang w:val="de-CH"/>
+        </w:rPr>
+        <w:t>,version=v2.</w:t>
+      </w:r>
+      <w:r>
+        <w:rPr>
+          <w:rFonts w:ascii="Consolas" w:hAnsi="Consolas" w:cs="Courier New"/>
+          <w:color w:val="008000"/>
+          <w:sz w:val="18"/>
+          <w:szCs w:val="18"/>
+          <w:lang w:val="de-CH"/>
+        </w:rPr>
+        <w:t>0</w:t>
+      </w:r>
+      <w:r>
+        <w:rPr>
+          <w:rFonts w:ascii="Consolas" w:hAnsi="Consolas" w:cs="Courier New"/>
+          <w:color w:val="545454"/>
+          <w:sz w:val="18"/>
+          <w:szCs w:val="18"/>
+          <w:lang w:val="de-CH"/>
+        </w:rPr>
+        <w:t xml:space="preserve"> \</w:t>
+      </w:r>
+    </w:p>
+    <w:p>
+      <w:pPr>
+        <w:pStyle w:val="NormalWeb"/>
+        <w:pBdr>
+          <w:top w:val="single" w:sz="6" w:space="2" w:color="888888"/>
+          <w:left w:val="single" w:sz="6" w:space="2" w:color="888888"/>
+          <w:bottom w:val="single" w:sz="6" w:space="2" w:color="888888"/>
+          <w:right w:val="single" w:sz="6" w:space="2" w:color="888888"/>
+        </w:pBdr>
+        <w:shd w:val="clear" w:color="auto" w:fill="FEFEFE"/>
+        <w:tabs>
+          <w:tab w:val="left" w:pos="916"/>
+          <w:tab w:val="left" w:pos="1832"/>
+          <w:tab w:val="left" w:pos="2748"/>
+          <w:tab w:val="left" w:pos="3664"/>
+          <w:tab w:val="left" w:pos="4580"/>
+          <w:tab w:val="left" w:pos="5496"/>
+          <w:tab w:val="left" w:pos="6412"/>
+          <w:tab w:val="left" w:pos="7328"/>
+          <w:tab w:val="left" w:pos="8244"/>
+          <w:tab w:val="left" w:pos="9160"/>
+          <w:tab w:val="left" w:pos="10076"/>
+          <w:tab w:val="left" w:pos="10992"/>
+          <w:tab w:val="left" w:pos="11908"/>
+          <w:tab w:val="left" w:pos="12824"/>
+          <w:tab w:val="left" w:pos="13740"/>
+          <w:tab w:val="left" w:pos="14656"/>
+        </w:tabs>
+        <w:spacing w:before="0" w:beforeAutospacing="0" w:after="0" w:afterAutospacing="0"/>
+        <w:divId w:val="77412649"/>
+        <w:rPr>
+          <w:rFonts w:ascii="Consolas" w:hAnsi="Consolas" w:cs="Courier New"/>
+          <w:color w:val="545454"/>
+          <w:sz w:val="18"/>
+          <w:szCs w:val="18"/>
+          <w:lang w:val="en-GB"/>
+        </w:rPr>
+      </w:pPr>
+      <w:r>
+        <w:rPr>
+          <w:rFonts w:ascii="Consolas" w:hAnsi="Consolas" w:cs="Courier New"/>
+          <w:color w:val="545454"/>
+          <w:sz w:val="18"/>
+          <w:szCs w:val="18"/>
+          <w:lang w:val="de-CH"/>
+        </w:rPr>
+        <w:t xml:space="preserve">  </w:t>
+      </w:r>
+      <w:r>
+        <w:rPr>
+          <w:rFonts w:ascii="Consolas" w:hAnsi="Consolas" w:cs="Courier New"/>
+          <w:color w:val="545454"/>
+          <w:sz w:val="18"/>
+          <w:szCs w:val="18"/>
+          <w:lang w:val="en-GB"/>
+        </w:rPr>
+        <w:t>--agent enabled=</w:t>
+      </w:r>
+      <w:r>
+        <w:rPr>
+          <w:rFonts w:ascii="Consolas" w:hAnsi="Consolas" w:cs="Courier New"/>
+          <w:color w:val="008000"/>
+          <w:sz w:val="18"/>
+          <w:szCs w:val="18"/>
+          <w:lang w:val="en-GB"/>
+        </w:rPr>
+        <w:t>1</w:t>
+      </w:r>
+      <w:r>
+        <w:rPr>
+          <w:rFonts w:ascii="Consolas" w:hAnsi="Consolas" w:cs="Courier New"/>
+          <w:color w:val="545454"/>
+          <w:sz w:val="18"/>
+          <w:szCs w:val="18"/>
+          <w:lang w:val="en-GB"/>
+        </w:rPr>
+        <w:t>,type=virtio \</w:t>
+      </w:r>
+    </w:p>
+    <w:p>
+      <w:pPr>
+        <w:pStyle w:val="NormalWeb"/>
+        <w:pBdr>
+          <w:top w:val="single" w:sz="6" w:space="2" w:color="888888"/>
+          <w:left w:val="single" w:sz="6" w:space="2" w:color="888888"/>
+          <w:bottom w:val="single" w:sz="6" w:space="2" w:color="888888"/>
+          <w:right w:val="single" w:sz="6" w:space="2" w:color="888888"/>
+        </w:pBdr>
+        <w:shd w:val="clear" w:color="auto" w:fill="FEFEFE"/>
+        <w:tabs>
+          <w:tab w:val="left" w:pos="916"/>
+          <w:tab w:val="left" w:pos="1832"/>
+          <w:tab w:val="left" w:pos="2748"/>
+          <w:tab w:val="left" w:pos="3664"/>
+          <w:tab w:val="left" w:pos="4580"/>
+          <w:tab w:val="left" w:pos="5496"/>
+          <w:tab w:val="left" w:pos="6412"/>
+          <w:tab w:val="left" w:pos="7328"/>
+          <w:tab w:val="left" w:pos="8244"/>
+          <w:tab w:val="left" w:pos="9160"/>
+          <w:tab w:val="left" w:pos="10076"/>
+          <w:tab w:val="left" w:pos="10992"/>
+          <w:tab w:val="left" w:pos="11908"/>
+          <w:tab w:val="left" w:pos="12824"/>
+          <w:tab w:val="left" w:pos="13740"/>
+          <w:tab w:val="left" w:pos="14656"/>
+        </w:tabs>
+        <w:spacing w:before="0" w:beforeAutospacing="0" w:after="0" w:afterAutospacing="0"/>
+        <w:divId w:val="77412649"/>
+        <w:rPr>
+          <w:rFonts w:ascii="Consolas" w:hAnsi="Consolas" w:cs="Courier New"/>
+          <w:color w:val="545454"/>
+          <w:sz w:val="18"/>
+          <w:szCs w:val="18"/>
+          <w:lang w:val="en-GB"/>
+        </w:rPr>
+      </w:pPr>
+      <w:r>
+        <w:rPr>
+          <w:rFonts w:ascii="Consolas" w:hAnsi="Consolas" w:cs="Courier New"/>
+          <w:color w:val="545454"/>
+          <w:sz w:val="18"/>
+          <w:szCs w:val="18"/>
+          <w:lang w:val="en-GB"/>
+        </w:rPr>
+        <w:t xml:space="preserve">  --serial0 socket \</w:t>
+      </w:r>
+    </w:p>
+    <w:p>
+      <w:pPr>
+        <w:pStyle w:val="NormalWeb"/>
+        <w:pBdr>
+          <w:top w:val="single" w:sz="6" w:space="2" w:color="888888"/>
+          <w:left w:val="single" w:sz="6" w:space="2" w:color="888888"/>
+          <w:bottom w:val="single" w:sz="6" w:space="2" w:color="888888"/>
+          <w:right w:val="single" w:sz="6" w:space="2" w:color="888888"/>
+        </w:pBdr>
+        <w:shd w:val="clear" w:color="auto" w:fill="FEFEFE"/>
+        <w:tabs>
+          <w:tab w:val="left" w:pos="916"/>
+          <w:tab w:val="left" w:pos="1832"/>
+          <w:tab w:val="left" w:pos="2748"/>
+          <w:tab w:val="left" w:pos="3664"/>
+          <w:tab w:val="left" w:pos="4580"/>
+          <w:tab w:val="left" w:pos="5496"/>
+          <w:tab w:val="left" w:pos="6412"/>
+          <w:tab w:val="left" w:pos="7328"/>
+          <w:tab w:val="left" w:pos="8244"/>
+          <w:tab w:val="left" w:pos="9160"/>
+          <w:tab w:val="left" w:pos="10076"/>
+          <w:tab w:val="left" w:pos="10992"/>
+          <w:tab w:val="left" w:pos="11908"/>
+          <w:tab w:val="left" w:pos="12824"/>
+          <w:tab w:val="left" w:pos="13740"/>
+          <w:tab w:val="left" w:pos="14656"/>
+        </w:tabs>
+        <w:spacing w:before="0" w:beforeAutospacing="0" w:after="0" w:afterAutospacing="0"/>
+        <w:divId w:val="77412649"/>
+        <w:rPr>
+          <w:rFonts w:ascii="Consolas" w:hAnsi="Consolas" w:cs="Courier New"/>
+          <w:color w:val="545454"/>
+          <w:sz w:val="18"/>
+          <w:szCs w:val="18"/>
+          <w:lang w:val="en-GB"/>
+        </w:rPr>
+      </w:pPr>
+      <w:r>
+        <w:rPr>
+          <w:rFonts w:ascii="Consolas" w:hAnsi="Consolas" w:cs="Courier New"/>
+          <w:color w:val="545454"/>
+          <w:sz w:val="18"/>
+          <w:szCs w:val="18"/>
+          <w:lang w:val="en-GB"/>
+        </w:rPr>
+        <w:t xml:space="preserve">  --tablet </w:t>
+      </w:r>
+      <w:r>
+        <w:rPr>
+          <w:rFonts w:ascii="Consolas" w:hAnsi="Consolas" w:cs="Courier New"/>
+          <w:color w:val="008000"/>
+          <w:sz w:val="18"/>
+          <w:szCs w:val="18"/>
+          <w:lang w:val="en-GB"/>
+        </w:rPr>
+        <w:t>1</w:t>
+      </w:r>
+      <w:r>
+        <w:rPr>
+          <w:rFonts w:ascii="Consolas" w:hAnsi="Consolas" w:cs="Courier New"/>
+          <w:color w:val="545454"/>
+          <w:sz w:val="18"/>
+          <w:szCs w:val="18"/>
+          <w:lang w:val="en-GB"/>
+        </w:rPr>
+        <w:t xml:space="preserve"> \</w:t>
+      </w:r>
+    </w:p>
+    <w:p>
+      <w:pPr>
+        <w:pStyle w:val="NormalWeb"/>
+        <w:pBdr>
+          <w:top w:val="single" w:sz="6" w:space="2" w:color="888888"/>
+          <w:left w:val="single" w:sz="6" w:space="2" w:color="888888"/>
+          <w:bottom w:val="single" w:sz="6" w:space="2" w:color="888888"/>
+          <w:right w:val="single" w:sz="6" w:space="2" w:color="888888"/>
+        </w:pBdr>
+        <w:shd w:val="clear" w:color="auto" w:fill="FEFEFE"/>
+        <w:tabs>
+          <w:tab w:val="left" w:pos="916"/>
+          <w:tab w:val="left" w:pos="1832"/>
+          <w:tab w:val="left" w:pos="2748"/>
+          <w:tab w:val="left" w:pos="3664"/>
+          <w:tab w:val="left" w:pos="4580"/>
+          <w:tab w:val="left" w:pos="5496"/>
+          <w:tab w:val="left" w:pos="6412"/>
+          <w:tab w:val="left" w:pos="7328"/>
+          <w:tab w:val="left" w:pos="8244"/>
+          <w:tab w:val="left" w:pos="9160"/>
+          <w:tab w:val="left" w:pos="10076"/>
+          <w:tab w:val="left" w:pos="10992"/>
+          <w:tab w:val="left" w:pos="11908"/>
+          <w:tab w:val="left" w:pos="12824"/>
+          <w:tab w:val="left" w:pos="13740"/>
+          <w:tab w:val="left" w:pos="14656"/>
+        </w:tabs>
+        <w:spacing w:before="0" w:beforeAutospacing="0" w:after="0" w:afterAutospacing="0"/>
+        <w:divId w:val="77412649"/>
+        <w:rPr>
+          <w:rFonts w:ascii="Consolas" w:hAnsi="Consolas" w:cs="Courier New"/>
+          <w:color w:val="545454"/>
+          <w:sz w:val="18"/>
+          <w:szCs w:val="18"/>
+          <w:lang w:val="en-GB"/>
+        </w:rPr>
+      </w:pPr>
+      <w:r>
+        <w:rPr>
+          <w:rFonts w:ascii="Consolas" w:hAnsi="Consolas" w:cs="Courier New"/>
+          <w:color w:val="545454"/>
+          <w:sz w:val="18"/>
+          <w:szCs w:val="18"/>
+          <w:lang w:val="en-GB"/>
+        </w:rPr>
+        <w:t xml:space="preserve">  --acpi </w:t>
+      </w:r>
+      <w:r>
+        <w:rPr>
+          <w:rFonts w:ascii="Consolas" w:hAnsi="Consolas" w:cs="Courier New"/>
+          <w:color w:val="008000"/>
+          <w:sz w:val="18"/>
+          <w:szCs w:val="18"/>
+          <w:lang w:val="en-GB"/>
+        </w:rPr>
+        <w:t>1</w:t>
+      </w:r>
+      <w:r>
+        <w:rPr>
+          <w:rFonts w:ascii="Consolas" w:hAnsi="Consolas" w:cs="Courier New"/>
+          <w:color w:val="545454"/>
+          <w:sz w:val="18"/>
+          <w:szCs w:val="18"/>
+          <w:lang w:val="en-GB"/>
+        </w:rPr>
+        <w:t xml:space="preserve"> \</w:t>
+      </w:r>
+    </w:p>
+    <w:p>
+      <w:pPr>
+        <w:pStyle w:val="NormalWeb"/>
+        <w:pBdr>
+          <w:top w:val="single" w:sz="6" w:space="2" w:color="888888"/>
+          <w:left w:val="single" w:sz="6" w:space="2" w:color="888888"/>
+          <w:bottom w:val="single" w:sz="6" w:space="2" w:color="888888"/>
+          <w:right w:val="single" w:sz="6" w:space="2" w:color="888888"/>
+        </w:pBdr>
+        <w:shd w:val="clear" w:color="auto" w:fill="FEFEFE"/>
+        <w:tabs>
+          <w:tab w:val="left" w:pos="916"/>
+          <w:tab w:val="left" w:pos="1832"/>
+          <w:tab w:val="left" w:pos="2748"/>
+          <w:tab w:val="left" w:pos="3664"/>
+          <w:tab w:val="left" w:pos="4580"/>
+          <w:tab w:val="left" w:pos="5496"/>
+          <w:tab w:val="left" w:pos="6412"/>
+          <w:tab w:val="left" w:pos="7328"/>
+          <w:tab w:val="left" w:pos="8244"/>
+          <w:tab w:val="left" w:pos="9160"/>
+          <w:tab w:val="left" w:pos="10076"/>
+          <w:tab w:val="left" w:pos="10992"/>
+          <w:tab w:val="left" w:pos="11908"/>
+          <w:tab w:val="left" w:pos="12824"/>
+          <w:tab w:val="left" w:pos="13740"/>
+          <w:tab w:val="left" w:pos="14656"/>
+        </w:tabs>
+        <w:spacing w:before="0" w:beforeAutospacing="0" w:after="0" w:afterAutospacing="0"/>
+        <w:divId w:val="77412649"/>
+        <w:rPr>
+          <w:rFonts w:ascii="Consolas" w:hAnsi="Consolas" w:cs="Courier New"/>
+          <w:color w:val="545454"/>
+          <w:sz w:val="18"/>
+          <w:szCs w:val="18"/>
+          <w:lang w:val="en-GB"/>
+        </w:rPr>
+      </w:pPr>
+      <w:r>
+        <w:rPr>
+          <w:rFonts w:ascii="Consolas" w:hAnsi="Consolas" w:cs="Courier New"/>
+          <w:color w:val="545454"/>
+          <w:sz w:val="18"/>
+          <w:szCs w:val="18"/>
+          <w:lang w:val="en-GB"/>
+        </w:rPr>
+        <w:t xml:space="preserve">  --kvm </w:t>
+      </w:r>
+      <w:r>
+        <w:rPr>
+          <w:rFonts w:ascii="Consolas" w:hAnsi="Consolas" w:cs="Courier New"/>
+          <w:color w:val="008000"/>
+          <w:sz w:val="18"/>
+          <w:szCs w:val="18"/>
+          <w:lang w:val="en-GB"/>
+        </w:rPr>
+        <w:t>1</w:t>
+      </w:r>
+      <w:r>
+        <w:rPr>
+          <w:rFonts w:ascii="Consolas" w:hAnsi="Consolas" w:cs="Courier New"/>
+          <w:color w:val="545454"/>
+          <w:sz w:val="18"/>
+          <w:szCs w:val="18"/>
+          <w:lang w:val="en-GB"/>
+        </w:rPr>
+        <w:t xml:space="preserve"> \</w:t>
+      </w:r>
+    </w:p>
+    <w:p>
+      <w:pPr>
+        <w:pStyle w:val="NormalWeb"/>
+        <w:pBdr>
+          <w:top w:val="single" w:sz="6" w:space="2" w:color="888888"/>
+          <w:left w:val="single" w:sz="6" w:space="2" w:color="888888"/>
+          <w:bottom w:val="single" w:sz="6" w:space="2" w:color="888888"/>
+          <w:right w:val="single" w:sz="6" w:space="2" w:color="888888"/>
+        </w:pBdr>
+        <w:shd w:val="clear" w:color="auto" w:fill="FEFEFE"/>
+        <w:tabs>
+          <w:tab w:val="left" w:pos="916"/>
+          <w:tab w:val="left" w:pos="1832"/>
+          <w:tab w:val="left" w:pos="2748"/>
+          <w:tab w:val="left" w:pos="3664"/>
+          <w:tab w:val="left" w:pos="4580"/>
+          <w:tab w:val="left" w:pos="5496"/>
+          <w:tab w:val="left" w:pos="6412"/>
+          <w:tab w:val="left" w:pos="7328"/>
+          <w:tab w:val="left" w:pos="8244"/>
+          <w:tab w:val="left" w:pos="9160"/>
+          <w:tab w:val="left" w:pos="10076"/>
+          <w:tab w:val="left" w:pos="10992"/>
+          <w:tab w:val="left" w:pos="11908"/>
+          <w:tab w:val="left" w:pos="12824"/>
+          <w:tab w:val="left" w:pos="13740"/>
+          <w:tab w:val="left" w:pos="14656"/>
+        </w:tabs>
+        <w:spacing w:before="0" w:beforeAutospacing="0" w:after="0" w:afterAutospacing="0"/>
+        <w:divId w:val="77412649"/>
+        <w:rPr>
+          <w:rFonts w:ascii="Consolas" w:hAnsi="Consolas" w:cs="Courier New"/>
+          <w:color w:val="545454"/>
+          <w:sz w:val="18"/>
+          <w:szCs w:val="18"/>
+          <w:lang w:val="en-GB"/>
+        </w:rPr>
+      </w:pPr>
+      <w:r>
+        <w:rPr>
+          <w:rFonts w:ascii="Consolas" w:hAnsi="Consolas" w:cs="Courier New"/>
+          <w:color w:val="545454"/>
+          <w:sz w:val="18"/>
+          <w:szCs w:val="18"/>
+          <w:lang w:val="en-GB"/>
+        </w:rPr>
+        <w:t xml:space="preserve">  --onboot </w:t>
+      </w:r>
+      <w:r>
+        <w:rPr>
+          <w:rFonts w:ascii="Consolas" w:hAnsi="Consolas" w:cs="Courier New"/>
+          <w:color w:val="008000"/>
+          <w:sz w:val="18"/>
+          <w:szCs w:val="18"/>
+          <w:lang w:val="en-GB"/>
+        </w:rPr>
+        <w:t>0</w:t>
+      </w:r>
+      <w:r>
+        <w:rPr>
+          <w:rFonts w:ascii="Consolas" w:hAnsi="Consolas" w:cs="Courier New"/>
+          <w:color w:val="545454"/>
+          <w:sz w:val="18"/>
+          <w:szCs w:val="18"/>
+          <w:lang w:val="en-GB"/>
+        </w:rPr>
+        <w:t xml:space="preserve"> \</w:t>
+      </w:r>
+    </w:p>
+    <w:p>
+      <w:pPr>
+        <w:pStyle w:val="NormalWeb"/>
+        <w:pBdr>
+          <w:top w:val="single" w:sz="6" w:space="2" w:color="888888"/>
+          <w:left w:val="single" w:sz="6" w:space="2" w:color="888888"/>
+          <w:bottom w:val="single" w:sz="6" w:space="2" w:color="888888"/>
+          <w:right w:val="single" w:sz="6" w:space="2" w:color="888888"/>
+        </w:pBdr>
+        <w:shd w:val="clear" w:color="auto" w:fill="FEFEFE"/>
+        <w:tabs>
+          <w:tab w:val="left" w:pos="916"/>
+          <w:tab w:val="left" w:pos="1832"/>
+          <w:tab w:val="left" w:pos="2748"/>
+          <w:tab w:val="left" w:pos="3664"/>
+          <w:tab w:val="left" w:pos="4580"/>
+          <w:tab w:val="left" w:pos="5496"/>
+          <w:tab w:val="left" w:pos="6412"/>
+          <w:tab w:val="left" w:pos="7328"/>
+          <w:tab w:val="left" w:pos="8244"/>
+          <w:tab w:val="left" w:pos="9160"/>
+          <w:tab w:val="left" w:pos="10076"/>
+          <w:tab w:val="left" w:pos="10992"/>
+          <w:tab w:val="left" w:pos="11908"/>
+          <w:tab w:val="left" w:pos="12824"/>
+          <w:tab w:val="left" w:pos="13740"/>
+          <w:tab w:val="left" w:pos="14656"/>
+        </w:tabs>
+        <w:spacing w:before="0" w:beforeAutospacing="0" w:after="0" w:afterAutospacing="0"/>
+        <w:divId w:val="77412649"/>
+        <w:rPr>
+          <w:rFonts w:ascii="Consolas" w:hAnsi="Consolas" w:cs="Courier New"/>
+          <w:color w:val="545454"/>
+          <w:sz w:val="18"/>
+          <w:szCs w:val="18"/>
+          <w:lang w:val="en-GB"/>
+        </w:rPr>
+      </w:pPr>
+      <w:r>
+        <w:rPr>
+          <w:rFonts w:ascii="Consolas" w:hAnsi="Consolas" w:cs="Courier New"/>
+          <w:color w:val="545454"/>
+          <w:sz w:val="18"/>
+          <w:szCs w:val="18"/>
+          <w:lang w:val="en-GB"/>
+        </w:rPr>
+        <w:t xml:space="preserve">  --protection </w:t>
+      </w:r>
+      <w:r>
+        <w:rPr>
+          <w:rFonts w:ascii="Consolas" w:hAnsi="Consolas" w:cs="Courier New"/>
+          <w:color w:val="008000"/>
+          <w:sz w:val="18"/>
+          <w:szCs w:val="18"/>
+          <w:lang w:val="en-GB"/>
+        </w:rPr>
+        <w:t>0</w:t>
+      </w:r>
+      <w:r>
+        <w:rPr>
+          <w:rFonts w:ascii="Consolas" w:hAnsi="Consolas" w:cs="Courier New"/>
+          <w:color w:val="545454"/>
+          <w:sz w:val="18"/>
+          <w:szCs w:val="18"/>
+          <w:lang w:val="en-GB"/>
+        </w:rPr>
+        <w:t xml:space="preserve"> \</w:t>
+      </w:r>
+    </w:p>
+    <w:p>
+      <w:pPr>
+        <w:pStyle w:val="NormalWeb"/>
+        <w:pBdr>
+          <w:top w:val="single" w:sz="6" w:space="2" w:color="888888"/>
+          <w:left w:val="single" w:sz="6" w:space="2" w:color="888888"/>
+          <w:bottom w:val="single" w:sz="6" w:space="2" w:color="888888"/>
+          <w:right w:val="single" w:sz="6" w:space="2" w:color="888888"/>
+        </w:pBdr>
+        <w:shd w:val="clear" w:color="auto" w:fill="FEFEFE"/>
+        <w:tabs>
+          <w:tab w:val="left" w:pos="916"/>
+          <w:tab w:val="left" w:pos="1832"/>
+          <w:tab w:val="left" w:pos="2748"/>
+          <w:tab w:val="left" w:pos="3664"/>
+          <w:tab w:val="left" w:pos="4580"/>
+          <w:tab w:val="left" w:pos="5496"/>
+          <w:tab w:val="left" w:pos="6412"/>
+          <w:tab w:val="left" w:pos="7328"/>
+          <w:tab w:val="left" w:pos="8244"/>
+          <w:tab w:val="left" w:pos="9160"/>
+          <w:tab w:val="left" w:pos="10076"/>
+          <w:tab w:val="left" w:pos="10992"/>
+          <w:tab w:val="left" w:pos="11908"/>
+          <w:tab w:val="left" w:pos="12824"/>
+          <w:tab w:val="left" w:pos="13740"/>
+          <w:tab w:val="left" w:pos="14656"/>
+        </w:tabs>
+        <w:spacing w:before="0" w:beforeAutospacing="0" w:after="0" w:afterAutospacing="0"/>
+        <w:ind w:firstLine="210"/>
+        <w:divId w:val="77412649"/>
+        <w:rPr>
+          <w:rFonts w:ascii="Consolas" w:hAnsi="Consolas" w:cs="Courier New"/>
+          <w:color w:val="545454"/>
+          <w:sz w:val="18"/>
+          <w:szCs w:val="18"/>
+          <w:lang w:val="en-GB"/>
+        </w:rPr>
+      </w:pPr>
+      <w:r>
+        <w:rPr>
+          <w:rFonts w:ascii="Consolas" w:hAnsi="Consolas" w:cs="Courier New"/>
+          <w:color w:val="545454"/>
+          <w:sz w:val="18"/>
+          <w:szCs w:val="18"/>
+          <w:lang w:val="en-GB"/>
+        </w:rPr>
+        <w:t>--boot order=scsi0\;ide2\;ide0\;net0</w:t>
+      </w:r>
+    </w:p>
+    <w:p>
+      <w:pPr>
+        <w:pStyle w:val="NormalWeb"/>
+        <w:pBdr>
+          <w:top w:val="single" w:sz="6" w:space="2" w:color="888888"/>
+          <w:left w:val="single" w:sz="6" w:space="2" w:color="888888"/>
+          <w:bottom w:val="single" w:sz="6" w:space="2" w:color="888888"/>
+          <w:right w:val="single" w:sz="6" w:space="2" w:color="888888"/>
+        </w:pBdr>
+        <w:shd w:val="clear" w:color="auto" w:fill="FEFEFE"/>
+        <w:tabs>
+          <w:tab w:val="left" w:pos="916"/>
+          <w:tab w:val="left" w:pos="1832"/>
+          <w:tab w:val="left" w:pos="2748"/>
+          <w:tab w:val="left" w:pos="3664"/>
+          <w:tab w:val="left" w:pos="4580"/>
+          <w:tab w:val="left" w:pos="5496"/>
+          <w:tab w:val="left" w:pos="6412"/>
+          <w:tab w:val="left" w:pos="7328"/>
+          <w:tab w:val="left" w:pos="8244"/>
+          <w:tab w:val="left" w:pos="9160"/>
+          <w:tab w:val="left" w:pos="10076"/>
+          <w:tab w:val="left" w:pos="10992"/>
+          <w:tab w:val="left" w:pos="11908"/>
+          <w:tab w:val="left" w:pos="12824"/>
+          <w:tab w:val="left" w:pos="13740"/>
+          <w:tab w:val="left" w:pos="14656"/>
+        </w:tabs>
+        <w:spacing w:before="0" w:beforeAutospacing="0" w:after="0" w:afterAutospacing="0"/>
+        <w:ind w:firstLine="210"/>
+        <w:divId w:val="77412649"/>
+        <w:rPr>
+          <w:rFonts w:ascii="Consolas" w:hAnsi="Consolas" w:cs="Courier New"/>
+          <w:color w:val="545454"/>
+          <w:sz w:val="18"/>
+          <w:szCs w:val="18"/>
+          <w:lang w:val="en-GB"/>
+        </w:rPr>
+      </w:pPr>
+      <w:r>
+        <w:rPr>
+          <w:rFonts w:ascii="Consolas" w:hAnsi="Consolas" w:cs="Courier New"/>
+          <w:color w:val="545454"/>
+          <w:sz w:val="18"/>
+          <w:szCs w:val="18"/>
+          <w:lang w:val="en-GB"/>
+        </w:rPr>
+        <w:t>--citype configdrive2</w:t>
+      </w:r>
+    </w:p>
+    <w:p>
+      <w:pPr>
+        <w:pStyle w:val="BITTextkrper"/>
+        <w:divId w:val="829836053"/>
+      </w:pPr>
+      <w:r>
+        <w:t>Le disque d’OS de la VM a été défini à 60Go, laissant bien de la marge en cas de création d’AD-DS et autres rôles.</w:t>
+      </w:r>
+    </w:p>
+    <w:p>
+      <w:pPr>
+        <w:pStyle w:val="BITTextkrper"/>
+        <w:divId w:val="829836053"/>
+      </w:pPr>
+      <w:r>
+        <w:t>L’ISO « virtio-drivers-win » est présent</w:t>
+      </w:r>
+      <w:r>
+        <w:t>e pour ajouter ces drivers à l’OS pendant l’installation, et après l’installation, sinon, impossible de détecter le hardware virtio.</w:t>
+      </w:r>
+    </w:p>
+    <w:p>
+      <w:pPr>
+        <w:pStyle w:val="Titre3"/>
+        <w:divId w:val="684481710"/>
+      </w:pPr>
+      <w:r>
+        <w:lastRenderedPageBreak/>
+        <w:t>Installation de Windows</w:t>
+      </w:r>
+    </w:p>
+    <w:p>
+      <w:pPr>
+        <w:pStyle w:val="BITTextkrper"/>
+        <w:divId w:val="684481710"/>
+      </w:pPr>
+      <w:r>
+        <w:t>L’installation de Windows server 2025 est standard, outre le fait de devoir installer des drivers pour détecter le disque dur au moment de choisir le disque sur lequel installer Windows. La procédure n’est pas très compliquée, comme le fichier ISO est déjà présent depuis la création de la VM.</w:t>
+      </w:r>
+    </w:p>
+    <w:p>
+      <w:pPr>
+        <w:pStyle w:val="BITTextkrper"/>
+        <w:divId w:val="684481710"/>
+      </w:pPr>
+      <w:r>
+        <w:t>Dans l’interface, choisir « Add drivers », sélectionner le fichier ISO monté comme un disque dur, puis de choisir le dossier suivant :</w:t>
+      </w:r>
+    </w:p>
+    <w:p>
+      <w:pPr>
+        <w:pStyle w:val="NormalWeb"/>
+        <w:pBdr>
+          <w:top w:val="single" w:sz="6" w:space="2" w:color="888888"/>
+          <w:left w:val="single" w:sz="6" w:space="2" w:color="888888"/>
+          <w:bottom w:val="single" w:sz="6" w:space="2" w:color="888888"/>
+          <w:right w:val="single" w:sz="6" w:space="2" w:color="888888"/>
+        </w:pBdr>
+        <w:shd w:val="clear" w:color="auto" w:fill="FEFEFE"/>
+        <w:tabs>
+          <w:tab w:val="left" w:pos="916"/>
+          <w:tab w:val="left" w:pos="1832"/>
+          <w:tab w:val="left" w:pos="2748"/>
+          <w:tab w:val="left" w:pos="3664"/>
+          <w:tab w:val="left" w:pos="4580"/>
+          <w:tab w:val="left" w:pos="5496"/>
+          <w:tab w:val="left" w:pos="6412"/>
+          <w:tab w:val="left" w:pos="7328"/>
+          <w:tab w:val="left" w:pos="8244"/>
+          <w:tab w:val="left" w:pos="9160"/>
+          <w:tab w:val="left" w:pos="10076"/>
+          <w:tab w:val="left" w:pos="10992"/>
+          <w:tab w:val="left" w:pos="11908"/>
+          <w:tab w:val="left" w:pos="12824"/>
+          <w:tab w:val="left" w:pos="13740"/>
+          <w:tab w:val="left" w:pos="14656"/>
+        </w:tabs>
+        <w:spacing w:before="0" w:beforeAutospacing="0" w:after="0" w:afterAutospacing="0"/>
+        <w:divId w:val="883062509"/>
+        <w:rPr>
+          <w:rFonts w:ascii="Consolas" w:hAnsi="Consolas" w:cs="Courier New"/>
+          <w:color w:val="545454"/>
+          <w:sz w:val="18"/>
+          <w:szCs w:val="18"/>
+        </w:rPr>
+      </w:pPr>
+      <w:r>
+        <w:rPr>
+          <w:rFonts w:ascii="Consolas" w:hAnsi="Consolas" w:cs="Courier New"/>
+          <w:color w:val="007FAA"/>
+          <w:sz w:val="18"/>
+          <w:szCs w:val="18"/>
+        </w:rPr>
+        <w:t>Amd64</w:t>
+      </w:r>
+      <w:r>
+        <w:rPr>
+          <w:rFonts w:ascii="Consolas" w:hAnsi="Consolas" w:cs="Courier New"/>
+          <w:color w:val="545454"/>
+          <w:sz w:val="18"/>
+          <w:szCs w:val="18"/>
+        </w:rPr>
+        <w:t>/</w:t>
+      </w:r>
+      <w:r>
+        <w:rPr>
+          <w:rFonts w:ascii="Consolas" w:hAnsi="Consolas" w:cs="Courier New"/>
+          <w:color w:val="008000"/>
+          <w:sz w:val="18"/>
+          <w:szCs w:val="18"/>
+        </w:rPr>
+        <w:t>2k25</w:t>
+      </w:r>
+    </w:p>
+    <w:p>
+      <w:pPr>
+        <w:pStyle w:val="BITTextkrper"/>
+        <w:divId w:val="684481710"/>
+      </w:pPr>
+      <w:r>
+        <w:t>Normalement, il ne devrait y avoir qu’un seul fichier affiché, le sélectionner, et le disque devrait apparaitre dans la liste dès que le driver est chargé en mémoire.</w:t>
+      </w:r>
+    </w:p>
+    <w:p>
+      <w:pPr>
+        <w:pStyle w:val="BITTextkrper"/>
+        <w:divId w:val="684481710"/>
+      </w:pPr>
+      <w:r>
+        <w:t>Une fois l’installation faite, il ne reste plus qu’à se connecter (avec la console Proxmox), aller dans le fichier ISO des drivers, et lancer le programme « virtio-win-gt-x64.exe ». Il va installer les drivers nécessaires et permettre la configuration d’une adresse IP. Attention à la configurer dans le bon VMNet.</w:t>
+      </w:r>
+    </w:p>
+    <w:p>
+      <w:pPr>
+        <w:pStyle w:val="BITTextkrper"/>
+        <w:divId w:val="684481710"/>
+      </w:pPr>
+      <w:r>
+        <w:t>Ensuite, il est fortement recommandé d’utiliser RDP pour la connexion. Si jamais, pour Linux, le programme utilisé durant ce projet s’appelle Remmina.</w:t>
+      </w:r>
+    </w:p>
+    <w:p>
+      <w:pPr>
+        <w:pStyle w:val="BITTextkrper"/>
+        <w:divId w:val="684481710"/>
+      </w:pPr>
+      <w:r>
+        <w:t>L’agent quemu ne vient pas installé par défaut, il faut retourner dans le fichier ISO puis </w:t>
+      </w:r>
+      <w:sdt>
+        <w:sdtPr>
+          <w:rPr>
+            <w:rFonts w:cs="Arial"/>
+            <w:color w:val="000000"/>
+          </w:rPr>
+          <w:tag w:val="MENDELEY_CITATION_v3_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"/>
+          <w:id w:val="383151186"/>
+          <w:placeholder>
+            <w:docPart w:val="3AE21CAD6F544795B8100D2E4DCBA92B"/>
+          </w:placeholder>
+        </w:sdtPr>
+        <w:sdtContent>
+          <w:r>
+            <w:rPr>
+              <w:rFonts w:cs="Arial"/>
+              <w:color w:val="000000"/>
+            </w:rPr>
+            <w:t>(Proxmox, 2025d)</w:t>
+          </w:r>
+        </w:sdtContent>
+      </w:sdt>
+      <w:r>
+        <w:t>:</w:t>
+      </w:r>
+    </w:p>
+    <w:p>
+      <w:pPr>
+        <w:pStyle w:val="NormalWeb"/>
+        <w:pBdr>
+          <w:top w:val="single" w:sz="6" w:space="2" w:color="888888"/>
+          <w:left w:val="single" w:sz="6" w:space="2" w:color="888888"/>
+          <w:bottom w:val="single" w:sz="6" w:space="2" w:color="888888"/>
+          <w:right w:val="single" w:sz="6" w:space="2" w:color="888888"/>
+        </w:pBdr>
+        <w:shd w:val="clear" w:color="auto" w:fill="FEFEFE"/>
+        <w:tabs>
+          <w:tab w:val="left" w:pos="916"/>
+          <w:tab w:val="left" w:pos="1832"/>
+          <w:tab w:val="left" w:pos="2748"/>
+          <w:tab w:val="left" w:pos="3664"/>
+          <w:tab w:val="left" w:pos="4580"/>
+          <w:tab w:val="left" w:pos="5496"/>
+          <w:tab w:val="left" w:pos="6412"/>
+          <w:tab w:val="left" w:pos="7328"/>
+          <w:tab w:val="left" w:pos="8244"/>
+          <w:tab w:val="left" w:pos="9160"/>
+          <w:tab w:val="left" w:pos="10076"/>
+          <w:tab w:val="left" w:pos="10992"/>
+          <w:tab w:val="left" w:pos="11908"/>
+          <w:tab w:val="left" w:pos="12824"/>
+          <w:tab w:val="left" w:pos="13740"/>
+          <w:tab w:val="left" w:pos="14656"/>
+        </w:tabs>
+        <w:spacing w:before="0" w:beforeAutospacing="0" w:after="0" w:afterAutospacing="0"/>
+        <w:divId w:val="1804420972"/>
+        <w:rPr>
+          <w:rFonts w:ascii="Consolas" w:hAnsi="Consolas" w:cs="Courier New"/>
+          <w:color w:val="545454"/>
+          <w:sz w:val="18"/>
+          <w:szCs w:val="18"/>
+          <w:highlight w:val="white"/>
+        </w:rPr>
+      </w:pPr>
+      <w:r>
+        <w:rPr>
+          <w:rFonts w:ascii="Consolas" w:hAnsi="Consolas" w:cs="Courier New"/>
+          <w:color w:val="545454"/>
+          <w:sz w:val="18"/>
+          <w:szCs w:val="18"/>
+          <w:highlight w:val="white"/>
+        </w:rPr>
+        <w:t>guest-agent/qemu-ga-x86_64.msi1</w:t>
+      </w:r>
+    </w:p>
+    <w:p>
+      <w:pPr>
+        <w:pStyle w:val="BITTextkrper"/>
+        <w:divId w:val="684481710"/>
+      </w:pPr>
+      <w:r>
+        <w:t xml:space="preserve">Une fois lancé, il est possible de contrôler </w:t>
+      </w:r>
+      <w:r>
+        <w:t>la bonne mise en place de l’agent avec la commande Powershell suivante :</w:t>
+      </w:r>
+    </w:p>
+    <w:p>
+      <w:pPr>
+        <w:pStyle w:val="NormalWeb"/>
+        <w:pBdr>
+          <w:top w:val="single" w:sz="6" w:space="2" w:color="888888"/>
+          <w:left w:val="single" w:sz="6" w:space="2" w:color="888888"/>
+          <w:bottom w:val="single" w:sz="6" w:space="2" w:color="888888"/>
+          <w:right w:val="single" w:sz="6" w:space="2" w:color="888888"/>
+        </w:pBdr>
+        <w:shd w:val="clear" w:color="auto" w:fill="FEFEFE"/>
+        <w:tabs>
+          <w:tab w:val="left" w:pos="916"/>
+          <w:tab w:val="left" w:pos="1832"/>
+          <w:tab w:val="left" w:pos="2748"/>
+          <w:tab w:val="left" w:pos="3664"/>
+          <w:tab w:val="left" w:pos="4580"/>
+          <w:tab w:val="left" w:pos="5496"/>
+          <w:tab w:val="left" w:pos="6412"/>
+          <w:tab w:val="left" w:pos="7328"/>
+          <w:tab w:val="left" w:pos="8244"/>
+          <w:tab w:val="left" w:pos="9160"/>
+          <w:tab w:val="left" w:pos="10076"/>
+          <w:tab w:val="left" w:pos="10992"/>
+          <w:tab w:val="left" w:pos="11908"/>
+          <w:tab w:val="left" w:pos="12824"/>
+          <w:tab w:val="left" w:pos="13740"/>
+          <w:tab w:val="left" w:pos="14656"/>
+        </w:tabs>
+        <w:spacing w:before="0" w:beforeAutospacing="0" w:after="0" w:afterAutospacing="0"/>
+        <w:divId w:val="276255436"/>
+        <w:rPr>
+          <w:rFonts w:ascii="Consolas" w:hAnsi="Consolas" w:cs="Courier New"/>
+          <w:color w:val="545454"/>
+          <w:sz w:val="18"/>
+          <w:szCs w:val="18"/>
+        </w:rPr>
+      </w:pPr>
+      <w:r>
+        <w:rPr>
+          <w:rFonts w:ascii="Consolas" w:hAnsi="Consolas" w:cs="Courier New"/>
+          <w:color w:val="007FAA"/>
+          <w:sz w:val="18"/>
+          <w:szCs w:val="18"/>
+        </w:rPr>
+        <w:t>Get</w:t>
+      </w:r>
+      <w:r>
+        <w:rPr>
+          <w:rFonts w:ascii="Consolas" w:hAnsi="Consolas" w:cs="Courier New"/>
+          <w:color w:val="545454"/>
+          <w:sz w:val="18"/>
+          <w:szCs w:val="18"/>
+        </w:rPr>
+        <w:t>-</w:t>
+      </w:r>
+      <w:r>
+        <w:rPr>
+          <w:rFonts w:ascii="Consolas" w:hAnsi="Consolas" w:cs="Courier New"/>
+          <w:color w:val="007FAA"/>
+          <w:sz w:val="18"/>
+          <w:szCs w:val="18"/>
+        </w:rPr>
+        <w:t>Service</w:t>
+      </w:r>
+      <w:r>
+        <w:rPr>
+          <w:rFonts w:ascii="Consolas" w:hAnsi="Consolas" w:cs="Courier New"/>
+          <w:color w:val="545454"/>
+          <w:sz w:val="18"/>
+          <w:szCs w:val="18"/>
+        </w:rPr>
+        <w:t xml:space="preserve"> QEMU-GA</w:t>
+      </w:r>
+    </w:p>
+    <w:p>
+      <w:pPr>
+        <w:pStyle w:val="BITTextkrper"/>
+        <w:divId w:val="684481710"/>
+      </w:pPr>
+      <w:r>
+        <w:t>Qui devrait afficher quelque chose comme :</w:t>
+      </w:r>
+    </w:p>
+    <w:p>
+      <w:pPr>
+        <w:pStyle w:val="NormalWeb"/>
+        <w:pBdr>
+          <w:top w:val="single" w:sz="6" w:space="2" w:color="888888"/>
+          <w:left w:val="single" w:sz="6" w:space="2" w:color="888888"/>
+          <w:bottom w:val="single" w:sz="6" w:space="2" w:color="888888"/>
+          <w:right w:val="single" w:sz="6" w:space="2" w:color="888888"/>
+        </w:pBdr>
+        <w:shd w:val="clear" w:color="auto" w:fill="FEFEFE"/>
+        <w:tabs>
+          <w:tab w:val="left" w:pos="916"/>
+          <w:tab w:val="left" w:pos="1832"/>
+          <w:tab w:val="left" w:pos="2748"/>
+          <w:tab w:val="left" w:pos="3664"/>
+          <w:tab w:val="left" w:pos="4580"/>
+          <w:tab w:val="left" w:pos="5496"/>
+          <w:tab w:val="left" w:pos="6412"/>
+          <w:tab w:val="left" w:pos="7328"/>
+          <w:tab w:val="left" w:pos="8244"/>
+          <w:tab w:val="left" w:pos="9160"/>
+          <w:tab w:val="left" w:pos="10076"/>
+          <w:tab w:val="left" w:pos="10992"/>
+          <w:tab w:val="left" w:pos="11908"/>
+          <w:tab w:val="left" w:pos="12824"/>
+          <w:tab w:val="left" w:pos="13740"/>
+          <w:tab w:val="left" w:pos="14656"/>
+        </w:tabs>
+        <w:spacing w:before="0" w:beforeAutospacing="0" w:after="0" w:afterAutospacing="0"/>
+        <w:divId w:val="1972469017"/>
+        <w:rPr>
+          <w:rFonts w:ascii="Consolas" w:hAnsi="Consolas" w:cs="Courier New"/>
+          <w:color w:val="545454"/>
+          <w:sz w:val="18"/>
+          <w:szCs w:val="18"/>
+          <w:lang w:val="en-GB"/>
+        </w:rPr>
+      </w:pPr>
+      <w:r>
+        <w:rPr>
+          <w:rFonts w:ascii="Consolas" w:hAnsi="Consolas" w:cs="Courier New"/>
+          <w:color w:val="007FAA"/>
+          <w:sz w:val="18"/>
+          <w:szCs w:val="18"/>
+          <w:lang w:val="en-GB"/>
+        </w:rPr>
+        <w:t>Status</w:t>
+      </w:r>
+      <w:r>
+        <w:rPr>
+          <w:rFonts w:ascii="Consolas" w:hAnsi="Consolas" w:cs="Courier New"/>
+          <w:color w:val="545454"/>
+          <w:sz w:val="18"/>
+          <w:szCs w:val="18"/>
+          <w:lang w:val="en-GB"/>
+        </w:rPr>
+        <w:t xml:space="preserve">   </w:t>
+      </w:r>
+      <w:r>
+        <w:rPr>
+          <w:rFonts w:ascii="Consolas" w:hAnsi="Consolas" w:cs="Courier New"/>
+          <w:color w:val="007FAA"/>
+          <w:sz w:val="18"/>
+          <w:szCs w:val="18"/>
+          <w:lang w:val="en-GB"/>
+        </w:rPr>
+        <w:t>Name</w:t>
+      </w:r>
+      <w:r>
+        <w:rPr>
+          <w:rFonts w:ascii="Consolas" w:hAnsi="Consolas" w:cs="Courier New"/>
+          <w:color w:val="545454"/>
+          <w:sz w:val="18"/>
+          <w:szCs w:val="18"/>
+          <w:lang w:val="en-GB"/>
+        </w:rPr>
+        <w:t xml:space="preserve">               </w:t>
+      </w:r>
+      <w:r>
+        <w:rPr>
+          <w:rFonts w:ascii="Consolas" w:hAnsi="Consolas" w:cs="Courier New"/>
+          <w:color w:val="007FAA"/>
+          <w:sz w:val="18"/>
+          <w:szCs w:val="18"/>
+          <w:lang w:val="en-GB"/>
+        </w:rPr>
+        <w:t>DisplayName</w:t>
+      </w:r>
+    </w:p>
+    <w:p>
+      <w:pPr>
+        <w:pStyle w:val="NormalWeb"/>
+        <w:pBdr>
+          <w:top w:val="single" w:sz="6" w:space="2" w:color="888888"/>
+          <w:left w:val="single" w:sz="6" w:space="2" w:color="888888"/>
+          <w:bottom w:val="single" w:sz="6" w:space="2" w:color="888888"/>
+          <w:right w:val="single" w:sz="6" w:space="2" w:color="888888"/>
+        </w:pBdr>
+        <w:shd w:val="clear" w:color="auto" w:fill="FEFEFE"/>
+        <w:tabs>
+          <w:tab w:val="left" w:pos="916"/>
+          <w:tab w:val="left" w:pos="1832"/>
+          <w:tab w:val="left" w:pos="2748"/>
+          <w:tab w:val="left" w:pos="3664"/>
+          <w:tab w:val="left" w:pos="4580"/>
+          <w:tab w:val="left" w:pos="5496"/>
+          <w:tab w:val="left" w:pos="6412"/>
+          <w:tab w:val="left" w:pos="7328"/>
+          <w:tab w:val="left" w:pos="8244"/>
+          <w:tab w:val="left" w:pos="9160"/>
+          <w:tab w:val="left" w:pos="10076"/>
+          <w:tab w:val="left" w:pos="10992"/>
+          <w:tab w:val="left" w:pos="11908"/>
+          <w:tab w:val="left" w:pos="12824"/>
+          <w:tab w:val="left" w:pos="13740"/>
+          <w:tab w:val="left" w:pos="14656"/>
+        </w:tabs>
+        <w:spacing w:before="0" w:beforeAutospacing="0" w:after="0" w:afterAutospacing="0"/>
+        <w:divId w:val="1972469017"/>
+        <w:rPr>
+          <w:rFonts w:ascii="Consolas" w:hAnsi="Consolas" w:cs="Courier New"/>
+          <w:color w:val="545454"/>
+          <w:sz w:val="18"/>
+          <w:szCs w:val="18"/>
+          <w:lang w:val="en-GB"/>
+        </w:rPr>
+      </w:pPr>
+      <w:r>
+        <w:rPr>
+          <w:rFonts w:ascii="Consolas" w:hAnsi="Consolas" w:cs="Courier New"/>
+          <w:color w:val="545454"/>
+          <w:sz w:val="18"/>
+          <w:szCs w:val="18"/>
+          <w:lang w:val="en-GB"/>
+        </w:rPr>
+        <w:t>------   ----               -----------</w:t>
+      </w:r>
+    </w:p>
+    <w:p>
+      <w:pPr>
+        <w:pStyle w:val="NormalWeb"/>
+        <w:pBdr>
+          <w:top w:val="single" w:sz="6" w:space="2" w:color="888888"/>
+          <w:left w:val="single" w:sz="6" w:space="2" w:color="888888"/>
+          <w:bottom w:val="single" w:sz="6" w:space="2" w:color="888888"/>
+          <w:right w:val="single" w:sz="6" w:space="2" w:color="888888"/>
+        </w:pBdr>
+        <w:shd w:val="clear" w:color="auto" w:fill="FEFEFE"/>
+        <w:tabs>
+          <w:tab w:val="left" w:pos="916"/>
+          <w:tab w:val="left" w:pos="1832"/>
+          <w:tab w:val="left" w:pos="2748"/>
+          <w:tab w:val="left" w:pos="3664"/>
+          <w:tab w:val="left" w:pos="4580"/>
+          <w:tab w:val="left" w:pos="5496"/>
+          <w:tab w:val="left" w:pos="6412"/>
+          <w:tab w:val="left" w:pos="7328"/>
+          <w:tab w:val="left" w:pos="8244"/>
+          <w:tab w:val="left" w:pos="9160"/>
+          <w:tab w:val="left" w:pos="10076"/>
+          <w:tab w:val="left" w:pos="10992"/>
+          <w:tab w:val="left" w:pos="11908"/>
+          <w:tab w:val="left" w:pos="12824"/>
+          <w:tab w:val="left" w:pos="13740"/>
+          <w:tab w:val="left" w:pos="14656"/>
+        </w:tabs>
+        <w:spacing w:before="0" w:beforeAutospacing="0" w:after="0" w:afterAutospacing="0"/>
+        <w:divId w:val="1972469017"/>
+        <w:rPr>
+          <w:rFonts w:ascii="Consolas" w:hAnsi="Consolas" w:cs="Courier New"/>
+          <w:color w:val="545454"/>
+          <w:sz w:val="18"/>
+          <w:szCs w:val="18"/>
+          <w:lang w:val="en-GB"/>
+        </w:rPr>
+      </w:pPr>
+      <w:r>
+        <w:rPr>
+          <w:rFonts w:ascii="Consolas" w:hAnsi="Consolas" w:cs="Courier New"/>
+          <w:color w:val="007FAA"/>
+          <w:sz w:val="18"/>
+          <w:szCs w:val="18"/>
+          <w:lang w:val="en-GB"/>
+        </w:rPr>
+        <w:t>Running</w:t>
+      </w:r>
+      <w:r>
+        <w:rPr>
+          <w:rFonts w:ascii="Consolas" w:hAnsi="Consolas" w:cs="Courier New"/>
+          <w:color w:val="545454"/>
+          <w:sz w:val="18"/>
+          <w:szCs w:val="18"/>
+          <w:lang w:val="en-GB"/>
+        </w:rPr>
+        <w:t xml:space="preserve">  QEMU-GA            QEMU </w:t>
+      </w:r>
+      <w:r>
+        <w:rPr>
+          <w:rFonts w:ascii="Consolas" w:hAnsi="Consolas" w:cs="Courier New"/>
+          <w:color w:val="007FAA"/>
+          <w:sz w:val="18"/>
+          <w:szCs w:val="18"/>
+          <w:lang w:val="en-GB"/>
+        </w:rPr>
+        <w:t>Guest</w:t>
+      </w:r>
+      <w:r>
+        <w:rPr>
+          <w:rFonts w:ascii="Consolas" w:hAnsi="Consolas" w:cs="Courier New"/>
+          <w:color w:val="545454"/>
+          <w:sz w:val="18"/>
+          <w:szCs w:val="18"/>
+          <w:lang w:val="en-GB"/>
+        </w:rPr>
+        <w:t xml:space="preserve"> </w:t>
+      </w:r>
+      <w:r>
+        <w:rPr>
+          <w:rFonts w:ascii="Consolas" w:hAnsi="Consolas" w:cs="Courier New"/>
+          <w:color w:val="007FAA"/>
+          <w:sz w:val="18"/>
+          <w:szCs w:val="18"/>
+          <w:lang w:val="en-GB"/>
+        </w:rPr>
+        <w:t>Agent</w:t>
+      </w:r>
+    </w:p>
+    <w:p>
+      <w:pPr>
+        <w:pStyle w:val="BITTextkrper"/>
+        <w:divId w:val="684481710"/>
+        <w:rPr>
+          <w:rFonts w:cs="Arial"/>
+          <w:color w:val="000000"/>
+        </w:rPr>
+      </w:pPr>
+      <w:r>
+        <w:t xml:space="preserve">Ensuite il faut installer CloudBase-init et le configurer correctement </w:t>
+      </w:r>
+      <w:sdt>
+        <w:sdtPr>
+          <w:rPr>
+            <w:rFonts w:cs="Arial"/>
+            <w:color w:val="000000"/>
+          </w:rPr>
+          <w:tag w:val="MENDELEY_CITATION_v3_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"/>
+          <w:id w:val="851148803"/>
+          <w:placeholder>
+            <w:docPart w:val="DefaultPlaceholder_-1854013440"/>
+          </w:placeholder>
+        </w:sdtPr>
+        <w:sdtContent>
+          <w:r>
+            <w:rPr>
+              <w:rFonts w:cs="Arial"/>
+              <w:color w:val="000000"/>
+            </w:rPr>
+            <w:t xml:space="preserve">(Cloudbase Solutions Srl., 2019; </w:t>
+          </w:r>
+          <w:r>
+            <w:rPr>
+              <w:rFonts w:cs="Arial"/>
+              <w:i/>
+              <w:iCs/>
+              <w:color w:val="000000"/>
+            </w:rPr>
+            <w:t>Cloud-Init Support - Proxmox VE</w:t>
+          </w:r>
+          <w:r>
+            <w:rPr>
+              <w:rFonts w:cs="Arial"/>
+              <w:color w:val="000000"/>
+            </w:rPr>
+            <w:t>, 2025)</w:t>
+          </w:r>
+        </w:sdtContent>
+      </w:sdt>
+      <w:r>
+        <w:rPr>
+          <w:rFonts w:cs="Arial"/>
+          <w:color w:val="000000"/>
+        </w:rPr>
+        <w:t>. Le fichier se trouve ici :</w:t>
+      </w:r>
+    </w:p>
+    <w:p>
+      <w:pPr>
+        <w:pStyle w:val="NormalWeb"/>
+        <w:pBdr>
+          <w:top w:val="single" w:sz="6" w:space="2" w:color="888888"/>
+          <w:left w:val="single" w:sz="6" w:space="2" w:color="888888"/>
+          <w:bottom w:val="single" w:sz="6" w:space="2" w:color="888888"/>
+          <w:right w:val="single" w:sz="6" w:space="2" w:color="888888"/>
+        </w:pBdr>
+        <w:shd w:val="clear" w:color="auto" w:fill="FEFEFE"/>
+        <w:tabs>
+          <w:tab w:val="left" w:pos="916"/>
+          <w:tab w:val="left" w:pos="1832"/>
+          <w:tab w:val="left" w:pos="2748"/>
+          <w:tab w:val="left" w:pos="3664"/>
+          <w:tab w:val="left" w:pos="4580"/>
+          <w:tab w:val="left" w:pos="5496"/>
+          <w:tab w:val="left" w:pos="6412"/>
+          <w:tab w:val="left" w:pos="7328"/>
+          <w:tab w:val="left" w:pos="8244"/>
+          <w:tab w:val="left" w:pos="9160"/>
+          <w:tab w:val="left" w:pos="10076"/>
+          <w:tab w:val="left" w:pos="10992"/>
+          <w:tab w:val="left" w:pos="11908"/>
+          <w:tab w:val="left" w:pos="12824"/>
+          <w:tab w:val="left" w:pos="13740"/>
+          <w:tab w:val="left" w:pos="14656"/>
+        </w:tabs>
+        <w:spacing w:before="0" w:beforeAutospacing="0" w:after="0" w:afterAutospacing="0"/>
+        <w:divId w:val="848914057"/>
+        <w:rPr>
+          <w:rFonts w:ascii="Consolas" w:hAnsi="Consolas" w:cs="Courier New"/>
+          <w:color w:val="545454"/>
+          <w:sz w:val="18"/>
+          <w:szCs w:val="18"/>
+        </w:rPr>
+      </w:pPr>
+      <w:r>
+        <w:rPr>
+          <w:rFonts w:ascii="Consolas" w:hAnsi="Consolas" w:cs="Courier New"/>
+          <w:color w:val="545454"/>
+          <w:sz w:val="18"/>
+          <w:szCs w:val="18"/>
+        </w:rPr>
+        <w:t xml:space="preserve">C:\Program </w:t>
+      </w:r>
+      <w:r>
+        <w:rPr>
+          <w:rFonts w:ascii="Consolas" w:hAnsi="Consolas" w:cs="Courier New"/>
+          <w:color w:val="007FAA"/>
+          <w:sz w:val="18"/>
+          <w:szCs w:val="18"/>
+        </w:rPr>
+        <w:t>Files</w:t>
+      </w:r>
+      <w:r>
+        <w:rPr>
+          <w:rFonts w:ascii="Consolas" w:hAnsi="Consolas" w:cs="Courier New"/>
+          <w:color w:val="545454"/>
+          <w:sz w:val="18"/>
+          <w:szCs w:val="18"/>
+        </w:rPr>
+        <w:t xml:space="preserve">\Cloudbase </w:t>
+      </w:r>
+      <w:r>
+        <w:rPr>
+          <w:rFonts w:ascii="Consolas" w:hAnsi="Consolas" w:cs="Courier New"/>
+          <w:color w:val="007FAA"/>
+          <w:sz w:val="18"/>
+          <w:szCs w:val="18"/>
+        </w:rPr>
+        <w:t>Solutions</w:t>
+      </w:r>
+      <w:r>
+        <w:rPr>
+          <w:rFonts w:ascii="Consolas" w:hAnsi="Consolas" w:cs="Courier New"/>
+          <w:color w:val="545454"/>
+          <w:sz w:val="18"/>
+          <w:szCs w:val="18"/>
+        </w:rPr>
+        <w:t>\Cloudbase-</w:t>
+      </w:r>
+      <w:r>
+        <w:rPr>
+          <w:rFonts w:ascii="Consolas" w:hAnsi="Consolas" w:cs="Courier New"/>
+          <w:color w:val="007FAA"/>
+          <w:sz w:val="18"/>
+          <w:szCs w:val="18"/>
+        </w:rPr>
+        <w:t>Init</w:t>
+      </w:r>
+      <w:r>
+        <w:rPr>
+          <w:rFonts w:ascii="Consolas" w:hAnsi="Consolas" w:cs="Courier New"/>
+          <w:color w:val="545454"/>
+          <w:sz w:val="18"/>
+          <w:szCs w:val="18"/>
+        </w:rPr>
+        <w:t>\conf\cloudbase-init.conf</w:t>
+      </w:r>
+    </w:p>
+    <w:p>
+      <w:pPr>
+        <w:pStyle w:val="BITTextkrper"/>
+        <w:divId w:val="684481710"/>
+      </w:pPr>
+      <w:r>
+        <w:t>Vous retrouverez le fichier dans les annexes.</w:t>
+      </w:r>
+    </w:p>
+    <w:p>
+      <w:pPr>
+        <w:pStyle w:val="BITTextkrper"/>
+        <w:divId w:val="684481710"/>
+      </w:pPr>
+      <w:r>
+        <w:t>Ensuite, créer le unattend.xml dans le dossier sysprep :</w:t>
+      </w:r>
+    </w:p>
+    <w:p>
+      <w:pPr>
+        <w:pStyle w:val="NormalWeb"/>
+        <w:pBdr>
+          <w:top w:val="single" w:sz="6" w:space="2" w:color="888888"/>
+          <w:left w:val="single" w:sz="6" w:space="2" w:color="888888"/>
+          <w:bottom w:val="single" w:sz="6" w:space="2" w:color="888888"/>
+          <w:right w:val="single" w:sz="6" w:space="2" w:color="888888"/>
+        </w:pBdr>
+        <w:shd w:val="clear" w:color="auto" w:fill="FEFEFE"/>
+        <w:tabs>
+          <w:tab w:val="left" w:pos="916"/>
+          <w:tab w:val="left" w:pos="1832"/>
+          <w:tab w:val="left" w:pos="2748"/>
+          <w:tab w:val="left" w:pos="3664"/>
+          <w:tab w:val="left" w:pos="4580"/>
+          <w:tab w:val="left" w:pos="5496"/>
+          <w:tab w:val="left" w:pos="6412"/>
+          <w:tab w:val="left" w:pos="7328"/>
+          <w:tab w:val="left" w:pos="8244"/>
+          <w:tab w:val="left" w:pos="9160"/>
+          <w:tab w:val="left" w:pos="10076"/>
+          <w:tab w:val="left" w:pos="10992"/>
+          <w:tab w:val="left" w:pos="11908"/>
+          <w:tab w:val="left" w:pos="12824"/>
+          <w:tab w:val="left" w:pos="13740"/>
+          <w:tab w:val="left" w:pos="14656"/>
+        </w:tabs>
+        <w:spacing w:before="0" w:beforeAutospacing="0" w:after="0" w:afterAutospacing="0"/>
+        <w:divId w:val="1257444993"/>
+        <w:rPr>
+          <w:rFonts w:ascii="Consolas" w:hAnsi="Consolas" w:cs="Courier New"/>
+          <w:color w:val="545454"/>
+          <w:sz w:val="18"/>
+          <w:szCs w:val="18"/>
+          <w:lang w:val="en-GB"/>
+        </w:rPr>
+      </w:pPr>
+      <w:r>
+        <w:rPr>
+          <w:rFonts w:ascii="Consolas" w:hAnsi="Consolas" w:cs="Courier New"/>
+          <w:color w:val="545454"/>
+          <w:sz w:val="18"/>
+          <w:szCs w:val="18"/>
+          <w:lang w:val="en-GB"/>
+        </w:rPr>
+        <w:t>C:\Windows\System32\Sysprep\unattend.xml </w:t>
+      </w:r>
+    </w:p>
+    <w:p>
+      <w:pPr>
+        <w:pStyle w:val="BITTextkrper"/>
+        <w:divId w:val="1257444993"/>
+      </w:pPr>
+      <w:r>
+        <w:t xml:space="preserve">Vous retrouverez le fichier </w:t>
+      </w:r>
+      <w:r>
+        <w:t>unattend.xml dans les annexes.</w:t>
+      </w:r>
+    </w:p>
+    <w:p>
+      <w:pPr>
+        <w:pStyle w:val="BITTextkrper"/>
+        <w:divId w:val="1257444993"/>
+      </w:pPr>
+      <w:r>
+        <w:t>Finalement, lancer sysprep :</w:t>
+      </w:r>
+    </w:p>
+    <w:p>
+      <w:pPr>
+        <w:pStyle w:val="NormalWeb"/>
+        <w:pBdr>
+          <w:top w:val="single" w:sz="6" w:space="2" w:color="888888"/>
+          <w:left w:val="single" w:sz="6" w:space="2" w:color="888888"/>
+          <w:bottom w:val="single" w:sz="6" w:space="2" w:color="888888"/>
+          <w:right w:val="single" w:sz="6" w:space="2" w:color="888888"/>
+        </w:pBdr>
+        <w:shd w:val="clear" w:color="auto" w:fill="FEFEFE"/>
+        <w:tabs>
+          <w:tab w:val="left" w:pos="916"/>
+          <w:tab w:val="left" w:pos="1832"/>
+          <w:tab w:val="left" w:pos="2748"/>
+          <w:tab w:val="left" w:pos="3664"/>
+          <w:tab w:val="left" w:pos="4580"/>
+          <w:tab w:val="left" w:pos="5496"/>
+          <w:tab w:val="left" w:pos="6412"/>
+          <w:tab w:val="left" w:pos="7328"/>
+          <w:tab w:val="left" w:pos="8244"/>
+          <w:tab w:val="left" w:pos="9160"/>
+          <w:tab w:val="left" w:pos="10076"/>
+          <w:tab w:val="left" w:pos="10992"/>
+          <w:tab w:val="left" w:pos="11908"/>
+          <w:tab w:val="left" w:pos="12824"/>
+          <w:tab w:val="left" w:pos="13740"/>
+          <w:tab w:val="left" w:pos="14656"/>
+        </w:tabs>
+        <w:spacing w:before="0" w:beforeAutospacing="0" w:after="0" w:afterAutospacing="0"/>
+        <w:divId w:val="625965064"/>
+        <w:rPr>
+          <w:rFonts w:ascii="Consolas" w:hAnsi="Consolas" w:cs="Courier New"/>
+          <w:color w:val="545454"/>
+          <w:sz w:val="18"/>
+          <w:szCs w:val="18"/>
+          <w:lang w:val="en-GB"/>
+        </w:rPr>
+      </w:pPr>
+      <w:r>
+        <w:rPr>
+          <w:rFonts w:ascii="Consolas" w:hAnsi="Consolas" w:cs="Courier New"/>
+          <w:color w:val="545454"/>
+          <w:sz w:val="18"/>
+          <w:szCs w:val="18"/>
+          <w:lang w:val="en-GB"/>
+        </w:rPr>
+        <w:t>C:\Windows\System32\Sysprep\Sysprep.exe /generalize /oobe /shutdown /unattend:C:\Windows\System32\Sysprep\unattend.xml</w:t>
+      </w:r>
+    </w:p>
+    <w:p>
+      <w:pPr>
+        <w:pStyle w:val="BITTextkrper"/>
+        <w:divId w:val="625965064"/>
+      </w:pPr>
+      <w:r>
+        <w:lastRenderedPageBreak/>
+        <w:t> Une fois ceci fait, l</w:t>
+      </w:r>
+      <w:r>
+        <w:t>a VM va s’éteindre et on peut passer à la préparation des templates</w:t>
+      </w:r>
+    </w:p>
+    <w:p>
+      <w:pPr>
+        <w:pStyle w:val="Titre3"/>
+        <w:divId w:val="684481710"/>
+      </w:pPr>
+      <w:r>
+        <w:t>Préparation des templates</w:t>
+      </w:r>
+    </w:p>
+    <w:p>
+      <w:pPr>
+        <w:pStyle w:val="BITTextkrper"/>
+        <w:divId w:val="684481710"/>
+      </w:pPr>
+      <w:r>
+        <w:t>Faire un template d’une VM n’est pas bien compliqué, il faut retirer les deux ISO (Driver et Win2025)</w:t>
+      </w:r>
+      <w:r>
+        <w:t xml:space="preserve"> ainsi que les snapshots</w:t>
+      </w:r>
+      <w:r>
+        <w:t>, puis lancer la création du template :</w:t>
+      </w:r>
+    </w:p>
+    <w:p>
+      <w:pPr>
+        <w:pStyle w:val="NormalWeb"/>
+        <w:pBdr>
+          <w:top w:val="single" w:sz="6" w:space="2" w:color="888888"/>
+          <w:left w:val="single" w:sz="6" w:space="2" w:color="888888"/>
+          <w:bottom w:val="single" w:sz="6" w:space="2" w:color="888888"/>
+          <w:right w:val="single" w:sz="6" w:space="2" w:color="888888"/>
+        </w:pBdr>
+        <w:shd w:val="clear" w:color="auto" w:fill="FEFEFE"/>
+        <w:tabs>
+          <w:tab w:val="left" w:pos="916"/>
+          <w:tab w:val="left" w:pos="1832"/>
+          <w:tab w:val="left" w:pos="2748"/>
+          <w:tab w:val="left" w:pos="3664"/>
+          <w:tab w:val="left" w:pos="4580"/>
+          <w:tab w:val="left" w:pos="5496"/>
+          <w:tab w:val="left" w:pos="6412"/>
+          <w:tab w:val="left" w:pos="7328"/>
+          <w:tab w:val="left" w:pos="8244"/>
+          <w:tab w:val="left" w:pos="9160"/>
+          <w:tab w:val="left" w:pos="10076"/>
+          <w:tab w:val="left" w:pos="10992"/>
+          <w:tab w:val="left" w:pos="11908"/>
+          <w:tab w:val="left" w:pos="12824"/>
+          <w:tab w:val="left" w:pos="13740"/>
+          <w:tab w:val="left" w:pos="14656"/>
+        </w:tabs>
+        <w:spacing w:before="0" w:beforeAutospacing="0" w:after="0" w:afterAutospacing="0"/>
+        <w:divId w:val="1353803859"/>
+        <w:rPr>
+          <w:rFonts w:ascii="Consolas" w:hAnsi="Consolas" w:cs="Courier New"/>
+          <w:color w:val="545454"/>
+          <w:sz w:val="18"/>
+          <w:szCs w:val="18"/>
+          <w:highlight w:val="white"/>
+          <w:lang w:val="en-GB"/>
+        </w:rPr>
+      </w:pPr>
+      <w:bookmarkStart w:id="51" w:name="_Toc230015013"/>
+      <w:r>
+        <w:rPr>
+          <w:rFonts w:ascii="Consolas" w:hAnsi="Consolas" w:cs="Courier New"/>
+          <w:color w:val="545454"/>
+          <w:sz w:val="18"/>
+          <w:szCs w:val="18"/>
+          <w:highlight w:val="white"/>
+          <w:lang w:val="en-GB"/>
+        </w:rPr>
+        <w:t xml:space="preserve">qm </w:t>
+      </w:r>
+      <w:r>
+        <w:rPr>
+          <w:rFonts w:ascii="Consolas" w:hAnsi="Consolas" w:cs="Courier New"/>
+          <w:b/>
+          <w:bCs/>
+          <w:color w:val="7928A1"/>
+          <w:sz w:val="18"/>
+          <w:szCs w:val="18"/>
+          <w:highlight w:val="white"/>
+          <w:lang w:val="en-GB"/>
+        </w:rPr>
+        <w:t>set</w:t>
+      </w:r>
+      <w:r>
+        <w:rPr>
+          <w:rFonts w:ascii="Consolas" w:hAnsi="Consolas" w:cs="Courier New"/>
+          <w:color w:val="545454"/>
+          <w:sz w:val="18"/>
+          <w:szCs w:val="18"/>
+          <w:highlight w:val="white"/>
+          <w:lang w:val="en-GB"/>
+        </w:rPr>
+        <w:t xml:space="preserve"> </w:t>
+      </w:r>
+      <w:r>
+        <w:rPr>
+          <w:rFonts w:ascii="Consolas" w:hAnsi="Consolas" w:cs="Courier New"/>
+          <w:color w:val="008000"/>
+          <w:sz w:val="18"/>
+          <w:szCs w:val="18"/>
+          <w:highlight w:val="white"/>
+          <w:lang w:val="en-GB"/>
+        </w:rPr>
+        <w:t>101</w:t>
+      </w:r>
+      <w:r>
+        <w:rPr>
+          <w:rFonts w:ascii="Consolas" w:hAnsi="Consolas" w:cs="Courier New"/>
+          <w:color w:val="545454"/>
+          <w:sz w:val="18"/>
+          <w:szCs w:val="18"/>
+          <w:highlight w:val="white"/>
+          <w:lang w:val="en-GB"/>
+        </w:rPr>
+        <w:t xml:space="preserve"> --ide0 none</w:t>
+      </w:r>
+    </w:p>
+    <w:p>
+      <w:pPr>
+        <w:pStyle w:val="NormalWeb"/>
+        <w:pBdr>
+          <w:top w:val="single" w:sz="6" w:space="2" w:color="888888"/>
+          <w:left w:val="single" w:sz="6" w:space="2" w:color="888888"/>
+          <w:bottom w:val="single" w:sz="6" w:space="2" w:color="888888"/>
+          <w:right w:val="single" w:sz="6" w:space="2" w:color="888888"/>
+        </w:pBdr>
+        <w:shd w:val="clear" w:color="auto" w:fill="FEFEFE"/>
+        <w:tabs>
+          <w:tab w:val="left" w:pos="916"/>
+          <w:tab w:val="left" w:pos="1832"/>
+          <w:tab w:val="left" w:pos="2748"/>
+          <w:tab w:val="left" w:pos="3664"/>
+          <w:tab w:val="left" w:pos="4580"/>
+          <w:tab w:val="left" w:pos="5496"/>
+          <w:tab w:val="left" w:pos="6412"/>
+          <w:tab w:val="left" w:pos="7328"/>
+          <w:tab w:val="left" w:pos="8244"/>
+          <w:tab w:val="left" w:pos="9160"/>
+          <w:tab w:val="left" w:pos="10076"/>
+          <w:tab w:val="left" w:pos="10992"/>
+          <w:tab w:val="left" w:pos="11908"/>
+          <w:tab w:val="left" w:pos="12824"/>
+          <w:tab w:val="left" w:pos="13740"/>
+          <w:tab w:val="left" w:pos="14656"/>
+        </w:tabs>
+        <w:spacing w:before="0" w:beforeAutospacing="0" w:after="0" w:afterAutospacing="0"/>
+        <w:divId w:val="1353803859"/>
+        <w:rPr>
+          <w:rFonts w:ascii="Consolas" w:hAnsi="Consolas" w:cs="Courier New"/>
+          <w:color w:val="545454"/>
+          <w:sz w:val="18"/>
+          <w:szCs w:val="18"/>
+          <w:highlight w:val="white"/>
+          <w:lang w:val="en-GB"/>
+        </w:rPr>
+      </w:pPr>
+      <w:r>
+        <w:rPr>
+          <w:rFonts w:ascii="Consolas" w:hAnsi="Consolas" w:cs="Courier New"/>
+          <w:color w:val="545454"/>
+          <w:sz w:val="18"/>
+          <w:szCs w:val="18"/>
+          <w:highlight w:val="white"/>
+          <w:lang w:val="en-GB"/>
+        </w:rPr>
+        <w:t xml:space="preserve">qm </w:t>
+      </w:r>
+      <w:r>
+        <w:rPr>
+          <w:rFonts w:ascii="Consolas" w:hAnsi="Consolas" w:cs="Courier New"/>
+          <w:b/>
+          <w:bCs/>
+          <w:color w:val="7928A1"/>
+          <w:sz w:val="18"/>
+          <w:szCs w:val="18"/>
+          <w:highlight w:val="white"/>
+          <w:lang w:val="en-GB"/>
+        </w:rPr>
+        <w:t>set</w:t>
+      </w:r>
+      <w:r>
+        <w:rPr>
+          <w:rFonts w:ascii="Consolas" w:hAnsi="Consolas" w:cs="Courier New"/>
+          <w:color w:val="545454"/>
+          <w:sz w:val="18"/>
+          <w:szCs w:val="18"/>
+          <w:highlight w:val="white"/>
+          <w:lang w:val="en-GB"/>
+        </w:rPr>
+        <w:t xml:space="preserve"> </w:t>
+      </w:r>
+      <w:r>
+        <w:rPr>
+          <w:rFonts w:ascii="Consolas" w:hAnsi="Consolas" w:cs="Courier New"/>
+          <w:color w:val="008000"/>
+          <w:sz w:val="18"/>
+          <w:szCs w:val="18"/>
+          <w:highlight w:val="white"/>
+          <w:lang w:val="en-GB"/>
+        </w:rPr>
+        <w:t>101</w:t>
+      </w:r>
+      <w:r>
+        <w:rPr>
+          <w:rFonts w:ascii="Consolas" w:hAnsi="Consolas" w:cs="Courier New"/>
+          <w:color w:val="545454"/>
+          <w:sz w:val="18"/>
+          <w:szCs w:val="18"/>
+          <w:highlight w:val="white"/>
+          <w:lang w:val="en-GB"/>
+        </w:rPr>
+        <w:t xml:space="preserve"> --ide2 none</w:t>
+      </w:r>
+    </w:p>
+    <w:p>
+      <w:pPr>
+        <w:pStyle w:val="NormalWeb"/>
+        <w:pBdr>
+          <w:top w:val="single" w:sz="6" w:space="2" w:color="888888"/>
+          <w:left w:val="single" w:sz="6" w:space="2" w:color="888888"/>
+          <w:bottom w:val="single" w:sz="6" w:space="2" w:color="888888"/>
+          <w:right w:val="single" w:sz="6" w:space="2" w:color="888888"/>
+        </w:pBdr>
+        <w:shd w:val="clear" w:color="auto" w:fill="FEFEFE"/>
+        <w:tabs>
+          <w:tab w:val="left" w:pos="916"/>
+          <w:tab w:val="left" w:pos="1832"/>
+          <w:tab w:val="left" w:pos="2748"/>
+          <w:tab w:val="left" w:pos="3664"/>
+          <w:tab w:val="left" w:pos="4580"/>
+          <w:tab w:val="left" w:pos="5496"/>
+          <w:tab w:val="left" w:pos="6412"/>
+          <w:tab w:val="left" w:pos="7328"/>
+          <w:tab w:val="left" w:pos="8244"/>
+          <w:tab w:val="left" w:pos="9160"/>
+          <w:tab w:val="left" w:pos="10076"/>
+          <w:tab w:val="left" w:pos="10992"/>
+          <w:tab w:val="left" w:pos="11908"/>
+          <w:tab w:val="left" w:pos="12824"/>
+          <w:tab w:val="left" w:pos="13740"/>
+          <w:tab w:val="left" w:pos="14656"/>
+        </w:tabs>
+        <w:spacing w:before="0" w:beforeAutospacing="0" w:after="0" w:afterAutospacing="0"/>
+        <w:divId w:val="1353803859"/>
+        <w:rPr>
+          <w:rFonts w:ascii="Consolas" w:hAnsi="Consolas" w:cs="Courier New"/>
+          <w:color w:val="545454"/>
+          <w:sz w:val="18"/>
+          <w:szCs w:val="18"/>
+          <w:highlight w:val="white"/>
+          <w:lang w:val="en-GB"/>
+        </w:rPr>
+      </w:pPr>
+      <w:r>
+        <w:rPr>
+          <w:rFonts w:ascii="Consolas" w:hAnsi="Consolas" w:cs="Courier New"/>
+          <w:color w:val="545454"/>
+          <w:sz w:val="18"/>
+          <w:szCs w:val="18"/>
+          <w:highlight w:val="white"/>
+          <w:lang w:val="en-GB"/>
+        </w:rPr>
+        <w:t>qm listsnapshot 101</w:t>
+      </w:r>
+    </w:p>
+    <w:p>
+      <w:pPr>
+        <w:pStyle w:val="NormalWeb"/>
+        <w:pBdr>
+          <w:top w:val="single" w:sz="6" w:space="2" w:color="888888"/>
+          <w:left w:val="single" w:sz="6" w:space="2" w:color="888888"/>
+          <w:bottom w:val="single" w:sz="6" w:space="2" w:color="888888"/>
+          <w:right w:val="single" w:sz="6" w:space="2" w:color="888888"/>
+        </w:pBdr>
+        <w:shd w:val="clear" w:color="auto" w:fill="FEFEFE"/>
+        <w:tabs>
+          <w:tab w:val="left" w:pos="916"/>
+          <w:tab w:val="left" w:pos="1832"/>
+          <w:tab w:val="left" w:pos="2748"/>
+          <w:tab w:val="left" w:pos="3664"/>
+          <w:tab w:val="left" w:pos="4580"/>
+          <w:tab w:val="left" w:pos="5496"/>
+          <w:tab w:val="left" w:pos="6412"/>
+          <w:tab w:val="left" w:pos="7328"/>
+          <w:tab w:val="left" w:pos="8244"/>
+          <w:tab w:val="left" w:pos="9160"/>
+          <w:tab w:val="left" w:pos="10076"/>
+          <w:tab w:val="left" w:pos="10992"/>
+          <w:tab w:val="left" w:pos="11908"/>
+          <w:tab w:val="left" w:pos="12824"/>
+          <w:tab w:val="left" w:pos="13740"/>
+          <w:tab w:val="left" w:pos="14656"/>
+        </w:tabs>
+        <w:spacing w:before="0" w:beforeAutospacing="0" w:after="0" w:afterAutospacing="0"/>
+        <w:divId w:val="1353803859"/>
+        <w:rPr>
+          <w:rFonts w:ascii="Consolas" w:hAnsi="Consolas" w:cs="Courier New"/>
+          <w:color w:val="545454"/>
+          <w:sz w:val="18"/>
+          <w:szCs w:val="18"/>
+          <w:highlight w:val="white"/>
+          <w:lang w:val="en-GB"/>
+        </w:rPr>
+      </w:pPr>
+      <w:r>
+        <w:rPr>
+          <w:rFonts w:ascii="Consolas" w:hAnsi="Consolas" w:cs="Courier New"/>
+          <w:color w:val="545454"/>
+          <w:sz w:val="18"/>
+          <w:szCs w:val="18"/>
+          <w:highlight w:val="white"/>
+          <w:lang w:val="en-GB"/>
+        </w:rPr>
+        <w:t>qm delsnapshot 101 &lt;snapshot_name&gt;</w:t>
+      </w:r>
+    </w:p>
+    <w:p>
+      <w:pPr>
+        <w:pStyle w:val="NormalWeb"/>
+        <w:pBdr>
+          <w:top w:val="single" w:sz="6" w:space="2" w:color="888888"/>
+          <w:left w:val="single" w:sz="6" w:space="2" w:color="888888"/>
+          <w:bottom w:val="single" w:sz="6" w:space="2" w:color="888888"/>
+          <w:right w:val="single" w:sz="6" w:space="2" w:color="888888"/>
+        </w:pBdr>
+        <w:shd w:val="clear" w:color="auto" w:fill="FEFEFE"/>
+        <w:tabs>
+          <w:tab w:val="left" w:pos="916"/>
+          <w:tab w:val="left" w:pos="1832"/>
+          <w:tab w:val="left" w:pos="2748"/>
+          <w:tab w:val="left" w:pos="3664"/>
+          <w:tab w:val="left" w:pos="4580"/>
+          <w:tab w:val="left" w:pos="5496"/>
+          <w:tab w:val="left" w:pos="6412"/>
+          <w:tab w:val="left" w:pos="7328"/>
+          <w:tab w:val="left" w:pos="8244"/>
+          <w:tab w:val="left" w:pos="9160"/>
+          <w:tab w:val="left" w:pos="10076"/>
+          <w:tab w:val="left" w:pos="10992"/>
+          <w:tab w:val="left" w:pos="11908"/>
+          <w:tab w:val="left" w:pos="12824"/>
+          <w:tab w:val="left" w:pos="13740"/>
+          <w:tab w:val="left" w:pos="14656"/>
+        </w:tabs>
+        <w:spacing w:before="0" w:beforeAutospacing="0" w:after="0" w:afterAutospacing="0"/>
+        <w:divId w:val="1353803859"/>
+        <w:rPr>
+          <w:rFonts w:ascii="Consolas" w:hAnsi="Consolas" w:cs="Courier New"/>
+          <w:color w:val="008000"/>
+          <w:sz w:val="18"/>
+          <w:szCs w:val="18"/>
+          <w:highlight w:val="white"/>
+        </w:rPr>
+      </w:pPr>
+      <w:r>
+        <w:rPr>
+          <w:rFonts w:ascii="Consolas" w:hAnsi="Consolas" w:cs="Courier New"/>
+          <w:color w:val="545454"/>
+          <w:sz w:val="18"/>
+          <w:szCs w:val="18"/>
+          <w:highlight w:val="white"/>
+        </w:rPr>
+        <w:t xml:space="preserve">qm </w:t>
+      </w:r>
+      <w:r>
+        <w:rPr>
+          <w:rFonts w:ascii="Consolas" w:hAnsi="Consolas" w:cs="Courier New"/>
+          <w:b/>
+          <w:bCs/>
+          <w:color w:val="7928A1"/>
+          <w:sz w:val="18"/>
+          <w:szCs w:val="18"/>
+          <w:highlight w:val="white"/>
+        </w:rPr>
+        <w:t>template</w:t>
+      </w:r>
+      <w:r>
+        <w:rPr>
+          <w:rFonts w:ascii="Consolas" w:hAnsi="Consolas" w:cs="Courier New"/>
+          <w:color w:val="545454"/>
+          <w:sz w:val="18"/>
+          <w:szCs w:val="18"/>
+          <w:highlight w:val="white"/>
+        </w:rPr>
+        <w:t xml:space="preserve"> </w:t>
+      </w:r>
+      <w:r>
+        <w:rPr>
+          <w:rFonts w:ascii="Consolas" w:hAnsi="Consolas" w:cs="Courier New"/>
+          <w:color w:val="008000"/>
+          <w:sz w:val="18"/>
+          <w:szCs w:val="18"/>
+          <w:highlight w:val="white"/>
+        </w:rPr>
+        <w:t>101</w:t>
+      </w:r>
+    </w:p>
+    <w:p>
+      <w:pPr>
+        <w:pStyle w:val="BITTextkrper"/>
+        <w:divId w:val="1353803859"/>
+        <w:rPr>
+          <w:highlight w:val="white"/>
+        </w:rPr>
       </w:pPr>
     </w:p>
     <w:p>
@@ -18565,15 +21636,15 @@
         </w:rPr>
         <w:t>est</w:t>
       </w:r>
-      <w:bookmarkEnd w:id="48"/>
       <w:bookmarkEnd w:id="49"/>
+      <w:bookmarkEnd w:id="50"/>
       <w:r>
         <w:rPr>
           <w:lang w:val="fr-CH"/>
         </w:rPr>
         <w:t>s</w:t>
       </w:r>
-      <w:bookmarkEnd w:id="50"/>
+      <w:bookmarkEnd w:id="51"/>
     </w:p>
     <w:p>
       <w:pPr>
@@ -18583,13 +21654,13 @@
           <w:numId w:val="16"/>
         </w:numPr>
       </w:pPr>
-      <w:bookmarkStart w:id="51" w:name="_Toc250790993"/>
-      <w:bookmarkStart w:id="52" w:name="_Toc229986264"/>
+      <w:bookmarkStart w:id="52" w:name="_Toc250790993"/>
+      <w:bookmarkStart w:id="53" w:name="_Toc230015014"/>
       <w:r>
         <w:t>Procédure de test</w:t>
       </w:r>
-      <w:bookmarkEnd w:id="51"/>
       <w:bookmarkEnd w:id="52"/>
+      <w:bookmarkEnd w:id="53"/>
     </w:p>
     <w:p>
       <w:pPr>
@@ -18615,8 +21686,8 @@
           <w:numId w:val="16"/>
         </w:numPr>
       </w:pPr>
-      <w:bookmarkStart w:id="53" w:name="_Toc250790994"/>
-      <w:bookmarkStart w:id="54" w:name="_Toc229986265"/>
+      <w:bookmarkStart w:id="54" w:name="_Toc250790994"/>
+      <w:bookmarkStart w:id="55" w:name="_Toc230015015"/>
       <w:r>
         <w:t>Protocol</w:t>
       </w:r>
@@ -18626,8 +21697,8 @@
       <w:r>
         <w:t xml:space="preserve"> de test</w:t>
       </w:r>
-      <w:bookmarkEnd w:id="53"/>
       <w:bookmarkEnd w:id="54"/>
+      <w:bookmarkEnd w:id="55"/>
     </w:p>
     <w:tbl>
       <w:tblPr>
@@ -18874,13 +21945,13 @@
           <w:numId w:val="16"/>
         </w:numPr>
       </w:pPr>
-      <w:bookmarkStart w:id="55" w:name="_Toc250790995"/>
-      <w:bookmarkStart w:id="56" w:name="_Toc229986266"/>
+      <w:bookmarkStart w:id="56" w:name="_Toc250790995"/>
+      <w:bookmarkStart w:id="57" w:name="_Toc230015016"/>
       <w:r>
         <w:t>Signature du protocole de test</w:t>
       </w:r>
-      <w:bookmarkEnd w:id="55"/>
       <w:bookmarkEnd w:id="56"/>
+      <w:bookmarkEnd w:id="57"/>
     </w:p>
     <w:tbl>
       <w:tblPr>
@@ -19025,8 +22096,8 @@
           <w:lang w:val="fr-CH"/>
         </w:rPr>
       </w:pPr>
-      <w:bookmarkStart w:id="57" w:name="_Toc250790996"/>
-      <w:bookmarkStart w:id="58" w:name="_Toc229986267"/>
+      <w:bookmarkStart w:id="58" w:name="_Toc250790996"/>
+      <w:bookmarkStart w:id="59" w:name="_Toc230015017"/>
       <w:r>
         <w:rPr>
           <w:lang w:val="fr-CH"/>
@@ -19034,17 +22105,17 @@
         <w:lastRenderedPageBreak/>
         <w:t>Problèmes rencontrés</w:t>
       </w:r>
-      <w:bookmarkEnd w:id="58"/>
+      <w:bookmarkEnd w:id="59"/>
     </w:p>
     <w:p>
       <w:pPr>
         <w:pStyle w:val="Titre2"/>
       </w:pPr>
-      <w:bookmarkStart w:id="59" w:name="_Toc229986268"/>
+      <w:bookmarkStart w:id="60" w:name="_Toc230015018"/>
       <w:r>
         <w:t>Installation de l’OS</w:t>
       </w:r>
-      <w:bookmarkEnd w:id="59"/>
+      <w:bookmarkEnd w:id="60"/>
     </w:p>
     <w:p>
       <w:pPr>
@@ -19129,11 +22200,11 @@
       <w:pPr>
         <w:pStyle w:val="Titre2"/>
       </w:pPr>
-      <w:bookmarkStart w:id="60" w:name="_Toc229986269"/>
+      <w:bookmarkStart w:id="61" w:name="_Toc230015019"/>
       <w:r>
         <w:t>Configuration du cluster</w:t>
       </w:r>
-      <w:bookmarkEnd w:id="60"/>
+      <w:bookmarkEnd w:id="61"/>
     </w:p>
     <w:p>
       <w:pPr>
@@ -19281,7 +22352,7 @@
           <w:lang w:val="fr-CH"/>
         </w:rPr>
       </w:pPr>
-      <w:bookmarkStart w:id="61" w:name="_Toc229986270"/>
+      <w:bookmarkStart w:id="62" w:name="_Toc230015020"/>
       <w:r>
         <w:rPr>
           <w:lang w:val="fr-CH"/>
@@ -19295,7 +22366,7 @@
         </w:rPr>
         <w:t xml:space="preserve"> et perspectives</w:t>
       </w:r>
-      <w:bookmarkEnd w:id="61"/>
+      <w:bookmarkEnd w:id="62"/>
     </w:p>
     <w:p>
       <w:pPr>
@@ -19306,11 +22377,11 @@
       <w:pPr>
         <w:pStyle w:val="Titre2"/>
       </w:pPr>
-      <w:bookmarkStart w:id="62" w:name="_Toc229986271"/>
+      <w:bookmarkStart w:id="63" w:name="_Toc230015021"/>
       <w:r>
         <w:t>Évaluation des objectifs</w:t>
       </w:r>
-      <w:bookmarkEnd w:id="62"/>
+      <w:bookmarkEnd w:id="63"/>
     </w:p>
     <w:p>
       <w:pPr>
@@ -19334,11 +22405,11 @@
       <w:pPr>
         <w:pStyle w:val="Titre2"/>
       </w:pPr>
-      <w:bookmarkStart w:id="63" w:name="_Toc229986272"/>
+      <w:bookmarkStart w:id="64" w:name="_Toc230015022"/>
       <w:r>
         <w:t>Améliorations possibles</w:t>
       </w:r>
-      <w:bookmarkEnd w:id="63"/>
+      <w:bookmarkEnd w:id="64"/>
     </w:p>
     <w:p>
       <w:pPr>
@@ -19618,11 +22689,11 @@
       <w:pPr>
         <w:pStyle w:val="Titre2"/>
       </w:pPr>
-      <w:bookmarkStart w:id="64" w:name="_Toc229986273"/>
+      <w:bookmarkStart w:id="65" w:name="_Toc230015023"/>
       <w:r>
         <w:t>Auto-évaluation</w:t>
       </w:r>
-      <w:bookmarkEnd w:id="64"/>
+      <w:bookmarkEnd w:id="65"/>
     </w:p>
     <w:p>
       <w:pPr>
@@ -19761,7 +22832,7 @@
           <w:lang w:val="fr-CH"/>
         </w:rPr>
       </w:pPr>
-      <w:bookmarkStart w:id="65" w:name="_Toc229986274"/>
+      <w:bookmarkStart w:id="66" w:name="_Toc230015024"/>
       <w:r>
         <w:rPr>
           <w:lang w:val="fr-CH"/>
@@ -19781,8 +22852,8 @@
         </w:rPr>
         <w:t>iste des sources et références</w:t>
       </w:r>
-      <w:bookmarkEnd w:id="57"/>
-      <w:bookmarkEnd w:id="65"/>
+      <w:bookmarkEnd w:id="58"/>
+      <w:bookmarkEnd w:id="66"/>
     </w:p>
     <w:sdt>
       <w:sdtPr>
@@ -19803,7 +22874,7 @@
             <w:autoSpaceDE w:val="0"/>
             <w:autoSpaceDN w:val="0"/>
             <w:ind w:hanging="480"/>
-            <w:divId w:val="1235311129"/>
+            <w:divId w:val="1996374518"/>
             <w:rPr>
               <w:rFonts w:cs="Arial"/>
               <w:color w:val="000000"/>
@@ -19838,7 +22909,7 @@
             <w:autoSpaceDE w:val="0"/>
             <w:autoSpaceDN w:val="0"/>
             <w:ind w:hanging="480"/>
-            <w:divId w:val="1384133656"/>
+            <w:divId w:val="1609855340"/>
             <w:rPr>
               <w:rFonts w:cs="Arial"/>
               <w:color w:val="000000"/>
@@ -19873,7 +22944,7 @@
             <w:autoSpaceDE w:val="0"/>
             <w:autoSpaceDN w:val="0"/>
             <w:ind w:hanging="480"/>
-            <w:divId w:val="2058310106"/>
+            <w:divId w:val="1871871799"/>
             <w:rPr>
               <w:rFonts w:cs="Arial"/>
               <w:color w:val="000000"/>
@@ -19912,7 +22983,74 @@
             <w:autoSpaceDE w:val="0"/>
             <w:autoSpaceDN w:val="0"/>
             <w:ind w:hanging="480"/>
-            <w:divId w:val="1059204338"/>
+            <w:divId w:val="663553168"/>
+            <w:rPr>
+              <w:rFonts w:cs="Arial"/>
+              <w:color w:val="000000"/>
+              <w:lang w:val="en-GB"/>
+            </w:rPr>
+          </w:pPr>
+          <w:r>
+            <w:rPr>
+              <w:rFonts w:cs="Arial"/>
+              <w:color w:val="000000"/>
+              <w:lang w:val="en-GB"/>
+            </w:rPr>
+            <w:t xml:space="preserve">Cloudbase Solutions Srl. (2019, January 1). </w:t>
+          </w:r>
+          <w:r>
+            <w:rPr>
+              <w:rFonts w:cs="Arial"/>
+              <w:i/>
+              <w:iCs/>
+              <w:color w:val="000000"/>
+              <w:lang w:val="en-GB"/>
+            </w:rPr>
+            <w:t>Welcome to cloudbase-init’s documentation!</w:t>
+          </w:r>
+          <w:r>
+            <w:rPr>
+              <w:rFonts w:cs="Arial"/>
+              <w:color w:val="000000"/>
+              <w:lang w:val="en-GB"/>
+            </w:rPr>
+            <w:t xml:space="preserve"> https://cloudbase-init.readthedocs.io/en/latest/index.html</w:t>
+          </w:r>
+        </w:p>
+        <w:p>
+          <w:pPr>
+            <w:autoSpaceDE w:val="0"/>
+            <w:autoSpaceDN w:val="0"/>
+            <w:ind w:hanging="480"/>
+            <w:divId w:val="526866488"/>
+            <w:rPr>
+              <w:rFonts w:cs="Arial"/>
+              <w:color w:val="000000"/>
+            </w:rPr>
+          </w:pPr>
+          <w:r>
+            <w:rPr>
+              <w:rFonts w:cs="Arial"/>
+              <w:i/>
+              <w:iCs/>
+              <w:color w:val="000000"/>
+            </w:rPr>
+            <w:t>Cloud-Init Support - Proxmox VE</w:t>
+          </w:r>
+          <w:r>
+            <w:rPr>
+              <w:rFonts w:cs="Arial"/>
+              <w:color w:val="000000"/>
+            </w:rPr>
+            <w:t>. (2025, November 19). https://pve.proxmox.com/wiki/Cloud-Init_Support</w:t>
+          </w:r>
+        </w:p>
+        <w:p>
+          <w:pPr>
+            <w:autoSpaceDE w:val="0"/>
+            <w:autoSpaceDN w:val="0"/>
+            <w:ind w:hanging="480"/>
+            <w:divId w:val="905922530"/>
             <w:rPr>
               <w:rFonts w:cs="Arial"/>
               <w:color w:val="000000"/>
@@ -19947,7 +23085,7 @@
             <w:autoSpaceDE w:val="0"/>
             <w:autoSpaceDN w:val="0"/>
             <w:ind w:hanging="480"/>
-            <w:divId w:val="1436755853"/>
+            <w:divId w:val="520509152"/>
             <w:rPr>
               <w:rFonts w:cs="Arial"/>
               <w:color w:val="000000"/>
@@ -19986,7 +23124,7 @@
             <w:autoSpaceDE w:val="0"/>
             <w:autoSpaceDN w:val="0"/>
             <w:ind w:hanging="480"/>
-            <w:divId w:val="1339190890"/>
+            <w:divId w:val="1196456564"/>
             <w:rPr>
               <w:rFonts w:cs="Arial"/>
               <w:color w:val="000000"/>
@@ -20041,7 +23179,7 @@
             <w:autoSpaceDE w:val="0"/>
             <w:autoSpaceDN w:val="0"/>
             <w:ind w:hanging="480"/>
-            <w:divId w:val="997347632"/>
+            <w:divId w:val="1429811537"/>
             <w:rPr>
               <w:rFonts w:cs="Arial"/>
               <w:color w:val="000000"/>
@@ -20080,7 +23218,7 @@
             <w:autoSpaceDE w:val="0"/>
             <w:autoSpaceDN w:val="0"/>
             <w:ind w:hanging="480"/>
-            <w:divId w:val="1152482505"/>
+            <w:divId w:val="382758471"/>
             <w:rPr>
               <w:rFonts w:cs="Arial"/>
               <w:color w:val="000000"/>
@@ -20119,7 +23257,7 @@
             <w:autoSpaceDE w:val="0"/>
             <w:autoSpaceDN w:val="0"/>
             <w:ind w:hanging="480"/>
-            <w:divId w:val="2062440627"/>
+            <w:divId w:val="1142382945"/>
             <w:rPr>
               <w:rFonts w:cs="Arial"/>
               <w:color w:val="000000"/>
@@ -20158,7 +23296,7 @@
             <w:autoSpaceDE w:val="0"/>
             <w:autoSpaceDN w:val="0"/>
             <w:ind w:hanging="480"/>
-            <w:divId w:val="391464993"/>
+            <w:divId w:val="1083994154"/>
             <w:rPr>
               <w:rFonts w:cs="Arial"/>
               <w:color w:val="000000"/>
@@ -20197,7 +23335,7 @@
             <w:autoSpaceDE w:val="0"/>
             <w:autoSpaceDN w:val="0"/>
             <w:ind w:hanging="480"/>
-            <w:divId w:val="944270153"/>
+            <w:divId w:val="903565917"/>
             <w:rPr>
               <w:rFonts w:cs="Arial"/>
               <w:color w:val="000000"/>
@@ -20236,7 +23374,7 @@
             <w:autoSpaceDE w:val="0"/>
             <w:autoSpaceDN w:val="0"/>
             <w:ind w:hanging="480"/>
-            <w:divId w:val="1569607967"/>
+            <w:divId w:val="1618751534"/>
             <w:rPr>
               <w:rFonts w:cs="Arial"/>
               <w:color w:val="000000"/>
@@ -20249,7 +23387,46 @@
               <w:color w:val="000000"/>
               <w:lang w:val="en-GB"/>
             </w:rPr>
-            <w:t xml:space="preserve">Proxmox. (2025d, December 12). </w:t>
+            <w:t xml:space="preserve">Proxmox. (2025d, November 27). </w:t>
+          </w:r>
+          <w:r>
+            <w:rPr>
+              <w:rFonts w:cs="Arial"/>
+              <w:i/>
+              <w:iCs/>
+              <w:color w:val="000000"/>
+              <w:lang w:val="en-GB"/>
+            </w:rPr>
+            <w:t>Qemu-guest-agent - Proxmox VE</w:t>
+          </w:r>
+          <w:r>
+            <w:rPr>
+              <w:rFonts w:cs="Arial"/>
+              <w:color w:val="000000"/>
+              <w:lang w:val="en-GB"/>
+            </w:rPr>
+            <w:t>. https://pve.proxmox.com/wiki/Qemu-guest-agent</w:t>
+          </w:r>
+        </w:p>
+        <w:p>
+          <w:pPr>
+            <w:autoSpaceDE w:val="0"/>
+            <w:autoSpaceDN w:val="0"/>
+            <w:ind w:hanging="480"/>
+            <w:divId w:val="899101168"/>
+            <w:rPr>
+              <w:rFonts w:cs="Arial"/>
+              <w:color w:val="000000"/>
+              <w:lang w:val="en-GB"/>
+            </w:rPr>
+          </w:pPr>
+          <w:r>
+            <w:rPr>
+              <w:rFonts w:cs="Arial"/>
+              <w:color w:val="000000"/>
+              <w:lang w:val="en-GB"/>
+            </w:rPr>
+            <w:t xml:space="preserve">Proxmox. (2025e, December 12). </w:t>
           </w:r>
           <w:r>
             <w:rPr>
@@ -20275,7 +23452,7 @@
             <w:autoSpaceDE w:val="0"/>
             <w:autoSpaceDN w:val="0"/>
             <w:ind w:hanging="480"/>
-            <w:divId w:val="957294063"/>
+            <w:divId w:val="1922833613"/>
             <w:rPr>
               <w:rFonts w:cs="Arial"/>
               <w:color w:val="000000"/>
@@ -20288,7 +23465,7 @@
               <w:color w:val="000000"/>
               <w:lang w:val="en-GB"/>
             </w:rPr>
-            <w:t xml:space="preserve">Proxmox. (2025e, December 12). </w:t>
+            <w:t xml:space="preserve">Proxmox. (2025f, December 12). </w:t>
           </w:r>
           <w:r>
             <w:rPr>
@@ -20314,7 +23491,7 @@
             <w:autoSpaceDE w:val="0"/>
             <w:autoSpaceDN w:val="0"/>
             <w:ind w:hanging="480"/>
-            <w:divId w:val="1797211360"/>
+            <w:divId w:val="362749022"/>
             <w:rPr>
               <w:rFonts w:cs="Arial"/>
               <w:color w:val="000000"/>
@@ -20349,7 +23526,7 @@
             <w:autoSpaceDE w:val="0"/>
             <w:autoSpaceDN w:val="0"/>
             <w:ind w:hanging="480"/>
-            <w:divId w:val="568003892"/>
+            <w:divId w:val="782193061"/>
             <w:rPr>
               <w:rFonts w:cs="Arial"/>
               <w:color w:val="000000"/>
@@ -20420,9 +23597,9 @@
           <w:lang w:val="fr-CH"/>
         </w:rPr>
       </w:pPr>
-      <w:bookmarkStart w:id="66" w:name="_Toc114965612"/>
-      <w:bookmarkStart w:id="67" w:name="_Toc250790997"/>
-      <w:bookmarkStart w:id="68" w:name="_Toc229986275"/>
+      <w:bookmarkStart w:id="67" w:name="_Toc114965612"/>
+      <w:bookmarkStart w:id="68" w:name="_Toc250790997"/>
+      <w:bookmarkStart w:id="69" w:name="_Toc230015025"/>
       <w:r>
         <w:rPr>
           <w:lang w:val="fr-CH"/>
@@ -20442,15 +23619,15 @@
         </w:rPr>
         <w:t>r</w:t>
       </w:r>
-      <w:bookmarkEnd w:id="66"/>
+      <w:bookmarkEnd w:id="67"/>
       <w:r>
         <w:rPr>
           <w:lang w:val="fr-CH"/>
         </w:rPr>
         <w:t>e</w:t>
       </w:r>
-      <w:bookmarkEnd w:id="67"/>
       <w:bookmarkEnd w:id="68"/>
+      <w:bookmarkEnd w:id="69"/>
       <w:r>
         <w:rPr>
           <w:lang w:val="fr-CH"/>
@@ -20679,8 +23856,8 @@
           <w:lang w:val="fr-CH"/>
         </w:rPr>
       </w:pPr>
-      <w:bookmarkStart w:id="69" w:name="_Toc250790998"/>
-      <w:bookmarkStart w:id="70" w:name="_Toc229986276"/>
+      <w:bookmarkStart w:id="70" w:name="_Toc250790998"/>
+      <w:bookmarkStart w:id="71" w:name="_Toc230015026"/>
       <w:r>
         <w:rPr>
           <w:lang w:val="fr-CH"/>
@@ -20688,8 +23865,8 @@
         <w:lastRenderedPageBreak/>
         <w:t>Signatures</w:t>
       </w:r>
-      <w:bookmarkEnd w:id="69"/>
       <w:bookmarkEnd w:id="70"/>
+      <w:bookmarkEnd w:id="71"/>
     </w:p>
     <w:p>
       <w:pPr>
@@ -20903,8 +24080,8 @@
           <w:lang w:val="fr-CH"/>
         </w:rPr>
       </w:pPr>
-      <w:bookmarkStart w:id="71" w:name="_Toc250790999"/>
-      <w:bookmarkStart w:id="72" w:name="_Toc229986277"/>
+      <w:bookmarkStart w:id="72" w:name="_Toc250790999"/>
+      <w:bookmarkStart w:id="73" w:name="_Toc230015027"/>
       <w:r>
         <w:rPr>
           <w:lang w:val="fr-CH"/>
@@ -20912,8 +24089,8 @@
         <w:lastRenderedPageBreak/>
         <w:t>Annexes</w:t>
       </w:r>
-      <w:bookmarkEnd w:id="71"/>
       <w:bookmarkEnd w:id="72"/>
+      <w:bookmarkEnd w:id="73"/>
     </w:p>
     <w:p>
       <w:pPr>
@@ -21418,7 +24595,7 @@
                   <w:fldChar w:fldCharType="separate"/>
                 </w:r>
                 <w:r>
-                  <w:t>15.05.2026 18:36</w:t>
+                  <w:t>18.05.2026 15:26</w:t>
                 </w:r>
                 <w:r>
                   <w:rPr>
@@ -21799,7 +24976,7 @@
                   <w:fldChar w:fldCharType="separate"/>
                 </w:r>
                 <w:r>
-                  <w:t>15.05.2026 18:36</w:t>
+                  <w:t>18.05.2026 15:26</w:t>
                 </w:r>
                 <w:r>
                   <w:rPr>
@@ -21876,8 +25053,8 @@
             <w:gridCol w:w="3393"/>
           </w:tblGrid>
           <w:tr>
-            <w:bookmarkStart w:id="73" w:name="tm_pfad" w:displacedByCustomXml="next"/>
-            <w:bookmarkStart w:id="74" w:name="_Hlk112468646" w:displacedByCustomXml="next"/>
+            <w:bookmarkStart w:id="74" w:name="tm_pfad" w:displacedByCustomXml="next"/>
+            <w:bookmarkStart w:id="75" w:name="_Hlk112468646" w:displacedByCustomXml="next"/>
             <w:sdt>
               <w:sdtPr>
                 <w:rPr>
@@ -22050,7 +25227,7 @@
                   <w:fldChar w:fldCharType="separate"/>
                 </w:r>
                 <w:r>
-                  <w:t>15.05.2026 18:36</w:t>
+                  <w:t>18.05.2026 15:26</w:t>
                 </w:r>
                 <w:r>
                   <w:rPr>
@@ -22062,7 +25239,7 @@
             </w:tc>
           </w:tr>
         </w:tbl>
-        <w:bookmarkEnd w:id="73"/>
+        <w:bookmarkEnd w:id="74"/>
         <w:p>
           <w:pPr>
             <w:pStyle w:val="CDBPfad"/>
@@ -22089,7 +25266,7 @@
         </w:p>
       </w:tc>
     </w:tr>
-    <w:bookmarkEnd w:id="74"/>
+    <w:bookmarkEnd w:id="75"/>
   </w:tbl>
   <w:p>
     <w:pPr>
@@ -27030,6 +30207,18 @@
       <w:szCs w:val="20"/>
     </w:rPr>
   </w:style>
+  <w:style w:type="paragraph" w:customStyle="1" w:styleId="StyleNormalWebConsolas9ptCouleurpersonnaliseRVB0">
+    <w:name w:val="Style Normal (Web) + Consolas 9 pt Couleur personnalisée(RVB(0"/>
+    <w:aliases w:val="12..."/>
+    <w:basedOn w:val="NormalWeb"/>
+    <w:rsid w:val="005A5FD5"/>
+    <w:rPr>
+      <w:rFonts w:ascii="Consolas" w:hAnsi="Consolas"/>
+      <w:noProof/>
+      <w:color w:val="007FAA"/>
+      <w:sz w:val="18"/>
+    </w:rPr>
+  </w:style>
 </w:styles>
 </file>
 
@@ -27291,6 +30480,35 @@
         </w:p>
       </w:docPartBody>
     </w:docPart>
+    <w:docPart>
+      <w:docPartPr>
+        <w:name w:val="3AE21CAD6F544795B8100D2E4DCBA92B"/>
+        <w:category>
+          <w:name w:val="Général"/>
+          <w:gallery w:val="placeholder"/>
+        </w:category>
+        <w:types>
+          <w:type w:val="bbPlcHdr"/>
+        </w:types>
+        <w:behaviors>
+          <w:behavior w:val="content"/>
+        </w:behaviors>
+        <w:guid w:val="{A0B6F197-8B80-4439-AC78-757163D98900}"/>
+      </w:docPartPr>
+      <w:docPartBody>
+        <w:p>
+          <w:pPr>
+            <w:pStyle w:val="3AE21CAD6F544795B8100D2E4DCBA92B"/>
+          </w:pPr>
+          <w:r>
+            <w:rPr>
+              <w:rStyle w:val="Textedelespacerserv"/>
+            </w:rPr>
+            <w:t>Cliquez ou appuyez ici pour entrer du texte.</w:t>
+          </w:r>
+        </w:p>
+      </w:docPartBody>
+    </w:docPart>
   </w:docParts>
 </w:glossaryDocument>
 </file>
@@ -27430,6 +30648,7 @@
     <w:rsidRoot w:val="00540217"/>
     <w:rsid w:val="00051D01"/>
     <w:rsid w:val="000B6621"/>
+    <w:rsid w:val="00130A2E"/>
     <w:rsid w:val="00186045"/>
     <w:rsid w:val="00253E52"/>
     <w:rsid w:val="002E02A8"/>
@@ -27442,9 +30661,11 @@
     <w:rsid w:val="006B0397"/>
     <w:rsid w:val="006C4084"/>
     <w:rsid w:val="00774DD1"/>
+    <w:rsid w:val="008070B4"/>
     <w:rsid w:val="00826543"/>
     <w:rsid w:val="00834A29"/>
     <w:rsid w:val="00837025"/>
+    <w:rsid w:val="00851624"/>
     <w:rsid w:val="009425B8"/>
     <w:rsid w:val="009E12F5"/>
     <w:rsid w:val="00A074DE"/>
@@ -27927,7 +31148,7 @@
     <w:basedOn w:val="Policepardfaut"/>
     <w:uiPriority w:val="99"/>
     <w:semiHidden/>
-    <w:rsid w:val="009E12F5"/>
+    <w:rsid w:val="00130A2E"/>
     <w:rPr>
       <w:color w:val="808080"/>
     </w:rPr>
@@ -28012,6 +31233,34 @@
       <w:kern w:val="2"/>
       <w:sz w:val="24"/>
       <w:szCs w:val="24"/>
+      <w14:ligatures w14:val="standardContextual"/>
+    </w:rPr>
+  </w:style>
+  <w:style w:type="paragraph" w:customStyle="1" w:styleId="32439FBD99EF4E88A82638D0862AFF53">
+    <w:name w:val="32439FBD99EF4E88A82638D0862AFF53"/>
+    <w:rsid w:val="00130A2E"/>
+    <w:pPr>
+      <w:spacing w:line="278" w:lineRule="auto"/>
+    </w:pPr>
+    <w:rPr>
+      <w:kern w:val="2"/>
+      <w:sz w:val="24"/>
+      <w:szCs w:val="24"/>
+      <w:lang w:eastAsia="ja-JP"/>
+      <w14:ligatures w14:val="standardContextual"/>
+    </w:rPr>
+  </w:style>
+  <w:style w:type="paragraph" w:customStyle="1" w:styleId="3AE21CAD6F544795B8100D2E4DCBA92B">
+    <w:name w:val="3AE21CAD6F544795B8100D2E4DCBA92B"/>
+    <w:rsid w:val="00130A2E"/>
+    <w:pPr>
+      <w:spacing w:line="278" w:lineRule="auto"/>
+    </w:pPr>
+    <w:rPr>
+      <w:kern w:val="2"/>
+      <w:sz w:val="24"/>
+      <w:szCs w:val="24"/>
+      <w:lang w:eastAsia="ja-JP"/>
       <w14:ligatures w14:val="standardContextual"/>
     </w:rPr>
   </w:style>
@@ -28310,10 +31559,10 @@
 
 <file path=word/webextensions/taskpanes.xml><?xml version="1.0" encoding="utf-8"?>
 <wetp:taskpanes xmlns:wetp="http://schemas.microsoft.com/office/webextensions/taskpanes/2010/11">
-  <wetp:taskpane dockstate="right" visibility="0" width="350" row="1">
+  <wetp:taskpane dockstate="right" visibility="0" width="350" row="0">
     <wetp:webextensionref xmlns:r="http://schemas.openxmlformats.org/officeDocument/2006/relationships" r:id="rId1"/>
   </wetp:taskpane>
-  <wetp:taskpane dockstate="right" visibility="0" width="350" row="0">
+  <wetp:taskpane dockstate="right" visibility="0" width="350" row="1">
     <wetp:webextensionref xmlns:r="http://schemas.openxmlformats.org/officeDocument/2006/relationships" r:id="rId2"/>
   </wetp:taskpane>
 </wetp:taskpanes>
@@ -28327,8 +31576,8 @@
   </we:alternateReferences>
   <we:properties>
     <we:property name="MENDELEY_BIBLIOGRAPHY_IS_DIRTY" value="false"/>
-    <we:property name="MENDELEY_BIBLIOGRAPHY_LAST_MODIFIED" value="1779097111643"/>
-    <we:property name="MENDELEY_CITATIONS" value="[{&quot;citationID&quot;:&quot;MENDELEY_CITATION_c9110d75-083c-459e-976f-f62c7347c468&quot;,&quot;properties&quot;:{&quot;noteIndex&quot;:0,&quot;mode&quot;:&quot;composite&quot;},&quot;isEdited&quot;:false,&quot;manualOverride&quot;:{&quot;isManuallyOverridden&quot;:false,&quot;citeprocText&quot;:&quot;J. P. Kousz &amp;#38; S. Leiser (2026)&quot;,&quot;manualOverrideText&quot;:&quot;&quot;},&quot;citationTag&quot;:&quot;MENDELEY_CITATION_v3_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&quot;,&quot;citationItems&quot;:[{&quot;id&quot;:&quot;35f5a5cc-8c72-3b86-8ebf-fc042b3548c1&quot;,&quot;itemData&quot;:{&quot;type&quot;:&quot;article-journal&quot;,&quot;id&quot;:&quot;35f5a5cc-8c72-3b86-8ebf-fc042b3548c1&quot;,&quot;title&quot;:&quot;GEN - ICT-FR Manuel 2027&quot;,&quot;author&quot;:[{&quot;family&quot;:&quot;J. P. Kousz&quot;,&quot;given&quot;:&quot;F. Kuster&quot;,&quot;parse-names&quot;:false,&quot;dropping-particle&quot;:&quot;&quot;,&quot;non-dropping-particle&quot;:&quot;&quot;},{&quot;family&quot;:&quot;S. Leiser&quot;,&quot;given&quot;:&quot;&quot;,&quot;parse-names&quot;:false,&quot;dropping-particle&quot;:&quot;&quot;,&quot;non-dropping-particle&quot;:&quot;&quot;}],&quot;accessed&quot;:{&quot;date-parts&quot;:[[2026,5,7]]},&quot;translator&quot;:[{&quot;family&quot;:&quot;Schwab&quot;,&quot;given&quot;:&quot;Stéphane&quot;,&quot;parse-names&quot;:false,&quot;dropping-particle&quot;:&quot;&quot;,&quot;non-dropping-particle&quot;:&quot;&quot;},{&quot;family&quot;:&quot;Meuwly&quot;,&quot;given&quot;:&quot;Laurent&quot;,&quot;parse-names&quot;:false,&quot;dropping-particle&quot;:&quot;&quot;,&quot;non-dropping-particle&quot;:&quot;&quot;},{&quot;family&quot;:&quot;Nuoffer&quot;,&quot;given&quot;:&quot;Steve&quot;,&quot;parse-names&quot;:false,&quot;dropping-particle&quot;:&quot;&quot;,&quot;non-dropping-particle&quot;:&quot;&quot;}],&quot;URL&quot;:&quot;https://2026.pkorg.ch/dokument/2530/view&quot;,&quot;issued&quot;:{&quot;date-parts&quot;:[[2026,1]]},&quot;container-title-short&quot;:&quot;&quot;},&quot;isTemporary&quot;:false,&quot;displayAs&quot;:&quot;composite&quot;,&quot;suppress-author&quot;:false,&quot;composite&quot;:true,&quot;author-only&quot;:false}]},{&quot;citationID&quot;:&quot;MENDELEY_CITATION_b436a8a3-3a1a-4431-9209-c918703eaeeb&quot;,&quot;properties&quot;:{&quot;noteIndex&quot;:0,&quot;mode&quot;:&quot;composite&quot;},&quot;isEdited&quot;:false,&quot;manualOverride&quot;:{&quot;isManuallyOverridden&quot;:false,&quot;citeprocText&quot;:&quot;Blaise Hurtlin (2026)&quot;,&quot;manualOverrideText&quot;:&quot;&quot;},&quot;citationTag&quot;:&quot;MENDELEY_CITATION_v3_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&quot;,&quot;citationItems&quot;:[{&quot;id&quot;:&quot;f32f6921-db11-3f7e-99d8-61451133e193&quot;,&quot;itemData&quot;:{&quot;type&quot;:&quot;report&quot;,&quot;id&quot;:&quot;f32f6921-db11-3f7e-99d8-61451133e193&quot;,&quot;title&quot;:&quot;Automatisation sur un cluster Proxmox - Cahier des charges&quot;,&quot;author&quot;:[{&quot;family&quot;:&quot;Blaise Hurtlin&quot;,&quot;given&quot;:&quot;&quot;,&quot;parse-names&quot;:false,&quot;dropping-particle&quot;:&quot;&quot;,&quot;non-dropping-particle&quot;:&quot;&quot;}],&quot;issued&quot;:{&quot;date-parts&quot;:[[2026,3,2]]},&quot;publisher-place&quot;:&quot;Fribourg&quot;,&quot;language&quot;:&quot;Français&quot;,&quot;abstract&quot;:&quot;Description générale du projet d'examen : L'EMF souhaite disposer d'une infrastructure de virtualisation moderne, flexible et automatisée afin de faciliter le déploiement et la gestion de machines virtuelles. Actuellement, la création et la configuration de machines virtuelles sont réalisées manuellement, ce qui entraîne une perte de temps, un risque d'erreurs humaines et un manque d'homogénéité. Le présent travail a pour objectif de mettre en place un cluster de virtualisation Proxmox sur plusieurs noeuds et d'automatiser le déploiement de machines virtuelles à l'aide d'outils d'infrastructure as code (IaC).&quot;,&quot;container-title-short&quot;:&quot;&quot;},&quot;isTemporary&quot;:false,&quot;displayAs&quot;:&quot;composite&quot;,&quot;suppress-author&quot;:false,&quot;composite&quot;:true,&quot;author-only&quot;:false}]},{&quot;citationID&quot;:&quot;MENDELEY_CITATION_bd297da5-6ab4-498e-9f4f-b38ccb581b15&quot;,&quot;properties&quot;:{&quot;noteIndex&quot;:0},&quot;isEdited&quot;:false,&quot;manualOverride&quot;:{&quot;isManuallyOverridden&quot;:false,&quot;citeprocText&quot;:&quot;(J. P. Kousz &amp;#38; S. Leiser, 2026)&quot;,&quot;manualOverrideText&quot;:&quot;&quot;},&quot;citationTag&quot;:&quot;MENDELEY_CITATION_v3_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&quot;,&quot;citationItems&quot;:[{&quot;id&quot;:&quot;35f5a5cc-8c72-3b86-8ebf-fc042b3548c1&quot;,&quot;itemData&quot;:{&quot;type&quot;:&quot;article-journal&quot;,&quot;id&quot;:&quot;35f5a5cc-8c72-3b86-8ebf-fc042b3548c1&quot;,&quot;title&quot;:&quot;GEN - ICT-FR Manuel 2027&quot;,&quot;author&quot;:[{&quot;family&quot;:&quot;J. P. Kousz&quot;,&quot;given&quot;:&quot;F. Kuster&quot;,&quot;parse-names&quot;:false,&quot;dropping-particle&quot;:&quot;&quot;,&quot;non-dropping-particle&quot;:&quot;&quot;},{&quot;family&quot;:&quot;S. Leiser&quot;,&quot;given&quot;:&quot;&quot;,&quot;parse-names&quot;:false,&quot;dropping-particle&quot;:&quot;&quot;,&quot;non-dropping-particle&quot;:&quot;&quot;}],&quot;accessed&quot;:{&quot;date-parts&quot;:[[2026,5,7]]},&quot;translator&quot;:[{&quot;family&quot;:&quot;Schwab&quot;,&quot;given&quot;:&quot;Stéphane&quot;,&quot;parse-names&quot;:false,&quot;dropping-particle&quot;:&quot;&quot;,&quot;non-dropping-particle&quot;:&quot;&quot;},{&quot;family&quot;:&quot;Meuwly&quot;,&quot;given&quot;:&quot;Laurent&quot;,&quot;parse-names&quot;:false,&quot;dropping-particle&quot;:&quot;&quot;,&quot;non-dropping-particle&quot;:&quot;&quot;},{&quot;family&quot;:&quot;Nuoffer&quot;,&quot;given&quot;:&quot;Steve&quot;,&quot;parse-names&quot;:false,&quot;dropping-particle&quot;:&quot;&quot;,&quot;non-dropping-particle&quot;:&quot;&quot;}],&quot;URL&quot;:&quot;https://2026.pkorg.ch/dokument/2530/view&quot;,&quot;issued&quot;:{&quot;date-parts&quot;:[[2026,1]]},&quot;container-title-short&quot;:&quot;&quot;},&quot;isTemporary&quot;:false,&quot;suppress-author&quot;:false,&quot;composite&quot;:false,&quot;author-only&quot;:false}]},{&quot;citationID&quot;:&quot;MENDELEY_CITATION_c081e898-b5a7-433d-bb3b-d53ea9033849&quot;,&quot;properties&quot;:{&quot;noteIndex&quot;:0},&quot;isEdited&quot;:false,&quot;manualOverride&quot;:{&quot;isManuallyOverridden&quot;:false,&quot;citeprocText&quot;:&quot;(EMF-Informatique, 2025)&quot;,&quot;manualOverrideText&quot;:&quot;&quot;},&quot;citationTag&quot;:&quot;MENDELEY_CITATION_v3_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&quot;,&quot;citationItems&quot;:[{&quot;id&quot;:&quot;35384cd0-ea23-30ec-9a59-ccb2a44e9082&quot;,&quot;itemData&quot;:{&quot;type&quot;:&quot;article-journal&quot;,&quot;id&quot;:&quot;35384cd0-ea23-30ec-9a59-ccb2a44e9082&quot;,&quot;title&quot;:&quot;00_Standards Entreprise INFRA&quot;,&quot;author&quot;:[{&quot;family&quot;:&quot;EMF-Informatique&quot;,&quot;given&quot;:&quot;&quot;,&quot;parse-names&quot;:false,&quot;dropping-particle&quot;:&quot;&quot;,&quot;non-dropping-particle&quot;:&quot;&quot;}],&quot;accessed&quot;:{&quot;date-parts&quot;:[[2026,5,7]]},&quot;URL&quot;:&quot;https://eduetatfr.sharepoint.com/:b:/r/teams/EMF-GT-INFOApprentis/Shared%20Documents/Apprenti-es/Infrastructures/Standards/00_Standards%20Entreprise%20INFRA.pdf?csf=1&amp;web=1&amp;e=NxPkxO&quot;,&quot;issued&quot;:{&quot;date-parts&quot;:[[2025,3,25]]},&quot;page&quot;:&quot;1-1&quot;,&quot;container-title-short&quot;:&quot;&quot;},&quot;isTemporary&quot;:false,&quot;suppress-author&quot;:false,&quot;composite&quot;:false,&quot;author-only&quot;:false}]},{&quot;citationID&quot;:&quot;MENDELEY_CITATION_f9a42ccd-cc40-42f8-afd0-e7ccb5a93cda&quot;,&quot;properties&quot;:{&quot;noteIndex&quot;:0,&quot;mode&quot;:&quot;composite&quot;},&quot;isEdited&quot;:false,&quot;manualOverride&quot;:{&quot;isManuallyOverridden&quot;:false,&quot;citeprocText&quot;:&quot;Proxmox (2025d)&quot;,&quot;manualOverrideText&quot;:&quot;&quot;},&quot;citationTag&quot;:&quot;MENDELEY_CITATION_v3_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&quot;,&quot;citationItems&quot;:[{&quot;id&quot;:&quot;66de0b29-8c25-3bfb-9d36-3528c1be4578&quot;,&quot;itemData&quot;:{&quot;type&quot;:&quot;webpage&quot;,&quot;id&quot;:&quot;66de0b29-8c25-3bfb-9d36-3528c1be4578&quot;,&quot;title&quot;:&quot;Proxmox VE Storage&quot;,&quot;author&quot;:[{&quot;family&quot;:&quot;Proxmox&quot;,&quot;given&quot;:&quot;&quot;,&quot;parse-names&quot;:false,&quot;dropping-particle&quot;:&quot;&quot;,&quot;non-dropping-particle&quot;:&quot;&quot;}],&quot;container-title&quot;:&quot;Proxmox VE Administration Guide&quot;,&quot;accessed&quot;:{&quot;date-parts&quot;:[[2026,3,15]]},&quot;URL&quot;:&quot;https://pve.proxmox.com/pve-docs/chapter-pvesm.html&quot;,&quot;issued&quot;:{&quot;date-parts&quot;:[[2025,12,12]]},&quot;language&quot;:&quot;English&quot;,&quot;abstract&quot;:&quot;\n\nThe Proxmox VE storage model is very flexible. Virtual machine images can either be stored on one or several local storages, or on shared storage like NFS or iSCSI (NAS, SAN). There are no limits, and you may configure as many storage pools as you like. You can use all storage technologies available for Debian Linux.\n\nOne major benefit of storing VMs on shared storage is the ability to live-migrate running machines without any downtime, as all nodes in the cluster have direct access to VM disk images. There is no need to copy VM image data, so live migration is very fast in that case.\n&quot;,&quot;container-title-short&quot;:&quot;&quot;},&quot;isTemporary&quot;:false,&quot;displayAs&quot;:&quot;composite&quot;,&quot;suppress-author&quot;:false,&quot;composite&quot;:true,&quot;author-only&quot;:false}]},{&quot;citationID&quot;:&quot;MENDELEY_CITATION_4afd9d51-6e25-4fc5-b929-fd706c000062&quot;,&quot;properties&quot;:{&quot;noteIndex&quot;:0},&quot;isEdited&quot;:false,&quot;manualOverride&quot;:{&quot;isManuallyOverridden&quot;:false,&quot;citeprocText&quot;:&quot;(Proxmox, 2025d)&quot;,&quot;manualOverrideText&quot;:&quot;&quot;},&quot;citationTag&quot;:&quot;MENDELEY_CITATION_v3_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&quot;,&quot;citationItems&quot;:[{&quot;id&quot;:&quot;66de0b29-8c25-3bfb-9d36-3528c1be4578&quot;,&quot;itemData&quot;:{&quot;type&quot;:&quot;webpage&quot;,&quot;id&quot;:&quot;66de0b29-8c25-3bfb-9d36-3528c1be4578&quot;,&quot;title&quot;:&quot;Proxmox VE Storage&quot;,&quot;author&quot;:[{&quot;family&quot;:&quot;Proxmox&quot;,&quot;given&quot;:&quot;&quot;,&quot;parse-names&quot;:false,&quot;dropping-particle&quot;:&quot;&quot;,&quot;non-dropping-particle&quot;:&quot;&quot;}],&quot;container-title&quot;:&quot;Proxmox VE Administration Guide&quot;,&quot;accessed&quot;:{&quot;date-parts&quot;:[[2026,3,15]]},&quot;URL&quot;:&quot;https://pve.proxmox.com/pve-docs/chapter-pvesm.html&quot;,&quot;issued&quot;:{&quot;date-parts&quot;:[[2025,12,12]]},&quot;language&quot;:&quot;English&quot;,&quot;abstract&quot;:&quot;\n\nThe Proxmox VE storage model is very flexible. Virtual machine images can either be stored on one or several local storages, or on shared storage like NFS or iSCSI (NAS, SAN). There are no limits, and you may configure as many storage pools as you like. You can use all storage technologies available for Debian Linux.\n\nOne major benefit of storing VMs on shared storage is the ability to live-migrate running machines without any downtime, as all nodes in the cluster have direct access to VM disk images. There is no need to copy VM image data, so live migration is very fast in that case.\n&quot;,&quot;container-title-short&quot;:&quot;&quot;},&quot;isTemporary&quot;:false,&quot;suppress-author&quot;:false,&quot;composite&quot;:false,&quot;author-only&quot;:false}]},{&quot;citationID&quot;:&quot;MENDELEY_CITATION_9db2a729-0951-4c17-9e01-ff0581195c25&quot;,&quot;properties&quot;:{&quot;noteIndex&quot;:0,&quot;mode&quot;:&quot;composite&quot;},&quot;isEdited&quot;:false,&quot;manualOverride&quot;:{&quot;isManuallyOverridden&quot;:false,&quot;citeprocText&quot;:&quot;Josh Noll (2024)&quot;,&quot;manualOverrideText&quot;:&quot;&quot;},&quot;citationTag&quot;:&quot;MENDELEY_CITATION_v3_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&quot;,&quot;citationItems&quot;:[{&quot;id&quot;:&quot;2282350d-c4a4-38ed-ba6b-d9ebe871ce5d&quot;,&quot;itemData&quot;:{&quot;type&quot;:&quot;webpage&quot;,&quot;id&quot;:&quot;2282350d-c4a4-38ed-ba6b-d9ebe871ce5d&quot;,&quot;title&quot;:&quot;Deploying Proxmox VMs with Ansible — Josh Noll&quot;,&quot;author&quot;:[{&quot;family&quot;:&quot;Josh Noll&quot;,&quot;given&quot;:&quot;&quot;,&quot;parse-names&quot;:false,&quot;dropping-particle&quot;:&quot;&quot;,&quot;non-dropping-particle&quot;:&quot;&quot;}],&quot;accessed&quot;:{&quot;date-parts&quot;:[[2026,4,21]]},&quot;URL&quot;:&quot;https://joshrnoll.com/deploying-proxmox-vms-with-ansible/&quot;,&quot;issued&quot;:{&quot;date-parts&quot;:[[2024,1,16]]},&quot;container-title-short&quot;:&quot;&quot;},&quot;isTemporary&quot;:false,&quot;displayAs&quot;:&quot;composite&quot;,&quot;suppress-author&quot;:false,&quot;composite&quot;:true,&quot;author-only&quot;:false}]},{&quot;citationID&quot;:&quot;MENDELEY_CITATION_1c0bfdc0-b8ec-465a-97f9-432436345054&quot;,&quot;properties&quot;:{&quot;noteIndex&quot;:0,&quot;mode&quot;:&quot;composite&quot;},&quot;isEdited&quot;:false,&quot;manualOverride&quot;:{&quot;isManuallyOverridden&quot;:false,&quot;citeprocText&quot;:&quot;Proxmox (2025e)&quot;,&quot;manualOverrideText&quot;:&quot;&quot;},&quot;citationTag&quot;:&quot;MENDELEY_CITATION_v3_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&quot;,&quot;citationItems&quot;:[{&quot;id&quot;:&quot;4bf5c8ec-d6e5-35ca-a7be-7cacfe503104&quot;,&quot;itemData&quot;:{&quot;type&quot;:&quot;webpage&quot;,&quot;id&quot;:&quot;4bf5c8ec-d6e5-35ca-a7be-7cacfe503104&quot;,&quot;title&quot;:&quot;QEMU/KVM Virtual Machines&quot;,&quot;author&quot;:[{&quot;family&quot;:&quot;Proxmox&quot;,&quot;given&quot;:&quot;&quot;,&quot;parse-names&quot;:false,&quot;dropping-particle&quot;:&quot;&quot;,&quot;non-dropping-particle&quot;:&quot;&quot;}],&quot;accessed&quot;:{&quot;date-parts&quot;:[[2026,3,15]]},&quot;URL&quot;:&quot;https://pve.proxmox.com/pve-docs/chapter-qm.html&quot;,&quot;issued&quot;:{&quot;date-parts&quot;:[[2025,12,12]]},&quot;container-title-short&quot;:&quot;&quot;},&quot;isTemporary&quot;:false,&quot;displayAs&quot;:&quot;composite&quot;,&quot;suppress-author&quot;:false,&quot;composite&quot;:true,&quot;author-only&quot;:false}]},{&quot;citationID&quot;:&quot;MENDELEY_CITATION_0574a10e-c060-4584-b1b5-3204dd180737&quot;,&quot;properties&quot;:{&quot;noteIndex&quot;:0},&quot;isEdited&quot;:false,&quot;manualOverride&quot;:{&quot;isManuallyOverridden&quot;:false,&quot;citeprocText&quot;:&quot;(Proxmox, 2025c)&quot;,&quot;manualOverrideText&quot;:&quot;&quot;},&quot;citationTag&quot;:&quot;MENDELEY_CITATION_v3_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&quot;,&quot;citationItems&quot;:[{&quot;id&quot;:&quot;cdd5bf4a-8251-39fe-a38d-94fb4557c4cb&quot;,&quot;itemData&quot;:{&quot;type&quot;:&quot;webpage&quot;,&quot;id&quot;:&quot;cdd5bf4a-8251-39fe-a38d-94fb4557c4cb&quot;,&quot;title&quot;:&quot;Network Configuration - Proxmox VE&quot;,&quot;author&quot;:[{&quot;family&quot;:&quot;Proxmox&quot;,&quot;given&quot;:&quot;&quot;,&quot;parse-names&quot;:false,&quot;dropping-particle&quot;:&quot;&quot;,&quot;non-dropping-particle&quot;:&quot;&quot;}],&quot;accessed&quot;:{&quot;date-parts&quot;:[[2026,5,7]]},&quot;URL&quot;:&quot;https://pve.proxmox.com/wiki/Network_Configuration&quot;,&quot;issued&quot;:{&quot;date-parts&quot;:[[2025,11,19]]},&quot;container-title-short&quot;:&quot;&quot;},&quot;isTemporary&quot;:false,&quot;suppress-author&quot;:false,&quot;composite&quot;:false,&quot;author-only&quot;:false}]},{&quot;citationID&quot;:&quot;MENDELEY_CITATION_6123cc52-935a-4e9c-8ca8-7b3455cb48cb&quot;,&quot;properties&quot;:{&quot;noteIndex&quot;:0,&quot;mode&quot;:&quot;author-only&quot;},&quot;isEdited&quot;:false,&quot;manualOverride&quot;:{&quot;isManuallyOverridden&quot;:false,&quot;citeprocText&quot;:&quot;Hashicorp&quot;,&quot;manualOverrideText&quot;:&quot;&quot;},&quot;citationTag&quot;:&quot;MENDELEY_CITATION_v3_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&quot;,&quot;citationItems&quot;:[{&quot;id&quot;:&quot;a587371a-4b08-3208-ab4f-dbf256de27d2&quot;,&quot;itemData&quot;:{&quot;type&quot;:&quot;webpage&quot;,&quot;id&quot;:&quot;a587371a-4b08-3208-ab4f-dbf256de27d2&quot;,&quot;title&quot;:&quot;Terraform overview | Terraform | HashiCorp Developer&quot;,&quot;author&quot;:[{&quot;family&quot;:&quot;Hashicorp&quot;,&quot;given&quot;:&quot;&quot;,&quot;parse-names&quot;:false,&quot;dropping-particle&quot;:&quot;&quot;,&quot;non-dropping-particle&quot;:&quot;&quot;}],&quot;accessed&quot;:{&quot;date-parts&quot;:[[2026,3,31]]},&quot;URL&quot;:&quot;https://developer.hashicorp.com/terraform/docs&quot;,&quot;container-title-short&quot;:&quot;&quot;},&quot;isTemporary&quot;:false,&quot;displayAs&quot;:&quot;author-only&quot;,&quot;suppress-author&quot;:false,&quot;composite&quot;:false,&quot;author-only&quot;:true}]},{&quot;citationID&quot;:&quot;MENDELEY_CITATION_be5a949b-c2c9-43e2-89e6-f32e2854e848&quot;,&quot;properties&quot;:{&quot;noteIndex&quot;:0,&quot;mode&quot;:&quot;author-only&quot;},&quot;isEdited&quot;:false,&quot;manualOverride&quot;:{&quot;isManuallyOverridden&quot;:false,&quot;citeprocText&quot;:&quot;Hashicorp&quot;,&quot;manualOverrideText&quot;:&quot;&quot;},&quot;citationTag&quot;:&quot;MENDELEY_CITATION_v3_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&quot;,&quot;citationItems&quot;:[{&quot;id&quot;:&quot;a587371a-4b08-3208-ab4f-dbf256de27d2&quot;,&quot;itemData&quot;:{&quot;type&quot;:&quot;webpage&quot;,&quot;id&quot;:&quot;a587371a-4b08-3208-ab4f-dbf256de27d2&quot;,&quot;title&quot;:&quot;Terraform overview | Terraform | HashiCorp Developer&quot;,&quot;author&quot;:[{&quot;family&quot;:&quot;Hashicorp&quot;,&quot;given&quot;:&quot;&quot;,&quot;parse-names&quot;:false,&quot;dropping-particle&quot;:&quot;&quot;,&quot;non-dropping-particle&quot;:&quot;&quot;}],&quot;accessed&quot;:{&quot;date-parts&quot;:[[2026,3,31]]},&quot;URL&quot;:&quot;https://developer.hashicorp.com/terraform/docs&quot;,&quot;container-title-short&quot;:&quot;&quot;},&quot;isTemporary&quot;:false,&quot;displayAs&quot;:&quot;author-only&quot;,&quot;suppress-author&quot;:false,&quot;composite&quot;:false,&quot;author-only&quot;:true}]},{&quot;citationID&quot;:&quot;MENDELEY_CITATION_50e60e3f-273d-4874-9fd6-c4e9022312a9&quot;,&quot;properties&quot;:{&quot;noteIndex&quot;:0},&quot;isEdited&quot;:false,&quot;manualOverride&quot;:{&quot;isManuallyOverridden&quot;:false,&quot;citeprocText&quot;:&quot;(Hashicorp, n.d.)&quot;,&quot;manualOverrideText&quot;:&quot;&quot;},&quot;citationTag&quot;:&quot;MENDELEY_CITATION_v3_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&quot;,&quot;citationItems&quot;:[{&quot;id&quot;:&quot;a587371a-4b08-3208-ab4f-dbf256de27d2&quot;,&quot;itemData&quot;:{&quot;type&quot;:&quot;webpage&quot;,&quot;id&quot;:&quot;a587371a-4b08-3208-ab4f-dbf256de27d2&quot;,&quot;title&quot;:&quot;Terraform overview | Terraform | HashiCorp Developer&quot;,&quot;author&quot;:[{&quot;family&quot;:&quot;Hashicorp&quot;,&quot;given&quot;:&quot;&quot;,&quot;parse-names&quot;:false,&quot;dropping-particle&quot;:&quot;&quot;,&quot;non-dropping-particle&quot;:&quot;&quot;}],&quot;accessed&quot;:{&quot;date-parts&quot;:[[2026,3,31]]},&quot;URL&quot;:&quot;https://developer.hashicorp.com/terraform/docs&quot;,&quot;container-title-short&quot;:&quot;&quot;},&quot;isTemporary&quot;:false,&quot;suppress-author&quot;:false,&quot;composite&quot;:false,&quot;author-only&quot;:false}]},{&quot;citationID&quot;:&quot;MENDELEY_CITATION_1bd58bbd-9bad-4f3e-b531-5f20774b6d4c&quot;,&quot;properties&quot;:{&quot;noteIndex&quot;:0},&quot;isEdited&quot;:false,&quot;manualOverride&quot;:{&quot;isManuallyOverridden&quot;:false,&quot;citeprocText&quot;:&quot;(bpg &amp;#38; 153 contributeurs, 2019)&quot;,&quot;manualOverrideText&quot;:&quot;&quot;},&quot;citationTag&quot;:&quot;MENDELEY_CITATION_v3_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&quot;,&quot;citationItems&quot;:[{&quot;id&quot;:&quot;2de4f9e7-8d77-3ebb-8f15-e34da454be73&quot;,&quot;itemData&quot;:{&quot;type&quot;:&quot;webpage&quot;,&quot;id&quot;:&quot;2de4f9e7-8d77-3ebb-8f15-e34da454be73&quot;,&quot;title&quot;:&quot;bpg/terraform-provider-proxmox: Terraform / OpenTofu Provider for Proxmox VE&quot;,&quot;author&quot;:[{&quot;family&quot;:&quot;bpg&quot;,&quot;given&quot;:&quot;&quot;,&quot;parse-names&quot;:false,&quot;dropping-particle&quot;:&quot;&quot;,&quot;non-dropping-particle&quot;:&quot;&quot;},{&quot;family&quot;:&quot;153 contributeurs&quot;,&quot;given&quot;:&quot;&quot;,&quot;parse-names&quot;:false,&quot;dropping-particle&quot;:&quot;&quot;,&quot;non-dropping-particle&quot;:&quot;&quot;}],&quot;accessed&quot;:{&quot;date-parts&quot;:[[2026,3,31]]},&quot;URL&quot;:&quot;https://github.com/bpg/terraform-provider-proxmox&quot;,&quot;issued&quot;:{&quot;date-parts&quot;:[[2019,12,7]]},&quot;container-title-short&quot;:&quot;&quot;},&quot;isTemporary&quot;:false,&quot;suppress-author&quot;:false,&quot;composite&quot;:false,&quot;author-only&quot;:false}]},{&quot;citationID&quot;:&quot;MENDELEY_CITATION_eb22053c-78e7-4e7f-a15a-c93e8bb779a8&quot;,&quot;properties&quot;:{&quot;noteIndex&quot;:0},&quot;isEdited&quot;:false,&quot;manualOverride&quot;:{&quot;isManuallyOverridden&quot;:false,&quot;citeprocText&quot;:&quot;(Telmate &amp;#38; 108 contributeurs, 2017)&quot;,&quot;manualOverrideText&quot;:&quot;&quot;},&quot;citationTag&quot;:&quot;MENDELEY_CITATION_v3_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&quot;,&quot;citationItems&quot;:[{&quot;id&quot;:&quot;02618d2f-c0c6-3e51-852c-6ab354020533&quot;,&quot;itemData&quot;:{&quot;type&quot;:&quot;webpage&quot;,&quot;id&quot;:&quot;02618d2f-c0c6-3e51-852c-6ab354020533&quot;,&quot;title&quot;:&quot;Telmate/proxmox-api-go&quot;,&quot;author&quot;:[{&quot;family&quot;:&quot;Telmate&quot;,&quot;given&quot;:&quot;&quot;,&quot;parse-names&quot;:false,&quot;dropping-particle&quot;:&quot;&quot;,&quot;non-dropping-particle&quot;:&quot;&quot;},{&quot;family&quot;:&quot;108 contributeurs&quot;,&quot;given&quot;:&quot;&quot;,&quot;parse-names&quot;:false,&quot;dropping-particle&quot;:&quot;&quot;,&quot;non-dropping-particle&quot;:&quot;&quot;}],&quot;accessed&quot;:{&quot;date-parts&quot;:[[2026,3,31]]},&quot;URL&quot;:&quot;https://github.com/Telmate/proxmox-api-go&quot;,&quot;issued&quot;:{&quot;date-parts&quot;:[[2017,2,7]]},&quot;container-title-short&quot;:&quot;&quot;},&quot;isTemporary&quot;:false,&quot;suppress-author&quot;:false,&quot;composite&quot;:false,&quot;author-only&quot;:false}]},{&quot;citationID&quot;:&quot;MENDELEY_CITATION_32a35c09-55b7-48ef-bcc8-00932a651399&quot;,&quot;properties&quot;:{&quot;noteIndex&quot;:0},&quot;isEdited&quot;:false,&quot;manualOverride&quot;:{&quot;isManuallyOverridden&quot;:false,&quot;citeprocText&quot;:&quot;(Red Hat - Inc, 2022)&quot;,&quot;manualOverrideText&quot;:&quot;&quot;},&quot;citationTag&quot;:&quot;MENDELEY_CITATION_v3_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&quot;,&quot;citationItems&quot;:[{&quot;id&quot;:&quot;c68a136d-10bd-345e-a6c5-60fb634fe4a2&quot;,&quot;itemData&quot;:{&quot;type&quot;:&quot;webpage&quot;,&quot;id&quot;:&quot;c68a136d-10bd-345e-a6c5-60fb634fe4a2&quot;,&quot;title&quot;:&quot;Ansible Documentation — Ansible Documentation&quot;,&quot;author&quot;:[{&quot;family&quot;:&quot;Red Hat - Inc&quot;,&quot;given&quot;:&quot;&quot;,&quot;parse-names&quot;:false,&quot;dropping-particle&quot;:&quot;&quot;,&quot;non-dropping-particle&quot;:&quot;&quot;}],&quot;accessed&quot;:{&quot;date-parts&quot;:[[2026,4,21]]},&quot;URL&quot;:&quot;https://docs.ansible.com/projects/ansible/2.9/?utm_source=chatgpt.com&quot;,&quot;issued&quot;:{&quot;date-parts&quot;:[[2022,5,27]]},&quot;container-title-short&quot;:&quot;&quot;},&quot;isTemporary&quot;:false,&quot;suppress-author&quot;:false,&quot;composite&quot;:false,&quot;author-only&quot;:false}]},{&quot;citationID&quot;:&quot;MENDELEY_CITATION_b61e7e31-7658-430b-990c-ad89e26637d0&quot;,&quot;properties&quot;:{&quot;noteIndex&quot;:0,&quot;mode&quot;:&quot;composite&quot;},&quot;isEdited&quot;:false,&quot;manualOverride&quot;:{&quot;isManuallyOverridden&quot;:false,&quot;citeprocText&quot;:&quot;Red Hat - Inc (2022)&quot;,&quot;manualOverrideText&quot;:&quot;&quot;},&quot;citationTag&quot;:&quot;MENDELEY_CITATION_v3_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&quot;,&quot;citationItems&quot;:[{&quot;id&quot;:&quot;c68a136d-10bd-345e-a6c5-60fb634fe4a2&quot;,&quot;itemData&quot;:{&quot;type&quot;:&quot;webpage&quot;,&quot;id&quot;:&quot;c68a136d-10bd-345e-a6c5-60fb634fe4a2&quot;,&quot;title&quot;:&quot;Ansible Documentation — Ansible Documentation&quot;,&quot;author&quot;:[{&quot;family&quot;:&quot;Red Hat - Inc&quot;,&quot;given&quot;:&quot;&quot;,&quot;parse-names&quot;:false,&quot;dropping-particle&quot;:&quot;&quot;,&quot;non-dropping-particle&quot;:&quot;&quot;}],&quot;accessed&quot;:{&quot;date-parts&quot;:[[2026,4,21]]},&quot;URL&quot;:&quot;https://docs.ansible.com/projects/ansible/2.9/?utm_source=chatgpt.com&quot;,&quot;issued&quot;:{&quot;date-parts&quot;:[[2022,5,27]]},&quot;container-title-short&quot;:&quot;&quot;},&quot;isTemporary&quot;:false,&quot;displayAs&quot;:&quot;composite&quot;,&quot;suppress-author&quot;:false,&quot;composite&quot;:true,&quot;author-only&quot;:false}]},{&quot;citationID&quot;:&quot;MENDELEY_CITATION_ee4fcb49-8585-4e37-a686-d28ceb9f4b0c&quot;,&quot;properties&quot;:{&quot;noteIndex&quot;:0,&quot;mode&quot;:&quot;composite&quot;},&quot;isEdited&quot;:false,&quot;manualOverride&quot;:{&quot;isManuallyOverridden&quot;:false,&quot;citeprocText&quot;:&quot;Josh Noll (2024)&quot;,&quot;manualOverrideText&quot;:&quot;&quot;},&quot;citationTag&quot;:&quot;MENDELEY_CITATION_v3_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&quot;,&quot;citationItems&quot;:[{&quot;id&quot;:&quot;2282350d-c4a4-38ed-ba6b-d9ebe871ce5d&quot;,&quot;itemData&quot;:{&quot;type&quot;:&quot;webpage&quot;,&quot;id&quot;:&quot;2282350d-c4a4-38ed-ba6b-d9ebe871ce5d&quot;,&quot;title&quot;:&quot;Deploying Proxmox VMs with Ansible — Josh Noll&quot;,&quot;author&quot;:[{&quot;family&quot;:&quot;Josh Noll&quot;,&quot;given&quot;:&quot;&quot;,&quot;parse-names&quot;:false,&quot;dropping-particle&quot;:&quot;&quot;,&quot;non-dropping-particle&quot;:&quot;&quot;}],&quot;accessed&quot;:{&quot;date-parts&quot;:[[2026,4,21]]},&quot;URL&quot;:&quot;https://joshrnoll.com/deploying-proxmox-vms-with-ansible/&quot;,&quot;issued&quot;:{&quot;date-parts&quot;:[[2024,1,16]]},&quot;container-title-short&quot;:&quot;&quot;},&quot;isTemporary&quot;:false,&quot;displayAs&quot;:&quot;composite&quot;,&quot;suppress-author&quot;:false,&quot;composite&quot;:true,&quot;author-only&quot;:false}]},{&quot;citationID&quot;:&quot;MENDELEY_CITATION_8ec9221b-a6b2-4aa2-a9cd-f8f357c3710a&quot;,&quot;properties&quot;:{&quot;noteIndex&quot;:0},&quot;isEdited&quot;:false,&quot;manualOverride&quot;:{&quot;isManuallyOverridden&quot;:false,&quot;citeprocText&quot;:&quot;(Ansible Project Contributors, 2026)&quot;,&quot;manualOverrideText&quot;:&quot;&quot;},&quot;citationTag&quot;:&quot;MENDELEY_CITATION_v3_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&quot;,&quot;citationItems&quot;:[{&quot;id&quot;:&quot;86ad7e7e-a194-3b89-91d0-a9a0ab65abc2&quot;,&quot;itemData&quot;:{&quot;type&quot;:&quot;webpage&quot;,&quot;id&quot;:&quot;86ad7e7e-a194-3b89-91d0-a9a0ab65abc2&quot;,&quot;title&quot;:&quot;community.proxmox — Ansible Community Documentation&quot;,&quot;author&quot;:[{&quot;family&quot;:&quot;Ansible Project Contributors&quot;,&quot;given&quot;:&quot;&quot;,&quot;parse-names&quot;:false,&quot;dropping-particle&quot;:&quot;&quot;,&quot;non-dropping-particle&quot;:&quot;&quot;}],&quot;accessed&quot;:{&quot;date-parts&quot;:[[2026,5,11]]},&quot;URL&quot;:&quot;https://docs.ansible.com/projects/ansible/latest/collections/community/proxmox/index.html&quot;,&quot;issued&quot;:{&quot;date-parts&quot;:[[2026,4,20]]},&quot;container-title-short&quot;:&quot;&quot;},&quot;isTemporary&quot;:false,&quot;suppress-author&quot;:false,&quot;composite&quot;:false,&quot;author-only&quot;:false}]},{&quot;citationID&quot;:&quot;MENDELEY_CITATION_6e20f74d-9c90-4ab4-9c43-833e4c2352f6&quot;,&quot;properties&quot;:{&quot;noteIndex&quot;:0,&quot;mode&quot;:&quot;composite&quot;},&quot;isEdited&quot;:false,&quot;manualOverride&quot;:{&quot;isManuallyOverridden&quot;:false,&quot;citeprocText&quot;:&quot;Josh Noll (2024)&quot;,&quot;manualOverrideText&quot;:&quot;&quot;},&quot;citationTag&quot;:&quot;MENDELEY_CITATION_v3_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&quot;,&quot;citationItems&quot;:[{&quot;id&quot;:&quot;2282350d-c4a4-38ed-ba6b-d9ebe871ce5d&quot;,&quot;itemData&quot;:{&quot;type&quot;:&quot;webpage&quot;,&quot;id&quot;:&quot;2282350d-c4a4-38ed-ba6b-d9ebe871ce5d&quot;,&quot;title&quot;:&quot;Deploying Proxmox VMs with Ansible — Josh Noll&quot;,&quot;author&quot;:[{&quot;family&quot;:&quot;Josh Noll&quot;,&quot;given&quot;:&quot;&quot;,&quot;parse-names&quot;:false,&quot;dropping-particle&quot;:&quot;&quot;,&quot;non-dropping-particle&quot;:&quot;&quot;}],&quot;accessed&quot;:{&quot;date-parts&quot;:[[2026,4,21]]},&quot;URL&quot;:&quot;https://joshrnoll.com/deploying-proxmox-vms-with-ansible/&quot;,&quot;issued&quot;:{&quot;date-parts&quot;:[[2024,1,16]]},&quot;container-title-short&quot;:&quot;&quot;},&quot;isTemporary&quot;:false,&quot;displayAs&quot;:&quot;composite&quot;,&quot;suppress-author&quot;:false,&quot;composite&quot;:true,&quot;author-only&quot;:false}]},{&quot;citationID&quot;:&quot;MENDELEY_CITATION_34a55d00-3943-40a6-9fd1-2f71dc1c096b&quot;,&quot;properties&quot;:{&quot;noteIndex&quot;:0,&quot;mode&quot;:&quot;composite&quot;},&quot;isEdited&quot;:false,&quot;manualOverride&quot;:{&quot;isManuallyOverridden&quot;:false,&quot;citeprocText&quot;:&quot;Josh Noll (2024)&quot;,&quot;manualOverrideText&quot;:&quot;&quot;},&quot;citationTag&quot;:&quot;MENDELEY_CITATION_v3_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&quot;,&quot;citationItems&quot;:[{&quot;id&quot;:&quot;2282350d-c4a4-38ed-ba6b-d9ebe871ce5d&quot;,&quot;itemData&quot;:{&quot;type&quot;:&quot;webpage&quot;,&quot;id&quot;:&quot;2282350d-c4a4-38ed-ba6b-d9ebe871ce5d&quot;,&quot;title&quot;:&quot;Deploying Proxmox VMs with Ansible — Josh Noll&quot;,&quot;author&quot;:[{&quot;family&quot;:&quot;Josh Noll&quot;,&quot;given&quot;:&quot;&quot;,&quot;parse-names&quot;:false,&quot;dropping-particle&quot;:&quot;&quot;,&quot;non-dropping-particle&quot;:&quot;&quot;}],&quot;accessed&quot;:{&quot;date-parts&quot;:[[2026,4,21]]},&quot;URL&quot;:&quot;https://joshrnoll.com/deploying-proxmox-vms-with-ansible/&quot;,&quot;issued&quot;:{&quot;date-parts&quot;:[[2024,1,16]]},&quot;container-title-short&quot;:&quot;&quot;},&quot;isTemporary&quot;:false,&quot;displayAs&quot;:&quot;composite&quot;,&quot;suppress-author&quot;:false,&quot;composite&quot;:true,&quot;author-only&quot;:false}]},{&quot;citationID&quot;:&quot;MENDELEY_CITATION_748c1f61-b366-4c8c-adb0-d334d15706be&quot;,&quot;properties&quot;:{&quot;noteIndex&quot;:0},&quot;isEdited&quot;:false,&quot;manualOverride&quot;:{&quot;isManuallyOverridden&quot;:false,&quot;citeprocText&quot;:&quot;(Jurka007, 2023)&quot;,&quot;manualOverrideText&quot;:&quot;&quot;},&quot;citationTag&quot;:&quot;MENDELEY_CITATION_v3_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&quot;,&quot;citationItems&quot;:[{&quot;id&quot;:&quot;155ccf57-7754-39a1-9356-ef2342de96dc&quot;,&quot;itemData&quot;:{&quot;type&quot;:&quot;webpage&quot;,&quot;id&quot;:&quot;155ccf57-7754-39a1-9356-ef2342de96dc&quot;,&quot;title&quot;:&quot;Proxmox: \&quot;net\&quot; do not configure network card · Issue #21 · ansible-collections/community.proxmox&quot;,&quot;author&quot;:[{&quot;family&quot;:&quot;Jurka007&quot;,&quot;given&quot;:&quot;&quot;,&quot;parse-names&quot;:false,&quot;dropping-particle&quot;:&quot;&quot;,&quot;non-dropping-particle&quot;:&quot;&quot;}],&quot;container-title&quot;:&quot;Github&quot;,&quot;accessed&quot;:{&quot;date-parts&quot;:[[2026,4,21]]},&quot;URL&quot;:&quot;https://github.com/ansible-collections/community.proxmox/issues/21#issuecomment-2884820921&quot;,&quot;issued&quot;:{&quot;date-parts&quot;:[[2023,6,23]]},&quot;container-title-short&quot;:&quot;&quot;},&quot;isTemporary&quot;:false,&quot;suppress-author&quot;:false,&quot;composite&quot;:false,&quot;author-only&quot;:false}]},{&quot;citationID&quot;:&quot;MENDELEY_CITATION_78f4607a-d92c-4973-983c-1271456fc057&quot;,&quot;properties&quot;:{&quot;noteIndex&quot;:0},&quot;isEdited&quot;:false,&quot;manualOverride&quot;:{&quot;isManuallyOverridden&quot;:false,&quot;citeprocText&quot;:&quot;(Blaise Hurtlin, 2026)&quot;,&quot;manualOverrideText&quot;:&quot;&quot;},&quot;citationTag&quot;:&quot;MENDELEY_CITATION_v3_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&quot;,&quot;citationItems&quot;:[{&quot;id&quot;:&quot;f32f6921-db11-3f7e-99d8-61451133e193&quot;,&quot;itemData&quot;:{&quot;type&quot;:&quot;report&quot;,&quot;id&quot;:&quot;f32f6921-db11-3f7e-99d8-61451133e193&quot;,&quot;title&quot;:&quot;Automatisation sur un cluster Proxmox - Cahier des charges&quot;,&quot;author&quot;:[{&quot;family&quot;:&quot;Blaise Hurtlin&quot;,&quot;given&quot;:&quot;&quot;,&quot;parse-names&quot;:false,&quot;dropping-particle&quot;:&quot;&quot;,&quot;non-dropping-particle&quot;:&quot;&quot;}],&quot;issued&quot;:{&quot;date-parts&quot;:[[2026,3,2]]},&quot;publisher-place&quot;:&quot;Fribourg&quot;,&quot;language&quot;:&quot;Français&quot;,&quot;abstract&quot;:&quot;Description générale du projet d'examen : L'EMF souhaite disposer d'une infrastructure de virtualisation moderne, flexible et automatisée afin de faciliter le déploiement et la gestion de machines virtuelles. Actuellement, la création et la configuration de machines virtuelles sont réalisées manuellement, ce qui entraîne une perte de temps, un risque d'erreurs humaines et un manque d'homogénéité. Le présent travail a pour objectif de mettre en place un cluster de virtualisation Proxmox sur plusieurs noeuds et d'automatiser le déploiement de machines virtuelles à l'aide d'outils d'infrastructure as code (IaC).&quot;,&quot;container-title-short&quot;:&quot;&quot;},&quot;isTemporary&quot;:false,&quot;suppress-author&quot;:false,&quot;composite&quot;:false,&quot;author-only&quot;:false}]},{&quot;citationID&quot;:&quot;MENDELEY_CITATION_16f50a29-3f9c-4542-b0f5-d0fca657764a&quot;,&quot;properties&quot;:{&quot;noteIndex&quot;:0,&quot;mode&quot;:&quot;composite&quot;},&quot;isEdited&quot;:false,&quot;manualOverride&quot;:{&quot;isManuallyOverridden&quot;:false,&quot;citeprocText&quot;:&quot;Proxmox (2025b)&quot;,&quot;manualOverrideText&quot;:&quot;&quot;},&quot;citationTag&quot;:&quot;MENDELEY_CITATION_v3_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&quot;,&quot;citationItems&quot;:[{&quot;id&quot;:&quot;7858f2b0-8108-3c31-9aa4-1dd0bf8eb683&quot;,&quot;itemData&quot;:{&quot;type&quot;:&quot;webpage&quot;,&quot;id&quot;:&quot;7858f2b0-8108-3c31-9aa4-1dd0bf8eb683&quot;,&quot;title&quot;:&quot;Deploy Hyper-Converged Ceph Cluster - Proxmox VE&quot;,&quot;author&quot;:[{&quot;family&quot;:&quot;Proxmox&quot;,&quot;given&quot;:&quot;&quot;,&quot;parse-names&quot;:false,&quot;dropping-particle&quot;:&quot;&quot;,&quot;non-dropping-particle&quot;:&quot;&quot;}],&quot;accessed&quot;:{&quot;date-parts&quot;:[[2026,5,18]]},&quot;URL&quot;:&quot;https://pve.proxmox.com/wiki/Deploy_Hyper-Converged_Ceph_Cluster#pve_ceph_osds&quot;,&quot;issued&quot;:{&quot;date-parts&quot;:[[2025,11,19]]},&quot;container-title-short&quot;:&quot;&quot;},&quot;isTemporary&quot;:false,&quot;displayAs&quot;:&quot;composite&quot;,&quot;suppress-author&quot;:false,&quot;composite&quot;:true,&quot;author-only&quot;:false}]},{&quot;citationID&quot;:&quot;MENDELEY_CITATION_f8e39c61-cabf-4ad9-b555-ab1f35baff6b&quot;,&quot;properties&quot;:{&quot;noteIndex&quot;:0,&quot;mode&quot;:&quot;composite&quot;},&quot;isEdited&quot;:false,&quot;manualOverride&quot;:{&quot;isManuallyOverridden&quot;:false,&quot;citeprocText&quot;:&quot;Proxmox (2025a)&quot;,&quot;manualOverrideText&quot;:&quot;&quot;},&quot;citationTag&quot;:&quot;MENDELEY_CITATION_v3_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&quot;,&quot;citationItems&quot;:[{&quot;id&quot;:&quot;d733aedd-9419-3dae-bd6f-8851be7e0d61&quot;,&quot;itemData&quot;:{&quot;type&quot;:&quot;webpage&quot;,&quot;id&quot;:&quot;d733aedd-9419-3dae-bd6f-8851be7e0d61&quot;,&quot;title&quot;:&quot;Renaming a PVE node - Proxmox VE&quot;,&quot;author&quot;:[{&quot;family&quot;:&quot;Proxmox&quot;,&quot;given&quot;:&quot;&quot;,&quot;parse-names&quot;:false,&quot;dropping-particle&quot;:&quot;&quot;,&quot;non-dropping-particle&quot;:&quot;&quot;}],&quot;accessed&quot;:{&quot;date-parts&quot;:[[2026,5,15]]},&quot;URL&quot;:&quot;https://pve.proxmox.com/wiki/Renaming_a_PVE_node&quot;,&quot;issued&quot;:{&quot;date-parts&quot;:[[2025,4,29]]},&quot;container-title-short&quot;:&quot;&quot;},&quot;isTemporary&quot;:false,&quot;displayAs&quot;:&quot;composite&quot;,&quot;suppress-author&quot;:false,&quot;composite&quot;:true,&quot;author-only&quot;:false}]}]"/>
+    <we:property name="MENDELEY_BIBLIOGRAPHY_LAST_MODIFIED" value="1779180787864"/>
+    <we:property name="MENDELEY_CITATIONS" value="[{&quot;citationID&quot;:&quot;MENDELEY_CITATION_c9110d75-083c-459e-976f-f62c7347c468&quot;,&quot;properties&quot;:{&quot;noteIndex&quot;:0,&quot;mode&quot;:&quot;composite&quot;},&quot;isEdited&quot;:false,&quot;manualOverride&quot;:{&quot;isManuallyOverridden&quot;:false,&quot;citeprocText&quot;:&quot;J. P. Kousz &amp;#38; S. Leiser (2026)&quot;,&quot;manualOverrideText&quot;:&quot;&quot;},&quot;citationTag&quot;:&quot;MENDELEY_CITATION_v3_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&quot;,&quot;citationItems&quot;:[{&quot;id&quot;:&quot;35f5a5cc-8c72-3b86-8ebf-fc042b3548c1&quot;,&quot;itemData&quot;:{&quot;type&quot;:&quot;article-journal&quot;,&quot;id&quot;:&quot;35f5a5cc-8c72-3b86-8ebf-fc042b3548c1&quot;,&quot;title&quot;:&quot;GEN - ICT-FR Manuel 2027&quot;,&quot;author&quot;:[{&quot;family&quot;:&quot;J. P. Kousz&quot;,&quot;given&quot;:&quot;F. Kuster&quot;,&quot;parse-names&quot;:false,&quot;dropping-particle&quot;:&quot;&quot;,&quot;non-dropping-particle&quot;:&quot;&quot;},{&quot;family&quot;:&quot;S. Leiser&quot;,&quot;given&quot;:&quot;&quot;,&quot;parse-names&quot;:false,&quot;dropping-particle&quot;:&quot;&quot;,&quot;non-dropping-particle&quot;:&quot;&quot;}],&quot;accessed&quot;:{&quot;date-parts&quot;:[[2026,5,7]]},&quot;translator&quot;:[{&quot;family&quot;:&quot;Schwab&quot;,&quot;given&quot;:&quot;Stéphane&quot;,&quot;parse-names&quot;:false,&quot;dropping-particle&quot;:&quot;&quot;,&quot;non-dropping-particle&quot;:&quot;&quot;},{&quot;family&quot;:&quot;Meuwly&quot;,&quot;given&quot;:&quot;Laurent&quot;,&quot;parse-names&quot;:false,&quot;dropping-particle&quot;:&quot;&quot;,&quot;non-dropping-particle&quot;:&quot;&quot;},{&quot;family&quot;:&quot;Nuoffer&quot;,&quot;given&quot;:&quot;Steve&quot;,&quot;parse-names&quot;:false,&quot;dropping-particle&quot;:&quot;&quot;,&quot;non-dropping-particle&quot;:&quot;&quot;}],&quot;URL&quot;:&quot;https://2026.pkorg.ch/dokument/2530/view&quot;,&quot;issued&quot;:{&quot;date-parts&quot;:[[2026,1]]},&quot;container-title-short&quot;:&quot;&quot;},&quot;isTemporary&quot;:false,&quot;displayAs&quot;:&quot;composite&quot;,&quot;suppress-author&quot;:false,&quot;composite&quot;:true,&quot;author-only&quot;:false}]},{&quot;citationID&quot;:&quot;MENDELEY_CITATION_b436a8a3-3a1a-4431-9209-c918703eaeeb&quot;,&quot;properties&quot;:{&quot;noteIndex&quot;:0,&quot;mode&quot;:&quot;composite&quot;},&quot;isEdited&quot;:false,&quot;manualOverride&quot;:{&quot;isManuallyOverridden&quot;:false,&quot;citeprocText&quot;:&quot;Blaise Hurtlin (2026)&quot;,&quot;manualOverrideText&quot;:&quot;&quot;},&quot;citationTag&quot;:&quot;MENDELEY_CITATION_v3_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&quot;,&quot;citationItems&quot;:[{&quot;id&quot;:&quot;f32f6921-db11-3f7e-99d8-61451133e193&quot;,&quot;itemData&quot;:{&quot;type&quot;:&quot;report&quot;,&quot;id&quot;:&quot;f32f6921-db11-3f7e-99d8-61451133e193&quot;,&quot;title&quot;:&quot;Automatisation sur un cluster Proxmox - Cahier des charges&quot;,&quot;author&quot;:[{&quot;family&quot;:&quot;Blaise Hurtlin&quot;,&quot;given&quot;:&quot;&quot;,&quot;parse-names&quot;:false,&quot;dropping-particle&quot;:&quot;&quot;,&quot;non-dropping-particle&quot;:&quot;&quot;}],&quot;issued&quot;:{&quot;date-parts&quot;:[[2026,3,2]]},&quot;publisher-place&quot;:&quot;Fribourg&quot;,&quot;language&quot;:&quot;Français&quot;,&quot;abstract&quot;:&quot;Description générale du projet d'examen : L'EMF souhaite disposer d'une infrastructure de virtualisation moderne, flexible et automatisée afin de faciliter le déploiement et la gestion de machines virtuelles. Actuellement, la création et la configuration de machines virtuelles sont réalisées manuellement, ce qui entraîne une perte de temps, un risque d'erreurs humaines et un manque d'homogénéité. Le présent travail a pour objectif de mettre en place un cluster de virtualisation Proxmox sur plusieurs noeuds et d'automatiser le déploiement de machines virtuelles à l'aide d'outils d'infrastructure as code (IaC).&quot;,&quot;container-title-short&quot;:&quot;&quot;},&quot;isTemporary&quot;:false,&quot;displayAs&quot;:&quot;composite&quot;,&quot;suppress-author&quot;:false,&quot;composite&quot;:true,&quot;author-only&quot;:false}]},{&quot;citationID&quot;:&quot;MENDELEY_CITATION_bd297da5-6ab4-498e-9f4f-b38ccb581b15&quot;,&quot;properties&quot;:{&quot;noteIndex&quot;:0},&quot;isEdited&quot;:false,&quot;manualOverride&quot;:{&quot;isManuallyOverridden&quot;:false,&quot;citeprocText&quot;:&quot;(J. P. Kousz &amp;#38; S. Leiser, 2026)&quot;,&quot;manualOverrideText&quot;:&quot;&quot;},&quot;citationTag&quot;:&quot;MENDELEY_CITATION_v3_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&quot;,&quot;citationItems&quot;:[{&quot;id&quot;:&quot;35f5a5cc-8c72-3b86-8ebf-fc042b3548c1&quot;,&quot;itemData&quot;:{&quot;type&quot;:&quot;article-journal&quot;,&quot;id&quot;:&quot;35f5a5cc-8c72-3b86-8ebf-fc042b3548c1&quot;,&quot;title&quot;:&quot;GEN - ICT-FR Manuel 2027&quot;,&quot;author&quot;:[{&quot;family&quot;:&quot;J. P. Kousz&quot;,&quot;given&quot;:&quot;F. Kuster&quot;,&quot;parse-names&quot;:false,&quot;dropping-particle&quot;:&quot;&quot;,&quot;non-dropping-particle&quot;:&quot;&quot;},{&quot;family&quot;:&quot;S. Leiser&quot;,&quot;given&quot;:&quot;&quot;,&quot;parse-names&quot;:false,&quot;dropping-particle&quot;:&quot;&quot;,&quot;non-dropping-particle&quot;:&quot;&quot;}],&quot;accessed&quot;:{&quot;date-parts&quot;:[[2026,5,7]]},&quot;translator&quot;:[{&quot;family&quot;:&quot;Schwab&quot;,&quot;given&quot;:&quot;Stéphane&quot;,&quot;parse-names&quot;:false,&quot;dropping-particle&quot;:&quot;&quot;,&quot;non-dropping-particle&quot;:&quot;&quot;},{&quot;family&quot;:&quot;Meuwly&quot;,&quot;given&quot;:&quot;Laurent&quot;,&quot;parse-names&quot;:false,&quot;dropping-particle&quot;:&quot;&quot;,&quot;non-dropping-particle&quot;:&quot;&quot;},{&quot;family&quot;:&quot;Nuoffer&quot;,&quot;given&quot;:&quot;Steve&quot;,&quot;parse-names&quot;:false,&quot;dropping-particle&quot;:&quot;&quot;,&quot;non-dropping-particle&quot;:&quot;&quot;}],&quot;URL&quot;:&quot;https://2026.pkorg.ch/dokument/2530/view&quot;,&quot;issued&quot;:{&quot;date-parts&quot;:[[2026,1]]},&quot;container-title-short&quot;:&quot;&quot;},&quot;isTemporary&quot;:false,&quot;suppress-author&quot;:false,&quot;composite&quot;:false,&quot;author-only&quot;:false}]},{&quot;citationID&quot;:&quot;MENDELEY_CITATION_c081e898-b5a7-433d-bb3b-d53ea9033849&quot;,&quot;properties&quot;:{&quot;noteIndex&quot;:0},&quot;isEdited&quot;:false,&quot;manualOverride&quot;:{&quot;isManuallyOverridden&quot;:false,&quot;citeprocText&quot;:&quot;(EMF-Informatique, 2025)&quot;,&quot;manualOverrideText&quot;:&quot;&quot;},&quot;citationTag&quot;:&quot;MENDELEY_CITATION_v3_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&quot;,&quot;citationItems&quot;:[{&quot;id&quot;:&quot;35384cd0-ea23-30ec-9a59-ccb2a44e9082&quot;,&quot;itemData&quot;:{&quot;type&quot;:&quot;article-journal&quot;,&quot;id&quot;:&quot;35384cd0-ea23-30ec-9a59-ccb2a44e9082&quot;,&quot;title&quot;:&quot;00_Standards Entreprise INFRA&quot;,&quot;author&quot;:[{&quot;family&quot;:&quot;EMF-Informatique&quot;,&quot;given&quot;:&quot;&quot;,&quot;parse-names&quot;:false,&quot;dropping-particle&quot;:&quot;&quot;,&quot;non-dropping-particle&quot;:&quot;&quot;}],&quot;accessed&quot;:{&quot;date-parts&quot;:[[2026,5,7]]},&quot;URL&quot;:&quot;https://eduetatfr.sharepoint.com/:b:/r/teams/EMF-GT-INFOApprentis/Shared%20Documents/Apprenti-es/Infrastructures/Standards/00_Standards%20Entreprise%20INFRA.pdf?csf=1&amp;web=1&amp;e=NxPkxO&quot;,&quot;issued&quot;:{&quot;date-parts&quot;:[[2025,3,25]]},&quot;page&quot;:&quot;1-1&quot;,&quot;container-title-short&quot;:&quot;&quot;},&quot;isTemporary&quot;:false,&quot;suppress-author&quot;:false,&quot;composite&quot;:false,&quot;author-only&quot;:false}]},{&quot;citationID&quot;:&quot;MENDELEY_CITATION_f9a42ccd-cc40-42f8-afd0-e7ccb5a93cda&quot;,&quot;properties&quot;:{&quot;noteIndex&quot;:0,&quot;mode&quot;:&quot;composite&quot;},&quot;isEdited&quot;:false,&quot;manualOverride&quot;:{&quot;isManuallyOverridden&quot;:false,&quot;citeprocText&quot;:&quot;Proxmox (2025e)&quot;,&quot;manualOverrideText&quot;:&quot;&quot;},&quot;citationTag&quot;:&quot;MENDELEY_CITATION_v3_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&quot;,&quot;citationItems&quot;:[{&quot;id&quot;:&quot;66de0b29-8c25-3bfb-9d36-3528c1be4578&quot;,&quot;itemData&quot;:{&quot;type&quot;:&quot;webpage&quot;,&quot;id&quot;:&quot;66de0b29-8c25-3bfb-9d36-3528c1be4578&quot;,&quot;title&quot;:&quot;Proxmox VE Storage&quot;,&quot;author&quot;:[{&quot;family&quot;:&quot;Proxmox&quot;,&quot;given&quot;:&quot;&quot;,&quot;parse-names&quot;:false,&quot;dropping-particle&quot;:&quot;&quot;,&quot;non-dropping-particle&quot;:&quot;&quot;}],&quot;container-title&quot;:&quot;Proxmox VE Administration Guide&quot;,&quot;accessed&quot;:{&quot;date-parts&quot;:[[2026,3,15]]},&quot;URL&quot;:&quot;https://pve.proxmox.com/pve-docs/chapter-pvesm.html&quot;,&quot;issued&quot;:{&quot;date-parts&quot;:[[2025,12,12]]},&quot;language&quot;:&quot;English&quot;,&quot;abstract&quot;:&quot;\n\nThe Proxmox VE storage model is very flexible. Virtual machine images can either be stored on one or several local storages, or on shared storage like NFS or iSCSI (NAS, SAN). There are no limits, and you may configure as many storage pools as you like. You can use all storage technologies available for Debian Linux.\n\nOne major benefit of storing VMs on shared storage is the ability to live-migrate running machines without any downtime, as all nodes in the cluster have direct access to VM disk images. There is no need to copy VM image data, so live migration is very fast in that case.\n&quot;,&quot;container-title-short&quot;:&quot;&quot;},&quot;isTemporary&quot;:false,&quot;displayAs&quot;:&quot;composite&quot;,&quot;suppress-author&quot;:false,&quot;composite&quot;:true,&quot;author-only&quot;:false}]},{&quot;citationID&quot;:&quot;MENDELEY_CITATION_4afd9d51-6e25-4fc5-b929-fd706c000062&quot;,&quot;properties&quot;:{&quot;noteIndex&quot;:0},&quot;isEdited&quot;:false,&quot;manualOverride&quot;:{&quot;isManuallyOverridden&quot;:false,&quot;citeprocText&quot;:&quot;(Proxmox, 2025e)&quot;,&quot;manualOverrideText&quot;:&quot;&quot;},&quot;citationTag&quot;:&quot;MENDELEY_CITATION_v3_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&quot;,&quot;citationItems&quot;:[{&quot;id&quot;:&quot;66de0b29-8c25-3bfb-9d36-3528c1be4578&quot;,&quot;itemData&quot;:{&quot;type&quot;:&quot;webpage&quot;,&quot;id&quot;:&quot;66de0b29-8c25-3bfb-9d36-3528c1be4578&quot;,&quot;title&quot;:&quot;Proxmox VE Storage&quot;,&quot;author&quot;:[{&quot;family&quot;:&quot;Proxmox&quot;,&quot;given&quot;:&quot;&quot;,&quot;parse-names&quot;:false,&quot;dropping-particle&quot;:&quot;&quot;,&quot;non-dropping-particle&quot;:&quot;&quot;}],&quot;container-title&quot;:&quot;Proxmox VE Administration Guide&quot;,&quot;accessed&quot;:{&quot;date-parts&quot;:[[2026,3,15]]},&quot;URL&quot;:&quot;https://pve.proxmox.com/pve-docs/chapter-pvesm.html&quot;,&quot;issued&quot;:{&quot;date-parts&quot;:[[2025,12,12]]},&quot;language&quot;:&quot;English&quot;,&quot;abstract&quot;:&quot;\n\nThe Proxmox VE storage model is very flexible. Virtual machine images can either be stored on one or several local storages, or on shared storage like NFS or iSCSI (NAS, SAN). There are no limits, and you may configure as many storage pools as you like. You can use all storage technologies available for Debian Linux.\n\nOne major benefit of storing VMs on shared storage is the ability to live-migrate running machines without any downtime, as all nodes in the cluster have direct access to VM disk images. There is no need to copy VM image data, so live migration is very fast in that case.\n&quot;,&quot;container-title-short&quot;:&quot;&quot;},&quot;isTemporary&quot;:false,&quot;suppress-author&quot;:false,&quot;composite&quot;:false,&quot;author-only&quot;:false}]},{&quot;citationID&quot;:&quot;MENDELEY_CITATION_9db2a729-0951-4c17-9e01-ff0581195c25&quot;,&quot;properties&quot;:{&quot;noteIndex&quot;:0,&quot;mode&quot;:&quot;composite&quot;},&quot;isEdited&quot;:false,&quot;manualOverride&quot;:{&quot;isManuallyOverridden&quot;:false,&quot;citeprocText&quot;:&quot;Josh Noll (2024)&quot;,&quot;manualOverrideText&quot;:&quot;&quot;},&quot;citationTag&quot;:&quot;MENDELEY_CITATION_v3_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&quot;,&quot;citationItems&quot;:[{&quot;id&quot;:&quot;2282350d-c4a4-38ed-ba6b-d9ebe871ce5d&quot;,&quot;itemData&quot;:{&quot;type&quot;:&quot;webpage&quot;,&quot;id&quot;:&quot;2282350d-c4a4-38ed-ba6b-d9ebe871ce5d&quot;,&quot;title&quot;:&quot;Deploying Proxmox VMs with Ansible — Josh Noll&quot;,&quot;author&quot;:[{&quot;family&quot;:&quot;Josh Noll&quot;,&quot;given&quot;:&quot;&quot;,&quot;parse-names&quot;:false,&quot;dropping-particle&quot;:&quot;&quot;,&quot;non-dropping-particle&quot;:&quot;&quot;}],&quot;accessed&quot;:{&quot;date-parts&quot;:[[2026,4,21]]},&quot;URL&quot;:&quot;https://joshrnoll.com/deploying-proxmox-vms-with-ansible/&quot;,&quot;issued&quot;:{&quot;date-parts&quot;:[[2024,1,16]]},&quot;container-title-short&quot;:&quot;&quot;},&quot;isTemporary&quot;:false,&quot;displayAs&quot;:&quot;composite&quot;,&quot;suppress-author&quot;:false,&quot;composite&quot;:true,&quot;author-only&quot;:false}]},{&quot;citationID&quot;:&quot;MENDELEY_CITATION_1c0bfdc0-b8ec-465a-97f9-432436345054&quot;,&quot;properties&quot;:{&quot;noteIndex&quot;:0,&quot;mode&quot;:&quot;composite&quot;},&quot;isEdited&quot;:false,&quot;manualOverride&quot;:{&quot;isManuallyOverridden&quot;:false,&quot;citeprocText&quot;:&quot;Proxmox (2025f)&quot;,&quot;manualOverrideText&quot;:&quot;&quot;},&quot;citationTag&quot;:&quot;MENDELEY_CITATION_v3_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&quot;,&quot;citationItems&quot;:[{&quot;id&quot;:&quot;4bf5c8ec-d6e5-35ca-a7be-7cacfe503104&quot;,&quot;itemData&quot;:{&quot;type&quot;:&quot;webpage&quot;,&quot;id&quot;:&quot;4bf5c8ec-d6e5-35ca-a7be-7cacfe503104&quot;,&quot;title&quot;:&quot;QEMU/KVM Virtual Machines&quot;,&quot;author&quot;:[{&quot;family&quot;:&quot;Proxmox&quot;,&quot;given&quot;:&quot;&quot;,&quot;parse-names&quot;:false,&quot;dropping-particle&quot;:&quot;&quot;,&quot;non-dropping-particle&quot;:&quot;&quot;}],&quot;accessed&quot;:{&quot;date-parts&quot;:[[2026,3,15]]},&quot;URL&quot;:&quot;https://pve.proxmox.com/pve-docs/chapter-qm.html&quot;,&quot;issued&quot;:{&quot;date-parts&quot;:[[2025,12,12]]},&quot;container-title-short&quot;:&quot;&quot;},&quot;isTemporary&quot;:false,&quot;displayAs&quot;:&quot;composite&quot;,&quot;suppress-author&quot;:false,&quot;composite&quot;:true,&quot;author-only&quot;:false}]},{&quot;citationID&quot;:&quot;MENDELEY_CITATION_0574a10e-c060-4584-b1b5-3204dd180737&quot;,&quot;properties&quot;:{&quot;noteIndex&quot;:0},&quot;isEdited&quot;:false,&quot;manualOverride&quot;:{&quot;isManuallyOverridden&quot;:false,&quot;citeprocText&quot;:&quot;(Proxmox, 2025c)&quot;,&quot;manualOverrideText&quot;:&quot;&quot;},&quot;citationTag&quot;:&quot;MENDELEY_CITATION_v3_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&quot;,&quot;citationItems&quot;:[{&quot;id&quot;:&quot;cdd5bf4a-8251-39fe-a38d-94fb4557c4cb&quot;,&quot;itemData&quot;:{&quot;type&quot;:&quot;webpage&quot;,&quot;id&quot;:&quot;cdd5bf4a-8251-39fe-a38d-94fb4557c4cb&quot;,&quot;title&quot;:&quot;Network Configuration - Proxmox VE&quot;,&quot;author&quot;:[{&quot;family&quot;:&quot;Proxmox&quot;,&quot;given&quot;:&quot;&quot;,&quot;parse-names&quot;:false,&quot;dropping-particle&quot;:&quot;&quot;,&quot;non-dropping-particle&quot;:&quot;&quot;}],&quot;accessed&quot;:{&quot;date-parts&quot;:[[2026,5,7]]},&quot;URL&quot;:&quot;https://pve.proxmox.com/wiki/Network_Configuration&quot;,&quot;issued&quot;:{&quot;date-parts&quot;:[[2025,11,19]]},&quot;container-title-short&quot;:&quot;&quot;},&quot;isTemporary&quot;:false,&quot;suppress-author&quot;:false,&quot;composite&quot;:false,&quot;author-only&quot;:false}]},{&quot;citationID&quot;:&quot;MENDELEY_CITATION_6123cc52-935a-4e9c-8ca8-7b3455cb48cb&quot;,&quot;properties&quot;:{&quot;noteIndex&quot;:0,&quot;mode&quot;:&quot;author-only&quot;},&quot;isEdited&quot;:false,&quot;manualOverride&quot;:{&quot;isManuallyOverridden&quot;:false,&quot;citeprocText&quot;:&quot;Hashicorp&quot;,&quot;manualOverrideText&quot;:&quot;&quot;},&quot;citationTag&quot;:&quot;MENDELEY_CITATION_v3_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&quot;,&quot;citationItems&quot;:[{&quot;id&quot;:&quot;a587371a-4b08-3208-ab4f-dbf256de27d2&quot;,&quot;itemData&quot;:{&quot;type&quot;:&quot;webpage&quot;,&quot;id&quot;:&quot;a587371a-4b08-3208-ab4f-dbf256de27d2&quot;,&quot;title&quot;:&quot;Terraform overview | Terraform | HashiCorp Developer&quot;,&quot;author&quot;:[{&quot;family&quot;:&quot;Hashicorp&quot;,&quot;given&quot;:&quot;&quot;,&quot;parse-names&quot;:false,&quot;dropping-particle&quot;:&quot;&quot;,&quot;non-dropping-particle&quot;:&quot;&quot;}],&quot;accessed&quot;:{&quot;date-parts&quot;:[[2026,3,31]]},&quot;URL&quot;:&quot;https://developer.hashicorp.com/terraform/docs&quot;,&quot;container-title-short&quot;:&quot;&quot;},&quot;isTemporary&quot;:false,&quot;displayAs&quot;:&quot;author-only&quot;,&quot;suppress-author&quot;:false,&quot;composite&quot;:false,&quot;author-only&quot;:true}]},{&quot;citationID&quot;:&quot;MENDELEY_CITATION_be5a949b-c2c9-43e2-89e6-f32e2854e848&quot;,&quot;properties&quot;:{&quot;noteIndex&quot;:0,&quot;mode&quot;:&quot;author-only&quot;},&quot;isEdited&quot;:false,&quot;manualOverride&quot;:{&quot;isManuallyOverridden&quot;:false,&quot;citeprocText&quot;:&quot;Hashicorp&quot;,&quot;manualOverrideText&quot;:&quot;&quot;},&quot;citationTag&quot;:&quot;MENDELEY_CITATION_v3_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&quot;,&quot;citationItems&quot;:[{&quot;id&quot;:&quot;a587371a-4b08-3208-ab4f-dbf256de27d2&quot;,&quot;itemData&quot;:{&quot;type&quot;:&quot;webpage&quot;,&quot;id&quot;:&quot;a587371a-4b08-3208-ab4f-dbf256de27d2&quot;,&quot;title&quot;:&quot;Terraform overview | Terraform | HashiCorp Developer&quot;,&quot;author&quot;:[{&quot;family&quot;:&quot;Hashicorp&quot;,&quot;given&quot;:&quot;&quot;,&quot;parse-names&quot;:false,&quot;dropping-particle&quot;:&quot;&quot;,&quot;non-dropping-particle&quot;:&quot;&quot;}],&quot;accessed&quot;:{&quot;date-parts&quot;:[[2026,3,31]]},&quot;URL&quot;:&quot;https://developer.hashicorp.com/terraform/docs&quot;,&quot;container-title-short&quot;:&quot;&quot;},&quot;isTemporary&quot;:false,&quot;displayAs&quot;:&quot;author-only&quot;,&quot;suppress-author&quot;:false,&quot;composite&quot;:false,&quot;author-only&quot;:true}]},{&quot;citationID&quot;:&quot;MENDELEY_CITATION_50e60e3f-273d-4874-9fd6-c4e9022312a9&quot;,&quot;properties&quot;:{&quot;noteIndex&quot;:0},&quot;isEdited&quot;:false,&quot;manualOverride&quot;:{&quot;isManuallyOverridden&quot;:false,&quot;citeprocText&quot;:&quot;(Hashicorp, n.d.)&quot;,&quot;manualOverrideText&quot;:&quot;&quot;},&quot;citationTag&quot;:&quot;MENDELEY_CITATION_v3_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&quot;,&quot;citationItems&quot;:[{&quot;id&quot;:&quot;a587371a-4b08-3208-ab4f-dbf256de27d2&quot;,&quot;itemData&quot;:{&quot;type&quot;:&quot;webpage&quot;,&quot;id&quot;:&quot;a587371a-4b08-3208-ab4f-dbf256de27d2&quot;,&quot;title&quot;:&quot;Terraform overview | Terraform | HashiCorp Developer&quot;,&quot;author&quot;:[{&quot;family&quot;:&quot;Hashicorp&quot;,&quot;given&quot;:&quot;&quot;,&quot;parse-names&quot;:false,&quot;dropping-particle&quot;:&quot;&quot;,&quot;non-dropping-particle&quot;:&quot;&quot;}],&quot;accessed&quot;:{&quot;date-parts&quot;:[[2026,3,31]]},&quot;URL&quot;:&quot;https://developer.hashicorp.com/terraform/docs&quot;,&quot;container-title-short&quot;:&quot;&quot;},&quot;isTemporary&quot;:false,&quot;suppress-author&quot;:false,&quot;composite&quot;:false,&quot;author-only&quot;:false}]},{&quot;citationID&quot;:&quot;MENDELEY_CITATION_1bd58bbd-9bad-4f3e-b531-5f20774b6d4c&quot;,&quot;properties&quot;:{&quot;noteIndex&quot;:0},&quot;isEdited&quot;:false,&quot;manualOverride&quot;:{&quot;isManuallyOverridden&quot;:false,&quot;citeprocText&quot;:&quot;(bpg &amp;#38; 153 contributeurs, 2019)&quot;,&quot;manualOverrideText&quot;:&quot;&quot;},&quot;citationTag&quot;:&quot;MENDELEY_CITATION_v3_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&quot;,&quot;citationItems&quot;:[{&quot;id&quot;:&quot;2de4f9e7-8d77-3ebb-8f15-e34da454be73&quot;,&quot;itemData&quot;:{&quot;type&quot;:&quot;webpage&quot;,&quot;id&quot;:&quot;2de4f9e7-8d77-3ebb-8f15-e34da454be73&quot;,&quot;title&quot;:&quot;bpg/terraform-provider-proxmox: Terraform / OpenTofu Provider for Proxmox VE&quot;,&quot;author&quot;:[{&quot;family&quot;:&quot;bpg&quot;,&quot;given&quot;:&quot;&quot;,&quot;parse-names&quot;:false,&quot;dropping-particle&quot;:&quot;&quot;,&quot;non-dropping-particle&quot;:&quot;&quot;},{&quot;family&quot;:&quot;153 contributeurs&quot;,&quot;given&quot;:&quot;&quot;,&quot;parse-names&quot;:false,&quot;dropping-particle&quot;:&quot;&quot;,&quot;non-dropping-particle&quot;:&quot;&quot;}],&quot;accessed&quot;:{&quot;date-parts&quot;:[[2026,3,31]]},&quot;URL&quot;:&quot;https://github.com/bpg/terraform-provider-proxmox&quot;,&quot;issued&quot;:{&quot;date-parts&quot;:[[2019,12,7]]},&quot;container-title-short&quot;:&quot;&quot;},&quot;isTemporary&quot;:false,&quot;suppress-author&quot;:false,&quot;composite&quot;:false,&quot;author-only&quot;:false}]},{&quot;citationID&quot;:&quot;MENDELEY_CITATION_eb22053c-78e7-4e7f-a15a-c93e8bb779a8&quot;,&quot;properties&quot;:{&quot;noteIndex&quot;:0},&quot;isEdited&quot;:false,&quot;manualOverride&quot;:{&quot;isManuallyOverridden&quot;:false,&quot;citeprocText&quot;:&quot;(Telmate &amp;#38; 108 contributeurs, 2017)&quot;,&quot;manualOverrideText&quot;:&quot;&quot;},&quot;citationTag&quot;:&quot;MENDELEY_CITATION_v3_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&quot;,&quot;citationItems&quot;:[{&quot;id&quot;:&quot;02618d2f-c0c6-3e51-852c-6ab354020533&quot;,&quot;itemData&quot;:{&quot;type&quot;:&quot;webpage&quot;,&quot;id&quot;:&quot;02618d2f-c0c6-3e51-852c-6ab354020533&quot;,&quot;title&quot;:&quot;Telmate/proxmox-api-go&quot;,&quot;author&quot;:[{&quot;family&quot;:&quot;Telmate&quot;,&quot;given&quot;:&quot;&quot;,&quot;parse-names&quot;:false,&quot;dropping-particle&quot;:&quot;&quot;,&quot;non-dropping-particle&quot;:&quot;&quot;},{&quot;family&quot;:&quot;108 contributeurs&quot;,&quot;given&quot;:&quot;&quot;,&quot;parse-names&quot;:false,&quot;dropping-particle&quot;:&quot;&quot;,&quot;non-dropping-particle&quot;:&quot;&quot;}],&quot;accessed&quot;:{&quot;date-parts&quot;:[[2026,3,31]]},&quot;URL&quot;:&quot;https://github.com/Telmate/proxmox-api-go&quot;,&quot;issued&quot;:{&quot;date-parts&quot;:[[2017,2,7]]},&quot;container-title-short&quot;:&quot;&quot;},&quot;isTemporary&quot;:false,&quot;suppress-author&quot;:false,&quot;composite&quot;:false,&quot;author-only&quot;:false}]},{&quot;citationID&quot;:&quot;MENDELEY_CITATION_32a35c09-55b7-48ef-bcc8-00932a651399&quot;,&quot;properties&quot;:{&quot;noteIndex&quot;:0},&quot;isEdited&quot;:false,&quot;manualOverride&quot;:{&quot;isManuallyOverridden&quot;:false,&quot;citeprocText&quot;:&quot;(Red Hat - Inc, 2022)&quot;,&quot;manualOverrideText&quot;:&quot;&quot;},&quot;citationTag&quot;:&quot;MENDELEY_CITATION_v3_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&quot;,&quot;citationItems&quot;:[{&quot;id&quot;:&quot;c68a136d-10bd-345e-a6c5-60fb634fe4a2&quot;,&quot;itemData&quot;:{&quot;type&quot;:&quot;webpage&quot;,&quot;id&quot;:&quot;c68a136d-10bd-345e-a6c5-60fb634fe4a2&quot;,&quot;title&quot;:&quot;Ansible Documentation — Ansible Documentation&quot;,&quot;author&quot;:[{&quot;family&quot;:&quot;Red Hat - Inc&quot;,&quot;given&quot;:&quot;&quot;,&quot;parse-names&quot;:false,&quot;dropping-particle&quot;:&quot;&quot;,&quot;non-dropping-particle&quot;:&quot;&quot;}],&quot;accessed&quot;:{&quot;date-parts&quot;:[[2026,4,21]]},&quot;URL&quot;:&quot;https://docs.ansible.com/projects/ansible/2.9/?utm_source=chatgpt.com&quot;,&quot;issued&quot;:{&quot;date-parts&quot;:[[2022,5,27]]},&quot;container-title-short&quot;:&quot;&quot;},&quot;isTemporary&quot;:false,&quot;suppress-author&quot;:false,&quot;composite&quot;:false,&quot;author-only&quot;:false}]},{&quot;citationID&quot;:&quot;MENDELEY_CITATION_b61e7e31-7658-430b-990c-ad89e26637d0&quot;,&quot;properties&quot;:{&quot;noteIndex&quot;:0,&quot;mode&quot;:&quot;composite&quot;},&quot;isEdited&quot;:false,&quot;manualOverride&quot;:{&quot;isManuallyOverridden&quot;:false,&quot;citeprocText&quot;:&quot;Red Hat - Inc (2022)&quot;,&quot;manualOverrideText&quot;:&quot;&quot;},&quot;citationTag&quot;:&quot;MENDELEY_CITATION_v3_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&quot;,&quot;citationItems&quot;:[{&quot;id&quot;:&quot;c68a136d-10bd-345e-a6c5-60fb634fe4a2&quot;,&quot;itemData&quot;:{&quot;type&quot;:&quot;webpage&quot;,&quot;id&quot;:&quot;c68a136d-10bd-345e-a6c5-60fb634fe4a2&quot;,&quot;title&quot;:&quot;Ansible Documentation — Ansible Documentation&quot;,&quot;author&quot;:[{&quot;family&quot;:&quot;Red Hat - Inc&quot;,&quot;given&quot;:&quot;&quot;,&quot;parse-names&quot;:false,&quot;dropping-particle&quot;:&quot;&quot;,&quot;non-dropping-particle&quot;:&quot;&quot;}],&quot;accessed&quot;:{&quot;date-parts&quot;:[[2026,4,21]]},&quot;URL&quot;:&quot;https://docs.ansible.com/projects/ansible/2.9/?utm_source=chatgpt.com&quot;,&quot;issued&quot;:{&quot;date-parts&quot;:[[2022,5,27]]},&quot;container-title-short&quot;:&quot;&quot;},&quot;isTemporary&quot;:false,&quot;displayAs&quot;:&quot;composite&quot;,&quot;suppress-author&quot;:false,&quot;composite&quot;:true,&quot;author-only&quot;:false}]},{&quot;citationID&quot;:&quot;MENDELEY_CITATION_ee4fcb49-8585-4e37-a686-d28ceb9f4b0c&quot;,&quot;properties&quot;:{&quot;noteIndex&quot;:0,&quot;mode&quot;:&quot;composite&quot;},&quot;isEdited&quot;:false,&quot;manualOverride&quot;:{&quot;isManuallyOverridden&quot;:false,&quot;citeprocText&quot;:&quot;Josh Noll (2024)&quot;,&quot;manualOverrideText&quot;:&quot;&quot;},&quot;citationTag&quot;:&quot;MENDELEY_CITATION_v3_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&quot;,&quot;citationItems&quot;:[{&quot;id&quot;:&quot;2282350d-c4a4-38ed-ba6b-d9ebe871ce5d&quot;,&quot;itemData&quot;:{&quot;type&quot;:&quot;webpage&quot;,&quot;id&quot;:&quot;2282350d-c4a4-38ed-ba6b-d9ebe871ce5d&quot;,&quot;title&quot;:&quot;Deploying Proxmox VMs with Ansible — Josh Noll&quot;,&quot;author&quot;:[{&quot;family&quot;:&quot;Josh Noll&quot;,&quot;given&quot;:&quot;&quot;,&quot;parse-names&quot;:false,&quot;dropping-particle&quot;:&quot;&quot;,&quot;non-dropping-particle&quot;:&quot;&quot;}],&quot;accessed&quot;:{&quot;date-parts&quot;:[[2026,4,21]]},&quot;URL&quot;:&quot;https://joshrnoll.com/deploying-proxmox-vms-with-ansible/&quot;,&quot;issued&quot;:{&quot;date-parts&quot;:[[2024,1,16]]},&quot;container-title-short&quot;:&quot;&quot;},&quot;isTemporary&quot;:false,&quot;displayAs&quot;:&quot;composite&quot;,&quot;suppress-author&quot;:false,&quot;composite&quot;:true,&quot;author-only&quot;:false}]},{&quot;citationID&quot;:&quot;MENDELEY_CITATION_8ec9221b-a6b2-4aa2-a9cd-f8f357c3710a&quot;,&quot;properties&quot;:{&quot;noteIndex&quot;:0},&quot;isEdited&quot;:false,&quot;manualOverride&quot;:{&quot;isManuallyOverridden&quot;:false,&quot;citeprocText&quot;:&quot;(Ansible Project Contributors, 2026)&quot;,&quot;manualOverrideText&quot;:&quot;&quot;},&quot;citationTag&quot;:&quot;MENDELEY_CITATION_v3_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&quot;,&quot;citationItems&quot;:[{&quot;id&quot;:&quot;86ad7e7e-a194-3b89-91d0-a9a0ab65abc2&quot;,&quot;itemData&quot;:{&quot;type&quot;:&quot;webpage&quot;,&quot;id&quot;:&quot;86ad7e7e-a194-3b89-91d0-a9a0ab65abc2&quot;,&quot;title&quot;:&quot;community.proxmox — Ansible Community Documentation&quot;,&quot;author&quot;:[{&quot;family&quot;:&quot;Ansible Project Contributors&quot;,&quot;given&quot;:&quot;&quot;,&quot;parse-names&quot;:false,&quot;dropping-particle&quot;:&quot;&quot;,&quot;non-dropping-particle&quot;:&quot;&quot;}],&quot;accessed&quot;:{&quot;date-parts&quot;:[[2026,5,11]]},&quot;URL&quot;:&quot;https://docs.ansible.com/projects/ansible/latest/collections/community/proxmox/index.html&quot;,&quot;issued&quot;:{&quot;date-parts&quot;:[[2026,4,20]]},&quot;container-title-short&quot;:&quot;&quot;},&quot;isTemporary&quot;:false,&quot;suppress-author&quot;:false,&quot;composite&quot;:false,&quot;author-only&quot;:false}]},{&quot;citationID&quot;:&quot;MENDELEY_CITATION_6e20f74d-9c90-4ab4-9c43-833e4c2352f6&quot;,&quot;properties&quot;:{&quot;noteIndex&quot;:0,&quot;mode&quot;:&quot;composite&quot;},&quot;isEdited&quot;:false,&quot;manualOverride&quot;:{&quot;isManuallyOverridden&quot;:false,&quot;citeprocText&quot;:&quot;Josh Noll (2024)&quot;,&quot;manualOverrideText&quot;:&quot;&quot;},&quot;citationTag&quot;:&quot;MENDELEY_CITATION_v3_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&quot;,&quot;citationItems&quot;:[{&quot;id&quot;:&quot;2282350d-c4a4-38ed-ba6b-d9ebe871ce5d&quot;,&quot;itemData&quot;:{&quot;type&quot;:&quot;webpage&quot;,&quot;id&quot;:&quot;2282350d-c4a4-38ed-ba6b-d9ebe871ce5d&quot;,&quot;title&quot;:&quot;Deploying Proxmox VMs with Ansible — Josh Noll&quot;,&quot;author&quot;:[{&quot;family&quot;:&quot;Josh Noll&quot;,&quot;given&quot;:&quot;&quot;,&quot;parse-names&quot;:false,&quot;dropping-particle&quot;:&quot;&quot;,&quot;non-dropping-particle&quot;:&quot;&quot;}],&quot;accessed&quot;:{&quot;date-parts&quot;:[[2026,4,21]]},&quot;URL&quot;:&quot;https://joshrnoll.com/deploying-proxmox-vms-with-ansible/&quot;,&quot;issued&quot;:{&quot;date-parts&quot;:[[2024,1,16]]},&quot;container-title-short&quot;:&quot;&quot;},&quot;isTemporary&quot;:false,&quot;displayAs&quot;:&quot;composite&quot;,&quot;suppress-author&quot;:false,&quot;composite&quot;:true,&quot;author-only&quot;:false}]},{&quot;citationID&quot;:&quot;MENDELEY_CITATION_34a55d00-3943-40a6-9fd1-2f71dc1c096b&quot;,&quot;properties&quot;:{&quot;noteIndex&quot;:0,&quot;mode&quot;:&quot;composite&quot;},&quot;isEdited&quot;:false,&quot;manualOverride&quot;:{&quot;isManuallyOverridden&quot;:false,&quot;citeprocText&quot;:&quot;Josh Noll (2024)&quot;,&quot;manualOverrideText&quot;:&quot;&quot;},&quot;citationTag&quot;:&quot;MENDELEY_CITATION_v3_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&quot;,&quot;citationItems&quot;:[{&quot;id&quot;:&quot;2282350d-c4a4-38ed-ba6b-d9ebe871ce5d&quot;,&quot;itemData&quot;:{&quot;type&quot;:&quot;webpage&quot;,&quot;id&quot;:&quot;2282350d-c4a4-38ed-ba6b-d9ebe871ce5d&quot;,&quot;title&quot;:&quot;Deploying Proxmox VMs with Ansible — Josh Noll&quot;,&quot;author&quot;:[{&quot;family&quot;:&quot;Josh Noll&quot;,&quot;given&quot;:&quot;&quot;,&quot;parse-names&quot;:false,&quot;dropping-particle&quot;:&quot;&quot;,&quot;non-dropping-particle&quot;:&quot;&quot;}],&quot;accessed&quot;:{&quot;date-parts&quot;:[[2026,4,21]]},&quot;URL&quot;:&quot;https://joshrnoll.com/deploying-proxmox-vms-with-ansible/&quot;,&quot;issued&quot;:{&quot;date-parts&quot;:[[2024,1,16]]},&quot;container-title-short&quot;:&quot;&quot;},&quot;isTemporary&quot;:false,&quot;displayAs&quot;:&quot;composite&quot;,&quot;suppress-author&quot;:false,&quot;composite&quot;:true,&quot;author-only&quot;:false}]},{&quot;citationID&quot;:&quot;MENDELEY_CITATION_748c1f61-b366-4c8c-adb0-d334d15706be&quot;,&quot;properties&quot;:{&quot;noteIndex&quot;:0},&quot;isEdited&quot;:false,&quot;manualOverride&quot;:{&quot;isManuallyOverridden&quot;:false,&quot;citeprocText&quot;:&quot;(Jurka007, 2023)&quot;,&quot;manualOverrideText&quot;:&quot;&quot;},&quot;citationTag&quot;:&quot;MENDELEY_CITATION_v3_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&quot;,&quot;citationItems&quot;:[{&quot;id&quot;:&quot;155ccf57-7754-39a1-9356-ef2342de96dc&quot;,&quot;itemData&quot;:{&quot;type&quot;:&quot;webpage&quot;,&quot;id&quot;:&quot;155ccf57-7754-39a1-9356-ef2342de96dc&quot;,&quot;title&quot;:&quot;Proxmox: \&quot;net\&quot; do not configure network card · Issue #21 · ansible-collections/community.proxmox&quot;,&quot;author&quot;:[{&quot;family&quot;:&quot;Jurka007&quot;,&quot;given&quot;:&quot;&quot;,&quot;parse-names&quot;:false,&quot;dropping-particle&quot;:&quot;&quot;,&quot;non-dropping-particle&quot;:&quot;&quot;}],&quot;container-title&quot;:&quot;Github&quot;,&quot;accessed&quot;:{&quot;date-parts&quot;:[[2026,4,21]]},&quot;URL&quot;:&quot;https://github.com/ansible-collections/community.proxmox/issues/21#issuecomment-2884820921&quot;,&quot;issued&quot;:{&quot;date-parts&quot;:[[2023,6,23]]},&quot;container-title-short&quot;:&quot;&quot;},&quot;isTemporary&quot;:false,&quot;suppress-author&quot;:false,&quot;composite&quot;:false,&quot;author-only&quot;:false}]},{&quot;citationID&quot;:&quot;MENDELEY_CITATION_78f4607a-d92c-4973-983c-1271456fc057&quot;,&quot;properties&quot;:{&quot;noteIndex&quot;:0},&quot;isEdited&quot;:false,&quot;manualOverride&quot;:{&quot;isManuallyOverridden&quot;:false,&quot;citeprocText&quot;:&quot;(Blaise Hurtlin, 2026)&quot;,&quot;manualOverrideText&quot;:&quot;&quot;},&quot;citationTag&quot;:&quot;MENDELEY_CITATION_v3_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&quot;,&quot;citationItems&quot;:[{&quot;id&quot;:&quot;f32f6921-db11-3f7e-99d8-61451133e193&quot;,&quot;itemData&quot;:{&quot;type&quot;:&quot;report&quot;,&quot;id&quot;:&quot;f32f6921-db11-3f7e-99d8-61451133e193&quot;,&quot;title&quot;:&quot;Automatisation sur un cluster Proxmox - Cahier des charges&quot;,&quot;author&quot;:[{&quot;family&quot;:&quot;Blaise Hurtlin&quot;,&quot;given&quot;:&quot;&quot;,&quot;parse-names&quot;:false,&quot;dropping-particle&quot;:&quot;&quot;,&quot;non-dropping-particle&quot;:&quot;&quot;}],&quot;issued&quot;:{&quot;date-parts&quot;:[[2026,3,2]]},&quot;publisher-place&quot;:&quot;Fribourg&quot;,&quot;language&quot;:&quot;Français&quot;,&quot;abstract&quot;:&quot;Description générale du projet d'examen : L'EMF souhaite disposer d'une infrastructure de virtualisation moderne, flexible et automatisée afin de faciliter le déploiement et la gestion de machines virtuelles. Actuellement, la création et la configuration de machines virtuelles sont réalisées manuellement, ce qui entraîne une perte de temps, un risque d'erreurs humaines et un manque d'homogénéité. Le présent travail a pour objectif de mettre en place un cluster de virtualisation Proxmox sur plusieurs noeuds et d'automatiser le déploiement de machines virtuelles à l'aide d'outils d'infrastructure as code (IaC).&quot;,&quot;container-title-short&quot;:&quot;&quot;},&quot;isTemporary&quot;:false,&quot;suppress-author&quot;:false,&quot;composite&quot;:false,&quot;author-only&quot;:false}]},{&quot;citationID&quot;:&quot;MENDELEY_CITATION_16f50a29-3f9c-4542-b0f5-d0fca657764a&quot;,&quot;properties&quot;:{&quot;noteIndex&quot;:0,&quot;mode&quot;:&quot;composite&quot;},&quot;isEdited&quot;:false,&quot;manualOverride&quot;:{&quot;isManuallyOverridden&quot;:false,&quot;citeprocText&quot;:&quot;Proxmox (2025b)&quot;,&quot;manualOverrideText&quot;:&quot;&quot;},&quot;citationTag&quot;:&quot;MENDELEY_CITATION_v3_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&quot;,&quot;citationItems&quot;:[{&quot;id&quot;:&quot;7858f2b0-8108-3c31-9aa4-1dd0bf8eb683&quot;,&quot;itemData&quot;:{&quot;type&quot;:&quot;webpage&quot;,&quot;id&quot;:&quot;7858f2b0-8108-3c31-9aa4-1dd0bf8eb683&quot;,&quot;title&quot;:&quot;Deploy Hyper-Converged Ceph Cluster - Proxmox VE&quot;,&quot;author&quot;:[{&quot;family&quot;:&quot;Proxmox&quot;,&quot;given&quot;:&quot;&quot;,&quot;parse-names&quot;:false,&quot;dropping-particle&quot;:&quot;&quot;,&quot;non-dropping-particle&quot;:&quot;&quot;}],&quot;accessed&quot;:{&quot;date-parts&quot;:[[2026,5,18]]},&quot;URL&quot;:&quot;https://pve.proxmox.com/wiki/Deploy_Hyper-Converged_Ceph_Cluster#pve_ceph_osds&quot;,&quot;issued&quot;:{&quot;date-parts&quot;:[[2025,11,19]]},&quot;container-title-short&quot;:&quot;&quot;},&quot;isTemporary&quot;:false,&quot;displayAs&quot;:&quot;composite&quot;,&quot;suppress-author&quot;:false,&quot;composite&quot;:true,&quot;author-only&quot;:false}]},{&quot;citationID&quot;:&quot;MENDELEY_CITATION_794a4984-b7f4-48c1-9206-690b6b1e0ee0&quot;,&quot;properties&quot;:{&quot;noteIndex&quot;:0},&quot;isEdited&quot;:false,&quot;manualOverride&quot;:{&quot;isManuallyOverridden&quot;:false,&quot;citeprocText&quot;:&quot;(Proxmox, 2025d)&quot;,&quot;manualOverrideText&quot;:&quot;&quot;},&quot;citationTag&quot;:&quot;MENDELEY_CITATION_v3_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&quot;,&quot;citationItems&quot;:[{&quot;id&quot;:&quot;2558ac14-b9b6-3d0f-a3ee-f13b5e751f3c&quot;,&quot;itemData&quot;:{&quot;type&quot;:&quot;webpage&quot;,&quot;id&quot;:&quot;2558ac14-b9b6-3d0f-a3ee-f13b5e751f3c&quot;,&quot;title&quot;:&quot;Qemu-guest-agent - Proxmox VE&quot;,&quot;author&quot;:[{&quot;family&quot;:&quot;Proxmox&quot;,&quot;given&quot;:&quot;&quot;,&quot;parse-names&quot;:false,&quot;dropping-particle&quot;:&quot;&quot;,&quot;non-dropping-particle&quot;:&quot;&quot;}],&quot;accessed&quot;:{&quot;date-parts&quot;:[[2026,5,19]]},&quot;URL&quot;:&quot;https://pve.proxmox.com/wiki/Qemu-guest-agent&quot;,&quot;issued&quot;:{&quot;date-parts&quot;:[[2025,11,27]]},&quot;container-title-short&quot;:&quot;&quot;},&quot;isTemporary&quot;:false,&quot;suppress-author&quot;:false,&quot;composite&quot;:false,&quot;author-only&quot;:false}]},{&quot;citationID&quot;:&quot;MENDELEY_CITATION_25eaa3d3-c69e-4bc0-a9f4-018bd547a7c0&quot;,&quot;properties&quot;:{&quot;noteIndex&quot;:0},&quot;isEdited&quot;:false,&quot;manualOverride&quot;:{&quot;isManuallyOverridden&quot;:false,&quot;citeprocText&quot;:&quot;(Cloudbase Solutions Srl., 2019; &lt;i&gt;Cloud-Init Support - Proxmox VE&lt;/i&gt;, 2025)&quot;,&quot;manualOverrideText&quot;:&quot;&quot;},&quot;citationTag&quot;:&quot;MENDELEY_CITATION_v3_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&quot;,&quot;citationItems&quot;:[{&quot;id&quot;:&quot;83173d2b-0f92-3554-a01c-8c1a4ba77c8b&quot;,&quot;itemData&quot;:{&quot;type&quot;:&quot;webpage&quot;,&quot;id&quot;:&quot;83173d2b-0f92-3554-a01c-8c1a4ba77c8b&quot;,&quot;title&quot;:&quot;Cloud-Init Support - Proxmox VE&quot;,&quot;accessed&quot;:{&quot;date-parts&quot;:[[2026,4,27]]},&quot;URL&quot;:&quot;https://pve.proxmox.com/wiki/Cloud-Init_Support&quot;,&quot;issued&quot;:{&quot;date-parts&quot;:[[2025,11,19]]},&quot;container-title-short&quot;:&quot;&quot;},&quot;isTemporary&quot;:false,&quot;suppress-author&quot;:false,&quot;composite&quot;:false,&quot;author-only&quot;:false},{&quot;id&quot;:&quot;094ebc71-6957-388a-bcc6-53d27f1cecab&quot;,&quot;itemData&quot;:{&quot;type&quot;:&quot;webpage&quot;,&quot;id&quot;:&quot;094ebc71-6957-388a-bcc6-53d27f1cecab&quot;,&quot;title&quot;:&quot;Welcome to cloudbase-init’s documentation!&quot;,&quot;author&quot;:[{&quot;family&quot;:&quot;Cloudbase Solutions Srl.&quot;,&quot;given&quot;:&quot;&quot;,&quot;parse-names&quot;:false,&quot;dropping-particle&quot;:&quot;&quot;,&quot;non-dropping-particle&quot;:&quot;&quot;}],&quot;accessed&quot;:{&quot;date-parts&quot;:[[2026,5,19]]},&quot;URL&quot;:&quot;https://cloudbase-init.readthedocs.io/en/latest/index.html&quot;,&quot;issued&quot;:{&quot;date-parts&quot;:[[2019,1,1]]}},&quot;isTemporary&quot;:false}]},{&quot;citationID&quot;:&quot;MENDELEY_CITATION_f8e39c61-cabf-4ad9-b555-ab1f35baff6b&quot;,&quot;properties&quot;:{&quot;noteIndex&quot;:0,&quot;mode&quot;:&quot;composite&quot;},&quot;isEdited&quot;:false,&quot;manualOverride&quot;:{&quot;isManuallyOverridden&quot;:false,&quot;citeprocText&quot;:&quot;Proxmox (2025a)&quot;,&quot;manualOverrideText&quot;:&quot;&quot;},&quot;citationTag&quot;:&quot;MENDELEY_CITATION_v3_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&quot;,&quot;citationItems&quot;:[{&quot;id&quot;:&quot;d733aedd-9419-3dae-bd6f-8851be7e0d61&quot;,&quot;itemData&quot;:{&quot;type&quot;:&quot;webpage&quot;,&quot;id&quot;:&quot;d733aedd-9419-3dae-bd6f-8851be7e0d61&quot;,&quot;title&quot;:&quot;Renaming a PVE node - Proxmox VE&quot;,&quot;author&quot;:[{&quot;family&quot;:&quot;Proxmox&quot;,&quot;given&quot;:&quot;&quot;,&quot;parse-names&quot;:false,&quot;dropping-particle&quot;:&quot;&quot;,&quot;non-dropping-particle&quot;:&quot;&quot;}],&quot;accessed&quot;:{&quot;date-parts&quot;:[[2026,5,15]]},&quot;URL&quot;:&quot;https://pve.proxmox.com/wiki/Renaming_a_PVE_node&quot;,&quot;issued&quot;:{&quot;date-parts&quot;:[[2025,4,29]]},&quot;container-title-short&quot;:&quot;&quot;},&quot;isTemporary&quot;:false,&quot;displayAs&quot;:&quot;composite&quot;,&quot;suppress-author&quot;:false,&quot;composite&quot;:true,&quot;author-only&quot;:false}]}]"/>
     <we:property name="MENDELEY_CITATIONS_STYLE" value="{&quot;id&quot;:&quot;https://www.zotero.org/styles/apa&quot;,&quot;title&quot;:&quot;APA Style 7th edition&quot;,&quot;format&quot;:&quot;author-date&quot;,&quot;defaultLocale&quot;:null,&quot;isLocaleCodeValid&quot;:true}"/>
   </we:properties>
   <we:bindings/>

--- a/Doc/157443_Voeffray_Lucielle_Rapport_TPI.docx
+++ b/Doc/157443_Voeffray_Lucielle_Rapport_TPI.docx
@@ -2923,8 +2923,8 @@
           <w:lang w:val="fr-CH"/>
         </w:rPr>
       </w:pPr>
-      <w:bookmarkStart w:id="1" w:name="_Toc250790969"/>
-      <w:bookmarkStart w:id="2" w:name="_Toc230014988"/>
+      <w:bookmarkStart w:id="1" w:name="_Toc230014988"/>
+      <w:bookmarkStart w:id="2" w:name="_Toc250790969"/>
       <w:r>
         <w:rPr>
           <w:lang w:val="fr-CH"/>
@@ -2932,7 +2932,7 @@
         <w:lastRenderedPageBreak/>
         <w:t>Résumé du rapport du TPI</w:t>
       </w:r>
-      <w:bookmarkEnd w:id="2"/>
+      <w:bookmarkEnd w:id="1"/>
     </w:p>
     <w:p>
       <w:pPr>
@@ -3110,7 +3110,7 @@
         </w:rPr>
       </w:pPr>
       <w:bookmarkStart w:id="5" w:name="_Toc230014989"/>
-      <w:bookmarkEnd w:id="1"/>
+      <w:bookmarkEnd w:id="2"/>
       <w:r>
         <w:rPr>
           <w:lang w:val="fr-CH"/>
@@ -4470,8 +4470,8 @@
         </w:numPr>
       </w:pPr>
       <w:bookmarkStart w:id="13" w:name="_Toc250790974"/>
-      <w:bookmarkStart w:id="14" w:name="_Toc114965598"/>
-      <w:bookmarkStart w:id="15" w:name="_Toc230014995"/>
+      <w:bookmarkStart w:id="14" w:name="_Toc230014995"/>
+      <w:bookmarkStart w:id="15" w:name="_Toc114965598"/>
       <w:r>
         <w:t xml:space="preserve">Objectifs </w:t>
       </w:r>
@@ -4479,7 +4479,7 @@
       <w:r>
         <w:t>détaillés</w:t>
       </w:r>
-      <w:bookmarkEnd w:id="15"/>
+      <w:bookmarkEnd w:id="14"/>
     </w:p>
     <w:p>
       <w:pPr>
@@ -4767,7 +4767,7 @@
         <w:pStyle w:val="Titre2"/>
       </w:pPr>
       <w:bookmarkStart w:id="16" w:name="_Toc230014996"/>
-      <w:bookmarkEnd w:id="14"/>
+      <w:bookmarkEnd w:id="15"/>
       <w:r>
         <w:t>Analyse par domaines techno</w:t>
       </w:r>
@@ -9293,13 +9293,13 @@
         </w:numPr>
       </w:pPr>
       <w:bookmarkStart w:id="22" w:name="_Toc250790979"/>
-      <w:bookmarkStart w:id="23" w:name="_Toc114965614"/>
-      <w:bookmarkStart w:id="24" w:name="_Toc230015000"/>
+      <w:bookmarkStart w:id="23" w:name="_Toc230015000"/>
+      <w:bookmarkStart w:id="24" w:name="_Toc114965614"/>
       <w:r>
         <w:t>Sécurité de l’information et protection des données</w:t>
       </w:r>
       <w:bookmarkEnd w:id="22"/>
-      <w:bookmarkEnd w:id="24"/>
+      <w:bookmarkEnd w:id="23"/>
     </w:p>
     <w:p>
       <w:pPr>
@@ -10586,12 +10586,12 @@
           <w:numId w:val="16"/>
         </w:numPr>
       </w:pPr>
-      <w:bookmarkStart w:id="34" w:name="_Toc250790985"/>
-      <w:bookmarkStart w:id="35" w:name="_Toc230015005"/>
+      <w:bookmarkStart w:id="34" w:name="_Toc230015005"/>
+      <w:bookmarkStart w:id="35" w:name="_Toc250790985"/>
       <w:r>
         <w:t>Rôles et droits</w:t>
       </w:r>
-      <w:bookmarkEnd w:id="35"/>
+      <w:bookmarkEnd w:id="34"/>
     </w:p>
     <w:p>
       <w:pPr>
@@ -10624,7 +10624,7 @@
       <w:r>
         <w:t>Concept de formation</w:t>
       </w:r>
-      <w:bookmarkEnd w:id="34"/>
+      <w:bookmarkEnd w:id="35"/>
       <w:bookmarkEnd w:id="36"/>
     </w:p>
     <w:p>
@@ -10794,12 +10794,12 @@
           <w:numId w:val="16"/>
         </w:numPr>
       </w:pPr>
-      <w:bookmarkStart w:id="39" w:name="_Toc250790987"/>
-      <w:bookmarkStart w:id="40" w:name="_Toc230015008"/>
+      <w:bookmarkStart w:id="39" w:name="_Toc230015008"/>
+      <w:bookmarkStart w:id="40" w:name="_Toc250790987"/>
       <w:r>
         <w:t>Conception de Ansible</w:t>
       </w:r>
-      <w:bookmarkEnd w:id="40"/>
+      <w:bookmarkEnd w:id="39"/>
     </w:p>
     <w:p>
       <w:pPr>
@@ -11805,7 +11805,7 @@
       <w:r>
         <w:t>Moyens nécessaires</w:t>
       </w:r>
-      <w:bookmarkEnd w:id="39"/>
+      <w:bookmarkEnd w:id="40"/>
       <w:bookmarkEnd w:id="41"/>
     </w:p>
     <w:p>
@@ -15449,7 +15449,6 @@
           <w:color w:val="545454"/>
           <w:sz w:val="18"/>
           <w:szCs w:val="18"/>
-          <w:lang w:val="en-GB"/>
         </w:rPr>
       </w:pPr>
       <w:r>
@@ -15458,7 +15457,6 @@
           <w:color w:val="545454"/>
           <w:sz w:val="18"/>
           <w:szCs w:val="18"/>
-          <w:lang w:val="en-GB"/>
         </w:rPr>
         <w:t xml:space="preserve">pveceph pool create vm_storage --size </w:t>
       </w:r>
@@ -15468,7 +15466,6 @@
           <w:color w:val="008000"/>
           <w:sz w:val="18"/>
           <w:szCs w:val="18"/>
-          <w:lang w:val="en-GB"/>
         </w:rPr>
         <w:t>3</w:t>
       </w:r>
@@ -15478,7 +15475,6 @@
           <w:color w:val="545454"/>
           <w:sz w:val="18"/>
           <w:szCs w:val="18"/>
-          <w:lang w:val="en-GB"/>
         </w:rPr>
         <w:t xml:space="preserve"> --min_size </w:t>
       </w:r>
@@ -15488,7 +15484,6 @@
           <w:color w:val="008000"/>
           <w:sz w:val="18"/>
           <w:szCs w:val="18"/>
-          <w:lang w:val="en-GB"/>
         </w:rPr>
         <w:t>2</w:t>
       </w:r>
@@ -15498,7 +15493,6 @@
           <w:color w:val="545454"/>
           <w:sz w:val="18"/>
           <w:szCs w:val="18"/>
-          <w:lang w:val="en-GB"/>
         </w:rPr>
         <w:t xml:space="preserve"> --pg_autoscale_mode on --application rbd</w:t>
       </w:r>
@@ -15538,7 +15532,6 @@
           <w:color w:val="545454"/>
           <w:sz w:val="18"/>
           <w:szCs w:val="18"/>
-          <w:lang w:val="en-GB"/>
         </w:rPr>
       </w:pPr>
       <w:r>
@@ -15547,7 +15540,6 @@
           <w:color w:val="545454"/>
           <w:sz w:val="18"/>
           <w:szCs w:val="18"/>
-          <w:lang w:val="en-GB"/>
         </w:rPr>
         <w:t xml:space="preserve">pvesm </w:t>
       </w:r>
@@ -15559,7 +15551,6 @@
           <w:color w:val="7928A1"/>
           <w:sz w:val="18"/>
           <w:szCs w:val="18"/>
-          <w:lang w:val="en-GB"/>
         </w:rPr>
         <w:t>add</w:t>
       </w:r>
@@ -15569,7 +15560,6 @@
           <w:color w:val="545454"/>
           <w:sz w:val="18"/>
           <w:szCs w:val="18"/>
-          <w:lang w:val="en-GB"/>
         </w:rPr>
         <w:t xml:space="preserve"> rbd vm_storage --pool vm_storage --content images</w:t>
       </w:r>
@@ -16014,7 +16004,22 @@
         <w:divId w:val="1822503158"/>
       </w:pPr>
       <w:r>
-        <w:t>Créer une ACL qui permet l’accès à /pool/ansible-vms au group et au rôle précédemment créé :</w:t>
+        <w:t>Créer une ACL qui permet l’accès à /pool/ansible-vms au group</w:t>
+      </w:r>
+      <w:r>
+        <w:t>e</w:t>
+      </w:r>
+      <w:r>
+        <w:t xml:space="preserve"> </w:t>
+      </w:r>
+      <w:r>
+        <w:t>précédemment créé</w:t>
+      </w:r>
+      <w:r>
+        <w:t xml:space="preserve"> avec les rôles nécessaires</w:t>
+      </w:r>
+      <w:r>
+        <w:t> :</w:t>
       </w:r>
     </w:p>
     <w:p>
@@ -16196,7 +16201,17 @@
           <w:szCs w:val="18"/>
           <w:lang w:val="en-GB"/>
         </w:rPr>
-        <w:t>PVEDatastoreUser</w:t>
+        <w:t>PVEDatastore</w:t>
+      </w:r>
+      <w:r>
+        <w:rPr>
+          <w:rFonts w:ascii="Consolas" w:hAnsi="Consolas" w:cs="Courier New"/>
+          <w:color w:val="007FAA"/>
+          <w:sz w:val="18"/>
+          <w:szCs w:val="18"/>
+          <w:lang w:val="en-GB"/>
+        </w:rPr>
+        <w:t>Admin</w:t>
       </w:r>
     </w:p>
     <w:p>
@@ -16277,7 +16292,17 @@
           <w:szCs w:val="18"/>
           <w:lang w:val="en-GB"/>
         </w:rPr>
-        <w:t>PVEDatastoreUser</w:t>
+        <w:t>PVEDatastore</w:t>
+      </w:r>
+      <w:r>
+        <w:rPr>
+          <w:rFonts w:ascii="Consolas" w:hAnsi="Consolas" w:cs="Courier New"/>
+          <w:color w:val="007FAA"/>
+          <w:sz w:val="18"/>
+          <w:szCs w:val="18"/>
+          <w:lang w:val="en-GB"/>
+        </w:rPr>
+        <w:t>Admin</w:t>
       </w:r>
     </w:p>
     <w:p>
@@ -16625,7 +16650,6 @@
           <w:color w:val="545454"/>
           <w:sz w:val="18"/>
           <w:szCs w:val="18"/>
-          <w:lang w:val="en-GB"/>
         </w:rPr>
       </w:pPr>
       <w:r>
@@ -16634,7 +16658,6 @@
           <w:color w:val="545454"/>
           <w:sz w:val="18"/>
           <w:szCs w:val="18"/>
-          <w:lang w:val="en-GB"/>
         </w:rPr>
         <w:t xml:space="preserve">  git \</w:t>
       </w:r>
@@ -16674,7 +16697,6 @@
           <w:color w:val="545454"/>
           <w:sz w:val="18"/>
           <w:szCs w:val="18"/>
-          <w:lang w:val="en-GB"/>
         </w:rPr>
       </w:pPr>
       <w:r>
@@ -16683,7 +16705,6 @@
           <w:color w:val="545454"/>
           <w:sz w:val="18"/>
           <w:szCs w:val="18"/>
-          <w:lang w:val="en-GB"/>
         </w:rPr>
         <w:t xml:space="preserve">  openssh-server \</w:t>
       </w:r>
@@ -16723,7 +16744,6 @@
           <w:color w:val="545454"/>
           <w:sz w:val="18"/>
           <w:szCs w:val="18"/>
-          <w:lang w:val="en-GB"/>
         </w:rPr>
       </w:pPr>
       <w:r>
@@ -16732,7 +16752,6 @@
           <w:color w:val="545454"/>
           <w:sz w:val="18"/>
           <w:szCs w:val="18"/>
-          <w:lang w:val="en-GB"/>
         </w:rPr>
         <w:t xml:space="preserve">  sshpass \</w:t>
       </w:r>
@@ -16781,9 +16800,18 @@
           <w:color w:val="545454"/>
           <w:sz w:val="18"/>
           <w:szCs w:val="18"/>
+        </w:rPr>
+        <w:t xml:space="preserve">  </w:t>
+      </w:r>
+      <w:r>
+        <w:rPr>
+          <w:rFonts w:ascii="Consolas" w:hAnsi="Consolas" w:cs="Courier New"/>
+          <w:color w:val="545454"/>
+          <w:sz w:val="18"/>
+          <w:szCs w:val="18"/>
           <w:lang w:val="en-GB"/>
         </w:rPr>
-        <w:t xml:space="preserve">  curl \</w:t>
+        <w:t>curl \</w:t>
       </w:r>
     </w:p>
     <w:p>
@@ -20332,7 +20360,6 @@
           <w:color w:val="545454"/>
           <w:sz w:val="18"/>
           <w:szCs w:val="18"/>
-          <w:lang w:val="en-GB"/>
         </w:rPr>
       </w:pPr>
       <w:r>
@@ -20341,7 +20368,6 @@
           <w:color w:val="545454"/>
           <w:sz w:val="18"/>
           <w:szCs w:val="18"/>
-          <w:lang w:val="en-GB"/>
         </w:rPr>
         <w:t>--citype configdrive2</w:t>
       </w:r>
@@ -21134,8 +21160,14 @@
       <w:pPr>
         <w:pStyle w:val="BITTextkrper"/>
         <w:divId w:val="1257444993"/>
-      </w:pPr>
-      <w:r>
+        <w:rPr>
+          <w:lang w:val="en-GB"/>
+        </w:rPr>
+      </w:pPr>
+      <w:r>
+        <w:rPr>
+          <w:lang w:val="en-GB"/>
+        </w:rPr>
         <w:t>Finalement, lancer sysprep :</w:t>
       </w:r>
     </w:p>
@@ -21194,8 +21226,14 @@
         <w:divId w:val="625965064"/>
       </w:pPr>
       <w:r>
+        <w:rPr>
+          <w:lang w:val="en-GB"/>
+        </w:rPr>
         <w:lastRenderedPageBreak/>
-        <w:t> Une fois ceci fait, l</w:t>
+        <w:t> </w:t>
+      </w:r>
+      <w:r>
+        <w:t>Une fois ceci fait, l</w:t>
       </w:r>
       <w:r>
         <w:t>a VM va s’éteindre et on peut passer à la préparation des templates</w:t>
@@ -22096,8 +22134,8 @@
           <w:lang w:val="fr-CH"/>
         </w:rPr>
       </w:pPr>
-      <w:bookmarkStart w:id="58" w:name="_Toc250790996"/>
-      <w:bookmarkStart w:id="59" w:name="_Toc230015017"/>
+      <w:bookmarkStart w:id="58" w:name="_Toc230015017"/>
+      <w:bookmarkStart w:id="59" w:name="_Toc250790996"/>
       <w:r>
         <w:rPr>
           <w:lang w:val="fr-CH"/>
@@ -22105,7 +22143,7 @@
         <w:lastRenderedPageBreak/>
         <w:t>Problèmes rencontrés</w:t>
       </w:r>
-      <w:bookmarkEnd w:id="59"/>
+      <w:bookmarkEnd w:id="58"/>
     </w:p>
     <w:p>
       <w:pPr>
@@ -22347,12 +22385,157 @@
     </w:p>
     <w:p>
       <w:pPr>
+        <w:pStyle w:val="Titre3"/>
+        <w:divId w:val="1386298709"/>
+      </w:pPr>
+      <w:r>
+        <w:t>Clone du template</w:t>
+      </w:r>
+    </w:p>
+    <w:p>
+      <w:pPr>
+        <w:pStyle w:val="BITTextkrper"/>
+        <w:divId w:val="1386298709"/>
+      </w:pPr>
+      <w:r>
+        <w:t>Ansible ne détectait pas le template du server. Le problème venait que, lors de la création de la VM, je ne l’avais pas placé dans la ressource pool de Ansible.</w:t>
+      </w:r>
+    </w:p>
+    <w:p>
+      <w:pPr>
+        <w:pStyle w:val="BITTextkrper"/>
+        <w:divId w:val="1386298709"/>
+      </w:pPr>
+      <w:r>
+        <w:lastRenderedPageBreak/>
+        <w:t>Pour corriger ça :</w:t>
+      </w:r>
+    </w:p>
+    <w:p>
+      <w:pPr>
+        <w:pStyle w:val="NormalWeb"/>
+        <w:pBdr>
+          <w:top w:val="single" w:sz="6" w:space="2" w:color="888888"/>
+          <w:left w:val="single" w:sz="6" w:space="2" w:color="888888"/>
+          <w:bottom w:val="single" w:sz="6" w:space="2" w:color="888888"/>
+          <w:right w:val="single" w:sz="6" w:space="2" w:color="888888"/>
+        </w:pBdr>
+        <w:shd w:val="clear" w:color="auto" w:fill="FEFEFE"/>
+        <w:tabs>
+          <w:tab w:val="left" w:pos="916"/>
+          <w:tab w:val="left" w:pos="1832"/>
+          <w:tab w:val="left" w:pos="2748"/>
+          <w:tab w:val="left" w:pos="3664"/>
+          <w:tab w:val="left" w:pos="4580"/>
+          <w:tab w:val="left" w:pos="5496"/>
+          <w:tab w:val="left" w:pos="6412"/>
+          <w:tab w:val="left" w:pos="7328"/>
+          <w:tab w:val="left" w:pos="8244"/>
+          <w:tab w:val="left" w:pos="9160"/>
+          <w:tab w:val="left" w:pos="10076"/>
+          <w:tab w:val="left" w:pos="10992"/>
+          <w:tab w:val="left" w:pos="11908"/>
+          <w:tab w:val="left" w:pos="12824"/>
+          <w:tab w:val="left" w:pos="13740"/>
+          <w:tab w:val="left" w:pos="14656"/>
+        </w:tabs>
+        <w:spacing w:before="0" w:beforeAutospacing="0" w:after="0" w:afterAutospacing="0"/>
+        <w:divId w:val="1592004525"/>
+        <w:rPr>
+          <w:rFonts w:ascii="Consolas" w:hAnsi="Consolas" w:cs="Courier New"/>
+          <w:color w:val="545454"/>
+          <w:sz w:val="18"/>
+          <w:szCs w:val="18"/>
+          <w:lang w:val="en-GB"/>
+        </w:rPr>
+      </w:pPr>
+      <w:bookmarkStart w:id="62" w:name="_Toc230015020"/>
+      <w:r>
+        <w:rPr>
+          <w:rFonts w:ascii="Consolas" w:hAnsi="Consolas" w:cs="Courier New"/>
+          <w:color w:val="545454"/>
+          <w:sz w:val="18"/>
+          <w:szCs w:val="18"/>
+          <w:lang w:val="en-GB"/>
+        </w:rPr>
+        <w:t xml:space="preserve">pvesh </w:t>
+      </w:r>
+      <w:r>
+        <w:rPr>
+          <w:rFonts w:ascii="Consolas" w:hAnsi="Consolas" w:cs="Courier New"/>
+          <w:b/>
+          <w:bCs/>
+          <w:color w:val="7928A1"/>
+          <w:sz w:val="18"/>
+          <w:szCs w:val="18"/>
+          <w:lang w:val="en-GB"/>
+        </w:rPr>
+        <w:t>set</w:t>
+      </w:r>
+      <w:r>
+        <w:rPr>
+          <w:rFonts w:ascii="Consolas" w:hAnsi="Consolas" w:cs="Courier New"/>
+          <w:color w:val="545454"/>
+          <w:sz w:val="18"/>
+          <w:szCs w:val="18"/>
+          <w:lang w:val="en-GB"/>
+        </w:rPr>
+        <w:t xml:space="preserve"> /pools/ansible-vms –vms </w:t>
+      </w:r>
+      <w:r>
+        <w:rPr>
+          <w:rFonts w:ascii="Consolas" w:hAnsi="Consolas" w:cs="Courier New"/>
+          <w:color w:val="008000"/>
+          <w:sz w:val="18"/>
+          <w:szCs w:val="18"/>
+          <w:lang w:val="en-GB"/>
+        </w:rPr>
+        <w:t>101</w:t>
+      </w:r>
+    </w:p>
+    <w:p>
+      <w:pPr>
+        <w:pStyle w:val="Titre3"/>
+        <w:divId w:val="1592004525"/>
+        <w:rPr>
+          <w:lang w:val="en-GB"/>
+        </w:rPr>
+      </w:pPr>
+      <w:r>
+        <w:rPr>
+          <w:lang w:val="en-GB"/>
+        </w:rPr>
+        <w:t>Playbook reçoit un 403</w:t>
+      </w:r>
+    </w:p>
+    <w:p>
+      <w:pPr>
+        <w:pStyle w:val="BITTextkrper"/>
+        <w:divId w:val="1592004525"/>
+      </w:pPr>
+      <w:r>
+        <w:t>Lors du lancement du p</w:t>
+      </w:r>
+      <w:r>
+        <w:t>laybook, Proxmox répond un 403 sur le template à cloner, alors qu’avec CURL ça fonctionne.</w:t>
+      </w:r>
+    </w:p>
+    <w:p>
+      <w:pPr>
+        <w:pStyle w:val="BITTextkrper"/>
+        <w:divId w:val="1592004525"/>
+      </w:pPr>
+      <w:r>
+        <w:t>Solution : Contrôler son orthographe dans le fichier all.yml</w:t>
+      </w:r>
+    </w:p>
+    <w:p>
+      <w:pPr>
         <w:pStyle w:val="Titre1"/>
         <w:rPr>
           <w:lang w:val="fr-CH"/>
         </w:rPr>
       </w:pPr>
-      <w:bookmarkStart w:id="62" w:name="_Toc230015020"/>
       <w:r>
         <w:rPr>
           <w:lang w:val="fr-CH"/>
@@ -22852,7 +23035,7 @@
         </w:rPr>
         <w:t>iste des sources et références</w:t>
       </w:r>
-      <w:bookmarkEnd w:id="58"/>
+      <w:bookmarkEnd w:id="59"/>
       <w:bookmarkEnd w:id="66"/>
     </w:p>
     <w:sdt>
@@ -24255,7 +24438,7 @@
         <w:pStyle w:val="BITTextkrper"/>
       </w:pPr>
     </w:p>
-    <w:bookmarkEnd w:id="23"/>
+    <w:bookmarkEnd w:id="24"/>
     <w:p>
       <w:pPr>
         <w:pStyle w:val="BITTextkrper"/>
@@ -24595,7 +24778,7 @@
                   <w:fldChar w:fldCharType="separate"/>
                 </w:r>
                 <w:r>
-                  <w:t>18.05.2026 15:26</w:t>
+                  <w:t>19.05.2026 11:51</w:t>
                 </w:r>
                 <w:r>
                   <w:rPr>
@@ -24976,7 +25159,7 @@
                   <w:fldChar w:fldCharType="separate"/>
                 </w:r>
                 <w:r>
-                  <w:t>18.05.2026 15:26</w:t>
+                  <w:t>19.05.2026 11:51</w:t>
                 </w:r>
                 <w:r>
                   <w:rPr>
@@ -25227,7 +25410,7 @@
                   <w:fldChar w:fldCharType="separate"/>
                 </w:r>
                 <w:r>
-                  <w:t>18.05.2026 15:26</w:t>
+                  <w:t>19.05.2026 11:51</w:t>
                 </w:r>
                 <w:r>
                   <w:rPr>
@@ -28786,6 +28969,7 @@
   <w:style w:type="character" w:default="1" w:styleId="Policepardfaut">
     <w:name w:val="Default Paragraph Font"/>
     <w:uiPriority w:val="1"/>
+    <w:semiHidden/>
     <w:unhideWhenUsed/>
   </w:style>
   <w:style w:type="table" w:default="1" w:styleId="TableauNormal">
@@ -30650,12 +30834,14 @@
     <w:rsid w:val="000B6621"/>
     <w:rsid w:val="00130A2E"/>
     <w:rsid w:val="00186045"/>
+    <w:rsid w:val="00247F9B"/>
     <w:rsid w:val="00253E52"/>
     <w:rsid w:val="002E02A8"/>
     <w:rsid w:val="002F486A"/>
     <w:rsid w:val="00307334"/>
     <w:rsid w:val="003E682A"/>
     <w:rsid w:val="00540217"/>
+    <w:rsid w:val="005A67CE"/>
     <w:rsid w:val="00631607"/>
     <w:rsid w:val="00683E05"/>
     <w:rsid w:val="006B0397"/>
@@ -30683,6 +30869,7 @@
     <w:rsid w:val="00D47A21"/>
     <w:rsid w:val="00D76462"/>
     <w:rsid w:val="00DD7C7C"/>
+    <w:rsid w:val="00E6069F"/>
     <w:rsid w:val="00E834E4"/>
     <w:rsid w:val="00F1051B"/>
     <w:rsid w:val="00F13D1D"/>
@@ -31236,20 +31423,6 @@
       <w14:ligatures w14:val="standardContextual"/>
     </w:rPr>
   </w:style>
-  <w:style w:type="paragraph" w:customStyle="1" w:styleId="32439FBD99EF4E88A82638D0862AFF53">
-    <w:name w:val="32439FBD99EF4E88A82638D0862AFF53"/>
-    <w:rsid w:val="00130A2E"/>
-    <w:pPr>
-      <w:spacing w:line="278" w:lineRule="auto"/>
-    </w:pPr>
-    <w:rPr>
-      <w:kern w:val="2"/>
-      <w:sz w:val="24"/>
-      <w:szCs w:val="24"/>
-      <w:lang w:eastAsia="ja-JP"/>
-      <w14:ligatures w14:val="standardContextual"/>
-    </w:rPr>
-  </w:style>
   <w:style w:type="paragraph" w:customStyle="1" w:styleId="3AE21CAD6F544795B8100D2E4DCBA92B">
     <w:name w:val="3AE21CAD6F544795B8100D2E4DCBA92B"/>
     <w:rsid w:val="00130A2E"/>

--- a/Doc/157443_Voeffray_Lucielle_Rapport_TPI.docx
+++ b/Doc/157443_Voeffray_Lucielle_Rapport_TPI.docx
@@ -22446,7 +22446,6 @@
           <w:color w:val="545454"/>
           <w:sz w:val="18"/>
           <w:szCs w:val="18"/>
-          <w:lang w:val="en-GB"/>
         </w:rPr>
       </w:pPr>
       <w:bookmarkStart w:id="62" w:name="_Toc230015020"/>
@@ -22456,7 +22455,6 @@
           <w:color w:val="545454"/>
           <w:sz w:val="18"/>
           <w:szCs w:val="18"/>
-          <w:lang w:val="en-GB"/>
         </w:rPr>
         <w:t xml:space="preserve">pvesh </w:t>
       </w:r>
@@ -22468,7 +22466,6 @@
           <w:color w:val="7928A1"/>
           <w:sz w:val="18"/>
           <w:szCs w:val="18"/>
-          <w:lang w:val="en-GB"/>
         </w:rPr>
         <w:t>set</w:t>
       </w:r>
@@ -22478,7 +22475,6 @@
           <w:color w:val="545454"/>
           <w:sz w:val="18"/>
           <w:szCs w:val="18"/>
-          <w:lang w:val="en-GB"/>
         </w:rPr>
         <w:t xml:space="preserve"> /pools/ansible-vms –vms </w:t>
       </w:r>
@@ -22488,7 +22484,6 @@
           <w:color w:val="008000"/>
           <w:sz w:val="18"/>
           <w:szCs w:val="18"/>
-          <w:lang w:val="en-GB"/>
         </w:rPr>
         <w:t>101</w:t>
       </w:r>
@@ -22866,6 +22861,22 @@
       </w:r>
       <w:r>
         <w:t>, mais elle renforcerait la sécurité et la traçabilité de l’infrastructure.</w:t>
+      </w:r>
+    </w:p>
+    <w:p>
+      <w:pPr>
+        <w:pStyle w:val="Titre3"/>
+      </w:pPr>
+      <w:r>
+        <w:t>Sysprep</w:t>
+      </w:r>
+    </w:p>
+    <w:p>
+      <w:pPr>
+        <w:pStyle w:val="BITTextkrper"/>
+      </w:pPr>
+      <w:r>
+        <w:t>Lors de la création du unattend.xml, il serait intéressant de trouver un moyen de préprogrammer la décision d’utiliser la version d’évaluation de Windows Server 2025. A l’heure actuelle, la VM démarre et demande une clef avant de passer au login des utilisateurs.</w:t>
       </w:r>
     </w:p>
     <w:p>
@@ -24778,7 +24789,7 @@
                   <w:fldChar w:fldCharType="separate"/>
                 </w:r>
                 <w:r>
-                  <w:t>19.05.2026 11:51</w:t>
+                  <w:t>21.05.2026 17:06</w:t>
                 </w:r>
                 <w:r>
                   <w:rPr>
@@ -25159,7 +25170,7 @@
                   <w:fldChar w:fldCharType="separate"/>
                 </w:r>
                 <w:r>
-                  <w:t>19.05.2026 11:51</w:t>
+                  <w:t>21.05.2026 17:06</w:t>
                 </w:r>
                 <w:r>
                   <w:rPr>
@@ -25410,7 +25421,7 @@
                   <w:fldChar w:fldCharType="separate"/>
                 </w:r>
                 <w:r>
-                  <w:t>19.05.2026 11:51</w:t>
+                  <w:t>21.05.2026 17:06</w:t>
                 </w:r>
                 <w:r>
                   <w:rPr>
@@ -30853,6 +30864,7 @@
     <w:rsid w:val="00837025"/>
     <w:rsid w:val="00851624"/>
     <w:rsid w:val="009425B8"/>
+    <w:rsid w:val="009A623E"/>
     <w:rsid w:val="009E12F5"/>
     <w:rsid w:val="00A074DE"/>
     <w:rsid w:val="00A12AEA"/>
@@ -30871,6 +30883,7 @@
     <w:rsid w:val="00DD7C7C"/>
     <w:rsid w:val="00E6069F"/>
     <w:rsid w:val="00E834E4"/>
+    <w:rsid w:val="00E9234B"/>
     <w:rsid w:val="00F1051B"/>
     <w:rsid w:val="00F13D1D"/>
     <w:rsid w:val="00F8402B"/>

--- a/Doc/157443_Voeffray_Lucielle_Rapport_TPI.docx
+++ b/Doc/157443_Voeffray_Lucielle_Rapport_TPI.docx
@@ -22522,6 +22522,42 @@
       </w:pPr>
       <w:r>
         <w:t>Solution : Contrôler son orthographe dans le fichier all.yml</w:t>
+      </w:r>
+    </w:p>
+    <w:p>
+      <w:pPr>
+        <w:pStyle w:val="Titre3"/>
+        <w:divId w:val="1592004525"/>
+      </w:pPr>
+      <w:r>
+        <w:t>Sysprep et win2k25</w:t>
+      </w:r>
+    </w:p>
+    <w:p>
+      <w:pPr>
+        <w:pStyle w:val="BITTextkrper"/>
+        <w:divId w:val="1592004525"/>
+      </w:pPr>
+      <w:r>
+        <w:t>Lors du clonage de Windows Server 2025, malgré un unnatend qui indique qu’il ne faut pas demander la clef d’activation, l’OS affiche une demande de clef et bloque le fonctionnement de la VM jusqu’à intervention manuelle.</w:t>
+      </w:r>
+    </w:p>
+    <w:p>
+      <w:pPr>
+        <w:pStyle w:val="BITTextkrper"/>
+        <w:divId w:val="1592004525"/>
+      </w:pPr>
+      <w:r>
+        <w:t>Après une deux heures de tentatives vaines, et une discussion avec monsieur Hurtlin, je suis passée sur du Server 2022, ce dernier ayant été testé par mon supérieur hiérarchique.</w:t>
+      </w:r>
+    </w:p>
+    <w:p>
+      <w:pPr>
+        <w:pStyle w:val="BITTextkrper"/>
+        <w:divId w:val="1592004525"/>
+      </w:pPr>
+      <w:r>
+        <w:t>Si le temps n’est pas trop serré, je retenterai en fin de projet.</w:t>
       </w:r>
     </w:p>
     <w:p>
@@ -30864,7 +30900,7 @@
     <w:rsid w:val="00837025"/>
     <w:rsid w:val="00851624"/>
     <w:rsid w:val="009425B8"/>
-    <w:rsid w:val="009A623E"/>
+    <w:rsid w:val="009D316A"/>
     <w:rsid w:val="009E12F5"/>
     <w:rsid w:val="00A074DE"/>
     <w:rsid w:val="00A12AEA"/>

--- a/Doc/157443_Voeffray_Lucielle_Rapport_TPI.docx
+++ b/Doc/157443_Voeffray_Lucielle_Rapport_TPI.docx
@@ -13635,65 +13635,65 @@
     </w:p>
     <w:p>
       <w:pPr>
+        <w:pStyle w:val="NormalWeb"/>
+        <w:pBdr>
+          <w:top w:val="single" w:sz="6" w:space="2" w:color="888888"/>
+          <w:left w:val="single" w:sz="6" w:space="2" w:color="888888"/>
+          <w:bottom w:val="single" w:sz="6" w:space="2" w:color="888888"/>
+          <w:right w:val="single" w:sz="6" w:space="2" w:color="888888"/>
+        </w:pBdr>
+        <w:shd w:val="clear" w:color="auto" w:fill="FEFEFE"/>
+        <w:tabs>
+          <w:tab w:val="left" w:pos="916"/>
+          <w:tab w:val="left" w:pos="1832"/>
+          <w:tab w:val="left" w:pos="2748"/>
+          <w:tab w:val="left" w:pos="3664"/>
+          <w:tab w:val="left" w:pos="4580"/>
+          <w:tab w:val="left" w:pos="5496"/>
+          <w:tab w:val="left" w:pos="6412"/>
+          <w:tab w:val="left" w:pos="7328"/>
+          <w:tab w:val="left" w:pos="8244"/>
+          <w:tab w:val="left" w:pos="9160"/>
+          <w:tab w:val="left" w:pos="10076"/>
+          <w:tab w:val="left" w:pos="10992"/>
+          <w:tab w:val="left" w:pos="11908"/>
+          <w:tab w:val="left" w:pos="12824"/>
+          <w:tab w:val="left" w:pos="13740"/>
+          <w:tab w:val="left" w:pos="14656"/>
+        </w:tabs>
+        <w:spacing w:before="0" w:beforeAutospacing="0" w:after="0" w:afterAutospacing="0"/>
+        <w:divId w:val="239142818"/>
+        <w:rPr>
+          <w:rFonts w:ascii="Consolas" w:hAnsi="Consolas" w:cs="Courier New"/>
+          <w:color w:val="545454"/>
+          <w:sz w:val="18"/>
+          <w:szCs w:val="18"/>
+        </w:rPr>
+      </w:pPr>
+      <w:r>
+        <w:rPr>
+          <w:rFonts w:ascii="Consolas" w:hAnsi="Consolas" w:cs="Courier New"/>
+          <w:color w:val="545454"/>
+          <w:sz w:val="18"/>
+          <w:szCs w:val="18"/>
+        </w:rPr>
+        <w:t>apt update &amp;&amp; apt upgrade</w:t>
+      </w:r>
+    </w:p>
+    <w:p>
+      <w:pPr>
+        <w:pStyle w:val="Titre3"/>
+      </w:pPr>
+      <w:r>
+        <w:t>Création des configurations réseaux</w:t>
+      </w:r>
+    </w:p>
+    <w:p>
+      <w:pPr>
         <w:pStyle w:val="BITTextkrper"/>
       </w:pPr>
       <w:r>
-        <w:t>Apt update &amp;&amp; apt upgrade</w:t>
-      </w:r>
-    </w:p>
-    <w:p>
-      <w:pPr>
-        <w:pStyle w:val="Titre3"/>
-      </w:pPr>
-      <w:r>
-        <w:t>Création des configurations réseaux</w:t>
-      </w:r>
-    </w:p>
-    <w:p>
-      <w:pPr>
-        <w:pStyle w:val="BITTextkrper"/>
-      </w:pPr>
-      <w:r>
-        <w:t>Dans l’interface graphique :</w:t>
-      </w:r>
-    </w:p>
-    <w:p>
-      <w:pPr>
-        <w:pStyle w:val="BITTextkrper"/>
-      </w:pPr>
-      <w:r>
-        <w:t xml:space="preserve">Nœud </w:t>
-      </w:r>
-      <w:r>
-        <w:sym w:font="Wingdings" w:char="F0E0"/>
-      </w:r>
-      <w:r>
-        <w:t xml:space="preserve"> System </w:t>
-      </w:r>
-      <w:r>
-        <w:sym w:font="Wingdings" w:char="F0E0"/>
-      </w:r>
-      <w:r>
-        <w:t xml:space="preserve"> Network</w:t>
-      </w:r>
-    </w:p>
-    <w:p>
-      <w:pPr>
-        <w:pStyle w:val="BITTextkrper"/>
-      </w:pPr>
-      <w:r>
-        <w:t>Voici, pour chaque nœud, la configuration :</w:t>
-      </w:r>
-    </w:p>
-    <w:p>
-      <w:pPr>
-        <w:pStyle w:val="BITTextkrper"/>
-      </w:pPr>
-      <w:r>
-        <w:t xml:space="preserve">Les bridges « vlan aware » </w:t>
-      </w:r>
-      <w:r>
-        <w:t>prennent uniquement les vlans 280-282 en charge, les autres n’étant pas utilisés.</w:t>
+        <w:t>Afin de simplifier mes efforts de documentation j’ai pris la décision de fonctionner via ligne de commande fournie par Proxmox. Cela me permet de garder une documentation plus facile à lire et à mettre en page.</w:t>
       </w:r>
     </w:p>
     <w:p>
@@ -13701,649 +13701,971 @@
         <w:pStyle w:val="Titre4"/>
       </w:pPr>
       <w:r>
-        <w:rPr>
-          <w:noProof/>
-        </w:rPr>
-        <mc:AlternateContent>
-          <mc:Choice Requires="wps">
-            <w:drawing>
-              <wp:anchor distT="0" distB="0" distL="114300" distR="114300" simplePos="0" relativeHeight="251669504" behindDoc="0" locked="0" layoutInCell="1" allowOverlap="1" wp14:anchorId="75264B8C" wp14:editId="2B93D329">
-                <wp:simplePos x="0" y="0"/>
-                <wp:positionH relativeFrom="column">
-                  <wp:posOffset>-176530</wp:posOffset>
-                </wp:positionH>
-                <wp:positionV relativeFrom="paragraph">
-                  <wp:posOffset>2016760</wp:posOffset>
-                </wp:positionV>
-                <wp:extent cx="5749925" cy="635"/>
-                <wp:effectExtent l="0" t="0" r="0" b="0"/>
-                <wp:wrapSquare wrapText="bothSides"/>
-                <wp:docPr id="1757414535" name="Zone de texte 1"/>
-                <wp:cNvGraphicFramePr/>
-                <a:graphic xmlns:a="http://schemas.openxmlformats.org/drawingml/2006/main">
-                  <a:graphicData uri="http://schemas.microsoft.com/office/word/2010/wordprocessingShape">
-                    <wps:wsp>
-                      <wps:cNvSpPr txBox="1"/>
-                      <wps:spPr>
-                        <a:xfrm>
-                          <a:off x="0" y="0"/>
-                          <a:ext cx="5749925" cy="635"/>
-                        </a:xfrm>
-                        <a:prstGeom prst="rect">
-                          <a:avLst/>
-                        </a:prstGeom>
-                        <a:solidFill>
-                          <a:prstClr val="white"/>
-                        </a:solidFill>
-                        <a:ln>
-                          <a:noFill/>
-                        </a:ln>
-                      </wps:spPr>
-                      <wps:txbx>
-                        <w:txbxContent>
-                          <w:p>
-                            <w:pPr>
-                              <w:pStyle w:val="Lgende"/>
-                              <w:rPr>
-                                <w:noProof/>
-                                <w:sz w:val="22"/>
-                                <w:szCs w:val="28"/>
-                              </w:rPr>
-                            </w:pPr>
-                            <w:r>
-                              <w:t xml:space="preserve">Figure </w:t>
-                            </w:r>
-                            <w:r>
-                              <w:fldChar w:fldCharType="begin"/>
-                            </w:r>
-                            <w:r>
-                              <w:instrText xml:space="preserve"> SEQ Figure \* ARABIC </w:instrText>
-                            </w:r>
-                            <w:r>
-                              <w:fldChar w:fldCharType="separate"/>
-                            </w:r>
-                            <w:r>
-                              <w:rPr>
-                                <w:noProof/>
-                              </w:rPr>
-                              <w:t>2</w:t>
-                            </w:r>
-                            <w:r>
-                              <w:fldChar w:fldCharType="end"/>
-                            </w:r>
-                            <w:r>
-                              <w:t xml:space="preserve"> - Network configuration nœud 01</w:t>
-                            </w:r>
-                          </w:p>
-                        </w:txbxContent>
-                      </wps:txbx>
-                      <wps:bodyPr rot="0" spcFirstLastPara="0" vertOverflow="overflow" horzOverflow="overflow" vert="horz" wrap="square" lIns="0" tIns="0" rIns="0" bIns="0" numCol="1" spcCol="0" rtlCol="0" fromWordArt="0" anchor="t" anchorCtr="0" forceAA="0" compatLnSpc="1">
-                        <a:prstTxWarp prst="textNoShape">
-                          <a:avLst/>
-                        </a:prstTxWarp>
-                        <a:spAutoFit/>
-                      </wps:bodyPr>
-                    </wps:wsp>
-                  </a:graphicData>
-                </a:graphic>
-              </wp:anchor>
-            </w:drawing>
-          </mc:Choice>
-          <mc:Fallback>
-            <w:pict>
-              <v:shape w14:anchorId="75264B8C" id="Zone de texte 1" o:spid="_x0000_s1027" type="#_x0000_t202" style="position:absolute;left:0;text-align:left;margin-left:-13.9pt;margin-top:158.8pt;width:452.75pt;height:.05pt;z-index:251669504;visibility:visible;mso-wrap-style:square;mso-wrap-distance-left:9pt;mso-wrap-distance-top:0;mso-wrap-distance-right:9pt;mso-wrap-distance-bottom:0;mso-position-horizontal:absolute;mso-position-horizontal-relative:text;mso-position-vertical:absolute;mso-position-vertical-relative:text;v-text-anchor:top" o:gfxdata="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" stroked="f">
-                <v:textbox style="mso-fit-shape-to-text:t" inset="0,0,0,0">
-                  <w:txbxContent>
-                    <w:p>
-                      <w:pPr>
-                        <w:pStyle w:val="Lgende"/>
-                        <w:rPr>
-                          <w:noProof/>
-                          <w:sz w:val="22"/>
-                          <w:szCs w:val="28"/>
-                        </w:rPr>
-                      </w:pPr>
-                      <w:r>
-                        <w:t xml:space="preserve">Figure </w:t>
-                      </w:r>
-                      <w:r>
-                        <w:fldChar w:fldCharType="begin"/>
-                      </w:r>
-                      <w:r>
-                        <w:instrText xml:space="preserve"> SEQ Figure \* ARABIC </w:instrText>
-                      </w:r>
-                      <w:r>
-                        <w:fldChar w:fldCharType="separate"/>
-                      </w:r>
-                      <w:r>
-                        <w:rPr>
-                          <w:noProof/>
-                        </w:rPr>
-                        <w:t>2</w:t>
-                      </w:r>
-                      <w:r>
-                        <w:fldChar w:fldCharType="end"/>
-                      </w:r>
-                      <w:r>
-                        <w:t xml:space="preserve"> - Network configuration nœud 01</w:t>
-                      </w:r>
-                    </w:p>
-                  </w:txbxContent>
-                </v:textbox>
-                <w10:wrap type="square"/>
-              </v:shape>
-            </w:pict>
-          </mc:Fallback>
-        </mc:AlternateContent>
-      </w:r>
-      <w:r>
-        <w:rPr>
-          <w:noProof/>
-        </w:rPr>
-        <w:drawing>
-          <wp:anchor distT="0" distB="0" distL="114300" distR="114300" simplePos="0" relativeHeight="251664384" behindDoc="0" locked="0" layoutInCell="1" allowOverlap="1" wp14:anchorId="285D9883" wp14:editId="3CFAC021">
-            <wp:simplePos x="0" y="0"/>
-            <wp:positionH relativeFrom="page">
-              <wp:align>center</wp:align>
-            </wp:positionH>
-            <wp:positionV relativeFrom="paragraph">
-              <wp:posOffset>321387</wp:posOffset>
-            </wp:positionV>
-            <wp:extent cx="5749925" cy="1638300"/>
-            <wp:effectExtent l="0" t="0" r="3175" b="0"/>
-            <wp:wrapSquare wrapText="bothSides"/>
-            <wp:docPr id="21675395" name="Image 7"/>
-            <wp:cNvGraphicFramePr>
-              <a:graphicFrameLocks xmlns:a="http://schemas.openxmlformats.org/drawingml/2006/main" noChangeAspect="1"/>
-            </wp:cNvGraphicFramePr>
-            <a:graphic xmlns:a="http://schemas.openxmlformats.org/drawingml/2006/main">
-              <a:graphicData uri="http://schemas.openxmlformats.org/drawingml/2006/picture">
-                <pic:pic xmlns:pic="http://schemas.openxmlformats.org/drawingml/2006/picture">
-                  <pic:nvPicPr>
-                    <pic:cNvPr id="0" name="Picture 6"/>
-                    <pic:cNvPicPr>
-                      <a:picLocks noChangeAspect="1" noChangeArrowheads="1"/>
-                    </pic:cNvPicPr>
-                  </pic:nvPicPr>
-                  <pic:blipFill>
-                    <a:blip r:embed="rId17">
-                      <a:extLst>
-                        <a:ext uri="{28A0092B-C50C-407E-A947-70E740481C1C}">
-                          <a14:useLocalDpi xmlns:a14="http://schemas.microsoft.com/office/drawing/2010/main" val="0"/>
-                        </a:ext>
-                      </a:extLst>
-                    </a:blip>
-                    <a:srcRect/>
-                    <a:stretch>
-                      <a:fillRect/>
-                    </a:stretch>
-                  </pic:blipFill>
-                  <pic:spPr bwMode="auto">
-                    <a:xfrm>
-                      <a:off x="0" y="0"/>
-                      <a:ext cx="5749925" cy="1638300"/>
-                    </a:xfrm>
-                    <a:prstGeom prst="rect">
-                      <a:avLst/>
-                    </a:prstGeom>
-                    <a:noFill/>
-                    <a:ln>
-                      <a:noFill/>
-                    </a:ln>
-                  </pic:spPr>
-                </pic:pic>
-              </a:graphicData>
-            </a:graphic>
-          </wp:anchor>
-        </w:drawing>
-      </w:r>
-      <w:r>
         <w:t>Nœud 01</w:t>
       </w:r>
     </w:p>
     <w:p>
       <w:pPr>
-        <w:pStyle w:val="BITTextkrper"/>
-      </w:pPr>
+        <w:pStyle w:val="NormalWeb"/>
+        <w:pBdr>
+          <w:top w:val="single" w:sz="6" w:space="2" w:color="888888"/>
+          <w:left w:val="single" w:sz="6" w:space="2" w:color="888888"/>
+          <w:bottom w:val="single" w:sz="6" w:space="2" w:color="888888"/>
+          <w:right w:val="single" w:sz="6" w:space="2" w:color="888888"/>
+        </w:pBdr>
+        <w:shd w:val="clear" w:color="auto" w:fill="FEFEFE"/>
+        <w:tabs>
+          <w:tab w:val="left" w:pos="916"/>
+          <w:tab w:val="left" w:pos="1832"/>
+          <w:tab w:val="left" w:pos="2748"/>
+          <w:tab w:val="left" w:pos="3664"/>
+          <w:tab w:val="left" w:pos="4580"/>
+          <w:tab w:val="left" w:pos="5496"/>
+          <w:tab w:val="left" w:pos="6412"/>
+          <w:tab w:val="left" w:pos="7328"/>
+          <w:tab w:val="left" w:pos="8244"/>
+          <w:tab w:val="left" w:pos="9160"/>
+          <w:tab w:val="left" w:pos="10076"/>
+          <w:tab w:val="left" w:pos="10992"/>
+          <w:tab w:val="left" w:pos="11908"/>
+          <w:tab w:val="left" w:pos="12824"/>
+          <w:tab w:val="left" w:pos="13740"/>
+          <w:tab w:val="left" w:pos="14656"/>
+        </w:tabs>
+        <w:spacing w:before="0" w:beforeAutospacing="0" w:after="0" w:afterAutospacing="0"/>
+        <w:divId w:val="27145403"/>
+        <w:rPr>
+          <w:rFonts w:ascii="Consolas" w:hAnsi="Consolas" w:cs="Courier New"/>
+          <w:color w:val="696969"/>
+          <w:sz w:val="18"/>
+          <w:szCs w:val="18"/>
+        </w:rPr>
+      </w:pPr>
+      <w:r>
+        <w:rPr>
+          <w:rFonts w:ascii="Consolas" w:hAnsi="Consolas" w:cs="Courier New"/>
+          <w:color w:val="696969"/>
+          <w:sz w:val="18"/>
+          <w:szCs w:val="18"/>
+        </w:rPr>
+        <w:t># Création du bridge de management</w:t>
+      </w:r>
+      <w:r>
+        <w:rPr>
+          <w:rFonts w:ascii="Consolas" w:hAnsi="Consolas" w:cs="Courier New"/>
+          <w:color w:val="696969"/>
+          <w:sz w:val="18"/>
+          <w:szCs w:val="18"/>
+        </w:rPr>
+        <w:br/>
+        <w:t>pvesh create /nodes/a41-srv-01/network \</w:t>
+      </w:r>
+      <w:r>
+        <w:rPr>
+          <w:rFonts w:ascii="Consolas" w:hAnsi="Consolas" w:cs="Courier New"/>
+          <w:color w:val="696969"/>
+          <w:sz w:val="18"/>
+          <w:szCs w:val="18"/>
+        </w:rPr>
+        <w:br/>
+        <w:t>--iface vmbr0 \</w:t>
+      </w:r>
+      <w:r>
+        <w:rPr>
+          <w:rFonts w:ascii="Consolas" w:hAnsi="Consolas" w:cs="Courier New"/>
+          <w:color w:val="696969"/>
+          <w:sz w:val="18"/>
+          <w:szCs w:val="18"/>
+        </w:rPr>
+        <w:br/>
+        <w:t>--type bridge \</w:t>
+      </w:r>
+      <w:r>
+        <w:rPr>
+          <w:rFonts w:ascii="Consolas" w:hAnsi="Consolas" w:cs="Courier New"/>
+          <w:color w:val="696969"/>
+          <w:sz w:val="18"/>
+          <w:szCs w:val="18"/>
+        </w:rPr>
+        <w:br/>
+        <w:t>--cidr 10.19.59.240/24 \</w:t>
+      </w:r>
+      <w:r>
+        <w:rPr>
+          <w:rFonts w:ascii="Consolas" w:hAnsi="Consolas" w:cs="Courier New"/>
+          <w:color w:val="696969"/>
+          <w:sz w:val="18"/>
+          <w:szCs w:val="18"/>
+        </w:rPr>
+        <w:br/>
+        <w:t>--gateway 10.19.59.1 \</w:t>
+      </w:r>
+      <w:r>
+        <w:rPr>
+          <w:rFonts w:ascii="Consolas" w:hAnsi="Consolas" w:cs="Courier New"/>
+          <w:color w:val="696969"/>
+          <w:sz w:val="18"/>
+          <w:szCs w:val="18"/>
+        </w:rPr>
+        <w:br/>
+        <w:t>--autostart 1 \</w:t>
+      </w:r>
+      <w:r>
+        <w:rPr>
+          <w:rFonts w:ascii="Consolas" w:hAnsi="Consolas" w:cs="Courier New"/>
+          <w:color w:val="696969"/>
+          <w:sz w:val="18"/>
+          <w:szCs w:val="18"/>
+        </w:rPr>
+        <w:br/>
+        <w:t>--bridge_ports nic0 \</w:t>
+      </w:r>
+      <w:r>
+        <w:rPr>
+          <w:rFonts w:ascii="Consolas" w:hAnsi="Consolas" w:cs="Courier New"/>
+          <w:color w:val="696969"/>
+          <w:sz w:val="18"/>
+          <w:szCs w:val="18"/>
+        </w:rPr>
+        <w:br/>
+        <w:t>--bridge_stp off \</w:t>
+      </w:r>
+      <w:r>
+        <w:rPr>
+          <w:rFonts w:ascii="Consolas" w:hAnsi="Consolas" w:cs="Courier New"/>
+          <w:color w:val="696969"/>
+          <w:sz w:val="18"/>
+          <w:szCs w:val="18"/>
+        </w:rPr>
+        <w:br/>
+        <w:t>--bridge_fd 0 \</w:t>
+      </w:r>
+      <w:r>
+        <w:rPr>
+          <w:rFonts w:ascii="Consolas" w:hAnsi="Consolas" w:cs="Courier New"/>
+          <w:color w:val="696969"/>
+          <w:sz w:val="18"/>
+          <w:szCs w:val="18"/>
+        </w:rPr>
+        <w:br/>
+        <w:t>--bridge_vlan_aware 1 \</w:t>
+      </w:r>
+      <w:r>
+        <w:rPr>
+          <w:rFonts w:ascii="Consolas" w:hAnsi="Consolas" w:cs="Courier New"/>
+          <w:color w:val="696969"/>
+          <w:sz w:val="18"/>
+          <w:szCs w:val="18"/>
+        </w:rPr>
+        <w:br/>
+        <w:t>--bridge_vids 280-282</w:t>
+      </w:r>
+      <w:r>
+        <w:rPr>
+          <w:rFonts w:ascii="Consolas" w:hAnsi="Consolas" w:cs="Courier New"/>
+          <w:color w:val="696969"/>
+          <w:sz w:val="18"/>
+          <w:szCs w:val="18"/>
+        </w:rPr>
+        <w:br/>
+      </w:r>
+      <w:r>
+        <w:rPr>
+          <w:rFonts w:ascii="Consolas" w:hAnsi="Consolas" w:cs="Courier New"/>
+          <w:color w:val="696969"/>
+          <w:sz w:val="18"/>
+          <w:szCs w:val="18"/>
+        </w:rPr>
+        <w:br/>
+        <w:t># Création du bridge destiné aux machines virtuelles</w:t>
+      </w:r>
+      <w:r>
+        <w:rPr>
+          <w:rFonts w:ascii="Consolas" w:hAnsi="Consolas" w:cs="Courier New"/>
+          <w:color w:val="696969"/>
+          <w:sz w:val="18"/>
+          <w:szCs w:val="18"/>
+        </w:rPr>
+        <w:br/>
+        <w:t>pvesh create /nodes/a41-srv-01/network \</w:t>
+      </w:r>
+      <w:r>
+        <w:rPr>
+          <w:rFonts w:ascii="Consolas" w:hAnsi="Consolas" w:cs="Courier New"/>
+          <w:color w:val="696969"/>
+          <w:sz w:val="18"/>
+          <w:szCs w:val="18"/>
+        </w:rPr>
+        <w:br/>
+        <w:t>--iface vmbr1 \</w:t>
+      </w:r>
+      <w:r>
+        <w:rPr>
+          <w:rFonts w:ascii="Consolas" w:hAnsi="Consolas" w:cs="Courier New"/>
+          <w:color w:val="696969"/>
+          <w:sz w:val="18"/>
+          <w:szCs w:val="18"/>
+        </w:rPr>
+        <w:br/>
+        <w:t>--type bridge \</w:t>
+      </w:r>
+      <w:r>
+        <w:rPr>
+          <w:rFonts w:ascii="Consolas" w:hAnsi="Consolas" w:cs="Courier New"/>
+          <w:color w:val="696969"/>
+          <w:sz w:val="18"/>
+          <w:szCs w:val="18"/>
+        </w:rPr>
+        <w:br/>
+        <w:t>--cidr 10.19.58.11/24 \</w:t>
+      </w:r>
+      <w:r>
+        <w:rPr>
+          <w:rFonts w:ascii="Consolas" w:hAnsi="Consolas" w:cs="Courier New"/>
+          <w:color w:val="696969"/>
+          <w:sz w:val="18"/>
+          <w:szCs w:val="18"/>
+        </w:rPr>
+        <w:br/>
+        <w:t>--autostart 1 \</w:t>
+      </w:r>
+      <w:r>
+        <w:rPr>
+          <w:rFonts w:ascii="Consolas" w:hAnsi="Consolas" w:cs="Courier New"/>
+          <w:color w:val="696969"/>
+          <w:sz w:val="18"/>
+          <w:szCs w:val="18"/>
+        </w:rPr>
+        <w:br/>
+        <w:t>--bridge_ports nic1 \</w:t>
+      </w:r>
+      <w:r>
+        <w:rPr>
+          <w:rFonts w:ascii="Consolas" w:hAnsi="Consolas" w:cs="Courier New"/>
+          <w:color w:val="696969"/>
+          <w:sz w:val="18"/>
+          <w:szCs w:val="18"/>
+        </w:rPr>
+        <w:br/>
+        <w:t>--bridge_stp off \</w:t>
+      </w:r>
+      <w:r>
+        <w:rPr>
+          <w:rFonts w:ascii="Consolas" w:hAnsi="Consolas" w:cs="Courier New"/>
+          <w:color w:val="696969"/>
+          <w:sz w:val="18"/>
+          <w:szCs w:val="18"/>
+        </w:rPr>
+        <w:br/>
+        <w:t>--bridge_fd 0</w:t>
+      </w:r>
+    </w:p>
+    <w:p>
+      <w:pPr>
+        <w:pStyle w:val="NormalWeb"/>
+        <w:pBdr>
+          <w:top w:val="single" w:sz="6" w:space="2" w:color="888888"/>
+          <w:left w:val="single" w:sz="6" w:space="2" w:color="888888"/>
+          <w:bottom w:val="single" w:sz="6" w:space="2" w:color="888888"/>
+          <w:right w:val="single" w:sz="6" w:space="2" w:color="888888"/>
+        </w:pBdr>
+        <w:shd w:val="clear" w:color="auto" w:fill="FEFEFE"/>
+        <w:tabs>
+          <w:tab w:val="left" w:pos="916"/>
+          <w:tab w:val="left" w:pos="1832"/>
+          <w:tab w:val="left" w:pos="2748"/>
+          <w:tab w:val="left" w:pos="3664"/>
+          <w:tab w:val="left" w:pos="4580"/>
+          <w:tab w:val="left" w:pos="5496"/>
+          <w:tab w:val="left" w:pos="6412"/>
+          <w:tab w:val="left" w:pos="7328"/>
+          <w:tab w:val="left" w:pos="8244"/>
+          <w:tab w:val="left" w:pos="9160"/>
+          <w:tab w:val="left" w:pos="10076"/>
+          <w:tab w:val="left" w:pos="10992"/>
+          <w:tab w:val="left" w:pos="11908"/>
+          <w:tab w:val="left" w:pos="12824"/>
+          <w:tab w:val="left" w:pos="13740"/>
+          <w:tab w:val="left" w:pos="14656"/>
+        </w:tabs>
+        <w:spacing w:before="0" w:beforeAutospacing="0" w:after="0" w:afterAutospacing="0"/>
+        <w:divId w:val="27145403"/>
+        <w:rPr>
+          <w:rFonts w:ascii="Consolas" w:hAnsi="Consolas" w:cs="Courier New"/>
+          <w:color w:val="696969"/>
+          <w:sz w:val="18"/>
+          <w:szCs w:val="18"/>
+        </w:rPr>
+      </w:pPr>
+    </w:p>
+    <w:p>
+      <w:pPr>
+        <w:pStyle w:val="NormalWeb"/>
+        <w:pBdr>
+          <w:top w:val="single" w:sz="6" w:space="2" w:color="888888"/>
+          <w:left w:val="single" w:sz="6" w:space="2" w:color="888888"/>
+          <w:bottom w:val="single" w:sz="6" w:space="2" w:color="888888"/>
+          <w:right w:val="single" w:sz="6" w:space="2" w:color="888888"/>
+        </w:pBdr>
+        <w:shd w:val="clear" w:color="auto" w:fill="FEFEFE"/>
+        <w:tabs>
+          <w:tab w:val="left" w:pos="916"/>
+          <w:tab w:val="left" w:pos="1832"/>
+          <w:tab w:val="left" w:pos="2748"/>
+          <w:tab w:val="left" w:pos="3664"/>
+          <w:tab w:val="left" w:pos="4580"/>
+          <w:tab w:val="left" w:pos="5496"/>
+          <w:tab w:val="left" w:pos="6412"/>
+          <w:tab w:val="left" w:pos="7328"/>
+          <w:tab w:val="left" w:pos="8244"/>
+          <w:tab w:val="left" w:pos="9160"/>
+          <w:tab w:val="left" w:pos="10076"/>
+          <w:tab w:val="left" w:pos="10992"/>
+          <w:tab w:val="left" w:pos="11908"/>
+          <w:tab w:val="left" w:pos="12824"/>
+          <w:tab w:val="left" w:pos="13740"/>
+          <w:tab w:val="left" w:pos="14656"/>
+        </w:tabs>
+        <w:spacing w:before="0" w:beforeAutospacing="0" w:after="0" w:afterAutospacing="0"/>
+        <w:divId w:val="27145403"/>
+        <w:rPr>
+          <w:rFonts w:ascii="Consolas" w:hAnsi="Consolas" w:cs="Courier New"/>
+          <w:color w:val="545454"/>
+          <w:sz w:val="18"/>
+          <w:szCs w:val="18"/>
+        </w:rPr>
+      </w:pPr>
+      <w:r>
+        <w:rPr>
+          <w:rFonts w:ascii="Consolas" w:hAnsi="Consolas" w:cs="Courier New"/>
+          <w:color w:val="545454"/>
+          <w:sz w:val="18"/>
+          <w:szCs w:val="18"/>
+        </w:rPr>
+        <w:t xml:space="preserve"># </w:t>
+      </w:r>
+      <w:r>
+        <w:rPr>
+          <w:rFonts w:ascii="Consolas" w:hAnsi="Consolas" w:cs="Courier New"/>
+          <w:color w:val="545454"/>
+          <w:sz w:val="18"/>
+          <w:szCs w:val="18"/>
+        </w:rPr>
+        <w:t>Appliquer la</w:t>
+      </w:r>
+      <w:r>
+        <w:rPr>
+          <w:rFonts w:ascii="Consolas" w:hAnsi="Consolas" w:cs="Courier New"/>
+          <w:color w:val="545454"/>
+          <w:sz w:val="18"/>
+          <w:szCs w:val="18"/>
+        </w:rPr>
+        <w:t xml:space="preserve"> configuration réseau</w:t>
+      </w:r>
+      <w:r>
+        <w:rPr>
+          <w:rFonts w:ascii="Consolas" w:hAnsi="Consolas" w:cs="Courier New"/>
+          <w:color w:val="545454"/>
+          <w:sz w:val="18"/>
+          <w:szCs w:val="18"/>
+        </w:rPr>
+        <w:br/>
+        <w:t>pvesh set /nodes/a41-srv-01/network</w:t>
+      </w:r>
     </w:p>
     <w:p>
       <w:pPr>
         <w:pStyle w:val="Titre4"/>
       </w:pPr>
       <w:r>
-        <w:rPr>
-          <w:noProof/>
+        <w:t>Nœud 02</w:t>
+      </w:r>
+    </w:p>
+    <w:p>
+      <w:pPr>
+        <w:pStyle w:val="NormalWeb"/>
+        <w:pBdr>
+          <w:top w:val="single" w:sz="6" w:space="2" w:color="888888"/>
+          <w:left w:val="single" w:sz="6" w:space="2" w:color="888888"/>
+          <w:bottom w:val="single" w:sz="6" w:space="2" w:color="888888"/>
+          <w:right w:val="single" w:sz="6" w:space="2" w:color="888888"/>
+        </w:pBdr>
+        <w:shd w:val="clear" w:color="auto" w:fill="FEFEFE"/>
+        <w:tabs>
+          <w:tab w:val="left" w:pos="916"/>
+          <w:tab w:val="left" w:pos="1832"/>
+          <w:tab w:val="left" w:pos="2748"/>
+          <w:tab w:val="left" w:pos="3664"/>
+          <w:tab w:val="left" w:pos="4580"/>
+          <w:tab w:val="left" w:pos="5496"/>
+          <w:tab w:val="left" w:pos="6412"/>
+          <w:tab w:val="left" w:pos="7328"/>
+          <w:tab w:val="left" w:pos="8244"/>
+          <w:tab w:val="left" w:pos="9160"/>
+          <w:tab w:val="left" w:pos="10076"/>
+          <w:tab w:val="left" w:pos="10992"/>
+          <w:tab w:val="left" w:pos="11908"/>
+          <w:tab w:val="left" w:pos="12824"/>
+          <w:tab w:val="left" w:pos="13740"/>
+          <w:tab w:val="left" w:pos="14656"/>
+        </w:tabs>
+        <w:spacing w:before="0" w:beforeAutospacing="0" w:after="0" w:afterAutospacing="0"/>
+        <w:divId w:val="709257504"/>
+        <w:rPr>
+          <w:rFonts w:ascii="Consolas" w:hAnsi="Consolas" w:cs="Courier New"/>
+          <w:color w:val="545454"/>
+          <w:sz w:val="18"/>
+          <w:szCs w:val="18"/>
+        </w:rPr>
+      </w:pPr>
+      <w:r>
+        <w:rPr>
+          <w:rFonts w:ascii="Consolas" w:hAnsi="Consolas" w:cs="Courier New"/>
+          <w:color w:val="696969"/>
+          <w:sz w:val="18"/>
+          <w:szCs w:val="18"/>
+        </w:rPr>
+        <w:t># Création du bridge de management</w:t>
+      </w:r>
+      <w:r>
+        <w:rPr>
+          <w:rFonts w:ascii="Consolas" w:hAnsi="Consolas" w:cs="Courier New"/>
+          <w:color w:val="696969"/>
+          <w:sz w:val="18"/>
+          <w:szCs w:val="18"/>
+        </w:rPr>
+        <w:br/>
+        <w:t>pvesh create /nodes/a41-srv-02/network \</w:t>
+      </w:r>
+      <w:r>
+        <w:rPr>
+          <w:rFonts w:ascii="Consolas" w:hAnsi="Consolas" w:cs="Courier New"/>
+          <w:color w:val="696969"/>
+          <w:sz w:val="18"/>
+          <w:szCs w:val="18"/>
+        </w:rPr>
+        <w:br/>
+        <w:t>--iface vmbr0 \</w:t>
+      </w:r>
+      <w:r>
+        <w:rPr>
+          <w:rFonts w:ascii="Consolas" w:hAnsi="Consolas" w:cs="Courier New"/>
+          <w:color w:val="696969"/>
+          <w:sz w:val="18"/>
+          <w:szCs w:val="18"/>
+        </w:rPr>
+        <w:br/>
+        <w:t>--type bridge \</w:t>
+      </w:r>
+      <w:r>
+        <w:rPr>
+          <w:rFonts w:ascii="Consolas" w:hAnsi="Consolas" w:cs="Courier New"/>
+          <w:color w:val="696969"/>
+          <w:sz w:val="18"/>
+          <w:szCs w:val="18"/>
+        </w:rPr>
+        <w:br/>
+        <w:t>--cidr 10.19.59.241/24 \</w:t>
+      </w:r>
+      <w:r>
+        <w:rPr>
+          <w:rFonts w:ascii="Consolas" w:hAnsi="Consolas" w:cs="Courier New"/>
+          <w:color w:val="696969"/>
+          <w:sz w:val="18"/>
+          <w:szCs w:val="18"/>
+        </w:rPr>
+        <w:br/>
+        <w:t>--gateway 10.19.59.1 \</w:t>
+      </w:r>
+      <w:r>
+        <w:rPr>
+          <w:rFonts w:ascii="Consolas" w:hAnsi="Consolas" w:cs="Courier New"/>
+          <w:color w:val="696969"/>
+          <w:sz w:val="18"/>
+          <w:szCs w:val="18"/>
+        </w:rPr>
+        <w:br/>
+        <w:t>--autostart 1 \</w:t>
+      </w:r>
+      <w:r>
+        <w:rPr>
+          <w:rFonts w:ascii="Consolas" w:hAnsi="Consolas" w:cs="Courier New"/>
+          <w:color w:val="696969"/>
+          <w:sz w:val="18"/>
+          <w:szCs w:val="18"/>
+        </w:rPr>
+        <w:br/>
+        <w:t>--bridge_ports nic0 \</w:t>
+      </w:r>
+      <w:r>
+        <w:rPr>
+          <w:rFonts w:ascii="Consolas" w:hAnsi="Consolas" w:cs="Courier New"/>
+          <w:color w:val="696969"/>
+          <w:sz w:val="18"/>
+          <w:szCs w:val="18"/>
+        </w:rPr>
+        <w:br/>
+        <w:t>--bridge_stp off \</w:t>
+      </w:r>
+      <w:r>
+        <w:rPr>
+          <w:rFonts w:ascii="Consolas" w:hAnsi="Consolas" w:cs="Courier New"/>
+          <w:color w:val="696969"/>
+          <w:sz w:val="18"/>
+          <w:szCs w:val="18"/>
+        </w:rPr>
+        <w:br/>
+        <w:t>--bridge_fd 0 \</w:t>
+      </w:r>
+      <w:r>
+        <w:rPr>
+          <w:rFonts w:ascii="Consolas" w:hAnsi="Consolas" w:cs="Courier New"/>
+          <w:color w:val="696969"/>
+          <w:sz w:val="18"/>
+          <w:szCs w:val="18"/>
+        </w:rPr>
+        <w:br/>
+        <w:t>--bridge_vlan_aware 1 \</w:t>
+      </w:r>
+      <w:r>
+        <w:rPr>
+          <w:rFonts w:ascii="Consolas" w:hAnsi="Consolas" w:cs="Courier New"/>
+          <w:color w:val="696969"/>
+          <w:sz w:val="18"/>
+          <w:szCs w:val="18"/>
+        </w:rPr>
+        <w:br/>
+        <w:t>--bridge_vids 280-282</w:t>
+      </w:r>
+      <w:r>
+        <w:rPr>
+          <w:rFonts w:ascii="Consolas" w:hAnsi="Consolas" w:cs="Courier New"/>
+          <w:color w:val="696969"/>
+          <w:sz w:val="18"/>
+          <w:szCs w:val="18"/>
+        </w:rPr>
+        <w:br/>
+      </w:r>
+      <w:r>
+        <w:rPr>
+          <w:rFonts w:ascii="Consolas" w:hAnsi="Consolas" w:cs="Courier New"/>
+          <w:color w:val="696969"/>
+          <w:sz w:val="18"/>
+          <w:szCs w:val="18"/>
+        </w:rPr>
+        <w:br/>
+        <w:t># Création du bridge destiné aux machines virtuelles</w:t>
+      </w:r>
+      <w:r>
+        <w:rPr>
+          <w:rFonts w:ascii="Consolas" w:hAnsi="Consolas" w:cs="Courier New"/>
+          <w:color w:val="696969"/>
+          <w:sz w:val="18"/>
+          <w:szCs w:val="18"/>
+        </w:rPr>
+        <w:br/>
+        <w:t>pvesh create /nodes/a41-srv-02/network \</w:t>
+      </w:r>
+      <w:r>
+        <w:rPr>
+          <w:rFonts w:ascii="Consolas" w:hAnsi="Consolas" w:cs="Courier New"/>
+          <w:color w:val="696969"/>
+          <w:sz w:val="18"/>
+          <w:szCs w:val="18"/>
+        </w:rPr>
+        <w:br/>
+        <w:t>--iface vmbr1 \</w:t>
+      </w:r>
+      <w:r>
+        <w:rPr>
+          <w:rFonts w:ascii="Consolas" w:hAnsi="Consolas" w:cs="Courier New"/>
+          <w:color w:val="696969"/>
+          <w:sz w:val="18"/>
+          <w:szCs w:val="18"/>
+        </w:rPr>
+        <w:br/>
+        <w:t>--type bridge \</w:t>
+      </w:r>
+      <w:r>
+        <w:rPr>
+          <w:rFonts w:ascii="Consolas" w:hAnsi="Consolas" w:cs="Courier New"/>
+          <w:color w:val="696969"/>
+          <w:sz w:val="18"/>
+          <w:szCs w:val="18"/>
+        </w:rPr>
+        <w:br/>
+        <w:t>--cidr 10.19.58.13/24 \</w:t>
+      </w:r>
+      <w:r>
+        <w:rPr>
+          <w:rFonts w:ascii="Consolas" w:hAnsi="Consolas" w:cs="Courier New"/>
+          <w:color w:val="696969"/>
+          <w:sz w:val="18"/>
+          <w:szCs w:val="18"/>
+        </w:rPr>
+        <w:br/>
+        <w:t>--autostart 1 \</w:t>
+      </w:r>
+      <w:r>
+        <w:rPr>
+          <w:rFonts w:ascii="Consolas" w:hAnsi="Consolas" w:cs="Courier New"/>
+          <w:color w:val="696969"/>
+          <w:sz w:val="18"/>
+          <w:szCs w:val="18"/>
+        </w:rPr>
+        <w:br/>
+        <w:t>--bridge_ports nic1 \</w:t>
+      </w:r>
+      <w:r>
+        <w:rPr>
+          <w:rFonts w:ascii="Consolas" w:hAnsi="Consolas" w:cs="Courier New"/>
+          <w:color w:val="696969"/>
+          <w:sz w:val="18"/>
+          <w:szCs w:val="18"/>
+        </w:rPr>
+        <w:br/>
+        <w:t>--bridge_stp off \</w:t>
+      </w:r>
+      <w:r>
+        <w:rPr>
+          <w:rFonts w:ascii="Consolas" w:hAnsi="Consolas" w:cs="Courier New"/>
+          <w:color w:val="696969"/>
+          <w:sz w:val="18"/>
+          <w:szCs w:val="18"/>
+        </w:rPr>
+        <w:br/>
+      </w:r>
+      <w:r>
+        <w:rPr>
+          <w:rFonts w:ascii="Consolas" w:hAnsi="Consolas" w:cs="Courier New"/>
+          <w:color w:val="696969"/>
+          <w:sz w:val="18"/>
+          <w:szCs w:val="18"/>
         </w:rPr>
         <w:lastRenderedPageBreak/>
-        <mc:AlternateContent>
-          <mc:Choice Requires="wps">
-            <w:drawing>
-              <wp:anchor distT="0" distB="0" distL="114300" distR="114300" simplePos="0" relativeHeight="251671552" behindDoc="0" locked="0" layoutInCell="1" allowOverlap="1" wp14:anchorId="6895DA4E" wp14:editId="5C9CFEBF">
-                <wp:simplePos x="0" y="0"/>
-                <wp:positionH relativeFrom="column">
-                  <wp:posOffset>-325120</wp:posOffset>
-                </wp:positionH>
-                <wp:positionV relativeFrom="paragraph">
-                  <wp:posOffset>2879725</wp:posOffset>
-                </wp:positionV>
-                <wp:extent cx="5756910" cy="635"/>
-                <wp:effectExtent l="0" t="0" r="0" b="0"/>
-                <wp:wrapSquare wrapText="bothSides"/>
-                <wp:docPr id="1900430097" name="Zone de texte 1"/>
-                <wp:cNvGraphicFramePr/>
-                <a:graphic xmlns:a="http://schemas.openxmlformats.org/drawingml/2006/main">
-                  <a:graphicData uri="http://schemas.microsoft.com/office/word/2010/wordprocessingShape">
-                    <wps:wsp>
-                      <wps:cNvSpPr txBox="1"/>
-                      <wps:spPr>
-                        <a:xfrm>
-                          <a:off x="0" y="0"/>
-                          <a:ext cx="5756910" cy="635"/>
-                        </a:xfrm>
-                        <a:prstGeom prst="rect">
-                          <a:avLst/>
-                        </a:prstGeom>
-                        <a:solidFill>
-                          <a:prstClr val="white"/>
-                        </a:solidFill>
-                        <a:ln>
-                          <a:noFill/>
-                        </a:ln>
-                      </wps:spPr>
-                      <wps:txbx>
-                        <w:txbxContent>
-                          <w:p>
-                            <w:pPr>
-                              <w:pStyle w:val="Lgende"/>
-                              <w:rPr>
-                                <w:noProof/>
-                                <w:sz w:val="22"/>
-                                <w:szCs w:val="28"/>
-                              </w:rPr>
-                            </w:pPr>
-                            <w:r>
-                              <w:t xml:space="preserve">Figure </w:t>
-                            </w:r>
-                            <w:r>
-                              <w:fldChar w:fldCharType="begin"/>
-                            </w:r>
-                            <w:r>
-                              <w:instrText xml:space="preserve"> SEQ Figure \* ARABIC </w:instrText>
-                            </w:r>
-                            <w:r>
-                              <w:fldChar w:fldCharType="separate"/>
-                            </w:r>
-                            <w:r>
-                              <w:rPr>
-                                <w:noProof/>
-                              </w:rPr>
-                              <w:t>3</w:t>
-                            </w:r>
-                            <w:r>
-                              <w:fldChar w:fldCharType="end"/>
-                            </w:r>
-                            <w:r>
-                              <w:t xml:space="preserve"> - </w:t>
-                            </w:r>
-                            <w:r>
-                              <w:t xml:space="preserve">Network configuration nœud </w:t>
-                            </w:r>
-                            <w:r>
-                              <w:t>02</w:t>
-                            </w:r>
-                          </w:p>
-                        </w:txbxContent>
-                      </wps:txbx>
-                      <wps:bodyPr rot="0" spcFirstLastPara="0" vertOverflow="overflow" horzOverflow="overflow" vert="horz" wrap="square" lIns="0" tIns="0" rIns="0" bIns="0" numCol="1" spcCol="0" rtlCol="0" fromWordArt="0" anchor="t" anchorCtr="0" forceAA="0" compatLnSpc="1">
-                        <a:prstTxWarp prst="textNoShape">
-                          <a:avLst/>
-                        </a:prstTxWarp>
-                        <a:spAutoFit/>
-                      </wps:bodyPr>
-                    </wps:wsp>
-                  </a:graphicData>
-                </a:graphic>
-              </wp:anchor>
-            </w:drawing>
-          </mc:Choice>
-          <mc:Fallback>
-            <w:pict>
-              <v:shape w14:anchorId="6895DA4E" id="_x0000_s1028" type="#_x0000_t202" style="position:absolute;left:0;text-align:left;margin-left:-25.6pt;margin-top:226.75pt;width:453.3pt;height:.05pt;z-index:251671552;visibility:visible;mso-wrap-style:square;mso-wrap-distance-left:9pt;mso-wrap-distance-top:0;mso-wrap-distance-right:9pt;mso-wrap-distance-bottom:0;mso-position-horizontal:absolute;mso-position-horizontal-relative:text;mso-position-vertical:absolute;mso-position-vertical-relative:text;v-text-anchor:top" o:gfxdata="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" stroked="f">
-                <v:textbox style="mso-fit-shape-to-text:t" inset="0,0,0,0">
-                  <w:txbxContent>
-                    <w:p>
-                      <w:pPr>
-                        <w:pStyle w:val="Lgende"/>
-                        <w:rPr>
-                          <w:noProof/>
-                          <w:sz w:val="22"/>
-                          <w:szCs w:val="28"/>
-                        </w:rPr>
-                      </w:pPr>
-                      <w:r>
-                        <w:t xml:space="preserve">Figure </w:t>
-                      </w:r>
-                      <w:r>
-                        <w:fldChar w:fldCharType="begin"/>
-                      </w:r>
-                      <w:r>
-                        <w:instrText xml:space="preserve"> SEQ Figure \* ARABIC </w:instrText>
-                      </w:r>
-                      <w:r>
-                        <w:fldChar w:fldCharType="separate"/>
-                      </w:r>
-                      <w:r>
-                        <w:rPr>
-                          <w:noProof/>
-                        </w:rPr>
-                        <w:t>3</w:t>
-                      </w:r>
-                      <w:r>
-                        <w:fldChar w:fldCharType="end"/>
-                      </w:r>
-                      <w:r>
-                        <w:t xml:space="preserve"> - </w:t>
-                      </w:r>
-                      <w:r>
-                        <w:t xml:space="preserve">Network configuration nœud </w:t>
-                      </w:r>
-                      <w:r>
-                        <w:t>02</w:t>
-                      </w:r>
-                    </w:p>
-                  </w:txbxContent>
-                </v:textbox>
-                <w10:wrap type="square"/>
-              </v:shape>
-            </w:pict>
-          </mc:Fallback>
-        </mc:AlternateContent>
-      </w:r>
-      <w:r>
-        <w:rPr>
-          <w:noProof/>
-        </w:rPr>
-        <w:drawing>
-          <wp:anchor distT="0" distB="0" distL="114300" distR="114300" simplePos="0" relativeHeight="251662336" behindDoc="0" locked="0" layoutInCell="1" allowOverlap="1" wp14:anchorId="292F1FFB" wp14:editId="1FDBDF5B">
-            <wp:simplePos x="0" y="0"/>
-            <wp:positionH relativeFrom="margin">
-              <wp:posOffset>-325120</wp:posOffset>
-            </wp:positionH>
-            <wp:positionV relativeFrom="paragraph">
-              <wp:posOffset>299085</wp:posOffset>
-            </wp:positionV>
-            <wp:extent cx="5756910" cy="2523490"/>
-            <wp:effectExtent l="0" t="0" r="0" b="0"/>
-            <wp:wrapSquare wrapText="bothSides"/>
-            <wp:docPr id="1019997776" name="Image 2"/>
-            <wp:cNvGraphicFramePr>
-              <a:graphicFrameLocks xmlns:a="http://schemas.openxmlformats.org/drawingml/2006/main" noChangeAspect="1"/>
-            </wp:cNvGraphicFramePr>
-            <a:graphic xmlns:a="http://schemas.openxmlformats.org/drawingml/2006/main">
-              <a:graphicData uri="http://schemas.openxmlformats.org/drawingml/2006/picture">
-                <pic:pic xmlns:pic="http://schemas.openxmlformats.org/drawingml/2006/picture">
-                  <pic:nvPicPr>
-                    <pic:cNvPr id="0" name="Picture 1"/>
-                    <pic:cNvPicPr>
-                      <a:picLocks noChangeAspect="1" noChangeArrowheads="1"/>
-                    </pic:cNvPicPr>
-                  </pic:nvPicPr>
-                  <pic:blipFill>
-                    <a:blip r:embed="rId18">
-                      <a:extLst>
-                        <a:ext uri="{28A0092B-C50C-407E-A947-70E740481C1C}">
-                          <a14:useLocalDpi xmlns:a14="http://schemas.microsoft.com/office/drawing/2010/main" val="0"/>
-                        </a:ext>
-                      </a:extLst>
-                    </a:blip>
-                    <a:srcRect/>
-                    <a:stretch>
-                      <a:fillRect/>
-                    </a:stretch>
-                  </pic:blipFill>
-                  <pic:spPr bwMode="auto">
-                    <a:xfrm>
-                      <a:off x="0" y="0"/>
-                      <a:ext cx="5756910" cy="2523490"/>
-                    </a:xfrm>
-                    <a:prstGeom prst="rect">
-                      <a:avLst/>
-                    </a:prstGeom>
-                    <a:noFill/>
-                    <a:ln>
-                      <a:noFill/>
-                    </a:ln>
-                  </pic:spPr>
-                </pic:pic>
-              </a:graphicData>
-            </a:graphic>
-          </wp:anchor>
-        </w:drawing>
-      </w:r>
-      <w:r>
-        <w:t>Nœud 02</w:t>
-      </w:r>
-    </w:p>
-    <w:p>
-      <w:pPr>
-        <w:pStyle w:val="BITTextkrper"/>
-      </w:pPr>
+        <w:t>--bridge_fd 0</w:t>
+      </w:r>
+      <w:r>
+        <w:rPr>
+          <w:rFonts w:ascii="Consolas" w:hAnsi="Consolas" w:cs="Courier New"/>
+          <w:color w:val="696969"/>
+          <w:sz w:val="18"/>
+          <w:szCs w:val="18"/>
+        </w:rPr>
+        <w:br/>
+      </w:r>
+      <w:r>
+        <w:rPr>
+          <w:rFonts w:ascii="Consolas" w:hAnsi="Consolas" w:cs="Courier New"/>
+          <w:color w:val="696969"/>
+          <w:sz w:val="18"/>
+          <w:szCs w:val="18"/>
+        </w:rPr>
+        <w:br/>
+        <w:t># Appliquer la configuration réseau</w:t>
+      </w:r>
+      <w:r>
+        <w:rPr>
+          <w:rFonts w:ascii="Consolas" w:hAnsi="Consolas" w:cs="Courier New"/>
+          <w:color w:val="696969"/>
+          <w:sz w:val="18"/>
+          <w:szCs w:val="18"/>
+        </w:rPr>
+        <w:br/>
+        <w:t>pvesh set /nodes/a41-srv-02/network</w:t>
+      </w:r>
     </w:p>
     <w:p>
       <w:pPr>
         <w:pStyle w:val="Titre4"/>
       </w:pPr>
       <w:r>
-        <w:rPr>
-          <w:noProof/>
-        </w:rPr>
-        <mc:AlternateContent>
-          <mc:Choice Requires="wps">
-            <w:drawing>
-              <wp:anchor distT="0" distB="0" distL="114300" distR="114300" simplePos="0" relativeHeight="251673600" behindDoc="0" locked="0" layoutInCell="1" allowOverlap="1" wp14:anchorId="5BB13BFF" wp14:editId="29BA2981">
-                <wp:simplePos x="0" y="0"/>
-                <wp:positionH relativeFrom="column">
-                  <wp:posOffset>-176530</wp:posOffset>
-                </wp:positionH>
-                <wp:positionV relativeFrom="paragraph">
-                  <wp:posOffset>2810510</wp:posOffset>
-                </wp:positionV>
-                <wp:extent cx="5749925" cy="635"/>
-                <wp:effectExtent l="0" t="0" r="0" b="0"/>
-                <wp:wrapSquare wrapText="bothSides"/>
-                <wp:docPr id="939195348" name="Zone de texte 1"/>
-                <wp:cNvGraphicFramePr/>
-                <a:graphic xmlns:a="http://schemas.openxmlformats.org/drawingml/2006/main">
-                  <a:graphicData uri="http://schemas.microsoft.com/office/word/2010/wordprocessingShape">
-                    <wps:wsp>
-                      <wps:cNvSpPr txBox="1"/>
-                      <wps:spPr>
-                        <a:xfrm>
-                          <a:off x="0" y="0"/>
-                          <a:ext cx="5749925" cy="635"/>
-                        </a:xfrm>
-                        <a:prstGeom prst="rect">
-                          <a:avLst/>
-                        </a:prstGeom>
-                        <a:solidFill>
-                          <a:prstClr val="white"/>
-                        </a:solidFill>
-                        <a:ln>
-                          <a:noFill/>
-                        </a:ln>
-                      </wps:spPr>
-                      <wps:txbx>
-                        <w:txbxContent>
-                          <w:p>
-                            <w:pPr>
-                              <w:pStyle w:val="Lgende"/>
-                              <w:rPr>
-                                <w:noProof/>
-                                <w:sz w:val="22"/>
-                                <w:szCs w:val="28"/>
-                              </w:rPr>
-                            </w:pPr>
-                            <w:r>
-                              <w:t xml:space="preserve">Figure </w:t>
-                            </w:r>
-                            <w:r>
-                              <w:fldChar w:fldCharType="begin"/>
-                            </w:r>
-                            <w:r>
-                              <w:instrText xml:space="preserve"> SEQ Figure \* ARABIC </w:instrText>
-                            </w:r>
-                            <w:r>
-                              <w:fldChar w:fldCharType="separate"/>
-                            </w:r>
-                            <w:r>
-                              <w:rPr>
-                                <w:noProof/>
-                              </w:rPr>
-                              <w:t>4</w:t>
-                            </w:r>
-                            <w:r>
-                              <w:fldChar w:fldCharType="end"/>
-                            </w:r>
-                            <w:r>
-                              <w:t xml:space="preserve"> - </w:t>
-                            </w:r>
-                            <w:r>
-                              <w:t xml:space="preserve">Network configuration nœud </w:t>
-                            </w:r>
-                            <w:r>
-                              <w:t>03</w:t>
-                            </w:r>
-                          </w:p>
-                        </w:txbxContent>
-                      </wps:txbx>
-                      <wps:bodyPr rot="0" spcFirstLastPara="0" vertOverflow="overflow" horzOverflow="overflow" vert="horz" wrap="square" lIns="0" tIns="0" rIns="0" bIns="0" numCol="1" spcCol="0" rtlCol="0" fromWordArt="0" anchor="t" anchorCtr="0" forceAA="0" compatLnSpc="1">
-                        <a:prstTxWarp prst="textNoShape">
-                          <a:avLst/>
-                        </a:prstTxWarp>
-                        <a:spAutoFit/>
-                      </wps:bodyPr>
-                    </wps:wsp>
-                  </a:graphicData>
-                </a:graphic>
-              </wp:anchor>
-            </w:drawing>
-          </mc:Choice>
-          <mc:Fallback>
-            <w:pict>
-              <v:shape w14:anchorId="5BB13BFF" id="_x0000_s1029" type="#_x0000_t202" style="position:absolute;left:0;text-align:left;margin-left:-13.9pt;margin-top:221.3pt;width:452.75pt;height:.05pt;z-index:251673600;visibility:visible;mso-wrap-style:square;mso-wrap-distance-left:9pt;mso-wrap-distance-top:0;mso-wrap-distance-right:9pt;mso-wrap-distance-bottom:0;mso-position-horizontal:absolute;mso-position-horizontal-relative:text;mso-position-vertical:absolute;mso-position-vertical-relative:text;v-text-anchor:top" o:gfxdata="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" stroked="f">
-                <v:textbox style="mso-fit-shape-to-text:t" inset="0,0,0,0">
-                  <w:txbxContent>
-                    <w:p>
-                      <w:pPr>
-                        <w:pStyle w:val="Lgende"/>
-                        <w:rPr>
-                          <w:noProof/>
-                          <w:sz w:val="22"/>
-                          <w:szCs w:val="28"/>
-                        </w:rPr>
-                      </w:pPr>
-                      <w:r>
-                        <w:t xml:space="preserve">Figure </w:t>
-                      </w:r>
-                      <w:r>
-                        <w:fldChar w:fldCharType="begin"/>
-                      </w:r>
-                      <w:r>
-                        <w:instrText xml:space="preserve"> SEQ Figure \* ARABIC </w:instrText>
-                      </w:r>
-                      <w:r>
-                        <w:fldChar w:fldCharType="separate"/>
-                      </w:r>
-                      <w:r>
-                        <w:rPr>
-                          <w:noProof/>
-                        </w:rPr>
-                        <w:t>4</w:t>
-                      </w:r>
-                      <w:r>
-                        <w:fldChar w:fldCharType="end"/>
-                      </w:r>
-                      <w:r>
-                        <w:t xml:space="preserve"> - </w:t>
-                      </w:r>
-                      <w:r>
-                        <w:t xml:space="preserve">Network configuration nœud </w:t>
-                      </w:r>
-                      <w:r>
-                        <w:t>03</w:t>
-                      </w:r>
-                    </w:p>
-                  </w:txbxContent>
-                </v:textbox>
-                <w10:wrap type="square"/>
-              </v:shape>
-            </w:pict>
-          </mc:Fallback>
-        </mc:AlternateContent>
-      </w:r>
-      <w:r>
-        <w:rPr>
-          <w:noProof/>
-        </w:rPr>
-        <w:drawing>
-          <wp:anchor distT="0" distB="0" distL="114300" distR="114300" simplePos="0" relativeHeight="251666432" behindDoc="0" locked="0" layoutInCell="1" allowOverlap="1" wp14:anchorId="563DABFD" wp14:editId="12D77C34">
-            <wp:simplePos x="0" y="0"/>
-            <wp:positionH relativeFrom="page">
-              <wp:align>center</wp:align>
-            </wp:positionH>
-            <wp:positionV relativeFrom="paragraph">
-              <wp:posOffset>251841</wp:posOffset>
-            </wp:positionV>
-            <wp:extent cx="5749925" cy="2501900"/>
-            <wp:effectExtent l="0" t="0" r="3175" b="0"/>
-            <wp:wrapSquare wrapText="bothSides"/>
-            <wp:docPr id="1864425710" name="Image 12"/>
-            <wp:cNvGraphicFramePr>
-              <a:graphicFrameLocks xmlns:a="http://schemas.openxmlformats.org/drawingml/2006/main" noChangeAspect="1"/>
-            </wp:cNvGraphicFramePr>
-            <a:graphic xmlns:a="http://schemas.openxmlformats.org/drawingml/2006/main">
-              <a:graphicData uri="http://schemas.openxmlformats.org/drawingml/2006/picture">
-                <pic:pic xmlns:pic="http://schemas.openxmlformats.org/drawingml/2006/picture">
-                  <pic:nvPicPr>
-                    <pic:cNvPr id="0" name="Picture 11"/>
-                    <pic:cNvPicPr>
-                      <a:picLocks noChangeAspect="1" noChangeArrowheads="1"/>
-                    </pic:cNvPicPr>
-                  </pic:nvPicPr>
-                  <pic:blipFill>
-                    <a:blip r:embed="rId19">
-                      <a:extLst>
-                        <a:ext uri="{28A0092B-C50C-407E-A947-70E740481C1C}">
-                          <a14:useLocalDpi xmlns:a14="http://schemas.microsoft.com/office/drawing/2010/main" val="0"/>
-                        </a:ext>
-                      </a:extLst>
-                    </a:blip>
-                    <a:srcRect/>
-                    <a:stretch>
-                      <a:fillRect/>
-                    </a:stretch>
-                  </pic:blipFill>
-                  <pic:spPr bwMode="auto">
-                    <a:xfrm>
-                      <a:off x="0" y="0"/>
-                      <a:ext cx="5749925" cy="2501900"/>
-                    </a:xfrm>
-                    <a:prstGeom prst="rect">
-                      <a:avLst/>
-                    </a:prstGeom>
-                    <a:noFill/>
-                    <a:ln>
-                      <a:noFill/>
-                    </a:ln>
-                  </pic:spPr>
-                </pic:pic>
-              </a:graphicData>
-            </a:graphic>
-          </wp:anchor>
-        </w:drawing>
-      </w:r>
-      <w:r>
         <w:t>Nœud 03</w:t>
+      </w:r>
+    </w:p>
+    <w:p>
+      <w:pPr>
+        <w:pStyle w:val="NormalWeb"/>
+        <w:pBdr>
+          <w:top w:val="single" w:sz="6" w:space="2" w:color="888888"/>
+          <w:left w:val="single" w:sz="6" w:space="2" w:color="888888"/>
+          <w:bottom w:val="single" w:sz="6" w:space="2" w:color="888888"/>
+          <w:right w:val="single" w:sz="6" w:space="2" w:color="888888"/>
+        </w:pBdr>
+        <w:shd w:val="clear" w:color="auto" w:fill="FEFEFE"/>
+        <w:tabs>
+          <w:tab w:val="left" w:pos="916"/>
+          <w:tab w:val="left" w:pos="1832"/>
+          <w:tab w:val="left" w:pos="2748"/>
+          <w:tab w:val="left" w:pos="3664"/>
+          <w:tab w:val="left" w:pos="4580"/>
+          <w:tab w:val="left" w:pos="5496"/>
+          <w:tab w:val="left" w:pos="6412"/>
+          <w:tab w:val="left" w:pos="7328"/>
+          <w:tab w:val="left" w:pos="8244"/>
+          <w:tab w:val="left" w:pos="9160"/>
+          <w:tab w:val="left" w:pos="10076"/>
+          <w:tab w:val="left" w:pos="10992"/>
+          <w:tab w:val="left" w:pos="11908"/>
+          <w:tab w:val="left" w:pos="12824"/>
+          <w:tab w:val="left" w:pos="13740"/>
+          <w:tab w:val="left" w:pos="14656"/>
+        </w:tabs>
+        <w:spacing w:before="0" w:beforeAutospacing="0" w:after="0" w:afterAutospacing="0"/>
+        <w:divId w:val="1365667171"/>
+        <w:rPr>
+          <w:rFonts w:ascii="Consolas" w:hAnsi="Consolas" w:cs="Courier New"/>
+          <w:color w:val="545454"/>
+          <w:sz w:val="18"/>
+          <w:szCs w:val="18"/>
+        </w:rPr>
+      </w:pPr>
+      <w:r>
+        <w:rPr>
+          <w:rFonts w:ascii="Consolas" w:hAnsi="Consolas" w:cs="Courier New"/>
+          <w:color w:val="696969"/>
+          <w:sz w:val="18"/>
+          <w:szCs w:val="18"/>
+        </w:rPr>
+        <w:t># Création du bridge de management</w:t>
+      </w:r>
+      <w:r>
+        <w:rPr>
+          <w:rFonts w:ascii="Consolas" w:hAnsi="Consolas" w:cs="Courier New"/>
+          <w:color w:val="696969"/>
+          <w:sz w:val="18"/>
+          <w:szCs w:val="18"/>
+        </w:rPr>
+        <w:br/>
+        <w:t>pvesh create /nodes/a41-srv-03/network \</w:t>
+      </w:r>
+      <w:r>
+        <w:rPr>
+          <w:rFonts w:ascii="Consolas" w:hAnsi="Consolas" w:cs="Courier New"/>
+          <w:color w:val="696969"/>
+          <w:sz w:val="18"/>
+          <w:szCs w:val="18"/>
+        </w:rPr>
+        <w:br/>
+        <w:t>--iface vmbr0 \</w:t>
+      </w:r>
+      <w:r>
+        <w:rPr>
+          <w:rFonts w:ascii="Consolas" w:hAnsi="Consolas" w:cs="Courier New"/>
+          <w:color w:val="696969"/>
+          <w:sz w:val="18"/>
+          <w:szCs w:val="18"/>
+        </w:rPr>
+        <w:br/>
+        <w:t>--type bridge \</w:t>
+      </w:r>
+      <w:r>
+        <w:rPr>
+          <w:rFonts w:ascii="Consolas" w:hAnsi="Consolas" w:cs="Courier New"/>
+          <w:color w:val="696969"/>
+          <w:sz w:val="18"/>
+          <w:szCs w:val="18"/>
+        </w:rPr>
+        <w:br/>
+        <w:t>--cidr 10.19.59.242/24 \</w:t>
+      </w:r>
+      <w:r>
+        <w:rPr>
+          <w:rFonts w:ascii="Consolas" w:hAnsi="Consolas" w:cs="Courier New"/>
+          <w:color w:val="696969"/>
+          <w:sz w:val="18"/>
+          <w:szCs w:val="18"/>
+        </w:rPr>
+        <w:br/>
+        <w:t>--gateway 10.19.59.1 \</w:t>
+      </w:r>
+      <w:r>
+        <w:rPr>
+          <w:rFonts w:ascii="Consolas" w:hAnsi="Consolas" w:cs="Courier New"/>
+          <w:color w:val="696969"/>
+          <w:sz w:val="18"/>
+          <w:szCs w:val="18"/>
+        </w:rPr>
+        <w:br/>
+        <w:t>--autostart 1 \</w:t>
+      </w:r>
+      <w:r>
+        <w:rPr>
+          <w:rFonts w:ascii="Consolas" w:hAnsi="Consolas" w:cs="Courier New"/>
+          <w:color w:val="696969"/>
+          <w:sz w:val="18"/>
+          <w:szCs w:val="18"/>
+        </w:rPr>
+        <w:br/>
+        <w:t>--bridge_ports nic0 \</w:t>
+      </w:r>
+      <w:r>
+        <w:rPr>
+          <w:rFonts w:ascii="Consolas" w:hAnsi="Consolas" w:cs="Courier New"/>
+          <w:color w:val="696969"/>
+          <w:sz w:val="18"/>
+          <w:szCs w:val="18"/>
+        </w:rPr>
+        <w:br/>
+        <w:t>--bridge_stp off \</w:t>
+      </w:r>
+      <w:r>
+        <w:rPr>
+          <w:rFonts w:ascii="Consolas" w:hAnsi="Consolas" w:cs="Courier New"/>
+          <w:color w:val="696969"/>
+          <w:sz w:val="18"/>
+          <w:szCs w:val="18"/>
+        </w:rPr>
+        <w:br/>
+        <w:t>--bridge_fd 0 \</w:t>
+      </w:r>
+      <w:r>
+        <w:rPr>
+          <w:rFonts w:ascii="Consolas" w:hAnsi="Consolas" w:cs="Courier New"/>
+          <w:color w:val="696969"/>
+          <w:sz w:val="18"/>
+          <w:szCs w:val="18"/>
+        </w:rPr>
+        <w:br/>
+        <w:t>--bridge_vlan_aware 1 \</w:t>
+      </w:r>
+      <w:r>
+        <w:rPr>
+          <w:rFonts w:ascii="Consolas" w:hAnsi="Consolas" w:cs="Courier New"/>
+          <w:color w:val="696969"/>
+          <w:sz w:val="18"/>
+          <w:szCs w:val="18"/>
+        </w:rPr>
+        <w:br/>
+        <w:t>--bridge_vids 280-282</w:t>
+      </w:r>
+      <w:r>
+        <w:rPr>
+          <w:rFonts w:ascii="Consolas" w:hAnsi="Consolas" w:cs="Courier New"/>
+          <w:color w:val="696969"/>
+          <w:sz w:val="18"/>
+          <w:szCs w:val="18"/>
+        </w:rPr>
+        <w:br/>
+      </w:r>
+      <w:r>
+        <w:rPr>
+          <w:rFonts w:ascii="Consolas" w:hAnsi="Consolas" w:cs="Courier New"/>
+          <w:color w:val="696969"/>
+          <w:sz w:val="18"/>
+          <w:szCs w:val="18"/>
+        </w:rPr>
+        <w:br/>
+        <w:t># Création du bridge destiné aux machines virtuelles</w:t>
+      </w:r>
+      <w:r>
+        <w:rPr>
+          <w:rFonts w:ascii="Consolas" w:hAnsi="Consolas" w:cs="Courier New"/>
+          <w:color w:val="696969"/>
+          <w:sz w:val="18"/>
+          <w:szCs w:val="18"/>
+        </w:rPr>
+        <w:br/>
+        <w:t>pvesh create /nodes/a41-srv-03/network \</w:t>
+      </w:r>
+      <w:r>
+        <w:rPr>
+          <w:rFonts w:ascii="Consolas" w:hAnsi="Consolas" w:cs="Courier New"/>
+          <w:color w:val="696969"/>
+          <w:sz w:val="18"/>
+          <w:szCs w:val="18"/>
+        </w:rPr>
+        <w:br/>
+        <w:t>--iface vmbr1 \</w:t>
+      </w:r>
+      <w:r>
+        <w:rPr>
+          <w:rFonts w:ascii="Consolas" w:hAnsi="Consolas" w:cs="Courier New"/>
+          <w:color w:val="696969"/>
+          <w:sz w:val="18"/>
+          <w:szCs w:val="18"/>
+        </w:rPr>
+        <w:br/>
+        <w:t>--type bridge \</w:t>
+      </w:r>
+      <w:r>
+        <w:rPr>
+          <w:rFonts w:ascii="Consolas" w:hAnsi="Consolas" w:cs="Courier New"/>
+          <w:color w:val="696969"/>
+          <w:sz w:val="18"/>
+          <w:szCs w:val="18"/>
+        </w:rPr>
+        <w:br/>
+        <w:t>--cidr 10.19.58.15/24 \</w:t>
+      </w:r>
+      <w:r>
+        <w:rPr>
+          <w:rFonts w:ascii="Consolas" w:hAnsi="Consolas" w:cs="Courier New"/>
+          <w:color w:val="696969"/>
+          <w:sz w:val="18"/>
+          <w:szCs w:val="18"/>
+        </w:rPr>
+        <w:br/>
+        <w:t>--autostart 1 \</w:t>
+      </w:r>
+      <w:r>
+        <w:rPr>
+          <w:rFonts w:ascii="Consolas" w:hAnsi="Consolas" w:cs="Courier New"/>
+          <w:color w:val="696969"/>
+          <w:sz w:val="18"/>
+          <w:szCs w:val="18"/>
+        </w:rPr>
+        <w:br/>
+        <w:t>--bridge_ports nic1 \</w:t>
+      </w:r>
+      <w:r>
+        <w:rPr>
+          <w:rFonts w:ascii="Consolas" w:hAnsi="Consolas" w:cs="Courier New"/>
+          <w:color w:val="696969"/>
+          <w:sz w:val="18"/>
+          <w:szCs w:val="18"/>
+        </w:rPr>
+        <w:br/>
+        <w:t>--bridge_stp off \</w:t>
+      </w:r>
+      <w:r>
+        <w:rPr>
+          <w:rFonts w:ascii="Consolas" w:hAnsi="Consolas" w:cs="Courier New"/>
+          <w:color w:val="696969"/>
+          <w:sz w:val="18"/>
+          <w:szCs w:val="18"/>
+        </w:rPr>
+        <w:br/>
+        <w:t>--bridge_fd 0</w:t>
+      </w:r>
+      <w:r>
+        <w:rPr>
+          <w:rFonts w:ascii="Consolas" w:hAnsi="Consolas" w:cs="Courier New"/>
+          <w:color w:val="696969"/>
+          <w:sz w:val="18"/>
+          <w:szCs w:val="18"/>
+        </w:rPr>
+        <w:br/>
+      </w:r>
+      <w:r>
+        <w:rPr>
+          <w:rFonts w:ascii="Consolas" w:hAnsi="Consolas" w:cs="Courier New"/>
+          <w:color w:val="696969"/>
+          <w:sz w:val="18"/>
+          <w:szCs w:val="18"/>
+        </w:rPr>
+        <w:br/>
+        <w:t># Appliquer la configuration réseau</w:t>
+      </w:r>
+      <w:r>
+        <w:rPr>
+          <w:rFonts w:ascii="Consolas" w:hAnsi="Consolas" w:cs="Courier New"/>
+          <w:color w:val="696969"/>
+          <w:sz w:val="18"/>
+          <w:szCs w:val="18"/>
+        </w:rPr>
+        <w:br/>
+        <w:t>pvesh set /nodes/a41-srv-03/network</w:t>
       </w:r>
     </w:p>
     <w:p>
@@ -14485,7 +14807,7 @@
           </mc:Choice>
           <mc:Fallback>
             <w:pict>
-              <v:shape w14:anchorId="4E46148F" id="_x0000_s1030" type="#_x0000_t202" style="position:absolute;left:0;text-align:left;margin-left:.15pt;margin-top:183.5pt;width:451pt;height:.05pt;z-index:251675648;visibility:visible;mso-wrap-style:square;mso-wrap-distance-left:9pt;mso-wrap-distance-top:0;mso-wrap-distance-right:9pt;mso-wrap-distance-bottom:0;mso-position-horizontal:absolute;mso-position-horizontal-relative:text;mso-position-vertical:absolute;mso-position-vertical-relative:text;v-text-anchor:top" o:gfxdata="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" stroked="f">
+              <v:shape w14:anchorId="4E46148F" id="Zone de texte 1" o:spid="_x0000_s1027" type="#_x0000_t202" style="position:absolute;left:0;text-align:left;margin-left:.15pt;margin-top:183.5pt;width:451pt;height:.05pt;z-index:251675648;visibility:visible;mso-wrap-style:square;mso-wrap-distance-left:9pt;mso-wrap-distance-top:0;mso-wrap-distance-right:9pt;mso-wrap-distance-bottom:0;mso-position-horizontal:absolute;mso-position-horizontal-relative:text;mso-position-vertical:absolute;mso-position-vertical-relative:text;v-text-anchor:top" o:gfxdata="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" stroked="f">
                 <v:textbox style="mso-fit-shape-to-text:t" inset="0,0,0,0">
                   <w:txbxContent>
                     <w:p>
@@ -14559,7 +14881,7 @@
                     </pic:cNvPicPr>
                   </pic:nvPicPr>
                   <pic:blipFill>
-                    <a:blip r:embed="rId20">
+                    <a:blip r:embed="rId17">
                       <a:extLst>
                         <a:ext uri="{28A0092B-C50C-407E-A947-70E740481C1C}">
                           <a14:useLocalDpi xmlns:a14="http://schemas.microsoft.com/office/drawing/2010/main" val="0"/>
@@ -14697,7 +15019,7 @@
                     <pic:cNvPicPr/>
                   </pic:nvPicPr>
                   <pic:blipFill>
-                    <a:blip r:embed="rId21"/>
+                    <a:blip r:embed="rId18"/>
                     <a:stretch>
                       <a:fillRect/>
                     </a:stretch>
@@ -14820,7 +15142,7 @@
                     </pic:cNvPicPr>
                   </pic:nvPicPr>
                   <pic:blipFill>
-                    <a:blip r:embed="rId22">
+                    <a:blip r:embed="rId19">
                       <a:extLst>
                         <a:ext uri="{28A0092B-C50C-407E-A947-70E740481C1C}">
                           <a14:useLocalDpi xmlns:a14="http://schemas.microsoft.com/office/drawing/2010/main" val="0"/>
@@ -14934,7 +15256,7 @@
                     <pic:cNvPicPr/>
                   </pic:nvPicPr>
                   <pic:blipFill>
-                    <a:blip r:embed="rId23"/>
+                    <a:blip r:embed="rId20"/>
                     <a:stretch>
                       <a:fillRect/>
                     </a:stretch>
@@ -15018,7 +15340,7 @@
                     <pic:cNvPicPr/>
                   </pic:nvPicPr>
                   <pic:blipFill>
-                    <a:blip r:embed="rId24"/>
+                    <a:blip r:embed="rId21"/>
                     <a:stretch>
                       <a:fillRect/>
                     </a:stretch>
@@ -15129,7 +15451,7 @@
                     <pic:cNvPicPr/>
                   </pic:nvPicPr>
                   <pic:blipFill>
-                    <a:blip r:embed="rId25"/>
+                    <a:blip r:embed="rId22"/>
                     <a:stretch>
                       <a:fillRect/>
                     </a:stretch>
@@ -15334,7 +15656,7 @@
                     <pic:cNvPicPr/>
                   </pic:nvPicPr>
                   <pic:blipFill>
-                    <a:blip r:embed="rId26"/>
+                    <a:blip r:embed="rId23"/>
                     <a:stretch>
                       <a:fillRect/>
                     </a:stretch>
@@ -20936,7 +21258,7 @@
             <w:rFonts w:cs="Arial"/>
             <w:color w:val="000000"/>
           </w:rPr>
-          <w:tag w:val="MENDELEY_CITATION_v3_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"/>
+          <w:tag w:val="MENDELEY_CITATION_v3_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"/>
           <w:id w:val="851148803"/>
           <w:placeholder>
             <w:docPart w:val="DefaultPlaceholder_-1854013440"/>
@@ -21643,12 +21965,1658 @@
     </w:p>
     <w:p>
       <w:pPr>
+        <w:pStyle w:val="Titre3"/>
+        <w:divId w:val="1353803859"/>
+        <w:rPr>
+          <w:highlight w:val="white"/>
+        </w:rPr>
+      </w:pPr>
+      <w:r>
+        <w:rPr>
+          <w:highlight w:val="white"/>
+        </w:rPr>
+        <w:t>Configurer le firewall des VMs</w:t>
+      </w:r>
+    </w:p>
+    <w:p>
+      <w:pPr>
         <w:pStyle w:val="BITTextkrper"/>
         <w:divId w:val="1353803859"/>
         <w:rPr>
           <w:highlight w:val="white"/>
         </w:rPr>
       </w:pPr>
+      <w:r>
+        <w:rPr>
+          <w:highlight w:val="white"/>
+        </w:rPr>
+        <w:t>Afin de bloquer la communication entre les VMs et le réseau de management, voici les commandes effectuées.</w:t>
+      </w:r>
+    </w:p>
+    <w:p>
+      <w:pPr>
+        <w:pStyle w:val="BITTextkrper"/>
+        <w:divId w:val="1353803859"/>
+        <w:rPr>
+          <w:highlight w:val="white"/>
+        </w:rPr>
+      </w:pPr>
+      <w:r>
+        <w:rPr>
+          <w:highlight w:val="white"/>
+        </w:rPr>
+        <w:t>J’ai commencé par accepter toutes les connexions, entrantes et sortant des nodes proxmox et activé le firewall :</w:t>
+      </w:r>
+    </w:p>
+    <w:p>
+      <w:pPr>
+        <w:pStyle w:val="NormalWeb"/>
+        <w:pBdr>
+          <w:top w:val="single" w:sz="6" w:space="2" w:color="888888"/>
+          <w:left w:val="single" w:sz="6" w:space="2" w:color="888888"/>
+          <w:bottom w:val="single" w:sz="6" w:space="2" w:color="888888"/>
+          <w:right w:val="single" w:sz="6" w:space="2" w:color="888888"/>
+        </w:pBdr>
+        <w:shd w:val="clear" w:color="auto" w:fill="FEFEFE"/>
+        <w:tabs>
+          <w:tab w:val="left" w:pos="916"/>
+          <w:tab w:val="left" w:pos="1832"/>
+          <w:tab w:val="left" w:pos="2748"/>
+          <w:tab w:val="left" w:pos="3664"/>
+          <w:tab w:val="left" w:pos="4580"/>
+          <w:tab w:val="left" w:pos="5496"/>
+          <w:tab w:val="left" w:pos="6412"/>
+          <w:tab w:val="left" w:pos="7328"/>
+          <w:tab w:val="left" w:pos="8244"/>
+          <w:tab w:val="left" w:pos="9160"/>
+          <w:tab w:val="left" w:pos="10076"/>
+          <w:tab w:val="left" w:pos="10992"/>
+          <w:tab w:val="left" w:pos="11908"/>
+          <w:tab w:val="left" w:pos="12824"/>
+          <w:tab w:val="left" w:pos="13740"/>
+          <w:tab w:val="left" w:pos="14656"/>
+        </w:tabs>
+        <w:spacing w:before="0" w:beforeAutospacing="0" w:after="0" w:afterAutospacing="0"/>
+        <w:divId w:val="1754545553"/>
+        <w:rPr>
+          <w:rFonts w:ascii="Consolas" w:hAnsi="Consolas" w:cs="Courier New"/>
+          <w:color w:val="545454"/>
+          <w:sz w:val="18"/>
+          <w:szCs w:val="18"/>
+          <w:lang w:val="en-GB"/>
+        </w:rPr>
+      </w:pPr>
+      <w:r>
+        <w:rPr>
+          <w:rFonts w:ascii="Consolas" w:hAnsi="Consolas" w:cs="Courier New"/>
+          <w:b/>
+          <w:bCs/>
+          <w:color w:val="7928A1"/>
+          <w:sz w:val="18"/>
+          <w:szCs w:val="18"/>
+          <w:lang w:val="en-GB"/>
+        </w:rPr>
+        <w:t>for</w:t>
+      </w:r>
+      <w:r>
+        <w:rPr>
+          <w:rFonts w:ascii="Consolas" w:hAnsi="Consolas" w:cs="Courier New"/>
+          <w:color w:val="545454"/>
+          <w:sz w:val="18"/>
+          <w:szCs w:val="18"/>
+          <w:lang w:val="en-GB"/>
+        </w:rPr>
+        <w:t xml:space="preserve"> NODE </w:t>
+      </w:r>
+      <w:r>
+        <w:rPr>
+          <w:rFonts w:ascii="Consolas" w:hAnsi="Consolas" w:cs="Courier New"/>
+          <w:b/>
+          <w:bCs/>
+          <w:color w:val="7928A1"/>
+          <w:sz w:val="18"/>
+          <w:szCs w:val="18"/>
+          <w:lang w:val="en-GB"/>
+        </w:rPr>
+        <w:t>in</w:t>
+      </w:r>
+      <w:r>
+        <w:rPr>
+          <w:rFonts w:ascii="Consolas" w:hAnsi="Consolas" w:cs="Courier New"/>
+          <w:color w:val="545454"/>
+          <w:sz w:val="18"/>
+          <w:szCs w:val="18"/>
+          <w:lang w:val="en-GB"/>
+        </w:rPr>
+        <w:t xml:space="preserve"> a41-srv-</w:t>
+      </w:r>
+      <w:r>
+        <w:rPr>
+          <w:rFonts w:ascii="Consolas" w:hAnsi="Consolas" w:cs="Courier New"/>
+          <w:color w:val="008000"/>
+          <w:sz w:val="18"/>
+          <w:szCs w:val="18"/>
+          <w:lang w:val="en-GB"/>
+        </w:rPr>
+        <w:t>01</w:t>
+      </w:r>
+      <w:r>
+        <w:rPr>
+          <w:rFonts w:ascii="Consolas" w:hAnsi="Consolas" w:cs="Courier New"/>
+          <w:color w:val="545454"/>
+          <w:sz w:val="18"/>
+          <w:szCs w:val="18"/>
+          <w:lang w:val="en-GB"/>
+        </w:rPr>
+        <w:t xml:space="preserve"> a41-srv-</w:t>
+      </w:r>
+      <w:r>
+        <w:rPr>
+          <w:rFonts w:ascii="Consolas" w:hAnsi="Consolas" w:cs="Courier New"/>
+          <w:color w:val="008000"/>
+          <w:sz w:val="18"/>
+          <w:szCs w:val="18"/>
+          <w:lang w:val="en-GB"/>
+        </w:rPr>
+        <w:t>02</w:t>
+      </w:r>
+      <w:r>
+        <w:rPr>
+          <w:rFonts w:ascii="Consolas" w:hAnsi="Consolas" w:cs="Courier New"/>
+          <w:color w:val="545454"/>
+          <w:sz w:val="18"/>
+          <w:szCs w:val="18"/>
+          <w:lang w:val="en-GB"/>
+        </w:rPr>
+        <w:t xml:space="preserve"> a41-srv-</w:t>
+      </w:r>
+      <w:r>
+        <w:rPr>
+          <w:rFonts w:ascii="Consolas" w:hAnsi="Consolas" w:cs="Courier New"/>
+          <w:color w:val="008000"/>
+          <w:sz w:val="18"/>
+          <w:szCs w:val="18"/>
+          <w:lang w:val="en-GB"/>
+        </w:rPr>
+        <w:t>03</w:t>
+      </w:r>
+      <w:r>
+        <w:rPr>
+          <w:rFonts w:ascii="Consolas" w:hAnsi="Consolas" w:cs="Courier New"/>
+          <w:color w:val="545454"/>
+          <w:sz w:val="18"/>
+          <w:szCs w:val="18"/>
+          <w:lang w:val="en-GB"/>
+        </w:rPr>
+        <w:t xml:space="preserve">; </w:t>
+      </w:r>
+      <w:r>
+        <w:rPr>
+          <w:rFonts w:ascii="Consolas" w:hAnsi="Consolas" w:cs="Courier New"/>
+          <w:b/>
+          <w:bCs/>
+          <w:color w:val="7928A1"/>
+          <w:sz w:val="18"/>
+          <w:szCs w:val="18"/>
+          <w:lang w:val="en-GB"/>
+        </w:rPr>
+        <w:t>do</w:t>
+      </w:r>
+    </w:p>
+    <w:p>
+      <w:pPr>
+        <w:pStyle w:val="NormalWeb"/>
+        <w:pBdr>
+          <w:top w:val="single" w:sz="6" w:space="2" w:color="888888"/>
+          <w:left w:val="single" w:sz="6" w:space="2" w:color="888888"/>
+          <w:bottom w:val="single" w:sz="6" w:space="2" w:color="888888"/>
+          <w:right w:val="single" w:sz="6" w:space="2" w:color="888888"/>
+        </w:pBdr>
+        <w:shd w:val="clear" w:color="auto" w:fill="FEFEFE"/>
+        <w:tabs>
+          <w:tab w:val="left" w:pos="916"/>
+          <w:tab w:val="left" w:pos="1832"/>
+          <w:tab w:val="left" w:pos="2748"/>
+          <w:tab w:val="left" w:pos="3664"/>
+          <w:tab w:val="left" w:pos="4580"/>
+          <w:tab w:val="left" w:pos="5496"/>
+          <w:tab w:val="left" w:pos="6412"/>
+          <w:tab w:val="left" w:pos="7328"/>
+          <w:tab w:val="left" w:pos="8244"/>
+          <w:tab w:val="left" w:pos="9160"/>
+          <w:tab w:val="left" w:pos="10076"/>
+          <w:tab w:val="left" w:pos="10992"/>
+          <w:tab w:val="left" w:pos="11908"/>
+          <w:tab w:val="left" w:pos="12824"/>
+          <w:tab w:val="left" w:pos="13740"/>
+          <w:tab w:val="left" w:pos="14656"/>
+        </w:tabs>
+        <w:spacing w:before="0" w:beforeAutospacing="0" w:after="0" w:afterAutospacing="0"/>
+        <w:divId w:val="1754545553"/>
+        <w:rPr>
+          <w:rFonts w:ascii="Consolas" w:hAnsi="Consolas" w:cs="Courier New"/>
+          <w:color w:val="545454"/>
+          <w:sz w:val="18"/>
+          <w:szCs w:val="18"/>
+        </w:rPr>
+      </w:pPr>
+      <w:r>
+        <w:rPr>
+          <w:rFonts w:ascii="Consolas" w:hAnsi="Consolas" w:cs="Courier New"/>
+          <w:color w:val="545454"/>
+          <w:sz w:val="18"/>
+          <w:szCs w:val="18"/>
+          <w:lang w:val="en-GB"/>
+        </w:rPr>
+        <w:t xml:space="preserve">    </w:t>
+      </w:r>
+      <w:r>
+        <w:rPr>
+          <w:rFonts w:ascii="Consolas" w:hAnsi="Consolas" w:cs="Courier New"/>
+          <w:color w:val="545454"/>
+          <w:sz w:val="18"/>
+          <w:szCs w:val="18"/>
+        </w:rPr>
+        <w:t xml:space="preserve">cat &gt; </w:t>
+      </w:r>
+      <w:r>
+        <w:rPr>
+          <w:rFonts w:ascii="Consolas" w:hAnsi="Consolas" w:cs="Courier New"/>
+          <w:color w:val="008000"/>
+          <w:sz w:val="18"/>
+          <w:szCs w:val="18"/>
+        </w:rPr>
+        <w:t>"/etc/pve/nodes/$NODE/host.fw"</w:t>
+      </w:r>
+      <w:r>
+        <w:rPr>
+          <w:rFonts w:ascii="Consolas" w:hAnsi="Consolas" w:cs="Courier New"/>
+          <w:color w:val="545454"/>
+          <w:sz w:val="18"/>
+          <w:szCs w:val="18"/>
+        </w:rPr>
+        <w:t xml:space="preserve"> &lt;&lt;</w:t>
+      </w:r>
+      <w:r>
+        <w:rPr>
+          <w:rFonts w:ascii="Consolas" w:hAnsi="Consolas" w:cs="Courier New"/>
+          <w:color w:val="008000"/>
+          <w:sz w:val="18"/>
+          <w:szCs w:val="18"/>
+        </w:rPr>
+        <w:t>'EOF'</w:t>
+      </w:r>
+    </w:p>
+    <w:p>
+      <w:pPr>
+        <w:pStyle w:val="NormalWeb"/>
+        <w:pBdr>
+          <w:top w:val="single" w:sz="6" w:space="2" w:color="888888"/>
+          <w:left w:val="single" w:sz="6" w:space="2" w:color="888888"/>
+          <w:bottom w:val="single" w:sz="6" w:space="2" w:color="888888"/>
+          <w:right w:val="single" w:sz="6" w:space="2" w:color="888888"/>
+        </w:pBdr>
+        <w:shd w:val="clear" w:color="auto" w:fill="FEFEFE"/>
+        <w:tabs>
+          <w:tab w:val="left" w:pos="916"/>
+          <w:tab w:val="left" w:pos="1832"/>
+          <w:tab w:val="left" w:pos="2748"/>
+          <w:tab w:val="left" w:pos="3664"/>
+          <w:tab w:val="left" w:pos="4580"/>
+          <w:tab w:val="left" w:pos="5496"/>
+          <w:tab w:val="left" w:pos="6412"/>
+          <w:tab w:val="left" w:pos="7328"/>
+          <w:tab w:val="left" w:pos="8244"/>
+          <w:tab w:val="left" w:pos="9160"/>
+          <w:tab w:val="left" w:pos="10076"/>
+          <w:tab w:val="left" w:pos="10992"/>
+          <w:tab w:val="left" w:pos="11908"/>
+          <w:tab w:val="left" w:pos="12824"/>
+          <w:tab w:val="left" w:pos="13740"/>
+          <w:tab w:val="left" w:pos="14656"/>
+        </w:tabs>
+        <w:spacing w:before="0" w:beforeAutospacing="0" w:after="0" w:afterAutospacing="0"/>
+        <w:divId w:val="1754545553"/>
+        <w:rPr>
+          <w:rFonts w:ascii="Consolas" w:hAnsi="Consolas" w:cs="Courier New"/>
+          <w:color w:val="545454"/>
+          <w:sz w:val="18"/>
+          <w:szCs w:val="18"/>
+          <w:lang w:val="en-GB"/>
+        </w:rPr>
+      </w:pPr>
+      <w:r>
+        <w:rPr>
+          <w:rFonts w:ascii="Consolas" w:hAnsi="Consolas" w:cs="Courier New"/>
+          <w:color w:val="545454"/>
+          <w:sz w:val="18"/>
+          <w:szCs w:val="18"/>
+          <w:lang w:val="en-GB"/>
+        </w:rPr>
+        <w:t>[OPTIONS]</w:t>
+      </w:r>
+    </w:p>
+    <w:p>
+      <w:pPr>
+        <w:pStyle w:val="NormalWeb"/>
+        <w:pBdr>
+          <w:top w:val="single" w:sz="6" w:space="2" w:color="888888"/>
+          <w:left w:val="single" w:sz="6" w:space="2" w:color="888888"/>
+          <w:bottom w:val="single" w:sz="6" w:space="2" w:color="888888"/>
+          <w:right w:val="single" w:sz="6" w:space="2" w:color="888888"/>
+        </w:pBdr>
+        <w:shd w:val="clear" w:color="auto" w:fill="FEFEFE"/>
+        <w:tabs>
+          <w:tab w:val="left" w:pos="916"/>
+          <w:tab w:val="left" w:pos="1832"/>
+          <w:tab w:val="left" w:pos="2748"/>
+          <w:tab w:val="left" w:pos="3664"/>
+          <w:tab w:val="left" w:pos="4580"/>
+          <w:tab w:val="left" w:pos="5496"/>
+          <w:tab w:val="left" w:pos="6412"/>
+          <w:tab w:val="left" w:pos="7328"/>
+          <w:tab w:val="left" w:pos="8244"/>
+          <w:tab w:val="left" w:pos="9160"/>
+          <w:tab w:val="left" w:pos="10076"/>
+          <w:tab w:val="left" w:pos="10992"/>
+          <w:tab w:val="left" w:pos="11908"/>
+          <w:tab w:val="left" w:pos="12824"/>
+          <w:tab w:val="left" w:pos="13740"/>
+          <w:tab w:val="left" w:pos="14656"/>
+        </w:tabs>
+        <w:spacing w:before="0" w:beforeAutospacing="0" w:after="0" w:afterAutospacing="0"/>
+        <w:divId w:val="1754545553"/>
+        <w:rPr>
+          <w:rFonts w:ascii="Consolas" w:hAnsi="Consolas" w:cs="Courier New"/>
+          <w:color w:val="545454"/>
+          <w:sz w:val="18"/>
+          <w:szCs w:val="18"/>
+          <w:lang w:val="en-GB"/>
+        </w:rPr>
+      </w:pPr>
+      <w:r>
+        <w:rPr>
+          <w:rFonts w:ascii="Consolas" w:hAnsi="Consolas" w:cs="Courier New"/>
+          <w:color w:val="545454"/>
+          <w:sz w:val="18"/>
+          <w:szCs w:val="18"/>
+          <w:lang w:val="en-GB"/>
+        </w:rPr>
+        <w:t> </w:t>
+      </w:r>
+    </w:p>
+    <w:p>
+      <w:pPr>
+        <w:pStyle w:val="NormalWeb"/>
+        <w:pBdr>
+          <w:top w:val="single" w:sz="6" w:space="2" w:color="888888"/>
+          <w:left w:val="single" w:sz="6" w:space="2" w:color="888888"/>
+          <w:bottom w:val="single" w:sz="6" w:space="2" w:color="888888"/>
+          <w:right w:val="single" w:sz="6" w:space="2" w:color="888888"/>
+        </w:pBdr>
+        <w:shd w:val="clear" w:color="auto" w:fill="FEFEFE"/>
+        <w:tabs>
+          <w:tab w:val="left" w:pos="916"/>
+          <w:tab w:val="left" w:pos="1832"/>
+          <w:tab w:val="left" w:pos="2748"/>
+          <w:tab w:val="left" w:pos="3664"/>
+          <w:tab w:val="left" w:pos="4580"/>
+          <w:tab w:val="left" w:pos="5496"/>
+          <w:tab w:val="left" w:pos="6412"/>
+          <w:tab w:val="left" w:pos="7328"/>
+          <w:tab w:val="left" w:pos="8244"/>
+          <w:tab w:val="left" w:pos="9160"/>
+          <w:tab w:val="left" w:pos="10076"/>
+          <w:tab w:val="left" w:pos="10992"/>
+          <w:tab w:val="left" w:pos="11908"/>
+          <w:tab w:val="left" w:pos="12824"/>
+          <w:tab w:val="left" w:pos="13740"/>
+          <w:tab w:val="left" w:pos="14656"/>
+        </w:tabs>
+        <w:spacing w:before="0" w:beforeAutospacing="0" w:after="0" w:afterAutospacing="0"/>
+        <w:divId w:val="1754545553"/>
+        <w:rPr>
+          <w:rFonts w:ascii="Consolas" w:hAnsi="Consolas" w:cs="Courier New"/>
+          <w:color w:val="545454"/>
+          <w:sz w:val="18"/>
+          <w:szCs w:val="18"/>
+          <w:lang w:val="en-GB"/>
+        </w:rPr>
+      </w:pPr>
+      <w:r>
+        <w:rPr>
+          <w:rFonts w:ascii="Consolas" w:hAnsi="Consolas" w:cs="Courier New"/>
+          <w:color w:val="545454"/>
+          <w:sz w:val="18"/>
+          <w:szCs w:val="18"/>
+          <w:lang w:val="en-GB"/>
+        </w:rPr>
+        <w:t xml:space="preserve">enable: </w:t>
+      </w:r>
+      <w:r>
+        <w:rPr>
+          <w:rFonts w:ascii="Consolas" w:hAnsi="Consolas" w:cs="Courier New"/>
+          <w:color w:val="008000"/>
+          <w:sz w:val="18"/>
+          <w:szCs w:val="18"/>
+          <w:lang w:val="en-GB"/>
+        </w:rPr>
+        <w:t>1</w:t>
+      </w:r>
+    </w:p>
+    <w:p>
+      <w:pPr>
+        <w:pStyle w:val="NormalWeb"/>
+        <w:pBdr>
+          <w:top w:val="single" w:sz="6" w:space="2" w:color="888888"/>
+          <w:left w:val="single" w:sz="6" w:space="2" w:color="888888"/>
+          <w:bottom w:val="single" w:sz="6" w:space="2" w:color="888888"/>
+          <w:right w:val="single" w:sz="6" w:space="2" w:color="888888"/>
+        </w:pBdr>
+        <w:shd w:val="clear" w:color="auto" w:fill="FEFEFE"/>
+        <w:tabs>
+          <w:tab w:val="left" w:pos="916"/>
+          <w:tab w:val="left" w:pos="1832"/>
+          <w:tab w:val="left" w:pos="2748"/>
+          <w:tab w:val="left" w:pos="3664"/>
+          <w:tab w:val="left" w:pos="4580"/>
+          <w:tab w:val="left" w:pos="5496"/>
+          <w:tab w:val="left" w:pos="6412"/>
+          <w:tab w:val="left" w:pos="7328"/>
+          <w:tab w:val="left" w:pos="8244"/>
+          <w:tab w:val="left" w:pos="9160"/>
+          <w:tab w:val="left" w:pos="10076"/>
+          <w:tab w:val="left" w:pos="10992"/>
+          <w:tab w:val="left" w:pos="11908"/>
+          <w:tab w:val="left" w:pos="12824"/>
+          <w:tab w:val="left" w:pos="13740"/>
+          <w:tab w:val="left" w:pos="14656"/>
+        </w:tabs>
+        <w:spacing w:before="0" w:beforeAutospacing="0" w:after="0" w:afterAutospacing="0"/>
+        <w:divId w:val="1754545553"/>
+        <w:rPr>
+          <w:rFonts w:ascii="Consolas" w:hAnsi="Consolas" w:cs="Courier New"/>
+          <w:color w:val="545454"/>
+          <w:sz w:val="18"/>
+          <w:szCs w:val="18"/>
+          <w:lang w:val="en-GB"/>
+        </w:rPr>
+      </w:pPr>
+      <w:r>
+        <w:rPr>
+          <w:rFonts w:ascii="Consolas" w:hAnsi="Consolas" w:cs="Courier New"/>
+          <w:color w:val="545454"/>
+          <w:sz w:val="18"/>
+          <w:szCs w:val="18"/>
+          <w:lang w:val="en-GB"/>
+        </w:rPr>
+        <w:t>policy_in: ACCEPT</w:t>
+      </w:r>
+    </w:p>
+    <w:p>
+      <w:pPr>
+        <w:pStyle w:val="NormalWeb"/>
+        <w:pBdr>
+          <w:top w:val="single" w:sz="6" w:space="2" w:color="888888"/>
+          <w:left w:val="single" w:sz="6" w:space="2" w:color="888888"/>
+          <w:bottom w:val="single" w:sz="6" w:space="2" w:color="888888"/>
+          <w:right w:val="single" w:sz="6" w:space="2" w:color="888888"/>
+        </w:pBdr>
+        <w:shd w:val="clear" w:color="auto" w:fill="FEFEFE"/>
+        <w:tabs>
+          <w:tab w:val="left" w:pos="916"/>
+          <w:tab w:val="left" w:pos="1832"/>
+          <w:tab w:val="left" w:pos="2748"/>
+          <w:tab w:val="left" w:pos="3664"/>
+          <w:tab w:val="left" w:pos="4580"/>
+          <w:tab w:val="left" w:pos="5496"/>
+          <w:tab w:val="left" w:pos="6412"/>
+          <w:tab w:val="left" w:pos="7328"/>
+          <w:tab w:val="left" w:pos="8244"/>
+          <w:tab w:val="left" w:pos="9160"/>
+          <w:tab w:val="left" w:pos="10076"/>
+          <w:tab w:val="left" w:pos="10992"/>
+          <w:tab w:val="left" w:pos="11908"/>
+          <w:tab w:val="left" w:pos="12824"/>
+          <w:tab w:val="left" w:pos="13740"/>
+          <w:tab w:val="left" w:pos="14656"/>
+        </w:tabs>
+        <w:spacing w:before="0" w:beforeAutospacing="0" w:after="0" w:afterAutospacing="0"/>
+        <w:divId w:val="1754545553"/>
+        <w:rPr>
+          <w:rFonts w:ascii="Consolas" w:hAnsi="Consolas" w:cs="Courier New"/>
+          <w:color w:val="545454"/>
+          <w:sz w:val="18"/>
+          <w:szCs w:val="18"/>
+          <w:lang w:val="en-GB"/>
+        </w:rPr>
+      </w:pPr>
+      <w:r>
+        <w:rPr>
+          <w:rFonts w:ascii="Consolas" w:hAnsi="Consolas" w:cs="Courier New"/>
+          <w:color w:val="545454"/>
+          <w:sz w:val="18"/>
+          <w:szCs w:val="18"/>
+          <w:lang w:val="en-GB"/>
+        </w:rPr>
+        <w:t>policy_out: ACCEPT</w:t>
+      </w:r>
+    </w:p>
+    <w:p>
+      <w:pPr>
+        <w:pStyle w:val="NormalWeb"/>
+        <w:pBdr>
+          <w:top w:val="single" w:sz="6" w:space="2" w:color="888888"/>
+          <w:left w:val="single" w:sz="6" w:space="2" w:color="888888"/>
+          <w:bottom w:val="single" w:sz="6" w:space="2" w:color="888888"/>
+          <w:right w:val="single" w:sz="6" w:space="2" w:color="888888"/>
+        </w:pBdr>
+        <w:shd w:val="clear" w:color="auto" w:fill="FEFEFE"/>
+        <w:tabs>
+          <w:tab w:val="left" w:pos="916"/>
+          <w:tab w:val="left" w:pos="1832"/>
+          <w:tab w:val="left" w:pos="2748"/>
+          <w:tab w:val="left" w:pos="3664"/>
+          <w:tab w:val="left" w:pos="4580"/>
+          <w:tab w:val="left" w:pos="5496"/>
+          <w:tab w:val="left" w:pos="6412"/>
+          <w:tab w:val="left" w:pos="7328"/>
+          <w:tab w:val="left" w:pos="8244"/>
+          <w:tab w:val="left" w:pos="9160"/>
+          <w:tab w:val="left" w:pos="10076"/>
+          <w:tab w:val="left" w:pos="10992"/>
+          <w:tab w:val="left" w:pos="11908"/>
+          <w:tab w:val="left" w:pos="12824"/>
+          <w:tab w:val="left" w:pos="13740"/>
+          <w:tab w:val="left" w:pos="14656"/>
+        </w:tabs>
+        <w:spacing w:before="0" w:beforeAutospacing="0" w:after="0" w:afterAutospacing="0"/>
+        <w:divId w:val="1754545553"/>
+        <w:rPr>
+          <w:rFonts w:ascii="Consolas" w:hAnsi="Consolas" w:cs="Courier New"/>
+          <w:color w:val="545454"/>
+          <w:sz w:val="18"/>
+          <w:szCs w:val="18"/>
+        </w:rPr>
+      </w:pPr>
+      <w:r>
+        <w:rPr>
+          <w:rFonts w:ascii="Consolas" w:hAnsi="Consolas" w:cs="Courier New"/>
+          <w:color w:val="545454"/>
+          <w:sz w:val="18"/>
+          <w:szCs w:val="18"/>
+        </w:rPr>
+        <w:t>EOF</w:t>
+      </w:r>
+    </w:p>
+    <w:p>
+      <w:pPr>
+        <w:pStyle w:val="NormalWeb"/>
+        <w:pBdr>
+          <w:top w:val="single" w:sz="6" w:space="2" w:color="888888"/>
+          <w:left w:val="single" w:sz="6" w:space="2" w:color="888888"/>
+          <w:bottom w:val="single" w:sz="6" w:space="2" w:color="888888"/>
+          <w:right w:val="single" w:sz="6" w:space="2" w:color="888888"/>
+        </w:pBdr>
+        <w:shd w:val="clear" w:color="auto" w:fill="FEFEFE"/>
+        <w:tabs>
+          <w:tab w:val="left" w:pos="916"/>
+          <w:tab w:val="left" w:pos="1832"/>
+          <w:tab w:val="left" w:pos="2748"/>
+          <w:tab w:val="left" w:pos="3664"/>
+          <w:tab w:val="left" w:pos="4580"/>
+          <w:tab w:val="left" w:pos="5496"/>
+          <w:tab w:val="left" w:pos="6412"/>
+          <w:tab w:val="left" w:pos="7328"/>
+          <w:tab w:val="left" w:pos="8244"/>
+          <w:tab w:val="left" w:pos="9160"/>
+          <w:tab w:val="left" w:pos="10076"/>
+          <w:tab w:val="left" w:pos="10992"/>
+          <w:tab w:val="left" w:pos="11908"/>
+          <w:tab w:val="left" w:pos="12824"/>
+          <w:tab w:val="left" w:pos="13740"/>
+          <w:tab w:val="left" w:pos="14656"/>
+        </w:tabs>
+        <w:spacing w:before="0" w:beforeAutospacing="0" w:after="0" w:afterAutospacing="0"/>
+        <w:divId w:val="1754545553"/>
+        <w:rPr>
+          <w:rFonts w:ascii="Consolas" w:hAnsi="Consolas" w:cs="Courier New"/>
+          <w:color w:val="545454"/>
+          <w:sz w:val="18"/>
+          <w:szCs w:val="18"/>
+        </w:rPr>
+      </w:pPr>
+      <w:r>
+        <w:rPr>
+          <w:rFonts w:ascii="Consolas" w:hAnsi="Consolas" w:cs="Courier New"/>
+          <w:b/>
+          <w:bCs/>
+          <w:color w:val="7928A1"/>
+          <w:sz w:val="18"/>
+          <w:szCs w:val="18"/>
+        </w:rPr>
+        <w:t>done</w:t>
+      </w:r>
+    </w:p>
+    <w:p>
+      <w:pPr>
+        <w:pStyle w:val="BITTextkrper"/>
+        <w:divId w:val="1754545553"/>
+      </w:pPr>
+      <w:r>
+        <w:t>Puis j’ai créé la configuration du firewall du Datacenter :</w:t>
+      </w:r>
+    </w:p>
+    <w:p>
+      <w:pPr>
+        <w:pStyle w:val="NormalWeb"/>
+        <w:pBdr>
+          <w:top w:val="single" w:sz="6" w:space="2" w:color="888888"/>
+          <w:left w:val="single" w:sz="6" w:space="2" w:color="888888"/>
+          <w:bottom w:val="single" w:sz="6" w:space="2" w:color="888888"/>
+          <w:right w:val="single" w:sz="6" w:space="2" w:color="888888"/>
+        </w:pBdr>
+        <w:shd w:val="clear" w:color="auto" w:fill="FEFEFE"/>
+        <w:tabs>
+          <w:tab w:val="left" w:pos="916"/>
+          <w:tab w:val="left" w:pos="1832"/>
+          <w:tab w:val="left" w:pos="2748"/>
+          <w:tab w:val="left" w:pos="3664"/>
+          <w:tab w:val="left" w:pos="4580"/>
+          <w:tab w:val="left" w:pos="5496"/>
+          <w:tab w:val="left" w:pos="6412"/>
+          <w:tab w:val="left" w:pos="7328"/>
+          <w:tab w:val="left" w:pos="8244"/>
+          <w:tab w:val="left" w:pos="9160"/>
+          <w:tab w:val="left" w:pos="10076"/>
+          <w:tab w:val="left" w:pos="10992"/>
+          <w:tab w:val="left" w:pos="11908"/>
+          <w:tab w:val="left" w:pos="12824"/>
+          <w:tab w:val="left" w:pos="13740"/>
+          <w:tab w:val="left" w:pos="14656"/>
+        </w:tabs>
+        <w:spacing w:before="0" w:beforeAutospacing="0" w:after="0" w:afterAutospacing="0"/>
+        <w:divId w:val="1175337869"/>
+        <w:rPr>
+          <w:rFonts w:ascii="Consolas" w:hAnsi="Consolas" w:cs="Courier New"/>
+          <w:color w:val="545454"/>
+          <w:sz w:val="18"/>
+          <w:szCs w:val="18"/>
+          <w:lang w:val="en-GB"/>
+        </w:rPr>
+      </w:pPr>
+      <w:r>
+        <w:rPr>
+          <w:rFonts w:ascii="Consolas" w:hAnsi="Consolas" w:cs="Courier New"/>
+          <w:color w:val="545454"/>
+          <w:sz w:val="18"/>
+          <w:szCs w:val="18"/>
+          <w:lang w:val="en-GB"/>
+        </w:rPr>
+        <w:t xml:space="preserve">cat &gt; </w:t>
+      </w:r>
+      <w:r>
+        <w:rPr>
+          <w:rFonts w:ascii="Consolas" w:hAnsi="Consolas" w:cs="Courier New"/>
+          <w:color w:val="008000"/>
+          <w:sz w:val="18"/>
+          <w:szCs w:val="18"/>
+          <w:lang w:val="en-GB"/>
+        </w:rPr>
+        <w:t>/etc/</w:t>
+      </w:r>
+      <w:r>
+        <w:rPr>
+          <w:rFonts w:ascii="Consolas" w:hAnsi="Consolas" w:cs="Courier New"/>
+          <w:color w:val="545454"/>
+          <w:sz w:val="18"/>
+          <w:szCs w:val="18"/>
+          <w:lang w:val="en-GB"/>
+        </w:rPr>
+        <w:t>pve/firewall/cluster.fw &lt;&lt;</w:t>
+      </w:r>
+      <w:r>
+        <w:rPr>
+          <w:rFonts w:ascii="Consolas" w:hAnsi="Consolas" w:cs="Courier New"/>
+          <w:color w:val="008000"/>
+          <w:sz w:val="18"/>
+          <w:szCs w:val="18"/>
+          <w:lang w:val="en-GB"/>
+        </w:rPr>
+        <w:t>'EOF'</w:t>
+      </w:r>
+    </w:p>
+    <w:p>
+      <w:pPr>
+        <w:pStyle w:val="NormalWeb"/>
+        <w:pBdr>
+          <w:top w:val="single" w:sz="6" w:space="2" w:color="888888"/>
+          <w:left w:val="single" w:sz="6" w:space="2" w:color="888888"/>
+          <w:bottom w:val="single" w:sz="6" w:space="2" w:color="888888"/>
+          <w:right w:val="single" w:sz="6" w:space="2" w:color="888888"/>
+        </w:pBdr>
+        <w:shd w:val="clear" w:color="auto" w:fill="FEFEFE"/>
+        <w:tabs>
+          <w:tab w:val="left" w:pos="916"/>
+          <w:tab w:val="left" w:pos="1832"/>
+          <w:tab w:val="left" w:pos="2748"/>
+          <w:tab w:val="left" w:pos="3664"/>
+          <w:tab w:val="left" w:pos="4580"/>
+          <w:tab w:val="left" w:pos="5496"/>
+          <w:tab w:val="left" w:pos="6412"/>
+          <w:tab w:val="left" w:pos="7328"/>
+          <w:tab w:val="left" w:pos="8244"/>
+          <w:tab w:val="left" w:pos="9160"/>
+          <w:tab w:val="left" w:pos="10076"/>
+          <w:tab w:val="left" w:pos="10992"/>
+          <w:tab w:val="left" w:pos="11908"/>
+          <w:tab w:val="left" w:pos="12824"/>
+          <w:tab w:val="left" w:pos="13740"/>
+          <w:tab w:val="left" w:pos="14656"/>
+        </w:tabs>
+        <w:spacing w:before="0" w:beforeAutospacing="0" w:after="0" w:afterAutospacing="0"/>
+        <w:divId w:val="1175337869"/>
+        <w:rPr>
+          <w:rFonts w:ascii="Consolas" w:hAnsi="Consolas" w:cs="Courier New"/>
+          <w:color w:val="545454"/>
+          <w:sz w:val="18"/>
+          <w:szCs w:val="18"/>
+          <w:lang w:val="en-GB"/>
+        </w:rPr>
+      </w:pPr>
+      <w:r>
+        <w:rPr>
+          <w:rFonts w:ascii="Consolas" w:hAnsi="Consolas" w:cs="Courier New"/>
+          <w:color w:val="545454"/>
+          <w:sz w:val="18"/>
+          <w:szCs w:val="18"/>
+          <w:lang w:val="en-GB"/>
+        </w:rPr>
+        <w:t>[OPTIONS]</w:t>
+      </w:r>
+    </w:p>
+    <w:p>
+      <w:pPr>
+        <w:pStyle w:val="NormalWeb"/>
+        <w:pBdr>
+          <w:top w:val="single" w:sz="6" w:space="2" w:color="888888"/>
+          <w:left w:val="single" w:sz="6" w:space="2" w:color="888888"/>
+          <w:bottom w:val="single" w:sz="6" w:space="2" w:color="888888"/>
+          <w:right w:val="single" w:sz="6" w:space="2" w:color="888888"/>
+        </w:pBdr>
+        <w:shd w:val="clear" w:color="auto" w:fill="FEFEFE"/>
+        <w:tabs>
+          <w:tab w:val="left" w:pos="916"/>
+          <w:tab w:val="left" w:pos="1832"/>
+          <w:tab w:val="left" w:pos="2748"/>
+          <w:tab w:val="left" w:pos="3664"/>
+          <w:tab w:val="left" w:pos="4580"/>
+          <w:tab w:val="left" w:pos="5496"/>
+          <w:tab w:val="left" w:pos="6412"/>
+          <w:tab w:val="left" w:pos="7328"/>
+          <w:tab w:val="left" w:pos="8244"/>
+          <w:tab w:val="left" w:pos="9160"/>
+          <w:tab w:val="left" w:pos="10076"/>
+          <w:tab w:val="left" w:pos="10992"/>
+          <w:tab w:val="left" w:pos="11908"/>
+          <w:tab w:val="left" w:pos="12824"/>
+          <w:tab w:val="left" w:pos="13740"/>
+          <w:tab w:val="left" w:pos="14656"/>
+        </w:tabs>
+        <w:spacing w:before="0" w:beforeAutospacing="0" w:after="0" w:afterAutospacing="0"/>
+        <w:divId w:val="1175337869"/>
+        <w:rPr>
+          <w:rFonts w:ascii="Consolas" w:hAnsi="Consolas" w:cs="Courier New"/>
+          <w:color w:val="545454"/>
+          <w:sz w:val="18"/>
+          <w:szCs w:val="18"/>
+          <w:lang w:val="en-GB"/>
+        </w:rPr>
+      </w:pPr>
+      <w:r>
+        <w:rPr>
+          <w:rFonts w:ascii="Consolas" w:hAnsi="Consolas" w:cs="Courier New"/>
+          <w:color w:val="545454"/>
+          <w:sz w:val="18"/>
+          <w:szCs w:val="18"/>
+          <w:lang w:val="en-GB"/>
+        </w:rPr>
+        <w:t> </w:t>
+      </w:r>
+    </w:p>
+    <w:p>
+      <w:pPr>
+        <w:pStyle w:val="NormalWeb"/>
+        <w:pBdr>
+          <w:top w:val="single" w:sz="6" w:space="2" w:color="888888"/>
+          <w:left w:val="single" w:sz="6" w:space="2" w:color="888888"/>
+          <w:bottom w:val="single" w:sz="6" w:space="2" w:color="888888"/>
+          <w:right w:val="single" w:sz="6" w:space="2" w:color="888888"/>
+        </w:pBdr>
+        <w:shd w:val="clear" w:color="auto" w:fill="FEFEFE"/>
+        <w:tabs>
+          <w:tab w:val="left" w:pos="916"/>
+          <w:tab w:val="left" w:pos="1832"/>
+          <w:tab w:val="left" w:pos="2748"/>
+          <w:tab w:val="left" w:pos="3664"/>
+          <w:tab w:val="left" w:pos="4580"/>
+          <w:tab w:val="left" w:pos="5496"/>
+          <w:tab w:val="left" w:pos="6412"/>
+          <w:tab w:val="left" w:pos="7328"/>
+          <w:tab w:val="left" w:pos="8244"/>
+          <w:tab w:val="left" w:pos="9160"/>
+          <w:tab w:val="left" w:pos="10076"/>
+          <w:tab w:val="left" w:pos="10992"/>
+          <w:tab w:val="left" w:pos="11908"/>
+          <w:tab w:val="left" w:pos="12824"/>
+          <w:tab w:val="left" w:pos="13740"/>
+          <w:tab w:val="left" w:pos="14656"/>
+        </w:tabs>
+        <w:spacing w:before="0" w:beforeAutospacing="0" w:after="0" w:afterAutospacing="0"/>
+        <w:divId w:val="1175337869"/>
+        <w:rPr>
+          <w:rFonts w:ascii="Consolas" w:hAnsi="Consolas" w:cs="Courier New"/>
+          <w:color w:val="545454"/>
+          <w:sz w:val="18"/>
+          <w:szCs w:val="18"/>
+          <w:lang w:val="en-GB"/>
+        </w:rPr>
+      </w:pPr>
+      <w:r>
+        <w:rPr>
+          <w:rFonts w:ascii="Consolas" w:hAnsi="Consolas" w:cs="Courier New"/>
+          <w:color w:val="545454"/>
+          <w:sz w:val="18"/>
+          <w:szCs w:val="18"/>
+          <w:lang w:val="en-GB"/>
+        </w:rPr>
+        <w:t xml:space="preserve">enable: </w:t>
+      </w:r>
+      <w:r>
+        <w:rPr>
+          <w:rFonts w:ascii="Consolas" w:hAnsi="Consolas" w:cs="Courier New"/>
+          <w:color w:val="008000"/>
+          <w:sz w:val="18"/>
+          <w:szCs w:val="18"/>
+          <w:lang w:val="en-GB"/>
+        </w:rPr>
+        <w:t>1</w:t>
+      </w:r>
+    </w:p>
+    <w:p>
+      <w:pPr>
+        <w:pStyle w:val="NormalWeb"/>
+        <w:pBdr>
+          <w:top w:val="single" w:sz="6" w:space="2" w:color="888888"/>
+          <w:left w:val="single" w:sz="6" w:space="2" w:color="888888"/>
+          <w:bottom w:val="single" w:sz="6" w:space="2" w:color="888888"/>
+          <w:right w:val="single" w:sz="6" w:space="2" w:color="888888"/>
+        </w:pBdr>
+        <w:shd w:val="clear" w:color="auto" w:fill="FEFEFE"/>
+        <w:tabs>
+          <w:tab w:val="left" w:pos="916"/>
+          <w:tab w:val="left" w:pos="1832"/>
+          <w:tab w:val="left" w:pos="2748"/>
+          <w:tab w:val="left" w:pos="3664"/>
+          <w:tab w:val="left" w:pos="4580"/>
+          <w:tab w:val="left" w:pos="5496"/>
+          <w:tab w:val="left" w:pos="6412"/>
+          <w:tab w:val="left" w:pos="7328"/>
+          <w:tab w:val="left" w:pos="8244"/>
+          <w:tab w:val="left" w:pos="9160"/>
+          <w:tab w:val="left" w:pos="10076"/>
+          <w:tab w:val="left" w:pos="10992"/>
+          <w:tab w:val="left" w:pos="11908"/>
+          <w:tab w:val="left" w:pos="12824"/>
+          <w:tab w:val="left" w:pos="13740"/>
+          <w:tab w:val="left" w:pos="14656"/>
+        </w:tabs>
+        <w:spacing w:before="0" w:beforeAutospacing="0" w:after="0" w:afterAutospacing="0"/>
+        <w:divId w:val="1175337869"/>
+        <w:rPr>
+          <w:rFonts w:ascii="Consolas" w:hAnsi="Consolas" w:cs="Courier New"/>
+          <w:color w:val="545454"/>
+          <w:sz w:val="18"/>
+          <w:szCs w:val="18"/>
+          <w:lang w:val="en-GB"/>
+        </w:rPr>
+      </w:pPr>
+      <w:r>
+        <w:rPr>
+          <w:rFonts w:ascii="Consolas" w:hAnsi="Consolas" w:cs="Courier New"/>
+          <w:color w:val="545454"/>
+          <w:sz w:val="18"/>
+          <w:szCs w:val="18"/>
+          <w:lang w:val="en-GB"/>
+        </w:rPr>
+        <w:t>policy_in: ACCEPT</w:t>
+      </w:r>
+    </w:p>
+    <w:p>
+      <w:pPr>
+        <w:pStyle w:val="NormalWeb"/>
+        <w:pBdr>
+          <w:top w:val="single" w:sz="6" w:space="2" w:color="888888"/>
+          <w:left w:val="single" w:sz="6" w:space="2" w:color="888888"/>
+          <w:bottom w:val="single" w:sz="6" w:space="2" w:color="888888"/>
+          <w:right w:val="single" w:sz="6" w:space="2" w:color="888888"/>
+        </w:pBdr>
+        <w:shd w:val="clear" w:color="auto" w:fill="FEFEFE"/>
+        <w:tabs>
+          <w:tab w:val="left" w:pos="916"/>
+          <w:tab w:val="left" w:pos="1832"/>
+          <w:tab w:val="left" w:pos="2748"/>
+          <w:tab w:val="left" w:pos="3664"/>
+          <w:tab w:val="left" w:pos="4580"/>
+          <w:tab w:val="left" w:pos="5496"/>
+          <w:tab w:val="left" w:pos="6412"/>
+          <w:tab w:val="left" w:pos="7328"/>
+          <w:tab w:val="left" w:pos="8244"/>
+          <w:tab w:val="left" w:pos="9160"/>
+          <w:tab w:val="left" w:pos="10076"/>
+          <w:tab w:val="left" w:pos="10992"/>
+          <w:tab w:val="left" w:pos="11908"/>
+          <w:tab w:val="left" w:pos="12824"/>
+          <w:tab w:val="left" w:pos="13740"/>
+          <w:tab w:val="left" w:pos="14656"/>
+        </w:tabs>
+        <w:spacing w:before="0" w:beforeAutospacing="0" w:after="0" w:afterAutospacing="0"/>
+        <w:divId w:val="1175337869"/>
+        <w:rPr>
+          <w:rFonts w:ascii="Consolas" w:hAnsi="Consolas" w:cs="Courier New"/>
+          <w:color w:val="545454"/>
+          <w:sz w:val="18"/>
+          <w:szCs w:val="18"/>
+          <w:lang w:val="en-GB"/>
+        </w:rPr>
+      </w:pPr>
+      <w:r>
+        <w:rPr>
+          <w:rFonts w:ascii="Consolas" w:hAnsi="Consolas" w:cs="Courier New"/>
+          <w:color w:val="545454"/>
+          <w:sz w:val="18"/>
+          <w:szCs w:val="18"/>
+          <w:lang w:val="en-GB"/>
+        </w:rPr>
+        <w:t>policy_out: ACCEPT</w:t>
+      </w:r>
+    </w:p>
+    <w:p>
+      <w:pPr>
+        <w:pStyle w:val="NormalWeb"/>
+        <w:pBdr>
+          <w:top w:val="single" w:sz="6" w:space="2" w:color="888888"/>
+          <w:left w:val="single" w:sz="6" w:space="2" w:color="888888"/>
+          <w:bottom w:val="single" w:sz="6" w:space="2" w:color="888888"/>
+          <w:right w:val="single" w:sz="6" w:space="2" w:color="888888"/>
+        </w:pBdr>
+        <w:shd w:val="clear" w:color="auto" w:fill="FEFEFE"/>
+        <w:tabs>
+          <w:tab w:val="left" w:pos="916"/>
+          <w:tab w:val="left" w:pos="1832"/>
+          <w:tab w:val="left" w:pos="2748"/>
+          <w:tab w:val="left" w:pos="3664"/>
+          <w:tab w:val="left" w:pos="4580"/>
+          <w:tab w:val="left" w:pos="5496"/>
+          <w:tab w:val="left" w:pos="6412"/>
+          <w:tab w:val="left" w:pos="7328"/>
+          <w:tab w:val="left" w:pos="8244"/>
+          <w:tab w:val="left" w:pos="9160"/>
+          <w:tab w:val="left" w:pos="10076"/>
+          <w:tab w:val="left" w:pos="10992"/>
+          <w:tab w:val="left" w:pos="11908"/>
+          <w:tab w:val="left" w:pos="12824"/>
+          <w:tab w:val="left" w:pos="13740"/>
+          <w:tab w:val="left" w:pos="14656"/>
+        </w:tabs>
+        <w:spacing w:before="0" w:beforeAutospacing="0" w:after="0" w:afterAutospacing="0"/>
+        <w:divId w:val="1175337869"/>
+        <w:rPr>
+          <w:rFonts w:ascii="Consolas" w:hAnsi="Consolas" w:cs="Courier New"/>
+          <w:color w:val="545454"/>
+          <w:sz w:val="18"/>
+          <w:szCs w:val="18"/>
+          <w:lang w:val="en-GB"/>
+        </w:rPr>
+      </w:pPr>
+      <w:r>
+        <w:rPr>
+          <w:rFonts w:ascii="Consolas" w:hAnsi="Consolas" w:cs="Courier New"/>
+          <w:color w:val="545454"/>
+          <w:sz w:val="18"/>
+          <w:szCs w:val="18"/>
+          <w:lang w:val="en-GB"/>
+        </w:rPr>
+        <w:t> </w:t>
+      </w:r>
+    </w:p>
+    <w:p>
+      <w:pPr>
+        <w:pStyle w:val="NormalWeb"/>
+        <w:pBdr>
+          <w:top w:val="single" w:sz="6" w:space="2" w:color="888888"/>
+          <w:left w:val="single" w:sz="6" w:space="2" w:color="888888"/>
+          <w:bottom w:val="single" w:sz="6" w:space="2" w:color="888888"/>
+          <w:right w:val="single" w:sz="6" w:space="2" w:color="888888"/>
+        </w:pBdr>
+        <w:shd w:val="clear" w:color="auto" w:fill="FEFEFE"/>
+        <w:tabs>
+          <w:tab w:val="left" w:pos="916"/>
+          <w:tab w:val="left" w:pos="1832"/>
+          <w:tab w:val="left" w:pos="2748"/>
+          <w:tab w:val="left" w:pos="3664"/>
+          <w:tab w:val="left" w:pos="4580"/>
+          <w:tab w:val="left" w:pos="5496"/>
+          <w:tab w:val="left" w:pos="6412"/>
+          <w:tab w:val="left" w:pos="7328"/>
+          <w:tab w:val="left" w:pos="8244"/>
+          <w:tab w:val="left" w:pos="9160"/>
+          <w:tab w:val="left" w:pos="10076"/>
+          <w:tab w:val="left" w:pos="10992"/>
+          <w:tab w:val="left" w:pos="11908"/>
+          <w:tab w:val="left" w:pos="12824"/>
+          <w:tab w:val="left" w:pos="13740"/>
+          <w:tab w:val="left" w:pos="14656"/>
+        </w:tabs>
+        <w:spacing w:before="0" w:beforeAutospacing="0" w:after="0" w:afterAutospacing="0"/>
+        <w:divId w:val="1175337869"/>
+        <w:rPr>
+          <w:rFonts w:ascii="Consolas" w:hAnsi="Consolas" w:cs="Courier New"/>
+          <w:color w:val="545454"/>
+          <w:sz w:val="18"/>
+          <w:szCs w:val="18"/>
+        </w:rPr>
+      </w:pPr>
+      <w:r>
+        <w:rPr>
+          <w:rFonts w:ascii="Consolas" w:hAnsi="Consolas" w:cs="Courier New"/>
+          <w:color w:val="545454"/>
+          <w:sz w:val="18"/>
+          <w:szCs w:val="18"/>
+        </w:rPr>
+        <w:t>[IPSET mgmt_blocked_net]</w:t>
+      </w:r>
+    </w:p>
+    <w:p>
+      <w:pPr>
+        <w:pStyle w:val="NormalWeb"/>
+        <w:pBdr>
+          <w:top w:val="single" w:sz="6" w:space="2" w:color="888888"/>
+          <w:left w:val="single" w:sz="6" w:space="2" w:color="888888"/>
+          <w:bottom w:val="single" w:sz="6" w:space="2" w:color="888888"/>
+          <w:right w:val="single" w:sz="6" w:space="2" w:color="888888"/>
+        </w:pBdr>
+        <w:shd w:val="clear" w:color="auto" w:fill="FEFEFE"/>
+        <w:tabs>
+          <w:tab w:val="left" w:pos="916"/>
+          <w:tab w:val="left" w:pos="1832"/>
+          <w:tab w:val="left" w:pos="2748"/>
+          <w:tab w:val="left" w:pos="3664"/>
+          <w:tab w:val="left" w:pos="4580"/>
+          <w:tab w:val="left" w:pos="5496"/>
+          <w:tab w:val="left" w:pos="6412"/>
+          <w:tab w:val="left" w:pos="7328"/>
+          <w:tab w:val="left" w:pos="8244"/>
+          <w:tab w:val="left" w:pos="9160"/>
+          <w:tab w:val="left" w:pos="10076"/>
+          <w:tab w:val="left" w:pos="10992"/>
+          <w:tab w:val="left" w:pos="11908"/>
+          <w:tab w:val="left" w:pos="12824"/>
+          <w:tab w:val="left" w:pos="13740"/>
+          <w:tab w:val="left" w:pos="14656"/>
+        </w:tabs>
+        <w:spacing w:before="0" w:beforeAutospacing="0" w:after="0" w:afterAutospacing="0"/>
+        <w:divId w:val="1175337869"/>
+        <w:rPr>
+          <w:rFonts w:ascii="Consolas" w:hAnsi="Consolas" w:cs="Courier New"/>
+          <w:color w:val="545454"/>
+          <w:sz w:val="18"/>
+          <w:szCs w:val="18"/>
+        </w:rPr>
+      </w:pPr>
+      <w:r>
+        <w:rPr>
+          <w:rFonts w:ascii="Consolas" w:hAnsi="Consolas" w:cs="Courier New"/>
+          <w:color w:val="545454"/>
+          <w:sz w:val="18"/>
+          <w:szCs w:val="18"/>
+        </w:rPr>
+        <w:t> </w:t>
+      </w:r>
+    </w:p>
+    <w:p>
+      <w:pPr>
+        <w:pStyle w:val="NormalWeb"/>
+        <w:pBdr>
+          <w:top w:val="single" w:sz="6" w:space="2" w:color="888888"/>
+          <w:left w:val="single" w:sz="6" w:space="2" w:color="888888"/>
+          <w:bottom w:val="single" w:sz="6" w:space="2" w:color="888888"/>
+          <w:right w:val="single" w:sz="6" w:space="2" w:color="888888"/>
+        </w:pBdr>
+        <w:shd w:val="clear" w:color="auto" w:fill="FEFEFE"/>
+        <w:tabs>
+          <w:tab w:val="left" w:pos="916"/>
+          <w:tab w:val="left" w:pos="1832"/>
+          <w:tab w:val="left" w:pos="2748"/>
+          <w:tab w:val="left" w:pos="3664"/>
+          <w:tab w:val="left" w:pos="4580"/>
+          <w:tab w:val="left" w:pos="5496"/>
+          <w:tab w:val="left" w:pos="6412"/>
+          <w:tab w:val="left" w:pos="7328"/>
+          <w:tab w:val="left" w:pos="8244"/>
+          <w:tab w:val="left" w:pos="9160"/>
+          <w:tab w:val="left" w:pos="10076"/>
+          <w:tab w:val="left" w:pos="10992"/>
+          <w:tab w:val="left" w:pos="11908"/>
+          <w:tab w:val="left" w:pos="12824"/>
+          <w:tab w:val="left" w:pos="13740"/>
+          <w:tab w:val="left" w:pos="14656"/>
+        </w:tabs>
+        <w:spacing w:before="0" w:beforeAutospacing="0" w:after="0" w:afterAutospacing="0"/>
+        <w:divId w:val="1175337869"/>
+        <w:rPr>
+          <w:rFonts w:ascii="Consolas" w:hAnsi="Consolas" w:cs="Courier New"/>
+          <w:color w:val="696969"/>
+          <w:sz w:val="18"/>
+          <w:szCs w:val="18"/>
+        </w:rPr>
+      </w:pPr>
+      <w:r>
+        <w:rPr>
+          <w:rFonts w:ascii="Consolas" w:hAnsi="Consolas" w:cs="Courier New"/>
+          <w:color w:val="008000"/>
+          <w:sz w:val="18"/>
+          <w:szCs w:val="18"/>
+        </w:rPr>
+        <w:t>10.19</w:t>
+      </w:r>
+      <w:r>
+        <w:rPr>
+          <w:rFonts w:ascii="Consolas" w:hAnsi="Consolas" w:cs="Courier New"/>
+          <w:color w:val="545454"/>
+          <w:sz w:val="18"/>
+          <w:szCs w:val="18"/>
+        </w:rPr>
+        <w:t>.</w:t>
+      </w:r>
+      <w:r>
+        <w:rPr>
+          <w:rFonts w:ascii="Consolas" w:hAnsi="Consolas" w:cs="Courier New"/>
+          <w:color w:val="008000"/>
+          <w:sz w:val="18"/>
+          <w:szCs w:val="18"/>
+        </w:rPr>
+        <w:t>59.0</w:t>
+      </w:r>
+      <w:r>
+        <w:rPr>
+          <w:rFonts w:ascii="Consolas" w:hAnsi="Consolas" w:cs="Courier New"/>
+          <w:color w:val="545454"/>
+          <w:sz w:val="18"/>
+          <w:szCs w:val="18"/>
+        </w:rPr>
+        <w:t>/</w:t>
+      </w:r>
+      <w:r>
+        <w:rPr>
+          <w:rFonts w:ascii="Consolas" w:hAnsi="Consolas" w:cs="Courier New"/>
+          <w:color w:val="008000"/>
+          <w:sz w:val="18"/>
+          <w:szCs w:val="18"/>
+        </w:rPr>
+        <w:t>24</w:t>
+      </w:r>
+      <w:r>
+        <w:rPr>
+          <w:rFonts w:ascii="Consolas" w:hAnsi="Consolas" w:cs="Courier New"/>
+          <w:color w:val="545454"/>
+          <w:sz w:val="18"/>
+          <w:szCs w:val="18"/>
+        </w:rPr>
+        <w:t xml:space="preserve"> </w:t>
+      </w:r>
+      <w:r>
+        <w:rPr>
+          <w:rFonts w:ascii="Consolas" w:hAnsi="Consolas" w:cs="Courier New"/>
+          <w:color w:val="696969"/>
+          <w:sz w:val="18"/>
+          <w:szCs w:val="18"/>
+        </w:rPr>
+        <w:t># Réseau management Proxmox</w:t>
+      </w:r>
+    </w:p>
+    <w:p>
+      <w:pPr>
+        <w:pStyle w:val="NormalWeb"/>
+        <w:pBdr>
+          <w:top w:val="single" w:sz="6" w:space="2" w:color="888888"/>
+          <w:left w:val="single" w:sz="6" w:space="2" w:color="888888"/>
+          <w:bottom w:val="single" w:sz="6" w:space="2" w:color="888888"/>
+          <w:right w:val="single" w:sz="6" w:space="2" w:color="888888"/>
+        </w:pBdr>
+        <w:shd w:val="clear" w:color="auto" w:fill="FEFEFE"/>
+        <w:tabs>
+          <w:tab w:val="left" w:pos="916"/>
+          <w:tab w:val="left" w:pos="1832"/>
+          <w:tab w:val="left" w:pos="2748"/>
+          <w:tab w:val="left" w:pos="3664"/>
+          <w:tab w:val="left" w:pos="4580"/>
+          <w:tab w:val="left" w:pos="5496"/>
+          <w:tab w:val="left" w:pos="6412"/>
+          <w:tab w:val="left" w:pos="7328"/>
+          <w:tab w:val="left" w:pos="8244"/>
+          <w:tab w:val="left" w:pos="9160"/>
+          <w:tab w:val="left" w:pos="10076"/>
+          <w:tab w:val="left" w:pos="10992"/>
+          <w:tab w:val="left" w:pos="11908"/>
+          <w:tab w:val="left" w:pos="12824"/>
+          <w:tab w:val="left" w:pos="13740"/>
+          <w:tab w:val="left" w:pos="14656"/>
+        </w:tabs>
+        <w:spacing w:before="0" w:beforeAutospacing="0" w:after="0" w:afterAutospacing="0"/>
+        <w:divId w:val="1175337869"/>
+        <w:rPr>
+          <w:rFonts w:ascii="Consolas" w:hAnsi="Consolas" w:cs="Courier New"/>
+          <w:color w:val="545454"/>
+          <w:sz w:val="18"/>
+          <w:szCs w:val="18"/>
+        </w:rPr>
+      </w:pPr>
+      <w:r>
+        <w:rPr>
+          <w:rFonts w:ascii="Consolas" w:hAnsi="Consolas" w:cs="Courier New"/>
+          <w:color w:val="696969"/>
+          <w:sz w:val="18"/>
+          <w:szCs w:val="18"/>
+        </w:rPr>
+        <w:t>10.19.58.0/24 # Réseau stockage Proxmox</w:t>
+      </w:r>
+    </w:p>
+    <w:p>
+      <w:pPr>
+        <w:pStyle w:val="NormalWeb"/>
+        <w:pBdr>
+          <w:top w:val="single" w:sz="6" w:space="2" w:color="888888"/>
+          <w:left w:val="single" w:sz="6" w:space="2" w:color="888888"/>
+          <w:bottom w:val="single" w:sz="6" w:space="2" w:color="888888"/>
+          <w:right w:val="single" w:sz="6" w:space="2" w:color="888888"/>
+        </w:pBdr>
+        <w:shd w:val="clear" w:color="auto" w:fill="FEFEFE"/>
+        <w:tabs>
+          <w:tab w:val="left" w:pos="916"/>
+          <w:tab w:val="left" w:pos="1832"/>
+          <w:tab w:val="left" w:pos="2748"/>
+          <w:tab w:val="left" w:pos="3664"/>
+          <w:tab w:val="left" w:pos="4580"/>
+          <w:tab w:val="left" w:pos="5496"/>
+          <w:tab w:val="left" w:pos="6412"/>
+          <w:tab w:val="left" w:pos="7328"/>
+          <w:tab w:val="left" w:pos="8244"/>
+          <w:tab w:val="left" w:pos="9160"/>
+          <w:tab w:val="left" w:pos="10076"/>
+          <w:tab w:val="left" w:pos="10992"/>
+          <w:tab w:val="left" w:pos="11908"/>
+          <w:tab w:val="left" w:pos="12824"/>
+          <w:tab w:val="left" w:pos="13740"/>
+          <w:tab w:val="left" w:pos="14656"/>
+        </w:tabs>
+        <w:spacing w:before="0" w:beforeAutospacing="0" w:after="0" w:afterAutospacing="0"/>
+        <w:divId w:val="1175337869"/>
+        <w:rPr>
+          <w:rFonts w:ascii="Consolas" w:hAnsi="Consolas" w:cs="Courier New"/>
+          <w:color w:val="545454"/>
+          <w:sz w:val="18"/>
+          <w:szCs w:val="18"/>
+        </w:rPr>
+      </w:pPr>
+      <w:r>
+        <w:rPr>
+          <w:rFonts w:ascii="Consolas" w:hAnsi="Consolas" w:cs="Courier New"/>
+          <w:color w:val="545454"/>
+          <w:sz w:val="18"/>
+          <w:szCs w:val="18"/>
+        </w:rPr>
+        <w:t> </w:t>
+      </w:r>
+    </w:p>
+    <w:p>
+      <w:pPr>
+        <w:pStyle w:val="NormalWeb"/>
+        <w:pBdr>
+          <w:top w:val="single" w:sz="6" w:space="2" w:color="888888"/>
+          <w:left w:val="single" w:sz="6" w:space="2" w:color="888888"/>
+          <w:bottom w:val="single" w:sz="6" w:space="2" w:color="888888"/>
+          <w:right w:val="single" w:sz="6" w:space="2" w:color="888888"/>
+        </w:pBdr>
+        <w:shd w:val="clear" w:color="auto" w:fill="FEFEFE"/>
+        <w:tabs>
+          <w:tab w:val="left" w:pos="916"/>
+          <w:tab w:val="left" w:pos="1832"/>
+          <w:tab w:val="left" w:pos="2748"/>
+          <w:tab w:val="left" w:pos="3664"/>
+          <w:tab w:val="left" w:pos="4580"/>
+          <w:tab w:val="left" w:pos="5496"/>
+          <w:tab w:val="left" w:pos="6412"/>
+          <w:tab w:val="left" w:pos="7328"/>
+          <w:tab w:val="left" w:pos="8244"/>
+          <w:tab w:val="left" w:pos="9160"/>
+          <w:tab w:val="left" w:pos="10076"/>
+          <w:tab w:val="left" w:pos="10992"/>
+          <w:tab w:val="left" w:pos="11908"/>
+          <w:tab w:val="left" w:pos="12824"/>
+          <w:tab w:val="left" w:pos="13740"/>
+          <w:tab w:val="left" w:pos="14656"/>
+        </w:tabs>
+        <w:spacing w:before="0" w:beforeAutospacing="0" w:after="0" w:afterAutospacing="0"/>
+        <w:divId w:val="1175337869"/>
+        <w:rPr>
+          <w:rFonts w:ascii="Consolas" w:hAnsi="Consolas" w:cs="Courier New"/>
+          <w:color w:val="545454"/>
+          <w:sz w:val="18"/>
+          <w:szCs w:val="18"/>
+        </w:rPr>
+      </w:pPr>
+      <w:r>
+        <w:rPr>
+          <w:rFonts w:ascii="Consolas" w:hAnsi="Consolas" w:cs="Courier New"/>
+          <w:color w:val="545454"/>
+          <w:sz w:val="18"/>
+          <w:szCs w:val="18"/>
+        </w:rPr>
+        <w:t>[</w:t>
+      </w:r>
+      <w:r>
+        <w:rPr>
+          <w:rFonts w:ascii="Consolas" w:hAnsi="Consolas" w:cs="Courier New"/>
+          <w:b/>
+          <w:bCs/>
+          <w:color w:val="7928A1"/>
+          <w:sz w:val="18"/>
+          <w:szCs w:val="18"/>
+        </w:rPr>
+        <w:t>group</w:t>
+      </w:r>
+      <w:r>
+        <w:rPr>
+          <w:rFonts w:ascii="Consolas" w:hAnsi="Consolas" w:cs="Courier New"/>
+          <w:color w:val="545454"/>
+          <w:sz w:val="18"/>
+          <w:szCs w:val="18"/>
+        </w:rPr>
+        <w:t xml:space="preserve"> vm_no_management]</w:t>
+      </w:r>
+    </w:p>
+    <w:p>
+      <w:pPr>
+        <w:pStyle w:val="NormalWeb"/>
+        <w:pBdr>
+          <w:top w:val="single" w:sz="6" w:space="2" w:color="888888"/>
+          <w:left w:val="single" w:sz="6" w:space="2" w:color="888888"/>
+          <w:bottom w:val="single" w:sz="6" w:space="2" w:color="888888"/>
+          <w:right w:val="single" w:sz="6" w:space="2" w:color="888888"/>
+        </w:pBdr>
+        <w:shd w:val="clear" w:color="auto" w:fill="FEFEFE"/>
+        <w:tabs>
+          <w:tab w:val="left" w:pos="916"/>
+          <w:tab w:val="left" w:pos="1832"/>
+          <w:tab w:val="left" w:pos="2748"/>
+          <w:tab w:val="left" w:pos="3664"/>
+          <w:tab w:val="left" w:pos="4580"/>
+          <w:tab w:val="left" w:pos="5496"/>
+          <w:tab w:val="left" w:pos="6412"/>
+          <w:tab w:val="left" w:pos="7328"/>
+          <w:tab w:val="left" w:pos="8244"/>
+          <w:tab w:val="left" w:pos="9160"/>
+          <w:tab w:val="left" w:pos="10076"/>
+          <w:tab w:val="left" w:pos="10992"/>
+          <w:tab w:val="left" w:pos="11908"/>
+          <w:tab w:val="left" w:pos="12824"/>
+          <w:tab w:val="left" w:pos="13740"/>
+          <w:tab w:val="left" w:pos="14656"/>
+        </w:tabs>
+        <w:spacing w:before="0" w:beforeAutospacing="0" w:after="0" w:afterAutospacing="0"/>
+        <w:divId w:val="1175337869"/>
+        <w:rPr>
+          <w:rFonts w:ascii="Consolas" w:hAnsi="Consolas" w:cs="Courier New"/>
+          <w:color w:val="545454"/>
+          <w:sz w:val="18"/>
+          <w:szCs w:val="18"/>
+        </w:rPr>
+      </w:pPr>
+      <w:r>
+        <w:rPr>
+          <w:rFonts w:ascii="Consolas" w:hAnsi="Consolas" w:cs="Courier New"/>
+          <w:color w:val="545454"/>
+          <w:sz w:val="18"/>
+          <w:szCs w:val="18"/>
+        </w:rPr>
+        <w:t> </w:t>
+      </w:r>
+    </w:p>
+    <w:p>
+      <w:pPr>
+        <w:pStyle w:val="NormalWeb"/>
+        <w:pBdr>
+          <w:top w:val="single" w:sz="6" w:space="2" w:color="888888"/>
+          <w:left w:val="single" w:sz="6" w:space="2" w:color="888888"/>
+          <w:bottom w:val="single" w:sz="6" w:space="2" w:color="888888"/>
+          <w:right w:val="single" w:sz="6" w:space="2" w:color="888888"/>
+        </w:pBdr>
+        <w:shd w:val="clear" w:color="auto" w:fill="FEFEFE"/>
+        <w:tabs>
+          <w:tab w:val="left" w:pos="916"/>
+          <w:tab w:val="left" w:pos="1832"/>
+          <w:tab w:val="left" w:pos="2748"/>
+          <w:tab w:val="left" w:pos="3664"/>
+          <w:tab w:val="left" w:pos="4580"/>
+          <w:tab w:val="left" w:pos="5496"/>
+          <w:tab w:val="left" w:pos="6412"/>
+          <w:tab w:val="left" w:pos="7328"/>
+          <w:tab w:val="left" w:pos="8244"/>
+          <w:tab w:val="left" w:pos="9160"/>
+          <w:tab w:val="left" w:pos="10076"/>
+          <w:tab w:val="left" w:pos="10992"/>
+          <w:tab w:val="left" w:pos="11908"/>
+          <w:tab w:val="left" w:pos="12824"/>
+          <w:tab w:val="left" w:pos="13740"/>
+          <w:tab w:val="left" w:pos="14656"/>
+        </w:tabs>
+        <w:spacing w:before="0" w:beforeAutospacing="0" w:after="0" w:afterAutospacing="0"/>
+        <w:divId w:val="1175337869"/>
+        <w:rPr>
+          <w:rFonts w:ascii="Consolas" w:hAnsi="Consolas" w:cs="Courier New"/>
+          <w:color w:val="545454"/>
+          <w:sz w:val="18"/>
+          <w:szCs w:val="18"/>
+        </w:rPr>
+      </w:pPr>
+      <w:r>
+        <w:rPr>
+          <w:rFonts w:ascii="Consolas" w:hAnsi="Consolas" w:cs="Courier New"/>
+          <w:color w:val="545454"/>
+          <w:sz w:val="18"/>
+          <w:szCs w:val="18"/>
+        </w:rPr>
+        <w:t xml:space="preserve">OUT DROP -dest +dc/mgmt_blocked_net -log info </w:t>
+      </w:r>
+      <w:r>
+        <w:rPr>
+          <w:rFonts w:ascii="Consolas" w:hAnsi="Consolas" w:cs="Courier New"/>
+          <w:color w:val="696969"/>
+          <w:sz w:val="18"/>
+          <w:szCs w:val="18"/>
+        </w:rPr>
+        <w:t># Interdire aux VMs de joindre le management</w:t>
+      </w:r>
+    </w:p>
+    <w:p>
+      <w:pPr>
+        <w:pStyle w:val="NormalWeb"/>
+        <w:pBdr>
+          <w:top w:val="single" w:sz="6" w:space="2" w:color="888888"/>
+          <w:left w:val="single" w:sz="6" w:space="2" w:color="888888"/>
+          <w:bottom w:val="single" w:sz="6" w:space="2" w:color="888888"/>
+          <w:right w:val="single" w:sz="6" w:space="2" w:color="888888"/>
+        </w:pBdr>
+        <w:shd w:val="clear" w:color="auto" w:fill="FEFEFE"/>
+        <w:tabs>
+          <w:tab w:val="left" w:pos="916"/>
+          <w:tab w:val="left" w:pos="1832"/>
+          <w:tab w:val="left" w:pos="2748"/>
+          <w:tab w:val="left" w:pos="3664"/>
+          <w:tab w:val="left" w:pos="4580"/>
+          <w:tab w:val="left" w:pos="5496"/>
+          <w:tab w:val="left" w:pos="6412"/>
+          <w:tab w:val="left" w:pos="7328"/>
+          <w:tab w:val="left" w:pos="8244"/>
+          <w:tab w:val="left" w:pos="9160"/>
+          <w:tab w:val="left" w:pos="10076"/>
+          <w:tab w:val="left" w:pos="10992"/>
+          <w:tab w:val="left" w:pos="11908"/>
+          <w:tab w:val="left" w:pos="12824"/>
+          <w:tab w:val="left" w:pos="13740"/>
+          <w:tab w:val="left" w:pos="14656"/>
+        </w:tabs>
+        <w:spacing w:before="0" w:beforeAutospacing="0" w:after="0" w:afterAutospacing="0"/>
+        <w:divId w:val="1175337869"/>
+        <w:rPr>
+          <w:rFonts w:ascii="Consolas" w:hAnsi="Consolas" w:cs="Courier New"/>
+          <w:color w:val="545454"/>
+          <w:sz w:val="18"/>
+          <w:szCs w:val="18"/>
+        </w:rPr>
+      </w:pPr>
+      <w:r>
+        <w:rPr>
+          <w:rFonts w:ascii="Consolas" w:hAnsi="Consolas" w:cs="Courier New"/>
+          <w:color w:val="545454"/>
+          <w:sz w:val="18"/>
+          <w:szCs w:val="18"/>
+        </w:rPr>
+        <w:t>EOF</w:t>
+      </w:r>
+    </w:p>
+    <w:p>
+      <w:pPr>
+        <w:pStyle w:val="BITTextkrper"/>
+        <w:divId w:val="1175337869"/>
+      </w:pPr>
+      <w:r>
+        <w:t>Puis</w:t>
+      </w:r>
+      <w:r>
+        <w:t xml:space="preserve"> il a </w:t>
+      </w:r>
+      <w:r>
+        <w:t>suffi</w:t>
+      </w:r>
+      <w:r>
+        <w:t xml:space="preserve"> de relancer les firewalls des différentes nodes (effect</w:t>
+      </w:r>
+      <w:r>
+        <w:t>u</w:t>
+      </w:r>
+      <w:r>
+        <w:t>é sur les 3 nodes) :</w:t>
+      </w:r>
+    </w:p>
+    <w:p>
+      <w:pPr>
+        <w:pStyle w:val="NormalWeb"/>
+        <w:pBdr>
+          <w:top w:val="single" w:sz="6" w:space="2" w:color="888888"/>
+          <w:left w:val="single" w:sz="6" w:space="2" w:color="888888"/>
+          <w:bottom w:val="single" w:sz="6" w:space="2" w:color="888888"/>
+          <w:right w:val="single" w:sz="6" w:space="2" w:color="888888"/>
+        </w:pBdr>
+        <w:shd w:val="clear" w:color="auto" w:fill="FEFEFE"/>
+        <w:tabs>
+          <w:tab w:val="left" w:pos="916"/>
+          <w:tab w:val="left" w:pos="1832"/>
+          <w:tab w:val="left" w:pos="2748"/>
+          <w:tab w:val="left" w:pos="3664"/>
+          <w:tab w:val="left" w:pos="4580"/>
+          <w:tab w:val="left" w:pos="5496"/>
+          <w:tab w:val="left" w:pos="6412"/>
+          <w:tab w:val="left" w:pos="7328"/>
+          <w:tab w:val="left" w:pos="8244"/>
+          <w:tab w:val="left" w:pos="9160"/>
+          <w:tab w:val="left" w:pos="10076"/>
+          <w:tab w:val="left" w:pos="10992"/>
+          <w:tab w:val="left" w:pos="11908"/>
+          <w:tab w:val="left" w:pos="12824"/>
+          <w:tab w:val="left" w:pos="13740"/>
+          <w:tab w:val="left" w:pos="14656"/>
+        </w:tabs>
+        <w:spacing w:before="0" w:beforeAutospacing="0" w:after="0" w:afterAutospacing="0"/>
+        <w:divId w:val="301086429"/>
+        <w:rPr>
+          <w:rFonts w:ascii="Consolas" w:hAnsi="Consolas" w:cs="Courier New"/>
+          <w:color w:val="545454"/>
+          <w:sz w:val="18"/>
+          <w:szCs w:val="18"/>
+          <w:lang w:val="en-GB"/>
+        </w:rPr>
+      </w:pPr>
+      <w:r>
+        <w:rPr>
+          <w:rFonts w:ascii="Consolas" w:hAnsi="Consolas" w:cs="Courier New"/>
+          <w:color w:val="545454"/>
+          <w:sz w:val="18"/>
+          <w:szCs w:val="18"/>
+          <w:lang w:val="en-GB"/>
+        </w:rPr>
+        <w:t>pve-firewall restart</w:t>
+      </w:r>
+    </w:p>
+    <w:p>
+      <w:pPr>
+        <w:pStyle w:val="NormalWeb"/>
+        <w:pBdr>
+          <w:top w:val="single" w:sz="6" w:space="2" w:color="888888"/>
+          <w:left w:val="single" w:sz="6" w:space="2" w:color="888888"/>
+          <w:bottom w:val="single" w:sz="6" w:space="2" w:color="888888"/>
+          <w:right w:val="single" w:sz="6" w:space="2" w:color="888888"/>
+        </w:pBdr>
+        <w:shd w:val="clear" w:color="auto" w:fill="FEFEFE"/>
+        <w:tabs>
+          <w:tab w:val="left" w:pos="916"/>
+          <w:tab w:val="left" w:pos="1832"/>
+          <w:tab w:val="left" w:pos="2748"/>
+          <w:tab w:val="left" w:pos="3664"/>
+          <w:tab w:val="left" w:pos="4580"/>
+          <w:tab w:val="left" w:pos="5496"/>
+          <w:tab w:val="left" w:pos="6412"/>
+          <w:tab w:val="left" w:pos="7328"/>
+          <w:tab w:val="left" w:pos="8244"/>
+          <w:tab w:val="left" w:pos="9160"/>
+          <w:tab w:val="left" w:pos="10076"/>
+          <w:tab w:val="left" w:pos="10992"/>
+          <w:tab w:val="left" w:pos="11908"/>
+          <w:tab w:val="left" w:pos="12824"/>
+          <w:tab w:val="left" w:pos="13740"/>
+          <w:tab w:val="left" w:pos="14656"/>
+        </w:tabs>
+        <w:spacing w:before="0" w:beforeAutospacing="0" w:after="0" w:afterAutospacing="0"/>
+        <w:divId w:val="301086429"/>
+        <w:rPr>
+          <w:rFonts w:ascii="Consolas" w:hAnsi="Consolas" w:cs="Courier New"/>
+          <w:color w:val="545454"/>
+          <w:sz w:val="18"/>
+          <w:szCs w:val="18"/>
+          <w:lang w:val="en-GB"/>
+        </w:rPr>
+      </w:pPr>
+      <w:r>
+        <w:rPr>
+          <w:rFonts w:ascii="Consolas" w:hAnsi="Consolas" w:cs="Courier New"/>
+          <w:color w:val="545454"/>
+          <w:sz w:val="18"/>
+          <w:szCs w:val="18"/>
+          <w:lang w:val="en-GB"/>
+        </w:rPr>
+        <w:t>systemctl restart proxmox-firewall</w:t>
+      </w:r>
     </w:p>
     <w:p>
       <w:pPr>
@@ -23104,7 +25072,7 @@
             <w:autoSpaceDE w:val="0"/>
             <w:autoSpaceDN w:val="0"/>
             <w:ind w:hanging="480"/>
-            <w:divId w:val="1996374518"/>
+            <w:divId w:val="283313182"/>
             <w:rPr>
               <w:rFonts w:cs="Arial"/>
               <w:color w:val="000000"/>
@@ -23139,7 +25107,7 @@
             <w:autoSpaceDE w:val="0"/>
             <w:autoSpaceDN w:val="0"/>
             <w:ind w:hanging="480"/>
-            <w:divId w:val="1609855340"/>
+            <w:divId w:val="230774028"/>
             <w:rPr>
               <w:rFonts w:cs="Arial"/>
               <w:color w:val="000000"/>
@@ -23174,7 +25142,7 @@
             <w:autoSpaceDE w:val="0"/>
             <w:autoSpaceDN w:val="0"/>
             <w:ind w:hanging="480"/>
-            <w:divId w:val="1871871799"/>
+            <w:divId w:val="523522514"/>
             <w:rPr>
               <w:rFonts w:cs="Arial"/>
               <w:color w:val="000000"/>
@@ -23213,7 +25181,7 @@
             <w:autoSpaceDE w:val="0"/>
             <w:autoSpaceDN w:val="0"/>
             <w:ind w:hanging="480"/>
-            <w:divId w:val="663553168"/>
+            <w:divId w:val="1948267059"/>
             <w:rPr>
               <w:rFonts w:cs="Arial"/>
               <w:color w:val="000000"/>
@@ -23252,7 +25220,7 @@
             <w:autoSpaceDE w:val="0"/>
             <w:autoSpaceDN w:val="0"/>
             <w:ind w:hanging="480"/>
-            <w:divId w:val="526866488"/>
+            <w:divId w:val="476800306"/>
             <w:rPr>
               <w:rFonts w:cs="Arial"/>
               <w:color w:val="000000"/>
@@ -23280,7 +25248,7 @@
             <w:autoSpaceDE w:val="0"/>
             <w:autoSpaceDN w:val="0"/>
             <w:ind w:hanging="480"/>
-            <w:divId w:val="905922530"/>
+            <w:divId w:val="2080857844"/>
             <w:rPr>
               <w:rFonts w:cs="Arial"/>
               <w:color w:val="000000"/>
@@ -23315,7 +25283,7 @@
             <w:autoSpaceDE w:val="0"/>
             <w:autoSpaceDN w:val="0"/>
             <w:ind w:hanging="480"/>
-            <w:divId w:val="520509152"/>
+            <w:divId w:val="1385523225"/>
             <w:rPr>
               <w:rFonts w:cs="Arial"/>
               <w:color w:val="000000"/>
@@ -23354,7 +25322,7 @@
             <w:autoSpaceDE w:val="0"/>
             <w:autoSpaceDN w:val="0"/>
             <w:ind w:hanging="480"/>
-            <w:divId w:val="1196456564"/>
+            <w:divId w:val="1781295592"/>
             <w:rPr>
               <w:rFonts w:cs="Arial"/>
               <w:color w:val="000000"/>
@@ -23409,7 +25377,7 @@
             <w:autoSpaceDE w:val="0"/>
             <w:autoSpaceDN w:val="0"/>
             <w:ind w:hanging="480"/>
-            <w:divId w:val="1429811537"/>
+            <w:divId w:val="774448489"/>
             <w:rPr>
               <w:rFonts w:cs="Arial"/>
               <w:color w:val="000000"/>
@@ -23448,7 +25416,7 @@
             <w:autoSpaceDE w:val="0"/>
             <w:autoSpaceDN w:val="0"/>
             <w:ind w:hanging="480"/>
-            <w:divId w:val="382758471"/>
+            <w:divId w:val="1036738529"/>
             <w:rPr>
               <w:rFonts w:cs="Arial"/>
               <w:color w:val="000000"/>
@@ -23487,7 +25455,7 @@
             <w:autoSpaceDE w:val="0"/>
             <w:autoSpaceDN w:val="0"/>
             <w:ind w:hanging="480"/>
-            <w:divId w:val="1142382945"/>
+            <w:divId w:val="1781758693"/>
             <w:rPr>
               <w:rFonts w:cs="Arial"/>
               <w:color w:val="000000"/>
@@ -23526,7 +25494,7 @@
             <w:autoSpaceDE w:val="0"/>
             <w:autoSpaceDN w:val="0"/>
             <w:ind w:hanging="480"/>
-            <w:divId w:val="1083994154"/>
+            <w:divId w:val="1663007214"/>
             <w:rPr>
               <w:rFonts w:cs="Arial"/>
               <w:color w:val="000000"/>
@@ -23565,7 +25533,7 @@
             <w:autoSpaceDE w:val="0"/>
             <w:autoSpaceDN w:val="0"/>
             <w:ind w:hanging="480"/>
-            <w:divId w:val="903565917"/>
+            <w:divId w:val="952588387"/>
             <w:rPr>
               <w:rFonts w:cs="Arial"/>
               <w:color w:val="000000"/>
@@ -23604,7 +25572,7 @@
             <w:autoSpaceDE w:val="0"/>
             <w:autoSpaceDN w:val="0"/>
             <w:ind w:hanging="480"/>
-            <w:divId w:val="1618751534"/>
+            <w:divId w:val="52386601"/>
             <w:rPr>
               <w:rFonts w:cs="Arial"/>
               <w:color w:val="000000"/>
@@ -23643,7 +25611,7 @@
             <w:autoSpaceDE w:val="0"/>
             <w:autoSpaceDN w:val="0"/>
             <w:ind w:hanging="480"/>
-            <w:divId w:val="899101168"/>
+            <w:divId w:val="2028209738"/>
             <w:rPr>
               <w:rFonts w:cs="Arial"/>
               <w:color w:val="000000"/>
@@ -23682,7 +25650,7 @@
             <w:autoSpaceDE w:val="0"/>
             <w:autoSpaceDN w:val="0"/>
             <w:ind w:hanging="480"/>
-            <w:divId w:val="1922833613"/>
+            <w:divId w:val="1520389091"/>
             <w:rPr>
               <w:rFonts w:cs="Arial"/>
               <w:color w:val="000000"/>
@@ -23721,7 +25689,7 @@
             <w:autoSpaceDE w:val="0"/>
             <w:autoSpaceDN w:val="0"/>
             <w:ind w:hanging="480"/>
-            <w:divId w:val="362749022"/>
+            <w:divId w:val="1340233652"/>
             <w:rPr>
               <w:rFonts w:cs="Arial"/>
               <w:color w:val="000000"/>
@@ -23756,7 +25724,7 @@
             <w:autoSpaceDE w:val="0"/>
             <w:autoSpaceDN w:val="0"/>
             <w:ind w:hanging="480"/>
-            <w:divId w:val="782193061"/>
+            <w:divId w:val="217714458"/>
             <w:rPr>
               <w:rFonts w:cs="Arial"/>
               <w:color w:val="000000"/>
@@ -24515,10 +26483,10 @@
       </w:r>
     </w:p>
     <w:sectPr>
-      <w:headerReference w:type="default" r:id="rId27"/>
-      <w:footerReference w:type="default" r:id="rId28"/>
-      <w:headerReference w:type="first" r:id="rId29"/>
-      <w:footerReference w:type="first" r:id="rId30"/>
+      <w:headerReference w:type="default" r:id="rId24"/>
+      <w:footerReference w:type="default" r:id="rId25"/>
+      <w:headerReference w:type="first" r:id="rId26"/>
+      <w:footerReference w:type="first" r:id="rId27"/>
       <w:pgSz w:w="11906" w:h="16838" w:code="9"/>
       <w:pgMar w:top="1861" w:right="1134" w:bottom="907" w:left="1701" w:header="851" w:footer="340" w:gutter="0"/>
       <w:cols w:space="708"/>
@@ -24825,7 +26793,7 @@
                   <w:fldChar w:fldCharType="separate"/>
                 </w:r>
                 <w:r>
-                  <w:t>21.05.2026 17:06</w:t>
+                  <w:t>22.05.2026 14:46</w:t>
                 </w:r>
                 <w:r>
                   <w:rPr>
@@ -25206,7 +27174,7 @@
                   <w:fldChar w:fldCharType="separate"/>
                 </w:r>
                 <w:r>
-                  <w:t>21.05.2026 17:06</w:t>
+                  <w:t>22.05.2026 14:46</w:t>
                 </w:r>
                 <w:r>
                   <w:rPr>
@@ -25457,7 +27425,7 @@
                   <w:fldChar w:fldCharType="separate"/>
                 </w:r>
                 <w:r>
-                  <w:t>21.05.2026 17:06</w:t>
+                  <w:t>22.05.2026 14:46</w:t>
                 </w:r>
                 <w:r>
                   <w:rPr>
@@ -29016,7 +30984,6 @@
   <w:style w:type="character" w:default="1" w:styleId="Policepardfaut">
     <w:name w:val="Default Paragraph Font"/>
     <w:uiPriority w:val="1"/>
-    <w:semiHidden/>
     <w:unhideWhenUsed/>
   </w:style>
   <w:style w:type="table" w:default="1" w:styleId="TableauNormal">
@@ -30877,12 +32844,14 @@
   </w:compat>
   <w:rsids>
     <w:rsidRoot w:val="00540217"/>
+    <w:rsid w:val="00051126"/>
     <w:rsid w:val="00051D01"/>
     <w:rsid w:val="000B6621"/>
     <w:rsid w:val="00130A2E"/>
     <w:rsid w:val="00186045"/>
     <w:rsid w:val="00247F9B"/>
     <w:rsid w:val="00253E52"/>
+    <w:rsid w:val="002B069D"/>
     <w:rsid w:val="002E02A8"/>
     <w:rsid w:val="002F486A"/>
     <w:rsid w:val="00307334"/>
@@ -31781,7 +33750,7 @@
 
 <file path=word/webextensions/taskpanes.xml><?xml version="1.0" encoding="utf-8"?>
 <wetp:taskpanes xmlns:wetp="http://schemas.microsoft.com/office/webextensions/taskpanes/2010/11">
-  <wetp:taskpane dockstate="right" visibility="0" width="350" row="0">
+  <wetp:taskpane dockstate="right" visibility="0" width="350" row="1">
     <wetp:webextensionref xmlns:r="http://schemas.openxmlformats.org/officeDocument/2006/relationships" r:id="rId1"/>
   </wetp:taskpane>
   <wetp:taskpane dockstate="right" visibility="0" width="350" row="1">
@@ -31798,8 +33767,8 @@
   </we:alternateReferences>
   <we:properties>
     <we:property name="MENDELEY_BIBLIOGRAPHY_IS_DIRTY" value="false"/>
-    <we:property name="MENDELEY_BIBLIOGRAPHY_LAST_MODIFIED" value="1779180787864"/>
-    <we:property name="MENDELEY_CITATIONS" value="[{&quot;citationID&quot;:&quot;MENDELEY_CITATION_c9110d75-083c-459e-976f-f62c7347c468&quot;,&quot;properties&quot;:{&quot;noteIndex&quot;:0,&quot;mode&quot;:&quot;composite&quot;},&quot;isEdited&quot;:false,&quot;manualOverride&quot;:{&quot;isManuallyOverridden&quot;:false,&quot;citeprocText&quot;:&quot;J. P. Kousz &amp;#38; S. Leiser (2026)&quot;,&quot;manualOverrideText&quot;:&quot;&quot;},&quot;citationTag&quot;:&quot;MENDELEY_CITATION_v3_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&quot;,&quot;citationItems&quot;:[{&quot;id&quot;:&quot;35f5a5cc-8c72-3b86-8ebf-fc042b3548c1&quot;,&quot;itemData&quot;:{&quot;type&quot;:&quot;article-journal&quot;,&quot;id&quot;:&quot;35f5a5cc-8c72-3b86-8ebf-fc042b3548c1&quot;,&quot;title&quot;:&quot;GEN - ICT-FR Manuel 2027&quot;,&quot;author&quot;:[{&quot;family&quot;:&quot;J. P. Kousz&quot;,&quot;given&quot;:&quot;F. Kuster&quot;,&quot;parse-names&quot;:false,&quot;dropping-particle&quot;:&quot;&quot;,&quot;non-dropping-particle&quot;:&quot;&quot;},{&quot;family&quot;:&quot;S. Leiser&quot;,&quot;given&quot;:&quot;&quot;,&quot;parse-names&quot;:false,&quot;dropping-particle&quot;:&quot;&quot;,&quot;non-dropping-particle&quot;:&quot;&quot;}],&quot;accessed&quot;:{&quot;date-parts&quot;:[[2026,5,7]]},&quot;translator&quot;:[{&quot;family&quot;:&quot;Schwab&quot;,&quot;given&quot;:&quot;Stéphane&quot;,&quot;parse-names&quot;:false,&quot;dropping-particle&quot;:&quot;&quot;,&quot;non-dropping-particle&quot;:&quot;&quot;},{&quot;family&quot;:&quot;Meuwly&quot;,&quot;given&quot;:&quot;Laurent&quot;,&quot;parse-names&quot;:false,&quot;dropping-particle&quot;:&quot;&quot;,&quot;non-dropping-particle&quot;:&quot;&quot;},{&quot;family&quot;:&quot;Nuoffer&quot;,&quot;given&quot;:&quot;Steve&quot;,&quot;parse-names&quot;:false,&quot;dropping-particle&quot;:&quot;&quot;,&quot;non-dropping-particle&quot;:&quot;&quot;}],&quot;URL&quot;:&quot;https://2026.pkorg.ch/dokument/2530/view&quot;,&quot;issued&quot;:{&quot;date-parts&quot;:[[2026,1]]},&quot;container-title-short&quot;:&quot;&quot;},&quot;isTemporary&quot;:false,&quot;displayAs&quot;:&quot;composite&quot;,&quot;suppress-author&quot;:false,&quot;composite&quot;:true,&quot;author-only&quot;:false}]},{&quot;citationID&quot;:&quot;MENDELEY_CITATION_b436a8a3-3a1a-4431-9209-c918703eaeeb&quot;,&quot;properties&quot;:{&quot;noteIndex&quot;:0,&quot;mode&quot;:&quot;composite&quot;},&quot;isEdited&quot;:false,&quot;manualOverride&quot;:{&quot;isManuallyOverridden&quot;:false,&quot;citeprocText&quot;:&quot;Blaise Hurtlin (2026)&quot;,&quot;manualOverrideText&quot;:&quot;&quot;},&quot;citationTag&quot;:&quot;MENDELEY_CITATION_v3_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&quot;,&quot;citationItems&quot;:[{&quot;id&quot;:&quot;f32f6921-db11-3f7e-99d8-61451133e193&quot;,&quot;itemData&quot;:{&quot;type&quot;:&quot;report&quot;,&quot;id&quot;:&quot;f32f6921-db11-3f7e-99d8-61451133e193&quot;,&quot;title&quot;:&quot;Automatisation sur un cluster Proxmox - Cahier des charges&quot;,&quot;author&quot;:[{&quot;family&quot;:&quot;Blaise Hurtlin&quot;,&quot;given&quot;:&quot;&quot;,&quot;parse-names&quot;:false,&quot;dropping-particle&quot;:&quot;&quot;,&quot;non-dropping-particle&quot;:&quot;&quot;}],&quot;issued&quot;:{&quot;date-parts&quot;:[[2026,3,2]]},&quot;publisher-place&quot;:&quot;Fribourg&quot;,&quot;language&quot;:&quot;Français&quot;,&quot;abstract&quot;:&quot;Description générale du projet d'examen : L'EMF souhaite disposer d'une infrastructure de virtualisation moderne, flexible et automatisée afin de faciliter le déploiement et la gestion de machines virtuelles. Actuellement, la création et la configuration de machines virtuelles sont réalisées manuellement, ce qui entraîne une perte de temps, un risque d'erreurs humaines et un manque d'homogénéité. Le présent travail a pour objectif de mettre en place un cluster de virtualisation Proxmox sur plusieurs noeuds et d'automatiser le déploiement de machines virtuelles à l'aide d'outils d'infrastructure as code (IaC).&quot;,&quot;container-title-short&quot;:&quot;&quot;},&quot;isTemporary&quot;:false,&quot;displayAs&quot;:&quot;composite&quot;,&quot;suppress-author&quot;:false,&quot;composite&quot;:true,&quot;author-only&quot;:false}]},{&quot;citationID&quot;:&quot;MENDELEY_CITATION_bd297da5-6ab4-498e-9f4f-b38ccb581b15&quot;,&quot;properties&quot;:{&quot;noteIndex&quot;:0},&quot;isEdited&quot;:false,&quot;manualOverride&quot;:{&quot;isManuallyOverridden&quot;:false,&quot;citeprocText&quot;:&quot;(J. P. Kousz &amp;#38; S. Leiser, 2026)&quot;,&quot;manualOverrideText&quot;:&quot;&quot;},&quot;citationTag&quot;:&quot;MENDELEY_CITATION_v3_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&quot;,&quot;citationItems&quot;:[{&quot;id&quot;:&quot;35f5a5cc-8c72-3b86-8ebf-fc042b3548c1&quot;,&quot;itemData&quot;:{&quot;type&quot;:&quot;article-journal&quot;,&quot;id&quot;:&quot;35f5a5cc-8c72-3b86-8ebf-fc042b3548c1&quot;,&quot;title&quot;:&quot;GEN - ICT-FR Manuel 2027&quot;,&quot;author&quot;:[{&quot;family&quot;:&quot;J. P. Kousz&quot;,&quot;given&quot;:&quot;F. Kuster&quot;,&quot;parse-names&quot;:false,&quot;dropping-particle&quot;:&quot;&quot;,&quot;non-dropping-particle&quot;:&quot;&quot;},{&quot;family&quot;:&quot;S. Leiser&quot;,&quot;given&quot;:&quot;&quot;,&quot;parse-names&quot;:false,&quot;dropping-particle&quot;:&quot;&quot;,&quot;non-dropping-particle&quot;:&quot;&quot;}],&quot;accessed&quot;:{&quot;date-parts&quot;:[[2026,5,7]]},&quot;translator&quot;:[{&quot;family&quot;:&quot;Schwab&quot;,&quot;given&quot;:&quot;Stéphane&quot;,&quot;parse-names&quot;:false,&quot;dropping-particle&quot;:&quot;&quot;,&quot;non-dropping-particle&quot;:&quot;&quot;},{&quot;family&quot;:&quot;Meuwly&quot;,&quot;given&quot;:&quot;Laurent&quot;,&quot;parse-names&quot;:false,&quot;dropping-particle&quot;:&quot;&quot;,&quot;non-dropping-particle&quot;:&quot;&quot;},{&quot;family&quot;:&quot;Nuoffer&quot;,&quot;given&quot;:&quot;Steve&quot;,&quot;parse-names&quot;:false,&quot;dropping-particle&quot;:&quot;&quot;,&quot;non-dropping-particle&quot;:&quot;&quot;}],&quot;URL&quot;:&quot;https://2026.pkorg.ch/dokument/2530/view&quot;,&quot;issued&quot;:{&quot;date-parts&quot;:[[2026,1]]},&quot;container-title-short&quot;:&quot;&quot;},&quot;isTemporary&quot;:false,&quot;suppress-author&quot;:false,&quot;composite&quot;:false,&quot;author-only&quot;:false}]},{&quot;citationID&quot;:&quot;MENDELEY_CITATION_c081e898-b5a7-433d-bb3b-d53ea9033849&quot;,&quot;properties&quot;:{&quot;noteIndex&quot;:0},&quot;isEdited&quot;:false,&quot;manualOverride&quot;:{&quot;isManuallyOverridden&quot;:false,&quot;citeprocText&quot;:&quot;(EMF-Informatique, 2025)&quot;,&quot;manualOverrideText&quot;:&quot;&quot;},&quot;citationTag&quot;:&quot;MENDELEY_CITATION_v3_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&quot;,&quot;citationItems&quot;:[{&quot;id&quot;:&quot;35384cd0-ea23-30ec-9a59-ccb2a44e9082&quot;,&quot;itemData&quot;:{&quot;type&quot;:&quot;article-journal&quot;,&quot;id&quot;:&quot;35384cd0-ea23-30ec-9a59-ccb2a44e9082&quot;,&quot;title&quot;:&quot;00_Standards Entreprise INFRA&quot;,&quot;author&quot;:[{&quot;family&quot;:&quot;EMF-Informatique&quot;,&quot;given&quot;:&quot;&quot;,&quot;parse-names&quot;:false,&quot;dropping-particle&quot;:&quot;&quot;,&quot;non-dropping-particle&quot;:&quot;&quot;}],&quot;accessed&quot;:{&quot;date-parts&quot;:[[2026,5,7]]},&quot;URL&quot;:&quot;https://eduetatfr.sharepoint.com/:b:/r/teams/EMF-GT-INFOApprentis/Shared%20Documents/Apprenti-es/Infrastructures/Standards/00_Standards%20Entreprise%20INFRA.pdf?csf=1&amp;web=1&amp;e=NxPkxO&quot;,&quot;issued&quot;:{&quot;date-parts&quot;:[[2025,3,25]]},&quot;page&quot;:&quot;1-1&quot;,&quot;container-title-short&quot;:&quot;&quot;},&quot;isTemporary&quot;:false,&quot;suppress-author&quot;:false,&quot;composite&quot;:false,&quot;author-only&quot;:false}]},{&quot;citationID&quot;:&quot;MENDELEY_CITATION_f9a42ccd-cc40-42f8-afd0-e7ccb5a93cda&quot;,&quot;properties&quot;:{&quot;noteIndex&quot;:0,&quot;mode&quot;:&quot;composite&quot;},&quot;isEdited&quot;:false,&quot;manualOverride&quot;:{&quot;isManuallyOverridden&quot;:false,&quot;citeprocText&quot;:&quot;Proxmox (2025e)&quot;,&quot;manualOverrideText&quot;:&quot;&quot;},&quot;citationTag&quot;:&quot;MENDELEY_CITATION_v3_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&quot;,&quot;citationItems&quot;:[{&quot;id&quot;:&quot;66de0b29-8c25-3bfb-9d36-3528c1be4578&quot;,&quot;itemData&quot;:{&quot;type&quot;:&quot;webpage&quot;,&quot;id&quot;:&quot;66de0b29-8c25-3bfb-9d36-3528c1be4578&quot;,&quot;title&quot;:&quot;Proxmox VE Storage&quot;,&quot;author&quot;:[{&quot;family&quot;:&quot;Proxmox&quot;,&quot;given&quot;:&quot;&quot;,&quot;parse-names&quot;:false,&quot;dropping-particle&quot;:&quot;&quot;,&quot;non-dropping-particle&quot;:&quot;&quot;}],&quot;container-title&quot;:&quot;Proxmox VE Administration Guide&quot;,&quot;accessed&quot;:{&quot;date-parts&quot;:[[2026,3,15]]},&quot;URL&quot;:&quot;https://pve.proxmox.com/pve-docs/chapter-pvesm.html&quot;,&quot;issued&quot;:{&quot;date-parts&quot;:[[2025,12,12]]},&quot;language&quot;:&quot;English&quot;,&quot;abstract&quot;:&quot;\n\nThe Proxmox VE storage model is very flexible. Virtual machine images can either be stored on one or several local storages, or on shared storage like NFS or iSCSI (NAS, SAN). There are no limits, and you may configure as many storage pools as you like. You can use all storage technologies available for Debian Linux.\n\nOne major benefit of storing VMs on shared storage is the ability to live-migrate running machines without any downtime, as all nodes in the cluster have direct access to VM disk images. There is no need to copy VM image data, so live migration is very fast in that case.\n&quot;,&quot;container-title-short&quot;:&quot;&quot;},&quot;isTemporary&quot;:false,&quot;displayAs&quot;:&quot;composite&quot;,&quot;suppress-author&quot;:false,&quot;composite&quot;:true,&quot;author-only&quot;:false}]},{&quot;citationID&quot;:&quot;MENDELEY_CITATION_4afd9d51-6e25-4fc5-b929-fd706c000062&quot;,&quot;properties&quot;:{&quot;noteIndex&quot;:0},&quot;isEdited&quot;:false,&quot;manualOverride&quot;:{&quot;isManuallyOverridden&quot;:false,&quot;citeprocText&quot;:&quot;(Proxmox, 2025e)&quot;,&quot;manualOverrideText&quot;:&quot;&quot;},&quot;citationTag&quot;:&quot;MENDELEY_CITATION_v3_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&quot;,&quot;citationItems&quot;:[{&quot;id&quot;:&quot;66de0b29-8c25-3bfb-9d36-3528c1be4578&quot;,&quot;itemData&quot;:{&quot;type&quot;:&quot;webpage&quot;,&quot;id&quot;:&quot;66de0b29-8c25-3bfb-9d36-3528c1be4578&quot;,&quot;title&quot;:&quot;Proxmox VE Storage&quot;,&quot;author&quot;:[{&quot;family&quot;:&quot;Proxmox&quot;,&quot;given&quot;:&quot;&quot;,&quot;parse-names&quot;:false,&quot;dropping-particle&quot;:&quot;&quot;,&quot;non-dropping-particle&quot;:&quot;&quot;}],&quot;container-title&quot;:&quot;Proxmox VE Administration Guide&quot;,&quot;accessed&quot;:{&quot;date-parts&quot;:[[2026,3,15]]},&quot;URL&quot;:&quot;https://pve.proxmox.com/pve-docs/chapter-pvesm.html&quot;,&quot;issued&quot;:{&quot;date-parts&quot;:[[2025,12,12]]},&quot;language&quot;:&quot;English&quot;,&quot;abstract&quot;:&quot;\n\nThe Proxmox VE storage model is very flexible. Virtual machine images can either be stored on one or several local storages, or on shared storage like NFS or iSCSI (NAS, SAN). There are no limits, and you may configure as many storage pools as you like. You can use all storage technologies available for Debian Linux.\n\nOne major benefit of storing VMs on shared storage is the ability to live-migrate running machines without any downtime, as all nodes in the cluster have direct access to VM disk images. There is no need to copy VM image data, so live migration is very fast in that case.\n&quot;,&quot;container-title-short&quot;:&quot;&quot;},&quot;isTemporary&quot;:false,&quot;suppress-author&quot;:false,&quot;composite&quot;:false,&quot;author-only&quot;:false}]},{&quot;citationID&quot;:&quot;MENDELEY_CITATION_9db2a729-0951-4c17-9e01-ff0581195c25&quot;,&quot;properties&quot;:{&quot;noteIndex&quot;:0,&quot;mode&quot;:&quot;composite&quot;},&quot;isEdited&quot;:false,&quot;manualOverride&quot;:{&quot;isManuallyOverridden&quot;:false,&quot;citeprocText&quot;:&quot;Josh Noll (2024)&quot;,&quot;manualOverrideText&quot;:&quot;&quot;},&quot;citationTag&quot;:&quot;MENDELEY_CITATION_v3_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&quot;,&quot;citationItems&quot;:[{&quot;id&quot;:&quot;2282350d-c4a4-38ed-ba6b-d9ebe871ce5d&quot;,&quot;itemData&quot;:{&quot;type&quot;:&quot;webpage&quot;,&quot;id&quot;:&quot;2282350d-c4a4-38ed-ba6b-d9ebe871ce5d&quot;,&quot;title&quot;:&quot;Deploying Proxmox VMs with Ansible — Josh Noll&quot;,&quot;author&quot;:[{&quot;family&quot;:&quot;Josh Noll&quot;,&quot;given&quot;:&quot;&quot;,&quot;parse-names&quot;:false,&quot;dropping-particle&quot;:&quot;&quot;,&quot;non-dropping-particle&quot;:&quot;&quot;}],&quot;accessed&quot;:{&quot;date-parts&quot;:[[2026,4,21]]},&quot;URL&quot;:&quot;https://joshrnoll.com/deploying-proxmox-vms-with-ansible/&quot;,&quot;issued&quot;:{&quot;date-parts&quot;:[[2024,1,16]]},&quot;container-title-short&quot;:&quot;&quot;},&quot;isTemporary&quot;:false,&quot;displayAs&quot;:&quot;composite&quot;,&quot;suppress-author&quot;:false,&quot;composite&quot;:true,&quot;author-only&quot;:false}]},{&quot;citationID&quot;:&quot;MENDELEY_CITATION_1c0bfdc0-b8ec-465a-97f9-432436345054&quot;,&quot;properties&quot;:{&quot;noteIndex&quot;:0,&quot;mode&quot;:&quot;composite&quot;},&quot;isEdited&quot;:false,&quot;manualOverride&quot;:{&quot;isManuallyOverridden&quot;:false,&quot;citeprocText&quot;:&quot;Proxmox (2025f)&quot;,&quot;manualOverrideText&quot;:&quot;&quot;},&quot;citationTag&quot;:&quot;MENDELEY_CITATION_v3_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&quot;,&quot;citationItems&quot;:[{&quot;id&quot;:&quot;4bf5c8ec-d6e5-35ca-a7be-7cacfe503104&quot;,&quot;itemData&quot;:{&quot;type&quot;:&quot;webpage&quot;,&quot;id&quot;:&quot;4bf5c8ec-d6e5-35ca-a7be-7cacfe503104&quot;,&quot;title&quot;:&quot;QEMU/KVM Virtual Machines&quot;,&quot;author&quot;:[{&quot;family&quot;:&quot;Proxmox&quot;,&quot;given&quot;:&quot;&quot;,&quot;parse-names&quot;:false,&quot;dropping-particle&quot;:&quot;&quot;,&quot;non-dropping-particle&quot;:&quot;&quot;}],&quot;accessed&quot;:{&quot;date-parts&quot;:[[2026,3,15]]},&quot;URL&quot;:&quot;https://pve.proxmox.com/pve-docs/chapter-qm.html&quot;,&quot;issued&quot;:{&quot;date-parts&quot;:[[2025,12,12]]},&quot;container-title-short&quot;:&quot;&quot;},&quot;isTemporary&quot;:false,&quot;displayAs&quot;:&quot;composite&quot;,&quot;suppress-author&quot;:false,&quot;composite&quot;:true,&quot;author-only&quot;:false}]},{&quot;citationID&quot;:&quot;MENDELEY_CITATION_0574a10e-c060-4584-b1b5-3204dd180737&quot;,&quot;properties&quot;:{&quot;noteIndex&quot;:0},&quot;isEdited&quot;:false,&quot;manualOverride&quot;:{&quot;isManuallyOverridden&quot;:false,&quot;citeprocText&quot;:&quot;(Proxmox, 2025c)&quot;,&quot;manualOverrideText&quot;:&quot;&quot;},&quot;citationTag&quot;:&quot;MENDELEY_CITATION_v3_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&quot;,&quot;citationItems&quot;:[{&quot;id&quot;:&quot;cdd5bf4a-8251-39fe-a38d-94fb4557c4cb&quot;,&quot;itemData&quot;:{&quot;type&quot;:&quot;webpage&quot;,&quot;id&quot;:&quot;cdd5bf4a-8251-39fe-a38d-94fb4557c4cb&quot;,&quot;title&quot;:&quot;Network Configuration - Proxmox VE&quot;,&quot;author&quot;:[{&quot;family&quot;:&quot;Proxmox&quot;,&quot;given&quot;:&quot;&quot;,&quot;parse-names&quot;:false,&quot;dropping-particle&quot;:&quot;&quot;,&quot;non-dropping-particle&quot;:&quot;&quot;}],&quot;accessed&quot;:{&quot;date-parts&quot;:[[2026,5,7]]},&quot;URL&quot;:&quot;https://pve.proxmox.com/wiki/Network_Configuration&quot;,&quot;issued&quot;:{&quot;date-parts&quot;:[[2025,11,19]]},&quot;container-title-short&quot;:&quot;&quot;},&quot;isTemporary&quot;:false,&quot;suppress-author&quot;:false,&quot;composite&quot;:false,&quot;author-only&quot;:false}]},{&quot;citationID&quot;:&quot;MENDELEY_CITATION_6123cc52-935a-4e9c-8ca8-7b3455cb48cb&quot;,&quot;properties&quot;:{&quot;noteIndex&quot;:0,&quot;mode&quot;:&quot;author-only&quot;},&quot;isEdited&quot;:false,&quot;manualOverride&quot;:{&quot;isManuallyOverridden&quot;:false,&quot;citeprocText&quot;:&quot;Hashicorp&quot;,&quot;manualOverrideText&quot;:&quot;&quot;},&quot;citationTag&quot;:&quot;MENDELEY_CITATION_v3_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&quot;,&quot;citationItems&quot;:[{&quot;id&quot;:&quot;a587371a-4b08-3208-ab4f-dbf256de27d2&quot;,&quot;itemData&quot;:{&quot;type&quot;:&quot;webpage&quot;,&quot;id&quot;:&quot;a587371a-4b08-3208-ab4f-dbf256de27d2&quot;,&quot;title&quot;:&quot;Terraform overview | Terraform | HashiCorp Developer&quot;,&quot;author&quot;:[{&quot;family&quot;:&quot;Hashicorp&quot;,&quot;given&quot;:&quot;&quot;,&quot;parse-names&quot;:false,&quot;dropping-particle&quot;:&quot;&quot;,&quot;non-dropping-particle&quot;:&quot;&quot;}],&quot;accessed&quot;:{&quot;date-parts&quot;:[[2026,3,31]]},&quot;URL&quot;:&quot;https://developer.hashicorp.com/terraform/docs&quot;,&quot;container-title-short&quot;:&quot;&quot;},&quot;isTemporary&quot;:false,&quot;displayAs&quot;:&quot;author-only&quot;,&quot;suppress-author&quot;:false,&quot;composite&quot;:false,&quot;author-only&quot;:true}]},{&quot;citationID&quot;:&quot;MENDELEY_CITATION_be5a949b-c2c9-43e2-89e6-f32e2854e848&quot;,&quot;properties&quot;:{&quot;noteIndex&quot;:0,&quot;mode&quot;:&quot;author-only&quot;},&quot;isEdited&quot;:false,&quot;manualOverride&quot;:{&quot;isManuallyOverridden&quot;:false,&quot;citeprocText&quot;:&quot;Hashicorp&quot;,&quot;manualOverrideText&quot;:&quot;&quot;},&quot;citationTag&quot;:&quot;MENDELEY_CITATION_v3_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&quot;,&quot;citationItems&quot;:[{&quot;id&quot;:&quot;a587371a-4b08-3208-ab4f-dbf256de27d2&quot;,&quot;itemData&quot;:{&quot;type&quot;:&quot;webpage&quot;,&quot;id&quot;:&quot;a587371a-4b08-3208-ab4f-dbf256de27d2&quot;,&quot;title&quot;:&quot;Terraform overview | Terraform | HashiCorp Developer&quot;,&quot;author&quot;:[{&quot;family&quot;:&quot;Hashicorp&quot;,&quot;given&quot;:&quot;&quot;,&quot;parse-names&quot;:false,&quot;dropping-particle&quot;:&quot;&quot;,&quot;non-dropping-particle&quot;:&quot;&quot;}],&quot;accessed&quot;:{&quot;date-parts&quot;:[[2026,3,31]]},&quot;URL&quot;:&quot;https://developer.hashicorp.com/terraform/docs&quot;,&quot;container-title-short&quot;:&quot;&quot;},&quot;isTemporary&quot;:false,&quot;displayAs&quot;:&quot;author-only&quot;,&quot;suppress-author&quot;:false,&quot;composite&quot;:false,&quot;author-only&quot;:true}]},{&quot;citationID&quot;:&quot;MENDELEY_CITATION_50e60e3f-273d-4874-9fd6-c4e9022312a9&quot;,&quot;properties&quot;:{&quot;noteIndex&quot;:0},&quot;isEdited&quot;:false,&quot;manualOverride&quot;:{&quot;isManuallyOverridden&quot;:false,&quot;citeprocText&quot;:&quot;(Hashicorp, n.d.)&quot;,&quot;manualOverrideText&quot;:&quot;&quot;},&quot;citationTag&quot;:&quot;MENDELEY_CITATION_v3_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&quot;,&quot;citationItems&quot;:[{&quot;id&quot;:&quot;a587371a-4b08-3208-ab4f-dbf256de27d2&quot;,&quot;itemData&quot;:{&quot;type&quot;:&quot;webpage&quot;,&quot;id&quot;:&quot;a587371a-4b08-3208-ab4f-dbf256de27d2&quot;,&quot;title&quot;:&quot;Terraform overview | Terraform | HashiCorp Developer&quot;,&quot;author&quot;:[{&quot;family&quot;:&quot;Hashicorp&quot;,&quot;given&quot;:&quot;&quot;,&quot;parse-names&quot;:false,&quot;dropping-particle&quot;:&quot;&quot;,&quot;non-dropping-particle&quot;:&quot;&quot;}],&quot;accessed&quot;:{&quot;date-parts&quot;:[[2026,3,31]]},&quot;URL&quot;:&quot;https://developer.hashicorp.com/terraform/docs&quot;,&quot;container-title-short&quot;:&quot;&quot;},&quot;isTemporary&quot;:false,&quot;suppress-author&quot;:false,&quot;composite&quot;:false,&quot;author-only&quot;:false}]},{&quot;citationID&quot;:&quot;MENDELEY_CITATION_1bd58bbd-9bad-4f3e-b531-5f20774b6d4c&quot;,&quot;properties&quot;:{&quot;noteIndex&quot;:0},&quot;isEdited&quot;:false,&quot;manualOverride&quot;:{&quot;isManuallyOverridden&quot;:false,&quot;citeprocText&quot;:&quot;(bpg &amp;#38; 153 contributeurs, 2019)&quot;,&quot;manualOverrideText&quot;:&quot;&quot;},&quot;citationTag&quot;:&quot;MENDELEY_CITATION_v3_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&quot;,&quot;citationItems&quot;:[{&quot;id&quot;:&quot;2de4f9e7-8d77-3ebb-8f15-e34da454be73&quot;,&quot;itemData&quot;:{&quot;type&quot;:&quot;webpage&quot;,&quot;id&quot;:&quot;2de4f9e7-8d77-3ebb-8f15-e34da454be73&quot;,&quot;title&quot;:&quot;bpg/terraform-provider-proxmox: Terraform / OpenTofu Provider for Proxmox VE&quot;,&quot;author&quot;:[{&quot;family&quot;:&quot;bpg&quot;,&quot;given&quot;:&quot;&quot;,&quot;parse-names&quot;:false,&quot;dropping-particle&quot;:&quot;&quot;,&quot;non-dropping-particle&quot;:&quot;&quot;},{&quot;family&quot;:&quot;153 contributeurs&quot;,&quot;given&quot;:&quot;&quot;,&quot;parse-names&quot;:false,&quot;dropping-particle&quot;:&quot;&quot;,&quot;non-dropping-particle&quot;:&quot;&quot;}],&quot;accessed&quot;:{&quot;date-parts&quot;:[[2026,3,31]]},&quot;URL&quot;:&quot;https://github.com/bpg/terraform-provider-proxmox&quot;,&quot;issued&quot;:{&quot;date-parts&quot;:[[2019,12,7]]},&quot;container-title-short&quot;:&quot;&quot;},&quot;isTemporary&quot;:false,&quot;suppress-author&quot;:false,&quot;composite&quot;:false,&quot;author-only&quot;:false}]},{&quot;citationID&quot;:&quot;MENDELEY_CITATION_eb22053c-78e7-4e7f-a15a-c93e8bb779a8&quot;,&quot;properties&quot;:{&quot;noteIndex&quot;:0},&quot;isEdited&quot;:false,&quot;manualOverride&quot;:{&quot;isManuallyOverridden&quot;:false,&quot;citeprocText&quot;:&quot;(Telmate &amp;#38; 108 contributeurs, 2017)&quot;,&quot;manualOverrideText&quot;:&quot;&quot;},&quot;citationTag&quot;:&quot;MENDELEY_CITATION_v3_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&quot;,&quot;citationItems&quot;:[{&quot;id&quot;:&quot;02618d2f-c0c6-3e51-852c-6ab354020533&quot;,&quot;itemData&quot;:{&quot;type&quot;:&quot;webpage&quot;,&quot;id&quot;:&quot;02618d2f-c0c6-3e51-852c-6ab354020533&quot;,&quot;title&quot;:&quot;Telmate/proxmox-api-go&quot;,&quot;author&quot;:[{&quot;family&quot;:&quot;Telmate&quot;,&quot;given&quot;:&quot;&quot;,&quot;parse-names&quot;:false,&quot;dropping-particle&quot;:&quot;&quot;,&quot;non-dropping-particle&quot;:&quot;&quot;},{&quot;family&quot;:&quot;108 contributeurs&quot;,&quot;given&quot;:&quot;&quot;,&quot;parse-names&quot;:false,&quot;dropping-particle&quot;:&quot;&quot;,&quot;non-dropping-particle&quot;:&quot;&quot;}],&quot;accessed&quot;:{&quot;date-parts&quot;:[[2026,3,31]]},&quot;URL&quot;:&quot;https://github.com/Telmate/proxmox-api-go&quot;,&quot;issued&quot;:{&quot;date-parts&quot;:[[2017,2,7]]},&quot;container-title-short&quot;:&quot;&quot;},&quot;isTemporary&quot;:false,&quot;suppress-author&quot;:false,&quot;composite&quot;:false,&quot;author-only&quot;:false}]},{&quot;citationID&quot;:&quot;MENDELEY_CITATION_32a35c09-55b7-48ef-bcc8-00932a651399&quot;,&quot;properties&quot;:{&quot;noteIndex&quot;:0},&quot;isEdited&quot;:false,&quot;manualOverride&quot;:{&quot;isManuallyOverridden&quot;:false,&quot;citeprocText&quot;:&quot;(Red Hat - Inc, 2022)&quot;,&quot;manualOverrideText&quot;:&quot;&quot;},&quot;citationTag&quot;:&quot;MENDELEY_CITATION_v3_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&quot;,&quot;citationItems&quot;:[{&quot;id&quot;:&quot;c68a136d-10bd-345e-a6c5-60fb634fe4a2&quot;,&quot;itemData&quot;:{&quot;type&quot;:&quot;webpage&quot;,&quot;id&quot;:&quot;c68a136d-10bd-345e-a6c5-60fb634fe4a2&quot;,&quot;title&quot;:&quot;Ansible Documentation — Ansible Documentation&quot;,&quot;author&quot;:[{&quot;family&quot;:&quot;Red Hat - Inc&quot;,&quot;given&quot;:&quot;&quot;,&quot;parse-names&quot;:false,&quot;dropping-particle&quot;:&quot;&quot;,&quot;non-dropping-particle&quot;:&quot;&quot;}],&quot;accessed&quot;:{&quot;date-parts&quot;:[[2026,4,21]]},&quot;URL&quot;:&quot;https://docs.ansible.com/projects/ansible/2.9/?utm_source=chatgpt.com&quot;,&quot;issued&quot;:{&quot;date-parts&quot;:[[2022,5,27]]},&quot;container-title-short&quot;:&quot;&quot;},&quot;isTemporary&quot;:false,&quot;suppress-author&quot;:false,&quot;composite&quot;:false,&quot;author-only&quot;:false}]},{&quot;citationID&quot;:&quot;MENDELEY_CITATION_b61e7e31-7658-430b-990c-ad89e26637d0&quot;,&quot;properties&quot;:{&quot;noteIndex&quot;:0,&quot;mode&quot;:&quot;composite&quot;},&quot;isEdited&quot;:false,&quot;manualOverride&quot;:{&quot;isManuallyOverridden&quot;:false,&quot;citeprocText&quot;:&quot;Red Hat - Inc (2022)&quot;,&quot;manualOverrideText&quot;:&quot;&quot;},&quot;citationTag&quot;:&quot;MENDELEY_CITATION_v3_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&quot;,&quot;citationItems&quot;:[{&quot;id&quot;:&quot;c68a136d-10bd-345e-a6c5-60fb634fe4a2&quot;,&quot;itemData&quot;:{&quot;type&quot;:&quot;webpage&quot;,&quot;id&quot;:&quot;c68a136d-10bd-345e-a6c5-60fb634fe4a2&quot;,&quot;title&quot;:&quot;Ansible Documentation — Ansible Documentation&quot;,&quot;author&quot;:[{&quot;family&quot;:&quot;Red Hat - Inc&quot;,&quot;given&quot;:&quot;&quot;,&quot;parse-names&quot;:false,&quot;dropping-particle&quot;:&quot;&quot;,&quot;non-dropping-particle&quot;:&quot;&quot;}],&quot;accessed&quot;:{&quot;date-parts&quot;:[[2026,4,21]]},&quot;URL&quot;:&quot;https://docs.ansible.com/projects/ansible/2.9/?utm_source=chatgpt.com&quot;,&quot;issued&quot;:{&quot;date-parts&quot;:[[2022,5,27]]},&quot;container-title-short&quot;:&quot;&quot;},&quot;isTemporary&quot;:false,&quot;displayAs&quot;:&quot;composite&quot;,&quot;suppress-author&quot;:false,&quot;composite&quot;:true,&quot;author-only&quot;:false}]},{&quot;citationID&quot;:&quot;MENDELEY_CITATION_ee4fcb49-8585-4e37-a686-d28ceb9f4b0c&quot;,&quot;properties&quot;:{&quot;noteIndex&quot;:0,&quot;mode&quot;:&quot;composite&quot;},&quot;isEdited&quot;:false,&quot;manualOverride&quot;:{&quot;isManuallyOverridden&quot;:false,&quot;citeprocText&quot;:&quot;Josh Noll (2024)&quot;,&quot;manualOverrideText&quot;:&quot;&quot;},&quot;citationTag&quot;:&quot;MENDELEY_CITATION_v3_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&quot;,&quot;citationItems&quot;:[{&quot;id&quot;:&quot;2282350d-c4a4-38ed-ba6b-d9ebe871ce5d&quot;,&quot;itemData&quot;:{&quot;type&quot;:&quot;webpage&quot;,&quot;id&quot;:&quot;2282350d-c4a4-38ed-ba6b-d9ebe871ce5d&quot;,&quot;title&quot;:&quot;Deploying Proxmox VMs with Ansible — Josh Noll&quot;,&quot;author&quot;:[{&quot;family&quot;:&quot;Josh Noll&quot;,&quot;given&quot;:&quot;&quot;,&quot;parse-names&quot;:false,&quot;dropping-particle&quot;:&quot;&quot;,&quot;non-dropping-particle&quot;:&quot;&quot;}],&quot;accessed&quot;:{&quot;date-parts&quot;:[[2026,4,21]]},&quot;URL&quot;:&quot;https://joshrnoll.com/deploying-proxmox-vms-with-ansible/&quot;,&quot;issued&quot;:{&quot;date-parts&quot;:[[2024,1,16]]},&quot;container-title-short&quot;:&quot;&quot;},&quot;isTemporary&quot;:false,&quot;displayAs&quot;:&quot;composite&quot;,&quot;suppress-author&quot;:false,&quot;composite&quot;:true,&quot;author-only&quot;:false}]},{&quot;citationID&quot;:&quot;MENDELEY_CITATION_8ec9221b-a6b2-4aa2-a9cd-f8f357c3710a&quot;,&quot;properties&quot;:{&quot;noteIndex&quot;:0},&quot;isEdited&quot;:false,&quot;manualOverride&quot;:{&quot;isManuallyOverridden&quot;:false,&quot;citeprocText&quot;:&quot;(Ansible Project Contributors, 2026)&quot;,&quot;manualOverrideText&quot;:&quot;&quot;},&quot;citationTag&quot;:&quot;MENDELEY_CITATION_v3_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&quot;,&quot;citationItems&quot;:[{&quot;id&quot;:&quot;86ad7e7e-a194-3b89-91d0-a9a0ab65abc2&quot;,&quot;itemData&quot;:{&quot;type&quot;:&quot;webpage&quot;,&quot;id&quot;:&quot;86ad7e7e-a194-3b89-91d0-a9a0ab65abc2&quot;,&quot;title&quot;:&quot;community.proxmox — Ansible Community Documentation&quot;,&quot;author&quot;:[{&quot;family&quot;:&quot;Ansible Project Contributors&quot;,&quot;given&quot;:&quot;&quot;,&quot;parse-names&quot;:false,&quot;dropping-particle&quot;:&quot;&quot;,&quot;non-dropping-particle&quot;:&quot;&quot;}],&quot;accessed&quot;:{&quot;date-parts&quot;:[[2026,5,11]]},&quot;URL&quot;:&quot;https://docs.ansible.com/projects/ansible/latest/collections/community/proxmox/index.html&quot;,&quot;issued&quot;:{&quot;date-parts&quot;:[[2026,4,20]]},&quot;container-title-short&quot;:&quot;&quot;},&quot;isTemporary&quot;:false,&quot;suppress-author&quot;:false,&quot;composite&quot;:false,&quot;author-only&quot;:false}]},{&quot;citationID&quot;:&quot;MENDELEY_CITATION_6e20f74d-9c90-4ab4-9c43-833e4c2352f6&quot;,&quot;properties&quot;:{&quot;noteIndex&quot;:0,&quot;mode&quot;:&quot;composite&quot;},&quot;isEdited&quot;:false,&quot;manualOverride&quot;:{&quot;isManuallyOverridden&quot;:false,&quot;citeprocText&quot;:&quot;Josh Noll (2024)&quot;,&quot;manualOverrideText&quot;:&quot;&quot;},&quot;citationTag&quot;:&quot;MENDELEY_CITATION_v3_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